--- a/lc记录.docx
+++ b/lc记录.docx
@@ -841,7 +841,35 @@
               <w:rPr>
                 <w:rFonts w:hint="eastAsia"/>
               </w:rPr>
-              <w:t>: number[] = new Array(5).fill(0);</w:t>
+              <w:t xml:space="preserve">: </w:t>
+            </w:r>
+            <w:proofErr w:type="gramStart"/>
+            <w:r>
+              <w:rPr>
+                <w:rFonts w:hint="eastAsia"/>
+              </w:rPr>
+              <w:t>number[</w:t>
+            </w:r>
+            <w:proofErr w:type="gramEnd"/>
+            <w:r>
+              <w:rPr>
+                <w:rFonts w:hint="eastAsia"/>
+              </w:rPr>
+              <w:t>] = new Array(5</w:t>
+            </w:r>
+            <w:proofErr w:type="gramStart"/>
+            <w:r>
+              <w:rPr>
+                <w:rFonts w:hint="eastAsia"/>
+              </w:rPr>
+              <w:t>).fill</w:t>
+            </w:r>
+            <w:proofErr w:type="gramEnd"/>
+            <w:r>
+              <w:rPr>
+                <w:rFonts w:hint="eastAsia"/>
+              </w:rPr>
+              <w:t>(0);</w:t>
             </w:r>
           </w:p>
           <w:p>
@@ -868,7 +896,21 @@
               <w:rPr>
                 <w:rFonts w:hint="eastAsia"/>
               </w:rPr>
-              <w:t>: number[] = [1, 3, 2, 5, 4];</w:t>
+              <w:t xml:space="preserve">: </w:t>
+            </w:r>
+            <w:proofErr w:type="gramStart"/>
+            <w:r>
+              <w:rPr>
+                <w:rFonts w:hint="eastAsia"/>
+              </w:rPr>
+              <w:t>number[</w:t>
+            </w:r>
+            <w:proofErr w:type="gramEnd"/>
+            <w:r>
+              <w:rPr>
+                <w:rFonts w:hint="eastAsia"/>
+              </w:rPr>
+              <w:t>] = [1, 3, 2, 5, 4];</w:t>
             </w:r>
           </w:p>
         </w:tc>
@@ -1031,7 +1073,14 @@
               <w:rPr>
                 <w:rFonts w:hint="eastAsia"/>
               </w:rPr>
-              <w:t xml:space="preserve">    constructor(</w:t>
+              <w:t xml:space="preserve">    </w:t>
+            </w:r>
+            <w:proofErr w:type="gramStart"/>
+            <w:r>
+              <w:rPr>
+                <w:rFonts w:hint="eastAsia"/>
+              </w:rPr>
+              <w:t>constructor(</w:t>
             </w:r>
             <w:proofErr w:type="spellStart"/>
             <w:r>
@@ -1045,7 +1094,28 @@
               <w:rPr>
                 <w:rFonts w:hint="eastAsia"/>
               </w:rPr>
-              <w:t xml:space="preserve">?: number, next?: </w:t>
+              <w:t>?:</w:t>
+            </w:r>
+            <w:proofErr w:type="gramEnd"/>
+            <w:r>
+              <w:rPr>
+                <w:rFonts w:hint="eastAsia"/>
+              </w:rPr>
+              <w:t xml:space="preserve"> number, </w:t>
+            </w:r>
+            <w:proofErr w:type="gramStart"/>
+            <w:r>
+              <w:rPr>
+                <w:rFonts w:hint="eastAsia"/>
+              </w:rPr>
+              <w:t>next?:</w:t>
+            </w:r>
+            <w:proofErr w:type="gramEnd"/>
+            <w:r>
+              <w:rPr>
+                <w:rFonts w:hint="eastAsia"/>
+              </w:rPr>
+              <w:t xml:space="preserve"> </w:t>
             </w:r>
             <w:proofErr w:type="spellStart"/>
             <w:r>
@@ -1100,7 +1170,21 @@
               <w:rPr>
                 <w:rFonts w:hint="eastAsia"/>
               </w:rPr>
-              <w:t xml:space="preserve"> === undefined ? 0 : </w:t>
+              <w:t xml:space="preserve"> === </w:t>
+            </w:r>
+            <w:proofErr w:type="gramStart"/>
+            <w:r>
+              <w:rPr>
+                <w:rFonts w:hint="eastAsia"/>
+              </w:rPr>
+              <w:t>undefined ?</w:t>
+            </w:r>
+            <w:proofErr w:type="gramEnd"/>
+            <w:r>
+              <w:rPr>
+                <w:rFonts w:hint="eastAsia"/>
+              </w:rPr>
+              <w:t xml:space="preserve"> 0 : </w:t>
             </w:r>
             <w:proofErr w:type="spellStart"/>
             <w:r>
@@ -1130,6 +1214,7 @@
               <w:t xml:space="preserve">        </w:t>
             </w:r>
             <w:proofErr w:type="spellStart"/>
+            <w:proofErr w:type="gramStart"/>
             <w:r>
               <w:rPr>
                 <w:rFonts w:hint="eastAsia"/>
@@ -1137,11 +1222,54 @@
               <w:t>this.next</w:t>
             </w:r>
             <w:proofErr w:type="spellEnd"/>
-            <w:r>
-              <w:rPr>
-                <w:rFonts w:hint="eastAsia"/>
-              </w:rPr>
-              <w:t xml:space="preserve"> = next === undefined ? null : next;  // 指向下一节点的引用</w:t>
+            <w:proofErr w:type="gramEnd"/>
+            <w:r>
+              <w:rPr>
+                <w:rFonts w:hint="eastAsia"/>
+              </w:rPr>
+              <w:t xml:space="preserve"> = next === </w:t>
+            </w:r>
+            <w:proofErr w:type="gramStart"/>
+            <w:r>
+              <w:rPr>
+                <w:rFonts w:hint="eastAsia"/>
+              </w:rPr>
+              <w:t>undefined ?</w:t>
+            </w:r>
+            <w:proofErr w:type="gramEnd"/>
+            <w:r>
+              <w:rPr>
+                <w:rFonts w:hint="eastAsia"/>
+              </w:rPr>
+              <w:t xml:space="preserve"> </w:t>
+            </w:r>
+            <w:proofErr w:type="gramStart"/>
+            <w:r>
+              <w:rPr>
+                <w:rFonts w:hint="eastAsia"/>
+              </w:rPr>
+              <w:t>null :</w:t>
+            </w:r>
+            <w:proofErr w:type="gramEnd"/>
+            <w:r>
+              <w:rPr>
+                <w:rFonts w:hint="eastAsia"/>
+              </w:rPr>
+              <w:t xml:space="preserve"> </w:t>
+            </w:r>
+            <w:proofErr w:type="gramStart"/>
+            <w:r>
+              <w:rPr>
+                <w:rFonts w:hint="eastAsia"/>
+              </w:rPr>
+              <w:t>next;  /</w:t>
+            </w:r>
+            <w:proofErr w:type="gramEnd"/>
+            <w:r>
+              <w:rPr>
+                <w:rFonts w:hint="eastAsia"/>
+              </w:rPr>
+              <w:t>/ 指向下一节点的引用</w:t>
             </w:r>
           </w:p>
           <w:p>
@@ -1216,6 +1344,7 @@
               <w:t xml:space="preserve">const n0 = new </w:t>
             </w:r>
             <w:proofErr w:type="spellStart"/>
+            <w:proofErr w:type="gramStart"/>
             <w:r>
               <w:rPr>
                 <w:rFonts w:hint="eastAsia"/>
@@ -1227,7 +1356,14 @@
               <w:rPr>
                 <w:rFonts w:hint="eastAsia"/>
               </w:rPr>
-              <w:t>(1);</w:t>
+              <w:t>(</w:t>
+            </w:r>
+            <w:proofErr w:type="gramEnd"/>
+            <w:r>
+              <w:rPr>
+                <w:rFonts w:hint="eastAsia"/>
+              </w:rPr>
+              <w:t>1);</w:t>
             </w:r>
           </w:p>
           <w:p>
@@ -1243,6 +1379,7 @@
               <w:t xml:space="preserve">const n1 = new </w:t>
             </w:r>
             <w:proofErr w:type="spellStart"/>
+            <w:proofErr w:type="gramStart"/>
             <w:r>
               <w:rPr>
                 <w:rFonts w:hint="eastAsia"/>
@@ -1254,7 +1391,14 @@
               <w:rPr>
                 <w:rFonts w:hint="eastAsia"/>
               </w:rPr>
-              <w:t>(3);</w:t>
+              <w:t>(</w:t>
+            </w:r>
+            <w:proofErr w:type="gramEnd"/>
+            <w:r>
+              <w:rPr>
+                <w:rFonts w:hint="eastAsia"/>
+              </w:rPr>
+              <w:t>3);</w:t>
             </w:r>
           </w:p>
           <w:p>
@@ -1270,6 +1414,7 @@
               <w:t xml:space="preserve">const n2 = new </w:t>
             </w:r>
             <w:proofErr w:type="spellStart"/>
+            <w:proofErr w:type="gramStart"/>
             <w:r>
               <w:rPr>
                 <w:rFonts w:hint="eastAsia"/>
@@ -1281,7 +1426,14 @@
               <w:rPr>
                 <w:rFonts w:hint="eastAsia"/>
               </w:rPr>
-              <w:t>(2);</w:t>
+              <w:t>(</w:t>
+            </w:r>
+            <w:proofErr w:type="gramEnd"/>
+            <w:r>
+              <w:rPr>
+                <w:rFonts w:hint="eastAsia"/>
+              </w:rPr>
+              <w:t>2);</w:t>
             </w:r>
           </w:p>
           <w:p>
@@ -1297,6 +1449,7 @@
               <w:t xml:space="preserve">const n3 = new </w:t>
             </w:r>
             <w:proofErr w:type="spellStart"/>
+            <w:proofErr w:type="gramStart"/>
             <w:r>
               <w:rPr>
                 <w:rFonts w:hint="eastAsia"/>
@@ -1308,7 +1461,14 @@
               <w:rPr>
                 <w:rFonts w:hint="eastAsia"/>
               </w:rPr>
-              <w:t>(5);</w:t>
+              <w:t>(</w:t>
+            </w:r>
+            <w:proofErr w:type="gramEnd"/>
+            <w:r>
+              <w:rPr>
+                <w:rFonts w:hint="eastAsia"/>
+              </w:rPr>
+              <w:t>5);</w:t>
             </w:r>
           </w:p>
           <w:p>
@@ -1324,6 +1484,7 @@
               <w:t xml:space="preserve">const n4 = new </w:t>
             </w:r>
             <w:proofErr w:type="spellStart"/>
+            <w:proofErr w:type="gramStart"/>
             <w:r>
               <w:rPr>
                 <w:rFonts w:hint="eastAsia"/>
@@ -1335,7 +1496,14 @@
               <w:rPr>
                 <w:rFonts w:hint="eastAsia"/>
               </w:rPr>
-              <w:t>(4);</w:t>
+              <w:t>(</w:t>
+            </w:r>
+            <w:proofErr w:type="gramEnd"/>
+            <w:r>
+              <w:rPr>
+                <w:rFonts w:hint="eastAsia"/>
+              </w:rPr>
+              <w:t>4);</w:t>
             </w:r>
           </w:p>
           <w:p>
@@ -1362,46 +1530,102 @@
               <w:rPr>
                 <w:rFonts w:hint="eastAsia"/>
               </w:rPr>
-              <w:t>n0.next = n1;</w:t>
-            </w:r>
-          </w:p>
-          <w:p>
-            <w:pPr>
-              <w:rPr>
-                <w:rFonts w:hint="eastAsia"/>
-              </w:rPr>
-            </w:pPr>
-            <w:r>
-              <w:rPr>
-                <w:rFonts w:hint="eastAsia"/>
-              </w:rPr>
-              <w:t>n1.next = n2;</w:t>
-            </w:r>
-          </w:p>
-          <w:p>
-            <w:pPr>
-              <w:rPr>
-                <w:rFonts w:hint="eastAsia"/>
-              </w:rPr>
-            </w:pPr>
-            <w:r>
-              <w:rPr>
-                <w:rFonts w:hint="eastAsia"/>
-              </w:rPr>
-              <w:t>n2.next = n3;</w:t>
-            </w:r>
-          </w:p>
-          <w:p>
-            <w:pPr>
-              <w:rPr>
-                <w:rFonts w:hint="eastAsia"/>
-              </w:rPr>
-            </w:pPr>
-            <w:r>
-              <w:rPr>
-                <w:rFonts w:hint="eastAsia"/>
-              </w:rPr>
-              <w:t>n3.next = n4;</w:t>
+              <w:t>n</w:t>
+            </w:r>
+            <w:proofErr w:type="gramStart"/>
+            <w:r>
+              <w:rPr>
+                <w:rFonts w:hint="eastAsia"/>
+              </w:rPr>
+              <w:t>0.next</w:t>
+            </w:r>
+            <w:proofErr w:type="gramEnd"/>
+            <w:r>
+              <w:rPr>
+                <w:rFonts w:hint="eastAsia"/>
+              </w:rPr>
+              <w:t xml:space="preserve"> = n1;</w:t>
+            </w:r>
+          </w:p>
+          <w:p>
+            <w:pPr>
+              <w:rPr>
+                <w:rFonts w:hint="eastAsia"/>
+              </w:rPr>
+            </w:pPr>
+            <w:r>
+              <w:rPr>
+                <w:rFonts w:hint="eastAsia"/>
+              </w:rPr>
+              <w:t>n</w:t>
+            </w:r>
+            <w:proofErr w:type="gramStart"/>
+            <w:r>
+              <w:rPr>
+                <w:rFonts w:hint="eastAsia"/>
+              </w:rPr>
+              <w:t>1.next</w:t>
+            </w:r>
+            <w:proofErr w:type="gramEnd"/>
+            <w:r>
+              <w:rPr>
+                <w:rFonts w:hint="eastAsia"/>
+              </w:rPr>
+              <w:t xml:space="preserve"> = n2;</w:t>
+            </w:r>
+          </w:p>
+          <w:p>
+            <w:pPr>
+              <w:rPr>
+                <w:rFonts w:hint="eastAsia"/>
+              </w:rPr>
+            </w:pPr>
+            <w:r>
+              <w:rPr>
+                <w:rFonts w:hint="eastAsia"/>
+              </w:rPr>
+              <w:t>n</w:t>
+            </w:r>
+            <w:proofErr w:type="gramStart"/>
+            <w:r>
+              <w:rPr>
+                <w:rFonts w:hint="eastAsia"/>
+              </w:rPr>
+              <w:t>2.next</w:t>
+            </w:r>
+            <w:proofErr w:type="gramEnd"/>
+            <w:r>
+              <w:rPr>
+                <w:rFonts w:hint="eastAsia"/>
+              </w:rPr>
+              <w:t xml:space="preserve"> = n3;</w:t>
+            </w:r>
+          </w:p>
+          <w:p>
+            <w:pPr>
+              <w:rPr>
+                <w:rFonts w:hint="eastAsia"/>
+              </w:rPr>
+            </w:pPr>
+            <w:r>
+              <w:rPr>
+                <w:rFonts w:hint="eastAsia"/>
+              </w:rPr>
+              <w:t>n</w:t>
+            </w:r>
+            <w:proofErr w:type="gramStart"/>
+            <w:r>
+              <w:rPr>
+                <w:rFonts w:hint="eastAsia"/>
+              </w:rPr>
+              <w:t>3.next</w:t>
+            </w:r>
+            <w:proofErr w:type="gramEnd"/>
+            <w:r>
+              <w:rPr>
+                <w:rFonts w:hint="eastAsia"/>
+              </w:rPr>
+              <w:t xml:space="preserve"> = n4;</w:t>
             </w:r>
           </w:p>
         </w:tc>
@@ -1477,7 +1701,21 @@
               <w:rPr>
                 <w:rFonts w:hint="eastAsia"/>
               </w:rPr>
-              <w:t>const nums1: number[] = [];</w:t>
+              <w:t xml:space="preserve">const nums1: </w:t>
+            </w:r>
+            <w:proofErr w:type="gramStart"/>
+            <w:r>
+              <w:rPr>
+                <w:rFonts w:hint="eastAsia"/>
+              </w:rPr>
+              <w:t>number[</w:t>
+            </w:r>
+            <w:proofErr w:type="gramEnd"/>
+            <w:r>
+              <w:rPr>
+                <w:rFonts w:hint="eastAsia"/>
+              </w:rPr>
+              <w:t>] = [];</w:t>
             </w:r>
           </w:p>
           <w:p>
@@ -1517,7 +1755,21 @@
               <w:rPr>
                 <w:rFonts w:hint="eastAsia"/>
               </w:rPr>
-              <w:t>: number[] = [1, 3, 2, 5, 4];</w:t>
+              <w:t xml:space="preserve">: </w:t>
+            </w:r>
+            <w:proofErr w:type="gramStart"/>
+            <w:r>
+              <w:rPr>
+                <w:rFonts w:hint="eastAsia"/>
+              </w:rPr>
+              <w:t>number[</w:t>
+            </w:r>
+            <w:proofErr w:type="gramEnd"/>
+            <w:r>
+              <w:rPr>
+                <w:rFonts w:hint="eastAsia"/>
+              </w:rPr>
+              <w:t>] = [1, 3, 2, 5, 4];</w:t>
             </w:r>
           </w:p>
         </w:tc>
@@ -1543,11 +1795,19 @@
           <w:rFonts w:hint="eastAsia"/>
         </w:rPr>
       </w:pPr>
-      <w:r>
-        <w:rPr>
-          <w:rFonts w:hint="eastAsia"/>
-        </w:rPr>
-        <w:t>栈，先进后出</w:t>
+      <w:proofErr w:type="gramStart"/>
+      <w:r>
+        <w:rPr>
+          <w:rFonts w:hint="eastAsia"/>
+        </w:rPr>
+        <w:t>栈</w:t>
+      </w:r>
+      <w:proofErr w:type="gramEnd"/>
+      <w:r>
+        <w:rPr>
+          <w:rFonts w:hint="eastAsia"/>
+        </w:rPr>
+        <w:t>，先进后出</w:t>
       </w:r>
     </w:p>
     <w:p>
@@ -1580,7 +1840,15 @@
         <w:t>从数组末尾移除并返回最后一个元素</w:t>
       </w:r>
       <w:r>
-        <w:t>，会直接修改原数组，使其长度减一；如果对空数组调用，则返回undefined</w:t>
+        <w:t>，会直接修改原数组，使其长度减</w:t>
+      </w:r>
+      <w:proofErr w:type="gramStart"/>
+      <w:r>
+        <w:t>一</w:t>
+      </w:r>
+      <w:proofErr w:type="gramEnd"/>
+      <w:r>
+        <w:t>；如果对空数组调用，则返回undefined</w:t>
       </w:r>
     </w:p>
     <w:p>
@@ -1632,53 +1900,123 @@
               <w:rPr>
                 <w:rFonts w:hint="eastAsia"/>
               </w:rPr>
-              <w:t>/* 初始化栈 */</w:t>
-            </w:r>
-          </w:p>
-          <w:p>
-            <w:pPr>
-              <w:rPr>
-                <w:rFonts w:hint="eastAsia"/>
-              </w:rPr>
-            </w:pPr>
-            <w:r>
-              <w:rPr>
-                <w:rFonts w:hint="eastAsia"/>
-              </w:rPr>
-              <w:t>// TypeScript 没有内置的栈类，可以把 Array 当作栈来使用</w:t>
-            </w:r>
-          </w:p>
-          <w:p>
-            <w:pPr>
-              <w:rPr>
-                <w:rFonts w:hint="eastAsia"/>
-              </w:rPr>
-            </w:pPr>
-            <w:r>
-              <w:rPr>
-                <w:rFonts w:hint="eastAsia"/>
-              </w:rPr>
-              <w:t>const stack: number[] = [];</w:t>
-            </w:r>
-          </w:p>
-          <w:p>
-            <w:pPr>
-              <w:rPr>
-                <w:rFonts w:hint="eastAsia"/>
-              </w:rPr>
-            </w:pPr>
-          </w:p>
-          <w:p>
-            <w:pPr>
-              <w:rPr>
-                <w:rFonts w:hint="eastAsia"/>
-              </w:rPr>
-            </w:pPr>
-            <w:r>
-              <w:rPr>
-                <w:rFonts w:hint="eastAsia"/>
-              </w:rPr>
-              <w:t>/* 元素入栈 */</w:t>
+              <w:t>/* 初始化</w:t>
+            </w:r>
+            <w:proofErr w:type="gramStart"/>
+            <w:r>
+              <w:rPr>
+                <w:rFonts w:hint="eastAsia"/>
+              </w:rPr>
+              <w:t>栈</w:t>
+            </w:r>
+            <w:proofErr w:type="gramEnd"/>
+            <w:r>
+              <w:rPr>
+                <w:rFonts w:hint="eastAsia"/>
+              </w:rPr>
+              <w:t xml:space="preserve"> */</w:t>
+            </w:r>
+          </w:p>
+          <w:p>
+            <w:pPr>
+              <w:rPr>
+                <w:rFonts w:hint="eastAsia"/>
+              </w:rPr>
+            </w:pPr>
+            <w:r>
+              <w:rPr>
+                <w:rFonts w:hint="eastAsia"/>
+              </w:rPr>
+              <w:t>// TypeScript 没有内置的</w:t>
+            </w:r>
+            <w:proofErr w:type="gramStart"/>
+            <w:r>
+              <w:rPr>
+                <w:rFonts w:hint="eastAsia"/>
+              </w:rPr>
+              <w:t>栈</w:t>
+            </w:r>
+            <w:proofErr w:type="gramEnd"/>
+            <w:r>
+              <w:rPr>
+                <w:rFonts w:hint="eastAsia"/>
+              </w:rPr>
+              <w:t>类，可以把 Array 当作</w:t>
+            </w:r>
+            <w:proofErr w:type="gramStart"/>
+            <w:r>
+              <w:rPr>
+                <w:rFonts w:hint="eastAsia"/>
+              </w:rPr>
+              <w:t>栈</w:t>
+            </w:r>
+            <w:proofErr w:type="gramEnd"/>
+            <w:r>
+              <w:rPr>
+                <w:rFonts w:hint="eastAsia"/>
+              </w:rPr>
+              <w:t>来使用</w:t>
+            </w:r>
+          </w:p>
+          <w:p>
+            <w:pPr>
+              <w:rPr>
+                <w:rFonts w:hint="eastAsia"/>
+              </w:rPr>
+            </w:pPr>
+            <w:r>
+              <w:rPr>
+                <w:rFonts w:hint="eastAsia"/>
+              </w:rPr>
+              <w:t xml:space="preserve">const stack: </w:t>
+            </w:r>
+            <w:proofErr w:type="gramStart"/>
+            <w:r>
+              <w:rPr>
+                <w:rFonts w:hint="eastAsia"/>
+              </w:rPr>
+              <w:t>number[</w:t>
+            </w:r>
+            <w:proofErr w:type="gramEnd"/>
+            <w:r>
+              <w:rPr>
+                <w:rFonts w:hint="eastAsia"/>
+              </w:rPr>
+              <w:t>] = [];</w:t>
+            </w:r>
+          </w:p>
+          <w:p>
+            <w:pPr>
+              <w:rPr>
+                <w:rFonts w:hint="eastAsia"/>
+              </w:rPr>
+            </w:pPr>
+          </w:p>
+          <w:p>
+            <w:pPr>
+              <w:rPr>
+                <w:rFonts w:hint="eastAsia"/>
+              </w:rPr>
+            </w:pPr>
+            <w:r>
+              <w:rPr>
+                <w:rFonts w:hint="eastAsia"/>
+              </w:rPr>
+              <w:t>/* 元素入</w:t>
+            </w:r>
+            <w:proofErr w:type="gramStart"/>
+            <w:r>
+              <w:rPr>
+                <w:rFonts w:hint="eastAsia"/>
+              </w:rPr>
+              <w:t>栈</w:t>
+            </w:r>
+            <w:proofErr w:type="gramEnd"/>
+            <w:r>
+              <w:rPr>
+                <w:rFonts w:hint="eastAsia"/>
+              </w:rPr>
+              <w:t xml:space="preserve"> */</w:t>
             </w:r>
           </w:p>
           <w:p>
@@ -1688,6 +2026,7 @@
               </w:rPr>
             </w:pPr>
             <w:proofErr w:type="spellStart"/>
+            <w:proofErr w:type="gramStart"/>
             <w:r>
               <w:rPr>
                 <w:rFonts w:hint="eastAsia"/>
@@ -1695,6 +2034,7 @@
               <w:t>stack.push</w:t>
             </w:r>
             <w:proofErr w:type="spellEnd"/>
+            <w:proofErr w:type="gramEnd"/>
             <w:r>
               <w:rPr>
                 <w:rFonts w:hint="eastAsia"/>
@@ -1709,6 +2049,7 @@
               </w:rPr>
             </w:pPr>
             <w:proofErr w:type="spellStart"/>
+            <w:proofErr w:type="gramStart"/>
             <w:r>
               <w:rPr>
                 <w:rFonts w:hint="eastAsia"/>
@@ -1716,6 +2057,7 @@
               <w:t>stack.push</w:t>
             </w:r>
             <w:proofErr w:type="spellEnd"/>
+            <w:proofErr w:type="gramEnd"/>
             <w:r>
               <w:rPr>
                 <w:rFonts w:hint="eastAsia"/>
@@ -1730,6 +2072,7 @@
               </w:rPr>
             </w:pPr>
             <w:proofErr w:type="spellStart"/>
+            <w:proofErr w:type="gramStart"/>
             <w:r>
               <w:rPr>
                 <w:rFonts w:hint="eastAsia"/>
@@ -1737,6 +2080,7 @@
               <w:t>stack.push</w:t>
             </w:r>
             <w:proofErr w:type="spellEnd"/>
+            <w:proofErr w:type="gramEnd"/>
             <w:r>
               <w:rPr>
                 <w:rFonts w:hint="eastAsia"/>
@@ -1751,6 +2095,7 @@
               </w:rPr>
             </w:pPr>
             <w:proofErr w:type="spellStart"/>
+            <w:proofErr w:type="gramStart"/>
             <w:r>
               <w:rPr>
                 <w:rFonts w:hint="eastAsia"/>
@@ -1758,6 +2103,7 @@
               <w:t>stack.push</w:t>
             </w:r>
             <w:proofErr w:type="spellEnd"/>
+            <w:proofErr w:type="gramEnd"/>
             <w:r>
               <w:rPr>
                 <w:rFonts w:hint="eastAsia"/>
@@ -1772,6 +2118,7 @@
               </w:rPr>
             </w:pPr>
             <w:proofErr w:type="spellStart"/>
+            <w:proofErr w:type="gramStart"/>
             <w:r>
               <w:rPr>
                 <w:rFonts w:hint="eastAsia"/>
@@ -1779,6 +2126,7 @@
               <w:t>stack.push</w:t>
             </w:r>
             <w:proofErr w:type="spellEnd"/>
+            <w:proofErr w:type="gramEnd"/>
             <w:r>
               <w:rPr>
                 <w:rFonts w:hint="eastAsia"/>
@@ -1803,20 +2151,41 @@
               <w:rPr>
                 <w:rFonts w:hint="eastAsia"/>
               </w:rPr>
-              <w:t>/* 访问栈顶元素 */</w:t>
-            </w:r>
-          </w:p>
-          <w:p>
-            <w:pPr>
-              <w:rPr>
-                <w:rFonts w:hint="eastAsia"/>
-              </w:rPr>
-            </w:pPr>
-            <w:r>
-              <w:rPr>
-                <w:rFonts w:hint="eastAsia"/>
-              </w:rPr>
-              <w:t>const peek = stack[</w:t>
+              <w:t>/* 访问</w:t>
+            </w:r>
+            <w:proofErr w:type="gramStart"/>
+            <w:r>
+              <w:rPr>
+                <w:rFonts w:hint="eastAsia"/>
+              </w:rPr>
+              <w:t>栈</w:t>
+            </w:r>
+            <w:proofErr w:type="gramEnd"/>
+            <w:r>
+              <w:rPr>
+                <w:rFonts w:hint="eastAsia"/>
+              </w:rPr>
+              <w:t>顶元素 */</w:t>
+            </w:r>
+          </w:p>
+          <w:p>
+            <w:pPr>
+              <w:rPr>
+                <w:rFonts w:hint="eastAsia"/>
+              </w:rPr>
+            </w:pPr>
+            <w:r>
+              <w:rPr>
+                <w:rFonts w:hint="eastAsia"/>
+              </w:rPr>
+              <w:t xml:space="preserve">const peek = </w:t>
+            </w:r>
+            <w:proofErr w:type="gramStart"/>
+            <w:r>
+              <w:rPr>
+                <w:rFonts w:hint="eastAsia"/>
+              </w:rPr>
+              <w:t>stack[</w:t>
             </w:r>
             <w:proofErr w:type="spellStart"/>
             <w:r>
@@ -1826,6 +2195,7 @@
               <w:t>stack.length</w:t>
             </w:r>
             <w:proofErr w:type="spellEnd"/>
+            <w:proofErr w:type="gramEnd"/>
             <w:r>
               <w:rPr>
                 <w:rFonts w:hint="eastAsia"/>
@@ -1850,7 +2220,21 @@
               <w:rPr>
                 <w:rFonts w:hint="eastAsia"/>
               </w:rPr>
-              <w:t>/* 元素出栈 */</w:t>
+              <w:t>/* 元素出</w:t>
+            </w:r>
+            <w:proofErr w:type="gramStart"/>
+            <w:r>
+              <w:rPr>
+                <w:rFonts w:hint="eastAsia"/>
+              </w:rPr>
+              <w:t>栈</w:t>
+            </w:r>
+            <w:proofErr w:type="gramEnd"/>
+            <w:r>
+              <w:rPr>
+                <w:rFonts w:hint="eastAsia"/>
+              </w:rPr>
+              <w:t xml:space="preserve"> */</w:t>
             </w:r>
           </w:p>
           <w:p>
@@ -1866,6 +2250,7 @@
               <w:t xml:space="preserve">const pop = </w:t>
             </w:r>
             <w:proofErr w:type="spellStart"/>
+            <w:proofErr w:type="gramStart"/>
             <w:r>
               <w:rPr>
                 <w:rFonts w:hint="eastAsia"/>
@@ -1877,27 +2262,48 @@
               <w:rPr>
                 <w:rFonts w:hint="eastAsia"/>
               </w:rPr>
-              <w:t>();</w:t>
-            </w:r>
-          </w:p>
-          <w:p>
-            <w:pPr>
-              <w:rPr>
-                <w:rFonts w:hint="eastAsia"/>
-              </w:rPr>
-            </w:pPr>
-          </w:p>
-          <w:p>
-            <w:pPr>
-              <w:rPr>
-                <w:rFonts w:hint="eastAsia"/>
-              </w:rPr>
-            </w:pPr>
-            <w:r>
-              <w:rPr>
-                <w:rFonts w:hint="eastAsia"/>
-              </w:rPr>
-              <w:t>/* 获取栈的长度 */</w:t>
+              <w:t>(</w:t>
+            </w:r>
+            <w:proofErr w:type="gramEnd"/>
+            <w:r>
+              <w:rPr>
+                <w:rFonts w:hint="eastAsia"/>
+              </w:rPr>
+              <w:t>);</w:t>
+            </w:r>
+          </w:p>
+          <w:p>
+            <w:pPr>
+              <w:rPr>
+                <w:rFonts w:hint="eastAsia"/>
+              </w:rPr>
+            </w:pPr>
+          </w:p>
+          <w:p>
+            <w:pPr>
+              <w:rPr>
+                <w:rFonts w:hint="eastAsia"/>
+              </w:rPr>
+            </w:pPr>
+            <w:r>
+              <w:rPr>
+                <w:rFonts w:hint="eastAsia"/>
+              </w:rPr>
+              <w:t>/* 获取</w:t>
+            </w:r>
+            <w:proofErr w:type="gramStart"/>
+            <w:r>
+              <w:rPr>
+                <w:rFonts w:hint="eastAsia"/>
+              </w:rPr>
+              <w:t>栈</w:t>
+            </w:r>
+            <w:proofErr w:type="gramEnd"/>
+            <w:r>
+              <w:rPr>
+                <w:rFonts w:hint="eastAsia"/>
+              </w:rPr>
+              <w:t>的长度 */</w:t>
             </w:r>
           </w:p>
           <w:p>
@@ -1913,6 +2319,7 @@
               <w:t xml:space="preserve">const size = </w:t>
             </w:r>
             <w:proofErr w:type="spellStart"/>
+            <w:proofErr w:type="gramStart"/>
             <w:r>
               <w:rPr>
                 <w:rFonts w:hint="eastAsia"/>
@@ -1920,6 +2327,7 @@
               <w:t>stack.length</w:t>
             </w:r>
             <w:proofErr w:type="spellEnd"/>
+            <w:proofErr w:type="gramEnd"/>
             <w:r>
               <w:rPr>
                 <w:rFonts w:hint="eastAsia"/>
@@ -1974,6 +2382,7 @@
               <w:t xml:space="preserve"> = </w:t>
             </w:r>
             <w:proofErr w:type="spellStart"/>
+            <w:proofErr w:type="gramStart"/>
             <w:r>
               <w:rPr>
                 <w:rFonts w:hint="eastAsia"/>
@@ -1981,6 +2390,7 @@
               <w:t>stack.length</w:t>
             </w:r>
             <w:proofErr w:type="spellEnd"/>
+            <w:proofErr w:type="gramEnd"/>
             <w:r>
               <w:rPr>
                 <w:rFonts w:hint="eastAsia"/>
@@ -2048,7 +2458,21 @@
               <w:rPr>
                 <w:rFonts w:hint="eastAsia"/>
               </w:rPr>
-              <w:t>const queue: number[] = [];</w:t>
+              <w:t xml:space="preserve">const queue: </w:t>
+            </w:r>
+            <w:proofErr w:type="gramStart"/>
+            <w:r>
+              <w:rPr>
+                <w:rFonts w:hint="eastAsia"/>
+              </w:rPr>
+              <w:t>number[</w:t>
+            </w:r>
+            <w:proofErr w:type="gramEnd"/>
+            <w:r>
+              <w:rPr>
+                <w:rFonts w:hint="eastAsia"/>
+              </w:rPr>
+              <w:t>] = [];</w:t>
             </w:r>
           </w:p>
           <w:p>
@@ -2079,6 +2503,7 @@
               </w:rPr>
             </w:pPr>
             <w:proofErr w:type="spellStart"/>
+            <w:proofErr w:type="gramStart"/>
             <w:r>
               <w:rPr>
                 <w:rFonts w:hint="eastAsia"/>
@@ -2086,6 +2511,7 @@
               <w:t>queue.push</w:t>
             </w:r>
             <w:proofErr w:type="spellEnd"/>
+            <w:proofErr w:type="gramEnd"/>
             <w:r>
               <w:rPr>
                 <w:rFonts w:hint="eastAsia"/>
@@ -2100,6 +2526,7 @@
               </w:rPr>
             </w:pPr>
             <w:proofErr w:type="spellStart"/>
+            <w:proofErr w:type="gramStart"/>
             <w:r>
               <w:rPr>
                 <w:rFonts w:hint="eastAsia"/>
@@ -2107,6 +2534,7 @@
               <w:t>queue.push</w:t>
             </w:r>
             <w:proofErr w:type="spellEnd"/>
+            <w:proofErr w:type="gramEnd"/>
             <w:r>
               <w:rPr>
                 <w:rFonts w:hint="eastAsia"/>
@@ -2121,6 +2549,7 @@
               </w:rPr>
             </w:pPr>
             <w:proofErr w:type="spellStart"/>
+            <w:proofErr w:type="gramStart"/>
             <w:r>
               <w:rPr>
                 <w:rFonts w:hint="eastAsia"/>
@@ -2128,6 +2557,7 @@
               <w:t>queue.push</w:t>
             </w:r>
             <w:proofErr w:type="spellEnd"/>
+            <w:proofErr w:type="gramEnd"/>
             <w:r>
               <w:rPr>
                 <w:rFonts w:hint="eastAsia"/>
@@ -2142,6 +2572,7 @@
               </w:rPr>
             </w:pPr>
             <w:proofErr w:type="spellStart"/>
+            <w:proofErr w:type="gramStart"/>
             <w:r>
               <w:rPr>
                 <w:rFonts w:hint="eastAsia"/>
@@ -2149,6 +2580,7 @@
               <w:t>queue.push</w:t>
             </w:r>
             <w:proofErr w:type="spellEnd"/>
+            <w:proofErr w:type="gramEnd"/>
             <w:r>
               <w:rPr>
                 <w:rFonts w:hint="eastAsia"/>
@@ -2163,6 +2595,7 @@
               </w:rPr>
             </w:pPr>
             <w:proofErr w:type="spellStart"/>
+            <w:proofErr w:type="gramStart"/>
             <w:r>
               <w:rPr>
                 <w:rFonts w:hint="eastAsia"/>
@@ -2170,6 +2603,7 @@
               <w:t>queue.push</w:t>
             </w:r>
             <w:proofErr w:type="spellEnd"/>
+            <w:proofErr w:type="gramEnd"/>
             <w:r>
               <w:rPr>
                 <w:rFonts w:hint="eastAsia"/>
@@ -2207,7 +2641,21 @@
               <w:rPr>
                 <w:rFonts w:hint="eastAsia"/>
               </w:rPr>
-              <w:t>const peek = queue[0];</w:t>
+              <w:t xml:space="preserve">const peek = </w:t>
+            </w:r>
+            <w:proofErr w:type="gramStart"/>
+            <w:r>
+              <w:rPr>
+                <w:rFonts w:hint="eastAsia"/>
+              </w:rPr>
+              <w:t>queue[</w:t>
+            </w:r>
+            <w:proofErr w:type="gramEnd"/>
+            <w:r>
+              <w:rPr>
+                <w:rFonts w:hint="eastAsia"/>
+              </w:rPr>
+              <w:t>0];</w:t>
             </w:r>
           </w:p>
           <w:p>
@@ -2256,6 +2704,7 @@
               <w:t xml:space="preserve">const pop = </w:t>
             </w:r>
             <w:proofErr w:type="spellStart"/>
+            <w:proofErr w:type="gramStart"/>
             <w:r>
               <w:rPr>
                 <w:rFonts w:hint="eastAsia"/>
@@ -2263,6 +2712,7 @@
               <w:t>queue.shift</w:t>
             </w:r>
             <w:proofErr w:type="spellEnd"/>
+            <w:proofErr w:type="gramEnd"/>
             <w:r>
               <w:rPr>
                 <w:rFonts w:hint="eastAsia"/>
@@ -2303,6 +2753,7 @@
               <w:t xml:space="preserve">const size = </w:t>
             </w:r>
             <w:proofErr w:type="spellStart"/>
+            <w:proofErr w:type="gramStart"/>
             <w:r>
               <w:rPr>
                 <w:rFonts w:hint="eastAsia"/>
@@ -2310,6 +2761,7 @@
               <w:t>queue.length</w:t>
             </w:r>
             <w:proofErr w:type="spellEnd"/>
+            <w:proofErr w:type="gramEnd"/>
             <w:r>
               <w:rPr>
                 <w:rFonts w:hint="eastAsia"/>
@@ -2350,6 +2802,7 @@
               <w:t xml:space="preserve">const empty = </w:t>
             </w:r>
             <w:proofErr w:type="spellStart"/>
+            <w:proofErr w:type="gramStart"/>
             <w:r>
               <w:rPr>
                 <w:rFonts w:hint="eastAsia"/>
@@ -2357,6 +2810,7 @@
               <w:t>queue.length</w:t>
             </w:r>
             <w:proofErr w:type="spellEnd"/>
+            <w:proofErr w:type="gramEnd"/>
             <w:r>
               <w:rPr>
                 <w:rFonts w:hint="eastAsia"/>
@@ -2441,7 +2895,21 @@
               <w:rPr>
                 <w:rFonts w:hint="eastAsia"/>
               </w:rPr>
-              <w:t>const map = new Map&lt;number, string&gt;();</w:t>
+              <w:t>const map = new Map&lt;number, string</w:t>
+            </w:r>
+            <w:proofErr w:type="gramStart"/>
+            <w:r>
+              <w:rPr>
+                <w:rFonts w:hint="eastAsia"/>
+              </w:rPr>
+              <w:t>&gt;(</w:t>
+            </w:r>
+            <w:proofErr w:type="gramEnd"/>
+            <w:r>
+              <w:rPr>
+                <w:rFonts w:hint="eastAsia"/>
+              </w:rPr>
+              <w:t>);</w:t>
             </w:r>
           </w:p>
           <w:p>
@@ -2509,7 +2977,21 @@
               <w:rPr>
                 <w:rFonts w:hint="eastAsia"/>
               </w:rPr>
-              <w:t>(15937, '小啰');</w:t>
+              <w:t>(15937, '小</w:t>
+            </w:r>
+            <w:proofErr w:type="gramStart"/>
+            <w:r>
+              <w:rPr>
+                <w:rFonts w:hint="eastAsia"/>
+              </w:rPr>
+              <w:t>啰</w:t>
+            </w:r>
+            <w:proofErr w:type="gramEnd"/>
+            <w:r>
+              <w:rPr>
+                <w:rFonts w:hint="eastAsia"/>
+              </w:rPr>
+              <w:t>');</w:t>
             </w:r>
           </w:p>
           <w:p>
@@ -2530,7 +3012,21 @@
               <w:rPr>
                 <w:rFonts w:hint="eastAsia"/>
               </w:rPr>
-              <w:t>(16750, '小算');</w:t>
+              <w:t>(16750, '</w:t>
+            </w:r>
+            <w:proofErr w:type="gramStart"/>
+            <w:r>
+              <w:rPr>
+                <w:rFonts w:hint="eastAsia"/>
+              </w:rPr>
+              <w:t>小算</w:t>
+            </w:r>
+            <w:proofErr w:type="gramEnd"/>
+            <w:r>
+              <w:rPr>
+                <w:rFonts w:hint="eastAsia"/>
+              </w:rPr>
+              <w:t>');</w:t>
             </w:r>
           </w:p>
           <w:p>
@@ -2645,7 +3141,21 @@
               <w:rPr>
                 <w:rFonts w:hint="eastAsia"/>
               </w:rPr>
-              <w:t>// 向哈希表中输入键 key ，得到值 value</w:t>
+              <w:t>// 向哈希表中输入键 key ，</w:t>
+            </w:r>
+            <w:proofErr w:type="gramStart"/>
+            <w:r>
+              <w:rPr>
+                <w:rFonts w:hint="eastAsia"/>
+              </w:rPr>
+              <w:t>得到值</w:t>
+            </w:r>
+            <w:proofErr w:type="gramEnd"/>
+            <w:r>
+              <w:rPr>
+                <w:rFonts w:hint="eastAsia"/>
+              </w:rPr>
+              <w:t xml:space="preserve"> value</w:t>
             </w:r>
           </w:p>
           <w:p>
@@ -2661,6 +3171,7 @@
               <w:t xml:space="preserve">let name = </w:t>
             </w:r>
             <w:proofErr w:type="spellStart"/>
+            <w:proofErr w:type="gramStart"/>
             <w:r>
               <w:rPr>
                 <w:rFonts w:hint="eastAsia"/>
@@ -2672,7 +3183,14 @@
               <w:rPr>
                 <w:rFonts w:hint="eastAsia"/>
               </w:rPr>
-              <w:t>(15937);</w:t>
+              <w:t>(</w:t>
+            </w:r>
+            <w:proofErr w:type="gramEnd"/>
+            <w:r>
+              <w:rPr>
+                <w:rFonts w:hint="eastAsia"/>
+              </w:rPr>
+              <w:t>15937);</w:t>
             </w:r>
           </w:p>
           <w:p>
@@ -2728,6 +3246,7 @@
               </w:rPr>
             </w:pPr>
             <w:proofErr w:type="spellStart"/>
+            <w:proofErr w:type="gramStart"/>
             <w:r>
               <w:rPr>
                 <w:rFonts w:hint="eastAsia"/>
@@ -2735,6 +3254,7 @@
               <w:t>map.delete</w:t>
             </w:r>
             <w:proofErr w:type="spellEnd"/>
+            <w:proofErr w:type="gramEnd"/>
             <w:r>
               <w:rPr>
                 <w:rFonts w:hint="eastAsia"/>
@@ -2859,6 +3379,7 @@
               <w:t xml:space="preserve">for (const [k, v] of </w:t>
             </w:r>
             <w:proofErr w:type="spellStart"/>
+            <w:proofErr w:type="gramStart"/>
             <w:r>
               <w:rPr>
                 <w:rFonts w:hint="eastAsia"/>
@@ -2866,6 +3387,7 @@
               <w:t>map.entries</w:t>
             </w:r>
             <w:proofErr w:type="spellEnd"/>
+            <w:proofErr w:type="gramEnd"/>
             <w:r>
               <w:rPr>
                 <w:rFonts w:hint="eastAsia"/>
@@ -2890,7 +3412,21 @@
               <w:rPr>
                 <w:rFonts w:hint="eastAsia"/>
               </w:rPr>
-              <w:t xml:space="preserve">    console.info(k + ' -&gt; ' + v);</w:t>
+              <w:t xml:space="preserve">    </w:t>
+            </w:r>
+            <w:proofErr w:type="gramStart"/>
+            <w:r>
+              <w:rPr>
+                <w:rFonts w:hint="eastAsia"/>
+              </w:rPr>
+              <w:t>console.info(</w:t>
+            </w:r>
+            <w:proofErr w:type="gramEnd"/>
+            <w:r>
+              <w:rPr>
+                <w:rFonts w:hint="eastAsia"/>
+              </w:rPr>
+              <w:t>k + ' -&gt; ' + v);</w:t>
             </w:r>
           </w:p>
           <w:p>
@@ -2932,6 +3468,7 @@
               <w:t xml:space="preserve">for (const k of </w:t>
             </w:r>
             <w:proofErr w:type="spellStart"/>
+            <w:proofErr w:type="gramStart"/>
             <w:r>
               <w:rPr>
                 <w:rFonts w:hint="eastAsia"/>
@@ -2939,6 +3476,7 @@
               <w:t>map.keys</w:t>
             </w:r>
             <w:proofErr w:type="spellEnd"/>
+            <w:proofErr w:type="gramEnd"/>
             <w:r>
               <w:rPr>
                 <w:rFonts w:hint="eastAsia"/>
@@ -2982,7 +3520,21 @@
               <w:rPr>
                 <w:rFonts w:hint="eastAsia"/>
               </w:rPr>
-              <w:t>console.info('\n单独遍历值 Value');</w:t>
+              <w:t>console.info('\n单独</w:t>
+            </w:r>
+            <w:proofErr w:type="gramStart"/>
+            <w:r>
+              <w:rPr>
+                <w:rFonts w:hint="eastAsia"/>
+              </w:rPr>
+              <w:t>遍历值</w:t>
+            </w:r>
+            <w:proofErr w:type="gramEnd"/>
+            <w:r>
+              <w:rPr>
+                <w:rFonts w:hint="eastAsia"/>
+              </w:rPr>
+              <w:t xml:space="preserve"> Value');</w:t>
             </w:r>
           </w:p>
           <w:p>
@@ -2998,6 +3550,7 @@
               <w:t xml:space="preserve">for (const v of </w:t>
             </w:r>
             <w:proofErr w:type="spellStart"/>
+            <w:proofErr w:type="gramStart"/>
             <w:r>
               <w:rPr>
                 <w:rFonts w:hint="eastAsia"/>
@@ -3005,6 +3558,7 @@
               <w:t>map.values</w:t>
             </w:r>
             <w:proofErr w:type="spellEnd"/>
+            <w:proofErr w:type="gramEnd"/>
             <w:r>
               <w:rPr>
                 <w:rFonts w:hint="eastAsia"/>
@@ -3271,11 +3825,19 @@
                 <w:rFonts w:hint="eastAsia"/>
               </w:rPr>
             </w:pPr>
-            <w:r>
-              <w:rPr>
-                <w:rFonts w:hint="eastAsia"/>
-              </w:rPr>
-              <w:t>.split(</w:t>
+            <w:proofErr w:type="gramStart"/>
+            <w:r>
+              <w:rPr>
+                <w:rFonts w:hint="eastAsia"/>
+              </w:rPr>
+              <w:t>.split</w:t>
+            </w:r>
+            <w:proofErr w:type="gramEnd"/>
+            <w:r>
+              <w:rPr>
+                <w:rFonts w:hint="eastAsia"/>
+              </w:rPr>
+              <w:t>(</w:t>
             </w:r>
             <w:r>
               <w:t>‘’</w:t>
@@ -3293,11 +3855,19 @@
                 <w:rFonts w:hint="eastAsia"/>
               </w:rPr>
             </w:pPr>
-            <w:r>
-              <w:rPr>
-                <w:rFonts w:hint="eastAsia"/>
-              </w:rPr>
-              <w:t>.join(</w:t>
+            <w:proofErr w:type="gramStart"/>
+            <w:r>
+              <w:rPr>
+                <w:rFonts w:hint="eastAsia"/>
+              </w:rPr>
+              <w:t>.join</w:t>
+            </w:r>
+            <w:proofErr w:type="gramEnd"/>
+            <w:r>
+              <w:rPr>
+                <w:rFonts w:hint="eastAsia"/>
+              </w:rPr>
+              <w:t>(</w:t>
             </w:r>
             <w:r>
               <w:t>‘’</w:t>
@@ -3483,6 +4053,7 @@
               <w:t>new Set(</w:t>
             </w:r>
             <w:proofErr w:type="spellStart"/>
+            <w:proofErr w:type="gramStart"/>
             <w:r>
               <w:rPr>
                 <w:rFonts w:hint="eastAsia"/>
@@ -3494,7 +4065,28 @@
               <w:rPr>
                 <w:rFonts w:hint="eastAsia"/>
               </w:rPr>
-              <w:t>)  // Set(4) {1, 2, 3, 4}</w:t>
+              <w:t>)  /</w:t>
+            </w:r>
+            <w:proofErr w:type="gramEnd"/>
+            <w:r>
+              <w:rPr>
+                <w:rFonts w:hint="eastAsia"/>
+              </w:rPr>
+              <w:t xml:space="preserve">/ </w:t>
+            </w:r>
+            <w:proofErr w:type="gramStart"/>
+            <w:r>
+              <w:rPr>
+                <w:rFonts w:hint="eastAsia"/>
+              </w:rPr>
+              <w:t>Set(</w:t>
+            </w:r>
+            <w:proofErr w:type="gramEnd"/>
+            <w:r>
+              <w:rPr>
+                <w:rFonts w:hint="eastAsia"/>
+              </w:rPr>
+              <w:t>4) {1, 2, 3, 4}</w:t>
             </w:r>
           </w:p>
           <w:p>
@@ -3712,7 +4304,21 @@
               <w:rPr>
                 <w:rFonts w:hint="eastAsia"/>
               </w:rPr>
-              <w:t>new Set(str) // Set(4) {'a', 'b', 'c', 'd'}</w:t>
+              <w:t xml:space="preserve">new Set(str) // </w:t>
+            </w:r>
+            <w:proofErr w:type="gramStart"/>
+            <w:r>
+              <w:rPr>
+                <w:rFonts w:hint="eastAsia"/>
+              </w:rPr>
+              <w:t>Set(</w:t>
+            </w:r>
+            <w:proofErr w:type="gramEnd"/>
+            <w:r>
+              <w:rPr>
+                <w:rFonts w:hint="eastAsia"/>
+              </w:rPr>
+              <w:t>4) {'a', 'b', 'c', 'd'}</w:t>
             </w:r>
           </w:p>
           <w:p>
@@ -3754,7 +4360,35 @@
               <w:rPr>
                 <w:rFonts w:hint="eastAsia"/>
               </w:rPr>
-              <w:t>[...new Set(str)].join('')  // '</w:t>
+              <w:t>[...new Set(str)</w:t>
+            </w:r>
+            <w:proofErr w:type="gramStart"/>
+            <w:r>
+              <w:rPr>
+                <w:rFonts w:hint="eastAsia"/>
+              </w:rPr>
+              <w:t>].join</w:t>
+            </w:r>
+            <w:proofErr w:type="gramEnd"/>
+            <w:r>
+              <w:rPr>
+                <w:rFonts w:hint="eastAsia"/>
+              </w:rPr>
+              <w:t>('</w:t>
+            </w:r>
+            <w:proofErr w:type="gramStart"/>
+            <w:r>
+              <w:rPr>
+                <w:rFonts w:hint="eastAsia"/>
+              </w:rPr>
+              <w:t>')  /</w:t>
+            </w:r>
+            <w:proofErr w:type="gramEnd"/>
+            <w:r>
+              <w:rPr>
+                <w:rFonts w:hint="eastAsia"/>
+              </w:rPr>
+              <w:t>/ '</w:t>
             </w:r>
             <w:proofErr w:type="spellStart"/>
             <w:r>
@@ -3787,7 +4421,15 @@
       </w:r>
       <w:proofErr w:type="spellEnd"/>
       <w:r>
-        <w:t>() 是 ES6 引入的静态方法，用于将类数组对象（具有 length 属性的对象）或可迭代对象（如字符串、Set、Map）转换为数组。</w:t>
+        <w:t>() 是 ES6 引入的静态方法，</w:t>
+      </w:r>
+      <w:proofErr w:type="gramStart"/>
+      <w:r>
+        <w:t>用于将类数组</w:t>
+      </w:r>
+      <w:proofErr w:type="gramEnd"/>
+      <w:r>
+        <w:t>对象（具有 length 属性的对象）或可迭代对象（如字符串、Set、Map）转换为数组。</w:t>
       </w:r>
     </w:p>
     <w:p>
@@ -3825,6 +4467,7 @@
         <w:t>(</w:t>
       </w:r>
       <w:proofErr w:type="spellStart"/>
+      <w:proofErr w:type="gramStart"/>
       <w:r>
         <w:t>map.</w:t>
       </w:r>
@@ -3836,6 +4479,7 @@
         <w:t>values</w:t>
       </w:r>
       <w:proofErr w:type="spellEnd"/>
+      <w:proofErr w:type="gramEnd"/>
       <w:r>
         <w:t>())</w:t>
       </w:r>
@@ -4086,7 +4730,15 @@
               </w:rPr>
             </w:pPr>
             <w:r>
-              <w:t>delete() 删，返回布尔值，表示删除是否成功</w:t>
+              <w:t xml:space="preserve">delete() </w:t>
+            </w:r>
+            <w:proofErr w:type="gramStart"/>
+            <w:r>
+              <w:t>删</w:t>
+            </w:r>
+            <w:proofErr w:type="gramEnd"/>
+            <w:r>
+              <w:t>，返回布尔值，表示删除是否成功</w:t>
             </w:r>
           </w:p>
           <w:p>
@@ -4188,7 +4840,21 @@
               <w:rPr>
                 <w:rFonts w:hint="eastAsia"/>
               </w:rPr>
-              <w:t>()：使用回调函数遍历每个成员</w:t>
+              <w:t>()：</w:t>
+            </w:r>
+            <w:proofErr w:type="gramStart"/>
+            <w:r>
+              <w:rPr>
+                <w:rFonts w:hint="eastAsia"/>
+              </w:rPr>
+              <w:t>使用回调函数遍历</w:t>
+            </w:r>
+            <w:proofErr w:type="gramEnd"/>
+            <w:r>
+              <w:rPr>
+                <w:rFonts w:hint="eastAsia"/>
+              </w:rPr>
+              <w:t>每个成员</w:t>
             </w:r>
           </w:p>
           <w:p>
@@ -4214,7 +4880,21 @@
               <w:rPr>
                 <w:rFonts w:hint="eastAsia"/>
               </w:rPr>
-              <w:t>!!!注意： 由于Set没有键名，只有值名，keys()和values()返回的结果是一样.</w:t>
+              <w:t>!!!注意： 由于Set没有键名，只有值名，keys</w:t>
+            </w:r>
+            <w:proofErr w:type="gramStart"/>
+            <w:r>
+              <w:rPr>
+                <w:rFonts w:hint="eastAsia"/>
+              </w:rPr>
+              <w:t>()和values(</w:t>
+            </w:r>
+            <w:proofErr w:type="gramEnd"/>
+            <w:r>
+              <w:rPr>
+                <w:rFonts w:hint="eastAsia"/>
+              </w:rPr>
+              <w:t>)返回的结果是一样.</w:t>
             </w:r>
           </w:p>
           <w:p>
@@ -4336,10 +5016,12 @@
         <w:t>‌</w:t>
       </w:r>
       <w:proofErr w:type="spellStart"/>
+      <w:proofErr w:type="gramStart"/>
       <w:r>
         <w:t>array.fill</w:t>
       </w:r>
       <w:proofErr w:type="spellEnd"/>
+      <w:proofErr w:type="gramEnd"/>
       <w:r>
         <w:t>(value, start, end)</w:t>
       </w:r>
@@ -4379,6 +5061,9 @@
           <w:ilvl w:val="0"/>
           <w:numId w:val="5"/>
         </w:numPr>
+        <w:rPr>
+          <w:rFonts w:hint="eastAsia"/>
+        </w:rPr>
       </w:pPr>
       <w:r>
         <w:lastRenderedPageBreak/>
@@ -4399,13 +5084,7 @@
         <w:rPr>
           <w:rFonts w:hint="eastAsia"/>
         </w:rPr>
-        <w:t>25.12.1</w:t>
-      </w:r>
-      <w:r>
-        <w:rPr>
-          <w:rFonts w:hint="eastAsia"/>
-        </w:rPr>
-        <w:t>5</w:t>
+        <w:t>25.12.15</w:t>
       </w:r>
     </w:p>
     <w:p>
@@ -4420,13 +5099,7 @@
         <w:rPr>
           <w:rFonts w:hint="eastAsia"/>
         </w:rPr>
-        <w:t>LC记录</w:t>
-      </w:r>
-      <w:r>
-        <w:rPr>
-          <w:rFonts w:hint="eastAsia"/>
-        </w:rPr>
-        <w:t>5</w:t>
+        <w:t>LC记录5</w:t>
       </w:r>
     </w:p>
     <w:bookmarkEnd w:id="7"/>
@@ -4438,6 +5111,11 @@
       </w:pPr>
     </w:p>
     <w:p>
+      <w:pPr>
+        <w:rPr>
+          <w:rFonts w:hint="eastAsia"/>
+        </w:rPr>
+      </w:pPr>
       <w:r>
         <w:t>.flat()方法主要用于JavaScript/TypeScript，它的作用是将</w:t>
       </w:r>
@@ -4452,12 +5130,24 @@
         <w:t>，通过指定深度 depth 参数来控制拍平层数，默认深度为 1，Infinity 可拍平所有层级，不改变原数组，返回新数组。 </w:t>
       </w:r>
     </w:p>
-    <w:p/>
     <w:p>
+      <w:pPr>
+        <w:rPr>
+          <w:rFonts w:hint="eastAsia"/>
+        </w:rPr>
+      </w:pPr>
+    </w:p>
+    <w:p>
+      <w:pPr>
+        <w:rPr>
+          <w:rFonts w:hint="eastAsia"/>
+        </w:rPr>
+      </w:pPr>
       <w:r>
         <w:t xml:space="preserve">  </w:t>
       </w:r>
       <w:proofErr w:type="spellStart"/>
+      <w:proofErr w:type="gramStart"/>
       <w:r>
         <w:t>a.</w:t>
       </w:r>
@@ -4469,11 +5159,17 @@
         <w:t>fill</w:t>
       </w:r>
       <w:proofErr w:type="spellEnd"/>
+      <w:proofErr w:type="gramEnd"/>
       <w:r>
         <w:t>(0);</w:t>
       </w:r>
     </w:p>
     <w:p>
+      <w:pPr>
+        <w:rPr>
+          <w:rFonts w:hint="eastAsia"/>
+        </w:rPr>
+      </w:pPr>
       <w:r>
         <w:t xml:space="preserve">  </w:t>
       </w:r>
@@ -4500,9 +5196,26 @@
         <w:t>// 错误，所有行会引用同一个数组，导致修改一个数组会影响所有行</w:t>
       </w:r>
     </w:p>
-    <w:p/>
-    <w:p/>
     <w:p>
+      <w:pPr>
+        <w:rPr>
+          <w:rFonts w:hint="eastAsia"/>
+        </w:rPr>
+      </w:pPr>
+    </w:p>
+    <w:p>
+      <w:pPr>
+        <w:rPr>
+          <w:rFonts w:hint="eastAsia"/>
+        </w:rPr>
+      </w:pPr>
+    </w:p>
+    <w:p>
+      <w:pPr>
+        <w:rPr>
+          <w:rFonts w:hint="eastAsia"/>
+        </w:rPr>
+      </w:pPr>
       <w:proofErr w:type="spellStart"/>
       <w:r>
         <w:t>Array.from</w:t>
@@ -4542,6 +5255,9 @@
           <w:ilvl w:val="0"/>
           <w:numId w:val="6"/>
         </w:numPr>
+        <w:rPr>
+          <w:rFonts w:hint="eastAsia"/>
+        </w:rPr>
       </w:pPr>
       <w:proofErr w:type="spellStart"/>
       <w:r>
@@ -4562,6 +5278,9 @@
           <w:ilvl w:val="0"/>
           <w:numId w:val="6"/>
         </w:numPr>
+        <w:rPr>
+          <w:rFonts w:hint="eastAsia"/>
+        </w:rPr>
       </w:pPr>
       <w:proofErr w:type="spellStart"/>
       <w:r>
@@ -4582,6 +5301,9 @@
           <w:ilvl w:val="0"/>
           <w:numId w:val="6"/>
         </w:numPr>
+        <w:rPr>
+          <w:rFonts w:hint="eastAsia"/>
+        </w:rPr>
       </w:pPr>
       <w:proofErr w:type="spellStart"/>
       <w:r>
@@ -4607,6 +5329,7 @@
     <w:p>
       <w:pPr>
         <w:rPr>
+          <w:rFonts w:hint="eastAsia"/>
           <w:b/>
           <w:bCs/>
         </w:rPr>
@@ -4625,6 +5348,9 @@
           <w:ilvl w:val="0"/>
           <w:numId w:val="7"/>
         </w:numPr>
+        <w:rPr>
+          <w:rFonts w:hint="eastAsia"/>
+        </w:rPr>
       </w:pPr>
       <w:r>
         <w:rPr>
@@ -4638,6 +5364,11 @@
       </w:r>
     </w:p>
     <w:p>
+      <w:pPr>
+        <w:rPr>
+          <w:rFonts w:hint="eastAsia"/>
+        </w:rPr>
+      </w:pPr>
       <w:proofErr w:type="spellStart"/>
       <w:r>
         <w:t>Array.from</w:t>
@@ -4653,6 +5384,9 @@
           <w:ilvl w:val="0"/>
           <w:numId w:val="7"/>
         </w:numPr>
+        <w:rPr>
+          <w:rFonts w:hint="eastAsia"/>
+        </w:rPr>
       </w:pPr>
       <w:r>
         <w:rPr>
@@ -4695,6 +5429,11 @@
       </w:r>
     </w:p>
     <w:p>
+      <w:pPr>
+        <w:rPr>
+          <w:rFonts w:hint="eastAsia"/>
+        </w:rPr>
+      </w:pPr>
       <w:proofErr w:type="spellStart"/>
       <w:r>
         <w:t>Array.from</w:t>
@@ -4718,6 +5457,9 @@
           <w:ilvl w:val="0"/>
           <w:numId w:val="7"/>
         </w:numPr>
+        <w:rPr>
+          <w:rFonts w:hint="eastAsia"/>
+        </w:rPr>
       </w:pPr>
       <w:r>
         <w:rPr>
@@ -4731,6 +5473,11 @@
       </w:r>
     </w:p>
     <w:p>
+      <w:pPr>
+        <w:rPr>
+          <w:rFonts w:hint="eastAsia"/>
+        </w:rPr>
+      </w:pPr>
       <w:proofErr w:type="spellStart"/>
       <w:r>
         <w:t>Array.from</w:t>
@@ -4746,6 +5493,9 @@
           <w:ilvl w:val="0"/>
           <w:numId w:val="7"/>
         </w:numPr>
+        <w:rPr>
+          <w:rFonts w:hint="eastAsia"/>
+        </w:rPr>
       </w:pPr>
       <w:r>
         <w:rPr>
@@ -4756,6 +5506,11 @@
       </w:r>
     </w:p>
     <w:p>
+      <w:pPr>
+        <w:rPr>
+          <w:rFonts w:hint="eastAsia"/>
+        </w:rPr>
+      </w:pPr>
       <w:proofErr w:type="spellStart"/>
       <w:r>
         <w:t>Array.from</w:t>
@@ -4771,6 +5526,9 @@
           <w:ilvl w:val="0"/>
           <w:numId w:val="7"/>
         </w:numPr>
+        <w:rPr>
+          <w:rFonts w:hint="eastAsia"/>
+        </w:rPr>
       </w:pPr>
       <w:r>
         <w:rPr>
@@ -4781,6 +5539,11 @@
       </w:r>
     </w:p>
     <w:p>
+      <w:pPr>
+        <w:rPr>
+          <w:rFonts w:hint="eastAsia"/>
+        </w:rPr>
+      </w:pPr>
       <w:r>
         <w:t xml:space="preserve">const </w:t>
       </w:r>
@@ -4820,22 +5583,13 @@
         <w:rPr>
           <w:rFonts w:hint="eastAsia"/>
         </w:rPr>
-        <w:t>LC记录</w:t>
-      </w:r>
-      <w:r>
-        <w:rPr>
-          <w:rFonts w:hint="eastAsia"/>
-        </w:rPr>
-        <w:t>6</w:t>
+        <w:t>LC记录6</w:t>
       </w:r>
     </w:p>
     <w:p>
       <w:pPr>
         <w:widowControl/>
         <w:jc w:val="left"/>
-        <w:rPr>
-          <w:rFonts w:hint="eastAsia"/>
-        </w:rPr>
       </w:pPr>
       <w:proofErr w:type="spellStart"/>
       <w:r>
@@ -4872,6 +5626,28 @@
       <w:proofErr w:type="spellEnd"/>
       <w:r>
         <w:t>(begin, end)，可以提取从 begin（包含）到 end（不包含）的元素，支持正负索引（负数从尾部计数），省略 end 则提取到末尾</w:t>
+      </w:r>
+    </w:p>
+    <w:p>
+      <w:pPr>
+        <w:widowControl/>
+        <w:jc w:val="left"/>
+      </w:pPr>
+    </w:p>
+    <w:p>
+      <w:pPr>
+        <w:widowControl/>
+        <w:jc w:val="left"/>
+        <w:rPr>
+          <w:rFonts w:hint="eastAsia"/>
+        </w:rPr>
+      </w:pPr>
+      <w:r>
+        <w:rPr>
+          <w:rFonts w:hint="eastAsia"/>
+          <w:highlight w:val="yellow"/>
+        </w:rPr>
+        <w:t>.sort()是默认字符串排序，数字不能这么排</w:t>
       </w:r>
     </w:p>
     <w:sectPr>
@@ -6510,6 +7286,7 @@
   <w:style w:type="character" w:default="1" w:styleId="a0">
     <w:name w:val="Default Paragraph Font"/>
     <w:uiPriority w:val="1"/>
+    <w:semiHidden/>
     <w:unhideWhenUsed/>
   </w:style>
   <w:style w:type="table" w:default="1" w:styleId="a1">

--- a/lc记录.docx
+++ b/lc记录.docx
@@ -77,7 +77,7 @@
           <w:r>
             <w:fldChar w:fldCharType="separate"/>
           </w:r>
-          <w:hyperlink w:anchor="_Toc216683989" w:history="1">
+          <w:hyperlink w:anchor="_Toc216714323" w:history="1">
             <w:r>
               <w:rPr>
                 <w:rStyle w:val="ae"/>
@@ -115,7 +115,7 @@
                 <w:noProof/>
                 <w:webHidden/>
               </w:rPr>
-              <w:instrText>PAGEREF _Toc216683989 \h</w:instrText>
+              <w:instrText>PAGEREF _Toc216714323 \h</w:instrText>
             </w:r>
             <w:r>
               <w:rPr>
@@ -172,7 +172,7 @@
               <w14:ligatures w14:val="standardContextual"/>
             </w:rPr>
           </w:pPr>
-          <w:hyperlink w:anchor="_Toc216683990" w:history="1">
+          <w:hyperlink w:anchor="_Toc216714324" w:history="1">
             <w:r>
               <w:rPr>
                 <w:rStyle w:val="ae"/>
@@ -210,7 +210,7 @@
                 <w:noProof/>
                 <w:webHidden/>
               </w:rPr>
-              <w:instrText>PAGEREF _Toc216683990 \h</w:instrText>
+              <w:instrText>PAGEREF _Toc216714324 \h</w:instrText>
             </w:r>
             <w:r>
               <w:rPr>
@@ -267,7 +267,7 @@
               <w14:ligatures w14:val="standardContextual"/>
             </w:rPr>
           </w:pPr>
-          <w:hyperlink w:anchor="_Toc216683991" w:history="1">
+          <w:hyperlink w:anchor="_Toc216714325" w:history="1">
             <w:r>
               <w:rPr>
                 <w:rStyle w:val="ae"/>
@@ -305,7 +305,7 @@
                 <w:noProof/>
                 <w:webHidden/>
               </w:rPr>
-              <w:instrText>PAGEREF _Toc216683991 \h</w:instrText>
+              <w:instrText>PAGEREF _Toc216714325 \h</w:instrText>
             </w:r>
             <w:r>
               <w:rPr>
@@ -362,7 +362,7 @@
               <w14:ligatures w14:val="standardContextual"/>
             </w:rPr>
           </w:pPr>
-          <w:hyperlink w:anchor="_Toc216683992" w:history="1">
+          <w:hyperlink w:anchor="_Toc216714326" w:history="1">
             <w:r>
               <w:rPr>
                 <w:rStyle w:val="ae"/>
@@ -400,7 +400,7 @@
                 <w:noProof/>
                 <w:webHidden/>
               </w:rPr>
-              <w:instrText>PAGEREF _Toc216683992 \h</w:instrText>
+              <w:instrText>PAGEREF _Toc216714326 \h</w:instrText>
             </w:r>
             <w:r>
               <w:rPr>
@@ -457,7 +457,7 @@
               <w14:ligatures w14:val="standardContextual"/>
             </w:rPr>
           </w:pPr>
-          <w:hyperlink w:anchor="_Toc216683993" w:history="1">
+          <w:hyperlink w:anchor="_Toc216714327" w:history="1">
             <w:r>
               <w:rPr>
                 <w:rStyle w:val="ae"/>
@@ -495,7 +495,7 @@
                 <w:noProof/>
                 <w:webHidden/>
               </w:rPr>
-              <w:instrText>PAGEREF _Toc216683993 \h</w:instrText>
+              <w:instrText>PAGEREF _Toc216714327 \h</w:instrText>
             </w:r>
             <w:r>
               <w:rPr>
@@ -552,7 +552,7 @@
               <w14:ligatures w14:val="standardContextual"/>
             </w:rPr>
           </w:pPr>
-          <w:hyperlink w:anchor="_Toc216683994" w:history="1">
+          <w:hyperlink w:anchor="_Toc216714328" w:history="1">
             <w:r>
               <w:rPr>
                 <w:rStyle w:val="ae"/>
@@ -590,7 +590,7 @@
                 <w:noProof/>
                 <w:webHidden/>
               </w:rPr>
-              <w:instrText>PAGEREF _Toc216683994 \h</w:instrText>
+              <w:instrText>PAGEREF _Toc216714328 \h</w:instrText>
             </w:r>
             <w:r>
               <w:rPr>
@@ -621,7 +621,7 @@
                 <w:noProof/>
                 <w:webHidden/>
               </w:rPr>
-              <w:t>5</w:t>
+              <w:t>6</w:t>
             </w:r>
             <w:r>
               <w:rPr>
@@ -647,7 +647,7 @@
               <w14:ligatures w14:val="standardContextual"/>
             </w:rPr>
           </w:pPr>
-          <w:hyperlink w:anchor="_Toc216683995" w:history="1">
+          <w:hyperlink w:anchor="_Toc216714329" w:history="1">
             <w:r>
               <w:rPr>
                 <w:rStyle w:val="ae"/>
@@ -685,7 +685,7 @@
                 <w:noProof/>
                 <w:webHidden/>
               </w:rPr>
-              <w:instrText>PAGEREF _Toc216683995 \h</w:instrText>
+              <w:instrText>PAGEREF _Toc216714329 \h</w:instrText>
             </w:r>
             <w:r>
               <w:rPr>
@@ -716,7 +716,292 @@
                 <w:noProof/>
                 <w:webHidden/>
               </w:rPr>
-              <w:t>5</w:t>
+              <w:t>6</w:t>
+            </w:r>
+            <w:r>
+              <w:rPr>
+                <w:rFonts w:hint="eastAsia"/>
+                <w:noProof/>
+                <w:webHidden/>
+              </w:rPr>
+              <w:fldChar w:fldCharType="end"/>
+            </w:r>
+          </w:hyperlink>
+        </w:p>
+        <w:p>
+          <w:pPr>
+            <w:pStyle w:val="TOC2"/>
+            <w:tabs>
+              <w:tab w:val="right" w:leader="dot" w:pos="8296"/>
+            </w:tabs>
+            <w:rPr>
+              <w:rFonts w:cstheme="minorBidi" w:hint="eastAsia"/>
+              <w:noProof/>
+              <w:kern w:val="2"/>
+              <w:szCs w:val="24"/>
+              <w14:ligatures w14:val="standardContextual"/>
+            </w:rPr>
+          </w:pPr>
+          <w:hyperlink w:anchor="_Toc216714330" w:history="1">
+            <w:r>
+              <w:rPr>
+                <w:rStyle w:val="ae"/>
+                <w:rFonts w:hint="eastAsia"/>
+                <w:noProof/>
+              </w:rPr>
+              <w:t>25.12.15</w:t>
+            </w:r>
+            <w:r>
+              <w:rPr>
+                <w:rFonts w:hint="eastAsia"/>
+                <w:noProof/>
+                <w:webHidden/>
+              </w:rPr>
+              <w:tab/>
+            </w:r>
+            <w:r>
+              <w:rPr>
+                <w:rFonts w:hint="eastAsia"/>
+                <w:noProof/>
+                <w:webHidden/>
+              </w:rPr>
+              <w:fldChar w:fldCharType="begin"/>
+            </w:r>
+            <w:r>
+              <w:rPr>
+                <w:rFonts w:hint="eastAsia"/>
+                <w:noProof/>
+                <w:webHidden/>
+              </w:rPr>
+              <w:instrText xml:space="preserve"> </w:instrText>
+            </w:r>
+            <w:r>
+              <w:rPr>
+                <w:noProof/>
+                <w:webHidden/>
+              </w:rPr>
+              <w:instrText>PAGEREF _Toc216714330 \h</w:instrText>
+            </w:r>
+            <w:r>
+              <w:rPr>
+                <w:rFonts w:hint="eastAsia"/>
+                <w:noProof/>
+                <w:webHidden/>
+              </w:rPr>
+              <w:instrText xml:space="preserve"> </w:instrText>
+            </w:r>
+            <w:r>
+              <w:rPr>
+                <w:rFonts w:hint="eastAsia"/>
+                <w:noProof/>
+                <w:webHidden/>
+              </w:rPr>
+            </w:r>
+            <w:r>
+              <w:rPr>
+                <w:rFonts w:hint="eastAsia"/>
+                <w:noProof/>
+                <w:webHidden/>
+              </w:rPr>
+              <w:fldChar w:fldCharType="separate"/>
+            </w:r>
+            <w:r>
+              <w:rPr>
+                <w:rFonts w:hint="eastAsia"/>
+                <w:noProof/>
+                <w:webHidden/>
+              </w:rPr>
+              <w:t>6</w:t>
+            </w:r>
+            <w:r>
+              <w:rPr>
+                <w:rFonts w:hint="eastAsia"/>
+                <w:noProof/>
+                <w:webHidden/>
+              </w:rPr>
+              <w:fldChar w:fldCharType="end"/>
+            </w:r>
+          </w:hyperlink>
+        </w:p>
+        <w:p>
+          <w:pPr>
+            <w:pStyle w:val="TOC3"/>
+            <w:tabs>
+              <w:tab w:val="right" w:leader="dot" w:pos="8296"/>
+            </w:tabs>
+            <w:rPr>
+              <w:rFonts w:cstheme="minorBidi" w:hint="eastAsia"/>
+              <w:noProof/>
+              <w:kern w:val="2"/>
+              <w:szCs w:val="24"/>
+              <w14:ligatures w14:val="standardContextual"/>
+            </w:rPr>
+          </w:pPr>
+          <w:hyperlink w:anchor="_Toc216714331" w:history="1">
+            <w:r>
+              <w:rPr>
+                <w:rStyle w:val="ae"/>
+                <w:rFonts w:hint="eastAsia"/>
+                <w:noProof/>
+              </w:rPr>
+              <w:t>LC记录5</w:t>
+            </w:r>
+            <w:r>
+              <w:rPr>
+                <w:rFonts w:hint="eastAsia"/>
+                <w:noProof/>
+                <w:webHidden/>
+              </w:rPr>
+              <w:tab/>
+            </w:r>
+            <w:r>
+              <w:rPr>
+                <w:rFonts w:hint="eastAsia"/>
+                <w:noProof/>
+                <w:webHidden/>
+              </w:rPr>
+              <w:fldChar w:fldCharType="begin"/>
+            </w:r>
+            <w:r>
+              <w:rPr>
+                <w:rFonts w:hint="eastAsia"/>
+                <w:noProof/>
+                <w:webHidden/>
+              </w:rPr>
+              <w:instrText xml:space="preserve"> </w:instrText>
+            </w:r>
+            <w:r>
+              <w:rPr>
+                <w:noProof/>
+                <w:webHidden/>
+              </w:rPr>
+              <w:instrText>PAGEREF _Toc216714331 \h</w:instrText>
+            </w:r>
+            <w:r>
+              <w:rPr>
+                <w:rFonts w:hint="eastAsia"/>
+                <w:noProof/>
+                <w:webHidden/>
+              </w:rPr>
+              <w:instrText xml:space="preserve"> </w:instrText>
+            </w:r>
+            <w:r>
+              <w:rPr>
+                <w:rFonts w:hint="eastAsia"/>
+                <w:noProof/>
+                <w:webHidden/>
+              </w:rPr>
+            </w:r>
+            <w:r>
+              <w:rPr>
+                <w:rFonts w:hint="eastAsia"/>
+                <w:noProof/>
+                <w:webHidden/>
+              </w:rPr>
+              <w:fldChar w:fldCharType="separate"/>
+            </w:r>
+            <w:r>
+              <w:rPr>
+                <w:rFonts w:hint="eastAsia"/>
+                <w:noProof/>
+                <w:webHidden/>
+              </w:rPr>
+              <w:t>6</w:t>
+            </w:r>
+            <w:r>
+              <w:rPr>
+                <w:rFonts w:hint="eastAsia"/>
+                <w:noProof/>
+                <w:webHidden/>
+              </w:rPr>
+              <w:fldChar w:fldCharType="end"/>
+            </w:r>
+          </w:hyperlink>
+        </w:p>
+        <w:p>
+          <w:pPr>
+            <w:pStyle w:val="TOC3"/>
+            <w:tabs>
+              <w:tab w:val="right" w:leader="dot" w:pos="8296"/>
+            </w:tabs>
+            <w:rPr>
+              <w:rFonts w:cstheme="minorBidi" w:hint="eastAsia"/>
+              <w:noProof/>
+              <w:kern w:val="2"/>
+              <w:szCs w:val="24"/>
+              <w14:ligatures w14:val="standardContextual"/>
+            </w:rPr>
+          </w:pPr>
+          <w:hyperlink w:anchor="_Toc216714332" w:history="1">
+            <w:r>
+              <w:rPr>
+                <w:rStyle w:val="ae"/>
+                <w:rFonts w:hint="eastAsia"/>
+                <w:noProof/>
+              </w:rPr>
+              <w:t>LC记录6</w:t>
+            </w:r>
+            <w:r>
+              <w:rPr>
+                <w:rFonts w:hint="eastAsia"/>
+                <w:noProof/>
+                <w:webHidden/>
+              </w:rPr>
+              <w:tab/>
+            </w:r>
+            <w:r>
+              <w:rPr>
+                <w:rFonts w:hint="eastAsia"/>
+                <w:noProof/>
+                <w:webHidden/>
+              </w:rPr>
+              <w:fldChar w:fldCharType="begin"/>
+            </w:r>
+            <w:r>
+              <w:rPr>
+                <w:rFonts w:hint="eastAsia"/>
+                <w:noProof/>
+                <w:webHidden/>
+              </w:rPr>
+              <w:instrText xml:space="preserve"> </w:instrText>
+            </w:r>
+            <w:r>
+              <w:rPr>
+                <w:noProof/>
+                <w:webHidden/>
+              </w:rPr>
+              <w:instrText>PAGEREF _Toc216714332 \h</w:instrText>
+            </w:r>
+            <w:r>
+              <w:rPr>
+                <w:rFonts w:hint="eastAsia"/>
+                <w:noProof/>
+                <w:webHidden/>
+              </w:rPr>
+              <w:instrText xml:space="preserve"> </w:instrText>
+            </w:r>
+            <w:r>
+              <w:rPr>
+                <w:rFonts w:hint="eastAsia"/>
+                <w:noProof/>
+                <w:webHidden/>
+              </w:rPr>
+            </w:r>
+            <w:r>
+              <w:rPr>
+                <w:rFonts w:hint="eastAsia"/>
+                <w:noProof/>
+                <w:webHidden/>
+              </w:rPr>
+              <w:fldChar w:fldCharType="separate"/>
+            </w:r>
+            <w:r>
+              <w:rPr>
+                <w:rFonts w:hint="eastAsia"/>
+                <w:noProof/>
+                <w:webHidden/>
+              </w:rPr>
+              <w:t>7</w:t>
             </w:r>
             <w:r>
               <w:rPr>
@@ -752,7 +1037,7 @@
           <w:rFonts w:hint="eastAsia"/>
         </w:rPr>
       </w:pPr>
-      <w:bookmarkStart w:id="0" w:name="_Toc216683989"/>
+      <w:bookmarkStart w:id="0" w:name="_Toc216714323"/>
       <w:r>
         <w:rPr>
           <w:rFonts w:hint="eastAsia"/>
@@ -768,7 +1053,7 @@
           <w:rFonts w:hint="eastAsia"/>
         </w:rPr>
       </w:pPr>
-      <w:bookmarkStart w:id="1" w:name="_Toc216683990"/>
+      <w:bookmarkStart w:id="1" w:name="_Toc216714324"/>
       <w:r>
         <w:rPr>
           <w:rFonts w:hint="eastAsia"/>
@@ -827,90 +1112,20 @@
               <w:rPr>
                 <w:rFonts w:hint="eastAsia"/>
               </w:rPr>
-              <w:t xml:space="preserve">let </w:t>
-            </w:r>
-            <w:proofErr w:type="spellStart"/>
-            <w:r>
-              <w:rPr>
-                <w:rFonts w:hint="eastAsia"/>
-              </w:rPr>
-              <w:t>arr</w:t>
-            </w:r>
-            <w:proofErr w:type="spellEnd"/>
-            <w:r>
-              <w:rPr>
-                <w:rFonts w:hint="eastAsia"/>
-              </w:rPr>
-              <w:t xml:space="preserve">: </w:t>
-            </w:r>
-            <w:proofErr w:type="gramStart"/>
-            <w:r>
-              <w:rPr>
-                <w:rFonts w:hint="eastAsia"/>
-              </w:rPr>
-              <w:t>number[</w:t>
-            </w:r>
-            <w:proofErr w:type="gramEnd"/>
-            <w:r>
-              <w:rPr>
-                <w:rFonts w:hint="eastAsia"/>
-              </w:rPr>
-              <w:t>] = new Array(5</w:t>
-            </w:r>
-            <w:proofErr w:type="gramStart"/>
-            <w:r>
-              <w:rPr>
-                <w:rFonts w:hint="eastAsia"/>
-              </w:rPr>
-              <w:t>).fill</w:t>
-            </w:r>
-            <w:proofErr w:type="gramEnd"/>
-            <w:r>
-              <w:rPr>
-                <w:rFonts w:hint="eastAsia"/>
-              </w:rPr>
-              <w:t>(0);</w:t>
-            </w:r>
-          </w:p>
-          <w:p>
-            <w:pPr>
-              <w:rPr>
-                <w:rFonts w:hint="eastAsia"/>
-              </w:rPr>
-            </w:pPr>
-            <w:r>
-              <w:rPr>
-                <w:rFonts w:hint="eastAsia"/>
-              </w:rPr>
-              <w:t xml:space="preserve">let </w:t>
-            </w:r>
-            <w:proofErr w:type="spellStart"/>
-            <w:r>
-              <w:rPr>
-                <w:rFonts w:hint="eastAsia"/>
-              </w:rPr>
-              <w:t>nums</w:t>
-            </w:r>
-            <w:proofErr w:type="spellEnd"/>
-            <w:r>
-              <w:rPr>
-                <w:rFonts w:hint="eastAsia"/>
-              </w:rPr>
-              <w:t xml:space="preserve">: </w:t>
-            </w:r>
-            <w:proofErr w:type="gramStart"/>
-            <w:r>
-              <w:rPr>
-                <w:rFonts w:hint="eastAsia"/>
-              </w:rPr>
-              <w:t>number[</w:t>
-            </w:r>
-            <w:proofErr w:type="gramEnd"/>
-            <w:r>
-              <w:rPr>
-                <w:rFonts w:hint="eastAsia"/>
-              </w:rPr>
-              <w:t>] = [1, 3, 2, 5, 4];</w:t>
+              <w:t>let arr: number[] = new Array(5).fill(0);</w:t>
+            </w:r>
+          </w:p>
+          <w:p>
+            <w:pPr>
+              <w:rPr>
+                <w:rFonts w:hint="eastAsia"/>
+              </w:rPr>
+            </w:pPr>
+            <w:r>
+              <w:rPr>
+                <w:rFonts w:hint="eastAsia"/>
+              </w:rPr>
+              <w:t>let nums: number[] = [1, 3, 2, 5, 4];</w:t>
             </w:r>
           </w:p>
         </w:tc>
@@ -992,284 +1207,72 @@
               <w:rPr>
                 <w:rFonts w:hint="eastAsia"/>
               </w:rPr>
-              <w:t xml:space="preserve">class </w:t>
-            </w:r>
-            <w:proofErr w:type="spellStart"/>
-            <w:r>
-              <w:rPr>
-                <w:rFonts w:hint="eastAsia"/>
-              </w:rPr>
-              <w:t>ListNode</w:t>
-            </w:r>
-            <w:proofErr w:type="spellEnd"/>
-            <w:r>
-              <w:rPr>
-                <w:rFonts w:hint="eastAsia"/>
-              </w:rPr>
-              <w:t xml:space="preserve"> {</w:t>
-            </w:r>
-          </w:p>
-          <w:p>
-            <w:pPr>
-              <w:rPr>
-                <w:rFonts w:hint="eastAsia"/>
-              </w:rPr>
-            </w:pPr>
-            <w:r>
-              <w:rPr>
-                <w:rFonts w:hint="eastAsia"/>
-              </w:rPr>
-              <w:t xml:space="preserve">    </w:t>
-            </w:r>
-            <w:proofErr w:type="spellStart"/>
-            <w:r>
-              <w:rPr>
-                <w:rFonts w:hint="eastAsia"/>
-              </w:rPr>
-              <w:t>val</w:t>
-            </w:r>
-            <w:proofErr w:type="spellEnd"/>
-            <w:r>
-              <w:rPr>
-                <w:rFonts w:hint="eastAsia"/>
-              </w:rPr>
-              <w:t>: number;</w:t>
-            </w:r>
-          </w:p>
-          <w:p>
-            <w:pPr>
-              <w:rPr>
-                <w:rFonts w:hint="eastAsia"/>
-              </w:rPr>
-            </w:pPr>
-            <w:r>
-              <w:rPr>
-                <w:rFonts w:hint="eastAsia"/>
-              </w:rPr>
-              <w:t xml:space="preserve">    next: </w:t>
-            </w:r>
-            <w:proofErr w:type="spellStart"/>
-            <w:r>
-              <w:rPr>
-                <w:rFonts w:hint="eastAsia"/>
-              </w:rPr>
-              <w:t>ListNode</w:t>
-            </w:r>
-            <w:proofErr w:type="spellEnd"/>
-            <w:r>
-              <w:rPr>
-                <w:rFonts w:hint="eastAsia"/>
-              </w:rPr>
-              <w:t xml:space="preserve"> | null;</w:t>
-            </w:r>
-          </w:p>
-          <w:p>
-            <w:pPr>
-              <w:rPr>
-                <w:rFonts w:hint="eastAsia"/>
-              </w:rPr>
-            </w:pPr>
-            <w:r>
-              <w:rPr>
-                <w:rFonts w:hint="eastAsia"/>
-              </w:rPr>
-              <w:t xml:space="preserve">    </w:t>
-            </w:r>
-            <w:proofErr w:type="gramStart"/>
-            <w:r>
-              <w:rPr>
-                <w:rFonts w:hint="eastAsia"/>
-              </w:rPr>
-              <w:t>constructor(</w:t>
-            </w:r>
-            <w:proofErr w:type="spellStart"/>
-            <w:r>
-              <w:rPr>
-                <w:rFonts w:hint="eastAsia"/>
-              </w:rPr>
-              <w:t>val</w:t>
-            </w:r>
-            <w:proofErr w:type="spellEnd"/>
-            <w:r>
-              <w:rPr>
-                <w:rFonts w:hint="eastAsia"/>
-              </w:rPr>
-              <w:t>?:</w:t>
-            </w:r>
-            <w:proofErr w:type="gramEnd"/>
-            <w:r>
-              <w:rPr>
-                <w:rFonts w:hint="eastAsia"/>
-              </w:rPr>
-              <w:t xml:space="preserve"> number, </w:t>
-            </w:r>
-            <w:proofErr w:type="gramStart"/>
-            <w:r>
-              <w:rPr>
-                <w:rFonts w:hint="eastAsia"/>
-              </w:rPr>
-              <w:t>next?:</w:t>
-            </w:r>
-            <w:proofErr w:type="gramEnd"/>
-            <w:r>
-              <w:rPr>
-                <w:rFonts w:hint="eastAsia"/>
-              </w:rPr>
-              <w:t xml:space="preserve"> </w:t>
-            </w:r>
-            <w:proofErr w:type="spellStart"/>
-            <w:r>
-              <w:rPr>
-                <w:rFonts w:hint="eastAsia"/>
-              </w:rPr>
-              <w:t>ListNode</w:t>
-            </w:r>
-            <w:proofErr w:type="spellEnd"/>
-            <w:r>
-              <w:rPr>
-                <w:rFonts w:hint="eastAsia"/>
-              </w:rPr>
-              <w:t xml:space="preserve"> | null) {</w:t>
-            </w:r>
-          </w:p>
-          <w:p>
-            <w:pPr>
-              <w:rPr>
-                <w:rFonts w:hint="eastAsia"/>
-              </w:rPr>
-            </w:pPr>
-            <w:r>
-              <w:rPr>
-                <w:rFonts w:hint="eastAsia"/>
-              </w:rPr>
-              <w:t xml:space="preserve">        </w:t>
-            </w:r>
-            <w:proofErr w:type="spellStart"/>
-            <w:r>
-              <w:rPr>
-                <w:rFonts w:hint="eastAsia"/>
-              </w:rPr>
-              <w:t>this.val</w:t>
-            </w:r>
-            <w:proofErr w:type="spellEnd"/>
-            <w:r>
-              <w:rPr>
-                <w:rFonts w:hint="eastAsia"/>
-              </w:rPr>
-              <w:t xml:space="preserve"> = </w:t>
-            </w:r>
-            <w:proofErr w:type="spellStart"/>
-            <w:r>
-              <w:rPr>
-                <w:rFonts w:hint="eastAsia"/>
-              </w:rPr>
-              <w:t>val</w:t>
-            </w:r>
-            <w:proofErr w:type="spellEnd"/>
-            <w:r>
-              <w:rPr>
-                <w:rFonts w:hint="eastAsia"/>
-              </w:rPr>
-              <w:t xml:space="preserve"> === </w:t>
-            </w:r>
-            <w:proofErr w:type="gramStart"/>
-            <w:r>
-              <w:rPr>
-                <w:rFonts w:hint="eastAsia"/>
-              </w:rPr>
-              <w:t>undefined ?</w:t>
-            </w:r>
-            <w:proofErr w:type="gramEnd"/>
-            <w:r>
-              <w:rPr>
-                <w:rFonts w:hint="eastAsia"/>
-              </w:rPr>
-              <w:t xml:space="preserve"> 0 : </w:t>
-            </w:r>
-            <w:proofErr w:type="spellStart"/>
-            <w:r>
-              <w:rPr>
-                <w:rFonts w:hint="eastAsia"/>
-              </w:rPr>
-              <w:t>val</w:t>
-            </w:r>
-            <w:proofErr w:type="spellEnd"/>
-            <w:r>
-              <w:rPr>
-                <w:rFonts w:hint="eastAsia"/>
-              </w:rPr>
-              <w:t>;        // 节点值</w:t>
-            </w:r>
-          </w:p>
-          <w:p>
-            <w:pPr>
-              <w:rPr>
-                <w:rFonts w:hint="eastAsia"/>
-              </w:rPr>
-            </w:pPr>
-            <w:r>
-              <w:rPr>
-                <w:rFonts w:hint="eastAsia"/>
-              </w:rPr>
-              <w:t xml:space="preserve">        </w:t>
-            </w:r>
-            <w:proofErr w:type="spellStart"/>
-            <w:proofErr w:type="gramStart"/>
-            <w:r>
-              <w:rPr>
-                <w:rFonts w:hint="eastAsia"/>
-              </w:rPr>
-              <w:t>this.next</w:t>
-            </w:r>
-            <w:proofErr w:type="spellEnd"/>
-            <w:proofErr w:type="gramEnd"/>
-            <w:r>
-              <w:rPr>
-                <w:rFonts w:hint="eastAsia"/>
-              </w:rPr>
-              <w:t xml:space="preserve"> = next === </w:t>
-            </w:r>
-            <w:proofErr w:type="gramStart"/>
-            <w:r>
-              <w:rPr>
-                <w:rFonts w:hint="eastAsia"/>
-              </w:rPr>
-              <w:t>undefined ?</w:t>
-            </w:r>
-            <w:proofErr w:type="gramEnd"/>
-            <w:r>
-              <w:rPr>
-                <w:rFonts w:hint="eastAsia"/>
-              </w:rPr>
-              <w:t xml:space="preserve"> </w:t>
-            </w:r>
-            <w:proofErr w:type="gramStart"/>
-            <w:r>
-              <w:rPr>
-                <w:rFonts w:hint="eastAsia"/>
-              </w:rPr>
-              <w:t>null :</w:t>
-            </w:r>
-            <w:proofErr w:type="gramEnd"/>
-            <w:r>
-              <w:rPr>
-                <w:rFonts w:hint="eastAsia"/>
-              </w:rPr>
-              <w:t xml:space="preserve"> </w:t>
-            </w:r>
-            <w:proofErr w:type="gramStart"/>
-            <w:r>
-              <w:rPr>
-                <w:rFonts w:hint="eastAsia"/>
-              </w:rPr>
-              <w:t>next;  /</w:t>
-            </w:r>
-            <w:proofErr w:type="gramEnd"/>
-            <w:r>
-              <w:rPr>
-                <w:rFonts w:hint="eastAsia"/>
-              </w:rPr>
-              <w:t>/ 指向下一节点的引用</w:t>
+              <w:t>class ListNode {</w:t>
+            </w:r>
+          </w:p>
+          <w:p>
+            <w:pPr>
+              <w:rPr>
+                <w:rFonts w:hint="eastAsia"/>
+              </w:rPr>
+            </w:pPr>
+            <w:r>
+              <w:rPr>
+                <w:rFonts w:hint="eastAsia"/>
+              </w:rPr>
+              <w:t xml:space="preserve">    val: number;</w:t>
+            </w:r>
+          </w:p>
+          <w:p>
+            <w:pPr>
+              <w:rPr>
+                <w:rFonts w:hint="eastAsia"/>
+              </w:rPr>
+            </w:pPr>
+            <w:r>
+              <w:rPr>
+                <w:rFonts w:hint="eastAsia"/>
+              </w:rPr>
+              <w:t xml:space="preserve">    next: ListNode | null;</w:t>
+            </w:r>
+          </w:p>
+          <w:p>
+            <w:pPr>
+              <w:rPr>
+                <w:rFonts w:hint="eastAsia"/>
+              </w:rPr>
+            </w:pPr>
+            <w:r>
+              <w:rPr>
+                <w:rFonts w:hint="eastAsia"/>
+              </w:rPr>
+              <w:t xml:space="preserve">    constructor(val?: number, next?: ListNode | null) {</w:t>
+            </w:r>
+          </w:p>
+          <w:p>
+            <w:pPr>
+              <w:rPr>
+                <w:rFonts w:hint="eastAsia"/>
+              </w:rPr>
+            </w:pPr>
+            <w:r>
+              <w:rPr>
+                <w:rFonts w:hint="eastAsia"/>
+              </w:rPr>
+              <w:t xml:space="preserve">        this.val = val === undefined ? 0 : val;        // 节点值</w:t>
+            </w:r>
+          </w:p>
+          <w:p>
+            <w:pPr>
+              <w:rPr>
+                <w:rFonts w:hint="eastAsia"/>
+              </w:rPr>
+            </w:pPr>
+            <w:r>
+              <w:rPr>
+                <w:rFonts w:hint="eastAsia"/>
+              </w:rPr>
+              <w:t xml:space="preserve">        this.next = next === undefined ? null : next;  // 指向下一节点的引用</w:t>
             </w:r>
           </w:p>
           <w:p>
@@ -1341,182 +1344,72 @@
               <w:rPr>
                 <w:rFonts w:hint="eastAsia"/>
               </w:rPr>
-              <w:t xml:space="preserve">const n0 = new </w:t>
-            </w:r>
-            <w:proofErr w:type="spellStart"/>
-            <w:proofErr w:type="gramStart"/>
-            <w:r>
-              <w:rPr>
-                <w:rFonts w:hint="eastAsia"/>
-              </w:rPr>
-              <w:t>ListNode</w:t>
-            </w:r>
-            <w:proofErr w:type="spellEnd"/>
-            <w:r>
-              <w:rPr>
-                <w:rFonts w:hint="eastAsia"/>
-              </w:rPr>
-              <w:t>(</w:t>
-            </w:r>
-            <w:proofErr w:type="gramEnd"/>
-            <w:r>
-              <w:rPr>
-                <w:rFonts w:hint="eastAsia"/>
-              </w:rPr>
-              <w:t>1);</w:t>
-            </w:r>
-          </w:p>
-          <w:p>
-            <w:pPr>
-              <w:rPr>
-                <w:rFonts w:hint="eastAsia"/>
-              </w:rPr>
-            </w:pPr>
-            <w:r>
-              <w:rPr>
-                <w:rFonts w:hint="eastAsia"/>
-              </w:rPr>
-              <w:t xml:space="preserve">const n1 = new </w:t>
-            </w:r>
-            <w:proofErr w:type="spellStart"/>
-            <w:proofErr w:type="gramStart"/>
-            <w:r>
-              <w:rPr>
-                <w:rFonts w:hint="eastAsia"/>
-              </w:rPr>
-              <w:t>ListNode</w:t>
-            </w:r>
-            <w:proofErr w:type="spellEnd"/>
-            <w:r>
-              <w:rPr>
-                <w:rFonts w:hint="eastAsia"/>
-              </w:rPr>
-              <w:t>(</w:t>
-            </w:r>
-            <w:proofErr w:type="gramEnd"/>
-            <w:r>
-              <w:rPr>
-                <w:rFonts w:hint="eastAsia"/>
-              </w:rPr>
-              <w:t>3);</w:t>
-            </w:r>
-          </w:p>
-          <w:p>
-            <w:pPr>
-              <w:rPr>
-                <w:rFonts w:hint="eastAsia"/>
-              </w:rPr>
-            </w:pPr>
-            <w:r>
-              <w:rPr>
-                <w:rFonts w:hint="eastAsia"/>
-              </w:rPr>
-              <w:t xml:space="preserve">const n2 = new </w:t>
-            </w:r>
-            <w:proofErr w:type="spellStart"/>
-            <w:proofErr w:type="gramStart"/>
-            <w:r>
-              <w:rPr>
-                <w:rFonts w:hint="eastAsia"/>
-              </w:rPr>
-              <w:t>ListNode</w:t>
-            </w:r>
-            <w:proofErr w:type="spellEnd"/>
-            <w:r>
-              <w:rPr>
-                <w:rFonts w:hint="eastAsia"/>
-              </w:rPr>
-              <w:t>(</w:t>
-            </w:r>
-            <w:proofErr w:type="gramEnd"/>
-            <w:r>
-              <w:rPr>
-                <w:rFonts w:hint="eastAsia"/>
-              </w:rPr>
-              <w:t>2);</w:t>
-            </w:r>
-          </w:p>
-          <w:p>
-            <w:pPr>
-              <w:rPr>
-                <w:rFonts w:hint="eastAsia"/>
-              </w:rPr>
-            </w:pPr>
-            <w:r>
-              <w:rPr>
-                <w:rFonts w:hint="eastAsia"/>
-              </w:rPr>
-              <w:t xml:space="preserve">const n3 = new </w:t>
-            </w:r>
-            <w:proofErr w:type="spellStart"/>
-            <w:proofErr w:type="gramStart"/>
-            <w:r>
-              <w:rPr>
-                <w:rFonts w:hint="eastAsia"/>
-              </w:rPr>
-              <w:t>ListNode</w:t>
-            </w:r>
-            <w:proofErr w:type="spellEnd"/>
-            <w:r>
-              <w:rPr>
-                <w:rFonts w:hint="eastAsia"/>
-              </w:rPr>
-              <w:t>(</w:t>
-            </w:r>
-            <w:proofErr w:type="gramEnd"/>
-            <w:r>
-              <w:rPr>
-                <w:rFonts w:hint="eastAsia"/>
-              </w:rPr>
-              <w:t>5);</w:t>
-            </w:r>
-          </w:p>
-          <w:p>
-            <w:pPr>
-              <w:rPr>
-                <w:rFonts w:hint="eastAsia"/>
-              </w:rPr>
-            </w:pPr>
-            <w:r>
-              <w:rPr>
-                <w:rFonts w:hint="eastAsia"/>
-              </w:rPr>
-              <w:t xml:space="preserve">const n4 = new </w:t>
-            </w:r>
-            <w:proofErr w:type="spellStart"/>
-            <w:proofErr w:type="gramStart"/>
-            <w:r>
-              <w:rPr>
-                <w:rFonts w:hint="eastAsia"/>
-              </w:rPr>
-              <w:t>ListNode</w:t>
-            </w:r>
-            <w:proofErr w:type="spellEnd"/>
-            <w:r>
-              <w:rPr>
-                <w:rFonts w:hint="eastAsia"/>
-              </w:rPr>
-              <w:t>(</w:t>
-            </w:r>
-            <w:proofErr w:type="gramEnd"/>
-            <w:r>
-              <w:rPr>
-                <w:rFonts w:hint="eastAsia"/>
-              </w:rPr>
-              <w:t>4);</w:t>
-            </w:r>
-          </w:p>
-          <w:p>
-            <w:pPr>
-              <w:rPr>
-                <w:rFonts w:hint="eastAsia"/>
-              </w:rPr>
-            </w:pPr>
-            <w:r>
-              <w:rPr>
-                <w:rFonts w:hint="eastAsia"/>
-              </w:rPr>
               <w:lastRenderedPageBreak/>
+              <w:t>const n0 = new ListNode(1);</w:t>
+            </w:r>
+          </w:p>
+          <w:p>
+            <w:pPr>
+              <w:rPr>
+                <w:rFonts w:hint="eastAsia"/>
+              </w:rPr>
+            </w:pPr>
+            <w:r>
+              <w:rPr>
+                <w:rFonts w:hint="eastAsia"/>
+              </w:rPr>
+              <w:t>const n1 = new ListNode(3);</w:t>
+            </w:r>
+          </w:p>
+          <w:p>
+            <w:pPr>
+              <w:rPr>
+                <w:rFonts w:hint="eastAsia"/>
+              </w:rPr>
+            </w:pPr>
+            <w:r>
+              <w:rPr>
+                <w:rFonts w:hint="eastAsia"/>
+              </w:rPr>
+              <w:t>const n2 = new ListNode(2);</w:t>
+            </w:r>
+          </w:p>
+          <w:p>
+            <w:pPr>
+              <w:rPr>
+                <w:rFonts w:hint="eastAsia"/>
+              </w:rPr>
+            </w:pPr>
+            <w:r>
+              <w:rPr>
+                <w:rFonts w:hint="eastAsia"/>
+              </w:rPr>
+              <w:t>const n3 = new ListNode(5);</w:t>
+            </w:r>
+          </w:p>
+          <w:p>
+            <w:pPr>
+              <w:rPr>
+                <w:rFonts w:hint="eastAsia"/>
+              </w:rPr>
+            </w:pPr>
+            <w:r>
+              <w:rPr>
+                <w:rFonts w:hint="eastAsia"/>
+              </w:rPr>
+              <w:t>const n4 = new ListNode(4);</w:t>
+            </w:r>
+          </w:p>
+          <w:p>
+            <w:pPr>
+              <w:rPr>
+                <w:rFonts w:hint="eastAsia"/>
+              </w:rPr>
+            </w:pPr>
+            <w:r>
+              <w:rPr>
+                <w:rFonts w:hint="eastAsia"/>
+              </w:rPr>
               <w:t>// 构建节点之间的引用</w:t>
             </w:r>
           </w:p>
@@ -1530,102 +1423,46 @@
               <w:rPr>
                 <w:rFonts w:hint="eastAsia"/>
               </w:rPr>
-              <w:t>n</w:t>
-            </w:r>
-            <w:proofErr w:type="gramStart"/>
-            <w:r>
-              <w:rPr>
-                <w:rFonts w:hint="eastAsia"/>
-              </w:rPr>
-              <w:t>0.next</w:t>
-            </w:r>
-            <w:proofErr w:type="gramEnd"/>
-            <w:r>
-              <w:rPr>
-                <w:rFonts w:hint="eastAsia"/>
-              </w:rPr>
-              <w:t xml:space="preserve"> = n1;</w:t>
-            </w:r>
-          </w:p>
-          <w:p>
-            <w:pPr>
-              <w:rPr>
-                <w:rFonts w:hint="eastAsia"/>
-              </w:rPr>
-            </w:pPr>
-            <w:r>
-              <w:rPr>
-                <w:rFonts w:hint="eastAsia"/>
-              </w:rPr>
-              <w:t>n</w:t>
-            </w:r>
-            <w:proofErr w:type="gramStart"/>
-            <w:r>
-              <w:rPr>
-                <w:rFonts w:hint="eastAsia"/>
-              </w:rPr>
-              <w:t>1.next</w:t>
-            </w:r>
-            <w:proofErr w:type="gramEnd"/>
-            <w:r>
-              <w:rPr>
-                <w:rFonts w:hint="eastAsia"/>
-              </w:rPr>
-              <w:t xml:space="preserve"> = n2;</w:t>
-            </w:r>
-          </w:p>
-          <w:p>
-            <w:pPr>
-              <w:rPr>
-                <w:rFonts w:hint="eastAsia"/>
-              </w:rPr>
-            </w:pPr>
-            <w:r>
-              <w:rPr>
-                <w:rFonts w:hint="eastAsia"/>
-              </w:rPr>
-              <w:t>n</w:t>
-            </w:r>
-            <w:proofErr w:type="gramStart"/>
-            <w:r>
-              <w:rPr>
-                <w:rFonts w:hint="eastAsia"/>
-              </w:rPr>
-              <w:t>2.next</w:t>
-            </w:r>
-            <w:proofErr w:type="gramEnd"/>
-            <w:r>
-              <w:rPr>
-                <w:rFonts w:hint="eastAsia"/>
-              </w:rPr>
-              <w:t xml:space="preserve"> = n3;</w:t>
-            </w:r>
-          </w:p>
-          <w:p>
-            <w:pPr>
-              <w:rPr>
-                <w:rFonts w:hint="eastAsia"/>
-              </w:rPr>
-            </w:pPr>
-            <w:r>
-              <w:rPr>
-                <w:rFonts w:hint="eastAsia"/>
-              </w:rPr>
-              <w:t>n</w:t>
-            </w:r>
-            <w:proofErr w:type="gramStart"/>
-            <w:r>
-              <w:rPr>
-                <w:rFonts w:hint="eastAsia"/>
-              </w:rPr>
-              <w:t>3.next</w:t>
-            </w:r>
-            <w:proofErr w:type="gramEnd"/>
-            <w:r>
-              <w:rPr>
-                <w:rFonts w:hint="eastAsia"/>
-              </w:rPr>
-              <w:t xml:space="preserve"> = n4;</w:t>
+              <w:t>n0.next = n1;</w:t>
+            </w:r>
+          </w:p>
+          <w:p>
+            <w:pPr>
+              <w:rPr>
+                <w:rFonts w:hint="eastAsia"/>
+              </w:rPr>
+            </w:pPr>
+            <w:r>
+              <w:rPr>
+                <w:rFonts w:hint="eastAsia"/>
+              </w:rPr>
+              <w:t>n1.next = n2;</w:t>
+            </w:r>
+          </w:p>
+          <w:p>
+            <w:pPr>
+              <w:rPr>
+                <w:rFonts w:hint="eastAsia"/>
+              </w:rPr>
+            </w:pPr>
+            <w:r>
+              <w:rPr>
+                <w:rFonts w:hint="eastAsia"/>
+              </w:rPr>
+              <w:t>n2.next = n3;</w:t>
+            </w:r>
+          </w:p>
+          <w:p>
+            <w:pPr>
+              <w:rPr>
+                <w:rFonts w:hint="eastAsia"/>
+              </w:rPr>
+            </w:pPr>
+            <w:r>
+              <w:rPr>
+                <w:rFonts w:hint="eastAsia"/>
+              </w:rPr>
+              <w:t>n3.next = n4;</w:t>
             </w:r>
           </w:p>
         </w:tc>
@@ -1701,21 +1538,7 @@
               <w:rPr>
                 <w:rFonts w:hint="eastAsia"/>
               </w:rPr>
-              <w:t xml:space="preserve">const nums1: </w:t>
-            </w:r>
-            <w:proofErr w:type="gramStart"/>
-            <w:r>
-              <w:rPr>
-                <w:rFonts w:hint="eastAsia"/>
-              </w:rPr>
-              <w:t>number[</w:t>
-            </w:r>
-            <w:proofErr w:type="gramEnd"/>
-            <w:r>
-              <w:rPr>
-                <w:rFonts w:hint="eastAsia"/>
-              </w:rPr>
-              <w:t>] = [];</w:t>
+              <w:t>const nums1: number[] = [];</w:t>
             </w:r>
           </w:p>
           <w:p>
@@ -1741,35 +1564,7 @@
               <w:rPr>
                 <w:rFonts w:hint="eastAsia"/>
               </w:rPr>
-              <w:t xml:space="preserve">const </w:t>
-            </w:r>
-            <w:proofErr w:type="spellStart"/>
-            <w:r>
-              <w:rPr>
-                <w:rFonts w:hint="eastAsia"/>
-              </w:rPr>
-              <w:t>nums</w:t>
-            </w:r>
-            <w:proofErr w:type="spellEnd"/>
-            <w:r>
-              <w:rPr>
-                <w:rFonts w:hint="eastAsia"/>
-              </w:rPr>
-              <w:t xml:space="preserve">: </w:t>
-            </w:r>
-            <w:proofErr w:type="gramStart"/>
-            <w:r>
-              <w:rPr>
-                <w:rFonts w:hint="eastAsia"/>
-              </w:rPr>
-              <w:t>number[</w:t>
-            </w:r>
-            <w:proofErr w:type="gramEnd"/>
-            <w:r>
-              <w:rPr>
-                <w:rFonts w:hint="eastAsia"/>
-              </w:rPr>
-              <w:t>] = [1, 3, 2, 5, 4];</w:t>
+              <w:t>const nums: number[] = [1, 3, 2, 5, 4];</w:t>
             </w:r>
           </w:p>
         </w:tc>
@@ -1795,19 +1590,11 @@
           <w:rFonts w:hint="eastAsia"/>
         </w:rPr>
       </w:pPr>
-      <w:proofErr w:type="gramStart"/>
-      <w:r>
-        <w:rPr>
-          <w:rFonts w:hint="eastAsia"/>
-        </w:rPr>
-        <w:t>栈</w:t>
-      </w:r>
-      <w:proofErr w:type="gramEnd"/>
-      <w:r>
-        <w:rPr>
-          <w:rFonts w:hint="eastAsia"/>
-        </w:rPr>
-        <w:t>，先进后出</w:t>
+      <w:r>
+        <w:rPr>
+          <w:rFonts w:hint="eastAsia"/>
+        </w:rPr>
+        <w:t>栈，先进后出</w:t>
       </w:r>
     </w:p>
     <w:p>
@@ -1840,15 +1627,7 @@
         <w:t>从数组末尾移除并返回最后一个元素</w:t>
       </w:r>
       <w:r>
-        <w:t>，会直接修改原数组，使其长度减</w:t>
-      </w:r>
-      <w:proofErr w:type="gramStart"/>
-      <w:r>
-        <w:t>一</w:t>
-      </w:r>
-      <w:proofErr w:type="gramEnd"/>
-      <w:r>
-        <w:t>；如果对空数组调用，则返回undefined</w:t>
+        <w:t>，会直接修改原数组，使其长度减一；如果对空数组调用，则返回undefined</w:t>
       </w:r>
     </w:p>
     <w:p>
@@ -1900,439 +1679,217 @@
               <w:rPr>
                 <w:rFonts w:hint="eastAsia"/>
               </w:rPr>
-              <w:t>/* 初始化</w:t>
-            </w:r>
-            <w:proofErr w:type="gramStart"/>
-            <w:r>
-              <w:rPr>
-                <w:rFonts w:hint="eastAsia"/>
-              </w:rPr>
-              <w:t>栈</w:t>
-            </w:r>
-            <w:proofErr w:type="gramEnd"/>
-            <w:r>
-              <w:rPr>
-                <w:rFonts w:hint="eastAsia"/>
-              </w:rPr>
-              <w:t xml:space="preserve"> */</w:t>
-            </w:r>
-          </w:p>
-          <w:p>
-            <w:pPr>
-              <w:rPr>
-                <w:rFonts w:hint="eastAsia"/>
-              </w:rPr>
-            </w:pPr>
-            <w:r>
-              <w:rPr>
-                <w:rFonts w:hint="eastAsia"/>
-              </w:rPr>
-              <w:t>// TypeScript 没有内置的</w:t>
-            </w:r>
-            <w:proofErr w:type="gramStart"/>
-            <w:r>
-              <w:rPr>
-                <w:rFonts w:hint="eastAsia"/>
-              </w:rPr>
-              <w:t>栈</w:t>
-            </w:r>
-            <w:proofErr w:type="gramEnd"/>
-            <w:r>
-              <w:rPr>
-                <w:rFonts w:hint="eastAsia"/>
-              </w:rPr>
-              <w:t>类，可以把 Array 当作</w:t>
-            </w:r>
-            <w:proofErr w:type="gramStart"/>
-            <w:r>
-              <w:rPr>
-                <w:rFonts w:hint="eastAsia"/>
-              </w:rPr>
-              <w:t>栈</w:t>
-            </w:r>
-            <w:proofErr w:type="gramEnd"/>
-            <w:r>
-              <w:rPr>
-                <w:rFonts w:hint="eastAsia"/>
-              </w:rPr>
-              <w:t>来使用</w:t>
-            </w:r>
-          </w:p>
-          <w:p>
-            <w:pPr>
-              <w:rPr>
-                <w:rFonts w:hint="eastAsia"/>
-              </w:rPr>
-            </w:pPr>
-            <w:r>
-              <w:rPr>
-                <w:rFonts w:hint="eastAsia"/>
-              </w:rPr>
-              <w:t xml:space="preserve">const stack: </w:t>
-            </w:r>
-            <w:proofErr w:type="gramStart"/>
-            <w:r>
-              <w:rPr>
-                <w:rFonts w:hint="eastAsia"/>
-              </w:rPr>
-              <w:t>number[</w:t>
-            </w:r>
-            <w:proofErr w:type="gramEnd"/>
-            <w:r>
-              <w:rPr>
-                <w:rFonts w:hint="eastAsia"/>
-              </w:rPr>
-              <w:t>] = [];</w:t>
-            </w:r>
-          </w:p>
-          <w:p>
-            <w:pPr>
-              <w:rPr>
-                <w:rFonts w:hint="eastAsia"/>
-              </w:rPr>
-            </w:pPr>
-          </w:p>
-          <w:p>
-            <w:pPr>
-              <w:rPr>
-                <w:rFonts w:hint="eastAsia"/>
-              </w:rPr>
-            </w:pPr>
-            <w:r>
-              <w:rPr>
-                <w:rFonts w:hint="eastAsia"/>
-              </w:rPr>
-              <w:t>/* 元素入</w:t>
-            </w:r>
-            <w:proofErr w:type="gramStart"/>
-            <w:r>
-              <w:rPr>
-                <w:rFonts w:hint="eastAsia"/>
-              </w:rPr>
-              <w:t>栈</w:t>
-            </w:r>
-            <w:proofErr w:type="gramEnd"/>
-            <w:r>
-              <w:rPr>
-                <w:rFonts w:hint="eastAsia"/>
-              </w:rPr>
-              <w:t xml:space="preserve"> */</w:t>
-            </w:r>
-          </w:p>
-          <w:p>
-            <w:pPr>
-              <w:rPr>
-                <w:rFonts w:hint="eastAsia"/>
-              </w:rPr>
-            </w:pPr>
-            <w:proofErr w:type="spellStart"/>
-            <w:proofErr w:type="gramStart"/>
-            <w:r>
-              <w:rPr>
-                <w:rFonts w:hint="eastAsia"/>
-              </w:rPr>
-              <w:t>stack.push</w:t>
-            </w:r>
-            <w:proofErr w:type="spellEnd"/>
-            <w:proofErr w:type="gramEnd"/>
-            <w:r>
-              <w:rPr>
-                <w:rFonts w:hint="eastAsia"/>
-              </w:rPr>
-              <w:t>(1);</w:t>
-            </w:r>
-          </w:p>
-          <w:p>
-            <w:pPr>
-              <w:rPr>
-                <w:rFonts w:hint="eastAsia"/>
-              </w:rPr>
-            </w:pPr>
-            <w:proofErr w:type="spellStart"/>
-            <w:proofErr w:type="gramStart"/>
-            <w:r>
-              <w:rPr>
-                <w:rFonts w:hint="eastAsia"/>
-              </w:rPr>
-              <w:t>stack.push</w:t>
-            </w:r>
-            <w:proofErr w:type="spellEnd"/>
-            <w:proofErr w:type="gramEnd"/>
-            <w:r>
-              <w:rPr>
-                <w:rFonts w:hint="eastAsia"/>
-              </w:rPr>
-              <w:t>(3);</w:t>
-            </w:r>
-          </w:p>
-          <w:p>
-            <w:pPr>
-              <w:rPr>
-                <w:rFonts w:hint="eastAsia"/>
-              </w:rPr>
-            </w:pPr>
-            <w:proofErr w:type="spellStart"/>
-            <w:proofErr w:type="gramStart"/>
-            <w:r>
-              <w:rPr>
-                <w:rFonts w:hint="eastAsia"/>
-              </w:rPr>
-              <w:t>stack.push</w:t>
-            </w:r>
-            <w:proofErr w:type="spellEnd"/>
-            <w:proofErr w:type="gramEnd"/>
-            <w:r>
-              <w:rPr>
-                <w:rFonts w:hint="eastAsia"/>
-              </w:rPr>
-              <w:t>(2);</w:t>
-            </w:r>
-          </w:p>
-          <w:p>
-            <w:pPr>
-              <w:rPr>
-                <w:rFonts w:hint="eastAsia"/>
-              </w:rPr>
-            </w:pPr>
-            <w:proofErr w:type="spellStart"/>
-            <w:proofErr w:type="gramStart"/>
-            <w:r>
-              <w:rPr>
-                <w:rFonts w:hint="eastAsia"/>
-              </w:rPr>
-              <w:t>stack.push</w:t>
-            </w:r>
-            <w:proofErr w:type="spellEnd"/>
-            <w:proofErr w:type="gramEnd"/>
-            <w:r>
-              <w:rPr>
-                <w:rFonts w:hint="eastAsia"/>
-              </w:rPr>
-              <w:t>(5);</w:t>
-            </w:r>
-          </w:p>
-          <w:p>
-            <w:pPr>
-              <w:rPr>
-                <w:rFonts w:hint="eastAsia"/>
-              </w:rPr>
-            </w:pPr>
-            <w:proofErr w:type="spellStart"/>
-            <w:proofErr w:type="gramStart"/>
-            <w:r>
-              <w:rPr>
-                <w:rFonts w:hint="eastAsia"/>
-              </w:rPr>
-              <w:t>stack.push</w:t>
-            </w:r>
-            <w:proofErr w:type="spellEnd"/>
-            <w:proofErr w:type="gramEnd"/>
-            <w:r>
-              <w:rPr>
-                <w:rFonts w:hint="eastAsia"/>
-              </w:rPr>
-              <w:t>(4);</w:t>
-            </w:r>
-          </w:p>
-          <w:p>
-            <w:pPr>
-              <w:rPr>
-                <w:rFonts w:hint="eastAsia"/>
-              </w:rPr>
-            </w:pPr>
-          </w:p>
-          <w:p>
-            <w:pPr>
-              <w:rPr>
-                <w:rFonts w:hint="eastAsia"/>
-              </w:rPr>
-            </w:pPr>
-            <w:r>
-              <w:rPr>
-                <w:rFonts w:hint="eastAsia"/>
-              </w:rPr>
-              <w:t>/* 访问</w:t>
-            </w:r>
-            <w:proofErr w:type="gramStart"/>
-            <w:r>
-              <w:rPr>
-                <w:rFonts w:hint="eastAsia"/>
-              </w:rPr>
-              <w:t>栈</w:t>
-            </w:r>
-            <w:proofErr w:type="gramEnd"/>
-            <w:r>
-              <w:rPr>
-                <w:rFonts w:hint="eastAsia"/>
-              </w:rPr>
-              <w:t>顶元素 */</w:t>
-            </w:r>
-          </w:p>
-          <w:p>
-            <w:pPr>
-              <w:rPr>
-                <w:rFonts w:hint="eastAsia"/>
-              </w:rPr>
-            </w:pPr>
-            <w:r>
-              <w:rPr>
-                <w:rFonts w:hint="eastAsia"/>
-              </w:rPr>
-              <w:t xml:space="preserve">const peek = </w:t>
-            </w:r>
-            <w:proofErr w:type="gramStart"/>
-            <w:r>
-              <w:rPr>
-                <w:rFonts w:hint="eastAsia"/>
-              </w:rPr>
-              <w:t>stack[</w:t>
-            </w:r>
-            <w:proofErr w:type="spellStart"/>
-            <w:r>
-              <w:rPr>
-                <w:rFonts w:hint="eastAsia"/>
-              </w:rPr>
-              <w:t>stack.length</w:t>
-            </w:r>
-            <w:proofErr w:type="spellEnd"/>
-            <w:proofErr w:type="gramEnd"/>
-            <w:r>
-              <w:rPr>
-                <w:rFonts w:hint="eastAsia"/>
-              </w:rPr>
-              <w:t xml:space="preserve"> - 1];</w:t>
-            </w:r>
-          </w:p>
-          <w:p>
-            <w:pPr>
-              <w:rPr>
-                <w:rFonts w:hint="eastAsia"/>
-              </w:rPr>
-            </w:pPr>
-          </w:p>
-          <w:p>
-            <w:pPr>
-              <w:rPr>
-                <w:rFonts w:hint="eastAsia"/>
-              </w:rPr>
-            </w:pPr>
-            <w:r>
-              <w:rPr>
-                <w:rFonts w:hint="eastAsia"/>
-              </w:rPr>
-              <w:t>/* 元素出</w:t>
-            </w:r>
-            <w:proofErr w:type="gramStart"/>
-            <w:r>
-              <w:rPr>
-                <w:rFonts w:hint="eastAsia"/>
-              </w:rPr>
-              <w:t>栈</w:t>
-            </w:r>
-            <w:proofErr w:type="gramEnd"/>
-            <w:r>
-              <w:rPr>
-                <w:rFonts w:hint="eastAsia"/>
-              </w:rPr>
-              <w:t xml:space="preserve"> */</w:t>
-            </w:r>
-          </w:p>
-          <w:p>
-            <w:pPr>
-              <w:rPr>
-                <w:rFonts w:hint="eastAsia"/>
-              </w:rPr>
-            </w:pPr>
-            <w:r>
-              <w:rPr>
-                <w:rFonts w:hint="eastAsia"/>
-              </w:rPr>
-              <w:t xml:space="preserve">const pop = </w:t>
-            </w:r>
-            <w:proofErr w:type="spellStart"/>
-            <w:proofErr w:type="gramStart"/>
-            <w:r>
-              <w:rPr>
-                <w:rFonts w:hint="eastAsia"/>
-              </w:rPr>
-              <w:t>stack.pop</w:t>
-            </w:r>
-            <w:proofErr w:type="spellEnd"/>
-            <w:r>
-              <w:rPr>
-                <w:rFonts w:hint="eastAsia"/>
-              </w:rPr>
-              <w:t>(</w:t>
-            </w:r>
-            <w:proofErr w:type="gramEnd"/>
-            <w:r>
-              <w:rPr>
-                <w:rFonts w:hint="eastAsia"/>
-              </w:rPr>
-              <w:t>);</w:t>
-            </w:r>
-          </w:p>
-          <w:p>
-            <w:pPr>
-              <w:rPr>
-                <w:rFonts w:hint="eastAsia"/>
-              </w:rPr>
-            </w:pPr>
-          </w:p>
-          <w:p>
-            <w:pPr>
-              <w:rPr>
-                <w:rFonts w:hint="eastAsia"/>
-              </w:rPr>
-            </w:pPr>
-            <w:r>
-              <w:rPr>
-                <w:rFonts w:hint="eastAsia"/>
-              </w:rPr>
-              <w:t>/* 获取</w:t>
-            </w:r>
-            <w:proofErr w:type="gramStart"/>
-            <w:r>
-              <w:rPr>
-                <w:rFonts w:hint="eastAsia"/>
-              </w:rPr>
-              <w:t>栈</w:t>
-            </w:r>
-            <w:proofErr w:type="gramEnd"/>
-            <w:r>
-              <w:rPr>
-                <w:rFonts w:hint="eastAsia"/>
-              </w:rPr>
-              <w:t>的长度 */</w:t>
-            </w:r>
-          </w:p>
-          <w:p>
-            <w:pPr>
-              <w:rPr>
-                <w:rFonts w:hint="eastAsia"/>
-              </w:rPr>
-            </w:pPr>
-            <w:r>
-              <w:rPr>
-                <w:rFonts w:hint="eastAsia"/>
-              </w:rPr>
-              <w:t xml:space="preserve">const size = </w:t>
-            </w:r>
-            <w:proofErr w:type="spellStart"/>
-            <w:proofErr w:type="gramStart"/>
-            <w:r>
-              <w:rPr>
-                <w:rFonts w:hint="eastAsia"/>
-              </w:rPr>
-              <w:t>stack.length</w:t>
-            </w:r>
-            <w:proofErr w:type="spellEnd"/>
-            <w:proofErr w:type="gramEnd"/>
-            <w:r>
-              <w:rPr>
-                <w:rFonts w:hint="eastAsia"/>
-              </w:rPr>
-              <w:t>;</w:t>
+              <w:t>/* 初始化栈 */</w:t>
+            </w:r>
+          </w:p>
+          <w:p>
+            <w:pPr>
+              <w:rPr>
+                <w:rFonts w:hint="eastAsia"/>
+              </w:rPr>
+            </w:pPr>
+            <w:r>
+              <w:rPr>
+                <w:rFonts w:hint="eastAsia"/>
+              </w:rPr>
+              <w:t>// TypeScript 没有内置的栈类，可以把 Array 当作栈来使用</w:t>
+            </w:r>
+          </w:p>
+          <w:p>
+            <w:pPr>
+              <w:rPr>
+                <w:rFonts w:hint="eastAsia"/>
+              </w:rPr>
+            </w:pPr>
+            <w:r>
+              <w:rPr>
+                <w:rFonts w:hint="eastAsia"/>
+              </w:rPr>
+              <w:t>const stack: number[] = [];</w:t>
+            </w:r>
+          </w:p>
+          <w:p>
+            <w:pPr>
+              <w:rPr>
+                <w:rFonts w:hint="eastAsia"/>
+              </w:rPr>
+            </w:pPr>
+          </w:p>
+          <w:p>
+            <w:pPr>
+              <w:rPr>
+                <w:rFonts w:hint="eastAsia"/>
+              </w:rPr>
+            </w:pPr>
+            <w:r>
+              <w:rPr>
+                <w:rFonts w:hint="eastAsia"/>
+              </w:rPr>
+              <w:t>/* 元素入栈 */</w:t>
+            </w:r>
+          </w:p>
+          <w:p>
+            <w:pPr>
+              <w:rPr>
+                <w:rFonts w:hint="eastAsia"/>
+              </w:rPr>
+            </w:pPr>
+            <w:r>
+              <w:rPr>
+                <w:rFonts w:hint="eastAsia"/>
+              </w:rPr>
+              <w:t>stack.push(1);</w:t>
+            </w:r>
+          </w:p>
+          <w:p>
+            <w:pPr>
+              <w:rPr>
+                <w:rFonts w:hint="eastAsia"/>
+              </w:rPr>
+            </w:pPr>
+            <w:r>
+              <w:rPr>
+                <w:rFonts w:hint="eastAsia"/>
+              </w:rPr>
+              <w:t>stack.push(3);</w:t>
+            </w:r>
+          </w:p>
+          <w:p>
+            <w:pPr>
+              <w:rPr>
+                <w:rFonts w:hint="eastAsia"/>
+              </w:rPr>
+            </w:pPr>
+            <w:r>
+              <w:rPr>
+                <w:rFonts w:hint="eastAsia"/>
+              </w:rPr>
+              <w:t>stack.push(2);</w:t>
+            </w:r>
+          </w:p>
+          <w:p>
+            <w:pPr>
+              <w:rPr>
+                <w:rFonts w:hint="eastAsia"/>
+              </w:rPr>
+            </w:pPr>
+            <w:r>
+              <w:rPr>
+                <w:rFonts w:hint="eastAsia"/>
+              </w:rPr>
+              <w:t>stack.push(5);</w:t>
+            </w:r>
+          </w:p>
+          <w:p>
+            <w:pPr>
+              <w:rPr>
+                <w:rFonts w:hint="eastAsia"/>
+              </w:rPr>
+            </w:pPr>
+            <w:r>
+              <w:rPr>
+                <w:rFonts w:hint="eastAsia"/>
+              </w:rPr>
+              <w:t>stack.push(4);</w:t>
+            </w:r>
+          </w:p>
+          <w:p>
+            <w:pPr>
+              <w:rPr>
+                <w:rFonts w:hint="eastAsia"/>
+              </w:rPr>
+            </w:pPr>
+          </w:p>
+          <w:p>
+            <w:pPr>
+              <w:rPr>
+                <w:rFonts w:hint="eastAsia"/>
+              </w:rPr>
+            </w:pPr>
+            <w:r>
+              <w:rPr>
+                <w:rFonts w:hint="eastAsia"/>
+              </w:rPr>
+              <w:t>/* 访问栈顶元素 */</w:t>
+            </w:r>
+          </w:p>
+          <w:p>
+            <w:pPr>
+              <w:rPr>
+                <w:rFonts w:hint="eastAsia"/>
+              </w:rPr>
+            </w:pPr>
+            <w:r>
+              <w:rPr>
+                <w:rFonts w:hint="eastAsia"/>
+              </w:rPr>
+              <w:t>const peek = stack[stack.length - 1];</w:t>
+            </w:r>
+          </w:p>
+          <w:p>
+            <w:pPr>
+              <w:rPr>
+                <w:rFonts w:hint="eastAsia"/>
+              </w:rPr>
+            </w:pPr>
+          </w:p>
+          <w:p>
+            <w:pPr>
+              <w:rPr>
+                <w:rFonts w:hint="eastAsia"/>
+              </w:rPr>
+            </w:pPr>
+            <w:r>
+              <w:rPr>
+                <w:rFonts w:hint="eastAsia"/>
+              </w:rPr>
+              <w:t>/* 元素出栈 */</w:t>
+            </w:r>
+          </w:p>
+          <w:p>
+            <w:pPr>
+              <w:rPr>
+                <w:rFonts w:hint="eastAsia"/>
+              </w:rPr>
+            </w:pPr>
+            <w:r>
+              <w:rPr>
+                <w:rFonts w:hint="eastAsia"/>
+              </w:rPr>
+              <w:t>const pop = stack.pop();</w:t>
+            </w:r>
+          </w:p>
+          <w:p>
+            <w:pPr>
+              <w:rPr>
+                <w:rFonts w:hint="eastAsia"/>
+              </w:rPr>
+            </w:pPr>
+          </w:p>
+          <w:p>
+            <w:pPr>
+              <w:rPr>
+                <w:rFonts w:hint="eastAsia"/>
+              </w:rPr>
+            </w:pPr>
+            <w:r>
+              <w:rPr>
+                <w:rFonts w:hint="eastAsia"/>
+              </w:rPr>
+              <w:t>/* 获取栈的长度 */</w:t>
+            </w:r>
+          </w:p>
+          <w:p>
+            <w:pPr>
+              <w:rPr>
+                <w:rFonts w:hint="eastAsia"/>
+              </w:rPr>
+            </w:pPr>
+            <w:r>
+              <w:rPr>
+                <w:rFonts w:hint="eastAsia"/>
+              </w:rPr>
+              <w:t>const size = stack.length;</w:t>
             </w:r>
           </w:p>
           <w:p>
@@ -2365,37 +1922,7 @@
               <w:rPr>
                 <w:rFonts w:hint="eastAsia"/>
               </w:rPr>
-              <w:t xml:space="preserve">const </w:t>
-            </w:r>
-            <w:proofErr w:type="spellStart"/>
-            <w:r>
-              <w:rPr>
-                <w:rFonts w:hint="eastAsia"/>
-              </w:rPr>
-              <w:t>is_empty</w:t>
-            </w:r>
-            <w:proofErr w:type="spellEnd"/>
-            <w:r>
-              <w:rPr>
-                <w:rFonts w:hint="eastAsia"/>
-              </w:rPr>
-              <w:t xml:space="preserve"> = </w:t>
-            </w:r>
-            <w:proofErr w:type="spellStart"/>
-            <w:proofErr w:type="gramStart"/>
-            <w:r>
-              <w:rPr>
-                <w:rFonts w:hint="eastAsia"/>
-              </w:rPr>
-              <w:t>stack.length</w:t>
-            </w:r>
-            <w:proofErr w:type="spellEnd"/>
-            <w:proofErr w:type="gramEnd"/>
-            <w:r>
-              <w:rPr>
-                <w:rFonts w:hint="eastAsia"/>
-              </w:rPr>
-              <w:t xml:space="preserve"> === 0;</w:t>
+              <w:t>const is_empty = stack.length === 0;</w:t>
             </w:r>
           </w:p>
         </w:tc>
@@ -2458,41 +1985,26 @@
               <w:rPr>
                 <w:rFonts w:hint="eastAsia"/>
               </w:rPr>
-              <w:t xml:space="preserve">const queue: </w:t>
-            </w:r>
-            <w:proofErr w:type="gramStart"/>
-            <w:r>
-              <w:rPr>
-                <w:rFonts w:hint="eastAsia"/>
-              </w:rPr>
-              <w:t>number[</w:t>
-            </w:r>
-            <w:proofErr w:type="gramEnd"/>
-            <w:r>
-              <w:rPr>
-                <w:rFonts w:hint="eastAsia"/>
-              </w:rPr>
-              <w:t>] = [];</w:t>
-            </w:r>
-          </w:p>
-          <w:p>
-            <w:pPr>
-              <w:rPr>
-                <w:rFonts w:hint="eastAsia"/>
-              </w:rPr>
-            </w:pPr>
-          </w:p>
-          <w:p>
-            <w:pPr>
-              <w:rPr>
-                <w:rFonts w:hint="eastAsia"/>
-              </w:rPr>
-            </w:pPr>
-            <w:r>
-              <w:rPr>
-                <w:rFonts w:hint="eastAsia"/>
-              </w:rPr>
-              <w:lastRenderedPageBreak/>
+              <w:t>const queue: number[] = [];</w:t>
+            </w:r>
+          </w:p>
+          <w:p>
+            <w:pPr>
+              <w:rPr>
+                <w:rFonts w:hint="eastAsia"/>
+              </w:rPr>
+            </w:pPr>
+          </w:p>
+          <w:p>
+            <w:pPr>
+              <w:rPr>
+                <w:rFonts w:hint="eastAsia"/>
+              </w:rPr>
+            </w:pPr>
+            <w:r>
+              <w:rPr>
+                <w:rFonts w:hint="eastAsia"/>
+              </w:rPr>
               <w:t>/* 元素入队 */</w:t>
             </w:r>
           </w:p>
@@ -2502,113 +2014,63 @@
                 <w:rFonts w:hint="eastAsia"/>
               </w:rPr>
             </w:pPr>
-            <w:proofErr w:type="spellStart"/>
-            <w:proofErr w:type="gramStart"/>
-            <w:r>
-              <w:rPr>
-                <w:rFonts w:hint="eastAsia"/>
-              </w:rPr>
-              <w:t>queue.push</w:t>
-            </w:r>
-            <w:proofErr w:type="spellEnd"/>
-            <w:proofErr w:type="gramEnd"/>
-            <w:r>
-              <w:rPr>
-                <w:rFonts w:hint="eastAsia"/>
-              </w:rPr>
-              <w:t>(1);</w:t>
-            </w:r>
-          </w:p>
-          <w:p>
-            <w:pPr>
-              <w:rPr>
-                <w:rFonts w:hint="eastAsia"/>
-              </w:rPr>
-            </w:pPr>
-            <w:proofErr w:type="spellStart"/>
-            <w:proofErr w:type="gramStart"/>
-            <w:r>
-              <w:rPr>
-                <w:rFonts w:hint="eastAsia"/>
-              </w:rPr>
-              <w:t>queue.push</w:t>
-            </w:r>
-            <w:proofErr w:type="spellEnd"/>
-            <w:proofErr w:type="gramEnd"/>
-            <w:r>
-              <w:rPr>
-                <w:rFonts w:hint="eastAsia"/>
-              </w:rPr>
-              <w:t>(3);</w:t>
-            </w:r>
-          </w:p>
-          <w:p>
-            <w:pPr>
-              <w:rPr>
-                <w:rFonts w:hint="eastAsia"/>
-              </w:rPr>
-            </w:pPr>
-            <w:proofErr w:type="spellStart"/>
-            <w:proofErr w:type="gramStart"/>
-            <w:r>
-              <w:rPr>
-                <w:rFonts w:hint="eastAsia"/>
-              </w:rPr>
-              <w:t>queue.push</w:t>
-            </w:r>
-            <w:proofErr w:type="spellEnd"/>
-            <w:proofErr w:type="gramEnd"/>
-            <w:r>
-              <w:rPr>
-                <w:rFonts w:hint="eastAsia"/>
-              </w:rPr>
-              <w:t>(2);</w:t>
-            </w:r>
-          </w:p>
-          <w:p>
-            <w:pPr>
-              <w:rPr>
-                <w:rFonts w:hint="eastAsia"/>
-              </w:rPr>
-            </w:pPr>
-            <w:proofErr w:type="spellStart"/>
-            <w:proofErr w:type="gramStart"/>
-            <w:r>
-              <w:rPr>
-                <w:rFonts w:hint="eastAsia"/>
-              </w:rPr>
-              <w:t>queue.push</w:t>
-            </w:r>
-            <w:proofErr w:type="spellEnd"/>
-            <w:proofErr w:type="gramEnd"/>
-            <w:r>
-              <w:rPr>
-                <w:rFonts w:hint="eastAsia"/>
-              </w:rPr>
-              <w:t>(5);</w:t>
-            </w:r>
-          </w:p>
-          <w:p>
-            <w:pPr>
-              <w:rPr>
-                <w:rFonts w:hint="eastAsia"/>
-              </w:rPr>
-            </w:pPr>
-            <w:proofErr w:type="spellStart"/>
-            <w:proofErr w:type="gramStart"/>
-            <w:r>
-              <w:rPr>
-                <w:rFonts w:hint="eastAsia"/>
-              </w:rPr>
-              <w:t>queue.push</w:t>
-            </w:r>
-            <w:proofErr w:type="spellEnd"/>
-            <w:proofErr w:type="gramEnd"/>
-            <w:r>
-              <w:rPr>
-                <w:rFonts w:hint="eastAsia"/>
-              </w:rPr>
-              <w:t>(4);</w:t>
+            <w:r>
+              <w:rPr>
+                <w:rFonts w:hint="eastAsia"/>
+              </w:rPr>
+              <w:t>queue.push(1);</w:t>
+            </w:r>
+          </w:p>
+          <w:p>
+            <w:pPr>
+              <w:rPr>
+                <w:rFonts w:hint="eastAsia"/>
+              </w:rPr>
+            </w:pPr>
+            <w:r>
+              <w:rPr>
+                <w:rFonts w:hint="eastAsia"/>
+              </w:rPr>
+              <w:t>queue.push(3);</w:t>
+            </w:r>
+          </w:p>
+          <w:p>
+            <w:pPr>
+              <w:rPr>
+                <w:rFonts w:hint="eastAsia"/>
+              </w:rPr>
+            </w:pPr>
+            <w:r>
+              <w:rPr>
+                <w:rFonts w:hint="eastAsia"/>
+              </w:rPr>
+              <w:t>queue.push(2);</w:t>
+            </w:r>
+          </w:p>
+          <w:p>
+            <w:pPr>
+              <w:rPr>
+                <w:rFonts w:hint="eastAsia"/>
+              </w:rPr>
+            </w:pPr>
+            <w:r>
+              <w:rPr>
+                <w:rFonts w:hint="eastAsia"/>
+              </w:rPr>
+              <w:t>queue.push(5);</w:t>
+            </w:r>
+          </w:p>
+          <w:p>
+            <w:pPr>
+              <w:rPr>
+                <w:rFonts w:hint="eastAsia"/>
+              </w:rPr>
+            </w:pPr>
+            <w:r>
+              <w:rPr>
+                <w:rFonts w:hint="eastAsia"/>
+              </w:rPr>
+              <w:t>queue.push(4);</w:t>
             </w:r>
           </w:p>
           <w:p>
@@ -2641,21 +2103,7 @@
               <w:rPr>
                 <w:rFonts w:hint="eastAsia"/>
               </w:rPr>
-              <w:t xml:space="preserve">const peek = </w:t>
-            </w:r>
-            <w:proofErr w:type="gramStart"/>
-            <w:r>
-              <w:rPr>
-                <w:rFonts w:hint="eastAsia"/>
-              </w:rPr>
-              <w:t>queue[</w:t>
-            </w:r>
-            <w:proofErr w:type="gramEnd"/>
-            <w:r>
-              <w:rPr>
-                <w:rFonts w:hint="eastAsia"/>
-              </w:rPr>
-              <w:t>0];</w:t>
+              <w:t>const peek = queue[0];</w:t>
             </w:r>
           </w:p>
           <w:p>
@@ -2701,23 +2149,7 @@
               <w:rPr>
                 <w:rFonts w:hint="eastAsia"/>
               </w:rPr>
-              <w:t xml:space="preserve">const pop = </w:t>
-            </w:r>
-            <w:proofErr w:type="spellStart"/>
-            <w:proofErr w:type="gramStart"/>
-            <w:r>
-              <w:rPr>
-                <w:rFonts w:hint="eastAsia"/>
-              </w:rPr>
-              <w:t>queue.shift</w:t>
-            </w:r>
-            <w:proofErr w:type="spellEnd"/>
-            <w:proofErr w:type="gramEnd"/>
-            <w:r>
-              <w:rPr>
-                <w:rFonts w:hint="eastAsia"/>
-              </w:rPr>
-              <w:t>();</w:t>
+              <w:t>const pop = queue.shift();</w:t>
             </w:r>
           </w:p>
           <w:p>
@@ -2750,23 +2182,7 @@
               <w:rPr>
                 <w:rFonts w:hint="eastAsia"/>
               </w:rPr>
-              <w:t xml:space="preserve">const size = </w:t>
-            </w:r>
-            <w:proofErr w:type="spellStart"/>
-            <w:proofErr w:type="gramStart"/>
-            <w:r>
-              <w:rPr>
-                <w:rFonts w:hint="eastAsia"/>
-              </w:rPr>
-              <w:t>queue.length</w:t>
-            </w:r>
-            <w:proofErr w:type="spellEnd"/>
-            <w:proofErr w:type="gramEnd"/>
-            <w:r>
-              <w:rPr>
-                <w:rFonts w:hint="eastAsia"/>
-              </w:rPr>
-              <w:t>;</w:t>
+              <w:t>const size = queue.length;</w:t>
             </w:r>
           </w:p>
           <w:p>
@@ -2799,23 +2215,7 @@
               <w:rPr>
                 <w:rFonts w:hint="eastAsia"/>
               </w:rPr>
-              <w:t xml:space="preserve">const empty = </w:t>
-            </w:r>
-            <w:proofErr w:type="spellStart"/>
-            <w:proofErr w:type="gramStart"/>
-            <w:r>
-              <w:rPr>
-                <w:rFonts w:hint="eastAsia"/>
-              </w:rPr>
-              <w:t>queue.length</w:t>
-            </w:r>
-            <w:proofErr w:type="spellEnd"/>
-            <w:proofErr w:type="gramEnd"/>
-            <w:r>
-              <w:rPr>
-                <w:rFonts w:hint="eastAsia"/>
-              </w:rPr>
-              <w:t xml:space="preserve"> === 0;</w:t>
+              <w:t>const empty = queue.length === 0;</w:t>
             </w:r>
           </w:p>
         </w:tc>
@@ -2895,21 +2295,7 @@
               <w:rPr>
                 <w:rFonts w:hint="eastAsia"/>
               </w:rPr>
-              <w:t>const map = new Map&lt;number, string</w:t>
-            </w:r>
-            <w:proofErr w:type="gramStart"/>
-            <w:r>
-              <w:rPr>
-                <w:rFonts w:hint="eastAsia"/>
-              </w:rPr>
-              <w:t>&gt;(</w:t>
-            </w:r>
-            <w:proofErr w:type="gramEnd"/>
-            <w:r>
-              <w:rPr>
-                <w:rFonts w:hint="eastAsia"/>
-              </w:rPr>
-              <w:t>);</w:t>
+              <w:t>const map = new Map&lt;number, string&gt;();</w:t>
             </w:r>
           </w:p>
           <w:p>
@@ -2944,158 +2330,76 @@
                 <w:rFonts w:hint="eastAsia"/>
               </w:rPr>
             </w:pPr>
-            <w:proofErr w:type="spellStart"/>
-            <w:r>
-              <w:rPr>
-                <w:rFonts w:hint="eastAsia"/>
-              </w:rPr>
-              <w:t>map.set</w:t>
-            </w:r>
-            <w:proofErr w:type="spellEnd"/>
-            <w:r>
-              <w:rPr>
-                <w:rFonts w:hint="eastAsia"/>
-              </w:rPr>
-              <w:t>(12836, '小哈');</w:t>
-            </w:r>
-          </w:p>
-          <w:p>
-            <w:pPr>
-              <w:rPr>
-                <w:rFonts w:hint="eastAsia"/>
-              </w:rPr>
-            </w:pPr>
-            <w:proofErr w:type="spellStart"/>
-            <w:r>
-              <w:rPr>
-                <w:rFonts w:hint="eastAsia"/>
-              </w:rPr>
-              <w:t>map.set</w:t>
-            </w:r>
-            <w:proofErr w:type="spellEnd"/>
-            <w:r>
-              <w:rPr>
-                <w:rFonts w:hint="eastAsia"/>
-              </w:rPr>
-              <w:t>(15937, '小</w:t>
-            </w:r>
-            <w:proofErr w:type="gramStart"/>
-            <w:r>
-              <w:rPr>
-                <w:rFonts w:hint="eastAsia"/>
-              </w:rPr>
-              <w:t>啰</w:t>
-            </w:r>
-            <w:proofErr w:type="gramEnd"/>
-            <w:r>
-              <w:rPr>
-                <w:rFonts w:hint="eastAsia"/>
-              </w:rPr>
-              <w:t>');</w:t>
-            </w:r>
-          </w:p>
-          <w:p>
-            <w:pPr>
-              <w:rPr>
-                <w:rFonts w:hint="eastAsia"/>
-              </w:rPr>
-            </w:pPr>
-            <w:proofErr w:type="spellStart"/>
-            <w:r>
-              <w:rPr>
-                <w:rFonts w:hint="eastAsia"/>
-              </w:rPr>
-              <w:t>map.set</w:t>
-            </w:r>
-            <w:proofErr w:type="spellEnd"/>
-            <w:r>
-              <w:rPr>
-                <w:rFonts w:hint="eastAsia"/>
-              </w:rPr>
-              <w:t>(16750, '</w:t>
-            </w:r>
-            <w:proofErr w:type="gramStart"/>
-            <w:r>
-              <w:rPr>
-                <w:rFonts w:hint="eastAsia"/>
-              </w:rPr>
-              <w:t>小算</w:t>
-            </w:r>
-            <w:proofErr w:type="gramEnd"/>
-            <w:r>
-              <w:rPr>
-                <w:rFonts w:hint="eastAsia"/>
-              </w:rPr>
-              <w:t>');</w:t>
-            </w:r>
-          </w:p>
-          <w:p>
-            <w:pPr>
-              <w:rPr>
-                <w:rFonts w:hint="eastAsia"/>
-              </w:rPr>
-            </w:pPr>
-            <w:proofErr w:type="spellStart"/>
-            <w:r>
-              <w:rPr>
-                <w:rFonts w:hint="eastAsia"/>
-              </w:rPr>
-              <w:t>map.set</w:t>
-            </w:r>
-            <w:proofErr w:type="spellEnd"/>
-            <w:r>
-              <w:rPr>
-                <w:rFonts w:hint="eastAsia"/>
-              </w:rPr>
-              <w:t>(13276, '小法');</w:t>
-            </w:r>
-          </w:p>
-          <w:p>
-            <w:pPr>
-              <w:rPr>
-                <w:rFonts w:hint="eastAsia"/>
-              </w:rPr>
-            </w:pPr>
-            <w:proofErr w:type="spellStart"/>
-            <w:r>
-              <w:rPr>
-                <w:rFonts w:hint="eastAsia"/>
-              </w:rPr>
-              <w:t>map.set</w:t>
-            </w:r>
-            <w:proofErr w:type="spellEnd"/>
-            <w:r>
-              <w:rPr>
-                <w:rFonts w:hint="eastAsia"/>
-              </w:rPr>
-              <w:t>(10583, '小鸭');</w:t>
-            </w:r>
-          </w:p>
-          <w:p>
-            <w:pPr>
-              <w:rPr>
-                <w:rFonts w:hint="eastAsia"/>
-              </w:rPr>
-            </w:pPr>
-            <w:r>
-              <w:rPr>
-                <w:rFonts w:hint="eastAsia"/>
-              </w:rPr>
-              <w:t>console.info('\n添加完成后，哈希表为\</w:t>
-            </w:r>
-            <w:proofErr w:type="spellStart"/>
-            <w:r>
-              <w:rPr>
-                <w:rFonts w:hint="eastAsia"/>
-              </w:rPr>
-              <w:t>nKey</w:t>
-            </w:r>
-            <w:proofErr w:type="spellEnd"/>
-            <w:r>
-              <w:rPr>
-                <w:rFonts w:hint="eastAsia"/>
-              </w:rPr>
-              <w:t xml:space="preserve"> -&gt; Value');</w:t>
+            <w:r>
+              <w:rPr>
+                <w:rFonts w:hint="eastAsia"/>
+              </w:rPr>
+              <w:t>map.set(12836, '小哈');</w:t>
+            </w:r>
+          </w:p>
+          <w:p>
+            <w:pPr>
+              <w:rPr>
+                <w:rFonts w:hint="eastAsia"/>
+              </w:rPr>
+            </w:pPr>
+            <w:r>
+              <w:rPr>
+                <w:rFonts w:hint="eastAsia"/>
+              </w:rPr>
+              <w:t>map.set(15937, '小啰');</w:t>
+            </w:r>
+          </w:p>
+          <w:p>
+            <w:pPr>
+              <w:rPr>
+                <w:rFonts w:hint="eastAsia"/>
+              </w:rPr>
+            </w:pPr>
+            <w:r>
+              <w:rPr>
+                <w:rFonts w:hint="eastAsia"/>
+              </w:rPr>
+              <w:t>map.set(16750, '小算');</w:t>
+            </w:r>
+          </w:p>
+          <w:p>
+            <w:pPr>
+              <w:rPr>
+                <w:rFonts w:hint="eastAsia"/>
+              </w:rPr>
+            </w:pPr>
+            <w:r>
+              <w:rPr>
+                <w:rFonts w:hint="eastAsia"/>
+              </w:rPr>
+              <w:t>map.set(13276, '小法');</w:t>
+            </w:r>
+          </w:p>
+          <w:p>
+            <w:pPr>
+              <w:rPr>
+                <w:rFonts w:hint="eastAsia"/>
+              </w:rPr>
+            </w:pPr>
+            <w:r>
+              <w:rPr>
+                <w:rFonts w:hint="eastAsia"/>
+              </w:rPr>
+              <w:t>map.set(10583, '小鸭');</w:t>
+            </w:r>
+          </w:p>
+          <w:p>
+            <w:pPr>
+              <w:rPr>
+                <w:rFonts w:hint="eastAsia"/>
+              </w:rPr>
+            </w:pPr>
+            <w:r>
+              <w:rPr>
+                <w:rFonts w:hint="eastAsia"/>
+              </w:rPr>
+              <w:t>console.info('\n添加完成后，哈希表为\nKey -&gt; Value');</w:t>
             </w:r>
           </w:p>
           <w:p>
@@ -3141,56 +2445,20 @@
               <w:rPr>
                 <w:rFonts w:hint="eastAsia"/>
               </w:rPr>
-              <w:t>// 向哈希表中输入键 key ，</w:t>
-            </w:r>
-            <w:proofErr w:type="gramStart"/>
-            <w:r>
-              <w:rPr>
-                <w:rFonts w:hint="eastAsia"/>
-              </w:rPr>
-              <w:t>得到值</w:t>
-            </w:r>
-            <w:proofErr w:type="gramEnd"/>
-            <w:r>
-              <w:rPr>
-                <w:rFonts w:hint="eastAsia"/>
-              </w:rPr>
-              <w:t xml:space="preserve"> value</w:t>
-            </w:r>
-          </w:p>
-          <w:p>
-            <w:pPr>
-              <w:rPr>
-                <w:rFonts w:hint="eastAsia"/>
-              </w:rPr>
-            </w:pPr>
-            <w:r>
-              <w:rPr>
-                <w:rFonts w:hint="eastAsia"/>
-              </w:rPr>
-              <w:t xml:space="preserve">let name = </w:t>
-            </w:r>
-            <w:proofErr w:type="spellStart"/>
-            <w:proofErr w:type="gramStart"/>
-            <w:r>
-              <w:rPr>
-                <w:rFonts w:hint="eastAsia"/>
-              </w:rPr>
-              <w:t>map.get</w:t>
-            </w:r>
-            <w:proofErr w:type="spellEnd"/>
-            <w:r>
-              <w:rPr>
-                <w:rFonts w:hint="eastAsia"/>
-              </w:rPr>
-              <w:t>(</w:t>
-            </w:r>
-            <w:proofErr w:type="gramEnd"/>
-            <w:r>
-              <w:rPr>
-                <w:rFonts w:hint="eastAsia"/>
-              </w:rPr>
-              <w:t>15937);</w:t>
+              <w:t>// 向哈希表中输入键 key ，得到值 value</w:t>
+            </w:r>
+          </w:p>
+          <w:p>
+            <w:pPr>
+              <w:rPr>
+                <w:rFonts w:hint="eastAsia"/>
+              </w:rPr>
+            </w:pPr>
+            <w:r>
+              <w:rPr>
+                <w:rFonts w:hint="eastAsia"/>
+              </w:rPr>
+              <w:t>let name = map.get(15937);</w:t>
             </w:r>
           </w:p>
           <w:p>
@@ -3245,48 +2513,25 @@
                 <w:rFonts w:hint="eastAsia"/>
               </w:rPr>
             </w:pPr>
-            <w:proofErr w:type="spellStart"/>
-            <w:proofErr w:type="gramStart"/>
-            <w:r>
-              <w:rPr>
-                <w:rFonts w:hint="eastAsia"/>
-              </w:rPr>
-              <w:t>map.delete</w:t>
-            </w:r>
-            <w:proofErr w:type="spellEnd"/>
-            <w:proofErr w:type="gramEnd"/>
-            <w:r>
-              <w:rPr>
-                <w:rFonts w:hint="eastAsia"/>
-              </w:rPr>
-              <w:t>(10583);</w:t>
-            </w:r>
-          </w:p>
-          <w:p>
-            <w:pPr>
-              <w:rPr>
-                <w:rFonts w:hint="eastAsia"/>
-              </w:rPr>
-            </w:pPr>
-            <w:r>
-              <w:rPr>
-                <w:rFonts w:hint="eastAsia"/>
-              </w:rPr>
-              <w:t>console.info('\n删除 10583 后，哈希表为\</w:t>
-            </w:r>
-            <w:proofErr w:type="spellStart"/>
-            <w:r>
-              <w:rPr>
-                <w:rFonts w:hint="eastAsia"/>
-              </w:rPr>
-              <w:t>nKey</w:t>
-            </w:r>
-            <w:proofErr w:type="spellEnd"/>
-            <w:r>
-              <w:rPr>
-                <w:rFonts w:hint="eastAsia"/>
-              </w:rPr>
-              <w:t xml:space="preserve"> -&gt; Value');</w:t>
+            <w:r>
+              <w:rPr>
+                <w:rFonts w:hint="eastAsia"/>
+              </w:rPr>
+              <w:lastRenderedPageBreak/>
+              <w:t>map.delete(10583);</w:t>
+            </w:r>
+          </w:p>
+          <w:p>
+            <w:pPr>
+              <w:rPr>
+                <w:rFonts w:hint="eastAsia"/>
+              </w:rPr>
+            </w:pPr>
+            <w:r>
+              <w:rPr>
+                <w:rFonts w:hint="eastAsia"/>
+              </w:rPr>
+              <w:t>console.info('\n删除 10583 后，哈希表为\nKey -&gt; Value');</w:t>
             </w:r>
           </w:p>
           <w:p>
@@ -3349,7 +2594,6 @@
               <w:rPr>
                 <w:rFonts w:hint="eastAsia"/>
               </w:rPr>
-              <w:lastRenderedPageBreak/>
               <w:t>/* 遍历哈希表 */</w:t>
             </w:r>
           </w:p>
@@ -3376,18 +2620,8 @@
               <w:rPr>
                 <w:rFonts w:hint="eastAsia"/>
               </w:rPr>
-              <w:t xml:space="preserve">for (const [k, v] of </w:t>
-            </w:r>
-            <w:proofErr w:type="spellStart"/>
-            <w:proofErr w:type="gramStart"/>
-            <w:r>
-              <w:rPr>
-                <w:rFonts w:hint="eastAsia"/>
-              </w:rPr>
-              <w:t>map.entries</w:t>
-            </w:r>
-            <w:proofErr w:type="spellEnd"/>
-            <w:proofErr w:type="gramEnd"/>
+              <w:t>for (const [k, v] of map.entries</w:t>
+            </w:r>
             <w:r>
               <w:rPr>
                 <w:rFonts w:hint="eastAsia"/>
@@ -3412,21 +2646,7 @@
               <w:rPr>
                 <w:rFonts w:hint="eastAsia"/>
               </w:rPr>
-              <w:t xml:space="preserve">    </w:t>
-            </w:r>
-            <w:proofErr w:type="gramStart"/>
-            <w:r>
-              <w:rPr>
-                <w:rFonts w:hint="eastAsia"/>
-              </w:rPr>
-              <w:t>console.info(</w:t>
-            </w:r>
-            <w:proofErr w:type="gramEnd"/>
-            <w:r>
-              <w:rPr>
-                <w:rFonts w:hint="eastAsia"/>
-              </w:rPr>
-              <w:t>k + ' -&gt; ' + v);</w:t>
+              <w:t xml:space="preserve">    console.info(k + ' -&gt; ' + v);</w:t>
             </w:r>
           </w:p>
           <w:p>
@@ -3465,23 +2685,7 @@
               <w:rPr>
                 <w:rFonts w:hint="eastAsia"/>
               </w:rPr>
-              <w:t xml:space="preserve">for (const k of </w:t>
-            </w:r>
-            <w:proofErr w:type="spellStart"/>
-            <w:proofErr w:type="gramStart"/>
-            <w:r>
-              <w:rPr>
-                <w:rFonts w:hint="eastAsia"/>
-              </w:rPr>
-              <w:t>map.keys</w:t>
-            </w:r>
-            <w:proofErr w:type="spellEnd"/>
-            <w:proofErr w:type="gramEnd"/>
-            <w:r>
-              <w:rPr>
-                <w:rFonts w:hint="eastAsia"/>
-              </w:rPr>
-              <w:t>()) {</w:t>
+              <w:t>for (const k of map.keys()) {</w:t>
             </w:r>
           </w:p>
           <w:p>
@@ -3520,50 +2724,20 @@
               <w:rPr>
                 <w:rFonts w:hint="eastAsia"/>
               </w:rPr>
-              <w:t>console.info('\n单独</w:t>
-            </w:r>
-            <w:proofErr w:type="gramStart"/>
-            <w:r>
-              <w:rPr>
-                <w:rFonts w:hint="eastAsia"/>
-              </w:rPr>
-              <w:t>遍历值</w:t>
-            </w:r>
-            <w:proofErr w:type="gramEnd"/>
-            <w:r>
-              <w:rPr>
-                <w:rFonts w:hint="eastAsia"/>
-              </w:rPr>
-              <w:t xml:space="preserve"> Value');</w:t>
-            </w:r>
-          </w:p>
-          <w:p>
-            <w:pPr>
-              <w:rPr>
-                <w:rFonts w:hint="eastAsia"/>
-              </w:rPr>
-            </w:pPr>
-            <w:r>
-              <w:rPr>
-                <w:rFonts w:hint="eastAsia"/>
-              </w:rPr>
-              <w:t xml:space="preserve">for (const v of </w:t>
-            </w:r>
-            <w:proofErr w:type="spellStart"/>
-            <w:proofErr w:type="gramStart"/>
-            <w:r>
-              <w:rPr>
-                <w:rFonts w:hint="eastAsia"/>
-              </w:rPr>
-              <w:t>map.values</w:t>
-            </w:r>
-            <w:proofErr w:type="spellEnd"/>
-            <w:proofErr w:type="gramEnd"/>
-            <w:r>
-              <w:rPr>
-                <w:rFonts w:hint="eastAsia"/>
-              </w:rPr>
-              <w:t>()) {</w:t>
+              <w:t>console.info('\n单独遍历值 Value');</w:t>
+            </w:r>
+          </w:p>
+          <w:p>
+            <w:pPr>
+              <w:rPr>
+                <w:rFonts w:hint="eastAsia"/>
+              </w:rPr>
+            </w:pPr>
+            <w:r>
+              <w:rPr>
+                <w:rFonts w:hint="eastAsia"/>
+              </w:rPr>
+              <w:t>for (const v of map.values()) {</w:t>
             </w:r>
           </w:p>
           <w:p>
@@ -3602,7 +2776,7 @@
           <w:rFonts w:hint="eastAsia"/>
         </w:rPr>
       </w:pPr>
-      <w:bookmarkStart w:id="2" w:name="_Toc216683991"/>
+      <w:bookmarkStart w:id="2" w:name="_Toc216714325"/>
       <w:r>
         <w:rPr>
           <w:rFonts w:hint="eastAsia"/>
@@ -3662,14 +2836,12 @@
                 <w:rFonts w:hint="eastAsia"/>
               </w:rPr>
             </w:pPr>
-            <w:proofErr w:type="spellStart"/>
             <w:r>
               <w:rPr>
                 <w:rFonts w:hint="eastAsia"/>
               </w:rPr>
               <w:t>map.entries</w:t>
             </w:r>
-            <w:proofErr w:type="spellEnd"/>
             <w:r>
               <w:rPr>
                 <w:rFonts w:hint="eastAsia"/>
@@ -3683,7 +2855,6 @@
               </w:rPr>
               <w:t xml:space="preserve"> </w:t>
             </w:r>
-            <w:proofErr w:type="spellStart"/>
             <w:r>
               <w:rPr>
                 <w:rFonts w:hint="eastAsia"/>
@@ -3694,74 +2865,23 @@
               <w:rPr>
                 <w:rFonts w:hint="eastAsia"/>
               </w:rPr>
-              <w:t>s.length</w:t>
-            </w:r>
-            <w:proofErr w:type="spellEnd"/>
-            <w:r>
-              <w:rPr>
-                <w:rFonts w:hint="eastAsia"/>
-              </w:rPr>
-              <w:t xml:space="preserve"> // 一个有括号，一个没</w:t>
-            </w:r>
-          </w:p>
-          <w:p>
-            <w:pPr>
-              <w:rPr>
-                <w:rFonts w:hint="eastAsia"/>
-              </w:rPr>
-            </w:pPr>
-            <w:proofErr w:type="spellStart"/>
+              <w:t>s.length // 一个有括号，一个没</w:t>
+            </w:r>
+          </w:p>
+          <w:p>
+            <w:pPr>
+              <w:rPr>
+                <w:rFonts w:hint="eastAsia"/>
+              </w:rPr>
+            </w:pPr>
             <w:r>
               <w:t>map.set</w:t>
             </w:r>
-            <w:proofErr w:type="spellEnd"/>
             <w:r>
               <w:rPr>
                 <w:highlight w:val="yellow"/>
               </w:rPr>
-              <w:t>(</w:t>
-            </w:r>
-            <w:proofErr w:type="spellStart"/>
-            <w:r>
-              <w:rPr>
-                <w:highlight w:val="yellow"/>
-              </w:rPr>
-              <w:t>nums</w:t>
-            </w:r>
-            <w:proofErr w:type="spellEnd"/>
-            <w:r>
-              <w:rPr>
-                <w:highlight w:val="yellow"/>
-              </w:rPr>
-              <w:t>[</w:t>
-            </w:r>
-            <w:proofErr w:type="spellStart"/>
-            <w:r>
-              <w:rPr>
-                <w:highlight w:val="yellow"/>
-              </w:rPr>
-              <w:t>i</w:t>
-            </w:r>
-            <w:proofErr w:type="spellEnd"/>
-            <w:r>
-              <w:rPr>
-                <w:highlight w:val="yellow"/>
-              </w:rPr>
-              <w:t>],</w:t>
-            </w:r>
-            <w:proofErr w:type="spellStart"/>
-            <w:r>
-              <w:rPr>
-                <w:highlight w:val="yellow"/>
-              </w:rPr>
-              <w:t>i</w:t>
-            </w:r>
-            <w:proofErr w:type="spellEnd"/>
-            <w:r>
-              <w:rPr>
-                <w:highlight w:val="yellow"/>
-              </w:rPr>
-              <w:t>)</w:t>
+              <w:t>(nums[i],i)</w:t>
             </w:r>
             <w:r>
               <w:rPr>
@@ -3825,19 +2945,11 @@
                 <w:rFonts w:hint="eastAsia"/>
               </w:rPr>
             </w:pPr>
-            <w:proofErr w:type="gramStart"/>
-            <w:r>
-              <w:rPr>
-                <w:rFonts w:hint="eastAsia"/>
-              </w:rPr>
-              <w:t>.split</w:t>
-            </w:r>
-            <w:proofErr w:type="gramEnd"/>
-            <w:r>
-              <w:rPr>
-                <w:rFonts w:hint="eastAsia"/>
-              </w:rPr>
-              <w:t>(</w:t>
+            <w:r>
+              <w:rPr>
+                <w:rFonts w:hint="eastAsia"/>
+              </w:rPr>
+              <w:t>.split(</w:t>
             </w:r>
             <w:r>
               <w:t>‘’</w:t>
@@ -3855,19 +2967,11 @@
                 <w:rFonts w:hint="eastAsia"/>
               </w:rPr>
             </w:pPr>
-            <w:proofErr w:type="gramStart"/>
-            <w:r>
-              <w:rPr>
-                <w:rFonts w:hint="eastAsia"/>
-              </w:rPr>
-              <w:t>.join</w:t>
-            </w:r>
-            <w:proofErr w:type="gramEnd"/>
-            <w:r>
-              <w:rPr>
-                <w:rFonts w:hint="eastAsia"/>
-              </w:rPr>
-              <w:t>(</w:t>
+            <w:r>
+              <w:rPr>
+                <w:rFonts w:hint="eastAsia"/>
+              </w:rPr>
+              <w:t>.join(</w:t>
             </w:r>
             <w:r>
               <w:t>‘’</w:t>
@@ -3910,7 +3014,7 @@
           <w:rFonts w:hint="eastAsia"/>
         </w:rPr>
       </w:pPr>
-      <w:bookmarkStart w:id="3" w:name="_Toc216683992"/>
+      <w:bookmarkStart w:id="3" w:name="_Toc216714326"/>
       <w:r>
         <w:rPr>
           <w:rFonts w:hint="eastAsia"/>
@@ -3926,7 +3030,7 @@
           <w:rFonts w:hint="eastAsia"/>
         </w:rPr>
       </w:pPr>
-      <w:bookmarkStart w:id="4" w:name="_Toc216683993"/>
+      <w:bookmarkStart w:id="4" w:name="_Toc216714327"/>
       <w:r>
         <w:rPr>
           <w:rFonts w:hint="eastAsia"/>
@@ -4022,21 +3126,7 @@
               <w:rPr>
                 <w:rFonts w:hint="eastAsia"/>
               </w:rPr>
-              <w:t xml:space="preserve">let </w:t>
-            </w:r>
-            <w:proofErr w:type="spellStart"/>
-            <w:r>
-              <w:rPr>
-                <w:rFonts w:hint="eastAsia"/>
-              </w:rPr>
-              <w:t>arr</w:t>
-            </w:r>
-            <w:proofErr w:type="spellEnd"/>
-            <w:r>
-              <w:rPr>
-                <w:rFonts w:hint="eastAsia"/>
-              </w:rPr>
-              <w:t xml:space="preserve"> = [1, 2, 3, 4, 1, 2, 3];</w:t>
+              <w:t>let arr = [1, 2, 3, 4, 1, 2, 3];</w:t>
             </w:r>
           </w:p>
           <w:p>
@@ -4050,43 +3140,7 @@
               <w:rPr>
                 <w:rFonts w:hint="eastAsia"/>
               </w:rPr>
-              <w:t>new Set(</w:t>
-            </w:r>
-            <w:proofErr w:type="spellStart"/>
-            <w:proofErr w:type="gramStart"/>
-            <w:r>
-              <w:rPr>
-                <w:rFonts w:hint="eastAsia"/>
-              </w:rPr>
-              <w:t>arr</w:t>
-            </w:r>
-            <w:proofErr w:type="spellEnd"/>
-            <w:r>
-              <w:rPr>
-                <w:rFonts w:hint="eastAsia"/>
-              </w:rPr>
-              <w:t>)  /</w:t>
-            </w:r>
-            <w:proofErr w:type="gramEnd"/>
-            <w:r>
-              <w:rPr>
-                <w:rFonts w:hint="eastAsia"/>
-              </w:rPr>
-              <w:t xml:space="preserve">/ </w:t>
-            </w:r>
-            <w:proofErr w:type="gramStart"/>
-            <w:r>
-              <w:rPr>
-                <w:rFonts w:hint="eastAsia"/>
-              </w:rPr>
-              <w:t>Set(</w:t>
-            </w:r>
-            <w:proofErr w:type="gramEnd"/>
-            <w:r>
-              <w:rPr>
-                <w:rFonts w:hint="eastAsia"/>
-              </w:rPr>
-              <w:t>4) {1, 2, 3, 4}</w:t>
+              <w:t>new Set(arr)  // Set(4) {1, 2, 3, 4}</w:t>
             </w:r>
           </w:p>
           <w:p>
@@ -4129,29 +3183,57 @@
                 <w:rFonts w:hint="eastAsia"/>
                 <w:highlight w:val="yellow"/>
               </w:rPr>
-              <w:t>[...new Set(</w:t>
-            </w:r>
-            <w:proofErr w:type="spellStart"/>
+              <w:t>[...new Set(arr)]</w:t>
+            </w:r>
+            <w:r>
+              <w:rPr>
+                <w:rFonts w:hint="eastAsia"/>
+              </w:rPr>
+              <w:t xml:space="preserve"> // [1, 2, 3, 4]</w:t>
+            </w:r>
+          </w:p>
+          <w:p>
+            <w:pPr>
+              <w:ind w:left="360"/>
+              <w:rPr>
+                <w:rFonts w:hint="eastAsia"/>
+              </w:rPr>
+            </w:pPr>
+            <w:r>
+              <w:rPr>
+                <w:rFonts w:hint="eastAsia"/>
+              </w:rPr>
+              <w:lastRenderedPageBreak/>
+              <w:t xml:space="preserve"> </w:t>
+            </w:r>
+          </w:p>
+          <w:p>
+            <w:pPr>
+              <w:ind w:left="360"/>
+              <w:rPr>
+                <w:rFonts w:hint="eastAsia"/>
+              </w:rPr>
+            </w:pPr>
+            <w:r>
+              <w:rPr>
+                <w:rFonts w:hint="eastAsia"/>
+              </w:rPr>
+              <w:t>// 数组方法也可以用来转换为数组</w:t>
+            </w:r>
+          </w:p>
+          <w:p>
+            <w:pPr>
+              <w:ind w:left="360"/>
+              <w:rPr>
+                <w:rFonts w:hint="eastAsia"/>
+              </w:rPr>
+            </w:pPr>
             <w:r>
               <w:rPr>
                 <w:rFonts w:hint="eastAsia"/>
                 <w:highlight w:val="yellow"/>
               </w:rPr>
-              <w:t>arr</w:t>
-            </w:r>
-            <w:proofErr w:type="spellEnd"/>
-            <w:r>
-              <w:rPr>
-                <w:rFonts w:hint="eastAsia"/>
-                <w:highlight w:val="yellow"/>
-              </w:rPr>
-              <w:t>)]</w:t>
-            </w:r>
-            <w:r>
-              <w:rPr>
-                <w:rFonts w:hint="eastAsia"/>
-              </w:rPr>
-              <w:t xml:space="preserve"> // [1, 2, 3, 4]</w:t>
+              <w:t>Array.from(new Set(arr))</w:t>
             </w:r>
           </w:p>
           <w:p>
@@ -4179,7 +3261,7 @@
               <w:rPr>
                 <w:rFonts w:hint="eastAsia"/>
               </w:rPr>
-              <w:t>// 数组方法也可以用来转换为数组</w:t>
+              <w:t xml:space="preserve"> </w:t>
             </w:r>
           </w:p>
           <w:p>
@@ -4189,37 +3271,11 @@
                 <w:rFonts w:hint="eastAsia"/>
               </w:rPr>
             </w:pPr>
-            <w:proofErr w:type="spellStart"/>
-            <w:r>
-              <w:rPr>
-                <w:rFonts w:hint="eastAsia"/>
-                <w:highlight w:val="yellow"/>
-              </w:rPr>
-              <w:t>Array.from</w:t>
-            </w:r>
-            <w:proofErr w:type="spellEnd"/>
-            <w:r>
-              <w:rPr>
-                <w:rFonts w:hint="eastAsia"/>
-                <w:highlight w:val="yellow"/>
-              </w:rPr>
-              <w:t>(new Set(</w:t>
-            </w:r>
-            <w:proofErr w:type="spellStart"/>
-            <w:r>
-              <w:rPr>
-                <w:rFonts w:hint="eastAsia"/>
-                <w:highlight w:val="yellow"/>
-              </w:rPr>
-              <w:t>arr</w:t>
-            </w:r>
-            <w:proofErr w:type="spellEnd"/>
-            <w:r>
-              <w:rPr>
-                <w:rFonts w:hint="eastAsia"/>
-                <w:highlight w:val="yellow"/>
-              </w:rPr>
-              <w:t>))</w:t>
+            <w:r>
+              <w:rPr>
+                <w:rFonts w:hint="eastAsia"/>
+              </w:rPr>
+              <w:t>// 字符串去重</w:t>
             </w:r>
           </w:p>
           <w:p>
@@ -4233,6 +3289,34 @@
               <w:rPr>
                 <w:rFonts w:hint="eastAsia"/>
               </w:rPr>
+              <w:t>let str = 'abcdab';</w:t>
+            </w:r>
+          </w:p>
+          <w:p>
+            <w:pPr>
+              <w:ind w:left="360"/>
+              <w:rPr>
+                <w:rFonts w:hint="eastAsia"/>
+              </w:rPr>
+            </w:pPr>
+            <w:r>
+              <w:rPr>
+                <w:rFonts w:hint="eastAsia"/>
+              </w:rPr>
+              <w:t>new Set(str) // Set(4) {'a', 'b', 'c', 'd'}</w:t>
+            </w:r>
+          </w:p>
+          <w:p>
+            <w:pPr>
+              <w:ind w:left="360"/>
+              <w:rPr>
+                <w:rFonts w:hint="eastAsia"/>
+              </w:rPr>
+            </w:pPr>
+            <w:r>
+              <w:rPr>
+                <w:rFonts w:hint="eastAsia"/>
+              </w:rPr>
               <w:t xml:space="preserve"> </w:t>
             </w:r>
           </w:p>
@@ -4247,7 +3331,7 @@
               <w:rPr>
                 <w:rFonts w:hint="eastAsia"/>
               </w:rPr>
-              <w:t xml:space="preserve"> </w:t>
+              <w:t>// 将结果重新转换为字符串</w:t>
             </w:r>
           </w:p>
           <w:p>
@@ -4261,148 +3345,7 @@
               <w:rPr>
                 <w:rFonts w:hint="eastAsia"/>
               </w:rPr>
-              <w:lastRenderedPageBreak/>
-              <w:t>// 字符串去重</w:t>
-            </w:r>
-          </w:p>
-          <w:p>
-            <w:pPr>
-              <w:ind w:left="360"/>
-              <w:rPr>
-                <w:rFonts w:hint="eastAsia"/>
-              </w:rPr>
-            </w:pPr>
-            <w:r>
-              <w:rPr>
-                <w:rFonts w:hint="eastAsia"/>
-              </w:rPr>
-              <w:t>let str = '</w:t>
-            </w:r>
-            <w:proofErr w:type="spellStart"/>
-            <w:r>
-              <w:rPr>
-                <w:rFonts w:hint="eastAsia"/>
-              </w:rPr>
-              <w:t>abcdab</w:t>
-            </w:r>
-            <w:proofErr w:type="spellEnd"/>
-            <w:r>
-              <w:rPr>
-                <w:rFonts w:hint="eastAsia"/>
-              </w:rPr>
-              <w:t>';</w:t>
-            </w:r>
-          </w:p>
-          <w:p>
-            <w:pPr>
-              <w:ind w:left="360"/>
-              <w:rPr>
-                <w:rFonts w:hint="eastAsia"/>
-              </w:rPr>
-            </w:pPr>
-            <w:r>
-              <w:rPr>
-                <w:rFonts w:hint="eastAsia"/>
-              </w:rPr>
-              <w:t xml:space="preserve">new Set(str) // </w:t>
-            </w:r>
-            <w:proofErr w:type="gramStart"/>
-            <w:r>
-              <w:rPr>
-                <w:rFonts w:hint="eastAsia"/>
-              </w:rPr>
-              <w:t>Set(</w:t>
-            </w:r>
-            <w:proofErr w:type="gramEnd"/>
-            <w:r>
-              <w:rPr>
-                <w:rFonts w:hint="eastAsia"/>
-              </w:rPr>
-              <w:t>4) {'a', 'b', 'c', 'd'}</w:t>
-            </w:r>
-          </w:p>
-          <w:p>
-            <w:pPr>
-              <w:ind w:left="360"/>
-              <w:rPr>
-                <w:rFonts w:hint="eastAsia"/>
-              </w:rPr>
-            </w:pPr>
-            <w:r>
-              <w:rPr>
-                <w:rFonts w:hint="eastAsia"/>
-              </w:rPr>
-              <w:t xml:space="preserve"> </w:t>
-            </w:r>
-          </w:p>
-          <w:p>
-            <w:pPr>
-              <w:ind w:left="360"/>
-              <w:rPr>
-                <w:rFonts w:hint="eastAsia"/>
-              </w:rPr>
-            </w:pPr>
-            <w:r>
-              <w:rPr>
-                <w:rFonts w:hint="eastAsia"/>
-              </w:rPr>
-              <w:t>// 将结果重新转换为字符串</w:t>
-            </w:r>
-          </w:p>
-          <w:p>
-            <w:pPr>
-              <w:ind w:left="360"/>
-              <w:rPr>
-                <w:rFonts w:hint="eastAsia"/>
-              </w:rPr>
-            </w:pPr>
-            <w:r>
-              <w:rPr>
-                <w:rFonts w:hint="eastAsia"/>
-              </w:rPr>
-              <w:t>[...new Set(str)</w:t>
-            </w:r>
-            <w:proofErr w:type="gramStart"/>
-            <w:r>
-              <w:rPr>
-                <w:rFonts w:hint="eastAsia"/>
-              </w:rPr>
-              <w:t>].join</w:t>
-            </w:r>
-            <w:proofErr w:type="gramEnd"/>
-            <w:r>
-              <w:rPr>
-                <w:rFonts w:hint="eastAsia"/>
-              </w:rPr>
-              <w:t>('</w:t>
-            </w:r>
-            <w:proofErr w:type="gramStart"/>
-            <w:r>
-              <w:rPr>
-                <w:rFonts w:hint="eastAsia"/>
-              </w:rPr>
-              <w:t>')  /</w:t>
-            </w:r>
-            <w:proofErr w:type="gramEnd"/>
-            <w:r>
-              <w:rPr>
-                <w:rFonts w:hint="eastAsia"/>
-              </w:rPr>
-              <w:t>/ '</w:t>
-            </w:r>
-            <w:proofErr w:type="spellStart"/>
-            <w:r>
-              <w:rPr>
-                <w:rFonts w:hint="eastAsia"/>
-              </w:rPr>
-              <w:t>abcd</w:t>
-            </w:r>
-            <w:proofErr w:type="spellEnd"/>
-            <w:r>
-              <w:rPr>
-                <w:rFonts w:hint="eastAsia"/>
-              </w:rPr>
-              <w:t>'</w:t>
+              <w:t>[...new Set(str)].join('')  // 'abcd'</w:t>
             </w:r>
           </w:p>
         </w:tc>
@@ -4414,22 +3357,9 @@
           <w:rFonts w:hint="eastAsia"/>
         </w:rPr>
       </w:pPr>
-      <w:proofErr w:type="spellStart"/>
       <w:r>
         <w:lastRenderedPageBreak/>
-        <w:t>Array.from</w:t>
-      </w:r>
-      <w:proofErr w:type="spellEnd"/>
-      <w:r>
-        <w:t>() 是 ES6 引入的静态方法，</w:t>
-      </w:r>
-      <w:proofErr w:type="gramStart"/>
-      <w:r>
-        <w:t>用于将类数组</w:t>
-      </w:r>
-      <w:proofErr w:type="gramEnd"/>
-      <w:r>
-        <w:t>对象（具有 length 属性的对象）或可迭代对象（如字符串、Set、Map）转换为数组。</w:t>
+        <w:t>Array.from() 是 ES6 引入的静态方法，用于将类数组对象（具有 length 属性的对象）或可迭代对象（如字符串、Set、Map）转换为数组。</w:t>
       </w:r>
     </w:p>
     <w:p>
@@ -4444,7 +3374,6 @@
         </w:rPr>
         <w:t>用法：</w:t>
       </w:r>
-      <w:proofErr w:type="spellStart"/>
       <w:r>
         <w:rPr>
           <w:b/>
@@ -4462,14 +3391,8 @@
         </w:rPr>
         <w:t>from</w:t>
       </w:r>
-      <w:proofErr w:type="spellEnd"/>
-      <w:r>
-        <w:t>(</w:t>
-      </w:r>
-      <w:proofErr w:type="spellStart"/>
-      <w:proofErr w:type="gramStart"/>
-      <w:r>
-        <w:t>map.</w:t>
+      <w:r>
+        <w:t>(map.</w:t>
       </w:r>
       <w:r>
         <w:rPr>
@@ -4478,8 +3401,6 @@
         </w:rPr>
         <w:t>values</w:t>
       </w:r>
-      <w:proofErr w:type="spellEnd"/>
-      <w:proofErr w:type="gramEnd"/>
       <w:r>
         <w:t>())</w:t>
       </w:r>
@@ -4522,21 +3443,7 @@
               <w:rPr>
                 <w:rFonts w:hint="eastAsia"/>
               </w:rPr>
-              <w:t>set(</w:t>
-            </w:r>
-            <w:proofErr w:type="spellStart"/>
-            <w:r>
-              <w:rPr>
-                <w:rFonts w:hint="eastAsia"/>
-              </w:rPr>
-              <w:t>key,val</w:t>
-            </w:r>
-            <w:proofErr w:type="spellEnd"/>
-            <w:r>
-              <w:rPr>
-                <w:rFonts w:hint="eastAsia"/>
-              </w:rPr>
-              <w:t>)： 添加某个值，返回Map结构本身。</w:t>
+              <w:t>set(key,val)： 添加某个值，返回Map结构本身。</w:t>
             </w:r>
           </w:p>
           <w:p>
@@ -4663,19 +3570,11 @@
                 <w:rFonts w:hint="eastAsia"/>
               </w:rPr>
             </w:pPr>
-            <w:proofErr w:type="spellStart"/>
-            <w:r>
-              <w:rPr>
-                <w:rFonts w:hint="eastAsia"/>
-              </w:rPr>
-              <w:t>forEach</w:t>
-            </w:r>
-            <w:proofErr w:type="spellEnd"/>
-            <w:r>
-              <w:rPr>
-                <w:rFonts w:hint="eastAsia"/>
-              </w:rPr>
-              <w:t>()：遍历 Map 的所有成员。</w:t>
+            <w:r>
+              <w:rPr>
+                <w:rFonts w:hint="eastAsia"/>
+              </w:rPr>
+              <w:t>forEach()：遍历 Map 的所有成员。</w:t>
             </w:r>
           </w:p>
         </w:tc>
@@ -4730,15 +3629,7 @@
               </w:rPr>
             </w:pPr>
             <w:r>
-              <w:t xml:space="preserve">delete() </w:t>
-            </w:r>
-            <w:proofErr w:type="gramStart"/>
-            <w:r>
-              <w:t>删</w:t>
-            </w:r>
-            <w:proofErr w:type="gramEnd"/>
-            <w:r>
-              <w:t>，返回布尔值，表示删除是否成功</w:t>
+              <w:t>delete() 删，返回布尔值，表示删除是否成功</w:t>
             </w:r>
           </w:p>
           <w:p>
@@ -4828,33 +3719,11 @@
                 <w:rFonts w:hint="eastAsia"/>
               </w:rPr>
             </w:pPr>
-            <w:proofErr w:type="spellStart"/>
-            <w:r>
-              <w:rPr>
-                <w:rFonts w:hint="eastAsia"/>
-              </w:rPr>
-              <w:t>forEach</w:t>
-            </w:r>
-            <w:proofErr w:type="spellEnd"/>
-            <w:r>
-              <w:rPr>
-                <w:rFonts w:hint="eastAsia"/>
-              </w:rPr>
-              <w:t>()：</w:t>
-            </w:r>
-            <w:proofErr w:type="gramStart"/>
-            <w:r>
-              <w:rPr>
-                <w:rFonts w:hint="eastAsia"/>
-              </w:rPr>
-              <w:t>使用回调函数遍历</w:t>
-            </w:r>
-            <w:proofErr w:type="gramEnd"/>
-            <w:r>
-              <w:rPr>
-                <w:rFonts w:hint="eastAsia"/>
-              </w:rPr>
-              <w:t>每个成员</w:t>
+            <w:r>
+              <w:rPr>
+                <w:rFonts w:hint="eastAsia"/>
+              </w:rPr>
+              <w:t>forEach()：使用回调函数遍历每个成员</w:t>
             </w:r>
           </w:p>
           <w:p>
@@ -4880,21 +3749,7 @@
               <w:rPr>
                 <w:rFonts w:hint="eastAsia"/>
               </w:rPr>
-              <w:t>!!!注意： 由于Set没有键名，只有值名，keys</w:t>
-            </w:r>
-            <w:proofErr w:type="gramStart"/>
-            <w:r>
-              <w:rPr>
-                <w:rFonts w:hint="eastAsia"/>
-              </w:rPr>
-              <w:t>()和values(</w:t>
-            </w:r>
-            <w:proofErr w:type="gramEnd"/>
-            <w:r>
-              <w:rPr>
-                <w:rFonts w:hint="eastAsia"/>
-              </w:rPr>
-              <w:t>)返回的结果是一样.</w:t>
+              <w:t>!!!注意： 由于Set没有键名，只有值名，keys()和values()返回的结果是一样.</w:t>
             </w:r>
           </w:p>
           <w:p>
@@ -4955,11 +3810,12 @@
           <w:rFonts w:hint="eastAsia"/>
         </w:rPr>
       </w:pPr>
-      <w:bookmarkStart w:id="5" w:name="_Toc216683994"/>
-      <w:r>
-        <w:rPr>
-          <w:rFonts w:hint="eastAsia"/>
-        </w:rPr>
+      <w:bookmarkStart w:id="5" w:name="_Toc216714328"/>
+      <w:r>
+        <w:rPr>
+          <w:rFonts w:hint="eastAsia"/>
+        </w:rPr>
+        <w:lastRenderedPageBreak/>
         <w:t>25.12.1</w:t>
       </w:r>
       <w:r>
@@ -4977,7 +3833,7 @@
           <w:rFonts w:hint="eastAsia"/>
         </w:rPr>
       </w:pPr>
-      <w:bookmarkStart w:id="6" w:name="_Toc216683995"/>
+      <w:bookmarkStart w:id="6" w:name="_Toc216714329"/>
       <w:r>
         <w:rPr>
           <w:rFonts w:hint="eastAsia"/>
@@ -5015,15 +3871,8 @@
         </w:rPr>
         <w:t>‌</w:t>
       </w:r>
-      <w:proofErr w:type="spellStart"/>
-      <w:proofErr w:type="gramStart"/>
-      <w:r>
-        <w:t>array.fill</w:t>
-      </w:r>
-      <w:proofErr w:type="spellEnd"/>
-      <w:proofErr w:type="gramEnd"/>
-      <w:r>
-        <w:t>(value, start, end)</w:t>
+      <w:r>
+        <w:t>array.fill(value, start, end)</w:t>
       </w:r>
     </w:p>
     <w:p>
@@ -5066,7 +3915,6 @@
         </w:rPr>
       </w:pPr>
       <w:r>
-        <w:lastRenderedPageBreak/>
         <w:t>end：可选参数，指定停止填充的终止索引（不包含），默认为数组长度</w:t>
       </w:r>
       <w:r>
@@ -5080,12 +3928,14 @@
           <w:rFonts w:hint="eastAsia"/>
         </w:rPr>
       </w:pPr>
+      <w:bookmarkStart w:id="7" w:name="_Toc216714330"/>
       <w:r>
         <w:rPr>
           <w:rFonts w:hint="eastAsia"/>
         </w:rPr>
         <w:t>25.12.15</w:t>
       </w:r>
+      <w:bookmarkEnd w:id="7"/>
     </w:p>
     <w:p>
       <w:pPr>
@@ -5094,15 +3944,17 @@
           <w:rFonts w:hint="eastAsia"/>
         </w:rPr>
       </w:pPr>
-      <w:bookmarkStart w:id="7" w:name="OLE_LINK1"/>
+      <w:bookmarkStart w:id="8" w:name="OLE_LINK1"/>
+      <w:bookmarkStart w:id="9" w:name="_Toc216714331"/>
       <w:r>
         <w:rPr>
           <w:rFonts w:hint="eastAsia"/>
         </w:rPr>
         <w:t>LC记录5</w:t>
       </w:r>
-    </w:p>
-    <w:bookmarkEnd w:id="7"/>
+      <w:bookmarkEnd w:id="9"/>
+    </w:p>
+    <w:bookmarkEnd w:id="8"/>
     <w:p>
       <w:pPr>
         <w:rPr>
@@ -5144,12 +3996,7 @@
         </w:rPr>
       </w:pPr>
       <w:r>
-        <w:t xml:space="preserve">  </w:t>
-      </w:r>
-      <w:proofErr w:type="spellStart"/>
-      <w:proofErr w:type="gramStart"/>
-      <w:r>
-        <w:t>a.</w:t>
+        <w:t>  a.</w:t>
       </w:r>
       <w:r>
         <w:rPr>
@@ -5158,8 +4005,6 @@
         </w:rPr>
         <w:t>fill</w:t>
       </w:r>
-      <w:proofErr w:type="spellEnd"/>
-      <w:proofErr w:type="gramEnd"/>
       <w:r>
         <w:t>(0);</w:t>
       </w:r>
@@ -5171,11 +4016,7 @@
         </w:rPr>
       </w:pPr>
       <w:r>
-        <w:t xml:space="preserve">  </w:t>
-      </w:r>
-      <w:proofErr w:type="spellStart"/>
-      <w:r>
-        <w:t>areas.</w:t>
+        <w:t>  areas.</w:t>
       </w:r>
       <w:r>
         <w:rPr>
@@ -5184,7 +4025,6 @@
         </w:rPr>
         <w:t>fill</w:t>
       </w:r>
-      <w:proofErr w:type="spellEnd"/>
       <w:r>
         <w:t xml:space="preserve">(a); </w:t>
       </w:r>
@@ -5216,37 +4056,8 @@
           <w:rFonts w:hint="eastAsia"/>
         </w:rPr>
       </w:pPr>
-      <w:proofErr w:type="spellStart"/>
-      <w:r>
-        <w:t>Array.from</w:t>
-      </w:r>
-      <w:proofErr w:type="spellEnd"/>
-      <w:r>
-        <w:t>(</w:t>
-      </w:r>
-      <w:proofErr w:type="spellStart"/>
-      <w:r>
-        <w:t>arrayLikeOrIterable</w:t>
-      </w:r>
-      <w:proofErr w:type="spellEnd"/>
-      <w:r>
-        <w:t xml:space="preserve">, </w:t>
-      </w:r>
-      <w:proofErr w:type="spellStart"/>
-      <w:r>
-        <w:t>mapFn</w:t>
-      </w:r>
-      <w:proofErr w:type="spellEnd"/>
-      <w:r>
-        <w:t xml:space="preserve">, </w:t>
-      </w:r>
-      <w:proofErr w:type="spellStart"/>
-      <w:r>
-        <w:t>thisArg</w:t>
-      </w:r>
-      <w:proofErr w:type="spellEnd"/>
-      <w:r>
-        <w:t>)</w:t>
+      <w:r>
+        <w:t>Array.from(arrayLikeOrIterable, mapFn, thisArg)</w:t>
       </w:r>
     </w:p>
     <w:p>
@@ -5259,7 +4070,6 @@
           <w:rFonts w:hint="eastAsia"/>
         </w:rPr>
       </w:pPr>
-      <w:proofErr w:type="spellStart"/>
       <w:r>
         <w:rPr>
           <w:b/>
@@ -5267,7 +4077,6 @@
         </w:rPr>
         <w:t>arrayLikeOrIterable</w:t>
       </w:r>
-      <w:proofErr w:type="spellEnd"/>
       <w:r>
         <w:t> (必需): 类似数组的对象（有 length 属性）或可迭代对象。</w:t>
       </w:r>
@@ -5282,7 +4091,6 @@
           <w:rFonts w:hint="eastAsia"/>
         </w:rPr>
       </w:pPr>
-      <w:proofErr w:type="spellStart"/>
       <w:r>
         <w:rPr>
           <w:b/>
@@ -5290,7 +4098,6 @@
         </w:rPr>
         <w:t>mapFn</w:t>
       </w:r>
-      <w:proofErr w:type="spellEnd"/>
       <w:r>
         <w:t> (可选): 一个函数，对数组中的每个元素执行，返回值作为新数组的元素。</w:t>
       </w:r>
@@ -5305,7 +4112,6 @@
           <w:rFonts w:hint="eastAsia"/>
         </w:rPr>
       </w:pPr>
-      <w:proofErr w:type="spellStart"/>
       <w:r>
         <w:rPr>
           <w:b/>
@@ -5313,17 +4119,8 @@
         </w:rPr>
         <w:t>thisArg</w:t>
       </w:r>
-      <w:proofErr w:type="spellEnd"/>
-      <w:r>
-        <w:t> (可选): 执行 </w:t>
-      </w:r>
-      <w:proofErr w:type="spellStart"/>
-      <w:r>
-        <w:t>mapFn</w:t>
-      </w:r>
-      <w:proofErr w:type="spellEnd"/>
-      <w:r>
-        <w:t> 时 this 的值。 </w:t>
+      <w:r>
+        <w:t> (可选): 执行 mapFn 时 this 的值。 </w:t>
       </w:r>
     </w:p>
     <w:p>
@@ -5369,13 +4166,8 @@
           <w:rFonts w:hint="eastAsia"/>
         </w:rPr>
       </w:pPr>
-      <w:proofErr w:type="spellStart"/>
-      <w:r>
-        <w:t>Array.from</w:t>
-      </w:r>
-      <w:proofErr w:type="spellEnd"/>
-      <w:r>
-        <w:t>('你好') 结果: ['你', '好']。</w:t>
+      <w:r>
+        <w:t>Array.from('你好') 结果: ['你', '好']。</w:t>
       </w:r>
     </w:p>
     <w:p>
@@ -5393,62 +4185,17 @@
           <w:b/>
           <w:bCs/>
         </w:rPr>
-        <w:t xml:space="preserve">将 </w:t>
-      </w:r>
-      <w:proofErr w:type="spellStart"/>
-      <w:r>
-        <w:rPr>
-          <w:b/>
-          <w:bCs/>
-        </w:rPr>
-        <w:t>NodeList</w:t>
-      </w:r>
-      <w:proofErr w:type="spellEnd"/>
-      <w:r>
-        <w:rPr>
-          <w:b/>
-          <w:bCs/>
-        </w:rPr>
-        <w:t>/</w:t>
-      </w:r>
-      <w:proofErr w:type="spellStart"/>
-      <w:r>
-        <w:rPr>
-          <w:b/>
-          <w:bCs/>
-        </w:rPr>
-        <w:t>HTMLCollection</w:t>
-      </w:r>
-      <w:proofErr w:type="spellEnd"/>
-      <w:r>
-        <w:rPr>
-          <w:b/>
-          <w:bCs/>
-        </w:rPr>
-        <w:t xml:space="preserve"> 转为数组</w:t>
-      </w:r>
-    </w:p>
-    <w:p>
-      <w:pPr>
-        <w:rPr>
-          <w:rFonts w:hint="eastAsia"/>
-        </w:rPr>
-      </w:pPr>
-      <w:proofErr w:type="spellStart"/>
-      <w:r>
-        <w:t>Array.from</w:t>
-      </w:r>
-      <w:proofErr w:type="spellEnd"/>
-      <w:r>
-        <w:t>(</w:t>
-      </w:r>
-      <w:proofErr w:type="spellStart"/>
-      <w:r>
-        <w:t>document.querySelectorAll</w:t>
-      </w:r>
-      <w:proofErr w:type="spellEnd"/>
-      <w:r>
-        <w:t>('div')) 可以在 DOM 元素集合上使用数组方法。</w:t>
+        <w:t>将 NodeList/HTMLCollection 转为数组</w:t>
+      </w:r>
+    </w:p>
+    <w:p>
+      <w:pPr>
+        <w:rPr>
+          <w:rFonts w:hint="eastAsia"/>
+        </w:rPr>
+      </w:pPr>
+      <w:r>
+        <w:t>Array.from(document.querySelectorAll('div')) 可以在 DOM 元素集合上使用数组方法。</w:t>
       </w:r>
     </w:p>
     <w:p>
@@ -5478,13 +4225,8 @@
           <w:rFonts w:hint="eastAsia"/>
         </w:rPr>
       </w:pPr>
-      <w:proofErr w:type="spellStart"/>
-      <w:r>
-        <w:t>Array.from</w:t>
-      </w:r>
-      <w:proofErr w:type="spellEnd"/>
-      <w:r>
-        <w:t>({ length: 5 }, (value, index) =&gt; index) 结果: [0, 1, 2, 3, 4]。</w:t>
+      <w:r>
+        <w:t>Array.from({ length: 5 }, (value, index) =&gt; index) 结果: [0, 1, 2, 3, 4]。</w:t>
       </w:r>
     </w:p>
     <w:p>
@@ -5511,13 +4253,8 @@
           <w:rFonts w:hint="eastAsia"/>
         </w:rPr>
       </w:pPr>
-      <w:proofErr w:type="spellStart"/>
-      <w:r>
-        <w:t>Array.from</w:t>
-      </w:r>
-      <w:proofErr w:type="spellEnd"/>
-      <w:r>
-        <w:t>([1, 2, 3], x =&gt; x * 2) 结果: [2, 4, 6]。</w:t>
+      <w:r>
+        <w:t>Array.from([1, 2, 3], x =&gt; x * 2) 结果: [2, 4, 6]。</w:t>
       </w:r>
     </w:p>
     <w:p>
@@ -5545,31 +4282,7 @@
         </w:rPr>
       </w:pPr>
       <w:r>
-        <w:t xml:space="preserve">const </w:t>
-      </w:r>
-      <w:proofErr w:type="spellStart"/>
-      <w:r>
-        <w:t>myMap</w:t>
-      </w:r>
-      <w:proofErr w:type="spellEnd"/>
-      <w:r>
-        <w:t xml:space="preserve"> = new Map([['a', 1], ['b', 2]]); </w:t>
-      </w:r>
-      <w:proofErr w:type="spellStart"/>
-      <w:r>
-        <w:t>Array.from</w:t>
-      </w:r>
-      <w:proofErr w:type="spellEnd"/>
-      <w:r>
-        <w:t>(</w:t>
-      </w:r>
-      <w:proofErr w:type="spellStart"/>
-      <w:r>
-        <w:t>myMap</w:t>
-      </w:r>
-      <w:proofErr w:type="spellEnd"/>
-      <w:r>
-        <w:t>) 结果: [['a', 1], ['b', 2]]。 </w:t>
+        <w:t>const myMap = new Map([['a', 1], ['b', 2]]); Array.from(myMap) 结果: [['a', 1], ['b', 2]]。 </w:t>
       </w:r>
     </w:p>
     <w:p>
@@ -5579,25 +4292,26 @@
           <w:rFonts w:hint="eastAsia"/>
         </w:rPr>
       </w:pPr>
-      <w:r>
-        <w:rPr>
-          <w:rFonts w:hint="eastAsia"/>
-        </w:rPr>
+      <w:bookmarkStart w:id="10" w:name="_Toc216714332"/>
+      <w:r>
+        <w:rPr>
+          <w:rFonts w:hint="eastAsia"/>
+        </w:rPr>
+        <w:lastRenderedPageBreak/>
         <w:t>LC记录6</w:t>
       </w:r>
+      <w:bookmarkEnd w:id="10"/>
     </w:p>
     <w:p>
       <w:pPr>
         <w:widowControl/>
         <w:jc w:val="left"/>
-      </w:pPr>
-      <w:proofErr w:type="spellStart"/>
-      <w:r>
-        <w:t>array.slice</w:t>
-      </w:r>
-      <w:proofErr w:type="spellEnd"/>
-      <w:r>
-        <w:t>() 方法用于从数组中提取指定范围的元素，返回一个</w:t>
+        <w:rPr>
+          <w:rFonts w:hint="eastAsia"/>
+        </w:rPr>
+      </w:pPr>
+      <w:r>
+        <w:t>array.slice() 方法用于从数组中提取指定范围的元素，返回一个</w:t>
       </w:r>
       <w:r>
         <w:rPr>
@@ -5617,21 +4331,16 @@
         <w:t>不修改</w:t>
       </w:r>
       <w:r>
-        <w:t>原始数组，其用法是 </w:t>
-      </w:r>
-      <w:proofErr w:type="spellStart"/>
-      <w:r>
-        <w:t>arr.slice</w:t>
-      </w:r>
-      <w:proofErr w:type="spellEnd"/>
-      <w:r>
-        <w:t>(begin, end)，可以提取从 begin（包含）到 end（不包含）的元素，支持正负索引（负数从尾部计数），省略 end 则提取到末尾</w:t>
+        <w:t>原始数组，其用法是 arr.slice(begin, end)，可以提取从 begin（包含）到 end（不包含）的元素，支持正负索引（负数从尾部计数），省略 end 则提取到末尾</w:t>
       </w:r>
     </w:p>
     <w:p>
       <w:pPr>
         <w:widowControl/>
         <w:jc w:val="left"/>
+        <w:rPr>
+          <w:rFonts w:hint="eastAsia"/>
+        </w:rPr>
       </w:pPr>
     </w:p>
     <w:p>

--- a/lc记录.docx
+++ b/lc记录.docx
@@ -3944,17 +3944,17 @@
           <w:rFonts w:hint="eastAsia"/>
         </w:rPr>
       </w:pPr>
-      <w:bookmarkStart w:id="8" w:name="OLE_LINK1"/>
-      <w:bookmarkStart w:id="9" w:name="_Toc216714331"/>
+      <w:bookmarkStart w:id="8" w:name="_Toc216714331"/>
+      <w:bookmarkStart w:id="9" w:name="OLE_LINK1"/>
       <w:r>
         <w:rPr>
           <w:rFonts w:hint="eastAsia"/>
         </w:rPr>
         <w:t>LC记录5</w:t>
       </w:r>
-      <w:bookmarkEnd w:id="9"/>
-    </w:p>
-    <w:bookmarkEnd w:id="8"/>
+      <w:bookmarkEnd w:id="8"/>
+    </w:p>
+    <w:bookmarkEnd w:id="9"/>
     <w:p>
       <w:pPr>
         <w:rPr>
@@ -4347,9 +4347,6 @@
       <w:pPr>
         <w:widowControl/>
         <w:jc w:val="left"/>
-        <w:rPr>
-          <w:rFonts w:hint="eastAsia"/>
-        </w:rPr>
       </w:pPr>
       <w:r>
         <w:rPr>
@@ -4357,6 +4354,79 @@
           <w:highlight w:val="yellow"/>
         </w:rPr>
         <w:t>.sort()是默认字符串排序，数字不能这么排</w:t>
+      </w:r>
+    </w:p>
+    <w:p>
+      <w:pPr>
+        <w:widowControl/>
+        <w:jc w:val="left"/>
+      </w:pPr>
+    </w:p>
+    <w:p>
+      <w:pPr>
+        <w:pStyle w:val="2"/>
+        <w:rPr>
+          <w:rFonts w:hint="eastAsia"/>
+        </w:rPr>
+      </w:pPr>
+      <w:r>
+        <w:rPr>
+          <w:rFonts w:hint="eastAsia"/>
+        </w:rPr>
+        <w:t>25.12.1</w:t>
+      </w:r>
+      <w:r>
+        <w:rPr>
+          <w:rFonts w:hint="eastAsia"/>
+        </w:rPr>
+        <w:t>6</w:t>
+      </w:r>
+    </w:p>
+    <w:p>
+      <w:pPr>
+        <w:pStyle w:val="3"/>
+        <w:rPr>
+          <w:rFonts w:hint="eastAsia"/>
+        </w:rPr>
+      </w:pPr>
+      <w:r>
+        <w:rPr>
+          <w:rFonts w:hint="eastAsia"/>
+        </w:rPr>
+        <w:t>LC记录</w:t>
+      </w:r>
+      <w:r>
+        <w:rPr>
+          <w:rFonts w:hint="eastAsia"/>
+        </w:rPr>
+        <w:t>7</w:t>
+      </w:r>
+    </w:p>
+    <w:p>
+      <w:pPr>
+        <w:widowControl/>
+        <w:jc w:val="left"/>
+      </w:pPr>
+      <w:r>
+        <w:rPr>
+          <w:rFonts w:hint="eastAsia"/>
+        </w:rPr>
+        <w:t>积水的条件：左右都比自身高，</w:t>
+      </w:r>
+    </w:p>
+    <w:p>
+      <w:pPr>
+        <w:widowControl/>
+        <w:jc w:val="left"/>
+        <w:rPr>
+          <w:rFonts w:hint="eastAsia"/>
+        </w:rPr>
+      </w:pPr>
+      <w:r>
+        <w:rPr>
+          <w:rFonts w:hint="eastAsia"/>
+        </w:rPr>
+        <w:t>积水的范围：最高点与左右第二高之间的范围，左右第二高与再靠外的范围</w:t>
       </w:r>
     </w:p>
     <w:sectPr>

--- a/lc记录.docx
+++ b/lc记录.docx
@@ -1112,20 +1112,90 @@
               <w:rPr>
                 <w:rFonts w:hint="eastAsia"/>
               </w:rPr>
-              <w:t>let arr: number[] = new Array(5).fill(0);</w:t>
-            </w:r>
-          </w:p>
-          <w:p>
-            <w:pPr>
-              <w:rPr>
-                <w:rFonts w:hint="eastAsia"/>
-              </w:rPr>
-            </w:pPr>
-            <w:r>
-              <w:rPr>
-                <w:rFonts w:hint="eastAsia"/>
-              </w:rPr>
-              <w:t>let nums: number[] = [1, 3, 2, 5, 4];</w:t>
+              <w:t xml:space="preserve">let </w:t>
+            </w:r>
+            <w:proofErr w:type="spellStart"/>
+            <w:r>
+              <w:rPr>
+                <w:rFonts w:hint="eastAsia"/>
+              </w:rPr>
+              <w:t>arr</w:t>
+            </w:r>
+            <w:proofErr w:type="spellEnd"/>
+            <w:r>
+              <w:rPr>
+                <w:rFonts w:hint="eastAsia"/>
+              </w:rPr>
+              <w:t xml:space="preserve">: </w:t>
+            </w:r>
+            <w:proofErr w:type="gramStart"/>
+            <w:r>
+              <w:rPr>
+                <w:rFonts w:hint="eastAsia"/>
+              </w:rPr>
+              <w:t>number[</w:t>
+            </w:r>
+            <w:proofErr w:type="gramEnd"/>
+            <w:r>
+              <w:rPr>
+                <w:rFonts w:hint="eastAsia"/>
+              </w:rPr>
+              <w:t>] = new Array(5</w:t>
+            </w:r>
+            <w:proofErr w:type="gramStart"/>
+            <w:r>
+              <w:rPr>
+                <w:rFonts w:hint="eastAsia"/>
+              </w:rPr>
+              <w:t>).fill</w:t>
+            </w:r>
+            <w:proofErr w:type="gramEnd"/>
+            <w:r>
+              <w:rPr>
+                <w:rFonts w:hint="eastAsia"/>
+              </w:rPr>
+              <w:t>(0);</w:t>
+            </w:r>
+          </w:p>
+          <w:p>
+            <w:pPr>
+              <w:rPr>
+                <w:rFonts w:hint="eastAsia"/>
+              </w:rPr>
+            </w:pPr>
+            <w:r>
+              <w:rPr>
+                <w:rFonts w:hint="eastAsia"/>
+              </w:rPr>
+              <w:t xml:space="preserve">let </w:t>
+            </w:r>
+            <w:proofErr w:type="spellStart"/>
+            <w:r>
+              <w:rPr>
+                <w:rFonts w:hint="eastAsia"/>
+              </w:rPr>
+              <w:t>nums</w:t>
+            </w:r>
+            <w:proofErr w:type="spellEnd"/>
+            <w:r>
+              <w:rPr>
+                <w:rFonts w:hint="eastAsia"/>
+              </w:rPr>
+              <w:t xml:space="preserve">: </w:t>
+            </w:r>
+            <w:proofErr w:type="gramStart"/>
+            <w:r>
+              <w:rPr>
+                <w:rFonts w:hint="eastAsia"/>
+              </w:rPr>
+              <w:t>number[</w:t>
+            </w:r>
+            <w:proofErr w:type="gramEnd"/>
+            <w:r>
+              <w:rPr>
+                <w:rFonts w:hint="eastAsia"/>
+              </w:rPr>
+              <w:t>] = [1, 3, 2, 5, 4];</w:t>
             </w:r>
           </w:p>
         </w:tc>
@@ -1207,72 +1277,284 @@
               <w:rPr>
                 <w:rFonts w:hint="eastAsia"/>
               </w:rPr>
-              <w:t>class ListNode {</w:t>
-            </w:r>
-          </w:p>
-          <w:p>
-            <w:pPr>
-              <w:rPr>
-                <w:rFonts w:hint="eastAsia"/>
-              </w:rPr>
-            </w:pPr>
-            <w:r>
-              <w:rPr>
-                <w:rFonts w:hint="eastAsia"/>
-              </w:rPr>
-              <w:t xml:space="preserve">    val: number;</w:t>
-            </w:r>
-          </w:p>
-          <w:p>
-            <w:pPr>
-              <w:rPr>
-                <w:rFonts w:hint="eastAsia"/>
-              </w:rPr>
-            </w:pPr>
-            <w:r>
-              <w:rPr>
-                <w:rFonts w:hint="eastAsia"/>
-              </w:rPr>
-              <w:t xml:space="preserve">    next: ListNode | null;</w:t>
-            </w:r>
-          </w:p>
-          <w:p>
-            <w:pPr>
-              <w:rPr>
-                <w:rFonts w:hint="eastAsia"/>
-              </w:rPr>
-            </w:pPr>
-            <w:r>
-              <w:rPr>
-                <w:rFonts w:hint="eastAsia"/>
-              </w:rPr>
-              <w:t xml:space="preserve">    constructor(val?: number, next?: ListNode | null) {</w:t>
-            </w:r>
-          </w:p>
-          <w:p>
-            <w:pPr>
-              <w:rPr>
-                <w:rFonts w:hint="eastAsia"/>
-              </w:rPr>
-            </w:pPr>
-            <w:r>
-              <w:rPr>
-                <w:rFonts w:hint="eastAsia"/>
-              </w:rPr>
-              <w:t xml:space="preserve">        this.val = val === undefined ? 0 : val;        // 节点值</w:t>
-            </w:r>
-          </w:p>
-          <w:p>
-            <w:pPr>
-              <w:rPr>
-                <w:rFonts w:hint="eastAsia"/>
-              </w:rPr>
-            </w:pPr>
-            <w:r>
-              <w:rPr>
-                <w:rFonts w:hint="eastAsia"/>
-              </w:rPr>
-              <w:t xml:space="preserve">        this.next = next === undefined ? null : next;  // 指向下一节点的引用</w:t>
+              <w:t xml:space="preserve">class </w:t>
+            </w:r>
+            <w:proofErr w:type="spellStart"/>
+            <w:r>
+              <w:rPr>
+                <w:rFonts w:hint="eastAsia"/>
+              </w:rPr>
+              <w:t>ListNode</w:t>
+            </w:r>
+            <w:proofErr w:type="spellEnd"/>
+            <w:r>
+              <w:rPr>
+                <w:rFonts w:hint="eastAsia"/>
+              </w:rPr>
+              <w:t xml:space="preserve"> {</w:t>
+            </w:r>
+          </w:p>
+          <w:p>
+            <w:pPr>
+              <w:rPr>
+                <w:rFonts w:hint="eastAsia"/>
+              </w:rPr>
+            </w:pPr>
+            <w:r>
+              <w:rPr>
+                <w:rFonts w:hint="eastAsia"/>
+              </w:rPr>
+              <w:t xml:space="preserve">    </w:t>
+            </w:r>
+            <w:proofErr w:type="spellStart"/>
+            <w:r>
+              <w:rPr>
+                <w:rFonts w:hint="eastAsia"/>
+              </w:rPr>
+              <w:t>val</w:t>
+            </w:r>
+            <w:proofErr w:type="spellEnd"/>
+            <w:r>
+              <w:rPr>
+                <w:rFonts w:hint="eastAsia"/>
+              </w:rPr>
+              <w:t>: number;</w:t>
+            </w:r>
+          </w:p>
+          <w:p>
+            <w:pPr>
+              <w:rPr>
+                <w:rFonts w:hint="eastAsia"/>
+              </w:rPr>
+            </w:pPr>
+            <w:r>
+              <w:rPr>
+                <w:rFonts w:hint="eastAsia"/>
+              </w:rPr>
+              <w:t xml:space="preserve">    next: </w:t>
+            </w:r>
+            <w:proofErr w:type="spellStart"/>
+            <w:r>
+              <w:rPr>
+                <w:rFonts w:hint="eastAsia"/>
+              </w:rPr>
+              <w:t>ListNode</w:t>
+            </w:r>
+            <w:proofErr w:type="spellEnd"/>
+            <w:r>
+              <w:rPr>
+                <w:rFonts w:hint="eastAsia"/>
+              </w:rPr>
+              <w:t xml:space="preserve"> | null;</w:t>
+            </w:r>
+          </w:p>
+          <w:p>
+            <w:pPr>
+              <w:rPr>
+                <w:rFonts w:hint="eastAsia"/>
+              </w:rPr>
+            </w:pPr>
+            <w:r>
+              <w:rPr>
+                <w:rFonts w:hint="eastAsia"/>
+              </w:rPr>
+              <w:t xml:space="preserve">    </w:t>
+            </w:r>
+            <w:proofErr w:type="gramStart"/>
+            <w:r>
+              <w:rPr>
+                <w:rFonts w:hint="eastAsia"/>
+              </w:rPr>
+              <w:t>constructor(</w:t>
+            </w:r>
+            <w:proofErr w:type="spellStart"/>
+            <w:r>
+              <w:rPr>
+                <w:rFonts w:hint="eastAsia"/>
+              </w:rPr>
+              <w:t>val</w:t>
+            </w:r>
+            <w:proofErr w:type="spellEnd"/>
+            <w:r>
+              <w:rPr>
+                <w:rFonts w:hint="eastAsia"/>
+              </w:rPr>
+              <w:t>?:</w:t>
+            </w:r>
+            <w:proofErr w:type="gramEnd"/>
+            <w:r>
+              <w:rPr>
+                <w:rFonts w:hint="eastAsia"/>
+              </w:rPr>
+              <w:t xml:space="preserve"> number, </w:t>
+            </w:r>
+            <w:proofErr w:type="gramStart"/>
+            <w:r>
+              <w:rPr>
+                <w:rFonts w:hint="eastAsia"/>
+              </w:rPr>
+              <w:t>next?:</w:t>
+            </w:r>
+            <w:proofErr w:type="gramEnd"/>
+            <w:r>
+              <w:rPr>
+                <w:rFonts w:hint="eastAsia"/>
+              </w:rPr>
+              <w:t xml:space="preserve"> </w:t>
+            </w:r>
+            <w:proofErr w:type="spellStart"/>
+            <w:r>
+              <w:rPr>
+                <w:rFonts w:hint="eastAsia"/>
+              </w:rPr>
+              <w:t>ListNode</w:t>
+            </w:r>
+            <w:proofErr w:type="spellEnd"/>
+            <w:r>
+              <w:rPr>
+                <w:rFonts w:hint="eastAsia"/>
+              </w:rPr>
+              <w:t xml:space="preserve"> | null) {</w:t>
+            </w:r>
+          </w:p>
+          <w:p>
+            <w:pPr>
+              <w:rPr>
+                <w:rFonts w:hint="eastAsia"/>
+              </w:rPr>
+            </w:pPr>
+            <w:r>
+              <w:rPr>
+                <w:rFonts w:hint="eastAsia"/>
+              </w:rPr>
+              <w:t xml:space="preserve">        </w:t>
+            </w:r>
+            <w:proofErr w:type="spellStart"/>
+            <w:r>
+              <w:rPr>
+                <w:rFonts w:hint="eastAsia"/>
+              </w:rPr>
+              <w:t>this.val</w:t>
+            </w:r>
+            <w:proofErr w:type="spellEnd"/>
+            <w:r>
+              <w:rPr>
+                <w:rFonts w:hint="eastAsia"/>
+              </w:rPr>
+              <w:t xml:space="preserve"> = </w:t>
+            </w:r>
+            <w:proofErr w:type="spellStart"/>
+            <w:r>
+              <w:rPr>
+                <w:rFonts w:hint="eastAsia"/>
+              </w:rPr>
+              <w:t>val</w:t>
+            </w:r>
+            <w:proofErr w:type="spellEnd"/>
+            <w:r>
+              <w:rPr>
+                <w:rFonts w:hint="eastAsia"/>
+              </w:rPr>
+              <w:t xml:space="preserve"> === </w:t>
+            </w:r>
+            <w:proofErr w:type="gramStart"/>
+            <w:r>
+              <w:rPr>
+                <w:rFonts w:hint="eastAsia"/>
+              </w:rPr>
+              <w:t>undefined ?</w:t>
+            </w:r>
+            <w:proofErr w:type="gramEnd"/>
+            <w:r>
+              <w:rPr>
+                <w:rFonts w:hint="eastAsia"/>
+              </w:rPr>
+              <w:t xml:space="preserve"> 0 : </w:t>
+            </w:r>
+            <w:proofErr w:type="spellStart"/>
+            <w:r>
+              <w:rPr>
+                <w:rFonts w:hint="eastAsia"/>
+              </w:rPr>
+              <w:t>val</w:t>
+            </w:r>
+            <w:proofErr w:type="spellEnd"/>
+            <w:r>
+              <w:rPr>
+                <w:rFonts w:hint="eastAsia"/>
+              </w:rPr>
+              <w:t>;        // 节点值</w:t>
+            </w:r>
+          </w:p>
+          <w:p>
+            <w:pPr>
+              <w:rPr>
+                <w:rFonts w:hint="eastAsia"/>
+              </w:rPr>
+            </w:pPr>
+            <w:r>
+              <w:rPr>
+                <w:rFonts w:hint="eastAsia"/>
+              </w:rPr>
+              <w:t xml:space="preserve">        </w:t>
+            </w:r>
+            <w:proofErr w:type="spellStart"/>
+            <w:proofErr w:type="gramStart"/>
+            <w:r>
+              <w:rPr>
+                <w:rFonts w:hint="eastAsia"/>
+              </w:rPr>
+              <w:t>this.next</w:t>
+            </w:r>
+            <w:proofErr w:type="spellEnd"/>
+            <w:proofErr w:type="gramEnd"/>
+            <w:r>
+              <w:rPr>
+                <w:rFonts w:hint="eastAsia"/>
+              </w:rPr>
+              <w:t xml:space="preserve"> = next === </w:t>
+            </w:r>
+            <w:proofErr w:type="gramStart"/>
+            <w:r>
+              <w:rPr>
+                <w:rFonts w:hint="eastAsia"/>
+              </w:rPr>
+              <w:t>undefined ?</w:t>
+            </w:r>
+            <w:proofErr w:type="gramEnd"/>
+            <w:r>
+              <w:rPr>
+                <w:rFonts w:hint="eastAsia"/>
+              </w:rPr>
+              <w:t xml:space="preserve"> </w:t>
+            </w:r>
+            <w:proofErr w:type="gramStart"/>
+            <w:r>
+              <w:rPr>
+                <w:rFonts w:hint="eastAsia"/>
+              </w:rPr>
+              <w:t>null :</w:t>
+            </w:r>
+            <w:proofErr w:type="gramEnd"/>
+            <w:r>
+              <w:rPr>
+                <w:rFonts w:hint="eastAsia"/>
+              </w:rPr>
+              <w:t xml:space="preserve"> </w:t>
+            </w:r>
+            <w:proofErr w:type="gramStart"/>
+            <w:r>
+              <w:rPr>
+                <w:rFonts w:hint="eastAsia"/>
+              </w:rPr>
+              <w:t>next;  /</w:t>
+            </w:r>
+            <w:proofErr w:type="gramEnd"/>
+            <w:r>
+              <w:rPr>
+                <w:rFonts w:hint="eastAsia"/>
+              </w:rPr>
+              <w:t>/ 指向下一节点的引用</w:t>
             </w:r>
           </w:p>
           <w:p>
@@ -1345,59 +1627,169 @@
                 <w:rFonts w:hint="eastAsia"/>
               </w:rPr>
               <w:lastRenderedPageBreak/>
-              <w:t>const n0 = new ListNode(1);</w:t>
-            </w:r>
-          </w:p>
-          <w:p>
-            <w:pPr>
-              <w:rPr>
-                <w:rFonts w:hint="eastAsia"/>
-              </w:rPr>
-            </w:pPr>
-            <w:r>
-              <w:rPr>
-                <w:rFonts w:hint="eastAsia"/>
-              </w:rPr>
-              <w:t>const n1 = new ListNode(3);</w:t>
-            </w:r>
-          </w:p>
-          <w:p>
-            <w:pPr>
-              <w:rPr>
-                <w:rFonts w:hint="eastAsia"/>
-              </w:rPr>
-            </w:pPr>
-            <w:r>
-              <w:rPr>
-                <w:rFonts w:hint="eastAsia"/>
-              </w:rPr>
-              <w:t>const n2 = new ListNode(2);</w:t>
-            </w:r>
-          </w:p>
-          <w:p>
-            <w:pPr>
-              <w:rPr>
-                <w:rFonts w:hint="eastAsia"/>
-              </w:rPr>
-            </w:pPr>
-            <w:r>
-              <w:rPr>
-                <w:rFonts w:hint="eastAsia"/>
-              </w:rPr>
-              <w:t>const n3 = new ListNode(5);</w:t>
-            </w:r>
-          </w:p>
-          <w:p>
-            <w:pPr>
-              <w:rPr>
-                <w:rFonts w:hint="eastAsia"/>
-              </w:rPr>
-            </w:pPr>
-            <w:r>
-              <w:rPr>
-                <w:rFonts w:hint="eastAsia"/>
-              </w:rPr>
-              <w:t>const n4 = new ListNode(4);</w:t>
+              <w:t xml:space="preserve">const n0 = new </w:t>
+            </w:r>
+            <w:proofErr w:type="spellStart"/>
+            <w:proofErr w:type="gramStart"/>
+            <w:r>
+              <w:rPr>
+                <w:rFonts w:hint="eastAsia"/>
+              </w:rPr>
+              <w:t>ListNode</w:t>
+            </w:r>
+            <w:proofErr w:type="spellEnd"/>
+            <w:r>
+              <w:rPr>
+                <w:rFonts w:hint="eastAsia"/>
+              </w:rPr>
+              <w:t>(</w:t>
+            </w:r>
+            <w:proofErr w:type="gramEnd"/>
+            <w:r>
+              <w:rPr>
+                <w:rFonts w:hint="eastAsia"/>
+              </w:rPr>
+              <w:t>1);</w:t>
+            </w:r>
+          </w:p>
+          <w:p>
+            <w:pPr>
+              <w:rPr>
+                <w:rFonts w:hint="eastAsia"/>
+              </w:rPr>
+            </w:pPr>
+            <w:r>
+              <w:rPr>
+                <w:rFonts w:hint="eastAsia"/>
+              </w:rPr>
+              <w:t xml:space="preserve">const n1 = new </w:t>
+            </w:r>
+            <w:proofErr w:type="spellStart"/>
+            <w:proofErr w:type="gramStart"/>
+            <w:r>
+              <w:rPr>
+                <w:rFonts w:hint="eastAsia"/>
+              </w:rPr>
+              <w:t>ListNode</w:t>
+            </w:r>
+            <w:proofErr w:type="spellEnd"/>
+            <w:r>
+              <w:rPr>
+                <w:rFonts w:hint="eastAsia"/>
+              </w:rPr>
+              <w:t>(</w:t>
+            </w:r>
+            <w:proofErr w:type="gramEnd"/>
+            <w:r>
+              <w:rPr>
+                <w:rFonts w:hint="eastAsia"/>
+              </w:rPr>
+              <w:t>3);</w:t>
+            </w:r>
+          </w:p>
+          <w:p>
+            <w:pPr>
+              <w:rPr>
+                <w:rFonts w:hint="eastAsia"/>
+              </w:rPr>
+            </w:pPr>
+            <w:r>
+              <w:rPr>
+                <w:rFonts w:hint="eastAsia"/>
+              </w:rPr>
+              <w:t xml:space="preserve">const n2 = new </w:t>
+            </w:r>
+            <w:proofErr w:type="spellStart"/>
+            <w:proofErr w:type="gramStart"/>
+            <w:r>
+              <w:rPr>
+                <w:rFonts w:hint="eastAsia"/>
+              </w:rPr>
+              <w:t>ListNode</w:t>
+            </w:r>
+            <w:proofErr w:type="spellEnd"/>
+            <w:r>
+              <w:rPr>
+                <w:rFonts w:hint="eastAsia"/>
+              </w:rPr>
+              <w:t>(</w:t>
+            </w:r>
+            <w:proofErr w:type="gramEnd"/>
+            <w:r>
+              <w:rPr>
+                <w:rFonts w:hint="eastAsia"/>
+              </w:rPr>
+              <w:t>2);</w:t>
+            </w:r>
+          </w:p>
+          <w:p>
+            <w:pPr>
+              <w:rPr>
+                <w:rFonts w:hint="eastAsia"/>
+              </w:rPr>
+            </w:pPr>
+            <w:r>
+              <w:rPr>
+                <w:rFonts w:hint="eastAsia"/>
+              </w:rPr>
+              <w:t xml:space="preserve">const n3 = new </w:t>
+            </w:r>
+            <w:proofErr w:type="spellStart"/>
+            <w:proofErr w:type="gramStart"/>
+            <w:r>
+              <w:rPr>
+                <w:rFonts w:hint="eastAsia"/>
+              </w:rPr>
+              <w:t>ListNode</w:t>
+            </w:r>
+            <w:proofErr w:type="spellEnd"/>
+            <w:r>
+              <w:rPr>
+                <w:rFonts w:hint="eastAsia"/>
+              </w:rPr>
+              <w:t>(</w:t>
+            </w:r>
+            <w:proofErr w:type="gramEnd"/>
+            <w:r>
+              <w:rPr>
+                <w:rFonts w:hint="eastAsia"/>
+              </w:rPr>
+              <w:t>5);</w:t>
+            </w:r>
+          </w:p>
+          <w:p>
+            <w:pPr>
+              <w:rPr>
+                <w:rFonts w:hint="eastAsia"/>
+              </w:rPr>
+            </w:pPr>
+            <w:r>
+              <w:rPr>
+                <w:rFonts w:hint="eastAsia"/>
+              </w:rPr>
+              <w:t xml:space="preserve">const n4 = new </w:t>
+            </w:r>
+            <w:proofErr w:type="spellStart"/>
+            <w:proofErr w:type="gramStart"/>
+            <w:r>
+              <w:rPr>
+                <w:rFonts w:hint="eastAsia"/>
+              </w:rPr>
+              <w:t>ListNode</w:t>
+            </w:r>
+            <w:proofErr w:type="spellEnd"/>
+            <w:r>
+              <w:rPr>
+                <w:rFonts w:hint="eastAsia"/>
+              </w:rPr>
+              <w:t>(</w:t>
+            </w:r>
+            <w:proofErr w:type="gramEnd"/>
+            <w:r>
+              <w:rPr>
+                <w:rFonts w:hint="eastAsia"/>
+              </w:rPr>
+              <w:t>4);</w:t>
             </w:r>
           </w:p>
           <w:p>
@@ -1423,46 +1815,102 @@
               <w:rPr>
                 <w:rFonts w:hint="eastAsia"/>
               </w:rPr>
-              <w:t>n0.next = n1;</w:t>
-            </w:r>
-          </w:p>
-          <w:p>
-            <w:pPr>
-              <w:rPr>
-                <w:rFonts w:hint="eastAsia"/>
-              </w:rPr>
-            </w:pPr>
-            <w:r>
-              <w:rPr>
-                <w:rFonts w:hint="eastAsia"/>
-              </w:rPr>
-              <w:t>n1.next = n2;</w:t>
-            </w:r>
-          </w:p>
-          <w:p>
-            <w:pPr>
-              <w:rPr>
-                <w:rFonts w:hint="eastAsia"/>
-              </w:rPr>
-            </w:pPr>
-            <w:r>
-              <w:rPr>
-                <w:rFonts w:hint="eastAsia"/>
-              </w:rPr>
-              <w:t>n2.next = n3;</w:t>
-            </w:r>
-          </w:p>
-          <w:p>
-            <w:pPr>
-              <w:rPr>
-                <w:rFonts w:hint="eastAsia"/>
-              </w:rPr>
-            </w:pPr>
-            <w:r>
-              <w:rPr>
-                <w:rFonts w:hint="eastAsia"/>
-              </w:rPr>
-              <w:t>n3.next = n4;</w:t>
+              <w:t>n</w:t>
+            </w:r>
+            <w:proofErr w:type="gramStart"/>
+            <w:r>
+              <w:rPr>
+                <w:rFonts w:hint="eastAsia"/>
+              </w:rPr>
+              <w:t>0.next</w:t>
+            </w:r>
+            <w:proofErr w:type="gramEnd"/>
+            <w:r>
+              <w:rPr>
+                <w:rFonts w:hint="eastAsia"/>
+              </w:rPr>
+              <w:t xml:space="preserve"> = n1;</w:t>
+            </w:r>
+          </w:p>
+          <w:p>
+            <w:pPr>
+              <w:rPr>
+                <w:rFonts w:hint="eastAsia"/>
+              </w:rPr>
+            </w:pPr>
+            <w:r>
+              <w:rPr>
+                <w:rFonts w:hint="eastAsia"/>
+              </w:rPr>
+              <w:t>n</w:t>
+            </w:r>
+            <w:proofErr w:type="gramStart"/>
+            <w:r>
+              <w:rPr>
+                <w:rFonts w:hint="eastAsia"/>
+              </w:rPr>
+              <w:t>1.next</w:t>
+            </w:r>
+            <w:proofErr w:type="gramEnd"/>
+            <w:r>
+              <w:rPr>
+                <w:rFonts w:hint="eastAsia"/>
+              </w:rPr>
+              <w:t xml:space="preserve"> = n2;</w:t>
+            </w:r>
+          </w:p>
+          <w:p>
+            <w:pPr>
+              <w:rPr>
+                <w:rFonts w:hint="eastAsia"/>
+              </w:rPr>
+            </w:pPr>
+            <w:r>
+              <w:rPr>
+                <w:rFonts w:hint="eastAsia"/>
+              </w:rPr>
+              <w:t>n</w:t>
+            </w:r>
+            <w:proofErr w:type="gramStart"/>
+            <w:r>
+              <w:rPr>
+                <w:rFonts w:hint="eastAsia"/>
+              </w:rPr>
+              <w:t>2.next</w:t>
+            </w:r>
+            <w:proofErr w:type="gramEnd"/>
+            <w:r>
+              <w:rPr>
+                <w:rFonts w:hint="eastAsia"/>
+              </w:rPr>
+              <w:t xml:space="preserve"> = n3;</w:t>
+            </w:r>
+          </w:p>
+          <w:p>
+            <w:pPr>
+              <w:rPr>
+                <w:rFonts w:hint="eastAsia"/>
+              </w:rPr>
+            </w:pPr>
+            <w:r>
+              <w:rPr>
+                <w:rFonts w:hint="eastAsia"/>
+              </w:rPr>
+              <w:t>n</w:t>
+            </w:r>
+            <w:proofErr w:type="gramStart"/>
+            <w:r>
+              <w:rPr>
+                <w:rFonts w:hint="eastAsia"/>
+              </w:rPr>
+              <w:t>3.next</w:t>
+            </w:r>
+            <w:proofErr w:type="gramEnd"/>
+            <w:r>
+              <w:rPr>
+                <w:rFonts w:hint="eastAsia"/>
+              </w:rPr>
+              <w:t xml:space="preserve"> = n4;</w:t>
             </w:r>
           </w:p>
         </w:tc>
@@ -1538,7 +1986,21 @@
               <w:rPr>
                 <w:rFonts w:hint="eastAsia"/>
               </w:rPr>
-              <w:t>const nums1: number[] = [];</w:t>
+              <w:t xml:space="preserve">const nums1: </w:t>
+            </w:r>
+            <w:proofErr w:type="gramStart"/>
+            <w:r>
+              <w:rPr>
+                <w:rFonts w:hint="eastAsia"/>
+              </w:rPr>
+              <w:t>number[</w:t>
+            </w:r>
+            <w:proofErr w:type="gramEnd"/>
+            <w:r>
+              <w:rPr>
+                <w:rFonts w:hint="eastAsia"/>
+              </w:rPr>
+              <w:t>] = [];</w:t>
             </w:r>
           </w:p>
           <w:p>
@@ -1564,7 +2026,35 @@
               <w:rPr>
                 <w:rFonts w:hint="eastAsia"/>
               </w:rPr>
-              <w:t>const nums: number[] = [1, 3, 2, 5, 4];</w:t>
+              <w:t xml:space="preserve">const </w:t>
+            </w:r>
+            <w:proofErr w:type="spellStart"/>
+            <w:r>
+              <w:rPr>
+                <w:rFonts w:hint="eastAsia"/>
+              </w:rPr>
+              <w:t>nums</w:t>
+            </w:r>
+            <w:proofErr w:type="spellEnd"/>
+            <w:r>
+              <w:rPr>
+                <w:rFonts w:hint="eastAsia"/>
+              </w:rPr>
+              <w:t xml:space="preserve">: </w:t>
+            </w:r>
+            <w:proofErr w:type="gramStart"/>
+            <w:r>
+              <w:rPr>
+                <w:rFonts w:hint="eastAsia"/>
+              </w:rPr>
+              <w:t>number[</w:t>
+            </w:r>
+            <w:proofErr w:type="gramEnd"/>
+            <w:r>
+              <w:rPr>
+                <w:rFonts w:hint="eastAsia"/>
+              </w:rPr>
+              <w:t>] = [1, 3, 2, 5, 4];</w:t>
             </w:r>
           </w:p>
         </w:tc>
@@ -1590,11 +2080,19 @@
           <w:rFonts w:hint="eastAsia"/>
         </w:rPr>
       </w:pPr>
-      <w:r>
-        <w:rPr>
-          <w:rFonts w:hint="eastAsia"/>
-        </w:rPr>
-        <w:t>栈，先进后出</w:t>
+      <w:proofErr w:type="gramStart"/>
+      <w:r>
+        <w:rPr>
+          <w:rFonts w:hint="eastAsia"/>
+        </w:rPr>
+        <w:t>栈</w:t>
+      </w:r>
+      <w:proofErr w:type="gramEnd"/>
+      <w:r>
+        <w:rPr>
+          <w:rFonts w:hint="eastAsia"/>
+        </w:rPr>
+        <w:t>，先进后出</w:t>
       </w:r>
     </w:p>
     <w:p>
@@ -1627,7 +2125,15 @@
         <w:t>从数组末尾移除并返回最后一个元素</w:t>
       </w:r>
       <w:r>
-        <w:t>，会直接修改原数组，使其长度减一；如果对空数组调用，则返回undefined</w:t>
+        <w:t>，会直接修改原数组，使其长度减</w:t>
+      </w:r>
+      <w:proofErr w:type="gramStart"/>
+      <w:r>
+        <w:t>一</w:t>
+      </w:r>
+      <w:proofErr w:type="gramEnd"/>
+      <w:r>
+        <w:t>；如果对空数组调用，则返回undefined</w:t>
       </w:r>
     </w:p>
     <w:p>
@@ -1679,217 +2185,439 @@
               <w:rPr>
                 <w:rFonts w:hint="eastAsia"/>
               </w:rPr>
-              <w:t>/* 初始化栈 */</w:t>
-            </w:r>
-          </w:p>
-          <w:p>
-            <w:pPr>
-              <w:rPr>
-                <w:rFonts w:hint="eastAsia"/>
-              </w:rPr>
-            </w:pPr>
-            <w:r>
-              <w:rPr>
-                <w:rFonts w:hint="eastAsia"/>
-              </w:rPr>
-              <w:t>// TypeScript 没有内置的栈类，可以把 Array 当作栈来使用</w:t>
-            </w:r>
-          </w:p>
-          <w:p>
-            <w:pPr>
-              <w:rPr>
-                <w:rFonts w:hint="eastAsia"/>
-              </w:rPr>
-            </w:pPr>
-            <w:r>
-              <w:rPr>
-                <w:rFonts w:hint="eastAsia"/>
-              </w:rPr>
-              <w:t>const stack: number[] = [];</w:t>
-            </w:r>
-          </w:p>
-          <w:p>
-            <w:pPr>
-              <w:rPr>
-                <w:rFonts w:hint="eastAsia"/>
-              </w:rPr>
-            </w:pPr>
-          </w:p>
-          <w:p>
-            <w:pPr>
-              <w:rPr>
-                <w:rFonts w:hint="eastAsia"/>
-              </w:rPr>
-            </w:pPr>
-            <w:r>
-              <w:rPr>
-                <w:rFonts w:hint="eastAsia"/>
-              </w:rPr>
-              <w:t>/* 元素入栈 */</w:t>
-            </w:r>
-          </w:p>
-          <w:p>
-            <w:pPr>
-              <w:rPr>
-                <w:rFonts w:hint="eastAsia"/>
-              </w:rPr>
-            </w:pPr>
-            <w:r>
-              <w:rPr>
-                <w:rFonts w:hint="eastAsia"/>
-              </w:rPr>
-              <w:t>stack.push(1);</w:t>
-            </w:r>
-          </w:p>
-          <w:p>
-            <w:pPr>
-              <w:rPr>
-                <w:rFonts w:hint="eastAsia"/>
-              </w:rPr>
-            </w:pPr>
-            <w:r>
-              <w:rPr>
-                <w:rFonts w:hint="eastAsia"/>
-              </w:rPr>
-              <w:t>stack.push(3);</w:t>
-            </w:r>
-          </w:p>
-          <w:p>
-            <w:pPr>
-              <w:rPr>
-                <w:rFonts w:hint="eastAsia"/>
-              </w:rPr>
-            </w:pPr>
-            <w:r>
-              <w:rPr>
-                <w:rFonts w:hint="eastAsia"/>
-              </w:rPr>
-              <w:t>stack.push(2);</w:t>
-            </w:r>
-          </w:p>
-          <w:p>
-            <w:pPr>
-              <w:rPr>
-                <w:rFonts w:hint="eastAsia"/>
-              </w:rPr>
-            </w:pPr>
-            <w:r>
-              <w:rPr>
-                <w:rFonts w:hint="eastAsia"/>
-              </w:rPr>
-              <w:t>stack.push(5);</w:t>
-            </w:r>
-          </w:p>
-          <w:p>
-            <w:pPr>
-              <w:rPr>
-                <w:rFonts w:hint="eastAsia"/>
-              </w:rPr>
-            </w:pPr>
-            <w:r>
-              <w:rPr>
-                <w:rFonts w:hint="eastAsia"/>
-              </w:rPr>
-              <w:t>stack.push(4);</w:t>
-            </w:r>
-          </w:p>
-          <w:p>
-            <w:pPr>
-              <w:rPr>
-                <w:rFonts w:hint="eastAsia"/>
-              </w:rPr>
-            </w:pPr>
-          </w:p>
-          <w:p>
-            <w:pPr>
-              <w:rPr>
-                <w:rFonts w:hint="eastAsia"/>
-              </w:rPr>
-            </w:pPr>
-            <w:r>
-              <w:rPr>
-                <w:rFonts w:hint="eastAsia"/>
-              </w:rPr>
-              <w:t>/* 访问栈顶元素 */</w:t>
-            </w:r>
-          </w:p>
-          <w:p>
-            <w:pPr>
-              <w:rPr>
-                <w:rFonts w:hint="eastAsia"/>
-              </w:rPr>
-            </w:pPr>
-            <w:r>
-              <w:rPr>
-                <w:rFonts w:hint="eastAsia"/>
-              </w:rPr>
-              <w:t>const peek = stack[stack.length - 1];</w:t>
-            </w:r>
-          </w:p>
-          <w:p>
-            <w:pPr>
-              <w:rPr>
-                <w:rFonts w:hint="eastAsia"/>
-              </w:rPr>
-            </w:pPr>
-          </w:p>
-          <w:p>
-            <w:pPr>
-              <w:rPr>
-                <w:rFonts w:hint="eastAsia"/>
-              </w:rPr>
-            </w:pPr>
-            <w:r>
-              <w:rPr>
-                <w:rFonts w:hint="eastAsia"/>
-              </w:rPr>
-              <w:t>/* 元素出栈 */</w:t>
-            </w:r>
-          </w:p>
-          <w:p>
-            <w:pPr>
-              <w:rPr>
-                <w:rFonts w:hint="eastAsia"/>
-              </w:rPr>
-            </w:pPr>
-            <w:r>
-              <w:rPr>
-                <w:rFonts w:hint="eastAsia"/>
-              </w:rPr>
-              <w:t>const pop = stack.pop();</w:t>
-            </w:r>
-          </w:p>
-          <w:p>
-            <w:pPr>
-              <w:rPr>
-                <w:rFonts w:hint="eastAsia"/>
-              </w:rPr>
-            </w:pPr>
-          </w:p>
-          <w:p>
-            <w:pPr>
-              <w:rPr>
-                <w:rFonts w:hint="eastAsia"/>
-              </w:rPr>
-            </w:pPr>
-            <w:r>
-              <w:rPr>
-                <w:rFonts w:hint="eastAsia"/>
-              </w:rPr>
-              <w:t>/* 获取栈的长度 */</w:t>
-            </w:r>
-          </w:p>
-          <w:p>
-            <w:pPr>
-              <w:rPr>
-                <w:rFonts w:hint="eastAsia"/>
-              </w:rPr>
-            </w:pPr>
-            <w:r>
-              <w:rPr>
-                <w:rFonts w:hint="eastAsia"/>
-              </w:rPr>
-              <w:t>const size = stack.length;</w:t>
+              <w:t>/* 初始化</w:t>
+            </w:r>
+            <w:proofErr w:type="gramStart"/>
+            <w:r>
+              <w:rPr>
+                <w:rFonts w:hint="eastAsia"/>
+              </w:rPr>
+              <w:t>栈</w:t>
+            </w:r>
+            <w:proofErr w:type="gramEnd"/>
+            <w:r>
+              <w:rPr>
+                <w:rFonts w:hint="eastAsia"/>
+              </w:rPr>
+              <w:t xml:space="preserve"> */</w:t>
+            </w:r>
+          </w:p>
+          <w:p>
+            <w:pPr>
+              <w:rPr>
+                <w:rFonts w:hint="eastAsia"/>
+              </w:rPr>
+            </w:pPr>
+            <w:r>
+              <w:rPr>
+                <w:rFonts w:hint="eastAsia"/>
+              </w:rPr>
+              <w:t>// TypeScript 没有内置的</w:t>
+            </w:r>
+            <w:proofErr w:type="gramStart"/>
+            <w:r>
+              <w:rPr>
+                <w:rFonts w:hint="eastAsia"/>
+              </w:rPr>
+              <w:t>栈</w:t>
+            </w:r>
+            <w:proofErr w:type="gramEnd"/>
+            <w:r>
+              <w:rPr>
+                <w:rFonts w:hint="eastAsia"/>
+              </w:rPr>
+              <w:t>类，可以把 Array 当作</w:t>
+            </w:r>
+            <w:proofErr w:type="gramStart"/>
+            <w:r>
+              <w:rPr>
+                <w:rFonts w:hint="eastAsia"/>
+              </w:rPr>
+              <w:t>栈</w:t>
+            </w:r>
+            <w:proofErr w:type="gramEnd"/>
+            <w:r>
+              <w:rPr>
+                <w:rFonts w:hint="eastAsia"/>
+              </w:rPr>
+              <w:t>来使用</w:t>
+            </w:r>
+          </w:p>
+          <w:p>
+            <w:pPr>
+              <w:rPr>
+                <w:rFonts w:hint="eastAsia"/>
+              </w:rPr>
+            </w:pPr>
+            <w:r>
+              <w:rPr>
+                <w:rFonts w:hint="eastAsia"/>
+              </w:rPr>
+              <w:t xml:space="preserve">const stack: </w:t>
+            </w:r>
+            <w:proofErr w:type="gramStart"/>
+            <w:r>
+              <w:rPr>
+                <w:rFonts w:hint="eastAsia"/>
+              </w:rPr>
+              <w:t>number[</w:t>
+            </w:r>
+            <w:proofErr w:type="gramEnd"/>
+            <w:r>
+              <w:rPr>
+                <w:rFonts w:hint="eastAsia"/>
+              </w:rPr>
+              <w:t>] = [];</w:t>
+            </w:r>
+          </w:p>
+          <w:p>
+            <w:pPr>
+              <w:rPr>
+                <w:rFonts w:hint="eastAsia"/>
+              </w:rPr>
+            </w:pPr>
+          </w:p>
+          <w:p>
+            <w:pPr>
+              <w:rPr>
+                <w:rFonts w:hint="eastAsia"/>
+              </w:rPr>
+            </w:pPr>
+            <w:r>
+              <w:rPr>
+                <w:rFonts w:hint="eastAsia"/>
+              </w:rPr>
+              <w:t>/* 元素入</w:t>
+            </w:r>
+            <w:proofErr w:type="gramStart"/>
+            <w:r>
+              <w:rPr>
+                <w:rFonts w:hint="eastAsia"/>
+              </w:rPr>
+              <w:t>栈</w:t>
+            </w:r>
+            <w:proofErr w:type="gramEnd"/>
+            <w:r>
+              <w:rPr>
+                <w:rFonts w:hint="eastAsia"/>
+              </w:rPr>
+              <w:t xml:space="preserve"> */</w:t>
+            </w:r>
+          </w:p>
+          <w:p>
+            <w:pPr>
+              <w:rPr>
+                <w:rFonts w:hint="eastAsia"/>
+              </w:rPr>
+            </w:pPr>
+            <w:proofErr w:type="spellStart"/>
+            <w:proofErr w:type="gramStart"/>
+            <w:r>
+              <w:rPr>
+                <w:rFonts w:hint="eastAsia"/>
+              </w:rPr>
+              <w:t>stack.push</w:t>
+            </w:r>
+            <w:proofErr w:type="spellEnd"/>
+            <w:proofErr w:type="gramEnd"/>
+            <w:r>
+              <w:rPr>
+                <w:rFonts w:hint="eastAsia"/>
+              </w:rPr>
+              <w:t>(1);</w:t>
+            </w:r>
+          </w:p>
+          <w:p>
+            <w:pPr>
+              <w:rPr>
+                <w:rFonts w:hint="eastAsia"/>
+              </w:rPr>
+            </w:pPr>
+            <w:proofErr w:type="spellStart"/>
+            <w:proofErr w:type="gramStart"/>
+            <w:r>
+              <w:rPr>
+                <w:rFonts w:hint="eastAsia"/>
+              </w:rPr>
+              <w:t>stack.push</w:t>
+            </w:r>
+            <w:proofErr w:type="spellEnd"/>
+            <w:proofErr w:type="gramEnd"/>
+            <w:r>
+              <w:rPr>
+                <w:rFonts w:hint="eastAsia"/>
+              </w:rPr>
+              <w:t>(3);</w:t>
+            </w:r>
+          </w:p>
+          <w:p>
+            <w:pPr>
+              <w:rPr>
+                <w:rFonts w:hint="eastAsia"/>
+              </w:rPr>
+            </w:pPr>
+            <w:proofErr w:type="spellStart"/>
+            <w:proofErr w:type="gramStart"/>
+            <w:r>
+              <w:rPr>
+                <w:rFonts w:hint="eastAsia"/>
+              </w:rPr>
+              <w:t>stack.push</w:t>
+            </w:r>
+            <w:proofErr w:type="spellEnd"/>
+            <w:proofErr w:type="gramEnd"/>
+            <w:r>
+              <w:rPr>
+                <w:rFonts w:hint="eastAsia"/>
+              </w:rPr>
+              <w:t>(2);</w:t>
+            </w:r>
+          </w:p>
+          <w:p>
+            <w:pPr>
+              <w:rPr>
+                <w:rFonts w:hint="eastAsia"/>
+              </w:rPr>
+            </w:pPr>
+            <w:proofErr w:type="spellStart"/>
+            <w:proofErr w:type="gramStart"/>
+            <w:r>
+              <w:rPr>
+                <w:rFonts w:hint="eastAsia"/>
+              </w:rPr>
+              <w:t>stack.push</w:t>
+            </w:r>
+            <w:proofErr w:type="spellEnd"/>
+            <w:proofErr w:type="gramEnd"/>
+            <w:r>
+              <w:rPr>
+                <w:rFonts w:hint="eastAsia"/>
+              </w:rPr>
+              <w:t>(5);</w:t>
+            </w:r>
+          </w:p>
+          <w:p>
+            <w:pPr>
+              <w:rPr>
+                <w:rFonts w:hint="eastAsia"/>
+              </w:rPr>
+            </w:pPr>
+            <w:proofErr w:type="spellStart"/>
+            <w:proofErr w:type="gramStart"/>
+            <w:r>
+              <w:rPr>
+                <w:rFonts w:hint="eastAsia"/>
+              </w:rPr>
+              <w:t>stack.push</w:t>
+            </w:r>
+            <w:proofErr w:type="spellEnd"/>
+            <w:proofErr w:type="gramEnd"/>
+            <w:r>
+              <w:rPr>
+                <w:rFonts w:hint="eastAsia"/>
+              </w:rPr>
+              <w:t>(4);</w:t>
+            </w:r>
+          </w:p>
+          <w:p>
+            <w:pPr>
+              <w:rPr>
+                <w:rFonts w:hint="eastAsia"/>
+              </w:rPr>
+            </w:pPr>
+          </w:p>
+          <w:p>
+            <w:pPr>
+              <w:rPr>
+                <w:rFonts w:hint="eastAsia"/>
+              </w:rPr>
+            </w:pPr>
+            <w:r>
+              <w:rPr>
+                <w:rFonts w:hint="eastAsia"/>
+              </w:rPr>
+              <w:t>/* 访问</w:t>
+            </w:r>
+            <w:proofErr w:type="gramStart"/>
+            <w:r>
+              <w:rPr>
+                <w:rFonts w:hint="eastAsia"/>
+              </w:rPr>
+              <w:t>栈</w:t>
+            </w:r>
+            <w:proofErr w:type="gramEnd"/>
+            <w:r>
+              <w:rPr>
+                <w:rFonts w:hint="eastAsia"/>
+              </w:rPr>
+              <w:t>顶元素 */</w:t>
+            </w:r>
+          </w:p>
+          <w:p>
+            <w:pPr>
+              <w:rPr>
+                <w:rFonts w:hint="eastAsia"/>
+              </w:rPr>
+            </w:pPr>
+            <w:r>
+              <w:rPr>
+                <w:rFonts w:hint="eastAsia"/>
+              </w:rPr>
+              <w:t xml:space="preserve">const peek = </w:t>
+            </w:r>
+            <w:proofErr w:type="gramStart"/>
+            <w:r>
+              <w:rPr>
+                <w:rFonts w:hint="eastAsia"/>
+              </w:rPr>
+              <w:t>stack[</w:t>
+            </w:r>
+            <w:proofErr w:type="spellStart"/>
+            <w:r>
+              <w:rPr>
+                <w:rFonts w:hint="eastAsia"/>
+              </w:rPr>
+              <w:t>stack.length</w:t>
+            </w:r>
+            <w:proofErr w:type="spellEnd"/>
+            <w:proofErr w:type="gramEnd"/>
+            <w:r>
+              <w:rPr>
+                <w:rFonts w:hint="eastAsia"/>
+              </w:rPr>
+              <w:t xml:space="preserve"> - 1];</w:t>
+            </w:r>
+          </w:p>
+          <w:p>
+            <w:pPr>
+              <w:rPr>
+                <w:rFonts w:hint="eastAsia"/>
+              </w:rPr>
+            </w:pPr>
+          </w:p>
+          <w:p>
+            <w:pPr>
+              <w:rPr>
+                <w:rFonts w:hint="eastAsia"/>
+              </w:rPr>
+            </w:pPr>
+            <w:r>
+              <w:rPr>
+                <w:rFonts w:hint="eastAsia"/>
+              </w:rPr>
+              <w:t>/* 元素出</w:t>
+            </w:r>
+            <w:proofErr w:type="gramStart"/>
+            <w:r>
+              <w:rPr>
+                <w:rFonts w:hint="eastAsia"/>
+              </w:rPr>
+              <w:t>栈</w:t>
+            </w:r>
+            <w:proofErr w:type="gramEnd"/>
+            <w:r>
+              <w:rPr>
+                <w:rFonts w:hint="eastAsia"/>
+              </w:rPr>
+              <w:t xml:space="preserve"> */</w:t>
+            </w:r>
+          </w:p>
+          <w:p>
+            <w:pPr>
+              <w:rPr>
+                <w:rFonts w:hint="eastAsia"/>
+              </w:rPr>
+            </w:pPr>
+            <w:r>
+              <w:rPr>
+                <w:rFonts w:hint="eastAsia"/>
+              </w:rPr>
+              <w:t xml:space="preserve">const pop = </w:t>
+            </w:r>
+            <w:proofErr w:type="spellStart"/>
+            <w:proofErr w:type="gramStart"/>
+            <w:r>
+              <w:rPr>
+                <w:rFonts w:hint="eastAsia"/>
+              </w:rPr>
+              <w:t>stack.pop</w:t>
+            </w:r>
+            <w:proofErr w:type="spellEnd"/>
+            <w:r>
+              <w:rPr>
+                <w:rFonts w:hint="eastAsia"/>
+              </w:rPr>
+              <w:t>(</w:t>
+            </w:r>
+            <w:proofErr w:type="gramEnd"/>
+            <w:r>
+              <w:rPr>
+                <w:rFonts w:hint="eastAsia"/>
+              </w:rPr>
+              <w:t>);</w:t>
+            </w:r>
+          </w:p>
+          <w:p>
+            <w:pPr>
+              <w:rPr>
+                <w:rFonts w:hint="eastAsia"/>
+              </w:rPr>
+            </w:pPr>
+          </w:p>
+          <w:p>
+            <w:pPr>
+              <w:rPr>
+                <w:rFonts w:hint="eastAsia"/>
+              </w:rPr>
+            </w:pPr>
+            <w:r>
+              <w:rPr>
+                <w:rFonts w:hint="eastAsia"/>
+              </w:rPr>
+              <w:t>/* 获取</w:t>
+            </w:r>
+            <w:proofErr w:type="gramStart"/>
+            <w:r>
+              <w:rPr>
+                <w:rFonts w:hint="eastAsia"/>
+              </w:rPr>
+              <w:t>栈</w:t>
+            </w:r>
+            <w:proofErr w:type="gramEnd"/>
+            <w:r>
+              <w:rPr>
+                <w:rFonts w:hint="eastAsia"/>
+              </w:rPr>
+              <w:t>的长度 */</w:t>
+            </w:r>
+          </w:p>
+          <w:p>
+            <w:pPr>
+              <w:rPr>
+                <w:rFonts w:hint="eastAsia"/>
+              </w:rPr>
+            </w:pPr>
+            <w:r>
+              <w:rPr>
+                <w:rFonts w:hint="eastAsia"/>
+              </w:rPr>
+              <w:t xml:space="preserve">const size = </w:t>
+            </w:r>
+            <w:proofErr w:type="spellStart"/>
+            <w:proofErr w:type="gramStart"/>
+            <w:r>
+              <w:rPr>
+                <w:rFonts w:hint="eastAsia"/>
+              </w:rPr>
+              <w:t>stack.length</w:t>
+            </w:r>
+            <w:proofErr w:type="spellEnd"/>
+            <w:proofErr w:type="gramEnd"/>
+            <w:r>
+              <w:rPr>
+                <w:rFonts w:hint="eastAsia"/>
+              </w:rPr>
+              <w:t>;</w:t>
             </w:r>
           </w:p>
           <w:p>
@@ -1922,7 +2650,37 @@
               <w:rPr>
                 <w:rFonts w:hint="eastAsia"/>
               </w:rPr>
-              <w:t>const is_empty = stack.length === 0;</w:t>
+              <w:t xml:space="preserve">const </w:t>
+            </w:r>
+            <w:proofErr w:type="spellStart"/>
+            <w:r>
+              <w:rPr>
+                <w:rFonts w:hint="eastAsia"/>
+              </w:rPr>
+              <w:t>is_empty</w:t>
+            </w:r>
+            <w:proofErr w:type="spellEnd"/>
+            <w:r>
+              <w:rPr>
+                <w:rFonts w:hint="eastAsia"/>
+              </w:rPr>
+              <w:t xml:space="preserve"> = </w:t>
+            </w:r>
+            <w:proofErr w:type="spellStart"/>
+            <w:proofErr w:type="gramStart"/>
+            <w:r>
+              <w:rPr>
+                <w:rFonts w:hint="eastAsia"/>
+              </w:rPr>
+              <w:t>stack.length</w:t>
+            </w:r>
+            <w:proofErr w:type="spellEnd"/>
+            <w:proofErr w:type="gramEnd"/>
+            <w:r>
+              <w:rPr>
+                <w:rFonts w:hint="eastAsia"/>
+              </w:rPr>
+              <w:t xml:space="preserve"> === 0;</w:t>
             </w:r>
           </w:p>
         </w:tc>
@@ -1985,7 +2743,21 @@
               <w:rPr>
                 <w:rFonts w:hint="eastAsia"/>
               </w:rPr>
-              <w:t>const queue: number[] = [];</w:t>
+              <w:t xml:space="preserve">const queue: </w:t>
+            </w:r>
+            <w:proofErr w:type="gramStart"/>
+            <w:r>
+              <w:rPr>
+                <w:rFonts w:hint="eastAsia"/>
+              </w:rPr>
+              <w:t>number[</w:t>
+            </w:r>
+            <w:proofErr w:type="gramEnd"/>
+            <w:r>
+              <w:rPr>
+                <w:rFonts w:hint="eastAsia"/>
+              </w:rPr>
+              <w:t>] = [];</w:t>
             </w:r>
           </w:p>
           <w:p>
@@ -2014,63 +2786,113 @@
                 <w:rFonts w:hint="eastAsia"/>
               </w:rPr>
             </w:pPr>
-            <w:r>
-              <w:rPr>
-                <w:rFonts w:hint="eastAsia"/>
-              </w:rPr>
-              <w:t>queue.push(1);</w:t>
-            </w:r>
-          </w:p>
-          <w:p>
-            <w:pPr>
-              <w:rPr>
-                <w:rFonts w:hint="eastAsia"/>
-              </w:rPr>
-            </w:pPr>
-            <w:r>
-              <w:rPr>
-                <w:rFonts w:hint="eastAsia"/>
-              </w:rPr>
-              <w:t>queue.push(3);</w:t>
-            </w:r>
-          </w:p>
-          <w:p>
-            <w:pPr>
-              <w:rPr>
-                <w:rFonts w:hint="eastAsia"/>
-              </w:rPr>
-            </w:pPr>
-            <w:r>
-              <w:rPr>
-                <w:rFonts w:hint="eastAsia"/>
-              </w:rPr>
-              <w:t>queue.push(2);</w:t>
-            </w:r>
-          </w:p>
-          <w:p>
-            <w:pPr>
-              <w:rPr>
-                <w:rFonts w:hint="eastAsia"/>
-              </w:rPr>
-            </w:pPr>
-            <w:r>
-              <w:rPr>
-                <w:rFonts w:hint="eastAsia"/>
-              </w:rPr>
-              <w:t>queue.push(5);</w:t>
-            </w:r>
-          </w:p>
-          <w:p>
-            <w:pPr>
-              <w:rPr>
-                <w:rFonts w:hint="eastAsia"/>
-              </w:rPr>
-            </w:pPr>
-            <w:r>
-              <w:rPr>
-                <w:rFonts w:hint="eastAsia"/>
-              </w:rPr>
-              <w:t>queue.push(4);</w:t>
+            <w:proofErr w:type="spellStart"/>
+            <w:proofErr w:type="gramStart"/>
+            <w:r>
+              <w:rPr>
+                <w:rFonts w:hint="eastAsia"/>
+              </w:rPr>
+              <w:t>queue.push</w:t>
+            </w:r>
+            <w:proofErr w:type="spellEnd"/>
+            <w:proofErr w:type="gramEnd"/>
+            <w:r>
+              <w:rPr>
+                <w:rFonts w:hint="eastAsia"/>
+              </w:rPr>
+              <w:t>(1);</w:t>
+            </w:r>
+          </w:p>
+          <w:p>
+            <w:pPr>
+              <w:rPr>
+                <w:rFonts w:hint="eastAsia"/>
+              </w:rPr>
+            </w:pPr>
+            <w:proofErr w:type="spellStart"/>
+            <w:proofErr w:type="gramStart"/>
+            <w:r>
+              <w:rPr>
+                <w:rFonts w:hint="eastAsia"/>
+              </w:rPr>
+              <w:t>queue.push</w:t>
+            </w:r>
+            <w:proofErr w:type="spellEnd"/>
+            <w:proofErr w:type="gramEnd"/>
+            <w:r>
+              <w:rPr>
+                <w:rFonts w:hint="eastAsia"/>
+              </w:rPr>
+              <w:t>(3);</w:t>
+            </w:r>
+          </w:p>
+          <w:p>
+            <w:pPr>
+              <w:rPr>
+                <w:rFonts w:hint="eastAsia"/>
+              </w:rPr>
+            </w:pPr>
+            <w:proofErr w:type="spellStart"/>
+            <w:proofErr w:type="gramStart"/>
+            <w:r>
+              <w:rPr>
+                <w:rFonts w:hint="eastAsia"/>
+              </w:rPr>
+              <w:t>queue.push</w:t>
+            </w:r>
+            <w:proofErr w:type="spellEnd"/>
+            <w:proofErr w:type="gramEnd"/>
+            <w:r>
+              <w:rPr>
+                <w:rFonts w:hint="eastAsia"/>
+              </w:rPr>
+              <w:t>(2);</w:t>
+            </w:r>
+          </w:p>
+          <w:p>
+            <w:pPr>
+              <w:rPr>
+                <w:rFonts w:hint="eastAsia"/>
+              </w:rPr>
+            </w:pPr>
+            <w:proofErr w:type="spellStart"/>
+            <w:proofErr w:type="gramStart"/>
+            <w:r>
+              <w:rPr>
+                <w:rFonts w:hint="eastAsia"/>
+              </w:rPr>
+              <w:t>queue.push</w:t>
+            </w:r>
+            <w:proofErr w:type="spellEnd"/>
+            <w:proofErr w:type="gramEnd"/>
+            <w:r>
+              <w:rPr>
+                <w:rFonts w:hint="eastAsia"/>
+              </w:rPr>
+              <w:t>(5);</w:t>
+            </w:r>
+          </w:p>
+          <w:p>
+            <w:pPr>
+              <w:rPr>
+                <w:rFonts w:hint="eastAsia"/>
+              </w:rPr>
+            </w:pPr>
+            <w:proofErr w:type="spellStart"/>
+            <w:proofErr w:type="gramStart"/>
+            <w:r>
+              <w:rPr>
+                <w:rFonts w:hint="eastAsia"/>
+              </w:rPr>
+              <w:t>queue.push</w:t>
+            </w:r>
+            <w:proofErr w:type="spellEnd"/>
+            <w:proofErr w:type="gramEnd"/>
+            <w:r>
+              <w:rPr>
+                <w:rFonts w:hint="eastAsia"/>
+              </w:rPr>
+              <w:t>(4);</w:t>
             </w:r>
           </w:p>
           <w:p>
@@ -2103,7 +2925,21 @@
               <w:rPr>
                 <w:rFonts w:hint="eastAsia"/>
               </w:rPr>
-              <w:t>const peek = queue[0];</w:t>
+              <w:t xml:space="preserve">const peek = </w:t>
+            </w:r>
+            <w:proofErr w:type="gramStart"/>
+            <w:r>
+              <w:rPr>
+                <w:rFonts w:hint="eastAsia"/>
+              </w:rPr>
+              <w:t>queue[</w:t>
+            </w:r>
+            <w:proofErr w:type="gramEnd"/>
+            <w:r>
+              <w:rPr>
+                <w:rFonts w:hint="eastAsia"/>
+              </w:rPr>
+              <w:t>0];</w:t>
             </w:r>
           </w:p>
           <w:p>
@@ -2149,7 +2985,23 @@
               <w:rPr>
                 <w:rFonts w:hint="eastAsia"/>
               </w:rPr>
-              <w:t>const pop = queue.shift();</w:t>
+              <w:t xml:space="preserve">const pop = </w:t>
+            </w:r>
+            <w:proofErr w:type="spellStart"/>
+            <w:proofErr w:type="gramStart"/>
+            <w:r>
+              <w:rPr>
+                <w:rFonts w:hint="eastAsia"/>
+              </w:rPr>
+              <w:t>queue.shift</w:t>
+            </w:r>
+            <w:proofErr w:type="spellEnd"/>
+            <w:proofErr w:type="gramEnd"/>
+            <w:r>
+              <w:rPr>
+                <w:rFonts w:hint="eastAsia"/>
+              </w:rPr>
+              <w:t>();</w:t>
             </w:r>
           </w:p>
           <w:p>
@@ -2182,7 +3034,23 @@
               <w:rPr>
                 <w:rFonts w:hint="eastAsia"/>
               </w:rPr>
-              <w:t>const size = queue.length;</w:t>
+              <w:t xml:space="preserve">const size = </w:t>
+            </w:r>
+            <w:proofErr w:type="spellStart"/>
+            <w:proofErr w:type="gramStart"/>
+            <w:r>
+              <w:rPr>
+                <w:rFonts w:hint="eastAsia"/>
+              </w:rPr>
+              <w:t>queue.length</w:t>
+            </w:r>
+            <w:proofErr w:type="spellEnd"/>
+            <w:proofErr w:type="gramEnd"/>
+            <w:r>
+              <w:rPr>
+                <w:rFonts w:hint="eastAsia"/>
+              </w:rPr>
+              <w:t>;</w:t>
             </w:r>
           </w:p>
           <w:p>
@@ -2215,7 +3083,23 @@
               <w:rPr>
                 <w:rFonts w:hint="eastAsia"/>
               </w:rPr>
-              <w:t>const empty = queue.length === 0;</w:t>
+              <w:t xml:space="preserve">const empty = </w:t>
+            </w:r>
+            <w:proofErr w:type="spellStart"/>
+            <w:proofErr w:type="gramStart"/>
+            <w:r>
+              <w:rPr>
+                <w:rFonts w:hint="eastAsia"/>
+              </w:rPr>
+              <w:t>queue.length</w:t>
+            </w:r>
+            <w:proofErr w:type="spellEnd"/>
+            <w:proofErr w:type="gramEnd"/>
+            <w:r>
+              <w:rPr>
+                <w:rFonts w:hint="eastAsia"/>
+              </w:rPr>
+              <w:t xml:space="preserve"> === 0;</w:t>
             </w:r>
           </w:p>
         </w:tc>
@@ -2295,7 +3179,21 @@
               <w:rPr>
                 <w:rFonts w:hint="eastAsia"/>
               </w:rPr>
-              <w:t>const map = new Map&lt;number, string&gt;();</w:t>
+              <w:t>const map = new Map&lt;number, string</w:t>
+            </w:r>
+            <w:proofErr w:type="gramStart"/>
+            <w:r>
+              <w:rPr>
+                <w:rFonts w:hint="eastAsia"/>
+              </w:rPr>
+              <w:t>&gt;(</w:t>
+            </w:r>
+            <w:proofErr w:type="gramEnd"/>
+            <w:r>
+              <w:rPr>
+                <w:rFonts w:hint="eastAsia"/>
+              </w:rPr>
+              <w:t>);</w:t>
             </w:r>
           </w:p>
           <w:p>
@@ -2330,76 +3228,158 @@
                 <w:rFonts w:hint="eastAsia"/>
               </w:rPr>
             </w:pPr>
-            <w:r>
-              <w:rPr>
-                <w:rFonts w:hint="eastAsia"/>
-              </w:rPr>
-              <w:t>map.set(12836, '小哈');</w:t>
-            </w:r>
-          </w:p>
-          <w:p>
-            <w:pPr>
-              <w:rPr>
-                <w:rFonts w:hint="eastAsia"/>
-              </w:rPr>
-            </w:pPr>
-            <w:r>
-              <w:rPr>
-                <w:rFonts w:hint="eastAsia"/>
-              </w:rPr>
-              <w:t>map.set(15937, '小啰');</w:t>
-            </w:r>
-          </w:p>
-          <w:p>
-            <w:pPr>
-              <w:rPr>
-                <w:rFonts w:hint="eastAsia"/>
-              </w:rPr>
-            </w:pPr>
-            <w:r>
-              <w:rPr>
-                <w:rFonts w:hint="eastAsia"/>
-              </w:rPr>
-              <w:t>map.set(16750, '小算');</w:t>
-            </w:r>
-          </w:p>
-          <w:p>
-            <w:pPr>
-              <w:rPr>
-                <w:rFonts w:hint="eastAsia"/>
-              </w:rPr>
-            </w:pPr>
-            <w:r>
-              <w:rPr>
-                <w:rFonts w:hint="eastAsia"/>
-              </w:rPr>
-              <w:t>map.set(13276, '小法');</w:t>
-            </w:r>
-          </w:p>
-          <w:p>
-            <w:pPr>
-              <w:rPr>
-                <w:rFonts w:hint="eastAsia"/>
-              </w:rPr>
-            </w:pPr>
-            <w:r>
-              <w:rPr>
-                <w:rFonts w:hint="eastAsia"/>
-              </w:rPr>
-              <w:t>map.set(10583, '小鸭');</w:t>
-            </w:r>
-          </w:p>
-          <w:p>
-            <w:pPr>
-              <w:rPr>
-                <w:rFonts w:hint="eastAsia"/>
-              </w:rPr>
-            </w:pPr>
-            <w:r>
-              <w:rPr>
-                <w:rFonts w:hint="eastAsia"/>
-              </w:rPr>
-              <w:t>console.info('\n添加完成后，哈希表为\nKey -&gt; Value');</w:t>
+            <w:proofErr w:type="spellStart"/>
+            <w:r>
+              <w:rPr>
+                <w:rFonts w:hint="eastAsia"/>
+              </w:rPr>
+              <w:t>map.set</w:t>
+            </w:r>
+            <w:proofErr w:type="spellEnd"/>
+            <w:r>
+              <w:rPr>
+                <w:rFonts w:hint="eastAsia"/>
+              </w:rPr>
+              <w:t>(12836, '小哈');</w:t>
+            </w:r>
+          </w:p>
+          <w:p>
+            <w:pPr>
+              <w:rPr>
+                <w:rFonts w:hint="eastAsia"/>
+              </w:rPr>
+            </w:pPr>
+            <w:proofErr w:type="spellStart"/>
+            <w:r>
+              <w:rPr>
+                <w:rFonts w:hint="eastAsia"/>
+              </w:rPr>
+              <w:t>map.set</w:t>
+            </w:r>
+            <w:proofErr w:type="spellEnd"/>
+            <w:r>
+              <w:rPr>
+                <w:rFonts w:hint="eastAsia"/>
+              </w:rPr>
+              <w:t>(15937, '小</w:t>
+            </w:r>
+            <w:proofErr w:type="gramStart"/>
+            <w:r>
+              <w:rPr>
+                <w:rFonts w:hint="eastAsia"/>
+              </w:rPr>
+              <w:t>啰</w:t>
+            </w:r>
+            <w:proofErr w:type="gramEnd"/>
+            <w:r>
+              <w:rPr>
+                <w:rFonts w:hint="eastAsia"/>
+              </w:rPr>
+              <w:t>');</w:t>
+            </w:r>
+          </w:p>
+          <w:p>
+            <w:pPr>
+              <w:rPr>
+                <w:rFonts w:hint="eastAsia"/>
+              </w:rPr>
+            </w:pPr>
+            <w:proofErr w:type="spellStart"/>
+            <w:r>
+              <w:rPr>
+                <w:rFonts w:hint="eastAsia"/>
+              </w:rPr>
+              <w:t>map.set</w:t>
+            </w:r>
+            <w:proofErr w:type="spellEnd"/>
+            <w:r>
+              <w:rPr>
+                <w:rFonts w:hint="eastAsia"/>
+              </w:rPr>
+              <w:t>(16750, '</w:t>
+            </w:r>
+            <w:proofErr w:type="gramStart"/>
+            <w:r>
+              <w:rPr>
+                <w:rFonts w:hint="eastAsia"/>
+              </w:rPr>
+              <w:t>小算</w:t>
+            </w:r>
+            <w:proofErr w:type="gramEnd"/>
+            <w:r>
+              <w:rPr>
+                <w:rFonts w:hint="eastAsia"/>
+              </w:rPr>
+              <w:t>');</w:t>
+            </w:r>
+          </w:p>
+          <w:p>
+            <w:pPr>
+              <w:rPr>
+                <w:rFonts w:hint="eastAsia"/>
+              </w:rPr>
+            </w:pPr>
+            <w:proofErr w:type="spellStart"/>
+            <w:r>
+              <w:rPr>
+                <w:rFonts w:hint="eastAsia"/>
+              </w:rPr>
+              <w:t>map.set</w:t>
+            </w:r>
+            <w:proofErr w:type="spellEnd"/>
+            <w:r>
+              <w:rPr>
+                <w:rFonts w:hint="eastAsia"/>
+              </w:rPr>
+              <w:t>(13276, '小法');</w:t>
+            </w:r>
+          </w:p>
+          <w:p>
+            <w:pPr>
+              <w:rPr>
+                <w:rFonts w:hint="eastAsia"/>
+              </w:rPr>
+            </w:pPr>
+            <w:proofErr w:type="spellStart"/>
+            <w:r>
+              <w:rPr>
+                <w:rFonts w:hint="eastAsia"/>
+              </w:rPr>
+              <w:t>map.set</w:t>
+            </w:r>
+            <w:proofErr w:type="spellEnd"/>
+            <w:r>
+              <w:rPr>
+                <w:rFonts w:hint="eastAsia"/>
+              </w:rPr>
+              <w:t>(10583, '小鸭');</w:t>
+            </w:r>
+          </w:p>
+          <w:p>
+            <w:pPr>
+              <w:rPr>
+                <w:rFonts w:hint="eastAsia"/>
+              </w:rPr>
+            </w:pPr>
+            <w:r>
+              <w:rPr>
+                <w:rFonts w:hint="eastAsia"/>
+              </w:rPr>
+              <w:t>console.info('\n添加完成后，哈希表为\</w:t>
+            </w:r>
+            <w:proofErr w:type="spellStart"/>
+            <w:r>
+              <w:rPr>
+                <w:rFonts w:hint="eastAsia"/>
+              </w:rPr>
+              <w:t>nKey</w:t>
+            </w:r>
+            <w:proofErr w:type="spellEnd"/>
+            <w:r>
+              <w:rPr>
+                <w:rFonts w:hint="eastAsia"/>
+              </w:rPr>
+              <w:t xml:space="preserve"> -&gt; Value');</w:t>
             </w:r>
           </w:p>
           <w:p>
@@ -2445,20 +3425,56 @@
               <w:rPr>
                 <w:rFonts w:hint="eastAsia"/>
               </w:rPr>
-              <w:t>// 向哈希表中输入键 key ，得到值 value</w:t>
-            </w:r>
-          </w:p>
-          <w:p>
-            <w:pPr>
-              <w:rPr>
-                <w:rFonts w:hint="eastAsia"/>
-              </w:rPr>
-            </w:pPr>
-            <w:r>
-              <w:rPr>
-                <w:rFonts w:hint="eastAsia"/>
-              </w:rPr>
-              <w:t>let name = map.get(15937);</w:t>
+              <w:t>// 向哈希表中输入键 key ，</w:t>
+            </w:r>
+            <w:proofErr w:type="gramStart"/>
+            <w:r>
+              <w:rPr>
+                <w:rFonts w:hint="eastAsia"/>
+              </w:rPr>
+              <w:t>得到值</w:t>
+            </w:r>
+            <w:proofErr w:type="gramEnd"/>
+            <w:r>
+              <w:rPr>
+                <w:rFonts w:hint="eastAsia"/>
+              </w:rPr>
+              <w:t xml:space="preserve"> value</w:t>
+            </w:r>
+          </w:p>
+          <w:p>
+            <w:pPr>
+              <w:rPr>
+                <w:rFonts w:hint="eastAsia"/>
+              </w:rPr>
+            </w:pPr>
+            <w:r>
+              <w:rPr>
+                <w:rFonts w:hint="eastAsia"/>
+              </w:rPr>
+              <w:t xml:space="preserve">let name = </w:t>
+            </w:r>
+            <w:proofErr w:type="spellStart"/>
+            <w:proofErr w:type="gramStart"/>
+            <w:r>
+              <w:rPr>
+                <w:rFonts w:hint="eastAsia"/>
+              </w:rPr>
+              <w:t>map.get</w:t>
+            </w:r>
+            <w:proofErr w:type="spellEnd"/>
+            <w:r>
+              <w:rPr>
+                <w:rFonts w:hint="eastAsia"/>
+              </w:rPr>
+              <w:t>(</w:t>
+            </w:r>
+            <w:proofErr w:type="gramEnd"/>
+            <w:r>
+              <w:rPr>
+                <w:rFonts w:hint="eastAsia"/>
+              </w:rPr>
+              <w:t>15937);</w:t>
             </w:r>
           </w:p>
           <w:p>
@@ -2513,25 +3529,49 @@
                 <w:rFonts w:hint="eastAsia"/>
               </w:rPr>
             </w:pPr>
+            <w:proofErr w:type="spellStart"/>
+            <w:proofErr w:type="gramStart"/>
             <w:r>
               <w:rPr>
                 <w:rFonts w:hint="eastAsia"/>
               </w:rPr>
               <w:lastRenderedPageBreak/>
-              <w:t>map.delete(10583);</w:t>
-            </w:r>
-          </w:p>
-          <w:p>
-            <w:pPr>
-              <w:rPr>
-                <w:rFonts w:hint="eastAsia"/>
-              </w:rPr>
-            </w:pPr>
-            <w:r>
-              <w:rPr>
-                <w:rFonts w:hint="eastAsia"/>
-              </w:rPr>
-              <w:t>console.info('\n删除 10583 后，哈希表为\nKey -&gt; Value');</w:t>
+              <w:t>map.delete</w:t>
+            </w:r>
+            <w:proofErr w:type="spellEnd"/>
+            <w:proofErr w:type="gramEnd"/>
+            <w:r>
+              <w:rPr>
+                <w:rFonts w:hint="eastAsia"/>
+              </w:rPr>
+              <w:t>(10583);</w:t>
+            </w:r>
+          </w:p>
+          <w:p>
+            <w:pPr>
+              <w:rPr>
+                <w:rFonts w:hint="eastAsia"/>
+              </w:rPr>
+            </w:pPr>
+            <w:r>
+              <w:rPr>
+                <w:rFonts w:hint="eastAsia"/>
+              </w:rPr>
+              <w:t>console.info('\n删除 10583 后，哈希表为\</w:t>
+            </w:r>
+            <w:proofErr w:type="spellStart"/>
+            <w:r>
+              <w:rPr>
+                <w:rFonts w:hint="eastAsia"/>
+              </w:rPr>
+              <w:t>nKey</w:t>
+            </w:r>
+            <w:proofErr w:type="spellEnd"/>
+            <w:r>
+              <w:rPr>
+                <w:rFonts w:hint="eastAsia"/>
+              </w:rPr>
+              <w:t xml:space="preserve"> -&gt; Value');</w:t>
             </w:r>
           </w:p>
           <w:p>
@@ -2620,8 +3660,18 @@
               <w:rPr>
                 <w:rFonts w:hint="eastAsia"/>
               </w:rPr>
-              <w:t>for (const [k, v] of map.entries</w:t>
-            </w:r>
+              <w:t xml:space="preserve">for (const [k, v] of </w:t>
+            </w:r>
+            <w:proofErr w:type="spellStart"/>
+            <w:proofErr w:type="gramStart"/>
+            <w:r>
+              <w:rPr>
+                <w:rFonts w:hint="eastAsia"/>
+              </w:rPr>
+              <w:t>map.entries</w:t>
+            </w:r>
+            <w:proofErr w:type="spellEnd"/>
+            <w:proofErr w:type="gramEnd"/>
             <w:r>
               <w:rPr>
                 <w:rFonts w:hint="eastAsia"/>
@@ -2646,7 +3696,21 @@
               <w:rPr>
                 <w:rFonts w:hint="eastAsia"/>
               </w:rPr>
-              <w:t xml:space="preserve">    console.info(k + ' -&gt; ' + v);</w:t>
+              <w:t xml:space="preserve">    </w:t>
+            </w:r>
+            <w:proofErr w:type="gramStart"/>
+            <w:r>
+              <w:rPr>
+                <w:rFonts w:hint="eastAsia"/>
+              </w:rPr>
+              <w:t>console.info(</w:t>
+            </w:r>
+            <w:proofErr w:type="gramEnd"/>
+            <w:r>
+              <w:rPr>
+                <w:rFonts w:hint="eastAsia"/>
+              </w:rPr>
+              <w:t>k + ' -&gt; ' + v);</w:t>
             </w:r>
           </w:p>
           <w:p>
@@ -2685,7 +3749,23 @@
               <w:rPr>
                 <w:rFonts w:hint="eastAsia"/>
               </w:rPr>
-              <w:t>for (const k of map.keys()) {</w:t>
+              <w:t xml:space="preserve">for (const k of </w:t>
+            </w:r>
+            <w:proofErr w:type="spellStart"/>
+            <w:proofErr w:type="gramStart"/>
+            <w:r>
+              <w:rPr>
+                <w:rFonts w:hint="eastAsia"/>
+              </w:rPr>
+              <w:t>map.keys</w:t>
+            </w:r>
+            <w:proofErr w:type="spellEnd"/>
+            <w:proofErr w:type="gramEnd"/>
+            <w:r>
+              <w:rPr>
+                <w:rFonts w:hint="eastAsia"/>
+              </w:rPr>
+              <w:t>()) {</w:t>
             </w:r>
           </w:p>
           <w:p>
@@ -2724,20 +3804,50 @@
               <w:rPr>
                 <w:rFonts w:hint="eastAsia"/>
               </w:rPr>
-              <w:t>console.info('\n单独遍历值 Value');</w:t>
-            </w:r>
-          </w:p>
-          <w:p>
-            <w:pPr>
-              <w:rPr>
-                <w:rFonts w:hint="eastAsia"/>
-              </w:rPr>
-            </w:pPr>
-            <w:r>
-              <w:rPr>
-                <w:rFonts w:hint="eastAsia"/>
-              </w:rPr>
-              <w:t>for (const v of map.values()) {</w:t>
+              <w:t>console.info('\n单独</w:t>
+            </w:r>
+            <w:proofErr w:type="gramStart"/>
+            <w:r>
+              <w:rPr>
+                <w:rFonts w:hint="eastAsia"/>
+              </w:rPr>
+              <w:t>遍历值</w:t>
+            </w:r>
+            <w:proofErr w:type="gramEnd"/>
+            <w:r>
+              <w:rPr>
+                <w:rFonts w:hint="eastAsia"/>
+              </w:rPr>
+              <w:t xml:space="preserve"> Value');</w:t>
+            </w:r>
+          </w:p>
+          <w:p>
+            <w:pPr>
+              <w:rPr>
+                <w:rFonts w:hint="eastAsia"/>
+              </w:rPr>
+            </w:pPr>
+            <w:r>
+              <w:rPr>
+                <w:rFonts w:hint="eastAsia"/>
+              </w:rPr>
+              <w:t xml:space="preserve">for (const v of </w:t>
+            </w:r>
+            <w:proofErr w:type="spellStart"/>
+            <w:proofErr w:type="gramStart"/>
+            <w:r>
+              <w:rPr>
+                <w:rFonts w:hint="eastAsia"/>
+              </w:rPr>
+              <w:t>map.values</w:t>
+            </w:r>
+            <w:proofErr w:type="spellEnd"/>
+            <w:proofErr w:type="gramEnd"/>
+            <w:r>
+              <w:rPr>
+                <w:rFonts w:hint="eastAsia"/>
+              </w:rPr>
+              <w:t>()) {</w:t>
             </w:r>
           </w:p>
           <w:p>
@@ -2836,12 +3946,14 @@
                 <w:rFonts w:hint="eastAsia"/>
               </w:rPr>
             </w:pPr>
+            <w:proofErr w:type="spellStart"/>
             <w:r>
               <w:rPr>
                 <w:rFonts w:hint="eastAsia"/>
               </w:rPr>
               <w:t>map.entries</w:t>
             </w:r>
+            <w:proofErr w:type="spellEnd"/>
             <w:r>
               <w:rPr>
                 <w:rFonts w:hint="eastAsia"/>
@@ -2855,6 +3967,7 @@
               </w:rPr>
               <w:t xml:space="preserve"> </w:t>
             </w:r>
+            <w:proofErr w:type="spellStart"/>
             <w:r>
               <w:rPr>
                 <w:rFonts w:hint="eastAsia"/>
@@ -2865,23 +3978,74 @@
               <w:rPr>
                 <w:rFonts w:hint="eastAsia"/>
               </w:rPr>
-              <w:t>s.length // 一个有括号，一个没</w:t>
-            </w:r>
-          </w:p>
-          <w:p>
-            <w:pPr>
-              <w:rPr>
-                <w:rFonts w:hint="eastAsia"/>
-              </w:rPr>
-            </w:pPr>
+              <w:t>s.length</w:t>
+            </w:r>
+            <w:proofErr w:type="spellEnd"/>
+            <w:r>
+              <w:rPr>
+                <w:rFonts w:hint="eastAsia"/>
+              </w:rPr>
+              <w:t xml:space="preserve"> // 一个有括号，一个没</w:t>
+            </w:r>
+          </w:p>
+          <w:p>
+            <w:pPr>
+              <w:rPr>
+                <w:rFonts w:hint="eastAsia"/>
+              </w:rPr>
+            </w:pPr>
+            <w:proofErr w:type="spellStart"/>
             <w:r>
               <w:t>map.set</w:t>
             </w:r>
+            <w:proofErr w:type="spellEnd"/>
             <w:r>
               <w:rPr>
                 <w:highlight w:val="yellow"/>
               </w:rPr>
-              <w:t>(nums[i],i)</w:t>
+              <w:t>(</w:t>
+            </w:r>
+            <w:proofErr w:type="spellStart"/>
+            <w:r>
+              <w:rPr>
+                <w:highlight w:val="yellow"/>
+              </w:rPr>
+              <w:t>nums</w:t>
+            </w:r>
+            <w:proofErr w:type="spellEnd"/>
+            <w:r>
+              <w:rPr>
+                <w:highlight w:val="yellow"/>
+              </w:rPr>
+              <w:t>[</w:t>
+            </w:r>
+            <w:proofErr w:type="spellStart"/>
+            <w:r>
+              <w:rPr>
+                <w:highlight w:val="yellow"/>
+              </w:rPr>
+              <w:t>i</w:t>
+            </w:r>
+            <w:proofErr w:type="spellEnd"/>
+            <w:r>
+              <w:rPr>
+                <w:highlight w:val="yellow"/>
+              </w:rPr>
+              <w:t>],</w:t>
+            </w:r>
+            <w:proofErr w:type="spellStart"/>
+            <w:r>
+              <w:rPr>
+                <w:highlight w:val="yellow"/>
+              </w:rPr>
+              <w:t>i</w:t>
+            </w:r>
+            <w:proofErr w:type="spellEnd"/>
+            <w:r>
+              <w:rPr>
+                <w:highlight w:val="yellow"/>
+              </w:rPr>
+              <w:t>)</w:t>
             </w:r>
             <w:r>
               <w:rPr>
@@ -2945,11 +4109,20 @@
                 <w:rFonts w:hint="eastAsia"/>
               </w:rPr>
             </w:pPr>
-            <w:r>
-              <w:rPr>
-                <w:rFonts w:hint="eastAsia"/>
-              </w:rPr>
-              <w:t>.split(</w:t>
+            <w:proofErr w:type="gramStart"/>
+            <w:r>
+              <w:rPr>
+                <w:rFonts w:hint="eastAsia"/>
+                <w:highlight w:val="yellow"/>
+              </w:rPr>
+              <w:t>.split</w:t>
+            </w:r>
+            <w:proofErr w:type="gramEnd"/>
+            <w:r>
+              <w:rPr>
+                <w:rFonts w:hint="eastAsia"/>
+              </w:rPr>
+              <w:t>(</w:t>
             </w:r>
             <w:r>
               <w:t>‘’</w:t>
@@ -2967,11 +4140,20 @@
                 <w:rFonts w:hint="eastAsia"/>
               </w:rPr>
             </w:pPr>
-            <w:r>
-              <w:rPr>
-                <w:rFonts w:hint="eastAsia"/>
-              </w:rPr>
-              <w:t>.join(</w:t>
+            <w:proofErr w:type="gramStart"/>
+            <w:r>
+              <w:rPr>
+                <w:rFonts w:hint="eastAsia"/>
+                <w:highlight w:val="yellow"/>
+              </w:rPr>
+              <w:t>.join</w:t>
+            </w:r>
+            <w:proofErr w:type="gramEnd"/>
+            <w:r>
+              <w:rPr>
+                <w:rFonts w:hint="eastAsia"/>
+              </w:rPr>
+              <w:t>(</w:t>
             </w:r>
             <w:r>
               <w:t>‘’</w:t>
@@ -3126,7 +4308,21 @@
               <w:rPr>
                 <w:rFonts w:hint="eastAsia"/>
               </w:rPr>
-              <w:t>let arr = [1, 2, 3, 4, 1, 2, 3];</w:t>
+              <w:t xml:space="preserve">let </w:t>
+            </w:r>
+            <w:proofErr w:type="spellStart"/>
+            <w:r>
+              <w:rPr>
+                <w:rFonts w:hint="eastAsia"/>
+              </w:rPr>
+              <w:t>arr</w:t>
+            </w:r>
+            <w:proofErr w:type="spellEnd"/>
+            <w:r>
+              <w:rPr>
+                <w:rFonts w:hint="eastAsia"/>
+              </w:rPr>
+              <w:t xml:space="preserve"> = [1, 2, 3, 4, 1, 2, 3];</w:t>
             </w:r>
           </w:p>
           <w:p>
@@ -3140,7 +4336,43 @@
               <w:rPr>
                 <w:rFonts w:hint="eastAsia"/>
               </w:rPr>
-              <w:t>new Set(arr)  // Set(4) {1, 2, 3, 4}</w:t>
+              <w:t>new Set(</w:t>
+            </w:r>
+            <w:proofErr w:type="spellStart"/>
+            <w:proofErr w:type="gramStart"/>
+            <w:r>
+              <w:rPr>
+                <w:rFonts w:hint="eastAsia"/>
+              </w:rPr>
+              <w:t>arr</w:t>
+            </w:r>
+            <w:proofErr w:type="spellEnd"/>
+            <w:r>
+              <w:rPr>
+                <w:rFonts w:hint="eastAsia"/>
+              </w:rPr>
+              <w:t>)  /</w:t>
+            </w:r>
+            <w:proofErr w:type="gramEnd"/>
+            <w:r>
+              <w:rPr>
+                <w:rFonts w:hint="eastAsia"/>
+              </w:rPr>
+              <w:t xml:space="preserve">/ </w:t>
+            </w:r>
+            <w:proofErr w:type="gramStart"/>
+            <w:r>
+              <w:rPr>
+                <w:rFonts w:hint="eastAsia"/>
+              </w:rPr>
+              <w:t>Set(</w:t>
+            </w:r>
+            <w:proofErr w:type="gramEnd"/>
+            <w:r>
+              <w:rPr>
+                <w:rFonts w:hint="eastAsia"/>
+              </w:rPr>
+              <w:t>4) {1, 2, 3, 4}</w:t>
             </w:r>
           </w:p>
           <w:p>
@@ -3183,7 +4415,23 @@
                 <w:rFonts w:hint="eastAsia"/>
                 <w:highlight w:val="yellow"/>
               </w:rPr>
-              <w:t>[...new Set(arr)]</w:t>
+              <w:t>[...new Set(</w:t>
+            </w:r>
+            <w:proofErr w:type="spellStart"/>
+            <w:r>
+              <w:rPr>
+                <w:rFonts w:hint="eastAsia"/>
+                <w:highlight w:val="yellow"/>
+              </w:rPr>
+              <w:t>arr</w:t>
+            </w:r>
+            <w:proofErr w:type="spellEnd"/>
+            <w:r>
+              <w:rPr>
+                <w:rFonts w:hint="eastAsia"/>
+                <w:highlight w:val="yellow"/>
+              </w:rPr>
+              <w:t>)]</w:t>
             </w:r>
             <w:r>
               <w:rPr>
@@ -3228,12 +4476,37 @@
                 <w:rFonts w:hint="eastAsia"/>
               </w:rPr>
             </w:pPr>
+            <w:proofErr w:type="spellStart"/>
             <w:r>
               <w:rPr>
                 <w:rFonts w:hint="eastAsia"/>
                 <w:highlight w:val="yellow"/>
               </w:rPr>
-              <w:t>Array.from(new Set(arr))</w:t>
+              <w:t>Array.from</w:t>
+            </w:r>
+            <w:proofErr w:type="spellEnd"/>
+            <w:r>
+              <w:rPr>
+                <w:rFonts w:hint="eastAsia"/>
+                <w:highlight w:val="yellow"/>
+              </w:rPr>
+              <w:t>(new Set(</w:t>
+            </w:r>
+            <w:proofErr w:type="spellStart"/>
+            <w:r>
+              <w:rPr>
+                <w:rFonts w:hint="eastAsia"/>
+                <w:highlight w:val="yellow"/>
+              </w:rPr>
+              <w:t>arr</w:t>
+            </w:r>
+            <w:proofErr w:type="spellEnd"/>
+            <w:r>
+              <w:rPr>
+                <w:rFonts w:hint="eastAsia"/>
+                <w:highlight w:val="yellow"/>
+              </w:rPr>
+              <w:t>))</w:t>
             </w:r>
           </w:p>
           <w:p>
@@ -3289,7 +4562,21 @@
               <w:rPr>
                 <w:rFonts w:hint="eastAsia"/>
               </w:rPr>
-              <w:t>let str = 'abcdab';</w:t>
+              <w:t>let str = '</w:t>
+            </w:r>
+            <w:proofErr w:type="spellStart"/>
+            <w:r>
+              <w:rPr>
+                <w:rFonts w:hint="eastAsia"/>
+              </w:rPr>
+              <w:t>abcdab</w:t>
+            </w:r>
+            <w:proofErr w:type="spellEnd"/>
+            <w:r>
+              <w:rPr>
+                <w:rFonts w:hint="eastAsia"/>
+              </w:rPr>
+              <w:t>';</w:t>
             </w:r>
           </w:p>
           <w:p>
@@ -3303,7 +4590,21 @@
               <w:rPr>
                 <w:rFonts w:hint="eastAsia"/>
               </w:rPr>
-              <w:t>new Set(str) // Set(4) {'a', 'b', 'c', 'd'}</w:t>
+              <w:t xml:space="preserve">new Set(str) // </w:t>
+            </w:r>
+            <w:proofErr w:type="gramStart"/>
+            <w:r>
+              <w:rPr>
+                <w:rFonts w:hint="eastAsia"/>
+              </w:rPr>
+              <w:t>Set(</w:t>
+            </w:r>
+            <w:proofErr w:type="gramEnd"/>
+            <w:r>
+              <w:rPr>
+                <w:rFonts w:hint="eastAsia"/>
+              </w:rPr>
+              <w:t>4) {'a', 'b', 'c', 'd'}</w:t>
             </w:r>
           </w:p>
           <w:p>
@@ -3345,7 +4646,49 @@
               <w:rPr>
                 <w:rFonts w:hint="eastAsia"/>
               </w:rPr>
-              <w:t>[...new Set(str)].join('')  // 'abcd'</w:t>
+              <w:t>[...new Set(str)</w:t>
+            </w:r>
+            <w:proofErr w:type="gramStart"/>
+            <w:r>
+              <w:rPr>
+                <w:rFonts w:hint="eastAsia"/>
+              </w:rPr>
+              <w:t>].join</w:t>
+            </w:r>
+            <w:proofErr w:type="gramEnd"/>
+            <w:r>
+              <w:rPr>
+                <w:rFonts w:hint="eastAsia"/>
+              </w:rPr>
+              <w:t>('</w:t>
+            </w:r>
+            <w:proofErr w:type="gramStart"/>
+            <w:r>
+              <w:rPr>
+                <w:rFonts w:hint="eastAsia"/>
+              </w:rPr>
+              <w:t>')  /</w:t>
+            </w:r>
+            <w:proofErr w:type="gramEnd"/>
+            <w:r>
+              <w:rPr>
+                <w:rFonts w:hint="eastAsia"/>
+              </w:rPr>
+              <w:t>/ '</w:t>
+            </w:r>
+            <w:proofErr w:type="spellStart"/>
+            <w:r>
+              <w:rPr>
+                <w:rFonts w:hint="eastAsia"/>
+              </w:rPr>
+              <w:t>abcd</w:t>
+            </w:r>
+            <w:proofErr w:type="spellEnd"/>
+            <w:r>
+              <w:rPr>
+                <w:rFonts w:hint="eastAsia"/>
+              </w:rPr>
+              <w:t>'</w:t>
             </w:r>
           </w:p>
         </w:tc>
@@ -3357,9 +4700,22 @@
           <w:rFonts w:hint="eastAsia"/>
         </w:rPr>
       </w:pPr>
+      <w:proofErr w:type="spellStart"/>
       <w:r>
         <w:lastRenderedPageBreak/>
-        <w:t>Array.from() 是 ES6 引入的静态方法，用于将类数组对象（具有 length 属性的对象）或可迭代对象（如字符串、Set、Map）转换为数组。</w:t>
+        <w:t>Array.from</w:t>
+      </w:r>
+      <w:proofErr w:type="spellEnd"/>
+      <w:r>
+        <w:t>() 是 ES6 引入的静态方法，</w:t>
+      </w:r>
+      <w:proofErr w:type="gramStart"/>
+      <w:r>
+        <w:t>用于将类数组</w:t>
+      </w:r>
+      <w:proofErr w:type="gramEnd"/>
+      <w:r>
+        <w:t>对象（具有 length 属性的对象）或可迭代对象（如字符串、Set、Map）转换为数组。</w:t>
       </w:r>
     </w:p>
     <w:p>
@@ -3374,6 +4730,7 @@
         </w:rPr>
         <w:t>用法：</w:t>
       </w:r>
+      <w:proofErr w:type="spellStart"/>
       <w:r>
         <w:rPr>
           <w:b/>
@@ -3391,8 +4748,14 @@
         </w:rPr>
         <w:t>from</w:t>
       </w:r>
-      <w:r>
-        <w:t>(map.</w:t>
+      <w:proofErr w:type="spellEnd"/>
+      <w:r>
+        <w:t>(</w:t>
+      </w:r>
+      <w:proofErr w:type="spellStart"/>
+      <w:proofErr w:type="gramStart"/>
+      <w:r>
+        <w:t>map.</w:t>
       </w:r>
       <w:r>
         <w:rPr>
@@ -3401,6 +4764,8 @@
         </w:rPr>
         <w:t>values</w:t>
       </w:r>
+      <w:proofErr w:type="spellEnd"/>
+      <w:proofErr w:type="gramEnd"/>
       <w:r>
         <w:t>())</w:t>
       </w:r>
@@ -3443,7 +4808,21 @@
               <w:rPr>
                 <w:rFonts w:hint="eastAsia"/>
               </w:rPr>
-              <w:t>set(key,val)： 添加某个值，返回Map结构本身。</w:t>
+              <w:t>set(</w:t>
+            </w:r>
+            <w:proofErr w:type="spellStart"/>
+            <w:r>
+              <w:rPr>
+                <w:rFonts w:hint="eastAsia"/>
+              </w:rPr>
+              <w:t>key,val</w:t>
+            </w:r>
+            <w:proofErr w:type="spellEnd"/>
+            <w:r>
+              <w:rPr>
+                <w:rFonts w:hint="eastAsia"/>
+              </w:rPr>
+              <w:t>)： 添加某个值，返回Map结构本身。</w:t>
             </w:r>
           </w:p>
           <w:p>
@@ -3570,11 +4949,19 @@
                 <w:rFonts w:hint="eastAsia"/>
               </w:rPr>
             </w:pPr>
-            <w:r>
-              <w:rPr>
-                <w:rFonts w:hint="eastAsia"/>
-              </w:rPr>
-              <w:t>forEach()：遍历 Map 的所有成员。</w:t>
+            <w:proofErr w:type="spellStart"/>
+            <w:r>
+              <w:rPr>
+                <w:rFonts w:hint="eastAsia"/>
+              </w:rPr>
+              <w:t>forEach</w:t>
+            </w:r>
+            <w:proofErr w:type="spellEnd"/>
+            <w:r>
+              <w:rPr>
+                <w:rFonts w:hint="eastAsia"/>
+              </w:rPr>
+              <w:t>()：遍历 Map 的所有成员。</w:t>
             </w:r>
           </w:p>
         </w:tc>
@@ -3629,7 +5016,15 @@
               </w:rPr>
             </w:pPr>
             <w:r>
-              <w:t>delete() 删，返回布尔值，表示删除是否成功</w:t>
+              <w:t xml:space="preserve">delete() </w:t>
+            </w:r>
+            <w:proofErr w:type="gramStart"/>
+            <w:r>
+              <w:t>删</w:t>
+            </w:r>
+            <w:proofErr w:type="gramEnd"/>
+            <w:r>
+              <w:t>，返回布尔值，表示删除是否成功</w:t>
             </w:r>
           </w:p>
           <w:p>
@@ -3719,11 +5114,33 @@
                 <w:rFonts w:hint="eastAsia"/>
               </w:rPr>
             </w:pPr>
-            <w:r>
-              <w:rPr>
-                <w:rFonts w:hint="eastAsia"/>
-              </w:rPr>
-              <w:t>forEach()：使用回调函数遍历每个成员</w:t>
+            <w:proofErr w:type="spellStart"/>
+            <w:r>
+              <w:rPr>
+                <w:rFonts w:hint="eastAsia"/>
+              </w:rPr>
+              <w:t>forEach</w:t>
+            </w:r>
+            <w:proofErr w:type="spellEnd"/>
+            <w:r>
+              <w:rPr>
+                <w:rFonts w:hint="eastAsia"/>
+              </w:rPr>
+              <w:t>()：</w:t>
+            </w:r>
+            <w:proofErr w:type="gramStart"/>
+            <w:r>
+              <w:rPr>
+                <w:rFonts w:hint="eastAsia"/>
+              </w:rPr>
+              <w:t>使用回调函数遍历</w:t>
+            </w:r>
+            <w:proofErr w:type="gramEnd"/>
+            <w:r>
+              <w:rPr>
+                <w:rFonts w:hint="eastAsia"/>
+              </w:rPr>
+              <w:t>每个成员</w:t>
             </w:r>
           </w:p>
           <w:p>
@@ -3749,7 +5166,21 @@
               <w:rPr>
                 <w:rFonts w:hint="eastAsia"/>
               </w:rPr>
-              <w:t>!!!注意： 由于Set没有键名，只有值名，keys()和values()返回的结果是一样.</w:t>
+              <w:t>!!!注意： 由于Set没有键名，只有值名，keys</w:t>
+            </w:r>
+            <w:proofErr w:type="gramStart"/>
+            <w:r>
+              <w:rPr>
+                <w:rFonts w:hint="eastAsia"/>
+              </w:rPr>
+              <w:t>()和values(</w:t>
+            </w:r>
+            <w:proofErr w:type="gramEnd"/>
+            <w:r>
+              <w:rPr>
+                <w:rFonts w:hint="eastAsia"/>
+              </w:rPr>
+              <w:t>)返回的结果是一样.</w:t>
             </w:r>
           </w:p>
           <w:p>
@@ -3871,8 +5302,15 @@
         </w:rPr>
         <w:t>‌</w:t>
       </w:r>
-      <w:r>
-        <w:t>array.fill(value, start, end)</w:t>
+      <w:proofErr w:type="spellStart"/>
+      <w:proofErr w:type="gramStart"/>
+      <w:r>
+        <w:t>array.fill</w:t>
+      </w:r>
+      <w:proofErr w:type="spellEnd"/>
+      <w:proofErr w:type="gramEnd"/>
+      <w:r>
+        <w:t>(value, start, end)</w:t>
       </w:r>
     </w:p>
     <w:p>
@@ -3996,7 +5434,12 @@
         </w:rPr>
       </w:pPr>
       <w:r>
-        <w:t>  a.</w:t>
+        <w:t xml:space="preserve">  </w:t>
+      </w:r>
+      <w:proofErr w:type="spellStart"/>
+      <w:proofErr w:type="gramStart"/>
+      <w:r>
+        <w:t>a.</w:t>
       </w:r>
       <w:r>
         <w:rPr>
@@ -4005,6 +5448,8 @@
         </w:rPr>
         <w:t>fill</w:t>
       </w:r>
+      <w:proofErr w:type="spellEnd"/>
+      <w:proofErr w:type="gramEnd"/>
       <w:r>
         <w:t>(0);</w:t>
       </w:r>
@@ -4016,7 +5461,11 @@
         </w:rPr>
       </w:pPr>
       <w:r>
-        <w:t>  areas.</w:t>
+        <w:t xml:space="preserve">  </w:t>
+      </w:r>
+      <w:proofErr w:type="spellStart"/>
+      <w:r>
+        <w:t>areas.</w:t>
       </w:r>
       <w:r>
         <w:rPr>
@@ -4025,6 +5474,7 @@
         </w:rPr>
         <w:t>fill</w:t>
       </w:r>
+      <w:proofErr w:type="spellEnd"/>
       <w:r>
         <w:t xml:space="preserve">(a); </w:t>
       </w:r>
@@ -4056,8 +5506,37 @@
           <w:rFonts w:hint="eastAsia"/>
         </w:rPr>
       </w:pPr>
-      <w:r>
-        <w:t>Array.from(arrayLikeOrIterable, mapFn, thisArg)</w:t>
+      <w:proofErr w:type="spellStart"/>
+      <w:r>
+        <w:t>Array.from</w:t>
+      </w:r>
+      <w:proofErr w:type="spellEnd"/>
+      <w:r>
+        <w:t>(</w:t>
+      </w:r>
+      <w:proofErr w:type="spellStart"/>
+      <w:r>
+        <w:t>arrayLikeOrIterable</w:t>
+      </w:r>
+      <w:proofErr w:type="spellEnd"/>
+      <w:r>
+        <w:t xml:space="preserve">, </w:t>
+      </w:r>
+      <w:proofErr w:type="spellStart"/>
+      <w:r>
+        <w:t>mapFn</w:t>
+      </w:r>
+      <w:proofErr w:type="spellEnd"/>
+      <w:r>
+        <w:t xml:space="preserve">, </w:t>
+      </w:r>
+      <w:proofErr w:type="spellStart"/>
+      <w:r>
+        <w:t>thisArg</w:t>
+      </w:r>
+      <w:proofErr w:type="spellEnd"/>
+      <w:r>
+        <w:t>)</w:t>
       </w:r>
     </w:p>
     <w:p>
@@ -4070,6 +5549,7 @@
           <w:rFonts w:hint="eastAsia"/>
         </w:rPr>
       </w:pPr>
+      <w:proofErr w:type="spellStart"/>
       <w:r>
         <w:rPr>
           <w:b/>
@@ -4077,6 +5557,7 @@
         </w:rPr>
         <w:t>arrayLikeOrIterable</w:t>
       </w:r>
+      <w:proofErr w:type="spellEnd"/>
       <w:r>
         <w:t> (必需): 类似数组的对象（有 length 属性）或可迭代对象。</w:t>
       </w:r>
@@ -4091,6 +5572,7 @@
           <w:rFonts w:hint="eastAsia"/>
         </w:rPr>
       </w:pPr>
+      <w:proofErr w:type="spellStart"/>
       <w:r>
         <w:rPr>
           <w:b/>
@@ -4098,6 +5580,7 @@
         </w:rPr>
         <w:t>mapFn</w:t>
       </w:r>
+      <w:proofErr w:type="spellEnd"/>
       <w:r>
         <w:t> (可选): 一个函数，对数组中的每个元素执行，返回值作为新数组的元素。</w:t>
       </w:r>
@@ -4112,6 +5595,7 @@
           <w:rFonts w:hint="eastAsia"/>
         </w:rPr>
       </w:pPr>
+      <w:proofErr w:type="spellStart"/>
       <w:r>
         <w:rPr>
           <w:b/>
@@ -4119,8 +5603,17 @@
         </w:rPr>
         <w:t>thisArg</w:t>
       </w:r>
-      <w:r>
-        <w:t> (可选): 执行 mapFn 时 this 的值。 </w:t>
+      <w:proofErr w:type="spellEnd"/>
+      <w:r>
+        <w:t> (可选): 执行 </w:t>
+      </w:r>
+      <w:proofErr w:type="spellStart"/>
+      <w:r>
+        <w:t>mapFn</w:t>
+      </w:r>
+      <w:proofErr w:type="spellEnd"/>
+      <w:r>
+        <w:t> 时 this 的值。 </w:t>
       </w:r>
     </w:p>
     <w:p>
@@ -4166,8 +5659,13 @@
           <w:rFonts w:hint="eastAsia"/>
         </w:rPr>
       </w:pPr>
-      <w:r>
-        <w:t>Array.from('你好') 结果: ['你', '好']。</w:t>
+      <w:proofErr w:type="spellStart"/>
+      <w:r>
+        <w:t>Array.from</w:t>
+      </w:r>
+      <w:proofErr w:type="spellEnd"/>
+      <w:r>
+        <w:t>('你好') 结果: ['你', '好']。</w:t>
       </w:r>
     </w:p>
     <w:p>
@@ -4185,17 +5683,62 @@
           <w:b/>
           <w:bCs/>
         </w:rPr>
-        <w:t>将 NodeList/HTMLCollection 转为数组</w:t>
-      </w:r>
-    </w:p>
-    <w:p>
-      <w:pPr>
-        <w:rPr>
-          <w:rFonts w:hint="eastAsia"/>
-        </w:rPr>
-      </w:pPr>
-      <w:r>
-        <w:t>Array.from(document.querySelectorAll('div')) 可以在 DOM 元素集合上使用数组方法。</w:t>
+        <w:t xml:space="preserve">将 </w:t>
+      </w:r>
+      <w:proofErr w:type="spellStart"/>
+      <w:r>
+        <w:rPr>
+          <w:b/>
+          <w:bCs/>
+        </w:rPr>
+        <w:t>NodeList</w:t>
+      </w:r>
+      <w:proofErr w:type="spellEnd"/>
+      <w:r>
+        <w:rPr>
+          <w:b/>
+          <w:bCs/>
+        </w:rPr>
+        <w:t>/</w:t>
+      </w:r>
+      <w:proofErr w:type="spellStart"/>
+      <w:r>
+        <w:rPr>
+          <w:b/>
+          <w:bCs/>
+        </w:rPr>
+        <w:t>HTMLCollection</w:t>
+      </w:r>
+      <w:proofErr w:type="spellEnd"/>
+      <w:r>
+        <w:rPr>
+          <w:b/>
+          <w:bCs/>
+        </w:rPr>
+        <w:t xml:space="preserve"> 转为数组</w:t>
+      </w:r>
+    </w:p>
+    <w:p>
+      <w:pPr>
+        <w:rPr>
+          <w:rFonts w:hint="eastAsia"/>
+        </w:rPr>
+      </w:pPr>
+      <w:proofErr w:type="spellStart"/>
+      <w:r>
+        <w:t>Array.from</w:t>
+      </w:r>
+      <w:proofErr w:type="spellEnd"/>
+      <w:r>
+        <w:t>(</w:t>
+      </w:r>
+      <w:proofErr w:type="spellStart"/>
+      <w:r>
+        <w:t>document.querySelectorAll</w:t>
+      </w:r>
+      <w:proofErr w:type="spellEnd"/>
+      <w:r>
+        <w:t>('div')) 可以在 DOM 元素集合上使用数组方法。</w:t>
       </w:r>
     </w:p>
     <w:p>
@@ -4225,8 +5768,13 @@
           <w:rFonts w:hint="eastAsia"/>
         </w:rPr>
       </w:pPr>
-      <w:r>
-        <w:t>Array.from({ length: 5 }, (value, index) =&gt; index) 结果: [0, 1, 2, 3, 4]。</w:t>
+      <w:proofErr w:type="spellStart"/>
+      <w:r>
+        <w:t>Array.from</w:t>
+      </w:r>
+      <w:proofErr w:type="spellEnd"/>
+      <w:r>
+        <w:t>({ length: 5 }, (value, index) =&gt; index) 结果: [0, 1, 2, 3, 4]。</w:t>
       </w:r>
     </w:p>
     <w:p>
@@ -4253,8 +5801,13 @@
           <w:rFonts w:hint="eastAsia"/>
         </w:rPr>
       </w:pPr>
-      <w:r>
-        <w:t>Array.from([1, 2, 3], x =&gt; x * 2) 结果: [2, 4, 6]。</w:t>
+      <w:proofErr w:type="spellStart"/>
+      <w:r>
+        <w:t>Array.from</w:t>
+      </w:r>
+      <w:proofErr w:type="spellEnd"/>
+      <w:r>
+        <w:t>([1, 2, 3], x =&gt; x * 2) 结果: [2, 4, 6]。</w:t>
       </w:r>
     </w:p>
     <w:p>
@@ -4282,7 +5835,31 @@
         </w:rPr>
       </w:pPr>
       <w:r>
-        <w:t>const myMap = new Map([['a', 1], ['b', 2]]); Array.from(myMap) 结果: [['a', 1], ['b', 2]]。 </w:t>
+        <w:t xml:space="preserve">const </w:t>
+      </w:r>
+      <w:proofErr w:type="spellStart"/>
+      <w:r>
+        <w:t>myMap</w:t>
+      </w:r>
+      <w:proofErr w:type="spellEnd"/>
+      <w:r>
+        <w:t xml:space="preserve"> = new Map([['a', 1], ['b', 2]]); </w:t>
+      </w:r>
+      <w:proofErr w:type="spellStart"/>
+      <w:r>
+        <w:t>Array.from</w:t>
+      </w:r>
+      <w:proofErr w:type="spellEnd"/>
+      <w:r>
+        <w:t>(</w:t>
+      </w:r>
+      <w:proofErr w:type="spellStart"/>
+      <w:r>
+        <w:t>myMap</w:t>
+      </w:r>
+      <w:proofErr w:type="spellEnd"/>
+      <w:r>
+        <w:t>) 结果: [['a', 1], ['b', 2]]。 </w:t>
       </w:r>
     </w:p>
     <w:p>
@@ -4310,8 +5887,13 @@
           <w:rFonts w:hint="eastAsia"/>
         </w:rPr>
       </w:pPr>
-      <w:r>
-        <w:t>array.slice() 方法用于从数组中提取指定范围的元素，返回一个</w:t>
+      <w:proofErr w:type="spellStart"/>
+      <w:r>
+        <w:t>array.slice</w:t>
+      </w:r>
+      <w:proofErr w:type="spellEnd"/>
+      <w:r>
+        <w:t>() 方法用于从数组中提取指定范围的元素，返回一个</w:t>
       </w:r>
       <w:r>
         <w:rPr>
@@ -4331,7 +5913,15 @@
         <w:t>不修改</w:t>
       </w:r>
       <w:r>
-        <w:t>原始数组，其用法是 arr.slice(begin, end)，可以提取从 begin（包含）到 end（不包含）的元素，支持正负索引（负数从尾部计数），省略 end 则提取到末尾</w:t>
+        <w:t>原始数组，其用法是 </w:t>
+      </w:r>
+      <w:proofErr w:type="spellStart"/>
+      <w:r>
+        <w:t>arr.slice</w:t>
+      </w:r>
+      <w:proofErr w:type="spellEnd"/>
+      <w:r>
+        <w:t>(begin, end)，可以提取从 begin（包含）到 end（不包含）的元素，支持正负索引（负数从尾部计数），省略 end 则提取到末尾</w:t>
       </w:r>
     </w:p>
     <w:p>
@@ -4347,6 +5937,9 @@
       <w:pPr>
         <w:widowControl/>
         <w:jc w:val="left"/>
+        <w:rPr>
+          <w:rFonts w:hint="eastAsia"/>
+        </w:rPr>
       </w:pPr>
       <w:r>
         <w:rPr>
@@ -4360,6 +5953,9 @@
       <w:pPr>
         <w:widowControl/>
         <w:jc w:val="left"/>
+        <w:rPr>
+          <w:rFonts w:hint="eastAsia"/>
+        </w:rPr>
       </w:pPr>
     </w:p>
     <w:p>
@@ -4373,13 +5969,7 @@
         <w:rPr>
           <w:rFonts w:hint="eastAsia"/>
         </w:rPr>
-        <w:t>25.12.1</w:t>
-      </w:r>
-      <w:r>
-        <w:rPr>
-          <w:rFonts w:hint="eastAsia"/>
-        </w:rPr>
-        <w:t>6</w:t>
+        <w:t>25.12.16</w:t>
       </w:r>
     </w:p>
     <w:p>
@@ -4393,19 +5983,16 @@
         <w:rPr>
           <w:rFonts w:hint="eastAsia"/>
         </w:rPr>
-        <w:t>LC记录</w:t>
-      </w:r>
-      <w:r>
-        <w:rPr>
-          <w:rFonts w:hint="eastAsia"/>
-        </w:rPr>
-        <w:t>7</w:t>
+        <w:t>LC记录7</w:t>
       </w:r>
     </w:p>
     <w:p>
       <w:pPr>
         <w:widowControl/>
         <w:jc w:val="left"/>
+        <w:rPr>
+          <w:rFonts w:hint="eastAsia"/>
+        </w:rPr>
       </w:pPr>
       <w:r>
         <w:rPr>
@@ -4418,9 +6005,6 @@
       <w:pPr>
         <w:widowControl/>
         <w:jc w:val="left"/>
-        <w:rPr>
-          <w:rFonts w:hint="eastAsia"/>
-        </w:rPr>
       </w:pPr>
       <w:r>
         <w:rPr>
@@ -4428,6 +6012,409 @@
         </w:rPr>
         <w:t>积水的范围：最高点与左右第二高之间的范围，左右第二高与再靠外的范围</w:t>
       </w:r>
+    </w:p>
+    <w:p>
+      <w:pPr>
+        <w:widowControl/>
+        <w:jc w:val="left"/>
+      </w:pPr>
+    </w:p>
+    <w:p>
+      <w:pPr>
+        <w:pStyle w:val="2"/>
+        <w:rPr>
+          <w:rFonts w:hint="eastAsia"/>
+        </w:rPr>
+      </w:pPr>
+      <w:r>
+        <w:rPr>
+          <w:rFonts w:hint="eastAsia"/>
+        </w:rPr>
+        <w:t>25.12.1</w:t>
+      </w:r>
+      <w:r>
+        <w:rPr>
+          <w:rFonts w:hint="eastAsia"/>
+        </w:rPr>
+        <w:t>7</w:t>
+      </w:r>
+    </w:p>
+    <w:p>
+      <w:pPr>
+        <w:pStyle w:val="3"/>
+        <w:rPr>
+          <w:rFonts w:hint="eastAsia"/>
+        </w:rPr>
+      </w:pPr>
+      <w:r>
+        <w:rPr>
+          <w:rFonts w:hint="eastAsia"/>
+        </w:rPr>
+        <w:t>LC记录</w:t>
+      </w:r>
+      <w:r>
+        <w:rPr>
+          <w:rFonts w:hint="eastAsia"/>
+        </w:rPr>
+        <w:t>8</w:t>
+      </w:r>
+    </w:p>
+    <w:p>
+      <w:pPr>
+        <w:widowControl/>
+        <w:jc w:val="left"/>
+      </w:pPr>
+    </w:p>
+    <w:p>
+      <w:pPr>
+        <w:widowControl/>
+        <w:jc w:val="left"/>
+        <w:rPr>
+          <w:b/>
+          <w:bCs/>
+        </w:rPr>
+      </w:pPr>
+      <w:r>
+        <w:rPr>
+          <w:b/>
+          <w:bCs/>
+        </w:rPr>
+        <w:t>JavaScript</w:t>
+      </w:r>
+      <w:r>
+        <w:rPr>
+          <w:rFonts w:ascii="Times New Roman" w:hAnsi="Times New Roman" w:cs="Times New Roman"/>
+          <w:b/>
+          <w:bCs/>
+        </w:rPr>
+        <w:t>‌</w:t>
+      </w:r>
+    </w:p>
+    <w:p>
+      <w:pPr>
+        <w:widowControl/>
+        <w:numPr>
+          <w:ilvl w:val="0"/>
+          <w:numId w:val="13"/>
+        </w:numPr>
+        <w:jc w:val="left"/>
+      </w:pPr>
+      <w:r>
+        <w:rPr>
+          <w:rFonts w:ascii="Times New Roman" w:hAnsi="Times New Roman" w:cs="Times New Roman"/>
+        </w:rPr>
+        <w:t>‌</w:t>
+      </w:r>
+      <w:r>
+        <w:rPr>
+          <w:b/>
+          <w:bCs/>
+        </w:rPr>
+        <w:t>相似性</w:t>
+      </w:r>
+      <w:r>
+        <w:rPr>
+          <w:rFonts w:ascii="Times New Roman" w:hAnsi="Times New Roman" w:cs="Times New Roman"/>
+        </w:rPr>
+        <w:t>‌</w:t>
+      </w:r>
+      <w:r>
+        <w:t>：字符串支持索引访问（如str[0]）和部分数组方法（如split()、</w:t>
+      </w:r>
+      <w:proofErr w:type="spellStart"/>
+      <w:r>
+        <w:t>concat</w:t>
+      </w:r>
+      <w:proofErr w:type="spellEnd"/>
+      <w:r>
+        <w:t>()、</w:t>
+      </w:r>
+      <w:proofErr w:type="spellStart"/>
+      <w:r>
+        <w:t>indexOf</w:t>
+      </w:r>
+      <w:proofErr w:type="spellEnd"/>
+      <w:r>
+        <w:t>()）。</w:t>
+      </w:r>
+    </w:p>
+    <w:p>
+      <w:pPr>
+        <w:widowControl/>
+        <w:numPr>
+          <w:ilvl w:val="0"/>
+          <w:numId w:val="13"/>
+        </w:numPr>
+        <w:jc w:val="left"/>
+      </w:pPr>
+      <w:r>
+        <w:rPr>
+          <w:rFonts w:ascii="Times New Roman" w:hAnsi="Times New Roman" w:cs="Times New Roman"/>
+        </w:rPr>
+        <w:t>‌</w:t>
+      </w:r>
+      <w:r>
+        <w:rPr>
+          <w:b/>
+          <w:bCs/>
+        </w:rPr>
+        <w:t>关键区别</w:t>
+      </w:r>
+      <w:r>
+        <w:rPr>
+          <w:rFonts w:ascii="Times New Roman" w:hAnsi="Times New Roman" w:cs="Times New Roman"/>
+        </w:rPr>
+        <w:t>‌</w:t>
+      </w:r>
+      <w:r>
+        <w:t>：</w:t>
+      </w:r>
+    </w:p>
+    <w:p>
+      <w:pPr>
+        <w:widowControl/>
+        <w:numPr>
+          <w:ilvl w:val="1"/>
+          <w:numId w:val="13"/>
+        </w:numPr>
+        <w:jc w:val="left"/>
+      </w:pPr>
+      <w:r>
+        <w:t>字符串是</w:t>
+      </w:r>
+      <w:r>
+        <w:rPr>
+          <w:rFonts w:ascii="Times New Roman" w:hAnsi="Times New Roman" w:cs="Times New Roman"/>
+        </w:rPr>
+        <w:t>‌</w:t>
+      </w:r>
+      <w:r>
+        <w:rPr>
+          <w:b/>
+          <w:bCs/>
+        </w:rPr>
+        <w:t>不可变</w:t>
+      </w:r>
+      <w:r>
+        <w:rPr>
+          <w:rFonts w:ascii="Times New Roman" w:hAnsi="Times New Roman" w:cs="Times New Roman"/>
+        </w:rPr>
+        <w:t>‌</w:t>
+      </w:r>
+      <w:r>
+        <w:t>的，任何操作（如拼接）都会返回新字符串，原始字符串不变。</w:t>
+      </w:r>
+    </w:p>
+    <w:p>
+      <w:pPr>
+        <w:widowControl/>
+        <w:numPr>
+          <w:ilvl w:val="1"/>
+          <w:numId w:val="13"/>
+        </w:numPr>
+        <w:jc w:val="left"/>
+      </w:pPr>
+      <w:r>
+        <w:t>数组是</w:t>
+      </w:r>
+      <w:r>
+        <w:rPr>
+          <w:rFonts w:ascii="Times New Roman" w:hAnsi="Times New Roman" w:cs="Times New Roman"/>
+        </w:rPr>
+        <w:t>‌</w:t>
+      </w:r>
+      <w:r>
+        <w:rPr>
+          <w:b/>
+          <w:bCs/>
+        </w:rPr>
+        <w:t>可变</w:t>
+      </w:r>
+      <w:r>
+        <w:rPr>
+          <w:rFonts w:ascii="Times New Roman" w:hAnsi="Times New Roman" w:cs="Times New Roman"/>
+        </w:rPr>
+        <w:t>‌</w:t>
+      </w:r>
+      <w:r>
+        <w:t>的，支持动态添加/删除元素（如push()、pop()）。</w:t>
+      </w:r>
+    </w:p>
+    <w:p>
+      <w:pPr>
+        <w:widowControl/>
+        <w:numPr>
+          <w:ilvl w:val="1"/>
+          <w:numId w:val="13"/>
+        </w:numPr>
+        <w:jc w:val="left"/>
+      </w:pPr>
+      <w:r>
+        <w:t>内部实现不同：字符串在内存中是连续字符序列，数组是对象（键值对集合）。</w:t>
+      </w:r>
+    </w:p>
+    <w:p>
+      <w:pPr>
+        <w:widowControl/>
+        <w:jc w:val="left"/>
+      </w:pPr>
+    </w:p>
+    <w:tbl>
+      <w:tblPr>
+        <w:tblStyle w:val="af"/>
+        <w:tblW w:w="0" w:type="auto"/>
+        <w:tblLook w:val="04A0" w:firstRow="1" w:lastRow="0" w:firstColumn="1" w:lastColumn="0" w:noHBand="0" w:noVBand="1"/>
+      </w:tblPr>
+      <w:tblGrid>
+        <w:gridCol w:w="8296"/>
+      </w:tblGrid>
+      <w:tr>
+        <w:tc>
+          <w:tcPr>
+            <w:tcW w:w="8296" w:type="dxa"/>
+          </w:tcPr>
+          <w:p>
+            <w:pPr>
+              <w:widowControl/>
+              <w:jc w:val="left"/>
+            </w:pPr>
+            <w:r>
+              <w:rPr>
+                <w:rFonts w:hint="eastAsia"/>
+              </w:rPr>
+              <w:t xml:space="preserve">s = </w:t>
+            </w:r>
+            <w:r>
+              <w:t>‘</w:t>
+            </w:r>
+            <w:proofErr w:type="spellStart"/>
+            <w:r>
+              <w:rPr>
+                <w:rFonts w:hint="eastAsia"/>
+              </w:rPr>
+              <w:t>abcabc</w:t>
+            </w:r>
+            <w:proofErr w:type="spellEnd"/>
+            <w:r>
+              <w:t>’</w:t>
+            </w:r>
+          </w:p>
+          <w:p>
+            <w:pPr>
+              <w:widowControl/>
+              <w:jc w:val="left"/>
+            </w:pPr>
+            <w:proofErr w:type="spellStart"/>
+            <w:proofErr w:type="gramStart"/>
+            <w:r>
+              <w:rPr>
+                <w:rFonts w:hint="eastAsia"/>
+              </w:rPr>
+              <w:t>s.length</w:t>
+            </w:r>
+            <w:proofErr w:type="spellEnd"/>
+            <w:proofErr w:type="gramEnd"/>
+            <w:r>
+              <w:rPr>
+                <w:rFonts w:hint="eastAsia"/>
+              </w:rPr>
+              <w:t xml:space="preserve">  //6</w:t>
+            </w:r>
+          </w:p>
+          <w:p>
+            <w:pPr>
+              <w:widowControl/>
+              <w:jc w:val="left"/>
+              <w:rPr>
+                <w:rFonts w:hint="eastAsia"/>
+              </w:rPr>
+            </w:pPr>
+            <w:proofErr w:type="gramStart"/>
+            <w:r>
+              <w:rPr>
+                <w:rFonts w:hint="eastAsia"/>
+              </w:rPr>
+              <w:t>s[</w:t>
+            </w:r>
+            <w:proofErr w:type="gramEnd"/>
+            <w:r>
+              <w:rPr>
+                <w:rFonts w:hint="eastAsia"/>
+              </w:rPr>
+              <w:t>0] //</w:t>
+            </w:r>
+            <w:r>
+              <w:t>’</w:t>
+            </w:r>
+            <w:r>
+              <w:rPr>
+                <w:rFonts w:hint="eastAsia"/>
+              </w:rPr>
+              <w:t>a</w:t>
+            </w:r>
+            <w:r>
+              <w:t>’</w:t>
+            </w:r>
+          </w:p>
+        </w:tc>
+      </w:tr>
+    </w:tbl>
+    <w:p>
+      <w:pPr>
+        <w:pStyle w:val="3"/>
+        <w:rPr>
+          <w:rFonts w:hint="eastAsia"/>
+        </w:rPr>
+      </w:pPr>
+      <w:r>
+        <w:rPr>
+          <w:rFonts w:hint="eastAsia"/>
+        </w:rPr>
+        <w:t>LC记录</w:t>
+      </w:r>
+      <w:r>
+        <w:rPr>
+          <w:rFonts w:hint="eastAsia"/>
+        </w:rPr>
+        <w:t>9</w:t>
+      </w:r>
+    </w:p>
+    <w:p>
+      <w:pPr>
+        <w:widowControl/>
+        <w:jc w:val="left"/>
+      </w:pPr>
+      <w:r>
+        <w:t>map2.</w:t>
+      </w:r>
+      <w:r>
+        <w:rPr>
+          <w:b/>
+          <w:bCs/>
+        </w:rPr>
+        <w:t>get</w:t>
+      </w:r>
+      <w:r>
+        <w:t xml:space="preserve">(s[right]) </w:t>
+      </w:r>
+      <w:r>
+        <w:rPr>
+          <w:highlight w:val="yellow"/>
+        </w:rPr>
+        <w:t>||</w:t>
+      </w:r>
+      <w:r>
+        <w:t xml:space="preserve"> 0</w:t>
+      </w:r>
+    </w:p>
+    <w:p>
+      <w:pPr>
+        <w:widowControl/>
+        <w:jc w:val="left"/>
+        <w:rPr>
+          <w:rFonts w:hint="eastAsia"/>
+        </w:rPr>
+      </w:pPr>
     </w:p>
     <w:sectPr>
       <w:pgSz w:w="11906" w:h="16838"/>
@@ -5302,6 +7289,155 @@
     </w:lvl>
   </w:abstractNum>
   <w:abstractNum w:abstractNumId="6" w15:restartNumberingAfterBreak="0">
+    <w:nsid w:val="7242287A"/>
+    <w:multiLevelType w:val="multilevel"/>
+    <w:tmpl w:val="18FE1D88"/>
+    <w:lvl w:ilvl="0">
+      <w:start w:val="1"/>
+      <w:numFmt w:val="bullet"/>
+      <w:lvlText w:val=""/>
+      <w:lvlJc w:val="left"/>
+      <w:pPr>
+        <w:tabs>
+          <w:tab w:val="num" w:pos="720"/>
+        </w:tabs>
+        <w:ind w:left="720" w:hanging="360"/>
+      </w:pPr>
+      <w:rPr>
+        <w:rFonts w:ascii="Symbol" w:hAnsi="Symbol" w:hint="default"/>
+        <w:sz w:val="20"/>
+      </w:rPr>
+    </w:lvl>
+    <w:lvl w:ilvl="1">
+      <w:start w:val="1"/>
+      <w:numFmt w:val="bullet"/>
+      <w:lvlText w:val="o"/>
+      <w:lvlJc w:val="left"/>
+      <w:pPr>
+        <w:tabs>
+          <w:tab w:val="num" w:pos="1440"/>
+        </w:tabs>
+        <w:ind w:left="1440" w:hanging="360"/>
+      </w:pPr>
+      <w:rPr>
+        <w:rFonts w:ascii="Courier New" w:hAnsi="Courier New" w:hint="default"/>
+        <w:sz w:val="20"/>
+      </w:rPr>
+    </w:lvl>
+    <w:lvl w:ilvl="2" w:tentative="1">
+      <w:start w:val="1"/>
+      <w:numFmt w:val="bullet"/>
+      <w:lvlText w:val=""/>
+      <w:lvlJc w:val="left"/>
+      <w:pPr>
+        <w:tabs>
+          <w:tab w:val="num" w:pos="2160"/>
+        </w:tabs>
+        <w:ind w:left="2160" w:hanging="360"/>
+      </w:pPr>
+      <w:rPr>
+        <w:rFonts w:ascii="Wingdings" w:hAnsi="Wingdings" w:hint="default"/>
+        <w:sz w:val="20"/>
+      </w:rPr>
+    </w:lvl>
+    <w:lvl w:ilvl="3" w:tentative="1">
+      <w:start w:val="1"/>
+      <w:numFmt w:val="bullet"/>
+      <w:lvlText w:val=""/>
+      <w:lvlJc w:val="left"/>
+      <w:pPr>
+        <w:tabs>
+          <w:tab w:val="num" w:pos="2880"/>
+        </w:tabs>
+        <w:ind w:left="2880" w:hanging="360"/>
+      </w:pPr>
+      <w:rPr>
+        <w:rFonts w:ascii="Wingdings" w:hAnsi="Wingdings" w:hint="default"/>
+        <w:sz w:val="20"/>
+      </w:rPr>
+    </w:lvl>
+    <w:lvl w:ilvl="4" w:tentative="1">
+      <w:start w:val="1"/>
+      <w:numFmt w:val="bullet"/>
+      <w:lvlText w:val=""/>
+      <w:lvlJc w:val="left"/>
+      <w:pPr>
+        <w:tabs>
+          <w:tab w:val="num" w:pos="3600"/>
+        </w:tabs>
+        <w:ind w:left="3600" w:hanging="360"/>
+      </w:pPr>
+      <w:rPr>
+        <w:rFonts w:ascii="Wingdings" w:hAnsi="Wingdings" w:hint="default"/>
+        <w:sz w:val="20"/>
+      </w:rPr>
+    </w:lvl>
+    <w:lvl w:ilvl="5" w:tentative="1">
+      <w:start w:val="1"/>
+      <w:numFmt w:val="bullet"/>
+      <w:lvlText w:val=""/>
+      <w:lvlJc w:val="left"/>
+      <w:pPr>
+        <w:tabs>
+          <w:tab w:val="num" w:pos="4320"/>
+        </w:tabs>
+        <w:ind w:left="4320" w:hanging="360"/>
+      </w:pPr>
+      <w:rPr>
+        <w:rFonts w:ascii="Wingdings" w:hAnsi="Wingdings" w:hint="default"/>
+        <w:sz w:val="20"/>
+      </w:rPr>
+    </w:lvl>
+    <w:lvl w:ilvl="6" w:tentative="1">
+      <w:start w:val="1"/>
+      <w:numFmt w:val="bullet"/>
+      <w:lvlText w:val=""/>
+      <w:lvlJc w:val="left"/>
+      <w:pPr>
+        <w:tabs>
+          <w:tab w:val="num" w:pos="5040"/>
+        </w:tabs>
+        <w:ind w:left="5040" w:hanging="360"/>
+      </w:pPr>
+      <w:rPr>
+        <w:rFonts w:ascii="Wingdings" w:hAnsi="Wingdings" w:hint="default"/>
+        <w:sz w:val="20"/>
+      </w:rPr>
+    </w:lvl>
+    <w:lvl w:ilvl="7" w:tentative="1">
+      <w:start w:val="1"/>
+      <w:numFmt w:val="bullet"/>
+      <w:lvlText w:val=""/>
+      <w:lvlJc w:val="left"/>
+      <w:pPr>
+        <w:tabs>
+          <w:tab w:val="num" w:pos="5760"/>
+        </w:tabs>
+        <w:ind w:left="5760" w:hanging="360"/>
+      </w:pPr>
+      <w:rPr>
+        <w:rFonts w:ascii="Wingdings" w:hAnsi="Wingdings" w:hint="default"/>
+        <w:sz w:val="20"/>
+      </w:rPr>
+    </w:lvl>
+    <w:lvl w:ilvl="8" w:tentative="1">
+      <w:start w:val="1"/>
+      <w:numFmt w:val="bullet"/>
+      <w:lvlText w:val=""/>
+      <w:lvlJc w:val="left"/>
+      <w:pPr>
+        <w:tabs>
+          <w:tab w:val="num" w:pos="6480"/>
+        </w:tabs>
+        <w:ind w:left="6480" w:hanging="360"/>
+      </w:pPr>
+      <w:rPr>
+        <w:rFonts w:ascii="Wingdings" w:hAnsi="Wingdings" w:hint="default"/>
+        <w:sz w:val="20"/>
+      </w:rPr>
+    </w:lvl>
+  </w:abstractNum>
+  <w:abstractNum w:abstractNumId="7" w15:restartNumberingAfterBreak="0">
     <w:nsid w:val="7A7476C4"/>
     <w:multiLevelType w:val="hybridMultilevel"/>
     <w:tmpl w:val="23083F84"/>
@@ -5394,7 +7530,7 @@
     <w:abstractNumId w:val="3"/>
   </w:num>
   <w:num w:numId="2" w16cid:durableId="1314524494">
-    <w:abstractNumId w:val="6"/>
+    <w:abstractNumId w:val="7"/>
   </w:num>
   <w:num w:numId="3" w16cid:durableId="1181121512">
     <w:abstractNumId w:val="5"/>
@@ -5460,6 +7596,9 @@
         <w:lvlJc w:val="left"/>
       </w:lvl>
     </w:lvlOverride>
+  </w:num>
+  <w:num w:numId="13" w16cid:durableId="897978137">
+    <w:abstractNumId w:val="6"/>
   </w:num>
 </w:numbering>
 </file>
@@ -6065,7 +8204,6 @@
   <w:style w:type="character" w:default="1" w:styleId="a0">
     <w:name w:val="Default Paragraph Font"/>
     <w:uiPriority w:val="1"/>
-    <w:semiHidden/>
     <w:unhideWhenUsed/>
   </w:style>
   <w:style w:type="table" w:default="1" w:styleId="a1">

--- a/lc记录.docx
+++ b/lc记录.docx
@@ -3535,7 +3535,6 @@
               <w:rPr>
                 <w:rFonts w:hint="eastAsia"/>
               </w:rPr>
-              <w:lastRenderedPageBreak/>
               <w:t>map.delete</w:t>
             </w:r>
             <w:proofErr w:type="spellEnd"/>
@@ -4451,7 +4450,6 @@
               <w:rPr>
                 <w:rFonts w:hint="eastAsia"/>
               </w:rPr>
-              <w:lastRenderedPageBreak/>
               <w:t xml:space="preserve"> </w:t>
             </w:r>
           </w:p>
@@ -4702,7 +4700,6 @@
       </w:pPr>
       <w:proofErr w:type="spellStart"/>
       <w:r>
-        <w:lastRenderedPageBreak/>
         <w:t>Array.from</w:t>
       </w:r>
       <w:proofErr w:type="spellEnd"/>
@@ -5246,7 +5243,6 @@
         <w:rPr>
           <w:rFonts w:hint="eastAsia"/>
         </w:rPr>
-        <w:lastRenderedPageBreak/>
         <w:t>25.12.1</w:t>
       </w:r>
       <w:r>
@@ -5874,7 +5870,6 @@
         <w:rPr>
           <w:rFonts w:hint="eastAsia"/>
         </w:rPr>
-        <w:lastRenderedPageBreak/>
         <w:t>LC记录6</w:t>
       </w:r>
       <w:bookmarkEnd w:id="10"/>
@@ -6005,6 +6000,9 @@
       <w:pPr>
         <w:widowControl/>
         <w:jc w:val="left"/>
+        <w:rPr>
+          <w:rFonts w:hint="eastAsia"/>
+        </w:rPr>
       </w:pPr>
       <w:r>
         <w:rPr>
@@ -6017,6 +6015,9 @@
       <w:pPr>
         <w:widowControl/>
         <w:jc w:val="left"/>
+        <w:rPr>
+          <w:rFonts w:hint="eastAsia"/>
+        </w:rPr>
       </w:pPr>
     </w:p>
     <w:p>
@@ -6030,13 +6031,7 @@
         <w:rPr>
           <w:rFonts w:hint="eastAsia"/>
         </w:rPr>
-        <w:t>25.12.1</w:t>
-      </w:r>
-      <w:r>
-        <w:rPr>
-          <w:rFonts w:hint="eastAsia"/>
-        </w:rPr>
-        <w:t>7</w:t>
+        <w:t>25.12.17</w:t>
       </w:r>
     </w:p>
     <w:p>
@@ -6050,19 +6045,16 @@
         <w:rPr>
           <w:rFonts w:hint="eastAsia"/>
         </w:rPr>
-        <w:t>LC记录</w:t>
-      </w:r>
-      <w:r>
-        <w:rPr>
-          <w:rFonts w:hint="eastAsia"/>
-        </w:rPr>
-        <w:t>8</w:t>
+        <w:t>LC记录8</w:t>
       </w:r>
     </w:p>
     <w:p>
       <w:pPr>
         <w:widowControl/>
         <w:jc w:val="left"/>
+        <w:rPr>
+          <w:rFonts w:hint="eastAsia"/>
+        </w:rPr>
       </w:pPr>
     </w:p>
     <w:p>
@@ -6070,6 +6062,7 @@
         <w:widowControl/>
         <w:jc w:val="left"/>
         <w:rPr>
+          <w:rFonts w:hint="eastAsia"/>
           <w:b/>
           <w:bCs/>
         </w:rPr>
@@ -6098,6 +6091,9 @@
           <w:numId w:val="13"/>
         </w:numPr>
         <w:jc w:val="left"/>
+        <w:rPr>
+          <w:rFonts w:hint="eastAsia"/>
+        </w:rPr>
       </w:pPr>
       <w:r>
         <w:rPr>
@@ -6146,6 +6142,9 @@
           <w:numId w:val="13"/>
         </w:numPr>
         <w:jc w:val="left"/>
+        <w:rPr>
+          <w:rFonts w:hint="eastAsia"/>
+        </w:rPr>
       </w:pPr>
       <w:r>
         <w:rPr>
@@ -6178,6 +6177,9 @@
           <w:numId w:val="13"/>
         </w:numPr>
         <w:jc w:val="left"/>
+        <w:rPr>
+          <w:rFonts w:hint="eastAsia"/>
+        </w:rPr>
       </w:pPr>
       <w:r>
         <w:t>字符串是</w:t>
@@ -6213,6 +6215,9 @@
           <w:numId w:val="13"/>
         </w:numPr>
         <w:jc w:val="left"/>
+        <w:rPr>
+          <w:rFonts w:hint="eastAsia"/>
+        </w:rPr>
       </w:pPr>
       <w:r>
         <w:t>数组是</w:t>
@@ -6248,6 +6253,9 @@
           <w:numId w:val="13"/>
         </w:numPr>
         <w:jc w:val="left"/>
+        <w:rPr>
+          <w:rFonts w:hint="eastAsia"/>
+        </w:rPr>
       </w:pPr>
       <w:r>
         <w:t>内部实现不同：字符串在内存中是连续字符序列，数组是对象（键值对集合）。</w:t>
@@ -6257,6 +6265,9 @@
       <w:pPr>
         <w:widowControl/>
         <w:jc w:val="left"/>
+        <w:rPr>
+          <w:rFonts w:hint="eastAsia"/>
+        </w:rPr>
       </w:pPr>
     </w:p>
     <w:tbl>
@@ -6277,6 +6288,9 @@
             <w:pPr>
               <w:widowControl/>
               <w:jc w:val="left"/>
+              <w:rPr>
+                <w:rFonts w:hint="eastAsia"/>
+              </w:rPr>
             </w:pPr>
             <w:r>
               <w:rPr>
@@ -6303,6 +6317,9 @@
             <w:pPr>
               <w:widowControl/>
               <w:jc w:val="left"/>
+              <w:rPr>
+                <w:rFonts w:hint="eastAsia"/>
+              </w:rPr>
             </w:pPr>
             <w:proofErr w:type="spellStart"/>
             <w:proofErr w:type="gramStart"/>
@@ -6370,13 +6387,7 @@
         <w:rPr>
           <w:rFonts w:hint="eastAsia"/>
         </w:rPr>
-        <w:t>LC记录</w:t>
-      </w:r>
-      <w:r>
-        <w:rPr>
-          <w:rFonts w:hint="eastAsia"/>
-        </w:rPr>
-        <w:t>9</w:t>
+        <w:t>LC记录9</w:t>
       </w:r>
     </w:p>
     <w:p>
@@ -6405,6 +6416,92 @@
       </w:r>
       <w:r>
         <w:t xml:space="preserve"> 0</w:t>
+      </w:r>
+    </w:p>
+    <w:p>
+      <w:pPr>
+        <w:pStyle w:val="2"/>
+        <w:rPr>
+          <w:rFonts w:hint="eastAsia"/>
+        </w:rPr>
+      </w:pPr>
+      <w:r>
+        <w:rPr>
+          <w:rFonts w:hint="eastAsia"/>
+        </w:rPr>
+        <w:t>25.12.</w:t>
+      </w:r>
+      <w:r>
+        <w:rPr>
+          <w:rFonts w:hint="eastAsia"/>
+        </w:rPr>
+        <w:t>23</w:t>
+      </w:r>
+    </w:p>
+    <w:p>
+      <w:pPr>
+        <w:widowControl/>
+        <w:jc w:val="left"/>
+      </w:pPr>
+    </w:p>
+    <w:p>
+      <w:pPr>
+        <w:pStyle w:val="3"/>
+        <w:rPr>
+          <w:rFonts w:hint="eastAsia"/>
+        </w:rPr>
+      </w:pPr>
+      <w:r>
+        <w:rPr>
+          <w:rFonts w:hint="eastAsia"/>
+        </w:rPr>
+        <w:t>LC记录</w:t>
+      </w:r>
+      <w:r>
+        <w:rPr>
+          <w:rFonts w:hint="eastAsia"/>
+        </w:rPr>
+        <w:t>10</w:t>
+      </w:r>
+    </w:p>
+    <w:p>
+      <w:pPr>
+        <w:widowControl/>
+        <w:jc w:val="left"/>
+      </w:pPr>
+      <w:r>
+        <w:t>let sum = new Array(</w:t>
+      </w:r>
+      <w:proofErr w:type="spellStart"/>
+      <w:r>
+        <w:t>nums</w:t>
+      </w:r>
+      <w:proofErr w:type="spellEnd"/>
+      <w:r>
+        <w:t>); 应为 let sum = new Array(</w:t>
+      </w:r>
+      <w:proofErr w:type="spellStart"/>
+      <w:r>
+        <w:t>nums.length</w:t>
+      </w:r>
+      <w:proofErr w:type="spellEnd"/>
+      <w:r>
+        <w:t>).fill(0);，否则 sum 是一个包含原数组引用的数组，而不是前缀和数组。</w:t>
+      </w:r>
+    </w:p>
+    <w:p>
+      <w:pPr>
+        <w:widowControl/>
+        <w:jc w:val="left"/>
+        <w:rPr>
+          <w:rFonts w:hint="eastAsia"/>
+        </w:rPr>
+      </w:pPr>
+      <w:r>
+        <w:rPr>
+          <w:highlight w:val="yellow"/>
+        </w:rPr>
+        <w:t>push 返回数组长度而非数组本身</w:t>
       </w:r>
     </w:p>
     <w:p>

--- a/lc记录.docx
+++ b/lc记录.docx
@@ -3535,6 +3535,7 @@
               <w:rPr>
                 <w:rFonts w:hint="eastAsia"/>
               </w:rPr>
+              <w:lastRenderedPageBreak/>
               <w:t>map.delete</w:t>
             </w:r>
             <w:proofErr w:type="spellEnd"/>
@@ -4450,6 +4451,7 @@
               <w:rPr>
                 <w:rFonts w:hint="eastAsia"/>
               </w:rPr>
+              <w:lastRenderedPageBreak/>
               <w:t xml:space="preserve"> </w:t>
             </w:r>
           </w:p>
@@ -4700,6 +4702,7 @@
       </w:pPr>
       <w:proofErr w:type="spellStart"/>
       <w:r>
+        <w:lastRenderedPageBreak/>
         <w:t>Array.from</w:t>
       </w:r>
       <w:proofErr w:type="spellEnd"/>
@@ -5243,6 +5246,7 @@
         <w:rPr>
           <w:rFonts w:hint="eastAsia"/>
         </w:rPr>
+        <w:lastRenderedPageBreak/>
         <w:t>25.12.1</w:t>
       </w:r>
       <w:r>
@@ -5870,6 +5874,7 @@
         <w:rPr>
           <w:rFonts w:hint="eastAsia"/>
         </w:rPr>
+        <w:lastRenderedPageBreak/>
         <w:t>LC记录6</w:t>
       </w:r>
       <w:bookmarkEnd w:id="10"/>
@@ -6394,6 +6399,9 @@
       <w:pPr>
         <w:widowControl/>
         <w:jc w:val="left"/>
+        <w:rPr>
+          <w:rFonts w:hint="eastAsia"/>
+        </w:rPr>
       </w:pPr>
       <w:r>
         <w:t>map2.</w:t>
@@ -6429,19 +6437,16 @@
         <w:rPr>
           <w:rFonts w:hint="eastAsia"/>
         </w:rPr>
-        <w:t>25.12.</w:t>
-      </w:r>
-      <w:r>
-        <w:rPr>
-          <w:rFonts w:hint="eastAsia"/>
-        </w:rPr>
-        <w:t>23</w:t>
+        <w:t>25.12.23</w:t>
       </w:r>
     </w:p>
     <w:p>
       <w:pPr>
         <w:widowControl/>
         <w:jc w:val="left"/>
+        <w:rPr>
+          <w:rFonts w:hint="eastAsia"/>
+        </w:rPr>
       </w:pPr>
     </w:p>
     <w:p>
@@ -6455,19 +6460,17 @@
         <w:rPr>
           <w:rFonts w:hint="eastAsia"/>
         </w:rPr>
-        <w:t>LC记录</w:t>
-      </w:r>
-      <w:r>
-        <w:rPr>
-          <w:rFonts w:hint="eastAsia"/>
-        </w:rPr>
-        <w:t>10</w:t>
+        <w:lastRenderedPageBreak/>
+        <w:t>LC记录10</w:t>
       </w:r>
     </w:p>
     <w:p>
       <w:pPr>
         <w:widowControl/>
         <w:jc w:val="left"/>
+        <w:rPr>
+          <w:rFonts w:hint="eastAsia"/>
+        </w:rPr>
       </w:pPr>
       <w:r>
         <w:t>let sum = new Array(</w:t>
@@ -6504,6 +6507,698 @@
         <w:t>push 返回数组长度而非数组本身</w:t>
       </w:r>
     </w:p>
+    <w:p>
+      <w:pPr>
+        <w:widowControl/>
+        <w:jc w:val="left"/>
+      </w:pPr>
+    </w:p>
+    <w:p>
+      <w:pPr>
+        <w:widowControl/>
+        <w:jc w:val="left"/>
+      </w:pPr>
+    </w:p>
+    <w:p>
+      <w:pPr>
+        <w:pStyle w:val="2"/>
+        <w:rPr>
+          <w:rFonts w:hint="eastAsia"/>
+        </w:rPr>
+      </w:pPr>
+      <w:r>
+        <w:rPr>
+          <w:rFonts w:hint="eastAsia"/>
+        </w:rPr>
+        <w:t>25.12.2</w:t>
+      </w:r>
+      <w:r>
+        <w:rPr>
+          <w:rFonts w:hint="eastAsia"/>
+        </w:rPr>
+        <w:t>5</w:t>
+      </w:r>
+    </w:p>
+    <w:p>
+      <w:pPr>
+        <w:pStyle w:val="3"/>
+        <w:rPr>
+          <w:rFonts w:hint="eastAsia"/>
+        </w:rPr>
+      </w:pPr>
+      <w:r>
+        <w:rPr>
+          <w:rFonts w:hint="eastAsia"/>
+        </w:rPr>
+        <w:t>LC记录1</w:t>
+      </w:r>
+      <w:r>
+        <w:rPr>
+          <w:rFonts w:hint="eastAsia"/>
+        </w:rPr>
+        <w:t>1</w:t>
+      </w:r>
+    </w:p>
+    <w:p>
+      <w:pPr>
+        <w:widowControl/>
+        <w:jc w:val="left"/>
+      </w:pPr>
+    </w:p>
+    <w:p>
+      <w:pPr>
+        <w:widowControl/>
+        <w:jc w:val="left"/>
+      </w:pPr>
+      <w:r>
+        <w:t>类表达式是定义类的另一种方法。类表达式可以命名或</w:t>
+      </w:r>
+      <w:proofErr w:type="gramStart"/>
+      <w:r>
+        <w:t>不</w:t>
+      </w:r>
+      <w:proofErr w:type="gramEnd"/>
+      <w:r>
+        <w:t>命名。命名类表达式的名称是该类体的局部名称。</w:t>
+      </w:r>
+    </w:p>
+    <w:tbl>
+      <w:tblPr>
+        <w:tblStyle w:val="af"/>
+        <w:tblW w:w="0" w:type="auto"/>
+        <w:tblLook w:val="04A0" w:firstRow="1" w:lastRow="0" w:firstColumn="1" w:lastColumn="0" w:noHBand="0" w:noVBand="1"/>
+      </w:tblPr>
+      <w:tblGrid>
+        <w:gridCol w:w="8296"/>
+      </w:tblGrid>
+      <w:tr>
+        <w:tc>
+          <w:tcPr>
+            <w:tcW w:w="8296" w:type="dxa"/>
+          </w:tcPr>
+          <w:p>
+            <w:pPr>
+              <w:widowControl/>
+              <w:jc w:val="left"/>
+              <w:rPr>
+                <w:rFonts w:hint="eastAsia"/>
+              </w:rPr>
+            </w:pPr>
+            <w:r>
+              <w:rPr>
+                <w:rFonts w:hint="eastAsia"/>
+              </w:rPr>
+              <w:t>// 未命名/匿名类</w:t>
+            </w:r>
+          </w:p>
+          <w:p>
+            <w:pPr>
+              <w:widowControl/>
+              <w:jc w:val="left"/>
+              <w:rPr>
+                <w:rFonts w:hint="eastAsia"/>
+              </w:rPr>
+            </w:pPr>
+            <w:r>
+              <w:rPr>
+                <w:rFonts w:hint="eastAsia"/>
+              </w:rPr>
+              <w:t xml:space="preserve">let </w:t>
+            </w:r>
+            <w:proofErr w:type="spellStart"/>
+            <w:r>
+              <w:rPr>
+                <w:rFonts w:hint="eastAsia"/>
+              </w:rPr>
+              <w:t>Runoob</w:t>
+            </w:r>
+            <w:proofErr w:type="spellEnd"/>
+            <w:r>
+              <w:rPr>
+                <w:rFonts w:hint="eastAsia"/>
+              </w:rPr>
+              <w:t xml:space="preserve"> = class {</w:t>
+            </w:r>
+          </w:p>
+          <w:p>
+            <w:pPr>
+              <w:widowControl/>
+              <w:jc w:val="left"/>
+              <w:rPr>
+                <w:rFonts w:hint="eastAsia"/>
+              </w:rPr>
+            </w:pPr>
+            <w:r>
+              <w:rPr>
+                <w:rFonts w:hint="eastAsia"/>
+              </w:rPr>
+              <w:t xml:space="preserve">  </w:t>
+            </w:r>
+            <w:proofErr w:type="gramStart"/>
+            <w:r>
+              <w:rPr>
+                <w:rFonts w:hint="eastAsia"/>
+              </w:rPr>
+              <w:t>constructor(</w:t>
+            </w:r>
+            <w:proofErr w:type="gramEnd"/>
+            <w:r>
+              <w:rPr>
+                <w:rFonts w:hint="eastAsia"/>
+              </w:rPr>
+              <w:t xml:space="preserve">name, </w:t>
+            </w:r>
+            <w:proofErr w:type="spellStart"/>
+            <w:r>
+              <w:rPr>
+                <w:rFonts w:hint="eastAsia"/>
+              </w:rPr>
+              <w:t>url</w:t>
+            </w:r>
+            <w:proofErr w:type="spellEnd"/>
+            <w:r>
+              <w:rPr>
+                <w:rFonts w:hint="eastAsia"/>
+              </w:rPr>
+              <w:t>) {</w:t>
+            </w:r>
+          </w:p>
+          <w:p>
+            <w:pPr>
+              <w:widowControl/>
+              <w:jc w:val="left"/>
+              <w:rPr>
+                <w:rFonts w:hint="eastAsia"/>
+              </w:rPr>
+            </w:pPr>
+            <w:r>
+              <w:rPr>
+                <w:rFonts w:hint="eastAsia"/>
+              </w:rPr>
+              <w:t xml:space="preserve">    this.name = name;</w:t>
+            </w:r>
+          </w:p>
+          <w:p>
+            <w:pPr>
+              <w:widowControl/>
+              <w:jc w:val="left"/>
+              <w:rPr>
+                <w:rFonts w:hint="eastAsia"/>
+              </w:rPr>
+            </w:pPr>
+            <w:r>
+              <w:rPr>
+                <w:rFonts w:hint="eastAsia"/>
+              </w:rPr>
+              <w:t xml:space="preserve">    this.url = </w:t>
+            </w:r>
+            <w:proofErr w:type="spellStart"/>
+            <w:r>
+              <w:rPr>
+                <w:rFonts w:hint="eastAsia"/>
+              </w:rPr>
+              <w:t>url</w:t>
+            </w:r>
+            <w:proofErr w:type="spellEnd"/>
+            <w:r>
+              <w:rPr>
+                <w:rFonts w:hint="eastAsia"/>
+              </w:rPr>
+              <w:t>;</w:t>
+            </w:r>
+          </w:p>
+          <w:p>
+            <w:pPr>
+              <w:widowControl/>
+              <w:jc w:val="left"/>
+              <w:rPr>
+                <w:rFonts w:hint="eastAsia"/>
+              </w:rPr>
+            </w:pPr>
+            <w:r>
+              <w:rPr>
+                <w:rFonts w:hint="eastAsia"/>
+              </w:rPr>
+              <w:t xml:space="preserve">  }</w:t>
+            </w:r>
+          </w:p>
+          <w:p>
+            <w:pPr>
+              <w:widowControl/>
+              <w:jc w:val="left"/>
+              <w:rPr>
+                <w:rFonts w:hint="eastAsia"/>
+              </w:rPr>
+            </w:pPr>
+            <w:r>
+              <w:rPr>
+                <w:rFonts w:hint="eastAsia"/>
+              </w:rPr>
+              <w:t>};</w:t>
+            </w:r>
+          </w:p>
+          <w:p>
+            <w:pPr>
+              <w:widowControl/>
+              <w:jc w:val="left"/>
+              <w:rPr>
+                <w:rFonts w:hint="eastAsia"/>
+              </w:rPr>
+            </w:pPr>
+            <w:proofErr w:type="gramStart"/>
+            <w:r>
+              <w:rPr>
+                <w:rFonts w:hint="eastAsia"/>
+              </w:rPr>
+              <w:t>console.log(</w:t>
+            </w:r>
+            <w:proofErr w:type="gramEnd"/>
+            <w:r>
+              <w:rPr>
+                <w:rFonts w:hint="eastAsia"/>
+              </w:rPr>
+              <w:t>Runoob.name);</w:t>
+            </w:r>
+          </w:p>
+          <w:p>
+            <w:pPr>
+              <w:widowControl/>
+              <w:jc w:val="left"/>
+              <w:rPr>
+                <w:rFonts w:hint="eastAsia"/>
+              </w:rPr>
+            </w:pPr>
+            <w:r>
+              <w:rPr>
+                <w:rFonts w:hint="eastAsia"/>
+              </w:rPr>
+              <w:t>// output: "</w:t>
+            </w:r>
+            <w:proofErr w:type="spellStart"/>
+            <w:r>
+              <w:rPr>
+                <w:rFonts w:hint="eastAsia"/>
+              </w:rPr>
+              <w:t>Runoob</w:t>
+            </w:r>
+            <w:proofErr w:type="spellEnd"/>
+            <w:r>
+              <w:rPr>
+                <w:rFonts w:hint="eastAsia"/>
+              </w:rPr>
+              <w:t>"</w:t>
+            </w:r>
+          </w:p>
+          <w:p>
+            <w:pPr>
+              <w:widowControl/>
+              <w:jc w:val="left"/>
+              <w:rPr>
+                <w:rFonts w:hint="eastAsia"/>
+              </w:rPr>
+            </w:pPr>
+            <w:r>
+              <w:rPr>
+                <w:rFonts w:hint="eastAsia"/>
+              </w:rPr>
+              <w:t xml:space="preserve"> </w:t>
+            </w:r>
+          </w:p>
+          <w:p>
+            <w:pPr>
+              <w:widowControl/>
+              <w:jc w:val="left"/>
+              <w:rPr>
+                <w:rFonts w:hint="eastAsia"/>
+              </w:rPr>
+            </w:pPr>
+            <w:r>
+              <w:rPr>
+                <w:rFonts w:hint="eastAsia"/>
+              </w:rPr>
+              <w:t>// 命名类</w:t>
+            </w:r>
+          </w:p>
+          <w:p>
+            <w:pPr>
+              <w:widowControl/>
+              <w:jc w:val="left"/>
+              <w:rPr>
+                <w:rFonts w:hint="eastAsia"/>
+              </w:rPr>
+            </w:pPr>
+            <w:r>
+              <w:rPr>
+                <w:rFonts w:hint="eastAsia"/>
+              </w:rPr>
+              <w:t xml:space="preserve">let </w:t>
+            </w:r>
+            <w:proofErr w:type="spellStart"/>
+            <w:r>
+              <w:rPr>
+                <w:rFonts w:hint="eastAsia"/>
+              </w:rPr>
+              <w:t>Runoob</w:t>
+            </w:r>
+            <w:proofErr w:type="spellEnd"/>
+            <w:r>
+              <w:rPr>
+                <w:rFonts w:hint="eastAsia"/>
+              </w:rPr>
+              <w:t xml:space="preserve"> = class Runoob2 {</w:t>
+            </w:r>
+          </w:p>
+          <w:p>
+            <w:pPr>
+              <w:widowControl/>
+              <w:jc w:val="left"/>
+              <w:rPr>
+                <w:rFonts w:hint="eastAsia"/>
+              </w:rPr>
+            </w:pPr>
+            <w:r>
+              <w:rPr>
+                <w:rFonts w:hint="eastAsia"/>
+              </w:rPr>
+              <w:t xml:space="preserve">  </w:t>
+            </w:r>
+            <w:proofErr w:type="gramStart"/>
+            <w:r>
+              <w:rPr>
+                <w:rFonts w:hint="eastAsia"/>
+              </w:rPr>
+              <w:t>constructor(</w:t>
+            </w:r>
+            <w:proofErr w:type="gramEnd"/>
+            <w:r>
+              <w:rPr>
+                <w:rFonts w:hint="eastAsia"/>
+              </w:rPr>
+              <w:t xml:space="preserve">name, </w:t>
+            </w:r>
+            <w:proofErr w:type="spellStart"/>
+            <w:r>
+              <w:rPr>
+                <w:rFonts w:hint="eastAsia"/>
+              </w:rPr>
+              <w:t>url</w:t>
+            </w:r>
+            <w:proofErr w:type="spellEnd"/>
+            <w:r>
+              <w:rPr>
+                <w:rFonts w:hint="eastAsia"/>
+              </w:rPr>
+              <w:t>) {</w:t>
+            </w:r>
+          </w:p>
+          <w:p>
+            <w:pPr>
+              <w:widowControl/>
+              <w:jc w:val="left"/>
+              <w:rPr>
+                <w:rFonts w:hint="eastAsia"/>
+              </w:rPr>
+            </w:pPr>
+            <w:r>
+              <w:rPr>
+                <w:rFonts w:hint="eastAsia"/>
+              </w:rPr>
+              <w:t xml:space="preserve">    this.name = name;</w:t>
+            </w:r>
+          </w:p>
+          <w:p>
+            <w:pPr>
+              <w:widowControl/>
+              <w:jc w:val="left"/>
+              <w:rPr>
+                <w:rFonts w:hint="eastAsia"/>
+              </w:rPr>
+            </w:pPr>
+            <w:r>
+              <w:rPr>
+                <w:rFonts w:hint="eastAsia"/>
+              </w:rPr>
+              <w:t xml:space="preserve">    this.url = </w:t>
+            </w:r>
+            <w:proofErr w:type="spellStart"/>
+            <w:r>
+              <w:rPr>
+                <w:rFonts w:hint="eastAsia"/>
+              </w:rPr>
+              <w:t>url</w:t>
+            </w:r>
+            <w:proofErr w:type="spellEnd"/>
+            <w:r>
+              <w:rPr>
+                <w:rFonts w:hint="eastAsia"/>
+              </w:rPr>
+              <w:t>;</w:t>
+            </w:r>
+          </w:p>
+          <w:p>
+            <w:pPr>
+              <w:widowControl/>
+              <w:jc w:val="left"/>
+              <w:rPr>
+                <w:rFonts w:hint="eastAsia"/>
+              </w:rPr>
+            </w:pPr>
+            <w:r>
+              <w:rPr>
+                <w:rFonts w:hint="eastAsia"/>
+              </w:rPr>
+              <w:t xml:space="preserve">  }</w:t>
+            </w:r>
+          </w:p>
+          <w:p>
+            <w:pPr>
+              <w:widowControl/>
+              <w:jc w:val="left"/>
+              <w:rPr>
+                <w:rFonts w:hint="eastAsia"/>
+              </w:rPr>
+            </w:pPr>
+            <w:r>
+              <w:rPr>
+                <w:rFonts w:hint="eastAsia"/>
+              </w:rPr>
+              <w:t>};</w:t>
+            </w:r>
+          </w:p>
+          <w:p>
+            <w:pPr>
+              <w:widowControl/>
+              <w:jc w:val="left"/>
+              <w:rPr>
+                <w:rFonts w:hint="eastAsia"/>
+              </w:rPr>
+            </w:pPr>
+            <w:proofErr w:type="gramStart"/>
+            <w:r>
+              <w:rPr>
+                <w:rFonts w:hint="eastAsia"/>
+              </w:rPr>
+              <w:t>console.log(</w:t>
+            </w:r>
+            <w:proofErr w:type="gramEnd"/>
+            <w:r>
+              <w:rPr>
+                <w:rFonts w:hint="eastAsia"/>
+              </w:rPr>
+              <w:t>Runoob.name);</w:t>
+            </w:r>
+          </w:p>
+          <w:p>
+            <w:pPr>
+              <w:widowControl/>
+              <w:jc w:val="left"/>
+              <w:rPr>
+                <w:rFonts w:hint="eastAsia"/>
+              </w:rPr>
+            </w:pPr>
+            <w:r>
+              <w:rPr>
+                <w:rFonts w:hint="eastAsia"/>
+              </w:rPr>
+              <w:t>// 输出: "Runoob2"</w:t>
+            </w:r>
+          </w:p>
+        </w:tc>
+      </w:tr>
+    </w:tbl>
+    <w:p>
+      <w:pPr>
+        <w:widowControl/>
+        <w:jc w:val="left"/>
+      </w:pPr>
+      <w:r>
+        <w:t>在 TypeScript 中，类的访问修饰符用于控制成员（属性和方法）的可见性和访问权限。以下是主要的访问修饰符及其作用：</w:t>
+      </w:r>
+    </w:p>
+    <w:tbl>
+      <w:tblPr>
+        <w:tblStyle w:val="af"/>
+        <w:tblW w:w="0" w:type="auto"/>
+        <w:tblLook w:val="04A0" w:firstRow="1" w:lastRow="0" w:firstColumn="1" w:lastColumn="0" w:noHBand="0" w:noVBand="1"/>
+      </w:tblPr>
+      <w:tblGrid>
+        <w:gridCol w:w="8296"/>
+      </w:tblGrid>
+      <w:tr>
+        <w:tc>
+          <w:tcPr>
+            <w:tcW w:w="8296" w:type="dxa"/>
+          </w:tcPr>
+          <w:p>
+            <w:pPr>
+              <w:widowControl/>
+              <w:jc w:val="left"/>
+              <w:rPr>
+                <w:rFonts w:hint="eastAsia"/>
+              </w:rPr>
+            </w:pPr>
+            <w:r>
+              <w:rPr>
+                <w:rFonts w:hint="eastAsia"/>
+              </w:rPr>
+              <w:t>class User {</w:t>
+            </w:r>
+          </w:p>
+          <w:p>
+            <w:pPr>
+              <w:widowControl/>
+              <w:ind w:firstLine="230"/>
+              <w:jc w:val="left"/>
+            </w:pPr>
+            <w:r>
+              <w:rPr>
+                <w:rFonts w:hint="eastAsia"/>
+              </w:rPr>
+              <w:t>public name: string; // 外部可访问</w:t>
+            </w:r>
+          </w:p>
+          <w:p>
+            <w:pPr>
+              <w:widowControl/>
+              <w:ind w:firstLine="230"/>
+              <w:jc w:val="left"/>
+              <w:rPr>
+                <w:i/>
+                <w:iCs/>
+              </w:rPr>
+            </w:pPr>
+            <w:r>
+              <w:t xml:space="preserve">private age: number; </w:t>
+            </w:r>
+            <w:r>
+              <w:rPr>
+                <w:i/>
+                <w:iCs/>
+              </w:rPr>
+              <w:t xml:space="preserve">// </w:t>
+            </w:r>
+            <w:proofErr w:type="gramStart"/>
+            <w:r>
+              <w:rPr>
+                <w:i/>
+                <w:iCs/>
+              </w:rPr>
+              <w:t>仅类内部</w:t>
+            </w:r>
+            <w:proofErr w:type="gramEnd"/>
+            <w:r>
+              <w:rPr>
+                <w:i/>
+                <w:iCs/>
+              </w:rPr>
+              <w:t>可访问</w:t>
+            </w:r>
+          </w:p>
+          <w:p>
+            <w:pPr>
+              <w:widowControl/>
+              <w:ind w:firstLine="230"/>
+              <w:jc w:val="left"/>
+              <w:rPr>
+                <w:i/>
+                <w:iCs/>
+              </w:rPr>
+            </w:pPr>
+            <w:r>
+              <w:t xml:space="preserve">protected email: string; </w:t>
+            </w:r>
+            <w:r>
+              <w:rPr>
+                <w:i/>
+                <w:iCs/>
+              </w:rPr>
+              <w:t>// 子类可访问</w:t>
+            </w:r>
+          </w:p>
+          <w:p>
+            <w:pPr>
+              <w:widowControl/>
+              <w:ind w:firstLine="230"/>
+              <w:jc w:val="left"/>
+              <w:rPr>
+                <w:i/>
+                <w:iCs/>
+              </w:rPr>
+            </w:pPr>
+            <w:proofErr w:type="spellStart"/>
+            <w:r>
+              <w:t>readonly</w:t>
+            </w:r>
+            <w:proofErr w:type="spellEnd"/>
+            <w:r>
+              <w:t xml:space="preserve"> id: number; </w:t>
+            </w:r>
+            <w:r>
+              <w:rPr>
+                <w:i/>
+                <w:iCs/>
+              </w:rPr>
+              <w:t>// 初始化后不可修改</w:t>
+            </w:r>
+          </w:p>
+          <w:p>
+            <w:pPr>
+              <w:widowControl/>
+              <w:ind w:firstLine="230"/>
+              <w:jc w:val="left"/>
+              <w:rPr>
+                <w:rFonts w:hint="eastAsia"/>
+              </w:rPr>
+            </w:pPr>
+            <w:r>
+              <w:t xml:space="preserve">static PI = 3.14; </w:t>
+            </w:r>
+            <w:r>
+              <w:rPr>
+                <w:i/>
+                <w:iCs/>
+              </w:rPr>
+              <w:t>// 类直接访问</w:t>
+            </w:r>
+          </w:p>
+          <w:p>
+            <w:pPr>
+              <w:widowControl/>
+              <w:jc w:val="left"/>
+              <w:rPr>
+                <w:rFonts w:hint="eastAsia"/>
+              </w:rPr>
+            </w:pPr>
+            <w:r>
+              <w:rPr>
+                <w:rFonts w:hint="eastAsia"/>
+              </w:rPr>
+              <w:t>}</w:t>
+            </w:r>
+          </w:p>
+        </w:tc>
+      </w:tr>
+    </w:tbl>
     <w:p>
       <w:pPr>
         <w:widowControl/>

--- a/lc记录.docx
+++ b/lc记录.docx
@@ -1112,90 +1112,20 @@
               <w:rPr>
                 <w:rFonts w:hint="eastAsia"/>
               </w:rPr>
-              <w:t xml:space="preserve">let </w:t>
-            </w:r>
-            <w:proofErr w:type="spellStart"/>
-            <w:r>
-              <w:rPr>
-                <w:rFonts w:hint="eastAsia"/>
-              </w:rPr>
-              <w:t>arr</w:t>
-            </w:r>
-            <w:proofErr w:type="spellEnd"/>
-            <w:r>
-              <w:rPr>
-                <w:rFonts w:hint="eastAsia"/>
-              </w:rPr>
-              <w:t xml:space="preserve">: </w:t>
-            </w:r>
-            <w:proofErr w:type="gramStart"/>
-            <w:r>
-              <w:rPr>
-                <w:rFonts w:hint="eastAsia"/>
-              </w:rPr>
-              <w:t>number[</w:t>
-            </w:r>
-            <w:proofErr w:type="gramEnd"/>
-            <w:r>
-              <w:rPr>
-                <w:rFonts w:hint="eastAsia"/>
-              </w:rPr>
-              <w:t>] = new Array(5</w:t>
-            </w:r>
-            <w:proofErr w:type="gramStart"/>
-            <w:r>
-              <w:rPr>
-                <w:rFonts w:hint="eastAsia"/>
-              </w:rPr>
-              <w:t>).fill</w:t>
-            </w:r>
-            <w:proofErr w:type="gramEnd"/>
-            <w:r>
-              <w:rPr>
-                <w:rFonts w:hint="eastAsia"/>
-              </w:rPr>
-              <w:t>(0);</w:t>
-            </w:r>
-          </w:p>
-          <w:p>
-            <w:pPr>
-              <w:rPr>
-                <w:rFonts w:hint="eastAsia"/>
-              </w:rPr>
-            </w:pPr>
-            <w:r>
-              <w:rPr>
-                <w:rFonts w:hint="eastAsia"/>
-              </w:rPr>
-              <w:t xml:space="preserve">let </w:t>
-            </w:r>
-            <w:proofErr w:type="spellStart"/>
-            <w:r>
-              <w:rPr>
-                <w:rFonts w:hint="eastAsia"/>
-              </w:rPr>
-              <w:t>nums</w:t>
-            </w:r>
-            <w:proofErr w:type="spellEnd"/>
-            <w:r>
-              <w:rPr>
-                <w:rFonts w:hint="eastAsia"/>
-              </w:rPr>
-              <w:t xml:space="preserve">: </w:t>
-            </w:r>
-            <w:proofErr w:type="gramStart"/>
-            <w:r>
-              <w:rPr>
-                <w:rFonts w:hint="eastAsia"/>
-              </w:rPr>
-              <w:t>number[</w:t>
-            </w:r>
-            <w:proofErr w:type="gramEnd"/>
-            <w:r>
-              <w:rPr>
-                <w:rFonts w:hint="eastAsia"/>
-              </w:rPr>
-              <w:t>] = [1, 3, 2, 5, 4];</w:t>
+              <w:t>let arr: number[] = new Array(5).fill(0);</w:t>
+            </w:r>
+          </w:p>
+          <w:p>
+            <w:pPr>
+              <w:rPr>
+                <w:rFonts w:hint="eastAsia"/>
+              </w:rPr>
+            </w:pPr>
+            <w:r>
+              <w:rPr>
+                <w:rFonts w:hint="eastAsia"/>
+              </w:rPr>
+              <w:t>let nums: number[] = [1, 3, 2, 5, 4];</w:t>
             </w:r>
           </w:p>
         </w:tc>
@@ -1277,284 +1207,72 @@
               <w:rPr>
                 <w:rFonts w:hint="eastAsia"/>
               </w:rPr>
-              <w:t xml:space="preserve">class </w:t>
-            </w:r>
-            <w:proofErr w:type="spellStart"/>
-            <w:r>
-              <w:rPr>
-                <w:rFonts w:hint="eastAsia"/>
-              </w:rPr>
-              <w:t>ListNode</w:t>
-            </w:r>
-            <w:proofErr w:type="spellEnd"/>
-            <w:r>
-              <w:rPr>
-                <w:rFonts w:hint="eastAsia"/>
-              </w:rPr>
-              <w:t xml:space="preserve"> {</w:t>
-            </w:r>
-          </w:p>
-          <w:p>
-            <w:pPr>
-              <w:rPr>
-                <w:rFonts w:hint="eastAsia"/>
-              </w:rPr>
-            </w:pPr>
-            <w:r>
-              <w:rPr>
-                <w:rFonts w:hint="eastAsia"/>
-              </w:rPr>
-              <w:t xml:space="preserve">    </w:t>
-            </w:r>
-            <w:proofErr w:type="spellStart"/>
-            <w:r>
-              <w:rPr>
-                <w:rFonts w:hint="eastAsia"/>
-              </w:rPr>
-              <w:t>val</w:t>
-            </w:r>
-            <w:proofErr w:type="spellEnd"/>
-            <w:r>
-              <w:rPr>
-                <w:rFonts w:hint="eastAsia"/>
-              </w:rPr>
-              <w:t>: number;</w:t>
-            </w:r>
-          </w:p>
-          <w:p>
-            <w:pPr>
-              <w:rPr>
-                <w:rFonts w:hint="eastAsia"/>
-              </w:rPr>
-            </w:pPr>
-            <w:r>
-              <w:rPr>
-                <w:rFonts w:hint="eastAsia"/>
-              </w:rPr>
-              <w:t xml:space="preserve">    next: </w:t>
-            </w:r>
-            <w:proofErr w:type="spellStart"/>
-            <w:r>
-              <w:rPr>
-                <w:rFonts w:hint="eastAsia"/>
-              </w:rPr>
-              <w:t>ListNode</w:t>
-            </w:r>
-            <w:proofErr w:type="spellEnd"/>
-            <w:r>
-              <w:rPr>
-                <w:rFonts w:hint="eastAsia"/>
-              </w:rPr>
-              <w:t xml:space="preserve"> | null;</w:t>
-            </w:r>
-          </w:p>
-          <w:p>
-            <w:pPr>
-              <w:rPr>
-                <w:rFonts w:hint="eastAsia"/>
-              </w:rPr>
-            </w:pPr>
-            <w:r>
-              <w:rPr>
-                <w:rFonts w:hint="eastAsia"/>
-              </w:rPr>
-              <w:t xml:space="preserve">    </w:t>
-            </w:r>
-            <w:proofErr w:type="gramStart"/>
-            <w:r>
-              <w:rPr>
-                <w:rFonts w:hint="eastAsia"/>
-              </w:rPr>
-              <w:t>constructor(</w:t>
-            </w:r>
-            <w:proofErr w:type="spellStart"/>
-            <w:r>
-              <w:rPr>
-                <w:rFonts w:hint="eastAsia"/>
-              </w:rPr>
-              <w:t>val</w:t>
-            </w:r>
-            <w:proofErr w:type="spellEnd"/>
-            <w:r>
-              <w:rPr>
-                <w:rFonts w:hint="eastAsia"/>
-              </w:rPr>
-              <w:t>?:</w:t>
-            </w:r>
-            <w:proofErr w:type="gramEnd"/>
-            <w:r>
-              <w:rPr>
-                <w:rFonts w:hint="eastAsia"/>
-              </w:rPr>
-              <w:t xml:space="preserve"> number, </w:t>
-            </w:r>
-            <w:proofErr w:type="gramStart"/>
-            <w:r>
-              <w:rPr>
-                <w:rFonts w:hint="eastAsia"/>
-              </w:rPr>
-              <w:t>next?:</w:t>
-            </w:r>
-            <w:proofErr w:type="gramEnd"/>
-            <w:r>
-              <w:rPr>
-                <w:rFonts w:hint="eastAsia"/>
-              </w:rPr>
-              <w:t xml:space="preserve"> </w:t>
-            </w:r>
-            <w:proofErr w:type="spellStart"/>
-            <w:r>
-              <w:rPr>
-                <w:rFonts w:hint="eastAsia"/>
-              </w:rPr>
-              <w:t>ListNode</w:t>
-            </w:r>
-            <w:proofErr w:type="spellEnd"/>
-            <w:r>
-              <w:rPr>
-                <w:rFonts w:hint="eastAsia"/>
-              </w:rPr>
-              <w:t xml:space="preserve"> | null) {</w:t>
-            </w:r>
-          </w:p>
-          <w:p>
-            <w:pPr>
-              <w:rPr>
-                <w:rFonts w:hint="eastAsia"/>
-              </w:rPr>
-            </w:pPr>
-            <w:r>
-              <w:rPr>
-                <w:rFonts w:hint="eastAsia"/>
-              </w:rPr>
-              <w:t xml:space="preserve">        </w:t>
-            </w:r>
-            <w:proofErr w:type="spellStart"/>
-            <w:r>
-              <w:rPr>
-                <w:rFonts w:hint="eastAsia"/>
-              </w:rPr>
-              <w:t>this.val</w:t>
-            </w:r>
-            <w:proofErr w:type="spellEnd"/>
-            <w:r>
-              <w:rPr>
-                <w:rFonts w:hint="eastAsia"/>
-              </w:rPr>
-              <w:t xml:space="preserve"> = </w:t>
-            </w:r>
-            <w:proofErr w:type="spellStart"/>
-            <w:r>
-              <w:rPr>
-                <w:rFonts w:hint="eastAsia"/>
-              </w:rPr>
-              <w:t>val</w:t>
-            </w:r>
-            <w:proofErr w:type="spellEnd"/>
-            <w:r>
-              <w:rPr>
-                <w:rFonts w:hint="eastAsia"/>
-              </w:rPr>
-              <w:t xml:space="preserve"> === </w:t>
-            </w:r>
-            <w:proofErr w:type="gramStart"/>
-            <w:r>
-              <w:rPr>
-                <w:rFonts w:hint="eastAsia"/>
-              </w:rPr>
-              <w:t>undefined ?</w:t>
-            </w:r>
-            <w:proofErr w:type="gramEnd"/>
-            <w:r>
-              <w:rPr>
-                <w:rFonts w:hint="eastAsia"/>
-              </w:rPr>
-              <w:t xml:space="preserve"> 0 : </w:t>
-            </w:r>
-            <w:proofErr w:type="spellStart"/>
-            <w:r>
-              <w:rPr>
-                <w:rFonts w:hint="eastAsia"/>
-              </w:rPr>
-              <w:t>val</w:t>
-            </w:r>
-            <w:proofErr w:type="spellEnd"/>
-            <w:r>
-              <w:rPr>
-                <w:rFonts w:hint="eastAsia"/>
-              </w:rPr>
-              <w:t>;        // 节点值</w:t>
-            </w:r>
-          </w:p>
-          <w:p>
-            <w:pPr>
-              <w:rPr>
-                <w:rFonts w:hint="eastAsia"/>
-              </w:rPr>
-            </w:pPr>
-            <w:r>
-              <w:rPr>
-                <w:rFonts w:hint="eastAsia"/>
-              </w:rPr>
-              <w:t xml:space="preserve">        </w:t>
-            </w:r>
-            <w:proofErr w:type="spellStart"/>
-            <w:proofErr w:type="gramStart"/>
-            <w:r>
-              <w:rPr>
-                <w:rFonts w:hint="eastAsia"/>
-              </w:rPr>
-              <w:t>this.next</w:t>
-            </w:r>
-            <w:proofErr w:type="spellEnd"/>
-            <w:proofErr w:type="gramEnd"/>
-            <w:r>
-              <w:rPr>
-                <w:rFonts w:hint="eastAsia"/>
-              </w:rPr>
-              <w:t xml:space="preserve"> = next === </w:t>
-            </w:r>
-            <w:proofErr w:type="gramStart"/>
-            <w:r>
-              <w:rPr>
-                <w:rFonts w:hint="eastAsia"/>
-              </w:rPr>
-              <w:t>undefined ?</w:t>
-            </w:r>
-            <w:proofErr w:type="gramEnd"/>
-            <w:r>
-              <w:rPr>
-                <w:rFonts w:hint="eastAsia"/>
-              </w:rPr>
-              <w:t xml:space="preserve"> </w:t>
-            </w:r>
-            <w:proofErr w:type="gramStart"/>
-            <w:r>
-              <w:rPr>
-                <w:rFonts w:hint="eastAsia"/>
-              </w:rPr>
-              <w:t>null :</w:t>
-            </w:r>
-            <w:proofErr w:type="gramEnd"/>
-            <w:r>
-              <w:rPr>
-                <w:rFonts w:hint="eastAsia"/>
-              </w:rPr>
-              <w:t xml:space="preserve"> </w:t>
-            </w:r>
-            <w:proofErr w:type="gramStart"/>
-            <w:r>
-              <w:rPr>
-                <w:rFonts w:hint="eastAsia"/>
-              </w:rPr>
-              <w:t>next;  /</w:t>
-            </w:r>
-            <w:proofErr w:type="gramEnd"/>
-            <w:r>
-              <w:rPr>
-                <w:rFonts w:hint="eastAsia"/>
-              </w:rPr>
-              <w:t>/ 指向下一节点的引用</w:t>
+              <w:t>class ListNode {</w:t>
+            </w:r>
+          </w:p>
+          <w:p>
+            <w:pPr>
+              <w:rPr>
+                <w:rFonts w:hint="eastAsia"/>
+              </w:rPr>
+            </w:pPr>
+            <w:r>
+              <w:rPr>
+                <w:rFonts w:hint="eastAsia"/>
+              </w:rPr>
+              <w:t xml:space="preserve">    val: number;</w:t>
+            </w:r>
+          </w:p>
+          <w:p>
+            <w:pPr>
+              <w:rPr>
+                <w:rFonts w:hint="eastAsia"/>
+              </w:rPr>
+            </w:pPr>
+            <w:r>
+              <w:rPr>
+                <w:rFonts w:hint="eastAsia"/>
+              </w:rPr>
+              <w:t xml:space="preserve">    next: ListNode | null;</w:t>
+            </w:r>
+          </w:p>
+          <w:p>
+            <w:pPr>
+              <w:rPr>
+                <w:rFonts w:hint="eastAsia"/>
+              </w:rPr>
+            </w:pPr>
+            <w:r>
+              <w:rPr>
+                <w:rFonts w:hint="eastAsia"/>
+              </w:rPr>
+              <w:t xml:space="preserve">    constructor(val?: number, next?: ListNode | null) {</w:t>
+            </w:r>
+          </w:p>
+          <w:p>
+            <w:pPr>
+              <w:rPr>
+                <w:rFonts w:hint="eastAsia"/>
+              </w:rPr>
+            </w:pPr>
+            <w:r>
+              <w:rPr>
+                <w:rFonts w:hint="eastAsia"/>
+              </w:rPr>
+              <w:t xml:space="preserve">        this.val = val === undefined ? 0 : val;        // 节点值</w:t>
+            </w:r>
+          </w:p>
+          <w:p>
+            <w:pPr>
+              <w:rPr>
+                <w:rFonts w:hint="eastAsia"/>
+              </w:rPr>
+            </w:pPr>
+            <w:r>
+              <w:rPr>
+                <w:rFonts w:hint="eastAsia"/>
+              </w:rPr>
+              <w:t xml:space="preserve">        this.next = next === undefined ? null : next;  // 指向下一节点的引用</w:t>
             </w:r>
           </w:p>
           <w:p>
@@ -1627,169 +1345,59 @@
                 <w:rFonts w:hint="eastAsia"/>
               </w:rPr>
               <w:lastRenderedPageBreak/>
-              <w:t xml:space="preserve">const n0 = new </w:t>
-            </w:r>
-            <w:proofErr w:type="spellStart"/>
-            <w:proofErr w:type="gramStart"/>
-            <w:r>
-              <w:rPr>
-                <w:rFonts w:hint="eastAsia"/>
-              </w:rPr>
-              <w:t>ListNode</w:t>
-            </w:r>
-            <w:proofErr w:type="spellEnd"/>
-            <w:r>
-              <w:rPr>
-                <w:rFonts w:hint="eastAsia"/>
-              </w:rPr>
-              <w:t>(</w:t>
-            </w:r>
-            <w:proofErr w:type="gramEnd"/>
-            <w:r>
-              <w:rPr>
-                <w:rFonts w:hint="eastAsia"/>
-              </w:rPr>
-              <w:t>1);</w:t>
-            </w:r>
-          </w:p>
-          <w:p>
-            <w:pPr>
-              <w:rPr>
-                <w:rFonts w:hint="eastAsia"/>
-              </w:rPr>
-            </w:pPr>
-            <w:r>
-              <w:rPr>
-                <w:rFonts w:hint="eastAsia"/>
-              </w:rPr>
-              <w:t xml:space="preserve">const n1 = new </w:t>
-            </w:r>
-            <w:proofErr w:type="spellStart"/>
-            <w:proofErr w:type="gramStart"/>
-            <w:r>
-              <w:rPr>
-                <w:rFonts w:hint="eastAsia"/>
-              </w:rPr>
-              <w:t>ListNode</w:t>
-            </w:r>
-            <w:proofErr w:type="spellEnd"/>
-            <w:r>
-              <w:rPr>
-                <w:rFonts w:hint="eastAsia"/>
-              </w:rPr>
-              <w:t>(</w:t>
-            </w:r>
-            <w:proofErr w:type="gramEnd"/>
-            <w:r>
-              <w:rPr>
-                <w:rFonts w:hint="eastAsia"/>
-              </w:rPr>
-              <w:t>3);</w:t>
-            </w:r>
-          </w:p>
-          <w:p>
-            <w:pPr>
-              <w:rPr>
-                <w:rFonts w:hint="eastAsia"/>
-              </w:rPr>
-            </w:pPr>
-            <w:r>
-              <w:rPr>
-                <w:rFonts w:hint="eastAsia"/>
-              </w:rPr>
-              <w:t xml:space="preserve">const n2 = new </w:t>
-            </w:r>
-            <w:proofErr w:type="spellStart"/>
-            <w:proofErr w:type="gramStart"/>
-            <w:r>
-              <w:rPr>
-                <w:rFonts w:hint="eastAsia"/>
-              </w:rPr>
-              <w:t>ListNode</w:t>
-            </w:r>
-            <w:proofErr w:type="spellEnd"/>
-            <w:r>
-              <w:rPr>
-                <w:rFonts w:hint="eastAsia"/>
-              </w:rPr>
-              <w:t>(</w:t>
-            </w:r>
-            <w:proofErr w:type="gramEnd"/>
-            <w:r>
-              <w:rPr>
-                <w:rFonts w:hint="eastAsia"/>
-              </w:rPr>
-              <w:t>2);</w:t>
-            </w:r>
-          </w:p>
-          <w:p>
-            <w:pPr>
-              <w:rPr>
-                <w:rFonts w:hint="eastAsia"/>
-              </w:rPr>
-            </w:pPr>
-            <w:r>
-              <w:rPr>
-                <w:rFonts w:hint="eastAsia"/>
-              </w:rPr>
-              <w:t xml:space="preserve">const n3 = new </w:t>
-            </w:r>
-            <w:proofErr w:type="spellStart"/>
-            <w:proofErr w:type="gramStart"/>
-            <w:r>
-              <w:rPr>
-                <w:rFonts w:hint="eastAsia"/>
-              </w:rPr>
-              <w:t>ListNode</w:t>
-            </w:r>
-            <w:proofErr w:type="spellEnd"/>
-            <w:r>
-              <w:rPr>
-                <w:rFonts w:hint="eastAsia"/>
-              </w:rPr>
-              <w:t>(</w:t>
-            </w:r>
-            <w:proofErr w:type="gramEnd"/>
-            <w:r>
-              <w:rPr>
-                <w:rFonts w:hint="eastAsia"/>
-              </w:rPr>
-              <w:t>5);</w:t>
-            </w:r>
-          </w:p>
-          <w:p>
-            <w:pPr>
-              <w:rPr>
-                <w:rFonts w:hint="eastAsia"/>
-              </w:rPr>
-            </w:pPr>
-            <w:r>
-              <w:rPr>
-                <w:rFonts w:hint="eastAsia"/>
-              </w:rPr>
-              <w:t xml:space="preserve">const n4 = new </w:t>
-            </w:r>
-            <w:proofErr w:type="spellStart"/>
-            <w:proofErr w:type="gramStart"/>
-            <w:r>
-              <w:rPr>
-                <w:rFonts w:hint="eastAsia"/>
-              </w:rPr>
-              <w:t>ListNode</w:t>
-            </w:r>
-            <w:proofErr w:type="spellEnd"/>
-            <w:r>
-              <w:rPr>
-                <w:rFonts w:hint="eastAsia"/>
-              </w:rPr>
-              <w:t>(</w:t>
-            </w:r>
-            <w:proofErr w:type="gramEnd"/>
-            <w:r>
-              <w:rPr>
-                <w:rFonts w:hint="eastAsia"/>
-              </w:rPr>
-              <w:t>4);</w:t>
+              <w:t>const n0 = new ListNode(1);</w:t>
+            </w:r>
+          </w:p>
+          <w:p>
+            <w:pPr>
+              <w:rPr>
+                <w:rFonts w:hint="eastAsia"/>
+              </w:rPr>
+            </w:pPr>
+            <w:r>
+              <w:rPr>
+                <w:rFonts w:hint="eastAsia"/>
+              </w:rPr>
+              <w:t>const n1 = new ListNode(3);</w:t>
+            </w:r>
+          </w:p>
+          <w:p>
+            <w:pPr>
+              <w:rPr>
+                <w:rFonts w:hint="eastAsia"/>
+              </w:rPr>
+            </w:pPr>
+            <w:r>
+              <w:rPr>
+                <w:rFonts w:hint="eastAsia"/>
+              </w:rPr>
+              <w:t>const n2 = new ListNode(2);</w:t>
+            </w:r>
+          </w:p>
+          <w:p>
+            <w:pPr>
+              <w:rPr>
+                <w:rFonts w:hint="eastAsia"/>
+              </w:rPr>
+            </w:pPr>
+            <w:r>
+              <w:rPr>
+                <w:rFonts w:hint="eastAsia"/>
+              </w:rPr>
+              <w:t>const n3 = new ListNode(5);</w:t>
+            </w:r>
+          </w:p>
+          <w:p>
+            <w:pPr>
+              <w:rPr>
+                <w:rFonts w:hint="eastAsia"/>
+              </w:rPr>
+            </w:pPr>
+            <w:r>
+              <w:rPr>
+                <w:rFonts w:hint="eastAsia"/>
+              </w:rPr>
+              <w:t>const n4 = new ListNode(4);</w:t>
             </w:r>
           </w:p>
           <w:p>
@@ -1815,102 +1423,46 @@
               <w:rPr>
                 <w:rFonts w:hint="eastAsia"/>
               </w:rPr>
-              <w:t>n</w:t>
-            </w:r>
-            <w:proofErr w:type="gramStart"/>
-            <w:r>
-              <w:rPr>
-                <w:rFonts w:hint="eastAsia"/>
-              </w:rPr>
-              <w:t>0.next</w:t>
-            </w:r>
-            <w:proofErr w:type="gramEnd"/>
-            <w:r>
-              <w:rPr>
-                <w:rFonts w:hint="eastAsia"/>
-              </w:rPr>
-              <w:t xml:space="preserve"> = n1;</w:t>
-            </w:r>
-          </w:p>
-          <w:p>
-            <w:pPr>
-              <w:rPr>
-                <w:rFonts w:hint="eastAsia"/>
-              </w:rPr>
-            </w:pPr>
-            <w:r>
-              <w:rPr>
-                <w:rFonts w:hint="eastAsia"/>
-              </w:rPr>
-              <w:t>n</w:t>
-            </w:r>
-            <w:proofErr w:type="gramStart"/>
-            <w:r>
-              <w:rPr>
-                <w:rFonts w:hint="eastAsia"/>
-              </w:rPr>
-              <w:t>1.next</w:t>
-            </w:r>
-            <w:proofErr w:type="gramEnd"/>
-            <w:r>
-              <w:rPr>
-                <w:rFonts w:hint="eastAsia"/>
-              </w:rPr>
-              <w:t xml:space="preserve"> = n2;</w:t>
-            </w:r>
-          </w:p>
-          <w:p>
-            <w:pPr>
-              <w:rPr>
-                <w:rFonts w:hint="eastAsia"/>
-              </w:rPr>
-            </w:pPr>
-            <w:r>
-              <w:rPr>
-                <w:rFonts w:hint="eastAsia"/>
-              </w:rPr>
-              <w:t>n</w:t>
-            </w:r>
-            <w:proofErr w:type="gramStart"/>
-            <w:r>
-              <w:rPr>
-                <w:rFonts w:hint="eastAsia"/>
-              </w:rPr>
-              <w:t>2.next</w:t>
-            </w:r>
-            <w:proofErr w:type="gramEnd"/>
-            <w:r>
-              <w:rPr>
-                <w:rFonts w:hint="eastAsia"/>
-              </w:rPr>
-              <w:t xml:space="preserve"> = n3;</w:t>
-            </w:r>
-          </w:p>
-          <w:p>
-            <w:pPr>
-              <w:rPr>
-                <w:rFonts w:hint="eastAsia"/>
-              </w:rPr>
-            </w:pPr>
-            <w:r>
-              <w:rPr>
-                <w:rFonts w:hint="eastAsia"/>
-              </w:rPr>
-              <w:t>n</w:t>
-            </w:r>
-            <w:proofErr w:type="gramStart"/>
-            <w:r>
-              <w:rPr>
-                <w:rFonts w:hint="eastAsia"/>
-              </w:rPr>
-              <w:t>3.next</w:t>
-            </w:r>
-            <w:proofErr w:type="gramEnd"/>
-            <w:r>
-              <w:rPr>
-                <w:rFonts w:hint="eastAsia"/>
-              </w:rPr>
-              <w:t xml:space="preserve"> = n4;</w:t>
+              <w:t>n0.next = n1;</w:t>
+            </w:r>
+          </w:p>
+          <w:p>
+            <w:pPr>
+              <w:rPr>
+                <w:rFonts w:hint="eastAsia"/>
+              </w:rPr>
+            </w:pPr>
+            <w:r>
+              <w:rPr>
+                <w:rFonts w:hint="eastAsia"/>
+              </w:rPr>
+              <w:t>n1.next = n2;</w:t>
+            </w:r>
+          </w:p>
+          <w:p>
+            <w:pPr>
+              <w:rPr>
+                <w:rFonts w:hint="eastAsia"/>
+              </w:rPr>
+            </w:pPr>
+            <w:r>
+              <w:rPr>
+                <w:rFonts w:hint="eastAsia"/>
+              </w:rPr>
+              <w:t>n2.next = n3;</w:t>
+            </w:r>
+          </w:p>
+          <w:p>
+            <w:pPr>
+              <w:rPr>
+                <w:rFonts w:hint="eastAsia"/>
+              </w:rPr>
+            </w:pPr>
+            <w:r>
+              <w:rPr>
+                <w:rFonts w:hint="eastAsia"/>
+              </w:rPr>
+              <w:t>n3.next = n4;</w:t>
             </w:r>
           </w:p>
         </w:tc>
@@ -1986,21 +1538,7 @@
               <w:rPr>
                 <w:rFonts w:hint="eastAsia"/>
               </w:rPr>
-              <w:t xml:space="preserve">const nums1: </w:t>
-            </w:r>
-            <w:proofErr w:type="gramStart"/>
-            <w:r>
-              <w:rPr>
-                <w:rFonts w:hint="eastAsia"/>
-              </w:rPr>
-              <w:t>number[</w:t>
-            </w:r>
-            <w:proofErr w:type="gramEnd"/>
-            <w:r>
-              <w:rPr>
-                <w:rFonts w:hint="eastAsia"/>
-              </w:rPr>
-              <w:t>] = [];</w:t>
+              <w:t>const nums1: number[] = [];</w:t>
             </w:r>
           </w:p>
           <w:p>
@@ -2026,35 +1564,7 @@
               <w:rPr>
                 <w:rFonts w:hint="eastAsia"/>
               </w:rPr>
-              <w:t xml:space="preserve">const </w:t>
-            </w:r>
-            <w:proofErr w:type="spellStart"/>
-            <w:r>
-              <w:rPr>
-                <w:rFonts w:hint="eastAsia"/>
-              </w:rPr>
-              <w:t>nums</w:t>
-            </w:r>
-            <w:proofErr w:type="spellEnd"/>
-            <w:r>
-              <w:rPr>
-                <w:rFonts w:hint="eastAsia"/>
-              </w:rPr>
-              <w:t xml:space="preserve">: </w:t>
-            </w:r>
-            <w:proofErr w:type="gramStart"/>
-            <w:r>
-              <w:rPr>
-                <w:rFonts w:hint="eastAsia"/>
-              </w:rPr>
-              <w:t>number[</w:t>
-            </w:r>
-            <w:proofErr w:type="gramEnd"/>
-            <w:r>
-              <w:rPr>
-                <w:rFonts w:hint="eastAsia"/>
-              </w:rPr>
-              <w:t>] = [1, 3, 2, 5, 4];</w:t>
+              <w:t>const nums: number[] = [1, 3, 2, 5, 4];</w:t>
             </w:r>
           </w:p>
         </w:tc>
@@ -2080,19 +1590,11 @@
           <w:rFonts w:hint="eastAsia"/>
         </w:rPr>
       </w:pPr>
-      <w:proofErr w:type="gramStart"/>
-      <w:r>
-        <w:rPr>
-          <w:rFonts w:hint="eastAsia"/>
-        </w:rPr>
-        <w:t>栈</w:t>
-      </w:r>
-      <w:proofErr w:type="gramEnd"/>
-      <w:r>
-        <w:rPr>
-          <w:rFonts w:hint="eastAsia"/>
-        </w:rPr>
-        <w:t>，先进后出</w:t>
+      <w:r>
+        <w:rPr>
+          <w:rFonts w:hint="eastAsia"/>
+        </w:rPr>
+        <w:t>栈，先进后出</w:t>
       </w:r>
     </w:p>
     <w:p>
@@ -2125,15 +1627,7 @@
         <w:t>从数组末尾移除并返回最后一个元素</w:t>
       </w:r>
       <w:r>
-        <w:t>，会直接修改原数组，使其长度减</w:t>
-      </w:r>
-      <w:proofErr w:type="gramStart"/>
-      <w:r>
-        <w:t>一</w:t>
-      </w:r>
-      <w:proofErr w:type="gramEnd"/>
-      <w:r>
-        <w:t>；如果对空数组调用，则返回undefined</w:t>
+        <w:t>，会直接修改原数组，使其长度减一；如果对空数组调用，则返回undefined</w:t>
       </w:r>
     </w:p>
     <w:p>
@@ -2185,439 +1679,217 @@
               <w:rPr>
                 <w:rFonts w:hint="eastAsia"/>
               </w:rPr>
-              <w:t>/* 初始化</w:t>
-            </w:r>
-            <w:proofErr w:type="gramStart"/>
-            <w:r>
-              <w:rPr>
-                <w:rFonts w:hint="eastAsia"/>
-              </w:rPr>
-              <w:t>栈</w:t>
-            </w:r>
-            <w:proofErr w:type="gramEnd"/>
-            <w:r>
-              <w:rPr>
-                <w:rFonts w:hint="eastAsia"/>
-              </w:rPr>
-              <w:t xml:space="preserve"> */</w:t>
-            </w:r>
-          </w:p>
-          <w:p>
-            <w:pPr>
-              <w:rPr>
-                <w:rFonts w:hint="eastAsia"/>
-              </w:rPr>
-            </w:pPr>
-            <w:r>
-              <w:rPr>
-                <w:rFonts w:hint="eastAsia"/>
-              </w:rPr>
-              <w:t>// TypeScript 没有内置的</w:t>
-            </w:r>
-            <w:proofErr w:type="gramStart"/>
-            <w:r>
-              <w:rPr>
-                <w:rFonts w:hint="eastAsia"/>
-              </w:rPr>
-              <w:t>栈</w:t>
-            </w:r>
-            <w:proofErr w:type="gramEnd"/>
-            <w:r>
-              <w:rPr>
-                <w:rFonts w:hint="eastAsia"/>
-              </w:rPr>
-              <w:t>类，可以把 Array 当作</w:t>
-            </w:r>
-            <w:proofErr w:type="gramStart"/>
-            <w:r>
-              <w:rPr>
-                <w:rFonts w:hint="eastAsia"/>
-              </w:rPr>
-              <w:t>栈</w:t>
-            </w:r>
-            <w:proofErr w:type="gramEnd"/>
-            <w:r>
-              <w:rPr>
-                <w:rFonts w:hint="eastAsia"/>
-              </w:rPr>
-              <w:t>来使用</w:t>
-            </w:r>
-          </w:p>
-          <w:p>
-            <w:pPr>
-              <w:rPr>
-                <w:rFonts w:hint="eastAsia"/>
-              </w:rPr>
-            </w:pPr>
-            <w:r>
-              <w:rPr>
-                <w:rFonts w:hint="eastAsia"/>
-              </w:rPr>
-              <w:t xml:space="preserve">const stack: </w:t>
-            </w:r>
-            <w:proofErr w:type="gramStart"/>
-            <w:r>
-              <w:rPr>
-                <w:rFonts w:hint="eastAsia"/>
-              </w:rPr>
-              <w:t>number[</w:t>
-            </w:r>
-            <w:proofErr w:type="gramEnd"/>
-            <w:r>
-              <w:rPr>
-                <w:rFonts w:hint="eastAsia"/>
-              </w:rPr>
-              <w:t>] = [];</w:t>
-            </w:r>
-          </w:p>
-          <w:p>
-            <w:pPr>
-              <w:rPr>
-                <w:rFonts w:hint="eastAsia"/>
-              </w:rPr>
-            </w:pPr>
-          </w:p>
-          <w:p>
-            <w:pPr>
-              <w:rPr>
-                <w:rFonts w:hint="eastAsia"/>
-              </w:rPr>
-            </w:pPr>
-            <w:r>
-              <w:rPr>
-                <w:rFonts w:hint="eastAsia"/>
-              </w:rPr>
-              <w:t>/* 元素入</w:t>
-            </w:r>
-            <w:proofErr w:type="gramStart"/>
-            <w:r>
-              <w:rPr>
-                <w:rFonts w:hint="eastAsia"/>
-              </w:rPr>
-              <w:t>栈</w:t>
-            </w:r>
-            <w:proofErr w:type="gramEnd"/>
-            <w:r>
-              <w:rPr>
-                <w:rFonts w:hint="eastAsia"/>
-              </w:rPr>
-              <w:t xml:space="preserve"> */</w:t>
-            </w:r>
-          </w:p>
-          <w:p>
-            <w:pPr>
-              <w:rPr>
-                <w:rFonts w:hint="eastAsia"/>
-              </w:rPr>
-            </w:pPr>
-            <w:proofErr w:type="spellStart"/>
-            <w:proofErr w:type="gramStart"/>
-            <w:r>
-              <w:rPr>
-                <w:rFonts w:hint="eastAsia"/>
-              </w:rPr>
-              <w:t>stack.push</w:t>
-            </w:r>
-            <w:proofErr w:type="spellEnd"/>
-            <w:proofErr w:type="gramEnd"/>
-            <w:r>
-              <w:rPr>
-                <w:rFonts w:hint="eastAsia"/>
-              </w:rPr>
-              <w:t>(1);</w:t>
-            </w:r>
-          </w:p>
-          <w:p>
-            <w:pPr>
-              <w:rPr>
-                <w:rFonts w:hint="eastAsia"/>
-              </w:rPr>
-            </w:pPr>
-            <w:proofErr w:type="spellStart"/>
-            <w:proofErr w:type="gramStart"/>
-            <w:r>
-              <w:rPr>
-                <w:rFonts w:hint="eastAsia"/>
-              </w:rPr>
-              <w:t>stack.push</w:t>
-            </w:r>
-            <w:proofErr w:type="spellEnd"/>
-            <w:proofErr w:type="gramEnd"/>
-            <w:r>
-              <w:rPr>
-                <w:rFonts w:hint="eastAsia"/>
-              </w:rPr>
-              <w:t>(3);</w:t>
-            </w:r>
-          </w:p>
-          <w:p>
-            <w:pPr>
-              <w:rPr>
-                <w:rFonts w:hint="eastAsia"/>
-              </w:rPr>
-            </w:pPr>
-            <w:proofErr w:type="spellStart"/>
-            <w:proofErr w:type="gramStart"/>
-            <w:r>
-              <w:rPr>
-                <w:rFonts w:hint="eastAsia"/>
-              </w:rPr>
-              <w:t>stack.push</w:t>
-            </w:r>
-            <w:proofErr w:type="spellEnd"/>
-            <w:proofErr w:type="gramEnd"/>
-            <w:r>
-              <w:rPr>
-                <w:rFonts w:hint="eastAsia"/>
-              </w:rPr>
-              <w:t>(2);</w:t>
-            </w:r>
-          </w:p>
-          <w:p>
-            <w:pPr>
-              <w:rPr>
-                <w:rFonts w:hint="eastAsia"/>
-              </w:rPr>
-            </w:pPr>
-            <w:proofErr w:type="spellStart"/>
-            <w:proofErr w:type="gramStart"/>
-            <w:r>
-              <w:rPr>
-                <w:rFonts w:hint="eastAsia"/>
-              </w:rPr>
-              <w:t>stack.push</w:t>
-            </w:r>
-            <w:proofErr w:type="spellEnd"/>
-            <w:proofErr w:type="gramEnd"/>
-            <w:r>
-              <w:rPr>
-                <w:rFonts w:hint="eastAsia"/>
-              </w:rPr>
-              <w:t>(5);</w:t>
-            </w:r>
-          </w:p>
-          <w:p>
-            <w:pPr>
-              <w:rPr>
-                <w:rFonts w:hint="eastAsia"/>
-              </w:rPr>
-            </w:pPr>
-            <w:proofErr w:type="spellStart"/>
-            <w:proofErr w:type="gramStart"/>
-            <w:r>
-              <w:rPr>
-                <w:rFonts w:hint="eastAsia"/>
-              </w:rPr>
-              <w:t>stack.push</w:t>
-            </w:r>
-            <w:proofErr w:type="spellEnd"/>
-            <w:proofErr w:type="gramEnd"/>
-            <w:r>
-              <w:rPr>
-                <w:rFonts w:hint="eastAsia"/>
-              </w:rPr>
-              <w:t>(4);</w:t>
-            </w:r>
-          </w:p>
-          <w:p>
-            <w:pPr>
-              <w:rPr>
-                <w:rFonts w:hint="eastAsia"/>
-              </w:rPr>
-            </w:pPr>
-          </w:p>
-          <w:p>
-            <w:pPr>
-              <w:rPr>
-                <w:rFonts w:hint="eastAsia"/>
-              </w:rPr>
-            </w:pPr>
-            <w:r>
-              <w:rPr>
-                <w:rFonts w:hint="eastAsia"/>
-              </w:rPr>
-              <w:t>/* 访问</w:t>
-            </w:r>
-            <w:proofErr w:type="gramStart"/>
-            <w:r>
-              <w:rPr>
-                <w:rFonts w:hint="eastAsia"/>
-              </w:rPr>
-              <w:t>栈</w:t>
-            </w:r>
-            <w:proofErr w:type="gramEnd"/>
-            <w:r>
-              <w:rPr>
-                <w:rFonts w:hint="eastAsia"/>
-              </w:rPr>
-              <w:t>顶元素 */</w:t>
-            </w:r>
-          </w:p>
-          <w:p>
-            <w:pPr>
-              <w:rPr>
-                <w:rFonts w:hint="eastAsia"/>
-              </w:rPr>
-            </w:pPr>
-            <w:r>
-              <w:rPr>
-                <w:rFonts w:hint="eastAsia"/>
-              </w:rPr>
-              <w:t xml:space="preserve">const peek = </w:t>
-            </w:r>
-            <w:proofErr w:type="gramStart"/>
-            <w:r>
-              <w:rPr>
-                <w:rFonts w:hint="eastAsia"/>
-              </w:rPr>
-              <w:t>stack[</w:t>
-            </w:r>
-            <w:proofErr w:type="spellStart"/>
-            <w:r>
-              <w:rPr>
-                <w:rFonts w:hint="eastAsia"/>
-              </w:rPr>
-              <w:t>stack.length</w:t>
-            </w:r>
-            <w:proofErr w:type="spellEnd"/>
-            <w:proofErr w:type="gramEnd"/>
-            <w:r>
-              <w:rPr>
-                <w:rFonts w:hint="eastAsia"/>
-              </w:rPr>
-              <w:t xml:space="preserve"> - 1];</w:t>
-            </w:r>
-          </w:p>
-          <w:p>
-            <w:pPr>
-              <w:rPr>
-                <w:rFonts w:hint="eastAsia"/>
-              </w:rPr>
-            </w:pPr>
-          </w:p>
-          <w:p>
-            <w:pPr>
-              <w:rPr>
-                <w:rFonts w:hint="eastAsia"/>
-              </w:rPr>
-            </w:pPr>
-            <w:r>
-              <w:rPr>
-                <w:rFonts w:hint="eastAsia"/>
-              </w:rPr>
-              <w:t>/* 元素出</w:t>
-            </w:r>
-            <w:proofErr w:type="gramStart"/>
-            <w:r>
-              <w:rPr>
-                <w:rFonts w:hint="eastAsia"/>
-              </w:rPr>
-              <w:t>栈</w:t>
-            </w:r>
-            <w:proofErr w:type="gramEnd"/>
-            <w:r>
-              <w:rPr>
-                <w:rFonts w:hint="eastAsia"/>
-              </w:rPr>
-              <w:t xml:space="preserve"> */</w:t>
-            </w:r>
-          </w:p>
-          <w:p>
-            <w:pPr>
-              <w:rPr>
-                <w:rFonts w:hint="eastAsia"/>
-              </w:rPr>
-            </w:pPr>
-            <w:r>
-              <w:rPr>
-                <w:rFonts w:hint="eastAsia"/>
-              </w:rPr>
-              <w:t xml:space="preserve">const pop = </w:t>
-            </w:r>
-            <w:proofErr w:type="spellStart"/>
-            <w:proofErr w:type="gramStart"/>
-            <w:r>
-              <w:rPr>
-                <w:rFonts w:hint="eastAsia"/>
-              </w:rPr>
-              <w:t>stack.pop</w:t>
-            </w:r>
-            <w:proofErr w:type="spellEnd"/>
-            <w:r>
-              <w:rPr>
-                <w:rFonts w:hint="eastAsia"/>
-              </w:rPr>
-              <w:t>(</w:t>
-            </w:r>
-            <w:proofErr w:type="gramEnd"/>
-            <w:r>
-              <w:rPr>
-                <w:rFonts w:hint="eastAsia"/>
-              </w:rPr>
-              <w:t>);</w:t>
-            </w:r>
-          </w:p>
-          <w:p>
-            <w:pPr>
-              <w:rPr>
-                <w:rFonts w:hint="eastAsia"/>
-              </w:rPr>
-            </w:pPr>
-          </w:p>
-          <w:p>
-            <w:pPr>
-              <w:rPr>
-                <w:rFonts w:hint="eastAsia"/>
-              </w:rPr>
-            </w:pPr>
-            <w:r>
-              <w:rPr>
-                <w:rFonts w:hint="eastAsia"/>
-              </w:rPr>
-              <w:t>/* 获取</w:t>
-            </w:r>
-            <w:proofErr w:type="gramStart"/>
-            <w:r>
-              <w:rPr>
-                <w:rFonts w:hint="eastAsia"/>
-              </w:rPr>
-              <w:t>栈</w:t>
-            </w:r>
-            <w:proofErr w:type="gramEnd"/>
-            <w:r>
-              <w:rPr>
-                <w:rFonts w:hint="eastAsia"/>
-              </w:rPr>
-              <w:t>的长度 */</w:t>
-            </w:r>
-          </w:p>
-          <w:p>
-            <w:pPr>
-              <w:rPr>
-                <w:rFonts w:hint="eastAsia"/>
-              </w:rPr>
-            </w:pPr>
-            <w:r>
-              <w:rPr>
-                <w:rFonts w:hint="eastAsia"/>
-              </w:rPr>
-              <w:t xml:space="preserve">const size = </w:t>
-            </w:r>
-            <w:proofErr w:type="spellStart"/>
-            <w:proofErr w:type="gramStart"/>
-            <w:r>
-              <w:rPr>
-                <w:rFonts w:hint="eastAsia"/>
-              </w:rPr>
-              <w:t>stack.length</w:t>
-            </w:r>
-            <w:proofErr w:type="spellEnd"/>
-            <w:proofErr w:type="gramEnd"/>
-            <w:r>
-              <w:rPr>
-                <w:rFonts w:hint="eastAsia"/>
-              </w:rPr>
-              <w:t>;</w:t>
+              <w:t>/* 初始化栈 */</w:t>
+            </w:r>
+          </w:p>
+          <w:p>
+            <w:pPr>
+              <w:rPr>
+                <w:rFonts w:hint="eastAsia"/>
+              </w:rPr>
+            </w:pPr>
+            <w:r>
+              <w:rPr>
+                <w:rFonts w:hint="eastAsia"/>
+              </w:rPr>
+              <w:t>// TypeScript 没有内置的栈类，可以把 Array 当作栈来使用</w:t>
+            </w:r>
+          </w:p>
+          <w:p>
+            <w:pPr>
+              <w:rPr>
+                <w:rFonts w:hint="eastAsia"/>
+              </w:rPr>
+            </w:pPr>
+            <w:r>
+              <w:rPr>
+                <w:rFonts w:hint="eastAsia"/>
+              </w:rPr>
+              <w:t>const stack: number[] = [];</w:t>
+            </w:r>
+          </w:p>
+          <w:p>
+            <w:pPr>
+              <w:rPr>
+                <w:rFonts w:hint="eastAsia"/>
+              </w:rPr>
+            </w:pPr>
+          </w:p>
+          <w:p>
+            <w:pPr>
+              <w:rPr>
+                <w:rFonts w:hint="eastAsia"/>
+              </w:rPr>
+            </w:pPr>
+            <w:r>
+              <w:rPr>
+                <w:rFonts w:hint="eastAsia"/>
+              </w:rPr>
+              <w:t>/* 元素入栈 */</w:t>
+            </w:r>
+          </w:p>
+          <w:p>
+            <w:pPr>
+              <w:rPr>
+                <w:rFonts w:hint="eastAsia"/>
+              </w:rPr>
+            </w:pPr>
+            <w:r>
+              <w:rPr>
+                <w:rFonts w:hint="eastAsia"/>
+              </w:rPr>
+              <w:t>stack.push(1);</w:t>
+            </w:r>
+          </w:p>
+          <w:p>
+            <w:pPr>
+              <w:rPr>
+                <w:rFonts w:hint="eastAsia"/>
+              </w:rPr>
+            </w:pPr>
+            <w:r>
+              <w:rPr>
+                <w:rFonts w:hint="eastAsia"/>
+              </w:rPr>
+              <w:t>stack.push(3);</w:t>
+            </w:r>
+          </w:p>
+          <w:p>
+            <w:pPr>
+              <w:rPr>
+                <w:rFonts w:hint="eastAsia"/>
+              </w:rPr>
+            </w:pPr>
+            <w:r>
+              <w:rPr>
+                <w:rFonts w:hint="eastAsia"/>
+              </w:rPr>
+              <w:t>stack.push(2);</w:t>
+            </w:r>
+          </w:p>
+          <w:p>
+            <w:pPr>
+              <w:rPr>
+                <w:rFonts w:hint="eastAsia"/>
+              </w:rPr>
+            </w:pPr>
+            <w:r>
+              <w:rPr>
+                <w:rFonts w:hint="eastAsia"/>
+              </w:rPr>
+              <w:t>stack.push(5);</w:t>
+            </w:r>
+          </w:p>
+          <w:p>
+            <w:pPr>
+              <w:rPr>
+                <w:rFonts w:hint="eastAsia"/>
+              </w:rPr>
+            </w:pPr>
+            <w:r>
+              <w:rPr>
+                <w:rFonts w:hint="eastAsia"/>
+              </w:rPr>
+              <w:t>stack.push(4);</w:t>
+            </w:r>
+          </w:p>
+          <w:p>
+            <w:pPr>
+              <w:rPr>
+                <w:rFonts w:hint="eastAsia"/>
+              </w:rPr>
+            </w:pPr>
+          </w:p>
+          <w:p>
+            <w:pPr>
+              <w:rPr>
+                <w:rFonts w:hint="eastAsia"/>
+              </w:rPr>
+            </w:pPr>
+            <w:r>
+              <w:rPr>
+                <w:rFonts w:hint="eastAsia"/>
+              </w:rPr>
+              <w:t>/* 访问栈顶元素 */</w:t>
+            </w:r>
+          </w:p>
+          <w:p>
+            <w:pPr>
+              <w:rPr>
+                <w:rFonts w:hint="eastAsia"/>
+              </w:rPr>
+            </w:pPr>
+            <w:r>
+              <w:rPr>
+                <w:rFonts w:hint="eastAsia"/>
+              </w:rPr>
+              <w:t>const peek = stack[stack.length - 1];</w:t>
+            </w:r>
+          </w:p>
+          <w:p>
+            <w:pPr>
+              <w:rPr>
+                <w:rFonts w:hint="eastAsia"/>
+              </w:rPr>
+            </w:pPr>
+          </w:p>
+          <w:p>
+            <w:pPr>
+              <w:rPr>
+                <w:rFonts w:hint="eastAsia"/>
+              </w:rPr>
+            </w:pPr>
+            <w:r>
+              <w:rPr>
+                <w:rFonts w:hint="eastAsia"/>
+              </w:rPr>
+              <w:t>/* 元素出栈 */</w:t>
+            </w:r>
+          </w:p>
+          <w:p>
+            <w:pPr>
+              <w:rPr>
+                <w:rFonts w:hint="eastAsia"/>
+              </w:rPr>
+            </w:pPr>
+            <w:r>
+              <w:rPr>
+                <w:rFonts w:hint="eastAsia"/>
+              </w:rPr>
+              <w:t>const pop = stack.pop();</w:t>
+            </w:r>
+          </w:p>
+          <w:p>
+            <w:pPr>
+              <w:rPr>
+                <w:rFonts w:hint="eastAsia"/>
+              </w:rPr>
+            </w:pPr>
+          </w:p>
+          <w:p>
+            <w:pPr>
+              <w:rPr>
+                <w:rFonts w:hint="eastAsia"/>
+              </w:rPr>
+            </w:pPr>
+            <w:r>
+              <w:rPr>
+                <w:rFonts w:hint="eastAsia"/>
+              </w:rPr>
+              <w:t>/* 获取栈的长度 */</w:t>
+            </w:r>
+          </w:p>
+          <w:p>
+            <w:pPr>
+              <w:rPr>
+                <w:rFonts w:hint="eastAsia"/>
+              </w:rPr>
+            </w:pPr>
+            <w:r>
+              <w:rPr>
+                <w:rFonts w:hint="eastAsia"/>
+              </w:rPr>
+              <w:t>const size = stack.length;</w:t>
             </w:r>
           </w:p>
           <w:p>
@@ -2650,37 +1922,7 @@
               <w:rPr>
                 <w:rFonts w:hint="eastAsia"/>
               </w:rPr>
-              <w:t xml:space="preserve">const </w:t>
-            </w:r>
-            <w:proofErr w:type="spellStart"/>
-            <w:r>
-              <w:rPr>
-                <w:rFonts w:hint="eastAsia"/>
-              </w:rPr>
-              <w:t>is_empty</w:t>
-            </w:r>
-            <w:proofErr w:type="spellEnd"/>
-            <w:r>
-              <w:rPr>
-                <w:rFonts w:hint="eastAsia"/>
-              </w:rPr>
-              <w:t xml:space="preserve"> = </w:t>
-            </w:r>
-            <w:proofErr w:type="spellStart"/>
-            <w:proofErr w:type="gramStart"/>
-            <w:r>
-              <w:rPr>
-                <w:rFonts w:hint="eastAsia"/>
-              </w:rPr>
-              <w:t>stack.length</w:t>
-            </w:r>
-            <w:proofErr w:type="spellEnd"/>
-            <w:proofErr w:type="gramEnd"/>
-            <w:r>
-              <w:rPr>
-                <w:rFonts w:hint="eastAsia"/>
-              </w:rPr>
-              <w:t xml:space="preserve"> === 0;</w:t>
+              <w:t>const is_empty = stack.length === 0;</w:t>
             </w:r>
           </w:p>
         </w:tc>
@@ -2743,21 +1985,7 @@
               <w:rPr>
                 <w:rFonts w:hint="eastAsia"/>
               </w:rPr>
-              <w:t xml:space="preserve">const queue: </w:t>
-            </w:r>
-            <w:proofErr w:type="gramStart"/>
-            <w:r>
-              <w:rPr>
-                <w:rFonts w:hint="eastAsia"/>
-              </w:rPr>
-              <w:t>number[</w:t>
-            </w:r>
-            <w:proofErr w:type="gramEnd"/>
-            <w:r>
-              <w:rPr>
-                <w:rFonts w:hint="eastAsia"/>
-              </w:rPr>
-              <w:t>] = [];</w:t>
+              <w:t>const queue: number[] = [];</w:t>
             </w:r>
           </w:p>
           <w:p>
@@ -2786,113 +2014,63 @@
                 <w:rFonts w:hint="eastAsia"/>
               </w:rPr>
             </w:pPr>
-            <w:proofErr w:type="spellStart"/>
-            <w:proofErr w:type="gramStart"/>
-            <w:r>
-              <w:rPr>
-                <w:rFonts w:hint="eastAsia"/>
-              </w:rPr>
-              <w:t>queue.push</w:t>
-            </w:r>
-            <w:proofErr w:type="spellEnd"/>
-            <w:proofErr w:type="gramEnd"/>
-            <w:r>
-              <w:rPr>
-                <w:rFonts w:hint="eastAsia"/>
-              </w:rPr>
-              <w:t>(1);</w:t>
-            </w:r>
-          </w:p>
-          <w:p>
-            <w:pPr>
-              <w:rPr>
-                <w:rFonts w:hint="eastAsia"/>
-              </w:rPr>
-            </w:pPr>
-            <w:proofErr w:type="spellStart"/>
-            <w:proofErr w:type="gramStart"/>
-            <w:r>
-              <w:rPr>
-                <w:rFonts w:hint="eastAsia"/>
-              </w:rPr>
-              <w:t>queue.push</w:t>
-            </w:r>
-            <w:proofErr w:type="spellEnd"/>
-            <w:proofErr w:type="gramEnd"/>
-            <w:r>
-              <w:rPr>
-                <w:rFonts w:hint="eastAsia"/>
-              </w:rPr>
-              <w:t>(3);</w:t>
-            </w:r>
-          </w:p>
-          <w:p>
-            <w:pPr>
-              <w:rPr>
-                <w:rFonts w:hint="eastAsia"/>
-              </w:rPr>
-            </w:pPr>
-            <w:proofErr w:type="spellStart"/>
-            <w:proofErr w:type="gramStart"/>
-            <w:r>
-              <w:rPr>
-                <w:rFonts w:hint="eastAsia"/>
-              </w:rPr>
-              <w:t>queue.push</w:t>
-            </w:r>
-            <w:proofErr w:type="spellEnd"/>
-            <w:proofErr w:type="gramEnd"/>
-            <w:r>
-              <w:rPr>
-                <w:rFonts w:hint="eastAsia"/>
-              </w:rPr>
-              <w:t>(2);</w:t>
-            </w:r>
-          </w:p>
-          <w:p>
-            <w:pPr>
-              <w:rPr>
-                <w:rFonts w:hint="eastAsia"/>
-              </w:rPr>
-            </w:pPr>
-            <w:proofErr w:type="spellStart"/>
-            <w:proofErr w:type="gramStart"/>
-            <w:r>
-              <w:rPr>
-                <w:rFonts w:hint="eastAsia"/>
-              </w:rPr>
-              <w:t>queue.push</w:t>
-            </w:r>
-            <w:proofErr w:type="spellEnd"/>
-            <w:proofErr w:type="gramEnd"/>
-            <w:r>
-              <w:rPr>
-                <w:rFonts w:hint="eastAsia"/>
-              </w:rPr>
-              <w:t>(5);</w:t>
-            </w:r>
-          </w:p>
-          <w:p>
-            <w:pPr>
-              <w:rPr>
-                <w:rFonts w:hint="eastAsia"/>
-              </w:rPr>
-            </w:pPr>
-            <w:proofErr w:type="spellStart"/>
-            <w:proofErr w:type="gramStart"/>
-            <w:r>
-              <w:rPr>
-                <w:rFonts w:hint="eastAsia"/>
-              </w:rPr>
-              <w:t>queue.push</w:t>
-            </w:r>
-            <w:proofErr w:type="spellEnd"/>
-            <w:proofErr w:type="gramEnd"/>
-            <w:r>
-              <w:rPr>
-                <w:rFonts w:hint="eastAsia"/>
-              </w:rPr>
-              <w:t>(4);</w:t>
+            <w:r>
+              <w:rPr>
+                <w:rFonts w:hint="eastAsia"/>
+              </w:rPr>
+              <w:t>queue.push(1);</w:t>
+            </w:r>
+          </w:p>
+          <w:p>
+            <w:pPr>
+              <w:rPr>
+                <w:rFonts w:hint="eastAsia"/>
+              </w:rPr>
+            </w:pPr>
+            <w:r>
+              <w:rPr>
+                <w:rFonts w:hint="eastAsia"/>
+              </w:rPr>
+              <w:t>queue.push(3);</w:t>
+            </w:r>
+          </w:p>
+          <w:p>
+            <w:pPr>
+              <w:rPr>
+                <w:rFonts w:hint="eastAsia"/>
+              </w:rPr>
+            </w:pPr>
+            <w:r>
+              <w:rPr>
+                <w:rFonts w:hint="eastAsia"/>
+              </w:rPr>
+              <w:t>queue.push(2);</w:t>
+            </w:r>
+          </w:p>
+          <w:p>
+            <w:pPr>
+              <w:rPr>
+                <w:rFonts w:hint="eastAsia"/>
+              </w:rPr>
+            </w:pPr>
+            <w:r>
+              <w:rPr>
+                <w:rFonts w:hint="eastAsia"/>
+              </w:rPr>
+              <w:t>queue.push(5);</w:t>
+            </w:r>
+          </w:p>
+          <w:p>
+            <w:pPr>
+              <w:rPr>
+                <w:rFonts w:hint="eastAsia"/>
+              </w:rPr>
+            </w:pPr>
+            <w:r>
+              <w:rPr>
+                <w:rFonts w:hint="eastAsia"/>
+              </w:rPr>
+              <w:t>queue.push(4);</w:t>
             </w:r>
           </w:p>
           <w:p>
@@ -2925,21 +2103,7 @@
               <w:rPr>
                 <w:rFonts w:hint="eastAsia"/>
               </w:rPr>
-              <w:t xml:space="preserve">const peek = </w:t>
-            </w:r>
-            <w:proofErr w:type="gramStart"/>
-            <w:r>
-              <w:rPr>
-                <w:rFonts w:hint="eastAsia"/>
-              </w:rPr>
-              <w:t>queue[</w:t>
-            </w:r>
-            <w:proofErr w:type="gramEnd"/>
-            <w:r>
-              <w:rPr>
-                <w:rFonts w:hint="eastAsia"/>
-              </w:rPr>
-              <w:t>0];</w:t>
+              <w:t>const peek = queue[0];</w:t>
             </w:r>
           </w:p>
           <w:p>
@@ -2985,23 +2149,7 @@
               <w:rPr>
                 <w:rFonts w:hint="eastAsia"/>
               </w:rPr>
-              <w:t xml:space="preserve">const pop = </w:t>
-            </w:r>
-            <w:proofErr w:type="spellStart"/>
-            <w:proofErr w:type="gramStart"/>
-            <w:r>
-              <w:rPr>
-                <w:rFonts w:hint="eastAsia"/>
-              </w:rPr>
-              <w:t>queue.shift</w:t>
-            </w:r>
-            <w:proofErr w:type="spellEnd"/>
-            <w:proofErr w:type="gramEnd"/>
-            <w:r>
-              <w:rPr>
-                <w:rFonts w:hint="eastAsia"/>
-              </w:rPr>
-              <w:t>();</w:t>
+              <w:t>const pop = queue.shift();</w:t>
             </w:r>
           </w:p>
           <w:p>
@@ -3034,23 +2182,7 @@
               <w:rPr>
                 <w:rFonts w:hint="eastAsia"/>
               </w:rPr>
-              <w:t xml:space="preserve">const size = </w:t>
-            </w:r>
-            <w:proofErr w:type="spellStart"/>
-            <w:proofErr w:type="gramStart"/>
-            <w:r>
-              <w:rPr>
-                <w:rFonts w:hint="eastAsia"/>
-              </w:rPr>
-              <w:t>queue.length</w:t>
-            </w:r>
-            <w:proofErr w:type="spellEnd"/>
-            <w:proofErr w:type="gramEnd"/>
-            <w:r>
-              <w:rPr>
-                <w:rFonts w:hint="eastAsia"/>
-              </w:rPr>
-              <w:t>;</w:t>
+              <w:t>const size = queue.length;</w:t>
             </w:r>
           </w:p>
           <w:p>
@@ -3083,23 +2215,7 @@
               <w:rPr>
                 <w:rFonts w:hint="eastAsia"/>
               </w:rPr>
-              <w:t xml:space="preserve">const empty = </w:t>
-            </w:r>
-            <w:proofErr w:type="spellStart"/>
-            <w:proofErr w:type="gramStart"/>
-            <w:r>
-              <w:rPr>
-                <w:rFonts w:hint="eastAsia"/>
-              </w:rPr>
-              <w:t>queue.length</w:t>
-            </w:r>
-            <w:proofErr w:type="spellEnd"/>
-            <w:proofErr w:type="gramEnd"/>
-            <w:r>
-              <w:rPr>
-                <w:rFonts w:hint="eastAsia"/>
-              </w:rPr>
-              <w:t xml:space="preserve"> === 0;</w:t>
+              <w:t>const empty = queue.length === 0;</w:t>
             </w:r>
           </w:p>
         </w:tc>
@@ -3179,21 +2295,7 @@
               <w:rPr>
                 <w:rFonts w:hint="eastAsia"/>
               </w:rPr>
-              <w:t>const map = new Map&lt;number, string</w:t>
-            </w:r>
-            <w:proofErr w:type="gramStart"/>
-            <w:r>
-              <w:rPr>
-                <w:rFonts w:hint="eastAsia"/>
-              </w:rPr>
-              <w:t>&gt;(</w:t>
-            </w:r>
-            <w:proofErr w:type="gramEnd"/>
-            <w:r>
-              <w:rPr>
-                <w:rFonts w:hint="eastAsia"/>
-              </w:rPr>
-              <w:t>);</w:t>
+              <w:t>const map = new Map&lt;number, string&gt;();</w:t>
             </w:r>
           </w:p>
           <w:p>
@@ -3228,158 +2330,76 @@
                 <w:rFonts w:hint="eastAsia"/>
               </w:rPr>
             </w:pPr>
-            <w:proofErr w:type="spellStart"/>
-            <w:r>
-              <w:rPr>
-                <w:rFonts w:hint="eastAsia"/>
-              </w:rPr>
-              <w:t>map.set</w:t>
-            </w:r>
-            <w:proofErr w:type="spellEnd"/>
-            <w:r>
-              <w:rPr>
-                <w:rFonts w:hint="eastAsia"/>
-              </w:rPr>
-              <w:t>(12836, '小哈');</w:t>
-            </w:r>
-          </w:p>
-          <w:p>
-            <w:pPr>
-              <w:rPr>
-                <w:rFonts w:hint="eastAsia"/>
-              </w:rPr>
-            </w:pPr>
-            <w:proofErr w:type="spellStart"/>
-            <w:r>
-              <w:rPr>
-                <w:rFonts w:hint="eastAsia"/>
-              </w:rPr>
-              <w:t>map.set</w:t>
-            </w:r>
-            <w:proofErr w:type="spellEnd"/>
-            <w:r>
-              <w:rPr>
-                <w:rFonts w:hint="eastAsia"/>
-              </w:rPr>
-              <w:t>(15937, '小</w:t>
-            </w:r>
-            <w:proofErr w:type="gramStart"/>
-            <w:r>
-              <w:rPr>
-                <w:rFonts w:hint="eastAsia"/>
-              </w:rPr>
-              <w:t>啰</w:t>
-            </w:r>
-            <w:proofErr w:type="gramEnd"/>
-            <w:r>
-              <w:rPr>
-                <w:rFonts w:hint="eastAsia"/>
-              </w:rPr>
-              <w:t>');</w:t>
-            </w:r>
-          </w:p>
-          <w:p>
-            <w:pPr>
-              <w:rPr>
-                <w:rFonts w:hint="eastAsia"/>
-              </w:rPr>
-            </w:pPr>
-            <w:proofErr w:type="spellStart"/>
-            <w:r>
-              <w:rPr>
-                <w:rFonts w:hint="eastAsia"/>
-              </w:rPr>
-              <w:t>map.set</w:t>
-            </w:r>
-            <w:proofErr w:type="spellEnd"/>
-            <w:r>
-              <w:rPr>
-                <w:rFonts w:hint="eastAsia"/>
-              </w:rPr>
-              <w:t>(16750, '</w:t>
-            </w:r>
-            <w:proofErr w:type="gramStart"/>
-            <w:r>
-              <w:rPr>
-                <w:rFonts w:hint="eastAsia"/>
-              </w:rPr>
-              <w:t>小算</w:t>
-            </w:r>
-            <w:proofErr w:type="gramEnd"/>
-            <w:r>
-              <w:rPr>
-                <w:rFonts w:hint="eastAsia"/>
-              </w:rPr>
-              <w:t>');</w:t>
-            </w:r>
-          </w:p>
-          <w:p>
-            <w:pPr>
-              <w:rPr>
-                <w:rFonts w:hint="eastAsia"/>
-              </w:rPr>
-            </w:pPr>
-            <w:proofErr w:type="spellStart"/>
-            <w:r>
-              <w:rPr>
-                <w:rFonts w:hint="eastAsia"/>
-              </w:rPr>
-              <w:t>map.set</w:t>
-            </w:r>
-            <w:proofErr w:type="spellEnd"/>
-            <w:r>
-              <w:rPr>
-                <w:rFonts w:hint="eastAsia"/>
-              </w:rPr>
-              <w:t>(13276, '小法');</w:t>
-            </w:r>
-          </w:p>
-          <w:p>
-            <w:pPr>
-              <w:rPr>
-                <w:rFonts w:hint="eastAsia"/>
-              </w:rPr>
-            </w:pPr>
-            <w:proofErr w:type="spellStart"/>
-            <w:r>
-              <w:rPr>
-                <w:rFonts w:hint="eastAsia"/>
-              </w:rPr>
-              <w:t>map.set</w:t>
-            </w:r>
-            <w:proofErr w:type="spellEnd"/>
-            <w:r>
-              <w:rPr>
-                <w:rFonts w:hint="eastAsia"/>
-              </w:rPr>
-              <w:t>(10583, '小鸭');</w:t>
-            </w:r>
-          </w:p>
-          <w:p>
-            <w:pPr>
-              <w:rPr>
-                <w:rFonts w:hint="eastAsia"/>
-              </w:rPr>
-            </w:pPr>
-            <w:r>
-              <w:rPr>
-                <w:rFonts w:hint="eastAsia"/>
-              </w:rPr>
-              <w:t>console.info('\n添加完成后，哈希表为\</w:t>
-            </w:r>
-            <w:proofErr w:type="spellStart"/>
-            <w:r>
-              <w:rPr>
-                <w:rFonts w:hint="eastAsia"/>
-              </w:rPr>
-              <w:t>nKey</w:t>
-            </w:r>
-            <w:proofErr w:type="spellEnd"/>
-            <w:r>
-              <w:rPr>
-                <w:rFonts w:hint="eastAsia"/>
-              </w:rPr>
-              <w:t xml:space="preserve"> -&gt; Value');</w:t>
+            <w:r>
+              <w:rPr>
+                <w:rFonts w:hint="eastAsia"/>
+              </w:rPr>
+              <w:t>map.set(12836, '小哈');</w:t>
+            </w:r>
+          </w:p>
+          <w:p>
+            <w:pPr>
+              <w:rPr>
+                <w:rFonts w:hint="eastAsia"/>
+              </w:rPr>
+            </w:pPr>
+            <w:r>
+              <w:rPr>
+                <w:rFonts w:hint="eastAsia"/>
+              </w:rPr>
+              <w:t>map.set(15937, '小啰');</w:t>
+            </w:r>
+          </w:p>
+          <w:p>
+            <w:pPr>
+              <w:rPr>
+                <w:rFonts w:hint="eastAsia"/>
+              </w:rPr>
+            </w:pPr>
+            <w:r>
+              <w:rPr>
+                <w:rFonts w:hint="eastAsia"/>
+              </w:rPr>
+              <w:t>map.set(16750, '小算');</w:t>
+            </w:r>
+          </w:p>
+          <w:p>
+            <w:pPr>
+              <w:rPr>
+                <w:rFonts w:hint="eastAsia"/>
+              </w:rPr>
+            </w:pPr>
+            <w:r>
+              <w:rPr>
+                <w:rFonts w:hint="eastAsia"/>
+              </w:rPr>
+              <w:t>map.set(13276, '小法');</w:t>
+            </w:r>
+          </w:p>
+          <w:p>
+            <w:pPr>
+              <w:rPr>
+                <w:rFonts w:hint="eastAsia"/>
+              </w:rPr>
+            </w:pPr>
+            <w:r>
+              <w:rPr>
+                <w:rFonts w:hint="eastAsia"/>
+              </w:rPr>
+              <w:t>map.set(10583, '小鸭');</w:t>
+            </w:r>
+          </w:p>
+          <w:p>
+            <w:pPr>
+              <w:rPr>
+                <w:rFonts w:hint="eastAsia"/>
+              </w:rPr>
+            </w:pPr>
+            <w:r>
+              <w:rPr>
+                <w:rFonts w:hint="eastAsia"/>
+              </w:rPr>
+              <w:t>console.info('\n添加完成后，哈希表为\nKey -&gt; Value');</w:t>
             </w:r>
           </w:p>
           <w:p>
@@ -3425,56 +2445,20 @@
               <w:rPr>
                 <w:rFonts w:hint="eastAsia"/>
               </w:rPr>
-              <w:t>// 向哈希表中输入键 key ，</w:t>
-            </w:r>
-            <w:proofErr w:type="gramStart"/>
-            <w:r>
-              <w:rPr>
-                <w:rFonts w:hint="eastAsia"/>
-              </w:rPr>
-              <w:t>得到值</w:t>
-            </w:r>
-            <w:proofErr w:type="gramEnd"/>
-            <w:r>
-              <w:rPr>
-                <w:rFonts w:hint="eastAsia"/>
-              </w:rPr>
-              <w:t xml:space="preserve"> value</w:t>
-            </w:r>
-          </w:p>
-          <w:p>
-            <w:pPr>
-              <w:rPr>
-                <w:rFonts w:hint="eastAsia"/>
-              </w:rPr>
-            </w:pPr>
-            <w:r>
-              <w:rPr>
-                <w:rFonts w:hint="eastAsia"/>
-              </w:rPr>
-              <w:t xml:space="preserve">let name = </w:t>
-            </w:r>
-            <w:proofErr w:type="spellStart"/>
-            <w:proofErr w:type="gramStart"/>
-            <w:r>
-              <w:rPr>
-                <w:rFonts w:hint="eastAsia"/>
-              </w:rPr>
-              <w:t>map.get</w:t>
-            </w:r>
-            <w:proofErr w:type="spellEnd"/>
-            <w:r>
-              <w:rPr>
-                <w:rFonts w:hint="eastAsia"/>
-              </w:rPr>
-              <w:t>(</w:t>
-            </w:r>
-            <w:proofErr w:type="gramEnd"/>
-            <w:r>
-              <w:rPr>
-                <w:rFonts w:hint="eastAsia"/>
-              </w:rPr>
-              <w:t>15937);</w:t>
+              <w:t>// 向哈希表中输入键 key ，得到值 value</w:t>
+            </w:r>
+          </w:p>
+          <w:p>
+            <w:pPr>
+              <w:rPr>
+                <w:rFonts w:hint="eastAsia"/>
+              </w:rPr>
+            </w:pPr>
+            <w:r>
+              <w:rPr>
+                <w:rFonts w:hint="eastAsia"/>
+              </w:rPr>
+              <w:t>let name = map.get(15937);</w:t>
             </w:r>
           </w:p>
           <w:p>
@@ -3529,49 +2513,24 @@
                 <w:rFonts w:hint="eastAsia"/>
               </w:rPr>
             </w:pPr>
-            <w:proofErr w:type="spellStart"/>
-            <w:proofErr w:type="gramStart"/>
-            <w:r>
-              <w:rPr>
-                <w:rFonts w:hint="eastAsia"/>
-              </w:rPr>
-              <w:lastRenderedPageBreak/>
-              <w:t>map.delete</w:t>
-            </w:r>
-            <w:proofErr w:type="spellEnd"/>
-            <w:proofErr w:type="gramEnd"/>
-            <w:r>
-              <w:rPr>
-                <w:rFonts w:hint="eastAsia"/>
-              </w:rPr>
-              <w:t>(10583);</w:t>
-            </w:r>
-          </w:p>
-          <w:p>
-            <w:pPr>
-              <w:rPr>
-                <w:rFonts w:hint="eastAsia"/>
-              </w:rPr>
-            </w:pPr>
-            <w:r>
-              <w:rPr>
-                <w:rFonts w:hint="eastAsia"/>
-              </w:rPr>
-              <w:t>console.info('\n删除 10583 后，哈希表为\</w:t>
-            </w:r>
-            <w:proofErr w:type="spellStart"/>
-            <w:r>
-              <w:rPr>
-                <w:rFonts w:hint="eastAsia"/>
-              </w:rPr>
-              <w:t>nKey</w:t>
-            </w:r>
-            <w:proofErr w:type="spellEnd"/>
-            <w:r>
-              <w:rPr>
-                <w:rFonts w:hint="eastAsia"/>
-              </w:rPr>
-              <w:t xml:space="preserve"> -&gt; Value');</w:t>
+            <w:r>
+              <w:rPr>
+                <w:rFonts w:hint="eastAsia"/>
+              </w:rPr>
+              <w:t>map.delete(10583);</w:t>
+            </w:r>
+          </w:p>
+          <w:p>
+            <w:pPr>
+              <w:rPr>
+                <w:rFonts w:hint="eastAsia"/>
+              </w:rPr>
+            </w:pPr>
+            <w:r>
+              <w:rPr>
+                <w:rFonts w:hint="eastAsia"/>
+              </w:rPr>
+              <w:t>console.info('\n删除 10583 后，哈希表为\nKey -&gt; Value');</w:t>
             </w:r>
           </w:p>
           <w:p>
@@ -3660,18 +2619,8 @@
               <w:rPr>
                 <w:rFonts w:hint="eastAsia"/>
               </w:rPr>
-              <w:t xml:space="preserve">for (const [k, v] of </w:t>
-            </w:r>
-            <w:proofErr w:type="spellStart"/>
-            <w:proofErr w:type="gramStart"/>
-            <w:r>
-              <w:rPr>
-                <w:rFonts w:hint="eastAsia"/>
-              </w:rPr>
-              <w:t>map.entries</w:t>
-            </w:r>
-            <w:proofErr w:type="spellEnd"/>
-            <w:proofErr w:type="gramEnd"/>
+              <w:t>for (const [k, v] of map.entries</w:t>
+            </w:r>
             <w:r>
               <w:rPr>
                 <w:rFonts w:hint="eastAsia"/>
@@ -3696,21 +2645,7 @@
               <w:rPr>
                 <w:rFonts w:hint="eastAsia"/>
               </w:rPr>
-              <w:t xml:space="preserve">    </w:t>
-            </w:r>
-            <w:proofErr w:type="gramStart"/>
-            <w:r>
-              <w:rPr>
-                <w:rFonts w:hint="eastAsia"/>
-              </w:rPr>
-              <w:t>console.info(</w:t>
-            </w:r>
-            <w:proofErr w:type="gramEnd"/>
-            <w:r>
-              <w:rPr>
-                <w:rFonts w:hint="eastAsia"/>
-              </w:rPr>
-              <w:t>k + ' -&gt; ' + v);</w:t>
+              <w:t xml:space="preserve">    console.info(k + ' -&gt; ' + v);</w:t>
             </w:r>
           </w:p>
           <w:p>
@@ -3749,23 +2684,7 @@
               <w:rPr>
                 <w:rFonts w:hint="eastAsia"/>
               </w:rPr>
-              <w:t xml:space="preserve">for (const k of </w:t>
-            </w:r>
-            <w:proofErr w:type="spellStart"/>
-            <w:proofErr w:type="gramStart"/>
-            <w:r>
-              <w:rPr>
-                <w:rFonts w:hint="eastAsia"/>
-              </w:rPr>
-              <w:t>map.keys</w:t>
-            </w:r>
-            <w:proofErr w:type="spellEnd"/>
-            <w:proofErr w:type="gramEnd"/>
-            <w:r>
-              <w:rPr>
-                <w:rFonts w:hint="eastAsia"/>
-              </w:rPr>
-              <w:t>()) {</w:t>
+              <w:t>for (const k of map.keys()) {</w:t>
             </w:r>
           </w:p>
           <w:p>
@@ -3804,50 +2723,20 @@
               <w:rPr>
                 <w:rFonts w:hint="eastAsia"/>
               </w:rPr>
-              <w:t>console.info('\n单独</w:t>
-            </w:r>
-            <w:proofErr w:type="gramStart"/>
-            <w:r>
-              <w:rPr>
-                <w:rFonts w:hint="eastAsia"/>
-              </w:rPr>
-              <w:t>遍历值</w:t>
-            </w:r>
-            <w:proofErr w:type="gramEnd"/>
-            <w:r>
-              <w:rPr>
-                <w:rFonts w:hint="eastAsia"/>
-              </w:rPr>
-              <w:t xml:space="preserve"> Value');</w:t>
-            </w:r>
-          </w:p>
-          <w:p>
-            <w:pPr>
-              <w:rPr>
-                <w:rFonts w:hint="eastAsia"/>
-              </w:rPr>
-            </w:pPr>
-            <w:r>
-              <w:rPr>
-                <w:rFonts w:hint="eastAsia"/>
-              </w:rPr>
-              <w:t xml:space="preserve">for (const v of </w:t>
-            </w:r>
-            <w:proofErr w:type="spellStart"/>
-            <w:proofErr w:type="gramStart"/>
-            <w:r>
-              <w:rPr>
-                <w:rFonts w:hint="eastAsia"/>
-              </w:rPr>
-              <w:t>map.values</w:t>
-            </w:r>
-            <w:proofErr w:type="spellEnd"/>
-            <w:proofErr w:type="gramEnd"/>
-            <w:r>
-              <w:rPr>
-                <w:rFonts w:hint="eastAsia"/>
-              </w:rPr>
-              <w:t>()) {</w:t>
+              <w:t>console.info('\n单独遍历值 Value');</w:t>
+            </w:r>
+          </w:p>
+          <w:p>
+            <w:pPr>
+              <w:rPr>
+                <w:rFonts w:hint="eastAsia"/>
+              </w:rPr>
+            </w:pPr>
+            <w:r>
+              <w:rPr>
+                <w:rFonts w:hint="eastAsia"/>
+              </w:rPr>
+              <w:t>for (const v of map.values()) {</w:t>
             </w:r>
           </w:p>
           <w:p>
@@ -3946,14 +2835,12 @@
                 <w:rFonts w:hint="eastAsia"/>
               </w:rPr>
             </w:pPr>
-            <w:proofErr w:type="spellStart"/>
             <w:r>
               <w:rPr>
                 <w:rFonts w:hint="eastAsia"/>
               </w:rPr>
               <w:t>map.entries</w:t>
             </w:r>
-            <w:proofErr w:type="spellEnd"/>
             <w:r>
               <w:rPr>
                 <w:rFonts w:hint="eastAsia"/>
@@ -3967,7 +2854,6 @@
               </w:rPr>
               <w:t xml:space="preserve"> </w:t>
             </w:r>
-            <w:proofErr w:type="spellStart"/>
             <w:r>
               <w:rPr>
                 <w:rFonts w:hint="eastAsia"/>
@@ -3978,74 +2864,23 @@
               <w:rPr>
                 <w:rFonts w:hint="eastAsia"/>
               </w:rPr>
-              <w:t>s.length</w:t>
-            </w:r>
-            <w:proofErr w:type="spellEnd"/>
-            <w:r>
-              <w:rPr>
-                <w:rFonts w:hint="eastAsia"/>
-              </w:rPr>
-              <w:t xml:space="preserve"> // 一个有括号，一个没</w:t>
-            </w:r>
-          </w:p>
-          <w:p>
-            <w:pPr>
-              <w:rPr>
-                <w:rFonts w:hint="eastAsia"/>
-              </w:rPr>
-            </w:pPr>
-            <w:proofErr w:type="spellStart"/>
+              <w:t>s.length // 一个有括号，一个没</w:t>
+            </w:r>
+          </w:p>
+          <w:p>
+            <w:pPr>
+              <w:rPr>
+                <w:rFonts w:hint="eastAsia"/>
+              </w:rPr>
+            </w:pPr>
             <w:r>
               <w:t>map.set</w:t>
             </w:r>
-            <w:proofErr w:type="spellEnd"/>
             <w:r>
               <w:rPr>
                 <w:highlight w:val="yellow"/>
               </w:rPr>
-              <w:t>(</w:t>
-            </w:r>
-            <w:proofErr w:type="spellStart"/>
-            <w:r>
-              <w:rPr>
-                <w:highlight w:val="yellow"/>
-              </w:rPr>
-              <w:t>nums</w:t>
-            </w:r>
-            <w:proofErr w:type="spellEnd"/>
-            <w:r>
-              <w:rPr>
-                <w:highlight w:val="yellow"/>
-              </w:rPr>
-              <w:t>[</w:t>
-            </w:r>
-            <w:proofErr w:type="spellStart"/>
-            <w:r>
-              <w:rPr>
-                <w:highlight w:val="yellow"/>
-              </w:rPr>
-              <w:t>i</w:t>
-            </w:r>
-            <w:proofErr w:type="spellEnd"/>
-            <w:r>
-              <w:rPr>
-                <w:highlight w:val="yellow"/>
-              </w:rPr>
-              <w:t>],</w:t>
-            </w:r>
-            <w:proofErr w:type="spellStart"/>
-            <w:r>
-              <w:rPr>
-                <w:highlight w:val="yellow"/>
-              </w:rPr>
-              <w:t>i</w:t>
-            </w:r>
-            <w:proofErr w:type="spellEnd"/>
-            <w:r>
-              <w:rPr>
-                <w:highlight w:val="yellow"/>
-              </w:rPr>
-              <w:t>)</w:t>
+              <w:t>(nums[i],i)</w:t>
             </w:r>
             <w:r>
               <w:rPr>
@@ -4109,7 +2944,6 @@
                 <w:rFonts w:hint="eastAsia"/>
               </w:rPr>
             </w:pPr>
-            <w:proofErr w:type="gramStart"/>
             <w:r>
               <w:rPr>
                 <w:rFonts w:hint="eastAsia"/>
@@ -4117,7 +2951,6 @@
               </w:rPr>
               <w:t>.split</w:t>
             </w:r>
-            <w:proofErr w:type="gramEnd"/>
             <w:r>
               <w:rPr>
                 <w:rFonts w:hint="eastAsia"/>
@@ -4140,7 +2973,6 @@
                 <w:rFonts w:hint="eastAsia"/>
               </w:rPr>
             </w:pPr>
-            <w:proofErr w:type="gramStart"/>
             <w:r>
               <w:rPr>
                 <w:rFonts w:hint="eastAsia"/>
@@ -4148,7 +2980,6 @@
               </w:rPr>
               <w:t>.join</w:t>
             </w:r>
-            <w:proofErr w:type="gramEnd"/>
             <w:r>
               <w:rPr>
                 <w:rFonts w:hint="eastAsia"/>
@@ -4308,21 +3139,7 @@
               <w:rPr>
                 <w:rFonts w:hint="eastAsia"/>
               </w:rPr>
-              <w:t xml:space="preserve">let </w:t>
-            </w:r>
-            <w:proofErr w:type="spellStart"/>
-            <w:r>
-              <w:rPr>
-                <w:rFonts w:hint="eastAsia"/>
-              </w:rPr>
-              <w:t>arr</w:t>
-            </w:r>
-            <w:proofErr w:type="spellEnd"/>
-            <w:r>
-              <w:rPr>
-                <w:rFonts w:hint="eastAsia"/>
-              </w:rPr>
-              <w:t xml:space="preserve"> = [1, 2, 3, 4, 1, 2, 3];</w:t>
+              <w:t>let arr = [1, 2, 3, 4, 1, 2, 3];</w:t>
             </w:r>
           </w:p>
           <w:p>
@@ -4336,43 +3153,7 @@
               <w:rPr>
                 <w:rFonts w:hint="eastAsia"/>
               </w:rPr>
-              <w:t>new Set(</w:t>
-            </w:r>
-            <w:proofErr w:type="spellStart"/>
-            <w:proofErr w:type="gramStart"/>
-            <w:r>
-              <w:rPr>
-                <w:rFonts w:hint="eastAsia"/>
-              </w:rPr>
-              <w:t>arr</w:t>
-            </w:r>
-            <w:proofErr w:type="spellEnd"/>
-            <w:r>
-              <w:rPr>
-                <w:rFonts w:hint="eastAsia"/>
-              </w:rPr>
-              <w:t>)  /</w:t>
-            </w:r>
-            <w:proofErr w:type="gramEnd"/>
-            <w:r>
-              <w:rPr>
-                <w:rFonts w:hint="eastAsia"/>
-              </w:rPr>
-              <w:t xml:space="preserve">/ </w:t>
-            </w:r>
-            <w:proofErr w:type="gramStart"/>
-            <w:r>
-              <w:rPr>
-                <w:rFonts w:hint="eastAsia"/>
-              </w:rPr>
-              <w:t>Set(</w:t>
-            </w:r>
-            <w:proofErr w:type="gramEnd"/>
-            <w:r>
-              <w:rPr>
-                <w:rFonts w:hint="eastAsia"/>
-              </w:rPr>
-              <w:t>4) {1, 2, 3, 4}</w:t>
+              <w:t>new Set(arr)  // Set(4) {1, 2, 3, 4}</w:t>
             </w:r>
           </w:p>
           <w:p>
@@ -4415,29 +3196,56 @@
                 <w:rFonts w:hint="eastAsia"/>
                 <w:highlight w:val="yellow"/>
               </w:rPr>
-              <w:t>[...new Set(</w:t>
-            </w:r>
-            <w:proofErr w:type="spellStart"/>
+              <w:t>[...new Set(arr)]</w:t>
+            </w:r>
+            <w:r>
+              <w:rPr>
+                <w:rFonts w:hint="eastAsia"/>
+              </w:rPr>
+              <w:t xml:space="preserve"> // [1, 2, 3, 4]</w:t>
+            </w:r>
+          </w:p>
+          <w:p>
+            <w:pPr>
+              <w:ind w:left="360"/>
+              <w:rPr>
+                <w:rFonts w:hint="eastAsia"/>
+              </w:rPr>
+            </w:pPr>
+            <w:r>
+              <w:rPr>
+                <w:rFonts w:hint="eastAsia"/>
+              </w:rPr>
+              <w:t xml:space="preserve"> </w:t>
+            </w:r>
+          </w:p>
+          <w:p>
+            <w:pPr>
+              <w:ind w:left="360"/>
+              <w:rPr>
+                <w:rFonts w:hint="eastAsia"/>
+              </w:rPr>
+            </w:pPr>
+            <w:r>
+              <w:rPr>
+                <w:rFonts w:hint="eastAsia"/>
+              </w:rPr>
+              <w:t>// 数组方法也可以用来转换为数组</w:t>
+            </w:r>
+          </w:p>
+          <w:p>
+            <w:pPr>
+              <w:ind w:left="360"/>
+              <w:rPr>
+                <w:rFonts w:hint="eastAsia"/>
+              </w:rPr>
+            </w:pPr>
             <w:r>
               <w:rPr>
                 <w:rFonts w:hint="eastAsia"/>
                 <w:highlight w:val="yellow"/>
               </w:rPr>
-              <w:t>arr</w:t>
-            </w:r>
-            <w:proofErr w:type="spellEnd"/>
-            <w:r>
-              <w:rPr>
-                <w:rFonts w:hint="eastAsia"/>
-                <w:highlight w:val="yellow"/>
-              </w:rPr>
-              <w:t>)]</w:t>
-            </w:r>
-            <w:r>
-              <w:rPr>
-                <w:rFonts w:hint="eastAsia"/>
-              </w:rPr>
-              <w:t xml:space="preserve"> // [1, 2, 3, 4]</w:t>
+              <w:t>Array.from(new Set(arr))</w:t>
             </w:r>
           </w:p>
           <w:p>
@@ -4451,7 +3259,6 @@
               <w:rPr>
                 <w:rFonts w:hint="eastAsia"/>
               </w:rPr>
-              <w:lastRenderedPageBreak/>
               <w:t xml:space="preserve"> </w:t>
             </w:r>
           </w:p>
@@ -4466,7 +3273,7 @@
               <w:rPr>
                 <w:rFonts w:hint="eastAsia"/>
               </w:rPr>
-              <w:t>// 数组方法也可以用来转换为数组</w:t>
+              <w:t xml:space="preserve"> </w:t>
             </w:r>
           </w:p>
           <w:p>
@@ -4476,37 +3283,11 @@
                 <w:rFonts w:hint="eastAsia"/>
               </w:rPr>
             </w:pPr>
-            <w:proofErr w:type="spellStart"/>
-            <w:r>
-              <w:rPr>
-                <w:rFonts w:hint="eastAsia"/>
-                <w:highlight w:val="yellow"/>
-              </w:rPr>
-              <w:t>Array.from</w:t>
-            </w:r>
-            <w:proofErr w:type="spellEnd"/>
-            <w:r>
-              <w:rPr>
-                <w:rFonts w:hint="eastAsia"/>
-                <w:highlight w:val="yellow"/>
-              </w:rPr>
-              <w:t>(new Set(</w:t>
-            </w:r>
-            <w:proofErr w:type="spellStart"/>
-            <w:r>
-              <w:rPr>
-                <w:rFonts w:hint="eastAsia"/>
-                <w:highlight w:val="yellow"/>
-              </w:rPr>
-              <w:t>arr</w:t>
-            </w:r>
-            <w:proofErr w:type="spellEnd"/>
-            <w:r>
-              <w:rPr>
-                <w:rFonts w:hint="eastAsia"/>
-                <w:highlight w:val="yellow"/>
-              </w:rPr>
-              <w:t>))</w:t>
+            <w:r>
+              <w:rPr>
+                <w:rFonts w:hint="eastAsia"/>
+              </w:rPr>
+              <w:t>// 字符串去重</w:t>
             </w:r>
           </w:p>
           <w:p>
@@ -4520,6 +3301,34 @@
               <w:rPr>
                 <w:rFonts w:hint="eastAsia"/>
               </w:rPr>
+              <w:t>let str = 'abcdab';</w:t>
+            </w:r>
+          </w:p>
+          <w:p>
+            <w:pPr>
+              <w:ind w:left="360"/>
+              <w:rPr>
+                <w:rFonts w:hint="eastAsia"/>
+              </w:rPr>
+            </w:pPr>
+            <w:r>
+              <w:rPr>
+                <w:rFonts w:hint="eastAsia"/>
+              </w:rPr>
+              <w:t>new Set(str) // Set(4) {'a', 'b', 'c', 'd'}</w:t>
+            </w:r>
+          </w:p>
+          <w:p>
+            <w:pPr>
+              <w:ind w:left="360"/>
+              <w:rPr>
+                <w:rFonts w:hint="eastAsia"/>
+              </w:rPr>
+            </w:pPr>
+            <w:r>
+              <w:rPr>
+                <w:rFonts w:hint="eastAsia"/>
+              </w:rPr>
               <w:t xml:space="preserve"> </w:t>
             </w:r>
           </w:p>
@@ -4534,7 +3343,7 @@
               <w:rPr>
                 <w:rFonts w:hint="eastAsia"/>
               </w:rPr>
-              <w:t xml:space="preserve"> </w:t>
+              <w:t>// 将结果重新转换为字符串</w:t>
             </w:r>
           </w:p>
           <w:p>
@@ -4548,147 +3357,7 @@
               <w:rPr>
                 <w:rFonts w:hint="eastAsia"/>
               </w:rPr>
-              <w:t>// 字符串去重</w:t>
-            </w:r>
-          </w:p>
-          <w:p>
-            <w:pPr>
-              <w:ind w:left="360"/>
-              <w:rPr>
-                <w:rFonts w:hint="eastAsia"/>
-              </w:rPr>
-            </w:pPr>
-            <w:r>
-              <w:rPr>
-                <w:rFonts w:hint="eastAsia"/>
-              </w:rPr>
-              <w:t>let str = '</w:t>
-            </w:r>
-            <w:proofErr w:type="spellStart"/>
-            <w:r>
-              <w:rPr>
-                <w:rFonts w:hint="eastAsia"/>
-              </w:rPr>
-              <w:t>abcdab</w:t>
-            </w:r>
-            <w:proofErr w:type="spellEnd"/>
-            <w:r>
-              <w:rPr>
-                <w:rFonts w:hint="eastAsia"/>
-              </w:rPr>
-              <w:t>';</w:t>
-            </w:r>
-          </w:p>
-          <w:p>
-            <w:pPr>
-              <w:ind w:left="360"/>
-              <w:rPr>
-                <w:rFonts w:hint="eastAsia"/>
-              </w:rPr>
-            </w:pPr>
-            <w:r>
-              <w:rPr>
-                <w:rFonts w:hint="eastAsia"/>
-              </w:rPr>
-              <w:t xml:space="preserve">new Set(str) // </w:t>
-            </w:r>
-            <w:proofErr w:type="gramStart"/>
-            <w:r>
-              <w:rPr>
-                <w:rFonts w:hint="eastAsia"/>
-              </w:rPr>
-              <w:t>Set(</w:t>
-            </w:r>
-            <w:proofErr w:type="gramEnd"/>
-            <w:r>
-              <w:rPr>
-                <w:rFonts w:hint="eastAsia"/>
-              </w:rPr>
-              <w:t>4) {'a', 'b', 'c', 'd'}</w:t>
-            </w:r>
-          </w:p>
-          <w:p>
-            <w:pPr>
-              <w:ind w:left="360"/>
-              <w:rPr>
-                <w:rFonts w:hint="eastAsia"/>
-              </w:rPr>
-            </w:pPr>
-            <w:r>
-              <w:rPr>
-                <w:rFonts w:hint="eastAsia"/>
-              </w:rPr>
-              <w:t xml:space="preserve"> </w:t>
-            </w:r>
-          </w:p>
-          <w:p>
-            <w:pPr>
-              <w:ind w:left="360"/>
-              <w:rPr>
-                <w:rFonts w:hint="eastAsia"/>
-              </w:rPr>
-            </w:pPr>
-            <w:r>
-              <w:rPr>
-                <w:rFonts w:hint="eastAsia"/>
-              </w:rPr>
-              <w:t>// 将结果重新转换为字符串</w:t>
-            </w:r>
-          </w:p>
-          <w:p>
-            <w:pPr>
-              <w:ind w:left="360"/>
-              <w:rPr>
-                <w:rFonts w:hint="eastAsia"/>
-              </w:rPr>
-            </w:pPr>
-            <w:r>
-              <w:rPr>
-                <w:rFonts w:hint="eastAsia"/>
-              </w:rPr>
-              <w:t>[...new Set(str)</w:t>
-            </w:r>
-            <w:proofErr w:type="gramStart"/>
-            <w:r>
-              <w:rPr>
-                <w:rFonts w:hint="eastAsia"/>
-              </w:rPr>
-              <w:t>].join</w:t>
-            </w:r>
-            <w:proofErr w:type="gramEnd"/>
-            <w:r>
-              <w:rPr>
-                <w:rFonts w:hint="eastAsia"/>
-              </w:rPr>
-              <w:t>('</w:t>
-            </w:r>
-            <w:proofErr w:type="gramStart"/>
-            <w:r>
-              <w:rPr>
-                <w:rFonts w:hint="eastAsia"/>
-              </w:rPr>
-              <w:t>')  /</w:t>
-            </w:r>
-            <w:proofErr w:type="gramEnd"/>
-            <w:r>
-              <w:rPr>
-                <w:rFonts w:hint="eastAsia"/>
-              </w:rPr>
-              <w:t>/ '</w:t>
-            </w:r>
-            <w:proofErr w:type="spellStart"/>
-            <w:r>
-              <w:rPr>
-                <w:rFonts w:hint="eastAsia"/>
-              </w:rPr>
-              <w:t>abcd</w:t>
-            </w:r>
-            <w:proofErr w:type="spellEnd"/>
-            <w:r>
-              <w:rPr>
-                <w:rFonts w:hint="eastAsia"/>
-              </w:rPr>
-              <w:t>'</w:t>
+              <w:t>[...new Set(str)].join('')  // 'abcd'</w:t>
             </w:r>
           </w:p>
         </w:tc>
@@ -4700,22 +3369,8 @@
           <w:rFonts w:hint="eastAsia"/>
         </w:rPr>
       </w:pPr>
-      <w:proofErr w:type="spellStart"/>
-      <w:r>
-        <w:lastRenderedPageBreak/>
-        <w:t>Array.from</w:t>
-      </w:r>
-      <w:proofErr w:type="spellEnd"/>
-      <w:r>
-        <w:t>() 是 ES6 引入的静态方法，</w:t>
-      </w:r>
-      <w:proofErr w:type="gramStart"/>
-      <w:r>
-        <w:t>用于将类数组</w:t>
-      </w:r>
-      <w:proofErr w:type="gramEnd"/>
-      <w:r>
-        <w:t>对象（具有 length 属性的对象）或可迭代对象（如字符串、Set、Map）转换为数组。</w:t>
+      <w:r>
+        <w:t>Array.from() 是 ES6 引入的静态方法，用于将类数组对象（具有 length 属性的对象）或可迭代对象（如字符串、Set、Map）转换为数组。</w:t>
       </w:r>
     </w:p>
     <w:p>
@@ -4730,7 +3385,6 @@
         </w:rPr>
         <w:t>用法：</w:t>
       </w:r>
-      <w:proofErr w:type="spellStart"/>
       <w:r>
         <w:rPr>
           <w:b/>
@@ -4748,14 +3402,8 @@
         </w:rPr>
         <w:t>from</w:t>
       </w:r>
-      <w:proofErr w:type="spellEnd"/>
-      <w:r>
-        <w:t>(</w:t>
-      </w:r>
-      <w:proofErr w:type="spellStart"/>
-      <w:proofErr w:type="gramStart"/>
-      <w:r>
-        <w:t>map.</w:t>
+      <w:r>
+        <w:t>(map.</w:t>
       </w:r>
       <w:r>
         <w:rPr>
@@ -4764,8 +3412,6 @@
         </w:rPr>
         <w:t>values</w:t>
       </w:r>
-      <w:proofErr w:type="spellEnd"/>
-      <w:proofErr w:type="gramEnd"/>
       <w:r>
         <w:t>())</w:t>
       </w:r>
@@ -4808,21 +3454,7 @@
               <w:rPr>
                 <w:rFonts w:hint="eastAsia"/>
               </w:rPr>
-              <w:t>set(</w:t>
-            </w:r>
-            <w:proofErr w:type="spellStart"/>
-            <w:r>
-              <w:rPr>
-                <w:rFonts w:hint="eastAsia"/>
-              </w:rPr>
-              <w:t>key,val</w:t>
-            </w:r>
-            <w:proofErr w:type="spellEnd"/>
-            <w:r>
-              <w:rPr>
-                <w:rFonts w:hint="eastAsia"/>
-              </w:rPr>
-              <w:t>)： 添加某个值，返回Map结构本身。</w:t>
+              <w:t>set(key,val)： 添加某个值，返回Map结构本身。</w:t>
             </w:r>
           </w:p>
           <w:p>
@@ -4949,19 +3581,11 @@
                 <w:rFonts w:hint="eastAsia"/>
               </w:rPr>
             </w:pPr>
-            <w:proofErr w:type="spellStart"/>
-            <w:r>
-              <w:rPr>
-                <w:rFonts w:hint="eastAsia"/>
-              </w:rPr>
-              <w:t>forEach</w:t>
-            </w:r>
-            <w:proofErr w:type="spellEnd"/>
-            <w:r>
-              <w:rPr>
-                <w:rFonts w:hint="eastAsia"/>
-              </w:rPr>
-              <w:t>()：遍历 Map 的所有成员。</w:t>
+            <w:r>
+              <w:rPr>
+                <w:rFonts w:hint="eastAsia"/>
+              </w:rPr>
+              <w:t>forEach()：遍历 Map 的所有成员。</w:t>
             </w:r>
           </w:p>
         </w:tc>
@@ -5016,15 +3640,7 @@
               </w:rPr>
             </w:pPr>
             <w:r>
-              <w:t xml:space="preserve">delete() </w:t>
-            </w:r>
-            <w:proofErr w:type="gramStart"/>
-            <w:r>
-              <w:t>删</w:t>
-            </w:r>
-            <w:proofErr w:type="gramEnd"/>
-            <w:r>
-              <w:t>，返回布尔值，表示删除是否成功</w:t>
+              <w:t>delete() 删，返回布尔值，表示删除是否成功</w:t>
             </w:r>
           </w:p>
           <w:p>
@@ -5114,33 +3730,11 @@
                 <w:rFonts w:hint="eastAsia"/>
               </w:rPr>
             </w:pPr>
-            <w:proofErr w:type="spellStart"/>
-            <w:r>
-              <w:rPr>
-                <w:rFonts w:hint="eastAsia"/>
-              </w:rPr>
-              <w:t>forEach</w:t>
-            </w:r>
-            <w:proofErr w:type="spellEnd"/>
-            <w:r>
-              <w:rPr>
-                <w:rFonts w:hint="eastAsia"/>
-              </w:rPr>
-              <w:t>()：</w:t>
-            </w:r>
-            <w:proofErr w:type="gramStart"/>
-            <w:r>
-              <w:rPr>
-                <w:rFonts w:hint="eastAsia"/>
-              </w:rPr>
-              <w:t>使用回调函数遍历</w:t>
-            </w:r>
-            <w:proofErr w:type="gramEnd"/>
-            <w:r>
-              <w:rPr>
-                <w:rFonts w:hint="eastAsia"/>
-              </w:rPr>
-              <w:t>每个成员</w:t>
+            <w:r>
+              <w:rPr>
+                <w:rFonts w:hint="eastAsia"/>
+              </w:rPr>
+              <w:t>forEach()：使用回调函数遍历每个成员</w:t>
             </w:r>
           </w:p>
           <w:p>
@@ -5166,21 +3760,7 @@
               <w:rPr>
                 <w:rFonts w:hint="eastAsia"/>
               </w:rPr>
-              <w:t>!!!注意： 由于Set没有键名，只有值名，keys</w:t>
-            </w:r>
-            <w:proofErr w:type="gramStart"/>
-            <w:r>
-              <w:rPr>
-                <w:rFonts w:hint="eastAsia"/>
-              </w:rPr>
-              <w:t>()和values(</w:t>
-            </w:r>
-            <w:proofErr w:type="gramEnd"/>
-            <w:r>
-              <w:rPr>
-                <w:rFonts w:hint="eastAsia"/>
-              </w:rPr>
-              <w:t>)返回的结果是一样.</w:t>
+              <w:t>!!!注意： 由于Set没有键名，只有值名，keys()和values()返回的结果是一样.</w:t>
             </w:r>
           </w:p>
           <w:p>
@@ -5246,7 +3826,6 @@
         <w:rPr>
           <w:rFonts w:hint="eastAsia"/>
         </w:rPr>
-        <w:lastRenderedPageBreak/>
         <w:t>25.12.1</w:t>
       </w:r>
       <w:r>
@@ -5302,15 +3881,8 @@
         </w:rPr>
         <w:t>‌</w:t>
       </w:r>
-      <w:proofErr w:type="spellStart"/>
-      <w:proofErr w:type="gramStart"/>
-      <w:r>
-        <w:t>array.fill</w:t>
-      </w:r>
-      <w:proofErr w:type="spellEnd"/>
-      <w:proofErr w:type="gramEnd"/>
-      <w:r>
-        <w:t>(value, start, end)</w:t>
+      <w:r>
+        <w:t>array.fill(value, start, end)</w:t>
       </w:r>
     </w:p>
     <w:p>
@@ -5434,12 +4006,7 @@
         </w:rPr>
       </w:pPr>
       <w:r>
-        <w:t xml:space="preserve">  </w:t>
-      </w:r>
-      <w:proofErr w:type="spellStart"/>
-      <w:proofErr w:type="gramStart"/>
-      <w:r>
-        <w:t>a.</w:t>
+        <w:t>  a.</w:t>
       </w:r>
       <w:r>
         <w:rPr>
@@ -5448,8 +4015,6 @@
         </w:rPr>
         <w:t>fill</w:t>
       </w:r>
-      <w:proofErr w:type="spellEnd"/>
-      <w:proofErr w:type="gramEnd"/>
       <w:r>
         <w:t>(0);</w:t>
       </w:r>
@@ -5461,11 +4026,7 @@
         </w:rPr>
       </w:pPr>
       <w:r>
-        <w:t xml:space="preserve">  </w:t>
-      </w:r>
-      <w:proofErr w:type="spellStart"/>
-      <w:r>
-        <w:t>areas.</w:t>
+        <w:t>  areas.</w:t>
       </w:r>
       <w:r>
         <w:rPr>
@@ -5474,7 +4035,6 @@
         </w:rPr>
         <w:t>fill</w:t>
       </w:r>
-      <w:proofErr w:type="spellEnd"/>
       <w:r>
         <w:t xml:space="preserve">(a); </w:t>
       </w:r>
@@ -5506,37 +4066,8 @@
           <w:rFonts w:hint="eastAsia"/>
         </w:rPr>
       </w:pPr>
-      <w:proofErr w:type="spellStart"/>
-      <w:r>
-        <w:t>Array.from</w:t>
-      </w:r>
-      <w:proofErr w:type="spellEnd"/>
-      <w:r>
-        <w:t>(</w:t>
-      </w:r>
-      <w:proofErr w:type="spellStart"/>
-      <w:r>
-        <w:t>arrayLikeOrIterable</w:t>
-      </w:r>
-      <w:proofErr w:type="spellEnd"/>
-      <w:r>
-        <w:t xml:space="preserve">, </w:t>
-      </w:r>
-      <w:proofErr w:type="spellStart"/>
-      <w:r>
-        <w:t>mapFn</w:t>
-      </w:r>
-      <w:proofErr w:type="spellEnd"/>
-      <w:r>
-        <w:t xml:space="preserve">, </w:t>
-      </w:r>
-      <w:proofErr w:type="spellStart"/>
-      <w:r>
-        <w:t>thisArg</w:t>
-      </w:r>
-      <w:proofErr w:type="spellEnd"/>
-      <w:r>
-        <w:t>)</w:t>
+      <w:r>
+        <w:t>Array.from(arrayLikeOrIterable, mapFn, thisArg)</w:t>
       </w:r>
     </w:p>
     <w:p>
@@ -5549,7 +4080,6 @@
           <w:rFonts w:hint="eastAsia"/>
         </w:rPr>
       </w:pPr>
-      <w:proofErr w:type="spellStart"/>
       <w:r>
         <w:rPr>
           <w:b/>
@@ -5557,7 +4087,6 @@
         </w:rPr>
         <w:t>arrayLikeOrIterable</w:t>
       </w:r>
-      <w:proofErr w:type="spellEnd"/>
       <w:r>
         <w:t> (必需): 类似数组的对象（有 length 属性）或可迭代对象。</w:t>
       </w:r>
@@ -5572,7 +4101,6 @@
           <w:rFonts w:hint="eastAsia"/>
         </w:rPr>
       </w:pPr>
-      <w:proofErr w:type="spellStart"/>
       <w:r>
         <w:rPr>
           <w:b/>
@@ -5580,7 +4108,6 @@
         </w:rPr>
         <w:t>mapFn</w:t>
       </w:r>
-      <w:proofErr w:type="spellEnd"/>
       <w:r>
         <w:t> (可选): 一个函数，对数组中的每个元素执行，返回值作为新数组的元素。</w:t>
       </w:r>
@@ -5595,7 +4122,6 @@
           <w:rFonts w:hint="eastAsia"/>
         </w:rPr>
       </w:pPr>
-      <w:proofErr w:type="spellStart"/>
       <w:r>
         <w:rPr>
           <w:b/>
@@ -5603,17 +4129,8 @@
         </w:rPr>
         <w:t>thisArg</w:t>
       </w:r>
-      <w:proofErr w:type="spellEnd"/>
-      <w:r>
-        <w:t> (可选): 执行 </w:t>
-      </w:r>
-      <w:proofErr w:type="spellStart"/>
-      <w:r>
-        <w:t>mapFn</w:t>
-      </w:r>
-      <w:proofErr w:type="spellEnd"/>
-      <w:r>
-        <w:t> 时 this 的值。 </w:t>
+      <w:r>
+        <w:t> (可选): 执行 mapFn 时 this 的值。 </w:t>
       </w:r>
     </w:p>
     <w:p>
@@ -5659,13 +4176,8 @@
           <w:rFonts w:hint="eastAsia"/>
         </w:rPr>
       </w:pPr>
-      <w:proofErr w:type="spellStart"/>
-      <w:r>
-        <w:t>Array.from</w:t>
-      </w:r>
-      <w:proofErr w:type="spellEnd"/>
-      <w:r>
-        <w:t>('你好') 结果: ['你', '好']。</w:t>
+      <w:r>
+        <w:t>Array.from('你好') 结果: ['你', '好']。</w:t>
       </w:r>
     </w:p>
     <w:p>
@@ -5683,62 +4195,17 @@
           <w:b/>
           <w:bCs/>
         </w:rPr>
-        <w:t xml:space="preserve">将 </w:t>
-      </w:r>
-      <w:proofErr w:type="spellStart"/>
-      <w:r>
-        <w:rPr>
-          <w:b/>
-          <w:bCs/>
-        </w:rPr>
-        <w:t>NodeList</w:t>
-      </w:r>
-      <w:proofErr w:type="spellEnd"/>
-      <w:r>
-        <w:rPr>
-          <w:b/>
-          <w:bCs/>
-        </w:rPr>
-        <w:t>/</w:t>
-      </w:r>
-      <w:proofErr w:type="spellStart"/>
-      <w:r>
-        <w:rPr>
-          <w:b/>
-          <w:bCs/>
-        </w:rPr>
-        <w:t>HTMLCollection</w:t>
-      </w:r>
-      <w:proofErr w:type="spellEnd"/>
-      <w:r>
-        <w:rPr>
-          <w:b/>
-          <w:bCs/>
-        </w:rPr>
-        <w:t xml:space="preserve"> 转为数组</w:t>
-      </w:r>
-    </w:p>
-    <w:p>
-      <w:pPr>
-        <w:rPr>
-          <w:rFonts w:hint="eastAsia"/>
-        </w:rPr>
-      </w:pPr>
-      <w:proofErr w:type="spellStart"/>
-      <w:r>
-        <w:t>Array.from</w:t>
-      </w:r>
-      <w:proofErr w:type="spellEnd"/>
-      <w:r>
-        <w:t>(</w:t>
-      </w:r>
-      <w:proofErr w:type="spellStart"/>
-      <w:r>
-        <w:t>document.querySelectorAll</w:t>
-      </w:r>
-      <w:proofErr w:type="spellEnd"/>
-      <w:r>
-        <w:t>('div')) 可以在 DOM 元素集合上使用数组方法。</w:t>
+        <w:t>将 NodeList/HTMLCollection 转为数组</w:t>
+      </w:r>
+    </w:p>
+    <w:p>
+      <w:pPr>
+        <w:rPr>
+          <w:rFonts w:hint="eastAsia"/>
+        </w:rPr>
+      </w:pPr>
+      <w:r>
+        <w:t>Array.from(document.querySelectorAll('div')) 可以在 DOM 元素集合上使用数组方法。</w:t>
       </w:r>
     </w:p>
     <w:p>
@@ -5768,13 +4235,8 @@
           <w:rFonts w:hint="eastAsia"/>
         </w:rPr>
       </w:pPr>
-      <w:proofErr w:type="spellStart"/>
-      <w:r>
-        <w:t>Array.from</w:t>
-      </w:r>
-      <w:proofErr w:type="spellEnd"/>
-      <w:r>
-        <w:t>({ length: 5 }, (value, index) =&gt; index) 结果: [0, 1, 2, 3, 4]。</w:t>
+      <w:r>
+        <w:t>Array.from({ length: 5 }, (value, index) =&gt; index) 结果: [0, 1, 2, 3, 4]。</w:t>
       </w:r>
     </w:p>
     <w:p>
@@ -5801,13 +4263,8 @@
           <w:rFonts w:hint="eastAsia"/>
         </w:rPr>
       </w:pPr>
-      <w:proofErr w:type="spellStart"/>
-      <w:r>
-        <w:t>Array.from</w:t>
-      </w:r>
-      <w:proofErr w:type="spellEnd"/>
-      <w:r>
-        <w:t>([1, 2, 3], x =&gt; x * 2) 结果: [2, 4, 6]。</w:t>
+      <w:r>
+        <w:t>Array.from([1, 2, 3], x =&gt; x * 2) 结果: [2, 4, 6]。</w:t>
       </w:r>
     </w:p>
     <w:p>
@@ -5835,31 +4292,7 @@
         </w:rPr>
       </w:pPr>
       <w:r>
-        <w:t xml:space="preserve">const </w:t>
-      </w:r>
-      <w:proofErr w:type="spellStart"/>
-      <w:r>
-        <w:t>myMap</w:t>
-      </w:r>
-      <w:proofErr w:type="spellEnd"/>
-      <w:r>
-        <w:t xml:space="preserve"> = new Map([['a', 1], ['b', 2]]); </w:t>
-      </w:r>
-      <w:proofErr w:type="spellStart"/>
-      <w:r>
-        <w:t>Array.from</w:t>
-      </w:r>
-      <w:proofErr w:type="spellEnd"/>
-      <w:r>
-        <w:t>(</w:t>
-      </w:r>
-      <w:proofErr w:type="spellStart"/>
-      <w:r>
-        <w:t>myMap</w:t>
-      </w:r>
-      <w:proofErr w:type="spellEnd"/>
-      <w:r>
-        <w:t>) 结果: [['a', 1], ['b', 2]]。 </w:t>
+        <w:t>const myMap = new Map([['a', 1], ['b', 2]]); Array.from(myMap) 结果: [['a', 1], ['b', 2]]。 </w:t>
       </w:r>
     </w:p>
     <w:p>
@@ -5874,7 +4307,6 @@
         <w:rPr>
           <w:rFonts w:hint="eastAsia"/>
         </w:rPr>
-        <w:lastRenderedPageBreak/>
         <w:t>LC记录6</w:t>
       </w:r>
       <w:bookmarkEnd w:id="10"/>
@@ -5887,13 +4319,8 @@
           <w:rFonts w:hint="eastAsia"/>
         </w:rPr>
       </w:pPr>
-      <w:proofErr w:type="spellStart"/>
-      <w:r>
-        <w:t>array.slice</w:t>
-      </w:r>
-      <w:proofErr w:type="spellEnd"/>
-      <w:r>
-        <w:t>() 方法用于从数组中提取指定范围的元素，返回一个</w:t>
+      <w:r>
+        <w:t>array.slice() 方法用于从数组中提取指定范围的元素，返回一个</w:t>
       </w:r>
       <w:r>
         <w:rPr>
@@ -5913,15 +4340,7 @@
         <w:t>不修改</w:t>
       </w:r>
       <w:r>
-        <w:t>原始数组，其用法是 </w:t>
-      </w:r>
-      <w:proofErr w:type="spellStart"/>
-      <w:r>
-        <w:t>arr.slice</w:t>
-      </w:r>
-      <w:proofErr w:type="spellEnd"/>
-      <w:r>
-        <w:t>(begin, end)，可以提取从 begin（包含）到 end（不包含）的元素，支持正负索引（负数从尾部计数），省略 end 则提取到末尾</w:t>
+        <w:t>原始数组，其用法是 arr.slice(begin, end)，可以提取从 begin（包含）到 end（不包含）的元素，支持正负索引（负数从尾部计数），省略 end 则提取到末尾</w:t>
       </w:r>
     </w:p>
     <w:p>
@@ -6120,23 +4539,7 @@
         <w:t>‌</w:t>
       </w:r>
       <w:r>
-        <w:t>：字符串支持索引访问（如str[0]）和部分数组方法（如split()、</w:t>
-      </w:r>
-      <w:proofErr w:type="spellStart"/>
-      <w:r>
-        <w:t>concat</w:t>
-      </w:r>
-      <w:proofErr w:type="spellEnd"/>
-      <w:r>
-        <w:t>()、</w:t>
-      </w:r>
-      <w:proofErr w:type="spellStart"/>
-      <w:r>
-        <w:t>indexOf</w:t>
-      </w:r>
-      <w:proofErr w:type="spellEnd"/>
-      <w:r>
-        <w:t>()）。</w:t>
+        <w:t>：字符串支持索引访问（如str[0]）和部分数组方法（如split()、concat()、indexOf()）。</w:t>
       </w:r>
     </w:p>
     <w:p>
@@ -6306,14 +4709,12 @@
             <w:r>
               <w:t>‘</w:t>
             </w:r>
-            <w:proofErr w:type="spellStart"/>
             <w:r>
               <w:rPr>
                 <w:rFonts w:hint="eastAsia"/>
               </w:rPr>
               <w:t>abcabc</w:t>
             </w:r>
-            <w:proofErr w:type="spellEnd"/>
             <w:r>
               <w:t>’</w:t>
             </w:r>
@@ -6326,21 +4727,11 @@
                 <w:rFonts w:hint="eastAsia"/>
               </w:rPr>
             </w:pPr>
-            <w:proofErr w:type="spellStart"/>
-            <w:proofErr w:type="gramStart"/>
-            <w:r>
-              <w:rPr>
-                <w:rFonts w:hint="eastAsia"/>
-              </w:rPr>
-              <w:t>s.length</w:t>
-            </w:r>
-            <w:proofErr w:type="spellEnd"/>
-            <w:proofErr w:type="gramEnd"/>
-            <w:r>
-              <w:rPr>
-                <w:rFonts w:hint="eastAsia"/>
-              </w:rPr>
-              <w:t xml:space="preserve">  //6</w:t>
+            <w:r>
+              <w:rPr>
+                <w:rFonts w:hint="eastAsia"/>
+              </w:rPr>
+              <w:t>s.length  //6</w:t>
             </w:r>
           </w:p>
           <w:p>
@@ -6351,19 +4742,11 @@
                 <w:rFonts w:hint="eastAsia"/>
               </w:rPr>
             </w:pPr>
-            <w:proofErr w:type="gramStart"/>
-            <w:r>
-              <w:rPr>
-                <w:rFonts w:hint="eastAsia"/>
-              </w:rPr>
-              <w:t>s[</w:t>
-            </w:r>
-            <w:proofErr w:type="gramEnd"/>
-            <w:r>
-              <w:rPr>
-                <w:rFonts w:hint="eastAsia"/>
-              </w:rPr>
-              <w:t>0] //</w:t>
+            <w:r>
+              <w:rPr>
+                <w:rFonts w:hint="eastAsia"/>
+              </w:rPr>
+              <w:t>s[0] //</w:t>
             </w:r>
             <w:r>
               <w:t>’</w:t>
@@ -6460,7 +4843,6 @@
         <w:rPr>
           <w:rFonts w:hint="eastAsia"/>
         </w:rPr>
-        <w:lastRenderedPageBreak/>
         <w:t>LC记录10</w:t>
       </w:r>
     </w:p>
@@ -6473,23 +4855,7 @@
         </w:rPr>
       </w:pPr>
       <w:r>
-        <w:t>let sum = new Array(</w:t>
-      </w:r>
-      <w:proofErr w:type="spellStart"/>
-      <w:r>
-        <w:t>nums</w:t>
-      </w:r>
-      <w:proofErr w:type="spellEnd"/>
-      <w:r>
-        <w:t>); 应为 let sum = new Array(</w:t>
-      </w:r>
-      <w:proofErr w:type="spellStart"/>
-      <w:r>
-        <w:t>nums.length</w:t>
-      </w:r>
-      <w:proofErr w:type="spellEnd"/>
-      <w:r>
-        <w:t>).fill(0);，否则 sum 是一个包含原数组引用的数组，而不是前缀和数组。</w:t>
+        <w:t>let sum = new Array(nums); 应为 let sum = new Array(nums.length).fill(0);，否则 sum 是一个包含原数组引用的数组，而不是前缀和数组。</w:t>
       </w:r>
     </w:p>
     <w:p>
@@ -6511,12 +4877,18 @@
       <w:pPr>
         <w:widowControl/>
         <w:jc w:val="left"/>
+        <w:rPr>
+          <w:rFonts w:hint="eastAsia"/>
+        </w:rPr>
       </w:pPr>
     </w:p>
     <w:p>
       <w:pPr>
         <w:widowControl/>
         <w:jc w:val="left"/>
+        <w:rPr>
+          <w:rFonts w:hint="eastAsia"/>
+        </w:rPr>
       </w:pPr>
     </w:p>
     <w:p>
@@ -6530,13 +4902,7 @@
         <w:rPr>
           <w:rFonts w:hint="eastAsia"/>
         </w:rPr>
-        <w:t>25.12.2</w:t>
-      </w:r>
-      <w:r>
-        <w:rPr>
-          <w:rFonts w:hint="eastAsia"/>
-        </w:rPr>
-        <w:t>5</w:t>
+        <w:t>25.12.25</w:t>
       </w:r>
     </w:p>
     <w:p>
@@ -6550,36 +4916,28 @@
         <w:rPr>
           <w:rFonts w:hint="eastAsia"/>
         </w:rPr>
-        <w:t>LC记录1</w:t>
-      </w:r>
-      <w:r>
-        <w:rPr>
-          <w:rFonts w:hint="eastAsia"/>
-        </w:rPr>
-        <w:t>1</w:t>
+        <w:t>LC记录11</w:t>
       </w:r>
     </w:p>
     <w:p>
       <w:pPr>
         <w:widowControl/>
         <w:jc w:val="left"/>
+        <w:rPr>
+          <w:rFonts w:hint="eastAsia"/>
+        </w:rPr>
       </w:pPr>
     </w:p>
     <w:p>
       <w:pPr>
         <w:widowControl/>
         <w:jc w:val="left"/>
-      </w:pPr>
-      <w:r>
-        <w:t>类表达式是定义类的另一种方法。类表达式可以命名或</w:t>
-      </w:r>
-      <w:proofErr w:type="gramStart"/>
-      <w:r>
-        <w:t>不</w:t>
-      </w:r>
-      <w:proofErr w:type="gramEnd"/>
-      <w:r>
-        <w:t>命名。命名类表达式的名称是该类体的局部名称。</w:t>
+        <w:rPr>
+          <w:rFonts w:hint="eastAsia"/>
+        </w:rPr>
+      </w:pPr>
+      <w:r>
+        <w:t>类表达式是定义类的另一种方法。类表达式可以命名或不命名。命名类表达式的名称是该类体的局部名称。</w:t>
       </w:r>
     </w:p>
     <w:tbl>
@@ -6623,21 +4981,7 @@
               <w:rPr>
                 <w:rFonts w:hint="eastAsia"/>
               </w:rPr>
-              <w:t xml:space="preserve">let </w:t>
-            </w:r>
-            <w:proofErr w:type="spellStart"/>
-            <w:r>
-              <w:rPr>
-                <w:rFonts w:hint="eastAsia"/>
-              </w:rPr>
-              <w:t>Runoob</w:t>
-            </w:r>
-            <w:proofErr w:type="spellEnd"/>
-            <w:r>
-              <w:rPr>
-                <w:rFonts w:hint="eastAsia"/>
-              </w:rPr>
-              <w:t xml:space="preserve"> = class {</w:t>
+              <w:t>let Runoob = class {</w:t>
             </w:r>
           </w:p>
           <w:p>
@@ -6652,35 +4996,7 @@
               <w:rPr>
                 <w:rFonts w:hint="eastAsia"/>
               </w:rPr>
-              <w:t xml:space="preserve">  </w:t>
-            </w:r>
-            <w:proofErr w:type="gramStart"/>
-            <w:r>
-              <w:rPr>
-                <w:rFonts w:hint="eastAsia"/>
-              </w:rPr>
-              <w:t>constructor(</w:t>
-            </w:r>
-            <w:proofErr w:type="gramEnd"/>
-            <w:r>
-              <w:rPr>
-                <w:rFonts w:hint="eastAsia"/>
-              </w:rPr>
-              <w:t xml:space="preserve">name, </w:t>
-            </w:r>
-            <w:proofErr w:type="spellStart"/>
-            <w:r>
-              <w:rPr>
-                <w:rFonts w:hint="eastAsia"/>
-              </w:rPr>
-              <w:t>url</w:t>
-            </w:r>
-            <w:proofErr w:type="spellEnd"/>
-            <w:r>
-              <w:rPr>
-                <w:rFonts w:hint="eastAsia"/>
-              </w:rPr>
-              <w:t>) {</w:t>
+              <w:t xml:space="preserve">  constructor(name, url) {</w:t>
             </w:r>
           </w:p>
           <w:p>
@@ -6710,21 +5026,7 @@
               <w:rPr>
                 <w:rFonts w:hint="eastAsia"/>
               </w:rPr>
-              <w:t xml:space="preserve">    this.url = </w:t>
-            </w:r>
-            <w:proofErr w:type="spellStart"/>
-            <w:r>
-              <w:rPr>
-                <w:rFonts w:hint="eastAsia"/>
-              </w:rPr>
-              <w:t>url</w:t>
-            </w:r>
-            <w:proofErr w:type="spellEnd"/>
-            <w:r>
-              <w:rPr>
-                <w:rFonts w:hint="eastAsia"/>
-              </w:rPr>
-              <w:t>;</w:t>
+              <w:t xml:space="preserve">    this.url = url;</w:t>
             </w:r>
           </w:p>
           <w:p>
@@ -6765,19 +5067,11 @@
                 <w:rFonts w:hint="eastAsia"/>
               </w:rPr>
             </w:pPr>
-            <w:proofErr w:type="gramStart"/>
-            <w:r>
-              <w:rPr>
-                <w:rFonts w:hint="eastAsia"/>
-              </w:rPr>
-              <w:t>console.log(</w:t>
-            </w:r>
-            <w:proofErr w:type="gramEnd"/>
-            <w:r>
-              <w:rPr>
-                <w:rFonts w:hint="eastAsia"/>
-              </w:rPr>
-              <w:t>Runoob.name);</w:t>
+            <w:r>
+              <w:rPr>
+                <w:rFonts w:hint="eastAsia"/>
+              </w:rPr>
+              <w:t>console.log(Runoob.name);</w:t>
             </w:r>
           </w:p>
           <w:p>
@@ -6792,21 +5086,7 @@
               <w:rPr>
                 <w:rFonts w:hint="eastAsia"/>
               </w:rPr>
-              <w:t>// output: "</w:t>
-            </w:r>
-            <w:proofErr w:type="spellStart"/>
-            <w:r>
-              <w:rPr>
-                <w:rFonts w:hint="eastAsia"/>
-              </w:rPr>
-              <w:t>Runoob</w:t>
-            </w:r>
-            <w:proofErr w:type="spellEnd"/>
-            <w:r>
-              <w:rPr>
-                <w:rFonts w:hint="eastAsia"/>
-              </w:rPr>
-              <w:t>"</w:t>
+              <w:t>// output: "Runoob"</w:t>
             </w:r>
           </w:p>
           <w:p>
@@ -6851,21 +5131,7 @@
               <w:rPr>
                 <w:rFonts w:hint="eastAsia"/>
               </w:rPr>
-              <w:t xml:space="preserve">let </w:t>
-            </w:r>
-            <w:proofErr w:type="spellStart"/>
-            <w:r>
-              <w:rPr>
-                <w:rFonts w:hint="eastAsia"/>
-              </w:rPr>
-              <w:t>Runoob</w:t>
-            </w:r>
-            <w:proofErr w:type="spellEnd"/>
-            <w:r>
-              <w:rPr>
-                <w:rFonts w:hint="eastAsia"/>
-              </w:rPr>
-              <w:t xml:space="preserve"> = class Runoob2 {</w:t>
+              <w:t>let Runoob = class Runoob2 {</w:t>
             </w:r>
           </w:p>
           <w:p>
@@ -6880,35 +5146,7 @@
               <w:rPr>
                 <w:rFonts w:hint="eastAsia"/>
               </w:rPr>
-              <w:t xml:space="preserve">  </w:t>
-            </w:r>
-            <w:proofErr w:type="gramStart"/>
-            <w:r>
-              <w:rPr>
-                <w:rFonts w:hint="eastAsia"/>
-              </w:rPr>
-              <w:t>constructor(</w:t>
-            </w:r>
-            <w:proofErr w:type="gramEnd"/>
-            <w:r>
-              <w:rPr>
-                <w:rFonts w:hint="eastAsia"/>
-              </w:rPr>
-              <w:t xml:space="preserve">name, </w:t>
-            </w:r>
-            <w:proofErr w:type="spellStart"/>
-            <w:r>
-              <w:rPr>
-                <w:rFonts w:hint="eastAsia"/>
-              </w:rPr>
-              <w:t>url</w:t>
-            </w:r>
-            <w:proofErr w:type="spellEnd"/>
-            <w:r>
-              <w:rPr>
-                <w:rFonts w:hint="eastAsia"/>
-              </w:rPr>
-              <w:t>) {</w:t>
+              <w:t xml:space="preserve">  constructor(name, url) {</w:t>
             </w:r>
           </w:p>
           <w:p>
@@ -6938,21 +5176,7 @@
               <w:rPr>
                 <w:rFonts w:hint="eastAsia"/>
               </w:rPr>
-              <w:t xml:space="preserve">    this.url = </w:t>
-            </w:r>
-            <w:proofErr w:type="spellStart"/>
-            <w:r>
-              <w:rPr>
-                <w:rFonts w:hint="eastAsia"/>
-              </w:rPr>
-              <w:t>url</w:t>
-            </w:r>
-            <w:proofErr w:type="spellEnd"/>
-            <w:r>
-              <w:rPr>
-                <w:rFonts w:hint="eastAsia"/>
-              </w:rPr>
-              <w:t>;</w:t>
+              <w:t xml:space="preserve">    this.url = url;</w:t>
             </w:r>
           </w:p>
           <w:p>
@@ -6993,19 +5217,11 @@
                 <w:rFonts w:hint="eastAsia"/>
               </w:rPr>
             </w:pPr>
-            <w:proofErr w:type="gramStart"/>
-            <w:r>
-              <w:rPr>
-                <w:rFonts w:hint="eastAsia"/>
-              </w:rPr>
-              <w:t>console.log(</w:t>
-            </w:r>
-            <w:proofErr w:type="gramEnd"/>
-            <w:r>
-              <w:rPr>
-                <w:rFonts w:hint="eastAsia"/>
-              </w:rPr>
-              <w:t>Runoob.name);</w:t>
+            <w:r>
+              <w:rPr>
+                <w:rFonts w:hint="eastAsia"/>
+              </w:rPr>
+              <w:t>console.log(Runoob.name);</w:t>
             </w:r>
           </w:p>
           <w:p>
@@ -7030,6 +5246,9 @@
       <w:pPr>
         <w:widowControl/>
         <w:jc w:val="left"/>
+        <w:rPr>
+          <w:rFonts w:hint="eastAsia"/>
+        </w:rPr>
       </w:pPr>
       <w:r>
         <w:t>在 TypeScript 中，类的访问修饰符用于控制成员（属性和方法）的可见性和访问权限。以下是主要的访问修饰符及其作用：</w:t>
@@ -7069,6 +5288,9 @@
               <w:widowControl/>
               <w:ind w:firstLine="230"/>
               <w:jc w:val="left"/>
+              <w:rPr>
+                <w:rFonts w:hint="eastAsia"/>
+              </w:rPr>
             </w:pPr>
             <w:r>
               <w:rPr>
@@ -7083,6 +5305,7 @@
               <w:ind w:firstLine="230"/>
               <w:jc w:val="left"/>
               <w:rPr>
+                <w:rFonts w:hint="eastAsia"/>
                 <w:i/>
                 <w:iCs/>
               </w:rPr>
@@ -7095,23 +5318,7 @@
                 <w:i/>
                 <w:iCs/>
               </w:rPr>
-              <w:t xml:space="preserve">// </w:t>
-            </w:r>
-            <w:proofErr w:type="gramStart"/>
-            <w:r>
-              <w:rPr>
-                <w:i/>
-                <w:iCs/>
-              </w:rPr>
-              <w:t>仅类内部</w:t>
-            </w:r>
-            <w:proofErr w:type="gramEnd"/>
-            <w:r>
-              <w:rPr>
-                <w:i/>
-                <w:iCs/>
-              </w:rPr>
-              <w:t>可访问</w:t>
+              <w:t>// 仅类内部可访问</w:t>
             </w:r>
           </w:p>
           <w:p>
@@ -7120,6 +5327,7 @@
               <w:ind w:firstLine="230"/>
               <w:jc w:val="left"/>
               <w:rPr>
+                <w:rFonts w:hint="eastAsia"/>
                 <w:i/>
                 <w:iCs/>
               </w:rPr>
@@ -7141,17 +5349,13 @@
               <w:ind w:firstLine="230"/>
               <w:jc w:val="left"/>
               <w:rPr>
+                <w:rFonts w:hint="eastAsia"/>
                 <w:i/>
                 <w:iCs/>
               </w:rPr>
             </w:pPr>
-            <w:proofErr w:type="spellStart"/>
-            <w:r>
-              <w:t>readonly</w:t>
-            </w:r>
-            <w:proofErr w:type="spellEnd"/>
-            <w:r>
-              <w:t xml:space="preserve"> id: number; </w:t>
+            <w:r>
+              <w:t xml:space="preserve">readonly id: number; </w:t>
             </w:r>
             <w:r>
               <w:rPr>
@@ -7199,6 +5403,730 @@
         </w:tc>
       </w:tr>
     </w:tbl>
+    <w:p>
+      <w:pPr>
+        <w:widowControl/>
+        <w:jc w:val="left"/>
+      </w:pPr>
+    </w:p>
+    <w:p>
+      <w:pPr>
+        <w:widowControl/>
+        <w:jc w:val="left"/>
+      </w:pPr>
+    </w:p>
+    <w:p>
+      <w:pPr>
+        <w:pStyle w:val="2"/>
+        <w:rPr>
+          <w:rFonts w:hint="eastAsia"/>
+        </w:rPr>
+      </w:pPr>
+      <w:r>
+        <w:rPr>
+          <w:rFonts w:hint="eastAsia"/>
+        </w:rPr>
+        <w:t>25.12.2</w:t>
+      </w:r>
+      <w:r>
+        <w:rPr>
+          <w:rFonts w:hint="eastAsia"/>
+        </w:rPr>
+        <w:t>6</w:t>
+      </w:r>
+    </w:p>
+    <w:p>
+      <w:pPr>
+        <w:pStyle w:val="3"/>
+        <w:rPr>
+          <w:rFonts w:hint="eastAsia"/>
+        </w:rPr>
+      </w:pPr>
+      <w:r>
+        <w:rPr>
+          <w:rFonts w:hint="eastAsia"/>
+        </w:rPr>
+        <w:t>LC记录1</w:t>
+      </w:r>
+      <w:r>
+        <w:rPr>
+          <w:rFonts w:hint="eastAsia"/>
+        </w:rPr>
+        <w:t>2</w:t>
+      </w:r>
+    </w:p>
+    <w:p>
+      <w:pPr>
+        <w:widowControl/>
+        <w:jc w:val="left"/>
+      </w:pPr>
+    </w:p>
+    <w:p>
+      <w:pPr>
+        <w:widowControl/>
+        <w:jc w:val="left"/>
+        <w:rPr>
+          <w:b/>
+          <w:bCs/>
+        </w:rPr>
+      </w:pPr>
+      <w:r>
+        <w:rPr>
+          <w:b/>
+          <w:bCs/>
+        </w:rPr>
+        <w:t>substring 和 slice 的用法对比</w:t>
+      </w:r>
+    </w:p>
+    <w:p>
+      <w:pPr>
+        <w:widowControl/>
+        <w:jc w:val="left"/>
+        <w:rPr>
+          <w:b/>
+          <w:bCs/>
+        </w:rPr>
+      </w:pPr>
+      <w:r>
+        <w:rPr>
+          <w:b/>
+          <w:bCs/>
+        </w:rPr>
+        <w:t xml:space="preserve">1. </w:t>
+      </w:r>
+      <w:r>
+        <w:rPr>
+          <w:rFonts w:ascii="Times New Roman" w:hAnsi="Times New Roman" w:cs="Times New Roman"/>
+          <w:b/>
+          <w:bCs/>
+        </w:rPr>
+        <w:t>‌</w:t>
+      </w:r>
+      <w:r>
+        <w:rPr>
+          <w:b/>
+          <w:bCs/>
+        </w:rPr>
+        <w:t>substring(start, end)</w:t>
+      </w:r>
+      <w:r>
+        <w:rPr>
+          <w:rFonts w:ascii="Times New Roman" w:hAnsi="Times New Roman" w:cs="Times New Roman"/>
+          <w:b/>
+          <w:bCs/>
+        </w:rPr>
+        <w:t>‌</w:t>
+      </w:r>
+    </w:p>
+    <w:p>
+      <w:pPr>
+        <w:widowControl/>
+        <w:numPr>
+          <w:ilvl w:val="0"/>
+          <w:numId w:val="14"/>
+        </w:numPr>
+        <w:jc w:val="left"/>
+      </w:pPr>
+      <w:r>
+        <w:rPr>
+          <w:rFonts w:ascii="Times New Roman" w:hAnsi="Times New Roman" w:cs="Times New Roman"/>
+        </w:rPr>
+        <w:t>‌</w:t>
+      </w:r>
+      <w:r>
+        <w:rPr>
+          <w:b/>
+          <w:bCs/>
+        </w:rPr>
+        <w:t>参数说明</w:t>
+      </w:r>
+      <w:r>
+        <w:rPr>
+          <w:rFonts w:ascii="Times New Roman" w:hAnsi="Times New Roman" w:cs="Times New Roman"/>
+        </w:rPr>
+        <w:t>‌</w:t>
+      </w:r>
+      <w:r>
+        <w:t xml:space="preserve">: </w:t>
+      </w:r>
+    </w:p>
+    <w:p>
+      <w:pPr>
+        <w:widowControl/>
+        <w:numPr>
+          <w:ilvl w:val="1"/>
+          <w:numId w:val="14"/>
+        </w:numPr>
+        <w:jc w:val="left"/>
+      </w:pPr>
+      <w:r>
+        <w:t>start: 必需，非负整数，表示子串起始位置（包含）。</w:t>
+      </w:r>
+    </w:p>
+    <w:p>
+      <w:pPr>
+        <w:widowControl/>
+        <w:numPr>
+          <w:ilvl w:val="1"/>
+          <w:numId w:val="14"/>
+        </w:numPr>
+        <w:jc w:val="left"/>
+      </w:pPr>
+      <w:r>
+        <w:t>end: 可选，非负整数，表示子串结束位置（不包含）。若省略，则截取到字符串末尾。</w:t>
+      </w:r>
+    </w:p>
+    <w:p>
+      <w:pPr>
+        <w:widowControl/>
+        <w:numPr>
+          <w:ilvl w:val="0"/>
+          <w:numId w:val="14"/>
+        </w:numPr>
+        <w:jc w:val="left"/>
+      </w:pPr>
+      <w:r>
+        <w:rPr>
+          <w:rFonts w:ascii="Times New Roman" w:hAnsi="Times New Roman" w:cs="Times New Roman"/>
+        </w:rPr>
+        <w:t>‌</w:t>
+      </w:r>
+      <w:r>
+        <w:rPr>
+          <w:b/>
+          <w:bCs/>
+        </w:rPr>
+        <w:t>特性</w:t>
+      </w:r>
+      <w:r>
+        <w:rPr>
+          <w:rFonts w:ascii="Times New Roman" w:hAnsi="Times New Roman" w:cs="Times New Roman"/>
+        </w:rPr>
+        <w:t>‌</w:t>
+      </w:r>
+      <w:r>
+        <w:t xml:space="preserve">: </w:t>
+      </w:r>
+    </w:p>
+    <w:p>
+      <w:pPr>
+        <w:widowControl/>
+        <w:numPr>
+          <w:ilvl w:val="1"/>
+          <w:numId w:val="14"/>
+        </w:numPr>
+        <w:jc w:val="left"/>
+      </w:pPr>
+      <w:r>
+        <w:t>若 start &gt; end，会自动交换参数（如 substring(5, 3) 等价于 substring(3, 5)）。</w:t>
+      </w:r>
+    </w:p>
+    <w:p>
+      <w:pPr>
+        <w:widowControl/>
+        <w:numPr>
+          <w:ilvl w:val="1"/>
+          <w:numId w:val="14"/>
+        </w:numPr>
+        <w:jc w:val="left"/>
+      </w:pPr>
+      <w:r>
+        <w:t>不支持负数索引，负数会被视为 0。</w:t>
+      </w:r>
+    </w:p>
+    <w:p>
+      <w:pPr>
+        <w:widowControl/>
+        <w:numPr>
+          <w:ilvl w:val="0"/>
+          <w:numId w:val="14"/>
+        </w:numPr>
+        <w:jc w:val="left"/>
+      </w:pPr>
+      <w:r>
+        <w:rPr>
+          <w:rFonts w:ascii="Times New Roman" w:hAnsi="Times New Roman" w:cs="Times New Roman"/>
+        </w:rPr>
+        <w:t>‌</w:t>
+      </w:r>
+      <w:r>
+        <w:rPr>
+          <w:b/>
+          <w:bCs/>
+        </w:rPr>
+        <w:t>示例</w:t>
+      </w:r>
+      <w:r>
+        <w:rPr>
+          <w:rFonts w:ascii="Times New Roman" w:hAnsi="Times New Roman" w:cs="Times New Roman"/>
+        </w:rPr>
+        <w:t>‌</w:t>
+      </w:r>
+      <w:r>
+        <w:t xml:space="preserve">: </w:t>
+      </w:r>
+    </w:p>
+    <w:p>
+      <w:pPr>
+        <w:widowControl/>
+        <w:jc w:val="left"/>
+      </w:pPr>
+      <w:r>
+        <w:t>javascriptCopy Code</w:t>
+      </w:r>
+    </w:p>
+    <w:p>
+      <w:pPr>
+        <w:widowControl/>
+        <w:jc w:val="left"/>
+      </w:pPr>
+      <w:r>
+        <w:t>let str = "0123456789";</w:t>
+      </w:r>
+    </w:p>
+    <w:p>
+      <w:pPr>
+        <w:widowControl/>
+        <w:jc w:val="left"/>
+      </w:pPr>
+      <w:r>
+        <w:t>console.log(str.substring(2, 5)); // "234"</w:t>
+      </w:r>
+    </w:p>
+    <w:p>
+      <w:pPr>
+        <w:widowControl/>
+        <w:jc w:val="left"/>
+      </w:pPr>
+      <w:r>
+        <w:t>console.log(str.substring(5));    // "56789"</w:t>
+      </w:r>
+    </w:p>
+    <w:p>
+      <w:pPr>
+        <w:widowControl/>
+        <w:jc w:val="left"/>
+      </w:pPr>
+      <w:r>
+        <w:t>console.log(str.substring(5, 20)); // "56789"（超出范围时截取到末尾）</w:t>
+      </w:r>
+    </w:p>
+    <w:p>
+      <w:pPr>
+        <w:widowControl/>
+        <w:jc w:val="left"/>
+      </w:pPr>
+      <w:r>
+        <w:t>console.log(str.substring(-2, 5)); // "01234"（负数视为0）</w:t>
+      </w:r>
+    </w:p>
+    <w:p>
+      <w:pPr>
+        <w:widowControl/>
+        <w:jc w:val="left"/>
+        <w:rPr>
+          <w:b/>
+          <w:bCs/>
+        </w:rPr>
+      </w:pPr>
+      <w:r>
+        <w:rPr>
+          <w:b/>
+          <w:bCs/>
+        </w:rPr>
+        <w:t xml:space="preserve">2. </w:t>
+      </w:r>
+      <w:r>
+        <w:rPr>
+          <w:rFonts w:ascii="Times New Roman" w:hAnsi="Times New Roman" w:cs="Times New Roman"/>
+          <w:b/>
+          <w:bCs/>
+        </w:rPr>
+        <w:t>‌</w:t>
+      </w:r>
+      <w:r>
+        <w:rPr>
+          <w:b/>
+          <w:bCs/>
+        </w:rPr>
+        <w:t>slice(start, end)</w:t>
+      </w:r>
+      <w:r>
+        <w:rPr>
+          <w:rFonts w:ascii="Times New Roman" w:hAnsi="Times New Roman" w:cs="Times New Roman"/>
+          <w:b/>
+          <w:bCs/>
+        </w:rPr>
+        <w:t>‌</w:t>
+      </w:r>
+    </w:p>
+    <w:p>
+      <w:pPr>
+        <w:widowControl/>
+        <w:numPr>
+          <w:ilvl w:val="0"/>
+          <w:numId w:val="15"/>
+        </w:numPr>
+        <w:jc w:val="left"/>
+      </w:pPr>
+      <w:r>
+        <w:rPr>
+          <w:rFonts w:ascii="Times New Roman" w:hAnsi="Times New Roman" w:cs="Times New Roman"/>
+        </w:rPr>
+        <w:t>‌</w:t>
+      </w:r>
+      <w:r>
+        <w:rPr>
+          <w:b/>
+          <w:bCs/>
+        </w:rPr>
+        <w:t>参数说明</w:t>
+      </w:r>
+      <w:r>
+        <w:rPr>
+          <w:rFonts w:ascii="Times New Roman" w:hAnsi="Times New Roman" w:cs="Times New Roman"/>
+        </w:rPr>
+        <w:t>‌</w:t>
+      </w:r>
+      <w:r>
+        <w:t xml:space="preserve">: </w:t>
+      </w:r>
+    </w:p>
+    <w:p>
+      <w:pPr>
+        <w:widowControl/>
+        <w:numPr>
+          <w:ilvl w:val="1"/>
+          <w:numId w:val="15"/>
+        </w:numPr>
+        <w:jc w:val="left"/>
+      </w:pPr>
+      <w:r>
+        <w:t>start: 必需，整数（正负均可），正数表示从左到右索引，负数表示从右到左索引（如 -1 表示最后一个字符）。</w:t>
+      </w:r>
+    </w:p>
+    <w:p>
+      <w:pPr>
+        <w:widowControl/>
+        <w:numPr>
+          <w:ilvl w:val="1"/>
+          <w:numId w:val="15"/>
+        </w:numPr>
+        <w:jc w:val="left"/>
+      </w:pPr>
+      <w:r>
+        <w:t>end: 可选，整数（正负均可），表示子串结束位置（不包含）。若省略，则截取到字符串末尾。</w:t>
+      </w:r>
+    </w:p>
+    <w:p>
+      <w:pPr>
+        <w:widowControl/>
+        <w:numPr>
+          <w:ilvl w:val="0"/>
+          <w:numId w:val="15"/>
+        </w:numPr>
+        <w:jc w:val="left"/>
+      </w:pPr>
+      <w:r>
+        <w:rPr>
+          <w:rFonts w:ascii="Times New Roman" w:hAnsi="Times New Roman" w:cs="Times New Roman"/>
+        </w:rPr>
+        <w:t>‌</w:t>
+      </w:r>
+      <w:r>
+        <w:rPr>
+          <w:b/>
+          <w:bCs/>
+        </w:rPr>
+        <w:t>特性</w:t>
+      </w:r>
+      <w:r>
+        <w:rPr>
+          <w:rFonts w:ascii="Times New Roman" w:hAnsi="Times New Roman" w:cs="Times New Roman"/>
+        </w:rPr>
+        <w:t>‌</w:t>
+      </w:r>
+      <w:r>
+        <w:t xml:space="preserve">: </w:t>
+      </w:r>
+    </w:p>
+    <w:p>
+      <w:pPr>
+        <w:widowControl/>
+        <w:numPr>
+          <w:ilvl w:val="1"/>
+          <w:numId w:val="15"/>
+        </w:numPr>
+        <w:jc w:val="left"/>
+      </w:pPr>
+      <w:r>
+        <w:t>若 start &gt; end，返回空字符串（如 slice(5, 3) 返回 ""）。</w:t>
+      </w:r>
+    </w:p>
+    <w:p>
+      <w:pPr>
+        <w:widowControl/>
+        <w:numPr>
+          <w:ilvl w:val="1"/>
+          <w:numId w:val="15"/>
+        </w:numPr>
+        <w:jc w:val="left"/>
+      </w:pPr>
+      <w:r>
+        <w:t>支持负数索引（如 slice(-3) 表示截取最后3个字符）。</w:t>
+      </w:r>
+    </w:p>
+    <w:p>
+      <w:pPr>
+        <w:widowControl/>
+        <w:numPr>
+          <w:ilvl w:val="0"/>
+          <w:numId w:val="15"/>
+        </w:numPr>
+        <w:jc w:val="left"/>
+      </w:pPr>
+      <w:r>
+        <w:rPr>
+          <w:rFonts w:ascii="Times New Roman" w:hAnsi="Times New Roman" w:cs="Times New Roman"/>
+        </w:rPr>
+        <w:t>‌</w:t>
+      </w:r>
+      <w:r>
+        <w:rPr>
+          <w:b/>
+          <w:bCs/>
+        </w:rPr>
+        <w:t>示例</w:t>
+      </w:r>
+      <w:r>
+        <w:rPr>
+          <w:rFonts w:ascii="Times New Roman" w:hAnsi="Times New Roman" w:cs="Times New Roman"/>
+        </w:rPr>
+        <w:t>‌</w:t>
+      </w:r>
+      <w:r>
+        <w:t xml:space="preserve">: </w:t>
+      </w:r>
+    </w:p>
+    <w:p>
+      <w:pPr>
+        <w:widowControl/>
+        <w:jc w:val="left"/>
+      </w:pPr>
+      <w:r>
+        <w:t>javascriptCopy Code</w:t>
+      </w:r>
+    </w:p>
+    <w:p>
+      <w:pPr>
+        <w:widowControl/>
+        <w:jc w:val="left"/>
+      </w:pPr>
+      <w:r>
+        <w:t>let str = "0123456789";</w:t>
+      </w:r>
+    </w:p>
+    <w:p>
+      <w:pPr>
+        <w:widowControl/>
+        <w:jc w:val="left"/>
+      </w:pPr>
+      <w:r>
+        <w:t>console.log(str.slice(2, 5));  // "234"</w:t>
+      </w:r>
+    </w:p>
+    <w:p>
+      <w:pPr>
+        <w:widowControl/>
+        <w:jc w:val="left"/>
+      </w:pPr>
+      <w:r>
+        <w:t>console.log(str.slice(5));     // "56789"</w:t>
+      </w:r>
+    </w:p>
+    <w:p>
+      <w:pPr>
+        <w:widowControl/>
+        <w:jc w:val="left"/>
+      </w:pPr>
+      <w:r>
+        <w:t>console.log(str.slice(5, 20)); // "56789"（超出范围时截取到末尾）</w:t>
+      </w:r>
+    </w:p>
+    <w:p>
+      <w:pPr>
+        <w:widowControl/>
+        <w:jc w:val="left"/>
+      </w:pPr>
+      <w:r>
+        <w:t>console.log(str.slice(-3));    // "789"（负数索引）</w:t>
+      </w:r>
+    </w:p>
+    <w:p>
+      <w:pPr>
+        <w:widowControl/>
+        <w:jc w:val="left"/>
+      </w:pPr>
+      <w:r>
+        <w:t>console.log(str.slice(5, -2));  // "5678"（负数结束索引）</w:t>
+      </w:r>
+    </w:p>
+    <w:p>
+      <w:pPr>
+        <w:widowControl/>
+        <w:jc w:val="left"/>
+        <w:rPr>
+          <w:b/>
+          <w:bCs/>
+        </w:rPr>
+      </w:pPr>
+      <w:r>
+        <w:rPr>
+          <w:rFonts w:ascii="Times New Roman" w:hAnsi="Times New Roman" w:cs="Times New Roman"/>
+          <w:b/>
+          <w:bCs/>
+        </w:rPr>
+        <w:t>‌</w:t>
+      </w:r>
+      <w:r>
+        <w:rPr>
+          <w:b/>
+          <w:bCs/>
+        </w:rPr>
+        <w:t>关键区别总结</w:t>
+      </w:r>
+      <w:r>
+        <w:rPr>
+          <w:rFonts w:ascii="Times New Roman" w:hAnsi="Times New Roman" w:cs="Times New Roman"/>
+          <w:b/>
+          <w:bCs/>
+        </w:rPr>
+        <w:t>‌</w:t>
+      </w:r>
+      <w:r>
+        <w:rPr>
+          <w:b/>
+          <w:bCs/>
+        </w:rPr>
+        <w:t>:</w:t>
+      </w:r>
+    </w:p>
+    <w:p>
+      <w:pPr>
+        <w:widowControl/>
+        <w:numPr>
+          <w:ilvl w:val="0"/>
+          <w:numId w:val="16"/>
+        </w:numPr>
+        <w:jc w:val="left"/>
+      </w:pPr>
+      <w:r>
+        <w:rPr>
+          <w:rFonts w:ascii="Times New Roman" w:hAnsi="Times New Roman" w:cs="Times New Roman"/>
+        </w:rPr>
+        <w:t>‌</w:t>
+      </w:r>
+      <w:r>
+        <w:rPr>
+          <w:b/>
+          <w:bCs/>
+        </w:rPr>
+        <w:t>参数处理</w:t>
+      </w:r>
+      <w:r>
+        <w:rPr>
+          <w:rFonts w:ascii="Times New Roman" w:hAnsi="Times New Roman" w:cs="Times New Roman"/>
+        </w:rPr>
+        <w:t>‌</w:t>
+      </w:r>
+      <w:r>
+        <w:t xml:space="preserve">: </w:t>
+      </w:r>
+    </w:p>
+    <w:p>
+      <w:pPr>
+        <w:widowControl/>
+        <w:numPr>
+          <w:ilvl w:val="1"/>
+          <w:numId w:val="16"/>
+        </w:numPr>
+        <w:jc w:val="left"/>
+      </w:pPr>
+      <w:r>
+        <w:t>substring 不支持负数索引，且参数自动交换。</w:t>
+      </w:r>
+    </w:p>
+    <w:p>
+      <w:pPr>
+        <w:widowControl/>
+        <w:numPr>
+          <w:ilvl w:val="1"/>
+          <w:numId w:val="16"/>
+        </w:numPr>
+        <w:jc w:val="left"/>
+      </w:pPr>
+      <w:r>
+        <w:t>slice 支持负数索引，且参数不交换（start &gt; end 返回空字符串）。</w:t>
+      </w:r>
+    </w:p>
+    <w:p>
+      <w:pPr>
+        <w:widowControl/>
+        <w:numPr>
+          <w:ilvl w:val="0"/>
+          <w:numId w:val="16"/>
+        </w:numPr>
+        <w:jc w:val="left"/>
+      </w:pPr>
+      <w:r>
+        <w:rPr>
+          <w:rFonts w:ascii="Times New Roman" w:hAnsi="Times New Roman" w:cs="Times New Roman"/>
+        </w:rPr>
+        <w:t>‌</w:t>
+      </w:r>
+      <w:r>
+        <w:rPr>
+          <w:b/>
+          <w:bCs/>
+        </w:rPr>
+        <w:t>返回值</w:t>
+      </w:r>
+      <w:r>
+        <w:rPr>
+          <w:rFonts w:ascii="Times New Roman" w:hAnsi="Times New Roman" w:cs="Times New Roman"/>
+        </w:rPr>
+        <w:t>‌</w:t>
+      </w:r>
+      <w:r>
+        <w:t xml:space="preserve">: </w:t>
+      </w:r>
+    </w:p>
+    <w:p>
+      <w:pPr>
+        <w:widowControl/>
+        <w:numPr>
+          <w:ilvl w:val="1"/>
+          <w:numId w:val="16"/>
+        </w:numPr>
+        <w:jc w:val="left"/>
+      </w:pPr>
+      <w:r>
+        <w:t>substring 参数自动调整后返回有效子串。</w:t>
+      </w:r>
+    </w:p>
+    <w:p>
+      <w:pPr>
+        <w:widowControl/>
+        <w:numPr>
+          <w:ilvl w:val="1"/>
+          <w:numId w:val="16"/>
+        </w:numPr>
+        <w:jc w:val="left"/>
+      </w:pPr>
+      <w:r>
+        <w:t>slice 参数不调整直接返回结果（start &gt; end 返回空字符串）。</w:t>
+      </w:r>
+    </w:p>
     <w:p>
       <w:pPr>
         <w:widowControl/>
@@ -7783,6 +6711,155 @@
     </w:lvl>
   </w:abstractNum>
   <w:abstractNum w:abstractNumId="4" w15:restartNumberingAfterBreak="0">
+    <w:nsid w:val="63433C75"/>
+    <w:multiLevelType w:val="multilevel"/>
+    <w:tmpl w:val="302EDEB2"/>
+    <w:lvl w:ilvl="0">
+      <w:start w:val="1"/>
+      <w:numFmt w:val="bullet"/>
+      <w:lvlText w:val=""/>
+      <w:lvlJc w:val="left"/>
+      <w:pPr>
+        <w:tabs>
+          <w:tab w:val="num" w:pos="720"/>
+        </w:tabs>
+        <w:ind w:left="720" w:hanging="360"/>
+      </w:pPr>
+      <w:rPr>
+        <w:rFonts w:ascii="Symbol" w:hAnsi="Symbol" w:hint="default"/>
+        <w:sz w:val="20"/>
+      </w:rPr>
+    </w:lvl>
+    <w:lvl w:ilvl="1">
+      <w:start w:val="1"/>
+      <w:numFmt w:val="bullet"/>
+      <w:lvlText w:val="o"/>
+      <w:lvlJc w:val="left"/>
+      <w:pPr>
+        <w:tabs>
+          <w:tab w:val="num" w:pos="1440"/>
+        </w:tabs>
+        <w:ind w:left="1440" w:hanging="360"/>
+      </w:pPr>
+      <w:rPr>
+        <w:rFonts w:ascii="Courier New" w:hAnsi="Courier New" w:hint="default"/>
+        <w:sz w:val="20"/>
+      </w:rPr>
+    </w:lvl>
+    <w:lvl w:ilvl="2" w:tentative="1">
+      <w:start w:val="1"/>
+      <w:numFmt w:val="bullet"/>
+      <w:lvlText w:val=""/>
+      <w:lvlJc w:val="left"/>
+      <w:pPr>
+        <w:tabs>
+          <w:tab w:val="num" w:pos="2160"/>
+        </w:tabs>
+        <w:ind w:left="2160" w:hanging="360"/>
+      </w:pPr>
+      <w:rPr>
+        <w:rFonts w:ascii="Wingdings" w:hAnsi="Wingdings" w:hint="default"/>
+        <w:sz w:val="20"/>
+      </w:rPr>
+    </w:lvl>
+    <w:lvl w:ilvl="3" w:tentative="1">
+      <w:start w:val="1"/>
+      <w:numFmt w:val="bullet"/>
+      <w:lvlText w:val=""/>
+      <w:lvlJc w:val="left"/>
+      <w:pPr>
+        <w:tabs>
+          <w:tab w:val="num" w:pos="2880"/>
+        </w:tabs>
+        <w:ind w:left="2880" w:hanging="360"/>
+      </w:pPr>
+      <w:rPr>
+        <w:rFonts w:ascii="Wingdings" w:hAnsi="Wingdings" w:hint="default"/>
+        <w:sz w:val="20"/>
+      </w:rPr>
+    </w:lvl>
+    <w:lvl w:ilvl="4" w:tentative="1">
+      <w:start w:val="1"/>
+      <w:numFmt w:val="bullet"/>
+      <w:lvlText w:val=""/>
+      <w:lvlJc w:val="left"/>
+      <w:pPr>
+        <w:tabs>
+          <w:tab w:val="num" w:pos="3600"/>
+        </w:tabs>
+        <w:ind w:left="3600" w:hanging="360"/>
+      </w:pPr>
+      <w:rPr>
+        <w:rFonts w:ascii="Wingdings" w:hAnsi="Wingdings" w:hint="default"/>
+        <w:sz w:val="20"/>
+      </w:rPr>
+    </w:lvl>
+    <w:lvl w:ilvl="5" w:tentative="1">
+      <w:start w:val="1"/>
+      <w:numFmt w:val="bullet"/>
+      <w:lvlText w:val=""/>
+      <w:lvlJc w:val="left"/>
+      <w:pPr>
+        <w:tabs>
+          <w:tab w:val="num" w:pos="4320"/>
+        </w:tabs>
+        <w:ind w:left="4320" w:hanging="360"/>
+      </w:pPr>
+      <w:rPr>
+        <w:rFonts w:ascii="Wingdings" w:hAnsi="Wingdings" w:hint="default"/>
+        <w:sz w:val="20"/>
+      </w:rPr>
+    </w:lvl>
+    <w:lvl w:ilvl="6" w:tentative="1">
+      <w:start w:val="1"/>
+      <w:numFmt w:val="bullet"/>
+      <w:lvlText w:val=""/>
+      <w:lvlJc w:val="left"/>
+      <w:pPr>
+        <w:tabs>
+          <w:tab w:val="num" w:pos="5040"/>
+        </w:tabs>
+        <w:ind w:left="5040" w:hanging="360"/>
+      </w:pPr>
+      <w:rPr>
+        <w:rFonts w:ascii="Wingdings" w:hAnsi="Wingdings" w:hint="default"/>
+        <w:sz w:val="20"/>
+      </w:rPr>
+    </w:lvl>
+    <w:lvl w:ilvl="7" w:tentative="1">
+      <w:start w:val="1"/>
+      <w:numFmt w:val="bullet"/>
+      <w:lvlText w:val=""/>
+      <w:lvlJc w:val="left"/>
+      <w:pPr>
+        <w:tabs>
+          <w:tab w:val="num" w:pos="5760"/>
+        </w:tabs>
+        <w:ind w:left="5760" w:hanging="360"/>
+      </w:pPr>
+      <w:rPr>
+        <w:rFonts w:ascii="Wingdings" w:hAnsi="Wingdings" w:hint="default"/>
+        <w:sz w:val="20"/>
+      </w:rPr>
+    </w:lvl>
+    <w:lvl w:ilvl="8" w:tentative="1">
+      <w:start w:val="1"/>
+      <w:numFmt w:val="bullet"/>
+      <w:lvlText w:val=""/>
+      <w:lvlJc w:val="left"/>
+      <w:pPr>
+        <w:tabs>
+          <w:tab w:val="num" w:pos="6480"/>
+        </w:tabs>
+        <w:ind w:left="6480" w:hanging="360"/>
+      </w:pPr>
+      <w:rPr>
+        <w:rFonts w:ascii="Wingdings" w:hAnsi="Wingdings" w:hint="default"/>
+        <w:sz w:val="20"/>
+      </w:rPr>
+    </w:lvl>
+  </w:abstractNum>
+  <w:abstractNum w:abstractNumId="5" w15:restartNumberingAfterBreak="0">
     <w:nsid w:val="66B87742"/>
     <w:multiLevelType w:val="multilevel"/>
     <w:tmpl w:val="BD04B3AC"/>
@@ -7931,7 +7008,7 @@
       </w:rPr>
     </w:lvl>
   </w:abstractNum>
-  <w:abstractNum w:abstractNumId="5" w15:restartNumberingAfterBreak="0">
+  <w:abstractNum w:abstractNumId="6" w15:restartNumberingAfterBreak="0">
     <w:nsid w:val="6F1A0D8B"/>
     <w:multiLevelType w:val="multilevel"/>
     <w:tmpl w:val="5A607A12"/>
@@ -8080,7 +7157,7 @@
       </w:rPr>
     </w:lvl>
   </w:abstractNum>
-  <w:abstractNum w:abstractNumId="6" w15:restartNumberingAfterBreak="0">
+  <w:abstractNum w:abstractNumId="7" w15:restartNumberingAfterBreak="0">
     <w:nsid w:val="7242287A"/>
     <w:multiLevelType w:val="multilevel"/>
     <w:tmpl w:val="18FE1D88"/>
@@ -8229,7 +7306,156 @@
       </w:rPr>
     </w:lvl>
   </w:abstractNum>
-  <w:abstractNum w:abstractNumId="7" w15:restartNumberingAfterBreak="0">
+  <w:abstractNum w:abstractNumId="8" w15:restartNumberingAfterBreak="0">
+    <w:nsid w:val="759A65C4"/>
+    <w:multiLevelType w:val="multilevel"/>
+    <w:tmpl w:val="C9DC7B56"/>
+    <w:lvl w:ilvl="0">
+      <w:start w:val="1"/>
+      <w:numFmt w:val="bullet"/>
+      <w:lvlText w:val=""/>
+      <w:lvlJc w:val="left"/>
+      <w:pPr>
+        <w:tabs>
+          <w:tab w:val="num" w:pos="720"/>
+        </w:tabs>
+        <w:ind w:left="720" w:hanging="360"/>
+      </w:pPr>
+      <w:rPr>
+        <w:rFonts w:ascii="Symbol" w:hAnsi="Symbol" w:hint="default"/>
+        <w:sz w:val="20"/>
+      </w:rPr>
+    </w:lvl>
+    <w:lvl w:ilvl="1">
+      <w:start w:val="1"/>
+      <w:numFmt w:val="bullet"/>
+      <w:lvlText w:val="o"/>
+      <w:lvlJc w:val="left"/>
+      <w:pPr>
+        <w:tabs>
+          <w:tab w:val="num" w:pos="1440"/>
+        </w:tabs>
+        <w:ind w:left="1440" w:hanging="360"/>
+      </w:pPr>
+      <w:rPr>
+        <w:rFonts w:ascii="Courier New" w:hAnsi="Courier New" w:hint="default"/>
+        <w:sz w:val="20"/>
+      </w:rPr>
+    </w:lvl>
+    <w:lvl w:ilvl="2" w:tentative="1">
+      <w:start w:val="1"/>
+      <w:numFmt w:val="bullet"/>
+      <w:lvlText w:val=""/>
+      <w:lvlJc w:val="left"/>
+      <w:pPr>
+        <w:tabs>
+          <w:tab w:val="num" w:pos="2160"/>
+        </w:tabs>
+        <w:ind w:left="2160" w:hanging="360"/>
+      </w:pPr>
+      <w:rPr>
+        <w:rFonts w:ascii="Wingdings" w:hAnsi="Wingdings" w:hint="default"/>
+        <w:sz w:val="20"/>
+      </w:rPr>
+    </w:lvl>
+    <w:lvl w:ilvl="3" w:tentative="1">
+      <w:start w:val="1"/>
+      <w:numFmt w:val="bullet"/>
+      <w:lvlText w:val=""/>
+      <w:lvlJc w:val="left"/>
+      <w:pPr>
+        <w:tabs>
+          <w:tab w:val="num" w:pos="2880"/>
+        </w:tabs>
+        <w:ind w:left="2880" w:hanging="360"/>
+      </w:pPr>
+      <w:rPr>
+        <w:rFonts w:ascii="Wingdings" w:hAnsi="Wingdings" w:hint="default"/>
+        <w:sz w:val="20"/>
+      </w:rPr>
+    </w:lvl>
+    <w:lvl w:ilvl="4" w:tentative="1">
+      <w:start w:val="1"/>
+      <w:numFmt w:val="bullet"/>
+      <w:lvlText w:val=""/>
+      <w:lvlJc w:val="left"/>
+      <w:pPr>
+        <w:tabs>
+          <w:tab w:val="num" w:pos="3600"/>
+        </w:tabs>
+        <w:ind w:left="3600" w:hanging="360"/>
+      </w:pPr>
+      <w:rPr>
+        <w:rFonts w:ascii="Wingdings" w:hAnsi="Wingdings" w:hint="default"/>
+        <w:sz w:val="20"/>
+      </w:rPr>
+    </w:lvl>
+    <w:lvl w:ilvl="5" w:tentative="1">
+      <w:start w:val="1"/>
+      <w:numFmt w:val="bullet"/>
+      <w:lvlText w:val=""/>
+      <w:lvlJc w:val="left"/>
+      <w:pPr>
+        <w:tabs>
+          <w:tab w:val="num" w:pos="4320"/>
+        </w:tabs>
+        <w:ind w:left="4320" w:hanging="360"/>
+      </w:pPr>
+      <w:rPr>
+        <w:rFonts w:ascii="Wingdings" w:hAnsi="Wingdings" w:hint="default"/>
+        <w:sz w:val="20"/>
+      </w:rPr>
+    </w:lvl>
+    <w:lvl w:ilvl="6" w:tentative="1">
+      <w:start w:val="1"/>
+      <w:numFmt w:val="bullet"/>
+      <w:lvlText w:val=""/>
+      <w:lvlJc w:val="left"/>
+      <w:pPr>
+        <w:tabs>
+          <w:tab w:val="num" w:pos="5040"/>
+        </w:tabs>
+        <w:ind w:left="5040" w:hanging="360"/>
+      </w:pPr>
+      <w:rPr>
+        <w:rFonts w:ascii="Wingdings" w:hAnsi="Wingdings" w:hint="default"/>
+        <w:sz w:val="20"/>
+      </w:rPr>
+    </w:lvl>
+    <w:lvl w:ilvl="7" w:tentative="1">
+      <w:start w:val="1"/>
+      <w:numFmt w:val="bullet"/>
+      <w:lvlText w:val=""/>
+      <w:lvlJc w:val="left"/>
+      <w:pPr>
+        <w:tabs>
+          <w:tab w:val="num" w:pos="5760"/>
+        </w:tabs>
+        <w:ind w:left="5760" w:hanging="360"/>
+      </w:pPr>
+      <w:rPr>
+        <w:rFonts w:ascii="Wingdings" w:hAnsi="Wingdings" w:hint="default"/>
+        <w:sz w:val="20"/>
+      </w:rPr>
+    </w:lvl>
+    <w:lvl w:ilvl="8" w:tentative="1">
+      <w:start w:val="1"/>
+      <w:numFmt w:val="bullet"/>
+      <w:lvlText w:val=""/>
+      <w:lvlJc w:val="left"/>
+      <w:pPr>
+        <w:tabs>
+          <w:tab w:val="num" w:pos="6480"/>
+        </w:tabs>
+        <w:ind w:left="6480" w:hanging="360"/>
+      </w:pPr>
+      <w:rPr>
+        <w:rFonts w:ascii="Wingdings" w:hAnsi="Wingdings" w:hint="default"/>
+        <w:sz w:val="20"/>
+      </w:rPr>
+    </w:lvl>
+  </w:abstractNum>
+  <w:abstractNum w:abstractNumId="9" w15:restartNumberingAfterBreak="0">
     <w:nsid w:val="7A7476C4"/>
     <w:multiLevelType w:val="hybridMultilevel"/>
     <w:tmpl w:val="23083F84"/>
@@ -8316,22 +7542,171 @@
       <w:pPr>
         <w:ind w:left="3960" w:hanging="440"/>
       </w:pPr>
+    </w:lvl>
+  </w:abstractNum>
+  <w:abstractNum w:abstractNumId="10" w15:restartNumberingAfterBreak="0">
+    <w:nsid w:val="7C52220B"/>
+    <w:multiLevelType w:val="multilevel"/>
+    <w:tmpl w:val="4E8E3776"/>
+    <w:lvl w:ilvl="0">
+      <w:start w:val="1"/>
+      <w:numFmt w:val="bullet"/>
+      <w:lvlText w:val=""/>
+      <w:lvlJc w:val="left"/>
+      <w:pPr>
+        <w:tabs>
+          <w:tab w:val="num" w:pos="720"/>
+        </w:tabs>
+        <w:ind w:left="720" w:hanging="360"/>
+      </w:pPr>
+      <w:rPr>
+        <w:rFonts w:ascii="Symbol" w:hAnsi="Symbol" w:hint="default"/>
+        <w:sz w:val="20"/>
+      </w:rPr>
+    </w:lvl>
+    <w:lvl w:ilvl="1">
+      <w:start w:val="1"/>
+      <w:numFmt w:val="bullet"/>
+      <w:lvlText w:val="o"/>
+      <w:lvlJc w:val="left"/>
+      <w:pPr>
+        <w:tabs>
+          <w:tab w:val="num" w:pos="1440"/>
+        </w:tabs>
+        <w:ind w:left="1440" w:hanging="360"/>
+      </w:pPr>
+      <w:rPr>
+        <w:rFonts w:ascii="Courier New" w:hAnsi="Courier New" w:hint="default"/>
+        <w:sz w:val="20"/>
+      </w:rPr>
+    </w:lvl>
+    <w:lvl w:ilvl="2" w:tentative="1">
+      <w:start w:val="1"/>
+      <w:numFmt w:val="bullet"/>
+      <w:lvlText w:val=""/>
+      <w:lvlJc w:val="left"/>
+      <w:pPr>
+        <w:tabs>
+          <w:tab w:val="num" w:pos="2160"/>
+        </w:tabs>
+        <w:ind w:left="2160" w:hanging="360"/>
+      </w:pPr>
+      <w:rPr>
+        <w:rFonts w:ascii="Wingdings" w:hAnsi="Wingdings" w:hint="default"/>
+        <w:sz w:val="20"/>
+      </w:rPr>
+    </w:lvl>
+    <w:lvl w:ilvl="3" w:tentative="1">
+      <w:start w:val="1"/>
+      <w:numFmt w:val="bullet"/>
+      <w:lvlText w:val=""/>
+      <w:lvlJc w:val="left"/>
+      <w:pPr>
+        <w:tabs>
+          <w:tab w:val="num" w:pos="2880"/>
+        </w:tabs>
+        <w:ind w:left="2880" w:hanging="360"/>
+      </w:pPr>
+      <w:rPr>
+        <w:rFonts w:ascii="Wingdings" w:hAnsi="Wingdings" w:hint="default"/>
+        <w:sz w:val="20"/>
+      </w:rPr>
+    </w:lvl>
+    <w:lvl w:ilvl="4" w:tentative="1">
+      <w:start w:val="1"/>
+      <w:numFmt w:val="bullet"/>
+      <w:lvlText w:val=""/>
+      <w:lvlJc w:val="left"/>
+      <w:pPr>
+        <w:tabs>
+          <w:tab w:val="num" w:pos="3600"/>
+        </w:tabs>
+        <w:ind w:left="3600" w:hanging="360"/>
+      </w:pPr>
+      <w:rPr>
+        <w:rFonts w:ascii="Wingdings" w:hAnsi="Wingdings" w:hint="default"/>
+        <w:sz w:val="20"/>
+      </w:rPr>
+    </w:lvl>
+    <w:lvl w:ilvl="5" w:tentative="1">
+      <w:start w:val="1"/>
+      <w:numFmt w:val="bullet"/>
+      <w:lvlText w:val=""/>
+      <w:lvlJc w:val="left"/>
+      <w:pPr>
+        <w:tabs>
+          <w:tab w:val="num" w:pos="4320"/>
+        </w:tabs>
+        <w:ind w:left="4320" w:hanging="360"/>
+      </w:pPr>
+      <w:rPr>
+        <w:rFonts w:ascii="Wingdings" w:hAnsi="Wingdings" w:hint="default"/>
+        <w:sz w:val="20"/>
+      </w:rPr>
+    </w:lvl>
+    <w:lvl w:ilvl="6" w:tentative="1">
+      <w:start w:val="1"/>
+      <w:numFmt w:val="bullet"/>
+      <w:lvlText w:val=""/>
+      <w:lvlJc w:val="left"/>
+      <w:pPr>
+        <w:tabs>
+          <w:tab w:val="num" w:pos="5040"/>
+        </w:tabs>
+        <w:ind w:left="5040" w:hanging="360"/>
+      </w:pPr>
+      <w:rPr>
+        <w:rFonts w:ascii="Wingdings" w:hAnsi="Wingdings" w:hint="default"/>
+        <w:sz w:val="20"/>
+      </w:rPr>
+    </w:lvl>
+    <w:lvl w:ilvl="7" w:tentative="1">
+      <w:start w:val="1"/>
+      <w:numFmt w:val="bullet"/>
+      <w:lvlText w:val=""/>
+      <w:lvlJc w:val="left"/>
+      <w:pPr>
+        <w:tabs>
+          <w:tab w:val="num" w:pos="5760"/>
+        </w:tabs>
+        <w:ind w:left="5760" w:hanging="360"/>
+      </w:pPr>
+      <w:rPr>
+        <w:rFonts w:ascii="Wingdings" w:hAnsi="Wingdings" w:hint="default"/>
+        <w:sz w:val="20"/>
+      </w:rPr>
+    </w:lvl>
+    <w:lvl w:ilvl="8" w:tentative="1">
+      <w:start w:val="1"/>
+      <w:numFmt w:val="bullet"/>
+      <w:lvlText w:val=""/>
+      <w:lvlJc w:val="left"/>
+      <w:pPr>
+        <w:tabs>
+          <w:tab w:val="num" w:pos="6480"/>
+        </w:tabs>
+        <w:ind w:left="6480" w:hanging="360"/>
+      </w:pPr>
+      <w:rPr>
+        <w:rFonts w:ascii="Wingdings" w:hAnsi="Wingdings" w:hint="default"/>
+        <w:sz w:val="20"/>
+      </w:rPr>
     </w:lvl>
   </w:abstractNum>
   <w:num w:numId="1" w16cid:durableId="1442917428">
     <w:abstractNumId w:val="3"/>
   </w:num>
   <w:num w:numId="2" w16cid:durableId="1314524494">
-    <w:abstractNumId w:val="7"/>
+    <w:abstractNumId w:val="9"/>
   </w:num>
   <w:num w:numId="3" w16cid:durableId="1181121512">
-    <w:abstractNumId w:val="5"/>
+    <w:abstractNumId w:val="6"/>
   </w:num>
   <w:num w:numId="4" w16cid:durableId="1975602848">
     <w:abstractNumId w:val="2"/>
   </w:num>
   <w:num w:numId="5" w16cid:durableId="1051804863">
-    <w:abstractNumId w:val="4"/>
+    <w:abstractNumId w:val="5"/>
   </w:num>
   <w:num w:numId="6" w16cid:durableId="1521043126">
     <w:abstractNumId w:val="1"/>
@@ -8390,7 +7765,16 @@
     </w:lvlOverride>
   </w:num>
   <w:num w:numId="13" w16cid:durableId="897978137">
-    <w:abstractNumId w:val="6"/>
+    <w:abstractNumId w:val="7"/>
+  </w:num>
+  <w:num w:numId="14" w16cid:durableId="92167680">
+    <w:abstractNumId w:val="4"/>
+  </w:num>
+  <w:num w:numId="15" w16cid:durableId="443888042">
+    <w:abstractNumId w:val="8"/>
+  </w:num>
+  <w:num w:numId="16" w16cid:durableId="2057074406">
+    <w:abstractNumId w:val="10"/>
   </w:num>
 </w:numbering>
 </file>

--- a/lc记录.docx
+++ b/lc记录.docx
@@ -1112,20 +1112,90 @@
               <w:rPr>
                 <w:rFonts w:hint="eastAsia"/>
               </w:rPr>
-              <w:t>let arr: number[] = new Array(5).fill(0);</w:t>
-            </w:r>
-          </w:p>
-          <w:p>
-            <w:pPr>
-              <w:rPr>
-                <w:rFonts w:hint="eastAsia"/>
-              </w:rPr>
-            </w:pPr>
-            <w:r>
-              <w:rPr>
-                <w:rFonts w:hint="eastAsia"/>
-              </w:rPr>
-              <w:t>let nums: number[] = [1, 3, 2, 5, 4];</w:t>
+              <w:t xml:space="preserve">let </w:t>
+            </w:r>
+            <w:proofErr w:type="spellStart"/>
+            <w:r>
+              <w:rPr>
+                <w:rFonts w:hint="eastAsia"/>
+              </w:rPr>
+              <w:t>arr</w:t>
+            </w:r>
+            <w:proofErr w:type="spellEnd"/>
+            <w:r>
+              <w:rPr>
+                <w:rFonts w:hint="eastAsia"/>
+              </w:rPr>
+              <w:t xml:space="preserve">: </w:t>
+            </w:r>
+            <w:proofErr w:type="gramStart"/>
+            <w:r>
+              <w:rPr>
+                <w:rFonts w:hint="eastAsia"/>
+              </w:rPr>
+              <w:t>number[</w:t>
+            </w:r>
+            <w:proofErr w:type="gramEnd"/>
+            <w:r>
+              <w:rPr>
+                <w:rFonts w:hint="eastAsia"/>
+              </w:rPr>
+              <w:t>] = new Array(5</w:t>
+            </w:r>
+            <w:proofErr w:type="gramStart"/>
+            <w:r>
+              <w:rPr>
+                <w:rFonts w:hint="eastAsia"/>
+              </w:rPr>
+              <w:t>).fill</w:t>
+            </w:r>
+            <w:proofErr w:type="gramEnd"/>
+            <w:r>
+              <w:rPr>
+                <w:rFonts w:hint="eastAsia"/>
+              </w:rPr>
+              <w:t>(0);</w:t>
+            </w:r>
+          </w:p>
+          <w:p>
+            <w:pPr>
+              <w:rPr>
+                <w:rFonts w:hint="eastAsia"/>
+              </w:rPr>
+            </w:pPr>
+            <w:r>
+              <w:rPr>
+                <w:rFonts w:hint="eastAsia"/>
+              </w:rPr>
+              <w:t xml:space="preserve">let </w:t>
+            </w:r>
+            <w:proofErr w:type="spellStart"/>
+            <w:r>
+              <w:rPr>
+                <w:rFonts w:hint="eastAsia"/>
+              </w:rPr>
+              <w:t>nums</w:t>
+            </w:r>
+            <w:proofErr w:type="spellEnd"/>
+            <w:r>
+              <w:rPr>
+                <w:rFonts w:hint="eastAsia"/>
+              </w:rPr>
+              <w:t xml:space="preserve">: </w:t>
+            </w:r>
+            <w:proofErr w:type="gramStart"/>
+            <w:r>
+              <w:rPr>
+                <w:rFonts w:hint="eastAsia"/>
+              </w:rPr>
+              <w:t>number[</w:t>
+            </w:r>
+            <w:proofErr w:type="gramEnd"/>
+            <w:r>
+              <w:rPr>
+                <w:rFonts w:hint="eastAsia"/>
+              </w:rPr>
+              <w:t>] = [1, 3, 2, 5, 4];</w:t>
             </w:r>
           </w:p>
         </w:tc>
@@ -1207,72 +1277,284 @@
               <w:rPr>
                 <w:rFonts w:hint="eastAsia"/>
               </w:rPr>
-              <w:t>class ListNode {</w:t>
-            </w:r>
-          </w:p>
-          <w:p>
-            <w:pPr>
-              <w:rPr>
-                <w:rFonts w:hint="eastAsia"/>
-              </w:rPr>
-            </w:pPr>
-            <w:r>
-              <w:rPr>
-                <w:rFonts w:hint="eastAsia"/>
-              </w:rPr>
-              <w:t xml:space="preserve">    val: number;</w:t>
-            </w:r>
-          </w:p>
-          <w:p>
-            <w:pPr>
-              <w:rPr>
-                <w:rFonts w:hint="eastAsia"/>
-              </w:rPr>
-            </w:pPr>
-            <w:r>
-              <w:rPr>
-                <w:rFonts w:hint="eastAsia"/>
-              </w:rPr>
-              <w:t xml:space="preserve">    next: ListNode | null;</w:t>
-            </w:r>
-          </w:p>
-          <w:p>
-            <w:pPr>
-              <w:rPr>
-                <w:rFonts w:hint="eastAsia"/>
-              </w:rPr>
-            </w:pPr>
-            <w:r>
-              <w:rPr>
-                <w:rFonts w:hint="eastAsia"/>
-              </w:rPr>
-              <w:t xml:space="preserve">    constructor(val?: number, next?: ListNode | null) {</w:t>
-            </w:r>
-          </w:p>
-          <w:p>
-            <w:pPr>
-              <w:rPr>
-                <w:rFonts w:hint="eastAsia"/>
-              </w:rPr>
-            </w:pPr>
-            <w:r>
-              <w:rPr>
-                <w:rFonts w:hint="eastAsia"/>
-              </w:rPr>
-              <w:t xml:space="preserve">        this.val = val === undefined ? 0 : val;        // 节点值</w:t>
-            </w:r>
-          </w:p>
-          <w:p>
-            <w:pPr>
-              <w:rPr>
-                <w:rFonts w:hint="eastAsia"/>
-              </w:rPr>
-            </w:pPr>
-            <w:r>
-              <w:rPr>
-                <w:rFonts w:hint="eastAsia"/>
-              </w:rPr>
-              <w:t xml:space="preserve">        this.next = next === undefined ? null : next;  // 指向下一节点的引用</w:t>
+              <w:t xml:space="preserve">class </w:t>
+            </w:r>
+            <w:proofErr w:type="spellStart"/>
+            <w:r>
+              <w:rPr>
+                <w:rFonts w:hint="eastAsia"/>
+              </w:rPr>
+              <w:t>ListNode</w:t>
+            </w:r>
+            <w:proofErr w:type="spellEnd"/>
+            <w:r>
+              <w:rPr>
+                <w:rFonts w:hint="eastAsia"/>
+              </w:rPr>
+              <w:t xml:space="preserve"> {</w:t>
+            </w:r>
+          </w:p>
+          <w:p>
+            <w:pPr>
+              <w:rPr>
+                <w:rFonts w:hint="eastAsia"/>
+              </w:rPr>
+            </w:pPr>
+            <w:r>
+              <w:rPr>
+                <w:rFonts w:hint="eastAsia"/>
+              </w:rPr>
+              <w:t xml:space="preserve">    </w:t>
+            </w:r>
+            <w:proofErr w:type="spellStart"/>
+            <w:r>
+              <w:rPr>
+                <w:rFonts w:hint="eastAsia"/>
+              </w:rPr>
+              <w:t>val</w:t>
+            </w:r>
+            <w:proofErr w:type="spellEnd"/>
+            <w:r>
+              <w:rPr>
+                <w:rFonts w:hint="eastAsia"/>
+              </w:rPr>
+              <w:t>: number;</w:t>
+            </w:r>
+          </w:p>
+          <w:p>
+            <w:pPr>
+              <w:rPr>
+                <w:rFonts w:hint="eastAsia"/>
+              </w:rPr>
+            </w:pPr>
+            <w:r>
+              <w:rPr>
+                <w:rFonts w:hint="eastAsia"/>
+              </w:rPr>
+              <w:t xml:space="preserve">    next: </w:t>
+            </w:r>
+            <w:proofErr w:type="spellStart"/>
+            <w:r>
+              <w:rPr>
+                <w:rFonts w:hint="eastAsia"/>
+              </w:rPr>
+              <w:t>ListNode</w:t>
+            </w:r>
+            <w:proofErr w:type="spellEnd"/>
+            <w:r>
+              <w:rPr>
+                <w:rFonts w:hint="eastAsia"/>
+              </w:rPr>
+              <w:t xml:space="preserve"> | null;</w:t>
+            </w:r>
+          </w:p>
+          <w:p>
+            <w:pPr>
+              <w:rPr>
+                <w:rFonts w:hint="eastAsia"/>
+              </w:rPr>
+            </w:pPr>
+            <w:r>
+              <w:rPr>
+                <w:rFonts w:hint="eastAsia"/>
+              </w:rPr>
+              <w:t xml:space="preserve">    </w:t>
+            </w:r>
+            <w:proofErr w:type="gramStart"/>
+            <w:r>
+              <w:rPr>
+                <w:rFonts w:hint="eastAsia"/>
+              </w:rPr>
+              <w:t>constructor(</w:t>
+            </w:r>
+            <w:proofErr w:type="spellStart"/>
+            <w:r>
+              <w:rPr>
+                <w:rFonts w:hint="eastAsia"/>
+              </w:rPr>
+              <w:t>val</w:t>
+            </w:r>
+            <w:proofErr w:type="spellEnd"/>
+            <w:r>
+              <w:rPr>
+                <w:rFonts w:hint="eastAsia"/>
+              </w:rPr>
+              <w:t>?:</w:t>
+            </w:r>
+            <w:proofErr w:type="gramEnd"/>
+            <w:r>
+              <w:rPr>
+                <w:rFonts w:hint="eastAsia"/>
+              </w:rPr>
+              <w:t xml:space="preserve"> number, </w:t>
+            </w:r>
+            <w:proofErr w:type="gramStart"/>
+            <w:r>
+              <w:rPr>
+                <w:rFonts w:hint="eastAsia"/>
+              </w:rPr>
+              <w:t>next?:</w:t>
+            </w:r>
+            <w:proofErr w:type="gramEnd"/>
+            <w:r>
+              <w:rPr>
+                <w:rFonts w:hint="eastAsia"/>
+              </w:rPr>
+              <w:t xml:space="preserve"> </w:t>
+            </w:r>
+            <w:proofErr w:type="spellStart"/>
+            <w:r>
+              <w:rPr>
+                <w:rFonts w:hint="eastAsia"/>
+              </w:rPr>
+              <w:t>ListNode</w:t>
+            </w:r>
+            <w:proofErr w:type="spellEnd"/>
+            <w:r>
+              <w:rPr>
+                <w:rFonts w:hint="eastAsia"/>
+              </w:rPr>
+              <w:t xml:space="preserve"> | null) {</w:t>
+            </w:r>
+          </w:p>
+          <w:p>
+            <w:pPr>
+              <w:rPr>
+                <w:rFonts w:hint="eastAsia"/>
+              </w:rPr>
+            </w:pPr>
+            <w:r>
+              <w:rPr>
+                <w:rFonts w:hint="eastAsia"/>
+              </w:rPr>
+              <w:t xml:space="preserve">        </w:t>
+            </w:r>
+            <w:proofErr w:type="spellStart"/>
+            <w:r>
+              <w:rPr>
+                <w:rFonts w:hint="eastAsia"/>
+              </w:rPr>
+              <w:t>this.val</w:t>
+            </w:r>
+            <w:proofErr w:type="spellEnd"/>
+            <w:r>
+              <w:rPr>
+                <w:rFonts w:hint="eastAsia"/>
+              </w:rPr>
+              <w:t xml:space="preserve"> = </w:t>
+            </w:r>
+            <w:proofErr w:type="spellStart"/>
+            <w:r>
+              <w:rPr>
+                <w:rFonts w:hint="eastAsia"/>
+              </w:rPr>
+              <w:t>val</w:t>
+            </w:r>
+            <w:proofErr w:type="spellEnd"/>
+            <w:r>
+              <w:rPr>
+                <w:rFonts w:hint="eastAsia"/>
+              </w:rPr>
+              <w:t xml:space="preserve"> === </w:t>
+            </w:r>
+            <w:proofErr w:type="gramStart"/>
+            <w:r>
+              <w:rPr>
+                <w:rFonts w:hint="eastAsia"/>
+              </w:rPr>
+              <w:t>undefined ?</w:t>
+            </w:r>
+            <w:proofErr w:type="gramEnd"/>
+            <w:r>
+              <w:rPr>
+                <w:rFonts w:hint="eastAsia"/>
+              </w:rPr>
+              <w:t xml:space="preserve"> 0 : </w:t>
+            </w:r>
+            <w:proofErr w:type="spellStart"/>
+            <w:r>
+              <w:rPr>
+                <w:rFonts w:hint="eastAsia"/>
+              </w:rPr>
+              <w:t>val</w:t>
+            </w:r>
+            <w:proofErr w:type="spellEnd"/>
+            <w:r>
+              <w:rPr>
+                <w:rFonts w:hint="eastAsia"/>
+              </w:rPr>
+              <w:t>;        // 节点值</w:t>
+            </w:r>
+          </w:p>
+          <w:p>
+            <w:pPr>
+              <w:rPr>
+                <w:rFonts w:hint="eastAsia"/>
+              </w:rPr>
+            </w:pPr>
+            <w:r>
+              <w:rPr>
+                <w:rFonts w:hint="eastAsia"/>
+              </w:rPr>
+              <w:t xml:space="preserve">        </w:t>
+            </w:r>
+            <w:proofErr w:type="spellStart"/>
+            <w:proofErr w:type="gramStart"/>
+            <w:r>
+              <w:rPr>
+                <w:rFonts w:hint="eastAsia"/>
+              </w:rPr>
+              <w:t>this.next</w:t>
+            </w:r>
+            <w:proofErr w:type="spellEnd"/>
+            <w:proofErr w:type="gramEnd"/>
+            <w:r>
+              <w:rPr>
+                <w:rFonts w:hint="eastAsia"/>
+              </w:rPr>
+              <w:t xml:space="preserve"> = next === </w:t>
+            </w:r>
+            <w:proofErr w:type="gramStart"/>
+            <w:r>
+              <w:rPr>
+                <w:rFonts w:hint="eastAsia"/>
+              </w:rPr>
+              <w:t>undefined ?</w:t>
+            </w:r>
+            <w:proofErr w:type="gramEnd"/>
+            <w:r>
+              <w:rPr>
+                <w:rFonts w:hint="eastAsia"/>
+              </w:rPr>
+              <w:t xml:space="preserve"> </w:t>
+            </w:r>
+            <w:proofErr w:type="gramStart"/>
+            <w:r>
+              <w:rPr>
+                <w:rFonts w:hint="eastAsia"/>
+              </w:rPr>
+              <w:t>null :</w:t>
+            </w:r>
+            <w:proofErr w:type="gramEnd"/>
+            <w:r>
+              <w:rPr>
+                <w:rFonts w:hint="eastAsia"/>
+              </w:rPr>
+              <w:t xml:space="preserve"> </w:t>
+            </w:r>
+            <w:proofErr w:type="gramStart"/>
+            <w:r>
+              <w:rPr>
+                <w:rFonts w:hint="eastAsia"/>
+              </w:rPr>
+              <w:t>next;  /</w:t>
+            </w:r>
+            <w:proofErr w:type="gramEnd"/>
+            <w:r>
+              <w:rPr>
+                <w:rFonts w:hint="eastAsia"/>
+              </w:rPr>
+              <w:t>/ 指向下一节点的引用</w:t>
             </w:r>
           </w:p>
           <w:p>
@@ -1345,59 +1627,169 @@
                 <w:rFonts w:hint="eastAsia"/>
               </w:rPr>
               <w:lastRenderedPageBreak/>
-              <w:t>const n0 = new ListNode(1);</w:t>
-            </w:r>
-          </w:p>
-          <w:p>
-            <w:pPr>
-              <w:rPr>
-                <w:rFonts w:hint="eastAsia"/>
-              </w:rPr>
-            </w:pPr>
-            <w:r>
-              <w:rPr>
-                <w:rFonts w:hint="eastAsia"/>
-              </w:rPr>
-              <w:t>const n1 = new ListNode(3);</w:t>
-            </w:r>
-          </w:p>
-          <w:p>
-            <w:pPr>
-              <w:rPr>
-                <w:rFonts w:hint="eastAsia"/>
-              </w:rPr>
-            </w:pPr>
-            <w:r>
-              <w:rPr>
-                <w:rFonts w:hint="eastAsia"/>
-              </w:rPr>
-              <w:t>const n2 = new ListNode(2);</w:t>
-            </w:r>
-          </w:p>
-          <w:p>
-            <w:pPr>
-              <w:rPr>
-                <w:rFonts w:hint="eastAsia"/>
-              </w:rPr>
-            </w:pPr>
-            <w:r>
-              <w:rPr>
-                <w:rFonts w:hint="eastAsia"/>
-              </w:rPr>
-              <w:t>const n3 = new ListNode(5);</w:t>
-            </w:r>
-          </w:p>
-          <w:p>
-            <w:pPr>
-              <w:rPr>
-                <w:rFonts w:hint="eastAsia"/>
-              </w:rPr>
-            </w:pPr>
-            <w:r>
-              <w:rPr>
-                <w:rFonts w:hint="eastAsia"/>
-              </w:rPr>
-              <w:t>const n4 = new ListNode(4);</w:t>
+              <w:t xml:space="preserve">const n0 = new </w:t>
+            </w:r>
+            <w:proofErr w:type="spellStart"/>
+            <w:proofErr w:type="gramStart"/>
+            <w:r>
+              <w:rPr>
+                <w:rFonts w:hint="eastAsia"/>
+              </w:rPr>
+              <w:t>ListNode</w:t>
+            </w:r>
+            <w:proofErr w:type="spellEnd"/>
+            <w:r>
+              <w:rPr>
+                <w:rFonts w:hint="eastAsia"/>
+              </w:rPr>
+              <w:t>(</w:t>
+            </w:r>
+            <w:proofErr w:type="gramEnd"/>
+            <w:r>
+              <w:rPr>
+                <w:rFonts w:hint="eastAsia"/>
+              </w:rPr>
+              <w:t>1);</w:t>
+            </w:r>
+          </w:p>
+          <w:p>
+            <w:pPr>
+              <w:rPr>
+                <w:rFonts w:hint="eastAsia"/>
+              </w:rPr>
+            </w:pPr>
+            <w:r>
+              <w:rPr>
+                <w:rFonts w:hint="eastAsia"/>
+              </w:rPr>
+              <w:t xml:space="preserve">const n1 = new </w:t>
+            </w:r>
+            <w:proofErr w:type="spellStart"/>
+            <w:proofErr w:type="gramStart"/>
+            <w:r>
+              <w:rPr>
+                <w:rFonts w:hint="eastAsia"/>
+              </w:rPr>
+              <w:t>ListNode</w:t>
+            </w:r>
+            <w:proofErr w:type="spellEnd"/>
+            <w:r>
+              <w:rPr>
+                <w:rFonts w:hint="eastAsia"/>
+              </w:rPr>
+              <w:t>(</w:t>
+            </w:r>
+            <w:proofErr w:type="gramEnd"/>
+            <w:r>
+              <w:rPr>
+                <w:rFonts w:hint="eastAsia"/>
+              </w:rPr>
+              <w:t>3);</w:t>
+            </w:r>
+          </w:p>
+          <w:p>
+            <w:pPr>
+              <w:rPr>
+                <w:rFonts w:hint="eastAsia"/>
+              </w:rPr>
+            </w:pPr>
+            <w:r>
+              <w:rPr>
+                <w:rFonts w:hint="eastAsia"/>
+              </w:rPr>
+              <w:t xml:space="preserve">const n2 = new </w:t>
+            </w:r>
+            <w:proofErr w:type="spellStart"/>
+            <w:proofErr w:type="gramStart"/>
+            <w:r>
+              <w:rPr>
+                <w:rFonts w:hint="eastAsia"/>
+              </w:rPr>
+              <w:t>ListNode</w:t>
+            </w:r>
+            <w:proofErr w:type="spellEnd"/>
+            <w:r>
+              <w:rPr>
+                <w:rFonts w:hint="eastAsia"/>
+              </w:rPr>
+              <w:t>(</w:t>
+            </w:r>
+            <w:proofErr w:type="gramEnd"/>
+            <w:r>
+              <w:rPr>
+                <w:rFonts w:hint="eastAsia"/>
+              </w:rPr>
+              <w:t>2);</w:t>
+            </w:r>
+          </w:p>
+          <w:p>
+            <w:pPr>
+              <w:rPr>
+                <w:rFonts w:hint="eastAsia"/>
+              </w:rPr>
+            </w:pPr>
+            <w:r>
+              <w:rPr>
+                <w:rFonts w:hint="eastAsia"/>
+              </w:rPr>
+              <w:t xml:space="preserve">const n3 = new </w:t>
+            </w:r>
+            <w:proofErr w:type="spellStart"/>
+            <w:proofErr w:type="gramStart"/>
+            <w:r>
+              <w:rPr>
+                <w:rFonts w:hint="eastAsia"/>
+              </w:rPr>
+              <w:t>ListNode</w:t>
+            </w:r>
+            <w:proofErr w:type="spellEnd"/>
+            <w:r>
+              <w:rPr>
+                <w:rFonts w:hint="eastAsia"/>
+              </w:rPr>
+              <w:t>(</w:t>
+            </w:r>
+            <w:proofErr w:type="gramEnd"/>
+            <w:r>
+              <w:rPr>
+                <w:rFonts w:hint="eastAsia"/>
+              </w:rPr>
+              <w:t>5);</w:t>
+            </w:r>
+          </w:p>
+          <w:p>
+            <w:pPr>
+              <w:rPr>
+                <w:rFonts w:hint="eastAsia"/>
+              </w:rPr>
+            </w:pPr>
+            <w:r>
+              <w:rPr>
+                <w:rFonts w:hint="eastAsia"/>
+              </w:rPr>
+              <w:t xml:space="preserve">const n4 = new </w:t>
+            </w:r>
+            <w:proofErr w:type="spellStart"/>
+            <w:proofErr w:type="gramStart"/>
+            <w:r>
+              <w:rPr>
+                <w:rFonts w:hint="eastAsia"/>
+              </w:rPr>
+              <w:t>ListNode</w:t>
+            </w:r>
+            <w:proofErr w:type="spellEnd"/>
+            <w:r>
+              <w:rPr>
+                <w:rFonts w:hint="eastAsia"/>
+              </w:rPr>
+              <w:t>(</w:t>
+            </w:r>
+            <w:proofErr w:type="gramEnd"/>
+            <w:r>
+              <w:rPr>
+                <w:rFonts w:hint="eastAsia"/>
+              </w:rPr>
+              <w:t>4);</w:t>
             </w:r>
           </w:p>
           <w:p>
@@ -1423,46 +1815,102 @@
               <w:rPr>
                 <w:rFonts w:hint="eastAsia"/>
               </w:rPr>
-              <w:t>n0.next = n1;</w:t>
-            </w:r>
-          </w:p>
-          <w:p>
-            <w:pPr>
-              <w:rPr>
-                <w:rFonts w:hint="eastAsia"/>
-              </w:rPr>
-            </w:pPr>
-            <w:r>
-              <w:rPr>
-                <w:rFonts w:hint="eastAsia"/>
-              </w:rPr>
-              <w:t>n1.next = n2;</w:t>
-            </w:r>
-          </w:p>
-          <w:p>
-            <w:pPr>
-              <w:rPr>
-                <w:rFonts w:hint="eastAsia"/>
-              </w:rPr>
-            </w:pPr>
-            <w:r>
-              <w:rPr>
-                <w:rFonts w:hint="eastAsia"/>
-              </w:rPr>
-              <w:t>n2.next = n3;</w:t>
-            </w:r>
-          </w:p>
-          <w:p>
-            <w:pPr>
-              <w:rPr>
-                <w:rFonts w:hint="eastAsia"/>
-              </w:rPr>
-            </w:pPr>
-            <w:r>
-              <w:rPr>
-                <w:rFonts w:hint="eastAsia"/>
-              </w:rPr>
-              <w:t>n3.next = n4;</w:t>
+              <w:t>n</w:t>
+            </w:r>
+            <w:proofErr w:type="gramStart"/>
+            <w:r>
+              <w:rPr>
+                <w:rFonts w:hint="eastAsia"/>
+              </w:rPr>
+              <w:t>0.next</w:t>
+            </w:r>
+            <w:proofErr w:type="gramEnd"/>
+            <w:r>
+              <w:rPr>
+                <w:rFonts w:hint="eastAsia"/>
+              </w:rPr>
+              <w:t xml:space="preserve"> = n1;</w:t>
+            </w:r>
+          </w:p>
+          <w:p>
+            <w:pPr>
+              <w:rPr>
+                <w:rFonts w:hint="eastAsia"/>
+              </w:rPr>
+            </w:pPr>
+            <w:r>
+              <w:rPr>
+                <w:rFonts w:hint="eastAsia"/>
+              </w:rPr>
+              <w:t>n</w:t>
+            </w:r>
+            <w:proofErr w:type="gramStart"/>
+            <w:r>
+              <w:rPr>
+                <w:rFonts w:hint="eastAsia"/>
+              </w:rPr>
+              <w:t>1.next</w:t>
+            </w:r>
+            <w:proofErr w:type="gramEnd"/>
+            <w:r>
+              <w:rPr>
+                <w:rFonts w:hint="eastAsia"/>
+              </w:rPr>
+              <w:t xml:space="preserve"> = n2;</w:t>
+            </w:r>
+          </w:p>
+          <w:p>
+            <w:pPr>
+              <w:rPr>
+                <w:rFonts w:hint="eastAsia"/>
+              </w:rPr>
+            </w:pPr>
+            <w:r>
+              <w:rPr>
+                <w:rFonts w:hint="eastAsia"/>
+              </w:rPr>
+              <w:t>n</w:t>
+            </w:r>
+            <w:proofErr w:type="gramStart"/>
+            <w:r>
+              <w:rPr>
+                <w:rFonts w:hint="eastAsia"/>
+              </w:rPr>
+              <w:t>2.next</w:t>
+            </w:r>
+            <w:proofErr w:type="gramEnd"/>
+            <w:r>
+              <w:rPr>
+                <w:rFonts w:hint="eastAsia"/>
+              </w:rPr>
+              <w:t xml:space="preserve"> = n3;</w:t>
+            </w:r>
+          </w:p>
+          <w:p>
+            <w:pPr>
+              <w:rPr>
+                <w:rFonts w:hint="eastAsia"/>
+              </w:rPr>
+            </w:pPr>
+            <w:r>
+              <w:rPr>
+                <w:rFonts w:hint="eastAsia"/>
+              </w:rPr>
+              <w:t>n</w:t>
+            </w:r>
+            <w:proofErr w:type="gramStart"/>
+            <w:r>
+              <w:rPr>
+                <w:rFonts w:hint="eastAsia"/>
+              </w:rPr>
+              <w:t>3.next</w:t>
+            </w:r>
+            <w:proofErr w:type="gramEnd"/>
+            <w:r>
+              <w:rPr>
+                <w:rFonts w:hint="eastAsia"/>
+              </w:rPr>
+              <w:t xml:space="preserve"> = n4;</w:t>
             </w:r>
           </w:p>
         </w:tc>
@@ -1538,7 +1986,21 @@
               <w:rPr>
                 <w:rFonts w:hint="eastAsia"/>
               </w:rPr>
-              <w:t>const nums1: number[] = [];</w:t>
+              <w:t xml:space="preserve">const nums1: </w:t>
+            </w:r>
+            <w:proofErr w:type="gramStart"/>
+            <w:r>
+              <w:rPr>
+                <w:rFonts w:hint="eastAsia"/>
+              </w:rPr>
+              <w:t>number[</w:t>
+            </w:r>
+            <w:proofErr w:type="gramEnd"/>
+            <w:r>
+              <w:rPr>
+                <w:rFonts w:hint="eastAsia"/>
+              </w:rPr>
+              <w:t>] = [];</w:t>
             </w:r>
           </w:p>
           <w:p>
@@ -1564,7 +2026,35 @@
               <w:rPr>
                 <w:rFonts w:hint="eastAsia"/>
               </w:rPr>
-              <w:t>const nums: number[] = [1, 3, 2, 5, 4];</w:t>
+              <w:t xml:space="preserve">const </w:t>
+            </w:r>
+            <w:proofErr w:type="spellStart"/>
+            <w:r>
+              <w:rPr>
+                <w:rFonts w:hint="eastAsia"/>
+              </w:rPr>
+              <w:t>nums</w:t>
+            </w:r>
+            <w:proofErr w:type="spellEnd"/>
+            <w:r>
+              <w:rPr>
+                <w:rFonts w:hint="eastAsia"/>
+              </w:rPr>
+              <w:t xml:space="preserve">: </w:t>
+            </w:r>
+            <w:proofErr w:type="gramStart"/>
+            <w:r>
+              <w:rPr>
+                <w:rFonts w:hint="eastAsia"/>
+              </w:rPr>
+              <w:t>number[</w:t>
+            </w:r>
+            <w:proofErr w:type="gramEnd"/>
+            <w:r>
+              <w:rPr>
+                <w:rFonts w:hint="eastAsia"/>
+              </w:rPr>
+              <w:t>] = [1, 3, 2, 5, 4];</w:t>
             </w:r>
           </w:p>
         </w:tc>
@@ -1590,11 +2080,19 @@
           <w:rFonts w:hint="eastAsia"/>
         </w:rPr>
       </w:pPr>
-      <w:r>
-        <w:rPr>
-          <w:rFonts w:hint="eastAsia"/>
-        </w:rPr>
-        <w:t>栈，先进后出</w:t>
+      <w:proofErr w:type="gramStart"/>
+      <w:r>
+        <w:rPr>
+          <w:rFonts w:hint="eastAsia"/>
+        </w:rPr>
+        <w:t>栈</w:t>
+      </w:r>
+      <w:proofErr w:type="gramEnd"/>
+      <w:r>
+        <w:rPr>
+          <w:rFonts w:hint="eastAsia"/>
+        </w:rPr>
+        <w:t>，先进后出</w:t>
       </w:r>
     </w:p>
     <w:p>
@@ -1627,7 +2125,15 @@
         <w:t>从数组末尾移除并返回最后一个元素</w:t>
       </w:r>
       <w:r>
-        <w:t>，会直接修改原数组，使其长度减一；如果对空数组调用，则返回undefined</w:t>
+        <w:t>，会直接修改原数组，使其长度减</w:t>
+      </w:r>
+      <w:proofErr w:type="gramStart"/>
+      <w:r>
+        <w:t>一</w:t>
+      </w:r>
+      <w:proofErr w:type="gramEnd"/>
+      <w:r>
+        <w:t>；如果对空数组调用，则返回undefined</w:t>
       </w:r>
     </w:p>
     <w:p>
@@ -1679,217 +2185,439 @@
               <w:rPr>
                 <w:rFonts w:hint="eastAsia"/>
               </w:rPr>
-              <w:t>/* 初始化栈 */</w:t>
-            </w:r>
-          </w:p>
-          <w:p>
-            <w:pPr>
-              <w:rPr>
-                <w:rFonts w:hint="eastAsia"/>
-              </w:rPr>
-            </w:pPr>
-            <w:r>
-              <w:rPr>
-                <w:rFonts w:hint="eastAsia"/>
-              </w:rPr>
-              <w:t>// TypeScript 没有内置的栈类，可以把 Array 当作栈来使用</w:t>
-            </w:r>
-          </w:p>
-          <w:p>
-            <w:pPr>
-              <w:rPr>
-                <w:rFonts w:hint="eastAsia"/>
-              </w:rPr>
-            </w:pPr>
-            <w:r>
-              <w:rPr>
-                <w:rFonts w:hint="eastAsia"/>
-              </w:rPr>
-              <w:t>const stack: number[] = [];</w:t>
-            </w:r>
-          </w:p>
-          <w:p>
-            <w:pPr>
-              <w:rPr>
-                <w:rFonts w:hint="eastAsia"/>
-              </w:rPr>
-            </w:pPr>
-          </w:p>
-          <w:p>
-            <w:pPr>
-              <w:rPr>
-                <w:rFonts w:hint="eastAsia"/>
-              </w:rPr>
-            </w:pPr>
-            <w:r>
-              <w:rPr>
-                <w:rFonts w:hint="eastAsia"/>
-              </w:rPr>
-              <w:t>/* 元素入栈 */</w:t>
-            </w:r>
-          </w:p>
-          <w:p>
-            <w:pPr>
-              <w:rPr>
-                <w:rFonts w:hint="eastAsia"/>
-              </w:rPr>
-            </w:pPr>
-            <w:r>
-              <w:rPr>
-                <w:rFonts w:hint="eastAsia"/>
-              </w:rPr>
-              <w:t>stack.push(1);</w:t>
-            </w:r>
-          </w:p>
-          <w:p>
-            <w:pPr>
-              <w:rPr>
-                <w:rFonts w:hint="eastAsia"/>
-              </w:rPr>
-            </w:pPr>
-            <w:r>
-              <w:rPr>
-                <w:rFonts w:hint="eastAsia"/>
-              </w:rPr>
-              <w:t>stack.push(3);</w:t>
-            </w:r>
-          </w:p>
-          <w:p>
-            <w:pPr>
-              <w:rPr>
-                <w:rFonts w:hint="eastAsia"/>
-              </w:rPr>
-            </w:pPr>
-            <w:r>
-              <w:rPr>
-                <w:rFonts w:hint="eastAsia"/>
-              </w:rPr>
-              <w:t>stack.push(2);</w:t>
-            </w:r>
-          </w:p>
-          <w:p>
-            <w:pPr>
-              <w:rPr>
-                <w:rFonts w:hint="eastAsia"/>
-              </w:rPr>
-            </w:pPr>
-            <w:r>
-              <w:rPr>
-                <w:rFonts w:hint="eastAsia"/>
-              </w:rPr>
-              <w:t>stack.push(5);</w:t>
-            </w:r>
-          </w:p>
-          <w:p>
-            <w:pPr>
-              <w:rPr>
-                <w:rFonts w:hint="eastAsia"/>
-              </w:rPr>
-            </w:pPr>
-            <w:r>
-              <w:rPr>
-                <w:rFonts w:hint="eastAsia"/>
-              </w:rPr>
-              <w:t>stack.push(4);</w:t>
-            </w:r>
-          </w:p>
-          <w:p>
-            <w:pPr>
-              <w:rPr>
-                <w:rFonts w:hint="eastAsia"/>
-              </w:rPr>
-            </w:pPr>
-          </w:p>
-          <w:p>
-            <w:pPr>
-              <w:rPr>
-                <w:rFonts w:hint="eastAsia"/>
-              </w:rPr>
-            </w:pPr>
-            <w:r>
-              <w:rPr>
-                <w:rFonts w:hint="eastAsia"/>
-              </w:rPr>
-              <w:t>/* 访问栈顶元素 */</w:t>
-            </w:r>
-          </w:p>
-          <w:p>
-            <w:pPr>
-              <w:rPr>
-                <w:rFonts w:hint="eastAsia"/>
-              </w:rPr>
-            </w:pPr>
-            <w:r>
-              <w:rPr>
-                <w:rFonts w:hint="eastAsia"/>
-              </w:rPr>
-              <w:t>const peek = stack[stack.length - 1];</w:t>
-            </w:r>
-          </w:p>
-          <w:p>
-            <w:pPr>
-              <w:rPr>
-                <w:rFonts w:hint="eastAsia"/>
-              </w:rPr>
-            </w:pPr>
-          </w:p>
-          <w:p>
-            <w:pPr>
-              <w:rPr>
-                <w:rFonts w:hint="eastAsia"/>
-              </w:rPr>
-            </w:pPr>
-            <w:r>
-              <w:rPr>
-                <w:rFonts w:hint="eastAsia"/>
-              </w:rPr>
-              <w:t>/* 元素出栈 */</w:t>
-            </w:r>
-          </w:p>
-          <w:p>
-            <w:pPr>
-              <w:rPr>
-                <w:rFonts w:hint="eastAsia"/>
-              </w:rPr>
-            </w:pPr>
-            <w:r>
-              <w:rPr>
-                <w:rFonts w:hint="eastAsia"/>
-              </w:rPr>
-              <w:t>const pop = stack.pop();</w:t>
-            </w:r>
-          </w:p>
-          <w:p>
-            <w:pPr>
-              <w:rPr>
-                <w:rFonts w:hint="eastAsia"/>
-              </w:rPr>
-            </w:pPr>
-          </w:p>
-          <w:p>
-            <w:pPr>
-              <w:rPr>
-                <w:rFonts w:hint="eastAsia"/>
-              </w:rPr>
-            </w:pPr>
-            <w:r>
-              <w:rPr>
-                <w:rFonts w:hint="eastAsia"/>
-              </w:rPr>
-              <w:t>/* 获取栈的长度 */</w:t>
-            </w:r>
-          </w:p>
-          <w:p>
-            <w:pPr>
-              <w:rPr>
-                <w:rFonts w:hint="eastAsia"/>
-              </w:rPr>
-            </w:pPr>
-            <w:r>
-              <w:rPr>
-                <w:rFonts w:hint="eastAsia"/>
-              </w:rPr>
-              <w:t>const size = stack.length;</w:t>
+              <w:t>/* 初始化</w:t>
+            </w:r>
+            <w:proofErr w:type="gramStart"/>
+            <w:r>
+              <w:rPr>
+                <w:rFonts w:hint="eastAsia"/>
+              </w:rPr>
+              <w:t>栈</w:t>
+            </w:r>
+            <w:proofErr w:type="gramEnd"/>
+            <w:r>
+              <w:rPr>
+                <w:rFonts w:hint="eastAsia"/>
+              </w:rPr>
+              <w:t xml:space="preserve"> */</w:t>
+            </w:r>
+          </w:p>
+          <w:p>
+            <w:pPr>
+              <w:rPr>
+                <w:rFonts w:hint="eastAsia"/>
+              </w:rPr>
+            </w:pPr>
+            <w:r>
+              <w:rPr>
+                <w:rFonts w:hint="eastAsia"/>
+              </w:rPr>
+              <w:t>// TypeScript 没有内置的</w:t>
+            </w:r>
+            <w:proofErr w:type="gramStart"/>
+            <w:r>
+              <w:rPr>
+                <w:rFonts w:hint="eastAsia"/>
+              </w:rPr>
+              <w:t>栈</w:t>
+            </w:r>
+            <w:proofErr w:type="gramEnd"/>
+            <w:r>
+              <w:rPr>
+                <w:rFonts w:hint="eastAsia"/>
+              </w:rPr>
+              <w:t>类，可以把 Array 当作</w:t>
+            </w:r>
+            <w:proofErr w:type="gramStart"/>
+            <w:r>
+              <w:rPr>
+                <w:rFonts w:hint="eastAsia"/>
+              </w:rPr>
+              <w:t>栈</w:t>
+            </w:r>
+            <w:proofErr w:type="gramEnd"/>
+            <w:r>
+              <w:rPr>
+                <w:rFonts w:hint="eastAsia"/>
+              </w:rPr>
+              <w:t>来使用</w:t>
+            </w:r>
+          </w:p>
+          <w:p>
+            <w:pPr>
+              <w:rPr>
+                <w:rFonts w:hint="eastAsia"/>
+              </w:rPr>
+            </w:pPr>
+            <w:r>
+              <w:rPr>
+                <w:rFonts w:hint="eastAsia"/>
+              </w:rPr>
+              <w:t xml:space="preserve">const stack: </w:t>
+            </w:r>
+            <w:proofErr w:type="gramStart"/>
+            <w:r>
+              <w:rPr>
+                <w:rFonts w:hint="eastAsia"/>
+              </w:rPr>
+              <w:t>number[</w:t>
+            </w:r>
+            <w:proofErr w:type="gramEnd"/>
+            <w:r>
+              <w:rPr>
+                <w:rFonts w:hint="eastAsia"/>
+              </w:rPr>
+              <w:t>] = [];</w:t>
+            </w:r>
+          </w:p>
+          <w:p>
+            <w:pPr>
+              <w:rPr>
+                <w:rFonts w:hint="eastAsia"/>
+              </w:rPr>
+            </w:pPr>
+          </w:p>
+          <w:p>
+            <w:pPr>
+              <w:rPr>
+                <w:rFonts w:hint="eastAsia"/>
+              </w:rPr>
+            </w:pPr>
+            <w:r>
+              <w:rPr>
+                <w:rFonts w:hint="eastAsia"/>
+              </w:rPr>
+              <w:t>/* 元素入</w:t>
+            </w:r>
+            <w:proofErr w:type="gramStart"/>
+            <w:r>
+              <w:rPr>
+                <w:rFonts w:hint="eastAsia"/>
+              </w:rPr>
+              <w:t>栈</w:t>
+            </w:r>
+            <w:proofErr w:type="gramEnd"/>
+            <w:r>
+              <w:rPr>
+                <w:rFonts w:hint="eastAsia"/>
+              </w:rPr>
+              <w:t xml:space="preserve"> */</w:t>
+            </w:r>
+          </w:p>
+          <w:p>
+            <w:pPr>
+              <w:rPr>
+                <w:rFonts w:hint="eastAsia"/>
+              </w:rPr>
+            </w:pPr>
+            <w:proofErr w:type="spellStart"/>
+            <w:proofErr w:type="gramStart"/>
+            <w:r>
+              <w:rPr>
+                <w:rFonts w:hint="eastAsia"/>
+              </w:rPr>
+              <w:t>stack.push</w:t>
+            </w:r>
+            <w:proofErr w:type="spellEnd"/>
+            <w:proofErr w:type="gramEnd"/>
+            <w:r>
+              <w:rPr>
+                <w:rFonts w:hint="eastAsia"/>
+              </w:rPr>
+              <w:t>(1);</w:t>
+            </w:r>
+          </w:p>
+          <w:p>
+            <w:pPr>
+              <w:rPr>
+                <w:rFonts w:hint="eastAsia"/>
+              </w:rPr>
+            </w:pPr>
+            <w:proofErr w:type="spellStart"/>
+            <w:proofErr w:type="gramStart"/>
+            <w:r>
+              <w:rPr>
+                <w:rFonts w:hint="eastAsia"/>
+              </w:rPr>
+              <w:t>stack.push</w:t>
+            </w:r>
+            <w:proofErr w:type="spellEnd"/>
+            <w:proofErr w:type="gramEnd"/>
+            <w:r>
+              <w:rPr>
+                <w:rFonts w:hint="eastAsia"/>
+              </w:rPr>
+              <w:t>(3);</w:t>
+            </w:r>
+          </w:p>
+          <w:p>
+            <w:pPr>
+              <w:rPr>
+                <w:rFonts w:hint="eastAsia"/>
+              </w:rPr>
+            </w:pPr>
+            <w:proofErr w:type="spellStart"/>
+            <w:proofErr w:type="gramStart"/>
+            <w:r>
+              <w:rPr>
+                <w:rFonts w:hint="eastAsia"/>
+              </w:rPr>
+              <w:t>stack.push</w:t>
+            </w:r>
+            <w:proofErr w:type="spellEnd"/>
+            <w:proofErr w:type="gramEnd"/>
+            <w:r>
+              <w:rPr>
+                <w:rFonts w:hint="eastAsia"/>
+              </w:rPr>
+              <w:t>(2);</w:t>
+            </w:r>
+          </w:p>
+          <w:p>
+            <w:pPr>
+              <w:rPr>
+                <w:rFonts w:hint="eastAsia"/>
+              </w:rPr>
+            </w:pPr>
+            <w:proofErr w:type="spellStart"/>
+            <w:proofErr w:type="gramStart"/>
+            <w:r>
+              <w:rPr>
+                <w:rFonts w:hint="eastAsia"/>
+              </w:rPr>
+              <w:t>stack.push</w:t>
+            </w:r>
+            <w:proofErr w:type="spellEnd"/>
+            <w:proofErr w:type="gramEnd"/>
+            <w:r>
+              <w:rPr>
+                <w:rFonts w:hint="eastAsia"/>
+              </w:rPr>
+              <w:t>(5);</w:t>
+            </w:r>
+          </w:p>
+          <w:p>
+            <w:pPr>
+              <w:rPr>
+                <w:rFonts w:hint="eastAsia"/>
+              </w:rPr>
+            </w:pPr>
+            <w:proofErr w:type="spellStart"/>
+            <w:proofErr w:type="gramStart"/>
+            <w:r>
+              <w:rPr>
+                <w:rFonts w:hint="eastAsia"/>
+              </w:rPr>
+              <w:t>stack.push</w:t>
+            </w:r>
+            <w:proofErr w:type="spellEnd"/>
+            <w:proofErr w:type="gramEnd"/>
+            <w:r>
+              <w:rPr>
+                <w:rFonts w:hint="eastAsia"/>
+              </w:rPr>
+              <w:t>(4);</w:t>
+            </w:r>
+          </w:p>
+          <w:p>
+            <w:pPr>
+              <w:rPr>
+                <w:rFonts w:hint="eastAsia"/>
+              </w:rPr>
+            </w:pPr>
+          </w:p>
+          <w:p>
+            <w:pPr>
+              <w:rPr>
+                <w:rFonts w:hint="eastAsia"/>
+              </w:rPr>
+            </w:pPr>
+            <w:r>
+              <w:rPr>
+                <w:rFonts w:hint="eastAsia"/>
+              </w:rPr>
+              <w:t>/* 访问</w:t>
+            </w:r>
+            <w:proofErr w:type="gramStart"/>
+            <w:r>
+              <w:rPr>
+                <w:rFonts w:hint="eastAsia"/>
+              </w:rPr>
+              <w:t>栈</w:t>
+            </w:r>
+            <w:proofErr w:type="gramEnd"/>
+            <w:r>
+              <w:rPr>
+                <w:rFonts w:hint="eastAsia"/>
+              </w:rPr>
+              <w:t>顶元素 */</w:t>
+            </w:r>
+          </w:p>
+          <w:p>
+            <w:pPr>
+              <w:rPr>
+                <w:rFonts w:hint="eastAsia"/>
+              </w:rPr>
+            </w:pPr>
+            <w:r>
+              <w:rPr>
+                <w:rFonts w:hint="eastAsia"/>
+              </w:rPr>
+              <w:t xml:space="preserve">const peek = </w:t>
+            </w:r>
+            <w:proofErr w:type="gramStart"/>
+            <w:r>
+              <w:rPr>
+                <w:rFonts w:hint="eastAsia"/>
+              </w:rPr>
+              <w:t>stack[</w:t>
+            </w:r>
+            <w:proofErr w:type="spellStart"/>
+            <w:r>
+              <w:rPr>
+                <w:rFonts w:hint="eastAsia"/>
+              </w:rPr>
+              <w:t>stack.length</w:t>
+            </w:r>
+            <w:proofErr w:type="spellEnd"/>
+            <w:proofErr w:type="gramEnd"/>
+            <w:r>
+              <w:rPr>
+                <w:rFonts w:hint="eastAsia"/>
+              </w:rPr>
+              <w:t xml:space="preserve"> - 1];</w:t>
+            </w:r>
+          </w:p>
+          <w:p>
+            <w:pPr>
+              <w:rPr>
+                <w:rFonts w:hint="eastAsia"/>
+              </w:rPr>
+            </w:pPr>
+          </w:p>
+          <w:p>
+            <w:pPr>
+              <w:rPr>
+                <w:rFonts w:hint="eastAsia"/>
+              </w:rPr>
+            </w:pPr>
+            <w:r>
+              <w:rPr>
+                <w:rFonts w:hint="eastAsia"/>
+              </w:rPr>
+              <w:t>/* 元素出</w:t>
+            </w:r>
+            <w:proofErr w:type="gramStart"/>
+            <w:r>
+              <w:rPr>
+                <w:rFonts w:hint="eastAsia"/>
+              </w:rPr>
+              <w:t>栈</w:t>
+            </w:r>
+            <w:proofErr w:type="gramEnd"/>
+            <w:r>
+              <w:rPr>
+                <w:rFonts w:hint="eastAsia"/>
+              </w:rPr>
+              <w:t xml:space="preserve"> */</w:t>
+            </w:r>
+          </w:p>
+          <w:p>
+            <w:pPr>
+              <w:rPr>
+                <w:rFonts w:hint="eastAsia"/>
+              </w:rPr>
+            </w:pPr>
+            <w:r>
+              <w:rPr>
+                <w:rFonts w:hint="eastAsia"/>
+              </w:rPr>
+              <w:t xml:space="preserve">const pop = </w:t>
+            </w:r>
+            <w:proofErr w:type="spellStart"/>
+            <w:proofErr w:type="gramStart"/>
+            <w:r>
+              <w:rPr>
+                <w:rFonts w:hint="eastAsia"/>
+              </w:rPr>
+              <w:t>stack.pop</w:t>
+            </w:r>
+            <w:proofErr w:type="spellEnd"/>
+            <w:r>
+              <w:rPr>
+                <w:rFonts w:hint="eastAsia"/>
+              </w:rPr>
+              <w:t>(</w:t>
+            </w:r>
+            <w:proofErr w:type="gramEnd"/>
+            <w:r>
+              <w:rPr>
+                <w:rFonts w:hint="eastAsia"/>
+              </w:rPr>
+              <w:t>);</w:t>
+            </w:r>
+          </w:p>
+          <w:p>
+            <w:pPr>
+              <w:rPr>
+                <w:rFonts w:hint="eastAsia"/>
+              </w:rPr>
+            </w:pPr>
+          </w:p>
+          <w:p>
+            <w:pPr>
+              <w:rPr>
+                <w:rFonts w:hint="eastAsia"/>
+              </w:rPr>
+            </w:pPr>
+            <w:r>
+              <w:rPr>
+                <w:rFonts w:hint="eastAsia"/>
+              </w:rPr>
+              <w:t>/* 获取</w:t>
+            </w:r>
+            <w:proofErr w:type="gramStart"/>
+            <w:r>
+              <w:rPr>
+                <w:rFonts w:hint="eastAsia"/>
+              </w:rPr>
+              <w:t>栈</w:t>
+            </w:r>
+            <w:proofErr w:type="gramEnd"/>
+            <w:r>
+              <w:rPr>
+                <w:rFonts w:hint="eastAsia"/>
+              </w:rPr>
+              <w:t>的长度 */</w:t>
+            </w:r>
+          </w:p>
+          <w:p>
+            <w:pPr>
+              <w:rPr>
+                <w:rFonts w:hint="eastAsia"/>
+              </w:rPr>
+            </w:pPr>
+            <w:r>
+              <w:rPr>
+                <w:rFonts w:hint="eastAsia"/>
+              </w:rPr>
+              <w:t xml:space="preserve">const size = </w:t>
+            </w:r>
+            <w:proofErr w:type="spellStart"/>
+            <w:proofErr w:type="gramStart"/>
+            <w:r>
+              <w:rPr>
+                <w:rFonts w:hint="eastAsia"/>
+              </w:rPr>
+              <w:t>stack.length</w:t>
+            </w:r>
+            <w:proofErr w:type="spellEnd"/>
+            <w:proofErr w:type="gramEnd"/>
+            <w:r>
+              <w:rPr>
+                <w:rFonts w:hint="eastAsia"/>
+              </w:rPr>
+              <w:t>;</w:t>
             </w:r>
           </w:p>
           <w:p>
@@ -1922,7 +2650,37 @@
               <w:rPr>
                 <w:rFonts w:hint="eastAsia"/>
               </w:rPr>
-              <w:t>const is_empty = stack.length === 0;</w:t>
+              <w:t xml:space="preserve">const </w:t>
+            </w:r>
+            <w:proofErr w:type="spellStart"/>
+            <w:r>
+              <w:rPr>
+                <w:rFonts w:hint="eastAsia"/>
+              </w:rPr>
+              <w:t>is_empty</w:t>
+            </w:r>
+            <w:proofErr w:type="spellEnd"/>
+            <w:r>
+              <w:rPr>
+                <w:rFonts w:hint="eastAsia"/>
+              </w:rPr>
+              <w:t xml:space="preserve"> = </w:t>
+            </w:r>
+            <w:proofErr w:type="spellStart"/>
+            <w:proofErr w:type="gramStart"/>
+            <w:r>
+              <w:rPr>
+                <w:rFonts w:hint="eastAsia"/>
+              </w:rPr>
+              <w:t>stack.length</w:t>
+            </w:r>
+            <w:proofErr w:type="spellEnd"/>
+            <w:proofErr w:type="gramEnd"/>
+            <w:r>
+              <w:rPr>
+                <w:rFonts w:hint="eastAsia"/>
+              </w:rPr>
+              <w:t xml:space="preserve"> === 0;</w:t>
             </w:r>
           </w:p>
         </w:tc>
@@ -1985,7 +2743,21 @@
               <w:rPr>
                 <w:rFonts w:hint="eastAsia"/>
               </w:rPr>
-              <w:t>const queue: number[] = [];</w:t>
+              <w:t xml:space="preserve">const queue: </w:t>
+            </w:r>
+            <w:proofErr w:type="gramStart"/>
+            <w:r>
+              <w:rPr>
+                <w:rFonts w:hint="eastAsia"/>
+              </w:rPr>
+              <w:t>number[</w:t>
+            </w:r>
+            <w:proofErr w:type="gramEnd"/>
+            <w:r>
+              <w:rPr>
+                <w:rFonts w:hint="eastAsia"/>
+              </w:rPr>
+              <w:t>] = [];</w:t>
             </w:r>
           </w:p>
           <w:p>
@@ -2014,63 +2786,113 @@
                 <w:rFonts w:hint="eastAsia"/>
               </w:rPr>
             </w:pPr>
-            <w:r>
-              <w:rPr>
-                <w:rFonts w:hint="eastAsia"/>
-              </w:rPr>
-              <w:t>queue.push(1);</w:t>
-            </w:r>
-          </w:p>
-          <w:p>
-            <w:pPr>
-              <w:rPr>
-                <w:rFonts w:hint="eastAsia"/>
-              </w:rPr>
-            </w:pPr>
-            <w:r>
-              <w:rPr>
-                <w:rFonts w:hint="eastAsia"/>
-              </w:rPr>
-              <w:t>queue.push(3);</w:t>
-            </w:r>
-          </w:p>
-          <w:p>
-            <w:pPr>
-              <w:rPr>
-                <w:rFonts w:hint="eastAsia"/>
-              </w:rPr>
-            </w:pPr>
-            <w:r>
-              <w:rPr>
-                <w:rFonts w:hint="eastAsia"/>
-              </w:rPr>
-              <w:t>queue.push(2);</w:t>
-            </w:r>
-          </w:p>
-          <w:p>
-            <w:pPr>
-              <w:rPr>
-                <w:rFonts w:hint="eastAsia"/>
-              </w:rPr>
-            </w:pPr>
-            <w:r>
-              <w:rPr>
-                <w:rFonts w:hint="eastAsia"/>
-              </w:rPr>
-              <w:t>queue.push(5);</w:t>
-            </w:r>
-          </w:p>
-          <w:p>
-            <w:pPr>
-              <w:rPr>
-                <w:rFonts w:hint="eastAsia"/>
-              </w:rPr>
-            </w:pPr>
-            <w:r>
-              <w:rPr>
-                <w:rFonts w:hint="eastAsia"/>
-              </w:rPr>
-              <w:t>queue.push(4);</w:t>
+            <w:proofErr w:type="spellStart"/>
+            <w:proofErr w:type="gramStart"/>
+            <w:r>
+              <w:rPr>
+                <w:rFonts w:hint="eastAsia"/>
+              </w:rPr>
+              <w:t>queue.push</w:t>
+            </w:r>
+            <w:proofErr w:type="spellEnd"/>
+            <w:proofErr w:type="gramEnd"/>
+            <w:r>
+              <w:rPr>
+                <w:rFonts w:hint="eastAsia"/>
+              </w:rPr>
+              <w:t>(1);</w:t>
+            </w:r>
+          </w:p>
+          <w:p>
+            <w:pPr>
+              <w:rPr>
+                <w:rFonts w:hint="eastAsia"/>
+              </w:rPr>
+            </w:pPr>
+            <w:proofErr w:type="spellStart"/>
+            <w:proofErr w:type="gramStart"/>
+            <w:r>
+              <w:rPr>
+                <w:rFonts w:hint="eastAsia"/>
+              </w:rPr>
+              <w:t>queue.push</w:t>
+            </w:r>
+            <w:proofErr w:type="spellEnd"/>
+            <w:proofErr w:type="gramEnd"/>
+            <w:r>
+              <w:rPr>
+                <w:rFonts w:hint="eastAsia"/>
+              </w:rPr>
+              <w:t>(3);</w:t>
+            </w:r>
+          </w:p>
+          <w:p>
+            <w:pPr>
+              <w:rPr>
+                <w:rFonts w:hint="eastAsia"/>
+              </w:rPr>
+            </w:pPr>
+            <w:proofErr w:type="spellStart"/>
+            <w:proofErr w:type="gramStart"/>
+            <w:r>
+              <w:rPr>
+                <w:rFonts w:hint="eastAsia"/>
+              </w:rPr>
+              <w:t>queue.push</w:t>
+            </w:r>
+            <w:proofErr w:type="spellEnd"/>
+            <w:proofErr w:type="gramEnd"/>
+            <w:r>
+              <w:rPr>
+                <w:rFonts w:hint="eastAsia"/>
+              </w:rPr>
+              <w:t>(2);</w:t>
+            </w:r>
+          </w:p>
+          <w:p>
+            <w:pPr>
+              <w:rPr>
+                <w:rFonts w:hint="eastAsia"/>
+              </w:rPr>
+            </w:pPr>
+            <w:proofErr w:type="spellStart"/>
+            <w:proofErr w:type="gramStart"/>
+            <w:r>
+              <w:rPr>
+                <w:rFonts w:hint="eastAsia"/>
+              </w:rPr>
+              <w:t>queue.push</w:t>
+            </w:r>
+            <w:proofErr w:type="spellEnd"/>
+            <w:proofErr w:type="gramEnd"/>
+            <w:r>
+              <w:rPr>
+                <w:rFonts w:hint="eastAsia"/>
+              </w:rPr>
+              <w:t>(5);</w:t>
+            </w:r>
+          </w:p>
+          <w:p>
+            <w:pPr>
+              <w:rPr>
+                <w:rFonts w:hint="eastAsia"/>
+              </w:rPr>
+            </w:pPr>
+            <w:proofErr w:type="spellStart"/>
+            <w:proofErr w:type="gramStart"/>
+            <w:r>
+              <w:rPr>
+                <w:rFonts w:hint="eastAsia"/>
+              </w:rPr>
+              <w:t>queue.push</w:t>
+            </w:r>
+            <w:proofErr w:type="spellEnd"/>
+            <w:proofErr w:type="gramEnd"/>
+            <w:r>
+              <w:rPr>
+                <w:rFonts w:hint="eastAsia"/>
+              </w:rPr>
+              <w:t>(4);</w:t>
             </w:r>
           </w:p>
           <w:p>
@@ -2103,7 +2925,21 @@
               <w:rPr>
                 <w:rFonts w:hint="eastAsia"/>
               </w:rPr>
-              <w:t>const peek = queue[0];</w:t>
+              <w:t xml:space="preserve">const peek = </w:t>
+            </w:r>
+            <w:proofErr w:type="gramStart"/>
+            <w:r>
+              <w:rPr>
+                <w:rFonts w:hint="eastAsia"/>
+              </w:rPr>
+              <w:t>queue[</w:t>
+            </w:r>
+            <w:proofErr w:type="gramEnd"/>
+            <w:r>
+              <w:rPr>
+                <w:rFonts w:hint="eastAsia"/>
+              </w:rPr>
+              <w:t>0];</w:t>
             </w:r>
           </w:p>
           <w:p>
@@ -2149,7 +2985,23 @@
               <w:rPr>
                 <w:rFonts w:hint="eastAsia"/>
               </w:rPr>
-              <w:t>const pop = queue.shift();</w:t>
+              <w:t xml:space="preserve">const pop = </w:t>
+            </w:r>
+            <w:proofErr w:type="spellStart"/>
+            <w:proofErr w:type="gramStart"/>
+            <w:r>
+              <w:rPr>
+                <w:rFonts w:hint="eastAsia"/>
+              </w:rPr>
+              <w:t>queue.shift</w:t>
+            </w:r>
+            <w:proofErr w:type="spellEnd"/>
+            <w:proofErr w:type="gramEnd"/>
+            <w:r>
+              <w:rPr>
+                <w:rFonts w:hint="eastAsia"/>
+              </w:rPr>
+              <w:t>();</w:t>
             </w:r>
           </w:p>
           <w:p>
@@ -2182,7 +3034,23 @@
               <w:rPr>
                 <w:rFonts w:hint="eastAsia"/>
               </w:rPr>
-              <w:t>const size = queue.length;</w:t>
+              <w:t xml:space="preserve">const size = </w:t>
+            </w:r>
+            <w:proofErr w:type="spellStart"/>
+            <w:proofErr w:type="gramStart"/>
+            <w:r>
+              <w:rPr>
+                <w:rFonts w:hint="eastAsia"/>
+              </w:rPr>
+              <w:t>queue.length</w:t>
+            </w:r>
+            <w:proofErr w:type="spellEnd"/>
+            <w:proofErr w:type="gramEnd"/>
+            <w:r>
+              <w:rPr>
+                <w:rFonts w:hint="eastAsia"/>
+              </w:rPr>
+              <w:t>;</w:t>
             </w:r>
           </w:p>
           <w:p>
@@ -2215,7 +3083,23 @@
               <w:rPr>
                 <w:rFonts w:hint="eastAsia"/>
               </w:rPr>
-              <w:t>const empty = queue.length === 0;</w:t>
+              <w:t xml:space="preserve">const empty = </w:t>
+            </w:r>
+            <w:proofErr w:type="spellStart"/>
+            <w:proofErr w:type="gramStart"/>
+            <w:r>
+              <w:rPr>
+                <w:rFonts w:hint="eastAsia"/>
+              </w:rPr>
+              <w:t>queue.length</w:t>
+            </w:r>
+            <w:proofErr w:type="spellEnd"/>
+            <w:proofErr w:type="gramEnd"/>
+            <w:r>
+              <w:rPr>
+                <w:rFonts w:hint="eastAsia"/>
+              </w:rPr>
+              <w:t xml:space="preserve"> === 0;</w:t>
             </w:r>
           </w:p>
         </w:tc>
@@ -2295,7 +3179,21 @@
               <w:rPr>
                 <w:rFonts w:hint="eastAsia"/>
               </w:rPr>
-              <w:t>const map = new Map&lt;number, string&gt;();</w:t>
+              <w:t>const map = new Map&lt;number, string</w:t>
+            </w:r>
+            <w:proofErr w:type="gramStart"/>
+            <w:r>
+              <w:rPr>
+                <w:rFonts w:hint="eastAsia"/>
+              </w:rPr>
+              <w:t>&gt;(</w:t>
+            </w:r>
+            <w:proofErr w:type="gramEnd"/>
+            <w:r>
+              <w:rPr>
+                <w:rFonts w:hint="eastAsia"/>
+              </w:rPr>
+              <w:t>);</w:t>
             </w:r>
           </w:p>
           <w:p>
@@ -2330,76 +3228,158 @@
                 <w:rFonts w:hint="eastAsia"/>
               </w:rPr>
             </w:pPr>
-            <w:r>
-              <w:rPr>
-                <w:rFonts w:hint="eastAsia"/>
-              </w:rPr>
-              <w:t>map.set(12836, '小哈');</w:t>
-            </w:r>
-          </w:p>
-          <w:p>
-            <w:pPr>
-              <w:rPr>
-                <w:rFonts w:hint="eastAsia"/>
-              </w:rPr>
-            </w:pPr>
-            <w:r>
-              <w:rPr>
-                <w:rFonts w:hint="eastAsia"/>
-              </w:rPr>
-              <w:t>map.set(15937, '小啰');</w:t>
-            </w:r>
-          </w:p>
-          <w:p>
-            <w:pPr>
-              <w:rPr>
-                <w:rFonts w:hint="eastAsia"/>
-              </w:rPr>
-            </w:pPr>
-            <w:r>
-              <w:rPr>
-                <w:rFonts w:hint="eastAsia"/>
-              </w:rPr>
-              <w:t>map.set(16750, '小算');</w:t>
-            </w:r>
-          </w:p>
-          <w:p>
-            <w:pPr>
-              <w:rPr>
-                <w:rFonts w:hint="eastAsia"/>
-              </w:rPr>
-            </w:pPr>
-            <w:r>
-              <w:rPr>
-                <w:rFonts w:hint="eastAsia"/>
-              </w:rPr>
-              <w:t>map.set(13276, '小法');</w:t>
-            </w:r>
-          </w:p>
-          <w:p>
-            <w:pPr>
-              <w:rPr>
-                <w:rFonts w:hint="eastAsia"/>
-              </w:rPr>
-            </w:pPr>
-            <w:r>
-              <w:rPr>
-                <w:rFonts w:hint="eastAsia"/>
-              </w:rPr>
-              <w:t>map.set(10583, '小鸭');</w:t>
-            </w:r>
-          </w:p>
-          <w:p>
-            <w:pPr>
-              <w:rPr>
-                <w:rFonts w:hint="eastAsia"/>
-              </w:rPr>
-            </w:pPr>
-            <w:r>
-              <w:rPr>
-                <w:rFonts w:hint="eastAsia"/>
-              </w:rPr>
-              <w:t>console.info('\n添加完成后，哈希表为\nKey -&gt; Value');</w:t>
+            <w:proofErr w:type="spellStart"/>
+            <w:r>
+              <w:rPr>
+                <w:rFonts w:hint="eastAsia"/>
+              </w:rPr>
+              <w:t>map.set</w:t>
+            </w:r>
+            <w:proofErr w:type="spellEnd"/>
+            <w:r>
+              <w:rPr>
+                <w:rFonts w:hint="eastAsia"/>
+              </w:rPr>
+              <w:t>(12836, '小哈');</w:t>
+            </w:r>
+          </w:p>
+          <w:p>
+            <w:pPr>
+              <w:rPr>
+                <w:rFonts w:hint="eastAsia"/>
+              </w:rPr>
+            </w:pPr>
+            <w:proofErr w:type="spellStart"/>
+            <w:r>
+              <w:rPr>
+                <w:rFonts w:hint="eastAsia"/>
+              </w:rPr>
+              <w:t>map.set</w:t>
+            </w:r>
+            <w:proofErr w:type="spellEnd"/>
+            <w:r>
+              <w:rPr>
+                <w:rFonts w:hint="eastAsia"/>
+              </w:rPr>
+              <w:t>(15937, '小</w:t>
+            </w:r>
+            <w:proofErr w:type="gramStart"/>
+            <w:r>
+              <w:rPr>
+                <w:rFonts w:hint="eastAsia"/>
+              </w:rPr>
+              <w:t>啰</w:t>
+            </w:r>
+            <w:proofErr w:type="gramEnd"/>
+            <w:r>
+              <w:rPr>
+                <w:rFonts w:hint="eastAsia"/>
+              </w:rPr>
+              <w:t>');</w:t>
+            </w:r>
+          </w:p>
+          <w:p>
+            <w:pPr>
+              <w:rPr>
+                <w:rFonts w:hint="eastAsia"/>
+              </w:rPr>
+            </w:pPr>
+            <w:proofErr w:type="spellStart"/>
+            <w:r>
+              <w:rPr>
+                <w:rFonts w:hint="eastAsia"/>
+              </w:rPr>
+              <w:t>map.set</w:t>
+            </w:r>
+            <w:proofErr w:type="spellEnd"/>
+            <w:r>
+              <w:rPr>
+                <w:rFonts w:hint="eastAsia"/>
+              </w:rPr>
+              <w:t>(16750, '</w:t>
+            </w:r>
+            <w:proofErr w:type="gramStart"/>
+            <w:r>
+              <w:rPr>
+                <w:rFonts w:hint="eastAsia"/>
+              </w:rPr>
+              <w:t>小算</w:t>
+            </w:r>
+            <w:proofErr w:type="gramEnd"/>
+            <w:r>
+              <w:rPr>
+                <w:rFonts w:hint="eastAsia"/>
+              </w:rPr>
+              <w:t>');</w:t>
+            </w:r>
+          </w:p>
+          <w:p>
+            <w:pPr>
+              <w:rPr>
+                <w:rFonts w:hint="eastAsia"/>
+              </w:rPr>
+            </w:pPr>
+            <w:proofErr w:type="spellStart"/>
+            <w:r>
+              <w:rPr>
+                <w:rFonts w:hint="eastAsia"/>
+              </w:rPr>
+              <w:t>map.set</w:t>
+            </w:r>
+            <w:proofErr w:type="spellEnd"/>
+            <w:r>
+              <w:rPr>
+                <w:rFonts w:hint="eastAsia"/>
+              </w:rPr>
+              <w:t>(13276, '小法');</w:t>
+            </w:r>
+          </w:p>
+          <w:p>
+            <w:pPr>
+              <w:rPr>
+                <w:rFonts w:hint="eastAsia"/>
+              </w:rPr>
+            </w:pPr>
+            <w:proofErr w:type="spellStart"/>
+            <w:r>
+              <w:rPr>
+                <w:rFonts w:hint="eastAsia"/>
+              </w:rPr>
+              <w:t>map.set</w:t>
+            </w:r>
+            <w:proofErr w:type="spellEnd"/>
+            <w:r>
+              <w:rPr>
+                <w:rFonts w:hint="eastAsia"/>
+              </w:rPr>
+              <w:t>(10583, '小鸭');</w:t>
+            </w:r>
+          </w:p>
+          <w:p>
+            <w:pPr>
+              <w:rPr>
+                <w:rFonts w:hint="eastAsia"/>
+              </w:rPr>
+            </w:pPr>
+            <w:r>
+              <w:rPr>
+                <w:rFonts w:hint="eastAsia"/>
+              </w:rPr>
+              <w:t>console.info('\n添加完成后，哈希表为\</w:t>
+            </w:r>
+            <w:proofErr w:type="spellStart"/>
+            <w:r>
+              <w:rPr>
+                <w:rFonts w:hint="eastAsia"/>
+              </w:rPr>
+              <w:t>nKey</w:t>
+            </w:r>
+            <w:proofErr w:type="spellEnd"/>
+            <w:r>
+              <w:rPr>
+                <w:rFonts w:hint="eastAsia"/>
+              </w:rPr>
+              <w:t xml:space="preserve"> -&gt; Value');</w:t>
             </w:r>
           </w:p>
           <w:p>
@@ -2445,20 +3425,56 @@
               <w:rPr>
                 <w:rFonts w:hint="eastAsia"/>
               </w:rPr>
-              <w:t>// 向哈希表中输入键 key ，得到值 value</w:t>
-            </w:r>
-          </w:p>
-          <w:p>
-            <w:pPr>
-              <w:rPr>
-                <w:rFonts w:hint="eastAsia"/>
-              </w:rPr>
-            </w:pPr>
-            <w:r>
-              <w:rPr>
-                <w:rFonts w:hint="eastAsia"/>
-              </w:rPr>
-              <w:t>let name = map.get(15937);</w:t>
+              <w:t>// 向哈希表中输入键 key ，</w:t>
+            </w:r>
+            <w:proofErr w:type="gramStart"/>
+            <w:r>
+              <w:rPr>
+                <w:rFonts w:hint="eastAsia"/>
+              </w:rPr>
+              <w:t>得到值</w:t>
+            </w:r>
+            <w:proofErr w:type="gramEnd"/>
+            <w:r>
+              <w:rPr>
+                <w:rFonts w:hint="eastAsia"/>
+              </w:rPr>
+              <w:t xml:space="preserve"> value</w:t>
+            </w:r>
+          </w:p>
+          <w:p>
+            <w:pPr>
+              <w:rPr>
+                <w:rFonts w:hint="eastAsia"/>
+              </w:rPr>
+            </w:pPr>
+            <w:r>
+              <w:rPr>
+                <w:rFonts w:hint="eastAsia"/>
+              </w:rPr>
+              <w:t xml:space="preserve">let name = </w:t>
+            </w:r>
+            <w:proofErr w:type="spellStart"/>
+            <w:proofErr w:type="gramStart"/>
+            <w:r>
+              <w:rPr>
+                <w:rFonts w:hint="eastAsia"/>
+              </w:rPr>
+              <w:t>map.get</w:t>
+            </w:r>
+            <w:proofErr w:type="spellEnd"/>
+            <w:r>
+              <w:rPr>
+                <w:rFonts w:hint="eastAsia"/>
+              </w:rPr>
+              <w:t>(</w:t>
+            </w:r>
+            <w:proofErr w:type="gramEnd"/>
+            <w:r>
+              <w:rPr>
+                <w:rFonts w:hint="eastAsia"/>
+              </w:rPr>
+              <w:t>15937);</w:t>
             </w:r>
           </w:p>
           <w:p>
@@ -2513,24 +3529,48 @@
                 <w:rFonts w:hint="eastAsia"/>
               </w:rPr>
             </w:pPr>
-            <w:r>
-              <w:rPr>
-                <w:rFonts w:hint="eastAsia"/>
-              </w:rPr>
-              <w:t>map.delete(10583);</w:t>
-            </w:r>
-          </w:p>
-          <w:p>
-            <w:pPr>
-              <w:rPr>
-                <w:rFonts w:hint="eastAsia"/>
-              </w:rPr>
-            </w:pPr>
-            <w:r>
-              <w:rPr>
-                <w:rFonts w:hint="eastAsia"/>
-              </w:rPr>
-              <w:t>console.info('\n删除 10583 后，哈希表为\nKey -&gt; Value');</w:t>
+            <w:proofErr w:type="spellStart"/>
+            <w:proofErr w:type="gramStart"/>
+            <w:r>
+              <w:rPr>
+                <w:rFonts w:hint="eastAsia"/>
+              </w:rPr>
+              <w:t>map.delete</w:t>
+            </w:r>
+            <w:proofErr w:type="spellEnd"/>
+            <w:proofErr w:type="gramEnd"/>
+            <w:r>
+              <w:rPr>
+                <w:rFonts w:hint="eastAsia"/>
+              </w:rPr>
+              <w:t>(10583);</w:t>
+            </w:r>
+          </w:p>
+          <w:p>
+            <w:pPr>
+              <w:rPr>
+                <w:rFonts w:hint="eastAsia"/>
+              </w:rPr>
+            </w:pPr>
+            <w:r>
+              <w:rPr>
+                <w:rFonts w:hint="eastAsia"/>
+              </w:rPr>
+              <w:t>console.info('\n删除 10583 后，哈希表为\</w:t>
+            </w:r>
+            <w:proofErr w:type="spellStart"/>
+            <w:r>
+              <w:rPr>
+                <w:rFonts w:hint="eastAsia"/>
+              </w:rPr>
+              <w:t>nKey</w:t>
+            </w:r>
+            <w:proofErr w:type="spellEnd"/>
+            <w:r>
+              <w:rPr>
+                <w:rFonts w:hint="eastAsia"/>
+              </w:rPr>
+              <w:t xml:space="preserve"> -&gt; Value');</w:t>
             </w:r>
           </w:p>
           <w:p>
@@ -2619,8 +3659,18 @@
               <w:rPr>
                 <w:rFonts w:hint="eastAsia"/>
               </w:rPr>
-              <w:t>for (const [k, v] of map.entries</w:t>
-            </w:r>
+              <w:t xml:space="preserve">for (const [k, v] of </w:t>
+            </w:r>
+            <w:proofErr w:type="spellStart"/>
+            <w:proofErr w:type="gramStart"/>
+            <w:r>
+              <w:rPr>
+                <w:rFonts w:hint="eastAsia"/>
+              </w:rPr>
+              <w:t>map.entries</w:t>
+            </w:r>
+            <w:proofErr w:type="spellEnd"/>
+            <w:proofErr w:type="gramEnd"/>
             <w:r>
               <w:rPr>
                 <w:rFonts w:hint="eastAsia"/>
@@ -2645,7 +3695,21 @@
               <w:rPr>
                 <w:rFonts w:hint="eastAsia"/>
               </w:rPr>
-              <w:t xml:space="preserve">    console.info(k + ' -&gt; ' + v);</w:t>
+              <w:t xml:space="preserve">    </w:t>
+            </w:r>
+            <w:proofErr w:type="gramStart"/>
+            <w:r>
+              <w:rPr>
+                <w:rFonts w:hint="eastAsia"/>
+              </w:rPr>
+              <w:t>console.info(</w:t>
+            </w:r>
+            <w:proofErr w:type="gramEnd"/>
+            <w:r>
+              <w:rPr>
+                <w:rFonts w:hint="eastAsia"/>
+              </w:rPr>
+              <w:t>k + ' -&gt; ' + v);</w:t>
             </w:r>
           </w:p>
           <w:p>
@@ -2684,7 +3748,23 @@
               <w:rPr>
                 <w:rFonts w:hint="eastAsia"/>
               </w:rPr>
-              <w:t>for (const k of map.keys()) {</w:t>
+              <w:t xml:space="preserve">for (const k of </w:t>
+            </w:r>
+            <w:proofErr w:type="spellStart"/>
+            <w:proofErr w:type="gramStart"/>
+            <w:r>
+              <w:rPr>
+                <w:rFonts w:hint="eastAsia"/>
+              </w:rPr>
+              <w:t>map.keys</w:t>
+            </w:r>
+            <w:proofErr w:type="spellEnd"/>
+            <w:proofErr w:type="gramEnd"/>
+            <w:r>
+              <w:rPr>
+                <w:rFonts w:hint="eastAsia"/>
+              </w:rPr>
+              <w:t>()) {</w:t>
             </w:r>
           </w:p>
           <w:p>
@@ -2723,20 +3803,50 @@
               <w:rPr>
                 <w:rFonts w:hint="eastAsia"/>
               </w:rPr>
-              <w:t>console.info('\n单独遍历值 Value');</w:t>
-            </w:r>
-          </w:p>
-          <w:p>
-            <w:pPr>
-              <w:rPr>
-                <w:rFonts w:hint="eastAsia"/>
-              </w:rPr>
-            </w:pPr>
-            <w:r>
-              <w:rPr>
-                <w:rFonts w:hint="eastAsia"/>
-              </w:rPr>
-              <w:t>for (const v of map.values()) {</w:t>
+              <w:t>console.info('\n单独</w:t>
+            </w:r>
+            <w:proofErr w:type="gramStart"/>
+            <w:r>
+              <w:rPr>
+                <w:rFonts w:hint="eastAsia"/>
+              </w:rPr>
+              <w:t>遍历值</w:t>
+            </w:r>
+            <w:proofErr w:type="gramEnd"/>
+            <w:r>
+              <w:rPr>
+                <w:rFonts w:hint="eastAsia"/>
+              </w:rPr>
+              <w:t xml:space="preserve"> Value');</w:t>
+            </w:r>
+          </w:p>
+          <w:p>
+            <w:pPr>
+              <w:rPr>
+                <w:rFonts w:hint="eastAsia"/>
+              </w:rPr>
+            </w:pPr>
+            <w:r>
+              <w:rPr>
+                <w:rFonts w:hint="eastAsia"/>
+              </w:rPr>
+              <w:t xml:space="preserve">for (const v of </w:t>
+            </w:r>
+            <w:proofErr w:type="spellStart"/>
+            <w:proofErr w:type="gramStart"/>
+            <w:r>
+              <w:rPr>
+                <w:rFonts w:hint="eastAsia"/>
+              </w:rPr>
+              <w:t>map.values</w:t>
+            </w:r>
+            <w:proofErr w:type="spellEnd"/>
+            <w:proofErr w:type="gramEnd"/>
+            <w:r>
+              <w:rPr>
+                <w:rFonts w:hint="eastAsia"/>
+              </w:rPr>
+              <w:t>()) {</w:t>
             </w:r>
           </w:p>
           <w:p>
@@ -2835,12 +3945,14 @@
                 <w:rFonts w:hint="eastAsia"/>
               </w:rPr>
             </w:pPr>
+            <w:proofErr w:type="spellStart"/>
             <w:r>
               <w:rPr>
                 <w:rFonts w:hint="eastAsia"/>
               </w:rPr>
               <w:t>map.entries</w:t>
             </w:r>
+            <w:proofErr w:type="spellEnd"/>
             <w:r>
               <w:rPr>
                 <w:rFonts w:hint="eastAsia"/>
@@ -2854,6 +3966,7 @@
               </w:rPr>
               <w:t xml:space="preserve"> </w:t>
             </w:r>
+            <w:proofErr w:type="spellStart"/>
             <w:r>
               <w:rPr>
                 <w:rFonts w:hint="eastAsia"/>
@@ -2864,23 +3977,74 @@
               <w:rPr>
                 <w:rFonts w:hint="eastAsia"/>
               </w:rPr>
-              <w:t>s.length // 一个有括号，一个没</w:t>
-            </w:r>
-          </w:p>
-          <w:p>
-            <w:pPr>
-              <w:rPr>
-                <w:rFonts w:hint="eastAsia"/>
-              </w:rPr>
-            </w:pPr>
+              <w:t>s.length</w:t>
+            </w:r>
+            <w:proofErr w:type="spellEnd"/>
+            <w:r>
+              <w:rPr>
+                <w:rFonts w:hint="eastAsia"/>
+              </w:rPr>
+              <w:t xml:space="preserve"> // 一个有括号，一个没</w:t>
+            </w:r>
+          </w:p>
+          <w:p>
+            <w:pPr>
+              <w:rPr>
+                <w:rFonts w:hint="eastAsia"/>
+              </w:rPr>
+            </w:pPr>
+            <w:proofErr w:type="spellStart"/>
             <w:r>
               <w:t>map.set</w:t>
             </w:r>
+            <w:proofErr w:type="spellEnd"/>
             <w:r>
               <w:rPr>
                 <w:highlight w:val="yellow"/>
               </w:rPr>
-              <w:t>(nums[i],i)</w:t>
+              <w:t>(</w:t>
+            </w:r>
+            <w:proofErr w:type="spellStart"/>
+            <w:r>
+              <w:rPr>
+                <w:highlight w:val="yellow"/>
+              </w:rPr>
+              <w:t>nums</w:t>
+            </w:r>
+            <w:proofErr w:type="spellEnd"/>
+            <w:r>
+              <w:rPr>
+                <w:highlight w:val="yellow"/>
+              </w:rPr>
+              <w:t>[</w:t>
+            </w:r>
+            <w:proofErr w:type="spellStart"/>
+            <w:r>
+              <w:rPr>
+                <w:highlight w:val="yellow"/>
+              </w:rPr>
+              <w:t>i</w:t>
+            </w:r>
+            <w:proofErr w:type="spellEnd"/>
+            <w:r>
+              <w:rPr>
+                <w:highlight w:val="yellow"/>
+              </w:rPr>
+              <w:t>],</w:t>
+            </w:r>
+            <w:proofErr w:type="spellStart"/>
+            <w:r>
+              <w:rPr>
+                <w:highlight w:val="yellow"/>
+              </w:rPr>
+              <w:t>i</w:t>
+            </w:r>
+            <w:proofErr w:type="spellEnd"/>
+            <w:r>
+              <w:rPr>
+                <w:highlight w:val="yellow"/>
+              </w:rPr>
+              <w:t>)</w:t>
             </w:r>
             <w:r>
               <w:rPr>
@@ -2944,6 +4108,7 @@
                 <w:rFonts w:hint="eastAsia"/>
               </w:rPr>
             </w:pPr>
+            <w:proofErr w:type="gramStart"/>
             <w:r>
               <w:rPr>
                 <w:rFonts w:hint="eastAsia"/>
@@ -2951,6 +4116,7 @@
               </w:rPr>
               <w:t>.split</w:t>
             </w:r>
+            <w:proofErr w:type="gramEnd"/>
             <w:r>
               <w:rPr>
                 <w:rFonts w:hint="eastAsia"/>
@@ -2973,6 +4139,7 @@
                 <w:rFonts w:hint="eastAsia"/>
               </w:rPr>
             </w:pPr>
+            <w:proofErr w:type="gramStart"/>
             <w:r>
               <w:rPr>
                 <w:rFonts w:hint="eastAsia"/>
@@ -2980,6 +4147,7 @@
               </w:rPr>
               <w:t>.join</w:t>
             </w:r>
+            <w:proofErr w:type="gramEnd"/>
             <w:r>
               <w:rPr>
                 <w:rFonts w:hint="eastAsia"/>
@@ -3139,7 +4307,21 @@
               <w:rPr>
                 <w:rFonts w:hint="eastAsia"/>
               </w:rPr>
-              <w:t>let arr = [1, 2, 3, 4, 1, 2, 3];</w:t>
+              <w:t xml:space="preserve">let </w:t>
+            </w:r>
+            <w:proofErr w:type="spellStart"/>
+            <w:r>
+              <w:rPr>
+                <w:rFonts w:hint="eastAsia"/>
+              </w:rPr>
+              <w:t>arr</w:t>
+            </w:r>
+            <w:proofErr w:type="spellEnd"/>
+            <w:r>
+              <w:rPr>
+                <w:rFonts w:hint="eastAsia"/>
+              </w:rPr>
+              <w:t xml:space="preserve"> = [1, 2, 3, 4, 1, 2, 3];</w:t>
             </w:r>
           </w:p>
           <w:p>
@@ -3153,7 +4335,43 @@
               <w:rPr>
                 <w:rFonts w:hint="eastAsia"/>
               </w:rPr>
-              <w:t>new Set(arr)  // Set(4) {1, 2, 3, 4}</w:t>
+              <w:t>new Set(</w:t>
+            </w:r>
+            <w:proofErr w:type="spellStart"/>
+            <w:proofErr w:type="gramStart"/>
+            <w:r>
+              <w:rPr>
+                <w:rFonts w:hint="eastAsia"/>
+              </w:rPr>
+              <w:t>arr</w:t>
+            </w:r>
+            <w:proofErr w:type="spellEnd"/>
+            <w:r>
+              <w:rPr>
+                <w:rFonts w:hint="eastAsia"/>
+              </w:rPr>
+              <w:t>)  /</w:t>
+            </w:r>
+            <w:proofErr w:type="gramEnd"/>
+            <w:r>
+              <w:rPr>
+                <w:rFonts w:hint="eastAsia"/>
+              </w:rPr>
+              <w:t xml:space="preserve">/ </w:t>
+            </w:r>
+            <w:proofErr w:type="gramStart"/>
+            <w:r>
+              <w:rPr>
+                <w:rFonts w:hint="eastAsia"/>
+              </w:rPr>
+              <w:t>Set(</w:t>
+            </w:r>
+            <w:proofErr w:type="gramEnd"/>
+            <w:r>
+              <w:rPr>
+                <w:rFonts w:hint="eastAsia"/>
+              </w:rPr>
+              <w:t>4) {1, 2, 3, 4}</w:t>
             </w:r>
           </w:p>
           <w:p>
@@ -3196,7 +4414,23 @@
                 <w:rFonts w:hint="eastAsia"/>
                 <w:highlight w:val="yellow"/>
               </w:rPr>
-              <w:t>[...new Set(arr)]</w:t>
+              <w:t>[...new Set(</w:t>
+            </w:r>
+            <w:proofErr w:type="spellStart"/>
+            <w:r>
+              <w:rPr>
+                <w:rFonts w:hint="eastAsia"/>
+                <w:highlight w:val="yellow"/>
+              </w:rPr>
+              <w:t>arr</w:t>
+            </w:r>
+            <w:proofErr w:type="spellEnd"/>
+            <w:r>
+              <w:rPr>
+                <w:rFonts w:hint="eastAsia"/>
+                <w:highlight w:val="yellow"/>
+              </w:rPr>
+              <w:t>)]</w:t>
             </w:r>
             <w:r>
               <w:rPr>
@@ -3240,12 +4474,37 @@
                 <w:rFonts w:hint="eastAsia"/>
               </w:rPr>
             </w:pPr>
+            <w:proofErr w:type="spellStart"/>
             <w:r>
               <w:rPr>
                 <w:rFonts w:hint="eastAsia"/>
                 <w:highlight w:val="yellow"/>
               </w:rPr>
-              <w:t>Array.from(new Set(arr))</w:t>
+              <w:t>Array.from</w:t>
+            </w:r>
+            <w:proofErr w:type="spellEnd"/>
+            <w:r>
+              <w:rPr>
+                <w:rFonts w:hint="eastAsia"/>
+                <w:highlight w:val="yellow"/>
+              </w:rPr>
+              <w:t>(new Set(</w:t>
+            </w:r>
+            <w:proofErr w:type="spellStart"/>
+            <w:r>
+              <w:rPr>
+                <w:rFonts w:hint="eastAsia"/>
+                <w:highlight w:val="yellow"/>
+              </w:rPr>
+              <w:t>arr</w:t>
+            </w:r>
+            <w:proofErr w:type="spellEnd"/>
+            <w:r>
+              <w:rPr>
+                <w:rFonts w:hint="eastAsia"/>
+                <w:highlight w:val="yellow"/>
+              </w:rPr>
+              <w:t>))</w:t>
             </w:r>
           </w:p>
           <w:p>
@@ -3301,7 +4560,21 @@
               <w:rPr>
                 <w:rFonts w:hint="eastAsia"/>
               </w:rPr>
-              <w:t>let str = 'abcdab';</w:t>
+              <w:t>let str = '</w:t>
+            </w:r>
+            <w:proofErr w:type="spellStart"/>
+            <w:r>
+              <w:rPr>
+                <w:rFonts w:hint="eastAsia"/>
+              </w:rPr>
+              <w:t>abcdab</w:t>
+            </w:r>
+            <w:proofErr w:type="spellEnd"/>
+            <w:r>
+              <w:rPr>
+                <w:rFonts w:hint="eastAsia"/>
+              </w:rPr>
+              <w:t>';</w:t>
             </w:r>
           </w:p>
           <w:p>
@@ -3315,7 +4588,21 @@
               <w:rPr>
                 <w:rFonts w:hint="eastAsia"/>
               </w:rPr>
-              <w:t>new Set(str) // Set(4) {'a', 'b', 'c', 'd'}</w:t>
+              <w:t xml:space="preserve">new Set(str) // </w:t>
+            </w:r>
+            <w:proofErr w:type="gramStart"/>
+            <w:r>
+              <w:rPr>
+                <w:rFonts w:hint="eastAsia"/>
+              </w:rPr>
+              <w:t>Set(</w:t>
+            </w:r>
+            <w:proofErr w:type="gramEnd"/>
+            <w:r>
+              <w:rPr>
+                <w:rFonts w:hint="eastAsia"/>
+              </w:rPr>
+              <w:t>4) {'a', 'b', 'c', 'd'}</w:t>
             </w:r>
           </w:p>
           <w:p>
@@ -3357,7 +4644,49 @@
               <w:rPr>
                 <w:rFonts w:hint="eastAsia"/>
               </w:rPr>
-              <w:t>[...new Set(str)].join('')  // 'abcd'</w:t>
+              <w:t>[...new Set(str)</w:t>
+            </w:r>
+            <w:proofErr w:type="gramStart"/>
+            <w:r>
+              <w:rPr>
+                <w:rFonts w:hint="eastAsia"/>
+              </w:rPr>
+              <w:t>].join</w:t>
+            </w:r>
+            <w:proofErr w:type="gramEnd"/>
+            <w:r>
+              <w:rPr>
+                <w:rFonts w:hint="eastAsia"/>
+              </w:rPr>
+              <w:t>('</w:t>
+            </w:r>
+            <w:proofErr w:type="gramStart"/>
+            <w:r>
+              <w:rPr>
+                <w:rFonts w:hint="eastAsia"/>
+              </w:rPr>
+              <w:t>')  /</w:t>
+            </w:r>
+            <w:proofErr w:type="gramEnd"/>
+            <w:r>
+              <w:rPr>
+                <w:rFonts w:hint="eastAsia"/>
+              </w:rPr>
+              <w:t>/ '</w:t>
+            </w:r>
+            <w:proofErr w:type="spellStart"/>
+            <w:r>
+              <w:rPr>
+                <w:rFonts w:hint="eastAsia"/>
+              </w:rPr>
+              <w:t>abcd</w:t>
+            </w:r>
+            <w:proofErr w:type="spellEnd"/>
+            <w:r>
+              <w:rPr>
+                <w:rFonts w:hint="eastAsia"/>
+              </w:rPr>
+              <w:t>'</w:t>
             </w:r>
           </w:p>
         </w:tc>
@@ -3369,8 +4698,21 @@
           <w:rFonts w:hint="eastAsia"/>
         </w:rPr>
       </w:pPr>
-      <w:r>
-        <w:t>Array.from() 是 ES6 引入的静态方法，用于将类数组对象（具有 length 属性的对象）或可迭代对象（如字符串、Set、Map）转换为数组。</w:t>
+      <w:proofErr w:type="spellStart"/>
+      <w:r>
+        <w:t>Array.from</w:t>
+      </w:r>
+      <w:proofErr w:type="spellEnd"/>
+      <w:r>
+        <w:t>() 是 ES6 引入的静态方法，</w:t>
+      </w:r>
+      <w:proofErr w:type="gramStart"/>
+      <w:r>
+        <w:t>用于将类数组</w:t>
+      </w:r>
+      <w:proofErr w:type="gramEnd"/>
+      <w:r>
+        <w:t>对象（具有 length 属性的对象）或可迭代对象（如字符串、Set、Map）转换为数组。</w:t>
       </w:r>
     </w:p>
     <w:p>
@@ -3385,6 +4727,7 @@
         </w:rPr>
         <w:t>用法：</w:t>
       </w:r>
+      <w:proofErr w:type="spellStart"/>
       <w:r>
         <w:rPr>
           <w:b/>
@@ -3402,8 +4745,14 @@
         </w:rPr>
         <w:t>from</w:t>
       </w:r>
-      <w:r>
-        <w:t>(map.</w:t>
+      <w:proofErr w:type="spellEnd"/>
+      <w:r>
+        <w:t>(</w:t>
+      </w:r>
+      <w:proofErr w:type="spellStart"/>
+      <w:proofErr w:type="gramStart"/>
+      <w:r>
+        <w:t>map.</w:t>
       </w:r>
       <w:r>
         <w:rPr>
@@ -3412,6 +4761,8 @@
         </w:rPr>
         <w:t>values</w:t>
       </w:r>
+      <w:proofErr w:type="spellEnd"/>
+      <w:proofErr w:type="gramEnd"/>
       <w:r>
         <w:t>())</w:t>
       </w:r>
@@ -3454,7 +4805,21 @@
               <w:rPr>
                 <w:rFonts w:hint="eastAsia"/>
               </w:rPr>
-              <w:t>set(key,val)： 添加某个值，返回Map结构本身。</w:t>
+              <w:t>set(</w:t>
+            </w:r>
+            <w:proofErr w:type="spellStart"/>
+            <w:r>
+              <w:rPr>
+                <w:rFonts w:hint="eastAsia"/>
+              </w:rPr>
+              <w:t>key,val</w:t>
+            </w:r>
+            <w:proofErr w:type="spellEnd"/>
+            <w:r>
+              <w:rPr>
+                <w:rFonts w:hint="eastAsia"/>
+              </w:rPr>
+              <w:t>)： 添加某个值，返回Map结构本身。</w:t>
             </w:r>
           </w:p>
           <w:p>
@@ -3581,11 +4946,19 @@
                 <w:rFonts w:hint="eastAsia"/>
               </w:rPr>
             </w:pPr>
-            <w:r>
-              <w:rPr>
-                <w:rFonts w:hint="eastAsia"/>
-              </w:rPr>
-              <w:t>forEach()：遍历 Map 的所有成员。</w:t>
+            <w:proofErr w:type="spellStart"/>
+            <w:r>
+              <w:rPr>
+                <w:rFonts w:hint="eastAsia"/>
+              </w:rPr>
+              <w:t>forEach</w:t>
+            </w:r>
+            <w:proofErr w:type="spellEnd"/>
+            <w:r>
+              <w:rPr>
+                <w:rFonts w:hint="eastAsia"/>
+              </w:rPr>
+              <w:t>()：遍历 Map 的所有成员。</w:t>
             </w:r>
           </w:p>
         </w:tc>
@@ -3640,7 +5013,15 @@
               </w:rPr>
             </w:pPr>
             <w:r>
-              <w:t>delete() 删，返回布尔值，表示删除是否成功</w:t>
+              <w:t xml:space="preserve">delete() </w:t>
+            </w:r>
+            <w:proofErr w:type="gramStart"/>
+            <w:r>
+              <w:t>删</w:t>
+            </w:r>
+            <w:proofErr w:type="gramEnd"/>
+            <w:r>
+              <w:t>，返回布尔值，表示删除是否成功</w:t>
             </w:r>
           </w:p>
           <w:p>
@@ -3730,11 +5111,33 @@
                 <w:rFonts w:hint="eastAsia"/>
               </w:rPr>
             </w:pPr>
-            <w:r>
-              <w:rPr>
-                <w:rFonts w:hint="eastAsia"/>
-              </w:rPr>
-              <w:t>forEach()：使用回调函数遍历每个成员</w:t>
+            <w:proofErr w:type="spellStart"/>
+            <w:r>
+              <w:rPr>
+                <w:rFonts w:hint="eastAsia"/>
+              </w:rPr>
+              <w:t>forEach</w:t>
+            </w:r>
+            <w:proofErr w:type="spellEnd"/>
+            <w:r>
+              <w:rPr>
+                <w:rFonts w:hint="eastAsia"/>
+              </w:rPr>
+              <w:t>()：</w:t>
+            </w:r>
+            <w:proofErr w:type="gramStart"/>
+            <w:r>
+              <w:rPr>
+                <w:rFonts w:hint="eastAsia"/>
+              </w:rPr>
+              <w:t>使用回调函数遍历</w:t>
+            </w:r>
+            <w:proofErr w:type="gramEnd"/>
+            <w:r>
+              <w:rPr>
+                <w:rFonts w:hint="eastAsia"/>
+              </w:rPr>
+              <w:t>每个成员</w:t>
             </w:r>
           </w:p>
           <w:p>
@@ -3760,7 +5163,21 @@
               <w:rPr>
                 <w:rFonts w:hint="eastAsia"/>
               </w:rPr>
-              <w:t>!!!注意： 由于Set没有键名，只有值名，keys()和values()返回的结果是一样.</w:t>
+              <w:t>!!!注意： 由于Set没有键名，只有值名，keys</w:t>
+            </w:r>
+            <w:proofErr w:type="gramStart"/>
+            <w:r>
+              <w:rPr>
+                <w:rFonts w:hint="eastAsia"/>
+              </w:rPr>
+              <w:t>()和values(</w:t>
+            </w:r>
+            <w:proofErr w:type="gramEnd"/>
+            <w:r>
+              <w:rPr>
+                <w:rFonts w:hint="eastAsia"/>
+              </w:rPr>
+              <w:t>)返回的结果是一样.</w:t>
             </w:r>
           </w:p>
           <w:p>
@@ -3881,8 +5298,15 @@
         </w:rPr>
         <w:t>‌</w:t>
       </w:r>
-      <w:r>
-        <w:t>array.fill(value, start, end)</w:t>
+      <w:proofErr w:type="spellStart"/>
+      <w:proofErr w:type="gramStart"/>
+      <w:r>
+        <w:t>array.fill</w:t>
+      </w:r>
+      <w:proofErr w:type="spellEnd"/>
+      <w:proofErr w:type="gramEnd"/>
+      <w:r>
+        <w:t>(value, start, end)</w:t>
       </w:r>
     </w:p>
     <w:p>
@@ -4006,7 +5430,12 @@
         </w:rPr>
       </w:pPr>
       <w:r>
-        <w:t>  a.</w:t>
+        <w:t xml:space="preserve">  </w:t>
+      </w:r>
+      <w:proofErr w:type="spellStart"/>
+      <w:proofErr w:type="gramStart"/>
+      <w:r>
+        <w:t>a.</w:t>
       </w:r>
       <w:r>
         <w:rPr>
@@ -4015,6 +5444,8 @@
         </w:rPr>
         <w:t>fill</w:t>
       </w:r>
+      <w:proofErr w:type="spellEnd"/>
+      <w:proofErr w:type="gramEnd"/>
       <w:r>
         <w:t>(0);</w:t>
       </w:r>
@@ -4026,7 +5457,11 @@
         </w:rPr>
       </w:pPr>
       <w:r>
-        <w:t>  areas.</w:t>
+        <w:t xml:space="preserve">  </w:t>
+      </w:r>
+      <w:proofErr w:type="spellStart"/>
+      <w:r>
+        <w:t>areas.</w:t>
       </w:r>
       <w:r>
         <w:rPr>
@@ -4035,6 +5470,7 @@
         </w:rPr>
         <w:t>fill</w:t>
       </w:r>
+      <w:proofErr w:type="spellEnd"/>
       <w:r>
         <w:t xml:space="preserve">(a); </w:t>
       </w:r>
@@ -4066,8 +5502,37 @@
           <w:rFonts w:hint="eastAsia"/>
         </w:rPr>
       </w:pPr>
-      <w:r>
-        <w:t>Array.from(arrayLikeOrIterable, mapFn, thisArg)</w:t>
+      <w:proofErr w:type="spellStart"/>
+      <w:r>
+        <w:t>Array.from</w:t>
+      </w:r>
+      <w:proofErr w:type="spellEnd"/>
+      <w:r>
+        <w:t>(</w:t>
+      </w:r>
+      <w:proofErr w:type="spellStart"/>
+      <w:r>
+        <w:t>arrayLikeOrIterable</w:t>
+      </w:r>
+      <w:proofErr w:type="spellEnd"/>
+      <w:r>
+        <w:t xml:space="preserve">, </w:t>
+      </w:r>
+      <w:proofErr w:type="spellStart"/>
+      <w:r>
+        <w:t>mapFn</w:t>
+      </w:r>
+      <w:proofErr w:type="spellEnd"/>
+      <w:r>
+        <w:t xml:space="preserve">, </w:t>
+      </w:r>
+      <w:proofErr w:type="spellStart"/>
+      <w:r>
+        <w:t>thisArg</w:t>
+      </w:r>
+      <w:proofErr w:type="spellEnd"/>
+      <w:r>
+        <w:t>)</w:t>
       </w:r>
     </w:p>
     <w:p>
@@ -4080,6 +5545,7 @@
           <w:rFonts w:hint="eastAsia"/>
         </w:rPr>
       </w:pPr>
+      <w:proofErr w:type="spellStart"/>
       <w:r>
         <w:rPr>
           <w:b/>
@@ -4087,6 +5553,7 @@
         </w:rPr>
         <w:t>arrayLikeOrIterable</w:t>
       </w:r>
+      <w:proofErr w:type="spellEnd"/>
       <w:r>
         <w:t> (必需): 类似数组的对象（有 length 属性）或可迭代对象。</w:t>
       </w:r>
@@ -4101,6 +5568,7 @@
           <w:rFonts w:hint="eastAsia"/>
         </w:rPr>
       </w:pPr>
+      <w:proofErr w:type="spellStart"/>
       <w:r>
         <w:rPr>
           <w:b/>
@@ -4108,6 +5576,7 @@
         </w:rPr>
         <w:t>mapFn</w:t>
       </w:r>
+      <w:proofErr w:type="spellEnd"/>
       <w:r>
         <w:t> (可选): 一个函数，对数组中的每个元素执行，返回值作为新数组的元素。</w:t>
       </w:r>
@@ -4122,6 +5591,7 @@
           <w:rFonts w:hint="eastAsia"/>
         </w:rPr>
       </w:pPr>
+      <w:proofErr w:type="spellStart"/>
       <w:r>
         <w:rPr>
           <w:b/>
@@ -4129,8 +5599,17 @@
         </w:rPr>
         <w:t>thisArg</w:t>
       </w:r>
-      <w:r>
-        <w:t> (可选): 执行 mapFn 时 this 的值。 </w:t>
+      <w:proofErr w:type="spellEnd"/>
+      <w:r>
+        <w:t> (可选): 执行 </w:t>
+      </w:r>
+      <w:proofErr w:type="spellStart"/>
+      <w:r>
+        <w:t>mapFn</w:t>
+      </w:r>
+      <w:proofErr w:type="spellEnd"/>
+      <w:r>
+        <w:t> 时 this 的值。 </w:t>
       </w:r>
     </w:p>
     <w:p>
@@ -4176,8 +5655,13 @@
           <w:rFonts w:hint="eastAsia"/>
         </w:rPr>
       </w:pPr>
-      <w:r>
-        <w:t>Array.from('你好') 结果: ['你', '好']。</w:t>
+      <w:proofErr w:type="spellStart"/>
+      <w:r>
+        <w:t>Array.from</w:t>
+      </w:r>
+      <w:proofErr w:type="spellEnd"/>
+      <w:r>
+        <w:t>('你好') 结果: ['你', '好']。</w:t>
       </w:r>
     </w:p>
     <w:p>
@@ -4195,17 +5679,62 @@
           <w:b/>
           <w:bCs/>
         </w:rPr>
-        <w:t>将 NodeList/HTMLCollection 转为数组</w:t>
-      </w:r>
-    </w:p>
-    <w:p>
-      <w:pPr>
-        <w:rPr>
-          <w:rFonts w:hint="eastAsia"/>
-        </w:rPr>
-      </w:pPr>
-      <w:r>
-        <w:t>Array.from(document.querySelectorAll('div')) 可以在 DOM 元素集合上使用数组方法。</w:t>
+        <w:t xml:space="preserve">将 </w:t>
+      </w:r>
+      <w:proofErr w:type="spellStart"/>
+      <w:r>
+        <w:rPr>
+          <w:b/>
+          <w:bCs/>
+        </w:rPr>
+        <w:t>NodeList</w:t>
+      </w:r>
+      <w:proofErr w:type="spellEnd"/>
+      <w:r>
+        <w:rPr>
+          <w:b/>
+          <w:bCs/>
+        </w:rPr>
+        <w:t>/</w:t>
+      </w:r>
+      <w:proofErr w:type="spellStart"/>
+      <w:r>
+        <w:rPr>
+          <w:b/>
+          <w:bCs/>
+        </w:rPr>
+        <w:t>HTMLCollection</w:t>
+      </w:r>
+      <w:proofErr w:type="spellEnd"/>
+      <w:r>
+        <w:rPr>
+          <w:b/>
+          <w:bCs/>
+        </w:rPr>
+        <w:t xml:space="preserve"> 转为数组</w:t>
+      </w:r>
+    </w:p>
+    <w:p>
+      <w:pPr>
+        <w:rPr>
+          <w:rFonts w:hint="eastAsia"/>
+        </w:rPr>
+      </w:pPr>
+      <w:proofErr w:type="spellStart"/>
+      <w:r>
+        <w:t>Array.from</w:t>
+      </w:r>
+      <w:proofErr w:type="spellEnd"/>
+      <w:r>
+        <w:t>(</w:t>
+      </w:r>
+      <w:proofErr w:type="spellStart"/>
+      <w:r>
+        <w:t>document.querySelectorAll</w:t>
+      </w:r>
+      <w:proofErr w:type="spellEnd"/>
+      <w:r>
+        <w:t>('div')) 可以在 DOM 元素集合上使用数组方法。</w:t>
       </w:r>
     </w:p>
     <w:p>
@@ -4235,8 +5764,13 @@
           <w:rFonts w:hint="eastAsia"/>
         </w:rPr>
       </w:pPr>
-      <w:r>
-        <w:t>Array.from({ length: 5 }, (value, index) =&gt; index) 结果: [0, 1, 2, 3, 4]。</w:t>
+      <w:proofErr w:type="spellStart"/>
+      <w:r>
+        <w:t>Array.from</w:t>
+      </w:r>
+      <w:proofErr w:type="spellEnd"/>
+      <w:r>
+        <w:t>({ length: 5 }, (value, index) =&gt; index) 结果: [0, 1, 2, 3, 4]。</w:t>
       </w:r>
     </w:p>
     <w:p>
@@ -4263,8 +5797,13 @@
           <w:rFonts w:hint="eastAsia"/>
         </w:rPr>
       </w:pPr>
-      <w:r>
-        <w:t>Array.from([1, 2, 3], x =&gt; x * 2) 结果: [2, 4, 6]。</w:t>
+      <w:proofErr w:type="spellStart"/>
+      <w:r>
+        <w:t>Array.from</w:t>
+      </w:r>
+      <w:proofErr w:type="spellEnd"/>
+      <w:r>
+        <w:t>([1, 2, 3], x =&gt; x * 2) 结果: [2, 4, 6]。</w:t>
       </w:r>
     </w:p>
     <w:p>
@@ -4292,7 +5831,31 @@
         </w:rPr>
       </w:pPr>
       <w:r>
-        <w:t>const myMap = new Map([['a', 1], ['b', 2]]); Array.from(myMap) 结果: [['a', 1], ['b', 2]]。 </w:t>
+        <w:t xml:space="preserve">const </w:t>
+      </w:r>
+      <w:proofErr w:type="spellStart"/>
+      <w:r>
+        <w:t>myMap</w:t>
+      </w:r>
+      <w:proofErr w:type="spellEnd"/>
+      <w:r>
+        <w:t xml:space="preserve"> = new Map([['a', 1], ['b', 2]]); </w:t>
+      </w:r>
+      <w:proofErr w:type="spellStart"/>
+      <w:r>
+        <w:t>Array.from</w:t>
+      </w:r>
+      <w:proofErr w:type="spellEnd"/>
+      <w:r>
+        <w:t>(</w:t>
+      </w:r>
+      <w:proofErr w:type="spellStart"/>
+      <w:r>
+        <w:t>myMap</w:t>
+      </w:r>
+      <w:proofErr w:type="spellEnd"/>
+      <w:r>
+        <w:t>) 结果: [['a', 1], ['b', 2]]。 </w:t>
       </w:r>
     </w:p>
     <w:p>
@@ -4319,8 +5882,13 @@
           <w:rFonts w:hint="eastAsia"/>
         </w:rPr>
       </w:pPr>
-      <w:r>
-        <w:t>array.slice() 方法用于从数组中提取指定范围的元素，返回一个</w:t>
+      <w:proofErr w:type="spellStart"/>
+      <w:r>
+        <w:t>array.slice</w:t>
+      </w:r>
+      <w:proofErr w:type="spellEnd"/>
+      <w:r>
+        <w:t>() 方法用于从数组中提取指定范围的元素，返回一个</w:t>
       </w:r>
       <w:r>
         <w:rPr>
@@ -4340,7 +5908,15 @@
         <w:t>不修改</w:t>
       </w:r>
       <w:r>
-        <w:t>原始数组，其用法是 arr.slice(begin, end)，可以提取从 begin（包含）到 end（不包含）的元素，支持正负索引（负数从尾部计数），省略 end 则提取到末尾</w:t>
+        <w:t>原始数组，其用法是 </w:t>
+      </w:r>
+      <w:proofErr w:type="spellStart"/>
+      <w:r>
+        <w:t>arr.slice</w:t>
+      </w:r>
+      <w:proofErr w:type="spellEnd"/>
+      <w:r>
+        <w:t>(begin, end)，可以提取从 begin（包含）到 end（不包含）的元素，支持正负索引（负数从尾部计数），省略 end 则提取到末尾</w:t>
       </w:r>
     </w:p>
     <w:p>
@@ -4539,7 +6115,23 @@
         <w:t>‌</w:t>
       </w:r>
       <w:r>
-        <w:t>：字符串支持索引访问（如str[0]）和部分数组方法（如split()、concat()、indexOf()）。</w:t>
+        <w:t>：字符串支持索引访问（如str[0]）和部分数组方法（如split()、</w:t>
+      </w:r>
+      <w:proofErr w:type="spellStart"/>
+      <w:r>
+        <w:t>concat</w:t>
+      </w:r>
+      <w:proofErr w:type="spellEnd"/>
+      <w:r>
+        <w:t>()、</w:t>
+      </w:r>
+      <w:proofErr w:type="spellStart"/>
+      <w:r>
+        <w:t>indexOf</w:t>
+      </w:r>
+      <w:proofErr w:type="spellEnd"/>
+      <w:r>
+        <w:t>()）。</w:t>
       </w:r>
     </w:p>
     <w:p>
@@ -4709,12 +6301,14 @@
             <w:r>
               <w:t>‘</w:t>
             </w:r>
+            <w:proofErr w:type="spellStart"/>
             <w:r>
               <w:rPr>
                 <w:rFonts w:hint="eastAsia"/>
               </w:rPr>
               <w:t>abcabc</w:t>
             </w:r>
+            <w:proofErr w:type="spellEnd"/>
             <w:r>
               <w:t>’</w:t>
             </w:r>
@@ -4727,11 +6321,21 @@
                 <w:rFonts w:hint="eastAsia"/>
               </w:rPr>
             </w:pPr>
-            <w:r>
-              <w:rPr>
-                <w:rFonts w:hint="eastAsia"/>
-              </w:rPr>
-              <w:t>s.length  //6</w:t>
+            <w:proofErr w:type="spellStart"/>
+            <w:proofErr w:type="gramStart"/>
+            <w:r>
+              <w:rPr>
+                <w:rFonts w:hint="eastAsia"/>
+              </w:rPr>
+              <w:t>s.length</w:t>
+            </w:r>
+            <w:proofErr w:type="spellEnd"/>
+            <w:proofErr w:type="gramEnd"/>
+            <w:r>
+              <w:rPr>
+                <w:rFonts w:hint="eastAsia"/>
+              </w:rPr>
+              <w:t xml:space="preserve">  //6</w:t>
             </w:r>
           </w:p>
           <w:p>
@@ -4742,11 +6346,19 @@
                 <w:rFonts w:hint="eastAsia"/>
               </w:rPr>
             </w:pPr>
-            <w:r>
-              <w:rPr>
-                <w:rFonts w:hint="eastAsia"/>
-              </w:rPr>
-              <w:t>s[0] //</w:t>
+            <w:proofErr w:type="gramStart"/>
+            <w:r>
+              <w:rPr>
+                <w:rFonts w:hint="eastAsia"/>
+              </w:rPr>
+              <w:t>s[</w:t>
+            </w:r>
+            <w:proofErr w:type="gramEnd"/>
+            <w:r>
+              <w:rPr>
+                <w:rFonts w:hint="eastAsia"/>
+              </w:rPr>
+              <w:t>0] //</w:t>
             </w:r>
             <w:r>
               <w:t>’</w:t>
@@ -4855,7 +6467,23 @@
         </w:rPr>
       </w:pPr>
       <w:r>
-        <w:t>let sum = new Array(nums); 应为 let sum = new Array(nums.length).fill(0);，否则 sum 是一个包含原数组引用的数组，而不是前缀和数组。</w:t>
+        <w:t>let sum = new Array(</w:t>
+      </w:r>
+      <w:proofErr w:type="spellStart"/>
+      <w:r>
+        <w:t>nums</w:t>
+      </w:r>
+      <w:proofErr w:type="spellEnd"/>
+      <w:r>
+        <w:t>); 应为 let sum = new Array(</w:t>
+      </w:r>
+      <w:proofErr w:type="spellStart"/>
+      <w:r>
+        <w:t>nums.length</w:t>
+      </w:r>
+      <w:proofErr w:type="spellEnd"/>
+      <w:r>
+        <w:t>).fill(0);，否则 sum 是一个包含原数组引用的数组，而不是前缀和数组。</w:t>
       </w:r>
     </w:p>
     <w:p>
@@ -4937,7 +6565,15 @@
         </w:rPr>
       </w:pPr>
       <w:r>
-        <w:t>类表达式是定义类的另一种方法。类表达式可以命名或不命名。命名类表达式的名称是该类体的局部名称。</w:t>
+        <w:t>类表达式是定义类的另一种方法。类表达式可以命名或</w:t>
+      </w:r>
+      <w:proofErr w:type="gramStart"/>
+      <w:r>
+        <w:t>不</w:t>
+      </w:r>
+      <w:proofErr w:type="gramEnd"/>
+      <w:r>
+        <w:t>命名。命名类表达式的名称是该类体的局部名称。</w:t>
       </w:r>
     </w:p>
     <w:tbl>
@@ -4981,7 +6617,21 @@
               <w:rPr>
                 <w:rFonts w:hint="eastAsia"/>
               </w:rPr>
-              <w:t>let Runoob = class {</w:t>
+              <w:t xml:space="preserve">let </w:t>
+            </w:r>
+            <w:proofErr w:type="spellStart"/>
+            <w:r>
+              <w:rPr>
+                <w:rFonts w:hint="eastAsia"/>
+              </w:rPr>
+              <w:t>Runoob</w:t>
+            </w:r>
+            <w:proofErr w:type="spellEnd"/>
+            <w:r>
+              <w:rPr>
+                <w:rFonts w:hint="eastAsia"/>
+              </w:rPr>
+              <w:t xml:space="preserve"> = class {</w:t>
             </w:r>
           </w:p>
           <w:p>
@@ -4996,7 +6646,35 @@
               <w:rPr>
                 <w:rFonts w:hint="eastAsia"/>
               </w:rPr>
-              <w:t xml:space="preserve">  constructor(name, url) {</w:t>
+              <w:t xml:space="preserve">  </w:t>
+            </w:r>
+            <w:proofErr w:type="gramStart"/>
+            <w:r>
+              <w:rPr>
+                <w:rFonts w:hint="eastAsia"/>
+              </w:rPr>
+              <w:t>constructor(</w:t>
+            </w:r>
+            <w:proofErr w:type="gramEnd"/>
+            <w:r>
+              <w:rPr>
+                <w:rFonts w:hint="eastAsia"/>
+              </w:rPr>
+              <w:t xml:space="preserve">name, </w:t>
+            </w:r>
+            <w:proofErr w:type="spellStart"/>
+            <w:r>
+              <w:rPr>
+                <w:rFonts w:hint="eastAsia"/>
+              </w:rPr>
+              <w:t>url</w:t>
+            </w:r>
+            <w:proofErr w:type="spellEnd"/>
+            <w:r>
+              <w:rPr>
+                <w:rFonts w:hint="eastAsia"/>
+              </w:rPr>
+              <w:t>) {</w:t>
             </w:r>
           </w:p>
           <w:p>
@@ -5026,7 +6704,21 @@
               <w:rPr>
                 <w:rFonts w:hint="eastAsia"/>
               </w:rPr>
-              <w:t xml:space="preserve">    this.url = url;</w:t>
+              <w:t xml:space="preserve">    this.url = </w:t>
+            </w:r>
+            <w:proofErr w:type="spellStart"/>
+            <w:r>
+              <w:rPr>
+                <w:rFonts w:hint="eastAsia"/>
+              </w:rPr>
+              <w:t>url</w:t>
+            </w:r>
+            <w:proofErr w:type="spellEnd"/>
+            <w:r>
+              <w:rPr>
+                <w:rFonts w:hint="eastAsia"/>
+              </w:rPr>
+              <w:t>;</w:t>
             </w:r>
           </w:p>
           <w:p>
@@ -5067,11 +6759,19 @@
                 <w:rFonts w:hint="eastAsia"/>
               </w:rPr>
             </w:pPr>
-            <w:r>
-              <w:rPr>
-                <w:rFonts w:hint="eastAsia"/>
-              </w:rPr>
-              <w:t>console.log(Runoob.name);</w:t>
+            <w:proofErr w:type="gramStart"/>
+            <w:r>
+              <w:rPr>
+                <w:rFonts w:hint="eastAsia"/>
+              </w:rPr>
+              <w:t>console.log(</w:t>
+            </w:r>
+            <w:proofErr w:type="gramEnd"/>
+            <w:r>
+              <w:rPr>
+                <w:rFonts w:hint="eastAsia"/>
+              </w:rPr>
+              <w:t>Runoob.name);</w:t>
             </w:r>
           </w:p>
           <w:p>
@@ -5086,7 +6786,21 @@
               <w:rPr>
                 <w:rFonts w:hint="eastAsia"/>
               </w:rPr>
-              <w:t>// output: "Runoob"</w:t>
+              <w:t>// output: "</w:t>
+            </w:r>
+            <w:proofErr w:type="spellStart"/>
+            <w:r>
+              <w:rPr>
+                <w:rFonts w:hint="eastAsia"/>
+              </w:rPr>
+              <w:t>Runoob</w:t>
+            </w:r>
+            <w:proofErr w:type="spellEnd"/>
+            <w:r>
+              <w:rPr>
+                <w:rFonts w:hint="eastAsia"/>
+              </w:rPr>
+              <w:t>"</w:t>
             </w:r>
           </w:p>
           <w:p>
@@ -5131,7 +6845,21 @@
               <w:rPr>
                 <w:rFonts w:hint="eastAsia"/>
               </w:rPr>
-              <w:t>let Runoob = class Runoob2 {</w:t>
+              <w:t xml:space="preserve">let </w:t>
+            </w:r>
+            <w:proofErr w:type="spellStart"/>
+            <w:r>
+              <w:rPr>
+                <w:rFonts w:hint="eastAsia"/>
+              </w:rPr>
+              <w:t>Runoob</w:t>
+            </w:r>
+            <w:proofErr w:type="spellEnd"/>
+            <w:r>
+              <w:rPr>
+                <w:rFonts w:hint="eastAsia"/>
+              </w:rPr>
+              <w:t xml:space="preserve"> = class Runoob2 {</w:t>
             </w:r>
           </w:p>
           <w:p>
@@ -5146,7 +6874,35 @@
               <w:rPr>
                 <w:rFonts w:hint="eastAsia"/>
               </w:rPr>
-              <w:t xml:space="preserve">  constructor(name, url) {</w:t>
+              <w:t xml:space="preserve">  </w:t>
+            </w:r>
+            <w:proofErr w:type="gramStart"/>
+            <w:r>
+              <w:rPr>
+                <w:rFonts w:hint="eastAsia"/>
+              </w:rPr>
+              <w:t>constructor(</w:t>
+            </w:r>
+            <w:proofErr w:type="gramEnd"/>
+            <w:r>
+              <w:rPr>
+                <w:rFonts w:hint="eastAsia"/>
+              </w:rPr>
+              <w:t xml:space="preserve">name, </w:t>
+            </w:r>
+            <w:proofErr w:type="spellStart"/>
+            <w:r>
+              <w:rPr>
+                <w:rFonts w:hint="eastAsia"/>
+              </w:rPr>
+              <w:t>url</w:t>
+            </w:r>
+            <w:proofErr w:type="spellEnd"/>
+            <w:r>
+              <w:rPr>
+                <w:rFonts w:hint="eastAsia"/>
+              </w:rPr>
+              <w:t>) {</w:t>
             </w:r>
           </w:p>
           <w:p>
@@ -5176,7 +6932,21 @@
               <w:rPr>
                 <w:rFonts w:hint="eastAsia"/>
               </w:rPr>
-              <w:t xml:space="preserve">    this.url = url;</w:t>
+              <w:t xml:space="preserve">    this.url = </w:t>
+            </w:r>
+            <w:proofErr w:type="spellStart"/>
+            <w:r>
+              <w:rPr>
+                <w:rFonts w:hint="eastAsia"/>
+              </w:rPr>
+              <w:t>url</w:t>
+            </w:r>
+            <w:proofErr w:type="spellEnd"/>
+            <w:r>
+              <w:rPr>
+                <w:rFonts w:hint="eastAsia"/>
+              </w:rPr>
+              <w:t>;</w:t>
             </w:r>
           </w:p>
           <w:p>
@@ -5217,11 +6987,19 @@
                 <w:rFonts w:hint="eastAsia"/>
               </w:rPr>
             </w:pPr>
-            <w:r>
-              <w:rPr>
-                <w:rFonts w:hint="eastAsia"/>
-              </w:rPr>
-              <w:t>console.log(Runoob.name);</w:t>
+            <w:proofErr w:type="gramStart"/>
+            <w:r>
+              <w:rPr>
+                <w:rFonts w:hint="eastAsia"/>
+              </w:rPr>
+              <w:t>console.log(</w:t>
+            </w:r>
+            <w:proofErr w:type="gramEnd"/>
+            <w:r>
+              <w:rPr>
+                <w:rFonts w:hint="eastAsia"/>
+              </w:rPr>
+              <w:t>Runoob.name);</w:t>
             </w:r>
           </w:p>
           <w:p>
@@ -5318,7 +7096,23 @@
                 <w:i/>
                 <w:iCs/>
               </w:rPr>
-              <w:t>// 仅类内部可访问</w:t>
+              <w:t xml:space="preserve">// </w:t>
+            </w:r>
+            <w:proofErr w:type="gramStart"/>
+            <w:r>
+              <w:rPr>
+                <w:i/>
+                <w:iCs/>
+              </w:rPr>
+              <w:t>仅类内部</w:t>
+            </w:r>
+            <w:proofErr w:type="gramEnd"/>
+            <w:r>
+              <w:rPr>
+                <w:i/>
+                <w:iCs/>
+              </w:rPr>
+              <w:t>可访问</w:t>
             </w:r>
           </w:p>
           <w:p>
@@ -5354,8 +7148,13 @@
                 <w:iCs/>
               </w:rPr>
             </w:pPr>
-            <w:r>
-              <w:t xml:space="preserve">readonly id: number; </w:t>
+            <w:proofErr w:type="spellStart"/>
+            <w:r>
+              <w:t>readonly</w:t>
+            </w:r>
+            <w:proofErr w:type="spellEnd"/>
+            <w:r>
+              <w:t xml:space="preserve"> id: number; </w:t>
             </w:r>
             <w:r>
               <w:rPr>
@@ -5407,12 +7206,18 @@
       <w:pPr>
         <w:widowControl/>
         <w:jc w:val="left"/>
+        <w:rPr>
+          <w:rFonts w:hint="eastAsia"/>
+        </w:rPr>
       </w:pPr>
     </w:p>
     <w:p>
       <w:pPr>
         <w:widowControl/>
         <w:jc w:val="left"/>
+        <w:rPr>
+          <w:rFonts w:hint="eastAsia"/>
+        </w:rPr>
       </w:pPr>
     </w:p>
     <w:p>
@@ -5426,13 +7231,7 @@
         <w:rPr>
           <w:rFonts w:hint="eastAsia"/>
         </w:rPr>
-        <w:t>25.12.2</w:t>
-      </w:r>
-      <w:r>
-        <w:rPr>
-          <w:rFonts w:hint="eastAsia"/>
-        </w:rPr>
-        <w:t>6</w:t>
+        <w:t>25.12.26</w:t>
       </w:r>
     </w:p>
     <w:p>
@@ -5446,19 +7245,16 @@
         <w:rPr>
           <w:rFonts w:hint="eastAsia"/>
         </w:rPr>
-        <w:t>LC记录1</w:t>
-      </w:r>
-      <w:r>
-        <w:rPr>
-          <w:rFonts w:hint="eastAsia"/>
-        </w:rPr>
-        <w:t>2</w:t>
+        <w:t>LC记录12</w:t>
       </w:r>
     </w:p>
     <w:p>
       <w:pPr>
         <w:widowControl/>
         <w:jc w:val="left"/>
+        <w:rPr>
+          <w:rFonts w:hint="eastAsia"/>
+        </w:rPr>
       </w:pPr>
     </w:p>
     <w:p>
@@ -5466,6 +7262,7 @@
         <w:widowControl/>
         <w:jc w:val="left"/>
         <w:rPr>
+          <w:rFonts w:hint="eastAsia"/>
           <w:b/>
           <w:bCs/>
         </w:rPr>
@@ -5483,6 +7280,7 @@
         <w:widowControl/>
         <w:jc w:val="left"/>
         <w:rPr>
+          <w:rFonts w:hint="eastAsia"/>
           <w:b/>
           <w:bCs/>
         </w:rPr>
@@ -5502,12 +7300,21 @@
         </w:rPr>
         <w:t>‌</w:t>
       </w:r>
+      <w:proofErr w:type="gramStart"/>
       <w:r>
         <w:rPr>
           <w:b/>
           <w:bCs/>
         </w:rPr>
-        <w:t>substring(start, end)</w:t>
+        <w:t>substring(</w:t>
+      </w:r>
+      <w:proofErr w:type="gramEnd"/>
+      <w:r>
+        <w:rPr>
+          <w:b/>
+          <w:bCs/>
+        </w:rPr>
+        <w:t>start, end)</w:t>
       </w:r>
       <w:r>
         <w:rPr>
@@ -5526,6 +7333,9 @@
           <w:numId w:val="14"/>
         </w:numPr>
         <w:jc w:val="left"/>
+        <w:rPr>
+          <w:rFonts w:hint="eastAsia"/>
+        </w:rPr>
       </w:pPr>
       <w:r>
         <w:rPr>
@@ -5558,9 +7368,20 @@
           <w:numId w:val="14"/>
         </w:numPr>
         <w:jc w:val="left"/>
-      </w:pPr>
-      <w:r>
-        <w:t>start: 必需，非负整数，表示子串起始位置（包含）。</w:t>
+        <w:rPr>
+          <w:rFonts w:hint="eastAsia"/>
+        </w:rPr>
+      </w:pPr>
+      <w:r>
+        <w:t>start: 必需，非负整数，</w:t>
+      </w:r>
+      <w:proofErr w:type="gramStart"/>
+      <w:r>
+        <w:t>表示子串起始</w:t>
+      </w:r>
+      <w:proofErr w:type="gramEnd"/>
+      <w:r>
+        <w:t>位置（包含）。</w:t>
       </w:r>
     </w:p>
     <w:p>
@@ -5571,9 +7392,20 @@
           <w:numId w:val="14"/>
         </w:numPr>
         <w:jc w:val="left"/>
-      </w:pPr>
-      <w:r>
-        <w:t>end: 可选，非负整数，表示子串结束位置（不包含）。若省略，则截取到字符串末尾。</w:t>
+        <w:rPr>
+          <w:rFonts w:hint="eastAsia"/>
+        </w:rPr>
+      </w:pPr>
+      <w:r>
+        <w:t>end: 可选，非负整数，表示</w:t>
+      </w:r>
+      <w:proofErr w:type="gramStart"/>
+      <w:r>
+        <w:t>子串结束</w:t>
+      </w:r>
+      <w:proofErr w:type="gramEnd"/>
+      <w:r>
+        <w:t>位置（不包含）。若省略，则截取到字符串末尾。</w:t>
       </w:r>
     </w:p>
     <w:p>
@@ -5584,6 +7416,9 @@
           <w:numId w:val="14"/>
         </w:numPr>
         <w:jc w:val="left"/>
+        <w:rPr>
+          <w:rFonts w:hint="eastAsia"/>
+        </w:rPr>
       </w:pPr>
       <w:r>
         <w:rPr>
@@ -5616,6 +7451,9 @@
           <w:numId w:val="14"/>
         </w:numPr>
         <w:jc w:val="left"/>
+        <w:rPr>
+          <w:rFonts w:hint="eastAsia"/>
+        </w:rPr>
       </w:pPr>
       <w:r>
         <w:t>若 start &gt; end，会自动交换参数（如 substring(5, 3) 等价于 substring(3, 5)）。</w:t>
@@ -5629,6 +7467,9 @@
           <w:numId w:val="14"/>
         </w:numPr>
         <w:jc w:val="left"/>
+        <w:rPr>
+          <w:rFonts w:hint="eastAsia"/>
+        </w:rPr>
       </w:pPr>
       <w:r>
         <w:t>不支持负数索引，负数会被视为 0。</w:t>
@@ -5642,6 +7483,9 @@
           <w:numId w:val="14"/>
         </w:numPr>
         <w:jc w:val="left"/>
+        <w:rPr>
+          <w:rFonts w:hint="eastAsia"/>
+        </w:rPr>
       </w:pPr>
       <w:r>
         <w:rPr>
@@ -5670,15 +7514,26 @@
       <w:pPr>
         <w:widowControl/>
         <w:jc w:val="left"/>
-      </w:pPr>
-      <w:r>
-        <w:t>javascriptCopy Code</w:t>
+        <w:rPr>
+          <w:rFonts w:hint="eastAsia"/>
+        </w:rPr>
+      </w:pPr>
+      <w:proofErr w:type="spellStart"/>
+      <w:r>
+        <w:t>javascriptCopy</w:t>
+      </w:r>
+      <w:proofErr w:type="spellEnd"/>
+      <w:r>
+        <w:t xml:space="preserve"> Code</w:t>
       </w:r>
     </w:p>
     <w:p>
       <w:pPr>
         <w:widowControl/>
         <w:jc w:val="left"/>
+        <w:rPr>
+          <w:rFonts w:hint="eastAsia"/>
+        </w:rPr>
       </w:pPr>
       <w:r>
         <w:t>let str = "0123456789";</w:t>
@@ -5688,36 +7543,92 @@
       <w:pPr>
         <w:widowControl/>
         <w:jc w:val="left"/>
-      </w:pPr>
-      <w:r>
-        <w:t>console.log(str.substring(2, 5)); // "234"</w:t>
+        <w:rPr>
+          <w:rFonts w:hint="eastAsia"/>
+        </w:rPr>
+      </w:pPr>
+      <w:proofErr w:type="gramStart"/>
+      <w:r>
+        <w:t>console.log(</w:t>
+      </w:r>
+      <w:proofErr w:type="spellStart"/>
+      <w:r>
+        <w:t>str.substring</w:t>
+      </w:r>
+      <w:proofErr w:type="spellEnd"/>
+      <w:proofErr w:type="gramEnd"/>
+      <w:r>
+        <w:t>(2, 5)); // "234"</w:t>
       </w:r>
     </w:p>
     <w:p>
       <w:pPr>
         <w:widowControl/>
         <w:jc w:val="left"/>
-      </w:pPr>
-      <w:r>
-        <w:t>console.log(str.substring(5));    // "56789"</w:t>
+        <w:rPr>
+          <w:rFonts w:hint="eastAsia"/>
+        </w:rPr>
+      </w:pPr>
+      <w:r>
+        <w:t>console.log(</w:t>
+      </w:r>
+      <w:proofErr w:type="spellStart"/>
+      <w:proofErr w:type="gramStart"/>
+      <w:r>
+        <w:t>str.substring</w:t>
+      </w:r>
+      <w:proofErr w:type="spellEnd"/>
+      <w:proofErr w:type="gramEnd"/>
+      <w:r>
+        <w:t>(5)</w:t>
+      </w:r>
+      <w:proofErr w:type="gramStart"/>
+      <w:r>
+        <w:t xml:space="preserve">);   </w:t>
+      </w:r>
+      <w:proofErr w:type="gramEnd"/>
+      <w:r>
+        <w:t xml:space="preserve"> // "56789"</w:t>
       </w:r>
     </w:p>
     <w:p>
       <w:pPr>
         <w:widowControl/>
         <w:jc w:val="left"/>
-      </w:pPr>
-      <w:r>
-        <w:t>console.log(str.substring(5, 20)); // "56789"（超出范围时截取到末尾）</w:t>
+        <w:rPr>
+          <w:rFonts w:hint="eastAsia"/>
+        </w:rPr>
+      </w:pPr>
+      <w:r>
+        <w:t>console.log(</w:t>
+      </w:r>
+      <w:proofErr w:type="spellStart"/>
+      <w:r>
+        <w:t>str.substring</w:t>
+      </w:r>
+      <w:proofErr w:type="spellEnd"/>
+      <w:r>
+        <w:t>(5, 20)); // "56789"（超出范围时截取到末尾）</w:t>
       </w:r>
     </w:p>
     <w:p>
       <w:pPr>
         <w:widowControl/>
         <w:jc w:val="left"/>
-      </w:pPr>
-      <w:r>
-        <w:t>console.log(str.substring(-2, 5)); // "01234"（负数视为0）</w:t>
+        <w:rPr>
+          <w:rFonts w:hint="eastAsia"/>
+        </w:rPr>
+      </w:pPr>
+      <w:r>
+        <w:t>console.log(</w:t>
+      </w:r>
+      <w:proofErr w:type="spellStart"/>
+      <w:r>
+        <w:t>str.substring</w:t>
+      </w:r>
+      <w:proofErr w:type="spellEnd"/>
+      <w:r>
+        <w:t>(-2, 5)); // "01234"（负数视为0）</w:t>
       </w:r>
     </w:p>
     <w:p>
@@ -5725,6 +7636,7 @@
         <w:widowControl/>
         <w:jc w:val="left"/>
         <w:rPr>
+          <w:rFonts w:hint="eastAsia"/>
           <w:b/>
           <w:bCs/>
         </w:rPr>
@@ -5744,12 +7656,21 @@
         </w:rPr>
         <w:t>‌</w:t>
       </w:r>
+      <w:proofErr w:type="gramStart"/>
       <w:r>
         <w:rPr>
           <w:b/>
           <w:bCs/>
         </w:rPr>
-        <w:t>slice(start, end)</w:t>
+        <w:t>slice(</w:t>
+      </w:r>
+      <w:proofErr w:type="gramEnd"/>
+      <w:r>
+        <w:rPr>
+          <w:b/>
+          <w:bCs/>
+        </w:rPr>
+        <w:t>start, end)</w:t>
       </w:r>
       <w:r>
         <w:rPr>
@@ -5768,6 +7689,9 @@
           <w:numId w:val="15"/>
         </w:numPr>
         <w:jc w:val="left"/>
+        <w:rPr>
+          <w:rFonts w:hint="eastAsia"/>
+        </w:rPr>
       </w:pPr>
       <w:r>
         <w:rPr>
@@ -5800,6 +7724,9 @@
           <w:numId w:val="15"/>
         </w:numPr>
         <w:jc w:val="left"/>
+        <w:rPr>
+          <w:rFonts w:hint="eastAsia"/>
+        </w:rPr>
       </w:pPr>
       <w:r>
         <w:t>start: 必需，整数（正负均可），正数表示从左到右索引，负数表示从右到左索引（如 -1 表示最后一个字符）。</w:t>
@@ -5813,9 +7740,20 @@
           <w:numId w:val="15"/>
         </w:numPr>
         <w:jc w:val="left"/>
-      </w:pPr>
-      <w:r>
-        <w:t>end: 可选，整数（正负均可），表示子串结束位置（不包含）。若省略，则截取到字符串末尾。</w:t>
+        <w:rPr>
+          <w:rFonts w:hint="eastAsia"/>
+        </w:rPr>
+      </w:pPr>
+      <w:r>
+        <w:t>end: 可选，整数（正负均可），表示</w:t>
+      </w:r>
+      <w:proofErr w:type="gramStart"/>
+      <w:r>
+        <w:t>子串结束</w:t>
+      </w:r>
+      <w:proofErr w:type="gramEnd"/>
+      <w:r>
+        <w:t>位置（不包含）。若省略，则截取到字符串末尾。</w:t>
       </w:r>
     </w:p>
     <w:p>
@@ -5826,6 +7764,9 @@
           <w:numId w:val="15"/>
         </w:numPr>
         <w:jc w:val="left"/>
+        <w:rPr>
+          <w:rFonts w:hint="eastAsia"/>
+        </w:rPr>
       </w:pPr>
       <w:r>
         <w:rPr>
@@ -5858,6 +7799,9 @@
           <w:numId w:val="15"/>
         </w:numPr>
         <w:jc w:val="left"/>
+        <w:rPr>
+          <w:rFonts w:hint="eastAsia"/>
+        </w:rPr>
       </w:pPr>
       <w:r>
         <w:t>若 start &gt; end，返回空字符串（如 slice(5, 3) 返回 ""）。</w:t>
@@ -5871,6 +7815,9 @@
           <w:numId w:val="15"/>
         </w:numPr>
         <w:jc w:val="left"/>
+        <w:rPr>
+          <w:rFonts w:hint="eastAsia"/>
+        </w:rPr>
       </w:pPr>
       <w:r>
         <w:t>支持负数索引（如 slice(-3) 表示截取最后3个字符）。</w:t>
@@ -5884,6 +7831,9 @@
           <w:numId w:val="15"/>
         </w:numPr>
         <w:jc w:val="left"/>
+        <w:rPr>
+          <w:rFonts w:hint="eastAsia"/>
+        </w:rPr>
       </w:pPr>
       <w:r>
         <w:rPr>
@@ -5912,15 +7862,26 @@
       <w:pPr>
         <w:widowControl/>
         <w:jc w:val="left"/>
-      </w:pPr>
-      <w:r>
-        <w:t>javascriptCopy Code</w:t>
+        <w:rPr>
+          <w:rFonts w:hint="eastAsia"/>
+        </w:rPr>
+      </w:pPr>
+      <w:proofErr w:type="spellStart"/>
+      <w:r>
+        <w:t>javascriptCopy</w:t>
+      </w:r>
+      <w:proofErr w:type="spellEnd"/>
+      <w:r>
+        <w:t xml:space="preserve"> Code</w:t>
       </w:r>
     </w:p>
     <w:p>
       <w:pPr>
         <w:widowControl/>
         <w:jc w:val="left"/>
+        <w:rPr>
+          <w:rFonts w:hint="eastAsia"/>
+        </w:rPr>
       </w:pPr>
       <w:r>
         <w:t>let str = "0123456789";</w:t>
@@ -5930,45 +7891,120 @@
       <w:pPr>
         <w:widowControl/>
         <w:jc w:val="left"/>
-      </w:pPr>
-      <w:r>
-        <w:t>console.log(str.slice(2, 5));  // "234"</w:t>
+        <w:rPr>
+          <w:rFonts w:hint="eastAsia"/>
+        </w:rPr>
+      </w:pPr>
+      <w:proofErr w:type="gramStart"/>
+      <w:r>
+        <w:t>console.log(</w:t>
+      </w:r>
+      <w:proofErr w:type="spellStart"/>
+      <w:r>
+        <w:t>str.slice</w:t>
+      </w:r>
+      <w:proofErr w:type="spellEnd"/>
+      <w:proofErr w:type="gramEnd"/>
+      <w:r>
+        <w:t>(2, 5)</w:t>
+      </w:r>
+      <w:proofErr w:type="gramStart"/>
+      <w:r>
+        <w:t>);  /</w:t>
+      </w:r>
+      <w:proofErr w:type="gramEnd"/>
+      <w:r>
+        <w:t>/ "234"</w:t>
       </w:r>
     </w:p>
     <w:p>
       <w:pPr>
         <w:widowControl/>
         <w:jc w:val="left"/>
-      </w:pPr>
-      <w:r>
-        <w:t>console.log(str.slice(5));     // "56789"</w:t>
+        <w:rPr>
+          <w:rFonts w:hint="eastAsia"/>
+        </w:rPr>
+      </w:pPr>
+      <w:r>
+        <w:t>console.log(</w:t>
+      </w:r>
+      <w:proofErr w:type="spellStart"/>
+      <w:proofErr w:type="gramStart"/>
+      <w:r>
+        <w:t>str.slice</w:t>
+      </w:r>
+      <w:proofErr w:type="spellEnd"/>
+      <w:proofErr w:type="gramEnd"/>
+      <w:r>
+        <w:t>(5)</w:t>
+      </w:r>
+      <w:proofErr w:type="gramStart"/>
+      <w:r>
+        <w:t xml:space="preserve">);   </w:t>
+      </w:r>
+      <w:proofErr w:type="gramEnd"/>
+      <w:r>
+        <w:t xml:space="preserve">  // "56789"</w:t>
       </w:r>
     </w:p>
     <w:p>
       <w:pPr>
         <w:widowControl/>
         <w:jc w:val="left"/>
-      </w:pPr>
-      <w:r>
-        <w:t>console.log(str.slice(5, 20)); // "56789"（超出范围时截取到末尾）</w:t>
+        <w:rPr>
+          <w:rFonts w:hint="eastAsia"/>
+        </w:rPr>
+      </w:pPr>
+      <w:r>
+        <w:t>console.log(</w:t>
+      </w:r>
+      <w:proofErr w:type="spellStart"/>
+      <w:r>
+        <w:t>str.slice</w:t>
+      </w:r>
+      <w:proofErr w:type="spellEnd"/>
+      <w:r>
+        <w:t>(5, 20)); // "56789"（超出范围时截取到末尾）</w:t>
       </w:r>
     </w:p>
     <w:p>
       <w:pPr>
         <w:widowControl/>
         <w:jc w:val="left"/>
-      </w:pPr>
-      <w:r>
-        <w:t>console.log(str.slice(-3));    // "789"（负数索引）</w:t>
+        <w:rPr>
+          <w:rFonts w:hint="eastAsia"/>
+        </w:rPr>
+      </w:pPr>
+      <w:r>
+        <w:t>console.log(</w:t>
+      </w:r>
+      <w:proofErr w:type="spellStart"/>
+      <w:r>
+        <w:t>str.slice</w:t>
+      </w:r>
+      <w:proofErr w:type="spellEnd"/>
+      <w:r>
+        <w:t>(-3));    // "789"（负数索引）</w:t>
       </w:r>
     </w:p>
     <w:p>
       <w:pPr>
         <w:widowControl/>
         <w:jc w:val="left"/>
-      </w:pPr>
-      <w:r>
-        <w:t>console.log(str.slice(5, -2));  // "5678"（负数结束索引）</w:t>
+        <w:rPr>
+          <w:rFonts w:hint="eastAsia"/>
+        </w:rPr>
+      </w:pPr>
+      <w:r>
+        <w:t>console.log(</w:t>
+      </w:r>
+      <w:proofErr w:type="spellStart"/>
+      <w:r>
+        <w:t>str.slice</w:t>
+      </w:r>
+      <w:proofErr w:type="spellEnd"/>
+      <w:r>
+        <w:t>(5, -2));  // "5678"（负数结束索引）</w:t>
       </w:r>
     </w:p>
     <w:p>
@@ -5976,6 +8012,7 @@
         <w:widowControl/>
         <w:jc w:val="left"/>
         <w:rPr>
+          <w:rFonts w:hint="eastAsia"/>
           <w:b/>
           <w:bCs/>
         </w:rPr>
@@ -6019,6 +8056,9 @@
           <w:numId w:val="16"/>
         </w:numPr>
         <w:jc w:val="left"/>
+        <w:rPr>
+          <w:rFonts w:hint="eastAsia"/>
+        </w:rPr>
       </w:pPr>
       <w:r>
         <w:rPr>
@@ -6051,9 +8091,21 @@
           <w:numId w:val="16"/>
         </w:numPr>
         <w:jc w:val="left"/>
-      </w:pPr>
-      <w:r>
-        <w:t>substring 不支持负数索引，且参数自动交换。</w:t>
+        <w:rPr>
+          <w:rFonts w:hint="eastAsia"/>
+        </w:rPr>
+      </w:pPr>
+      <w:r>
+        <w:t xml:space="preserve">substring </w:t>
+      </w:r>
+      <w:r>
+        <w:rPr>
+          <w:highlight w:val="yellow"/>
+        </w:rPr>
+        <w:t>不支持负数</w:t>
+      </w:r>
+      <w:r>
+        <w:t>索引，且参数自动交换。</w:t>
       </w:r>
     </w:p>
     <w:p>
@@ -6064,6 +8116,9 @@
           <w:numId w:val="16"/>
         </w:numPr>
         <w:jc w:val="left"/>
+        <w:rPr>
+          <w:rFonts w:hint="eastAsia"/>
+        </w:rPr>
       </w:pPr>
       <w:r>
         <w:t>slice 支持负数索引，且参数不交换（start &gt; end 返回空字符串）。</w:t>
@@ -6077,6 +8132,9 @@
           <w:numId w:val="16"/>
         </w:numPr>
         <w:jc w:val="left"/>
+        <w:rPr>
+          <w:rFonts w:hint="eastAsia"/>
+        </w:rPr>
       </w:pPr>
       <w:r>
         <w:rPr>
@@ -6109,6 +8167,9 @@
           <w:numId w:val="16"/>
         </w:numPr>
         <w:jc w:val="left"/>
+        <w:rPr>
+          <w:rFonts w:hint="eastAsia"/>
+        </w:rPr>
       </w:pPr>
       <w:r>
         <w:t>substring 参数自动调整后返回有效子串。</w:t>
@@ -6122,6 +8183,9 @@
           <w:numId w:val="16"/>
         </w:numPr>
         <w:jc w:val="left"/>
+        <w:rPr>
+          <w:rFonts w:hint="eastAsia"/>
+        </w:rPr>
       </w:pPr>
       <w:r>
         <w:t>slice 参数不调整直接返回结果（start &gt; end 返回空字符串）。</w:t>
@@ -8380,6 +10444,7 @@
   <w:style w:type="character" w:default="1" w:styleId="a0">
     <w:name w:val="Default Paragraph Font"/>
     <w:uiPriority w:val="1"/>
+    <w:semiHidden/>
     <w:unhideWhenUsed/>
   </w:style>
   <w:style w:type="table" w:default="1" w:styleId="a1">

--- a/lc记录.docx
+++ b/lc记录.docx
@@ -3535,6 +3535,7 @@
               <w:rPr>
                 <w:rFonts w:hint="eastAsia"/>
               </w:rPr>
+              <w:lastRenderedPageBreak/>
               <w:t>map.delete</w:t>
             </w:r>
             <w:proofErr w:type="spellEnd"/>
@@ -4450,6 +4451,7 @@
               <w:rPr>
                 <w:rFonts w:hint="eastAsia"/>
               </w:rPr>
+              <w:lastRenderedPageBreak/>
               <w:t xml:space="preserve"> </w:t>
             </w:r>
           </w:p>
@@ -4700,6 +4702,7 @@
       </w:pPr>
       <w:proofErr w:type="spellStart"/>
       <w:r>
+        <w:lastRenderedPageBreak/>
         <w:t>Array.from</w:t>
       </w:r>
       <w:proofErr w:type="spellEnd"/>
@@ -5243,6 +5246,7 @@
         <w:rPr>
           <w:rFonts w:hint="eastAsia"/>
         </w:rPr>
+        <w:lastRenderedPageBreak/>
         <w:t>25.12.1</w:t>
       </w:r>
       <w:r>
@@ -5870,6 +5874,7 @@
         <w:rPr>
           <w:rFonts w:hint="eastAsia"/>
         </w:rPr>
+        <w:lastRenderedPageBreak/>
         <w:t>LC记录6</w:t>
       </w:r>
       <w:bookmarkEnd w:id="10"/>
@@ -6455,6 +6460,7 @@
         <w:rPr>
           <w:rFonts w:hint="eastAsia"/>
         </w:rPr>
+        <w:lastRenderedPageBreak/>
         <w:t>LC记录10</w:t>
       </w:r>
     </w:p>
@@ -7231,6 +7237,7 @@
         <w:rPr>
           <w:rFonts w:hint="eastAsia"/>
         </w:rPr>
+        <w:lastRenderedPageBreak/>
         <w:t>25.12.26</w:t>
       </w:r>
     </w:p>
@@ -8172,6 +8179,7 @@
         </w:rPr>
       </w:pPr>
       <w:r>
+        <w:lastRenderedPageBreak/>
         <w:t>substring 参数自动调整后返回有效子串。</w:t>
       </w:r>
     </w:p>
@@ -8190,6 +8198,142 @@
       <w:r>
         <w:t>slice 参数不调整直接返回结果（start &gt; end 返回空字符串）。</w:t>
       </w:r>
+    </w:p>
+    <w:p>
+      <w:pPr>
+        <w:pStyle w:val="2"/>
+        <w:rPr>
+          <w:rFonts w:hint="eastAsia"/>
+        </w:rPr>
+      </w:pPr>
+      <w:r>
+        <w:rPr>
+          <w:rFonts w:hint="eastAsia"/>
+        </w:rPr>
+        <w:t>26.01.05</w:t>
+      </w:r>
+    </w:p>
+    <w:p>
+      <w:pPr>
+        <w:pStyle w:val="3"/>
+        <w:rPr>
+          <w:rFonts w:hint="eastAsia"/>
+        </w:rPr>
+      </w:pPr>
+      <w:r>
+        <w:rPr>
+          <w:rFonts w:hint="eastAsia"/>
+        </w:rPr>
+        <w:t>LC记录13 14</w:t>
+      </w:r>
+      <w:r>
+        <w:rPr>
+          <w:rFonts w:hint="eastAsia"/>
+        </w:rPr>
+        <w:t xml:space="preserve"> 15</w:t>
+      </w:r>
+      <w:r>
+        <w:rPr>
+          <w:rFonts w:hint="eastAsia"/>
+        </w:rPr>
+        <w:t xml:space="preserve"> 16 17</w:t>
+      </w:r>
+    </w:p>
+    <w:p>
+      <w:pPr>
+        <w:rPr>
+          <w:rFonts w:hint="eastAsia"/>
+        </w:rPr>
+      </w:pPr>
+      <w:r>
+        <w:rPr>
+          <w:rFonts w:hint="eastAsia"/>
+        </w:rPr>
+        <w:t>当数组作为参数传递到函数，</w:t>
+      </w:r>
+      <w:r>
+        <w:rPr>
+          <w:rFonts w:hint="eastAsia"/>
+        </w:rPr>
+        <w:t>修改引用只在内部有效，函数内修改数组元素会改变原数组，但重新赋值数组变量则不会影响外部</w:t>
+      </w:r>
+    </w:p>
+    <w:p>
+      <w:pPr>
+        <w:rPr>
+          <w:rFonts w:hint="eastAsia"/>
+        </w:rPr>
+      </w:pPr>
+      <w:r>
+        <w:rPr>
+          <w:rFonts w:hint="eastAsia"/>
+        </w:rPr>
+        <w:t>即在函数内使用</w:t>
+      </w:r>
+      <w:proofErr w:type="spellStart"/>
+      <w:r>
+        <w:rPr>
+          <w:rFonts w:hint="eastAsia"/>
+        </w:rPr>
+        <w:t>nums</w:t>
+      </w:r>
+      <w:proofErr w:type="spellEnd"/>
+      <w:r>
+        <w:rPr>
+          <w:rFonts w:hint="eastAsia"/>
+        </w:rPr>
+        <w:t xml:space="preserve"> = res只在函数内有效</w:t>
+      </w:r>
+    </w:p>
+    <w:p>
+      <w:pPr>
+        <w:widowControl/>
+        <w:jc w:val="left"/>
+      </w:pPr>
+    </w:p>
+    <w:p>
+      <w:pPr>
+        <w:widowControl/>
+        <w:jc w:val="left"/>
+      </w:pPr>
+    </w:p>
+    <w:p>
+      <w:pPr>
+        <w:widowControl/>
+        <w:jc w:val="left"/>
+      </w:pPr>
+      <w:r>
+        <w:t>当数组包含 0 时，pre[i-1] 或 </w:t>
+      </w:r>
+      <w:proofErr w:type="spellStart"/>
+      <w:r>
+        <w:t>suf</w:t>
+      </w:r>
+      <w:proofErr w:type="spellEnd"/>
+      <w:r>
+        <w:t>[i+1] 可能为 0，但 0 || 1 会返回 1，导致结果错误。</w:t>
+      </w:r>
+    </w:p>
+    <w:p>
+      <w:pPr>
+        <w:widowControl/>
+        <w:jc w:val="left"/>
+      </w:pPr>
+      <w:r>
+        <w:t>使用 ?? 运算符或显式判断 undefined：??（空值合并运算符）只在值为 null 或 undefined 时才返回右侧的值，而 0 会被正确保留。</w:t>
+      </w:r>
+    </w:p>
+    <w:p>
+      <w:pPr>
+        <w:widowControl/>
+        <w:jc w:val="left"/>
+      </w:pPr>
+    </w:p>
+    <w:p>
+      <w:pPr>
+        <w:widowControl/>
+        <w:jc w:val="left"/>
+      </w:pPr>
     </w:p>
     <w:p>
       <w:pPr>
@@ -10444,7 +10588,6 @@
   <w:style w:type="character" w:default="1" w:styleId="a0">
     <w:name w:val="Default Paragraph Font"/>
     <w:uiPriority w:val="1"/>
-    <w:semiHidden/>
     <w:unhideWhenUsed/>
   </w:style>
   <w:style w:type="table" w:default="1" w:styleId="a1">

--- a/lc记录.docx
+++ b/lc记录.docx
@@ -1112,90 +1112,20 @@
               <w:rPr>
                 <w:rFonts w:hint="eastAsia"/>
               </w:rPr>
-              <w:t xml:space="preserve">let </w:t>
-            </w:r>
-            <w:proofErr w:type="spellStart"/>
-            <w:r>
-              <w:rPr>
-                <w:rFonts w:hint="eastAsia"/>
-              </w:rPr>
-              <w:t>arr</w:t>
-            </w:r>
-            <w:proofErr w:type="spellEnd"/>
-            <w:r>
-              <w:rPr>
-                <w:rFonts w:hint="eastAsia"/>
-              </w:rPr>
-              <w:t xml:space="preserve">: </w:t>
-            </w:r>
-            <w:proofErr w:type="gramStart"/>
-            <w:r>
-              <w:rPr>
-                <w:rFonts w:hint="eastAsia"/>
-              </w:rPr>
-              <w:t>number[</w:t>
-            </w:r>
-            <w:proofErr w:type="gramEnd"/>
-            <w:r>
-              <w:rPr>
-                <w:rFonts w:hint="eastAsia"/>
-              </w:rPr>
-              <w:t>] = new Array(5</w:t>
-            </w:r>
-            <w:proofErr w:type="gramStart"/>
-            <w:r>
-              <w:rPr>
-                <w:rFonts w:hint="eastAsia"/>
-              </w:rPr>
-              <w:t>).fill</w:t>
-            </w:r>
-            <w:proofErr w:type="gramEnd"/>
-            <w:r>
-              <w:rPr>
-                <w:rFonts w:hint="eastAsia"/>
-              </w:rPr>
-              <w:t>(0);</w:t>
-            </w:r>
-          </w:p>
-          <w:p>
-            <w:pPr>
-              <w:rPr>
-                <w:rFonts w:hint="eastAsia"/>
-              </w:rPr>
-            </w:pPr>
-            <w:r>
-              <w:rPr>
-                <w:rFonts w:hint="eastAsia"/>
-              </w:rPr>
-              <w:t xml:space="preserve">let </w:t>
-            </w:r>
-            <w:proofErr w:type="spellStart"/>
-            <w:r>
-              <w:rPr>
-                <w:rFonts w:hint="eastAsia"/>
-              </w:rPr>
-              <w:t>nums</w:t>
-            </w:r>
-            <w:proofErr w:type="spellEnd"/>
-            <w:r>
-              <w:rPr>
-                <w:rFonts w:hint="eastAsia"/>
-              </w:rPr>
-              <w:t xml:space="preserve">: </w:t>
-            </w:r>
-            <w:proofErr w:type="gramStart"/>
-            <w:r>
-              <w:rPr>
-                <w:rFonts w:hint="eastAsia"/>
-              </w:rPr>
-              <w:t>number[</w:t>
-            </w:r>
-            <w:proofErr w:type="gramEnd"/>
-            <w:r>
-              <w:rPr>
-                <w:rFonts w:hint="eastAsia"/>
-              </w:rPr>
-              <w:t>] = [1, 3, 2, 5, 4];</w:t>
+              <w:t>let arr: number[] = new Array(5).fill(0);</w:t>
+            </w:r>
+          </w:p>
+          <w:p>
+            <w:pPr>
+              <w:rPr>
+                <w:rFonts w:hint="eastAsia"/>
+              </w:rPr>
+            </w:pPr>
+            <w:r>
+              <w:rPr>
+                <w:rFonts w:hint="eastAsia"/>
+              </w:rPr>
+              <w:t>let nums: number[] = [1, 3, 2, 5, 4];</w:t>
             </w:r>
           </w:p>
         </w:tc>
@@ -1277,284 +1207,72 @@
               <w:rPr>
                 <w:rFonts w:hint="eastAsia"/>
               </w:rPr>
-              <w:t xml:space="preserve">class </w:t>
-            </w:r>
-            <w:proofErr w:type="spellStart"/>
-            <w:r>
-              <w:rPr>
-                <w:rFonts w:hint="eastAsia"/>
-              </w:rPr>
-              <w:t>ListNode</w:t>
-            </w:r>
-            <w:proofErr w:type="spellEnd"/>
-            <w:r>
-              <w:rPr>
-                <w:rFonts w:hint="eastAsia"/>
-              </w:rPr>
-              <w:t xml:space="preserve"> {</w:t>
-            </w:r>
-          </w:p>
-          <w:p>
-            <w:pPr>
-              <w:rPr>
-                <w:rFonts w:hint="eastAsia"/>
-              </w:rPr>
-            </w:pPr>
-            <w:r>
-              <w:rPr>
-                <w:rFonts w:hint="eastAsia"/>
-              </w:rPr>
-              <w:t xml:space="preserve">    </w:t>
-            </w:r>
-            <w:proofErr w:type="spellStart"/>
-            <w:r>
-              <w:rPr>
-                <w:rFonts w:hint="eastAsia"/>
-              </w:rPr>
-              <w:t>val</w:t>
-            </w:r>
-            <w:proofErr w:type="spellEnd"/>
-            <w:r>
-              <w:rPr>
-                <w:rFonts w:hint="eastAsia"/>
-              </w:rPr>
-              <w:t>: number;</w:t>
-            </w:r>
-          </w:p>
-          <w:p>
-            <w:pPr>
-              <w:rPr>
-                <w:rFonts w:hint="eastAsia"/>
-              </w:rPr>
-            </w:pPr>
-            <w:r>
-              <w:rPr>
-                <w:rFonts w:hint="eastAsia"/>
-              </w:rPr>
-              <w:t xml:space="preserve">    next: </w:t>
-            </w:r>
-            <w:proofErr w:type="spellStart"/>
-            <w:r>
-              <w:rPr>
-                <w:rFonts w:hint="eastAsia"/>
-              </w:rPr>
-              <w:t>ListNode</w:t>
-            </w:r>
-            <w:proofErr w:type="spellEnd"/>
-            <w:r>
-              <w:rPr>
-                <w:rFonts w:hint="eastAsia"/>
-              </w:rPr>
-              <w:t xml:space="preserve"> | null;</w:t>
-            </w:r>
-          </w:p>
-          <w:p>
-            <w:pPr>
-              <w:rPr>
-                <w:rFonts w:hint="eastAsia"/>
-              </w:rPr>
-            </w:pPr>
-            <w:r>
-              <w:rPr>
-                <w:rFonts w:hint="eastAsia"/>
-              </w:rPr>
-              <w:t xml:space="preserve">    </w:t>
-            </w:r>
-            <w:proofErr w:type="gramStart"/>
-            <w:r>
-              <w:rPr>
-                <w:rFonts w:hint="eastAsia"/>
-              </w:rPr>
-              <w:t>constructor(</w:t>
-            </w:r>
-            <w:proofErr w:type="spellStart"/>
-            <w:r>
-              <w:rPr>
-                <w:rFonts w:hint="eastAsia"/>
-              </w:rPr>
-              <w:t>val</w:t>
-            </w:r>
-            <w:proofErr w:type="spellEnd"/>
-            <w:r>
-              <w:rPr>
-                <w:rFonts w:hint="eastAsia"/>
-              </w:rPr>
-              <w:t>?:</w:t>
-            </w:r>
-            <w:proofErr w:type="gramEnd"/>
-            <w:r>
-              <w:rPr>
-                <w:rFonts w:hint="eastAsia"/>
-              </w:rPr>
-              <w:t xml:space="preserve"> number, </w:t>
-            </w:r>
-            <w:proofErr w:type="gramStart"/>
-            <w:r>
-              <w:rPr>
-                <w:rFonts w:hint="eastAsia"/>
-              </w:rPr>
-              <w:t>next?:</w:t>
-            </w:r>
-            <w:proofErr w:type="gramEnd"/>
-            <w:r>
-              <w:rPr>
-                <w:rFonts w:hint="eastAsia"/>
-              </w:rPr>
-              <w:t xml:space="preserve"> </w:t>
-            </w:r>
-            <w:proofErr w:type="spellStart"/>
-            <w:r>
-              <w:rPr>
-                <w:rFonts w:hint="eastAsia"/>
-              </w:rPr>
-              <w:t>ListNode</w:t>
-            </w:r>
-            <w:proofErr w:type="spellEnd"/>
-            <w:r>
-              <w:rPr>
-                <w:rFonts w:hint="eastAsia"/>
-              </w:rPr>
-              <w:t xml:space="preserve"> | null) {</w:t>
-            </w:r>
-          </w:p>
-          <w:p>
-            <w:pPr>
-              <w:rPr>
-                <w:rFonts w:hint="eastAsia"/>
-              </w:rPr>
-            </w:pPr>
-            <w:r>
-              <w:rPr>
-                <w:rFonts w:hint="eastAsia"/>
-              </w:rPr>
-              <w:t xml:space="preserve">        </w:t>
-            </w:r>
-            <w:proofErr w:type="spellStart"/>
-            <w:r>
-              <w:rPr>
-                <w:rFonts w:hint="eastAsia"/>
-              </w:rPr>
-              <w:t>this.val</w:t>
-            </w:r>
-            <w:proofErr w:type="spellEnd"/>
-            <w:r>
-              <w:rPr>
-                <w:rFonts w:hint="eastAsia"/>
-              </w:rPr>
-              <w:t xml:space="preserve"> = </w:t>
-            </w:r>
-            <w:proofErr w:type="spellStart"/>
-            <w:r>
-              <w:rPr>
-                <w:rFonts w:hint="eastAsia"/>
-              </w:rPr>
-              <w:t>val</w:t>
-            </w:r>
-            <w:proofErr w:type="spellEnd"/>
-            <w:r>
-              <w:rPr>
-                <w:rFonts w:hint="eastAsia"/>
-              </w:rPr>
-              <w:t xml:space="preserve"> === </w:t>
-            </w:r>
-            <w:proofErr w:type="gramStart"/>
-            <w:r>
-              <w:rPr>
-                <w:rFonts w:hint="eastAsia"/>
-              </w:rPr>
-              <w:t>undefined ?</w:t>
-            </w:r>
-            <w:proofErr w:type="gramEnd"/>
-            <w:r>
-              <w:rPr>
-                <w:rFonts w:hint="eastAsia"/>
-              </w:rPr>
-              <w:t xml:space="preserve"> 0 : </w:t>
-            </w:r>
-            <w:proofErr w:type="spellStart"/>
-            <w:r>
-              <w:rPr>
-                <w:rFonts w:hint="eastAsia"/>
-              </w:rPr>
-              <w:t>val</w:t>
-            </w:r>
-            <w:proofErr w:type="spellEnd"/>
-            <w:r>
-              <w:rPr>
-                <w:rFonts w:hint="eastAsia"/>
-              </w:rPr>
-              <w:t>;        // 节点值</w:t>
-            </w:r>
-          </w:p>
-          <w:p>
-            <w:pPr>
-              <w:rPr>
-                <w:rFonts w:hint="eastAsia"/>
-              </w:rPr>
-            </w:pPr>
-            <w:r>
-              <w:rPr>
-                <w:rFonts w:hint="eastAsia"/>
-              </w:rPr>
-              <w:t xml:space="preserve">        </w:t>
-            </w:r>
-            <w:proofErr w:type="spellStart"/>
-            <w:proofErr w:type="gramStart"/>
-            <w:r>
-              <w:rPr>
-                <w:rFonts w:hint="eastAsia"/>
-              </w:rPr>
-              <w:t>this.next</w:t>
-            </w:r>
-            <w:proofErr w:type="spellEnd"/>
-            <w:proofErr w:type="gramEnd"/>
-            <w:r>
-              <w:rPr>
-                <w:rFonts w:hint="eastAsia"/>
-              </w:rPr>
-              <w:t xml:space="preserve"> = next === </w:t>
-            </w:r>
-            <w:proofErr w:type="gramStart"/>
-            <w:r>
-              <w:rPr>
-                <w:rFonts w:hint="eastAsia"/>
-              </w:rPr>
-              <w:t>undefined ?</w:t>
-            </w:r>
-            <w:proofErr w:type="gramEnd"/>
-            <w:r>
-              <w:rPr>
-                <w:rFonts w:hint="eastAsia"/>
-              </w:rPr>
-              <w:t xml:space="preserve"> </w:t>
-            </w:r>
-            <w:proofErr w:type="gramStart"/>
-            <w:r>
-              <w:rPr>
-                <w:rFonts w:hint="eastAsia"/>
-              </w:rPr>
-              <w:t>null :</w:t>
-            </w:r>
-            <w:proofErr w:type="gramEnd"/>
-            <w:r>
-              <w:rPr>
-                <w:rFonts w:hint="eastAsia"/>
-              </w:rPr>
-              <w:t xml:space="preserve"> </w:t>
-            </w:r>
-            <w:proofErr w:type="gramStart"/>
-            <w:r>
-              <w:rPr>
-                <w:rFonts w:hint="eastAsia"/>
-              </w:rPr>
-              <w:t>next;  /</w:t>
-            </w:r>
-            <w:proofErr w:type="gramEnd"/>
-            <w:r>
-              <w:rPr>
-                <w:rFonts w:hint="eastAsia"/>
-              </w:rPr>
-              <w:t>/ 指向下一节点的引用</w:t>
+              <w:t>class ListNode {</w:t>
+            </w:r>
+          </w:p>
+          <w:p>
+            <w:pPr>
+              <w:rPr>
+                <w:rFonts w:hint="eastAsia"/>
+              </w:rPr>
+            </w:pPr>
+            <w:r>
+              <w:rPr>
+                <w:rFonts w:hint="eastAsia"/>
+              </w:rPr>
+              <w:t xml:space="preserve">    val: number;</w:t>
+            </w:r>
+          </w:p>
+          <w:p>
+            <w:pPr>
+              <w:rPr>
+                <w:rFonts w:hint="eastAsia"/>
+              </w:rPr>
+            </w:pPr>
+            <w:r>
+              <w:rPr>
+                <w:rFonts w:hint="eastAsia"/>
+              </w:rPr>
+              <w:t xml:space="preserve">    next: ListNode | null;</w:t>
+            </w:r>
+          </w:p>
+          <w:p>
+            <w:pPr>
+              <w:rPr>
+                <w:rFonts w:hint="eastAsia"/>
+              </w:rPr>
+            </w:pPr>
+            <w:r>
+              <w:rPr>
+                <w:rFonts w:hint="eastAsia"/>
+              </w:rPr>
+              <w:t xml:space="preserve">    constructor(val?: number, next?: ListNode | null) {</w:t>
+            </w:r>
+          </w:p>
+          <w:p>
+            <w:pPr>
+              <w:rPr>
+                <w:rFonts w:hint="eastAsia"/>
+              </w:rPr>
+            </w:pPr>
+            <w:r>
+              <w:rPr>
+                <w:rFonts w:hint="eastAsia"/>
+              </w:rPr>
+              <w:t xml:space="preserve">        this.val = val === undefined ? 0 : val;        // 节点值</w:t>
+            </w:r>
+          </w:p>
+          <w:p>
+            <w:pPr>
+              <w:rPr>
+                <w:rFonts w:hint="eastAsia"/>
+              </w:rPr>
+            </w:pPr>
+            <w:r>
+              <w:rPr>
+                <w:rFonts w:hint="eastAsia"/>
+              </w:rPr>
+              <w:t xml:space="preserve">        this.next = next === undefined ? null : next;  // 指向下一节点的引用</w:t>
             </w:r>
           </w:p>
           <w:p>
@@ -1627,169 +1345,59 @@
                 <w:rFonts w:hint="eastAsia"/>
               </w:rPr>
               <w:lastRenderedPageBreak/>
-              <w:t xml:space="preserve">const n0 = new </w:t>
-            </w:r>
-            <w:proofErr w:type="spellStart"/>
-            <w:proofErr w:type="gramStart"/>
-            <w:r>
-              <w:rPr>
-                <w:rFonts w:hint="eastAsia"/>
-              </w:rPr>
-              <w:t>ListNode</w:t>
-            </w:r>
-            <w:proofErr w:type="spellEnd"/>
-            <w:r>
-              <w:rPr>
-                <w:rFonts w:hint="eastAsia"/>
-              </w:rPr>
-              <w:t>(</w:t>
-            </w:r>
-            <w:proofErr w:type="gramEnd"/>
-            <w:r>
-              <w:rPr>
-                <w:rFonts w:hint="eastAsia"/>
-              </w:rPr>
-              <w:t>1);</w:t>
-            </w:r>
-          </w:p>
-          <w:p>
-            <w:pPr>
-              <w:rPr>
-                <w:rFonts w:hint="eastAsia"/>
-              </w:rPr>
-            </w:pPr>
-            <w:r>
-              <w:rPr>
-                <w:rFonts w:hint="eastAsia"/>
-              </w:rPr>
-              <w:t xml:space="preserve">const n1 = new </w:t>
-            </w:r>
-            <w:proofErr w:type="spellStart"/>
-            <w:proofErr w:type="gramStart"/>
-            <w:r>
-              <w:rPr>
-                <w:rFonts w:hint="eastAsia"/>
-              </w:rPr>
-              <w:t>ListNode</w:t>
-            </w:r>
-            <w:proofErr w:type="spellEnd"/>
-            <w:r>
-              <w:rPr>
-                <w:rFonts w:hint="eastAsia"/>
-              </w:rPr>
-              <w:t>(</w:t>
-            </w:r>
-            <w:proofErr w:type="gramEnd"/>
-            <w:r>
-              <w:rPr>
-                <w:rFonts w:hint="eastAsia"/>
-              </w:rPr>
-              <w:t>3);</w:t>
-            </w:r>
-          </w:p>
-          <w:p>
-            <w:pPr>
-              <w:rPr>
-                <w:rFonts w:hint="eastAsia"/>
-              </w:rPr>
-            </w:pPr>
-            <w:r>
-              <w:rPr>
-                <w:rFonts w:hint="eastAsia"/>
-              </w:rPr>
-              <w:t xml:space="preserve">const n2 = new </w:t>
-            </w:r>
-            <w:proofErr w:type="spellStart"/>
-            <w:proofErr w:type="gramStart"/>
-            <w:r>
-              <w:rPr>
-                <w:rFonts w:hint="eastAsia"/>
-              </w:rPr>
-              <w:t>ListNode</w:t>
-            </w:r>
-            <w:proofErr w:type="spellEnd"/>
-            <w:r>
-              <w:rPr>
-                <w:rFonts w:hint="eastAsia"/>
-              </w:rPr>
-              <w:t>(</w:t>
-            </w:r>
-            <w:proofErr w:type="gramEnd"/>
-            <w:r>
-              <w:rPr>
-                <w:rFonts w:hint="eastAsia"/>
-              </w:rPr>
-              <w:t>2);</w:t>
-            </w:r>
-          </w:p>
-          <w:p>
-            <w:pPr>
-              <w:rPr>
-                <w:rFonts w:hint="eastAsia"/>
-              </w:rPr>
-            </w:pPr>
-            <w:r>
-              <w:rPr>
-                <w:rFonts w:hint="eastAsia"/>
-              </w:rPr>
-              <w:t xml:space="preserve">const n3 = new </w:t>
-            </w:r>
-            <w:proofErr w:type="spellStart"/>
-            <w:proofErr w:type="gramStart"/>
-            <w:r>
-              <w:rPr>
-                <w:rFonts w:hint="eastAsia"/>
-              </w:rPr>
-              <w:t>ListNode</w:t>
-            </w:r>
-            <w:proofErr w:type="spellEnd"/>
-            <w:r>
-              <w:rPr>
-                <w:rFonts w:hint="eastAsia"/>
-              </w:rPr>
-              <w:t>(</w:t>
-            </w:r>
-            <w:proofErr w:type="gramEnd"/>
-            <w:r>
-              <w:rPr>
-                <w:rFonts w:hint="eastAsia"/>
-              </w:rPr>
-              <w:t>5);</w:t>
-            </w:r>
-          </w:p>
-          <w:p>
-            <w:pPr>
-              <w:rPr>
-                <w:rFonts w:hint="eastAsia"/>
-              </w:rPr>
-            </w:pPr>
-            <w:r>
-              <w:rPr>
-                <w:rFonts w:hint="eastAsia"/>
-              </w:rPr>
-              <w:t xml:space="preserve">const n4 = new </w:t>
-            </w:r>
-            <w:proofErr w:type="spellStart"/>
-            <w:proofErr w:type="gramStart"/>
-            <w:r>
-              <w:rPr>
-                <w:rFonts w:hint="eastAsia"/>
-              </w:rPr>
-              <w:t>ListNode</w:t>
-            </w:r>
-            <w:proofErr w:type="spellEnd"/>
-            <w:r>
-              <w:rPr>
-                <w:rFonts w:hint="eastAsia"/>
-              </w:rPr>
-              <w:t>(</w:t>
-            </w:r>
-            <w:proofErr w:type="gramEnd"/>
-            <w:r>
-              <w:rPr>
-                <w:rFonts w:hint="eastAsia"/>
-              </w:rPr>
-              <w:t>4);</w:t>
+              <w:t>const n0 = new ListNode(1);</w:t>
+            </w:r>
+          </w:p>
+          <w:p>
+            <w:pPr>
+              <w:rPr>
+                <w:rFonts w:hint="eastAsia"/>
+              </w:rPr>
+            </w:pPr>
+            <w:r>
+              <w:rPr>
+                <w:rFonts w:hint="eastAsia"/>
+              </w:rPr>
+              <w:t>const n1 = new ListNode(3);</w:t>
+            </w:r>
+          </w:p>
+          <w:p>
+            <w:pPr>
+              <w:rPr>
+                <w:rFonts w:hint="eastAsia"/>
+              </w:rPr>
+            </w:pPr>
+            <w:r>
+              <w:rPr>
+                <w:rFonts w:hint="eastAsia"/>
+              </w:rPr>
+              <w:t>const n2 = new ListNode(2);</w:t>
+            </w:r>
+          </w:p>
+          <w:p>
+            <w:pPr>
+              <w:rPr>
+                <w:rFonts w:hint="eastAsia"/>
+              </w:rPr>
+            </w:pPr>
+            <w:r>
+              <w:rPr>
+                <w:rFonts w:hint="eastAsia"/>
+              </w:rPr>
+              <w:t>const n3 = new ListNode(5);</w:t>
+            </w:r>
+          </w:p>
+          <w:p>
+            <w:pPr>
+              <w:rPr>
+                <w:rFonts w:hint="eastAsia"/>
+              </w:rPr>
+            </w:pPr>
+            <w:r>
+              <w:rPr>
+                <w:rFonts w:hint="eastAsia"/>
+              </w:rPr>
+              <w:t>const n4 = new ListNode(4);</w:t>
             </w:r>
           </w:p>
           <w:p>
@@ -1815,102 +1423,46 @@
               <w:rPr>
                 <w:rFonts w:hint="eastAsia"/>
               </w:rPr>
-              <w:t>n</w:t>
-            </w:r>
-            <w:proofErr w:type="gramStart"/>
-            <w:r>
-              <w:rPr>
-                <w:rFonts w:hint="eastAsia"/>
-              </w:rPr>
-              <w:t>0.next</w:t>
-            </w:r>
-            <w:proofErr w:type="gramEnd"/>
-            <w:r>
-              <w:rPr>
-                <w:rFonts w:hint="eastAsia"/>
-              </w:rPr>
-              <w:t xml:space="preserve"> = n1;</w:t>
-            </w:r>
-          </w:p>
-          <w:p>
-            <w:pPr>
-              <w:rPr>
-                <w:rFonts w:hint="eastAsia"/>
-              </w:rPr>
-            </w:pPr>
-            <w:r>
-              <w:rPr>
-                <w:rFonts w:hint="eastAsia"/>
-              </w:rPr>
-              <w:t>n</w:t>
-            </w:r>
-            <w:proofErr w:type="gramStart"/>
-            <w:r>
-              <w:rPr>
-                <w:rFonts w:hint="eastAsia"/>
-              </w:rPr>
-              <w:t>1.next</w:t>
-            </w:r>
-            <w:proofErr w:type="gramEnd"/>
-            <w:r>
-              <w:rPr>
-                <w:rFonts w:hint="eastAsia"/>
-              </w:rPr>
-              <w:t xml:space="preserve"> = n2;</w:t>
-            </w:r>
-          </w:p>
-          <w:p>
-            <w:pPr>
-              <w:rPr>
-                <w:rFonts w:hint="eastAsia"/>
-              </w:rPr>
-            </w:pPr>
-            <w:r>
-              <w:rPr>
-                <w:rFonts w:hint="eastAsia"/>
-              </w:rPr>
-              <w:t>n</w:t>
-            </w:r>
-            <w:proofErr w:type="gramStart"/>
-            <w:r>
-              <w:rPr>
-                <w:rFonts w:hint="eastAsia"/>
-              </w:rPr>
-              <w:t>2.next</w:t>
-            </w:r>
-            <w:proofErr w:type="gramEnd"/>
-            <w:r>
-              <w:rPr>
-                <w:rFonts w:hint="eastAsia"/>
-              </w:rPr>
-              <w:t xml:space="preserve"> = n3;</w:t>
-            </w:r>
-          </w:p>
-          <w:p>
-            <w:pPr>
-              <w:rPr>
-                <w:rFonts w:hint="eastAsia"/>
-              </w:rPr>
-            </w:pPr>
-            <w:r>
-              <w:rPr>
-                <w:rFonts w:hint="eastAsia"/>
-              </w:rPr>
-              <w:t>n</w:t>
-            </w:r>
-            <w:proofErr w:type="gramStart"/>
-            <w:r>
-              <w:rPr>
-                <w:rFonts w:hint="eastAsia"/>
-              </w:rPr>
-              <w:t>3.next</w:t>
-            </w:r>
-            <w:proofErr w:type="gramEnd"/>
-            <w:r>
-              <w:rPr>
-                <w:rFonts w:hint="eastAsia"/>
-              </w:rPr>
-              <w:t xml:space="preserve"> = n4;</w:t>
+              <w:t>n0.next = n1;</w:t>
+            </w:r>
+          </w:p>
+          <w:p>
+            <w:pPr>
+              <w:rPr>
+                <w:rFonts w:hint="eastAsia"/>
+              </w:rPr>
+            </w:pPr>
+            <w:r>
+              <w:rPr>
+                <w:rFonts w:hint="eastAsia"/>
+              </w:rPr>
+              <w:t>n1.next = n2;</w:t>
+            </w:r>
+          </w:p>
+          <w:p>
+            <w:pPr>
+              <w:rPr>
+                <w:rFonts w:hint="eastAsia"/>
+              </w:rPr>
+            </w:pPr>
+            <w:r>
+              <w:rPr>
+                <w:rFonts w:hint="eastAsia"/>
+              </w:rPr>
+              <w:t>n2.next = n3;</w:t>
+            </w:r>
+          </w:p>
+          <w:p>
+            <w:pPr>
+              <w:rPr>
+                <w:rFonts w:hint="eastAsia"/>
+              </w:rPr>
+            </w:pPr>
+            <w:r>
+              <w:rPr>
+                <w:rFonts w:hint="eastAsia"/>
+              </w:rPr>
+              <w:t>n3.next = n4;</w:t>
             </w:r>
           </w:p>
         </w:tc>
@@ -1986,21 +1538,7 @@
               <w:rPr>
                 <w:rFonts w:hint="eastAsia"/>
               </w:rPr>
-              <w:t xml:space="preserve">const nums1: </w:t>
-            </w:r>
-            <w:proofErr w:type="gramStart"/>
-            <w:r>
-              <w:rPr>
-                <w:rFonts w:hint="eastAsia"/>
-              </w:rPr>
-              <w:t>number[</w:t>
-            </w:r>
-            <w:proofErr w:type="gramEnd"/>
-            <w:r>
-              <w:rPr>
-                <w:rFonts w:hint="eastAsia"/>
-              </w:rPr>
-              <w:t>] = [];</w:t>
+              <w:t>const nums1: number[] = [];</w:t>
             </w:r>
           </w:p>
           <w:p>
@@ -2026,35 +1564,7 @@
               <w:rPr>
                 <w:rFonts w:hint="eastAsia"/>
               </w:rPr>
-              <w:t xml:space="preserve">const </w:t>
-            </w:r>
-            <w:proofErr w:type="spellStart"/>
-            <w:r>
-              <w:rPr>
-                <w:rFonts w:hint="eastAsia"/>
-              </w:rPr>
-              <w:t>nums</w:t>
-            </w:r>
-            <w:proofErr w:type="spellEnd"/>
-            <w:r>
-              <w:rPr>
-                <w:rFonts w:hint="eastAsia"/>
-              </w:rPr>
-              <w:t xml:space="preserve">: </w:t>
-            </w:r>
-            <w:proofErr w:type="gramStart"/>
-            <w:r>
-              <w:rPr>
-                <w:rFonts w:hint="eastAsia"/>
-              </w:rPr>
-              <w:t>number[</w:t>
-            </w:r>
-            <w:proofErr w:type="gramEnd"/>
-            <w:r>
-              <w:rPr>
-                <w:rFonts w:hint="eastAsia"/>
-              </w:rPr>
-              <w:t>] = [1, 3, 2, 5, 4];</w:t>
+              <w:t>const nums: number[] = [1, 3, 2, 5, 4];</w:t>
             </w:r>
           </w:p>
         </w:tc>
@@ -2080,19 +1590,11 @@
           <w:rFonts w:hint="eastAsia"/>
         </w:rPr>
       </w:pPr>
-      <w:proofErr w:type="gramStart"/>
-      <w:r>
-        <w:rPr>
-          <w:rFonts w:hint="eastAsia"/>
-        </w:rPr>
-        <w:t>栈</w:t>
-      </w:r>
-      <w:proofErr w:type="gramEnd"/>
-      <w:r>
-        <w:rPr>
-          <w:rFonts w:hint="eastAsia"/>
-        </w:rPr>
-        <w:t>，先进后出</w:t>
+      <w:r>
+        <w:rPr>
+          <w:rFonts w:hint="eastAsia"/>
+        </w:rPr>
+        <w:t>栈，先进后出</w:t>
       </w:r>
     </w:p>
     <w:p>
@@ -2125,15 +1627,7 @@
         <w:t>从数组末尾移除并返回最后一个元素</w:t>
       </w:r>
       <w:r>
-        <w:t>，会直接修改原数组，使其长度减</w:t>
-      </w:r>
-      <w:proofErr w:type="gramStart"/>
-      <w:r>
-        <w:t>一</w:t>
-      </w:r>
-      <w:proofErr w:type="gramEnd"/>
-      <w:r>
-        <w:t>；如果对空数组调用，则返回undefined</w:t>
+        <w:t>，会直接修改原数组，使其长度减一；如果对空数组调用，则返回undefined</w:t>
       </w:r>
     </w:p>
     <w:p>
@@ -2185,439 +1679,217 @@
               <w:rPr>
                 <w:rFonts w:hint="eastAsia"/>
               </w:rPr>
-              <w:t>/* 初始化</w:t>
-            </w:r>
-            <w:proofErr w:type="gramStart"/>
-            <w:r>
-              <w:rPr>
-                <w:rFonts w:hint="eastAsia"/>
-              </w:rPr>
-              <w:t>栈</w:t>
-            </w:r>
-            <w:proofErr w:type="gramEnd"/>
-            <w:r>
-              <w:rPr>
-                <w:rFonts w:hint="eastAsia"/>
-              </w:rPr>
-              <w:t xml:space="preserve"> */</w:t>
-            </w:r>
-          </w:p>
-          <w:p>
-            <w:pPr>
-              <w:rPr>
-                <w:rFonts w:hint="eastAsia"/>
-              </w:rPr>
-            </w:pPr>
-            <w:r>
-              <w:rPr>
-                <w:rFonts w:hint="eastAsia"/>
-              </w:rPr>
-              <w:t>// TypeScript 没有内置的</w:t>
-            </w:r>
-            <w:proofErr w:type="gramStart"/>
-            <w:r>
-              <w:rPr>
-                <w:rFonts w:hint="eastAsia"/>
-              </w:rPr>
-              <w:t>栈</w:t>
-            </w:r>
-            <w:proofErr w:type="gramEnd"/>
-            <w:r>
-              <w:rPr>
-                <w:rFonts w:hint="eastAsia"/>
-              </w:rPr>
-              <w:t>类，可以把 Array 当作</w:t>
-            </w:r>
-            <w:proofErr w:type="gramStart"/>
-            <w:r>
-              <w:rPr>
-                <w:rFonts w:hint="eastAsia"/>
-              </w:rPr>
-              <w:t>栈</w:t>
-            </w:r>
-            <w:proofErr w:type="gramEnd"/>
-            <w:r>
-              <w:rPr>
-                <w:rFonts w:hint="eastAsia"/>
-              </w:rPr>
-              <w:t>来使用</w:t>
-            </w:r>
-          </w:p>
-          <w:p>
-            <w:pPr>
-              <w:rPr>
-                <w:rFonts w:hint="eastAsia"/>
-              </w:rPr>
-            </w:pPr>
-            <w:r>
-              <w:rPr>
-                <w:rFonts w:hint="eastAsia"/>
-              </w:rPr>
-              <w:t xml:space="preserve">const stack: </w:t>
-            </w:r>
-            <w:proofErr w:type="gramStart"/>
-            <w:r>
-              <w:rPr>
-                <w:rFonts w:hint="eastAsia"/>
-              </w:rPr>
-              <w:t>number[</w:t>
-            </w:r>
-            <w:proofErr w:type="gramEnd"/>
-            <w:r>
-              <w:rPr>
-                <w:rFonts w:hint="eastAsia"/>
-              </w:rPr>
-              <w:t>] = [];</w:t>
-            </w:r>
-          </w:p>
-          <w:p>
-            <w:pPr>
-              <w:rPr>
-                <w:rFonts w:hint="eastAsia"/>
-              </w:rPr>
-            </w:pPr>
-          </w:p>
-          <w:p>
-            <w:pPr>
-              <w:rPr>
-                <w:rFonts w:hint="eastAsia"/>
-              </w:rPr>
-            </w:pPr>
-            <w:r>
-              <w:rPr>
-                <w:rFonts w:hint="eastAsia"/>
-              </w:rPr>
-              <w:t>/* 元素入</w:t>
-            </w:r>
-            <w:proofErr w:type="gramStart"/>
-            <w:r>
-              <w:rPr>
-                <w:rFonts w:hint="eastAsia"/>
-              </w:rPr>
-              <w:t>栈</w:t>
-            </w:r>
-            <w:proofErr w:type="gramEnd"/>
-            <w:r>
-              <w:rPr>
-                <w:rFonts w:hint="eastAsia"/>
-              </w:rPr>
-              <w:t xml:space="preserve"> */</w:t>
-            </w:r>
-          </w:p>
-          <w:p>
-            <w:pPr>
-              <w:rPr>
-                <w:rFonts w:hint="eastAsia"/>
-              </w:rPr>
-            </w:pPr>
-            <w:proofErr w:type="spellStart"/>
-            <w:proofErr w:type="gramStart"/>
-            <w:r>
-              <w:rPr>
-                <w:rFonts w:hint="eastAsia"/>
-              </w:rPr>
-              <w:t>stack.push</w:t>
-            </w:r>
-            <w:proofErr w:type="spellEnd"/>
-            <w:proofErr w:type="gramEnd"/>
-            <w:r>
-              <w:rPr>
-                <w:rFonts w:hint="eastAsia"/>
-              </w:rPr>
-              <w:t>(1);</w:t>
-            </w:r>
-          </w:p>
-          <w:p>
-            <w:pPr>
-              <w:rPr>
-                <w:rFonts w:hint="eastAsia"/>
-              </w:rPr>
-            </w:pPr>
-            <w:proofErr w:type="spellStart"/>
-            <w:proofErr w:type="gramStart"/>
-            <w:r>
-              <w:rPr>
-                <w:rFonts w:hint="eastAsia"/>
-              </w:rPr>
-              <w:t>stack.push</w:t>
-            </w:r>
-            <w:proofErr w:type="spellEnd"/>
-            <w:proofErr w:type="gramEnd"/>
-            <w:r>
-              <w:rPr>
-                <w:rFonts w:hint="eastAsia"/>
-              </w:rPr>
-              <w:t>(3);</w:t>
-            </w:r>
-          </w:p>
-          <w:p>
-            <w:pPr>
-              <w:rPr>
-                <w:rFonts w:hint="eastAsia"/>
-              </w:rPr>
-            </w:pPr>
-            <w:proofErr w:type="spellStart"/>
-            <w:proofErr w:type="gramStart"/>
-            <w:r>
-              <w:rPr>
-                <w:rFonts w:hint="eastAsia"/>
-              </w:rPr>
-              <w:t>stack.push</w:t>
-            </w:r>
-            <w:proofErr w:type="spellEnd"/>
-            <w:proofErr w:type="gramEnd"/>
-            <w:r>
-              <w:rPr>
-                <w:rFonts w:hint="eastAsia"/>
-              </w:rPr>
-              <w:t>(2);</w:t>
-            </w:r>
-          </w:p>
-          <w:p>
-            <w:pPr>
-              <w:rPr>
-                <w:rFonts w:hint="eastAsia"/>
-              </w:rPr>
-            </w:pPr>
-            <w:proofErr w:type="spellStart"/>
-            <w:proofErr w:type="gramStart"/>
-            <w:r>
-              <w:rPr>
-                <w:rFonts w:hint="eastAsia"/>
-              </w:rPr>
-              <w:t>stack.push</w:t>
-            </w:r>
-            <w:proofErr w:type="spellEnd"/>
-            <w:proofErr w:type="gramEnd"/>
-            <w:r>
-              <w:rPr>
-                <w:rFonts w:hint="eastAsia"/>
-              </w:rPr>
-              <w:t>(5);</w:t>
-            </w:r>
-          </w:p>
-          <w:p>
-            <w:pPr>
-              <w:rPr>
-                <w:rFonts w:hint="eastAsia"/>
-              </w:rPr>
-            </w:pPr>
-            <w:proofErr w:type="spellStart"/>
-            <w:proofErr w:type="gramStart"/>
-            <w:r>
-              <w:rPr>
-                <w:rFonts w:hint="eastAsia"/>
-              </w:rPr>
-              <w:t>stack.push</w:t>
-            </w:r>
-            <w:proofErr w:type="spellEnd"/>
-            <w:proofErr w:type="gramEnd"/>
-            <w:r>
-              <w:rPr>
-                <w:rFonts w:hint="eastAsia"/>
-              </w:rPr>
-              <w:t>(4);</w:t>
-            </w:r>
-          </w:p>
-          <w:p>
-            <w:pPr>
-              <w:rPr>
-                <w:rFonts w:hint="eastAsia"/>
-              </w:rPr>
-            </w:pPr>
-          </w:p>
-          <w:p>
-            <w:pPr>
-              <w:rPr>
-                <w:rFonts w:hint="eastAsia"/>
-              </w:rPr>
-            </w:pPr>
-            <w:r>
-              <w:rPr>
-                <w:rFonts w:hint="eastAsia"/>
-              </w:rPr>
-              <w:t>/* 访问</w:t>
-            </w:r>
-            <w:proofErr w:type="gramStart"/>
-            <w:r>
-              <w:rPr>
-                <w:rFonts w:hint="eastAsia"/>
-              </w:rPr>
-              <w:t>栈</w:t>
-            </w:r>
-            <w:proofErr w:type="gramEnd"/>
-            <w:r>
-              <w:rPr>
-                <w:rFonts w:hint="eastAsia"/>
-              </w:rPr>
-              <w:t>顶元素 */</w:t>
-            </w:r>
-          </w:p>
-          <w:p>
-            <w:pPr>
-              <w:rPr>
-                <w:rFonts w:hint="eastAsia"/>
-              </w:rPr>
-            </w:pPr>
-            <w:r>
-              <w:rPr>
-                <w:rFonts w:hint="eastAsia"/>
-              </w:rPr>
-              <w:t xml:space="preserve">const peek = </w:t>
-            </w:r>
-            <w:proofErr w:type="gramStart"/>
-            <w:r>
-              <w:rPr>
-                <w:rFonts w:hint="eastAsia"/>
-              </w:rPr>
-              <w:t>stack[</w:t>
-            </w:r>
-            <w:proofErr w:type="spellStart"/>
-            <w:r>
-              <w:rPr>
-                <w:rFonts w:hint="eastAsia"/>
-              </w:rPr>
-              <w:t>stack.length</w:t>
-            </w:r>
-            <w:proofErr w:type="spellEnd"/>
-            <w:proofErr w:type="gramEnd"/>
-            <w:r>
-              <w:rPr>
-                <w:rFonts w:hint="eastAsia"/>
-              </w:rPr>
-              <w:t xml:space="preserve"> - 1];</w:t>
-            </w:r>
-          </w:p>
-          <w:p>
-            <w:pPr>
-              <w:rPr>
-                <w:rFonts w:hint="eastAsia"/>
-              </w:rPr>
-            </w:pPr>
-          </w:p>
-          <w:p>
-            <w:pPr>
-              <w:rPr>
-                <w:rFonts w:hint="eastAsia"/>
-              </w:rPr>
-            </w:pPr>
-            <w:r>
-              <w:rPr>
-                <w:rFonts w:hint="eastAsia"/>
-              </w:rPr>
-              <w:t>/* 元素出</w:t>
-            </w:r>
-            <w:proofErr w:type="gramStart"/>
-            <w:r>
-              <w:rPr>
-                <w:rFonts w:hint="eastAsia"/>
-              </w:rPr>
-              <w:t>栈</w:t>
-            </w:r>
-            <w:proofErr w:type="gramEnd"/>
-            <w:r>
-              <w:rPr>
-                <w:rFonts w:hint="eastAsia"/>
-              </w:rPr>
-              <w:t xml:space="preserve"> */</w:t>
-            </w:r>
-          </w:p>
-          <w:p>
-            <w:pPr>
-              <w:rPr>
-                <w:rFonts w:hint="eastAsia"/>
-              </w:rPr>
-            </w:pPr>
-            <w:r>
-              <w:rPr>
-                <w:rFonts w:hint="eastAsia"/>
-              </w:rPr>
-              <w:t xml:space="preserve">const pop = </w:t>
-            </w:r>
-            <w:proofErr w:type="spellStart"/>
-            <w:proofErr w:type="gramStart"/>
-            <w:r>
-              <w:rPr>
-                <w:rFonts w:hint="eastAsia"/>
-              </w:rPr>
-              <w:t>stack.pop</w:t>
-            </w:r>
-            <w:proofErr w:type="spellEnd"/>
-            <w:r>
-              <w:rPr>
-                <w:rFonts w:hint="eastAsia"/>
-              </w:rPr>
-              <w:t>(</w:t>
-            </w:r>
-            <w:proofErr w:type="gramEnd"/>
-            <w:r>
-              <w:rPr>
-                <w:rFonts w:hint="eastAsia"/>
-              </w:rPr>
-              <w:t>);</w:t>
-            </w:r>
-          </w:p>
-          <w:p>
-            <w:pPr>
-              <w:rPr>
-                <w:rFonts w:hint="eastAsia"/>
-              </w:rPr>
-            </w:pPr>
-          </w:p>
-          <w:p>
-            <w:pPr>
-              <w:rPr>
-                <w:rFonts w:hint="eastAsia"/>
-              </w:rPr>
-            </w:pPr>
-            <w:r>
-              <w:rPr>
-                <w:rFonts w:hint="eastAsia"/>
-              </w:rPr>
-              <w:t>/* 获取</w:t>
-            </w:r>
-            <w:proofErr w:type="gramStart"/>
-            <w:r>
-              <w:rPr>
-                <w:rFonts w:hint="eastAsia"/>
-              </w:rPr>
-              <w:t>栈</w:t>
-            </w:r>
-            <w:proofErr w:type="gramEnd"/>
-            <w:r>
-              <w:rPr>
-                <w:rFonts w:hint="eastAsia"/>
-              </w:rPr>
-              <w:t>的长度 */</w:t>
-            </w:r>
-          </w:p>
-          <w:p>
-            <w:pPr>
-              <w:rPr>
-                <w:rFonts w:hint="eastAsia"/>
-              </w:rPr>
-            </w:pPr>
-            <w:r>
-              <w:rPr>
-                <w:rFonts w:hint="eastAsia"/>
-              </w:rPr>
-              <w:t xml:space="preserve">const size = </w:t>
-            </w:r>
-            <w:proofErr w:type="spellStart"/>
-            <w:proofErr w:type="gramStart"/>
-            <w:r>
-              <w:rPr>
-                <w:rFonts w:hint="eastAsia"/>
-              </w:rPr>
-              <w:t>stack.length</w:t>
-            </w:r>
-            <w:proofErr w:type="spellEnd"/>
-            <w:proofErr w:type="gramEnd"/>
-            <w:r>
-              <w:rPr>
-                <w:rFonts w:hint="eastAsia"/>
-              </w:rPr>
-              <w:t>;</w:t>
+              <w:t>/* 初始化栈 */</w:t>
+            </w:r>
+          </w:p>
+          <w:p>
+            <w:pPr>
+              <w:rPr>
+                <w:rFonts w:hint="eastAsia"/>
+              </w:rPr>
+            </w:pPr>
+            <w:r>
+              <w:rPr>
+                <w:rFonts w:hint="eastAsia"/>
+              </w:rPr>
+              <w:t>// TypeScript 没有内置的栈类，可以把 Array 当作栈来使用</w:t>
+            </w:r>
+          </w:p>
+          <w:p>
+            <w:pPr>
+              <w:rPr>
+                <w:rFonts w:hint="eastAsia"/>
+              </w:rPr>
+            </w:pPr>
+            <w:r>
+              <w:rPr>
+                <w:rFonts w:hint="eastAsia"/>
+              </w:rPr>
+              <w:t>const stack: number[] = [];</w:t>
+            </w:r>
+          </w:p>
+          <w:p>
+            <w:pPr>
+              <w:rPr>
+                <w:rFonts w:hint="eastAsia"/>
+              </w:rPr>
+            </w:pPr>
+          </w:p>
+          <w:p>
+            <w:pPr>
+              <w:rPr>
+                <w:rFonts w:hint="eastAsia"/>
+              </w:rPr>
+            </w:pPr>
+            <w:r>
+              <w:rPr>
+                <w:rFonts w:hint="eastAsia"/>
+              </w:rPr>
+              <w:t>/* 元素入栈 */</w:t>
+            </w:r>
+          </w:p>
+          <w:p>
+            <w:pPr>
+              <w:rPr>
+                <w:rFonts w:hint="eastAsia"/>
+              </w:rPr>
+            </w:pPr>
+            <w:r>
+              <w:rPr>
+                <w:rFonts w:hint="eastAsia"/>
+              </w:rPr>
+              <w:t>stack.push(1);</w:t>
+            </w:r>
+          </w:p>
+          <w:p>
+            <w:pPr>
+              <w:rPr>
+                <w:rFonts w:hint="eastAsia"/>
+              </w:rPr>
+            </w:pPr>
+            <w:r>
+              <w:rPr>
+                <w:rFonts w:hint="eastAsia"/>
+              </w:rPr>
+              <w:t>stack.push(3);</w:t>
+            </w:r>
+          </w:p>
+          <w:p>
+            <w:pPr>
+              <w:rPr>
+                <w:rFonts w:hint="eastAsia"/>
+              </w:rPr>
+            </w:pPr>
+            <w:r>
+              <w:rPr>
+                <w:rFonts w:hint="eastAsia"/>
+              </w:rPr>
+              <w:t>stack.push(2);</w:t>
+            </w:r>
+          </w:p>
+          <w:p>
+            <w:pPr>
+              <w:rPr>
+                <w:rFonts w:hint="eastAsia"/>
+              </w:rPr>
+            </w:pPr>
+            <w:r>
+              <w:rPr>
+                <w:rFonts w:hint="eastAsia"/>
+              </w:rPr>
+              <w:t>stack.push(5);</w:t>
+            </w:r>
+          </w:p>
+          <w:p>
+            <w:pPr>
+              <w:rPr>
+                <w:rFonts w:hint="eastAsia"/>
+              </w:rPr>
+            </w:pPr>
+            <w:r>
+              <w:rPr>
+                <w:rFonts w:hint="eastAsia"/>
+              </w:rPr>
+              <w:t>stack.push(4);</w:t>
+            </w:r>
+          </w:p>
+          <w:p>
+            <w:pPr>
+              <w:rPr>
+                <w:rFonts w:hint="eastAsia"/>
+              </w:rPr>
+            </w:pPr>
+          </w:p>
+          <w:p>
+            <w:pPr>
+              <w:rPr>
+                <w:rFonts w:hint="eastAsia"/>
+              </w:rPr>
+            </w:pPr>
+            <w:r>
+              <w:rPr>
+                <w:rFonts w:hint="eastAsia"/>
+              </w:rPr>
+              <w:t>/* 访问栈顶元素 */</w:t>
+            </w:r>
+          </w:p>
+          <w:p>
+            <w:pPr>
+              <w:rPr>
+                <w:rFonts w:hint="eastAsia"/>
+              </w:rPr>
+            </w:pPr>
+            <w:r>
+              <w:rPr>
+                <w:rFonts w:hint="eastAsia"/>
+              </w:rPr>
+              <w:t>const peek = stack[stack.length - 1];</w:t>
+            </w:r>
+          </w:p>
+          <w:p>
+            <w:pPr>
+              <w:rPr>
+                <w:rFonts w:hint="eastAsia"/>
+              </w:rPr>
+            </w:pPr>
+          </w:p>
+          <w:p>
+            <w:pPr>
+              <w:rPr>
+                <w:rFonts w:hint="eastAsia"/>
+              </w:rPr>
+            </w:pPr>
+            <w:r>
+              <w:rPr>
+                <w:rFonts w:hint="eastAsia"/>
+              </w:rPr>
+              <w:t>/* 元素出栈 */</w:t>
+            </w:r>
+          </w:p>
+          <w:p>
+            <w:pPr>
+              <w:rPr>
+                <w:rFonts w:hint="eastAsia"/>
+              </w:rPr>
+            </w:pPr>
+            <w:r>
+              <w:rPr>
+                <w:rFonts w:hint="eastAsia"/>
+              </w:rPr>
+              <w:t>const pop = stack.pop();</w:t>
+            </w:r>
+          </w:p>
+          <w:p>
+            <w:pPr>
+              <w:rPr>
+                <w:rFonts w:hint="eastAsia"/>
+              </w:rPr>
+            </w:pPr>
+          </w:p>
+          <w:p>
+            <w:pPr>
+              <w:rPr>
+                <w:rFonts w:hint="eastAsia"/>
+              </w:rPr>
+            </w:pPr>
+            <w:r>
+              <w:rPr>
+                <w:rFonts w:hint="eastAsia"/>
+              </w:rPr>
+              <w:t>/* 获取栈的长度 */</w:t>
+            </w:r>
+          </w:p>
+          <w:p>
+            <w:pPr>
+              <w:rPr>
+                <w:rFonts w:hint="eastAsia"/>
+              </w:rPr>
+            </w:pPr>
+            <w:r>
+              <w:rPr>
+                <w:rFonts w:hint="eastAsia"/>
+              </w:rPr>
+              <w:t>const size = stack.length;</w:t>
             </w:r>
           </w:p>
           <w:p>
@@ -2650,37 +1922,7 @@
               <w:rPr>
                 <w:rFonts w:hint="eastAsia"/>
               </w:rPr>
-              <w:t xml:space="preserve">const </w:t>
-            </w:r>
-            <w:proofErr w:type="spellStart"/>
-            <w:r>
-              <w:rPr>
-                <w:rFonts w:hint="eastAsia"/>
-              </w:rPr>
-              <w:t>is_empty</w:t>
-            </w:r>
-            <w:proofErr w:type="spellEnd"/>
-            <w:r>
-              <w:rPr>
-                <w:rFonts w:hint="eastAsia"/>
-              </w:rPr>
-              <w:t xml:space="preserve"> = </w:t>
-            </w:r>
-            <w:proofErr w:type="spellStart"/>
-            <w:proofErr w:type="gramStart"/>
-            <w:r>
-              <w:rPr>
-                <w:rFonts w:hint="eastAsia"/>
-              </w:rPr>
-              <w:t>stack.length</w:t>
-            </w:r>
-            <w:proofErr w:type="spellEnd"/>
-            <w:proofErr w:type="gramEnd"/>
-            <w:r>
-              <w:rPr>
-                <w:rFonts w:hint="eastAsia"/>
-              </w:rPr>
-              <w:t xml:space="preserve"> === 0;</w:t>
+              <w:t>const is_empty = stack.length === 0;</w:t>
             </w:r>
           </w:p>
         </w:tc>
@@ -2743,21 +1985,7 @@
               <w:rPr>
                 <w:rFonts w:hint="eastAsia"/>
               </w:rPr>
-              <w:t xml:space="preserve">const queue: </w:t>
-            </w:r>
-            <w:proofErr w:type="gramStart"/>
-            <w:r>
-              <w:rPr>
-                <w:rFonts w:hint="eastAsia"/>
-              </w:rPr>
-              <w:t>number[</w:t>
-            </w:r>
-            <w:proofErr w:type="gramEnd"/>
-            <w:r>
-              <w:rPr>
-                <w:rFonts w:hint="eastAsia"/>
-              </w:rPr>
-              <w:t>] = [];</w:t>
+              <w:t>const queue: number[] = [];</w:t>
             </w:r>
           </w:p>
           <w:p>
@@ -2786,113 +2014,63 @@
                 <w:rFonts w:hint="eastAsia"/>
               </w:rPr>
             </w:pPr>
-            <w:proofErr w:type="spellStart"/>
-            <w:proofErr w:type="gramStart"/>
-            <w:r>
-              <w:rPr>
-                <w:rFonts w:hint="eastAsia"/>
-              </w:rPr>
-              <w:t>queue.push</w:t>
-            </w:r>
-            <w:proofErr w:type="spellEnd"/>
-            <w:proofErr w:type="gramEnd"/>
-            <w:r>
-              <w:rPr>
-                <w:rFonts w:hint="eastAsia"/>
-              </w:rPr>
-              <w:t>(1);</w:t>
-            </w:r>
-          </w:p>
-          <w:p>
-            <w:pPr>
-              <w:rPr>
-                <w:rFonts w:hint="eastAsia"/>
-              </w:rPr>
-            </w:pPr>
-            <w:proofErr w:type="spellStart"/>
-            <w:proofErr w:type="gramStart"/>
-            <w:r>
-              <w:rPr>
-                <w:rFonts w:hint="eastAsia"/>
-              </w:rPr>
-              <w:t>queue.push</w:t>
-            </w:r>
-            <w:proofErr w:type="spellEnd"/>
-            <w:proofErr w:type="gramEnd"/>
-            <w:r>
-              <w:rPr>
-                <w:rFonts w:hint="eastAsia"/>
-              </w:rPr>
-              <w:t>(3);</w:t>
-            </w:r>
-          </w:p>
-          <w:p>
-            <w:pPr>
-              <w:rPr>
-                <w:rFonts w:hint="eastAsia"/>
-              </w:rPr>
-            </w:pPr>
-            <w:proofErr w:type="spellStart"/>
-            <w:proofErr w:type="gramStart"/>
-            <w:r>
-              <w:rPr>
-                <w:rFonts w:hint="eastAsia"/>
-              </w:rPr>
-              <w:t>queue.push</w:t>
-            </w:r>
-            <w:proofErr w:type="spellEnd"/>
-            <w:proofErr w:type="gramEnd"/>
-            <w:r>
-              <w:rPr>
-                <w:rFonts w:hint="eastAsia"/>
-              </w:rPr>
-              <w:t>(2);</w:t>
-            </w:r>
-          </w:p>
-          <w:p>
-            <w:pPr>
-              <w:rPr>
-                <w:rFonts w:hint="eastAsia"/>
-              </w:rPr>
-            </w:pPr>
-            <w:proofErr w:type="spellStart"/>
-            <w:proofErr w:type="gramStart"/>
-            <w:r>
-              <w:rPr>
-                <w:rFonts w:hint="eastAsia"/>
-              </w:rPr>
-              <w:t>queue.push</w:t>
-            </w:r>
-            <w:proofErr w:type="spellEnd"/>
-            <w:proofErr w:type="gramEnd"/>
-            <w:r>
-              <w:rPr>
-                <w:rFonts w:hint="eastAsia"/>
-              </w:rPr>
-              <w:t>(5);</w:t>
-            </w:r>
-          </w:p>
-          <w:p>
-            <w:pPr>
-              <w:rPr>
-                <w:rFonts w:hint="eastAsia"/>
-              </w:rPr>
-            </w:pPr>
-            <w:proofErr w:type="spellStart"/>
-            <w:proofErr w:type="gramStart"/>
-            <w:r>
-              <w:rPr>
-                <w:rFonts w:hint="eastAsia"/>
-              </w:rPr>
-              <w:t>queue.push</w:t>
-            </w:r>
-            <w:proofErr w:type="spellEnd"/>
-            <w:proofErr w:type="gramEnd"/>
-            <w:r>
-              <w:rPr>
-                <w:rFonts w:hint="eastAsia"/>
-              </w:rPr>
-              <w:t>(4);</w:t>
+            <w:r>
+              <w:rPr>
+                <w:rFonts w:hint="eastAsia"/>
+              </w:rPr>
+              <w:t>queue.push(1);</w:t>
+            </w:r>
+          </w:p>
+          <w:p>
+            <w:pPr>
+              <w:rPr>
+                <w:rFonts w:hint="eastAsia"/>
+              </w:rPr>
+            </w:pPr>
+            <w:r>
+              <w:rPr>
+                <w:rFonts w:hint="eastAsia"/>
+              </w:rPr>
+              <w:t>queue.push(3);</w:t>
+            </w:r>
+          </w:p>
+          <w:p>
+            <w:pPr>
+              <w:rPr>
+                <w:rFonts w:hint="eastAsia"/>
+              </w:rPr>
+            </w:pPr>
+            <w:r>
+              <w:rPr>
+                <w:rFonts w:hint="eastAsia"/>
+              </w:rPr>
+              <w:t>queue.push(2);</w:t>
+            </w:r>
+          </w:p>
+          <w:p>
+            <w:pPr>
+              <w:rPr>
+                <w:rFonts w:hint="eastAsia"/>
+              </w:rPr>
+            </w:pPr>
+            <w:r>
+              <w:rPr>
+                <w:rFonts w:hint="eastAsia"/>
+              </w:rPr>
+              <w:t>queue.push(5);</w:t>
+            </w:r>
+          </w:p>
+          <w:p>
+            <w:pPr>
+              <w:rPr>
+                <w:rFonts w:hint="eastAsia"/>
+              </w:rPr>
+            </w:pPr>
+            <w:r>
+              <w:rPr>
+                <w:rFonts w:hint="eastAsia"/>
+              </w:rPr>
+              <w:t>queue.push(4);</w:t>
             </w:r>
           </w:p>
           <w:p>
@@ -2925,21 +2103,7 @@
               <w:rPr>
                 <w:rFonts w:hint="eastAsia"/>
               </w:rPr>
-              <w:t xml:space="preserve">const peek = </w:t>
-            </w:r>
-            <w:proofErr w:type="gramStart"/>
-            <w:r>
-              <w:rPr>
-                <w:rFonts w:hint="eastAsia"/>
-              </w:rPr>
-              <w:t>queue[</w:t>
-            </w:r>
-            <w:proofErr w:type="gramEnd"/>
-            <w:r>
-              <w:rPr>
-                <w:rFonts w:hint="eastAsia"/>
-              </w:rPr>
-              <w:t>0];</w:t>
+              <w:t>const peek = queue[0];</w:t>
             </w:r>
           </w:p>
           <w:p>
@@ -2985,23 +2149,7 @@
               <w:rPr>
                 <w:rFonts w:hint="eastAsia"/>
               </w:rPr>
-              <w:t xml:space="preserve">const pop = </w:t>
-            </w:r>
-            <w:proofErr w:type="spellStart"/>
-            <w:proofErr w:type="gramStart"/>
-            <w:r>
-              <w:rPr>
-                <w:rFonts w:hint="eastAsia"/>
-              </w:rPr>
-              <w:t>queue.shift</w:t>
-            </w:r>
-            <w:proofErr w:type="spellEnd"/>
-            <w:proofErr w:type="gramEnd"/>
-            <w:r>
-              <w:rPr>
-                <w:rFonts w:hint="eastAsia"/>
-              </w:rPr>
-              <w:t>();</w:t>
+              <w:t>const pop = queue.shift();</w:t>
             </w:r>
           </w:p>
           <w:p>
@@ -3034,23 +2182,7 @@
               <w:rPr>
                 <w:rFonts w:hint="eastAsia"/>
               </w:rPr>
-              <w:t xml:space="preserve">const size = </w:t>
-            </w:r>
-            <w:proofErr w:type="spellStart"/>
-            <w:proofErr w:type="gramStart"/>
-            <w:r>
-              <w:rPr>
-                <w:rFonts w:hint="eastAsia"/>
-              </w:rPr>
-              <w:t>queue.length</w:t>
-            </w:r>
-            <w:proofErr w:type="spellEnd"/>
-            <w:proofErr w:type="gramEnd"/>
-            <w:r>
-              <w:rPr>
-                <w:rFonts w:hint="eastAsia"/>
-              </w:rPr>
-              <w:t>;</w:t>
+              <w:t>const size = queue.length;</w:t>
             </w:r>
           </w:p>
           <w:p>
@@ -3083,23 +2215,7 @@
               <w:rPr>
                 <w:rFonts w:hint="eastAsia"/>
               </w:rPr>
-              <w:t xml:space="preserve">const empty = </w:t>
-            </w:r>
-            <w:proofErr w:type="spellStart"/>
-            <w:proofErr w:type="gramStart"/>
-            <w:r>
-              <w:rPr>
-                <w:rFonts w:hint="eastAsia"/>
-              </w:rPr>
-              <w:t>queue.length</w:t>
-            </w:r>
-            <w:proofErr w:type="spellEnd"/>
-            <w:proofErr w:type="gramEnd"/>
-            <w:r>
-              <w:rPr>
-                <w:rFonts w:hint="eastAsia"/>
-              </w:rPr>
-              <w:t xml:space="preserve"> === 0;</w:t>
+              <w:t>const empty = queue.length === 0;</w:t>
             </w:r>
           </w:p>
         </w:tc>
@@ -3179,21 +2295,7 @@
               <w:rPr>
                 <w:rFonts w:hint="eastAsia"/>
               </w:rPr>
-              <w:t>const map = new Map&lt;number, string</w:t>
-            </w:r>
-            <w:proofErr w:type="gramStart"/>
-            <w:r>
-              <w:rPr>
-                <w:rFonts w:hint="eastAsia"/>
-              </w:rPr>
-              <w:t>&gt;(</w:t>
-            </w:r>
-            <w:proofErr w:type="gramEnd"/>
-            <w:r>
-              <w:rPr>
-                <w:rFonts w:hint="eastAsia"/>
-              </w:rPr>
-              <w:t>);</w:t>
+              <w:t>const map = new Map&lt;number, string&gt;();</w:t>
             </w:r>
           </w:p>
           <w:p>
@@ -3228,158 +2330,76 @@
                 <w:rFonts w:hint="eastAsia"/>
               </w:rPr>
             </w:pPr>
-            <w:proofErr w:type="spellStart"/>
-            <w:r>
-              <w:rPr>
-                <w:rFonts w:hint="eastAsia"/>
-              </w:rPr>
-              <w:t>map.set</w:t>
-            </w:r>
-            <w:proofErr w:type="spellEnd"/>
-            <w:r>
-              <w:rPr>
-                <w:rFonts w:hint="eastAsia"/>
-              </w:rPr>
-              <w:t>(12836, '小哈');</w:t>
-            </w:r>
-          </w:p>
-          <w:p>
-            <w:pPr>
-              <w:rPr>
-                <w:rFonts w:hint="eastAsia"/>
-              </w:rPr>
-            </w:pPr>
-            <w:proofErr w:type="spellStart"/>
-            <w:r>
-              <w:rPr>
-                <w:rFonts w:hint="eastAsia"/>
-              </w:rPr>
-              <w:t>map.set</w:t>
-            </w:r>
-            <w:proofErr w:type="spellEnd"/>
-            <w:r>
-              <w:rPr>
-                <w:rFonts w:hint="eastAsia"/>
-              </w:rPr>
-              <w:t>(15937, '小</w:t>
-            </w:r>
-            <w:proofErr w:type="gramStart"/>
-            <w:r>
-              <w:rPr>
-                <w:rFonts w:hint="eastAsia"/>
-              </w:rPr>
-              <w:t>啰</w:t>
-            </w:r>
-            <w:proofErr w:type="gramEnd"/>
-            <w:r>
-              <w:rPr>
-                <w:rFonts w:hint="eastAsia"/>
-              </w:rPr>
-              <w:t>');</w:t>
-            </w:r>
-          </w:p>
-          <w:p>
-            <w:pPr>
-              <w:rPr>
-                <w:rFonts w:hint="eastAsia"/>
-              </w:rPr>
-            </w:pPr>
-            <w:proofErr w:type="spellStart"/>
-            <w:r>
-              <w:rPr>
-                <w:rFonts w:hint="eastAsia"/>
-              </w:rPr>
-              <w:t>map.set</w:t>
-            </w:r>
-            <w:proofErr w:type="spellEnd"/>
-            <w:r>
-              <w:rPr>
-                <w:rFonts w:hint="eastAsia"/>
-              </w:rPr>
-              <w:t>(16750, '</w:t>
-            </w:r>
-            <w:proofErr w:type="gramStart"/>
-            <w:r>
-              <w:rPr>
-                <w:rFonts w:hint="eastAsia"/>
-              </w:rPr>
-              <w:t>小算</w:t>
-            </w:r>
-            <w:proofErr w:type="gramEnd"/>
-            <w:r>
-              <w:rPr>
-                <w:rFonts w:hint="eastAsia"/>
-              </w:rPr>
-              <w:t>');</w:t>
-            </w:r>
-          </w:p>
-          <w:p>
-            <w:pPr>
-              <w:rPr>
-                <w:rFonts w:hint="eastAsia"/>
-              </w:rPr>
-            </w:pPr>
-            <w:proofErr w:type="spellStart"/>
-            <w:r>
-              <w:rPr>
-                <w:rFonts w:hint="eastAsia"/>
-              </w:rPr>
-              <w:t>map.set</w:t>
-            </w:r>
-            <w:proofErr w:type="spellEnd"/>
-            <w:r>
-              <w:rPr>
-                <w:rFonts w:hint="eastAsia"/>
-              </w:rPr>
-              <w:t>(13276, '小法');</w:t>
-            </w:r>
-          </w:p>
-          <w:p>
-            <w:pPr>
-              <w:rPr>
-                <w:rFonts w:hint="eastAsia"/>
-              </w:rPr>
-            </w:pPr>
-            <w:proofErr w:type="spellStart"/>
-            <w:r>
-              <w:rPr>
-                <w:rFonts w:hint="eastAsia"/>
-              </w:rPr>
-              <w:t>map.set</w:t>
-            </w:r>
-            <w:proofErr w:type="spellEnd"/>
-            <w:r>
-              <w:rPr>
-                <w:rFonts w:hint="eastAsia"/>
-              </w:rPr>
-              <w:t>(10583, '小鸭');</w:t>
-            </w:r>
-          </w:p>
-          <w:p>
-            <w:pPr>
-              <w:rPr>
-                <w:rFonts w:hint="eastAsia"/>
-              </w:rPr>
-            </w:pPr>
-            <w:r>
-              <w:rPr>
-                <w:rFonts w:hint="eastAsia"/>
-              </w:rPr>
-              <w:t>console.info('\n添加完成后，哈希表为\</w:t>
-            </w:r>
-            <w:proofErr w:type="spellStart"/>
-            <w:r>
-              <w:rPr>
-                <w:rFonts w:hint="eastAsia"/>
-              </w:rPr>
-              <w:t>nKey</w:t>
-            </w:r>
-            <w:proofErr w:type="spellEnd"/>
-            <w:r>
-              <w:rPr>
-                <w:rFonts w:hint="eastAsia"/>
-              </w:rPr>
-              <w:t xml:space="preserve"> -&gt; Value');</w:t>
+            <w:r>
+              <w:rPr>
+                <w:rFonts w:hint="eastAsia"/>
+              </w:rPr>
+              <w:t>map.set(12836, '小哈');</w:t>
+            </w:r>
+          </w:p>
+          <w:p>
+            <w:pPr>
+              <w:rPr>
+                <w:rFonts w:hint="eastAsia"/>
+              </w:rPr>
+            </w:pPr>
+            <w:r>
+              <w:rPr>
+                <w:rFonts w:hint="eastAsia"/>
+              </w:rPr>
+              <w:t>map.set(15937, '小啰');</w:t>
+            </w:r>
+          </w:p>
+          <w:p>
+            <w:pPr>
+              <w:rPr>
+                <w:rFonts w:hint="eastAsia"/>
+              </w:rPr>
+            </w:pPr>
+            <w:r>
+              <w:rPr>
+                <w:rFonts w:hint="eastAsia"/>
+              </w:rPr>
+              <w:t>map.set(16750, '小算');</w:t>
+            </w:r>
+          </w:p>
+          <w:p>
+            <w:pPr>
+              <w:rPr>
+                <w:rFonts w:hint="eastAsia"/>
+              </w:rPr>
+            </w:pPr>
+            <w:r>
+              <w:rPr>
+                <w:rFonts w:hint="eastAsia"/>
+              </w:rPr>
+              <w:t>map.set(13276, '小法');</w:t>
+            </w:r>
+          </w:p>
+          <w:p>
+            <w:pPr>
+              <w:rPr>
+                <w:rFonts w:hint="eastAsia"/>
+              </w:rPr>
+            </w:pPr>
+            <w:r>
+              <w:rPr>
+                <w:rFonts w:hint="eastAsia"/>
+              </w:rPr>
+              <w:t>map.set(10583, '小鸭');</w:t>
+            </w:r>
+          </w:p>
+          <w:p>
+            <w:pPr>
+              <w:rPr>
+                <w:rFonts w:hint="eastAsia"/>
+              </w:rPr>
+            </w:pPr>
+            <w:r>
+              <w:rPr>
+                <w:rFonts w:hint="eastAsia"/>
+              </w:rPr>
+              <w:t>console.info('\n添加完成后，哈希表为\nKey -&gt; Value');</w:t>
             </w:r>
           </w:p>
           <w:p>
@@ -3425,56 +2445,20 @@
               <w:rPr>
                 <w:rFonts w:hint="eastAsia"/>
               </w:rPr>
-              <w:t>// 向哈希表中输入键 key ，</w:t>
-            </w:r>
-            <w:proofErr w:type="gramStart"/>
-            <w:r>
-              <w:rPr>
-                <w:rFonts w:hint="eastAsia"/>
-              </w:rPr>
-              <w:t>得到值</w:t>
-            </w:r>
-            <w:proofErr w:type="gramEnd"/>
-            <w:r>
-              <w:rPr>
-                <w:rFonts w:hint="eastAsia"/>
-              </w:rPr>
-              <w:t xml:space="preserve"> value</w:t>
-            </w:r>
-          </w:p>
-          <w:p>
-            <w:pPr>
-              <w:rPr>
-                <w:rFonts w:hint="eastAsia"/>
-              </w:rPr>
-            </w:pPr>
-            <w:r>
-              <w:rPr>
-                <w:rFonts w:hint="eastAsia"/>
-              </w:rPr>
-              <w:t xml:space="preserve">let name = </w:t>
-            </w:r>
-            <w:proofErr w:type="spellStart"/>
-            <w:proofErr w:type="gramStart"/>
-            <w:r>
-              <w:rPr>
-                <w:rFonts w:hint="eastAsia"/>
-              </w:rPr>
-              <w:t>map.get</w:t>
-            </w:r>
-            <w:proofErr w:type="spellEnd"/>
-            <w:r>
-              <w:rPr>
-                <w:rFonts w:hint="eastAsia"/>
-              </w:rPr>
-              <w:t>(</w:t>
-            </w:r>
-            <w:proofErr w:type="gramEnd"/>
-            <w:r>
-              <w:rPr>
-                <w:rFonts w:hint="eastAsia"/>
-              </w:rPr>
-              <w:t>15937);</w:t>
+              <w:t>// 向哈希表中输入键 key ，得到值 value</w:t>
+            </w:r>
+          </w:p>
+          <w:p>
+            <w:pPr>
+              <w:rPr>
+                <w:rFonts w:hint="eastAsia"/>
+              </w:rPr>
+            </w:pPr>
+            <w:r>
+              <w:rPr>
+                <w:rFonts w:hint="eastAsia"/>
+              </w:rPr>
+              <w:t>let name = map.get(15937);</w:t>
             </w:r>
           </w:p>
           <w:p>
@@ -3529,49 +2513,25 @@
                 <w:rFonts w:hint="eastAsia"/>
               </w:rPr>
             </w:pPr>
-            <w:proofErr w:type="spellStart"/>
-            <w:proofErr w:type="gramStart"/>
             <w:r>
               <w:rPr>
                 <w:rFonts w:hint="eastAsia"/>
               </w:rPr>
               <w:lastRenderedPageBreak/>
-              <w:t>map.delete</w:t>
-            </w:r>
-            <w:proofErr w:type="spellEnd"/>
-            <w:proofErr w:type="gramEnd"/>
-            <w:r>
-              <w:rPr>
-                <w:rFonts w:hint="eastAsia"/>
-              </w:rPr>
-              <w:t>(10583);</w:t>
-            </w:r>
-          </w:p>
-          <w:p>
-            <w:pPr>
-              <w:rPr>
-                <w:rFonts w:hint="eastAsia"/>
-              </w:rPr>
-            </w:pPr>
-            <w:r>
-              <w:rPr>
-                <w:rFonts w:hint="eastAsia"/>
-              </w:rPr>
-              <w:t>console.info('\n删除 10583 后，哈希表为\</w:t>
-            </w:r>
-            <w:proofErr w:type="spellStart"/>
-            <w:r>
-              <w:rPr>
-                <w:rFonts w:hint="eastAsia"/>
-              </w:rPr>
-              <w:t>nKey</w:t>
-            </w:r>
-            <w:proofErr w:type="spellEnd"/>
-            <w:r>
-              <w:rPr>
-                <w:rFonts w:hint="eastAsia"/>
-              </w:rPr>
-              <w:t xml:space="preserve"> -&gt; Value');</w:t>
+              <w:t>map.delete(10583);</w:t>
+            </w:r>
+          </w:p>
+          <w:p>
+            <w:pPr>
+              <w:rPr>
+                <w:rFonts w:hint="eastAsia"/>
+              </w:rPr>
+            </w:pPr>
+            <w:r>
+              <w:rPr>
+                <w:rFonts w:hint="eastAsia"/>
+              </w:rPr>
+              <w:t>console.info('\n删除 10583 后，哈希表为\nKey -&gt; Value');</w:t>
             </w:r>
           </w:p>
           <w:p>
@@ -3660,18 +2620,8 @@
               <w:rPr>
                 <w:rFonts w:hint="eastAsia"/>
               </w:rPr>
-              <w:t xml:space="preserve">for (const [k, v] of </w:t>
-            </w:r>
-            <w:proofErr w:type="spellStart"/>
-            <w:proofErr w:type="gramStart"/>
-            <w:r>
-              <w:rPr>
-                <w:rFonts w:hint="eastAsia"/>
-              </w:rPr>
-              <w:t>map.entries</w:t>
-            </w:r>
-            <w:proofErr w:type="spellEnd"/>
-            <w:proofErr w:type="gramEnd"/>
+              <w:t>for (const [k, v] of map.entries</w:t>
+            </w:r>
             <w:r>
               <w:rPr>
                 <w:rFonts w:hint="eastAsia"/>
@@ -3696,21 +2646,7 @@
               <w:rPr>
                 <w:rFonts w:hint="eastAsia"/>
               </w:rPr>
-              <w:t xml:space="preserve">    </w:t>
-            </w:r>
-            <w:proofErr w:type="gramStart"/>
-            <w:r>
-              <w:rPr>
-                <w:rFonts w:hint="eastAsia"/>
-              </w:rPr>
-              <w:t>console.info(</w:t>
-            </w:r>
-            <w:proofErr w:type="gramEnd"/>
-            <w:r>
-              <w:rPr>
-                <w:rFonts w:hint="eastAsia"/>
-              </w:rPr>
-              <w:t>k + ' -&gt; ' + v);</w:t>
+              <w:t xml:space="preserve">    console.info(k + ' -&gt; ' + v);</w:t>
             </w:r>
           </w:p>
           <w:p>
@@ -3749,23 +2685,7 @@
               <w:rPr>
                 <w:rFonts w:hint="eastAsia"/>
               </w:rPr>
-              <w:t xml:space="preserve">for (const k of </w:t>
-            </w:r>
-            <w:proofErr w:type="spellStart"/>
-            <w:proofErr w:type="gramStart"/>
-            <w:r>
-              <w:rPr>
-                <w:rFonts w:hint="eastAsia"/>
-              </w:rPr>
-              <w:t>map.keys</w:t>
-            </w:r>
-            <w:proofErr w:type="spellEnd"/>
-            <w:proofErr w:type="gramEnd"/>
-            <w:r>
-              <w:rPr>
-                <w:rFonts w:hint="eastAsia"/>
-              </w:rPr>
-              <w:t>()) {</w:t>
+              <w:t>for (const k of map.keys()) {</w:t>
             </w:r>
           </w:p>
           <w:p>
@@ -3804,50 +2724,20 @@
               <w:rPr>
                 <w:rFonts w:hint="eastAsia"/>
               </w:rPr>
-              <w:t>console.info('\n单独</w:t>
-            </w:r>
-            <w:proofErr w:type="gramStart"/>
-            <w:r>
-              <w:rPr>
-                <w:rFonts w:hint="eastAsia"/>
-              </w:rPr>
-              <w:t>遍历值</w:t>
-            </w:r>
-            <w:proofErr w:type="gramEnd"/>
-            <w:r>
-              <w:rPr>
-                <w:rFonts w:hint="eastAsia"/>
-              </w:rPr>
-              <w:t xml:space="preserve"> Value');</w:t>
-            </w:r>
-          </w:p>
-          <w:p>
-            <w:pPr>
-              <w:rPr>
-                <w:rFonts w:hint="eastAsia"/>
-              </w:rPr>
-            </w:pPr>
-            <w:r>
-              <w:rPr>
-                <w:rFonts w:hint="eastAsia"/>
-              </w:rPr>
-              <w:t xml:space="preserve">for (const v of </w:t>
-            </w:r>
-            <w:proofErr w:type="spellStart"/>
-            <w:proofErr w:type="gramStart"/>
-            <w:r>
-              <w:rPr>
-                <w:rFonts w:hint="eastAsia"/>
-              </w:rPr>
-              <w:t>map.values</w:t>
-            </w:r>
-            <w:proofErr w:type="spellEnd"/>
-            <w:proofErr w:type="gramEnd"/>
-            <w:r>
-              <w:rPr>
-                <w:rFonts w:hint="eastAsia"/>
-              </w:rPr>
-              <w:t>()) {</w:t>
+              <w:t>console.info('\n单独遍历值 Value');</w:t>
+            </w:r>
+          </w:p>
+          <w:p>
+            <w:pPr>
+              <w:rPr>
+                <w:rFonts w:hint="eastAsia"/>
+              </w:rPr>
+            </w:pPr>
+            <w:r>
+              <w:rPr>
+                <w:rFonts w:hint="eastAsia"/>
+              </w:rPr>
+              <w:t>for (const v of map.values()) {</w:t>
             </w:r>
           </w:p>
           <w:p>
@@ -3946,14 +2836,12 @@
                 <w:rFonts w:hint="eastAsia"/>
               </w:rPr>
             </w:pPr>
-            <w:proofErr w:type="spellStart"/>
             <w:r>
               <w:rPr>
                 <w:rFonts w:hint="eastAsia"/>
               </w:rPr>
               <w:t>map.entries</w:t>
             </w:r>
-            <w:proofErr w:type="spellEnd"/>
             <w:r>
               <w:rPr>
                 <w:rFonts w:hint="eastAsia"/>
@@ -3967,7 +2855,6 @@
               </w:rPr>
               <w:t xml:space="preserve"> </w:t>
             </w:r>
-            <w:proofErr w:type="spellStart"/>
             <w:r>
               <w:rPr>
                 <w:rFonts w:hint="eastAsia"/>
@@ -3978,74 +2865,23 @@
               <w:rPr>
                 <w:rFonts w:hint="eastAsia"/>
               </w:rPr>
-              <w:t>s.length</w:t>
-            </w:r>
-            <w:proofErr w:type="spellEnd"/>
-            <w:r>
-              <w:rPr>
-                <w:rFonts w:hint="eastAsia"/>
-              </w:rPr>
-              <w:t xml:space="preserve"> // 一个有括号，一个没</w:t>
-            </w:r>
-          </w:p>
-          <w:p>
-            <w:pPr>
-              <w:rPr>
-                <w:rFonts w:hint="eastAsia"/>
-              </w:rPr>
-            </w:pPr>
-            <w:proofErr w:type="spellStart"/>
+              <w:t>s.length // 一个有括号，一个没</w:t>
+            </w:r>
+          </w:p>
+          <w:p>
+            <w:pPr>
+              <w:rPr>
+                <w:rFonts w:hint="eastAsia"/>
+              </w:rPr>
+            </w:pPr>
             <w:r>
               <w:t>map.set</w:t>
             </w:r>
-            <w:proofErr w:type="spellEnd"/>
             <w:r>
               <w:rPr>
                 <w:highlight w:val="yellow"/>
               </w:rPr>
-              <w:t>(</w:t>
-            </w:r>
-            <w:proofErr w:type="spellStart"/>
-            <w:r>
-              <w:rPr>
-                <w:highlight w:val="yellow"/>
-              </w:rPr>
-              <w:t>nums</w:t>
-            </w:r>
-            <w:proofErr w:type="spellEnd"/>
-            <w:r>
-              <w:rPr>
-                <w:highlight w:val="yellow"/>
-              </w:rPr>
-              <w:t>[</w:t>
-            </w:r>
-            <w:proofErr w:type="spellStart"/>
-            <w:r>
-              <w:rPr>
-                <w:highlight w:val="yellow"/>
-              </w:rPr>
-              <w:t>i</w:t>
-            </w:r>
-            <w:proofErr w:type="spellEnd"/>
-            <w:r>
-              <w:rPr>
-                <w:highlight w:val="yellow"/>
-              </w:rPr>
-              <w:t>],</w:t>
-            </w:r>
-            <w:proofErr w:type="spellStart"/>
-            <w:r>
-              <w:rPr>
-                <w:highlight w:val="yellow"/>
-              </w:rPr>
-              <w:t>i</w:t>
-            </w:r>
-            <w:proofErr w:type="spellEnd"/>
-            <w:r>
-              <w:rPr>
-                <w:highlight w:val="yellow"/>
-              </w:rPr>
-              <w:t>)</w:t>
+              <w:t>(nums[i],i)</w:t>
             </w:r>
             <w:r>
               <w:rPr>
@@ -4109,7 +2945,6 @@
                 <w:rFonts w:hint="eastAsia"/>
               </w:rPr>
             </w:pPr>
-            <w:proofErr w:type="gramStart"/>
             <w:r>
               <w:rPr>
                 <w:rFonts w:hint="eastAsia"/>
@@ -4117,7 +2952,6 @@
               </w:rPr>
               <w:t>.split</w:t>
             </w:r>
-            <w:proofErr w:type="gramEnd"/>
             <w:r>
               <w:rPr>
                 <w:rFonts w:hint="eastAsia"/>
@@ -4140,7 +2974,6 @@
                 <w:rFonts w:hint="eastAsia"/>
               </w:rPr>
             </w:pPr>
-            <w:proofErr w:type="gramStart"/>
             <w:r>
               <w:rPr>
                 <w:rFonts w:hint="eastAsia"/>
@@ -4148,7 +2981,6 @@
               </w:rPr>
               <w:t>.join</w:t>
             </w:r>
-            <w:proofErr w:type="gramEnd"/>
             <w:r>
               <w:rPr>
                 <w:rFonts w:hint="eastAsia"/>
@@ -4308,21 +3140,7 @@
               <w:rPr>
                 <w:rFonts w:hint="eastAsia"/>
               </w:rPr>
-              <w:t xml:space="preserve">let </w:t>
-            </w:r>
-            <w:proofErr w:type="spellStart"/>
-            <w:r>
-              <w:rPr>
-                <w:rFonts w:hint="eastAsia"/>
-              </w:rPr>
-              <w:t>arr</w:t>
-            </w:r>
-            <w:proofErr w:type="spellEnd"/>
-            <w:r>
-              <w:rPr>
-                <w:rFonts w:hint="eastAsia"/>
-              </w:rPr>
-              <w:t xml:space="preserve"> = [1, 2, 3, 4, 1, 2, 3];</w:t>
+              <w:t>let arr = [1, 2, 3, 4, 1, 2, 3];</w:t>
             </w:r>
           </w:p>
           <w:p>
@@ -4336,43 +3154,7 @@
               <w:rPr>
                 <w:rFonts w:hint="eastAsia"/>
               </w:rPr>
-              <w:t>new Set(</w:t>
-            </w:r>
-            <w:proofErr w:type="spellStart"/>
-            <w:proofErr w:type="gramStart"/>
-            <w:r>
-              <w:rPr>
-                <w:rFonts w:hint="eastAsia"/>
-              </w:rPr>
-              <w:t>arr</w:t>
-            </w:r>
-            <w:proofErr w:type="spellEnd"/>
-            <w:r>
-              <w:rPr>
-                <w:rFonts w:hint="eastAsia"/>
-              </w:rPr>
-              <w:t>)  /</w:t>
-            </w:r>
-            <w:proofErr w:type="gramEnd"/>
-            <w:r>
-              <w:rPr>
-                <w:rFonts w:hint="eastAsia"/>
-              </w:rPr>
-              <w:t xml:space="preserve">/ </w:t>
-            </w:r>
-            <w:proofErr w:type="gramStart"/>
-            <w:r>
-              <w:rPr>
-                <w:rFonts w:hint="eastAsia"/>
-              </w:rPr>
-              <w:t>Set(</w:t>
-            </w:r>
-            <w:proofErr w:type="gramEnd"/>
-            <w:r>
-              <w:rPr>
-                <w:rFonts w:hint="eastAsia"/>
-              </w:rPr>
-              <w:t>4) {1, 2, 3, 4}</w:t>
+              <w:t>new Set(arr)  // Set(4) {1, 2, 3, 4}</w:t>
             </w:r>
           </w:p>
           <w:p>
@@ -4415,23 +3197,7 @@
                 <w:rFonts w:hint="eastAsia"/>
                 <w:highlight w:val="yellow"/>
               </w:rPr>
-              <w:t>[...new Set(</w:t>
-            </w:r>
-            <w:proofErr w:type="spellStart"/>
-            <w:r>
-              <w:rPr>
-                <w:rFonts w:hint="eastAsia"/>
-                <w:highlight w:val="yellow"/>
-              </w:rPr>
-              <w:t>arr</w:t>
-            </w:r>
-            <w:proofErr w:type="spellEnd"/>
-            <w:r>
-              <w:rPr>
-                <w:rFonts w:hint="eastAsia"/>
-                <w:highlight w:val="yellow"/>
-              </w:rPr>
-              <w:t>)]</w:t>
+              <w:t>[...new Set(arr)]</w:t>
             </w:r>
             <w:r>
               <w:rPr>
@@ -4476,37 +3242,12 @@
                 <w:rFonts w:hint="eastAsia"/>
               </w:rPr>
             </w:pPr>
-            <w:proofErr w:type="spellStart"/>
             <w:r>
               <w:rPr>
                 <w:rFonts w:hint="eastAsia"/>
                 <w:highlight w:val="yellow"/>
               </w:rPr>
-              <w:t>Array.from</w:t>
-            </w:r>
-            <w:proofErr w:type="spellEnd"/>
-            <w:r>
-              <w:rPr>
-                <w:rFonts w:hint="eastAsia"/>
-                <w:highlight w:val="yellow"/>
-              </w:rPr>
-              <w:t>(new Set(</w:t>
-            </w:r>
-            <w:proofErr w:type="spellStart"/>
-            <w:r>
-              <w:rPr>
-                <w:rFonts w:hint="eastAsia"/>
-                <w:highlight w:val="yellow"/>
-              </w:rPr>
-              <w:t>arr</w:t>
-            </w:r>
-            <w:proofErr w:type="spellEnd"/>
-            <w:r>
-              <w:rPr>
-                <w:rFonts w:hint="eastAsia"/>
-                <w:highlight w:val="yellow"/>
-              </w:rPr>
-              <w:t>))</w:t>
+              <w:t>Array.from(new Set(arr))</w:t>
             </w:r>
           </w:p>
           <w:p>
@@ -4562,21 +3303,7 @@
               <w:rPr>
                 <w:rFonts w:hint="eastAsia"/>
               </w:rPr>
-              <w:t>let str = '</w:t>
-            </w:r>
-            <w:proofErr w:type="spellStart"/>
-            <w:r>
-              <w:rPr>
-                <w:rFonts w:hint="eastAsia"/>
-              </w:rPr>
-              <w:t>abcdab</w:t>
-            </w:r>
-            <w:proofErr w:type="spellEnd"/>
-            <w:r>
-              <w:rPr>
-                <w:rFonts w:hint="eastAsia"/>
-              </w:rPr>
-              <w:t>';</w:t>
+              <w:t>let str = 'abcdab';</w:t>
             </w:r>
           </w:p>
           <w:p>
@@ -4590,21 +3317,7 @@
               <w:rPr>
                 <w:rFonts w:hint="eastAsia"/>
               </w:rPr>
-              <w:t xml:space="preserve">new Set(str) // </w:t>
-            </w:r>
-            <w:proofErr w:type="gramStart"/>
-            <w:r>
-              <w:rPr>
-                <w:rFonts w:hint="eastAsia"/>
-              </w:rPr>
-              <w:t>Set(</w:t>
-            </w:r>
-            <w:proofErr w:type="gramEnd"/>
-            <w:r>
-              <w:rPr>
-                <w:rFonts w:hint="eastAsia"/>
-              </w:rPr>
-              <w:t>4) {'a', 'b', 'c', 'd'}</w:t>
+              <w:t>new Set(str) // Set(4) {'a', 'b', 'c', 'd'}</w:t>
             </w:r>
           </w:p>
           <w:p>
@@ -4646,49 +3359,7 @@
               <w:rPr>
                 <w:rFonts w:hint="eastAsia"/>
               </w:rPr>
-              <w:t>[...new Set(str)</w:t>
-            </w:r>
-            <w:proofErr w:type="gramStart"/>
-            <w:r>
-              <w:rPr>
-                <w:rFonts w:hint="eastAsia"/>
-              </w:rPr>
-              <w:t>].join</w:t>
-            </w:r>
-            <w:proofErr w:type="gramEnd"/>
-            <w:r>
-              <w:rPr>
-                <w:rFonts w:hint="eastAsia"/>
-              </w:rPr>
-              <w:t>('</w:t>
-            </w:r>
-            <w:proofErr w:type="gramStart"/>
-            <w:r>
-              <w:rPr>
-                <w:rFonts w:hint="eastAsia"/>
-              </w:rPr>
-              <w:t>')  /</w:t>
-            </w:r>
-            <w:proofErr w:type="gramEnd"/>
-            <w:r>
-              <w:rPr>
-                <w:rFonts w:hint="eastAsia"/>
-              </w:rPr>
-              <w:t>/ '</w:t>
-            </w:r>
-            <w:proofErr w:type="spellStart"/>
-            <w:r>
-              <w:rPr>
-                <w:rFonts w:hint="eastAsia"/>
-              </w:rPr>
-              <w:t>abcd</w:t>
-            </w:r>
-            <w:proofErr w:type="spellEnd"/>
-            <w:r>
-              <w:rPr>
-                <w:rFonts w:hint="eastAsia"/>
-              </w:rPr>
-              <w:t>'</w:t>
+              <w:t>[...new Set(str)].join('')  // 'abcd'</w:t>
             </w:r>
           </w:p>
         </w:tc>
@@ -4700,22 +3371,9 @@
           <w:rFonts w:hint="eastAsia"/>
         </w:rPr>
       </w:pPr>
-      <w:proofErr w:type="spellStart"/>
       <w:r>
         <w:lastRenderedPageBreak/>
-        <w:t>Array.from</w:t>
-      </w:r>
-      <w:proofErr w:type="spellEnd"/>
-      <w:r>
-        <w:t>() 是 ES6 引入的静态方法，</w:t>
-      </w:r>
-      <w:proofErr w:type="gramStart"/>
-      <w:r>
-        <w:t>用于将类数组</w:t>
-      </w:r>
-      <w:proofErr w:type="gramEnd"/>
-      <w:r>
-        <w:t>对象（具有 length 属性的对象）或可迭代对象（如字符串、Set、Map）转换为数组。</w:t>
+        <w:t>Array.from() 是 ES6 引入的静态方法，用于将类数组对象（具有 length 属性的对象）或可迭代对象（如字符串、Set、Map）转换为数组。</w:t>
       </w:r>
     </w:p>
     <w:p>
@@ -4730,7 +3388,6 @@
         </w:rPr>
         <w:t>用法：</w:t>
       </w:r>
-      <w:proofErr w:type="spellStart"/>
       <w:r>
         <w:rPr>
           <w:b/>
@@ -4748,14 +3405,8 @@
         </w:rPr>
         <w:t>from</w:t>
       </w:r>
-      <w:proofErr w:type="spellEnd"/>
-      <w:r>
-        <w:t>(</w:t>
-      </w:r>
-      <w:proofErr w:type="spellStart"/>
-      <w:proofErr w:type="gramStart"/>
-      <w:r>
-        <w:t>map.</w:t>
+      <w:r>
+        <w:t>(map.</w:t>
       </w:r>
       <w:r>
         <w:rPr>
@@ -4764,8 +3415,6 @@
         </w:rPr>
         <w:t>values</w:t>
       </w:r>
-      <w:proofErr w:type="spellEnd"/>
-      <w:proofErr w:type="gramEnd"/>
       <w:r>
         <w:t>())</w:t>
       </w:r>
@@ -4808,21 +3457,7 @@
               <w:rPr>
                 <w:rFonts w:hint="eastAsia"/>
               </w:rPr>
-              <w:t>set(</w:t>
-            </w:r>
-            <w:proofErr w:type="spellStart"/>
-            <w:r>
-              <w:rPr>
-                <w:rFonts w:hint="eastAsia"/>
-              </w:rPr>
-              <w:t>key,val</w:t>
-            </w:r>
-            <w:proofErr w:type="spellEnd"/>
-            <w:r>
-              <w:rPr>
-                <w:rFonts w:hint="eastAsia"/>
-              </w:rPr>
-              <w:t>)： 添加某个值，返回Map结构本身。</w:t>
+              <w:t>set(key,val)： 添加某个值，返回Map结构本身。</w:t>
             </w:r>
           </w:p>
           <w:p>
@@ -4949,19 +3584,11 @@
                 <w:rFonts w:hint="eastAsia"/>
               </w:rPr>
             </w:pPr>
-            <w:proofErr w:type="spellStart"/>
-            <w:r>
-              <w:rPr>
-                <w:rFonts w:hint="eastAsia"/>
-              </w:rPr>
-              <w:t>forEach</w:t>
-            </w:r>
-            <w:proofErr w:type="spellEnd"/>
-            <w:r>
-              <w:rPr>
-                <w:rFonts w:hint="eastAsia"/>
-              </w:rPr>
-              <w:t>()：遍历 Map 的所有成员。</w:t>
+            <w:r>
+              <w:rPr>
+                <w:rFonts w:hint="eastAsia"/>
+              </w:rPr>
+              <w:t>forEach()：遍历 Map 的所有成员。</w:t>
             </w:r>
           </w:p>
         </w:tc>
@@ -5016,15 +3643,7 @@
               </w:rPr>
             </w:pPr>
             <w:r>
-              <w:t xml:space="preserve">delete() </w:t>
-            </w:r>
-            <w:proofErr w:type="gramStart"/>
-            <w:r>
-              <w:t>删</w:t>
-            </w:r>
-            <w:proofErr w:type="gramEnd"/>
-            <w:r>
-              <w:t>，返回布尔值，表示删除是否成功</w:t>
+              <w:t>delete() 删，返回布尔值，表示删除是否成功</w:t>
             </w:r>
           </w:p>
           <w:p>
@@ -5114,33 +3733,11 @@
                 <w:rFonts w:hint="eastAsia"/>
               </w:rPr>
             </w:pPr>
-            <w:proofErr w:type="spellStart"/>
-            <w:r>
-              <w:rPr>
-                <w:rFonts w:hint="eastAsia"/>
-              </w:rPr>
-              <w:t>forEach</w:t>
-            </w:r>
-            <w:proofErr w:type="spellEnd"/>
-            <w:r>
-              <w:rPr>
-                <w:rFonts w:hint="eastAsia"/>
-              </w:rPr>
-              <w:t>()：</w:t>
-            </w:r>
-            <w:proofErr w:type="gramStart"/>
-            <w:r>
-              <w:rPr>
-                <w:rFonts w:hint="eastAsia"/>
-              </w:rPr>
-              <w:t>使用回调函数遍历</w:t>
-            </w:r>
-            <w:proofErr w:type="gramEnd"/>
-            <w:r>
-              <w:rPr>
-                <w:rFonts w:hint="eastAsia"/>
-              </w:rPr>
-              <w:t>每个成员</w:t>
+            <w:r>
+              <w:rPr>
+                <w:rFonts w:hint="eastAsia"/>
+              </w:rPr>
+              <w:t>forEach()：使用回调函数遍历每个成员</w:t>
             </w:r>
           </w:p>
           <w:p>
@@ -5166,21 +3763,7 @@
               <w:rPr>
                 <w:rFonts w:hint="eastAsia"/>
               </w:rPr>
-              <w:t>!!!注意： 由于Set没有键名，只有值名，keys</w:t>
-            </w:r>
-            <w:proofErr w:type="gramStart"/>
-            <w:r>
-              <w:rPr>
-                <w:rFonts w:hint="eastAsia"/>
-              </w:rPr>
-              <w:t>()和values(</w:t>
-            </w:r>
-            <w:proofErr w:type="gramEnd"/>
-            <w:r>
-              <w:rPr>
-                <w:rFonts w:hint="eastAsia"/>
-              </w:rPr>
-              <w:t>)返回的结果是一样.</w:t>
+              <w:t>!!!注意： 由于Set没有键名，只有值名，keys()和values()返回的结果是一样.</w:t>
             </w:r>
           </w:p>
           <w:p>
@@ -5302,15 +3885,8 @@
         </w:rPr>
         <w:t>‌</w:t>
       </w:r>
-      <w:proofErr w:type="spellStart"/>
-      <w:proofErr w:type="gramStart"/>
-      <w:r>
-        <w:t>array.fill</w:t>
-      </w:r>
-      <w:proofErr w:type="spellEnd"/>
-      <w:proofErr w:type="gramEnd"/>
-      <w:r>
-        <w:t>(value, start, end)</w:t>
+      <w:r>
+        <w:t>array.fill(value, start, end)</w:t>
       </w:r>
     </w:p>
     <w:p>
@@ -5434,12 +4010,7 @@
         </w:rPr>
       </w:pPr>
       <w:r>
-        <w:t xml:space="preserve">  </w:t>
-      </w:r>
-      <w:proofErr w:type="spellStart"/>
-      <w:proofErr w:type="gramStart"/>
-      <w:r>
-        <w:t>a.</w:t>
+        <w:t>  a.</w:t>
       </w:r>
       <w:r>
         <w:rPr>
@@ -5448,8 +4019,6 @@
         </w:rPr>
         <w:t>fill</w:t>
       </w:r>
-      <w:proofErr w:type="spellEnd"/>
-      <w:proofErr w:type="gramEnd"/>
       <w:r>
         <w:t>(0);</w:t>
       </w:r>
@@ -5461,11 +4030,7 @@
         </w:rPr>
       </w:pPr>
       <w:r>
-        <w:t xml:space="preserve">  </w:t>
-      </w:r>
-      <w:proofErr w:type="spellStart"/>
-      <w:r>
-        <w:t>areas.</w:t>
+        <w:t>  areas.</w:t>
       </w:r>
       <w:r>
         <w:rPr>
@@ -5474,7 +4039,6 @@
         </w:rPr>
         <w:t>fill</w:t>
       </w:r>
-      <w:proofErr w:type="spellEnd"/>
       <w:r>
         <w:t xml:space="preserve">(a); </w:t>
       </w:r>
@@ -5506,37 +4070,8 @@
           <w:rFonts w:hint="eastAsia"/>
         </w:rPr>
       </w:pPr>
-      <w:proofErr w:type="spellStart"/>
-      <w:r>
-        <w:t>Array.from</w:t>
-      </w:r>
-      <w:proofErr w:type="spellEnd"/>
-      <w:r>
-        <w:t>(</w:t>
-      </w:r>
-      <w:proofErr w:type="spellStart"/>
-      <w:r>
-        <w:t>arrayLikeOrIterable</w:t>
-      </w:r>
-      <w:proofErr w:type="spellEnd"/>
-      <w:r>
-        <w:t xml:space="preserve">, </w:t>
-      </w:r>
-      <w:proofErr w:type="spellStart"/>
-      <w:r>
-        <w:t>mapFn</w:t>
-      </w:r>
-      <w:proofErr w:type="spellEnd"/>
-      <w:r>
-        <w:t xml:space="preserve">, </w:t>
-      </w:r>
-      <w:proofErr w:type="spellStart"/>
-      <w:r>
-        <w:t>thisArg</w:t>
-      </w:r>
-      <w:proofErr w:type="spellEnd"/>
-      <w:r>
-        <w:t>)</w:t>
+      <w:r>
+        <w:t>Array.from(arrayLikeOrIterable, mapFn, thisArg)</w:t>
       </w:r>
     </w:p>
     <w:p>
@@ -5549,7 +4084,6 @@
           <w:rFonts w:hint="eastAsia"/>
         </w:rPr>
       </w:pPr>
-      <w:proofErr w:type="spellStart"/>
       <w:r>
         <w:rPr>
           <w:b/>
@@ -5557,7 +4091,6 @@
         </w:rPr>
         <w:t>arrayLikeOrIterable</w:t>
       </w:r>
-      <w:proofErr w:type="spellEnd"/>
       <w:r>
         <w:t> (必需): 类似数组的对象（有 length 属性）或可迭代对象。</w:t>
       </w:r>
@@ -5572,7 +4105,6 @@
           <w:rFonts w:hint="eastAsia"/>
         </w:rPr>
       </w:pPr>
-      <w:proofErr w:type="spellStart"/>
       <w:r>
         <w:rPr>
           <w:b/>
@@ -5580,7 +4112,6 @@
         </w:rPr>
         <w:t>mapFn</w:t>
       </w:r>
-      <w:proofErr w:type="spellEnd"/>
       <w:r>
         <w:t> (可选): 一个函数，对数组中的每个元素执行，返回值作为新数组的元素。</w:t>
       </w:r>
@@ -5595,7 +4126,6 @@
           <w:rFonts w:hint="eastAsia"/>
         </w:rPr>
       </w:pPr>
-      <w:proofErr w:type="spellStart"/>
       <w:r>
         <w:rPr>
           <w:b/>
@@ -5603,17 +4133,8 @@
         </w:rPr>
         <w:t>thisArg</w:t>
       </w:r>
-      <w:proofErr w:type="spellEnd"/>
-      <w:r>
-        <w:t> (可选): 执行 </w:t>
-      </w:r>
-      <w:proofErr w:type="spellStart"/>
-      <w:r>
-        <w:t>mapFn</w:t>
-      </w:r>
-      <w:proofErr w:type="spellEnd"/>
-      <w:r>
-        <w:t> 时 this 的值。 </w:t>
+      <w:r>
+        <w:t> (可选): 执行 mapFn 时 this 的值。 </w:t>
       </w:r>
     </w:p>
     <w:p>
@@ -5659,13 +4180,8 @@
           <w:rFonts w:hint="eastAsia"/>
         </w:rPr>
       </w:pPr>
-      <w:proofErr w:type="spellStart"/>
-      <w:r>
-        <w:t>Array.from</w:t>
-      </w:r>
-      <w:proofErr w:type="spellEnd"/>
-      <w:r>
-        <w:t>('你好') 结果: ['你', '好']。</w:t>
+      <w:r>
+        <w:t>Array.from('你好') 结果: ['你', '好']。</w:t>
       </w:r>
     </w:p>
     <w:p>
@@ -5683,62 +4199,17 @@
           <w:b/>
           <w:bCs/>
         </w:rPr>
-        <w:t xml:space="preserve">将 </w:t>
-      </w:r>
-      <w:proofErr w:type="spellStart"/>
-      <w:r>
-        <w:rPr>
-          <w:b/>
-          <w:bCs/>
-        </w:rPr>
-        <w:t>NodeList</w:t>
-      </w:r>
-      <w:proofErr w:type="spellEnd"/>
-      <w:r>
-        <w:rPr>
-          <w:b/>
-          <w:bCs/>
-        </w:rPr>
-        <w:t>/</w:t>
-      </w:r>
-      <w:proofErr w:type="spellStart"/>
-      <w:r>
-        <w:rPr>
-          <w:b/>
-          <w:bCs/>
-        </w:rPr>
-        <w:t>HTMLCollection</w:t>
-      </w:r>
-      <w:proofErr w:type="spellEnd"/>
-      <w:r>
-        <w:rPr>
-          <w:b/>
-          <w:bCs/>
-        </w:rPr>
-        <w:t xml:space="preserve"> 转为数组</w:t>
-      </w:r>
-    </w:p>
-    <w:p>
-      <w:pPr>
-        <w:rPr>
-          <w:rFonts w:hint="eastAsia"/>
-        </w:rPr>
-      </w:pPr>
-      <w:proofErr w:type="spellStart"/>
-      <w:r>
-        <w:t>Array.from</w:t>
-      </w:r>
-      <w:proofErr w:type="spellEnd"/>
-      <w:r>
-        <w:t>(</w:t>
-      </w:r>
-      <w:proofErr w:type="spellStart"/>
-      <w:r>
-        <w:t>document.querySelectorAll</w:t>
-      </w:r>
-      <w:proofErr w:type="spellEnd"/>
-      <w:r>
-        <w:t>('div')) 可以在 DOM 元素集合上使用数组方法。</w:t>
+        <w:t>将 NodeList/HTMLCollection 转为数组</w:t>
+      </w:r>
+    </w:p>
+    <w:p>
+      <w:pPr>
+        <w:rPr>
+          <w:rFonts w:hint="eastAsia"/>
+        </w:rPr>
+      </w:pPr>
+      <w:r>
+        <w:t>Array.from(document.querySelectorAll('div')) 可以在 DOM 元素集合上使用数组方法。</w:t>
       </w:r>
     </w:p>
     <w:p>
@@ -5768,13 +4239,8 @@
           <w:rFonts w:hint="eastAsia"/>
         </w:rPr>
       </w:pPr>
-      <w:proofErr w:type="spellStart"/>
-      <w:r>
-        <w:t>Array.from</w:t>
-      </w:r>
-      <w:proofErr w:type="spellEnd"/>
-      <w:r>
-        <w:t>({ length: 5 }, (value, index) =&gt; index) 结果: [0, 1, 2, 3, 4]。</w:t>
+      <w:r>
+        <w:t>Array.from({ length: 5 }, (value, index) =&gt; index) 结果: [0, 1, 2, 3, 4]。</w:t>
       </w:r>
     </w:p>
     <w:p>
@@ -5801,13 +4267,8 @@
           <w:rFonts w:hint="eastAsia"/>
         </w:rPr>
       </w:pPr>
-      <w:proofErr w:type="spellStart"/>
-      <w:r>
-        <w:t>Array.from</w:t>
-      </w:r>
-      <w:proofErr w:type="spellEnd"/>
-      <w:r>
-        <w:t>([1, 2, 3], x =&gt; x * 2) 结果: [2, 4, 6]。</w:t>
+      <w:r>
+        <w:t>Array.from([1, 2, 3], x =&gt; x * 2) 结果: [2, 4, 6]。</w:t>
       </w:r>
     </w:p>
     <w:p>
@@ -5835,31 +4296,7 @@
         </w:rPr>
       </w:pPr>
       <w:r>
-        <w:t xml:space="preserve">const </w:t>
-      </w:r>
-      <w:proofErr w:type="spellStart"/>
-      <w:r>
-        <w:t>myMap</w:t>
-      </w:r>
-      <w:proofErr w:type="spellEnd"/>
-      <w:r>
-        <w:t xml:space="preserve"> = new Map([['a', 1], ['b', 2]]); </w:t>
-      </w:r>
-      <w:proofErr w:type="spellStart"/>
-      <w:r>
-        <w:t>Array.from</w:t>
-      </w:r>
-      <w:proofErr w:type="spellEnd"/>
-      <w:r>
-        <w:t>(</w:t>
-      </w:r>
-      <w:proofErr w:type="spellStart"/>
-      <w:r>
-        <w:t>myMap</w:t>
-      </w:r>
-      <w:proofErr w:type="spellEnd"/>
-      <w:r>
-        <w:t>) 结果: [['a', 1], ['b', 2]]。 </w:t>
+        <w:t>const myMap = new Map([['a', 1], ['b', 2]]); Array.from(myMap) 结果: [['a', 1], ['b', 2]]。 </w:t>
       </w:r>
     </w:p>
     <w:p>
@@ -5887,13 +4324,8 @@
           <w:rFonts w:hint="eastAsia"/>
         </w:rPr>
       </w:pPr>
-      <w:proofErr w:type="spellStart"/>
-      <w:r>
-        <w:t>array.slice</w:t>
-      </w:r>
-      <w:proofErr w:type="spellEnd"/>
-      <w:r>
-        <w:t>() 方法用于从数组中提取指定范围的元素，返回一个</w:t>
+      <w:r>
+        <w:t>array.slice() 方法用于从数组中提取指定范围的元素，返回一个</w:t>
       </w:r>
       <w:r>
         <w:rPr>
@@ -5913,15 +4345,7 @@
         <w:t>不修改</w:t>
       </w:r>
       <w:r>
-        <w:t>原始数组，其用法是 </w:t>
-      </w:r>
-      <w:proofErr w:type="spellStart"/>
-      <w:r>
-        <w:t>arr.slice</w:t>
-      </w:r>
-      <w:proofErr w:type="spellEnd"/>
-      <w:r>
-        <w:t>(begin, end)，可以提取从 begin（包含）到 end（不包含）的元素，支持正负索引（负数从尾部计数），省略 end 则提取到末尾</w:t>
+        <w:t>原始数组，其用法是 arr.slice(begin, end)，可以提取从 begin（包含）到 end（不包含）的元素，支持正负索引（负数从尾部计数），省略 end 则提取到末尾</w:t>
       </w:r>
     </w:p>
     <w:p>
@@ -6120,23 +4544,7 @@
         <w:t>‌</w:t>
       </w:r>
       <w:r>
-        <w:t>：字符串支持索引访问（如str[0]）和部分数组方法（如split()、</w:t>
-      </w:r>
-      <w:proofErr w:type="spellStart"/>
-      <w:r>
-        <w:t>concat</w:t>
-      </w:r>
-      <w:proofErr w:type="spellEnd"/>
-      <w:r>
-        <w:t>()、</w:t>
-      </w:r>
-      <w:proofErr w:type="spellStart"/>
-      <w:r>
-        <w:t>indexOf</w:t>
-      </w:r>
-      <w:proofErr w:type="spellEnd"/>
-      <w:r>
-        <w:t>()）。</w:t>
+        <w:t>：字符串支持索引访问（如str[0]）和部分数组方法（如split()、concat()、indexOf()）。</w:t>
       </w:r>
     </w:p>
     <w:p>
@@ -6306,14 +4714,12 @@
             <w:r>
               <w:t>‘</w:t>
             </w:r>
-            <w:proofErr w:type="spellStart"/>
             <w:r>
               <w:rPr>
                 <w:rFonts w:hint="eastAsia"/>
               </w:rPr>
               <w:t>abcabc</w:t>
             </w:r>
-            <w:proofErr w:type="spellEnd"/>
             <w:r>
               <w:t>’</w:t>
             </w:r>
@@ -6326,21 +4732,11 @@
                 <w:rFonts w:hint="eastAsia"/>
               </w:rPr>
             </w:pPr>
-            <w:proofErr w:type="spellStart"/>
-            <w:proofErr w:type="gramStart"/>
-            <w:r>
-              <w:rPr>
-                <w:rFonts w:hint="eastAsia"/>
-              </w:rPr>
-              <w:t>s.length</w:t>
-            </w:r>
-            <w:proofErr w:type="spellEnd"/>
-            <w:proofErr w:type="gramEnd"/>
-            <w:r>
-              <w:rPr>
-                <w:rFonts w:hint="eastAsia"/>
-              </w:rPr>
-              <w:t xml:space="preserve">  //6</w:t>
+            <w:r>
+              <w:rPr>
+                <w:rFonts w:hint="eastAsia"/>
+              </w:rPr>
+              <w:t>s.length  //6</w:t>
             </w:r>
           </w:p>
           <w:p>
@@ -6351,19 +4747,11 @@
                 <w:rFonts w:hint="eastAsia"/>
               </w:rPr>
             </w:pPr>
-            <w:proofErr w:type="gramStart"/>
-            <w:r>
-              <w:rPr>
-                <w:rFonts w:hint="eastAsia"/>
-              </w:rPr>
-              <w:t>s[</w:t>
-            </w:r>
-            <w:proofErr w:type="gramEnd"/>
-            <w:r>
-              <w:rPr>
-                <w:rFonts w:hint="eastAsia"/>
-              </w:rPr>
-              <w:t>0] //</w:t>
+            <w:r>
+              <w:rPr>
+                <w:rFonts w:hint="eastAsia"/>
+              </w:rPr>
+              <w:t>s[0] //</w:t>
             </w:r>
             <w:r>
               <w:t>’</w:t>
@@ -6473,23 +4861,7 @@
         </w:rPr>
       </w:pPr>
       <w:r>
-        <w:t>let sum = new Array(</w:t>
-      </w:r>
-      <w:proofErr w:type="spellStart"/>
-      <w:r>
-        <w:t>nums</w:t>
-      </w:r>
-      <w:proofErr w:type="spellEnd"/>
-      <w:r>
-        <w:t>); 应为 let sum = new Array(</w:t>
-      </w:r>
-      <w:proofErr w:type="spellStart"/>
-      <w:r>
-        <w:t>nums.length</w:t>
-      </w:r>
-      <w:proofErr w:type="spellEnd"/>
-      <w:r>
-        <w:t>).fill(0);，否则 sum 是一个包含原数组引用的数组，而不是前缀和数组。</w:t>
+        <w:t>let sum = new Array(nums); 应为 let sum = new Array(nums.length).fill(0);，否则 sum 是一个包含原数组引用的数组，而不是前缀和数组。</w:t>
       </w:r>
     </w:p>
     <w:p>
@@ -6571,15 +4943,7 @@
         </w:rPr>
       </w:pPr>
       <w:r>
-        <w:t>类表达式是定义类的另一种方法。类表达式可以命名或</w:t>
-      </w:r>
-      <w:proofErr w:type="gramStart"/>
-      <w:r>
-        <w:t>不</w:t>
-      </w:r>
-      <w:proofErr w:type="gramEnd"/>
-      <w:r>
-        <w:t>命名。命名类表达式的名称是该类体的局部名称。</w:t>
+        <w:t>类表达式是定义类的另一种方法。类表达式可以命名或不命名。命名类表达式的名称是该类体的局部名称。</w:t>
       </w:r>
     </w:p>
     <w:tbl>
@@ -6623,21 +4987,7 @@
               <w:rPr>
                 <w:rFonts w:hint="eastAsia"/>
               </w:rPr>
-              <w:t xml:space="preserve">let </w:t>
-            </w:r>
-            <w:proofErr w:type="spellStart"/>
-            <w:r>
-              <w:rPr>
-                <w:rFonts w:hint="eastAsia"/>
-              </w:rPr>
-              <w:t>Runoob</w:t>
-            </w:r>
-            <w:proofErr w:type="spellEnd"/>
-            <w:r>
-              <w:rPr>
-                <w:rFonts w:hint="eastAsia"/>
-              </w:rPr>
-              <w:t xml:space="preserve"> = class {</w:t>
+              <w:t>let Runoob = class {</w:t>
             </w:r>
           </w:p>
           <w:p>
@@ -6652,35 +5002,7 @@
               <w:rPr>
                 <w:rFonts w:hint="eastAsia"/>
               </w:rPr>
-              <w:t xml:space="preserve">  </w:t>
-            </w:r>
-            <w:proofErr w:type="gramStart"/>
-            <w:r>
-              <w:rPr>
-                <w:rFonts w:hint="eastAsia"/>
-              </w:rPr>
-              <w:t>constructor(</w:t>
-            </w:r>
-            <w:proofErr w:type="gramEnd"/>
-            <w:r>
-              <w:rPr>
-                <w:rFonts w:hint="eastAsia"/>
-              </w:rPr>
-              <w:t xml:space="preserve">name, </w:t>
-            </w:r>
-            <w:proofErr w:type="spellStart"/>
-            <w:r>
-              <w:rPr>
-                <w:rFonts w:hint="eastAsia"/>
-              </w:rPr>
-              <w:t>url</w:t>
-            </w:r>
-            <w:proofErr w:type="spellEnd"/>
-            <w:r>
-              <w:rPr>
-                <w:rFonts w:hint="eastAsia"/>
-              </w:rPr>
-              <w:t>) {</w:t>
+              <w:t xml:space="preserve">  constructor(name, url) {</w:t>
             </w:r>
           </w:p>
           <w:p>
@@ -6710,21 +5032,7 @@
               <w:rPr>
                 <w:rFonts w:hint="eastAsia"/>
               </w:rPr>
-              <w:t xml:space="preserve">    this.url = </w:t>
-            </w:r>
-            <w:proofErr w:type="spellStart"/>
-            <w:r>
-              <w:rPr>
-                <w:rFonts w:hint="eastAsia"/>
-              </w:rPr>
-              <w:t>url</w:t>
-            </w:r>
-            <w:proofErr w:type="spellEnd"/>
-            <w:r>
-              <w:rPr>
-                <w:rFonts w:hint="eastAsia"/>
-              </w:rPr>
-              <w:t>;</w:t>
+              <w:t xml:space="preserve">    this.url = url;</w:t>
             </w:r>
           </w:p>
           <w:p>
@@ -6765,19 +5073,11 @@
                 <w:rFonts w:hint="eastAsia"/>
               </w:rPr>
             </w:pPr>
-            <w:proofErr w:type="gramStart"/>
-            <w:r>
-              <w:rPr>
-                <w:rFonts w:hint="eastAsia"/>
-              </w:rPr>
-              <w:t>console.log(</w:t>
-            </w:r>
-            <w:proofErr w:type="gramEnd"/>
-            <w:r>
-              <w:rPr>
-                <w:rFonts w:hint="eastAsia"/>
-              </w:rPr>
-              <w:t>Runoob.name);</w:t>
+            <w:r>
+              <w:rPr>
+                <w:rFonts w:hint="eastAsia"/>
+              </w:rPr>
+              <w:t>console.log(Runoob.name);</w:t>
             </w:r>
           </w:p>
           <w:p>
@@ -6792,21 +5092,7 @@
               <w:rPr>
                 <w:rFonts w:hint="eastAsia"/>
               </w:rPr>
-              <w:t>// output: "</w:t>
-            </w:r>
-            <w:proofErr w:type="spellStart"/>
-            <w:r>
-              <w:rPr>
-                <w:rFonts w:hint="eastAsia"/>
-              </w:rPr>
-              <w:t>Runoob</w:t>
-            </w:r>
-            <w:proofErr w:type="spellEnd"/>
-            <w:r>
-              <w:rPr>
-                <w:rFonts w:hint="eastAsia"/>
-              </w:rPr>
-              <w:t>"</w:t>
+              <w:t>// output: "Runoob"</w:t>
             </w:r>
           </w:p>
           <w:p>
@@ -6851,21 +5137,7 @@
               <w:rPr>
                 <w:rFonts w:hint="eastAsia"/>
               </w:rPr>
-              <w:t xml:space="preserve">let </w:t>
-            </w:r>
-            <w:proofErr w:type="spellStart"/>
-            <w:r>
-              <w:rPr>
-                <w:rFonts w:hint="eastAsia"/>
-              </w:rPr>
-              <w:t>Runoob</w:t>
-            </w:r>
-            <w:proofErr w:type="spellEnd"/>
-            <w:r>
-              <w:rPr>
-                <w:rFonts w:hint="eastAsia"/>
-              </w:rPr>
-              <w:t xml:space="preserve"> = class Runoob2 {</w:t>
+              <w:t>let Runoob = class Runoob2 {</w:t>
             </w:r>
           </w:p>
           <w:p>
@@ -6880,35 +5152,7 @@
               <w:rPr>
                 <w:rFonts w:hint="eastAsia"/>
               </w:rPr>
-              <w:t xml:space="preserve">  </w:t>
-            </w:r>
-            <w:proofErr w:type="gramStart"/>
-            <w:r>
-              <w:rPr>
-                <w:rFonts w:hint="eastAsia"/>
-              </w:rPr>
-              <w:t>constructor(</w:t>
-            </w:r>
-            <w:proofErr w:type="gramEnd"/>
-            <w:r>
-              <w:rPr>
-                <w:rFonts w:hint="eastAsia"/>
-              </w:rPr>
-              <w:t xml:space="preserve">name, </w:t>
-            </w:r>
-            <w:proofErr w:type="spellStart"/>
-            <w:r>
-              <w:rPr>
-                <w:rFonts w:hint="eastAsia"/>
-              </w:rPr>
-              <w:t>url</w:t>
-            </w:r>
-            <w:proofErr w:type="spellEnd"/>
-            <w:r>
-              <w:rPr>
-                <w:rFonts w:hint="eastAsia"/>
-              </w:rPr>
-              <w:t>) {</w:t>
+              <w:t xml:space="preserve">  constructor(name, url) {</w:t>
             </w:r>
           </w:p>
           <w:p>
@@ -6938,21 +5182,7 @@
               <w:rPr>
                 <w:rFonts w:hint="eastAsia"/>
               </w:rPr>
-              <w:t xml:space="preserve">    this.url = </w:t>
-            </w:r>
-            <w:proofErr w:type="spellStart"/>
-            <w:r>
-              <w:rPr>
-                <w:rFonts w:hint="eastAsia"/>
-              </w:rPr>
-              <w:t>url</w:t>
-            </w:r>
-            <w:proofErr w:type="spellEnd"/>
-            <w:r>
-              <w:rPr>
-                <w:rFonts w:hint="eastAsia"/>
-              </w:rPr>
-              <w:t>;</w:t>
+              <w:t xml:space="preserve">    this.url = url;</w:t>
             </w:r>
           </w:p>
           <w:p>
@@ -6993,19 +5223,11 @@
                 <w:rFonts w:hint="eastAsia"/>
               </w:rPr>
             </w:pPr>
-            <w:proofErr w:type="gramStart"/>
-            <w:r>
-              <w:rPr>
-                <w:rFonts w:hint="eastAsia"/>
-              </w:rPr>
-              <w:t>console.log(</w:t>
-            </w:r>
-            <w:proofErr w:type="gramEnd"/>
-            <w:r>
-              <w:rPr>
-                <w:rFonts w:hint="eastAsia"/>
-              </w:rPr>
-              <w:t>Runoob.name);</w:t>
+            <w:r>
+              <w:rPr>
+                <w:rFonts w:hint="eastAsia"/>
+              </w:rPr>
+              <w:t>console.log(Runoob.name);</w:t>
             </w:r>
           </w:p>
           <w:p>
@@ -7102,23 +5324,7 @@
                 <w:i/>
                 <w:iCs/>
               </w:rPr>
-              <w:t xml:space="preserve">// </w:t>
-            </w:r>
-            <w:proofErr w:type="gramStart"/>
-            <w:r>
-              <w:rPr>
-                <w:i/>
-                <w:iCs/>
-              </w:rPr>
-              <w:t>仅类内部</w:t>
-            </w:r>
-            <w:proofErr w:type="gramEnd"/>
-            <w:r>
-              <w:rPr>
-                <w:i/>
-                <w:iCs/>
-              </w:rPr>
-              <w:t>可访问</w:t>
+              <w:t>// 仅类内部可访问</w:t>
             </w:r>
           </w:p>
           <w:p>
@@ -7154,13 +5360,8 @@
                 <w:iCs/>
               </w:rPr>
             </w:pPr>
-            <w:proofErr w:type="spellStart"/>
-            <w:r>
-              <w:t>readonly</w:t>
-            </w:r>
-            <w:proofErr w:type="spellEnd"/>
-            <w:r>
-              <w:t xml:space="preserve"> id: number; </w:t>
+            <w:r>
+              <w:t xml:space="preserve">readonly id: number; </w:t>
             </w:r>
             <w:r>
               <w:rPr>
@@ -7307,21 +5508,12 @@
         </w:rPr>
         <w:t>‌</w:t>
       </w:r>
-      <w:proofErr w:type="gramStart"/>
       <w:r>
         <w:rPr>
           <w:b/>
           <w:bCs/>
         </w:rPr>
-        <w:t>substring(</w:t>
-      </w:r>
-      <w:proofErr w:type="gramEnd"/>
-      <w:r>
-        <w:rPr>
-          <w:b/>
-          <w:bCs/>
-        </w:rPr>
-        <w:t>start, end)</w:t>
+        <w:t>substring(start, end)</w:t>
       </w:r>
       <w:r>
         <w:rPr>
@@ -7380,15 +5572,7 @@
         </w:rPr>
       </w:pPr>
       <w:r>
-        <w:t>start: 必需，非负整数，</w:t>
-      </w:r>
-      <w:proofErr w:type="gramStart"/>
-      <w:r>
-        <w:t>表示子串起始</w:t>
-      </w:r>
-      <w:proofErr w:type="gramEnd"/>
-      <w:r>
-        <w:t>位置（包含）。</w:t>
+        <w:t>start: 必需，非负整数，表示子串起始位置（包含）。</w:t>
       </w:r>
     </w:p>
     <w:p>
@@ -7404,15 +5588,7 @@
         </w:rPr>
       </w:pPr>
       <w:r>
-        <w:t>end: 可选，非负整数，表示</w:t>
-      </w:r>
-      <w:proofErr w:type="gramStart"/>
-      <w:r>
-        <w:t>子串结束</w:t>
-      </w:r>
-      <w:proofErr w:type="gramEnd"/>
-      <w:r>
-        <w:t>位置（不包含）。若省略，则截取到字符串末尾。</w:t>
+        <w:t>end: 可选，非负整数，表示子串结束位置（不包含）。若省略，则截取到字符串末尾。</w:t>
       </w:r>
     </w:p>
     <w:p>
@@ -7525,13 +5701,8 @@
           <w:rFonts w:hint="eastAsia"/>
         </w:rPr>
       </w:pPr>
-      <w:proofErr w:type="spellStart"/>
-      <w:r>
-        <w:t>javascriptCopy</w:t>
-      </w:r>
-      <w:proofErr w:type="spellEnd"/>
-      <w:r>
-        <w:t xml:space="preserve"> Code</w:t>
+      <w:r>
+        <w:t>javascriptCopy Code</w:t>
       </w:r>
     </w:p>
     <w:p>
@@ -7554,18 +5725,8 @@
           <w:rFonts w:hint="eastAsia"/>
         </w:rPr>
       </w:pPr>
-      <w:proofErr w:type="gramStart"/>
-      <w:r>
-        <w:t>console.log(</w:t>
-      </w:r>
-      <w:proofErr w:type="spellStart"/>
-      <w:r>
-        <w:t>str.substring</w:t>
-      </w:r>
-      <w:proofErr w:type="spellEnd"/>
-      <w:proofErr w:type="gramEnd"/>
-      <w:r>
-        <w:t>(2, 5)); // "234"</w:t>
+      <w:r>
+        <w:t>console.log(str.substring(2, 5)); // "234"</w:t>
       </w:r>
     </w:p>
     <w:p>
@@ -7577,25 +5738,7 @@
         </w:rPr>
       </w:pPr>
       <w:r>
-        <w:t>console.log(</w:t>
-      </w:r>
-      <w:proofErr w:type="spellStart"/>
-      <w:proofErr w:type="gramStart"/>
-      <w:r>
-        <w:t>str.substring</w:t>
-      </w:r>
-      <w:proofErr w:type="spellEnd"/>
-      <w:proofErr w:type="gramEnd"/>
-      <w:r>
-        <w:t>(5)</w:t>
-      </w:r>
-      <w:proofErr w:type="gramStart"/>
-      <w:r>
-        <w:t xml:space="preserve">);   </w:t>
-      </w:r>
-      <w:proofErr w:type="gramEnd"/>
-      <w:r>
-        <w:t xml:space="preserve"> // "56789"</w:t>
+        <w:t>console.log(str.substring(5));    // "56789"</w:t>
       </w:r>
     </w:p>
     <w:p>
@@ -7607,15 +5750,7 @@
         </w:rPr>
       </w:pPr>
       <w:r>
-        <w:t>console.log(</w:t>
-      </w:r>
-      <w:proofErr w:type="spellStart"/>
-      <w:r>
-        <w:t>str.substring</w:t>
-      </w:r>
-      <w:proofErr w:type="spellEnd"/>
-      <w:r>
-        <w:t>(5, 20)); // "56789"（超出范围时截取到末尾）</w:t>
+        <w:t>console.log(str.substring(5, 20)); // "56789"（超出范围时截取到末尾）</w:t>
       </w:r>
     </w:p>
     <w:p>
@@ -7627,15 +5762,7 @@
         </w:rPr>
       </w:pPr>
       <w:r>
-        <w:t>console.log(</w:t>
-      </w:r>
-      <w:proofErr w:type="spellStart"/>
-      <w:r>
-        <w:t>str.substring</w:t>
-      </w:r>
-      <w:proofErr w:type="spellEnd"/>
-      <w:r>
-        <w:t>(-2, 5)); // "01234"（负数视为0）</w:t>
+        <w:t>console.log(str.substring(-2, 5)); // "01234"（负数视为0）</w:t>
       </w:r>
     </w:p>
     <w:p>
@@ -7663,21 +5790,12 @@
         </w:rPr>
         <w:t>‌</w:t>
       </w:r>
-      <w:proofErr w:type="gramStart"/>
       <w:r>
         <w:rPr>
           <w:b/>
           <w:bCs/>
         </w:rPr>
-        <w:t>slice(</w:t>
-      </w:r>
-      <w:proofErr w:type="gramEnd"/>
-      <w:r>
-        <w:rPr>
-          <w:b/>
-          <w:bCs/>
-        </w:rPr>
-        <w:t>start, end)</w:t>
+        <w:t>slice(start, end)</w:t>
       </w:r>
       <w:r>
         <w:rPr>
@@ -7752,15 +5870,7 @@
         </w:rPr>
       </w:pPr>
       <w:r>
-        <w:t>end: 可选，整数（正负均可），表示</w:t>
-      </w:r>
-      <w:proofErr w:type="gramStart"/>
-      <w:r>
-        <w:t>子串结束</w:t>
-      </w:r>
-      <w:proofErr w:type="gramEnd"/>
-      <w:r>
-        <w:t>位置（不包含）。若省略，则截取到字符串末尾。</w:t>
+        <w:t>end: 可选，整数（正负均可），表示子串结束位置（不包含）。若省略，则截取到字符串末尾。</w:t>
       </w:r>
     </w:p>
     <w:p>
@@ -7873,13 +5983,8 @@
           <w:rFonts w:hint="eastAsia"/>
         </w:rPr>
       </w:pPr>
-      <w:proofErr w:type="spellStart"/>
-      <w:r>
-        <w:t>javascriptCopy</w:t>
-      </w:r>
-      <w:proofErr w:type="spellEnd"/>
-      <w:r>
-        <w:t xml:space="preserve"> Code</w:t>
+      <w:r>
+        <w:t>javascriptCopy Code</w:t>
       </w:r>
     </w:p>
     <w:p>
@@ -7902,26 +6007,8 @@
           <w:rFonts w:hint="eastAsia"/>
         </w:rPr>
       </w:pPr>
-      <w:proofErr w:type="gramStart"/>
-      <w:r>
-        <w:t>console.log(</w:t>
-      </w:r>
-      <w:proofErr w:type="spellStart"/>
-      <w:r>
-        <w:t>str.slice</w:t>
-      </w:r>
-      <w:proofErr w:type="spellEnd"/>
-      <w:proofErr w:type="gramEnd"/>
-      <w:r>
-        <w:t>(2, 5)</w:t>
-      </w:r>
-      <w:proofErr w:type="gramStart"/>
-      <w:r>
-        <w:t>);  /</w:t>
-      </w:r>
-      <w:proofErr w:type="gramEnd"/>
-      <w:r>
-        <w:t>/ "234"</w:t>
+      <w:r>
+        <w:t>console.log(str.slice(2, 5));  // "234"</w:t>
       </w:r>
     </w:p>
     <w:p>
@@ -7933,25 +6020,7 @@
         </w:rPr>
       </w:pPr>
       <w:r>
-        <w:t>console.log(</w:t>
-      </w:r>
-      <w:proofErr w:type="spellStart"/>
-      <w:proofErr w:type="gramStart"/>
-      <w:r>
-        <w:t>str.slice</w:t>
-      </w:r>
-      <w:proofErr w:type="spellEnd"/>
-      <w:proofErr w:type="gramEnd"/>
-      <w:r>
-        <w:t>(5)</w:t>
-      </w:r>
-      <w:proofErr w:type="gramStart"/>
-      <w:r>
-        <w:t xml:space="preserve">);   </w:t>
-      </w:r>
-      <w:proofErr w:type="gramEnd"/>
-      <w:r>
-        <w:t xml:space="preserve">  // "56789"</w:t>
+        <w:t>console.log(str.slice(5));     // "56789"</w:t>
       </w:r>
     </w:p>
     <w:p>
@@ -7963,15 +6032,7 @@
         </w:rPr>
       </w:pPr>
       <w:r>
-        <w:t>console.log(</w:t>
-      </w:r>
-      <w:proofErr w:type="spellStart"/>
-      <w:r>
-        <w:t>str.slice</w:t>
-      </w:r>
-      <w:proofErr w:type="spellEnd"/>
-      <w:r>
-        <w:t>(5, 20)); // "56789"（超出范围时截取到末尾）</w:t>
+        <w:t>console.log(str.slice(5, 20)); // "56789"（超出范围时截取到末尾）</w:t>
       </w:r>
     </w:p>
     <w:p>
@@ -7983,15 +6044,7 @@
         </w:rPr>
       </w:pPr>
       <w:r>
-        <w:t>console.log(</w:t>
-      </w:r>
-      <w:proofErr w:type="spellStart"/>
-      <w:r>
-        <w:t>str.slice</w:t>
-      </w:r>
-      <w:proofErr w:type="spellEnd"/>
-      <w:r>
-        <w:t>(-3));    // "789"（负数索引）</w:t>
+        <w:t>console.log(str.slice(-3));    // "789"（负数索引）</w:t>
       </w:r>
     </w:p>
     <w:p>
@@ -8003,15 +6056,7 @@
         </w:rPr>
       </w:pPr>
       <w:r>
-        <w:t>console.log(</w:t>
-      </w:r>
-      <w:proofErr w:type="spellStart"/>
-      <w:r>
-        <w:t>str.slice</w:t>
-      </w:r>
-      <w:proofErr w:type="spellEnd"/>
-      <w:r>
-        <w:t>(5, -2));  // "5678"（负数结束索引）</w:t>
+        <w:t>console.log(str.slice(5, -2));  // "5678"（负数结束索引）</w:t>
       </w:r>
     </w:p>
     <w:p>
@@ -8268,56 +6313,46 @@
         <w:rPr>
           <w:rFonts w:hint="eastAsia"/>
         </w:rPr>
-        <w:t>即在函数内使用</w:t>
-      </w:r>
-      <w:proofErr w:type="spellStart"/>
-      <w:r>
-        <w:rPr>
-          <w:rFonts w:hint="eastAsia"/>
-        </w:rPr>
-        <w:t>nums</w:t>
-      </w:r>
-      <w:proofErr w:type="spellEnd"/>
-      <w:r>
-        <w:rPr>
-          <w:rFonts w:hint="eastAsia"/>
-        </w:rPr>
-        <w:t xml:space="preserve"> = res只在函数内有效</w:t>
+        <w:t>即在函数内使用nums = res只在函数内有效</w:t>
       </w:r>
     </w:p>
     <w:p>
       <w:pPr>
         <w:widowControl/>
         <w:jc w:val="left"/>
+        <w:rPr>
+          <w:rFonts w:hint="eastAsia"/>
+        </w:rPr>
       </w:pPr>
     </w:p>
     <w:p>
       <w:pPr>
         <w:widowControl/>
         <w:jc w:val="left"/>
+        <w:rPr>
+          <w:rFonts w:hint="eastAsia"/>
+        </w:rPr>
       </w:pPr>
     </w:p>
     <w:p>
       <w:pPr>
         <w:widowControl/>
         <w:jc w:val="left"/>
-      </w:pPr>
-      <w:r>
-        <w:t>当数组包含 0 时，pre[i-1] 或 </w:t>
-      </w:r>
-      <w:proofErr w:type="spellStart"/>
-      <w:r>
-        <w:t>suf</w:t>
-      </w:r>
-      <w:proofErr w:type="spellEnd"/>
-      <w:r>
-        <w:t>[i+1] 可能为 0，但 0 || 1 会返回 1，导致结果错误。</w:t>
+        <w:rPr>
+          <w:rFonts w:hint="eastAsia"/>
+        </w:rPr>
+      </w:pPr>
+      <w:r>
+        <w:t>当数组包含 0 时，pre[i-1] 或 suf[i+1] 可能为 0，但 0 || 1 会返回 1，导致结果错误。</w:t>
       </w:r>
     </w:p>
     <w:p>
       <w:pPr>
         <w:widowControl/>
         <w:jc w:val="left"/>
+        <w:rPr>
+          <w:rFonts w:hint="eastAsia"/>
+        </w:rPr>
       </w:pPr>
       <w:r>
         <w:t>使用 ?? 运算符或显式判断 undefined：??（空值合并运算符）只在值为 null 或 undefined 时才返回右侧的值，而 0 会被正确保留。</w:t>
@@ -8327,13 +6362,87 @@
       <w:pPr>
         <w:widowControl/>
         <w:jc w:val="left"/>
-      </w:pPr>
+        <w:rPr>
+          <w:rFonts w:hint="eastAsia"/>
+        </w:rPr>
+      </w:pPr>
+    </w:p>
+    <w:p>
+      <w:pPr>
+        <w:pStyle w:val="2"/>
+        <w:rPr>
+          <w:rFonts w:hint="eastAsia"/>
+        </w:rPr>
+      </w:pPr>
+      <w:r>
+        <w:rPr>
+          <w:rFonts w:hint="eastAsia"/>
+        </w:rPr>
+        <w:t>26.01.06</w:t>
+      </w:r>
+    </w:p>
+    <w:p>
+      <w:pPr>
+        <w:pStyle w:val="3"/>
+        <w:rPr>
+          <w:rFonts w:hint="eastAsia"/>
+        </w:rPr>
+      </w:pPr>
+      <w:r>
+        <w:rPr>
+          <w:rFonts w:hint="eastAsia"/>
+        </w:rPr>
+        <w:t>LC记录18</w:t>
+      </w:r>
     </w:p>
     <w:p>
       <w:pPr>
         <w:widowControl/>
         <w:jc w:val="left"/>
-      </w:pPr>
+        <w:rPr>
+          <w:rFonts w:hint="eastAsia"/>
+        </w:rPr>
+      </w:pPr>
+    </w:p>
+    <w:p>
+      <w:pPr>
+        <w:pStyle w:val="2"/>
+        <w:rPr>
+          <w:rFonts w:hint="eastAsia"/>
+        </w:rPr>
+      </w:pPr>
+      <w:r>
+        <w:rPr>
+          <w:rFonts w:hint="eastAsia"/>
+        </w:rPr>
+        <w:t>26.01.0</w:t>
+      </w:r>
+      <w:r>
+        <w:rPr>
+          <w:rFonts w:hint="eastAsia"/>
+        </w:rPr>
+        <w:t>8</w:t>
+      </w:r>
+    </w:p>
+    <w:p>
+      <w:pPr>
+        <w:pStyle w:val="3"/>
+        <w:rPr>
+          <w:rFonts w:hint="eastAsia"/>
+        </w:rPr>
+      </w:pPr>
+      <w:r>
+        <w:rPr>
+          <w:rFonts w:hint="eastAsia"/>
+        </w:rPr>
+        <w:t>LC记录1</w:t>
+      </w:r>
+      <w:r>
+        <w:rPr>
+          <w:rFonts w:hint="eastAsia"/>
+        </w:rPr>
+        <w:t>9</w:t>
+      </w:r>
     </w:p>
     <w:p>
       <w:pPr>
@@ -10588,6 +8697,7 @@
   <w:style w:type="character" w:default="1" w:styleId="a0">
     <w:name w:val="Default Paragraph Font"/>
     <w:uiPriority w:val="1"/>
+    <w:semiHidden/>
     <w:unhideWhenUsed/>
   </w:style>
   <w:style w:type="table" w:default="1" w:styleId="a1">

--- a/lc记录.docx
+++ b/lc记录.docx
@@ -2517,7 +2517,6 @@
               <w:rPr>
                 <w:rFonts w:hint="eastAsia"/>
               </w:rPr>
-              <w:lastRenderedPageBreak/>
               <w:t>map.delete(10583);</w:t>
             </w:r>
           </w:p>
@@ -3217,7 +3216,6 @@
               <w:rPr>
                 <w:rFonts w:hint="eastAsia"/>
               </w:rPr>
-              <w:lastRenderedPageBreak/>
               <w:t xml:space="preserve"> </w:t>
             </w:r>
           </w:p>
@@ -3372,7 +3370,6 @@
         </w:rPr>
       </w:pPr>
       <w:r>
-        <w:lastRenderedPageBreak/>
         <w:t>Array.from() 是 ES6 引入的静态方法，用于将类数组对象（具有 length 属性的对象）或可迭代对象（如字符串、Set、Map）转换为数组。</w:t>
       </w:r>
     </w:p>
@@ -3829,7 +3826,6 @@
         <w:rPr>
           <w:rFonts w:hint="eastAsia"/>
         </w:rPr>
-        <w:lastRenderedPageBreak/>
         <w:t>25.12.1</w:t>
       </w:r>
       <w:r>
@@ -4311,7 +4307,6 @@
         <w:rPr>
           <w:rFonts w:hint="eastAsia"/>
         </w:rPr>
-        <w:lastRenderedPageBreak/>
         <w:t>LC记录6</w:t>
       </w:r>
       <w:bookmarkEnd w:id="10"/>
@@ -4848,7 +4843,6 @@
         <w:rPr>
           <w:rFonts w:hint="eastAsia"/>
         </w:rPr>
-        <w:lastRenderedPageBreak/>
         <w:t>LC记录10</w:t>
       </w:r>
     </w:p>
@@ -5438,7 +5432,6 @@
         <w:rPr>
           <w:rFonts w:hint="eastAsia"/>
         </w:rPr>
-        <w:lastRenderedPageBreak/>
         <w:t>25.12.26</w:t>
       </w:r>
     </w:p>
@@ -6224,7 +6217,6 @@
         </w:rPr>
       </w:pPr>
       <w:r>
-        <w:lastRenderedPageBreak/>
         <w:t>substring 参数自动调整后返回有效子串。</w:t>
       </w:r>
     </w:p>
@@ -6415,13 +6407,7 @@
         <w:rPr>
           <w:rFonts w:hint="eastAsia"/>
         </w:rPr>
-        <w:t>26.01.0</w:t>
-      </w:r>
-      <w:r>
-        <w:rPr>
-          <w:rFonts w:hint="eastAsia"/>
-        </w:rPr>
-        <w:t>8</w:t>
+        <w:t>26.01.08</w:t>
       </w:r>
     </w:p>
     <w:p>
@@ -6435,13 +6421,19 @@
         <w:rPr>
           <w:rFonts w:hint="eastAsia"/>
         </w:rPr>
-        <w:t>LC记录1</w:t>
-      </w:r>
-      <w:r>
-        <w:rPr>
-          <w:rFonts w:hint="eastAsia"/>
-        </w:rPr>
-        <w:t>9</w:t>
+        <w:t>LC记录19</w:t>
+      </w:r>
+      <w:r>
+        <w:rPr>
+          <w:rFonts w:hint="eastAsia"/>
+        </w:rPr>
+        <w:t xml:space="preserve"> 20</w:t>
+      </w:r>
+      <w:r>
+        <w:rPr>
+          <w:rFonts w:hint="eastAsia"/>
+        </w:rPr>
+        <w:t xml:space="preserve"> 21</w:t>
       </w:r>
     </w:p>
     <w:p>

--- a/lc记录.docx
+++ b/lc记录.docx
@@ -6438,6 +6438,145 @@
     </w:p>
     <w:p>
       <w:pPr>
+        <w:pStyle w:val="2"/>
+        <w:rPr>
+          <w:rFonts w:hint="eastAsia"/>
+        </w:rPr>
+      </w:pPr>
+      <w:r>
+        <w:rPr>
+          <w:rFonts w:hint="eastAsia"/>
+        </w:rPr>
+        <w:t>26.01.10</w:t>
+      </w:r>
+    </w:p>
+    <w:p>
+      <w:pPr>
+        <w:pStyle w:val="3"/>
+        <w:rPr>
+          <w:rFonts w:hint="eastAsia"/>
+        </w:rPr>
+      </w:pPr>
+      <w:r>
+        <w:rPr>
+          <w:rFonts w:hint="eastAsia"/>
+        </w:rPr>
+        <w:t>LC记录22</w:t>
+      </w:r>
+      <w:r>
+        <w:rPr>
+          <w:rFonts w:hint="eastAsia"/>
+        </w:rPr>
+        <w:t xml:space="preserve"> 23</w:t>
+      </w:r>
+    </w:p>
+    <w:p>
+      <w:pPr>
+        <w:widowControl/>
+        <w:jc w:val="left"/>
+        <w:rPr>
+          <w:rFonts w:hint="eastAsia"/>
+        </w:rPr>
+      </w:pPr>
+    </w:p>
+    <w:p>
+      <w:pPr>
+        <w:widowControl/>
+        <w:jc w:val="left"/>
+        <w:rPr>
+          <w:rFonts w:hint="eastAsia"/>
+          <w:b/>
+          <w:bCs/>
+        </w:rPr>
+      </w:pPr>
+      <w:r>
+        <w:rPr>
+          <w:b/>
+          <w:bCs/>
+        </w:rPr>
+        <w:t xml:space="preserve">1. 操作符优先级顺序 </w:t>
+      </w:r>
+    </w:p>
+    <w:p>
+      <w:pPr>
+        <w:widowControl/>
+        <w:jc w:val="left"/>
+        <w:rPr>
+          <w:rFonts w:hint="eastAsia"/>
+        </w:rPr>
+      </w:pPr>
+      <w:r>
+        <w:t>按照优先级从高到低：</w:t>
+      </w:r>
+    </w:p>
+    <w:p>
+      <w:pPr>
+        <w:widowControl/>
+        <w:jc w:val="left"/>
+        <w:rPr>
+          <w:rFonts w:hint="eastAsia"/>
+        </w:rPr>
+      </w:pPr>
+      <w:r>
+        <w:t xml:space="preserve">  </w:t>
+      </w:r>
+      <w:r>
+        <w:rPr>
+          <w:b/>
+          <w:bCs/>
+        </w:rPr>
+        <w:t>相等比较</w:t>
+      </w:r>
+      <w:r>
+        <w:t>：===优先级最高</w:t>
+      </w:r>
+    </w:p>
+    <w:p>
+      <w:pPr>
+        <w:widowControl/>
+        <w:jc w:val="left"/>
+        <w:rPr>
+          <w:rFonts w:hint="eastAsia"/>
+        </w:rPr>
+      </w:pPr>
+      <w:r>
+        <w:t xml:space="preserve">  </w:t>
+      </w:r>
+      <w:r>
+        <w:rPr>
+          <w:b/>
+          <w:bCs/>
+        </w:rPr>
+        <w:t>条件运算符</w:t>
+      </w:r>
+      <w:r>
+        <w:t>：? :优先级次之</w:t>
+      </w:r>
+    </w:p>
+    <w:p>
+      <w:pPr>
+        <w:widowControl/>
+        <w:jc w:val="left"/>
+        <w:rPr>
+          <w:rFonts w:hint="eastAsia"/>
+        </w:rPr>
+      </w:pPr>
+      <w:r>
+        <w:t xml:space="preserve">  </w:t>
+      </w:r>
+      <w:r>
+        <w:rPr>
+          <w:b/>
+          <w:bCs/>
+        </w:rPr>
+        <w:t>赋值</w:t>
+      </w:r>
+      <w:r>
+        <w:t>：=优先级最低</w:t>
+      </w:r>
+    </w:p>
+    <w:p>
+      <w:pPr>
         <w:widowControl/>
         <w:jc w:val="left"/>
         <w:rPr>
@@ -7169,6 +7308,119 @@
     </w:lvl>
   </w:abstractNum>
   <w:abstractNum w:abstractNumId="5" w15:restartNumberingAfterBreak="0">
+    <w:nsid w:val="636F7383"/>
+    <w:multiLevelType w:val="multilevel"/>
+    <w:tmpl w:val="88DCC106"/>
+    <w:lvl w:ilvl="0">
+      <w:start w:val="1"/>
+      <w:numFmt w:val="decimal"/>
+      <w:lvlText w:val="%1."/>
+      <w:lvlJc w:val="left"/>
+      <w:pPr>
+        <w:tabs>
+          <w:tab w:val="num" w:pos="720"/>
+        </w:tabs>
+        <w:ind w:left="720" w:hanging="360"/>
+      </w:pPr>
+    </w:lvl>
+    <w:lvl w:ilvl="1" w:tentative="1">
+      <w:start w:val="1"/>
+      <w:numFmt w:val="decimal"/>
+      <w:lvlText w:val="%2."/>
+      <w:lvlJc w:val="left"/>
+      <w:pPr>
+        <w:tabs>
+          <w:tab w:val="num" w:pos="1440"/>
+        </w:tabs>
+        <w:ind w:left="1440" w:hanging="360"/>
+      </w:pPr>
+    </w:lvl>
+    <w:lvl w:ilvl="2" w:tentative="1">
+      <w:start w:val="1"/>
+      <w:numFmt w:val="decimal"/>
+      <w:lvlText w:val="%3."/>
+      <w:lvlJc w:val="left"/>
+      <w:pPr>
+        <w:tabs>
+          <w:tab w:val="num" w:pos="2160"/>
+        </w:tabs>
+        <w:ind w:left="2160" w:hanging="360"/>
+      </w:pPr>
+    </w:lvl>
+    <w:lvl w:ilvl="3" w:tentative="1">
+      <w:start w:val="1"/>
+      <w:numFmt w:val="decimal"/>
+      <w:lvlText w:val="%4."/>
+      <w:lvlJc w:val="left"/>
+      <w:pPr>
+        <w:tabs>
+          <w:tab w:val="num" w:pos="2880"/>
+        </w:tabs>
+        <w:ind w:left="2880" w:hanging="360"/>
+      </w:pPr>
+    </w:lvl>
+    <w:lvl w:ilvl="4" w:tentative="1">
+      <w:start w:val="1"/>
+      <w:numFmt w:val="decimal"/>
+      <w:lvlText w:val="%5."/>
+      <w:lvlJc w:val="left"/>
+      <w:pPr>
+        <w:tabs>
+          <w:tab w:val="num" w:pos="3600"/>
+        </w:tabs>
+        <w:ind w:left="3600" w:hanging="360"/>
+      </w:pPr>
+    </w:lvl>
+    <w:lvl w:ilvl="5" w:tentative="1">
+      <w:start w:val="1"/>
+      <w:numFmt w:val="decimal"/>
+      <w:lvlText w:val="%6."/>
+      <w:lvlJc w:val="left"/>
+      <w:pPr>
+        <w:tabs>
+          <w:tab w:val="num" w:pos="4320"/>
+        </w:tabs>
+        <w:ind w:left="4320" w:hanging="360"/>
+      </w:pPr>
+    </w:lvl>
+    <w:lvl w:ilvl="6" w:tentative="1">
+      <w:start w:val="1"/>
+      <w:numFmt w:val="decimal"/>
+      <w:lvlText w:val="%7."/>
+      <w:lvlJc w:val="left"/>
+      <w:pPr>
+        <w:tabs>
+          <w:tab w:val="num" w:pos="5040"/>
+        </w:tabs>
+        <w:ind w:left="5040" w:hanging="360"/>
+      </w:pPr>
+    </w:lvl>
+    <w:lvl w:ilvl="7" w:tentative="1">
+      <w:start w:val="1"/>
+      <w:numFmt w:val="decimal"/>
+      <w:lvlText w:val="%8."/>
+      <w:lvlJc w:val="left"/>
+      <w:pPr>
+        <w:tabs>
+          <w:tab w:val="num" w:pos="5760"/>
+        </w:tabs>
+        <w:ind w:left="5760" w:hanging="360"/>
+      </w:pPr>
+    </w:lvl>
+    <w:lvl w:ilvl="8" w:tentative="1">
+      <w:start w:val="1"/>
+      <w:numFmt w:val="decimal"/>
+      <w:lvlText w:val="%9."/>
+      <w:lvlJc w:val="left"/>
+      <w:pPr>
+        <w:tabs>
+          <w:tab w:val="num" w:pos="6480"/>
+        </w:tabs>
+        <w:ind w:left="6480" w:hanging="360"/>
+      </w:pPr>
+    </w:lvl>
+  </w:abstractNum>
+  <w:abstractNum w:abstractNumId="6" w15:restartNumberingAfterBreak="0">
     <w:nsid w:val="66B87742"/>
     <w:multiLevelType w:val="multilevel"/>
     <w:tmpl w:val="BD04B3AC"/>
@@ -7317,7 +7569,7 @@
       </w:rPr>
     </w:lvl>
   </w:abstractNum>
-  <w:abstractNum w:abstractNumId="6" w15:restartNumberingAfterBreak="0">
+  <w:abstractNum w:abstractNumId="7" w15:restartNumberingAfterBreak="0">
     <w:nsid w:val="6F1A0D8B"/>
     <w:multiLevelType w:val="multilevel"/>
     <w:tmpl w:val="5A607A12"/>
@@ -7466,7 +7718,7 @@
       </w:rPr>
     </w:lvl>
   </w:abstractNum>
-  <w:abstractNum w:abstractNumId="7" w15:restartNumberingAfterBreak="0">
+  <w:abstractNum w:abstractNumId="8" w15:restartNumberingAfterBreak="0">
     <w:nsid w:val="7242287A"/>
     <w:multiLevelType w:val="multilevel"/>
     <w:tmpl w:val="18FE1D88"/>
@@ -7615,7 +7867,7 @@
       </w:rPr>
     </w:lvl>
   </w:abstractNum>
-  <w:abstractNum w:abstractNumId="8" w15:restartNumberingAfterBreak="0">
+  <w:abstractNum w:abstractNumId="9" w15:restartNumberingAfterBreak="0">
     <w:nsid w:val="759A65C4"/>
     <w:multiLevelType w:val="multilevel"/>
     <w:tmpl w:val="C9DC7B56"/>
@@ -7764,7 +8016,7 @@
       </w:rPr>
     </w:lvl>
   </w:abstractNum>
-  <w:abstractNum w:abstractNumId="9" w15:restartNumberingAfterBreak="0">
+  <w:abstractNum w:abstractNumId="10" w15:restartNumberingAfterBreak="0">
     <w:nsid w:val="7A7476C4"/>
     <w:multiLevelType w:val="hybridMultilevel"/>
     <w:tmpl w:val="23083F84"/>
@@ -7853,7 +8105,7 @@
       </w:pPr>
     </w:lvl>
   </w:abstractNum>
-  <w:abstractNum w:abstractNumId="10" w15:restartNumberingAfterBreak="0">
+  <w:abstractNum w:abstractNumId="11" w15:restartNumberingAfterBreak="0">
     <w:nsid w:val="7C52220B"/>
     <w:multiLevelType w:val="multilevel"/>
     <w:tmpl w:val="4E8E3776"/>
@@ -8006,16 +8258,16 @@
     <w:abstractNumId w:val="3"/>
   </w:num>
   <w:num w:numId="2" w16cid:durableId="1314524494">
-    <w:abstractNumId w:val="9"/>
+    <w:abstractNumId w:val="10"/>
   </w:num>
   <w:num w:numId="3" w16cid:durableId="1181121512">
-    <w:abstractNumId w:val="6"/>
+    <w:abstractNumId w:val="7"/>
   </w:num>
   <w:num w:numId="4" w16cid:durableId="1975602848">
     <w:abstractNumId w:val="2"/>
   </w:num>
   <w:num w:numId="5" w16cid:durableId="1051804863">
-    <w:abstractNumId w:val="5"/>
+    <w:abstractNumId w:val="6"/>
   </w:num>
   <w:num w:numId="6" w16cid:durableId="1521043126">
     <w:abstractNumId w:val="1"/>
@@ -8074,16 +8326,19 @@
     </w:lvlOverride>
   </w:num>
   <w:num w:numId="13" w16cid:durableId="897978137">
-    <w:abstractNumId w:val="7"/>
+    <w:abstractNumId w:val="8"/>
   </w:num>
   <w:num w:numId="14" w16cid:durableId="92167680">
     <w:abstractNumId w:val="4"/>
   </w:num>
   <w:num w:numId="15" w16cid:durableId="443888042">
-    <w:abstractNumId w:val="8"/>
+    <w:abstractNumId w:val="9"/>
   </w:num>
   <w:num w:numId="16" w16cid:durableId="2057074406">
-    <w:abstractNumId w:val="10"/>
+    <w:abstractNumId w:val="11"/>
+  </w:num>
+  <w:num w:numId="17" w16cid:durableId="1469930745">
+    <w:abstractNumId w:val="5"/>
   </w:num>
 </w:numbering>
 </file>

--- a/lc记录.docx
+++ b/lc记录.docx
@@ -6573,6 +6573,58 @@
       </w:r>
       <w:r>
         <w:t>：=优先级最低</w:t>
+      </w:r>
+    </w:p>
+    <w:p>
+      <w:pPr>
+        <w:pStyle w:val="2"/>
+        <w:rPr>
+          <w:rFonts w:hint="eastAsia"/>
+        </w:rPr>
+      </w:pPr>
+      <w:r>
+        <w:rPr>
+          <w:rFonts w:hint="eastAsia"/>
+        </w:rPr>
+        <w:t>26.01.1</w:t>
+      </w:r>
+      <w:r>
+        <w:rPr>
+          <w:rFonts w:hint="eastAsia"/>
+        </w:rPr>
+        <w:t>1</w:t>
+      </w:r>
+    </w:p>
+    <w:p>
+      <w:pPr>
+        <w:pStyle w:val="3"/>
+        <w:rPr>
+          <w:rFonts w:hint="eastAsia"/>
+        </w:rPr>
+      </w:pPr>
+      <w:r>
+        <w:rPr>
+          <w:rFonts w:hint="eastAsia"/>
+        </w:rPr>
+        <w:t>LC记录2</w:t>
+      </w:r>
+      <w:r>
+        <w:rPr>
+          <w:rFonts w:hint="eastAsia"/>
+        </w:rPr>
+        <w:t>4</w:t>
+      </w:r>
+      <w:r>
+        <w:rPr>
+          <w:rFonts w:hint="eastAsia"/>
+        </w:rPr>
+        <w:t xml:space="preserve"> 25</w:t>
+      </w:r>
+      <w:r>
+        <w:rPr>
+          <w:rFonts w:hint="eastAsia"/>
+        </w:rPr>
+        <w:t xml:space="preserve"> 26</w:t>
       </w:r>
     </w:p>
     <w:p>

--- a/lc记录.docx
+++ b/lc记录.docx
@@ -2517,6 +2517,7 @@
               <w:rPr>
                 <w:rFonts w:hint="eastAsia"/>
               </w:rPr>
+              <w:lastRenderedPageBreak/>
               <w:t>map.delete(10583);</w:t>
             </w:r>
           </w:p>
@@ -3216,6 +3217,7 @@
               <w:rPr>
                 <w:rFonts w:hint="eastAsia"/>
               </w:rPr>
+              <w:lastRenderedPageBreak/>
               <w:t xml:space="preserve"> </w:t>
             </w:r>
           </w:p>
@@ -3370,6 +3372,7 @@
         </w:rPr>
       </w:pPr>
       <w:r>
+        <w:lastRenderedPageBreak/>
         <w:t>Array.from() 是 ES6 引入的静态方法，用于将类数组对象（具有 length 属性的对象）或可迭代对象（如字符串、Set、Map）转换为数组。</w:t>
       </w:r>
     </w:p>
@@ -3826,6 +3829,7 @@
         <w:rPr>
           <w:rFonts w:hint="eastAsia"/>
         </w:rPr>
+        <w:lastRenderedPageBreak/>
         <w:t>25.12.1</w:t>
       </w:r>
       <w:r>
@@ -4307,6 +4311,7 @@
         <w:rPr>
           <w:rFonts w:hint="eastAsia"/>
         </w:rPr>
+        <w:lastRenderedPageBreak/>
         <w:t>LC记录6</w:t>
       </w:r>
       <w:bookmarkEnd w:id="10"/>
@@ -4843,6 +4848,7 @@
         <w:rPr>
           <w:rFonts w:hint="eastAsia"/>
         </w:rPr>
+        <w:lastRenderedPageBreak/>
         <w:t>LC记录10</w:t>
       </w:r>
     </w:p>
@@ -5432,6 +5438,7 @@
         <w:rPr>
           <w:rFonts w:hint="eastAsia"/>
         </w:rPr>
+        <w:lastRenderedPageBreak/>
         <w:t>25.12.26</w:t>
       </w:r>
     </w:p>
@@ -6217,6 +6224,7 @@
         </w:rPr>
       </w:pPr>
       <w:r>
+        <w:lastRenderedPageBreak/>
         <w:t>substring 参数自动调整后返回有效子串。</w:t>
       </w:r>
     </w:p>
@@ -6586,13 +6594,60 @@
         <w:rPr>
           <w:rFonts w:hint="eastAsia"/>
         </w:rPr>
+        <w:lastRenderedPageBreak/>
+        <w:t>26.01.11</w:t>
+      </w:r>
+    </w:p>
+    <w:p>
+      <w:pPr>
+        <w:pStyle w:val="3"/>
+        <w:rPr>
+          <w:rFonts w:hint="eastAsia"/>
+        </w:rPr>
+      </w:pPr>
+      <w:r>
+        <w:rPr>
+          <w:rFonts w:hint="eastAsia"/>
+        </w:rPr>
+        <w:t>LC记录24</w:t>
+      </w:r>
+      <w:r>
+        <w:rPr>
+          <w:rFonts w:hint="eastAsia"/>
+        </w:rPr>
+        <w:t xml:space="preserve"> 25</w:t>
+      </w:r>
+      <w:r>
+        <w:rPr>
+          <w:rFonts w:hint="eastAsia"/>
+        </w:rPr>
+        <w:t xml:space="preserve"> 26</w:t>
+      </w:r>
+    </w:p>
+    <w:p>
+      <w:pPr>
+        <w:widowControl/>
+        <w:jc w:val="left"/>
+      </w:pPr>
+    </w:p>
+    <w:p>
+      <w:pPr>
+        <w:pStyle w:val="2"/>
+        <w:rPr>
+          <w:rFonts w:hint="eastAsia"/>
+        </w:rPr>
+      </w:pPr>
+      <w:r>
+        <w:rPr>
+          <w:rFonts w:hint="eastAsia"/>
+        </w:rPr>
         <w:t>26.01.1</w:t>
       </w:r>
       <w:r>
         <w:rPr>
           <w:rFonts w:hint="eastAsia"/>
         </w:rPr>
-        <w:t>1</w:t>
+        <w:t>2</w:t>
       </w:r>
     </w:p>
     <w:p>
@@ -6612,19 +6667,7 @@
         <w:rPr>
           <w:rFonts w:hint="eastAsia"/>
         </w:rPr>
-        <w:t>4</w:t>
-      </w:r>
-      <w:r>
-        <w:rPr>
-          <w:rFonts w:hint="eastAsia"/>
-        </w:rPr>
-        <w:t xml:space="preserve"> 25</w:t>
-      </w:r>
-      <w:r>
-        <w:rPr>
-          <w:rFonts w:hint="eastAsia"/>
-        </w:rPr>
-        <w:t xml:space="preserve"> 26</w:t>
+        <w:t>7</w:t>
       </w:r>
     </w:p>
     <w:p>

--- a/lc记录.docx
+++ b/lc记录.docx
@@ -6628,6 +6628,9 @@
       <w:pPr>
         <w:widowControl/>
         <w:jc w:val="left"/>
+        <w:rPr>
+          <w:rFonts w:hint="eastAsia"/>
+        </w:rPr>
       </w:pPr>
     </w:p>
     <w:p>
@@ -6641,13 +6644,7 @@
         <w:rPr>
           <w:rFonts w:hint="eastAsia"/>
         </w:rPr>
-        <w:t>26.01.1</w:t>
-      </w:r>
-      <w:r>
-        <w:rPr>
-          <w:rFonts w:hint="eastAsia"/>
-        </w:rPr>
-        <w:t>2</w:t>
+        <w:t>26.01.12</w:t>
       </w:r>
     </w:p>
     <w:p>
@@ -6661,13 +6658,39 @@
         <w:rPr>
           <w:rFonts w:hint="eastAsia"/>
         </w:rPr>
-        <w:t>LC记录2</w:t>
-      </w:r>
-      <w:r>
-        <w:rPr>
-          <w:rFonts w:hint="eastAsia"/>
-        </w:rPr>
-        <w:t>7</w:t>
+        <w:t>LC记录27</w:t>
+      </w:r>
+      <w:r>
+        <w:rPr>
+          <w:rFonts w:hint="eastAsia"/>
+        </w:rPr>
+        <w:t xml:space="preserve"> 28</w:t>
+      </w:r>
+    </w:p>
+    <w:p>
+      <w:pPr>
+        <w:widowControl/>
+        <w:numPr>
+          <w:ilvl w:val="0"/>
+          <w:numId w:val="18"/>
+        </w:numPr>
+        <w:jc w:val="left"/>
+      </w:pPr>
+      <w:r>
+        <w:t>??：仅在左侧为null或undefined时触发。</w:t>
+      </w:r>
+    </w:p>
+    <w:p>
+      <w:pPr>
+        <w:widowControl/>
+        <w:numPr>
+          <w:ilvl w:val="0"/>
+          <w:numId w:val="18"/>
+        </w:numPr>
+        <w:jc w:val="left"/>
+      </w:pPr>
+      <w:r>
+        <w:t>||：当左侧为任何假值（false、0、空字符串''、null、undefined、NaN）时触发。</w:t>
       </w:r>
     </w:p>
     <w:p>
@@ -7254,6 +7277,155 @@
     </w:lvl>
   </w:abstractNum>
   <w:abstractNum w:abstractNumId="4" w15:restartNumberingAfterBreak="0">
+    <w:nsid w:val="47A12E90"/>
+    <w:multiLevelType w:val="multilevel"/>
+    <w:tmpl w:val="EF94A8D8"/>
+    <w:lvl w:ilvl="0">
+      <w:start w:val="1"/>
+      <w:numFmt w:val="bullet"/>
+      <w:lvlText w:val=""/>
+      <w:lvlJc w:val="left"/>
+      <w:pPr>
+        <w:tabs>
+          <w:tab w:val="num" w:pos="720"/>
+        </w:tabs>
+        <w:ind w:left="720" w:hanging="360"/>
+      </w:pPr>
+      <w:rPr>
+        <w:rFonts w:ascii="Symbol" w:hAnsi="Symbol" w:hint="default"/>
+        <w:sz w:val="20"/>
+      </w:rPr>
+    </w:lvl>
+    <w:lvl w:ilvl="1" w:tentative="1">
+      <w:start w:val="1"/>
+      <w:numFmt w:val="bullet"/>
+      <w:lvlText w:val="o"/>
+      <w:lvlJc w:val="left"/>
+      <w:pPr>
+        <w:tabs>
+          <w:tab w:val="num" w:pos="1440"/>
+        </w:tabs>
+        <w:ind w:left="1440" w:hanging="360"/>
+      </w:pPr>
+      <w:rPr>
+        <w:rFonts w:ascii="Courier New" w:hAnsi="Courier New" w:hint="default"/>
+        <w:sz w:val="20"/>
+      </w:rPr>
+    </w:lvl>
+    <w:lvl w:ilvl="2" w:tentative="1">
+      <w:start w:val="1"/>
+      <w:numFmt w:val="bullet"/>
+      <w:lvlText w:val=""/>
+      <w:lvlJc w:val="left"/>
+      <w:pPr>
+        <w:tabs>
+          <w:tab w:val="num" w:pos="2160"/>
+        </w:tabs>
+        <w:ind w:left="2160" w:hanging="360"/>
+      </w:pPr>
+      <w:rPr>
+        <w:rFonts w:ascii="Wingdings" w:hAnsi="Wingdings" w:hint="default"/>
+        <w:sz w:val="20"/>
+      </w:rPr>
+    </w:lvl>
+    <w:lvl w:ilvl="3" w:tentative="1">
+      <w:start w:val="1"/>
+      <w:numFmt w:val="bullet"/>
+      <w:lvlText w:val=""/>
+      <w:lvlJc w:val="left"/>
+      <w:pPr>
+        <w:tabs>
+          <w:tab w:val="num" w:pos="2880"/>
+        </w:tabs>
+        <w:ind w:left="2880" w:hanging="360"/>
+      </w:pPr>
+      <w:rPr>
+        <w:rFonts w:ascii="Wingdings" w:hAnsi="Wingdings" w:hint="default"/>
+        <w:sz w:val="20"/>
+      </w:rPr>
+    </w:lvl>
+    <w:lvl w:ilvl="4" w:tentative="1">
+      <w:start w:val="1"/>
+      <w:numFmt w:val="bullet"/>
+      <w:lvlText w:val=""/>
+      <w:lvlJc w:val="left"/>
+      <w:pPr>
+        <w:tabs>
+          <w:tab w:val="num" w:pos="3600"/>
+        </w:tabs>
+        <w:ind w:left="3600" w:hanging="360"/>
+      </w:pPr>
+      <w:rPr>
+        <w:rFonts w:ascii="Wingdings" w:hAnsi="Wingdings" w:hint="default"/>
+        <w:sz w:val="20"/>
+      </w:rPr>
+    </w:lvl>
+    <w:lvl w:ilvl="5" w:tentative="1">
+      <w:start w:val="1"/>
+      <w:numFmt w:val="bullet"/>
+      <w:lvlText w:val=""/>
+      <w:lvlJc w:val="left"/>
+      <w:pPr>
+        <w:tabs>
+          <w:tab w:val="num" w:pos="4320"/>
+        </w:tabs>
+        <w:ind w:left="4320" w:hanging="360"/>
+      </w:pPr>
+      <w:rPr>
+        <w:rFonts w:ascii="Wingdings" w:hAnsi="Wingdings" w:hint="default"/>
+        <w:sz w:val="20"/>
+      </w:rPr>
+    </w:lvl>
+    <w:lvl w:ilvl="6" w:tentative="1">
+      <w:start w:val="1"/>
+      <w:numFmt w:val="bullet"/>
+      <w:lvlText w:val=""/>
+      <w:lvlJc w:val="left"/>
+      <w:pPr>
+        <w:tabs>
+          <w:tab w:val="num" w:pos="5040"/>
+        </w:tabs>
+        <w:ind w:left="5040" w:hanging="360"/>
+      </w:pPr>
+      <w:rPr>
+        <w:rFonts w:ascii="Wingdings" w:hAnsi="Wingdings" w:hint="default"/>
+        <w:sz w:val="20"/>
+      </w:rPr>
+    </w:lvl>
+    <w:lvl w:ilvl="7" w:tentative="1">
+      <w:start w:val="1"/>
+      <w:numFmt w:val="bullet"/>
+      <w:lvlText w:val=""/>
+      <w:lvlJc w:val="left"/>
+      <w:pPr>
+        <w:tabs>
+          <w:tab w:val="num" w:pos="5760"/>
+        </w:tabs>
+        <w:ind w:left="5760" w:hanging="360"/>
+      </w:pPr>
+      <w:rPr>
+        <w:rFonts w:ascii="Wingdings" w:hAnsi="Wingdings" w:hint="default"/>
+        <w:sz w:val="20"/>
+      </w:rPr>
+    </w:lvl>
+    <w:lvl w:ilvl="8" w:tentative="1">
+      <w:start w:val="1"/>
+      <w:numFmt w:val="bullet"/>
+      <w:lvlText w:val=""/>
+      <w:lvlJc w:val="left"/>
+      <w:pPr>
+        <w:tabs>
+          <w:tab w:val="num" w:pos="6480"/>
+        </w:tabs>
+        <w:ind w:left="6480" w:hanging="360"/>
+      </w:pPr>
+      <w:rPr>
+        <w:rFonts w:ascii="Wingdings" w:hAnsi="Wingdings" w:hint="default"/>
+        <w:sz w:val="20"/>
+      </w:rPr>
+    </w:lvl>
+  </w:abstractNum>
+  <w:abstractNum w:abstractNumId="5" w15:restartNumberingAfterBreak="0">
     <w:nsid w:val="63433C75"/>
     <w:multiLevelType w:val="multilevel"/>
     <w:tmpl w:val="302EDEB2"/>
@@ -7402,7 +7574,7 @@
       </w:rPr>
     </w:lvl>
   </w:abstractNum>
-  <w:abstractNum w:abstractNumId="5" w15:restartNumberingAfterBreak="0">
+  <w:abstractNum w:abstractNumId="6" w15:restartNumberingAfterBreak="0">
     <w:nsid w:val="636F7383"/>
     <w:multiLevelType w:val="multilevel"/>
     <w:tmpl w:val="88DCC106"/>
@@ -7515,7 +7687,7 @@
       </w:pPr>
     </w:lvl>
   </w:abstractNum>
-  <w:abstractNum w:abstractNumId="6" w15:restartNumberingAfterBreak="0">
+  <w:abstractNum w:abstractNumId="7" w15:restartNumberingAfterBreak="0">
     <w:nsid w:val="66B87742"/>
     <w:multiLevelType w:val="multilevel"/>
     <w:tmpl w:val="BD04B3AC"/>
@@ -7664,7 +7836,7 @@
       </w:rPr>
     </w:lvl>
   </w:abstractNum>
-  <w:abstractNum w:abstractNumId="7" w15:restartNumberingAfterBreak="0">
+  <w:abstractNum w:abstractNumId="8" w15:restartNumberingAfterBreak="0">
     <w:nsid w:val="6F1A0D8B"/>
     <w:multiLevelType w:val="multilevel"/>
     <w:tmpl w:val="5A607A12"/>
@@ -7813,7 +7985,7 @@
       </w:rPr>
     </w:lvl>
   </w:abstractNum>
-  <w:abstractNum w:abstractNumId="8" w15:restartNumberingAfterBreak="0">
+  <w:abstractNum w:abstractNumId="9" w15:restartNumberingAfterBreak="0">
     <w:nsid w:val="7242287A"/>
     <w:multiLevelType w:val="multilevel"/>
     <w:tmpl w:val="18FE1D88"/>
@@ -7962,7 +8134,7 @@
       </w:rPr>
     </w:lvl>
   </w:abstractNum>
-  <w:abstractNum w:abstractNumId="9" w15:restartNumberingAfterBreak="0">
+  <w:abstractNum w:abstractNumId="10" w15:restartNumberingAfterBreak="0">
     <w:nsid w:val="759A65C4"/>
     <w:multiLevelType w:val="multilevel"/>
     <w:tmpl w:val="C9DC7B56"/>
@@ -8111,7 +8283,7 @@
       </w:rPr>
     </w:lvl>
   </w:abstractNum>
-  <w:abstractNum w:abstractNumId="10" w15:restartNumberingAfterBreak="0">
+  <w:abstractNum w:abstractNumId="11" w15:restartNumberingAfterBreak="0">
     <w:nsid w:val="7A7476C4"/>
     <w:multiLevelType w:val="hybridMultilevel"/>
     <w:tmpl w:val="23083F84"/>
@@ -8200,7 +8372,7 @@
       </w:pPr>
     </w:lvl>
   </w:abstractNum>
-  <w:abstractNum w:abstractNumId="11" w15:restartNumberingAfterBreak="0">
+  <w:abstractNum w:abstractNumId="12" w15:restartNumberingAfterBreak="0">
     <w:nsid w:val="7C52220B"/>
     <w:multiLevelType w:val="multilevel"/>
     <w:tmpl w:val="4E8E3776"/>
@@ -8353,16 +8525,16 @@
     <w:abstractNumId w:val="3"/>
   </w:num>
   <w:num w:numId="2" w16cid:durableId="1314524494">
-    <w:abstractNumId w:val="10"/>
+    <w:abstractNumId w:val="11"/>
   </w:num>
   <w:num w:numId="3" w16cid:durableId="1181121512">
-    <w:abstractNumId w:val="7"/>
+    <w:abstractNumId w:val="8"/>
   </w:num>
   <w:num w:numId="4" w16cid:durableId="1975602848">
     <w:abstractNumId w:val="2"/>
   </w:num>
   <w:num w:numId="5" w16cid:durableId="1051804863">
-    <w:abstractNumId w:val="6"/>
+    <w:abstractNumId w:val="7"/>
   </w:num>
   <w:num w:numId="6" w16cid:durableId="1521043126">
     <w:abstractNumId w:val="1"/>
@@ -8421,19 +8593,22 @@
     </w:lvlOverride>
   </w:num>
   <w:num w:numId="13" w16cid:durableId="897978137">
-    <w:abstractNumId w:val="8"/>
+    <w:abstractNumId w:val="9"/>
   </w:num>
   <w:num w:numId="14" w16cid:durableId="92167680">
-    <w:abstractNumId w:val="4"/>
+    <w:abstractNumId w:val="5"/>
   </w:num>
   <w:num w:numId="15" w16cid:durableId="443888042">
-    <w:abstractNumId w:val="9"/>
+    <w:abstractNumId w:val="10"/>
   </w:num>
   <w:num w:numId="16" w16cid:durableId="2057074406">
-    <w:abstractNumId w:val="11"/>
+    <w:abstractNumId w:val="12"/>
   </w:num>
   <w:num w:numId="17" w16cid:durableId="1469930745">
-    <w:abstractNumId w:val="5"/>
+    <w:abstractNumId w:val="6"/>
+  </w:num>
+  <w:num w:numId="18" w16cid:durableId="69428861">
+    <w:abstractNumId w:val="4"/>
   </w:num>
 </w:numbering>
 </file>
@@ -9039,7 +9214,6 @@
   <w:style w:type="character" w:default="1" w:styleId="a0">
     <w:name w:val="Default Paragraph Font"/>
     <w:uiPriority w:val="1"/>
-    <w:semiHidden/>
     <w:unhideWhenUsed/>
   </w:style>
   <w:style w:type="table" w:default="1" w:styleId="a1">

--- a/lc记录.docx
+++ b/lc记录.docx
@@ -2517,7 +2517,6 @@
               <w:rPr>
                 <w:rFonts w:hint="eastAsia"/>
               </w:rPr>
-              <w:lastRenderedPageBreak/>
               <w:t>map.delete(10583);</w:t>
             </w:r>
           </w:p>
@@ -3217,7 +3216,6 @@
               <w:rPr>
                 <w:rFonts w:hint="eastAsia"/>
               </w:rPr>
-              <w:lastRenderedPageBreak/>
               <w:t xml:space="preserve"> </w:t>
             </w:r>
           </w:p>
@@ -3372,7 +3370,6 @@
         </w:rPr>
       </w:pPr>
       <w:r>
-        <w:lastRenderedPageBreak/>
         <w:t>Array.from() 是 ES6 引入的静态方法，用于将类数组对象（具有 length 属性的对象）或可迭代对象（如字符串、Set、Map）转换为数组。</w:t>
       </w:r>
     </w:p>
@@ -3829,7 +3826,6 @@
         <w:rPr>
           <w:rFonts w:hint="eastAsia"/>
         </w:rPr>
-        <w:lastRenderedPageBreak/>
         <w:t>25.12.1</w:t>
       </w:r>
       <w:r>
@@ -4311,7 +4307,6 @@
         <w:rPr>
           <w:rFonts w:hint="eastAsia"/>
         </w:rPr>
-        <w:lastRenderedPageBreak/>
         <w:t>LC记录6</w:t>
       </w:r>
       <w:bookmarkEnd w:id="10"/>
@@ -4848,7 +4843,6 @@
         <w:rPr>
           <w:rFonts w:hint="eastAsia"/>
         </w:rPr>
-        <w:lastRenderedPageBreak/>
         <w:t>LC记录10</w:t>
       </w:r>
     </w:p>
@@ -5438,7 +5432,6 @@
         <w:rPr>
           <w:rFonts w:hint="eastAsia"/>
         </w:rPr>
-        <w:lastRenderedPageBreak/>
         <w:t>25.12.26</w:t>
       </w:r>
     </w:p>
@@ -6224,7 +6217,6 @@
         </w:rPr>
       </w:pPr>
       <w:r>
-        <w:lastRenderedPageBreak/>
         <w:t>substring 参数自动调整后返回有效子串。</w:t>
       </w:r>
     </w:p>
@@ -6594,7 +6586,6 @@
         <w:rPr>
           <w:rFonts w:hint="eastAsia"/>
         </w:rPr>
-        <w:lastRenderedPageBreak/>
         <w:t>26.01.11</w:t>
       </w:r>
     </w:p>
@@ -6665,6 +6656,18 @@
           <w:rFonts w:hint="eastAsia"/>
         </w:rPr>
         <w:t xml:space="preserve"> 28</w:t>
+      </w:r>
+      <w:r>
+        <w:rPr>
+          <w:rFonts w:hint="eastAsia"/>
+        </w:rPr>
+        <w:t xml:space="preserve"> 29</w:t>
+      </w:r>
+      <w:r>
+        <w:rPr>
+          <w:rFonts w:hint="eastAsia"/>
+        </w:rPr>
+        <w:t xml:space="preserve"> 30</w:t>
       </w:r>
     </w:p>
     <w:p>
@@ -6675,6 +6678,9 @@
           <w:numId w:val="18"/>
         </w:numPr>
         <w:jc w:val="left"/>
+        <w:rPr>
+          <w:rFonts w:hint="eastAsia"/>
+        </w:rPr>
       </w:pPr>
       <w:r>
         <w:t>??：仅在左侧为null或undefined时触发。</w:t>
@@ -6688,6 +6694,9 @@
           <w:numId w:val="18"/>
         </w:numPr>
         <w:jc w:val="left"/>
+        <w:rPr>
+          <w:rFonts w:hint="eastAsia"/>
+        </w:rPr>
       </w:pPr>
       <w:r>
         <w:t>||：当左侧为任何假值（false、0、空字符串''、null、undefined、NaN）时触发。</w:t>
@@ -9214,6 +9223,7 @@
   <w:style w:type="character" w:default="1" w:styleId="a0">
     <w:name w:val="Default Paragraph Font"/>
     <w:uiPriority w:val="1"/>
+    <w:semiHidden/>
     <w:unhideWhenUsed/>
   </w:style>
   <w:style w:type="table" w:default="1" w:styleId="a1">

--- a/lc记录.docx
+++ b/lc记录.docx
@@ -77,7 +77,7 @@
           <w:r>
             <w:fldChar w:fldCharType="separate"/>
           </w:r>
-          <w:hyperlink w:anchor="_Toc216714323" w:history="1">
+          <w:hyperlink w:anchor="_Toc219301793" w:history="1">
             <w:r>
               <w:rPr>
                 <w:rStyle w:val="ae"/>
@@ -115,7 +115,7 @@
                 <w:noProof/>
                 <w:webHidden/>
               </w:rPr>
-              <w:instrText>PAGEREF _Toc216714323 \h</w:instrText>
+              <w:instrText>PAGEREF _Toc219301793 \h</w:instrText>
             </w:r>
             <w:r>
               <w:rPr>
@@ -146,7 +146,7 @@
                 <w:noProof/>
                 <w:webHidden/>
               </w:rPr>
-              <w:t>1</w:t>
+              <w:t>2</w:t>
             </w:r>
             <w:r>
               <w:rPr>
@@ -172,7 +172,7 @@
               <w14:ligatures w14:val="standardContextual"/>
             </w:rPr>
           </w:pPr>
-          <w:hyperlink w:anchor="_Toc216714324" w:history="1">
+          <w:hyperlink w:anchor="_Toc219301794" w:history="1">
             <w:r>
               <w:rPr>
                 <w:rStyle w:val="ae"/>
@@ -210,7 +210,7 @@
                 <w:noProof/>
                 <w:webHidden/>
               </w:rPr>
-              <w:instrText>PAGEREF _Toc216714324 \h</w:instrText>
+              <w:instrText>PAGEREF _Toc219301794 \h</w:instrText>
             </w:r>
             <w:r>
               <w:rPr>
@@ -241,7 +241,7 @@
                 <w:noProof/>
                 <w:webHidden/>
               </w:rPr>
-              <w:t>1</w:t>
+              <w:t>2</w:t>
             </w:r>
             <w:r>
               <w:rPr>
@@ -267,7 +267,7 @@
               <w14:ligatures w14:val="standardContextual"/>
             </w:rPr>
           </w:pPr>
-          <w:hyperlink w:anchor="_Toc216714325" w:history="1">
+          <w:hyperlink w:anchor="_Toc219301795" w:history="1">
             <w:r>
               <w:rPr>
                 <w:rStyle w:val="ae"/>
@@ -305,7 +305,7 @@
                 <w:noProof/>
                 <w:webHidden/>
               </w:rPr>
-              <w:instrText>PAGEREF _Toc216714325 \h</w:instrText>
+              <w:instrText>PAGEREF _Toc219301795 \h</w:instrText>
             </w:r>
             <w:r>
               <w:rPr>
@@ -336,7 +336,7 @@
                 <w:noProof/>
                 <w:webHidden/>
               </w:rPr>
-              <w:t>4</w:t>
+              <w:t>5</w:t>
             </w:r>
             <w:r>
               <w:rPr>
@@ -362,7 +362,7 @@
               <w14:ligatures w14:val="standardContextual"/>
             </w:rPr>
           </w:pPr>
-          <w:hyperlink w:anchor="_Toc216714326" w:history="1">
+          <w:hyperlink w:anchor="_Toc219301796" w:history="1">
             <w:r>
               <w:rPr>
                 <w:rStyle w:val="ae"/>
@@ -400,7 +400,7 @@
                 <w:noProof/>
                 <w:webHidden/>
               </w:rPr>
-              <w:instrText>PAGEREF _Toc216714326 \h</w:instrText>
+              <w:instrText>PAGEREF _Toc219301796 \h</w:instrText>
             </w:r>
             <w:r>
               <w:rPr>
@@ -431,7 +431,7 @@
                 <w:noProof/>
                 <w:webHidden/>
               </w:rPr>
-              <w:t>4</w:t>
+              <w:t>5</w:t>
             </w:r>
             <w:r>
               <w:rPr>
@@ -457,7 +457,7 @@
               <w14:ligatures w14:val="standardContextual"/>
             </w:rPr>
           </w:pPr>
-          <w:hyperlink w:anchor="_Toc216714327" w:history="1">
+          <w:hyperlink w:anchor="_Toc219301797" w:history="1">
             <w:r>
               <w:rPr>
                 <w:rStyle w:val="ae"/>
@@ -495,7 +495,7 @@
                 <w:noProof/>
                 <w:webHidden/>
               </w:rPr>
-              <w:instrText>PAGEREF _Toc216714327 \h</w:instrText>
+              <w:instrText>PAGEREF _Toc219301797 \h</w:instrText>
             </w:r>
             <w:r>
               <w:rPr>
@@ -526,7 +526,7 @@
                 <w:noProof/>
                 <w:webHidden/>
               </w:rPr>
-              <w:t>4</w:t>
+              <w:t>5</w:t>
             </w:r>
             <w:r>
               <w:rPr>
@@ -552,7 +552,7 @@
               <w14:ligatures w14:val="standardContextual"/>
             </w:rPr>
           </w:pPr>
-          <w:hyperlink w:anchor="_Toc216714328" w:history="1">
+          <w:hyperlink w:anchor="_Toc219301798" w:history="1">
             <w:r>
               <w:rPr>
                 <w:rStyle w:val="ae"/>
@@ -590,7 +590,7 @@
                 <w:noProof/>
                 <w:webHidden/>
               </w:rPr>
-              <w:instrText>PAGEREF _Toc216714328 \h</w:instrText>
+              <w:instrText>PAGEREF _Toc219301798 \h</w:instrText>
             </w:r>
             <w:r>
               <w:rPr>
@@ -647,7 +647,7 @@
               <w14:ligatures w14:val="standardContextual"/>
             </w:rPr>
           </w:pPr>
-          <w:hyperlink w:anchor="_Toc216714329" w:history="1">
+          <w:hyperlink w:anchor="_Toc219301799" w:history="1">
             <w:r>
               <w:rPr>
                 <w:rStyle w:val="ae"/>
@@ -685,7 +685,7 @@
                 <w:noProof/>
                 <w:webHidden/>
               </w:rPr>
-              <w:instrText>PAGEREF _Toc216714329 \h</w:instrText>
+              <w:instrText>PAGEREF _Toc219301799 \h</w:instrText>
             </w:r>
             <w:r>
               <w:rPr>
@@ -742,7 +742,7 @@
               <w14:ligatures w14:val="standardContextual"/>
             </w:rPr>
           </w:pPr>
-          <w:hyperlink w:anchor="_Toc216714330" w:history="1">
+          <w:hyperlink w:anchor="_Toc219301800" w:history="1">
             <w:r>
               <w:rPr>
                 <w:rStyle w:val="ae"/>
@@ -780,7 +780,7 @@
                 <w:noProof/>
                 <w:webHidden/>
               </w:rPr>
-              <w:instrText>PAGEREF _Toc216714330 \h</w:instrText>
+              <w:instrText>PAGEREF _Toc219301800 \h</w:instrText>
             </w:r>
             <w:r>
               <w:rPr>
@@ -811,7 +811,7 @@
                 <w:noProof/>
                 <w:webHidden/>
               </w:rPr>
-              <w:t>6</w:t>
+              <w:t>7</w:t>
             </w:r>
             <w:r>
               <w:rPr>
@@ -837,7 +837,7 @@
               <w14:ligatures w14:val="standardContextual"/>
             </w:rPr>
           </w:pPr>
-          <w:hyperlink w:anchor="_Toc216714331" w:history="1">
+          <w:hyperlink w:anchor="_Toc219301801" w:history="1">
             <w:r>
               <w:rPr>
                 <w:rStyle w:val="ae"/>
@@ -875,7 +875,7 @@
                 <w:noProof/>
                 <w:webHidden/>
               </w:rPr>
-              <w:instrText>PAGEREF _Toc216714331 \h</w:instrText>
+              <w:instrText>PAGEREF _Toc219301801 \h</w:instrText>
             </w:r>
             <w:r>
               <w:rPr>
@@ -906,7 +906,7 @@
                 <w:noProof/>
                 <w:webHidden/>
               </w:rPr>
-              <w:t>6</w:t>
+              <w:t>7</w:t>
             </w:r>
             <w:r>
               <w:rPr>
@@ -932,7 +932,7 @@
               <w14:ligatures w14:val="standardContextual"/>
             </w:rPr>
           </w:pPr>
-          <w:hyperlink w:anchor="_Toc216714332" w:history="1">
+          <w:hyperlink w:anchor="_Toc219301802" w:history="1">
             <w:r>
               <w:rPr>
                 <w:rStyle w:val="ae"/>
@@ -970,7 +970,7 @@
                 <w:noProof/>
                 <w:webHidden/>
               </w:rPr>
-              <w:instrText>PAGEREF _Toc216714332 \h</w:instrText>
+              <w:instrText>PAGEREF _Toc219301802 \h</w:instrText>
             </w:r>
             <w:r>
               <w:rPr>
@@ -1002,6 +1002,2381 @@
                 <w:webHidden/>
               </w:rPr>
               <w:t>7</w:t>
+            </w:r>
+            <w:r>
+              <w:rPr>
+                <w:rFonts w:hint="eastAsia"/>
+                <w:noProof/>
+                <w:webHidden/>
+              </w:rPr>
+              <w:fldChar w:fldCharType="end"/>
+            </w:r>
+          </w:hyperlink>
+        </w:p>
+        <w:p>
+          <w:pPr>
+            <w:pStyle w:val="TOC2"/>
+            <w:tabs>
+              <w:tab w:val="right" w:leader="dot" w:pos="8296"/>
+            </w:tabs>
+            <w:rPr>
+              <w:rFonts w:cstheme="minorBidi" w:hint="eastAsia"/>
+              <w:noProof/>
+              <w:kern w:val="2"/>
+              <w:szCs w:val="24"/>
+              <w14:ligatures w14:val="standardContextual"/>
+            </w:rPr>
+          </w:pPr>
+          <w:hyperlink w:anchor="_Toc219301803" w:history="1">
+            <w:r>
+              <w:rPr>
+                <w:rStyle w:val="ae"/>
+                <w:rFonts w:hint="eastAsia"/>
+                <w:noProof/>
+              </w:rPr>
+              <w:t>25.12.16</w:t>
+            </w:r>
+            <w:r>
+              <w:rPr>
+                <w:rFonts w:hint="eastAsia"/>
+                <w:noProof/>
+                <w:webHidden/>
+              </w:rPr>
+              <w:tab/>
+            </w:r>
+            <w:r>
+              <w:rPr>
+                <w:rFonts w:hint="eastAsia"/>
+                <w:noProof/>
+                <w:webHidden/>
+              </w:rPr>
+              <w:fldChar w:fldCharType="begin"/>
+            </w:r>
+            <w:r>
+              <w:rPr>
+                <w:rFonts w:hint="eastAsia"/>
+                <w:noProof/>
+                <w:webHidden/>
+              </w:rPr>
+              <w:instrText xml:space="preserve"> </w:instrText>
+            </w:r>
+            <w:r>
+              <w:rPr>
+                <w:noProof/>
+                <w:webHidden/>
+              </w:rPr>
+              <w:instrText>PAGEREF _Toc219301803 \h</w:instrText>
+            </w:r>
+            <w:r>
+              <w:rPr>
+                <w:rFonts w:hint="eastAsia"/>
+                <w:noProof/>
+                <w:webHidden/>
+              </w:rPr>
+              <w:instrText xml:space="preserve"> </w:instrText>
+            </w:r>
+            <w:r>
+              <w:rPr>
+                <w:rFonts w:hint="eastAsia"/>
+                <w:noProof/>
+                <w:webHidden/>
+              </w:rPr>
+            </w:r>
+            <w:r>
+              <w:rPr>
+                <w:rFonts w:hint="eastAsia"/>
+                <w:noProof/>
+                <w:webHidden/>
+              </w:rPr>
+              <w:fldChar w:fldCharType="separate"/>
+            </w:r>
+            <w:r>
+              <w:rPr>
+                <w:rFonts w:hint="eastAsia"/>
+                <w:noProof/>
+                <w:webHidden/>
+              </w:rPr>
+              <w:t>7</w:t>
+            </w:r>
+            <w:r>
+              <w:rPr>
+                <w:rFonts w:hint="eastAsia"/>
+                <w:noProof/>
+                <w:webHidden/>
+              </w:rPr>
+              <w:fldChar w:fldCharType="end"/>
+            </w:r>
+          </w:hyperlink>
+        </w:p>
+        <w:p>
+          <w:pPr>
+            <w:pStyle w:val="TOC3"/>
+            <w:tabs>
+              <w:tab w:val="right" w:leader="dot" w:pos="8296"/>
+            </w:tabs>
+            <w:rPr>
+              <w:rFonts w:cstheme="minorBidi" w:hint="eastAsia"/>
+              <w:noProof/>
+              <w:kern w:val="2"/>
+              <w:szCs w:val="24"/>
+              <w14:ligatures w14:val="standardContextual"/>
+            </w:rPr>
+          </w:pPr>
+          <w:hyperlink w:anchor="_Toc219301804" w:history="1">
+            <w:r>
+              <w:rPr>
+                <w:rStyle w:val="ae"/>
+                <w:rFonts w:hint="eastAsia"/>
+                <w:noProof/>
+              </w:rPr>
+              <w:t>LC记录7</w:t>
+            </w:r>
+            <w:r>
+              <w:rPr>
+                <w:rFonts w:hint="eastAsia"/>
+                <w:noProof/>
+                <w:webHidden/>
+              </w:rPr>
+              <w:tab/>
+            </w:r>
+            <w:r>
+              <w:rPr>
+                <w:rFonts w:hint="eastAsia"/>
+                <w:noProof/>
+                <w:webHidden/>
+              </w:rPr>
+              <w:fldChar w:fldCharType="begin"/>
+            </w:r>
+            <w:r>
+              <w:rPr>
+                <w:rFonts w:hint="eastAsia"/>
+                <w:noProof/>
+                <w:webHidden/>
+              </w:rPr>
+              <w:instrText xml:space="preserve"> </w:instrText>
+            </w:r>
+            <w:r>
+              <w:rPr>
+                <w:noProof/>
+                <w:webHidden/>
+              </w:rPr>
+              <w:instrText>PAGEREF _Toc219301804 \h</w:instrText>
+            </w:r>
+            <w:r>
+              <w:rPr>
+                <w:rFonts w:hint="eastAsia"/>
+                <w:noProof/>
+                <w:webHidden/>
+              </w:rPr>
+              <w:instrText xml:space="preserve"> </w:instrText>
+            </w:r>
+            <w:r>
+              <w:rPr>
+                <w:rFonts w:hint="eastAsia"/>
+                <w:noProof/>
+                <w:webHidden/>
+              </w:rPr>
+            </w:r>
+            <w:r>
+              <w:rPr>
+                <w:rFonts w:hint="eastAsia"/>
+                <w:noProof/>
+                <w:webHidden/>
+              </w:rPr>
+              <w:fldChar w:fldCharType="separate"/>
+            </w:r>
+            <w:r>
+              <w:rPr>
+                <w:rFonts w:hint="eastAsia"/>
+                <w:noProof/>
+                <w:webHidden/>
+              </w:rPr>
+              <w:t>7</w:t>
+            </w:r>
+            <w:r>
+              <w:rPr>
+                <w:rFonts w:hint="eastAsia"/>
+                <w:noProof/>
+                <w:webHidden/>
+              </w:rPr>
+              <w:fldChar w:fldCharType="end"/>
+            </w:r>
+          </w:hyperlink>
+        </w:p>
+        <w:p>
+          <w:pPr>
+            <w:pStyle w:val="TOC2"/>
+            <w:tabs>
+              <w:tab w:val="right" w:leader="dot" w:pos="8296"/>
+            </w:tabs>
+            <w:rPr>
+              <w:rFonts w:cstheme="minorBidi" w:hint="eastAsia"/>
+              <w:noProof/>
+              <w:kern w:val="2"/>
+              <w:szCs w:val="24"/>
+              <w14:ligatures w14:val="standardContextual"/>
+            </w:rPr>
+          </w:pPr>
+          <w:hyperlink w:anchor="_Toc219301805" w:history="1">
+            <w:r>
+              <w:rPr>
+                <w:rStyle w:val="ae"/>
+                <w:rFonts w:hint="eastAsia"/>
+                <w:noProof/>
+              </w:rPr>
+              <w:t>25.12.17</w:t>
+            </w:r>
+            <w:r>
+              <w:rPr>
+                <w:rFonts w:hint="eastAsia"/>
+                <w:noProof/>
+                <w:webHidden/>
+              </w:rPr>
+              <w:tab/>
+            </w:r>
+            <w:r>
+              <w:rPr>
+                <w:rFonts w:hint="eastAsia"/>
+                <w:noProof/>
+                <w:webHidden/>
+              </w:rPr>
+              <w:fldChar w:fldCharType="begin"/>
+            </w:r>
+            <w:r>
+              <w:rPr>
+                <w:rFonts w:hint="eastAsia"/>
+                <w:noProof/>
+                <w:webHidden/>
+              </w:rPr>
+              <w:instrText xml:space="preserve"> </w:instrText>
+            </w:r>
+            <w:r>
+              <w:rPr>
+                <w:noProof/>
+                <w:webHidden/>
+              </w:rPr>
+              <w:instrText>PAGEREF _Toc219301805 \h</w:instrText>
+            </w:r>
+            <w:r>
+              <w:rPr>
+                <w:rFonts w:hint="eastAsia"/>
+                <w:noProof/>
+                <w:webHidden/>
+              </w:rPr>
+              <w:instrText xml:space="preserve"> </w:instrText>
+            </w:r>
+            <w:r>
+              <w:rPr>
+                <w:rFonts w:hint="eastAsia"/>
+                <w:noProof/>
+                <w:webHidden/>
+              </w:rPr>
+            </w:r>
+            <w:r>
+              <w:rPr>
+                <w:rFonts w:hint="eastAsia"/>
+                <w:noProof/>
+                <w:webHidden/>
+              </w:rPr>
+              <w:fldChar w:fldCharType="separate"/>
+            </w:r>
+            <w:r>
+              <w:rPr>
+                <w:rFonts w:hint="eastAsia"/>
+                <w:noProof/>
+                <w:webHidden/>
+              </w:rPr>
+              <w:t>8</w:t>
+            </w:r>
+            <w:r>
+              <w:rPr>
+                <w:rFonts w:hint="eastAsia"/>
+                <w:noProof/>
+                <w:webHidden/>
+              </w:rPr>
+              <w:fldChar w:fldCharType="end"/>
+            </w:r>
+          </w:hyperlink>
+        </w:p>
+        <w:p>
+          <w:pPr>
+            <w:pStyle w:val="TOC3"/>
+            <w:tabs>
+              <w:tab w:val="right" w:leader="dot" w:pos="8296"/>
+            </w:tabs>
+            <w:rPr>
+              <w:rFonts w:cstheme="minorBidi" w:hint="eastAsia"/>
+              <w:noProof/>
+              <w:kern w:val="2"/>
+              <w:szCs w:val="24"/>
+              <w14:ligatures w14:val="standardContextual"/>
+            </w:rPr>
+          </w:pPr>
+          <w:hyperlink w:anchor="_Toc219301806" w:history="1">
+            <w:r>
+              <w:rPr>
+                <w:rStyle w:val="ae"/>
+                <w:rFonts w:hint="eastAsia"/>
+                <w:noProof/>
+              </w:rPr>
+              <w:t>LC记录8</w:t>
+            </w:r>
+            <w:r>
+              <w:rPr>
+                <w:rFonts w:hint="eastAsia"/>
+                <w:noProof/>
+                <w:webHidden/>
+              </w:rPr>
+              <w:tab/>
+            </w:r>
+            <w:r>
+              <w:rPr>
+                <w:rFonts w:hint="eastAsia"/>
+                <w:noProof/>
+                <w:webHidden/>
+              </w:rPr>
+              <w:fldChar w:fldCharType="begin"/>
+            </w:r>
+            <w:r>
+              <w:rPr>
+                <w:rFonts w:hint="eastAsia"/>
+                <w:noProof/>
+                <w:webHidden/>
+              </w:rPr>
+              <w:instrText xml:space="preserve"> </w:instrText>
+            </w:r>
+            <w:r>
+              <w:rPr>
+                <w:noProof/>
+                <w:webHidden/>
+              </w:rPr>
+              <w:instrText>PAGEREF _Toc219301806 \h</w:instrText>
+            </w:r>
+            <w:r>
+              <w:rPr>
+                <w:rFonts w:hint="eastAsia"/>
+                <w:noProof/>
+                <w:webHidden/>
+              </w:rPr>
+              <w:instrText xml:space="preserve"> </w:instrText>
+            </w:r>
+            <w:r>
+              <w:rPr>
+                <w:rFonts w:hint="eastAsia"/>
+                <w:noProof/>
+                <w:webHidden/>
+              </w:rPr>
+            </w:r>
+            <w:r>
+              <w:rPr>
+                <w:rFonts w:hint="eastAsia"/>
+                <w:noProof/>
+                <w:webHidden/>
+              </w:rPr>
+              <w:fldChar w:fldCharType="separate"/>
+            </w:r>
+            <w:r>
+              <w:rPr>
+                <w:rFonts w:hint="eastAsia"/>
+                <w:noProof/>
+                <w:webHidden/>
+              </w:rPr>
+              <w:t>8</w:t>
+            </w:r>
+            <w:r>
+              <w:rPr>
+                <w:rFonts w:hint="eastAsia"/>
+                <w:noProof/>
+                <w:webHidden/>
+              </w:rPr>
+              <w:fldChar w:fldCharType="end"/>
+            </w:r>
+          </w:hyperlink>
+        </w:p>
+        <w:p>
+          <w:pPr>
+            <w:pStyle w:val="TOC3"/>
+            <w:tabs>
+              <w:tab w:val="right" w:leader="dot" w:pos="8296"/>
+            </w:tabs>
+            <w:rPr>
+              <w:rFonts w:cstheme="minorBidi" w:hint="eastAsia"/>
+              <w:noProof/>
+              <w:kern w:val="2"/>
+              <w:szCs w:val="24"/>
+              <w14:ligatures w14:val="standardContextual"/>
+            </w:rPr>
+          </w:pPr>
+          <w:hyperlink w:anchor="_Toc219301807" w:history="1">
+            <w:r>
+              <w:rPr>
+                <w:rStyle w:val="ae"/>
+                <w:rFonts w:hint="eastAsia"/>
+                <w:noProof/>
+              </w:rPr>
+              <w:t>LC记录9</w:t>
+            </w:r>
+            <w:r>
+              <w:rPr>
+                <w:rFonts w:hint="eastAsia"/>
+                <w:noProof/>
+                <w:webHidden/>
+              </w:rPr>
+              <w:tab/>
+            </w:r>
+            <w:r>
+              <w:rPr>
+                <w:rFonts w:hint="eastAsia"/>
+                <w:noProof/>
+                <w:webHidden/>
+              </w:rPr>
+              <w:fldChar w:fldCharType="begin"/>
+            </w:r>
+            <w:r>
+              <w:rPr>
+                <w:rFonts w:hint="eastAsia"/>
+                <w:noProof/>
+                <w:webHidden/>
+              </w:rPr>
+              <w:instrText xml:space="preserve"> </w:instrText>
+            </w:r>
+            <w:r>
+              <w:rPr>
+                <w:noProof/>
+                <w:webHidden/>
+              </w:rPr>
+              <w:instrText>PAGEREF _Toc219301807 \h</w:instrText>
+            </w:r>
+            <w:r>
+              <w:rPr>
+                <w:rFonts w:hint="eastAsia"/>
+                <w:noProof/>
+                <w:webHidden/>
+              </w:rPr>
+              <w:instrText xml:space="preserve"> </w:instrText>
+            </w:r>
+            <w:r>
+              <w:rPr>
+                <w:rFonts w:hint="eastAsia"/>
+                <w:noProof/>
+                <w:webHidden/>
+              </w:rPr>
+            </w:r>
+            <w:r>
+              <w:rPr>
+                <w:rFonts w:hint="eastAsia"/>
+                <w:noProof/>
+                <w:webHidden/>
+              </w:rPr>
+              <w:fldChar w:fldCharType="separate"/>
+            </w:r>
+            <w:r>
+              <w:rPr>
+                <w:rFonts w:hint="eastAsia"/>
+                <w:noProof/>
+                <w:webHidden/>
+              </w:rPr>
+              <w:t>8</w:t>
+            </w:r>
+            <w:r>
+              <w:rPr>
+                <w:rFonts w:hint="eastAsia"/>
+                <w:noProof/>
+                <w:webHidden/>
+              </w:rPr>
+              <w:fldChar w:fldCharType="end"/>
+            </w:r>
+          </w:hyperlink>
+        </w:p>
+        <w:p>
+          <w:pPr>
+            <w:pStyle w:val="TOC2"/>
+            <w:tabs>
+              <w:tab w:val="right" w:leader="dot" w:pos="8296"/>
+            </w:tabs>
+            <w:rPr>
+              <w:rFonts w:cstheme="minorBidi" w:hint="eastAsia"/>
+              <w:noProof/>
+              <w:kern w:val="2"/>
+              <w:szCs w:val="24"/>
+              <w14:ligatures w14:val="standardContextual"/>
+            </w:rPr>
+          </w:pPr>
+          <w:hyperlink w:anchor="_Toc219301808" w:history="1">
+            <w:r>
+              <w:rPr>
+                <w:rStyle w:val="ae"/>
+                <w:rFonts w:hint="eastAsia"/>
+                <w:noProof/>
+              </w:rPr>
+              <w:t>25.12.23</w:t>
+            </w:r>
+            <w:r>
+              <w:rPr>
+                <w:rFonts w:hint="eastAsia"/>
+                <w:noProof/>
+                <w:webHidden/>
+              </w:rPr>
+              <w:tab/>
+            </w:r>
+            <w:r>
+              <w:rPr>
+                <w:rFonts w:hint="eastAsia"/>
+                <w:noProof/>
+                <w:webHidden/>
+              </w:rPr>
+              <w:fldChar w:fldCharType="begin"/>
+            </w:r>
+            <w:r>
+              <w:rPr>
+                <w:rFonts w:hint="eastAsia"/>
+                <w:noProof/>
+                <w:webHidden/>
+              </w:rPr>
+              <w:instrText xml:space="preserve"> </w:instrText>
+            </w:r>
+            <w:r>
+              <w:rPr>
+                <w:noProof/>
+                <w:webHidden/>
+              </w:rPr>
+              <w:instrText>PAGEREF _Toc219301808 \h</w:instrText>
+            </w:r>
+            <w:r>
+              <w:rPr>
+                <w:rFonts w:hint="eastAsia"/>
+                <w:noProof/>
+                <w:webHidden/>
+              </w:rPr>
+              <w:instrText xml:space="preserve"> </w:instrText>
+            </w:r>
+            <w:r>
+              <w:rPr>
+                <w:rFonts w:hint="eastAsia"/>
+                <w:noProof/>
+                <w:webHidden/>
+              </w:rPr>
+            </w:r>
+            <w:r>
+              <w:rPr>
+                <w:rFonts w:hint="eastAsia"/>
+                <w:noProof/>
+                <w:webHidden/>
+              </w:rPr>
+              <w:fldChar w:fldCharType="separate"/>
+            </w:r>
+            <w:r>
+              <w:rPr>
+                <w:rFonts w:hint="eastAsia"/>
+                <w:noProof/>
+                <w:webHidden/>
+              </w:rPr>
+              <w:t>8</w:t>
+            </w:r>
+            <w:r>
+              <w:rPr>
+                <w:rFonts w:hint="eastAsia"/>
+                <w:noProof/>
+                <w:webHidden/>
+              </w:rPr>
+              <w:fldChar w:fldCharType="end"/>
+            </w:r>
+          </w:hyperlink>
+        </w:p>
+        <w:p>
+          <w:pPr>
+            <w:pStyle w:val="TOC3"/>
+            <w:tabs>
+              <w:tab w:val="right" w:leader="dot" w:pos="8296"/>
+            </w:tabs>
+            <w:rPr>
+              <w:rFonts w:cstheme="minorBidi" w:hint="eastAsia"/>
+              <w:noProof/>
+              <w:kern w:val="2"/>
+              <w:szCs w:val="24"/>
+              <w14:ligatures w14:val="standardContextual"/>
+            </w:rPr>
+          </w:pPr>
+          <w:hyperlink w:anchor="_Toc219301809" w:history="1">
+            <w:r>
+              <w:rPr>
+                <w:rStyle w:val="ae"/>
+                <w:rFonts w:hint="eastAsia"/>
+                <w:noProof/>
+              </w:rPr>
+              <w:t>LC记录10</w:t>
+            </w:r>
+            <w:r>
+              <w:rPr>
+                <w:rFonts w:hint="eastAsia"/>
+                <w:noProof/>
+                <w:webHidden/>
+              </w:rPr>
+              <w:tab/>
+            </w:r>
+            <w:r>
+              <w:rPr>
+                <w:rFonts w:hint="eastAsia"/>
+                <w:noProof/>
+                <w:webHidden/>
+              </w:rPr>
+              <w:fldChar w:fldCharType="begin"/>
+            </w:r>
+            <w:r>
+              <w:rPr>
+                <w:rFonts w:hint="eastAsia"/>
+                <w:noProof/>
+                <w:webHidden/>
+              </w:rPr>
+              <w:instrText xml:space="preserve"> </w:instrText>
+            </w:r>
+            <w:r>
+              <w:rPr>
+                <w:noProof/>
+                <w:webHidden/>
+              </w:rPr>
+              <w:instrText>PAGEREF _Toc219301809 \h</w:instrText>
+            </w:r>
+            <w:r>
+              <w:rPr>
+                <w:rFonts w:hint="eastAsia"/>
+                <w:noProof/>
+                <w:webHidden/>
+              </w:rPr>
+              <w:instrText xml:space="preserve"> </w:instrText>
+            </w:r>
+            <w:r>
+              <w:rPr>
+                <w:rFonts w:hint="eastAsia"/>
+                <w:noProof/>
+                <w:webHidden/>
+              </w:rPr>
+            </w:r>
+            <w:r>
+              <w:rPr>
+                <w:rFonts w:hint="eastAsia"/>
+                <w:noProof/>
+                <w:webHidden/>
+              </w:rPr>
+              <w:fldChar w:fldCharType="separate"/>
+            </w:r>
+            <w:r>
+              <w:rPr>
+                <w:rFonts w:hint="eastAsia"/>
+                <w:noProof/>
+                <w:webHidden/>
+              </w:rPr>
+              <w:t>8</w:t>
+            </w:r>
+            <w:r>
+              <w:rPr>
+                <w:rFonts w:hint="eastAsia"/>
+                <w:noProof/>
+                <w:webHidden/>
+              </w:rPr>
+              <w:fldChar w:fldCharType="end"/>
+            </w:r>
+          </w:hyperlink>
+        </w:p>
+        <w:p>
+          <w:pPr>
+            <w:pStyle w:val="TOC2"/>
+            <w:tabs>
+              <w:tab w:val="right" w:leader="dot" w:pos="8296"/>
+            </w:tabs>
+            <w:rPr>
+              <w:rFonts w:cstheme="minorBidi" w:hint="eastAsia"/>
+              <w:noProof/>
+              <w:kern w:val="2"/>
+              <w:szCs w:val="24"/>
+              <w14:ligatures w14:val="standardContextual"/>
+            </w:rPr>
+          </w:pPr>
+          <w:hyperlink w:anchor="_Toc219301810" w:history="1">
+            <w:r>
+              <w:rPr>
+                <w:rStyle w:val="ae"/>
+                <w:rFonts w:hint="eastAsia"/>
+                <w:noProof/>
+              </w:rPr>
+              <w:t>25.12.25</w:t>
+            </w:r>
+            <w:r>
+              <w:rPr>
+                <w:rFonts w:hint="eastAsia"/>
+                <w:noProof/>
+                <w:webHidden/>
+              </w:rPr>
+              <w:tab/>
+            </w:r>
+            <w:r>
+              <w:rPr>
+                <w:rFonts w:hint="eastAsia"/>
+                <w:noProof/>
+                <w:webHidden/>
+              </w:rPr>
+              <w:fldChar w:fldCharType="begin"/>
+            </w:r>
+            <w:r>
+              <w:rPr>
+                <w:rFonts w:hint="eastAsia"/>
+                <w:noProof/>
+                <w:webHidden/>
+              </w:rPr>
+              <w:instrText xml:space="preserve"> </w:instrText>
+            </w:r>
+            <w:r>
+              <w:rPr>
+                <w:noProof/>
+                <w:webHidden/>
+              </w:rPr>
+              <w:instrText>PAGEREF _Toc219301810 \h</w:instrText>
+            </w:r>
+            <w:r>
+              <w:rPr>
+                <w:rFonts w:hint="eastAsia"/>
+                <w:noProof/>
+                <w:webHidden/>
+              </w:rPr>
+              <w:instrText xml:space="preserve"> </w:instrText>
+            </w:r>
+            <w:r>
+              <w:rPr>
+                <w:rFonts w:hint="eastAsia"/>
+                <w:noProof/>
+                <w:webHidden/>
+              </w:rPr>
+            </w:r>
+            <w:r>
+              <w:rPr>
+                <w:rFonts w:hint="eastAsia"/>
+                <w:noProof/>
+                <w:webHidden/>
+              </w:rPr>
+              <w:fldChar w:fldCharType="separate"/>
+            </w:r>
+            <w:r>
+              <w:rPr>
+                <w:rFonts w:hint="eastAsia"/>
+                <w:noProof/>
+                <w:webHidden/>
+              </w:rPr>
+              <w:t>8</w:t>
+            </w:r>
+            <w:r>
+              <w:rPr>
+                <w:rFonts w:hint="eastAsia"/>
+                <w:noProof/>
+                <w:webHidden/>
+              </w:rPr>
+              <w:fldChar w:fldCharType="end"/>
+            </w:r>
+          </w:hyperlink>
+        </w:p>
+        <w:p>
+          <w:pPr>
+            <w:pStyle w:val="TOC3"/>
+            <w:tabs>
+              <w:tab w:val="right" w:leader="dot" w:pos="8296"/>
+            </w:tabs>
+            <w:rPr>
+              <w:rFonts w:cstheme="minorBidi" w:hint="eastAsia"/>
+              <w:noProof/>
+              <w:kern w:val="2"/>
+              <w:szCs w:val="24"/>
+              <w14:ligatures w14:val="standardContextual"/>
+            </w:rPr>
+          </w:pPr>
+          <w:hyperlink w:anchor="_Toc219301811" w:history="1">
+            <w:r>
+              <w:rPr>
+                <w:rStyle w:val="ae"/>
+                <w:rFonts w:hint="eastAsia"/>
+                <w:noProof/>
+              </w:rPr>
+              <w:t>LC记录11</w:t>
+            </w:r>
+            <w:r>
+              <w:rPr>
+                <w:rFonts w:hint="eastAsia"/>
+                <w:noProof/>
+                <w:webHidden/>
+              </w:rPr>
+              <w:tab/>
+            </w:r>
+            <w:r>
+              <w:rPr>
+                <w:rFonts w:hint="eastAsia"/>
+                <w:noProof/>
+                <w:webHidden/>
+              </w:rPr>
+              <w:fldChar w:fldCharType="begin"/>
+            </w:r>
+            <w:r>
+              <w:rPr>
+                <w:rFonts w:hint="eastAsia"/>
+                <w:noProof/>
+                <w:webHidden/>
+              </w:rPr>
+              <w:instrText xml:space="preserve"> </w:instrText>
+            </w:r>
+            <w:r>
+              <w:rPr>
+                <w:noProof/>
+                <w:webHidden/>
+              </w:rPr>
+              <w:instrText>PAGEREF _Toc219301811 \h</w:instrText>
+            </w:r>
+            <w:r>
+              <w:rPr>
+                <w:rFonts w:hint="eastAsia"/>
+                <w:noProof/>
+                <w:webHidden/>
+              </w:rPr>
+              <w:instrText xml:space="preserve"> </w:instrText>
+            </w:r>
+            <w:r>
+              <w:rPr>
+                <w:rFonts w:hint="eastAsia"/>
+                <w:noProof/>
+                <w:webHidden/>
+              </w:rPr>
+            </w:r>
+            <w:r>
+              <w:rPr>
+                <w:rFonts w:hint="eastAsia"/>
+                <w:noProof/>
+                <w:webHidden/>
+              </w:rPr>
+              <w:fldChar w:fldCharType="separate"/>
+            </w:r>
+            <w:r>
+              <w:rPr>
+                <w:rFonts w:hint="eastAsia"/>
+                <w:noProof/>
+                <w:webHidden/>
+              </w:rPr>
+              <w:t>8</w:t>
+            </w:r>
+            <w:r>
+              <w:rPr>
+                <w:rFonts w:hint="eastAsia"/>
+                <w:noProof/>
+                <w:webHidden/>
+              </w:rPr>
+              <w:fldChar w:fldCharType="end"/>
+            </w:r>
+          </w:hyperlink>
+        </w:p>
+        <w:p>
+          <w:pPr>
+            <w:pStyle w:val="TOC2"/>
+            <w:tabs>
+              <w:tab w:val="right" w:leader="dot" w:pos="8296"/>
+            </w:tabs>
+            <w:rPr>
+              <w:rFonts w:cstheme="minorBidi" w:hint="eastAsia"/>
+              <w:noProof/>
+              <w:kern w:val="2"/>
+              <w:szCs w:val="24"/>
+              <w14:ligatures w14:val="standardContextual"/>
+            </w:rPr>
+          </w:pPr>
+          <w:hyperlink w:anchor="_Toc219301812" w:history="1">
+            <w:r>
+              <w:rPr>
+                <w:rStyle w:val="ae"/>
+                <w:rFonts w:hint="eastAsia"/>
+                <w:noProof/>
+              </w:rPr>
+              <w:t>25.12.26</w:t>
+            </w:r>
+            <w:r>
+              <w:rPr>
+                <w:rFonts w:hint="eastAsia"/>
+                <w:noProof/>
+                <w:webHidden/>
+              </w:rPr>
+              <w:tab/>
+            </w:r>
+            <w:r>
+              <w:rPr>
+                <w:rFonts w:hint="eastAsia"/>
+                <w:noProof/>
+                <w:webHidden/>
+              </w:rPr>
+              <w:fldChar w:fldCharType="begin"/>
+            </w:r>
+            <w:r>
+              <w:rPr>
+                <w:rFonts w:hint="eastAsia"/>
+                <w:noProof/>
+                <w:webHidden/>
+              </w:rPr>
+              <w:instrText xml:space="preserve"> </w:instrText>
+            </w:r>
+            <w:r>
+              <w:rPr>
+                <w:noProof/>
+                <w:webHidden/>
+              </w:rPr>
+              <w:instrText>PAGEREF _Toc219301812 \h</w:instrText>
+            </w:r>
+            <w:r>
+              <w:rPr>
+                <w:rFonts w:hint="eastAsia"/>
+                <w:noProof/>
+                <w:webHidden/>
+              </w:rPr>
+              <w:instrText xml:space="preserve"> </w:instrText>
+            </w:r>
+            <w:r>
+              <w:rPr>
+                <w:rFonts w:hint="eastAsia"/>
+                <w:noProof/>
+                <w:webHidden/>
+              </w:rPr>
+            </w:r>
+            <w:r>
+              <w:rPr>
+                <w:rFonts w:hint="eastAsia"/>
+                <w:noProof/>
+                <w:webHidden/>
+              </w:rPr>
+              <w:fldChar w:fldCharType="separate"/>
+            </w:r>
+            <w:r>
+              <w:rPr>
+                <w:rFonts w:hint="eastAsia"/>
+                <w:noProof/>
+                <w:webHidden/>
+              </w:rPr>
+              <w:t>9</w:t>
+            </w:r>
+            <w:r>
+              <w:rPr>
+                <w:rFonts w:hint="eastAsia"/>
+                <w:noProof/>
+                <w:webHidden/>
+              </w:rPr>
+              <w:fldChar w:fldCharType="end"/>
+            </w:r>
+          </w:hyperlink>
+        </w:p>
+        <w:p>
+          <w:pPr>
+            <w:pStyle w:val="TOC3"/>
+            <w:tabs>
+              <w:tab w:val="right" w:leader="dot" w:pos="8296"/>
+            </w:tabs>
+            <w:rPr>
+              <w:rFonts w:cstheme="minorBidi" w:hint="eastAsia"/>
+              <w:noProof/>
+              <w:kern w:val="2"/>
+              <w:szCs w:val="24"/>
+              <w14:ligatures w14:val="standardContextual"/>
+            </w:rPr>
+          </w:pPr>
+          <w:hyperlink w:anchor="_Toc219301813" w:history="1">
+            <w:r>
+              <w:rPr>
+                <w:rStyle w:val="ae"/>
+                <w:rFonts w:hint="eastAsia"/>
+                <w:noProof/>
+              </w:rPr>
+              <w:t>LC记录12</w:t>
+            </w:r>
+            <w:r>
+              <w:rPr>
+                <w:rFonts w:hint="eastAsia"/>
+                <w:noProof/>
+                <w:webHidden/>
+              </w:rPr>
+              <w:tab/>
+            </w:r>
+            <w:r>
+              <w:rPr>
+                <w:rFonts w:hint="eastAsia"/>
+                <w:noProof/>
+                <w:webHidden/>
+              </w:rPr>
+              <w:fldChar w:fldCharType="begin"/>
+            </w:r>
+            <w:r>
+              <w:rPr>
+                <w:rFonts w:hint="eastAsia"/>
+                <w:noProof/>
+                <w:webHidden/>
+              </w:rPr>
+              <w:instrText xml:space="preserve"> </w:instrText>
+            </w:r>
+            <w:r>
+              <w:rPr>
+                <w:noProof/>
+                <w:webHidden/>
+              </w:rPr>
+              <w:instrText>PAGEREF _Toc219301813 \h</w:instrText>
+            </w:r>
+            <w:r>
+              <w:rPr>
+                <w:rFonts w:hint="eastAsia"/>
+                <w:noProof/>
+                <w:webHidden/>
+              </w:rPr>
+              <w:instrText xml:space="preserve"> </w:instrText>
+            </w:r>
+            <w:r>
+              <w:rPr>
+                <w:rFonts w:hint="eastAsia"/>
+                <w:noProof/>
+                <w:webHidden/>
+              </w:rPr>
+            </w:r>
+            <w:r>
+              <w:rPr>
+                <w:rFonts w:hint="eastAsia"/>
+                <w:noProof/>
+                <w:webHidden/>
+              </w:rPr>
+              <w:fldChar w:fldCharType="separate"/>
+            </w:r>
+            <w:r>
+              <w:rPr>
+                <w:rFonts w:hint="eastAsia"/>
+                <w:noProof/>
+                <w:webHidden/>
+              </w:rPr>
+              <w:t>9</w:t>
+            </w:r>
+            <w:r>
+              <w:rPr>
+                <w:rFonts w:hint="eastAsia"/>
+                <w:noProof/>
+                <w:webHidden/>
+              </w:rPr>
+              <w:fldChar w:fldCharType="end"/>
+            </w:r>
+          </w:hyperlink>
+        </w:p>
+        <w:p>
+          <w:pPr>
+            <w:pStyle w:val="TOC2"/>
+            <w:tabs>
+              <w:tab w:val="right" w:leader="dot" w:pos="8296"/>
+            </w:tabs>
+            <w:rPr>
+              <w:rFonts w:cstheme="minorBidi" w:hint="eastAsia"/>
+              <w:noProof/>
+              <w:kern w:val="2"/>
+              <w:szCs w:val="24"/>
+              <w14:ligatures w14:val="standardContextual"/>
+            </w:rPr>
+          </w:pPr>
+          <w:hyperlink w:anchor="_Toc219301814" w:history="1">
+            <w:r>
+              <w:rPr>
+                <w:rStyle w:val="ae"/>
+                <w:rFonts w:hint="eastAsia"/>
+                <w:noProof/>
+              </w:rPr>
+              <w:t>26.01.05</w:t>
+            </w:r>
+            <w:r>
+              <w:rPr>
+                <w:rFonts w:hint="eastAsia"/>
+                <w:noProof/>
+                <w:webHidden/>
+              </w:rPr>
+              <w:tab/>
+            </w:r>
+            <w:r>
+              <w:rPr>
+                <w:rFonts w:hint="eastAsia"/>
+                <w:noProof/>
+                <w:webHidden/>
+              </w:rPr>
+              <w:fldChar w:fldCharType="begin"/>
+            </w:r>
+            <w:r>
+              <w:rPr>
+                <w:rFonts w:hint="eastAsia"/>
+                <w:noProof/>
+                <w:webHidden/>
+              </w:rPr>
+              <w:instrText xml:space="preserve"> </w:instrText>
+            </w:r>
+            <w:r>
+              <w:rPr>
+                <w:noProof/>
+                <w:webHidden/>
+              </w:rPr>
+              <w:instrText>PAGEREF _Toc219301814 \h</w:instrText>
+            </w:r>
+            <w:r>
+              <w:rPr>
+                <w:rFonts w:hint="eastAsia"/>
+                <w:noProof/>
+                <w:webHidden/>
+              </w:rPr>
+              <w:instrText xml:space="preserve"> </w:instrText>
+            </w:r>
+            <w:r>
+              <w:rPr>
+                <w:rFonts w:hint="eastAsia"/>
+                <w:noProof/>
+                <w:webHidden/>
+              </w:rPr>
+            </w:r>
+            <w:r>
+              <w:rPr>
+                <w:rFonts w:hint="eastAsia"/>
+                <w:noProof/>
+                <w:webHidden/>
+              </w:rPr>
+              <w:fldChar w:fldCharType="separate"/>
+            </w:r>
+            <w:r>
+              <w:rPr>
+                <w:rFonts w:hint="eastAsia"/>
+                <w:noProof/>
+                <w:webHidden/>
+              </w:rPr>
+              <w:t>10</w:t>
+            </w:r>
+            <w:r>
+              <w:rPr>
+                <w:rFonts w:hint="eastAsia"/>
+                <w:noProof/>
+                <w:webHidden/>
+              </w:rPr>
+              <w:fldChar w:fldCharType="end"/>
+            </w:r>
+          </w:hyperlink>
+        </w:p>
+        <w:p>
+          <w:pPr>
+            <w:pStyle w:val="TOC3"/>
+            <w:tabs>
+              <w:tab w:val="right" w:leader="dot" w:pos="8296"/>
+            </w:tabs>
+            <w:rPr>
+              <w:rFonts w:cstheme="minorBidi" w:hint="eastAsia"/>
+              <w:noProof/>
+              <w:kern w:val="2"/>
+              <w:szCs w:val="24"/>
+              <w14:ligatures w14:val="standardContextual"/>
+            </w:rPr>
+          </w:pPr>
+          <w:hyperlink w:anchor="_Toc219301815" w:history="1">
+            <w:r>
+              <w:rPr>
+                <w:rStyle w:val="ae"/>
+                <w:rFonts w:hint="eastAsia"/>
+                <w:noProof/>
+              </w:rPr>
+              <w:t>LC记录13 14 15 16 17</w:t>
+            </w:r>
+            <w:r>
+              <w:rPr>
+                <w:rFonts w:hint="eastAsia"/>
+                <w:noProof/>
+                <w:webHidden/>
+              </w:rPr>
+              <w:tab/>
+            </w:r>
+            <w:r>
+              <w:rPr>
+                <w:rFonts w:hint="eastAsia"/>
+                <w:noProof/>
+                <w:webHidden/>
+              </w:rPr>
+              <w:fldChar w:fldCharType="begin"/>
+            </w:r>
+            <w:r>
+              <w:rPr>
+                <w:rFonts w:hint="eastAsia"/>
+                <w:noProof/>
+                <w:webHidden/>
+              </w:rPr>
+              <w:instrText xml:space="preserve"> </w:instrText>
+            </w:r>
+            <w:r>
+              <w:rPr>
+                <w:noProof/>
+                <w:webHidden/>
+              </w:rPr>
+              <w:instrText>PAGEREF _Toc219301815 \h</w:instrText>
+            </w:r>
+            <w:r>
+              <w:rPr>
+                <w:rFonts w:hint="eastAsia"/>
+                <w:noProof/>
+                <w:webHidden/>
+              </w:rPr>
+              <w:instrText xml:space="preserve"> </w:instrText>
+            </w:r>
+            <w:r>
+              <w:rPr>
+                <w:rFonts w:hint="eastAsia"/>
+                <w:noProof/>
+                <w:webHidden/>
+              </w:rPr>
+            </w:r>
+            <w:r>
+              <w:rPr>
+                <w:rFonts w:hint="eastAsia"/>
+                <w:noProof/>
+                <w:webHidden/>
+              </w:rPr>
+              <w:fldChar w:fldCharType="separate"/>
+            </w:r>
+            <w:r>
+              <w:rPr>
+                <w:rFonts w:hint="eastAsia"/>
+                <w:noProof/>
+                <w:webHidden/>
+              </w:rPr>
+              <w:t>10</w:t>
+            </w:r>
+            <w:r>
+              <w:rPr>
+                <w:rFonts w:hint="eastAsia"/>
+                <w:noProof/>
+                <w:webHidden/>
+              </w:rPr>
+              <w:fldChar w:fldCharType="end"/>
+            </w:r>
+          </w:hyperlink>
+        </w:p>
+        <w:p>
+          <w:pPr>
+            <w:pStyle w:val="TOC2"/>
+            <w:tabs>
+              <w:tab w:val="right" w:leader="dot" w:pos="8296"/>
+            </w:tabs>
+            <w:rPr>
+              <w:rFonts w:cstheme="minorBidi" w:hint="eastAsia"/>
+              <w:noProof/>
+              <w:kern w:val="2"/>
+              <w:szCs w:val="24"/>
+              <w14:ligatures w14:val="standardContextual"/>
+            </w:rPr>
+          </w:pPr>
+          <w:hyperlink w:anchor="_Toc219301816" w:history="1">
+            <w:r>
+              <w:rPr>
+                <w:rStyle w:val="ae"/>
+                <w:rFonts w:hint="eastAsia"/>
+                <w:noProof/>
+              </w:rPr>
+              <w:t>26.01.06</w:t>
+            </w:r>
+            <w:r>
+              <w:rPr>
+                <w:rFonts w:hint="eastAsia"/>
+                <w:noProof/>
+                <w:webHidden/>
+              </w:rPr>
+              <w:tab/>
+            </w:r>
+            <w:r>
+              <w:rPr>
+                <w:rFonts w:hint="eastAsia"/>
+                <w:noProof/>
+                <w:webHidden/>
+              </w:rPr>
+              <w:fldChar w:fldCharType="begin"/>
+            </w:r>
+            <w:r>
+              <w:rPr>
+                <w:rFonts w:hint="eastAsia"/>
+                <w:noProof/>
+                <w:webHidden/>
+              </w:rPr>
+              <w:instrText xml:space="preserve"> </w:instrText>
+            </w:r>
+            <w:r>
+              <w:rPr>
+                <w:noProof/>
+                <w:webHidden/>
+              </w:rPr>
+              <w:instrText>PAGEREF _Toc219301816 \h</w:instrText>
+            </w:r>
+            <w:r>
+              <w:rPr>
+                <w:rFonts w:hint="eastAsia"/>
+                <w:noProof/>
+                <w:webHidden/>
+              </w:rPr>
+              <w:instrText xml:space="preserve"> </w:instrText>
+            </w:r>
+            <w:r>
+              <w:rPr>
+                <w:rFonts w:hint="eastAsia"/>
+                <w:noProof/>
+                <w:webHidden/>
+              </w:rPr>
+            </w:r>
+            <w:r>
+              <w:rPr>
+                <w:rFonts w:hint="eastAsia"/>
+                <w:noProof/>
+                <w:webHidden/>
+              </w:rPr>
+              <w:fldChar w:fldCharType="separate"/>
+            </w:r>
+            <w:r>
+              <w:rPr>
+                <w:rFonts w:hint="eastAsia"/>
+                <w:noProof/>
+                <w:webHidden/>
+              </w:rPr>
+              <w:t>11</w:t>
+            </w:r>
+            <w:r>
+              <w:rPr>
+                <w:rFonts w:hint="eastAsia"/>
+                <w:noProof/>
+                <w:webHidden/>
+              </w:rPr>
+              <w:fldChar w:fldCharType="end"/>
+            </w:r>
+          </w:hyperlink>
+        </w:p>
+        <w:p>
+          <w:pPr>
+            <w:pStyle w:val="TOC3"/>
+            <w:tabs>
+              <w:tab w:val="right" w:leader="dot" w:pos="8296"/>
+            </w:tabs>
+            <w:rPr>
+              <w:rFonts w:cstheme="minorBidi" w:hint="eastAsia"/>
+              <w:noProof/>
+              <w:kern w:val="2"/>
+              <w:szCs w:val="24"/>
+              <w14:ligatures w14:val="standardContextual"/>
+            </w:rPr>
+          </w:pPr>
+          <w:hyperlink w:anchor="_Toc219301817" w:history="1">
+            <w:r>
+              <w:rPr>
+                <w:rStyle w:val="ae"/>
+                <w:rFonts w:hint="eastAsia"/>
+                <w:noProof/>
+              </w:rPr>
+              <w:t>LC记录18</w:t>
+            </w:r>
+            <w:r>
+              <w:rPr>
+                <w:rFonts w:hint="eastAsia"/>
+                <w:noProof/>
+                <w:webHidden/>
+              </w:rPr>
+              <w:tab/>
+            </w:r>
+            <w:r>
+              <w:rPr>
+                <w:rFonts w:hint="eastAsia"/>
+                <w:noProof/>
+                <w:webHidden/>
+              </w:rPr>
+              <w:fldChar w:fldCharType="begin"/>
+            </w:r>
+            <w:r>
+              <w:rPr>
+                <w:rFonts w:hint="eastAsia"/>
+                <w:noProof/>
+                <w:webHidden/>
+              </w:rPr>
+              <w:instrText xml:space="preserve"> </w:instrText>
+            </w:r>
+            <w:r>
+              <w:rPr>
+                <w:noProof/>
+                <w:webHidden/>
+              </w:rPr>
+              <w:instrText>PAGEREF _Toc219301817 \h</w:instrText>
+            </w:r>
+            <w:r>
+              <w:rPr>
+                <w:rFonts w:hint="eastAsia"/>
+                <w:noProof/>
+                <w:webHidden/>
+              </w:rPr>
+              <w:instrText xml:space="preserve"> </w:instrText>
+            </w:r>
+            <w:r>
+              <w:rPr>
+                <w:rFonts w:hint="eastAsia"/>
+                <w:noProof/>
+                <w:webHidden/>
+              </w:rPr>
+            </w:r>
+            <w:r>
+              <w:rPr>
+                <w:rFonts w:hint="eastAsia"/>
+                <w:noProof/>
+                <w:webHidden/>
+              </w:rPr>
+              <w:fldChar w:fldCharType="separate"/>
+            </w:r>
+            <w:r>
+              <w:rPr>
+                <w:rFonts w:hint="eastAsia"/>
+                <w:noProof/>
+                <w:webHidden/>
+              </w:rPr>
+              <w:t>11</w:t>
+            </w:r>
+            <w:r>
+              <w:rPr>
+                <w:rFonts w:hint="eastAsia"/>
+                <w:noProof/>
+                <w:webHidden/>
+              </w:rPr>
+              <w:fldChar w:fldCharType="end"/>
+            </w:r>
+          </w:hyperlink>
+        </w:p>
+        <w:p>
+          <w:pPr>
+            <w:pStyle w:val="TOC2"/>
+            <w:tabs>
+              <w:tab w:val="right" w:leader="dot" w:pos="8296"/>
+            </w:tabs>
+            <w:rPr>
+              <w:rFonts w:cstheme="minorBidi" w:hint="eastAsia"/>
+              <w:noProof/>
+              <w:kern w:val="2"/>
+              <w:szCs w:val="24"/>
+              <w14:ligatures w14:val="standardContextual"/>
+            </w:rPr>
+          </w:pPr>
+          <w:hyperlink w:anchor="_Toc219301818" w:history="1">
+            <w:r>
+              <w:rPr>
+                <w:rStyle w:val="ae"/>
+                <w:rFonts w:hint="eastAsia"/>
+                <w:noProof/>
+              </w:rPr>
+              <w:t>26.01.08</w:t>
+            </w:r>
+            <w:r>
+              <w:rPr>
+                <w:rFonts w:hint="eastAsia"/>
+                <w:noProof/>
+                <w:webHidden/>
+              </w:rPr>
+              <w:tab/>
+            </w:r>
+            <w:r>
+              <w:rPr>
+                <w:rFonts w:hint="eastAsia"/>
+                <w:noProof/>
+                <w:webHidden/>
+              </w:rPr>
+              <w:fldChar w:fldCharType="begin"/>
+            </w:r>
+            <w:r>
+              <w:rPr>
+                <w:rFonts w:hint="eastAsia"/>
+                <w:noProof/>
+                <w:webHidden/>
+              </w:rPr>
+              <w:instrText xml:space="preserve"> </w:instrText>
+            </w:r>
+            <w:r>
+              <w:rPr>
+                <w:noProof/>
+                <w:webHidden/>
+              </w:rPr>
+              <w:instrText>PAGEREF _Toc219301818 \h</w:instrText>
+            </w:r>
+            <w:r>
+              <w:rPr>
+                <w:rFonts w:hint="eastAsia"/>
+                <w:noProof/>
+                <w:webHidden/>
+              </w:rPr>
+              <w:instrText xml:space="preserve"> </w:instrText>
+            </w:r>
+            <w:r>
+              <w:rPr>
+                <w:rFonts w:hint="eastAsia"/>
+                <w:noProof/>
+                <w:webHidden/>
+              </w:rPr>
+            </w:r>
+            <w:r>
+              <w:rPr>
+                <w:rFonts w:hint="eastAsia"/>
+                <w:noProof/>
+                <w:webHidden/>
+              </w:rPr>
+              <w:fldChar w:fldCharType="separate"/>
+            </w:r>
+            <w:r>
+              <w:rPr>
+                <w:rFonts w:hint="eastAsia"/>
+                <w:noProof/>
+                <w:webHidden/>
+              </w:rPr>
+              <w:t>11</w:t>
+            </w:r>
+            <w:r>
+              <w:rPr>
+                <w:rFonts w:hint="eastAsia"/>
+                <w:noProof/>
+                <w:webHidden/>
+              </w:rPr>
+              <w:fldChar w:fldCharType="end"/>
+            </w:r>
+          </w:hyperlink>
+        </w:p>
+        <w:p>
+          <w:pPr>
+            <w:pStyle w:val="TOC3"/>
+            <w:tabs>
+              <w:tab w:val="right" w:leader="dot" w:pos="8296"/>
+            </w:tabs>
+            <w:rPr>
+              <w:rFonts w:cstheme="minorBidi" w:hint="eastAsia"/>
+              <w:noProof/>
+              <w:kern w:val="2"/>
+              <w:szCs w:val="24"/>
+              <w14:ligatures w14:val="standardContextual"/>
+            </w:rPr>
+          </w:pPr>
+          <w:hyperlink w:anchor="_Toc219301819" w:history="1">
+            <w:r>
+              <w:rPr>
+                <w:rStyle w:val="ae"/>
+                <w:rFonts w:hint="eastAsia"/>
+                <w:noProof/>
+              </w:rPr>
+              <w:t>LC记录19 20 21</w:t>
+            </w:r>
+            <w:r>
+              <w:rPr>
+                <w:rFonts w:hint="eastAsia"/>
+                <w:noProof/>
+                <w:webHidden/>
+              </w:rPr>
+              <w:tab/>
+            </w:r>
+            <w:r>
+              <w:rPr>
+                <w:rFonts w:hint="eastAsia"/>
+                <w:noProof/>
+                <w:webHidden/>
+              </w:rPr>
+              <w:fldChar w:fldCharType="begin"/>
+            </w:r>
+            <w:r>
+              <w:rPr>
+                <w:rFonts w:hint="eastAsia"/>
+                <w:noProof/>
+                <w:webHidden/>
+              </w:rPr>
+              <w:instrText xml:space="preserve"> </w:instrText>
+            </w:r>
+            <w:r>
+              <w:rPr>
+                <w:noProof/>
+                <w:webHidden/>
+              </w:rPr>
+              <w:instrText>PAGEREF _Toc219301819 \h</w:instrText>
+            </w:r>
+            <w:r>
+              <w:rPr>
+                <w:rFonts w:hint="eastAsia"/>
+                <w:noProof/>
+                <w:webHidden/>
+              </w:rPr>
+              <w:instrText xml:space="preserve"> </w:instrText>
+            </w:r>
+            <w:r>
+              <w:rPr>
+                <w:rFonts w:hint="eastAsia"/>
+                <w:noProof/>
+                <w:webHidden/>
+              </w:rPr>
+            </w:r>
+            <w:r>
+              <w:rPr>
+                <w:rFonts w:hint="eastAsia"/>
+                <w:noProof/>
+                <w:webHidden/>
+              </w:rPr>
+              <w:fldChar w:fldCharType="separate"/>
+            </w:r>
+            <w:r>
+              <w:rPr>
+                <w:rFonts w:hint="eastAsia"/>
+                <w:noProof/>
+                <w:webHidden/>
+              </w:rPr>
+              <w:t>11</w:t>
+            </w:r>
+            <w:r>
+              <w:rPr>
+                <w:rFonts w:hint="eastAsia"/>
+                <w:noProof/>
+                <w:webHidden/>
+              </w:rPr>
+              <w:fldChar w:fldCharType="end"/>
+            </w:r>
+          </w:hyperlink>
+        </w:p>
+        <w:p>
+          <w:pPr>
+            <w:pStyle w:val="TOC2"/>
+            <w:tabs>
+              <w:tab w:val="right" w:leader="dot" w:pos="8296"/>
+            </w:tabs>
+            <w:rPr>
+              <w:rFonts w:cstheme="minorBidi" w:hint="eastAsia"/>
+              <w:noProof/>
+              <w:kern w:val="2"/>
+              <w:szCs w:val="24"/>
+              <w14:ligatures w14:val="standardContextual"/>
+            </w:rPr>
+          </w:pPr>
+          <w:hyperlink w:anchor="_Toc219301820" w:history="1">
+            <w:r>
+              <w:rPr>
+                <w:rStyle w:val="ae"/>
+                <w:rFonts w:hint="eastAsia"/>
+                <w:noProof/>
+              </w:rPr>
+              <w:t>26.01.10</w:t>
+            </w:r>
+            <w:r>
+              <w:rPr>
+                <w:rFonts w:hint="eastAsia"/>
+                <w:noProof/>
+                <w:webHidden/>
+              </w:rPr>
+              <w:tab/>
+            </w:r>
+            <w:r>
+              <w:rPr>
+                <w:rFonts w:hint="eastAsia"/>
+                <w:noProof/>
+                <w:webHidden/>
+              </w:rPr>
+              <w:fldChar w:fldCharType="begin"/>
+            </w:r>
+            <w:r>
+              <w:rPr>
+                <w:rFonts w:hint="eastAsia"/>
+                <w:noProof/>
+                <w:webHidden/>
+              </w:rPr>
+              <w:instrText xml:space="preserve"> </w:instrText>
+            </w:r>
+            <w:r>
+              <w:rPr>
+                <w:noProof/>
+                <w:webHidden/>
+              </w:rPr>
+              <w:instrText>PAGEREF _Toc219301820 \h</w:instrText>
+            </w:r>
+            <w:r>
+              <w:rPr>
+                <w:rFonts w:hint="eastAsia"/>
+                <w:noProof/>
+                <w:webHidden/>
+              </w:rPr>
+              <w:instrText xml:space="preserve"> </w:instrText>
+            </w:r>
+            <w:r>
+              <w:rPr>
+                <w:rFonts w:hint="eastAsia"/>
+                <w:noProof/>
+                <w:webHidden/>
+              </w:rPr>
+            </w:r>
+            <w:r>
+              <w:rPr>
+                <w:rFonts w:hint="eastAsia"/>
+                <w:noProof/>
+                <w:webHidden/>
+              </w:rPr>
+              <w:fldChar w:fldCharType="separate"/>
+            </w:r>
+            <w:r>
+              <w:rPr>
+                <w:rFonts w:hint="eastAsia"/>
+                <w:noProof/>
+                <w:webHidden/>
+              </w:rPr>
+              <w:t>11</w:t>
+            </w:r>
+            <w:r>
+              <w:rPr>
+                <w:rFonts w:hint="eastAsia"/>
+                <w:noProof/>
+                <w:webHidden/>
+              </w:rPr>
+              <w:fldChar w:fldCharType="end"/>
+            </w:r>
+          </w:hyperlink>
+        </w:p>
+        <w:p>
+          <w:pPr>
+            <w:pStyle w:val="TOC3"/>
+            <w:tabs>
+              <w:tab w:val="right" w:leader="dot" w:pos="8296"/>
+            </w:tabs>
+            <w:rPr>
+              <w:rFonts w:cstheme="minorBidi" w:hint="eastAsia"/>
+              <w:noProof/>
+              <w:kern w:val="2"/>
+              <w:szCs w:val="24"/>
+              <w14:ligatures w14:val="standardContextual"/>
+            </w:rPr>
+          </w:pPr>
+          <w:hyperlink w:anchor="_Toc219301821" w:history="1">
+            <w:r>
+              <w:rPr>
+                <w:rStyle w:val="ae"/>
+                <w:rFonts w:hint="eastAsia"/>
+                <w:noProof/>
+              </w:rPr>
+              <w:t>LC记录22 23</w:t>
+            </w:r>
+            <w:r>
+              <w:rPr>
+                <w:rFonts w:hint="eastAsia"/>
+                <w:noProof/>
+                <w:webHidden/>
+              </w:rPr>
+              <w:tab/>
+            </w:r>
+            <w:r>
+              <w:rPr>
+                <w:rFonts w:hint="eastAsia"/>
+                <w:noProof/>
+                <w:webHidden/>
+              </w:rPr>
+              <w:fldChar w:fldCharType="begin"/>
+            </w:r>
+            <w:r>
+              <w:rPr>
+                <w:rFonts w:hint="eastAsia"/>
+                <w:noProof/>
+                <w:webHidden/>
+              </w:rPr>
+              <w:instrText xml:space="preserve"> </w:instrText>
+            </w:r>
+            <w:r>
+              <w:rPr>
+                <w:noProof/>
+                <w:webHidden/>
+              </w:rPr>
+              <w:instrText>PAGEREF _Toc219301821 \h</w:instrText>
+            </w:r>
+            <w:r>
+              <w:rPr>
+                <w:rFonts w:hint="eastAsia"/>
+                <w:noProof/>
+                <w:webHidden/>
+              </w:rPr>
+              <w:instrText xml:space="preserve"> </w:instrText>
+            </w:r>
+            <w:r>
+              <w:rPr>
+                <w:rFonts w:hint="eastAsia"/>
+                <w:noProof/>
+                <w:webHidden/>
+              </w:rPr>
+            </w:r>
+            <w:r>
+              <w:rPr>
+                <w:rFonts w:hint="eastAsia"/>
+                <w:noProof/>
+                <w:webHidden/>
+              </w:rPr>
+              <w:fldChar w:fldCharType="separate"/>
+            </w:r>
+            <w:r>
+              <w:rPr>
+                <w:rFonts w:hint="eastAsia"/>
+                <w:noProof/>
+                <w:webHidden/>
+              </w:rPr>
+              <w:t>11</w:t>
+            </w:r>
+            <w:r>
+              <w:rPr>
+                <w:rFonts w:hint="eastAsia"/>
+                <w:noProof/>
+                <w:webHidden/>
+              </w:rPr>
+              <w:fldChar w:fldCharType="end"/>
+            </w:r>
+          </w:hyperlink>
+        </w:p>
+        <w:p>
+          <w:pPr>
+            <w:pStyle w:val="TOC2"/>
+            <w:tabs>
+              <w:tab w:val="right" w:leader="dot" w:pos="8296"/>
+            </w:tabs>
+            <w:rPr>
+              <w:rFonts w:cstheme="minorBidi" w:hint="eastAsia"/>
+              <w:noProof/>
+              <w:kern w:val="2"/>
+              <w:szCs w:val="24"/>
+              <w14:ligatures w14:val="standardContextual"/>
+            </w:rPr>
+          </w:pPr>
+          <w:hyperlink w:anchor="_Toc219301822" w:history="1">
+            <w:r>
+              <w:rPr>
+                <w:rStyle w:val="ae"/>
+                <w:rFonts w:hint="eastAsia"/>
+                <w:noProof/>
+              </w:rPr>
+              <w:t>26.01.11</w:t>
+            </w:r>
+            <w:r>
+              <w:rPr>
+                <w:rFonts w:hint="eastAsia"/>
+                <w:noProof/>
+                <w:webHidden/>
+              </w:rPr>
+              <w:tab/>
+            </w:r>
+            <w:r>
+              <w:rPr>
+                <w:rFonts w:hint="eastAsia"/>
+                <w:noProof/>
+                <w:webHidden/>
+              </w:rPr>
+              <w:fldChar w:fldCharType="begin"/>
+            </w:r>
+            <w:r>
+              <w:rPr>
+                <w:rFonts w:hint="eastAsia"/>
+                <w:noProof/>
+                <w:webHidden/>
+              </w:rPr>
+              <w:instrText xml:space="preserve"> </w:instrText>
+            </w:r>
+            <w:r>
+              <w:rPr>
+                <w:noProof/>
+                <w:webHidden/>
+              </w:rPr>
+              <w:instrText>PAGEREF _Toc219301822 \h</w:instrText>
+            </w:r>
+            <w:r>
+              <w:rPr>
+                <w:rFonts w:hint="eastAsia"/>
+                <w:noProof/>
+                <w:webHidden/>
+              </w:rPr>
+              <w:instrText xml:space="preserve"> </w:instrText>
+            </w:r>
+            <w:r>
+              <w:rPr>
+                <w:rFonts w:hint="eastAsia"/>
+                <w:noProof/>
+                <w:webHidden/>
+              </w:rPr>
+            </w:r>
+            <w:r>
+              <w:rPr>
+                <w:rFonts w:hint="eastAsia"/>
+                <w:noProof/>
+                <w:webHidden/>
+              </w:rPr>
+              <w:fldChar w:fldCharType="separate"/>
+            </w:r>
+            <w:r>
+              <w:rPr>
+                <w:rFonts w:hint="eastAsia"/>
+                <w:noProof/>
+                <w:webHidden/>
+              </w:rPr>
+              <w:t>11</w:t>
+            </w:r>
+            <w:r>
+              <w:rPr>
+                <w:rFonts w:hint="eastAsia"/>
+                <w:noProof/>
+                <w:webHidden/>
+              </w:rPr>
+              <w:fldChar w:fldCharType="end"/>
+            </w:r>
+          </w:hyperlink>
+        </w:p>
+        <w:p>
+          <w:pPr>
+            <w:pStyle w:val="TOC3"/>
+            <w:tabs>
+              <w:tab w:val="right" w:leader="dot" w:pos="8296"/>
+            </w:tabs>
+            <w:rPr>
+              <w:rFonts w:cstheme="minorBidi" w:hint="eastAsia"/>
+              <w:noProof/>
+              <w:kern w:val="2"/>
+              <w:szCs w:val="24"/>
+              <w14:ligatures w14:val="standardContextual"/>
+            </w:rPr>
+          </w:pPr>
+          <w:hyperlink w:anchor="_Toc219301823" w:history="1">
+            <w:r>
+              <w:rPr>
+                <w:rStyle w:val="ae"/>
+                <w:rFonts w:hint="eastAsia"/>
+                <w:noProof/>
+              </w:rPr>
+              <w:t>LC记录24 25 26</w:t>
+            </w:r>
+            <w:r>
+              <w:rPr>
+                <w:rFonts w:hint="eastAsia"/>
+                <w:noProof/>
+                <w:webHidden/>
+              </w:rPr>
+              <w:tab/>
+            </w:r>
+            <w:r>
+              <w:rPr>
+                <w:rFonts w:hint="eastAsia"/>
+                <w:noProof/>
+                <w:webHidden/>
+              </w:rPr>
+              <w:fldChar w:fldCharType="begin"/>
+            </w:r>
+            <w:r>
+              <w:rPr>
+                <w:rFonts w:hint="eastAsia"/>
+                <w:noProof/>
+                <w:webHidden/>
+              </w:rPr>
+              <w:instrText xml:space="preserve"> </w:instrText>
+            </w:r>
+            <w:r>
+              <w:rPr>
+                <w:noProof/>
+                <w:webHidden/>
+              </w:rPr>
+              <w:instrText>PAGEREF _Toc219301823 \h</w:instrText>
+            </w:r>
+            <w:r>
+              <w:rPr>
+                <w:rFonts w:hint="eastAsia"/>
+                <w:noProof/>
+                <w:webHidden/>
+              </w:rPr>
+              <w:instrText xml:space="preserve"> </w:instrText>
+            </w:r>
+            <w:r>
+              <w:rPr>
+                <w:rFonts w:hint="eastAsia"/>
+                <w:noProof/>
+                <w:webHidden/>
+              </w:rPr>
+            </w:r>
+            <w:r>
+              <w:rPr>
+                <w:rFonts w:hint="eastAsia"/>
+                <w:noProof/>
+                <w:webHidden/>
+              </w:rPr>
+              <w:fldChar w:fldCharType="separate"/>
+            </w:r>
+            <w:r>
+              <w:rPr>
+                <w:rFonts w:hint="eastAsia"/>
+                <w:noProof/>
+                <w:webHidden/>
+              </w:rPr>
+              <w:t>11</w:t>
+            </w:r>
+            <w:r>
+              <w:rPr>
+                <w:rFonts w:hint="eastAsia"/>
+                <w:noProof/>
+                <w:webHidden/>
+              </w:rPr>
+              <w:fldChar w:fldCharType="end"/>
+            </w:r>
+          </w:hyperlink>
+        </w:p>
+        <w:p>
+          <w:pPr>
+            <w:pStyle w:val="TOC2"/>
+            <w:tabs>
+              <w:tab w:val="right" w:leader="dot" w:pos="8296"/>
+            </w:tabs>
+            <w:rPr>
+              <w:rFonts w:cstheme="minorBidi" w:hint="eastAsia"/>
+              <w:noProof/>
+              <w:kern w:val="2"/>
+              <w:szCs w:val="24"/>
+              <w14:ligatures w14:val="standardContextual"/>
+            </w:rPr>
+          </w:pPr>
+          <w:hyperlink w:anchor="_Toc219301824" w:history="1">
+            <w:r>
+              <w:rPr>
+                <w:rStyle w:val="ae"/>
+                <w:rFonts w:hint="eastAsia"/>
+                <w:noProof/>
+              </w:rPr>
+              <w:t>26.01.12</w:t>
+            </w:r>
+            <w:r>
+              <w:rPr>
+                <w:rFonts w:hint="eastAsia"/>
+                <w:noProof/>
+                <w:webHidden/>
+              </w:rPr>
+              <w:tab/>
+            </w:r>
+            <w:r>
+              <w:rPr>
+                <w:rFonts w:hint="eastAsia"/>
+                <w:noProof/>
+                <w:webHidden/>
+              </w:rPr>
+              <w:fldChar w:fldCharType="begin"/>
+            </w:r>
+            <w:r>
+              <w:rPr>
+                <w:rFonts w:hint="eastAsia"/>
+                <w:noProof/>
+                <w:webHidden/>
+              </w:rPr>
+              <w:instrText xml:space="preserve"> </w:instrText>
+            </w:r>
+            <w:r>
+              <w:rPr>
+                <w:noProof/>
+                <w:webHidden/>
+              </w:rPr>
+              <w:instrText>PAGEREF _Toc219301824 \h</w:instrText>
+            </w:r>
+            <w:r>
+              <w:rPr>
+                <w:rFonts w:hint="eastAsia"/>
+                <w:noProof/>
+                <w:webHidden/>
+              </w:rPr>
+              <w:instrText xml:space="preserve"> </w:instrText>
+            </w:r>
+            <w:r>
+              <w:rPr>
+                <w:rFonts w:hint="eastAsia"/>
+                <w:noProof/>
+                <w:webHidden/>
+              </w:rPr>
+            </w:r>
+            <w:r>
+              <w:rPr>
+                <w:rFonts w:hint="eastAsia"/>
+                <w:noProof/>
+                <w:webHidden/>
+              </w:rPr>
+              <w:fldChar w:fldCharType="separate"/>
+            </w:r>
+            <w:r>
+              <w:rPr>
+                <w:rFonts w:hint="eastAsia"/>
+                <w:noProof/>
+                <w:webHidden/>
+              </w:rPr>
+              <w:t>11</w:t>
+            </w:r>
+            <w:r>
+              <w:rPr>
+                <w:rFonts w:hint="eastAsia"/>
+                <w:noProof/>
+                <w:webHidden/>
+              </w:rPr>
+              <w:fldChar w:fldCharType="end"/>
+            </w:r>
+          </w:hyperlink>
+        </w:p>
+        <w:p>
+          <w:pPr>
+            <w:pStyle w:val="TOC3"/>
+            <w:tabs>
+              <w:tab w:val="right" w:leader="dot" w:pos="8296"/>
+            </w:tabs>
+            <w:rPr>
+              <w:rFonts w:cstheme="minorBidi" w:hint="eastAsia"/>
+              <w:noProof/>
+              <w:kern w:val="2"/>
+              <w:szCs w:val="24"/>
+              <w14:ligatures w14:val="standardContextual"/>
+            </w:rPr>
+          </w:pPr>
+          <w:hyperlink w:anchor="_Toc219301825" w:history="1">
+            <w:r>
+              <w:rPr>
+                <w:rStyle w:val="ae"/>
+                <w:rFonts w:hint="eastAsia"/>
+                <w:noProof/>
+              </w:rPr>
+              <w:t>LC记录27 28 29 30</w:t>
+            </w:r>
+            <w:r>
+              <w:rPr>
+                <w:rFonts w:hint="eastAsia"/>
+                <w:noProof/>
+                <w:webHidden/>
+              </w:rPr>
+              <w:tab/>
+            </w:r>
+            <w:r>
+              <w:rPr>
+                <w:rFonts w:hint="eastAsia"/>
+                <w:noProof/>
+                <w:webHidden/>
+              </w:rPr>
+              <w:fldChar w:fldCharType="begin"/>
+            </w:r>
+            <w:r>
+              <w:rPr>
+                <w:rFonts w:hint="eastAsia"/>
+                <w:noProof/>
+                <w:webHidden/>
+              </w:rPr>
+              <w:instrText xml:space="preserve"> </w:instrText>
+            </w:r>
+            <w:r>
+              <w:rPr>
+                <w:noProof/>
+                <w:webHidden/>
+              </w:rPr>
+              <w:instrText>PAGEREF _Toc219301825 \h</w:instrText>
+            </w:r>
+            <w:r>
+              <w:rPr>
+                <w:rFonts w:hint="eastAsia"/>
+                <w:noProof/>
+                <w:webHidden/>
+              </w:rPr>
+              <w:instrText xml:space="preserve"> </w:instrText>
+            </w:r>
+            <w:r>
+              <w:rPr>
+                <w:rFonts w:hint="eastAsia"/>
+                <w:noProof/>
+                <w:webHidden/>
+              </w:rPr>
+            </w:r>
+            <w:r>
+              <w:rPr>
+                <w:rFonts w:hint="eastAsia"/>
+                <w:noProof/>
+                <w:webHidden/>
+              </w:rPr>
+              <w:fldChar w:fldCharType="separate"/>
+            </w:r>
+            <w:r>
+              <w:rPr>
+                <w:rFonts w:hint="eastAsia"/>
+                <w:noProof/>
+                <w:webHidden/>
+              </w:rPr>
+              <w:t>11</w:t>
+            </w:r>
+            <w:r>
+              <w:rPr>
+                <w:rFonts w:hint="eastAsia"/>
+                <w:noProof/>
+                <w:webHidden/>
+              </w:rPr>
+              <w:fldChar w:fldCharType="end"/>
+            </w:r>
+          </w:hyperlink>
+        </w:p>
+        <w:p>
+          <w:pPr>
+            <w:pStyle w:val="TOC2"/>
+            <w:tabs>
+              <w:tab w:val="right" w:leader="dot" w:pos="8296"/>
+            </w:tabs>
+            <w:rPr>
+              <w:rFonts w:cstheme="minorBidi" w:hint="eastAsia"/>
+              <w:noProof/>
+              <w:kern w:val="2"/>
+              <w:szCs w:val="24"/>
+              <w14:ligatures w14:val="standardContextual"/>
+            </w:rPr>
+          </w:pPr>
+          <w:hyperlink w:anchor="_Toc219301826" w:history="1">
+            <w:r>
+              <w:rPr>
+                <w:rStyle w:val="ae"/>
+                <w:rFonts w:hint="eastAsia"/>
+                <w:noProof/>
+              </w:rPr>
+              <w:t>26.01.13</w:t>
+            </w:r>
+            <w:r>
+              <w:rPr>
+                <w:rFonts w:hint="eastAsia"/>
+                <w:noProof/>
+                <w:webHidden/>
+              </w:rPr>
+              <w:tab/>
+            </w:r>
+            <w:r>
+              <w:rPr>
+                <w:rFonts w:hint="eastAsia"/>
+                <w:noProof/>
+                <w:webHidden/>
+              </w:rPr>
+              <w:fldChar w:fldCharType="begin"/>
+            </w:r>
+            <w:r>
+              <w:rPr>
+                <w:rFonts w:hint="eastAsia"/>
+                <w:noProof/>
+                <w:webHidden/>
+              </w:rPr>
+              <w:instrText xml:space="preserve"> </w:instrText>
+            </w:r>
+            <w:r>
+              <w:rPr>
+                <w:noProof/>
+                <w:webHidden/>
+              </w:rPr>
+              <w:instrText>PAGEREF _Toc219301826 \h</w:instrText>
+            </w:r>
+            <w:r>
+              <w:rPr>
+                <w:rFonts w:hint="eastAsia"/>
+                <w:noProof/>
+                <w:webHidden/>
+              </w:rPr>
+              <w:instrText xml:space="preserve"> </w:instrText>
+            </w:r>
+            <w:r>
+              <w:rPr>
+                <w:rFonts w:hint="eastAsia"/>
+                <w:noProof/>
+                <w:webHidden/>
+              </w:rPr>
+            </w:r>
+            <w:r>
+              <w:rPr>
+                <w:rFonts w:hint="eastAsia"/>
+                <w:noProof/>
+                <w:webHidden/>
+              </w:rPr>
+              <w:fldChar w:fldCharType="separate"/>
+            </w:r>
+            <w:r>
+              <w:rPr>
+                <w:rFonts w:hint="eastAsia"/>
+                <w:noProof/>
+                <w:webHidden/>
+              </w:rPr>
+              <w:t>11</w:t>
+            </w:r>
+            <w:r>
+              <w:rPr>
+                <w:rFonts w:hint="eastAsia"/>
+                <w:noProof/>
+                <w:webHidden/>
+              </w:rPr>
+              <w:fldChar w:fldCharType="end"/>
+            </w:r>
+          </w:hyperlink>
+        </w:p>
+        <w:p>
+          <w:pPr>
+            <w:pStyle w:val="TOC3"/>
+            <w:tabs>
+              <w:tab w:val="right" w:leader="dot" w:pos="8296"/>
+            </w:tabs>
+            <w:rPr>
+              <w:rFonts w:cstheme="minorBidi" w:hint="eastAsia"/>
+              <w:noProof/>
+              <w:kern w:val="2"/>
+              <w:szCs w:val="24"/>
+              <w14:ligatures w14:val="standardContextual"/>
+            </w:rPr>
+          </w:pPr>
+          <w:hyperlink w:anchor="_Toc219301827" w:history="1">
+            <w:r>
+              <w:rPr>
+                <w:rStyle w:val="ae"/>
+                <w:rFonts w:hint="eastAsia"/>
+                <w:noProof/>
+              </w:rPr>
+              <w:t>LC记录31 32</w:t>
+            </w:r>
+            <w:r>
+              <w:rPr>
+                <w:rFonts w:hint="eastAsia"/>
+                <w:noProof/>
+                <w:webHidden/>
+              </w:rPr>
+              <w:tab/>
+            </w:r>
+            <w:r>
+              <w:rPr>
+                <w:rFonts w:hint="eastAsia"/>
+                <w:noProof/>
+                <w:webHidden/>
+              </w:rPr>
+              <w:fldChar w:fldCharType="begin"/>
+            </w:r>
+            <w:r>
+              <w:rPr>
+                <w:rFonts w:hint="eastAsia"/>
+                <w:noProof/>
+                <w:webHidden/>
+              </w:rPr>
+              <w:instrText xml:space="preserve"> </w:instrText>
+            </w:r>
+            <w:r>
+              <w:rPr>
+                <w:noProof/>
+                <w:webHidden/>
+              </w:rPr>
+              <w:instrText>PAGEREF _Toc219301827 \h</w:instrText>
+            </w:r>
+            <w:r>
+              <w:rPr>
+                <w:rFonts w:hint="eastAsia"/>
+                <w:noProof/>
+                <w:webHidden/>
+              </w:rPr>
+              <w:instrText xml:space="preserve"> </w:instrText>
+            </w:r>
+            <w:r>
+              <w:rPr>
+                <w:rFonts w:hint="eastAsia"/>
+                <w:noProof/>
+                <w:webHidden/>
+              </w:rPr>
+            </w:r>
+            <w:r>
+              <w:rPr>
+                <w:rFonts w:hint="eastAsia"/>
+                <w:noProof/>
+                <w:webHidden/>
+              </w:rPr>
+              <w:fldChar w:fldCharType="separate"/>
+            </w:r>
+            <w:r>
+              <w:rPr>
+                <w:rFonts w:hint="eastAsia"/>
+                <w:noProof/>
+                <w:webHidden/>
+              </w:rPr>
+              <w:t>11</w:t>
             </w:r>
             <w:r>
               <w:rPr>
@@ -1037,7 +3412,7 @@
           <w:rFonts w:hint="eastAsia"/>
         </w:rPr>
       </w:pPr>
-      <w:bookmarkStart w:id="0" w:name="_Toc216714323"/>
+      <w:bookmarkStart w:id="0" w:name="_Toc219301793"/>
       <w:r>
         <w:rPr>
           <w:rFonts w:hint="eastAsia"/>
@@ -1053,7 +3428,7 @@
           <w:rFonts w:hint="eastAsia"/>
         </w:rPr>
       </w:pPr>
-      <w:bookmarkStart w:id="1" w:name="_Toc216714324"/>
+      <w:bookmarkStart w:id="1" w:name="_Toc219301794"/>
       <w:r>
         <w:rPr>
           <w:rFonts w:hint="eastAsia"/>
@@ -1112,20 +3487,90 @@
               <w:rPr>
                 <w:rFonts w:hint="eastAsia"/>
               </w:rPr>
-              <w:t>let arr: number[] = new Array(5).fill(0);</w:t>
-            </w:r>
-          </w:p>
-          <w:p>
-            <w:pPr>
-              <w:rPr>
-                <w:rFonts w:hint="eastAsia"/>
-              </w:rPr>
-            </w:pPr>
-            <w:r>
-              <w:rPr>
-                <w:rFonts w:hint="eastAsia"/>
-              </w:rPr>
-              <w:t>let nums: number[] = [1, 3, 2, 5, 4];</w:t>
+              <w:t xml:space="preserve">let </w:t>
+            </w:r>
+            <w:proofErr w:type="spellStart"/>
+            <w:r>
+              <w:rPr>
+                <w:rFonts w:hint="eastAsia"/>
+              </w:rPr>
+              <w:t>arr</w:t>
+            </w:r>
+            <w:proofErr w:type="spellEnd"/>
+            <w:r>
+              <w:rPr>
+                <w:rFonts w:hint="eastAsia"/>
+              </w:rPr>
+              <w:t xml:space="preserve">: </w:t>
+            </w:r>
+            <w:proofErr w:type="gramStart"/>
+            <w:r>
+              <w:rPr>
+                <w:rFonts w:hint="eastAsia"/>
+              </w:rPr>
+              <w:t>number[</w:t>
+            </w:r>
+            <w:proofErr w:type="gramEnd"/>
+            <w:r>
+              <w:rPr>
+                <w:rFonts w:hint="eastAsia"/>
+              </w:rPr>
+              <w:t>] = new Array(5</w:t>
+            </w:r>
+            <w:proofErr w:type="gramStart"/>
+            <w:r>
+              <w:rPr>
+                <w:rFonts w:hint="eastAsia"/>
+              </w:rPr>
+              <w:t>).fill</w:t>
+            </w:r>
+            <w:proofErr w:type="gramEnd"/>
+            <w:r>
+              <w:rPr>
+                <w:rFonts w:hint="eastAsia"/>
+              </w:rPr>
+              <w:t>(0);</w:t>
+            </w:r>
+          </w:p>
+          <w:p>
+            <w:pPr>
+              <w:rPr>
+                <w:rFonts w:hint="eastAsia"/>
+              </w:rPr>
+            </w:pPr>
+            <w:r>
+              <w:rPr>
+                <w:rFonts w:hint="eastAsia"/>
+              </w:rPr>
+              <w:t xml:space="preserve">let </w:t>
+            </w:r>
+            <w:proofErr w:type="spellStart"/>
+            <w:r>
+              <w:rPr>
+                <w:rFonts w:hint="eastAsia"/>
+              </w:rPr>
+              <w:t>nums</w:t>
+            </w:r>
+            <w:proofErr w:type="spellEnd"/>
+            <w:r>
+              <w:rPr>
+                <w:rFonts w:hint="eastAsia"/>
+              </w:rPr>
+              <w:t xml:space="preserve">: </w:t>
+            </w:r>
+            <w:proofErr w:type="gramStart"/>
+            <w:r>
+              <w:rPr>
+                <w:rFonts w:hint="eastAsia"/>
+              </w:rPr>
+              <w:t>number[</w:t>
+            </w:r>
+            <w:proofErr w:type="gramEnd"/>
+            <w:r>
+              <w:rPr>
+                <w:rFonts w:hint="eastAsia"/>
+              </w:rPr>
+              <w:t>] = [1, 3, 2, 5, 4];</w:t>
             </w:r>
           </w:p>
         </w:tc>
@@ -1207,72 +3652,284 @@
               <w:rPr>
                 <w:rFonts w:hint="eastAsia"/>
               </w:rPr>
-              <w:t>class ListNode {</w:t>
-            </w:r>
-          </w:p>
-          <w:p>
-            <w:pPr>
-              <w:rPr>
-                <w:rFonts w:hint="eastAsia"/>
-              </w:rPr>
-            </w:pPr>
-            <w:r>
-              <w:rPr>
-                <w:rFonts w:hint="eastAsia"/>
-              </w:rPr>
-              <w:t xml:space="preserve">    val: number;</w:t>
-            </w:r>
-          </w:p>
-          <w:p>
-            <w:pPr>
-              <w:rPr>
-                <w:rFonts w:hint="eastAsia"/>
-              </w:rPr>
-            </w:pPr>
-            <w:r>
-              <w:rPr>
-                <w:rFonts w:hint="eastAsia"/>
-              </w:rPr>
-              <w:t xml:space="preserve">    next: ListNode | null;</w:t>
-            </w:r>
-          </w:p>
-          <w:p>
-            <w:pPr>
-              <w:rPr>
-                <w:rFonts w:hint="eastAsia"/>
-              </w:rPr>
-            </w:pPr>
-            <w:r>
-              <w:rPr>
-                <w:rFonts w:hint="eastAsia"/>
-              </w:rPr>
-              <w:t xml:space="preserve">    constructor(val?: number, next?: ListNode | null) {</w:t>
-            </w:r>
-          </w:p>
-          <w:p>
-            <w:pPr>
-              <w:rPr>
-                <w:rFonts w:hint="eastAsia"/>
-              </w:rPr>
-            </w:pPr>
-            <w:r>
-              <w:rPr>
-                <w:rFonts w:hint="eastAsia"/>
-              </w:rPr>
-              <w:t xml:space="preserve">        this.val = val === undefined ? 0 : val;        // 节点值</w:t>
-            </w:r>
-          </w:p>
-          <w:p>
-            <w:pPr>
-              <w:rPr>
-                <w:rFonts w:hint="eastAsia"/>
-              </w:rPr>
-            </w:pPr>
-            <w:r>
-              <w:rPr>
-                <w:rFonts w:hint="eastAsia"/>
-              </w:rPr>
-              <w:t xml:space="preserve">        this.next = next === undefined ? null : next;  // 指向下一节点的引用</w:t>
+              <w:t xml:space="preserve">class </w:t>
+            </w:r>
+            <w:proofErr w:type="spellStart"/>
+            <w:r>
+              <w:rPr>
+                <w:rFonts w:hint="eastAsia"/>
+              </w:rPr>
+              <w:t>ListNode</w:t>
+            </w:r>
+            <w:proofErr w:type="spellEnd"/>
+            <w:r>
+              <w:rPr>
+                <w:rFonts w:hint="eastAsia"/>
+              </w:rPr>
+              <w:t xml:space="preserve"> {</w:t>
+            </w:r>
+          </w:p>
+          <w:p>
+            <w:pPr>
+              <w:rPr>
+                <w:rFonts w:hint="eastAsia"/>
+              </w:rPr>
+            </w:pPr>
+            <w:r>
+              <w:rPr>
+                <w:rFonts w:hint="eastAsia"/>
+              </w:rPr>
+              <w:t xml:space="preserve">    </w:t>
+            </w:r>
+            <w:proofErr w:type="spellStart"/>
+            <w:r>
+              <w:rPr>
+                <w:rFonts w:hint="eastAsia"/>
+              </w:rPr>
+              <w:t>val</w:t>
+            </w:r>
+            <w:proofErr w:type="spellEnd"/>
+            <w:r>
+              <w:rPr>
+                <w:rFonts w:hint="eastAsia"/>
+              </w:rPr>
+              <w:t>: number;</w:t>
+            </w:r>
+          </w:p>
+          <w:p>
+            <w:pPr>
+              <w:rPr>
+                <w:rFonts w:hint="eastAsia"/>
+              </w:rPr>
+            </w:pPr>
+            <w:r>
+              <w:rPr>
+                <w:rFonts w:hint="eastAsia"/>
+              </w:rPr>
+              <w:t xml:space="preserve">    next: </w:t>
+            </w:r>
+            <w:proofErr w:type="spellStart"/>
+            <w:r>
+              <w:rPr>
+                <w:rFonts w:hint="eastAsia"/>
+              </w:rPr>
+              <w:t>ListNode</w:t>
+            </w:r>
+            <w:proofErr w:type="spellEnd"/>
+            <w:r>
+              <w:rPr>
+                <w:rFonts w:hint="eastAsia"/>
+              </w:rPr>
+              <w:t xml:space="preserve"> | null;</w:t>
+            </w:r>
+          </w:p>
+          <w:p>
+            <w:pPr>
+              <w:rPr>
+                <w:rFonts w:hint="eastAsia"/>
+              </w:rPr>
+            </w:pPr>
+            <w:r>
+              <w:rPr>
+                <w:rFonts w:hint="eastAsia"/>
+              </w:rPr>
+              <w:t xml:space="preserve">    </w:t>
+            </w:r>
+            <w:proofErr w:type="gramStart"/>
+            <w:r>
+              <w:rPr>
+                <w:rFonts w:hint="eastAsia"/>
+              </w:rPr>
+              <w:t>constructor(</w:t>
+            </w:r>
+            <w:proofErr w:type="spellStart"/>
+            <w:r>
+              <w:rPr>
+                <w:rFonts w:hint="eastAsia"/>
+              </w:rPr>
+              <w:t>val</w:t>
+            </w:r>
+            <w:proofErr w:type="spellEnd"/>
+            <w:r>
+              <w:rPr>
+                <w:rFonts w:hint="eastAsia"/>
+              </w:rPr>
+              <w:t>?:</w:t>
+            </w:r>
+            <w:proofErr w:type="gramEnd"/>
+            <w:r>
+              <w:rPr>
+                <w:rFonts w:hint="eastAsia"/>
+              </w:rPr>
+              <w:t xml:space="preserve"> number, </w:t>
+            </w:r>
+            <w:proofErr w:type="gramStart"/>
+            <w:r>
+              <w:rPr>
+                <w:rFonts w:hint="eastAsia"/>
+              </w:rPr>
+              <w:t>next?:</w:t>
+            </w:r>
+            <w:proofErr w:type="gramEnd"/>
+            <w:r>
+              <w:rPr>
+                <w:rFonts w:hint="eastAsia"/>
+              </w:rPr>
+              <w:t xml:space="preserve"> </w:t>
+            </w:r>
+            <w:proofErr w:type="spellStart"/>
+            <w:r>
+              <w:rPr>
+                <w:rFonts w:hint="eastAsia"/>
+              </w:rPr>
+              <w:t>ListNode</w:t>
+            </w:r>
+            <w:proofErr w:type="spellEnd"/>
+            <w:r>
+              <w:rPr>
+                <w:rFonts w:hint="eastAsia"/>
+              </w:rPr>
+              <w:t xml:space="preserve"> | null) {</w:t>
+            </w:r>
+          </w:p>
+          <w:p>
+            <w:pPr>
+              <w:rPr>
+                <w:rFonts w:hint="eastAsia"/>
+              </w:rPr>
+            </w:pPr>
+            <w:r>
+              <w:rPr>
+                <w:rFonts w:hint="eastAsia"/>
+              </w:rPr>
+              <w:t xml:space="preserve">        </w:t>
+            </w:r>
+            <w:proofErr w:type="spellStart"/>
+            <w:r>
+              <w:rPr>
+                <w:rFonts w:hint="eastAsia"/>
+              </w:rPr>
+              <w:t>this.val</w:t>
+            </w:r>
+            <w:proofErr w:type="spellEnd"/>
+            <w:r>
+              <w:rPr>
+                <w:rFonts w:hint="eastAsia"/>
+              </w:rPr>
+              <w:t xml:space="preserve"> = </w:t>
+            </w:r>
+            <w:proofErr w:type="spellStart"/>
+            <w:r>
+              <w:rPr>
+                <w:rFonts w:hint="eastAsia"/>
+              </w:rPr>
+              <w:t>val</w:t>
+            </w:r>
+            <w:proofErr w:type="spellEnd"/>
+            <w:r>
+              <w:rPr>
+                <w:rFonts w:hint="eastAsia"/>
+              </w:rPr>
+              <w:t xml:space="preserve"> === </w:t>
+            </w:r>
+            <w:proofErr w:type="gramStart"/>
+            <w:r>
+              <w:rPr>
+                <w:rFonts w:hint="eastAsia"/>
+              </w:rPr>
+              <w:t>undefined ?</w:t>
+            </w:r>
+            <w:proofErr w:type="gramEnd"/>
+            <w:r>
+              <w:rPr>
+                <w:rFonts w:hint="eastAsia"/>
+              </w:rPr>
+              <w:t xml:space="preserve"> 0 : </w:t>
+            </w:r>
+            <w:proofErr w:type="spellStart"/>
+            <w:r>
+              <w:rPr>
+                <w:rFonts w:hint="eastAsia"/>
+              </w:rPr>
+              <w:t>val</w:t>
+            </w:r>
+            <w:proofErr w:type="spellEnd"/>
+            <w:r>
+              <w:rPr>
+                <w:rFonts w:hint="eastAsia"/>
+              </w:rPr>
+              <w:t>;        // 节点值</w:t>
+            </w:r>
+          </w:p>
+          <w:p>
+            <w:pPr>
+              <w:rPr>
+                <w:rFonts w:hint="eastAsia"/>
+              </w:rPr>
+            </w:pPr>
+            <w:r>
+              <w:rPr>
+                <w:rFonts w:hint="eastAsia"/>
+              </w:rPr>
+              <w:t xml:space="preserve">        </w:t>
+            </w:r>
+            <w:proofErr w:type="spellStart"/>
+            <w:proofErr w:type="gramStart"/>
+            <w:r>
+              <w:rPr>
+                <w:rFonts w:hint="eastAsia"/>
+              </w:rPr>
+              <w:t>this.next</w:t>
+            </w:r>
+            <w:proofErr w:type="spellEnd"/>
+            <w:proofErr w:type="gramEnd"/>
+            <w:r>
+              <w:rPr>
+                <w:rFonts w:hint="eastAsia"/>
+              </w:rPr>
+              <w:t xml:space="preserve"> = next === </w:t>
+            </w:r>
+            <w:proofErr w:type="gramStart"/>
+            <w:r>
+              <w:rPr>
+                <w:rFonts w:hint="eastAsia"/>
+              </w:rPr>
+              <w:t>undefined ?</w:t>
+            </w:r>
+            <w:proofErr w:type="gramEnd"/>
+            <w:r>
+              <w:rPr>
+                <w:rFonts w:hint="eastAsia"/>
+              </w:rPr>
+              <w:t xml:space="preserve"> </w:t>
+            </w:r>
+            <w:proofErr w:type="gramStart"/>
+            <w:r>
+              <w:rPr>
+                <w:rFonts w:hint="eastAsia"/>
+              </w:rPr>
+              <w:t>null :</w:t>
+            </w:r>
+            <w:proofErr w:type="gramEnd"/>
+            <w:r>
+              <w:rPr>
+                <w:rFonts w:hint="eastAsia"/>
+              </w:rPr>
+              <w:t xml:space="preserve"> </w:t>
+            </w:r>
+            <w:proofErr w:type="gramStart"/>
+            <w:r>
+              <w:rPr>
+                <w:rFonts w:hint="eastAsia"/>
+              </w:rPr>
+              <w:t>next;  /</w:t>
+            </w:r>
+            <w:proofErr w:type="gramEnd"/>
+            <w:r>
+              <w:rPr>
+                <w:rFonts w:hint="eastAsia"/>
+              </w:rPr>
+              <w:t>/ 指向下一节点的引用</w:t>
             </w:r>
           </w:p>
           <w:p>
@@ -1344,60 +4001,169 @@
               <w:rPr>
                 <w:rFonts w:hint="eastAsia"/>
               </w:rPr>
-              <w:lastRenderedPageBreak/>
-              <w:t>const n0 = new ListNode(1);</w:t>
-            </w:r>
-          </w:p>
-          <w:p>
-            <w:pPr>
-              <w:rPr>
-                <w:rFonts w:hint="eastAsia"/>
-              </w:rPr>
-            </w:pPr>
-            <w:r>
-              <w:rPr>
-                <w:rFonts w:hint="eastAsia"/>
-              </w:rPr>
-              <w:t>const n1 = new ListNode(3);</w:t>
-            </w:r>
-          </w:p>
-          <w:p>
-            <w:pPr>
-              <w:rPr>
-                <w:rFonts w:hint="eastAsia"/>
-              </w:rPr>
-            </w:pPr>
-            <w:r>
-              <w:rPr>
-                <w:rFonts w:hint="eastAsia"/>
-              </w:rPr>
-              <w:t>const n2 = new ListNode(2);</w:t>
-            </w:r>
-          </w:p>
-          <w:p>
-            <w:pPr>
-              <w:rPr>
-                <w:rFonts w:hint="eastAsia"/>
-              </w:rPr>
-            </w:pPr>
-            <w:r>
-              <w:rPr>
-                <w:rFonts w:hint="eastAsia"/>
-              </w:rPr>
-              <w:t>const n3 = new ListNode(5);</w:t>
-            </w:r>
-          </w:p>
-          <w:p>
-            <w:pPr>
-              <w:rPr>
-                <w:rFonts w:hint="eastAsia"/>
-              </w:rPr>
-            </w:pPr>
-            <w:r>
-              <w:rPr>
-                <w:rFonts w:hint="eastAsia"/>
-              </w:rPr>
-              <w:t>const n4 = new ListNode(4);</w:t>
+              <w:t xml:space="preserve">const n0 = new </w:t>
+            </w:r>
+            <w:proofErr w:type="spellStart"/>
+            <w:proofErr w:type="gramStart"/>
+            <w:r>
+              <w:rPr>
+                <w:rFonts w:hint="eastAsia"/>
+              </w:rPr>
+              <w:t>ListNode</w:t>
+            </w:r>
+            <w:proofErr w:type="spellEnd"/>
+            <w:r>
+              <w:rPr>
+                <w:rFonts w:hint="eastAsia"/>
+              </w:rPr>
+              <w:t>(</w:t>
+            </w:r>
+            <w:proofErr w:type="gramEnd"/>
+            <w:r>
+              <w:rPr>
+                <w:rFonts w:hint="eastAsia"/>
+              </w:rPr>
+              <w:t>1);</w:t>
+            </w:r>
+          </w:p>
+          <w:p>
+            <w:pPr>
+              <w:rPr>
+                <w:rFonts w:hint="eastAsia"/>
+              </w:rPr>
+            </w:pPr>
+            <w:r>
+              <w:rPr>
+                <w:rFonts w:hint="eastAsia"/>
+              </w:rPr>
+              <w:t xml:space="preserve">const n1 = new </w:t>
+            </w:r>
+            <w:proofErr w:type="spellStart"/>
+            <w:proofErr w:type="gramStart"/>
+            <w:r>
+              <w:rPr>
+                <w:rFonts w:hint="eastAsia"/>
+              </w:rPr>
+              <w:t>ListNode</w:t>
+            </w:r>
+            <w:proofErr w:type="spellEnd"/>
+            <w:r>
+              <w:rPr>
+                <w:rFonts w:hint="eastAsia"/>
+              </w:rPr>
+              <w:t>(</w:t>
+            </w:r>
+            <w:proofErr w:type="gramEnd"/>
+            <w:r>
+              <w:rPr>
+                <w:rFonts w:hint="eastAsia"/>
+              </w:rPr>
+              <w:t>3);</w:t>
+            </w:r>
+          </w:p>
+          <w:p>
+            <w:pPr>
+              <w:rPr>
+                <w:rFonts w:hint="eastAsia"/>
+              </w:rPr>
+            </w:pPr>
+            <w:r>
+              <w:rPr>
+                <w:rFonts w:hint="eastAsia"/>
+              </w:rPr>
+              <w:t xml:space="preserve">const n2 = new </w:t>
+            </w:r>
+            <w:proofErr w:type="spellStart"/>
+            <w:proofErr w:type="gramStart"/>
+            <w:r>
+              <w:rPr>
+                <w:rFonts w:hint="eastAsia"/>
+              </w:rPr>
+              <w:t>ListNode</w:t>
+            </w:r>
+            <w:proofErr w:type="spellEnd"/>
+            <w:r>
+              <w:rPr>
+                <w:rFonts w:hint="eastAsia"/>
+              </w:rPr>
+              <w:t>(</w:t>
+            </w:r>
+            <w:proofErr w:type="gramEnd"/>
+            <w:r>
+              <w:rPr>
+                <w:rFonts w:hint="eastAsia"/>
+              </w:rPr>
+              <w:t>2);</w:t>
+            </w:r>
+          </w:p>
+          <w:p>
+            <w:pPr>
+              <w:rPr>
+                <w:rFonts w:hint="eastAsia"/>
+              </w:rPr>
+            </w:pPr>
+            <w:r>
+              <w:rPr>
+                <w:rFonts w:hint="eastAsia"/>
+              </w:rPr>
+              <w:t xml:space="preserve">const n3 = new </w:t>
+            </w:r>
+            <w:proofErr w:type="spellStart"/>
+            <w:proofErr w:type="gramStart"/>
+            <w:r>
+              <w:rPr>
+                <w:rFonts w:hint="eastAsia"/>
+              </w:rPr>
+              <w:t>ListNode</w:t>
+            </w:r>
+            <w:proofErr w:type="spellEnd"/>
+            <w:r>
+              <w:rPr>
+                <w:rFonts w:hint="eastAsia"/>
+              </w:rPr>
+              <w:t>(</w:t>
+            </w:r>
+            <w:proofErr w:type="gramEnd"/>
+            <w:r>
+              <w:rPr>
+                <w:rFonts w:hint="eastAsia"/>
+              </w:rPr>
+              <w:t>5);</w:t>
+            </w:r>
+          </w:p>
+          <w:p>
+            <w:pPr>
+              <w:rPr>
+                <w:rFonts w:hint="eastAsia"/>
+              </w:rPr>
+            </w:pPr>
+            <w:r>
+              <w:rPr>
+                <w:rFonts w:hint="eastAsia"/>
+              </w:rPr>
+              <w:t xml:space="preserve">const n4 = new </w:t>
+            </w:r>
+            <w:proofErr w:type="spellStart"/>
+            <w:proofErr w:type="gramStart"/>
+            <w:r>
+              <w:rPr>
+                <w:rFonts w:hint="eastAsia"/>
+              </w:rPr>
+              <w:t>ListNode</w:t>
+            </w:r>
+            <w:proofErr w:type="spellEnd"/>
+            <w:r>
+              <w:rPr>
+                <w:rFonts w:hint="eastAsia"/>
+              </w:rPr>
+              <w:t>(</w:t>
+            </w:r>
+            <w:proofErr w:type="gramEnd"/>
+            <w:r>
+              <w:rPr>
+                <w:rFonts w:hint="eastAsia"/>
+              </w:rPr>
+              <w:t>4);</w:t>
             </w:r>
           </w:p>
           <w:p>
@@ -1423,46 +4189,102 @@
               <w:rPr>
                 <w:rFonts w:hint="eastAsia"/>
               </w:rPr>
-              <w:t>n0.next = n1;</w:t>
-            </w:r>
-          </w:p>
-          <w:p>
-            <w:pPr>
-              <w:rPr>
-                <w:rFonts w:hint="eastAsia"/>
-              </w:rPr>
-            </w:pPr>
-            <w:r>
-              <w:rPr>
-                <w:rFonts w:hint="eastAsia"/>
-              </w:rPr>
-              <w:t>n1.next = n2;</w:t>
-            </w:r>
-          </w:p>
-          <w:p>
-            <w:pPr>
-              <w:rPr>
-                <w:rFonts w:hint="eastAsia"/>
-              </w:rPr>
-            </w:pPr>
-            <w:r>
-              <w:rPr>
-                <w:rFonts w:hint="eastAsia"/>
-              </w:rPr>
-              <w:t>n2.next = n3;</w:t>
-            </w:r>
-          </w:p>
-          <w:p>
-            <w:pPr>
-              <w:rPr>
-                <w:rFonts w:hint="eastAsia"/>
-              </w:rPr>
-            </w:pPr>
-            <w:r>
-              <w:rPr>
-                <w:rFonts w:hint="eastAsia"/>
-              </w:rPr>
-              <w:t>n3.next = n4;</w:t>
+              <w:t>n</w:t>
+            </w:r>
+            <w:proofErr w:type="gramStart"/>
+            <w:r>
+              <w:rPr>
+                <w:rFonts w:hint="eastAsia"/>
+              </w:rPr>
+              <w:t>0.next</w:t>
+            </w:r>
+            <w:proofErr w:type="gramEnd"/>
+            <w:r>
+              <w:rPr>
+                <w:rFonts w:hint="eastAsia"/>
+              </w:rPr>
+              <w:t xml:space="preserve"> = n1;</w:t>
+            </w:r>
+          </w:p>
+          <w:p>
+            <w:pPr>
+              <w:rPr>
+                <w:rFonts w:hint="eastAsia"/>
+              </w:rPr>
+            </w:pPr>
+            <w:r>
+              <w:rPr>
+                <w:rFonts w:hint="eastAsia"/>
+              </w:rPr>
+              <w:t>n</w:t>
+            </w:r>
+            <w:proofErr w:type="gramStart"/>
+            <w:r>
+              <w:rPr>
+                <w:rFonts w:hint="eastAsia"/>
+              </w:rPr>
+              <w:t>1.next</w:t>
+            </w:r>
+            <w:proofErr w:type="gramEnd"/>
+            <w:r>
+              <w:rPr>
+                <w:rFonts w:hint="eastAsia"/>
+              </w:rPr>
+              <w:t xml:space="preserve"> = n2;</w:t>
+            </w:r>
+          </w:p>
+          <w:p>
+            <w:pPr>
+              <w:rPr>
+                <w:rFonts w:hint="eastAsia"/>
+              </w:rPr>
+            </w:pPr>
+            <w:r>
+              <w:rPr>
+                <w:rFonts w:hint="eastAsia"/>
+              </w:rPr>
+              <w:t>n</w:t>
+            </w:r>
+            <w:proofErr w:type="gramStart"/>
+            <w:r>
+              <w:rPr>
+                <w:rFonts w:hint="eastAsia"/>
+              </w:rPr>
+              <w:t>2.next</w:t>
+            </w:r>
+            <w:proofErr w:type="gramEnd"/>
+            <w:r>
+              <w:rPr>
+                <w:rFonts w:hint="eastAsia"/>
+              </w:rPr>
+              <w:t xml:space="preserve"> = n3;</w:t>
+            </w:r>
+          </w:p>
+          <w:p>
+            <w:pPr>
+              <w:rPr>
+                <w:rFonts w:hint="eastAsia"/>
+              </w:rPr>
+            </w:pPr>
+            <w:r>
+              <w:rPr>
+                <w:rFonts w:hint="eastAsia"/>
+              </w:rPr>
+              <w:t>n</w:t>
+            </w:r>
+            <w:proofErr w:type="gramStart"/>
+            <w:r>
+              <w:rPr>
+                <w:rFonts w:hint="eastAsia"/>
+              </w:rPr>
+              <w:t>3.next</w:t>
+            </w:r>
+            <w:proofErr w:type="gramEnd"/>
+            <w:r>
+              <w:rPr>
+                <w:rFonts w:hint="eastAsia"/>
+              </w:rPr>
+              <w:t xml:space="preserve"> = n4;</w:t>
             </w:r>
           </w:p>
         </w:tc>
@@ -1538,7 +4360,21 @@
               <w:rPr>
                 <w:rFonts w:hint="eastAsia"/>
               </w:rPr>
-              <w:t>const nums1: number[] = [];</w:t>
+              <w:t xml:space="preserve">const nums1: </w:t>
+            </w:r>
+            <w:proofErr w:type="gramStart"/>
+            <w:r>
+              <w:rPr>
+                <w:rFonts w:hint="eastAsia"/>
+              </w:rPr>
+              <w:t>number[</w:t>
+            </w:r>
+            <w:proofErr w:type="gramEnd"/>
+            <w:r>
+              <w:rPr>
+                <w:rFonts w:hint="eastAsia"/>
+              </w:rPr>
+              <w:t>] = [];</w:t>
             </w:r>
           </w:p>
           <w:p>
@@ -1564,7 +4400,35 @@
               <w:rPr>
                 <w:rFonts w:hint="eastAsia"/>
               </w:rPr>
-              <w:t>const nums: number[] = [1, 3, 2, 5, 4];</w:t>
+              <w:t xml:space="preserve">const </w:t>
+            </w:r>
+            <w:proofErr w:type="spellStart"/>
+            <w:r>
+              <w:rPr>
+                <w:rFonts w:hint="eastAsia"/>
+              </w:rPr>
+              <w:t>nums</w:t>
+            </w:r>
+            <w:proofErr w:type="spellEnd"/>
+            <w:r>
+              <w:rPr>
+                <w:rFonts w:hint="eastAsia"/>
+              </w:rPr>
+              <w:t xml:space="preserve">: </w:t>
+            </w:r>
+            <w:proofErr w:type="gramStart"/>
+            <w:r>
+              <w:rPr>
+                <w:rFonts w:hint="eastAsia"/>
+              </w:rPr>
+              <w:t>number[</w:t>
+            </w:r>
+            <w:proofErr w:type="gramEnd"/>
+            <w:r>
+              <w:rPr>
+                <w:rFonts w:hint="eastAsia"/>
+              </w:rPr>
+              <w:t>] = [1, 3, 2, 5, 4];</w:t>
             </w:r>
           </w:p>
         </w:tc>
@@ -1590,11 +4454,19 @@
           <w:rFonts w:hint="eastAsia"/>
         </w:rPr>
       </w:pPr>
-      <w:r>
-        <w:rPr>
-          <w:rFonts w:hint="eastAsia"/>
-        </w:rPr>
-        <w:t>栈，先进后出</w:t>
+      <w:proofErr w:type="gramStart"/>
+      <w:r>
+        <w:rPr>
+          <w:rFonts w:hint="eastAsia"/>
+        </w:rPr>
+        <w:t>栈</w:t>
+      </w:r>
+      <w:proofErr w:type="gramEnd"/>
+      <w:r>
+        <w:rPr>
+          <w:rFonts w:hint="eastAsia"/>
+        </w:rPr>
+        <w:t>，先进后出</w:t>
       </w:r>
     </w:p>
     <w:p>
@@ -1627,7 +4499,15 @@
         <w:t>从数组末尾移除并返回最后一个元素</w:t>
       </w:r>
       <w:r>
-        <w:t>，会直接修改原数组，使其长度减一；如果对空数组调用，则返回undefined</w:t>
+        <w:t>，会直接修改原数组，使其长度减</w:t>
+      </w:r>
+      <w:proofErr w:type="gramStart"/>
+      <w:r>
+        <w:t>一</w:t>
+      </w:r>
+      <w:proofErr w:type="gramEnd"/>
+      <w:r>
+        <w:t>；如果对空数组调用，则返回undefined</w:t>
       </w:r>
     </w:p>
     <w:p>
@@ -1679,217 +4559,439 @@
               <w:rPr>
                 <w:rFonts w:hint="eastAsia"/>
               </w:rPr>
-              <w:t>/* 初始化栈 */</w:t>
-            </w:r>
-          </w:p>
-          <w:p>
-            <w:pPr>
-              <w:rPr>
-                <w:rFonts w:hint="eastAsia"/>
-              </w:rPr>
-            </w:pPr>
-            <w:r>
-              <w:rPr>
-                <w:rFonts w:hint="eastAsia"/>
-              </w:rPr>
-              <w:t>// TypeScript 没有内置的栈类，可以把 Array 当作栈来使用</w:t>
-            </w:r>
-          </w:p>
-          <w:p>
-            <w:pPr>
-              <w:rPr>
-                <w:rFonts w:hint="eastAsia"/>
-              </w:rPr>
-            </w:pPr>
-            <w:r>
-              <w:rPr>
-                <w:rFonts w:hint="eastAsia"/>
-              </w:rPr>
-              <w:t>const stack: number[] = [];</w:t>
-            </w:r>
-          </w:p>
-          <w:p>
-            <w:pPr>
-              <w:rPr>
-                <w:rFonts w:hint="eastAsia"/>
-              </w:rPr>
-            </w:pPr>
-          </w:p>
-          <w:p>
-            <w:pPr>
-              <w:rPr>
-                <w:rFonts w:hint="eastAsia"/>
-              </w:rPr>
-            </w:pPr>
-            <w:r>
-              <w:rPr>
-                <w:rFonts w:hint="eastAsia"/>
-              </w:rPr>
-              <w:t>/* 元素入栈 */</w:t>
-            </w:r>
-          </w:p>
-          <w:p>
-            <w:pPr>
-              <w:rPr>
-                <w:rFonts w:hint="eastAsia"/>
-              </w:rPr>
-            </w:pPr>
-            <w:r>
-              <w:rPr>
-                <w:rFonts w:hint="eastAsia"/>
-              </w:rPr>
-              <w:t>stack.push(1);</w:t>
-            </w:r>
-          </w:p>
-          <w:p>
-            <w:pPr>
-              <w:rPr>
-                <w:rFonts w:hint="eastAsia"/>
-              </w:rPr>
-            </w:pPr>
-            <w:r>
-              <w:rPr>
-                <w:rFonts w:hint="eastAsia"/>
-              </w:rPr>
-              <w:t>stack.push(3);</w:t>
-            </w:r>
-          </w:p>
-          <w:p>
-            <w:pPr>
-              <w:rPr>
-                <w:rFonts w:hint="eastAsia"/>
-              </w:rPr>
-            </w:pPr>
-            <w:r>
-              <w:rPr>
-                <w:rFonts w:hint="eastAsia"/>
-              </w:rPr>
-              <w:t>stack.push(2);</w:t>
-            </w:r>
-          </w:p>
-          <w:p>
-            <w:pPr>
-              <w:rPr>
-                <w:rFonts w:hint="eastAsia"/>
-              </w:rPr>
-            </w:pPr>
-            <w:r>
-              <w:rPr>
-                <w:rFonts w:hint="eastAsia"/>
-              </w:rPr>
-              <w:t>stack.push(5);</w:t>
-            </w:r>
-          </w:p>
-          <w:p>
-            <w:pPr>
-              <w:rPr>
-                <w:rFonts w:hint="eastAsia"/>
-              </w:rPr>
-            </w:pPr>
-            <w:r>
-              <w:rPr>
-                <w:rFonts w:hint="eastAsia"/>
-              </w:rPr>
-              <w:t>stack.push(4);</w:t>
-            </w:r>
-          </w:p>
-          <w:p>
-            <w:pPr>
-              <w:rPr>
-                <w:rFonts w:hint="eastAsia"/>
-              </w:rPr>
-            </w:pPr>
-          </w:p>
-          <w:p>
-            <w:pPr>
-              <w:rPr>
-                <w:rFonts w:hint="eastAsia"/>
-              </w:rPr>
-            </w:pPr>
-            <w:r>
-              <w:rPr>
-                <w:rFonts w:hint="eastAsia"/>
-              </w:rPr>
-              <w:t>/* 访问栈顶元素 */</w:t>
-            </w:r>
-          </w:p>
-          <w:p>
-            <w:pPr>
-              <w:rPr>
-                <w:rFonts w:hint="eastAsia"/>
-              </w:rPr>
-            </w:pPr>
-            <w:r>
-              <w:rPr>
-                <w:rFonts w:hint="eastAsia"/>
-              </w:rPr>
-              <w:t>const peek = stack[stack.length - 1];</w:t>
-            </w:r>
-          </w:p>
-          <w:p>
-            <w:pPr>
-              <w:rPr>
-                <w:rFonts w:hint="eastAsia"/>
-              </w:rPr>
-            </w:pPr>
-          </w:p>
-          <w:p>
-            <w:pPr>
-              <w:rPr>
-                <w:rFonts w:hint="eastAsia"/>
-              </w:rPr>
-            </w:pPr>
-            <w:r>
-              <w:rPr>
-                <w:rFonts w:hint="eastAsia"/>
-              </w:rPr>
-              <w:t>/* 元素出栈 */</w:t>
-            </w:r>
-          </w:p>
-          <w:p>
-            <w:pPr>
-              <w:rPr>
-                <w:rFonts w:hint="eastAsia"/>
-              </w:rPr>
-            </w:pPr>
-            <w:r>
-              <w:rPr>
-                <w:rFonts w:hint="eastAsia"/>
-              </w:rPr>
-              <w:t>const pop = stack.pop();</w:t>
-            </w:r>
-          </w:p>
-          <w:p>
-            <w:pPr>
-              <w:rPr>
-                <w:rFonts w:hint="eastAsia"/>
-              </w:rPr>
-            </w:pPr>
-          </w:p>
-          <w:p>
-            <w:pPr>
-              <w:rPr>
-                <w:rFonts w:hint="eastAsia"/>
-              </w:rPr>
-            </w:pPr>
-            <w:r>
-              <w:rPr>
-                <w:rFonts w:hint="eastAsia"/>
-              </w:rPr>
-              <w:t>/* 获取栈的长度 */</w:t>
-            </w:r>
-          </w:p>
-          <w:p>
-            <w:pPr>
-              <w:rPr>
-                <w:rFonts w:hint="eastAsia"/>
-              </w:rPr>
-            </w:pPr>
-            <w:r>
-              <w:rPr>
-                <w:rFonts w:hint="eastAsia"/>
-              </w:rPr>
-              <w:t>const size = stack.length;</w:t>
+              <w:t>/* 初始化</w:t>
+            </w:r>
+            <w:proofErr w:type="gramStart"/>
+            <w:r>
+              <w:rPr>
+                <w:rFonts w:hint="eastAsia"/>
+              </w:rPr>
+              <w:t>栈</w:t>
+            </w:r>
+            <w:proofErr w:type="gramEnd"/>
+            <w:r>
+              <w:rPr>
+                <w:rFonts w:hint="eastAsia"/>
+              </w:rPr>
+              <w:t xml:space="preserve"> */</w:t>
+            </w:r>
+          </w:p>
+          <w:p>
+            <w:pPr>
+              <w:rPr>
+                <w:rFonts w:hint="eastAsia"/>
+              </w:rPr>
+            </w:pPr>
+            <w:r>
+              <w:rPr>
+                <w:rFonts w:hint="eastAsia"/>
+              </w:rPr>
+              <w:t>// TypeScript 没有内置的</w:t>
+            </w:r>
+            <w:proofErr w:type="gramStart"/>
+            <w:r>
+              <w:rPr>
+                <w:rFonts w:hint="eastAsia"/>
+              </w:rPr>
+              <w:t>栈</w:t>
+            </w:r>
+            <w:proofErr w:type="gramEnd"/>
+            <w:r>
+              <w:rPr>
+                <w:rFonts w:hint="eastAsia"/>
+              </w:rPr>
+              <w:t>类，可以把 Array 当作</w:t>
+            </w:r>
+            <w:proofErr w:type="gramStart"/>
+            <w:r>
+              <w:rPr>
+                <w:rFonts w:hint="eastAsia"/>
+              </w:rPr>
+              <w:t>栈</w:t>
+            </w:r>
+            <w:proofErr w:type="gramEnd"/>
+            <w:r>
+              <w:rPr>
+                <w:rFonts w:hint="eastAsia"/>
+              </w:rPr>
+              <w:t>来使用</w:t>
+            </w:r>
+          </w:p>
+          <w:p>
+            <w:pPr>
+              <w:rPr>
+                <w:rFonts w:hint="eastAsia"/>
+              </w:rPr>
+            </w:pPr>
+            <w:r>
+              <w:rPr>
+                <w:rFonts w:hint="eastAsia"/>
+              </w:rPr>
+              <w:t xml:space="preserve">const stack: </w:t>
+            </w:r>
+            <w:proofErr w:type="gramStart"/>
+            <w:r>
+              <w:rPr>
+                <w:rFonts w:hint="eastAsia"/>
+              </w:rPr>
+              <w:t>number[</w:t>
+            </w:r>
+            <w:proofErr w:type="gramEnd"/>
+            <w:r>
+              <w:rPr>
+                <w:rFonts w:hint="eastAsia"/>
+              </w:rPr>
+              <w:t>] = [];</w:t>
+            </w:r>
+          </w:p>
+          <w:p>
+            <w:pPr>
+              <w:rPr>
+                <w:rFonts w:hint="eastAsia"/>
+              </w:rPr>
+            </w:pPr>
+          </w:p>
+          <w:p>
+            <w:pPr>
+              <w:rPr>
+                <w:rFonts w:hint="eastAsia"/>
+              </w:rPr>
+            </w:pPr>
+            <w:r>
+              <w:rPr>
+                <w:rFonts w:hint="eastAsia"/>
+              </w:rPr>
+              <w:t>/* 元素入</w:t>
+            </w:r>
+            <w:proofErr w:type="gramStart"/>
+            <w:r>
+              <w:rPr>
+                <w:rFonts w:hint="eastAsia"/>
+              </w:rPr>
+              <w:t>栈</w:t>
+            </w:r>
+            <w:proofErr w:type="gramEnd"/>
+            <w:r>
+              <w:rPr>
+                <w:rFonts w:hint="eastAsia"/>
+              </w:rPr>
+              <w:t xml:space="preserve"> */</w:t>
+            </w:r>
+          </w:p>
+          <w:p>
+            <w:pPr>
+              <w:rPr>
+                <w:rFonts w:hint="eastAsia"/>
+              </w:rPr>
+            </w:pPr>
+            <w:proofErr w:type="spellStart"/>
+            <w:proofErr w:type="gramStart"/>
+            <w:r>
+              <w:rPr>
+                <w:rFonts w:hint="eastAsia"/>
+              </w:rPr>
+              <w:t>stack.push</w:t>
+            </w:r>
+            <w:proofErr w:type="spellEnd"/>
+            <w:proofErr w:type="gramEnd"/>
+            <w:r>
+              <w:rPr>
+                <w:rFonts w:hint="eastAsia"/>
+              </w:rPr>
+              <w:t>(1);</w:t>
+            </w:r>
+          </w:p>
+          <w:p>
+            <w:pPr>
+              <w:rPr>
+                <w:rFonts w:hint="eastAsia"/>
+              </w:rPr>
+            </w:pPr>
+            <w:proofErr w:type="spellStart"/>
+            <w:proofErr w:type="gramStart"/>
+            <w:r>
+              <w:rPr>
+                <w:rFonts w:hint="eastAsia"/>
+              </w:rPr>
+              <w:t>stack.push</w:t>
+            </w:r>
+            <w:proofErr w:type="spellEnd"/>
+            <w:proofErr w:type="gramEnd"/>
+            <w:r>
+              <w:rPr>
+                <w:rFonts w:hint="eastAsia"/>
+              </w:rPr>
+              <w:t>(3);</w:t>
+            </w:r>
+          </w:p>
+          <w:p>
+            <w:pPr>
+              <w:rPr>
+                <w:rFonts w:hint="eastAsia"/>
+              </w:rPr>
+            </w:pPr>
+            <w:proofErr w:type="spellStart"/>
+            <w:proofErr w:type="gramStart"/>
+            <w:r>
+              <w:rPr>
+                <w:rFonts w:hint="eastAsia"/>
+              </w:rPr>
+              <w:t>stack.push</w:t>
+            </w:r>
+            <w:proofErr w:type="spellEnd"/>
+            <w:proofErr w:type="gramEnd"/>
+            <w:r>
+              <w:rPr>
+                <w:rFonts w:hint="eastAsia"/>
+              </w:rPr>
+              <w:t>(2);</w:t>
+            </w:r>
+          </w:p>
+          <w:p>
+            <w:pPr>
+              <w:rPr>
+                <w:rFonts w:hint="eastAsia"/>
+              </w:rPr>
+            </w:pPr>
+            <w:proofErr w:type="spellStart"/>
+            <w:proofErr w:type="gramStart"/>
+            <w:r>
+              <w:rPr>
+                <w:rFonts w:hint="eastAsia"/>
+              </w:rPr>
+              <w:t>stack.push</w:t>
+            </w:r>
+            <w:proofErr w:type="spellEnd"/>
+            <w:proofErr w:type="gramEnd"/>
+            <w:r>
+              <w:rPr>
+                <w:rFonts w:hint="eastAsia"/>
+              </w:rPr>
+              <w:t>(5);</w:t>
+            </w:r>
+          </w:p>
+          <w:p>
+            <w:pPr>
+              <w:rPr>
+                <w:rFonts w:hint="eastAsia"/>
+              </w:rPr>
+            </w:pPr>
+            <w:proofErr w:type="spellStart"/>
+            <w:proofErr w:type="gramStart"/>
+            <w:r>
+              <w:rPr>
+                <w:rFonts w:hint="eastAsia"/>
+              </w:rPr>
+              <w:t>stack.push</w:t>
+            </w:r>
+            <w:proofErr w:type="spellEnd"/>
+            <w:proofErr w:type="gramEnd"/>
+            <w:r>
+              <w:rPr>
+                <w:rFonts w:hint="eastAsia"/>
+              </w:rPr>
+              <w:t>(4);</w:t>
+            </w:r>
+          </w:p>
+          <w:p>
+            <w:pPr>
+              <w:rPr>
+                <w:rFonts w:hint="eastAsia"/>
+              </w:rPr>
+            </w:pPr>
+          </w:p>
+          <w:p>
+            <w:pPr>
+              <w:rPr>
+                <w:rFonts w:hint="eastAsia"/>
+              </w:rPr>
+            </w:pPr>
+            <w:r>
+              <w:rPr>
+                <w:rFonts w:hint="eastAsia"/>
+              </w:rPr>
+              <w:t>/* 访问</w:t>
+            </w:r>
+            <w:proofErr w:type="gramStart"/>
+            <w:r>
+              <w:rPr>
+                <w:rFonts w:hint="eastAsia"/>
+              </w:rPr>
+              <w:t>栈</w:t>
+            </w:r>
+            <w:proofErr w:type="gramEnd"/>
+            <w:r>
+              <w:rPr>
+                <w:rFonts w:hint="eastAsia"/>
+              </w:rPr>
+              <w:t>顶元素 */</w:t>
+            </w:r>
+          </w:p>
+          <w:p>
+            <w:pPr>
+              <w:rPr>
+                <w:rFonts w:hint="eastAsia"/>
+              </w:rPr>
+            </w:pPr>
+            <w:r>
+              <w:rPr>
+                <w:rFonts w:hint="eastAsia"/>
+              </w:rPr>
+              <w:t xml:space="preserve">const peek = </w:t>
+            </w:r>
+            <w:proofErr w:type="gramStart"/>
+            <w:r>
+              <w:rPr>
+                <w:rFonts w:hint="eastAsia"/>
+              </w:rPr>
+              <w:t>stack[</w:t>
+            </w:r>
+            <w:proofErr w:type="spellStart"/>
+            <w:r>
+              <w:rPr>
+                <w:rFonts w:hint="eastAsia"/>
+              </w:rPr>
+              <w:t>stack.length</w:t>
+            </w:r>
+            <w:proofErr w:type="spellEnd"/>
+            <w:proofErr w:type="gramEnd"/>
+            <w:r>
+              <w:rPr>
+                <w:rFonts w:hint="eastAsia"/>
+              </w:rPr>
+              <w:t xml:space="preserve"> - 1];</w:t>
+            </w:r>
+          </w:p>
+          <w:p>
+            <w:pPr>
+              <w:rPr>
+                <w:rFonts w:hint="eastAsia"/>
+              </w:rPr>
+            </w:pPr>
+          </w:p>
+          <w:p>
+            <w:pPr>
+              <w:rPr>
+                <w:rFonts w:hint="eastAsia"/>
+              </w:rPr>
+            </w:pPr>
+            <w:r>
+              <w:rPr>
+                <w:rFonts w:hint="eastAsia"/>
+              </w:rPr>
+              <w:t>/* 元素出</w:t>
+            </w:r>
+            <w:proofErr w:type="gramStart"/>
+            <w:r>
+              <w:rPr>
+                <w:rFonts w:hint="eastAsia"/>
+              </w:rPr>
+              <w:t>栈</w:t>
+            </w:r>
+            <w:proofErr w:type="gramEnd"/>
+            <w:r>
+              <w:rPr>
+                <w:rFonts w:hint="eastAsia"/>
+              </w:rPr>
+              <w:t xml:space="preserve"> */</w:t>
+            </w:r>
+          </w:p>
+          <w:p>
+            <w:pPr>
+              <w:rPr>
+                <w:rFonts w:hint="eastAsia"/>
+              </w:rPr>
+            </w:pPr>
+            <w:r>
+              <w:rPr>
+                <w:rFonts w:hint="eastAsia"/>
+              </w:rPr>
+              <w:t xml:space="preserve">const pop = </w:t>
+            </w:r>
+            <w:proofErr w:type="spellStart"/>
+            <w:proofErr w:type="gramStart"/>
+            <w:r>
+              <w:rPr>
+                <w:rFonts w:hint="eastAsia"/>
+              </w:rPr>
+              <w:t>stack.pop</w:t>
+            </w:r>
+            <w:proofErr w:type="spellEnd"/>
+            <w:r>
+              <w:rPr>
+                <w:rFonts w:hint="eastAsia"/>
+              </w:rPr>
+              <w:t>(</w:t>
+            </w:r>
+            <w:proofErr w:type="gramEnd"/>
+            <w:r>
+              <w:rPr>
+                <w:rFonts w:hint="eastAsia"/>
+              </w:rPr>
+              <w:t>);</w:t>
+            </w:r>
+          </w:p>
+          <w:p>
+            <w:pPr>
+              <w:rPr>
+                <w:rFonts w:hint="eastAsia"/>
+              </w:rPr>
+            </w:pPr>
+          </w:p>
+          <w:p>
+            <w:pPr>
+              <w:rPr>
+                <w:rFonts w:hint="eastAsia"/>
+              </w:rPr>
+            </w:pPr>
+            <w:r>
+              <w:rPr>
+                <w:rFonts w:hint="eastAsia"/>
+              </w:rPr>
+              <w:t>/* 获取</w:t>
+            </w:r>
+            <w:proofErr w:type="gramStart"/>
+            <w:r>
+              <w:rPr>
+                <w:rFonts w:hint="eastAsia"/>
+              </w:rPr>
+              <w:t>栈</w:t>
+            </w:r>
+            <w:proofErr w:type="gramEnd"/>
+            <w:r>
+              <w:rPr>
+                <w:rFonts w:hint="eastAsia"/>
+              </w:rPr>
+              <w:t>的长度 */</w:t>
+            </w:r>
+          </w:p>
+          <w:p>
+            <w:pPr>
+              <w:rPr>
+                <w:rFonts w:hint="eastAsia"/>
+              </w:rPr>
+            </w:pPr>
+            <w:r>
+              <w:rPr>
+                <w:rFonts w:hint="eastAsia"/>
+              </w:rPr>
+              <w:t xml:space="preserve">const size = </w:t>
+            </w:r>
+            <w:proofErr w:type="spellStart"/>
+            <w:proofErr w:type="gramStart"/>
+            <w:r>
+              <w:rPr>
+                <w:rFonts w:hint="eastAsia"/>
+              </w:rPr>
+              <w:t>stack.length</w:t>
+            </w:r>
+            <w:proofErr w:type="spellEnd"/>
+            <w:proofErr w:type="gramEnd"/>
+            <w:r>
+              <w:rPr>
+                <w:rFonts w:hint="eastAsia"/>
+              </w:rPr>
+              <w:t>;</w:t>
             </w:r>
           </w:p>
           <w:p>
@@ -1922,7 +5024,37 @@
               <w:rPr>
                 <w:rFonts w:hint="eastAsia"/>
               </w:rPr>
-              <w:t>const is_empty = stack.length === 0;</w:t>
+              <w:t xml:space="preserve">const </w:t>
+            </w:r>
+            <w:proofErr w:type="spellStart"/>
+            <w:r>
+              <w:rPr>
+                <w:rFonts w:hint="eastAsia"/>
+              </w:rPr>
+              <w:t>is_empty</w:t>
+            </w:r>
+            <w:proofErr w:type="spellEnd"/>
+            <w:r>
+              <w:rPr>
+                <w:rFonts w:hint="eastAsia"/>
+              </w:rPr>
+              <w:t xml:space="preserve"> = </w:t>
+            </w:r>
+            <w:proofErr w:type="spellStart"/>
+            <w:proofErr w:type="gramStart"/>
+            <w:r>
+              <w:rPr>
+                <w:rFonts w:hint="eastAsia"/>
+              </w:rPr>
+              <w:t>stack.length</w:t>
+            </w:r>
+            <w:proofErr w:type="spellEnd"/>
+            <w:proofErr w:type="gramEnd"/>
+            <w:r>
+              <w:rPr>
+                <w:rFonts w:hint="eastAsia"/>
+              </w:rPr>
+              <w:t xml:space="preserve"> === 0;</w:t>
             </w:r>
           </w:p>
         </w:tc>
@@ -1985,7 +5117,21 @@
               <w:rPr>
                 <w:rFonts w:hint="eastAsia"/>
               </w:rPr>
-              <w:t>const queue: number[] = [];</w:t>
+              <w:t xml:space="preserve">const queue: </w:t>
+            </w:r>
+            <w:proofErr w:type="gramStart"/>
+            <w:r>
+              <w:rPr>
+                <w:rFonts w:hint="eastAsia"/>
+              </w:rPr>
+              <w:t>number[</w:t>
+            </w:r>
+            <w:proofErr w:type="gramEnd"/>
+            <w:r>
+              <w:rPr>
+                <w:rFonts w:hint="eastAsia"/>
+              </w:rPr>
+              <w:t>] = [];</w:t>
             </w:r>
           </w:p>
           <w:p>
@@ -2014,63 +5160,114 @@
                 <w:rFonts w:hint="eastAsia"/>
               </w:rPr>
             </w:pPr>
-            <w:r>
-              <w:rPr>
-                <w:rFonts w:hint="eastAsia"/>
-              </w:rPr>
-              <w:t>queue.push(1);</w:t>
-            </w:r>
-          </w:p>
-          <w:p>
-            <w:pPr>
-              <w:rPr>
-                <w:rFonts w:hint="eastAsia"/>
-              </w:rPr>
-            </w:pPr>
-            <w:r>
-              <w:rPr>
-                <w:rFonts w:hint="eastAsia"/>
-              </w:rPr>
-              <w:t>queue.push(3);</w:t>
-            </w:r>
-          </w:p>
-          <w:p>
-            <w:pPr>
-              <w:rPr>
-                <w:rFonts w:hint="eastAsia"/>
-              </w:rPr>
-            </w:pPr>
-            <w:r>
-              <w:rPr>
-                <w:rFonts w:hint="eastAsia"/>
-              </w:rPr>
-              <w:t>queue.push(2);</w:t>
-            </w:r>
-          </w:p>
-          <w:p>
-            <w:pPr>
-              <w:rPr>
-                <w:rFonts w:hint="eastAsia"/>
-              </w:rPr>
-            </w:pPr>
-            <w:r>
-              <w:rPr>
-                <w:rFonts w:hint="eastAsia"/>
-              </w:rPr>
-              <w:t>queue.push(5);</w:t>
-            </w:r>
-          </w:p>
-          <w:p>
-            <w:pPr>
-              <w:rPr>
-                <w:rFonts w:hint="eastAsia"/>
-              </w:rPr>
-            </w:pPr>
-            <w:r>
-              <w:rPr>
-                <w:rFonts w:hint="eastAsia"/>
-              </w:rPr>
-              <w:t>queue.push(4);</w:t>
+            <w:proofErr w:type="spellStart"/>
+            <w:proofErr w:type="gramStart"/>
+            <w:r>
+              <w:rPr>
+                <w:rFonts w:hint="eastAsia"/>
+              </w:rPr>
+              <w:t>queue.push</w:t>
+            </w:r>
+            <w:proofErr w:type="spellEnd"/>
+            <w:proofErr w:type="gramEnd"/>
+            <w:r>
+              <w:rPr>
+                <w:rFonts w:hint="eastAsia"/>
+              </w:rPr>
+              <w:t>(1);</w:t>
+            </w:r>
+          </w:p>
+          <w:p>
+            <w:pPr>
+              <w:rPr>
+                <w:rFonts w:hint="eastAsia"/>
+              </w:rPr>
+            </w:pPr>
+            <w:proofErr w:type="spellStart"/>
+            <w:proofErr w:type="gramStart"/>
+            <w:r>
+              <w:rPr>
+                <w:rFonts w:hint="eastAsia"/>
+              </w:rPr>
+              <w:t>queue.push</w:t>
+            </w:r>
+            <w:proofErr w:type="spellEnd"/>
+            <w:proofErr w:type="gramEnd"/>
+            <w:r>
+              <w:rPr>
+                <w:rFonts w:hint="eastAsia"/>
+              </w:rPr>
+              <w:t>(3);</w:t>
+            </w:r>
+          </w:p>
+          <w:p>
+            <w:pPr>
+              <w:rPr>
+                <w:rFonts w:hint="eastAsia"/>
+              </w:rPr>
+            </w:pPr>
+            <w:proofErr w:type="spellStart"/>
+            <w:proofErr w:type="gramStart"/>
+            <w:r>
+              <w:rPr>
+                <w:rFonts w:hint="eastAsia"/>
+              </w:rPr>
+              <w:t>queue.push</w:t>
+            </w:r>
+            <w:proofErr w:type="spellEnd"/>
+            <w:proofErr w:type="gramEnd"/>
+            <w:r>
+              <w:rPr>
+                <w:rFonts w:hint="eastAsia"/>
+              </w:rPr>
+              <w:t>(2);</w:t>
+            </w:r>
+          </w:p>
+          <w:p>
+            <w:pPr>
+              <w:rPr>
+                <w:rFonts w:hint="eastAsia"/>
+              </w:rPr>
+            </w:pPr>
+            <w:proofErr w:type="spellStart"/>
+            <w:proofErr w:type="gramStart"/>
+            <w:r>
+              <w:rPr>
+                <w:rFonts w:hint="eastAsia"/>
+              </w:rPr>
+              <w:t>queue.push</w:t>
+            </w:r>
+            <w:proofErr w:type="spellEnd"/>
+            <w:proofErr w:type="gramEnd"/>
+            <w:r>
+              <w:rPr>
+                <w:rFonts w:hint="eastAsia"/>
+              </w:rPr>
+              <w:t>(5);</w:t>
+            </w:r>
+          </w:p>
+          <w:p>
+            <w:pPr>
+              <w:rPr>
+                <w:rFonts w:hint="eastAsia"/>
+              </w:rPr>
+            </w:pPr>
+            <w:proofErr w:type="spellStart"/>
+            <w:proofErr w:type="gramStart"/>
+            <w:r>
+              <w:rPr>
+                <w:rFonts w:hint="eastAsia"/>
+              </w:rPr>
+              <w:lastRenderedPageBreak/>
+              <w:t>queue.push</w:t>
+            </w:r>
+            <w:proofErr w:type="spellEnd"/>
+            <w:proofErr w:type="gramEnd"/>
+            <w:r>
+              <w:rPr>
+                <w:rFonts w:hint="eastAsia"/>
+              </w:rPr>
+              <w:t>(4);</w:t>
             </w:r>
           </w:p>
           <w:p>
@@ -2103,7 +5300,21 @@
               <w:rPr>
                 <w:rFonts w:hint="eastAsia"/>
               </w:rPr>
-              <w:t>const peek = queue[0];</w:t>
+              <w:t xml:space="preserve">const peek = </w:t>
+            </w:r>
+            <w:proofErr w:type="gramStart"/>
+            <w:r>
+              <w:rPr>
+                <w:rFonts w:hint="eastAsia"/>
+              </w:rPr>
+              <w:t>queue[</w:t>
+            </w:r>
+            <w:proofErr w:type="gramEnd"/>
+            <w:r>
+              <w:rPr>
+                <w:rFonts w:hint="eastAsia"/>
+              </w:rPr>
+              <w:t>0];</w:t>
             </w:r>
           </w:p>
           <w:p>
@@ -2149,7 +5360,23 @@
               <w:rPr>
                 <w:rFonts w:hint="eastAsia"/>
               </w:rPr>
-              <w:t>const pop = queue.shift();</w:t>
+              <w:t xml:space="preserve">const pop = </w:t>
+            </w:r>
+            <w:proofErr w:type="spellStart"/>
+            <w:proofErr w:type="gramStart"/>
+            <w:r>
+              <w:rPr>
+                <w:rFonts w:hint="eastAsia"/>
+              </w:rPr>
+              <w:t>queue.shift</w:t>
+            </w:r>
+            <w:proofErr w:type="spellEnd"/>
+            <w:proofErr w:type="gramEnd"/>
+            <w:r>
+              <w:rPr>
+                <w:rFonts w:hint="eastAsia"/>
+              </w:rPr>
+              <w:t>();</w:t>
             </w:r>
           </w:p>
           <w:p>
@@ -2182,7 +5409,23 @@
               <w:rPr>
                 <w:rFonts w:hint="eastAsia"/>
               </w:rPr>
-              <w:t>const size = queue.length;</w:t>
+              <w:t xml:space="preserve">const size = </w:t>
+            </w:r>
+            <w:proofErr w:type="spellStart"/>
+            <w:proofErr w:type="gramStart"/>
+            <w:r>
+              <w:rPr>
+                <w:rFonts w:hint="eastAsia"/>
+              </w:rPr>
+              <w:t>queue.length</w:t>
+            </w:r>
+            <w:proofErr w:type="spellEnd"/>
+            <w:proofErr w:type="gramEnd"/>
+            <w:r>
+              <w:rPr>
+                <w:rFonts w:hint="eastAsia"/>
+              </w:rPr>
+              <w:t>;</w:t>
             </w:r>
           </w:p>
           <w:p>
@@ -2215,7 +5458,23 @@
               <w:rPr>
                 <w:rFonts w:hint="eastAsia"/>
               </w:rPr>
-              <w:t>const empty = queue.length === 0;</w:t>
+              <w:t xml:space="preserve">const empty = </w:t>
+            </w:r>
+            <w:proofErr w:type="spellStart"/>
+            <w:proofErr w:type="gramStart"/>
+            <w:r>
+              <w:rPr>
+                <w:rFonts w:hint="eastAsia"/>
+              </w:rPr>
+              <w:t>queue.length</w:t>
+            </w:r>
+            <w:proofErr w:type="spellEnd"/>
+            <w:proofErr w:type="gramEnd"/>
+            <w:r>
+              <w:rPr>
+                <w:rFonts w:hint="eastAsia"/>
+              </w:rPr>
+              <w:t xml:space="preserve"> === 0;</w:t>
             </w:r>
           </w:p>
         </w:tc>
@@ -2295,7 +5554,21 @@
               <w:rPr>
                 <w:rFonts w:hint="eastAsia"/>
               </w:rPr>
-              <w:t>const map = new Map&lt;number, string&gt;();</w:t>
+              <w:t>const map = new Map&lt;number, string</w:t>
+            </w:r>
+            <w:proofErr w:type="gramStart"/>
+            <w:r>
+              <w:rPr>
+                <w:rFonts w:hint="eastAsia"/>
+              </w:rPr>
+              <w:t>&gt;(</w:t>
+            </w:r>
+            <w:proofErr w:type="gramEnd"/>
+            <w:r>
+              <w:rPr>
+                <w:rFonts w:hint="eastAsia"/>
+              </w:rPr>
+              <w:t>);</w:t>
             </w:r>
           </w:p>
           <w:p>
@@ -2330,76 +5603,158 @@
                 <w:rFonts w:hint="eastAsia"/>
               </w:rPr>
             </w:pPr>
-            <w:r>
-              <w:rPr>
-                <w:rFonts w:hint="eastAsia"/>
-              </w:rPr>
-              <w:t>map.set(12836, '小哈');</w:t>
-            </w:r>
-          </w:p>
-          <w:p>
-            <w:pPr>
-              <w:rPr>
-                <w:rFonts w:hint="eastAsia"/>
-              </w:rPr>
-            </w:pPr>
-            <w:r>
-              <w:rPr>
-                <w:rFonts w:hint="eastAsia"/>
-              </w:rPr>
-              <w:t>map.set(15937, '小啰');</w:t>
-            </w:r>
-          </w:p>
-          <w:p>
-            <w:pPr>
-              <w:rPr>
-                <w:rFonts w:hint="eastAsia"/>
-              </w:rPr>
-            </w:pPr>
-            <w:r>
-              <w:rPr>
-                <w:rFonts w:hint="eastAsia"/>
-              </w:rPr>
-              <w:t>map.set(16750, '小算');</w:t>
-            </w:r>
-          </w:p>
-          <w:p>
-            <w:pPr>
-              <w:rPr>
-                <w:rFonts w:hint="eastAsia"/>
-              </w:rPr>
-            </w:pPr>
-            <w:r>
-              <w:rPr>
-                <w:rFonts w:hint="eastAsia"/>
-              </w:rPr>
-              <w:t>map.set(13276, '小法');</w:t>
-            </w:r>
-          </w:p>
-          <w:p>
-            <w:pPr>
-              <w:rPr>
-                <w:rFonts w:hint="eastAsia"/>
-              </w:rPr>
-            </w:pPr>
-            <w:r>
-              <w:rPr>
-                <w:rFonts w:hint="eastAsia"/>
-              </w:rPr>
-              <w:t>map.set(10583, '小鸭');</w:t>
-            </w:r>
-          </w:p>
-          <w:p>
-            <w:pPr>
-              <w:rPr>
-                <w:rFonts w:hint="eastAsia"/>
-              </w:rPr>
-            </w:pPr>
-            <w:r>
-              <w:rPr>
-                <w:rFonts w:hint="eastAsia"/>
-              </w:rPr>
-              <w:t>console.info('\n添加完成后，哈希表为\nKey -&gt; Value');</w:t>
+            <w:proofErr w:type="spellStart"/>
+            <w:r>
+              <w:rPr>
+                <w:rFonts w:hint="eastAsia"/>
+              </w:rPr>
+              <w:t>map.set</w:t>
+            </w:r>
+            <w:proofErr w:type="spellEnd"/>
+            <w:r>
+              <w:rPr>
+                <w:rFonts w:hint="eastAsia"/>
+              </w:rPr>
+              <w:t>(12836, '小哈');</w:t>
+            </w:r>
+          </w:p>
+          <w:p>
+            <w:pPr>
+              <w:rPr>
+                <w:rFonts w:hint="eastAsia"/>
+              </w:rPr>
+            </w:pPr>
+            <w:proofErr w:type="spellStart"/>
+            <w:r>
+              <w:rPr>
+                <w:rFonts w:hint="eastAsia"/>
+              </w:rPr>
+              <w:t>map.set</w:t>
+            </w:r>
+            <w:proofErr w:type="spellEnd"/>
+            <w:r>
+              <w:rPr>
+                <w:rFonts w:hint="eastAsia"/>
+              </w:rPr>
+              <w:t>(15937, '小</w:t>
+            </w:r>
+            <w:proofErr w:type="gramStart"/>
+            <w:r>
+              <w:rPr>
+                <w:rFonts w:hint="eastAsia"/>
+              </w:rPr>
+              <w:t>啰</w:t>
+            </w:r>
+            <w:proofErr w:type="gramEnd"/>
+            <w:r>
+              <w:rPr>
+                <w:rFonts w:hint="eastAsia"/>
+              </w:rPr>
+              <w:t>');</w:t>
+            </w:r>
+          </w:p>
+          <w:p>
+            <w:pPr>
+              <w:rPr>
+                <w:rFonts w:hint="eastAsia"/>
+              </w:rPr>
+            </w:pPr>
+            <w:proofErr w:type="spellStart"/>
+            <w:r>
+              <w:rPr>
+                <w:rFonts w:hint="eastAsia"/>
+              </w:rPr>
+              <w:t>map.set</w:t>
+            </w:r>
+            <w:proofErr w:type="spellEnd"/>
+            <w:r>
+              <w:rPr>
+                <w:rFonts w:hint="eastAsia"/>
+              </w:rPr>
+              <w:t>(16750, '</w:t>
+            </w:r>
+            <w:proofErr w:type="gramStart"/>
+            <w:r>
+              <w:rPr>
+                <w:rFonts w:hint="eastAsia"/>
+              </w:rPr>
+              <w:t>小算</w:t>
+            </w:r>
+            <w:proofErr w:type="gramEnd"/>
+            <w:r>
+              <w:rPr>
+                <w:rFonts w:hint="eastAsia"/>
+              </w:rPr>
+              <w:t>');</w:t>
+            </w:r>
+          </w:p>
+          <w:p>
+            <w:pPr>
+              <w:rPr>
+                <w:rFonts w:hint="eastAsia"/>
+              </w:rPr>
+            </w:pPr>
+            <w:proofErr w:type="spellStart"/>
+            <w:r>
+              <w:rPr>
+                <w:rFonts w:hint="eastAsia"/>
+              </w:rPr>
+              <w:t>map.set</w:t>
+            </w:r>
+            <w:proofErr w:type="spellEnd"/>
+            <w:r>
+              <w:rPr>
+                <w:rFonts w:hint="eastAsia"/>
+              </w:rPr>
+              <w:t>(13276, '小法');</w:t>
+            </w:r>
+          </w:p>
+          <w:p>
+            <w:pPr>
+              <w:rPr>
+                <w:rFonts w:hint="eastAsia"/>
+              </w:rPr>
+            </w:pPr>
+            <w:proofErr w:type="spellStart"/>
+            <w:r>
+              <w:rPr>
+                <w:rFonts w:hint="eastAsia"/>
+              </w:rPr>
+              <w:t>map.set</w:t>
+            </w:r>
+            <w:proofErr w:type="spellEnd"/>
+            <w:r>
+              <w:rPr>
+                <w:rFonts w:hint="eastAsia"/>
+              </w:rPr>
+              <w:t>(10583, '小鸭');</w:t>
+            </w:r>
+          </w:p>
+          <w:p>
+            <w:pPr>
+              <w:rPr>
+                <w:rFonts w:hint="eastAsia"/>
+              </w:rPr>
+            </w:pPr>
+            <w:r>
+              <w:rPr>
+                <w:rFonts w:hint="eastAsia"/>
+              </w:rPr>
+              <w:t>console.info('\n添加完成后，哈希表为\</w:t>
+            </w:r>
+            <w:proofErr w:type="spellStart"/>
+            <w:r>
+              <w:rPr>
+                <w:rFonts w:hint="eastAsia"/>
+              </w:rPr>
+              <w:t>nKey</w:t>
+            </w:r>
+            <w:proofErr w:type="spellEnd"/>
+            <w:r>
+              <w:rPr>
+                <w:rFonts w:hint="eastAsia"/>
+              </w:rPr>
+              <w:t xml:space="preserve"> -&gt; Value');</w:t>
             </w:r>
           </w:p>
           <w:p>
@@ -2445,20 +5800,56 @@
               <w:rPr>
                 <w:rFonts w:hint="eastAsia"/>
               </w:rPr>
-              <w:t>// 向哈希表中输入键 key ，得到值 value</w:t>
-            </w:r>
-          </w:p>
-          <w:p>
-            <w:pPr>
-              <w:rPr>
-                <w:rFonts w:hint="eastAsia"/>
-              </w:rPr>
-            </w:pPr>
-            <w:r>
-              <w:rPr>
-                <w:rFonts w:hint="eastAsia"/>
-              </w:rPr>
-              <w:t>let name = map.get(15937);</w:t>
+              <w:t>// 向哈希表中输入键 key ，</w:t>
+            </w:r>
+            <w:proofErr w:type="gramStart"/>
+            <w:r>
+              <w:rPr>
+                <w:rFonts w:hint="eastAsia"/>
+              </w:rPr>
+              <w:t>得到值</w:t>
+            </w:r>
+            <w:proofErr w:type="gramEnd"/>
+            <w:r>
+              <w:rPr>
+                <w:rFonts w:hint="eastAsia"/>
+              </w:rPr>
+              <w:t xml:space="preserve"> value</w:t>
+            </w:r>
+          </w:p>
+          <w:p>
+            <w:pPr>
+              <w:rPr>
+                <w:rFonts w:hint="eastAsia"/>
+              </w:rPr>
+            </w:pPr>
+            <w:r>
+              <w:rPr>
+                <w:rFonts w:hint="eastAsia"/>
+              </w:rPr>
+              <w:t xml:space="preserve">let name = </w:t>
+            </w:r>
+            <w:proofErr w:type="spellStart"/>
+            <w:proofErr w:type="gramStart"/>
+            <w:r>
+              <w:rPr>
+                <w:rFonts w:hint="eastAsia"/>
+              </w:rPr>
+              <w:t>map.get</w:t>
+            </w:r>
+            <w:proofErr w:type="spellEnd"/>
+            <w:r>
+              <w:rPr>
+                <w:rFonts w:hint="eastAsia"/>
+              </w:rPr>
+              <w:t>(</w:t>
+            </w:r>
+            <w:proofErr w:type="gramEnd"/>
+            <w:r>
+              <w:rPr>
+                <w:rFonts w:hint="eastAsia"/>
+              </w:rPr>
+              <w:t>15937);</w:t>
             </w:r>
           </w:p>
           <w:p>
@@ -2513,24 +5904,48 @@
                 <w:rFonts w:hint="eastAsia"/>
               </w:rPr>
             </w:pPr>
-            <w:r>
-              <w:rPr>
-                <w:rFonts w:hint="eastAsia"/>
-              </w:rPr>
-              <w:t>map.delete(10583);</w:t>
-            </w:r>
-          </w:p>
-          <w:p>
-            <w:pPr>
-              <w:rPr>
-                <w:rFonts w:hint="eastAsia"/>
-              </w:rPr>
-            </w:pPr>
-            <w:r>
-              <w:rPr>
-                <w:rFonts w:hint="eastAsia"/>
-              </w:rPr>
-              <w:t>console.info('\n删除 10583 后，哈希表为\nKey -&gt; Value');</w:t>
+            <w:proofErr w:type="spellStart"/>
+            <w:proofErr w:type="gramStart"/>
+            <w:r>
+              <w:rPr>
+                <w:rFonts w:hint="eastAsia"/>
+              </w:rPr>
+              <w:t>map.delete</w:t>
+            </w:r>
+            <w:proofErr w:type="spellEnd"/>
+            <w:proofErr w:type="gramEnd"/>
+            <w:r>
+              <w:rPr>
+                <w:rFonts w:hint="eastAsia"/>
+              </w:rPr>
+              <w:t>(10583);</w:t>
+            </w:r>
+          </w:p>
+          <w:p>
+            <w:pPr>
+              <w:rPr>
+                <w:rFonts w:hint="eastAsia"/>
+              </w:rPr>
+            </w:pPr>
+            <w:r>
+              <w:rPr>
+                <w:rFonts w:hint="eastAsia"/>
+              </w:rPr>
+              <w:t>console.info('\n删除 10583 后，哈希表为\</w:t>
+            </w:r>
+            <w:proofErr w:type="spellStart"/>
+            <w:r>
+              <w:rPr>
+                <w:rFonts w:hint="eastAsia"/>
+              </w:rPr>
+              <w:t>nKey</w:t>
+            </w:r>
+            <w:proofErr w:type="spellEnd"/>
+            <w:r>
+              <w:rPr>
+                <w:rFonts w:hint="eastAsia"/>
+              </w:rPr>
+              <w:t xml:space="preserve"> -&gt; Value');</w:t>
             </w:r>
           </w:p>
           <w:p>
@@ -2619,8 +6034,18 @@
               <w:rPr>
                 <w:rFonts w:hint="eastAsia"/>
               </w:rPr>
-              <w:t>for (const [k, v] of map.entries</w:t>
-            </w:r>
+              <w:t xml:space="preserve">for (const [k, v] of </w:t>
+            </w:r>
+            <w:proofErr w:type="spellStart"/>
+            <w:proofErr w:type="gramStart"/>
+            <w:r>
+              <w:rPr>
+                <w:rFonts w:hint="eastAsia"/>
+              </w:rPr>
+              <w:t>map.entries</w:t>
+            </w:r>
+            <w:proofErr w:type="spellEnd"/>
+            <w:proofErr w:type="gramEnd"/>
             <w:r>
               <w:rPr>
                 <w:rFonts w:hint="eastAsia"/>
@@ -2645,7 +6070,21 @@
               <w:rPr>
                 <w:rFonts w:hint="eastAsia"/>
               </w:rPr>
-              <w:t xml:space="preserve">    console.info(k + ' -&gt; ' + v);</w:t>
+              <w:t xml:space="preserve">    </w:t>
+            </w:r>
+            <w:proofErr w:type="gramStart"/>
+            <w:r>
+              <w:rPr>
+                <w:rFonts w:hint="eastAsia"/>
+              </w:rPr>
+              <w:t>console.info(</w:t>
+            </w:r>
+            <w:proofErr w:type="gramEnd"/>
+            <w:r>
+              <w:rPr>
+                <w:rFonts w:hint="eastAsia"/>
+              </w:rPr>
+              <w:t>k + ' -&gt; ' + v);</w:t>
             </w:r>
           </w:p>
           <w:p>
@@ -2671,6 +6110,7 @@
               <w:rPr>
                 <w:rFonts w:hint="eastAsia"/>
               </w:rPr>
+              <w:lastRenderedPageBreak/>
               <w:t>console.info('\n单独遍历键 Key');</w:t>
             </w:r>
           </w:p>
@@ -2684,7 +6124,23 @@
               <w:rPr>
                 <w:rFonts w:hint="eastAsia"/>
               </w:rPr>
-              <w:t>for (const k of map.keys()) {</w:t>
+              <w:t xml:space="preserve">for (const k of </w:t>
+            </w:r>
+            <w:proofErr w:type="spellStart"/>
+            <w:proofErr w:type="gramStart"/>
+            <w:r>
+              <w:rPr>
+                <w:rFonts w:hint="eastAsia"/>
+              </w:rPr>
+              <w:t>map.keys</w:t>
+            </w:r>
+            <w:proofErr w:type="spellEnd"/>
+            <w:proofErr w:type="gramEnd"/>
+            <w:r>
+              <w:rPr>
+                <w:rFonts w:hint="eastAsia"/>
+              </w:rPr>
+              <w:t>()) {</w:t>
             </w:r>
           </w:p>
           <w:p>
@@ -2723,20 +6179,50 @@
               <w:rPr>
                 <w:rFonts w:hint="eastAsia"/>
               </w:rPr>
-              <w:t>console.info('\n单独遍历值 Value');</w:t>
-            </w:r>
-          </w:p>
-          <w:p>
-            <w:pPr>
-              <w:rPr>
-                <w:rFonts w:hint="eastAsia"/>
-              </w:rPr>
-            </w:pPr>
-            <w:r>
-              <w:rPr>
-                <w:rFonts w:hint="eastAsia"/>
-              </w:rPr>
-              <w:t>for (const v of map.values()) {</w:t>
+              <w:t>console.info('\n单独</w:t>
+            </w:r>
+            <w:proofErr w:type="gramStart"/>
+            <w:r>
+              <w:rPr>
+                <w:rFonts w:hint="eastAsia"/>
+              </w:rPr>
+              <w:t>遍历值</w:t>
+            </w:r>
+            <w:proofErr w:type="gramEnd"/>
+            <w:r>
+              <w:rPr>
+                <w:rFonts w:hint="eastAsia"/>
+              </w:rPr>
+              <w:t xml:space="preserve"> Value');</w:t>
+            </w:r>
+          </w:p>
+          <w:p>
+            <w:pPr>
+              <w:rPr>
+                <w:rFonts w:hint="eastAsia"/>
+              </w:rPr>
+            </w:pPr>
+            <w:r>
+              <w:rPr>
+                <w:rFonts w:hint="eastAsia"/>
+              </w:rPr>
+              <w:t xml:space="preserve">for (const v of </w:t>
+            </w:r>
+            <w:proofErr w:type="spellStart"/>
+            <w:proofErr w:type="gramStart"/>
+            <w:r>
+              <w:rPr>
+                <w:rFonts w:hint="eastAsia"/>
+              </w:rPr>
+              <w:t>map.values</w:t>
+            </w:r>
+            <w:proofErr w:type="spellEnd"/>
+            <w:proofErr w:type="gramEnd"/>
+            <w:r>
+              <w:rPr>
+                <w:rFonts w:hint="eastAsia"/>
+              </w:rPr>
+              <w:t>()) {</w:t>
             </w:r>
           </w:p>
           <w:p>
@@ -2775,11 +6261,12 @@
           <w:rFonts w:hint="eastAsia"/>
         </w:rPr>
       </w:pPr>
-      <w:bookmarkStart w:id="2" w:name="_Toc216714325"/>
-      <w:r>
-        <w:rPr>
-          <w:rFonts w:hint="eastAsia"/>
-        </w:rPr>
+      <w:bookmarkStart w:id="2" w:name="_Toc219301795"/>
+      <w:r>
+        <w:rPr>
+          <w:rFonts w:hint="eastAsia"/>
+        </w:rPr>
+        <w:lastRenderedPageBreak/>
         <w:t>LC记录</w:t>
       </w:r>
       <w:r>
@@ -2835,12 +6322,14 @@
                 <w:rFonts w:hint="eastAsia"/>
               </w:rPr>
             </w:pPr>
+            <w:proofErr w:type="spellStart"/>
             <w:r>
               <w:rPr>
                 <w:rFonts w:hint="eastAsia"/>
               </w:rPr>
               <w:t>map.entries</w:t>
             </w:r>
+            <w:proofErr w:type="spellEnd"/>
             <w:r>
               <w:rPr>
                 <w:rFonts w:hint="eastAsia"/>
@@ -2854,6 +6343,7 @@
               </w:rPr>
               <w:t xml:space="preserve"> </w:t>
             </w:r>
+            <w:proofErr w:type="spellStart"/>
             <w:r>
               <w:rPr>
                 <w:rFonts w:hint="eastAsia"/>
@@ -2864,23 +6354,74 @@
               <w:rPr>
                 <w:rFonts w:hint="eastAsia"/>
               </w:rPr>
-              <w:t>s.length // 一个有括号，一个没</w:t>
-            </w:r>
-          </w:p>
-          <w:p>
-            <w:pPr>
-              <w:rPr>
-                <w:rFonts w:hint="eastAsia"/>
-              </w:rPr>
-            </w:pPr>
+              <w:t>s.length</w:t>
+            </w:r>
+            <w:proofErr w:type="spellEnd"/>
+            <w:r>
+              <w:rPr>
+                <w:rFonts w:hint="eastAsia"/>
+              </w:rPr>
+              <w:t xml:space="preserve"> // 一个有括号，一个没</w:t>
+            </w:r>
+          </w:p>
+          <w:p>
+            <w:pPr>
+              <w:rPr>
+                <w:rFonts w:hint="eastAsia"/>
+              </w:rPr>
+            </w:pPr>
+            <w:proofErr w:type="spellStart"/>
             <w:r>
               <w:t>map.set</w:t>
             </w:r>
+            <w:proofErr w:type="spellEnd"/>
             <w:r>
               <w:rPr>
                 <w:highlight w:val="yellow"/>
               </w:rPr>
-              <w:t>(nums[i],i)</w:t>
+              <w:t>(</w:t>
+            </w:r>
+            <w:proofErr w:type="spellStart"/>
+            <w:r>
+              <w:rPr>
+                <w:highlight w:val="yellow"/>
+              </w:rPr>
+              <w:t>nums</w:t>
+            </w:r>
+            <w:proofErr w:type="spellEnd"/>
+            <w:r>
+              <w:rPr>
+                <w:highlight w:val="yellow"/>
+              </w:rPr>
+              <w:t>[</w:t>
+            </w:r>
+            <w:proofErr w:type="spellStart"/>
+            <w:r>
+              <w:rPr>
+                <w:highlight w:val="yellow"/>
+              </w:rPr>
+              <w:t>i</w:t>
+            </w:r>
+            <w:proofErr w:type="spellEnd"/>
+            <w:r>
+              <w:rPr>
+                <w:highlight w:val="yellow"/>
+              </w:rPr>
+              <w:t>],</w:t>
+            </w:r>
+            <w:proofErr w:type="spellStart"/>
+            <w:r>
+              <w:rPr>
+                <w:highlight w:val="yellow"/>
+              </w:rPr>
+              <w:t>i</w:t>
+            </w:r>
+            <w:proofErr w:type="spellEnd"/>
+            <w:r>
+              <w:rPr>
+                <w:highlight w:val="yellow"/>
+              </w:rPr>
+              <w:t>)</w:t>
             </w:r>
             <w:r>
               <w:rPr>
@@ -2944,6 +6485,7 @@
                 <w:rFonts w:hint="eastAsia"/>
               </w:rPr>
             </w:pPr>
+            <w:proofErr w:type="gramStart"/>
             <w:r>
               <w:rPr>
                 <w:rFonts w:hint="eastAsia"/>
@@ -2951,6 +6493,7 @@
               </w:rPr>
               <w:t>.split</w:t>
             </w:r>
+            <w:proofErr w:type="gramEnd"/>
             <w:r>
               <w:rPr>
                 <w:rFonts w:hint="eastAsia"/>
@@ -2973,6 +6516,7 @@
                 <w:rFonts w:hint="eastAsia"/>
               </w:rPr>
             </w:pPr>
+            <w:proofErr w:type="gramStart"/>
             <w:r>
               <w:rPr>
                 <w:rFonts w:hint="eastAsia"/>
@@ -2980,6 +6524,7 @@
               </w:rPr>
               <w:t>.join</w:t>
             </w:r>
+            <w:proofErr w:type="gramEnd"/>
             <w:r>
               <w:rPr>
                 <w:rFonts w:hint="eastAsia"/>
@@ -3027,7 +6572,7 @@
           <w:rFonts w:hint="eastAsia"/>
         </w:rPr>
       </w:pPr>
-      <w:bookmarkStart w:id="3" w:name="_Toc216714326"/>
+      <w:bookmarkStart w:id="3" w:name="_Toc219301796"/>
       <w:r>
         <w:rPr>
           <w:rFonts w:hint="eastAsia"/>
@@ -3043,7 +6588,7 @@
           <w:rFonts w:hint="eastAsia"/>
         </w:rPr>
       </w:pPr>
-      <w:bookmarkStart w:id="4" w:name="_Toc216714327"/>
+      <w:bookmarkStart w:id="4" w:name="_Toc219301797"/>
       <w:r>
         <w:rPr>
           <w:rFonts w:hint="eastAsia"/>
@@ -3139,7 +6684,21 @@
               <w:rPr>
                 <w:rFonts w:hint="eastAsia"/>
               </w:rPr>
-              <w:t>let arr = [1, 2, 3, 4, 1, 2, 3];</w:t>
+              <w:t xml:space="preserve">let </w:t>
+            </w:r>
+            <w:proofErr w:type="spellStart"/>
+            <w:r>
+              <w:rPr>
+                <w:rFonts w:hint="eastAsia"/>
+              </w:rPr>
+              <w:t>arr</w:t>
+            </w:r>
+            <w:proofErr w:type="spellEnd"/>
+            <w:r>
+              <w:rPr>
+                <w:rFonts w:hint="eastAsia"/>
+              </w:rPr>
+              <w:t xml:space="preserve"> = [1, 2, 3, 4, 1, 2, 3];</w:t>
             </w:r>
           </w:p>
           <w:p>
@@ -3153,7 +6712,43 @@
               <w:rPr>
                 <w:rFonts w:hint="eastAsia"/>
               </w:rPr>
-              <w:t>new Set(arr)  // Set(4) {1, 2, 3, 4}</w:t>
+              <w:t>new Set(</w:t>
+            </w:r>
+            <w:proofErr w:type="spellStart"/>
+            <w:proofErr w:type="gramStart"/>
+            <w:r>
+              <w:rPr>
+                <w:rFonts w:hint="eastAsia"/>
+              </w:rPr>
+              <w:t>arr</w:t>
+            </w:r>
+            <w:proofErr w:type="spellEnd"/>
+            <w:r>
+              <w:rPr>
+                <w:rFonts w:hint="eastAsia"/>
+              </w:rPr>
+              <w:t>)  /</w:t>
+            </w:r>
+            <w:proofErr w:type="gramEnd"/>
+            <w:r>
+              <w:rPr>
+                <w:rFonts w:hint="eastAsia"/>
+              </w:rPr>
+              <w:t xml:space="preserve">/ </w:t>
+            </w:r>
+            <w:proofErr w:type="gramStart"/>
+            <w:r>
+              <w:rPr>
+                <w:rFonts w:hint="eastAsia"/>
+              </w:rPr>
+              <w:t>Set(</w:t>
+            </w:r>
+            <w:proofErr w:type="gramEnd"/>
+            <w:r>
+              <w:rPr>
+                <w:rFonts w:hint="eastAsia"/>
+              </w:rPr>
+              <w:t>4) {1, 2, 3, 4}</w:t>
             </w:r>
           </w:p>
           <w:p>
@@ -3196,7 +6791,23 @@
                 <w:rFonts w:hint="eastAsia"/>
                 <w:highlight w:val="yellow"/>
               </w:rPr>
-              <w:t>[...new Set(arr)]</w:t>
+              <w:t>[...new Set(</w:t>
+            </w:r>
+            <w:proofErr w:type="spellStart"/>
+            <w:r>
+              <w:rPr>
+                <w:rFonts w:hint="eastAsia"/>
+                <w:highlight w:val="yellow"/>
+              </w:rPr>
+              <w:t>arr</w:t>
+            </w:r>
+            <w:proofErr w:type="spellEnd"/>
+            <w:r>
+              <w:rPr>
+                <w:rFonts w:hint="eastAsia"/>
+                <w:highlight w:val="yellow"/>
+              </w:rPr>
+              <w:t>)]</w:t>
             </w:r>
             <w:r>
               <w:rPr>
@@ -3240,12 +6851,37 @@
                 <w:rFonts w:hint="eastAsia"/>
               </w:rPr>
             </w:pPr>
+            <w:proofErr w:type="spellStart"/>
             <w:r>
               <w:rPr>
                 <w:rFonts w:hint="eastAsia"/>
                 <w:highlight w:val="yellow"/>
               </w:rPr>
-              <w:t>Array.from(new Set(arr))</w:t>
+              <w:t>Array.from</w:t>
+            </w:r>
+            <w:proofErr w:type="spellEnd"/>
+            <w:r>
+              <w:rPr>
+                <w:rFonts w:hint="eastAsia"/>
+                <w:highlight w:val="yellow"/>
+              </w:rPr>
+              <w:t>(new Set(</w:t>
+            </w:r>
+            <w:proofErr w:type="spellStart"/>
+            <w:r>
+              <w:rPr>
+                <w:rFonts w:hint="eastAsia"/>
+                <w:highlight w:val="yellow"/>
+              </w:rPr>
+              <w:t>arr</w:t>
+            </w:r>
+            <w:proofErr w:type="spellEnd"/>
+            <w:r>
+              <w:rPr>
+                <w:rFonts w:hint="eastAsia"/>
+                <w:highlight w:val="yellow"/>
+              </w:rPr>
+              <w:t>))</w:t>
             </w:r>
           </w:p>
           <w:p>
@@ -3301,7 +6937,21 @@
               <w:rPr>
                 <w:rFonts w:hint="eastAsia"/>
               </w:rPr>
-              <w:t>let str = 'abcdab';</w:t>
+              <w:t>let str = '</w:t>
+            </w:r>
+            <w:proofErr w:type="spellStart"/>
+            <w:r>
+              <w:rPr>
+                <w:rFonts w:hint="eastAsia"/>
+              </w:rPr>
+              <w:t>abcdab</w:t>
+            </w:r>
+            <w:proofErr w:type="spellEnd"/>
+            <w:r>
+              <w:rPr>
+                <w:rFonts w:hint="eastAsia"/>
+              </w:rPr>
+              <w:t>';</w:t>
             </w:r>
           </w:p>
           <w:p>
@@ -3315,7 +6965,21 @@
               <w:rPr>
                 <w:rFonts w:hint="eastAsia"/>
               </w:rPr>
-              <w:t>new Set(str) // Set(4) {'a', 'b', 'c', 'd'}</w:t>
+              <w:t xml:space="preserve">new Set(str) // </w:t>
+            </w:r>
+            <w:proofErr w:type="gramStart"/>
+            <w:r>
+              <w:rPr>
+                <w:rFonts w:hint="eastAsia"/>
+              </w:rPr>
+              <w:t>Set(</w:t>
+            </w:r>
+            <w:proofErr w:type="gramEnd"/>
+            <w:r>
+              <w:rPr>
+                <w:rFonts w:hint="eastAsia"/>
+              </w:rPr>
+              <w:t>4) {'a', 'b', 'c', 'd'}</w:t>
             </w:r>
           </w:p>
           <w:p>
@@ -3357,7 +7021,50 @@
               <w:rPr>
                 <w:rFonts w:hint="eastAsia"/>
               </w:rPr>
-              <w:t>[...new Set(str)].join('')  // 'abcd'</w:t>
+              <w:lastRenderedPageBreak/>
+              <w:t>[...new Set(str)</w:t>
+            </w:r>
+            <w:proofErr w:type="gramStart"/>
+            <w:r>
+              <w:rPr>
+                <w:rFonts w:hint="eastAsia"/>
+              </w:rPr>
+              <w:t>].join</w:t>
+            </w:r>
+            <w:proofErr w:type="gramEnd"/>
+            <w:r>
+              <w:rPr>
+                <w:rFonts w:hint="eastAsia"/>
+              </w:rPr>
+              <w:t>('</w:t>
+            </w:r>
+            <w:proofErr w:type="gramStart"/>
+            <w:r>
+              <w:rPr>
+                <w:rFonts w:hint="eastAsia"/>
+              </w:rPr>
+              <w:t>')  /</w:t>
+            </w:r>
+            <w:proofErr w:type="gramEnd"/>
+            <w:r>
+              <w:rPr>
+                <w:rFonts w:hint="eastAsia"/>
+              </w:rPr>
+              <w:t>/ '</w:t>
+            </w:r>
+            <w:proofErr w:type="spellStart"/>
+            <w:r>
+              <w:rPr>
+                <w:rFonts w:hint="eastAsia"/>
+              </w:rPr>
+              <w:t>abcd</w:t>
+            </w:r>
+            <w:proofErr w:type="spellEnd"/>
+            <w:r>
+              <w:rPr>
+                <w:rFonts w:hint="eastAsia"/>
+              </w:rPr>
+              <w:t>'</w:t>
             </w:r>
           </w:p>
         </w:tc>
@@ -3369,8 +7076,22 @@
           <w:rFonts w:hint="eastAsia"/>
         </w:rPr>
       </w:pPr>
-      <w:r>
-        <w:t>Array.from() 是 ES6 引入的静态方法，用于将类数组对象（具有 length 属性的对象）或可迭代对象（如字符串、Set、Map）转换为数组。</w:t>
+      <w:proofErr w:type="spellStart"/>
+      <w:r>
+        <w:lastRenderedPageBreak/>
+        <w:t>Array.from</w:t>
+      </w:r>
+      <w:proofErr w:type="spellEnd"/>
+      <w:r>
+        <w:t>() 是 ES6 引入的静态方法，</w:t>
+      </w:r>
+      <w:proofErr w:type="gramStart"/>
+      <w:r>
+        <w:t>用于将类数组</w:t>
+      </w:r>
+      <w:proofErr w:type="gramEnd"/>
+      <w:r>
+        <w:t>对象（具有 length 属性的对象）或可迭代对象（如字符串、Set、Map）转换为数组。</w:t>
       </w:r>
     </w:p>
     <w:p>
@@ -3385,6 +7106,7 @@
         </w:rPr>
         <w:t>用法：</w:t>
       </w:r>
+      <w:proofErr w:type="spellStart"/>
       <w:r>
         <w:rPr>
           <w:b/>
@@ -3402,8 +7124,14 @@
         </w:rPr>
         <w:t>from</w:t>
       </w:r>
-      <w:r>
-        <w:t>(map.</w:t>
+      <w:proofErr w:type="spellEnd"/>
+      <w:r>
+        <w:t>(</w:t>
+      </w:r>
+      <w:proofErr w:type="spellStart"/>
+      <w:proofErr w:type="gramStart"/>
+      <w:r>
+        <w:t>map.</w:t>
       </w:r>
       <w:r>
         <w:rPr>
@@ -3412,6 +7140,8 @@
         </w:rPr>
         <w:t>values</w:t>
       </w:r>
+      <w:proofErr w:type="spellEnd"/>
+      <w:proofErr w:type="gramEnd"/>
       <w:r>
         <w:t>())</w:t>
       </w:r>
@@ -3454,7 +7184,21 @@
               <w:rPr>
                 <w:rFonts w:hint="eastAsia"/>
               </w:rPr>
-              <w:t>set(key,val)： 添加某个值，返回Map结构本身。</w:t>
+              <w:t>set(</w:t>
+            </w:r>
+            <w:proofErr w:type="spellStart"/>
+            <w:r>
+              <w:rPr>
+                <w:rFonts w:hint="eastAsia"/>
+              </w:rPr>
+              <w:t>key,val</w:t>
+            </w:r>
+            <w:proofErr w:type="spellEnd"/>
+            <w:r>
+              <w:rPr>
+                <w:rFonts w:hint="eastAsia"/>
+              </w:rPr>
+              <w:t>)： 添加某个值，返回Map结构本身。</w:t>
             </w:r>
           </w:p>
           <w:p>
@@ -3581,11 +7325,19 @@
                 <w:rFonts w:hint="eastAsia"/>
               </w:rPr>
             </w:pPr>
-            <w:r>
-              <w:rPr>
-                <w:rFonts w:hint="eastAsia"/>
-              </w:rPr>
-              <w:t>forEach()：遍历 Map 的所有成员。</w:t>
+            <w:proofErr w:type="spellStart"/>
+            <w:r>
+              <w:rPr>
+                <w:rFonts w:hint="eastAsia"/>
+              </w:rPr>
+              <w:t>forEach</w:t>
+            </w:r>
+            <w:proofErr w:type="spellEnd"/>
+            <w:r>
+              <w:rPr>
+                <w:rFonts w:hint="eastAsia"/>
+              </w:rPr>
+              <w:t>()：遍历 Map 的所有成员。</w:t>
             </w:r>
           </w:p>
         </w:tc>
@@ -3640,7 +7392,15 @@
               </w:rPr>
             </w:pPr>
             <w:r>
-              <w:t>delete() 删，返回布尔值，表示删除是否成功</w:t>
+              <w:t xml:space="preserve">delete() </w:t>
+            </w:r>
+            <w:proofErr w:type="gramStart"/>
+            <w:r>
+              <w:t>删</w:t>
+            </w:r>
+            <w:proofErr w:type="gramEnd"/>
+            <w:r>
+              <w:t>，返回布尔值，表示删除是否成功</w:t>
             </w:r>
           </w:p>
           <w:p>
@@ -3730,11 +7490,33 @@
                 <w:rFonts w:hint="eastAsia"/>
               </w:rPr>
             </w:pPr>
-            <w:r>
-              <w:rPr>
-                <w:rFonts w:hint="eastAsia"/>
-              </w:rPr>
-              <w:t>forEach()：使用回调函数遍历每个成员</w:t>
+            <w:proofErr w:type="spellStart"/>
+            <w:r>
+              <w:rPr>
+                <w:rFonts w:hint="eastAsia"/>
+              </w:rPr>
+              <w:t>forEach</w:t>
+            </w:r>
+            <w:proofErr w:type="spellEnd"/>
+            <w:r>
+              <w:rPr>
+                <w:rFonts w:hint="eastAsia"/>
+              </w:rPr>
+              <w:t>()：</w:t>
+            </w:r>
+            <w:proofErr w:type="gramStart"/>
+            <w:r>
+              <w:rPr>
+                <w:rFonts w:hint="eastAsia"/>
+              </w:rPr>
+              <w:t>使用回调函数遍历</w:t>
+            </w:r>
+            <w:proofErr w:type="gramEnd"/>
+            <w:r>
+              <w:rPr>
+                <w:rFonts w:hint="eastAsia"/>
+              </w:rPr>
+              <w:t>每个成员</w:t>
             </w:r>
           </w:p>
           <w:p>
@@ -3760,7 +7542,21 @@
               <w:rPr>
                 <w:rFonts w:hint="eastAsia"/>
               </w:rPr>
-              <w:t>!!!注意： 由于Set没有键名，只有值名，keys()和values()返回的结果是一样.</w:t>
+              <w:t>!!!注意： 由于Set没有键名，只有值名，keys</w:t>
+            </w:r>
+            <w:proofErr w:type="gramStart"/>
+            <w:r>
+              <w:rPr>
+                <w:rFonts w:hint="eastAsia"/>
+              </w:rPr>
+              <w:t>()和values(</w:t>
+            </w:r>
+            <w:proofErr w:type="gramEnd"/>
+            <w:r>
+              <w:rPr>
+                <w:rFonts w:hint="eastAsia"/>
+              </w:rPr>
+              <w:t>)返回的结果是一样.</w:t>
             </w:r>
           </w:p>
           <w:p>
@@ -3821,7 +7617,7 @@
           <w:rFonts w:hint="eastAsia"/>
         </w:rPr>
       </w:pPr>
-      <w:bookmarkStart w:id="5" w:name="_Toc216714328"/>
+      <w:bookmarkStart w:id="5" w:name="_Toc219301798"/>
       <w:r>
         <w:rPr>
           <w:rFonts w:hint="eastAsia"/>
@@ -3843,7 +7639,7 @@
           <w:rFonts w:hint="eastAsia"/>
         </w:rPr>
       </w:pPr>
-      <w:bookmarkStart w:id="6" w:name="_Toc216714329"/>
+      <w:bookmarkStart w:id="6" w:name="_Toc219301799"/>
       <w:r>
         <w:rPr>
           <w:rFonts w:hint="eastAsia"/>
@@ -3881,8 +7677,15 @@
         </w:rPr>
         <w:t>‌</w:t>
       </w:r>
-      <w:r>
-        <w:t>array.fill(value, start, end)</w:t>
+      <w:proofErr w:type="spellStart"/>
+      <w:proofErr w:type="gramStart"/>
+      <w:r>
+        <w:t>array.fill</w:t>
+      </w:r>
+      <w:proofErr w:type="spellEnd"/>
+      <w:proofErr w:type="gramEnd"/>
+      <w:r>
+        <w:t>(value, start, end)</w:t>
       </w:r>
     </w:p>
     <w:p>
@@ -3938,11 +7741,12 @@
           <w:rFonts w:hint="eastAsia"/>
         </w:rPr>
       </w:pPr>
-      <w:bookmarkStart w:id="7" w:name="_Toc216714330"/>
-      <w:r>
-        <w:rPr>
-          <w:rFonts w:hint="eastAsia"/>
-        </w:rPr>
+      <w:bookmarkStart w:id="7" w:name="_Toc219301800"/>
+      <w:r>
+        <w:rPr>
+          <w:rFonts w:hint="eastAsia"/>
+        </w:rPr>
+        <w:lastRenderedPageBreak/>
         <w:t>25.12.15</w:t>
       </w:r>
       <w:bookmarkEnd w:id="7"/>
@@ -3954,17 +7758,17 @@
           <w:rFonts w:hint="eastAsia"/>
         </w:rPr>
       </w:pPr>
-      <w:bookmarkStart w:id="8" w:name="_Toc216714331"/>
-      <w:bookmarkStart w:id="9" w:name="OLE_LINK1"/>
+      <w:bookmarkStart w:id="8" w:name="OLE_LINK1"/>
+      <w:bookmarkStart w:id="9" w:name="_Toc219301801"/>
       <w:r>
         <w:rPr>
           <w:rFonts w:hint="eastAsia"/>
         </w:rPr>
         <w:t>LC记录5</w:t>
       </w:r>
-      <w:bookmarkEnd w:id="8"/>
-    </w:p>
-    <w:bookmarkEnd w:id="9"/>
+      <w:bookmarkEnd w:id="9"/>
+    </w:p>
+    <w:bookmarkEnd w:id="8"/>
     <w:p>
       <w:pPr>
         <w:rPr>
@@ -4006,7 +7810,12 @@
         </w:rPr>
       </w:pPr>
       <w:r>
-        <w:t>  a.</w:t>
+        <w:t xml:space="preserve">  </w:t>
+      </w:r>
+      <w:proofErr w:type="spellStart"/>
+      <w:proofErr w:type="gramStart"/>
+      <w:r>
+        <w:t>a.</w:t>
       </w:r>
       <w:r>
         <w:rPr>
@@ -4015,6 +7824,8 @@
         </w:rPr>
         <w:t>fill</w:t>
       </w:r>
+      <w:proofErr w:type="spellEnd"/>
+      <w:proofErr w:type="gramEnd"/>
       <w:r>
         <w:t>(0);</w:t>
       </w:r>
@@ -4026,7 +7837,11 @@
         </w:rPr>
       </w:pPr>
       <w:r>
-        <w:t>  areas.</w:t>
+        <w:t xml:space="preserve">  </w:t>
+      </w:r>
+      <w:proofErr w:type="spellStart"/>
+      <w:r>
+        <w:t>areas.</w:t>
       </w:r>
       <w:r>
         <w:rPr>
@@ -4035,6 +7850,7 @@
         </w:rPr>
         <w:t>fill</w:t>
       </w:r>
+      <w:proofErr w:type="spellEnd"/>
       <w:r>
         <w:t xml:space="preserve">(a); </w:t>
       </w:r>
@@ -4066,8 +7882,37 @@
           <w:rFonts w:hint="eastAsia"/>
         </w:rPr>
       </w:pPr>
-      <w:r>
-        <w:t>Array.from(arrayLikeOrIterable, mapFn, thisArg)</w:t>
+      <w:proofErr w:type="spellStart"/>
+      <w:r>
+        <w:t>Array.from</w:t>
+      </w:r>
+      <w:proofErr w:type="spellEnd"/>
+      <w:r>
+        <w:t>(</w:t>
+      </w:r>
+      <w:proofErr w:type="spellStart"/>
+      <w:r>
+        <w:t>arrayLikeOrIterable</w:t>
+      </w:r>
+      <w:proofErr w:type="spellEnd"/>
+      <w:r>
+        <w:t xml:space="preserve">, </w:t>
+      </w:r>
+      <w:proofErr w:type="spellStart"/>
+      <w:r>
+        <w:t>mapFn</w:t>
+      </w:r>
+      <w:proofErr w:type="spellEnd"/>
+      <w:r>
+        <w:t xml:space="preserve">, </w:t>
+      </w:r>
+      <w:proofErr w:type="spellStart"/>
+      <w:r>
+        <w:t>thisArg</w:t>
+      </w:r>
+      <w:proofErr w:type="spellEnd"/>
+      <w:r>
+        <w:t>)</w:t>
       </w:r>
     </w:p>
     <w:p>
@@ -4080,6 +7925,7 @@
           <w:rFonts w:hint="eastAsia"/>
         </w:rPr>
       </w:pPr>
+      <w:proofErr w:type="spellStart"/>
       <w:r>
         <w:rPr>
           <w:b/>
@@ -4087,6 +7933,7 @@
         </w:rPr>
         <w:t>arrayLikeOrIterable</w:t>
       </w:r>
+      <w:proofErr w:type="spellEnd"/>
       <w:r>
         <w:t> (必需): 类似数组的对象（有 length 属性）或可迭代对象。</w:t>
       </w:r>
@@ -4101,6 +7948,7 @@
           <w:rFonts w:hint="eastAsia"/>
         </w:rPr>
       </w:pPr>
+      <w:proofErr w:type="spellStart"/>
       <w:r>
         <w:rPr>
           <w:b/>
@@ -4108,6 +7956,7 @@
         </w:rPr>
         <w:t>mapFn</w:t>
       </w:r>
+      <w:proofErr w:type="spellEnd"/>
       <w:r>
         <w:t> (可选): 一个函数，对数组中的每个元素执行，返回值作为新数组的元素。</w:t>
       </w:r>
@@ -4122,6 +7971,7 @@
           <w:rFonts w:hint="eastAsia"/>
         </w:rPr>
       </w:pPr>
+      <w:proofErr w:type="spellStart"/>
       <w:r>
         <w:rPr>
           <w:b/>
@@ -4129,8 +7979,17 @@
         </w:rPr>
         <w:t>thisArg</w:t>
       </w:r>
-      <w:r>
-        <w:t> (可选): 执行 mapFn 时 this 的值。 </w:t>
+      <w:proofErr w:type="spellEnd"/>
+      <w:r>
+        <w:t> (可选): 执行 </w:t>
+      </w:r>
+      <w:proofErr w:type="spellStart"/>
+      <w:r>
+        <w:t>mapFn</w:t>
+      </w:r>
+      <w:proofErr w:type="spellEnd"/>
+      <w:r>
+        <w:t> 时 this 的值。 </w:t>
       </w:r>
     </w:p>
     <w:p>
@@ -4176,8 +8035,13 @@
           <w:rFonts w:hint="eastAsia"/>
         </w:rPr>
       </w:pPr>
-      <w:r>
-        <w:t>Array.from('你好') 结果: ['你', '好']。</w:t>
+      <w:proofErr w:type="spellStart"/>
+      <w:r>
+        <w:t>Array.from</w:t>
+      </w:r>
+      <w:proofErr w:type="spellEnd"/>
+      <w:r>
+        <w:t>('你好') 结果: ['你', '好']。</w:t>
       </w:r>
     </w:p>
     <w:p>
@@ -4195,17 +8059,62 @@
           <w:b/>
           <w:bCs/>
         </w:rPr>
-        <w:t>将 NodeList/HTMLCollection 转为数组</w:t>
-      </w:r>
-    </w:p>
-    <w:p>
-      <w:pPr>
-        <w:rPr>
-          <w:rFonts w:hint="eastAsia"/>
-        </w:rPr>
-      </w:pPr>
-      <w:r>
-        <w:t>Array.from(document.querySelectorAll('div')) 可以在 DOM 元素集合上使用数组方法。</w:t>
+        <w:t xml:space="preserve">将 </w:t>
+      </w:r>
+      <w:proofErr w:type="spellStart"/>
+      <w:r>
+        <w:rPr>
+          <w:b/>
+          <w:bCs/>
+        </w:rPr>
+        <w:t>NodeList</w:t>
+      </w:r>
+      <w:proofErr w:type="spellEnd"/>
+      <w:r>
+        <w:rPr>
+          <w:b/>
+          <w:bCs/>
+        </w:rPr>
+        <w:t>/</w:t>
+      </w:r>
+      <w:proofErr w:type="spellStart"/>
+      <w:r>
+        <w:rPr>
+          <w:b/>
+          <w:bCs/>
+        </w:rPr>
+        <w:t>HTMLCollection</w:t>
+      </w:r>
+      <w:proofErr w:type="spellEnd"/>
+      <w:r>
+        <w:rPr>
+          <w:b/>
+          <w:bCs/>
+        </w:rPr>
+        <w:t xml:space="preserve"> 转为数组</w:t>
+      </w:r>
+    </w:p>
+    <w:p>
+      <w:pPr>
+        <w:rPr>
+          <w:rFonts w:hint="eastAsia"/>
+        </w:rPr>
+      </w:pPr>
+      <w:proofErr w:type="spellStart"/>
+      <w:r>
+        <w:t>Array.from</w:t>
+      </w:r>
+      <w:proofErr w:type="spellEnd"/>
+      <w:r>
+        <w:t>(</w:t>
+      </w:r>
+      <w:proofErr w:type="spellStart"/>
+      <w:r>
+        <w:t>document.querySelectorAll</w:t>
+      </w:r>
+      <w:proofErr w:type="spellEnd"/>
+      <w:r>
+        <w:t>('div')) 可以在 DOM 元素集合上使用数组方法。</w:t>
       </w:r>
     </w:p>
     <w:p>
@@ -4235,8 +8144,13 @@
           <w:rFonts w:hint="eastAsia"/>
         </w:rPr>
       </w:pPr>
-      <w:r>
-        <w:t>Array.from({ length: 5 }, (value, index) =&gt; index) 结果: [0, 1, 2, 3, 4]。</w:t>
+      <w:proofErr w:type="spellStart"/>
+      <w:r>
+        <w:t>Array.from</w:t>
+      </w:r>
+      <w:proofErr w:type="spellEnd"/>
+      <w:r>
+        <w:t>({ length: 5 }, (value, index) =&gt; index) 结果: [0, 1, 2, 3, 4]。</w:t>
       </w:r>
     </w:p>
     <w:p>
@@ -4263,8 +8177,13 @@
           <w:rFonts w:hint="eastAsia"/>
         </w:rPr>
       </w:pPr>
-      <w:r>
-        <w:t>Array.from([1, 2, 3], x =&gt; x * 2) 结果: [2, 4, 6]。</w:t>
+      <w:proofErr w:type="spellStart"/>
+      <w:r>
+        <w:t>Array.from</w:t>
+      </w:r>
+      <w:proofErr w:type="spellEnd"/>
+      <w:r>
+        <w:t>([1, 2, 3], x =&gt; x * 2) 结果: [2, 4, 6]。</w:t>
       </w:r>
     </w:p>
     <w:p>
@@ -4292,7 +8211,31 @@
         </w:rPr>
       </w:pPr>
       <w:r>
-        <w:t>const myMap = new Map([['a', 1], ['b', 2]]); Array.from(myMap) 结果: [['a', 1], ['b', 2]]。 </w:t>
+        <w:t xml:space="preserve">const </w:t>
+      </w:r>
+      <w:proofErr w:type="spellStart"/>
+      <w:r>
+        <w:t>myMap</w:t>
+      </w:r>
+      <w:proofErr w:type="spellEnd"/>
+      <w:r>
+        <w:t xml:space="preserve"> = new Map([['a', 1], ['b', 2]]); </w:t>
+      </w:r>
+      <w:proofErr w:type="spellStart"/>
+      <w:r>
+        <w:t>Array.from</w:t>
+      </w:r>
+      <w:proofErr w:type="spellEnd"/>
+      <w:r>
+        <w:t>(</w:t>
+      </w:r>
+      <w:proofErr w:type="spellStart"/>
+      <w:r>
+        <w:t>myMap</w:t>
+      </w:r>
+      <w:proofErr w:type="spellEnd"/>
+      <w:r>
+        <w:t>) 结果: [['a', 1], ['b', 2]]。 </w:t>
       </w:r>
     </w:p>
     <w:p>
@@ -4302,7 +8245,7 @@
           <w:rFonts w:hint="eastAsia"/>
         </w:rPr>
       </w:pPr>
-      <w:bookmarkStart w:id="10" w:name="_Toc216714332"/>
+      <w:bookmarkStart w:id="10" w:name="_Toc219301802"/>
       <w:r>
         <w:rPr>
           <w:rFonts w:hint="eastAsia"/>
@@ -4319,8 +8262,13 @@
           <w:rFonts w:hint="eastAsia"/>
         </w:rPr>
       </w:pPr>
-      <w:r>
-        <w:t>array.slice() 方法用于从数组中提取指定范围的元素，返回一个</w:t>
+      <w:proofErr w:type="spellStart"/>
+      <w:r>
+        <w:t>array.slice</w:t>
+      </w:r>
+      <w:proofErr w:type="spellEnd"/>
+      <w:r>
+        <w:t>() 方法用于从数组中提取指定范围的元素，返回一个</w:t>
       </w:r>
       <w:r>
         <w:rPr>
@@ -4340,7 +8288,15 @@
         <w:t>不修改</w:t>
       </w:r>
       <w:r>
-        <w:t>原始数组，其用法是 arr.slice(begin, end)，可以提取从 begin（包含）到 end（不包含）的元素，支持正负索引（负数从尾部计数），省略 end 则提取到末尾</w:t>
+        <w:t>原始数组，其用法是 </w:t>
+      </w:r>
+      <w:proofErr w:type="spellStart"/>
+      <w:r>
+        <w:t>arr.slice</w:t>
+      </w:r>
+      <w:proofErr w:type="spellEnd"/>
+      <w:r>
+        <w:t>(begin, end)，可以提取从 begin（包含）到 end（不包含）的元素，支持正负索引（负数从尾部计数），省略 end 则提取到末尾</w:t>
       </w:r>
     </w:p>
     <w:p>
@@ -4384,12 +8340,14 @@
           <w:rFonts w:hint="eastAsia"/>
         </w:rPr>
       </w:pPr>
+      <w:bookmarkStart w:id="11" w:name="_Toc219301803"/>
       <w:r>
         <w:rPr>
           <w:rFonts w:hint="eastAsia"/>
         </w:rPr>
         <w:t>25.12.16</w:t>
       </w:r>
+      <w:bookmarkEnd w:id="11"/>
     </w:p>
     <w:p>
       <w:pPr>
@@ -4398,12 +8356,14 @@
           <w:rFonts w:hint="eastAsia"/>
         </w:rPr>
       </w:pPr>
+      <w:bookmarkStart w:id="12" w:name="_Toc219301804"/>
       <w:r>
         <w:rPr>
           <w:rFonts w:hint="eastAsia"/>
         </w:rPr>
         <w:t>LC记录7</w:t>
       </w:r>
+      <w:bookmarkEnd w:id="12"/>
     </w:p>
     <w:p>
       <w:pPr>
@@ -4432,6 +8392,7 @@
         <w:rPr>
           <w:rFonts w:hint="eastAsia"/>
         </w:rPr>
+        <w:lastRenderedPageBreak/>
         <w:t>积水的范围：最高点与左右第二高之间的范围，左右第二高与再靠外的范围</w:t>
       </w:r>
     </w:p>
@@ -4451,12 +8412,14 @@
           <w:rFonts w:hint="eastAsia"/>
         </w:rPr>
       </w:pPr>
+      <w:bookmarkStart w:id="13" w:name="_Toc219301805"/>
       <w:r>
         <w:rPr>
           <w:rFonts w:hint="eastAsia"/>
         </w:rPr>
         <w:t>25.12.17</w:t>
       </w:r>
+      <w:bookmarkEnd w:id="13"/>
     </w:p>
     <w:p>
       <w:pPr>
@@ -4465,12 +8428,14 @@
           <w:rFonts w:hint="eastAsia"/>
         </w:rPr>
       </w:pPr>
+      <w:bookmarkStart w:id="14" w:name="_Toc219301806"/>
       <w:r>
         <w:rPr>
           <w:rFonts w:hint="eastAsia"/>
         </w:rPr>
         <w:t>LC记录8</w:t>
       </w:r>
+      <w:bookmarkEnd w:id="14"/>
     </w:p>
     <w:p>
       <w:pPr>
@@ -4539,7 +8504,23 @@
         <w:t>‌</w:t>
       </w:r>
       <w:r>
-        <w:t>：字符串支持索引访问（如str[0]）和部分数组方法（如split()、concat()、indexOf()）。</w:t>
+        <w:t>：字符串支持索引访问（如str[0]）和部分数组方法（如split()、</w:t>
+      </w:r>
+      <w:proofErr w:type="spellStart"/>
+      <w:r>
+        <w:t>concat</w:t>
+      </w:r>
+      <w:proofErr w:type="spellEnd"/>
+      <w:r>
+        <w:t>()、</w:t>
+      </w:r>
+      <w:proofErr w:type="spellStart"/>
+      <w:r>
+        <w:t>indexOf</w:t>
+      </w:r>
+      <w:proofErr w:type="spellEnd"/>
+      <w:r>
+        <w:t>()）。</w:t>
       </w:r>
     </w:p>
     <w:p>
@@ -4709,12 +8690,14 @@
             <w:r>
               <w:t>‘</w:t>
             </w:r>
+            <w:proofErr w:type="spellStart"/>
             <w:r>
               <w:rPr>
                 <w:rFonts w:hint="eastAsia"/>
               </w:rPr>
               <w:t>abcabc</w:t>
             </w:r>
+            <w:proofErr w:type="spellEnd"/>
             <w:r>
               <w:t>’</w:t>
             </w:r>
@@ -4727,11 +8710,21 @@
                 <w:rFonts w:hint="eastAsia"/>
               </w:rPr>
             </w:pPr>
-            <w:r>
-              <w:rPr>
-                <w:rFonts w:hint="eastAsia"/>
-              </w:rPr>
-              <w:t>s.length  //6</w:t>
+            <w:proofErr w:type="spellStart"/>
+            <w:proofErr w:type="gramStart"/>
+            <w:r>
+              <w:rPr>
+                <w:rFonts w:hint="eastAsia"/>
+              </w:rPr>
+              <w:t>s.length</w:t>
+            </w:r>
+            <w:proofErr w:type="spellEnd"/>
+            <w:proofErr w:type="gramEnd"/>
+            <w:r>
+              <w:rPr>
+                <w:rFonts w:hint="eastAsia"/>
+              </w:rPr>
+              <w:t xml:space="preserve">  //6</w:t>
             </w:r>
           </w:p>
           <w:p>
@@ -4742,11 +8735,19 @@
                 <w:rFonts w:hint="eastAsia"/>
               </w:rPr>
             </w:pPr>
-            <w:r>
-              <w:rPr>
-                <w:rFonts w:hint="eastAsia"/>
-              </w:rPr>
-              <w:t>s[0] //</w:t>
+            <w:proofErr w:type="gramStart"/>
+            <w:r>
+              <w:rPr>
+                <w:rFonts w:hint="eastAsia"/>
+              </w:rPr>
+              <w:t>s[</w:t>
+            </w:r>
+            <w:proofErr w:type="gramEnd"/>
+            <w:r>
+              <w:rPr>
+                <w:rFonts w:hint="eastAsia"/>
+              </w:rPr>
+              <w:t>0] //</w:t>
             </w:r>
             <w:r>
               <w:t>’</w:t>
@@ -4771,12 +8772,14 @@
           <w:rFonts w:hint="eastAsia"/>
         </w:rPr>
       </w:pPr>
+      <w:bookmarkStart w:id="15" w:name="_Toc219301807"/>
       <w:r>
         <w:rPr>
           <w:rFonts w:hint="eastAsia"/>
         </w:rPr>
         <w:t>LC记录9</w:t>
       </w:r>
+      <w:bookmarkEnd w:id="15"/>
     </w:p>
     <w:p>
       <w:pPr>
@@ -4816,12 +8819,14 @@
           <w:rFonts w:hint="eastAsia"/>
         </w:rPr>
       </w:pPr>
+      <w:bookmarkStart w:id="16" w:name="_Toc219301808"/>
       <w:r>
         <w:rPr>
           <w:rFonts w:hint="eastAsia"/>
         </w:rPr>
         <w:t>25.12.23</w:t>
       </w:r>
+      <w:bookmarkEnd w:id="16"/>
     </w:p>
     <w:p>
       <w:pPr>
@@ -4839,12 +8844,14 @@
           <w:rFonts w:hint="eastAsia"/>
         </w:rPr>
       </w:pPr>
+      <w:bookmarkStart w:id="17" w:name="_Toc219301809"/>
       <w:r>
         <w:rPr>
           <w:rFonts w:hint="eastAsia"/>
         </w:rPr>
         <w:t>LC记录10</w:t>
       </w:r>
+      <w:bookmarkEnd w:id="17"/>
     </w:p>
     <w:p>
       <w:pPr>
@@ -4855,7 +8862,23 @@
         </w:rPr>
       </w:pPr>
       <w:r>
-        <w:t>let sum = new Array(nums); 应为 let sum = new Array(nums.length).fill(0);，否则 sum 是一个包含原数组引用的数组，而不是前缀和数组。</w:t>
+        <w:t>let sum = new Array(</w:t>
+      </w:r>
+      <w:proofErr w:type="spellStart"/>
+      <w:r>
+        <w:t>nums</w:t>
+      </w:r>
+      <w:proofErr w:type="spellEnd"/>
+      <w:r>
+        <w:t>); 应为 let sum = new Array(</w:t>
+      </w:r>
+      <w:proofErr w:type="spellStart"/>
+      <w:r>
+        <w:t>nums.length</w:t>
+      </w:r>
+      <w:proofErr w:type="spellEnd"/>
+      <w:r>
+        <w:t>).fill(0);，否则 sum 是一个包含原数组引用的数组，而不是前缀和数组。</w:t>
       </w:r>
     </w:p>
     <w:p>
@@ -4898,12 +8921,14 @@
           <w:rFonts w:hint="eastAsia"/>
         </w:rPr>
       </w:pPr>
+      <w:bookmarkStart w:id="18" w:name="_Toc219301810"/>
       <w:r>
         <w:rPr>
           <w:rFonts w:hint="eastAsia"/>
         </w:rPr>
         <w:t>25.12.25</w:t>
       </w:r>
+      <w:bookmarkEnd w:id="18"/>
     </w:p>
     <w:p>
       <w:pPr>
@@ -4912,12 +8937,14 @@
           <w:rFonts w:hint="eastAsia"/>
         </w:rPr>
       </w:pPr>
+      <w:bookmarkStart w:id="19" w:name="_Toc219301811"/>
       <w:r>
         <w:rPr>
           <w:rFonts w:hint="eastAsia"/>
         </w:rPr>
         <w:t>LC记录11</w:t>
       </w:r>
+      <w:bookmarkEnd w:id="19"/>
     </w:p>
     <w:p>
       <w:pPr>
@@ -4937,7 +8964,15 @@
         </w:rPr>
       </w:pPr>
       <w:r>
-        <w:t>类表达式是定义类的另一种方法。类表达式可以命名或不命名。命名类表达式的名称是该类体的局部名称。</w:t>
+        <w:t>类表达式是定义类的另一种方法。类表达式可以命名或</w:t>
+      </w:r>
+      <w:proofErr w:type="gramStart"/>
+      <w:r>
+        <w:t>不</w:t>
+      </w:r>
+      <w:proofErr w:type="gramEnd"/>
+      <w:r>
+        <w:t>命名。命名类表达式的名称是该类体的局部名称。</w:t>
       </w:r>
     </w:p>
     <w:tbl>
@@ -4966,6 +9001,7 @@
               <w:rPr>
                 <w:rFonts w:hint="eastAsia"/>
               </w:rPr>
+              <w:lastRenderedPageBreak/>
               <w:t>// 未命名/匿名类</w:t>
             </w:r>
           </w:p>
@@ -4981,7 +9017,21 @@
               <w:rPr>
                 <w:rFonts w:hint="eastAsia"/>
               </w:rPr>
-              <w:t>let Runoob = class {</w:t>
+              <w:t xml:space="preserve">let </w:t>
+            </w:r>
+            <w:proofErr w:type="spellStart"/>
+            <w:r>
+              <w:rPr>
+                <w:rFonts w:hint="eastAsia"/>
+              </w:rPr>
+              <w:t>Runoob</w:t>
+            </w:r>
+            <w:proofErr w:type="spellEnd"/>
+            <w:r>
+              <w:rPr>
+                <w:rFonts w:hint="eastAsia"/>
+              </w:rPr>
+              <w:t xml:space="preserve"> = class {</w:t>
             </w:r>
           </w:p>
           <w:p>
@@ -4996,7 +9046,35 @@
               <w:rPr>
                 <w:rFonts w:hint="eastAsia"/>
               </w:rPr>
-              <w:t xml:space="preserve">  constructor(name, url) {</w:t>
+              <w:t xml:space="preserve">  </w:t>
+            </w:r>
+            <w:proofErr w:type="gramStart"/>
+            <w:r>
+              <w:rPr>
+                <w:rFonts w:hint="eastAsia"/>
+              </w:rPr>
+              <w:t>constructor(</w:t>
+            </w:r>
+            <w:proofErr w:type="gramEnd"/>
+            <w:r>
+              <w:rPr>
+                <w:rFonts w:hint="eastAsia"/>
+              </w:rPr>
+              <w:t xml:space="preserve">name, </w:t>
+            </w:r>
+            <w:proofErr w:type="spellStart"/>
+            <w:r>
+              <w:rPr>
+                <w:rFonts w:hint="eastAsia"/>
+              </w:rPr>
+              <w:t>url</w:t>
+            </w:r>
+            <w:proofErr w:type="spellEnd"/>
+            <w:r>
+              <w:rPr>
+                <w:rFonts w:hint="eastAsia"/>
+              </w:rPr>
+              <w:t>) {</w:t>
             </w:r>
           </w:p>
           <w:p>
@@ -5026,7 +9104,21 @@
               <w:rPr>
                 <w:rFonts w:hint="eastAsia"/>
               </w:rPr>
-              <w:t xml:space="preserve">    this.url = url;</w:t>
+              <w:t xml:space="preserve">    this.url = </w:t>
+            </w:r>
+            <w:proofErr w:type="spellStart"/>
+            <w:r>
+              <w:rPr>
+                <w:rFonts w:hint="eastAsia"/>
+              </w:rPr>
+              <w:t>url</w:t>
+            </w:r>
+            <w:proofErr w:type="spellEnd"/>
+            <w:r>
+              <w:rPr>
+                <w:rFonts w:hint="eastAsia"/>
+              </w:rPr>
+              <w:t>;</w:t>
             </w:r>
           </w:p>
           <w:p>
@@ -5067,11 +9159,19 @@
                 <w:rFonts w:hint="eastAsia"/>
               </w:rPr>
             </w:pPr>
-            <w:r>
-              <w:rPr>
-                <w:rFonts w:hint="eastAsia"/>
-              </w:rPr>
-              <w:t>console.log(Runoob.name);</w:t>
+            <w:proofErr w:type="gramStart"/>
+            <w:r>
+              <w:rPr>
+                <w:rFonts w:hint="eastAsia"/>
+              </w:rPr>
+              <w:t>console.log(</w:t>
+            </w:r>
+            <w:proofErr w:type="gramEnd"/>
+            <w:r>
+              <w:rPr>
+                <w:rFonts w:hint="eastAsia"/>
+              </w:rPr>
+              <w:t>Runoob.name);</w:t>
             </w:r>
           </w:p>
           <w:p>
@@ -5086,7 +9186,21 @@
               <w:rPr>
                 <w:rFonts w:hint="eastAsia"/>
               </w:rPr>
-              <w:t>// output: "Runoob"</w:t>
+              <w:t>// output: "</w:t>
+            </w:r>
+            <w:proofErr w:type="spellStart"/>
+            <w:r>
+              <w:rPr>
+                <w:rFonts w:hint="eastAsia"/>
+              </w:rPr>
+              <w:t>Runoob</w:t>
+            </w:r>
+            <w:proofErr w:type="spellEnd"/>
+            <w:r>
+              <w:rPr>
+                <w:rFonts w:hint="eastAsia"/>
+              </w:rPr>
+              <w:t>"</w:t>
             </w:r>
           </w:p>
           <w:p>
@@ -5131,7 +9245,21 @@
               <w:rPr>
                 <w:rFonts w:hint="eastAsia"/>
               </w:rPr>
-              <w:t>let Runoob = class Runoob2 {</w:t>
+              <w:t xml:space="preserve">let </w:t>
+            </w:r>
+            <w:proofErr w:type="spellStart"/>
+            <w:r>
+              <w:rPr>
+                <w:rFonts w:hint="eastAsia"/>
+              </w:rPr>
+              <w:t>Runoob</w:t>
+            </w:r>
+            <w:proofErr w:type="spellEnd"/>
+            <w:r>
+              <w:rPr>
+                <w:rFonts w:hint="eastAsia"/>
+              </w:rPr>
+              <w:t xml:space="preserve"> = class Runoob2 {</w:t>
             </w:r>
           </w:p>
           <w:p>
@@ -5146,7 +9274,35 @@
               <w:rPr>
                 <w:rFonts w:hint="eastAsia"/>
               </w:rPr>
-              <w:t xml:space="preserve">  constructor(name, url) {</w:t>
+              <w:t xml:space="preserve">  </w:t>
+            </w:r>
+            <w:proofErr w:type="gramStart"/>
+            <w:r>
+              <w:rPr>
+                <w:rFonts w:hint="eastAsia"/>
+              </w:rPr>
+              <w:t>constructor(</w:t>
+            </w:r>
+            <w:proofErr w:type="gramEnd"/>
+            <w:r>
+              <w:rPr>
+                <w:rFonts w:hint="eastAsia"/>
+              </w:rPr>
+              <w:t xml:space="preserve">name, </w:t>
+            </w:r>
+            <w:proofErr w:type="spellStart"/>
+            <w:r>
+              <w:rPr>
+                <w:rFonts w:hint="eastAsia"/>
+              </w:rPr>
+              <w:t>url</w:t>
+            </w:r>
+            <w:proofErr w:type="spellEnd"/>
+            <w:r>
+              <w:rPr>
+                <w:rFonts w:hint="eastAsia"/>
+              </w:rPr>
+              <w:t>) {</w:t>
             </w:r>
           </w:p>
           <w:p>
@@ -5176,7 +9332,21 @@
               <w:rPr>
                 <w:rFonts w:hint="eastAsia"/>
               </w:rPr>
-              <w:t xml:space="preserve">    this.url = url;</w:t>
+              <w:t xml:space="preserve">    this.url = </w:t>
+            </w:r>
+            <w:proofErr w:type="spellStart"/>
+            <w:r>
+              <w:rPr>
+                <w:rFonts w:hint="eastAsia"/>
+              </w:rPr>
+              <w:t>url</w:t>
+            </w:r>
+            <w:proofErr w:type="spellEnd"/>
+            <w:r>
+              <w:rPr>
+                <w:rFonts w:hint="eastAsia"/>
+              </w:rPr>
+              <w:t>;</w:t>
             </w:r>
           </w:p>
           <w:p>
@@ -5217,11 +9387,19 @@
                 <w:rFonts w:hint="eastAsia"/>
               </w:rPr>
             </w:pPr>
-            <w:r>
-              <w:rPr>
-                <w:rFonts w:hint="eastAsia"/>
-              </w:rPr>
-              <w:t>console.log(Runoob.name);</w:t>
+            <w:proofErr w:type="gramStart"/>
+            <w:r>
+              <w:rPr>
+                <w:rFonts w:hint="eastAsia"/>
+              </w:rPr>
+              <w:t>console.log(</w:t>
+            </w:r>
+            <w:proofErr w:type="gramEnd"/>
+            <w:r>
+              <w:rPr>
+                <w:rFonts w:hint="eastAsia"/>
+              </w:rPr>
+              <w:t>Runoob.name);</w:t>
             </w:r>
           </w:p>
           <w:p>
@@ -5318,7 +9496,23 @@
                 <w:i/>
                 <w:iCs/>
               </w:rPr>
-              <w:t>// 仅类内部可访问</w:t>
+              <w:t xml:space="preserve">// </w:t>
+            </w:r>
+            <w:proofErr w:type="gramStart"/>
+            <w:r>
+              <w:rPr>
+                <w:i/>
+                <w:iCs/>
+              </w:rPr>
+              <w:t>仅类内部</w:t>
+            </w:r>
+            <w:proofErr w:type="gramEnd"/>
+            <w:r>
+              <w:rPr>
+                <w:i/>
+                <w:iCs/>
+              </w:rPr>
+              <w:t>可访问</w:t>
             </w:r>
           </w:p>
           <w:p>
@@ -5354,8 +9548,13 @@
                 <w:iCs/>
               </w:rPr>
             </w:pPr>
-            <w:r>
-              <w:t xml:space="preserve">readonly id: number; </w:t>
+            <w:proofErr w:type="spellStart"/>
+            <w:r>
+              <w:t>readonly</w:t>
+            </w:r>
+            <w:proofErr w:type="spellEnd"/>
+            <w:r>
+              <w:t xml:space="preserve"> id: number; </w:t>
             </w:r>
             <w:r>
               <w:rPr>
@@ -5428,12 +9627,14 @@
           <w:rFonts w:hint="eastAsia"/>
         </w:rPr>
       </w:pPr>
+      <w:bookmarkStart w:id="20" w:name="_Toc219301812"/>
       <w:r>
         <w:rPr>
           <w:rFonts w:hint="eastAsia"/>
         </w:rPr>
         <w:t>25.12.26</w:t>
       </w:r>
+      <w:bookmarkEnd w:id="20"/>
     </w:p>
     <w:p>
       <w:pPr>
@@ -5442,12 +9643,14 @@
           <w:rFonts w:hint="eastAsia"/>
         </w:rPr>
       </w:pPr>
+      <w:bookmarkStart w:id="21" w:name="_Toc219301813"/>
       <w:r>
         <w:rPr>
           <w:rFonts w:hint="eastAsia"/>
         </w:rPr>
         <w:t>LC记录12</w:t>
       </w:r>
+      <w:bookmarkEnd w:id="21"/>
     </w:p>
     <w:p>
       <w:pPr>
@@ -5501,12 +9704,21 @@
         </w:rPr>
         <w:t>‌</w:t>
       </w:r>
+      <w:proofErr w:type="gramStart"/>
       <w:r>
         <w:rPr>
           <w:b/>
           <w:bCs/>
         </w:rPr>
-        <w:t>substring(start, end)</w:t>
+        <w:t>substring(</w:t>
+      </w:r>
+      <w:proofErr w:type="gramEnd"/>
+      <w:r>
+        <w:rPr>
+          <w:b/>
+          <w:bCs/>
+        </w:rPr>
+        <w:t>start, end)</w:t>
       </w:r>
       <w:r>
         <w:rPr>
@@ -5565,7 +9777,15 @@
         </w:rPr>
       </w:pPr>
       <w:r>
-        <w:t>start: 必需，非负整数，表示子串起始位置（包含）。</w:t>
+        <w:t>start: 必需，非负整数，</w:t>
+      </w:r>
+      <w:proofErr w:type="gramStart"/>
+      <w:r>
+        <w:t>表示子串起始</w:t>
+      </w:r>
+      <w:proofErr w:type="gramEnd"/>
+      <w:r>
+        <w:t>位置（包含）。</w:t>
       </w:r>
     </w:p>
     <w:p>
@@ -5581,7 +9801,15 @@
         </w:rPr>
       </w:pPr>
       <w:r>
-        <w:t>end: 可选，非负整数，表示子串结束位置（不包含）。若省略，则截取到字符串末尾。</w:t>
+        <w:t>end: 可选，非负整数，表示</w:t>
+      </w:r>
+      <w:proofErr w:type="gramStart"/>
+      <w:r>
+        <w:t>子串结束</w:t>
+      </w:r>
+      <w:proofErr w:type="gramEnd"/>
+      <w:r>
+        <w:t>位置（不包含）。若省略，则截取到字符串末尾。</w:t>
       </w:r>
     </w:p>
     <w:p>
@@ -5667,6 +9895,7 @@
         <w:rPr>
           <w:rFonts w:ascii="Times New Roman" w:hAnsi="Times New Roman" w:cs="Times New Roman"/>
         </w:rPr>
+        <w:lastRenderedPageBreak/>
         <w:t>‌</w:t>
       </w:r>
       <w:r>
@@ -5694,8 +9923,13 @@
           <w:rFonts w:hint="eastAsia"/>
         </w:rPr>
       </w:pPr>
-      <w:r>
-        <w:t>javascriptCopy Code</w:t>
+      <w:proofErr w:type="spellStart"/>
+      <w:r>
+        <w:t>javascriptCopy</w:t>
+      </w:r>
+      <w:proofErr w:type="spellEnd"/>
+      <w:r>
+        <w:t xml:space="preserve"> Code</w:t>
       </w:r>
     </w:p>
     <w:p>
@@ -5718,8 +9952,18 @@
           <w:rFonts w:hint="eastAsia"/>
         </w:rPr>
       </w:pPr>
-      <w:r>
-        <w:t>console.log(str.substring(2, 5)); // "234"</w:t>
+      <w:proofErr w:type="gramStart"/>
+      <w:r>
+        <w:t>console.log(</w:t>
+      </w:r>
+      <w:proofErr w:type="spellStart"/>
+      <w:r>
+        <w:t>str.substring</w:t>
+      </w:r>
+      <w:proofErr w:type="spellEnd"/>
+      <w:proofErr w:type="gramEnd"/>
+      <w:r>
+        <w:t>(2, 5)); // "234"</w:t>
       </w:r>
     </w:p>
     <w:p>
@@ -5731,7 +9975,25 @@
         </w:rPr>
       </w:pPr>
       <w:r>
-        <w:t>console.log(str.substring(5));    // "56789"</w:t>
+        <w:t>console.log(</w:t>
+      </w:r>
+      <w:proofErr w:type="spellStart"/>
+      <w:proofErr w:type="gramStart"/>
+      <w:r>
+        <w:t>str.substring</w:t>
+      </w:r>
+      <w:proofErr w:type="spellEnd"/>
+      <w:proofErr w:type="gramEnd"/>
+      <w:r>
+        <w:t>(5)</w:t>
+      </w:r>
+      <w:proofErr w:type="gramStart"/>
+      <w:r>
+        <w:t xml:space="preserve">);   </w:t>
+      </w:r>
+      <w:proofErr w:type="gramEnd"/>
+      <w:r>
+        <w:t xml:space="preserve"> // "56789"</w:t>
       </w:r>
     </w:p>
     <w:p>
@@ -5743,7 +10005,15 @@
         </w:rPr>
       </w:pPr>
       <w:r>
-        <w:t>console.log(str.substring(5, 20)); // "56789"（超出范围时截取到末尾）</w:t>
+        <w:t>console.log(</w:t>
+      </w:r>
+      <w:proofErr w:type="spellStart"/>
+      <w:r>
+        <w:t>str.substring</w:t>
+      </w:r>
+      <w:proofErr w:type="spellEnd"/>
+      <w:r>
+        <w:t>(5, 20)); // "56789"（超出范围时截取到末尾）</w:t>
       </w:r>
     </w:p>
     <w:p>
@@ -5755,7 +10025,15 @@
         </w:rPr>
       </w:pPr>
       <w:r>
-        <w:t>console.log(str.substring(-2, 5)); // "01234"（负数视为0）</w:t>
+        <w:t>console.log(</w:t>
+      </w:r>
+      <w:proofErr w:type="spellStart"/>
+      <w:r>
+        <w:t>str.substring</w:t>
+      </w:r>
+      <w:proofErr w:type="spellEnd"/>
+      <w:r>
+        <w:t>(-2, 5)); // "01234"（负数视为0）</w:t>
       </w:r>
     </w:p>
     <w:p>
@@ -5783,12 +10061,21 @@
         </w:rPr>
         <w:t>‌</w:t>
       </w:r>
+      <w:proofErr w:type="gramStart"/>
       <w:r>
         <w:rPr>
           <w:b/>
           <w:bCs/>
         </w:rPr>
-        <w:t>slice(start, end)</w:t>
+        <w:t>slice(</w:t>
+      </w:r>
+      <w:proofErr w:type="gramEnd"/>
+      <w:r>
+        <w:rPr>
+          <w:b/>
+          <w:bCs/>
+        </w:rPr>
+        <w:t>start, end)</w:t>
       </w:r>
       <w:r>
         <w:rPr>
@@ -5863,7 +10150,15 @@
         </w:rPr>
       </w:pPr>
       <w:r>
-        <w:t>end: 可选，整数（正负均可），表示子串结束位置（不包含）。若省略，则截取到字符串末尾。</w:t>
+        <w:t>end: 可选，整数（正负均可），表示</w:t>
+      </w:r>
+      <w:proofErr w:type="gramStart"/>
+      <w:r>
+        <w:t>子串结束</w:t>
+      </w:r>
+      <w:proofErr w:type="gramEnd"/>
+      <w:r>
+        <w:t>位置（不包含）。若省略，则截取到字符串末尾。</w:t>
       </w:r>
     </w:p>
     <w:p>
@@ -5976,8 +10271,13 @@
           <w:rFonts w:hint="eastAsia"/>
         </w:rPr>
       </w:pPr>
-      <w:r>
-        <w:t>javascriptCopy Code</w:t>
+      <w:proofErr w:type="spellStart"/>
+      <w:r>
+        <w:t>javascriptCopy</w:t>
+      </w:r>
+      <w:proofErr w:type="spellEnd"/>
+      <w:r>
+        <w:t xml:space="preserve"> Code</w:t>
       </w:r>
     </w:p>
     <w:p>
@@ -6000,8 +10300,26 @@
           <w:rFonts w:hint="eastAsia"/>
         </w:rPr>
       </w:pPr>
-      <w:r>
-        <w:t>console.log(str.slice(2, 5));  // "234"</w:t>
+      <w:proofErr w:type="gramStart"/>
+      <w:r>
+        <w:t>console.log(</w:t>
+      </w:r>
+      <w:proofErr w:type="spellStart"/>
+      <w:r>
+        <w:t>str.slice</w:t>
+      </w:r>
+      <w:proofErr w:type="spellEnd"/>
+      <w:proofErr w:type="gramEnd"/>
+      <w:r>
+        <w:t>(2, 5)</w:t>
+      </w:r>
+      <w:proofErr w:type="gramStart"/>
+      <w:r>
+        <w:t>);  /</w:t>
+      </w:r>
+      <w:proofErr w:type="gramEnd"/>
+      <w:r>
+        <w:t>/ "234"</w:t>
       </w:r>
     </w:p>
     <w:p>
@@ -6013,7 +10331,25 @@
         </w:rPr>
       </w:pPr>
       <w:r>
-        <w:t>console.log(str.slice(5));     // "56789"</w:t>
+        <w:t>console.log(</w:t>
+      </w:r>
+      <w:proofErr w:type="spellStart"/>
+      <w:proofErr w:type="gramStart"/>
+      <w:r>
+        <w:t>str.slice</w:t>
+      </w:r>
+      <w:proofErr w:type="spellEnd"/>
+      <w:proofErr w:type="gramEnd"/>
+      <w:r>
+        <w:t>(5)</w:t>
+      </w:r>
+      <w:proofErr w:type="gramStart"/>
+      <w:r>
+        <w:t xml:space="preserve">);   </w:t>
+      </w:r>
+      <w:proofErr w:type="gramEnd"/>
+      <w:r>
+        <w:t xml:space="preserve">  // "56789"</w:t>
       </w:r>
     </w:p>
     <w:p>
@@ -6025,7 +10361,15 @@
         </w:rPr>
       </w:pPr>
       <w:r>
-        <w:t>console.log(str.slice(5, 20)); // "56789"（超出范围时截取到末尾）</w:t>
+        <w:t>console.log(</w:t>
+      </w:r>
+      <w:proofErr w:type="spellStart"/>
+      <w:r>
+        <w:t>str.slice</w:t>
+      </w:r>
+      <w:proofErr w:type="spellEnd"/>
+      <w:r>
+        <w:t>(5, 20)); // "56789"（超出范围时截取到末尾）</w:t>
       </w:r>
     </w:p>
     <w:p>
@@ -6037,7 +10381,15 @@
         </w:rPr>
       </w:pPr>
       <w:r>
-        <w:t>console.log(str.slice(-3));    // "789"（负数索引）</w:t>
+        <w:t>console.log(</w:t>
+      </w:r>
+      <w:proofErr w:type="spellStart"/>
+      <w:r>
+        <w:t>str.slice</w:t>
+      </w:r>
+      <w:proofErr w:type="spellEnd"/>
+      <w:r>
+        <w:t>(-3));    // "789"（负数索引）</w:t>
       </w:r>
     </w:p>
     <w:p>
@@ -6049,7 +10401,15 @@
         </w:rPr>
       </w:pPr>
       <w:r>
-        <w:t>console.log(str.slice(5, -2));  // "5678"（负数结束索引）</w:t>
+        <w:t>console.log(</w:t>
+      </w:r>
+      <w:proofErr w:type="spellStart"/>
+      <w:r>
+        <w:t>str.slice</w:t>
+      </w:r>
+      <w:proofErr w:type="spellEnd"/>
+      <w:r>
+        <w:t>(5, -2));  // "5678"（负数结束索引）</w:t>
       </w:r>
     </w:p>
     <w:p>
@@ -6243,12 +10603,14 @@
           <w:rFonts w:hint="eastAsia"/>
         </w:rPr>
       </w:pPr>
+      <w:bookmarkStart w:id="22" w:name="_Toc219301814"/>
       <w:r>
         <w:rPr>
           <w:rFonts w:hint="eastAsia"/>
         </w:rPr>
         <w:t>26.01.05</w:t>
       </w:r>
+      <w:bookmarkEnd w:id="22"/>
     </w:p>
     <w:p>
       <w:pPr>
@@ -6257,6 +10619,7 @@
           <w:rFonts w:hint="eastAsia"/>
         </w:rPr>
       </w:pPr>
+      <w:bookmarkStart w:id="23" w:name="_Toc219301815"/>
       <w:r>
         <w:rPr>
           <w:rFonts w:hint="eastAsia"/>
@@ -6275,6 +10638,7 @@
         </w:rPr>
         <w:t xml:space="preserve"> 16 17</w:t>
       </w:r>
+      <w:bookmarkEnd w:id="23"/>
     </w:p>
     <w:p>
       <w:pPr>
@@ -6305,7 +10669,21 @@
         <w:rPr>
           <w:rFonts w:hint="eastAsia"/>
         </w:rPr>
-        <w:t>即在函数内使用nums = res只在函数内有效</w:t>
+        <w:t>即在函数内使用</w:t>
+      </w:r>
+      <w:proofErr w:type="spellStart"/>
+      <w:r>
+        <w:rPr>
+          <w:rFonts w:hint="eastAsia"/>
+        </w:rPr>
+        <w:t>nums</w:t>
+      </w:r>
+      <w:proofErr w:type="spellEnd"/>
+      <w:r>
+        <w:rPr>
+          <w:rFonts w:hint="eastAsia"/>
+        </w:rPr>
+        <w:t xml:space="preserve"> = res只在函数内有效</w:t>
       </w:r>
     </w:p>
     <w:p>
@@ -6335,7 +10713,15 @@
         </w:rPr>
       </w:pPr>
       <w:r>
-        <w:t>当数组包含 0 时，pre[i-1] 或 suf[i+1] 可能为 0，但 0 || 1 会返回 1，导致结果错误。</w:t>
+        <w:t>当数组包含 0 时，pre[i-1] 或 </w:t>
+      </w:r>
+      <w:proofErr w:type="spellStart"/>
+      <w:r>
+        <w:t>suf</w:t>
+      </w:r>
+      <w:proofErr w:type="spellEnd"/>
+      <w:r>
+        <w:t>[i+1] 可能为 0，但 0 || 1 会返回 1，导致结果错误。</w:t>
       </w:r>
     </w:p>
     <w:p>
@@ -6366,12 +10752,14 @@
           <w:rFonts w:hint="eastAsia"/>
         </w:rPr>
       </w:pPr>
+      <w:bookmarkStart w:id="24" w:name="_Toc219301816"/>
       <w:r>
         <w:rPr>
           <w:rFonts w:hint="eastAsia"/>
         </w:rPr>
         <w:t>26.01.06</w:t>
       </w:r>
+      <w:bookmarkEnd w:id="24"/>
     </w:p>
     <w:p>
       <w:pPr>
@@ -6380,12 +10768,14 @@
           <w:rFonts w:hint="eastAsia"/>
         </w:rPr>
       </w:pPr>
+      <w:bookmarkStart w:id="25" w:name="_Toc219301817"/>
       <w:r>
         <w:rPr>
           <w:rFonts w:hint="eastAsia"/>
         </w:rPr>
         <w:t>LC记录18</w:t>
       </w:r>
+      <w:bookmarkEnd w:id="25"/>
     </w:p>
     <w:p>
       <w:pPr>
@@ -6403,12 +10793,14 @@
           <w:rFonts w:hint="eastAsia"/>
         </w:rPr>
       </w:pPr>
+      <w:bookmarkStart w:id="26" w:name="_Toc219301818"/>
       <w:r>
         <w:rPr>
           <w:rFonts w:hint="eastAsia"/>
         </w:rPr>
         <w:t>26.01.08</w:t>
       </w:r>
+      <w:bookmarkEnd w:id="26"/>
     </w:p>
     <w:p>
       <w:pPr>
@@ -6417,6 +10809,7 @@
           <w:rFonts w:hint="eastAsia"/>
         </w:rPr>
       </w:pPr>
+      <w:bookmarkStart w:id="27" w:name="_Toc219301819"/>
       <w:r>
         <w:rPr>
           <w:rFonts w:hint="eastAsia"/>
@@ -6435,6 +10828,7 @@
         </w:rPr>
         <w:t xml:space="preserve"> 21</w:t>
       </w:r>
+      <w:bookmarkEnd w:id="27"/>
     </w:p>
     <w:p>
       <w:pPr>
@@ -6443,12 +10837,14 @@
           <w:rFonts w:hint="eastAsia"/>
         </w:rPr>
       </w:pPr>
+      <w:bookmarkStart w:id="28" w:name="_Toc219301820"/>
       <w:r>
         <w:rPr>
           <w:rFonts w:hint="eastAsia"/>
         </w:rPr>
         <w:t>26.01.10</w:t>
       </w:r>
+      <w:bookmarkEnd w:id="28"/>
     </w:p>
     <w:p>
       <w:pPr>
@@ -6457,6 +10853,7 @@
           <w:rFonts w:hint="eastAsia"/>
         </w:rPr>
       </w:pPr>
+      <w:bookmarkStart w:id="29" w:name="_Toc219301821"/>
       <w:r>
         <w:rPr>
           <w:rFonts w:hint="eastAsia"/>
@@ -6469,6 +10866,7 @@
         </w:rPr>
         <w:t xml:space="preserve"> 23</w:t>
       </w:r>
+      <w:bookmarkEnd w:id="29"/>
     </w:p>
     <w:p>
       <w:pPr>
@@ -6582,12 +10980,14 @@
           <w:rFonts w:hint="eastAsia"/>
         </w:rPr>
       </w:pPr>
+      <w:bookmarkStart w:id="30" w:name="_Toc219301822"/>
       <w:r>
         <w:rPr>
           <w:rFonts w:hint="eastAsia"/>
         </w:rPr>
         <w:t>26.01.11</w:t>
       </w:r>
+      <w:bookmarkEnd w:id="30"/>
     </w:p>
     <w:p>
       <w:pPr>
@@ -6596,6 +10996,7 @@
           <w:rFonts w:hint="eastAsia"/>
         </w:rPr>
       </w:pPr>
+      <w:bookmarkStart w:id="31" w:name="_Toc219301823"/>
       <w:r>
         <w:rPr>
           <w:rFonts w:hint="eastAsia"/>
@@ -6614,6 +11015,7 @@
         </w:rPr>
         <w:t xml:space="preserve"> 26</w:t>
       </w:r>
+      <w:bookmarkEnd w:id="31"/>
     </w:p>
     <w:p>
       <w:pPr>
@@ -6631,12 +11033,14 @@
           <w:rFonts w:hint="eastAsia"/>
         </w:rPr>
       </w:pPr>
+      <w:bookmarkStart w:id="32" w:name="_Toc219301824"/>
       <w:r>
         <w:rPr>
           <w:rFonts w:hint="eastAsia"/>
         </w:rPr>
         <w:t>26.01.12</w:t>
       </w:r>
+      <w:bookmarkEnd w:id="32"/>
     </w:p>
     <w:p>
       <w:pPr>
@@ -6645,6 +11049,7 @@
           <w:rFonts w:hint="eastAsia"/>
         </w:rPr>
       </w:pPr>
+      <w:bookmarkStart w:id="33" w:name="_Toc219301825"/>
       <w:r>
         <w:rPr>
           <w:rFonts w:hint="eastAsia"/>
@@ -6669,6 +11074,7 @@
         </w:rPr>
         <w:t xml:space="preserve"> 30</w:t>
       </w:r>
+      <w:bookmarkEnd w:id="33"/>
     </w:p>
     <w:p>
       <w:pPr>
@@ -6699,13 +11105,297 @@
         </w:rPr>
       </w:pPr>
       <w:r>
-        <w:t>||：当左侧为任何假值（false、0、空字符串''、null、undefined、NaN）时触发。</w:t>
+        <w:t>||：当左侧为任何假值（false、0、空字符串''、null、undefined、</w:t>
+      </w:r>
+      <w:proofErr w:type="spellStart"/>
+      <w:r>
+        <w:t>NaN</w:t>
+      </w:r>
+      <w:proofErr w:type="spellEnd"/>
+      <w:r>
+        <w:t>）时触发。</w:t>
       </w:r>
     </w:p>
     <w:p>
       <w:pPr>
         <w:widowControl/>
         <w:jc w:val="left"/>
+        <w:rPr>
+          <w:rFonts w:hint="eastAsia"/>
+        </w:rPr>
+      </w:pPr>
+    </w:p>
+    <w:p>
+      <w:pPr>
+        <w:pStyle w:val="2"/>
+        <w:rPr>
+          <w:rFonts w:hint="eastAsia"/>
+        </w:rPr>
+      </w:pPr>
+      <w:bookmarkStart w:id="34" w:name="_Toc219301826"/>
+      <w:r>
+        <w:rPr>
+          <w:rFonts w:hint="eastAsia"/>
+        </w:rPr>
+        <w:t>26.01.13</w:t>
+      </w:r>
+      <w:bookmarkEnd w:id="34"/>
+    </w:p>
+    <w:p>
+      <w:pPr>
+        <w:pStyle w:val="3"/>
+      </w:pPr>
+      <w:bookmarkStart w:id="35" w:name="_Toc219301827"/>
+      <w:r>
+        <w:rPr>
+          <w:rFonts w:hint="eastAsia"/>
+        </w:rPr>
+        <w:t>LC记录31 32</w:t>
+      </w:r>
+      <w:bookmarkEnd w:id="35"/>
+    </w:p>
+    <w:p>
+      <w:r>
+        <w:t>在JavaScript中，++</w:t>
+      </w:r>
+      <w:proofErr w:type="spellStart"/>
+      <w:r>
+        <w:t>i</w:t>
+      </w:r>
+      <w:proofErr w:type="spellEnd"/>
+      <w:r>
+        <w:t>（前缀递增）和</w:t>
+      </w:r>
+      <w:proofErr w:type="spellStart"/>
+      <w:r>
+        <w:t>i</w:t>
+      </w:r>
+      <w:proofErr w:type="spellEnd"/>
+      <w:r>
+        <w:t>++（后缀递增）都用于将变量值增加1，但它们在</w:t>
+      </w:r>
+      <w:r>
+        <w:rPr>
+          <w:rFonts w:ascii="Times New Roman" w:hAnsi="Times New Roman" w:cs="Times New Roman"/>
+        </w:rPr>
+        <w:t>‌</w:t>
+      </w:r>
+      <w:r>
+        <w:lastRenderedPageBreak/>
+        <w:t>返回值时机</w:t>
+      </w:r>
+      <w:r>
+        <w:rPr>
+          <w:rFonts w:ascii="Times New Roman" w:hAnsi="Times New Roman" w:cs="Times New Roman"/>
+        </w:rPr>
+        <w:t>‌</w:t>
+      </w:r>
+      <w:r>
+        <w:t>上存在关键差异。</w:t>
+      </w:r>
+    </w:p>
+    <w:p>
+      <w:r>
+        <w:rPr>
+          <w:rFonts w:ascii="Times New Roman" w:hAnsi="Times New Roman" w:cs="Times New Roman"/>
+        </w:rPr>
+        <w:t>‌</w:t>
+      </w:r>
+      <w:r>
+        <w:t>核心区别在于操作顺序：</w:t>
+      </w:r>
+      <w:r>
+        <w:rPr>
+          <w:rFonts w:ascii="Times New Roman" w:hAnsi="Times New Roman" w:cs="Times New Roman"/>
+        </w:rPr>
+        <w:t>‌</w:t>
+      </w:r>
+      <w:r>
+        <w:rPr>
+          <w:rFonts w:ascii="等线" w:eastAsia="等线" w:hAnsi="等线" w:cs="等线" w:hint="eastAsia"/>
+        </w:rPr>
+        <w:t> </w:t>
+      </w:r>
+      <w:r>
+        <w:t>++</w:t>
+      </w:r>
+      <w:proofErr w:type="spellStart"/>
+      <w:r>
+        <w:t>i</w:t>
+      </w:r>
+      <w:proofErr w:type="spellEnd"/>
+      <w:r>
+        <w:t> </w:t>
+      </w:r>
+      <w:r>
+        <w:rPr>
+          <w:rFonts w:ascii="Times New Roman" w:hAnsi="Times New Roman" w:cs="Times New Roman"/>
+        </w:rPr>
+        <w:t>‌</w:t>
+      </w:r>
+      <w:r>
+        <w:t>先递增变量值，再返回递增后的值</w:t>
+      </w:r>
+      <w:r>
+        <w:rPr>
+          <w:rFonts w:ascii="Times New Roman" w:hAnsi="Times New Roman" w:cs="Times New Roman"/>
+        </w:rPr>
+        <w:t>‌</w:t>
+      </w:r>
+      <w:r>
+        <w:t>；而</w:t>
+      </w:r>
+      <w:proofErr w:type="spellStart"/>
+      <w:r>
+        <w:t>i</w:t>
+      </w:r>
+      <w:proofErr w:type="spellEnd"/>
+      <w:r>
+        <w:t>++ </w:t>
+      </w:r>
+      <w:r>
+        <w:rPr>
+          <w:rFonts w:ascii="Times New Roman" w:hAnsi="Times New Roman" w:cs="Times New Roman"/>
+        </w:rPr>
+        <w:t>‌</w:t>
+      </w:r>
+      <w:r>
+        <w:t>先返回变量的原始值，再递增</w:t>
+      </w:r>
+      <w:r>
+        <w:rPr>
+          <w:rFonts w:ascii="Times New Roman" w:hAnsi="Times New Roman" w:cs="Times New Roman"/>
+        </w:rPr>
+        <w:t>‌</w:t>
+      </w:r>
+      <w:r>
+        <w:t>。例如：</w:t>
+      </w:r>
+    </w:p>
+    <w:p>
+      <w:pPr>
+        <w:numPr>
+          <w:ilvl w:val="0"/>
+          <w:numId w:val="19"/>
+        </w:numPr>
+      </w:pPr>
+      <w:r>
+        <w:t xml:space="preserve">let </w:t>
+      </w:r>
+      <w:proofErr w:type="spellStart"/>
+      <w:r>
+        <w:t>i</w:t>
+      </w:r>
+      <w:proofErr w:type="spellEnd"/>
+      <w:r>
+        <w:t xml:space="preserve"> = 0; console.log(++</w:t>
+      </w:r>
+      <w:proofErr w:type="spellStart"/>
+      <w:r>
+        <w:t>i</w:t>
+      </w:r>
+      <w:proofErr w:type="spellEnd"/>
+      <w:r>
+        <w:t>); 输出 1（先递增再返回）。</w:t>
+      </w:r>
+    </w:p>
+    <w:p>
+      <w:pPr>
+        <w:numPr>
+          <w:ilvl w:val="0"/>
+          <w:numId w:val="19"/>
+        </w:numPr>
+      </w:pPr>
+      <w:r>
+        <w:t xml:space="preserve">let </w:t>
+      </w:r>
+      <w:proofErr w:type="spellStart"/>
+      <w:r>
+        <w:t>i</w:t>
+      </w:r>
+      <w:proofErr w:type="spellEnd"/>
+      <w:r>
+        <w:t xml:space="preserve"> = 0; console.log(</w:t>
+      </w:r>
+      <w:proofErr w:type="spellStart"/>
+      <w:r>
+        <w:t>i</w:t>
+      </w:r>
+      <w:proofErr w:type="spellEnd"/>
+      <w:r>
+        <w:t>++); 输出 0（先返回原始值，再递增）。</w:t>
+      </w:r>
+    </w:p>
+    <w:p>
+      <w:r>
+        <w:rPr>
+          <w:rFonts w:ascii="Times New Roman" w:hAnsi="Times New Roman" w:cs="Times New Roman"/>
+        </w:rPr>
+        <w:t>‌</w:t>
+      </w:r>
+      <w:r>
+        <w:t>在独立语句或for循环中，</w:t>
+      </w:r>
+      <w:proofErr w:type="gramStart"/>
+      <w:r>
+        <w:t>两者行为</w:t>
+      </w:r>
+      <w:proofErr w:type="gramEnd"/>
+      <w:r>
+        <w:t>相同：</w:t>
+      </w:r>
+      <w:r>
+        <w:rPr>
+          <w:rFonts w:ascii="Times New Roman" w:hAnsi="Times New Roman" w:cs="Times New Roman"/>
+        </w:rPr>
+        <w:t>‌</w:t>
+      </w:r>
+      <w:r>
+        <w:t xml:space="preserve"> 当自增语句单独存在（如 </w:t>
+      </w:r>
+      <w:proofErr w:type="spellStart"/>
+      <w:r>
+        <w:t>i</w:t>
+      </w:r>
+      <w:proofErr w:type="spellEnd"/>
+      <w:r>
+        <w:t>++; 或 ++</w:t>
+      </w:r>
+      <w:proofErr w:type="spellStart"/>
+      <w:r>
+        <w:t>i</w:t>
+      </w:r>
+      <w:proofErr w:type="spellEnd"/>
+      <w:r>
+        <w:t xml:space="preserve">;）或用于循环的更新部分（如 for (let </w:t>
+      </w:r>
+      <w:proofErr w:type="spellStart"/>
+      <w:r>
+        <w:t>i</w:t>
+      </w:r>
+      <w:proofErr w:type="spellEnd"/>
+      <w:r>
+        <w:t xml:space="preserve"> = 0; </w:t>
+      </w:r>
+      <w:proofErr w:type="spellStart"/>
+      <w:r>
+        <w:t>i</w:t>
+      </w:r>
+      <w:proofErr w:type="spellEnd"/>
+      <w:r>
+        <w:t xml:space="preserve"> &lt; 10; </w:t>
+      </w:r>
+      <w:proofErr w:type="spellStart"/>
+      <w:r>
+        <w:t>i</w:t>
+      </w:r>
+      <w:proofErr w:type="spellEnd"/>
+      <w:r>
+        <w:t>++)），由于不涉及赋值或表达式计算，递增效果一致。</w:t>
+      </w:r>
+    </w:p>
+    <w:p>
+      <w:pPr>
         <w:rPr>
           <w:rFonts w:hint="eastAsia"/>
         </w:rPr>
@@ -6782,6 +11472,155 @@
 <file path=word/numbering.xml><?xml version="1.0" encoding="utf-8"?>
 <w:numbering xmlns:wpc="http://schemas.microsoft.com/office/word/2010/wordprocessingCanvas" xmlns:cx="http://schemas.microsoft.com/office/drawing/2014/chartex" xmlns:cx1="http://schemas.microsoft.com/office/drawing/2015/9/8/chartex" xmlns:cx2="http://schemas.microsoft.com/office/drawing/2015/10/21/chartex" xmlns:cx3="http://schemas.microsoft.com/office/drawing/2016/5/9/chartex" xmlns:cx4="http://schemas.microsoft.com/office/drawing/2016/5/10/chartex" xmlns:cx5="http://schemas.microsoft.com/office/drawing/2016/5/11/chartex" xmlns:cx6="http://schemas.microsoft.com/office/drawing/2016/5/12/chartex" xmlns:cx7="http://schemas.microsoft.com/office/drawing/2016/5/13/chartex" xmlns:cx8="http://schemas.microsoft.com/office/drawing/2016/5/14/chartex" xmlns:mc="http://schemas.openxmlformats.org/markup-compatibility/2006" xmlns:aink="http://schemas.microsoft.com/office/drawing/2016/ink" xmlns:am3d="http://schemas.microsoft.com/office/drawing/2017/model3d" xmlns:o="urn:schemas-microsoft-com:office:office" xmlns:oel="http://schemas.microsoft.com/office/2019/extlst" xmlns:r="http://schemas.openxmlformats.org/officeDocument/2006/relationships" xmlns:m="http://schemas.openxmlformats.org/officeDocument/2006/math" xmlns:v="urn:schemas-microsoft-com:vml" xmlns:wp14="http://schemas.microsoft.com/office/word/2010/wordprocessingDrawing" xmlns:wp="http://schemas.openxmlformats.org/drawingml/2006/wordprocessingDrawing" xmlns:w10="urn:schemas-microsoft-com:office:word" xmlns:w="http://schemas.openxmlformats.org/wordprocessingml/2006/main" xmlns:w14="http://schemas.microsoft.com/office/word/2010/wordml" xmlns:w15="http://schemas.microsoft.com/office/word/2012/wordml" xmlns:w16cex="http://schemas.microsoft.com/office/word/2018/wordml/cex" xmlns:w16cid="http://schemas.microsoft.com/office/word/2016/wordml/cid" xmlns:w16="http://schemas.microsoft.com/office/word/2018/wordml" xmlns:w16du="http://schemas.microsoft.com/office/word/2023/wordml/word16du" xmlns:w16sdtdh="http://schemas.microsoft.com/office/word/2020/wordml/sdtdatahash" xmlns:w16sdtfl="http://schemas.microsoft.com/office/word/2024/wordml/sdtformatlock" xmlns:w16se="http://schemas.microsoft.com/office/word/2015/wordml/symex" xmlns:wpg="http://schemas.microsoft.com/office/word/2010/wordprocessingGroup" xmlns:wpi="http://schemas.microsoft.com/office/word/2010/wordprocessingInk" xmlns:wne="http://schemas.microsoft.com/office/word/2006/wordml" xmlns:wps="http://schemas.microsoft.com/office/word/2010/wordprocessingShape" mc:Ignorable="w14 w15 w16se w16cid w16 w16cex w16sdtdh w16sdtfl w16du wp14">
   <w:abstractNum w:abstractNumId="0" w15:restartNumberingAfterBreak="0">
+    <w:nsid w:val="075B57FE"/>
+    <w:multiLevelType w:val="multilevel"/>
+    <w:tmpl w:val="D32E46D6"/>
+    <w:lvl w:ilvl="0">
+      <w:start w:val="1"/>
+      <w:numFmt w:val="bullet"/>
+      <w:lvlText w:val=""/>
+      <w:lvlJc w:val="left"/>
+      <w:pPr>
+        <w:tabs>
+          <w:tab w:val="num" w:pos="720"/>
+        </w:tabs>
+        <w:ind w:left="720" w:hanging="360"/>
+      </w:pPr>
+      <w:rPr>
+        <w:rFonts w:ascii="Symbol" w:hAnsi="Symbol" w:hint="default"/>
+        <w:sz w:val="20"/>
+      </w:rPr>
+    </w:lvl>
+    <w:lvl w:ilvl="1" w:tentative="1">
+      <w:start w:val="1"/>
+      <w:numFmt w:val="bullet"/>
+      <w:lvlText w:val="o"/>
+      <w:lvlJc w:val="left"/>
+      <w:pPr>
+        <w:tabs>
+          <w:tab w:val="num" w:pos="1440"/>
+        </w:tabs>
+        <w:ind w:left="1440" w:hanging="360"/>
+      </w:pPr>
+      <w:rPr>
+        <w:rFonts w:ascii="Courier New" w:hAnsi="Courier New" w:hint="default"/>
+        <w:sz w:val="20"/>
+      </w:rPr>
+    </w:lvl>
+    <w:lvl w:ilvl="2" w:tentative="1">
+      <w:start w:val="1"/>
+      <w:numFmt w:val="bullet"/>
+      <w:lvlText w:val=""/>
+      <w:lvlJc w:val="left"/>
+      <w:pPr>
+        <w:tabs>
+          <w:tab w:val="num" w:pos="2160"/>
+        </w:tabs>
+        <w:ind w:left="2160" w:hanging="360"/>
+      </w:pPr>
+      <w:rPr>
+        <w:rFonts w:ascii="Wingdings" w:hAnsi="Wingdings" w:hint="default"/>
+        <w:sz w:val="20"/>
+      </w:rPr>
+    </w:lvl>
+    <w:lvl w:ilvl="3" w:tentative="1">
+      <w:start w:val="1"/>
+      <w:numFmt w:val="bullet"/>
+      <w:lvlText w:val=""/>
+      <w:lvlJc w:val="left"/>
+      <w:pPr>
+        <w:tabs>
+          <w:tab w:val="num" w:pos="2880"/>
+        </w:tabs>
+        <w:ind w:left="2880" w:hanging="360"/>
+      </w:pPr>
+      <w:rPr>
+        <w:rFonts w:ascii="Wingdings" w:hAnsi="Wingdings" w:hint="default"/>
+        <w:sz w:val="20"/>
+      </w:rPr>
+    </w:lvl>
+    <w:lvl w:ilvl="4" w:tentative="1">
+      <w:start w:val="1"/>
+      <w:numFmt w:val="bullet"/>
+      <w:lvlText w:val=""/>
+      <w:lvlJc w:val="left"/>
+      <w:pPr>
+        <w:tabs>
+          <w:tab w:val="num" w:pos="3600"/>
+        </w:tabs>
+        <w:ind w:left="3600" w:hanging="360"/>
+      </w:pPr>
+      <w:rPr>
+        <w:rFonts w:ascii="Wingdings" w:hAnsi="Wingdings" w:hint="default"/>
+        <w:sz w:val="20"/>
+      </w:rPr>
+    </w:lvl>
+    <w:lvl w:ilvl="5" w:tentative="1">
+      <w:start w:val="1"/>
+      <w:numFmt w:val="bullet"/>
+      <w:lvlText w:val=""/>
+      <w:lvlJc w:val="left"/>
+      <w:pPr>
+        <w:tabs>
+          <w:tab w:val="num" w:pos="4320"/>
+        </w:tabs>
+        <w:ind w:left="4320" w:hanging="360"/>
+      </w:pPr>
+      <w:rPr>
+        <w:rFonts w:ascii="Wingdings" w:hAnsi="Wingdings" w:hint="default"/>
+        <w:sz w:val="20"/>
+      </w:rPr>
+    </w:lvl>
+    <w:lvl w:ilvl="6" w:tentative="1">
+      <w:start w:val="1"/>
+      <w:numFmt w:val="bullet"/>
+      <w:lvlText w:val=""/>
+      <w:lvlJc w:val="left"/>
+      <w:pPr>
+        <w:tabs>
+          <w:tab w:val="num" w:pos="5040"/>
+        </w:tabs>
+        <w:ind w:left="5040" w:hanging="360"/>
+      </w:pPr>
+      <w:rPr>
+        <w:rFonts w:ascii="Wingdings" w:hAnsi="Wingdings" w:hint="default"/>
+        <w:sz w:val="20"/>
+      </w:rPr>
+    </w:lvl>
+    <w:lvl w:ilvl="7" w:tentative="1">
+      <w:start w:val="1"/>
+      <w:numFmt w:val="bullet"/>
+      <w:lvlText w:val=""/>
+      <w:lvlJc w:val="left"/>
+      <w:pPr>
+        <w:tabs>
+          <w:tab w:val="num" w:pos="5760"/>
+        </w:tabs>
+        <w:ind w:left="5760" w:hanging="360"/>
+      </w:pPr>
+      <w:rPr>
+        <w:rFonts w:ascii="Wingdings" w:hAnsi="Wingdings" w:hint="default"/>
+        <w:sz w:val="20"/>
+      </w:rPr>
+    </w:lvl>
+    <w:lvl w:ilvl="8" w:tentative="1">
+      <w:start w:val="1"/>
+      <w:numFmt w:val="bullet"/>
+      <w:lvlText w:val=""/>
+      <w:lvlJc w:val="left"/>
+      <w:pPr>
+        <w:tabs>
+          <w:tab w:val="num" w:pos="6480"/>
+        </w:tabs>
+        <w:ind w:left="6480" w:hanging="360"/>
+      </w:pPr>
+      <w:rPr>
+        <w:rFonts w:ascii="Wingdings" w:hAnsi="Wingdings" w:hint="default"/>
+        <w:sz w:val="20"/>
+      </w:rPr>
+    </w:lvl>
+  </w:abstractNum>
+  <w:abstractNum w:abstractNumId="1" w15:restartNumberingAfterBreak="0">
     <w:nsid w:val="0FAE4AB9"/>
     <w:multiLevelType w:val="multilevel"/>
     <w:tmpl w:val="9BA80F32"/>
@@ -6898,7 +11737,7 @@
       </w:pPr>
     </w:lvl>
   </w:abstractNum>
-  <w:abstractNum w:abstractNumId="1" w15:restartNumberingAfterBreak="0">
+  <w:abstractNum w:abstractNumId="2" w15:restartNumberingAfterBreak="0">
     <w:nsid w:val="15CA0900"/>
     <w:multiLevelType w:val="multilevel"/>
     <w:tmpl w:val="10C2426C"/>
@@ -7047,7 +11886,7 @@
       </w:rPr>
     </w:lvl>
   </w:abstractNum>
-  <w:abstractNum w:abstractNumId="2" w15:restartNumberingAfterBreak="0">
+  <w:abstractNum w:abstractNumId="3" w15:restartNumberingAfterBreak="0">
     <w:nsid w:val="39C046AF"/>
     <w:multiLevelType w:val="multilevel"/>
     <w:tmpl w:val="BB4002C0"/>
@@ -7196,7 +12035,7 @@
       </w:rPr>
     </w:lvl>
   </w:abstractNum>
-  <w:abstractNum w:abstractNumId="3" w15:restartNumberingAfterBreak="0">
+  <w:abstractNum w:abstractNumId="4" w15:restartNumberingAfterBreak="0">
     <w:nsid w:val="400844FD"/>
     <w:multiLevelType w:val="hybridMultilevel"/>
     <w:tmpl w:val="A2EA7BA8"/>
@@ -7285,7 +12124,7 @@
       </w:pPr>
     </w:lvl>
   </w:abstractNum>
-  <w:abstractNum w:abstractNumId="4" w15:restartNumberingAfterBreak="0">
+  <w:abstractNum w:abstractNumId="5" w15:restartNumberingAfterBreak="0">
     <w:nsid w:val="47A12E90"/>
     <w:multiLevelType w:val="multilevel"/>
     <w:tmpl w:val="EF94A8D8"/>
@@ -7434,7 +12273,156 @@
       </w:rPr>
     </w:lvl>
   </w:abstractNum>
-  <w:abstractNum w:abstractNumId="5" w15:restartNumberingAfterBreak="0">
+  <w:abstractNum w:abstractNumId="6" w15:restartNumberingAfterBreak="0">
+    <w:nsid w:val="527A52C0"/>
+    <w:multiLevelType w:val="multilevel"/>
+    <w:tmpl w:val="C8BA2526"/>
+    <w:lvl w:ilvl="0">
+      <w:start w:val="1"/>
+      <w:numFmt w:val="bullet"/>
+      <w:lvlText w:val=""/>
+      <w:lvlJc w:val="left"/>
+      <w:pPr>
+        <w:tabs>
+          <w:tab w:val="num" w:pos="720"/>
+        </w:tabs>
+        <w:ind w:left="720" w:hanging="360"/>
+      </w:pPr>
+      <w:rPr>
+        <w:rFonts w:ascii="Symbol" w:hAnsi="Symbol" w:hint="default"/>
+        <w:sz w:val="20"/>
+      </w:rPr>
+    </w:lvl>
+    <w:lvl w:ilvl="1" w:tentative="1">
+      <w:start w:val="1"/>
+      <w:numFmt w:val="bullet"/>
+      <w:lvlText w:val="o"/>
+      <w:lvlJc w:val="left"/>
+      <w:pPr>
+        <w:tabs>
+          <w:tab w:val="num" w:pos="1440"/>
+        </w:tabs>
+        <w:ind w:left="1440" w:hanging="360"/>
+      </w:pPr>
+      <w:rPr>
+        <w:rFonts w:ascii="Courier New" w:hAnsi="Courier New" w:hint="default"/>
+        <w:sz w:val="20"/>
+      </w:rPr>
+    </w:lvl>
+    <w:lvl w:ilvl="2" w:tentative="1">
+      <w:start w:val="1"/>
+      <w:numFmt w:val="bullet"/>
+      <w:lvlText w:val=""/>
+      <w:lvlJc w:val="left"/>
+      <w:pPr>
+        <w:tabs>
+          <w:tab w:val="num" w:pos="2160"/>
+        </w:tabs>
+        <w:ind w:left="2160" w:hanging="360"/>
+      </w:pPr>
+      <w:rPr>
+        <w:rFonts w:ascii="Wingdings" w:hAnsi="Wingdings" w:hint="default"/>
+        <w:sz w:val="20"/>
+      </w:rPr>
+    </w:lvl>
+    <w:lvl w:ilvl="3" w:tentative="1">
+      <w:start w:val="1"/>
+      <w:numFmt w:val="bullet"/>
+      <w:lvlText w:val=""/>
+      <w:lvlJc w:val="left"/>
+      <w:pPr>
+        <w:tabs>
+          <w:tab w:val="num" w:pos="2880"/>
+        </w:tabs>
+        <w:ind w:left="2880" w:hanging="360"/>
+      </w:pPr>
+      <w:rPr>
+        <w:rFonts w:ascii="Wingdings" w:hAnsi="Wingdings" w:hint="default"/>
+        <w:sz w:val="20"/>
+      </w:rPr>
+    </w:lvl>
+    <w:lvl w:ilvl="4" w:tentative="1">
+      <w:start w:val="1"/>
+      <w:numFmt w:val="bullet"/>
+      <w:lvlText w:val=""/>
+      <w:lvlJc w:val="left"/>
+      <w:pPr>
+        <w:tabs>
+          <w:tab w:val="num" w:pos="3600"/>
+        </w:tabs>
+        <w:ind w:left="3600" w:hanging="360"/>
+      </w:pPr>
+      <w:rPr>
+        <w:rFonts w:ascii="Wingdings" w:hAnsi="Wingdings" w:hint="default"/>
+        <w:sz w:val="20"/>
+      </w:rPr>
+    </w:lvl>
+    <w:lvl w:ilvl="5" w:tentative="1">
+      <w:start w:val="1"/>
+      <w:numFmt w:val="bullet"/>
+      <w:lvlText w:val=""/>
+      <w:lvlJc w:val="left"/>
+      <w:pPr>
+        <w:tabs>
+          <w:tab w:val="num" w:pos="4320"/>
+        </w:tabs>
+        <w:ind w:left="4320" w:hanging="360"/>
+      </w:pPr>
+      <w:rPr>
+        <w:rFonts w:ascii="Wingdings" w:hAnsi="Wingdings" w:hint="default"/>
+        <w:sz w:val="20"/>
+      </w:rPr>
+    </w:lvl>
+    <w:lvl w:ilvl="6" w:tentative="1">
+      <w:start w:val="1"/>
+      <w:numFmt w:val="bullet"/>
+      <w:lvlText w:val=""/>
+      <w:lvlJc w:val="left"/>
+      <w:pPr>
+        <w:tabs>
+          <w:tab w:val="num" w:pos="5040"/>
+        </w:tabs>
+        <w:ind w:left="5040" w:hanging="360"/>
+      </w:pPr>
+      <w:rPr>
+        <w:rFonts w:ascii="Wingdings" w:hAnsi="Wingdings" w:hint="default"/>
+        <w:sz w:val="20"/>
+      </w:rPr>
+    </w:lvl>
+    <w:lvl w:ilvl="7" w:tentative="1">
+      <w:start w:val="1"/>
+      <w:numFmt w:val="bullet"/>
+      <w:lvlText w:val=""/>
+      <w:lvlJc w:val="left"/>
+      <w:pPr>
+        <w:tabs>
+          <w:tab w:val="num" w:pos="5760"/>
+        </w:tabs>
+        <w:ind w:left="5760" w:hanging="360"/>
+      </w:pPr>
+      <w:rPr>
+        <w:rFonts w:ascii="Wingdings" w:hAnsi="Wingdings" w:hint="default"/>
+        <w:sz w:val="20"/>
+      </w:rPr>
+    </w:lvl>
+    <w:lvl w:ilvl="8" w:tentative="1">
+      <w:start w:val="1"/>
+      <w:numFmt w:val="bullet"/>
+      <w:lvlText w:val=""/>
+      <w:lvlJc w:val="left"/>
+      <w:pPr>
+        <w:tabs>
+          <w:tab w:val="num" w:pos="6480"/>
+        </w:tabs>
+        <w:ind w:left="6480" w:hanging="360"/>
+      </w:pPr>
+      <w:rPr>
+        <w:rFonts w:ascii="Wingdings" w:hAnsi="Wingdings" w:hint="default"/>
+        <w:sz w:val="20"/>
+      </w:rPr>
+    </w:lvl>
+  </w:abstractNum>
+  <w:abstractNum w:abstractNumId="7" w15:restartNumberingAfterBreak="0">
     <w:nsid w:val="63433C75"/>
     <w:multiLevelType w:val="multilevel"/>
     <w:tmpl w:val="302EDEB2"/>
@@ -7583,7 +12571,7 @@
       </w:rPr>
     </w:lvl>
   </w:abstractNum>
-  <w:abstractNum w:abstractNumId="6" w15:restartNumberingAfterBreak="0">
+  <w:abstractNum w:abstractNumId="8" w15:restartNumberingAfterBreak="0">
     <w:nsid w:val="636F7383"/>
     <w:multiLevelType w:val="multilevel"/>
     <w:tmpl w:val="88DCC106"/>
@@ -7696,7 +12684,7 @@
       </w:pPr>
     </w:lvl>
   </w:abstractNum>
-  <w:abstractNum w:abstractNumId="7" w15:restartNumberingAfterBreak="0">
+  <w:abstractNum w:abstractNumId="9" w15:restartNumberingAfterBreak="0">
     <w:nsid w:val="66B87742"/>
     <w:multiLevelType w:val="multilevel"/>
     <w:tmpl w:val="BD04B3AC"/>
@@ -7845,7 +12833,7 @@
       </w:rPr>
     </w:lvl>
   </w:abstractNum>
-  <w:abstractNum w:abstractNumId="8" w15:restartNumberingAfterBreak="0">
+  <w:abstractNum w:abstractNumId="10" w15:restartNumberingAfterBreak="0">
     <w:nsid w:val="6F1A0D8B"/>
     <w:multiLevelType w:val="multilevel"/>
     <w:tmpl w:val="5A607A12"/>
@@ -7994,7 +12982,7 @@
       </w:rPr>
     </w:lvl>
   </w:abstractNum>
-  <w:abstractNum w:abstractNumId="9" w15:restartNumberingAfterBreak="0">
+  <w:abstractNum w:abstractNumId="11" w15:restartNumberingAfterBreak="0">
     <w:nsid w:val="7242287A"/>
     <w:multiLevelType w:val="multilevel"/>
     <w:tmpl w:val="18FE1D88"/>
@@ -8143,7 +13131,7 @@
       </w:rPr>
     </w:lvl>
   </w:abstractNum>
-  <w:abstractNum w:abstractNumId="10" w15:restartNumberingAfterBreak="0">
+  <w:abstractNum w:abstractNumId="12" w15:restartNumberingAfterBreak="0">
     <w:nsid w:val="759A65C4"/>
     <w:multiLevelType w:val="multilevel"/>
     <w:tmpl w:val="C9DC7B56"/>
@@ -8292,7 +13280,7 @@
       </w:rPr>
     </w:lvl>
   </w:abstractNum>
-  <w:abstractNum w:abstractNumId="11" w15:restartNumberingAfterBreak="0">
+  <w:abstractNum w:abstractNumId="13" w15:restartNumberingAfterBreak="0">
     <w:nsid w:val="7A7476C4"/>
     <w:multiLevelType w:val="hybridMultilevel"/>
     <w:tmpl w:val="23083F84"/>
@@ -8381,7 +13369,7 @@
       </w:pPr>
     </w:lvl>
   </w:abstractNum>
-  <w:abstractNum w:abstractNumId="12" w15:restartNumberingAfterBreak="0">
+  <w:abstractNum w:abstractNumId="14" w15:restartNumberingAfterBreak="0">
     <w:nsid w:val="7C52220B"/>
     <w:multiLevelType w:val="multilevel"/>
     <w:tmpl w:val="4E8E3776"/>
@@ -8531,28 +13519,28 @@
     </w:lvl>
   </w:abstractNum>
   <w:num w:numId="1" w16cid:durableId="1442917428">
+    <w:abstractNumId w:val="4"/>
+  </w:num>
+  <w:num w:numId="2" w16cid:durableId="1314524494">
+    <w:abstractNumId w:val="13"/>
+  </w:num>
+  <w:num w:numId="3" w16cid:durableId="1181121512">
+    <w:abstractNumId w:val="10"/>
+  </w:num>
+  <w:num w:numId="4" w16cid:durableId="1975602848">
     <w:abstractNumId w:val="3"/>
   </w:num>
-  <w:num w:numId="2" w16cid:durableId="1314524494">
-    <w:abstractNumId w:val="11"/>
+  <w:num w:numId="5" w16cid:durableId="1051804863">
+    <w:abstractNumId w:val="9"/>
   </w:num>
-  <w:num w:numId="3" w16cid:durableId="1181121512">
-    <w:abstractNumId w:val="8"/>
-  </w:num>
-  <w:num w:numId="4" w16cid:durableId="1975602848">
+  <w:num w:numId="6" w16cid:durableId="1521043126">
     <w:abstractNumId w:val="2"/>
   </w:num>
-  <w:num w:numId="5" w16cid:durableId="1051804863">
-    <w:abstractNumId w:val="7"/>
-  </w:num>
-  <w:num w:numId="6" w16cid:durableId="1521043126">
+  <w:num w:numId="7" w16cid:durableId="563375680">
     <w:abstractNumId w:val="1"/>
   </w:num>
-  <w:num w:numId="7" w16cid:durableId="563375680">
-    <w:abstractNumId w:val="0"/>
-  </w:num>
   <w:num w:numId="8" w16cid:durableId="1816215821">
-    <w:abstractNumId w:val="0"/>
+    <w:abstractNumId w:val="1"/>
     <w:lvlOverride w:ilvl="1">
       <w:lvl w:ilvl="1">
         <w:numFmt w:val="decimal"/>
@@ -8562,7 +13550,7 @@
     </w:lvlOverride>
   </w:num>
   <w:num w:numId="9" w16cid:durableId="1235163502">
-    <w:abstractNumId w:val="0"/>
+    <w:abstractNumId w:val="1"/>
     <w:lvlOverride w:ilvl="1">
       <w:lvl w:ilvl="1">
         <w:numFmt w:val="decimal"/>
@@ -8572,7 +13560,7 @@
     </w:lvlOverride>
   </w:num>
   <w:num w:numId="10" w16cid:durableId="4333863">
-    <w:abstractNumId w:val="0"/>
+    <w:abstractNumId w:val="1"/>
     <w:lvlOverride w:ilvl="1">
       <w:lvl w:ilvl="1">
         <w:numFmt w:val="decimal"/>
@@ -8582,7 +13570,7 @@
     </w:lvlOverride>
   </w:num>
   <w:num w:numId="11" w16cid:durableId="2119254403">
-    <w:abstractNumId w:val="0"/>
+    <w:abstractNumId w:val="1"/>
     <w:lvlOverride w:ilvl="1">
       <w:lvl w:ilvl="1">
         <w:numFmt w:val="decimal"/>
@@ -8592,7 +13580,7 @@
     </w:lvlOverride>
   </w:num>
   <w:num w:numId="12" w16cid:durableId="507213839">
-    <w:abstractNumId w:val="0"/>
+    <w:abstractNumId w:val="1"/>
     <w:lvlOverride w:ilvl="1">
       <w:lvl w:ilvl="1">
         <w:numFmt w:val="decimal"/>
@@ -8602,22 +13590,28 @@
     </w:lvlOverride>
   </w:num>
   <w:num w:numId="13" w16cid:durableId="897978137">
-    <w:abstractNumId w:val="9"/>
+    <w:abstractNumId w:val="11"/>
   </w:num>
   <w:num w:numId="14" w16cid:durableId="92167680">
+    <w:abstractNumId w:val="7"/>
+  </w:num>
+  <w:num w:numId="15" w16cid:durableId="443888042">
+    <w:abstractNumId w:val="12"/>
+  </w:num>
+  <w:num w:numId="16" w16cid:durableId="2057074406">
+    <w:abstractNumId w:val="14"/>
+  </w:num>
+  <w:num w:numId="17" w16cid:durableId="1469930745">
+    <w:abstractNumId w:val="8"/>
+  </w:num>
+  <w:num w:numId="18" w16cid:durableId="69428861">
     <w:abstractNumId w:val="5"/>
   </w:num>
-  <w:num w:numId="15" w16cid:durableId="443888042">
-    <w:abstractNumId w:val="10"/>
+  <w:num w:numId="19" w16cid:durableId="1982075526">
+    <w:abstractNumId w:val="0"/>
   </w:num>
-  <w:num w:numId="16" w16cid:durableId="2057074406">
-    <w:abstractNumId w:val="12"/>
-  </w:num>
-  <w:num w:numId="17" w16cid:durableId="1469930745">
+  <w:num w:numId="20" w16cid:durableId="1079210735">
     <w:abstractNumId w:val="6"/>
-  </w:num>
-  <w:num w:numId="18" w16cid:durableId="69428861">
-    <w:abstractNumId w:val="4"/>
   </w:num>
 </w:numbering>
 </file>
@@ -9223,7 +14217,6 @@
   <w:style w:type="character" w:default="1" w:styleId="a0">
     <w:name w:val="Default Paragraph Font"/>
     <w:uiPriority w:val="1"/>
-    <w:semiHidden/>
     <w:unhideWhenUsed/>
   </w:style>
   <w:style w:type="table" w:default="1" w:styleId="a1">

--- a/lc记录.docx
+++ b/lc记录.docx
@@ -3487,90 +3487,20 @@
               <w:rPr>
                 <w:rFonts w:hint="eastAsia"/>
               </w:rPr>
-              <w:t xml:space="preserve">let </w:t>
-            </w:r>
-            <w:proofErr w:type="spellStart"/>
-            <w:r>
-              <w:rPr>
-                <w:rFonts w:hint="eastAsia"/>
-              </w:rPr>
-              <w:t>arr</w:t>
-            </w:r>
-            <w:proofErr w:type="spellEnd"/>
-            <w:r>
-              <w:rPr>
-                <w:rFonts w:hint="eastAsia"/>
-              </w:rPr>
-              <w:t xml:space="preserve">: </w:t>
-            </w:r>
-            <w:proofErr w:type="gramStart"/>
-            <w:r>
-              <w:rPr>
-                <w:rFonts w:hint="eastAsia"/>
-              </w:rPr>
-              <w:t>number[</w:t>
-            </w:r>
-            <w:proofErr w:type="gramEnd"/>
-            <w:r>
-              <w:rPr>
-                <w:rFonts w:hint="eastAsia"/>
-              </w:rPr>
-              <w:t>] = new Array(5</w:t>
-            </w:r>
-            <w:proofErr w:type="gramStart"/>
-            <w:r>
-              <w:rPr>
-                <w:rFonts w:hint="eastAsia"/>
-              </w:rPr>
-              <w:t>).fill</w:t>
-            </w:r>
-            <w:proofErr w:type="gramEnd"/>
-            <w:r>
-              <w:rPr>
-                <w:rFonts w:hint="eastAsia"/>
-              </w:rPr>
-              <w:t>(0);</w:t>
-            </w:r>
-          </w:p>
-          <w:p>
-            <w:pPr>
-              <w:rPr>
-                <w:rFonts w:hint="eastAsia"/>
-              </w:rPr>
-            </w:pPr>
-            <w:r>
-              <w:rPr>
-                <w:rFonts w:hint="eastAsia"/>
-              </w:rPr>
-              <w:t xml:space="preserve">let </w:t>
-            </w:r>
-            <w:proofErr w:type="spellStart"/>
-            <w:r>
-              <w:rPr>
-                <w:rFonts w:hint="eastAsia"/>
-              </w:rPr>
-              <w:t>nums</w:t>
-            </w:r>
-            <w:proofErr w:type="spellEnd"/>
-            <w:r>
-              <w:rPr>
-                <w:rFonts w:hint="eastAsia"/>
-              </w:rPr>
-              <w:t xml:space="preserve">: </w:t>
-            </w:r>
-            <w:proofErr w:type="gramStart"/>
-            <w:r>
-              <w:rPr>
-                <w:rFonts w:hint="eastAsia"/>
-              </w:rPr>
-              <w:t>number[</w:t>
-            </w:r>
-            <w:proofErr w:type="gramEnd"/>
-            <w:r>
-              <w:rPr>
-                <w:rFonts w:hint="eastAsia"/>
-              </w:rPr>
-              <w:t>] = [1, 3, 2, 5, 4];</w:t>
+              <w:t>let arr: number[] = new Array(5).fill(0);</w:t>
+            </w:r>
+          </w:p>
+          <w:p>
+            <w:pPr>
+              <w:rPr>
+                <w:rFonts w:hint="eastAsia"/>
+              </w:rPr>
+            </w:pPr>
+            <w:r>
+              <w:rPr>
+                <w:rFonts w:hint="eastAsia"/>
+              </w:rPr>
+              <w:t>let nums: number[] = [1, 3, 2, 5, 4];</w:t>
             </w:r>
           </w:p>
         </w:tc>
@@ -3652,284 +3582,72 @@
               <w:rPr>
                 <w:rFonts w:hint="eastAsia"/>
               </w:rPr>
-              <w:t xml:space="preserve">class </w:t>
-            </w:r>
-            <w:proofErr w:type="spellStart"/>
-            <w:r>
-              <w:rPr>
-                <w:rFonts w:hint="eastAsia"/>
-              </w:rPr>
-              <w:t>ListNode</w:t>
-            </w:r>
-            <w:proofErr w:type="spellEnd"/>
-            <w:r>
-              <w:rPr>
-                <w:rFonts w:hint="eastAsia"/>
-              </w:rPr>
-              <w:t xml:space="preserve"> {</w:t>
-            </w:r>
-          </w:p>
-          <w:p>
-            <w:pPr>
-              <w:rPr>
-                <w:rFonts w:hint="eastAsia"/>
-              </w:rPr>
-            </w:pPr>
-            <w:r>
-              <w:rPr>
-                <w:rFonts w:hint="eastAsia"/>
-              </w:rPr>
-              <w:t xml:space="preserve">    </w:t>
-            </w:r>
-            <w:proofErr w:type="spellStart"/>
-            <w:r>
-              <w:rPr>
-                <w:rFonts w:hint="eastAsia"/>
-              </w:rPr>
-              <w:t>val</w:t>
-            </w:r>
-            <w:proofErr w:type="spellEnd"/>
-            <w:r>
-              <w:rPr>
-                <w:rFonts w:hint="eastAsia"/>
-              </w:rPr>
-              <w:t>: number;</w:t>
-            </w:r>
-          </w:p>
-          <w:p>
-            <w:pPr>
-              <w:rPr>
-                <w:rFonts w:hint="eastAsia"/>
-              </w:rPr>
-            </w:pPr>
-            <w:r>
-              <w:rPr>
-                <w:rFonts w:hint="eastAsia"/>
-              </w:rPr>
-              <w:t xml:space="preserve">    next: </w:t>
-            </w:r>
-            <w:proofErr w:type="spellStart"/>
-            <w:r>
-              <w:rPr>
-                <w:rFonts w:hint="eastAsia"/>
-              </w:rPr>
-              <w:t>ListNode</w:t>
-            </w:r>
-            <w:proofErr w:type="spellEnd"/>
-            <w:r>
-              <w:rPr>
-                <w:rFonts w:hint="eastAsia"/>
-              </w:rPr>
-              <w:t xml:space="preserve"> | null;</w:t>
-            </w:r>
-          </w:p>
-          <w:p>
-            <w:pPr>
-              <w:rPr>
-                <w:rFonts w:hint="eastAsia"/>
-              </w:rPr>
-            </w:pPr>
-            <w:r>
-              <w:rPr>
-                <w:rFonts w:hint="eastAsia"/>
-              </w:rPr>
-              <w:t xml:space="preserve">    </w:t>
-            </w:r>
-            <w:proofErr w:type="gramStart"/>
-            <w:r>
-              <w:rPr>
-                <w:rFonts w:hint="eastAsia"/>
-              </w:rPr>
-              <w:t>constructor(</w:t>
-            </w:r>
-            <w:proofErr w:type="spellStart"/>
-            <w:r>
-              <w:rPr>
-                <w:rFonts w:hint="eastAsia"/>
-              </w:rPr>
-              <w:t>val</w:t>
-            </w:r>
-            <w:proofErr w:type="spellEnd"/>
-            <w:r>
-              <w:rPr>
-                <w:rFonts w:hint="eastAsia"/>
-              </w:rPr>
-              <w:t>?:</w:t>
-            </w:r>
-            <w:proofErr w:type="gramEnd"/>
-            <w:r>
-              <w:rPr>
-                <w:rFonts w:hint="eastAsia"/>
-              </w:rPr>
-              <w:t xml:space="preserve"> number, </w:t>
-            </w:r>
-            <w:proofErr w:type="gramStart"/>
-            <w:r>
-              <w:rPr>
-                <w:rFonts w:hint="eastAsia"/>
-              </w:rPr>
-              <w:t>next?:</w:t>
-            </w:r>
-            <w:proofErr w:type="gramEnd"/>
-            <w:r>
-              <w:rPr>
-                <w:rFonts w:hint="eastAsia"/>
-              </w:rPr>
-              <w:t xml:space="preserve"> </w:t>
-            </w:r>
-            <w:proofErr w:type="spellStart"/>
-            <w:r>
-              <w:rPr>
-                <w:rFonts w:hint="eastAsia"/>
-              </w:rPr>
-              <w:t>ListNode</w:t>
-            </w:r>
-            <w:proofErr w:type="spellEnd"/>
-            <w:r>
-              <w:rPr>
-                <w:rFonts w:hint="eastAsia"/>
-              </w:rPr>
-              <w:t xml:space="preserve"> | null) {</w:t>
-            </w:r>
-          </w:p>
-          <w:p>
-            <w:pPr>
-              <w:rPr>
-                <w:rFonts w:hint="eastAsia"/>
-              </w:rPr>
-            </w:pPr>
-            <w:r>
-              <w:rPr>
-                <w:rFonts w:hint="eastAsia"/>
-              </w:rPr>
-              <w:t xml:space="preserve">        </w:t>
-            </w:r>
-            <w:proofErr w:type="spellStart"/>
-            <w:r>
-              <w:rPr>
-                <w:rFonts w:hint="eastAsia"/>
-              </w:rPr>
-              <w:t>this.val</w:t>
-            </w:r>
-            <w:proofErr w:type="spellEnd"/>
-            <w:r>
-              <w:rPr>
-                <w:rFonts w:hint="eastAsia"/>
-              </w:rPr>
-              <w:t xml:space="preserve"> = </w:t>
-            </w:r>
-            <w:proofErr w:type="spellStart"/>
-            <w:r>
-              <w:rPr>
-                <w:rFonts w:hint="eastAsia"/>
-              </w:rPr>
-              <w:t>val</w:t>
-            </w:r>
-            <w:proofErr w:type="spellEnd"/>
-            <w:r>
-              <w:rPr>
-                <w:rFonts w:hint="eastAsia"/>
-              </w:rPr>
-              <w:t xml:space="preserve"> === </w:t>
-            </w:r>
-            <w:proofErr w:type="gramStart"/>
-            <w:r>
-              <w:rPr>
-                <w:rFonts w:hint="eastAsia"/>
-              </w:rPr>
-              <w:t>undefined ?</w:t>
-            </w:r>
-            <w:proofErr w:type="gramEnd"/>
-            <w:r>
-              <w:rPr>
-                <w:rFonts w:hint="eastAsia"/>
-              </w:rPr>
-              <w:t xml:space="preserve"> 0 : </w:t>
-            </w:r>
-            <w:proofErr w:type="spellStart"/>
-            <w:r>
-              <w:rPr>
-                <w:rFonts w:hint="eastAsia"/>
-              </w:rPr>
-              <w:t>val</w:t>
-            </w:r>
-            <w:proofErr w:type="spellEnd"/>
-            <w:r>
-              <w:rPr>
-                <w:rFonts w:hint="eastAsia"/>
-              </w:rPr>
-              <w:t>;        // 节点值</w:t>
-            </w:r>
-          </w:p>
-          <w:p>
-            <w:pPr>
-              <w:rPr>
-                <w:rFonts w:hint="eastAsia"/>
-              </w:rPr>
-            </w:pPr>
-            <w:r>
-              <w:rPr>
-                <w:rFonts w:hint="eastAsia"/>
-              </w:rPr>
-              <w:t xml:space="preserve">        </w:t>
-            </w:r>
-            <w:proofErr w:type="spellStart"/>
-            <w:proofErr w:type="gramStart"/>
-            <w:r>
-              <w:rPr>
-                <w:rFonts w:hint="eastAsia"/>
-              </w:rPr>
-              <w:t>this.next</w:t>
-            </w:r>
-            <w:proofErr w:type="spellEnd"/>
-            <w:proofErr w:type="gramEnd"/>
-            <w:r>
-              <w:rPr>
-                <w:rFonts w:hint="eastAsia"/>
-              </w:rPr>
-              <w:t xml:space="preserve"> = next === </w:t>
-            </w:r>
-            <w:proofErr w:type="gramStart"/>
-            <w:r>
-              <w:rPr>
-                <w:rFonts w:hint="eastAsia"/>
-              </w:rPr>
-              <w:t>undefined ?</w:t>
-            </w:r>
-            <w:proofErr w:type="gramEnd"/>
-            <w:r>
-              <w:rPr>
-                <w:rFonts w:hint="eastAsia"/>
-              </w:rPr>
-              <w:t xml:space="preserve"> </w:t>
-            </w:r>
-            <w:proofErr w:type="gramStart"/>
-            <w:r>
-              <w:rPr>
-                <w:rFonts w:hint="eastAsia"/>
-              </w:rPr>
-              <w:t>null :</w:t>
-            </w:r>
-            <w:proofErr w:type="gramEnd"/>
-            <w:r>
-              <w:rPr>
-                <w:rFonts w:hint="eastAsia"/>
-              </w:rPr>
-              <w:t xml:space="preserve"> </w:t>
-            </w:r>
-            <w:proofErr w:type="gramStart"/>
-            <w:r>
-              <w:rPr>
-                <w:rFonts w:hint="eastAsia"/>
-              </w:rPr>
-              <w:t>next;  /</w:t>
-            </w:r>
-            <w:proofErr w:type="gramEnd"/>
-            <w:r>
-              <w:rPr>
-                <w:rFonts w:hint="eastAsia"/>
-              </w:rPr>
-              <w:t>/ 指向下一节点的引用</w:t>
+              <w:t>class ListNode {</w:t>
+            </w:r>
+          </w:p>
+          <w:p>
+            <w:pPr>
+              <w:rPr>
+                <w:rFonts w:hint="eastAsia"/>
+              </w:rPr>
+            </w:pPr>
+            <w:r>
+              <w:rPr>
+                <w:rFonts w:hint="eastAsia"/>
+              </w:rPr>
+              <w:t xml:space="preserve">    val: number;</w:t>
+            </w:r>
+          </w:p>
+          <w:p>
+            <w:pPr>
+              <w:rPr>
+                <w:rFonts w:hint="eastAsia"/>
+              </w:rPr>
+            </w:pPr>
+            <w:r>
+              <w:rPr>
+                <w:rFonts w:hint="eastAsia"/>
+              </w:rPr>
+              <w:t xml:space="preserve">    next: ListNode | null;</w:t>
+            </w:r>
+          </w:p>
+          <w:p>
+            <w:pPr>
+              <w:rPr>
+                <w:rFonts w:hint="eastAsia"/>
+              </w:rPr>
+            </w:pPr>
+            <w:r>
+              <w:rPr>
+                <w:rFonts w:hint="eastAsia"/>
+              </w:rPr>
+              <w:t xml:space="preserve">    constructor(val?: number, next?: ListNode | null) {</w:t>
+            </w:r>
+          </w:p>
+          <w:p>
+            <w:pPr>
+              <w:rPr>
+                <w:rFonts w:hint="eastAsia"/>
+              </w:rPr>
+            </w:pPr>
+            <w:r>
+              <w:rPr>
+                <w:rFonts w:hint="eastAsia"/>
+              </w:rPr>
+              <w:t xml:space="preserve">        this.val = val === undefined ? 0 : val;        // 节点值</w:t>
+            </w:r>
+          </w:p>
+          <w:p>
+            <w:pPr>
+              <w:rPr>
+                <w:rFonts w:hint="eastAsia"/>
+              </w:rPr>
+            </w:pPr>
+            <w:r>
+              <w:rPr>
+                <w:rFonts w:hint="eastAsia"/>
+              </w:rPr>
+              <w:t xml:space="preserve">        this.next = next === undefined ? null : next;  // 指向下一节点的引用</w:t>
             </w:r>
           </w:p>
           <w:p>
@@ -4001,169 +3719,59 @@
               <w:rPr>
                 <w:rFonts w:hint="eastAsia"/>
               </w:rPr>
-              <w:t xml:space="preserve">const n0 = new </w:t>
-            </w:r>
-            <w:proofErr w:type="spellStart"/>
-            <w:proofErr w:type="gramStart"/>
-            <w:r>
-              <w:rPr>
-                <w:rFonts w:hint="eastAsia"/>
-              </w:rPr>
-              <w:t>ListNode</w:t>
-            </w:r>
-            <w:proofErr w:type="spellEnd"/>
-            <w:r>
-              <w:rPr>
-                <w:rFonts w:hint="eastAsia"/>
-              </w:rPr>
-              <w:t>(</w:t>
-            </w:r>
-            <w:proofErr w:type="gramEnd"/>
-            <w:r>
-              <w:rPr>
-                <w:rFonts w:hint="eastAsia"/>
-              </w:rPr>
-              <w:t>1);</w:t>
-            </w:r>
-          </w:p>
-          <w:p>
-            <w:pPr>
-              <w:rPr>
-                <w:rFonts w:hint="eastAsia"/>
-              </w:rPr>
-            </w:pPr>
-            <w:r>
-              <w:rPr>
-                <w:rFonts w:hint="eastAsia"/>
-              </w:rPr>
-              <w:t xml:space="preserve">const n1 = new </w:t>
-            </w:r>
-            <w:proofErr w:type="spellStart"/>
-            <w:proofErr w:type="gramStart"/>
-            <w:r>
-              <w:rPr>
-                <w:rFonts w:hint="eastAsia"/>
-              </w:rPr>
-              <w:t>ListNode</w:t>
-            </w:r>
-            <w:proofErr w:type="spellEnd"/>
-            <w:r>
-              <w:rPr>
-                <w:rFonts w:hint="eastAsia"/>
-              </w:rPr>
-              <w:t>(</w:t>
-            </w:r>
-            <w:proofErr w:type="gramEnd"/>
-            <w:r>
-              <w:rPr>
-                <w:rFonts w:hint="eastAsia"/>
-              </w:rPr>
-              <w:t>3);</w:t>
-            </w:r>
-          </w:p>
-          <w:p>
-            <w:pPr>
-              <w:rPr>
-                <w:rFonts w:hint="eastAsia"/>
-              </w:rPr>
-            </w:pPr>
-            <w:r>
-              <w:rPr>
-                <w:rFonts w:hint="eastAsia"/>
-              </w:rPr>
-              <w:t xml:space="preserve">const n2 = new </w:t>
-            </w:r>
-            <w:proofErr w:type="spellStart"/>
-            <w:proofErr w:type="gramStart"/>
-            <w:r>
-              <w:rPr>
-                <w:rFonts w:hint="eastAsia"/>
-              </w:rPr>
-              <w:t>ListNode</w:t>
-            </w:r>
-            <w:proofErr w:type="spellEnd"/>
-            <w:r>
-              <w:rPr>
-                <w:rFonts w:hint="eastAsia"/>
-              </w:rPr>
-              <w:t>(</w:t>
-            </w:r>
-            <w:proofErr w:type="gramEnd"/>
-            <w:r>
-              <w:rPr>
-                <w:rFonts w:hint="eastAsia"/>
-              </w:rPr>
-              <w:t>2);</w:t>
-            </w:r>
-          </w:p>
-          <w:p>
-            <w:pPr>
-              <w:rPr>
-                <w:rFonts w:hint="eastAsia"/>
-              </w:rPr>
-            </w:pPr>
-            <w:r>
-              <w:rPr>
-                <w:rFonts w:hint="eastAsia"/>
-              </w:rPr>
-              <w:t xml:space="preserve">const n3 = new </w:t>
-            </w:r>
-            <w:proofErr w:type="spellStart"/>
-            <w:proofErr w:type="gramStart"/>
-            <w:r>
-              <w:rPr>
-                <w:rFonts w:hint="eastAsia"/>
-              </w:rPr>
-              <w:t>ListNode</w:t>
-            </w:r>
-            <w:proofErr w:type="spellEnd"/>
-            <w:r>
-              <w:rPr>
-                <w:rFonts w:hint="eastAsia"/>
-              </w:rPr>
-              <w:t>(</w:t>
-            </w:r>
-            <w:proofErr w:type="gramEnd"/>
-            <w:r>
-              <w:rPr>
-                <w:rFonts w:hint="eastAsia"/>
-              </w:rPr>
-              <w:t>5);</w:t>
-            </w:r>
-          </w:p>
-          <w:p>
-            <w:pPr>
-              <w:rPr>
-                <w:rFonts w:hint="eastAsia"/>
-              </w:rPr>
-            </w:pPr>
-            <w:r>
-              <w:rPr>
-                <w:rFonts w:hint="eastAsia"/>
-              </w:rPr>
-              <w:t xml:space="preserve">const n4 = new </w:t>
-            </w:r>
-            <w:proofErr w:type="spellStart"/>
-            <w:proofErr w:type="gramStart"/>
-            <w:r>
-              <w:rPr>
-                <w:rFonts w:hint="eastAsia"/>
-              </w:rPr>
-              <w:t>ListNode</w:t>
-            </w:r>
-            <w:proofErr w:type="spellEnd"/>
-            <w:r>
-              <w:rPr>
-                <w:rFonts w:hint="eastAsia"/>
-              </w:rPr>
-              <w:t>(</w:t>
-            </w:r>
-            <w:proofErr w:type="gramEnd"/>
-            <w:r>
-              <w:rPr>
-                <w:rFonts w:hint="eastAsia"/>
-              </w:rPr>
-              <w:t>4);</w:t>
+              <w:t>const n0 = new ListNode(1);</w:t>
+            </w:r>
+          </w:p>
+          <w:p>
+            <w:pPr>
+              <w:rPr>
+                <w:rFonts w:hint="eastAsia"/>
+              </w:rPr>
+            </w:pPr>
+            <w:r>
+              <w:rPr>
+                <w:rFonts w:hint="eastAsia"/>
+              </w:rPr>
+              <w:t>const n1 = new ListNode(3);</w:t>
+            </w:r>
+          </w:p>
+          <w:p>
+            <w:pPr>
+              <w:rPr>
+                <w:rFonts w:hint="eastAsia"/>
+              </w:rPr>
+            </w:pPr>
+            <w:r>
+              <w:rPr>
+                <w:rFonts w:hint="eastAsia"/>
+              </w:rPr>
+              <w:t>const n2 = new ListNode(2);</w:t>
+            </w:r>
+          </w:p>
+          <w:p>
+            <w:pPr>
+              <w:rPr>
+                <w:rFonts w:hint="eastAsia"/>
+              </w:rPr>
+            </w:pPr>
+            <w:r>
+              <w:rPr>
+                <w:rFonts w:hint="eastAsia"/>
+              </w:rPr>
+              <w:t>const n3 = new ListNode(5);</w:t>
+            </w:r>
+          </w:p>
+          <w:p>
+            <w:pPr>
+              <w:rPr>
+                <w:rFonts w:hint="eastAsia"/>
+              </w:rPr>
+            </w:pPr>
+            <w:r>
+              <w:rPr>
+                <w:rFonts w:hint="eastAsia"/>
+              </w:rPr>
+              <w:t>const n4 = new ListNode(4);</w:t>
             </w:r>
           </w:p>
           <w:p>
@@ -4189,102 +3797,46 @@
               <w:rPr>
                 <w:rFonts w:hint="eastAsia"/>
               </w:rPr>
-              <w:t>n</w:t>
-            </w:r>
-            <w:proofErr w:type="gramStart"/>
-            <w:r>
-              <w:rPr>
-                <w:rFonts w:hint="eastAsia"/>
-              </w:rPr>
-              <w:t>0.next</w:t>
-            </w:r>
-            <w:proofErr w:type="gramEnd"/>
-            <w:r>
-              <w:rPr>
-                <w:rFonts w:hint="eastAsia"/>
-              </w:rPr>
-              <w:t xml:space="preserve"> = n1;</w:t>
-            </w:r>
-          </w:p>
-          <w:p>
-            <w:pPr>
-              <w:rPr>
-                <w:rFonts w:hint="eastAsia"/>
-              </w:rPr>
-            </w:pPr>
-            <w:r>
-              <w:rPr>
-                <w:rFonts w:hint="eastAsia"/>
-              </w:rPr>
-              <w:t>n</w:t>
-            </w:r>
-            <w:proofErr w:type="gramStart"/>
-            <w:r>
-              <w:rPr>
-                <w:rFonts w:hint="eastAsia"/>
-              </w:rPr>
-              <w:t>1.next</w:t>
-            </w:r>
-            <w:proofErr w:type="gramEnd"/>
-            <w:r>
-              <w:rPr>
-                <w:rFonts w:hint="eastAsia"/>
-              </w:rPr>
-              <w:t xml:space="preserve"> = n2;</w:t>
-            </w:r>
-          </w:p>
-          <w:p>
-            <w:pPr>
-              <w:rPr>
-                <w:rFonts w:hint="eastAsia"/>
-              </w:rPr>
-            </w:pPr>
-            <w:r>
-              <w:rPr>
-                <w:rFonts w:hint="eastAsia"/>
-              </w:rPr>
-              <w:t>n</w:t>
-            </w:r>
-            <w:proofErr w:type="gramStart"/>
-            <w:r>
-              <w:rPr>
-                <w:rFonts w:hint="eastAsia"/>
-              </w:rPr>
-              <w:t>2.next</w:t>
-            </w:r>
-            <w:proofErr w:type="gramEnd"/>
-            <w:r>
-              <w:rPr>
-                <w:rFonts w:hint="eastAsia"/>
-              </w:rPr>
-              <w:t xml:space="preserve"> = n3;</w:t>
-            </w:r>
-          </w:p>
-          <w:p>
-            <w:pPr>
-              <w:rPr>
-                <w:rFonts w:hint="eastAsia"/>
-              </w:rPr>
-            </w:pPr>
-            <w:r>
-              <w:rPr>
-                <w:rFonts w:hint="eastAsia"/>
-              </w:rPr>
-              <w:t>n</w:t>
-            </w:r>
-            <w:proofErr w:type="gramStart"/>
-            <w:r>
-              <w:rPr>
-                <w:rFonts w:hint="eastAsia"/>
-              </w:rPr>
-              <w:t>3.next</w:t>
-            </w:r>
-            <w:proofErr w:type="gramEnd"/>
-            <w:r>
-              <w:rPr>
-                <w:rFonts w:hint="eastAsia"/>
-              </w:rPr>
-              <w:t xml:space="preserve"> = n4;</w:t>
+              <w:t>n0.next = n1;</w:t>
+            </w:r>
+          </w:p>
+          <w:p>
+            <w:pPr>
+              <w:rPr>
+                <w:rFonts w:hint="eastAsia"/>
+              </w:rPr>
+            </w:pPr>
+            <w:r>
+              <w:rPr>
+                <w:rFonts w:hint="eastAsia"/>
+              </w:rPr>
+              <w:t>n1.next = n2;</w:t>
+            </w:r>
+          </w:p>
+          <w:p>
+            <w:pPr>
+              <w:rPr>
+                <w:rFonts w:hint="eastAsia"/>
+              </w:rPr>
+            </w:pPr>
+            <w:r>
+              <w:rPr>
+                <w:rFonts w:hint="eastAsia"/>
+              </w:rPr>
+              <w:t>n2.next = n3;</w:t>
+            </w:r>
+          </w:p>
+          <w:p>
+            <w:pPr>
+              <w:rPr>
+                <w:rFonts w:hint="eastAsia"/>
+              </w:rPr>
+            </w:pPr>
+            <w:r>
+              <w:rPr>
+                <w:rFonts w:hint="eastAsia"/>
+              </w:rPr>
+              <w:t>n3.next = n4;</w:t>
             </w:r>
           </w:p>
         </w:tc>
@@ -4360,21 +3912,7 @@
               <w:rPr>
                 <w:rFonts w:hint="eastAsia"/>
               </w:rPr>
-              <w:t xml:space="preserve">const nums1: </w:t>
-            </w:r>
-            <w:proofErr w:type="gramStart"/>
-            <w:r>
-              <w:rPr>
-                <w:rFonts w:hint="eastAsia"/>
-              </w:rPr>
-              <w:t>number[</w:t>
-            </w:r>
-            <w:proofErr w:type="gramEnd"/>
-            <w:r>
-              <w:rPr>
-                <w:rFonts w:hint="eastAsia"/>
-              </w:rPr>
-              <w:t>] = [];</w:t>
+              <w:t>const nums1: number[] = [];</w:t>
             </w:r>
           </w:p>
           <w:p>
@@ -4400,35 +3938,7 @@
               <w:rPr>
                 <w:rFonts w:hint="eastAsia"/>
               </w:rPr>
-              <w:t xml:space="preserve">const </w:t>
-            </w:r>
-            <w:proofErr w:type="spellStart"/>
-            <w:r>
-              <w:rPr>
-                <w:rFonts w:hint="eastAsia"/>
-              </w:rPr>
-              <w:t>nums</w:t>
-            </w:r>
-            <w:proofErr w:type="spellEnd"/>
-            <w:r>
-              <w:rPr>
-                <w:rFonts w:hint="eastAsia"/>
-              </w:rPr>
-              <w:t xml:space="preserve">: </w:t>
-            </w:r>
-            <w:proofErr w:type="gramStart"/>
-            <w:r>
-              <w:rPr>
-                <w:rFonts w:hint="eastAsia"/>
-              </w:rPr>
-              <w:t>number[</w:t>
-            </w:r>
-            <w:proofErr w:type="gramEnd"/>
-            <w:r>
-              <w:rPr>
-                <w:rFonts w:hint="eastAsia"/>
-              </w:rPr>
-              <w:t>] = [1, 3, 2, 5, 4];</w:t>
+              <w:t>const nums: number[] = [1, 3, 2, 5, 4];</w:t>
             </w:r>
           </w:p>
         </w:tc>
@@ -4454,19 +3964,11 @@
           <w:rFonts w:hint="eastAsia"/>
         </w:rPr>
       </w:pPr>
-      <w:proofErr w:type="gramStart"/>
-      <w:r>
-        <w:rPr>
-          <w:rFonts w:hint="eastAsia"/>
-        </w:rPr>
-        <w:t>栈</w:t>
-      </w:r>
-      <w:proofErr w:type="gramEnd"/>
-      <w:r>
-        <w:rPr>
-          <w:rFonts w:hint="eastAsia"/>
-        </w:rPr>
-        <w:t>，先进后出</w:t>
+      <w:r>
+        <w:rPr>
+          <w:rFonts w:hint="eastAsia"/>
+        </w:rPr>
+        <w:t>栈，先进后出</w:t>
       </w:r>
     </w:p>
     <w:p>
@@ -4499,15 +4001,7 @@
         <w:t>从数组末尾移除并返回最后一个元素</w:t>
       </w:r>
       <w:r>
-        <w:t>，会直接修改原数组，使其长度减</w:t>
-      </w:r>
-      <w:proofErr w:type="gramStart"/>
-      <w:r>
-        <w:t>一</w:t>
-      </w:r>
-      <w:proofErr w:type="gramEnd"/>
-      <w:r>
-        <w:t>；如果对空数组调用，则返回undefined</w:t>
+        <w:t>，会直接修改原数组，使其长度减一；如果对空数组调用，则返回undefined</w:t>
       </w:r>
     </w:p>
     <w:p>
@@ -4559,439 +4053,217 @@
               <w:rPr>
                 <w:rFonts w:hint="eastAsia"/>
               </w:rPr>
-              <w:t>/* 初始化</w:t>
-            </w:r>
-            <w:proofErr w:type="gramStart"/>
-            <w:r>
-              <w:rPr>
-                <w:rFonts w:hint="eastAsia"/>
-              </w:rPr>
-              <w:t>栈</w:t>
-            </w:r>
-            <w:proofErr w:type="gramEnd"/>
-            <w:r>
-              <w:rPr>
-                <w:rFonts w:hint="eastAsia"/>
-              </w:rPr>
-              <w:t xml:space="preserve"> */</w:t>
-            </w:r>
-          </w:p>
-          <w:p>
-            <w:pPr>
-              <w:rPr>
-                <w:rFonts w:hint="eastAsia"/>
-              </w:rPr>
-            </w:pPr>
-            <w:r>
-              <w:rPr>
-                <w:rFonts w:hint="eastAsia"/>
-              </w:rPr>
-              <w:t>// TypeScript 没有内置的</w:t>
-            </w:r>
-            <w:proofErr w:type="gramStart"/>
-            <w:r>
-              <w:rPr>
-                <w:rFonts w:hint="eastAsia"/>
-              </w:rPr>
-              <w:t>栈</w:t>
-            </w:r>
-            <w:proofErr w:type="gramEnd"/>
-            <w:r>
-              <w:rPr>
-                <w:rFonts w:hint="eastAsia"/>
-              </w:rPr>
-              <w:t>类，可以把 Array 当作</w:t>
-            </w:r>
-            <w:proofErr w:type="gramStart"/>
-            <w:r>
-              <w:rPr>
-                <w:rFonts w:hint="eastAsia"/>
-              </w:rPr>
-              <w:t>栈</w:t>
-            </w:r>
-            <w:proofErr w:type="gramEnd"/>
-            <w:r>
-              <w:rPr>
-                <w:rFonts w:hint="eastAsia"/>
-              </w:rPr>
-              <w:t>来使用</w:t>
-            </w:r>
-          </w:p>
-          <w:p>
-            <w:pPr>
-              <w:rPr>
-                <w:rFonts w:hint="eastAsia"/>
-              </w:rPr>
-            </w:pPr>
-            <w:r>
-              <w:rPr>
-                <w:rFonts w:hint="eastAsia"/>
-              </w:rPr>
-              <w:t xml:space="preserve">const stack: </w:t>
-            </w:r>
-            <w:proofErr w:type="gramStart"/>
-            <w:r>
-              <w:rPr>
-                <w:rFonts w:hint="eastAsia"/>
-              </w:rPr>
-              <w:t>number[</w:t>
-            </w:r>
-            <w:proofErr w:type="gramEnd"/>
-            <w:r>
-              <w:rPr>
-                <w:rFonts w:hint="eastAsia"/>
-              </w:rPr>
-              <w:t>] = [];</w:t>
-            </w:r>
-          </w:p>
-          <w:p>
-            <w:pPr>
-              <w:rPr>
-                <w:rFonts w:hint="eastAsia"/>
-              </w:rPr>
-            </w:pPr>
-          </w:p>
-          <w:p>
-            <w:pPr>
-              <w:rPr>
-                <w:rFonts w:hint="eastAsia"/>
-              </w:rPr>
-            </w:pPr>
-            <w:r>
-              <w:rPr>
-                <w:rFonts w:hint="eastAsia"/>
-              </w:rPr>
-              <w:t>/* 元素入</w:t>
-            </w:r>
-            <w:proofErr w:type="gramStart"/>
-            <w:r>
-              <w:rPr>
-                <w:rFonts w:hint="eastAsia"/>
-              </w:rPr>
-              <w:t>栈</w:t>
-            </w:r>
-            <w:proofErr w:type="gramEnd"/>
-            <w:r>
-              <w:rPr>
-                <w:rFonts w:hint="eastAsia"/>
-              </w:rPr>
-              <w:t xml:space="preserve"> */</w:t>
-            </w:r>
-          </w:p>
-          <w:p>
-            <w:pPr>
-              <w:rPr>
-                <w:rFonts w:hint="eastAsia"/>
-              </w:rPr>
-            </w:pPr>
-            <w:proofErr w:type="spellStart"/>
-            <w:proofErr w:type="gramStart"/>
-            <w:r>
-              <w:rPr>
-                <w:rFonts w:hint="eastAsia"/>
-              </w:rPr>
-              <w:t>stack.push</w:t>
-            </w:r>
-            <w:proofErr w:type="spellEnd"/>
-            <w:proofErr w:type="gramEnd"/>
-            <w:r>
-              <w:rPr>
-                <w:rFonts w:hint="eastAsia"/>
-              </w:rPr>
-              <w:t>(1);</w:t>
-            </w:r>
-          </w:p>
-          <w:p>
-            <w:pPr>
-              <w:rPr>
-                <w:rFonts w:hint="eastAsia"/>
-              </w:rPr>
-            </w:pPr>
-            <w:proofErr w:type="spellStart"/>
-            <w:proofErr w:type="gramStart"/>
-            <w:r>
-              <w:rPr>
-                <w:rFonts w:hint="eastAsia"/>
-              </w:rPr>
-              <w:t>stack.push</w:t>
-            </w:r>
-            <w:proofErr w:type="spellEnd"/>
-            <w:proofErr w:type="gramEnd"/>
-            <w:r>
-              <w:rPr>
-                <w:rFonts w:hint="eastAsia"/>
-              </w:rPr>
-              <w:t>(3);</w:t>
-            </w:r>
-          </w:p>
-          <w:p>
-            <w:pPr>
-              <w:rPr>
-                <w:rFonts w:hint="eastAsia"/>
-              </w:rPr>
-            </w:pPr>
-            <w:proofErr w:type="spellStart"/>
-            <w:proofErr w:type="gramStart"/>
-            <w:r>
-              <w:rPr>
-                <w:rFonts w:hint="eastAsia"/>
-              </w:rPr>
-              <w:t>stack.push</w:t>
-            </w:r>
-            <w:proofErr w:type="spellEnd"/>
-            <w:proofErr w:type="gramEnd"/>
-            <w:r>
-              <w:rPr>
-                <w:rFonts w:hint="eastAsia"/>
-              </w:rPr>
-              <w:t>(2);</w:t>
-            </w:r>
-          </w:p>
-          <w:p>
-            <w:pPr>
-              <w:rPr>
-                <w:rFonts w:hint="eastAsia"/>
-              </w:rPr>
-            </w:pPr>
-            <w:proofErr w:type="spellStart"/>
-            <w:proofErr w:type="gramStart"/>
-            <w:r>
-              <w:rPr>
-                <w:rFonts w:hint="eastAsia"/>
-              </w:rPr>
-              <w:t>stack.push</w:t>
-            </w:r>
-            <w:proofErr w:type="spellEnd"/>
-            <w:proofErr w:type="gramEnd"/>
-            <w:r>
-              <w:rPr>
-                <w:rFonts w:hint="eastAsia"/>
-              </w:rPr>
-              <w:t>(5);</w:t>
-            </w:r>
-          </w:p>
-          <w:p>
-            <w:pPr>
-              <w:rPr>
-                <w:rFonts w:hint="eastAsia"/>
-              </w:rPr>
-            </w:pPr>
-            <w:proofErr w:type="spellStart"/>
-            <w:proofErr w:type="gramStart"/>
-            <w:r>
-              <w:rPr>
-                <w:rFonts w:hint="eastAsia"/>
-              </w:rPr>
-              <w:t>stack.push</w:t>
-            </w:r>
-            <w:proofErr w:type="spellEnd"/>
-            <w:proofErr w:type="gramEnd"/>
-            <w:r>
-              <w:rPr>
-                <w:rFonts w:hint="eastAsia"/>
-              </w:rPr>
-              <w:t>(4);</w:t>
-            </w:r>
-          </w:p>
-          <w:p>
-            <w:pPr>
-              <w:rPr>
-                <w:rFonts w:hint="eastAsia"/>
-              </w:rPr>
-            </w:pPr>
-          </w:p>
-          <w:p>
-            <w:pPr>
-              <w:rPr>
-                <w:rFonts w:hint="eastAsia"/>
-              </w:rPr>
-            </w:pPr>
-            <w:r>
-              <w:rPr>
-                <w:rFonts w:hint="eastAsia"/>
-              </w:rPr>
-              <w:t>/* 访问</w:t>
-            </w:r>
-            <w:proofErr w:type="gramStart"/>
-            <w:r>
-              <w:rPr>
-                <w:rFonts w:hint="eastAsia"/>
-              </w:rPr>
-              <w:t>栈</w:t>
-            </w:r>
-            <w:proofErr w:type="gramEnd"/>
-            <w:r>
-              <w:rPr>
-                <w:rFonts w:hint="eastAsia"/>
-              </w:rPr>
-              <w:t>顶元素 */</w:t>
-            </w:r>
-          </w:p>
-          <w:p>
-            <w:pPr>
-              <w:rPr>
-                <w:rFonts w:hint="eastAsia"/>
-              </w:rPr>
-            </w:pPr>
-            <w:r>
-              <w:rPr>
-                <w:rFonts w:hint="eastAsia"/>
-              </w:rPr>
-              <w:t xml:space="preserve">const peek = </w:t>
-            </w:r>
-            <w:proofErr w:type="gramStart"/>
-            <w:r>
-              <w:rPr>
-                <w:rFonts w:hint="eastAsia"/>
-              </w:rPr>
-              <w:t>stack[</w:t>
-            </w:r>
-            <w:proofErr w:type="spellStart"/>
-            <w:r>
-              <w:rPr>
-                <w:rFonts w:hint="eastAsia"/>
-              </w:rPr>
-              <w:t>stack.length</w:t>
-            </w:r>
-            <w:proofErr w:type="spellEnd"/>
-            <w:proofErr w:type="gramEnd"/>
-            <w:r>
-              <w:rPr>
-                <w:rFonts w:hint="eastAsia"/>
-              </w:rPr>
-              <w:t xml:space="preserve"> - 1];</w:t>
-            </w:r>
-          </w:p>
-          <w:p>
-            <w:pPr>
-              <w:rPr>
-                <w:rFonts w:hint="eastAsia"/>
-              </w:rPr>
-            </w:pPr>
-          </w:p>
-          <w:p>
-            <w:pPr>
-              <w:rPr>
-                <w:rFonts w:hint="eastAsia"/>
-              </w:rPr>
-            </w:pPr>
-            <w:r>
-              <w:rPr>
-                <w:rFonts w:hint="eastAsia"/>
-              </w:rPr>
-              <w:t>/* 元素出</w:t>
-            </w:r>
-            <w:proofErr w:type="gramStart"/>
-            <w:r>
-              <w:rPr>
-                <w:rFonts w:hint="eastAsia"/>
-              </w:rPr>
-              <w:t>栈</w:t>
-            </w:r>
-            <w:proofErr w:type="gramEnd"/>
-            <w:r>
-              <w:rPr>
-                <w:rFonts w:hint="eastAsia"/>
-              </w:rPr>
-              <w:t xml:space="preserve"> */</w:t>
-            </w:r>
-          </w:p>
-          <w:p>
-            <w:pPr>
-              <w:rPr>
-                <w:rFonts w:hint="eastAsia"/>
-              </w:rPr>
-            </w:pPr>
-            <w:r>
-              <w:rPr>
-                <w:rFonts w:hint="eastAsia"/>
-              </w:rPr>
-              <w:t xml:space="preserve">const pop = </w:t>
-            </w:r>
-            <w:proofErr w:type="spellStart"/>
-            <w:proofErr w:type="gramStart"/>
-            <w:r>
-              <w:rPr>
-                <w:rFonts w:hint="eastAsia"/>
-              </w:rPr>
-              <w:t>stack.pop</w:t>
-            </w:r>
-            <w:proofErr w:type="spellEnd"/>
-            <w:r>
-              <w:rPr>
-                <w:rFonts w:hint="eastAsia"/>
-              </w:rPr>
-              <w:t>(</w:t>
-            </w:r>
-            <w:proofErr w:type="gramEnd"/>
-            <w:r>
-              <w:rPr>
-                <w:rFonts w:hint="eastAsia"/>
-              </w:rPr>
-              <w:t>);</w:t>
-            </w:r>
-          </w:p>
-          <w:p>
-            <w:pPr>
-              <w:rPr>
-                <w:rFonts w:hint="eastAsia"/>
-              </w:rPr>
-            </w:pPr>
-          </w:p>
-          <w:p>
-            <w:pPr>
-              <w:rPr>
-                <w:rFonts w:hint="eastAsia"/>
-              </w:rPr>
-            </w:pPr>
-            <w:r>
-              <w:rPr>
-                <w:rFonts w:hint="eastAsia"/>
-              </w:rPr>
-              <w:t>/* 获取</w:t>
-            </w:r>
-            <w:proofErr w:type="gramStart"/>
-            <w:r>
-              <w:rPr>
-                <w:rFonts w:hint="eastAsia"/>
-              </w:rPr>
-              <w:t>栈</w:t>
-            </w:r>
-            <w:proofErr w:type="gramEnd"/>
-            <w:r>
-              <w:rPr>
-                <w:rFonts w:hint="eastAsia"/>
-              </w:rPr>
-              <w:t>的长度 */</w:t>
-            </w:r>
-          </w:p>
-          <w:p>
-            <w:pPr>
-              <w:rPr>
-                <w:rFonts w:hint="eastAsia"/>
-              </w:rPr>
-            </w:pPr>
-            <w:r>
-              <w:rPr>
-                <w:rFonts w:hint="eastAsia"/>
-              </w:rPr>
-              <w:t xml:space="preserve">const size = </w:t>
-            </w:r>
-            <w:proofErr w:type="spellStart"/>
-            <w:proofErr w:type="gramStart"/>
-            <w:r>
-              <w:rPr>
-                <w:rFonts w:hint="eastAsia"/>
-              </w:rPr>
-              <w:t>stack.length</w:t>
-            </w:r>
-            <w:proofErr w:type="spellEnd"/>
-            <w:proofErr w:type="gramEnd"/>
-            <w:r>
-              <w:rPr>
-                <w:rFonts w:hint="eastAsia"/>
-              </w:rPr>
-              <w:t>;</w:t>
+              <w:t>/* 初始化栈 */</w:t>
+            </w:r>
+          </w:p>
+          <w:p>
+            <w:pPr>
+              <w:rPr>
+                <w:rFonts w:hint="eastAsia"/>
+              </w:rPr>
+            </w:pPr>
+            <w:r>
+              <w:rPr>
+                <w:rFonts w:hint="eastAsia"/>
+              </w:rPr>
+              <w:t>// TypeScript 没有内置的栈类，可以把 Array 当作栈来使用</w:t>
+            </w:r>
+          </w:p>
+          <w:p>
+            <w:pPr>
+              <w:rPr>
+                <w:rFonts w:hint="eastAsia"/>
+              </w:rPr>
+            </w:pPr>
+            <w:r>
+              <w:rPr>
+                <w:rFonts w:hint="eastAsia"/>
+              </w:rPr>
+              <w:t>const stack: number[] = [];</w:t>
+            </w:r>
+          </w:p>
+          <w:p>
+            <w:pPr>
+              <w:rPr>
+                <w:rFonts w:hint="eastAsia"/>
+              </w:rPr>
+            </w:pPr>
+          </w:p>
+          <w:p>
+            <w:pPr>
+              <w:rPr>
+                <w:rFonts w:hint="eastAsia"/>
+              </w:rPr>
+            </w:pPr>
+            <w:r>
+              <w:rPr>
+                <w:rFonts w:hint="eastAsia"/>
+              </w:rPr>
+              <w:t>/* 元素入栈 */</w:t>
+            </w:r>
+          </w:p>
+          <w:p>
+            <w:pPr>
+              <w:rPr>
+                <w:rFonts w:hint="eastAsia"/>
+              </w:rPr>
+            </w:pPr>
+            <w:r>
+              <w:rPr>
+                <w:rFonts w:hint="eastAsia"/>
+              </w:rPr>
+              <w:t>stack.push(1);</w:t>
+            </w:r>
+          </w:p>
+          <w:p>
+            <w:pPr>
+              <w:rPr>
+                <w:rFonts w:hint="eastAsia"/>
+              </w:rPr>
+            </w:pPr>
+            <w:r>
+              <w:rPr>
+                <w:rFonts w:hint="eastAsia"/>
+              </w:rPr>
+              <w:t>stack.push(3);</w:t>
+            </w:r>
+          </w:p>
+          <w:p>
+            <w:pPr>
+              <w:rPr>
+                <w:rFonts w:hint="eastAsia"/>
+              </w:rPr>
+            </w:pPr>
+            <w:r>
+              <w:rPr>
+                <w:rFonts w:hint="eastAsia"/>
+              </w:rPr>
+              <w:t>stack.push(2);</w:t>
+            </w:r>
+          </w:p>
+          <w:p>
+            <w:pPr>
+              <w:rPr>
+                <w:rFonts w:hint="eastAsia"/>
+              </w:rPr>
+            </w:pPr>
+            <w:r>
+              <w:rPr>
+                <w:rFonts w:hint="eastAsia"/>
+              </w:rPr>
+              <w:t>stack.push(5);</w:t>
+            </w:r>
+          </w:p>
+          <w:p>
+            <w:pPr>
+              <w:rPr>
+                <w:rFonts w:hint="eastAsia"/>
+              </w:rPr>
+            </w:pPr>
+            <w:r>
+              <w:rPr>
+                <w:rFonts w:hint="eastAsia"/>
+              </w:rPr>
+              <w:t>stack.push(4);</w:t>
+            </w:r>
+          </w:p>
+          <w:p>
+            <w:pPr>
+              <w:rPr>
+                <w:rFonts w:hint="eastAsia"/>
+              </w:rPr>
+            </w:pPr>
+          </w:p>
+          <w:p>
+            <w:pPr>
+              <w:rPr>
+                <w:rFonts w:hint="eastAsia"/>
+              </w:rPr>
+            </w:pPr>
+            <w:r>
+              <w:rPr>
+                <w:rFonts w:hint="eastAsia"/>
+              </w:rPr>
+              <w:t>/* 访问栈顶元素 */</w:t>
+            </w:r>
+          </w:p>
+          <w:p>
+            <w:pPr>
+              <w:rPr>
+                <w:rFonts w:hint="eastAsia"/>
+              </w:rPr>
+            </w:pPr>
+            <w:r>
+              <w:rPr>
+                <w:rFonts w:hint="eastAsia"/>
+              </w:rPr>
+              <w:t>const peek = stack[stack.length - 1];</w:t>
+            </w:r>
+          </w:p>
+          <w:p>
+            <w:pPr>
+              <w:rPr>
+                <w:rFonts w:hint="eastAsia"/>
+              </w:rPr>
+            </w:pPr>
+          </w:p>
+          <w:p>
+            <w:pPr>
+              <w:rPr>
+                <w:rFonts w:hint="eastAsia"/>
+              </w:rPr>
+            </w:pPr>
+            <w:r>
+              <w:rPr>
+                <w:rFonts w:hint="eastAsia"/>
+              </w:rPr>
+              <w:t>/* 元素出栈 */</w:t>
+            </w:r>
+          </w:p>
+          <w:p>
+            <w:pPr>
+              <w:rPr>
+                <w:rFonts w:hint="eastAsia"/>
+              </w:rPr>
+            </w:pPr>
+            <w:r>
+              <w:rPr>
+                <w:rFonts w:hint="eastAsia"/>
+              </w:rPr>
+              <w:t>const pop = stack.pop();</w:t>
+            </w:r>
+          </w:p>
+          <w:p>
+            <w:pPr>
+              <w:rPr>
+                <w:rFonts w:hint="eastAsia"/>
+              </w:rPr>
+            </w:pPr>
+          </w:p>
+          <w:p>
+            <w:pPr>
+              <w:rPr>
+                <w:rFonts w:hint="eastAsia"/>
+              </w:rPr>
+            </w:pPr>
+            <w:r>
+              <w:rPr>
+                <w:rFonts w:hint="eastAsia"/>
+              </w:rPr>
+              <w:t>/* 获取栈的长度 */</w:t>
+            </w:r>
+          </w:p>
+          <w:p>
+            <w:pPr>
+              <w:rPr>
+                <w:rFonts w:hint="eastAsia"/>
+              </w:rPr>
+            </w:pPr>
+            <w:r>
+              <w:rPr>
+                <w:rFonts w:hint="eastAsia"/>
+              </w:rPr>
+              <w:t>const size = stack.length;</w:t>
             </w:r>
           </w:p>
           <w:p>
@@ -5024,37 +4296,7 @@
               <w:rPr>
                 <w:rFonts w:hint="eastAsia"/>
               </w:rPr>
-              <w:t xml:space="preserve">const </w:t>
-            </w:r>
-            <w:proofErr w:type="spellStart"/>
-            <w:r>
-              <w:rPr>
-                <w:rFonts w:hint="eastAsia"/>
-              </w:rPr>
-              <w:t>is_empty</w:t>
-            </w:r>
-            <w:proofErr w:type="spellEnd"/>
-            <w:r>
-              <w:rPr>
-                <w:rFonts w:hint="eastAsia"/>
-              </w:rPr>
-              <w:t xml:space="preserve"> = </w:t>
-            </w:r>
-            <w:proofErr w:type="spellStart"/>
-            <w:proofErr w:type="gramStart"/>
-            <w:r>
-              <w:rPr>
-                <w:rFonts w:hint="eastAsia"/>
-              </w:rPr>
-              <w:t>stack.length</w:t>
-            </w:r>
-            <w:proofErr w:type="spellEnd"/>
-            <w:proofErr w:type="gramEnd"/>
-            <w:r>
-              <w:rPr>
-                <w:rFonts w:hint="eastAsia"/>
-              </w:rPr>
-              <w:t xml:space="preserve"> === 0;</w:t>
+              <w:t>const is_empty = stack.length === 0;</w:t>
             </w:r>
           </w:p>
         </w:tc>
@@ -5117,21 +4359,7 @@
               <w:rPr>
                 <w:rFonts w:hint="eastAsia"/>
               </w:rPr>
-              <w:t xml:space="preserve">const queue: </w:t>
-            </w:r>
-            <w:proofErr w:type="gramStart"/>
-            <w:r>
-              <w:rPr>
-                <w:rFonts w:hint="eastAsia"/>
-              </w:rPr>
-              <w:t>number[</w:t>
-            </w:r>
-            <w:proofErr w:type="gramEnd"/>
-            <w:r>
-              <w:rPr>
-                <w:rFonts w:hint="eastAsia"/>
-              </w:rPr>
-              <w:t>] = [];</w:t>
+              <w:t>const queue: number[] = [];</w:t>
             </w:r>
           </w:p>
           <w:p>
@@ -5160,114 +4388,63 @@
                 <w:rFonts w:hint="eastAsia"/>
               </w:rPr>
             </w:pPr>
-            <w:proofErr w:type="spellStart"/>
-            <w:proofErr w:type="gramStart"/>
-            <w:r>
-              <w:rPr>
-                <w:rFonts w:hint="eastAsia"/>
-              </w:rPr>
-              <w:t>queue.push</w:t>
-            </w:r>
-            <w:proofErr w:type="spellEnd"/>
-            <w:proofErr w:type="gramEnd"/>
-            <w:r>
-              <w:rPr>
-                <w:rFonts w:hint="eastAsia"/>
-              </w:rPr>
-              <w:t>(1);</w:t>
-            </w:r>
-          </w:p>
-          <w:p>
-            <w:pPr>
-              <w:rPr>
-                <w:rFonts w:hint="eastAsia"/>
-              </w:rPr>
-            </w:pPr>
-            <w:proofErr w:type="spellStart"/>
-            <w:proofErr w:type="gramStart"/>
-            <w:r>
-              <w:rPr>
-                <w:rFonts w:hint="eastAsia"/>
-              </w:rPr>
-              <w:t>queue.push</w:t>
-            </w:r>
-            <w:proofErr w:type="spellEnd"/>
-            <w:proofErr w:type="gramEnd"/>
-            <w:r>
-              <w:rPr>
-                <w:rFonts w:hint="eastAsia"/>
-              </w:rPr>
-              <w:t>(3);</w:t>
-            </w:r>
-          </w:p>
-          <w:p>
-            <w:pPr>
-              <w:rPr>
-                <w:rFonts w:hint="eastAsia"/>
-              </w:rPr>
-            </w:pPr>
-            <w:proofErr w:type="spellStart"/>
-            <w:proofErr w:type="gramStart"/>
-            <w:r>
-              <w:rPr>
-                <w:rFonts w:hint="eastAsia"/>
-              </w:rPr>
-              <w:t>queue.push</w:t>
-            </w:r>
-            <w:proofErr w:type="spellEnd"/>
-            <w:proofErr w:type="gramEnd"/>
-            <w:r>
-              <w:rPr>
-                <w:rFonts w:hint="eastAsia"/>
-              </w:rPr>
-              <w:t>(2);</w:t>
-            </w:r>
-          </w:p>
-          <w:p>
-            <w:pPr>
-              <w:rPr>
-                <w:rFonts w:hint="eastAsia"/>
-              </w:rPr>
-            </w:pPr>
-            <w:proofErr w:type="spellStart"/>
-            <w:proofErr w:type="gramStart"/>
-            <w:r>
-              <w:rPr>
-                <w:rFonts w:hint="eastAsia"/>
-              </w:rPr>
-              <w:t>queue.push</w:t>
-            </w:r>
-            <w:proofErr w:type="spellEnd"/>
-            <w:proofErr w:type="gramEnd"/>
-            <w:r>
-              <w:rPr>
-                <w:rFonts w:hint="eastAsia"/>
-              </w:rPr>
-              <w:t>(5);</w:t>
-            </w:r>
-          </w:p>
-          <w:p>
-            <w:pPr>
-              <w:rPr>
-                <w:rFonts w:hint="eastAsia"/>
-              </w:rPr>
-            </w:pPr>
-            <w:proofErr w:type="spellStart"/>
-            <w:proofErr w:type="gramStart"/>
-            <w:r>
-              <w:rPr>
-                <w:rFonts w:hint="eastAsia"/>
-              </w:rPr>
-              <w:lastRenderedPageBreak/>
-              <w:t>queue.push</w:t>
-            </w:r>
-            <w:proofErr w:type="spellEnd"/>
-            <w:proofErr w:type="gramEnd"/>
-            <w:r>
-              <w:rPr>
-                <w:rFonts w:hint="eastAsia"/>
-              </w:rPr>
-              <w:t>(4);</w:t>
+            <w:r>
+              <w:rPr>
+                <w:rFonts w:hint="eastAsia"/>
+              </w:rPr>
+              <w:t>queue.push(1);</w:t>
+            </w:r>
+          </w:p>
+          <w:p>
+            <w:pPr>
+              <w:rPr>
+                <w:rFonts w:hint="eastAsia"/>
+              </w:rPr>
+            </w:pPr>
+            <w:r>
+              <w:rPr>
+                <w:rFonts w:hint="eastAsia"/>
+              </w:rPr>
+              <w:t>queue.push(3);</w:t>
+            </w:r>
+          </w:p>
+          <w:p>
+            <w:pPr>
+              <w:rPr>
+                <w:rFonts w:hint="eastAsia"/>
+              </w:rPr>
+            </w:pPr>
+            <w:r>
+              <w:rPr>
+                <w:rFonts w:hint="eastAsia"/>
+              </w:rPr>
+              <w:t>queue.push(2);</w:t>
+            </w:r>
+          </w:p>
+          <w:p>
+            <w:pPr>
+              <w:rPr>
+                <w:rFonts w:hint="eastAsia"/>
+              </w:rPr>
+            </w:pPr>
+            <w:r>
+              <w:rPr>
+                <w:rFonts w:hint="eastAsia"/>
+              </w:rPr>
+              <w:t>queue.push(5);</w:t>
+            </w:r>
+          </w:p>
+          <w:p>
+            <w:pPr>
+              <w:rPr>
+                <w:rFonts w:hint="eastAsia"/>
+              </w:rPr>
+            </w:pPr>
+            <w:r>
+              <w:rPr>
+                <w:rFonts w:hint="eastAsia"/>
+              </w:rPr>
+              <w:t>queue.push(4);</w:t>
             </w:r>
           </w:p>
           <w:p>
@@ -5300,21 +4477,7 @@
               <w:rPr>
                 <w:rFonts w:hint="eastAsia"/>
               </w:rPr>
-              <w:t xml:space="preserve">const peek = </w:t>
-            </w:r>
-            <w:proofErr w:type="gramStart"/>
-            <w:r>
-              <w:rPr>
-                <w:rFonts w:hint="eastAsia"/>
-              </w:rPr>
-              <w:t>queue[</w:t>
-            </w:r>
-            <w:proofErr w:type="gramEnd"/>
-            <w:r>
-              <w:rPr>
-                <w:rFonts w:hint="eastAsia"/>
-              </w:rPr>
-              <w:t>0];</w:t>
+              <w:t>const peek = queue[0];</w:t>
             </w:r>
           </w:p>
           <w:p>
@@ -5360,23 +4523,7 @@
               <w:rPr>
                 <w:rFonts w:hint="eastAsia"/>
               </w:rPr>
-              <w:t xml:space="preserve">const pop = </w:t>
-            </w:r>
-            <w:proofErr w:type="spellStart"/>
-            <w:proofErr w:type="gramStart"/>
-            <w:r>
-              <w:rPr>
-                <w:rFonts w:hint="eastAsia"/>
-              </w:rPr>
-              <w:t>queue.shift</w:t>
-            </w:r>
-            <w:proofErr w:type="spellEnd"/>
-            <w:proofErr w:type="gramEnd"/>
-            <w:r>
-              <w:rPr>
-                <w:rFonts w:hint="eastAsia"/>
-              </w:rPr>
-              <w:t>();</w:t>
+              <w:t>const pop = queue.shift();</w:t>
             </w:r>
           </w:p>
           <w:p>
@@ -5409,23 +4556,7 @@
               <w:rPr>
                 <w:rFonts w:hint="eastAsia"/>
               </w:rPr>
-              <w:t xml:space="preserve">const size = </w:t>
-            </w:r>
-            <w:proofErr w:type="spellStart"/>
-            <w:proofErr w:type="gramStart"/>
-            <w:r>
-              <w:rPr>
-                <w:rFonts w:hint="eastAsia"/>
-              </w:rPr>
-              <w:t>queue.length</w:t>
-            </w:r>
-            <w:proofErr w:type="spellEnd"/>
-            <w:proofErr w:type="gramEnd"/>
-            <w:r>
-              <w:rPr>
-                <w:rFonts w:hint="eastAsia"/>
-              </w:rPr>
-              <w:t>;</w:t>
+              <w:t>const size = queue.length;</w:t>
             </w:r>
           </w:p>
           <w:p>
@@ -5458,23 +4589,7 @@
               <w:rPr>
                 <w:rFonts w:hint="eastAsia"/>
               </w:rPr>
-              <w:t xml:space="preserve">const empty = </w:t>
-            </w:r>
-            <w:proofErr w:type="spellStart"/>
-            <w:proofErr w:type="gramStart"/>
-            <w:r>
-              <w:rPr>
-                <w:rFonts w:hint="eastAsia"/>
-              </w:rPr>
-              <w:t>queue.length</w:t>
-            </w:r>
-            <w:proofErr w:type="spellEnd"/>
-            <w:proofErr w:type="gramEnd"/>
-            <w:r>
-              <w:rPr>
-                <w:rFonts w:hint="eastAsia"/>
-              </w:rPr>
-              <w:t xml:space="preserve"> === 0;</w:t>
+              <w:t>const empty = queue.length === 0;</w:t>
             </w:r>
           </w:p>
         </w:tc>
@@ -5554,21 +4669,7 @@
               <w:rPr>
                 <w:rFonts w:hint="eastAsia"/>
               </w:rPr>
-              <w:t>const map = new Map&lt;number, string</w:t>
-            </w:r>
-            <w:proofErr w:type="gramStart"/>
-            <w:r>
-              <w:rPr>
-                <w:rFonts w:hint="eastAsia"/>
-              </w:rPr>
-              <w:t>&gt;(</w:t>
-            </w:r>
-            <w:proofErr w:type="gramEnd"/>
-            <w:r>
-              <w:rPr>
-                <w:rFonts w:hint="eastAsia"/>
-              </w:rPr>
-              <w:t>);</w:t>
+              <w:t>const map = new Map&lt;number, string&gt;();</w:t>
             </w:r>
           </w:p>
           <w:p>
@@ -5603,158 +4704,76 @@
                 <w:rFonts w:hint="eastAsia"/>
               </w:rPr>
             </w:pPr>
-            <w:proofErr w:type="spellStart"/>
-            <w:r>
-              <w:rPr>
-                <w:rFonts w:hint="eastAsia"/>
-              </w:rPr>
-              <w:t>map.set</w:t>
-            </w:r>
-            <w:proofErr w:type="spellEnd"/>
-            <w:r>
-              <w:rPr>
-                <w:rFonts w:hint="eastAsia"/>
-              </w:rPr>
-              <w:t>(12836, '小哈');</w:t>
-            </w:r>
-          </w:p>
-          <w:p>
-            <w:pPr>
-              <w:rPr>
-                <w:rFonts w:hint="eastAsia"/>
-              </w:rPr>
-            </w:pPr>
-            <w:proofErr w:type="spellStart"/>
-            <w:r>
-              <w:rPr>
-                <w:rFonts w:hint="eastAsia"/>
-              </w:rPr>
-              <w:t>map.set</w:t>
-            </w:r>
-            <w:proofErr w:type="spellEnd"/>
-            <w:r>
-              <w:rPr>
-                <w:rFonts w:hint="eastAsia"/>
-              </w:rPr>
-              <w:t>(15937, '小</w:t>
-            </w:r>
-            <w:proofErr w:type="gramStart"/>
-            <w:r>
-              <w:rPr>
-                <w:rFonts w:hint="eastAsia"/>
-              </w:rPr>
-              <w:t>啰</w:t>
-            </w:r>
-            <w:proofErr w:type="gramEnd"/>
-            <w:r>
-              <w:rPr>
-                <w:rFonts w:hint="eastAsia"/>
-              </w:rPr>
-              <w:t>');</w:t>
-            </w:r>
-          </w:p>
-          <w:p>
-            <w:pPr>
-              <w:rPr>
-                <w:rFonts w:hint="eastAsia"/>
-              </w:rPr>
-            </w:pPr>
-            <w:proofErr w:type="spellStart"/>
-            <w:r>
-              <w:rPr>
-                <w:rFonts w:hint="eastAsia"/>
-              </w:rPr>
-              <w:t>map.set</w:t>
-            </w:r>
-            <w:proofErr w:type="spellEnd"/>
-            <w:r>
-              <w:rPr>
-                <w:rFonts w:hint="eastAsia"/>
-              </w:rPr>
-              <w:t>(16750, '</w:t>
-            </w:r>
-            <w:proofErr w:type="gramStart"/>
-            <w:r>
-              <w:rPr>
-                <w:rFonts w:hint="eastAsia"/>
-              </w:rPr>
-              <w:t>小算</w:t>
-            </w:r>
-            <w:proofErr w:type="gramEnd"/>
-            <w:r>
-              <w:rPr>
-                <w:rFonts w:hint="eastAsia"/>
-              </w:rPr>
-              <w:t>');</w:t>
-            </w:r>
-          </w:p>
-          <w:p>
-            <w:pPr>
-              <w:rPr>
-                <w:rFonts w:hint="eastAsia"/>
-              </w:rPr>
-            </w:pPr>
-            <w:proofErr w:type="spellStart"/>
-            <w:r>
-              <w:rPr>
-                <w:rFonts w:hint="eastAsia"/>
-              </w:rPr>
-              <w:t>map.set</w:t>
-            </w:r>
-            <w:proofErr w:type="spellEnd"/>
-            <w:r>
-              <w:rPr>
-                <w:rFonts w:hint="eastAsia"/>
-              </w:rPr>
-              <w:t>(13276, '小法');</w:t>
-            </w:r>
-          </w:p>
-          <w:p>
-            <w:pPr>
-              <w:rPr>
-                <w:rFonts w:hint="eastAsia"/>
-              </w:rPr>
-            </w:pPr>
-            <w:proofErr w:type="spellStart"/>
-            <w:r>
-              <w:rPr>
-                <w:rFonts w:hint="eastAsia"/>
-              </w:rPr>
-              <w:t>map.set</w:t>
-            </w:r>
-            <w:proofErr w:type="spellEnd"/>
-            <w:r>
-              <w:rPr>
-                <w:rFonts w:hint="eastAsia"/>
-              </w:rPr>
-              <w:t>(10583, '小鸭');</w:t>
-            </w:r>
-          </w:p>
-          <w:p>
-            <w:pPr>
-              <w:rPr>
-                <w:rFonts w:hint="eastAsia"/>
-              </w:rPr>
-            </w:pPr>
-            <w:r>
-              <w:rPr>
-                <w:rFonts w:hint="eastAsia"/>
-              </w:rPr>
-              <w:t>console.info('\n添加完成后，哈希表为\</w:t>
-            </w:r>
-            <w:proofErr w:type="spellStart"/>
-            <w:r>
-              <w:rPr>
-                <w:rFonts w:hint="eastAsia"/>
-              </w:rPr>
-              <w:t>nKey</w:t>
-            </w:r>
-            <w:proofErr w:type="spellEnd"/>
-            <w:r>
-              <w:rPr>
-                <w:rFonts w:hint="eastAsia"/>
-              </w:rPr>
-              <w:t xml:space="preserve"> -&gt; Value');</w:t>
+            <w:r>
+              <w:rPr>
+                <w:rFonts w:hint="eastAsia"/>
+              </w:rPr>
+              <w:t>map.set(12836, '小哈');</w:t>
+            </w:r>
+          </w:p>
+          <w:p>
+            <w:pPr>
+              <w:rPr>
+                <w:rFonts w:hint="eastAsia"/>
+              </w:rPr>
+            </w:pPr>
+            <w:r>
+              <w:rPr>
+                <w:rFonts w:hint="eastAsia"/>
+              </w:rPr>
+              <w:t>map.set(15937, '小啰');</w:t>
+            </w:r>
+          </w:p>
+          <w:p>
+            <w:pPr>
+              <w:rPr>
+                <w:rFonts w:hint="eastAsia"/>
+              </w:rPr>
+            </w:pPr>
+            <w:r>
+              <w:rPr>
+                <w:rFonts w:hint="eastAsia"/>
+              </w:rPr>
+              <w:t>map.set(16750, '小算');</w:t>
+            </w:r>
+          </w:p>
+          <w:p>
+            <w:pPr>
+              <w:rPr>
+                <w:rFonts w:hint="eastAsia"/>
+              </w:rPr>
+            </w:pPr>
+            <w:r>
+              <w:rPr>
+                <w:rFonts w:hint="eastAsia"/>
+              </w:rPr>
+              <w:t>map.set(13276, '小法');</w:t>
+            </w:r>
+          </w:p>
+          <w:p>
+            <w:pPr>
+              <w:rPr>
+                <w:rFonts w:hint="eastAsia"/>
+              </w:rPr>
+            </w:pPr>
+            <w:r>
+              <w:rPr>
+                <w:rFonts w:hint="eastAsia"/>
+              </w:rPr>
+              <w:t>map.set(10583, '小鸭');</w:t>
+            </w:r>
+          </w:p>
+          <w:p>
+            <w:pPr>
+              <w:rPr>
+                <w:rFonts w:hint="eastAsia"/>
+              </w:rPr>
+            </w:pPr>
+            <w:r>
+              <w:rPr>
+                <w:rFonts w:hint="eastAsia"/>
+              </w:rPr>
+              <w:t>console.info('\n添加完成后，哈希表为\nKey -&gt; Value');</w:t>
             </w:r>
           </w:p>
           <w:p>
@@ -5800,56 +4819,20 @@
               <w:rPr>
                 <w:rFonts w:hint="eastAsia"/>
               </w:rPr>
-              <w:t>// 向哈希表中输入键 key ，</w:t>
-            </w:r>
-            <w:proofErr w:type="gramStart"/>
-            <w:r>
-              <w:rPr>
-                <w:rFonts w:hint="eastAsia"/>
-              </w:rPr>
-              <w:t>得到值</w:t>
-            </w:r>
-            <w:proofErr w:type="gramEnd"/>
-            <w:r>
-              <w:rPr>
-                <w:rFonts w:hint="eastAsia"/>
-              </w:rPr>
-              <w:t xml:space="preserve"> value</w:t>
-            </w:r>
-          </w:p>
-          <w:p>
-            <w:pPr>
-              <w:rPr>
-                <w:rFonts w:hint="eastAsia"/>
-              </w:rPr>
-            </w:pPr>
-            <w:r>
-              <w:rPr>
-                <w:rFonts w:hint="eastAsia"/>
-              </w:rPr>
-              <w:t xml:space="preserve">let name = </w:t>
-            </w:r>
-            <w:proofErr w:type="spellStart"/>
-            <w:proofErr w:type="gramStart"/>
-            <w:r>
-              <w:rPr>
-                <w:rFonts w:hint="eastAsia"/>
-              </w:rPr>
-              <w:t>map.get</w:t>
-            </w:r>
-            <w:proofErr w:type="spellEnd"/>
-            <w:r>
-              <w:rPr>
-                <w:rFonts w:hint="eastAsia"/>
-              </w:rPr>
-              <w:t>(</w:t>
-            </w:r>
-            <w:proofErr w:type="gramEnd"/>
-            <w:r>
-              <w:rPr>
-                <w:rFonts w:hint="eastAsia"/>
-              </w:rPr>
-              <w:t>15937);</w:t>
+              <w:t>// 向哈希表中输入键 key ，得到值 value</w:t>
+            </w:r>
+          </w:p>
+          <w:p>
+            <w:pPr>
+              <w:rPr>
+                <w:rFonts w:hint="eastAsia"/>
+              </w:rPr>
+            </w:pPr>
+            <w:r>
+              <w:rPr>
+                <w:rFonts w:hint="eastAsia"/>
+              </w:rPr>
+              <w:t>let name = map.get(15937);</w:t>
             </w:r>
           </w:p>
           <w:p>
@@ -5904,48 +4887,24 @@
                 <w:rFonts w:hint="eastAsia"/>
               </w:rPr>
             </w:pPr>
-            <w:proofErr w:type="spellStart"/>
-            <w:proofErr w:type="gramStart"/>
-            <w:r>
-              <w:rPr>
-                <w:rFonts w:hint="eastAsia"/>
-              </w:rPr>
-              <w:t>map.delete</w:t>
-            </w:r>
-            <w:proofErr w:type="spellEnd"/>
-            <w:proofErr w:type="gramEnd"/>
-            <w:r>
-              <w:rPr>
-                <w:rFonts w:hint="eastAsia"/>
-              </w:rPr>
-              <w:t>(10583);</w:t>
-            </w:r>
-          </w:p>
-          <w:p>
-            <w:pPr>
-              <w:rPr>
-                <w:rFonts w:hint="eastAsia"/>
-              </w:rPr>
-            </w:pPr>
-            <w:r>
-              <w:rPr>
-                <w:rFonts w:hint="eastAsia"/>
-              </w:rPr>
-              <w:t>console.info('\n删除 10583 后，哈希表为\</w:t>
-            </w:r>
-            <w:proofErr w:type="spellStart"/>
-            <w:r>
-              <w:rPr>
-                <w:rFonts w:hint="eastAsia"/>
-              </w:rPr>
-              <w:t>nKey</w:t>
-            </w:r>
-            <w:proofErr w:type="spellEnd"/>
-            <w:r>
-              <w:rPr>
-                <w:rFonts w:hint="eastAsia"/>
-              </w:rPr>
-              <w:t xml:space="preserve"> -&gt; Value');</w:t>
+            <w:r>
+              <w:rPr>
+                <w:rFonts w:hint="eastAsia"/>
+              </w:rPr>
+              <w:t>map.delete(10583);</w:t>
+            </w:r>
+          </w:p>
+          <w:p>
+            <w:pPr>
+              <w:rPr>
+                <w:rFonts w:hint="eastAsia"/>
+              </w:rPr>
+            </w:pPr>
+            <w:r>
+              <w:rPr>
+                <w:rFonts w:hint="eastAsia"/>
+              </w:rPr>
+              <w:t>console.info('\n删除 10583 后，哈希表为\nKey -&gt; Value');</w:t>
             </w:r>
           </w:p>
           <w:p>
@@ -6034,18 +4993,8 @@
               <w:rPr>
                 <w:rFonts w:hint="eastAsia"/>
               </w:rPr>
-              <w:t xml:space="preserve">for (const [k, v] of </w:t>
-            </w:r>
-            <w:proofErr w:type="spellStart"/>
-            <w:proofErr w:type="gramStart"/>
-            <w:r>
-              <w:rPr>
-                <w:rFonts w:hint="eastAsia"/>
-              </w:rPr>
-              <w:t>map.entries</w:t>
-            </w:r>
-            <w:proofErr w:type="spellEnd"/>
-            <w:proofErr w:type="gramEnd"/>
+              <w:t>for (const [k, v] of map.entries</w:t>
+            </w:r>
             <w:r>
               <w:rPr>
                 <w:rFonts w:hint="eastAsia"/>
@@ -6070,21 +5019,7 @@
               <w:rPr>
                 <w:rFonts w:hint="eastAsia"/>
               </w:rPr>
-              <w:t xml:space="preserve">    </w:t>
-            </w:r>
-            <w:proofErr w:type="gramStart"/>
-            <w:r>
-              <w:rPr>
-                <w:rFonts w:hint="eastAsia"/>
-              </w:rPr>
-              <w:t>console.info(</w:t>
-            </w:r>
-            <w:proofErr w:type="gramEnd"/>
-            <w:r>
-              <w:rPr>
-                <w:rFonts w:hint="eastAsia"/>
-              </w:rPr>
-              <w:t>k + ' -&gt; ' + v);</w:t>
+              <w:t xml:space="preserve">    console.info(k + ' -&gt; ' + v);</w:t>
             </w:r>
           </w:p>
           <w:p>
@@ -6110,7 +5045,6 @@
               <w:rPr>
                 <w:rFonts w:hint="eastAsia"/>
               </w:rPr>
-              <w:lastRenderedPageBreak/>
               <w:t>console.info('\n单独遍历键 Key');</w:t>
             </w:r>
           </w:p>
@@ -6124,23 +5058,7 @@
               <w:rPr>
                 <w:rFonts w:hint="eastAsia"/>
               </w:rPr>
-              <w:t xml:space="preserve">for (const k of </w:t>
-            </w:r>
-            <w:proofErr w:type="spellStart"/>
-            <w:proofErr w:type="gramStart"/>
-            <w:r>
-              <w:rPr>
-                <w:rFonts w:hint="eastAsia"/>
-              </w:rPr>
-              <w:t>map.keys</w:t>
-            </w:r>
-            <w:proofErr w:type="spellEnd"/>
-            <w:proofErr w:type="gramEnd"/>
-            <w:r>
-              <w:rPr>
-                <w:rFonts w:hint="eastAsia"/>
-              </w:rPr>
-              <w:t>()) {</w:t>
+              <w:t>for (const k of map.keys()) {</w:t>
             </w:r>
           </w:p>
           <w:p>
@@ -6179,50 +5097,20 @@
               <w:rPr>
                 <w:rFonts w:hint="eastAsia"/>
               </w:rPr>
-              <w:t>console.info('\n单独</w:t>
-            </w:r>
-            <w:proofErr w:type="gramStart"/>
-            <w:r>
-              <w:rPr>
-                <w:rFonts w:hint="eastAsia"/>
-              </w:rPr>
-              <w:t>遍历值</w:t>
-            </w:r>
-            <w:proofErr w:type="gramEnd"/>
-            <w:r>
-              <w:rPr>
-                <w:rFonts w:hint="eastAsia"/>
-              </w:rPr>
-              <w:t xml:space="preserve"> Value');</w:t>
-            </w:r>
-          </w:p>
-          <w:p>
-            <w:pPr>
-              <w:rPr>
-                <w:rFonts w:hint="eastAsia"/>
-              </w:rPr>
-            </w:pPr>
-            <w:r>
-              <w:rPr>
-                <w:rFonts w:hint="eastAsia"/>
-              </w:rPr>
-              <w:t xml:space="preserve">for (const v of </w:t>
-            </w:r>
-            <w:proofErr w:type="spellStart"/>
-            <w:proofErr w:type="gramStart"/>
-            <w:r>
-              <w:rPr>
-                <w:rFonts w:hint="eastAsia"/>
-              </w:rPr>
-              <w:t>map.values</w:t>
-            </w:r>
-            <w:proofErr w:type="spellEnd"/>
-            <w:proofErr w:type="gramEnd"/>
-            <w:r>
-              <w:rPr>
-                <w:rFonts w:hint="eastAsia"/>
-              </w:rPr>
-              <w:t>()) {</w:t>
+              <w:t>console.info('\n单独遍历值 Value');</w:t>
+            </w:r>
+          </w:p>
+          <w:p>
+            <w:pPr>
+              <w:rPr>
+                <w:rFonts w:hint="eastAsia"/>
+              </w:rPr>
+            </w:pPr>
+            <w:r>
+              <w:rPr>
+                <w:rFonts w:hint="eastAsia"/>
+              </w:rPr>
+              <w:t>for (const v of map.values()) {</w:t>
             </w:r>
           </w:p>
           <w:p>
@@ -6266,7 +5154,6 @@
         <w:rPr>
           <w:rFonts w:hint="eastAsia"/>
         </w:rPr>
-        <w:lastRenderedPageBreak/>
         <w:t>LC记录</w:t>
       </w:r>
       <w:r>
@@ -6322,14 +5209,12 @@
                 <w:rFonts w:hint="eastAsia"/>
               </w:rPr>
             </w:pPr>
-            <w:proofErr w:type="spellStart"/>
             <w:r>
               <w:rPr>
                 <w:rFonts w:hint="eastAsia"/>
               </w:rPr>
               <w:t>map.entries</w:t>
             </w:r>
-            <w:proofErr w:type="spellEnd"/>
             <w:r>
               <w:rPr>
                 <w:rFonts w:hint="eastAsia"/>
@@ -6343,7 +5228,6 @@
               </w:rPr>
               <w:t xml:space="preserve"> </w:t>
             </w:r>
-            <w:proofErr w:type="spellStart"/>
             <w:r>
               <w:rPr>
                 <w:rFonts w:hint="eastAsia"/>
@@ -6354,74 +5238,23 @@
               <w:rPr>
                 <w:rFonts w:hint="eastAsia"/>
               </w:rPr>
-              <w:t>s.length</w:t>
-            </w:r>
-            <w:proofErr w:type="spellEnd"/>
-            <w:r>
-              <w:rPr>
-                <w:rFonts w:hint="eastAsia"/>
-              </w:rPr>
-              <w:t xml:space="preserve"> // 一个有括号，一个没</w:t>
-            </w:r>
-          </w:p>
-          <w:p>
-            <w:pPr>
-              <w:rPr>
-                <w:rFonts w:hint="eastAsia"/>
-              </w:rPr>
-            </w:pPr>
-            <w:proofErr w:type="spellStart"/>
+              <w:t>s.length // 一个有括号，一个没</w:t>
+            </w:r>
+          </w:p>
+          <w:p>
+            <w:pPr>
+              <w:rPr>
+                <w:rFonts w:hint="eastAsia"/>
+              </w:rPr>
+            </w:pPr>
             <w:r>
               <w:t>map.set</w:t>
             </w:r>
-            <w:proofErr w:type="spellEnd"/>
             <w:r>
               <w:rPr>
                 <w:highlight w:val="yellow"/>
               </w:rPr>
-              <w:t>(</w:t>
-            </w:r>
-            <w:proofErr w:type="spellStart"/>
-            <w:r>
-              <w:rPr>
-                <w:highlight w:val="yellow"/>
-              </w:rPr>
-              <w:t>nums</w:t>
-            </w:r>
-            <w:proofErr w:type="spellEnd"/>
-            <w:r>
-              <w:rPr>
-                <w:highlight w:val="yellow"/>
-              </w:rPr>
-              <w:t>[</w:t>
-            </w:r>
-            <w:proofErr w:type="spellStart"/>
-            <w:r>
-              <w:rPr>
-                <w:highlight w:val="yellow"/>
-              </w:rPr>
-              <w:t>i</w:t>
-            </w:r>
-            <w:proofErr w:type="spellEnd"/>
-            <w:r>
-              <w:rPr>
-                <w:highlight w:val="yellow"/>
-              </w:rPr>
-              <w:t>],</w:t>
-            </w:r>
-            <w:proofErr w:type="spellStart"/>
-            <w:r>
-              <w:rPr>
-                <w:highlight w:val="yellow"/>
-              </w:rPr>
-              <w:t>i</w:t>
-            </w:r>
-            <w:proofErr w:type="spellEnd"/>
-            <w:r>
-              <w:rPr>
-                <w:highlight w:val="yellow"/>
-              </w:rPr>
-              <w:t>)</w:t>
+              <w:t>(nums[i],i)</w:t>
             </w:r>
             <w:r>
               <w:rPr>
@@ -6485,7 +5318,6 @@
                 <w:rFonts w:hint="eastAsia"/>
               </w:rPr>
             </w:pPr>
-            <w:proofErr w:type="gramStart"/>
             <w:r>
               <w:rPr>
                 <w:rFonts w:hint="eastAsia"/>
@@ -6493,7 +5325,6 @@
               </w:rPr>
               <w:t>.split</w:t>
             </w:r>
-            <w:proofErr w:type="gramEnd"/>
             <w:r>
               <w:rPr>
                 <w:rFonts w:hint="eastAsia"/>
@@ -6516,7 +5347,6 @@
                 <w:rFonts w:hint="eastAsia"/>
               </w:rPr>
             </w:pPr>
-            <w:proofErr w:type="gramStart"/>
             <w:r>
               <w:rPr>
                 <w:rFonts w:hint="eastAsia"/>
@@ -6524,7 +5354,6 @@
               </w:rPr>
               <w:t>.join</w:t>
             </w:r>
-            <w:proofErr w:type="gramEnd"/>
             <w:r>
               <w:rPr>
                 <w:rFonts w:hint="eastAsia"/>
@@ -6684,21 +5513,7 @@
               <w:rPr>
                 <w:rFonts w:hint="eastAsia"/>
               </w:rPr>
-              <w:t xml:space="preserve">let </w:t>
-            </w:r>
-            <w:proofErr w:type="spellStart"/>
-            <w:r>
-              <w:rPr>
-                <w:rFonts w:hint="eastAsia"/>
-              </w:rPr>
-              <w:t>arr</w:t>
-            </w:r>
-            <w:proofErr w:type="spellEnd"/>
-            <w:r>
-              <w:rPr>
-                <w:rFonts w:hint="eastAsia"/>
-              </w:rPr>
-              <w:t xml:space="preserve"> = [1, 2, 3, 4, 1, 2, 3];</w:t>
+              <w:t>let arr = [1, 2, 3, 4, 1, 2, 3];</w:t>
             </w:r>
           </w:p>
           <w:p>
@@ -6712,43 +5527,7 @@
               <w:rPr>
                 <w:rFonts w:hint="eastAsia"/>
               </w:rPr>
-              <w:t>new Set(</w:t>
-            </w:r>
-            <w:proofErr w:type="spellStart"/>
-            <w:proofErr w:type="gramStart"/>
-            <w:r>
-              <w:rPr>
-                <w:rFonts w:hint="eastAsia"/>
-              </w:rPr>
-              <w:t>arr</w:t>
-            </w:r>
-            <w:proofErr w:type="spellEnd"/>
-            <w:r>
-              <w:rPr>
-                <w:rFonts w:hint="eastAsia"/>
-              </w:rPr>
-              <w:t>)  /</w:t>
-            </w:r>
-            <w:proofErr w:type="gramEnd"/>
-            <w:r>
-              <w:rPr>
-                <w:rFonts w:hint="eastAsia"/>
-              </w:rPr>
-              <w:t xml:space="preserve">/ </w:t>
-            </w:r>
-            <w:proofErr w:type="gramStart"/>
-            <w:r>
-              <w:rPr>
-                <w:rFonts w:hint="eastAsia"/>
-              </w:rPr>
-              <w:t>Set(</w:t>
-            </w:r>
-            <w:proofErr w:type="gramEnd"/>
-            <w:r>
-              <w:rPr>
-                <w:rFonts w:hint="eastAsia"/>
-              </w:rPr>
-              <w:t>4) {1, 2, 3, 4}</w:t>
+              <w:t>new Set(arr)  // Set(4) {1, 2, 3, 4}</w:t>
             </w:r>
           </w:p>
           <w:p>
@@ -6791,29 +5570,56 @@
                 <w:rFonts w:hint="eastAsia"/>
                 <w:highlight w:val="yellow"/>
               </w:rPr>
-              <w:t>[...new Set(</w:t>
-            </w:r>
-            <w:proofErr w:type="spellStart"/>
+              <w:t>[...new Set(arr)]</w:t>
+            </w:r>
+            <w:r>
+              <w:rPr>
+                <w:rFonts w:hint="eastAsia"/>
+              </w:rPr>
+              <w:t xml:space="preserve"> // [1, 2, 3, 4]</w:t>
+            </w:r>
+          </w:p>
+          <w:p>
+            <w:pPr>
+              <w:ind w:left="360"/>
+              <w:rPr>
+                <w:rFonts w:hint="eastAsia"/>
+              </w:rPr>
+            </w:pPr>
+            <w:r>
+              <w:rPr>
+                <w:rFonts w:hint="eastAsia"/>
+              </w:rPr>
+              <w:t xml:space="preserve"> </w:t>
+            </w:r>
+          </w:p>
+          <w:p>
+            <w:pPr>
+              <w:ind w:left="360"/>
+              <w:rPr>
+                <w:rFonts w:hint="eastAsia"/>
+              </w:rPr>
+            </w:pPr>
+            <w:r>
+              <w:rPr>
+                <w:rFonts w:hint="eastAsia"/>
+              </w:rPr>
+              <w:t>// 数组方法也可以用来转换为数组</w:t>
+            </w:r>
+          </w:p>
+          <w:p>
+            <w:pPr>
+              <w:ind w:left="360"/>
+              <w:rPr>
+                <w:rFonts w:hint="eastAsia"/>
+              </w:rPr>
+            </w:pPr>
             <w:r>
               <w:rPr>
                 <w:rFonts w:hint="eastAsia"/>
                 <w:highlight w:val="yellow"/>
               </w:rPr>
-              <w:t>arr</w:t>
-            </w:r>
-            <w:proofErr w:type="spellEnd"/>
-            <w:r>
-              <w:rPr>
-                <w:rFonts w:hint="eastAsia"/>
-                <w:highlight w:val="yellow"/>
-              </w:rPr>
-              <w:t>)]</w:t>
-            </w:r>
-            <w:r>
-              <w:rPr>
-                <w:rFonts w:hint="eastAsia"/>
-              </w:rPr>
-              <w:t xml:space="preserve"> // [1, 2, 3, 4]</w:t>
+              <w:t>Array.from(new Set(arr))</w:t>
             </w:r>
           </w:p>
           <w:p>
@@ -6841,7 +5647,7 @@
               <w:rPr>
                 <w:rFonts w:hint="eastAsia"/>
               </w:rPr>
-              <w:t>// 数组方法也可以用来转换为数组</w:t>
+              <w:t xml:space="preserve"> </w:t>
             </w:r>
           </w:p>
           <w:p>
@@ -6851,37 +5657,11 @@
                 <w:rFonts w:hint="eastAsia"/>
               </w:rPr>
             </w:pPr>
-            <w:proofErr w:type="spellStart"/>
-            <w:r>
-              <w:rPr>
-                <w:rFonts w:hint="eastAsia"/>
-                <w:highlight w:val="yellow"/>
-              </w:rPr>
-              <w:t>Array.from</w:t>
-            </w:r>
-            <w:proofErr w:type="spellEnd"/>
-            <w:r>
-              <w:rPr>
-                <w:rFonts w:hint="eastAsia"/>
-                <w:highlight w:val="yellow"/>
-              </w:rPr>
-              <w:t>(new Set(</w:t>
-            </w:r>
-            <w:proofErr w:type="spellStart"/>
-            <w:r>
-              <w:rPr>
-                <w:rFonts w:hint="eastAsia"/>
-                <w:highlight w:val="yellow"/>
-              </w:rPr>
-              <w:t>arr</w:t>
-            </w:r>
-            <w:proofErr w:type="spellEnd"/>
-            <w:r>
-              <w:rPr>
-                <w:rFonts w:hint="eastAsia"/>
-                <w:highlight w:val="yellow"/>
-              </w:rPr>
-              <w:t>))</w:t>
+            <w:r>
+              <w:rPr>
+                <w:rFonts w:hint="eastAsia"/>
+              </w:rPr>
+              <w:t>// 字符串去重</w:t>
             </w:r>
           </w:p>
           <w:p>
@@ -6895,6 +5675,34 @@
               <w:rPr>
                 <w:rFonts w:hint="eastAsia"/>
               </w:rPr>
+              <w:t>let str = 'abcdab';</w:t>
+            </w:r>
+          </w:p>
+          <w:p>
+            <w:pPr>
+              <w:ind w:left="360"/>
+              <w:rPr>
+                <w:rFonts w:hint="eastAsia"/>
+              </w:rPr>
+            </w:pPr>
+            <w:r>
+              <w:rPr>
+                <w:rFonts w:hint="eastAsia"/>
+              </w:rPr>
+              <w:t>new Set(str) // Set(4) {'a', 'b', 'c', 'd'}</w:t>
+            </w:r>
+          </w:p>
+          <w:p>
+            <w:pPr>
+              <w:ind w:left="360"/>
+              <w:rPr>
+                <w:rFonts w:hint="eastAsia"/>
+              </w:rPr>
+            </w:pPr>
+            <w:r>
+              <w:rPr>
+                <w:rFonts w:hint="eastAsia"/>
+              </w:rPr>
               <w:t xml:space="preserve"> </w:t>
             </w:r>
           </w:p>
@@ -6909,7 +5717,7 @@
               <w:rPr>
                 <w:rFonts w:hint="eastAsia"/>
               </w:rPr>
-              <w:t xml:space="preserve"> </w:t>
+              <w:t>// 将结果重新转换为字符串</w:t>
             </w:r>
           </w:p>
           <w:p>
@@ -6923,148 +5731,7 @@
               <w:rPr>
                 <w:rFonts w:hint="eastAsia"/>
               </w:rPr>
-              <w:t>// 字符串去重</w:t>
-            </w:r>
-          </w:p>
-          <w:p>
-            <w:pPr>
-              <w:ind w:left="360"/>
-              <w:rPr>
-                <w:rFonts w:hint="eastAsia"/>
-              </w:rPr>
-            </w:pPr>
-            <w:r>
-              <w:rPr>
-                <w:rFonts w:hint="eastAsia"/>
-              </w:rPr>
-              <w:t>let str = '</w:t>
-            </w:r>
-            <w:proofErr w:type="spellStart"/>
-            <w:r>
-              <w:rPr>
-                <w:rFonts w:hint="eastAsia"/>
-              </w:rPr>
-              <w:t>abcdab</w:t>
-            </w:r>
-            <w:proofErr w:type="spellEnd"/>
-            <w:r>
-              <w:rPr>
-                <w:rFonts w:hint="eastAsia"/>
-              </w:rPr>
-              <w:t>';</w:t>
-            </w:r>
-          </w:p>
-          <w:p>
-            <w:pPr>
-              <w:ind w:left="360"/>
-              <w:rPr>
-                <w:rFonts w:hint="eastAsia"/>
-              </w:rPr>
-            </w:pPr>
-            <w:r>
-              <w:rPr>
-                <w:rFonts w:hint="eastAsia"/>
-              </w:rPr>
-              <w:t xml:space="preserve">new Set(str) // </w:t>
-            </w:r>
-            <w:proofErr w:type="gramStart"/>
-            <w:r>
-              <w:rPr>
-                <w:rFonts w:hint="eastAsia"/>
-              </w:rPr>
-              <w:t>Set(</w:t>
-            </w:r>
-            <w:proofErr w:type="gramEnd"/>
-            <w:r>
-              <w:rPr>
-                <w:rFonts w:hint="eastAsia"/>
-              </w:rPr>
-              <w:t>4) {'a', 'b', 'c', 'd'}</w:t>
-            </w:r>
-          </w:p>
-          <w:p>
-            <w:pPr>
-              <w:ind w:left="360"/>
-              <w:rPr>
-                <w:rFonts w:hint="eastAsia"/>
-              </w:rPr>
-            </w:pPr>
-            <w:r>
-              <w:rPr>
-                <w:rFonts w:hint="eastAsia"/>
-              </w:rPr>
-              <w:t xml:space="preserve"> </w:t>
-            </w:r>
-          </w:p>
-          <w:p>
-            <w:pPr>
-              <w:ind w:left="360"/>
-              <w:rPr>
-                <w:rFonts w:hint="eastAsia"/>
-              </w:rPr>
-            </w:pPr>
-            <w:r>
-              <w:rPr>
-                <w:rFonts w:hint="eastAsia"/>
-              </w:rPr>
-              <w:t>// 将结果重新转换为字符串</w:t>
-            </w:r>
-          </w:p>
-          <w:p>
-            <w:pPr>
-              <w:ind w:left="360"/>
-              <w:rPr>
-                <w:rFonts w:hint="eastAsia"/>
-              </w:rPr>
-            </w:pPr>
-            <w:r>
-              <w:rPr>
-                <w:rFonts w:hint="eastAsia"/>
-              </w:rPr>
-              <w:lastRenderedPageBreak/>
-              <w:t>[...new Set(str)</w:t>
-            </w:r>
-            <w:proofErr w:type="gramStart"/>
-            <w:r>
-              <w:rPr>
-                <w:rFonts w:hint="eastAsia"/>
-              </w:rPr>
-              <w:t>].join</w:t>
-            </w:r>
-            <w:proofErr w:type="gramEnd"/>
-            <w:r>
-              <w:rPr>
-                <w:rFonts w:hint="eastAsia"/>
-              </w:rPr>
-              <w:t>('</w:t>
-            </w:r>
-            <w:proofErr w:type="gramStart"/>
-            <w:r>
-              <w:rPr>
-                <w:rFonts w:hint="eastAsia"/>
-              </w:rPr>
-              <w:t>')  /</w:t>
-            </w:r>
-            <w:proofErr w:type="gramEnd"/>
-            <w:r>
-              <w:rPr>
-                <w:rFonts w:hint="eastAsia"/>
-              </w:rPr>
-              <w:t>/ '</w:t>
-            </w:r>
-            <w:proofErr w:type="spellStart"/>
-            <w:r>
-              <w:rPr>
-                <w:rFonts w:hint="eastAsia"/>
-              </w:rPr>
-              <w:t>abcd</w:t>
-            </w:r>
-            <w:proofErr w:type="spellEnd"/>
-            <w:r>
-              <w:rPr>
-                <w:rFonts w:hint="eastAsia"/>
-              </w:rPr>
-              <w:t>'</w:t>
+              <w:t>[...new Set(str)].join('')  // 'abcd'</w:t>
             </w:r>
           </w:p>
         </w:tc>
@@ -7076,22 +5743,8 @@
           <w:rFonts w:hint="eastAsia"/>
         </w:rPr>
       </w:pPr>
-      <w:proofErr w:type="spellStart"/>
-      <w:r>
-        <w:lastRenderedPageBreak/>
-        <w:t>Array.from</w:t>
-      </w:r>
-      <w:proofErr w:type="spellEnd"/>
-      <w:r>
-        <w:t>() 是 ES6 引入的静态方法，</w:t>
-      </w:r>
-      <w:proofErr w:type="gramStart"/>
-      <w:r>
-        <w:t>用于将类数组</w:t>
-      </w:r>
-      <w:proofErr w:type="gramEnd"/>
-      <w:r>
-        <w:t>对象（具有 length 属性的对象）或可迭代对象（如字符串、Set、Map）转换为数组。</w:t>
+      <w:r>
+        <w:t>Array.from() 是 ES6 引入的静态方法，用于将类数组对象（具有 length 属性的对象）或可迭代对象（如字符串、Set、Map）转换为数组。</w:t>
       </w:r>
     </w:p>
     <w:p>
@@ -7106,7 +5759,6 @@
         </w:rPr>
         <w:t>用法：</w:t>
       </w:r>
-      <w:proofErr w:type="spellStart"/>
       <w:r>
         <w:rPr>
           <w:b/>
@@ -7124,14 +5776,8 @@
         </w:rPr>
         <w:t>from</w:t>
       </w:r>
-      <w:proofErr w:type="spellEnd"/>
-      <w:r>
-        <w:t>(</w:t>
-      </w:r>
-      <w:proofErr w:type="spellStart"/>
-      <w:proofErr w:type="gramStart"/>
-      <w:r>
-        <w:t>map.</w:t>
+      <w:r>
+        <w:t>(map.</w:t>
       </w:r>
       <w:r>
         <w:rPr>
@@ -7140,8 +5786,6 @@
         </w:rPr>
         <w:t>values</w:t>
       </w:r>
-      <w:proofErr w:type="spellEnd"/>
-      <w:proofErr w:type="gramEnd"/>
       <w:r>
         <w:t>())</w:t>
       </w:r>
@@ -7184,21 +5828,7 @@
               <w:rPr>
                 <w:rFonts w:hint="eastAsia"/>
               </w:rPr>
-              <w:t>set(</w:t>
-            </w:r>
-            <w:proofErr w:type="spellStart"/>
-            <w:r>
-              <w:rPr>
-                <w:rFonts w:hint="eastAsia"/>
-              </w:rPr>
-              <w:t>key,val</w:t>
-            </w:r>
-            <w:proofErr w:type="spellEnd"/>
-            <w:r>
-              <w:rPr>
-                <w:rFonts w:hint="eastAsia"/>
-              </w:rPr>
-              <w:t>)： 添加某个值，返回Map结构本身。</w:t>
+              <w:t>set(key,val)： 添加某个值，返回Map结构本身。</w:t>
             </w:r>
           </w:p>
           <w:p>
@@ -7325,19 +5955,11 @@
                 <w:rFonts w:hint="eastAsia"/>
               </w:rPr>
             </w:pPr>
-            <w:proofErr w:type="spellStart"/>
-            <w:r>
-              <w:rPr>
-                <w:rFonts w:hint="eastAsia"/>
-              </w:rPr>
-              <w:t>forEach</w:t>
-            </w:r>
-            <w:proofErr w:type="spellEnd"/>
-            <w:r>
-              <w:rPr>
-                <w:rFonts w:hint="eastAsia"/>
-              </w:rPr>
-              <w:t>()：遍历 Map 的所有成员。</w:t>
+            <w:r>
+              <w:rPr>
+                <w:rFonts w:hint="eastAsia"/>
+              </w:rPr>
+              <w:t>forEach()：遍历 Map 的所有成员。</w:t>
             </w:r>
           </w:p>
         </w:tc>
@@ -7392,15 +6014,7 @@
               </w:rPr>
             </w:pPr>
             <w:r>
-              <w:t xml:space="preserve">delete() </w:t>
-            </w:r>
-            <w:proofErr w:type="gramStart"/>
-            <w:r>
-              <w:t>删</w:t>
-            </w:r>
-            <w:proofErr w:type="gramEnd"/>
-            <w:r>
-              <w:t>，返回布尔值，表示删除是否成功</w:t>
+              <w:t>delete() 删，返回布尔值，表示删除是否成功</w:t>
             </w:r>
           </w:p>
           <w:p>
@@ -7490,33 +6104,11 @@
                 <w:rFonts w:hint="eastAsia"/>
               </w:rPr>
             </w:pPr>
-            <w:proofErr w:type="spellStart"/>
-            <w:r>
-              <w:rPr>
-                <w:rFonts w:hint="eastAsia"/>
-              </w:rPr>
-              <w:t>forEach</w:t>
-            </w:r>
-            <w:proofErr w:type="spellEnd"/>
-            <w:r>
-              <w:rPr>
-                <w:rFonts w:hint="eastAsia"/>
-              </w:rPr>
-              <w:t>()：</w:t>
-            </w:r>
-            <w:proofErr w:type="gramStart"/>
-            <w:r>
-              <w:rPr>
-                <w:rFonts w:hint="eastAsia"/>
-              </w:rPr>
-              <w:t>使用回调函数遍历</w:t>
-            </w:r>
-            <w:proofErr w:type="gramEnd"/>
-            <w:r>
-              <w:rPr>
-                <w:rFonts w:hint="eastAsia"/>
-              </w:rPr>
-              <w:t>每个成员</w:t>
+            <w:r>
+              <w:rPr>
+                <w:rFonts w:hint="eastAsia"/>
+              </w:rPr>
+              <w:t>forEach()：使用回调函数遍历每个成员</w:t>
             </w:r>
           </w:p>
           <w:p>
@@ -7542,21 +6134,7 @@
               <w:rPr>
                 <w:rFonts w:hint="eastAsia"/>
               </w:rPr>
-              <w:t>!!!注意： 由于Set没有键名，只有值名，keys</w:t>
-            </w:r>
-            <w:proofErr w:type="gramStart"/>
-            <w:r>
-              <w:rPr>
-                <w:rFonts w:hint="eastAsia"/>
-              </w:rPr>
-              <w:t>()和values(</w:t>
-            </w:r>
-            <w:proofErr w:type="gramEnd"/>
-            <w:r>
-              <w:rPr>
-                <w:rFonts w:hint="eastAsia"/>
-              </w:rPr>
-              <w:t>)返回的结果是一样.</w:t>
+              <w:t>!!!注意： 由于Set没有键名，只有值名，keys()和values()返回的结果是一样.</w:t>
             </w:r>
           </w:p>
           <w:p>
@@ -7677,15 +6255,8 @@
         </w:rPr>
         <w:t>‌</w:t>
       </w:r>
-      <w:proofErr w:type="spellStart"/>
-      <w:proofErr w:type="gramStart"/>
-      <w:r>
-        <w:t>array.fill</w:t>
-      </w:r>
-      <w:proofErr w:type="spellEnd"/>
-      <w:proofErr w:type="gramEnd"/>
-      <w:r>
-        <w:t>(value, start, end)</w:t>
+      <w:r>
+        <w:t>array.fill(value, start, end)</w:t>
       </w:r>
     </w:p>
     <w:p>
@@ -7746,7 +6317,6 @@
         <w:rPr>
           <w:rFonts w:hint="eastAsia"/>
         </w:rPr>
-        <w:lastRenderedPageBreak/>
         <w:t>25.12.15</w:t>
       </w:r>
       <w:bookmarkEnd w:id="7"/>
@@ -7758,17 +6328,17 @@
           <w:rFonts w:hint="eastAsia"/>
         </w:rPr>
       </w:pPr>
-      <w:bookmarkStart w:id="8" w:name="OLE_LINK1"/>
-      <w:bookmarkStart w:id="9" w:name="_Toc219301801"/>
+      <w:bookmarkStart w:id="8" w:name="_Toc219301801"/>
+      <w:bookmarkStart w:id="9" w:name="OLE_LINK1"/>
       <w:r>
         <w:rPr>
           <w:rFonts w:hint="eastAsia"/>
         </w:rPr>
         <w:t>LC记录5</w:t>
       </w:r>
-      <w:bookmarkEnd w:id="9"/>
-    </w:p>
-    <w:bookmarkEnd w:id="8"/>
+      <w:bookmarkEnd w:id="8"/>
+    </w:p>
+    <w:bookmarkEnd w:id="9"/>
     <w:p>
       <w:pPr>
         <w:rPr>
@@ -7810,12 +6380,7 @@
         </w:rPr>
       </w:pPr>
       <w:r>
-        <w:t xml:space="preserve">  </w:t>
-      </w:r>
-      <w:proofErr w:type="spellStart"/>
-      <w:proofErr w:type="gramStart"/>
-      <w:r>
-        <w:t>a.</w:t>
+        <w:t>  a.</w:t>
       </w:r>
       <w:r>
         <w:rPr>
@@ -7824,8 +6389,6 @@
         </w:rPr>
         <w:t>fill</w:t>
       </w:r>
-      <w:proofErr w:type="spellEnd"/>
-      <w:proofErr w:type="gramEnd"/>
       <w:r>
         <w:t>(0);</w:t>
       </w:r>
@@ -7837,11 +6400,7 @@
         </w:rPr>
       </w:pPr>
       <w:r>
-        <w:t xml:space="preserve">  </w:t>
-      </w:r>
-      <w:proofErr w:type="spellStart"/>
-      <w:r>
-        <w:t>areas.</w:t>
+        <w:t>  areas.</w:t>
       </w:r>
       <w:r>
         <w:rPr>
@@ -7850,7 +6409,6 @@
         </w:rPr>
         <w:t>fill</w:t>
       </w:r>
-      <w:proofErr w:type="spellEnd"/>
       <w:r>
         <w:t xml:space="preserve">(a); </w:t>
       </w:r>
@@ -7882,37 +6440,8 @@
           <w:rFonts w:hint="eastAsia"/>
         </w:rPr>
       </w:pPr>
-      <w:proofErr w:type="spellStart"/>
-      <w:r>
-        <w:t>Array.from</w:t>
-      </w:r>
-      <w:proofErr w:type="spellEnd"/>
-      <w:r>
-        <w:t>(</w:t>
-      </w:r>
-      <w:proofErr w:type="spellStart"/>
-      <w:r>
-        <w:t>arrayLikeOrIterable</w:t>
-      </w:r>
-      <w:proofErr w:type="spellEnd"/>
-      <w:r>
-        <w:t xml:space="preserve">, </w:t>
-      </w:r>
-      <w:proofErr w:type="spellStart"/>
-      <w:r>
-        <w:t>mapFn</w:t>
-      </w:r>
-      <w:proofErr w:type="spellEnd"/>
-      <w:r>
-        <w:t xml:space="preserve">, </w:t>
-      </w:r>
-      <w:proofErr w:type="spellStart"/>
-      <w:r>
-        <w:t>thisArg</w:t>
-      </w:r>
-      <w:proofErr w:type="spellEnd"/>
-      <w:r>
-        <w:t>)</w:t>
+      <w:r>
+        <w:t>Array.from(arrayLikeOrIterable, mapFn, thisArg)</w:t>
       </w:r>
     </w:p>
     <w:p>
@@ -7925,7 +6454,6 @@
           <w:rFonts w:hint="eastAsia"/>
         </w:rPr>
       </w:pPr>
-      <w:proofErr w:type="spellStart"/>
       <w:r>
         <w:rPr>
           <w:b/>
@@ -7933,7 +6461,6 @@
         </w:rPr>
         <w:t>arrayLikeOrIterable</w:t>
       </w:r>
-      <w:proofErr w:type="spellEnd"/>
       <w:r>
         <w:t> (必需): 类似数组的对象（有 length 属性）或可迭代对象。</w:t>
       </w:r>
@@ -7948,7 +6475,6 @@
           <w:rFonts w:hint="eastAsia"/>
         </w:rPr>
       </w:pPr>
-      <w:proofErr w:type="spellStart"/>
       <w:r>
         <w:rPr>
           <w:b/>
@@ -7956,7 +6482,6 @@
         </w:rPr>
         <w:t>mapFn</w:t>
       </w:r>
-      <w:proofErr w:type="spellEnd"/>
       <w:r>
         <w:t> (可选): 一个函数，对数组中的每个元素执行，返回值作为新数组的元素。</w:t>
       </w:r>
@@ -7971,7 +6496,6 @@
           <w:rFonts w:hint="eastAsia"/>
         </w:rPr>
       </w:pPr>
-      <w:proofErr w:type="spellStart"/>
       <w:r>
         <w:rPr>
           <w:b/>
@@ -7979,17 +6503,8 @@
         </w:rPr>
         <w:t>thisArg</w:t>
       </w:r>
-      <w:proofErr w:type="spellEnd"/>
-      <w:r>
-        <w:t> (可选): 执行 </w:t>
-      </w:r>
-      <w:proofErr w:type="spellStart"/>
-      <w:r>
-        <w:t>mapFn</w:t>
-      </w:r>
-      <w:proofErr w:type="spellEnd"/>
-      <w:r>
-        <w:t> 时 this 的值。 </w:t>
+      <w:r>
+        <w:t> (可选): 执行 mapFn 时 this 的值。 </w:t>
       </w:r>
     </w:p>
     <w:p>
@@ -8035,13 +6550,8 @@
           <w:rFonts w:hint="eastAsia"/>
         </w:rPr>
       </w:pPr>
-      <w:proofErr w:type="spellStart"/>
-      <w:r>
-        <w:t>Array.from</w:t>
-      </w:r>
-      <w:proofErr w:type="spellEnd"/>
-      <w:r>
-        <w:t>('你好') 结果: ['你', '好']。</w:t>
+      <w:r>
+        <w:t>Array.from('你好') 结果: ['你', '好']。</w:t>
       </w:r>
     </w:p>
     <w:p>
@@ -8059,62 +6569,17 @@
           <w:b/>
           <w:bCs/>
         </w:rPr>
-        <w:t xml:space="preserve">将 </w:t>
-      </w:r>
-      <w:proofErr w:type="spellStart"/>
-      <w:r>
-        <w:rPr>
-          <w:b/>
-          <w:bCs/>
-        </w:rPr>
-        <w:t>NodeList</w:t>
-      </w:r>
-      <w:proofErr w:type="spellEnd"/>
-      <w:r>
-        <w:rPr>
-          <w:b/>
-          <w:bCs/>
-        </w:rPr>
-        <w:t>/</w:t>
-      </w:r>
-      <w:proofErr w:type="spellStart"/>
-      <w:r>
-        <w:rPr>
-          <w:b/>
-          <w:bCs/>
-        </w:rPr>
-        <w:t>HTMLCollection</w:t>
-      </w:r>
-      <w:proofErr w:type="spellEnd"/>
-      <w:r>
-        <w:rPr>
-          <w:b/>
-          <w:bCs/>
-        </w:rPr>
-        <w:t xml:space="preserve"> 转为数组</w:t>
-      </w:r>
-    </w:p>
-    <w:p>
-      <w:pPr>
-        <w:rPr>
-          <w:rFonts w:hint="eastAsia"/>
-        </w:rPr>
-      </w:pPr>
-      <w:proofErr w:type="spellStart"/>
-      <w:r>
-        <w:t>Array.from</w:t>
-      </w:r>
-      <w:proofErr w:type="spellEnd"/>
-      <w:r>
-        <w:t>(</w:t>
-      </w:r>
-      <w:proofErr w:type="spellStart"/>
-      <w:r>
-        <w:t>document.querySelectorAll</w:t>
-      </w:r>
-      <w:proofErr w:type="spellEnd"/>
-      <w:r>
-        <w:t>('div')) 可以在 DOM 元素集合上使用数组方法。</w:t>
+        <w:t>将 NodeList/HTMLCollection 转为数组</w:t>
+      </w:r>
+    </w:p>
+    <w:p>
+      <w:pPr>
+        <w:rPr>
+          <w:rFonts w:hint="eastAsia"/>
+        </w:rPr>
+      </w:pPr>
+      <w:r>
+        <w:t>Array.from(document.querySelectorAll('div')) 可以在 DOM 元素集合上使用数组方法。</w:t>
       </w:r>
     </w:p>
     <w:p>
@@ -8144,13 +6609,8 @@
           <w:rFonts w:hint="eastAsia"/>
         </w:rPr>
       </w:pPr>
-      <w:proofErr w:type="spellStart"/>
-      <w:r>
-        <w:t>Array.from</w:t>
-      </w:r>
-      <w:proofErr w:type="spellEnd"/>
-      <w:r>
-        <w:t>({ length: 5 }, (value, index) =&gt; index) 结果: [0, 1, 2, 3, 4]。</w:t>
+      <w:r>
+        <w:t>Array.from({ length: 5 }, (value, index) =&gt; index) 结果: [0, 1, 2, 3, 4]。</w:t>
       </w:r>
     </w:p>
     <w:p>
@@ -8177,13 +6637,8 @@
           <w:rFonts w:hint="eastAsia"/>
         </w:rPr>
       </w:pPr>
-      <w:proofErr w:type="spellStart"/>
-      <w:r>
-        <w:t>Array.from</w:t>
-      </w:r>
-      <w:proofErr w:type="spellEnd"/>
-      <w:r>
-        <w:t>([1, 2, 3], x =&gt; x * 2) 结果: [2, 4, 6]。</w:t>
+      <w:r>
+        <w:t>Array.from([1, 2, 3], x =&gt; x * 2) 结果: [2, 4, 6]。</w:t>
       </w:r>
     </w:p>
     <w:p>
@@ -8211,31 +6666,7 @@
         </w:rPr>
       </w:pPr>
       <w:r>
-        <w:t xml:space="preserve">const </w:t>
-      </w:r>
-      <w:proofErr w:type="spellStart"/>
-      <w:r>
-        <w:t>myMap</w:t>
-      </w:r>
-      <w:proofErr w:type="spellEnd"/>
-      <w:r>
-        <w:t xml:space="preserve"> = new Map([['a', 1], ['b', 2]]); </w:t>
-      </w:r>
-      <w:proofErr w:type="spellStart"/>
-      <w:r>
-        <w:t>Array.from</w:t>
-      </w:r>
-      <w:proofErr w:type="spellEnd"/>
-      <w:r>
-        <w:t>(</w:t>
-      </w:r>
-      <w:proofErr w:type="spellStart"/>
-      <w:r>
-        <w:t>myMap</w:t>
-      </w:r>
-      <w:proofErr w:type="spellEnd"/>
-      <w:r>
-        <w:t>) 结果: [['a', 1], ['b', 2]]。 </w:t>
+        <w:t>const myMap = new Map([['a', 1], ['b', 2]]); Array.from(myMap) 结果: [['a', 1], ['b', 2]]。 </w:t>
       </w:r>
     </w:p>
     <w:p>
@@ -8262,13 +6693,8 @@
           <w:rFonts w:hint="eastAsia"/>
         </w:rPr>
       </w:pPr>
-      <w:proofErr w:type="spellStart"/>
-      <w:r>
-        <w:t>array.slice</w:t>
-      </w:r>
-      <w:proofErr w:type="spellEnd"/>
-      <w:r>
-        <w:t>() 方法用于从数组中提取指定范围的元素，返回一个</w:t>
+      <w:r>
+        <w:t>array.slice() 方法用于从数组中提取指定范围的元素，返回一个</w:t>
       </w:r>
       <w:r>
         <w:rPr>
@@ -8288,15 +6714,7 @@
         <w:t>不修改</w:t>
       </w:r>
       <w:r>
-        <w:t>原始数组，其用法是 </w:t>
-      </w:r>
-      <w:proofErr w:type="spellStart"/>
-      <w:r>
-        <w:t>arr.slice</w:t>
-      </w:r>
-      <w:proofErr w:type="spellEnd"/>
-      <w:r>
-        <w:t>(begin, end)，可以提取从 begin（包含）到 end（不包含）的元素，支持正负索引（负数从尾部计数），省略 end 则提取到末尾</w:t>
+        <w:t>原始数组，其用法是 arr.slice(begin, end)，可以提取从 begin（包含）到 end（不包含）的元素，支持正负索引（负数从尾部计数），省略 end 则提取到末尾</w:t>
       </w:r>
     </w:p>
     <w:p>
@@ -8392,7 +6810,6 @@
         <w:rPr>
           <w:rFonts w:hint="eastAsia"/>
         </w:rPr>
-        <w:lastRenderedPageBreak/>
         <w:t>积水的范围：最高点与左右第二高之间的范围，左右第二高与再靠外的范围</w:t>
       </w:r>
     </w:p>
@@ -8504,23 +6921,7 @@
         <w:t>‌</w:t>
       </w:r>
       <w:r>
-        <w:t>：字符串支持索引访问（如str[0]）和部分数组方法（如split()、</w:t>
-      </w:r>
-      <w:proofErr w:type="spellStart"/>
-      <w:r>
-        <w:t>concat</w:t>
-      </w:r>
-      <w:proofErr w:type="spellEnd"/>
-      <w:r>
-        <w:t>()、</w:t>
-      </w:r>
-      <w:proofErr w:type="spellStart"/>
-      <w:r>
-        <w:t>indexOf</w:t>
-      </w:r>
-      <w:proofErr w:type="spellEnd"/>
-      <w:r>
-        <w:t>()）。</w:t>
+        <w:t>：字符串支持索引访问（如str[0]）和部分数组方法（如split()、concat()、indexOf()）。</w:t>
       </w:r>
     </w:p>
     <w:p>
@@ -8690,14 +7091,12 @@
             <w:r>
               <w:t>‘</w:t>
             </w:r>
-            <w:proofErr w:type="spellStart"/>
             <w:r>
               <w:rPr>
                 <w:rFonts w:hint="eastAsia"/>
               </w:rPr>
               <w:t>abcabc</w:t>
             </w:r>
-            <w:proofErr w:type="spellEnd"/>
             <w:r>
               <w:t>’</w:t>
             </w:r>
@@ -8710,21 +7109,11 @@
                 <w:rFonts w:hint="eastAsia"/>
               </w:rPr>
             </w:pPr>
-            <w:proofErr w:type="spellStart"/>
-            <w:proofErr w:type="gramStart"/>
-            <w:r>
-              <w:rPr>
-                <w:rFonts w:hint="eastAsia"/>
-              </w:rPr>
-              <w:t>s.length</w:t>
-            </w:r>
-            <w:proofErr w:type="spellEnd"/>
-            <w:proofErr w:type="gramEnd"/>
-            <w:r>
-              <w:rPr>
-                <w:rFonts w:hint="eastAsia"/>
-              </w:rPr>
-              <w:t xml:space="preserve">  //6</w:t>
+            <w:r>
+              <w:rPr>
+                <w:rFonts w:hint="eastAsia"/>
+              </w:rPr>
+              <w:t>s.length  //6</w:t>
             </w:r>
           </w:p>
           <w:p>
@@ -8735,19 +7124,11 @@
                 <w:rFonts w:hint="eastAsia"/>
               </w:rPr>
             </w:pPr>
-            <w:proofErr w:type="gramStart"/>
-            <w:r>
-              <w:rPr>
-                <w:rFonts w:hint="eastAsia"/>
-              </w:rPr>
-              <w:t>s[</w:t>
-            </w:r>
-            <w:proofErr w:type="gramEnd"/>
-            <w:r>
-              <w:rPr>
-                <w:rFonts w:hint="eastAsia"/>
-              </w:rPr>
-              <w:t>0] //</w:t>
+            <w:r>
+              <w:rPr>
+                <w:rFonts w:hint="eastAsia"/>
+              </w:rPr>
+              <w:t>s[0] //</w:t>
             </w:r>
             <w:r>
               <w:t>’</w:t>
@@ -8862,23 +7243,7 @@
         </w:rPr>
       </w:pPr>
       <w:r>
-        <w:t>let sum = new Array(</w:t>
-      </w:r>
-      <w:proofErr w:type="spellStart"/>
-      <w:r>
-        <w:t>nums</w:t>
-      </w:r>
-      <w:proofErr w:type="spellEnd"/>
-      <w:r>
-        <w:t>); 应为 let sum = new Array(</w:t>
-      </w:r>
-      <w:proofErr w:type="spellStart"/>
-      <w:r>
-        <w:t>nums.length</w:t>
-      </w:r>
-      <w:proofErr w:type="spellEnd"/>
-      <w:r>
-        <w:t>).fill(0);，否则 sum 是一个包含原数组引用的数组，而不是前缀和数组。</w:t>
+        <w:t>let sum = new Array(nums); 应为 let sum = new Array(nums.length).fill(0);，否则 sum 是一个包含原数组引用的数组，而不是前缀和数组。</w:t>
       </w:r>
     </w:p>
     <w:p>
@@ -8964,15 +7329,7 @@
         </w:rPr>
       </w:pPr>
       <w:r>
-        <w:t>类表达式是定义类的另一种方法。类表达式可以命名或</w:t>
-      </w:r>
-      <w:proofErr w:type="gramStart"/>
-      <w:r>
-        <w:t>不</w:t>
-      </w:r>
-      <w:proofErr w:type="gramEnd"/>
-      <w:r>
-        <w:t>命名。命名类表达式的名称是该类体的局部名称。</w:t>
+        <w:t>类表达式是定义类的另一种方法。类表达式可以命名或不命名。命名类表达式的名称是该类体的局部名称。</w:t>
       </w:r>
     </w:p>
     <w:tbl>
@@ -9001,7 +7358,6 @@
               <w:rPr>
                 <w:rFonts w:hint="eastAsia"/>
               </w:rPr>
-              <w:lastRenderedPageBreak/>
               <w:t>// 未命名/匿名类</w:t>
             </w:r>
           </w:p>
@@ -9017,21 +7373,7 @@
               <w:rPr>
                 <w:rFonts w:hint="eastAsia"/>
               </w:rPr>
-              <w:t xml:space="preserve">let </w:t>
-            </w:r>
-            <w:proofErr w:type="spellStart"/>
-            <w:r>
-              <w:rPr>
-                <w:rFonts w:hint="eastAsia"/>
-              </w:rPr>
-              <w:t>Runoob</w:t>
-            </w:r>
-            <w:proofErr w:type="spellEnd"/>
-            <w:r>
-              <w:rPr>
-                <w:rFonts w:hint="eastAsia"/>
-              </w:rPr>
-              <w:t xml:space="preserve"> = class {</w:t>
+              <w:t>let Runoob = class {</w:t>
             </w:r>
           </w:p>
           <w:p>
@@ -9046,35 +7388,7 @@
               <w:rPr>
                 <w:rFonts w:hint="eastAsia"/>
               </w:rPr>
-              <w:t xml:space="preserve">  </w:t>
-            </w:r>
-            <w:proofErr w:type="gramStart"/>
-            <w:r>
-              <w:rPr>
-                <w:rFonts w:hint="eastAsia"/>
-              </w:rPr>
-              <w:t>constructor(</w:t>
-            </w:r>
-            <w:proofErr w:type="gramEnd"/>
-            <w:r>
-              <w:rPr>
-                <w:rFonts w:hint="eastAsia"/>
-              </w:rPr>
-              <w:t xml:space="preserve">name, </w:t>
-            </w:r>
-            <w:proofErr w:type="spellStart"/>
-            <w:r>
-              <w:rPr>
-                <w:rFonts w:hint="eastAsia"/>
-              </w:rPr>
-              <w:t>url</w:t>
-            </w:r>
-            <w:proofErr w:type="spellEnd"/>
-            <w:r>
-              <w:rPr>
-                <w:rFonts w:hint="eastAsia"/>
-              </w:rPr>
-              <w:t>) {</w:t>
+              <w:t xml:space="preserve">  constructor(name, url) {</w:t>
             </w:r>
           </w:p>
           <w:p>
@@ -9104,21 +7418,7 @@
               <w:rPr>
                 <w:rFonts w:hint="eastAsia"/>
               </w:rPr>
-              <w:t xml:space="preserve">    this.url = </w:t>
-            </w:r>
-            <w:proofErr w:type="spellStart"/>
-            <w:r>
-              <w:rPr>
-                <w:rFonts w:hint="eastAsia"/>
-              </w:rPr>
-              <w:t>url</w:t>
-            </w:r>
-            <w:proofErr w:type="spellEnd"/>
-            <w:r>
-              <w:rPr>
-                <w:rFonts w:hint="eastAsia"/>
-              </w:rPr>
-              <w:t>;</w:t>
+              <w:t xml:space="preserve">    this.url = url;</w:t>
             </w:r>
           </w:p>
           <w:p>
@@ -9159,19 +7459,11 @@
                 <w:rFonts w:hint="eastAsia"/>
               </w:rPr>
             </w:pPr>
-            <w:proofErr w:type="gramStart"/>
-            <w:r>
-              <w:rPr>
-                <w:rFonts w:hint="eastAsia"/>
-              </w:rPr>
-              <w:t>console.log(</w:t>
-            </w:r>
-            <w:proofErr w:type="gramEnd"/>
-            <w:r>
-              <w:rPr>
-                <w:rFonts w:hint="eastAsia"/>
-              </w:rPr>
-              <w:t>Runoob.name);</w:t>
+            <w:r>
+              <w:rPr>
+                <w:rFonts w:hint="eastAsia"/>
+              </w:rPr>
+              <w:t>console.log(Runoob.name);</w:t>
             </w:r>
           </w:p>
           <w:p>
@@ -9186,21 +7478,7 @@
               <w:rPr>
                 <w:rFonts w:hint="eastAsia"/>
               </w:rPr>
-              <w:t>// output: "</w:t>
-            </w:r>
-            <w:proofErr w:type="spellStart"/>
-            <w:r>
-              <w:rPr>
-                <w:rFonts w:hint="eastAsia"/>
-              </w:rPr>
-              <w:t>Runoob</w:t>
-            </w:r>
-            <w:proofErr w:type="spellEnd"/>
-            <w:r>
-              <w:rPr>
-                <w:rFonts w:hint="eastAsia"/>
-              </w:rPr>
-              <w:t>"</w:t>
+              <w:t>// output: "Runoob"</w:t>
             </w:r>
           </w:p>
           <w:p>
@@ -9245,21 +7523,7 @@
               <w:rPr>
                 <w:rFonts w:hint="eastAsia"/>
               </w:rPr>
-              <w:t xml:space="preserve">let </w:t>
-            </w:r>
-            <w:proofErr w:type="spellStart"/>
-            <w:r>
-              <w:rPr>
-                <w:rFonts w:hint="eastAsia"/>
-              </w:rPr>
-              <w:t>Runoob</w:t>
-            </w:r>
-            <w:proofErr w:type="spellEnd"/>
-            <w:r>
-              <w:rPr>
-                <w:rFonts w:hint="eastAsia"/>
-              </w:rPr>
-              <w:t xml:space="preserve"> = class Runoob2 {</w:t>
+              <w:t>let Runoob = class Runoob2 {</w:t>
             </w:r>
           </w:p>
           <w:p>
@@ -9274,35 +7538,7 @@
               <w:rPr>
                 <w:rFonts w:hint="eastAsia"/>
               </w:rPr>
-              <w:t xml:space="preserve">  </w:t>
-            </w:r>
-            <w:proofErr w:type="gramStart"/>
-            <w:r>
-              <w:rPr>
-                <w:rFonts w:hint="eastAsia"/>
-              </w:rPr>
-              <w:t>constructor(</w:t>
-            </w:r>
-            <w:proofErr w:type="gramEnd"/>
-            <w:r>
-              <w:rPr>
-                <w:rFonts w:hint="eastAsia"/>
-              </w:rPr>
-              <w:t xml:space="preserve">name, </w:t>
-            </w:r>
-            <w:proofErr w:type="spellStart"/>
-            <w:r>
-              <w:rPr>
-                <w:rFonts w:hint="eastAsia"/>
-              </w:rPr>
-              <w:t>url</w:t>
-            </w:r>
-            <w:proofErr w:type="spellEnd"/>
-            <w:r>
-              <w:rPr>
-                <w:rFonts w:hint="eastAsia"/>
-              </w:rPr>
-              <w:t>) {</w:t>
+              <w:t xml:space="preserve">  constructor(name, url) {</w:t>
             </w:r>
           </w:p>
           <w:p>
@@ -9332,21 +7568,7 @@
               <w:rPr>
                 <w:rFonts w:hint="eastAsia"/>
               </w:rPr>
-              <w:t xml:space="preserve">    this.url = </w:t>
-            </w:r>
-            <w:proofErr w:type="spellStart"/>
-            <w:r>
-              <w:rPr>
-                <w:rFonts w:hint="eastAsia"/>
-              </w:rPr>
-              <w:t>url</w:t>
-            </w:r>
-            <w:proofErr w:type="spellEnd"/>
-            <w:r>
-              <w:rPr>
-                <w:rFonts w:hint="eastAsia"/>
-              </w:rPr>
-              <w:t>;</w:t>
+              <w:t xml:space="preserve">    this.url = url;</w:t>
             </w:r>
           </w:p>
           <w:p>
@@ -9387,19 +7609,11 @@
                 <w:rFonts w:hint="eastAsia"/>
               </w:rPr>
             </w:pPr>
-            <w:proofErr w:type="gramStart"/>
-            <w:r>
-              <w:rPr>
-                <w:rFonts w:hint="eastAsia"/>
-              </w:rPr>
-              <w:t>console.log(</w:t>
-            </w:r>
-            <w:proofErr w:type="gramEnd"/>
-            <w:r>
-              <w:rPr>
-                <w:rFonts w:hint="eastAsia"/>
-              </w:rPr>
-              <w:t>Runoob.name);</w:t>
+            <w:r>
+              <w:rPr>
+                <w:rFonts w:hint="eastAsia"/>
+              </w:rPr>
+              <w:t>console.log(Runoob.name);</w:t>
             </w:r>
           </w:p>
           <w:p>
@@ -9496,23 +7710,7 @@
                 <w:i/>
                 <w:iCs/>
               </w:rPr>
-              <w:t xml:space="preserve">// </w:t>
-            </w:r>
-            <w:proofErr w:type="gramStart"/>
-            <w:r>
-              <w:rPr>
-                <w:i/>
-                <w:iCs/>
-              </w:rPr>
-              <w:t>仅类内部</w:t>
-            </w:r>
-            <w:proofErr w:type="gramEnd"/>
-            <w:r>
-              <w:rPr>
-                <w:i/>
-                <w:iCs/>
-              </w:rPr>
-              <w:t>可访问</w:t>
+              <w:t>// 仅类内部可访问</w:t>
             </w:r>
           </w:p>
           <w:p>
@@ -9548,13 +7746,8 @@
                 <w:iCs/>
               </w:rPr>
             </w:pPr>
-            <w:proofErr w:type="spellStart"/>
-            <w:r>
-              <w:t>readonly</w:t>
-            </w:r>
-            <w:proofErr w:type="spellEnd"/>
-            <w:r>
-              <w:t xml:space="preserve"> id: number; </w:t>
+            <w:r>
+              <w:t xml:space="preserve">readonly id: number; </w:t>
             </w:r>
             <w:r>
               <w:rPr>
@@ -9704,21 +7897,12 @@
         </w:rPr>
         <w:t>‌</w:t>
       </w:r>
-      <w:proofErr w:type="gramStart"/>
       <w:r>
         <w:rPr>
           <w:b/>
           <w:bCs/>
         </w:rPr>
-        <w:t>substring(</w:t>
-      </w:r>
-      <w:proofErr w:type="gramEnd"/>
-      <w:r>
-        <w:rPr>
-          <w:b/>
-          <w:bCs/>
-        </w:rPr>
-        <w:t>start, end)</w:t>
+        <w:t>substring(start, end)</w:t>
       </w:r>
       <w:r>
         <w:rPr>
@@ -9777,15 +7961,7 @@
         </w:rPr>
       </w:pPr>
       <w:r>
-        <w:t>start: 必需，非负整数，</w:t>
-      </w:r>
-      <w:proofErr w:type="gramStart"/>
-      <w:r>
-        <w:t>表示子串起始</w:t>
-      </w:r>
-      <w:proofErr w:type="gramEnd"/>
-      <w:r>
-        <w:t>位置（包含）。</w:t>
+        <w:t>start: 必需，非负整数，表示子串起始位置（包含）。</w:t>
       </w:r>
     </w:p>
     <w:p>
@@ -9801,15 +7977,7 @@
         </w:rPr>
       </w:pPr>
       <w:r>
-        <w:t>end: 可选，非负整数，表示</w:t>
-      </w:r>
-      <w:proofErr w:type="gramStart"/>
-      <w:r>
-        <w:t>子串结束</w:t>
-      </w:r>
-      <w:proofErr w:type="gramEnd"/>
-      <w:r>
-        <w:t>位置（不包含）。若省略，则截取到字符串末尾。</w:t>
+        <w:t>end: 可选，非负整数，表示子串结束位置（不包含）。若省略，则截取到字符串末尾。</w:t>
       </w:r>
     </w:p>
     <w:p>
@@ -9895,7 +8063,6 @@
         <w:rPr>
           <w:rFonts w:ascii="Times New Roman" w:hAnsi="Times New Roman" w:cs="Times New Roman"/>
         </w:rPr>
-        <w:lastRenderedPageBreak/>
         <w:t>‌</w:t>
       </w:r>
       <w:r>
@@ -9923,13 +8090,8 @@
           <w:rFonts w:hint="eastAsia"/>
         </w:rPr>
       </w:pPr>
-      <w:proofErr w:type="spellStart"/>
-      <w:r>
-        <w:t>javascriptCopy</w:t>
-      </w:r>
-      <w:proofErr w:type="spellEnd"/>
-      <w:r>
-        <w:t xml:space="preserve"> Code</w:t>
+      <w:r>
+        <w:t>javascriptCopy Code</w:t>
       </w:r>
     </w:p>
     <w:p>
@@ -9952,18 +8114,8 @@
           <w:rFonts w:hint="eastAsia"/>
         </w:rPr>
       </w:pPr>
-      <w:proofErr w:type="gramStart"/>
-      <w:r>
-        <w:t>console.log(</w:t>
-      </w:r>
-      <w:proofErr w:type="spellStart"/>
-      <w:r>
-        <w:t>str.substring</w:t>
-      </w:r>
-      <w:proofErr w:type="spellEnd"/>
-      <w:proofErr w:type="gramEnd"/>
-      <w:r>
-        <w:t>(2, 5)); // "234"</w:t>
+      <w:r>
+        <w:t>console.log(str.substring(2, 5)); // "234"</w:t>
       </w:r>
     </w:p>
     <w:p>
@@ -9975,25 +8127,7 @@
         </w:rPr>
       </w:pPr>
       <w:r>
-        <w:t>console.log(</w:t>
-      </w:r>
-      <w:proofErr w:type="spellStart"/>
-      <w:proofErr w:type="gramStart"/>
-      <w:r>
-        <w:t>str.substring</w:t>
-      </w:r>
-      <w:proofErr w:type="spellEnd"/>
-      <w:proofErr w:type="gramEnd"/>
-      <w:r>
-        <w:t>(5)</w:t>
-      </w:r>
-      <w:proofErr w:type="gramStart"/>
-      <w:r>
-        <w:t xml:space="preserve">);   </w:t>
-      </w:r>
-      <w:proofErr w:type="gramEnd"/>
-      <w:r>
-        <w:t xml:space="preserve"> // "56789"</w:t>
+        <w:t>console.log(str.substring(5));    // "56789"</w:t>
       </w:r>
     </w:p>
     <w:p>
@@ -10005,15 +8139,7 @@
         </w:rPr>
       </w:pPr>
       <w:r>
-        <w:t>console.log(</w:t>
-      </w:r>
-      <w:proofErr w:type="spellStart"/>
-      <w:r>
-        <w:t>str.substring</w:t>
-      </w:r>
-      <w:proofErr w:type="spellEnd"/>
-      <w:r>
-        <w:t>(5, 20)); // "56789"（超出范围时截取到末尾）</w:t>
+        <w:t>console.log(str.substring(5, 20)); // "56789"（超出范围时截取到末尾）</w:t>
       </w:r>
     </w:p>
     <w:p>
@@ -10025,15 +8151,7 @@
         </w:rPr>
       </w:pPr>
       <w:r>
-        <w:t>console.log(</w:t>
-      </w:r>
-      <w:proofErr w:type="spellStart"/>
-      <w:r>
-        <w:t>str.substring</w:t>
-      </w:r>
-      <w:proofErr w:type="spellEnd"/>
-      <w:r>
-        <w:t>(-2, 5)); // "01234"（负数视为0）</w:t>
+        <w:t>console.log(str.substring(-2, 5)); // "01234"（负数视为0）</w:t>
       </w:r>
     </w:p>
     <w:p>
@@ -10061,21 +8179,12 @@
         </w:rPr>
         <w:t>‌</w:t>
       </w:r>
-      <w:proofErr w:type="gramStart"/>
       <w:r>
         <w:rPr>
           <w:b/>
           <w:bCs/>
         </w:rPr>
-        <w:t>slice(</w:t>
-      </w:r>
-      <w:proofErr w:type="gramEnd"/>
-      <w:r>
-        <w:rPr>
-          <w:b/>
-          <w:bCs/>
-        </w:rPr>
-        <w:t>start, end)</w:t>
+        <w:t>slice(start, end)</w:t>
       </w:r>
       <w:r>
         <w:rPr>
@@ -10150,15 +8259,7 @@
         </w:rPr>
       </w:pPr>
       <w:r>
-        <w:t>end: 可选，整数（正负均可），表示</w:t>
-      </w:r>
-      <w:proofErr w:type="gramStart"/>
-      <w:r>
-        <w:t>子串结束</w:t>
-      </w:r>
-      <w:proofErr w:type="gramEnd"/>
-      <w:r>
-        <w:t>位置（不包含）。若省略，则截取到字符串末尾。</w:t>
+        <w:t>end: 可选，整数（正负均可），表示子串结束位置（不包含）。若省略，则截取到字符串末尾。</w:t>
       </w:r>
     </w:p>
     <w:p>
@@ -10271,13 +8372,8 @@
           <w:rFonts w:hint="eastAsia"/>
         </w:rPr>
       </w:pPr>
-      <w:proofErr w:type="spellStart"/>
-      <w:r>
-        <w:t>javascriptCopy</w:t>
-      </w:r>
-      <w:proofErr w:type="spellEnd"/>
-      <w:r>
-        <w:t xml:space="preserve"> Code</w:t>
+      <w:r>
+        <w:t>javascriptCopy Code</w:t>
       </w:r>
     </w:p>
     <w:p>
@@ -10300,26 +8396,8 @@
           <w:rFonts w:hint="eastAsia"/>
         </w:rPr>
       </w:pPr>
-      <w:proofErr w:type="gramStart"/>
-      <w:r>
-        <w:t>console.log(</w:t>
-      </w:r>
-      <w:proofErr w:type="spellStart"/>
-      <w:r>
-        <w:t>str.slice</w:t>
-      </w:r>
-      <w:proofErr w:type="spellEnd"/>
-      <w:proofErr w:type="gramEnd"/>
-      <w:r>
-        <w:t>(2, 5)</w:t>
-      </w:r>
-      <w:proofErr w:type="gramStart"/>
-      <w:r>
-        <w:t>);  /</w:t>
-      </w:r>
-      <w:proofErr w:type="gramEnd"/>
-      <w:r>
-        <w:t>/ "234"</w:t>
+      <w:r>
+        <w:t>console.log(str.slice(2, 5));  // "234"</w:t>
       </w:r>
     </w:p>
     <w:p>
@@ -10331,25 +8409,7 @@
         </w:rPr>
       </w:pPr>
       <w:r>
-        <w:t>console.log(</w:t>
-      </w:r>
-      <w:proofErr w:type="spellStart"/>
-      <w:proofErr w:type="gramStart"/>
-      <w:r>
-        <w:t>str.slice</w:t>
-      </w:r>
-      <w:proofErr w:type="spellEnd"/>
-      <w:proofErr w:type="gramEnd"/>
-      <w:r>
-        <w:t>(5)</w:t>
-      </w:r>
-      <w:proofErr w:type="gramStart"/>
-      <w:r>
-        <w:t xml:space="preserve">);   </w:t>
-      </w:r>
-      <w:proofErr w:type="gramEnd"/>
-      <w:r>
-        <w:t xml:space="preserve">  // "56789"</w:t>
+        <w:t>console.log(str.slice(5));     // "56789"</w:t>
       </w:r>
     </w:p>
     <w:p>
@@ -10361,15 +8421,7 @@
         </w:rPr>
       </w:pPr>
       <w:r>
-        <w:t>console.log(</w:t>
-      </w:r>
-      <w:proofErr w:type="spellStart"/>
-      <w:r>
-        <w:t>str.slice</w:t>
-      </w:r>
-      <w:proofErr w:type="spellEnd"/>
-      <w:r>
-        <w:t>(5, 20)); // "56789"（超出范围时截取到末尾）</w:t>
+        <w:t>console.log(str.slice(5, 20)); // "56789"（超出范围时截取到末尾）</w:t>
       </w:r>
     </w:p>
     <w:p>
@@ -10381,15 +8433,7 @@
         </w:rPr>
       </w:pPr>
       <w:r>
-        <w:t>console.log(</w:t>
-      </w:r>
-      <w:proofErr w:type="spellStart"/>
-      <w:r>
-        <w:t>str.slice</w:t>
-      </w:r>
-      <w:proofErr w:type="spellEnd"/>
-      <w:r>
-        <w:t>(-3));    // "789"（负数索引）</w:t>
+        <w:t>console.log(str.slice(-3));    // "789"（负数索引）</w:t>
       </w:r>
     </w:p>
     <w:p>
@@ -10401,15 +8445,7 @@
         </w:rPr>
       </w:pPr>
       <w:r>
-        <w:t>console.log(</w:t>
-      </w:r>
-      <w:proofErr w:type="spellStart"/>
-      <w:r>
-        <w:t>str.slice</w:t>
-      </w:r>
-      <w:proofErr w:type="spellEnd"/>
-      <w:r>
-        <w:t>(5, -2));  // "5678"（负数结束索引）</w:t>
+        <w:t>console.log(str.slice(5, -2));  // "5678"（负数结束索引）</w:t>
       </w:r>
     </w:p>
     <w:p>
@@ -10669,21 +8705,7 @@
         <w:rPr>
           <w:rFonts w:hint="eastAsia"/>
         </w:rPr>
-        <w:t>即在函数内使用</w:t>
-      </w:r>
-      <w:proofErr w:type="spellStart"/>
-      <w:r>
-        <w:rPr>
-          <w:rFonts w:hint="eastAsia"/>
-        </w:rPr>
-        <w:t>nums</w:t>
-      </w:r>
-      <w:proofErr w:type="spellEnd"/>
-      <w:r>
-        <w:rPr>
-          <w:rFonts w:hint="eastAsia"/>
-        </w:rPr>
-        <w:t xml:space="preserve"> = res只在函数内有效</w:t>
+        <w:t>即在函数内使用nums = res只在函数内有效</w:t>
       </w:r>
     </w:p>
     <w:p>
@@ -10713,15 +8735,7 @@
         </w:rPr>
       </w:pPr>
       <w:r>
-        <w:t>当数组包含 0 时，pre[i-1] 或 </w:t>
-      </w:r>
-      <w:proofErr w:type="spellStart"/>
-      <w:r>
-        <w:t>suf</w:t>
-      </w:r>
-      <w:proofErr w:type="spellEnd"/>
-      <w:r>
-        <w:t>[i+1] 可能为 0，但 0 || 1 会返回 1，导致结果错误。</w:t>
+        <w:t>当数组包含 0 时，pre[i-1] 或 suf[i+1] 可能为 0，但 0 || 1 会返回 1，导致结果错误。</w:t>
       </w:r>
     </w:p>
     <w:p>
@@ -11105,15 +9119,7 @@
         </w:rPr>
       </w:pPr>
       <w:r>
-        <w:t>||：当左侧为任何假值（false、0、空字符串''、null、undefined、</w:t>
-      </w:r>
-      <w:proofErr w:type="spellStart"/>
-      <w:r>
-        <w:t>NaN</w:t>
-      </w:r>
-      <w:proofErr w:type="spellEnd"/>
-      <w:r>
-        <w:t>）时触发。</w:t>
+        <w:t>||：当左侧为任何假值（false、0、空字符串''、null、undefined、NaN）时触发。</w:t>
       </w:r>
     </w:p>
     <w:p>
@@ -11144,6 +9150,9 @@
     <w:p>
       <w:pPr>
         <w:pStyle w:val="3"/>
+        <w:rPr>
+          <w:rFonts w:hint="eastAsia"/>
+        </w:rPr>
       </w:pPr>
       <w:bookmarkStart w:id="35" w:name="_Toc219301827"/>
       <w:r>
@@ -11155,24 +9164,13 @@
       <w:bookmarkEnd w:id="35"/>
     </w:p>
     <w:p>
-      <w:r>
-        <w:t>在JavaScript中，++</w:t>
-      </w:r>
-      <w:proofErr w:type="spellStart"/>
-      <w:r>
-        <w:t>i</w:t>
-      </w:r>
-      <w:proofErr w:type="spellEnd"/>
-      <w:r>
-        <w:t>（前缀递增）和</w:t>
-      </w:r>
-      <w:proofErr w:type="spellStart"/>
-      <w:r>
-        <w:t>i</w:t>
-      </w:r>
-      <w:proofErr w:type="spellEnd"/>
-      <w:r>
-        <w:t>++（后缀递增）都用于将变量值增加1，但它们在</w:t>
+      <w:pPr>
+        <w:rPr>
+          <w:rFonts w:hint="eastAsia"/>
+        </w:rPr>
+      </w:pPr>
+      <w:r>
+        <w:t>在JavaScript中，++i（前缀递增）和i++（后缀递增）都用于将变量值增加1，但它们在</w:t>
       </w:r>
       <w:r>
         <w:rPr>
@@ -11181,7 +9179,6 @@
         <w:t>‌</w:t>
       </w:r>
       <w:r>
-        <w:lastRenderedPageBreak/>
         <w:t>返回值时机</w:t>
       </w:r>
       <w:r>
@@ -11195,6 +9192,11 @@
       </w:r>
     </w:p>
     <w:p>
+      <w:pPr>
+        <w:rPr>
+          <w:rFonts w:hint="eastAsia"/>
+        </w:rPr>
+      </w:pPr>
       <w:r>
         <w:rPr>
           <w:rFonts w:ascii="Times New Roman" w:hAnsi="Times New Roman" w:cs="Times New Roman"/>
@@ -11217,15 +9219,7 @@
         <w:t> </w:t>
       </w:r>
       <w:r>
-        <w:t>++</w:t>
-      </w:r>
-      <w:proofErr w:type="spellStart"/>
-      <w:r>
-        <w:t>i</w:t>
-      </w:r>
-      <w:proofErr w:type="spellEnd"/>
-      <w:r>
-        <w:t> </w:t>
+        <w:t>++i </w:t>
       </w:r>
       <w:r>
         <w:rPr>
@@ -11243,15 +9237,7 @@
         <w:t>‌</w:t>
       </w:r>
       <w:r>
-        <w:t>；而</w:t>
-      </w:r>
-      <w:proofErr w:type="spellStart"/>
-      <w:r>
-        <w:t>i</w:t>
-      </w:r>
-      <w:proofErr w:type="spellEnd"/>
-      <w:r>
-        <w:t>++ </w:t>
+        <w:t>；而i++ </w:t>
       </w:r>
       <w:r>
         <w:rPr>
@@ -11278,25 +9264,12 @@
           <w:ilvl w:val="0"/>
           <w:numId w:val="19"/>
         </w:numPr>
-      </w:pPr>
-      <w:r>
-        <w:t xml:space="preserve">let </w:t>
-      </w:r>
-      <w:proofErr w:type="spellStart"/>
-      <w:r>
-        <w:t>i</w:t>
-      </w:r>
-      <w:proofErr w:type="spellEnd"/>
-      <w:r>
-        <w:t xml:space="preserve"> = 0; console.log(++</w:t>
-      </w:r>
-      <w:proofErr w:type="spellStart"/>
-      <w:r>
-        <w:t>i</w:t>
-      </w:r>
-      <w:proofErr w:type="spellEnd"/>
-      <w:r>
-        <w:t>); 输出 1（先递增再返回）。</w:t>
+        <w:rPr>
+          <w:rFonts w:hint="eastAsia"/>
+        </w:rPr>
+      </w:pPr>
+      <w:r>
+        <w:t>let i = 0; console.log(++i); 输出 1（先递增再返回）。</w:t>
       </w:r>
     </w:p>
     <w:p>
@@ -11305,25 +9278,12 @@
           <w:ilvl w:val="0"/>
           <w:numId w:val="19"/>
         </w:numPr>
-      </w:pPr>
-      <w:r>
-        <w:t xml:space="preserve">let </w:t>
-      </w:r>
-      <w:proofErr w:type="spellStart"/>
-      <w:r>
-        <w:t>i</w:t>
-      </w:r>
-      <w:proofErr w:type="spellEnd"/>
-      <w:r>
-        <w:t xml:space="preserve"> = 0; console.log(</w:t>
-      </w:r>
-      <w:proofErr w:type="spellStart"/>
-      <w:r>
-        <w:t>i</w:t>
-      </w:r>
-      <w:proofErr w:type="spellEnd"/>
-      <w:r>
-        <w:t>++); 输出 0（先返回原始值，再递增）。</w:t>
+        <w:rPr>
+          <w:rFonts w:hint="eastAsia"/>
+        </w:rPr>
+      </w:pPr>
+      <w:r>
+        <w:t>let i = 0; console.log(i++); 输出 0（先返回原始值，再递增）。</w:t>
       </w:r>
     </w:p>
     <w:p>
@@ -11334,15 +9294,7 @@
         <w:t>‌</w:t>
       </w:r>
       <w:r>
-        <w:t>在独立语句或for循环中，</w:t>
-      </w:r>
-      <w:proofErr w:type="gramStart"/>
-      <w:r>
-        <w:t>两者行为</w:t>
-      </w:r>
-      <w:proofErr w:type="gramEnd"/>
-      <w:r>
-        <w:t>相同：</w:t>
+        <w:t>在独立语句或for循环中，两者行为相同：</w:t>
       </w:r>
       <w:r>
         <w:rPr>
@@ -11351,47 +9303,47 @@
         <w:t>‌</w:t>
       </w:r>
       <w:r>
-        <w:t xml:space="preserve"> 当自增语句单独存在（如 </w:t>
-      </w:r>
-      <w:proofErr w:type="spellStart"/>
-      <w:r>
-        <w:t>i</w:t>
-      </w:r>
-      <w:proofErr w:type="spellEnd"/>
-      <w:r>
-        <w:t>++; 或 ++</w:t>
-      </w:r>
-      <w:proofErr w:type="spellStart"/>
-      <w:r>
-        <w:t>i</w:t>
-      </w:r>
-      <w:proofErr w:type="spellEnd"/>
-      <w:r>
-        <w:t xml:space="preserve">;）或用于循环的更新部分（如 for (let </w:t>
-      </w:r>
-      <w:proofErr w:type="spellStart"/>
-      <w:r>
-        <w:t>i</w:t>
-      </w:r>
-      <w:proofErr w:type="spellEnd"/>
-      <w:r>
-        <w:t xml:space="preserve"> = 0; </w:t>
-      </w:r>
-      <w:proofErr w:type="spellStart"/>
-      <w:r>
-        <w:t>i</w:t>
-      </w:r>
-      <w:proofErr w:type="spellEnd"/>
-      <w:r>
-        <w:t xml:space="preserve"> &lt; 10; </w:t>
-      </w:r>
-      <w:proofErr w:type="spellStart"/>
-      <w:r>
-        <w:t>i</w:t>
-      </w:r>
-      <w:proofErr w:type="spellEnd"/>
-      <w:r>
-        <w:t>++)），由于不涉及赋值或表达式计算，递增效果一致。</w:t>
+        <w:t xml:space="preserve"> 当自增语句单独存在（如 i++; 或 ++i;）或用于循环的更新部分（如 for (let i = 0; i &lt; 10; i++)），由于不涉及赋值或表达式计算，递增效果一致。</w:t>
+      </w:r>
+    </w:p>
+    <w:p>
+      <w:pPr>
+        <w:pStyle w:val="2"/>
+        <w:rPr>
+          <w:rFonts w:hint="eastAsia"/>
+        </w:rPr>
+      </w:pPr>
+      <w:r>
+        <w:rPr>
+          <w:rFonts w:hint="eastAsia"/>
+        </w:rPr>
+        <w:t>26.01.1</w:t>
+      </w:r>
+      <w:r>
+        <w:rPr>
+          <w:rFonts w:hint="eastAsia"/>
+        </w:rPr>
+        <w:t>4</w:t>
+      </w:r>
+    </w:p>
+    <w:p>
+      <w:pPr>
+        <w:pStyle w:val="3"/>
+        <w:rPr>
+          <w:rFonts w:hint="eastAsia"/>
+        </w:rPr>
+      </w:pPr>
+      <w:r>
+        <w:rPr>
+          <w:rFonts w:hint="eastAsia"/>
+        </w:rPr>
+        <w:t>LC记录31 3</w:t>
+      </w:r>
+      <w:r>
+        <w:rPr>
+          <w:rFonts w:hint="eastAsia"/>
+        </w:rPr>
+        <w:t>3</w:t>
       </w:r>
     </w:p>
     <w:p>
@@ -14217,6 +12169,7 @@
   <w:style w:type="character" w:default="1" w:styleId="a0">
     <w:name w:val="Default Paragraph Font"/>
     <w:uiPriority w:val="1"/>
+    <w:semiHidden/>
     <w:unhideWhenUsed/>
   </w:style>
   <w:style w:type="table" w:default="1" w:styleId="a1">

--- a/lc记录.docx
+++ b/lc记录.docx
@@ -4444,6 +4444,7 @@
               <w:rPr>
                 <w:rFonts w:hint="eastAsia"/>
               </w:rPr>
+              <w:lastRenderedPageBreak/>
               <w:t>queue.push(4);</w:t>
             </w:r>
           </w:p>
@@ -5045,6 +5046,7 @@
               <w:rPr>
                 <w:rFonts w:hint="eastAsia"/>
               </w:rPr>
+              <w:lastRenderedPageBreak/>
               <w:t>console.info('\n单独遍历键 Key');</w:t>
             </w:r>
           </w:p>
@@ -5154,6 +5156,7 @@
         <w:rPr>
           <w:rFonts w:hint="eastAsia"/>
         </w:rPr>
+        <w:lastRenderedPageBreak/>
         <w:t>LC记录</w:t>
       </w:r>
       <w:r>
@@ -5731,6 +5734,7 @@
               <w:rPr>
                 <w:rFonts w:hint="eastAsia"/>
               </w:rPr>
+              <w:lastRenderedPageBreak/>
               <w:t>[...new Set(str)].join('')  // 'abcd'</w:t>
             </w:r>
           </w:p>
@@ -5744,6 +5748,7 @@
         </w:rPr>
       </w:pPr>
       <w:r>
+        <w:lastRenderedPageBreak/>
         <w:t>Array.from() 是 ES6 引入的静态方法，用于将类数组对象（具有 length 属性的对象）或可迭代对象（如字符串、Set、Map）转换为数组。</w:t>
       </w:r>
     </w:p>
@@ -6317,6 +6322,7 @@
         <w:rPr>
           <w:rFonts w:hint="eastAsia"/>
         </w:rPr>
+        <w:lastRenderedPageBreak/>
         <w:t>25.12.15</w:t>
       </w:r>
       <w:bookmarkEnd w:id="7"/>
@@ -6810,6 +6816,7 @@
         <w:rPr>
           <w:rFonts w:hint="eastAsia"/>
         </w:rPr>
+        <w:lastRenderedPageBreak/>
         <w:t>积水的范围：最高点与左右第二高之间的范围，左右第二高与再靠外的范围</w:t>
       </w:r>
     </w:p>
@@ -7358,6 +7365,7 @@
               <w:rPr>
                 <w:rFonts w:hint="eastAsia"/>
               </w:rPr>
+              <w:lastRenderedPageBreak/>
               <w:t>// 未命名/匿名类</w:t>
             </w:r>
           </w:p>
@@ -8063,6 +8071,7 @@
         <w:rPr>
           <w:rFonts w:ascii="Times New Roman" w:hAnsi="Times New Roman" w:cs="Times New Roman"/>
         </w:rPr>
+        <w:lastRenderedPageBreak/>
         <w:t>‌</w:t>
       </w:r>
       <w:r>
@@ -9179,6 +9188,7 @@
         <w:t>‌</w:t>
       </w:r>
       <w:r>
+        <w:lastRenderedPageBreak/>
         <w:t>返回值时机</w:t>
       </w:r>
       <w:r>
@@ -9287,6 +9297,11 @@
       </w:r>
     </w:p>
     <w:p>
+      <w:pPr>
+        <w:rPr>
+          <w:rFonts w:hint="eastAsia"/>
+        </w:rPr>
+      </w:pPr>
       <w:r>
         <w:rPr>
           <w:rFonts w:ascii="Times New Roman" w:hAnsi="Times New Roman" w:cs="Times New Roman"/>
@@ -9317,33 +9332,157 @@
         <w:rPr>
           <w:rFonts w:hint="eastAsia"/>
         </w:rPr>
+        <w:t>26.01.14</w:t>
+      </w:r>
+    </w:p>
+    <w:p>
+      <w:pPr>
+        <w:pStyle w:val="3"/>
+        <w:rPr>
+          <w:rFonts w:hint="eastAsia"/>
+        </w:rPr>
+      </w:pPr>
+      <w:r>
+        <w:rPr>
+          <w:rFonts w:hint="eastAsia"/>
+        </w:rPr>
+        <w:t>LC记录31 33</w:t>
+      </w:r>
+    </w:p>
+    <w:p>
+      <w:pPr>
+        <w:pStyle w:val="2"/>
+        <w:rPr>
+          <w:rFonts w:hint="eastAsia"/>
+        </w:rPr>
+      </w:pPr>
+      <w:r>
+        <w:rPr>
+          <w:rFonts w:hint="eastAsia"/>
+        </w:rPr>
         <w:t>26.01.1</w:t>
       </w:r>
       <w:r>
         <w:rPr>
           <w:rFonts w:hint="eastAsia"/>
         </w:rPr>
+        <w:t>6</w:t>
+      </w:r>
+    </w:p>
+    <w:p>
+      <w:pPr>
+        <w:pStyle w:val="3"/>
+      </w:pPr>
+      <w:r>
+        <w:rPr>
+          <w:rFonts w:hint="eastAsia"/>
+        </w:rPr>
+        <w:t>LC记录3</w:t>
+      </w:r>
+      <w:r>
+        <w:rPr>
+          <w:rFonts w:hint="eastAsia"/>
+        </w:rPr>
         <w:t>4</w:t>
       </w:r>
-    </w:p>
-    <w:p>
-      <w:pPr>
-        <w:pStyle w:val="3"/>
-        <w:rPr>
-          <w:rFonts w:hint="eastAsia"/>
-        </w:rPr>
-      </w:pPr>
-      <w:r>
-        <w:rPr>
-          <w:rFonts w:hint="eastAsia"/>
-        </w:rPr>
-        <w:t>LC记录31 3</w:t>
-      </w:r>
-      <w:r>
-        <w:rPr>
-          <w:rFonts w:hint="eastAsia"/>
-        </w:rPr>
-        <w:t>3</w:t>
+      <w:r>
+        <w:rPr>
+          <w:rFonts w:hint="eastAsia"/>
+        </w:rPr>
+        <w:t xml:space="preserve"> 35</w:t>
+      </w:r>
+      <w:r>
+        <w:rPr>
+          <w:rFonts w:hint="eastAsia"/>
+        </w:rPr>
+        <w:t xml:space="preserve"> 36</w:t>
+      </w:r>
+    </w:p>
+    <w:p>
+      <w:r>
+        <w:t>在 JavaScript (ES6+) 中，# 符号用于定义</w:t>
+      </w:r>
+      <w:r>
+        <w:rPr>
+          <w:b/>
+          <w:bCs/>
+        </w:rPr>
+        <w:t>私有（Private）</w:t>
+      </w:r>
+      <w:r>
+        <w:t>类字段（属性）和方法，它与公共的类成员区分开，使得这些成员只能在类的内部访问，对外部封装隐藏了实现细节，是实现真正封装的重要方式。 </w:t>
+      </w:r>
+    </w:p>
+    <w:p>
+      <w:r>
+        <w:t xml:space="preserve">  </w:t>
+      </w:r>
+      <w:r>
+        <w:rPr>
+          <w:i/>
+          <w:iCs/>
+        </w:rPr>
+        <w:t>// 私有属性</w:t>
+      </w:r>
+    </w:p>
+    <w:p>
+      <w:r>
+        <w:t xml:space="preserve">  #age;</w:t>
+      </w:r>
+    </w:p>
+    <w:p>
+      <w:r>
+        <w:t xml:space="preserve">  </w:t>
+      </w:r>
+      <w:r>
+        <w:rPr>
+          <w:i/>
+          <w:iCs/>
+        </w:rPr>
+        <w:t>// 私有方法</w:t>
+      </w:r>
+    </w:p>
+    <w:p>
+      <w:r>
+        <w:t xml:space="preserve">  #getAge() {</w:t>
+      </w:r>
+    </w:p>
+    <w:p>
+      <w:r>
+        <w:t xml:space="preserve">    return this.#age;</w:t>
+      </w:r>
+    </w:p>
+    <w:p>
+      <w:r>
+        <w:t xml:space="preserve">  }</w:t>
+      </w:r>
+    </w:p>
+    <w:p>
+      <w:r>
+        <w:t>在 TypeScript 中，类的属性需要先声明，才能在构造函数中赋值。</w:t>
+      </w:r>
+    </w:p>
+    <w:p>
+      <w:pPr>
+        <w:rPr>
+          <w:rFonts w:hint="eastAsia"/>
+        </w:rPr>
+      </w:pPr>
+    </w:p>
+    <w:p>
+      <w:pPr>
+        <w:rPr>
+          <w:rFonts w:hint="eastAsia"/>
+        </w:rPr>
+      </w:pPr>
+      <w:r>
+        <w:rPr>
+          <w:rFonts w:hint="eastAsia"/>
+        </w:rPr>
+        <w:t>map.get()一个不存在的会返回</w:t>
+      </w:r>
+      <w:r>
+        <w:t>undefined</w:t>
       </w:r>
     </w:p>
     <w:p>
@@ -12169,7 +12308,6 @@
   <w:style w:type="character" w:default="1" w:styleId="a0">
     <w:name w:val="Default Paragraph Font"/>
     <w:uiPriority w:val="1"/>
-    <w:semiHidden/>
     <w:unhideWhenUsed/>
   </w:style>
   <w:style w:type="table" w:default="1" w:styleId="a1">

--- a/lc记录.docx
+++ b/lc记录.docx
@@ -9360,30 +9360,21 @@
         <w:rPr>
           <w:rFonts w:hint="eastAsia"/>
         </w:rPr>
-        <w:t>26.01.1</w:t>
-      </w:r>
-      <w:r>
-        <w:rPr>
-          <w:rFonts w:hint="eastAsia"/>
-        </w:rPr>
-        <w:t>6</w:t>
+        <w:t>26.01.16</w:t>
       </w:r>
     </w:p>
     <w:p>
       <w:pPr>
         <w:pStyle w:val="3"/>
-      </w:pPr>
-      <w:r>
-        <w:rPr>
-          <w:rFonts w:hint="eastAsia"/>
-        </w:rPr>
-        <w:t>LC记录3</w:t>
-      </w:r>
-      <w:r>
-        <w:rPr>
-          <w:rFonts w:hint="eastAsia"/>
-        </w:rPr>
-        <w:t>4</w:t>
+        <w:rPr>
+          <w:rFonts w:hint="eastAsia"/>
+        </w:rPr>
+      </w:pPr>
+      <w:r>
+        <w:rPr>
+          <w:rFonts w:hint="eastAsia"/>
+        </w:rPr>
+        <w:t>LC记录34</w:t>
       </w:r>
       <w:r>
         <w:rPr>
@@ -9399,6 +9390,11 @@
       </w:r>
     </w:p>
     <w:p>
+      <w:pPr>
+        <w:rPr>
+          <w:rFonts w:hint="eastAsia"/>
+        </w:rPr>
+      </w:pPr>
       <w:r>
         <w:t>在 JavaScript (ES6+) 中，# 符号用于定义</w:t>
       </w:r>
@@ -9414,6 +9410,11 @@
       </w:r>
     </w:p>
     <w:p>
+      <w:pPr>
+        <w:rPr>
+          <w:rFonts w:hint="eastAsia"/>
+        </w:rPr>
+      </w:pPr>
       <w:r>
         <w:t xml:space="preserve">  </w:t>
       </w:r>
@@ -9426,11 +9427,21 @@
       </w:r>
     </w:p>
     <w:p>
+      <w:pPr>
+        <w:rPr>
+          <w:rFonts w:hint="eastAsia"/>
+        </w:rPr>
+      </w:pPr>
       <w:r>
         <w:t xml:space="preserve">  #age;</w:t>
       </w:r>
     </w:p>
     <w:p>
+      <w:pPr>
+        <w:rPr>
+          <w:rFonts w:hint="eastAsia"/>
+        </w:rPr>
+      </w:pPr>
       <w:r>
         <w:t xml:space="preserve">  </w:t>
       </w:r>
@@ -9443,21 +9454,41 @@
       </w:r>
     </w:p>
     <w:p>
+      <w:pPr>
+        <w:rPr>
+          <w:rFonts w:hint="eastAsia"/>
+        </w:rPr>
+      </w:pPr>
       <w:r>
         <w:t xml:space="preserve">  #getAge() {</w:t>
       </w:r>
     </w:p>
     <w:p>
+      <w:pPr>
+        <w:rPr>
+          <w:rFonts w:hint="eastAsia"/>
+        </w:rPr>
+      </w:pPr>
       <w:r>
         <w:t xml:space="preserve">    return this.#age;</w:t>
       </w:r>
     </w:p>
     <w:p>
+      <w:pPr>
+        <w:rPr>
+          <w:rFonts w:hint="eastAsia"/>
+        </w:rPr>
+      </w:pPr>
       <w:r>
         <w:t xml:space="preserve">  }</w:t>
       </w:r>
     </w:p>
     <w:p>
+      <w:pPr>
+        <w:rPr>
+          <w:rFonts w:hint="eastAsia"/>
+        </w:rPr>
+      </w:pPr>
       <w:r>
         <w:t>在 TypeScript 中，类的属性需要先声明，才能在构造函数中赋值。</w:t>
       </w:r>
@@ -9483,6 +9514,40 @@
       </w:r>
       <w:r>
         <w:t>undefined</w:t>
+      </w:r>
+    </w:p>
+    <w:p>
+      <w:pPr>
+        <w:pStyle w:val="2"/>
+        <w:rPr>
+          <w:rFonts w:hint="eastAsia"/>
+        </w:rPr>
+      </w:pPr>
+      <w:r>
+        <w:rPr>
+          <w:rFonts w:hint="eastAsia"/>
+        </w:rPr>
+        <w:t>26.01.17</w:t>
+      </w:r>
+    </w:p>
+    <w:p>
+      <w:pPr>
+        <w:pStyle w:val="3"/>
+        <w:rPr>
+          <w:rFonts w:hint="eastAsia"/>
+        </w:rPr>
+      </w:pPr>
+      <w:r>
+        <w:rPr>
+          <w:rFonts w:hint="eastAsia"/>
+        </w:rPr>
+        <w:t>LC记录37</w:t>
+      </w:r>
+      <w:r>
+        <w:rPr>
+          <w:rFonts w:hint="eastAsia"/>
+        </w:rPr>
+        <w:t xml:space="preserve"> 38</w:t>
       </w:r>
     </w:p>
     <w:p>
@@ -12308,6 +12373,7 @@
   <w:style w:type="character" w:default="1" w:styleId="a0">
     <w:name w:val="Default Paragraph Font"/>
     <w:uiPriority w:val="1"/>
+    <w:semiHidden/>
     <w:unhideWhenUsed/>
   </w:style>
   <w:style w:type="table" w:default="1" w:styleId="a1">

--- a/lc记录.docx
+++ b/lc记录.docx
@@ -3487,20 +3487,90 @@
               <w:rPr>
                 <w:rFonts w:hint="eastAsia"/>
               </w:rPr>
-              <w:t>let arr: number[] = new Array(5).fill(0);</w:t>
-            </w:r>
-          </w:p>
-          <w:p>
-            <w:pPr>
-              <w:rPr>
-                <w:rFonts w:hint="eastAsia"/>
-              </w:rPr>
-            </w:pPr>
-            <w:r>
-              <w:rPr>
-                <w:rFonts w:hint="eastAsia"/>
-              </w:rPr>
-              <w:t>let nums: number[] = [1, 3, 2, 5, 4];</w:t>
+              <w:t xml:space="preserve">let </w:t>
+            </w:r>
+            <w:proofErr w:type="spellStart"/>
+            <w:r>
+              <w:rPr>
+                <w:rFonts w:hint="eastAsia"/>
+              </w:rPr>
+              <w:t>arr</w:t>
+            </w:r>
+            <w:proofErr w:type="spellEnd"/>
+            <w:r>
+              <w:rPr>
+                <w:rFonts w:hint="eastAsia"/>
+              </w:rPr>
+              <w:t xml:space="preserve">: </w:t>
+            </w:r>
+            <w:proofErr w:type="gramStart"/>
+            <w:r>
+              <w:rPr>
+                <w:rFonts w:hint="eastAsia"/>
+              </w:rPr>
+              <w:t>number[</w:t>
+            </w:r>
+            <w:proofErr w:type="gramEnd"/>
+            <w:r>
+              <w:rPr>
+                <w:rFonts w:hint="eastAsia"/>
+              </w:rPr>
+              <w:t>] = new Array(5</w:t>
+            </w:r>
+            <w:proofErr w:type="gramStart"/>
+            <w:r>
+              <w:rPr>
+                <w:rFonts w:hint="eastAsia"/>
+              </w:rPr>
+              <w:t>).fill</w:t>
+            </w:r>
+            <w:proofErr w:type="gramEnd"/>
+            <w:r>
+              <w:rPr>
+                <w:rFonts w:hint="eastAsia"/>
+              </w:rPr>
+              <w:t>(0);</w:t>
+            </w:r>
+          </w:p>
+          <w:p>
+            <w:pPr>
+              <w:rPr>
+                <w:rFonts w:hint="eastAsia"/>
+              </w:rPr>
+            </w:pPr>
+            <w:r>
+              <w:rPr>
+                <w:rFonts w:hint="eastAsia"/>
+              </w:rPr>
+              <w:t xml:space="preserve">let </w:t>
+            </w:r>
+            <w:proofErr w:type="spellStart"/>
+            <w:r>
+              <w:rPr>
+                <w:rFonts w:hint="eastAsia"/>
+              </w:rPr>
+              <w:t>nums</w:t>
+            </w:r>
+            <w:proofErr w:type="spellEnd"/>
+            <w:r>
+              <w:rPr>
+                <w:rFonts w:hint="eastAsia"/>
+              </w:rPr>
+              <w:t xml:space="preserve">: </w:t>
+            </w:r>
+            <w:proofErr w:type="gramStart"/>
+            <w:r>
+              <w:rPr>
+                <w:rFonts w:hint="eastAsia"/>
+              </w:rPr>
+              <w:t>number[</w:t>
+            </w:r>
+            <w:proofErr w:type="gramEnd"/>
+            <w:r>
+              <w:rPr>
+                <w:rFonts w:hint="eastAsia"/>
+              </w:rPr>
+              <w:t>] = [1, 3, 2, 5, 4];</w:t>
             </w:r>
           </w:p>
         </w:tc>
@@ -3582,72 +3652,284 @@
               <w:rPr>
                 <w:rFonts w:hint="eastAsia"/>
               </w:rPr>
-              <w:t>class ListNode {</w:t>
-            </w:r>
-          </w:p>
-          <w:p>
-            <w:pPr>
-              <w:rPr>
-                <w:rFonts w:hint="eastAsia"/>
-              </w:rPr>
-            </w:pPr>
-            <w:r>
-              <w:rPr>
-                <w:rFonts w:hint="eastAsia"/>
-              </w:rPr>
-              <w:t xml:space="preserve">    val: number;</w:t>
-            </w:r>
-          </w:p>
-          <w:p>
-            <w:pPr>
-              <w:rPr>
-                <w:rFonts w:hint="eastAsia"/>
-              </w:rPr>
-            </w:pPr>
-            <w:r>
-              <w:rPr>
-                <w:rFonts w:hint="eastAsia"/>
-              </w:rPr>
-              <w:t xml:space="preserve">    next: ListNode | null;</w:t>
-            </w:r>
-          </w:p>
-          <w:p>
-            <w:pPr>
-              <w:rPr>
-                <w:rFonts w:hint="eastAsia"/>
-              </w:rPr>
-            </w:pPr>
-            <w:r>
-              <w:rPr>
-                <w:rFonts w:hint="eastAsia"/>
-              </w:rPr>
-              <w:t xml:space="preserve">    constructor(val?: number, next?: ListNode | null) {</w:t>
-            </w:r>
-          </w:p>
-          <w:p>
-            <w:pPr>
-              <w:rPr>
-                <w:rFonts w:hint="eastAsia"/>
-              </w:rPr>
-            </w:pPr>
-            <w:r>
-              <w:rPr>
-                <w:rFonts w:hint="eastAsia"/>
-              </w:rPr>
-              <w:t xml:space="preserve">        this.val = val === undefined ? 0 : val;        // 节点值</w:t>
-            </w:r>
-          </w:p>
-          <w:p>
-            <w:pPr>
-              <w:rPr>
-                <w:rFonts w:hint="eastAsia"/>
-              </w:rPr>
-            </w:pPr>
-            <w:r>
-              <w:rPr>
-                <w:rFonts w:hint="eastAsia"/>
-              </w:rPr>
-              <w:t xml:space="preserve">        this.next = next === undefined ? null : next;  // 指向下一节点的引用</w:t>
+              <w:t xml:space="preserve">class </w:t>
+            </w:r>
+            <w:proofErr w:type="spellStart"/>
+            <w:r>
+              <w:rPr>
+                <w:rFonts w:hint="eastAsia"/>
+              </w:rPr>
+              <w:t>ListNode</w:t>
+            </w:r>
+            <w:proofErr w:type="spellEnd"/>
+            <w:r>
+              <w:rPr>
+                <w:rFonts w:hint="eastAsia"/>
+              </w:rPr>
+              <w:t xml:space="preserve"> {</w:t>
+            </w:r>
+          </w:p>
+          <w:p>
+            <w:pPr>
+              <w:rPr>
+                <w:rFonts w:hint="eastAsia"/>
+              </w:rPr>
+            </w:pPr>
+            <w:r>
+              <w:rPr>
+                <w:rFonts w:hint="eastAsia"/>
+              </w:rPr>
+              <w:t xml:space="preserve">    </w:t>
+            </w:r>
+            <w:proofErr w:type="spellStart"/>
+            <w:r>
+              <w:rPr>
+                <w:rFonts w:hint="eastAsia"/>
+              </w:rPr>
+              <w:t>val</w:t>
+            </w:r>
+            <w:proofErr w:type="spellEnd"/>
+            <w:r>
+              <w:rPr>
+                <w:rFonts w:hint="eastAsia"/>
+              </w:rPr>
+              <w:t>: number;</w:t>
+            </w:r>
+          </w:p>
+          <w:p>
+            <w:pPr>
+              <w:rPr>
+                <w:rFonts w:hint="eastAsia"/>
+              </w:rPr>
+            </w:pPr>
+            <w:r>
+              <w:rPr>
+                <w:rFonts w:hint="eastAsia"/>
+              </w:rPr>
+              <w:t xml:space="preserve">    next: </w:t>
+            </w:r>
+            <w:proofErr w:type="spellStart"/>
+            <w:r>
+              <w:rPr>
+                <w:rFonts w:hint="eastAsia"/>
+              </w:rPr>
+              <w:t>ListNode</w:t>
+            </w:r>
+            <w:proofErr w:type="spellEnd"/>
+            <w:r>
+              <w:rPr>
+                <w:rFonts w:hint="eastAsia"/>
+              </w:rPr>
+              <w:t xml:space="preserve"> | null;</w:t>
+            </w:r>
+          </w:p>
+          <w:p>
+            <w:pPr>
+              <w:rPr>
+                <w:rFonts w:hint="eastAsia"/>
+              </w:rPr>
+            </w:pPr>
+            <w:r>
+              <w:rPr>
+                <w:rFonts w:hint="eastAsia"/>
+              </w:rPr>
+              <w:t xml:space="preserve">    </w:t>
+            </w:r>
+            <w:proofErr w:type="gramStart"/>
+            <w:r>
+              <w:rPr>
+                <w:rFonts w:hint="eastAsia"/>
+              </w:rPr>
+              <w:t>constructor(</w:t>
+            </w:r>
+            <w:proofErr w:type="spellStart"/>
+            <w:r>
+              <w:rPr>
+                <w:rFonts w:hint="eastAsia"/>
+              </w:rPr>
+              <w:t>val</w:t>
+            </w:r>
+            <w:proofErr w:type="spellEnd"/>
+            <w:r>
+              <w:rPr>
+                <w:rFonts w:hint="eastAsia"/>
+              </w:rPr>
+              <w:t>?:</w:t>
+            </w:r>
+            <w:proofErr w:type="gramEnd"/>
+            <w:r>
+              <w:rPr>
+                <w:rFonts w:hint="eastAsia"/>
+              </w:rPr>
+              <w:t xml:space="preserve"> number, </w:t>
+            </w:r>
+            <w:proofErr w:type="gramStart"/>
+            <w:r>
+              <w:rPr>
+                <w:rFonts w:hint="eastAsia"/>
+              </w:rPr>
+              <w:t>next?:</w:t>
+            </w:r>
+            <w:proofErr w:type="gramEnd"/>
+            <w:r>
+              <w:rPr>
+                <w:rFonts w:hint="eastAsia"/>
+              </w:rPr>
+              <w:t xml:space="preserve"> </w:t>
+            </w:r>
+            <w:proofErr w:type="spellStart"/>
+            <w:r>
+              <w:rPr>
+                <w:rFonts w:hint="eastAsia"/>
+              </w:rPr>
+              <w:t>ListNode</w:t>
+            </w:r>
+            <w:proofErr w:type="spellEnd"/>
+            <w:r>
+              <w:rPr>
+                <w:rFonts w:hint="eastAsia"/>
+              </w:rPr>
+              <w:t xml:space="preserve"> | null) {</w:t>
+            </w:r>
+          </w:p>
+          <w:p>
+            <w:pPr>
+              <w:rPr>
+                <w:rFonts w:hint="eastAsia"/>
+              </w:rPr>
+            </w:pPr>
+            <w:r>
+              <w:rPr>
+                <w:rFonts w:hint="eastAsia"/>
+              </w:rPr>
+              <w:t xml:space="preserve">        </w:t>
+            </w:r>
+            <w:proofErr w:type="spellStart"/>
+            <w:r>
+              <w:rPr>
+                <w:rFonts w:hint="eastAsia"/>
+              </w:rPr>
+              <w:t>this.val</w:t>
+            </w:r>
+            <w:proofErr w:type="spellEnd"/>
+            <w:r>
+              <w:rPr>
+                <w:rFonts w:hint="eastAsia"/>
+              </w:rPr>
+              <w:t xml:space="preserve"> = </w:t>
+            </w:r>
+            <w:proofErr w:type="spellStart"/>
+            <w:r>
+              <w:rPr>
+                <w:rFonts w:hint="eastAsia"/>
+              </w:rPr>
+              <w:t>val</w:t>
+            </w:r>
+            <w:proofErr w:type="spellEnd"/>
+            <w:r>
+              <w:rPr>
+                <w:rFonts w:hint="eastAsia"/>
+              </w:rPr>
+              <w:t xml:space="preserve"> === </w:t>
+            </w:r>
+            <w:proofErr w:type="gramStart"/>
+            <w:r>
+              <w:rPr>
+                <w:rFonts w:hint="eastAsia"/>
+              </w:rPr>
+              <w:t>undefined ?</w:t>
+            </w:r>
+            <w:proofErr w:type="gramEnd"/>
+            <w:r>
+              <w:rPr>
+                <w:rFonts w:hint="eastAsia"/>
+              </w:rPr>
+              <w:t xml:space="preserve"> 0 : </w:t>
+            </w:r>
+            <w:proofErr w:type="spellStart"/>
+            <w:r>
+              <w:rPr>
+                <w:rFonts w:hint="eastAsia"/>
+              </w:rPr>
+              <w:t>val</w:t>
+            </w:r>
+            <w:proofErr w:type="spellEnd"/>
+            <w:r>
+              <w:rPr>
+                <w:rFonts w:hint="eastAsia"/>
+              </w:rPr>
+              <w:t>;        // 节点值</w:t>
+            </w:r>
+          </w:p>
+          <w:p>
+            <w:pPr>
+              <w:rPr>
+                <w:rFonts w:hint="eastAsia"/>
+              </w:rPr>
+            </w:pPr>
+            <w:r>
+              <w:rPr>
+                <w:rFonts w:hint="eastAsia"/>
+              </w:rPr>
+              <w:t xml:space="preserve">        </w:t>
+            </w:r>
+            <w:proofErr w:type="spellStart"/>
+            <w:proofErr w:type="gramStart"/>
+            <w:r>
+              <w:rPr>
+                <w:rFonts w:hint="eastAsia"/>
+              </w:rPr>
+              <w:t>this.next</w:t>
+            </w:r>
+            <w:proofErr w:type="spellEnd"/>
+            <w:proofErr w:type="gramEnd"/>
+            <w:r>
+              <w:rPr>
+                <w:rFonts w:hint="eastAsia"/>
+              </w:rPr>
+              <w:t xml:space="preserve"> = next === </w:t>
+            </w:r>
+            <w:proofErr w:type="gramStart"/>
+            <w:r>
+              <w:rPr>
+                <w:rFonts w:hint="eastAsia"/>
+              </w:rPr>
+              <w:t>undefined ?</w:t>
+            </w:r>
+            <w:proofErr w:type="gramEnd"/>
+            <w:r>
+              <w:rPr>
+                <w:rFonts w:hint="eastAsia"/>
+              </w:rPr>
+              <w:t xml:space="preserve"> </w:t>
+            </w:r>
+            <w:proofErr w:type="gramStart"/>
+            <w:r>
+              <w:rPr>
+                <w:rFonts w:hint="eastAsia"/>
+              </w:rPr>
+              <w:t>null :</w:t>
+            </w:r>
+            <w:proofErr w:type="gramEnd"/>
+            <w:r>
+              <w:rPr>
+                <w:rFonts w:hint="eastAsia"/>
+              </w:rPr>
+              <w:t xml:space="preserve"> </w:t>
+            </w:r>
+            <w:proofErr w:type="gramStart"/>
+            <w:r>
+              <w:rPr>
+                <w:rFonts w:hint="eastAsia"/>
+              </w:rPr>
+              <w:t>next;  /</w:t>
+            </w:r>
+            <w:proofErr w:type="gramEnd"/>
+            <w:r>
+              <w:rPr>
+                <w:rFonts w:hint="eastAsia"/>
+              </w:rPr>
+              <w:t>/ 指向下一节点的引用</w:t>
             </w:r>
           </w:p>
           <w:p>
@@ -3719,59 +4001,169 @@
               <w:rPr>
                 <w:rFonts w:hint="eastAsia"/>
               </w:rPr>
-              <w:t>const n0 = new ListNode(1);</w:t>
-            </w:r>
-          </w:p>
-          <w:p>
-            <w:pPr>
-              <w:rPr>
-                <w:rFonts w:hint="eastAsia"/>
-              </w:rPr>
-            </w:pPr>
-            <w:r>
-              <w:rPr>
-                <w:rFonts w:hint="eastAsia"/>
-              </w:rPr>
-              <w:t>const n1 = new ListNode(3);</w:t>
-            </w:r>
-          </w:p>
-          <w:p>
-            <w:pPr>
-              <w:rPr>
-                <w:rFonts w:hint="eastAsia"/>
-              </w:rPr>
-            </w:pPr>
-            <w:r>
-              <w:rPr>
-                <w:rFonts w:hint="eastAsia"/>
-              </w:rPr>
-              <w:t>const n2 = new ListNode(2);</w:t>
-            </w:r>
-          </w:p>
-          <w:p>
-            <w:pPr>
-              <w:rPr>
-                <w:rFonts w:hint="eastAsia"/>
-              </w:rPr>
-            </w:pPr>
-            <w:r>
-              <w:rPr>
-                <w:rFonts w:hint="eastAsia"/>
-              </w:rPr>
-              <w:t>const n3 = new ListNode(5);</w:t>
-            </w:r>
-          </w:p>
-          <w:p>
-            <w:pPr>
-              <w:rPr>
-                <w:rFonts w:hint="eastAsia"/>
-              </w:rPr>
-            </w:pPr>
-            <w:r>
-              <w:rPr>
-                <w:rFonts w:hint="eastAsia"/>
-              </w:rPr>
-              <w:t>const n4 = new ListNode(4);</w:t>
+              <w:t xml:space="preserve">const n0 = new </w:t>
+            </w:r>
+            <w:proofErr w:type="spellStart"/>
+            <w:proofErr w:type="gramStart"/>
+            <w:r>
+              <w:rPr>
+                <w:rFonts w:hint="eastAsia"/>
+              </w:rPr>
+              <w:t>ListNode</w:t>
+            </w:r>
+            <w:proofErr w:type="spellEnd"/>
+            <w:r>
+              <w:rPr>
+                <w:rFonts w:hint="eastAsia"/>
+              </w:rPr>
+              <w:t>(</w:t>
+            </w:r>
+            <w:proofErr w:type="gramEnd"/>
+            <w:r>
+              <w:rPr>
+                <w:rFonts w:hint="eastAsia"/>
+              </w:rPr>
+              <w:t>1);</w:t>
+            </w:r>
+          </w:p>
+          <w:p>
+            <w:pPr>
+              <w:rPr>
+                <w:rFonts w:hint="eastAsia"/>
+              </w:rPr>
+            </w:pPr>
+            <w:r>
+              <w:rPr>
+                <w:rFonts w:hint="eastAsia"/>
+              </w:rPr>
+              <w:t xml:space="preserve">const n1 = new </w:t>
+            </w:r>
+            <w:proofErr w:type="spellStart"/>
+            <w:proofErr w:type="gramStart"/>
+            <w:r>
+              <w:rPr>
+                <w:rFonts w:hint="eastAsia"/>
+              </w:rPr>
+              <w:t>ListNode</w:t>
+            </w:r>
+            <w:proofErr w:type="spellEnd"/>
+            <w:r>
+              <w:rPr>
+                <w:rFonts w:hint="eastAsia"/>
+              </w:rPr>
+              <w:t>(</w:t>
+            </w:r>
+            <w:proofErr w:type="gramEnd"/>
+            <w:r>
+              <w:rPr>
+                <w:rFonts w:hint="eastAsia"/>
+              </w:rPr>
+              <w:t>3);</w:t>
+            </w:r>
+          </w:p>
+          <w:p>
+            <w:pPr>
+              <w:rPr>
+                <w:rFonts w:hint="eastAsia"/>
+              </w:rPr>
+            </w:pPr>
+            <w:r>
+              <w:rPr>
+                <w:rFonts w:hint="eastAsia"/>
+              </w:rPr>
+              <w:t xml:space="preserve">const n2 = new </w:t>
+            </w:r>
+            <w:proofErr w:type="spellStart"/>
+            <w:proofErr w:type="gramStart"/>
+            <w:r>
+              <w:rPr>
+                <w:rFonts w:hint="eastAsia"/>
+              </w:rPr>
+              <w:t>ListNode</w:t>
+            </w:r>
+            <w:proofErr w:type="spellEnd"/>
+            <w:r>
+              <w:rPr>
+                <w:rFonts w:hint="eastAsia"/>
+              </w:rPr>
+              <w:t>(</w:t>
+            </w:r>
+            <w:proofErr w:type="gramEnd"/>
+            <w:r>
+              <w:rPr>
+                <w:rFonts w:hint="eastAsia"/>
+              </w:rPr>
+              <w:t>2);</w:t>
+            </w:r>
+          </w:p>
+          <w:p>
+            <w:pPr>
+              <w:rPr>
+                <w:rFonts w:hint="eastAsia"/>
+              </w:rPr>
+            </w:pPr>
+            <w:r>
+              <w:rPr>
+                <w:rFonts w:hint="eastAsia"/>
+              </w:rPr>
+              <w:t xml:space="preserve">const n3 = new </w:t>
+            </w:r>
+            <w:proofErr w:type="spellStart"/>
+            <w:proofErr w:type="gramStart"/>
+            <w:r>
+              <w:rPr>
+                <w:rFonts w:hint="eastAsia"/>
+              </w:rPr>
+              <w:t>ListNode</w:t>
+            </w:r>
+            <w:proofErr w:type="spellEnd"/>
+            <w:r>
+              <w:rPr>
+                <w:rFonts w:hint="eastAsia"/>
+              </w:rPr>
+              <w:t>(</w:t>
+            </w:r>
+            <w:proofErr w:type="gramEnd"/>
+            <w:r>
+              <w:rPr>
+                <w:rFonts w:hint="eastAsia"/>
+              </w:rPr>
+              <w:t>5);</w:t>
+            </w:r>
+          </w:p>
+          <w:p>
+            <w:pPr>
+              <w:rPr>
+                <w:rFonts w:hint="eastAsia"/>
+              </w:rPr>
+            </w:pPr>
+            <w:r>
+              <w:rPr>
+                <w:rFonts w:hint="eastAsia"/>
+              </w:rPr>
+              <w:t xml:space="preserve">const n4 = new </w:t>
+            </w:r>
+            <w:proofErr w:type="spellStart"/>
+            <w:proofErr w:type="gramStart"/>
+            <w:r>
+              <w:rPr>
+                <w:rFonts w:hint="eastAsia"/>
+              </w:rPr>
+              <w:t>ListNode</w:t>
+            </w:r>
+            <w:proofErr w:type="spellEnd"/>
+            <w:r>
+              <w:rPr>
+                <w:rFonts w:hint="eastAsia"/>
+              </w:rPr>
+              <w:t>(</w:t>
+            </w:r>
+            <w:proofErr w:type="gramEnd"/>
+            <w:r>
+              <w:rPr>
+                <w:rFonts w:hint="eastAsia"/>
+              </w:rPr>
+              <w:t>4);</w:t>
             </w:r>
           </w:p>
           <w:p>
@@ -3797,46 +4189,102 @@
               <w:rPr>
                 <w:rFonts w:hint="eastAsia"/>
               </w:rPr>
-              <w:t>n0.next = n1;</w:t>
-            </w:r>
-          </w:p>
-          <w:p>
-            <w:pPr>
-              <w:rPr>
-                <w:rFonts w:hint="eastAsia"/>
-              </w:rPr>
-            </w:pPr>
-            <w:r>
-              <w:rPr>
-                <w:rFonts w:hint="eastAsia"/>
-              </w:rPr>
-              <w:t>n1.next = n2;</w:t>
-            </w:r>
-          </w:p>
-          <w:p>
-            <w:pPr>
-              <w:rPr>
-                <w:rFonts w:hint="eastAsia"/>
-              </w:rPr>
-            </w:pPr>
-            <w:r>
-              <w:rPr>
-                <w:rFonts w:hint="eastAsia"/>
-              </w:rPr>
-              <w:t>n2.next = n3;</w:t>
-            </w:r>
-          </w:p>
-          <w:p>
-            <w:pPr>
-              <w:rPr>
-                <w:rFonts w:hint="eastAsia"/>
-              </w:rPr>
-            </w:pPr>
-            <w:r>
-              <w:rPr>
-                <w:rFonts w:hint="eastAsia"/>
-              </w:rPr>
-              <w:t>n3.next = n4;</w:t>
+              <w:t>n</w:t>
+            </w:r>
+            <w:proofErr w:type="gramStart"/>
+            <w:r>
+              <w:rPr>
+                <w:rFonts w:hint="eastAsia"/>
+              </w:rPr>
+              <w:t>0.next</w:t>
+            </w:r>
+            <w:proofErr w:type="gramEnd"/>
+            <w:r>
+              <w:rPr>
+                <w:rFonts w:hint="eastAsia"/>
+              </w:rPr>
+              <w:t xml:space="preserve"> = n1;</w:t>
+            </w:r>
+          </w:p>
+          <w:p>
+            <w:pPr>
+              <w:rPr>
+                <w:rFonts w:hint="eastAsia"/>
+              </w:rPr>
+            </w:pPr>
+            <w:r>
+              <w:rPr>
+                <w:rFonts w:hint="eastAsia"/>
+              </w:rPr>
+              <w:t>n</w:t>
+            </w:r>
+            <w:proofErr w:type="gramStart"/>
+            <w:r>
+              <w:rPr>
+                <w:rFonts w:hint="eastAsia"/>
+              </w:rPr>
+              <w:t>1.next</w:t>
+            </w:r>
+            <w:proofErr w:type="gramEnd"/>
+            <w:r>
+              <w:rPr>
+                <w:rFonts w:hint="eastAsia"/>
+              </w:rPr>
+              <w:t xml:space="preserve"> = n2;</w:t>
+            </w:r>
+          </w:p>
+          <w:p>
+            <w:pPr>
+              <w:rPr>
+                <w:rFonts w:hint="eastAsia"/>
+              </w:rPr>
+            </w:pPr>
+            <w:r>
+              <w:rPr>
+                <w:rFonts w:hint="eastAsia"/>
+              </w:rPr>
+              <w:t>n</w:t>
+            </w:r>
+            <w:proofErr w:type="gramStart"/>
+            <w:r>
+              <w:rPr>
+                <w:rFonts w:hint="eastAsia"/>
+              </w:rPr>
+              <w:t>2.next</w:t>
+            </w:r>
+            <w:proofErr w:type="gramEnd"/>
+            <w:r>
+              <w:rPr>
+                <w:rFonts w:hint="eastAsia"/>
+              </w:rPr>
+              <w:t xml:space="preserve"> = n3;</w:t>
+            </w:r>
+          </w:p>
+          <w:p>
+            <w:pPr>
+              <w:rPr>
+                <w:rFonts w:hint="eastAsia"/>
+              </w:rPr>
+            </w:pPr>
+            <w:r>
+              <w:rPr>
+                <w:rFonts w:hint="eastAsia"/>
+              </w:rPr>
+              <w:t>n</w:t>
+            </w:r>
+            <w:proofErr w:type="gramStart"/>
+            <w:r>
+              <w:rPr>
+                <w:rFonts w:hint="eastAsia"/>
+              </w:rPr>
+              <w:t>3.next</w:t>
+            </w:r>
+            <w:proofErr w:type="gramEnd"/>
+            <w:r>
+              <w:rPr>
+                <w:rFonts w:hint="eastAsia"/>
+              </w:rPr>
+              <w:t xml:space="preserve"> = n4;</w:t>
             </w:r>
           </w:p>
         </w:tc>
@@ -3912,7 +4360,21 @@
               <w:rPr>
                 <w:rFonts w:hint="eastAsia"/>
               </w:rPr>
-              <w:t>const nums1: number[] = [];</w:t>
+              <w:t xml:space="preserve">const nums1: </w:t>
+            </w:r>
+            <w:proofErr w:type="gramStart"/>
+            <w:r>
+              <w:rPr>
+                <w:rFonts w:hint="eastAsia"/>
+              </w:rPr>
+              <w:t>number[</w:t>
+            </w:r>
+            <w:proofErr w:type="gramEnd"/>
+            <w:r>
+              <w:rPr>
+                <w:rFonts w:hint="eastAsia"/>
+              </w:rPr>
+              <w:t>] = [];</w:t>
             </w:r>
           </w:p>
           <w:p>
@@ -3938,7 +4400,35 @@
               <w:rPr>
                 <w:rFonts w:hint="eastAsia"/>
               </w:rPr>
-              <w:t>const nums: number[] = [1, 3, 2, 5, 4];</w:t>
+              <w:t xml:space="preserve">const </w:t>
+            </w:r>
+            <w:proofErr w:type="spellStart"/>
+            <w:r>
+              <w:rPr>
+                <w:rFonts w:hint="eastAsia"/>
+              </w:rPr>
+              <w:t>nums</w:t>
+            </w:r>
+            <w:proofErr w:type="spellEnd"/>
+            <w:r>
+              <w:rPr>
+                <w:rFonts w:hint="eastAsia"/>
+              </w:rPr>
+              <w:t xml:space="preserve">: </w:t>
+            </w:r>
+            <w:proofErr w:type="gramStart"/>
+            <w:r>
+              <w:rPr>
+                <w:rFonts w:hint="eastAsia"/>
+              </w:rPr>
+              <w:t>number[</w:t>
+            </w:r>
+            <w:proofErr w:type="gramEnd"/>
+            <w:r>
+              <w:rPr>
+                <w:rFonts w:hint="eastAsia"/>
+              </w:rPr>
+              <w:t>] = [1, 3, 2, 5, 4];</w:t>
             </w:r>
           </w:p>
         </w:tc>
@@ -3964,11 +4454,19 @@
           <w:rFonts w:hint="eastAsia"/>
         </w:rPr>
       </w:pPr>
-      <w:r>
-        <w:rPr>
-          <w:rFonts w:hint="eastAsia"/>
-        </w:rPr>
-        <w:t>栈，先进后出</w:t>
+      <w:proofErr w:type="gramStart"/>
+      <w:r>
+        <w:rPr>
+          <w:rFonts w:hint="eastAsia"/>
+        </w:rPr>
+        <w:t>栈</w:t>
+      </w:r>
+      <w:proofErr w:type="gramEnd"/>
+      <w:r>
+        <w:rPr>
+          <w:rFonts w:hint="eastAsia"/>
+        </w:rPr>
+        <w:t>，先进后出</w:t>
       </w:r>
     </w:p>
     <w:p>
@@ -4001,7 +4499,15 @@
         <w:t>从数组末尾移除并返回最后一个元素</w:t>
       </w:r>
       <w:r>
-        <w:t>，会直接修改原数组，使其长度减一；如果对空数组调用，则返回undefined</w:t>
+        <w:t>，会直接修改原数组，使其长度减</w:t>
+      </w:r>
+      <w:proofErr w:type="gramStart"/>
+      <w:r>
+        <w:t>一</w:t>
+      </w:r>
+      <w:proofErr w:type="gramEnd"/>
+      <w:r>
+        <w:t>；如果对空数组调用，则返回undefined</w:t>
       </w:r>
     </w:p>
     <w:p>
@@ -4053,217 +4559,439 @@
               <w:rPr>
                 <w:rFonts w:hint="eastAsia"/>
               </w:rPr>
-              <w:t>/* 初始化栈 */</w:t>
-            </w:r>
-          </w:p>
-          <w:p>
-            <w:pPr>
-              <w:rPr>
-                <w:rFonts w:hint="eastAsia"/>
-              </w:rPr>
-            </w:pPr>
-            <w:r>
-              <w:rPr>
-                <w:rFonts w:hint="eastAsia"/>
-              </w:rPr>
-              <w:t>// TypeScript 没有内置的栈类，可以把 Array 当作栈来使用</w:t>
-            </w:r>
-          </w:p>
-          <w:p>
-            <w:pPr>
-              <w:rPr>
-                <w:rFonts w:hint="eastAsia"/>
-              </w:rPr>
-            </w:pPr>
-            <w:r>
-              <w:rPr>
-                <w:rFonts w:hint="eastAsia"/>
-              </w:rPr>
-              <w:t>const stack: number[] = [];</w:t>
-            </w:r>
-          </w:p>
-          <w:p>
-            <w:pPr>
-              <w:rPr>
-                <w:rFonts w:hint="eastAsia"/>
-              </w:rPr>
-            </w:pPr>
-          </w:p>
-          <w:p>
-            <w:pPr>
-              <w:rPr>
-                <w:rFonts w:hint="eastAsia"/>
-              </w:rPr>
-            </w:pPr>
-            <w:r>
-              <w:rPr>
-                <w:rFonts w:hint="eastAsia"/>
-              </w:rPr>
-              <w:t>/* 元素入栈 */</w:t>
-            </w:r>
-          </w:p>
-          <w:p>
-            <w:pPr>
-              <w:rPr>
-                <w:rFonts w:hint="eastAsia"/>
-              </w:rPr>
-            </w:pPr>
-            <w:r>
-              <w:rPr>
-                <w:rFonts w:hint="eastAsia"/>
-              </w:rPr>
-              <w:t>stack.push(1);</w:t>
-            </w:r>
-          </w:p>
-          <w:p>
-            <w:pPr>
-              <w:rPr>
-                <w:rFonts w:hint="eastAsia"/>
-              </w:rPr>
-            </w:pPr>
-            <w:r>
-              <w:rPr>
-                <w:rFonts w:hint="eastAsia"/>
-              </w:rPr>
-              <w:t>stack.push(3);</w:t>
-            </w:r>
-          </w:p>
-          <w:p>
-            <w:pPr>
-              <w:rPr>
-                <w:rFonts w:hint="eastAsia"/>
-              </w:rPr>
-            </w:pPr>
-            <w:r>
-              <w:rPr>
-                <w:rFonts w:hint="eastAsia"/>
-              </w:rPr>
-              <w:t>stack.push(2);</w:t>
-            </w:r>
-          </w:p>
-          <w:p>
-            <w:pPr>
-              <w:rPr>
-                <w:rFonts w:hint="eastAsia"/>
-              </w:rPr>
-            </w:pPr>
-            <w:r>
-              <w:rPr>
-                <w:rFonts w:hint="eastAsia"/>
-              </w:rPr>
-              <w:t>stack.push(5);</w:t>
-            </w:r>
-          </w:p>
-          <w:p>
-            <w:pPr>
-              <w:rPr>
-                <w:rFonts w:hint="eastAsia"/>
-              </w:rPr>
-            </w:pPr>
-            <w:r>
-              <w:rPr>
-                <w:rFonts w:hint="eastAsia"/>
-              </w:rPr>
-              <w:t>stack.push(4);</w:t>
-            </w:r>
-          </w:p>
-          <w:p>
-            <w:pPr>
-              <w:rPr>
-                <w:rFonts w:hint="eastAsia"/>
-              </w:rPr>
-            </w:pPr>
-          </w:p>
-          <w:p>
-            <w:pPr>
-              <w:rPr>
-                <w:rFonts w:hint="eastAsia"/>
-              </w:rPr>
-            </w:pPr>
-            <w:r>
-              <w:rPr>
-                <w:rFonts w:hint="eastAsia"/>
-              </w:rPr>
-              <w:t>/* 访问栈顶元素 */</w:t>
-            </w:r>
-          </w:p>
-          <w:p>
-            <w:pPr>
-              <w:rPr>
-                <w:rFonts w:hint="eastAsia"/>
-              </w:rPr>
-            </w:pPr>
-            <w:r>
-              <w:rPr>
-                <w:rFonts w:hint="eastAsia"/>
-              </w:rPr>
-              <w:t>const peek = stack[stack.length - 1];</w:t>
-            </w:r>
-          </w:p>
-          <w:p>
-            <w:pPr>
-              <w:rPr>
-                <w:rFonts w:hint="eastAsia"/>
-              </w:rPr>
-            </w:pPr>
-          </w:p>
-          <w:p>
-            <w:pPr>
-              <w:rPr>
-                <w:rFonts w:hint="eastAsia"/>
-              </w:rPr>
-            </w:pPr>
-            <w:r>
-              <w:rPr>
-                <w:rFonts w:hint="eastAsia"/>
-              </w:rPr>
-              <w:t>/* 元素出栈 */</w:t>
-            </w:r>
-          </w:p>
-          <w:p>
-            <w:pPr>
-              <w:rPr>
-                <w:rFonts w:hint="eastAsia"/>
-              </w:rPr>
-            </w:pPr>
-            <w:r>
-              <w:rPr>
-                <w:rFonts w:hint="eastAsia"/>
-              </w:rPr>
-              <w:t>const pop = stack.pop();</w:t>
-            </w:r>
-          </w:p>
-          <w:p>
-            <w:pPr>
-              <w:rPr>
-                <w:rFonts w:hint="eastAsia"/>
-              </w:rPr>
-            </w:pPr>
-          </w:p>
-          <w:p>
-            <w:pPr>
-              <w:rPr>
-                <w:rFonts w:hint="eastAsia"/>
-              </w:rPr>
-            </w:pPr>
-            <w:r>
-              <w:rPr>
-                <w:rFonts w:hint="eastAsia"/>
-              </w:rPr>
-              <w:t>/* 获取栈的长度 */</w:t>
-            </w:r>
-          </w:p>
-          <w:p>
-            <w:pPr>
-              <w:rPr>
-                <w:rFonts w:hint="eastAsia"/>
-              </w:rPr>
-            </w:pPr>
-            <w:r>
-              <w:rPr>
-                <w:rFonts w:hint="eastAsia"/>
-              </w:rPr>
-              <w:t>const size = stack.length;</w:t>
+              <w:t>/* 初始化</w:t>
+            </w:r>
+            <w:proofErr w:type="gramStart"/>
+            <w:r>
+              <w:rPr>
+                <w:rFonts w:hint="eastAsia"/>
+              </w:rPr>
+              <w:t>栈</w:t>
+            </w:r>
+            <w:proofErr w:type="gramEnd"/>
+            <w:r>
+              <w:rPr>
+                <w:rFonts w:hint="eastAsia"/>
+              </w:rPr>
+              <w:t xml:space="preserve"> */</w:t>
+            </w:r>
+          </w:p>
+          <w:p>
+            <w:pPr>
+              <w:rPr>
+                <w:rFonts w:hint="eastAsia"/>
+              </w:rPr>
+            </w:pPr>
+            <w:r>
+              <w:rPr>
+                <w:rFonts w:hint="eastAsia"/>
+              </w:rPr>
+              <w:t>// TypeScript 没有内置的</w:t>
+            </w:r>
+            <w:proofErr w:type="gramStart"/>
+            <w:r>
+              <w:rPr>
+                <w:rFonts w:hint="eastAsia"/>
+              </w:rPr>
+              <w:t>栈</w:t>
+            </w:r>
+            <w:proofErr w:type="gramEnd"/>
+            <w:r>
+              <w:rPr>
+                <w:rFonts w:hint="eastAsia"/>
+              </w:rPr>
+              <w:t>类，可以把 Array 当作</w:t>
+            </w:r>
+            <w:proofErr w:type="gramStart"/>
+            <w:r>
+              <w:rPr>
+                <w:rFonts w:hint="eastAsia"/>
+              </w:rPr>
+              <w:t>栈</w:t>
+            </w:r>
+            <w:proofErr w:type="gramEnd"/>
+            <w:r>
+              <w:rPr>
+                <w:rFonts w:hint="eastAsia"/>
+              </w:rPr>
+              <w:t>来使用</w:t>
+            </w:r>
+          </w:p>
+          <w:p>
+            <w:pPr>
+              <w:rPr>
+                <w:rFonts w:hint="eastAsia"/>
+              </w:rPr>
+            </w:pPr>
+            <w:r>
+              <w:rPr>
+                <w:rFonts w:hint="eastAsia"/>
+              </w:rPr>
+              <w:t xml:space="preserve">const stack: </w:t>
+            </w:r>
+            <w:proofErr w:type="gramStart"/>
+            <w:r>
+              <w:rPr>
+                <w:rFonts w:hint="eastAsia"/>
+              </w:rPr>
+              <w:t>number[</w:t>
+            </w:r>
+            <w:proofErr w:type="gramEnd"/>
+            <w:r>
+              <w:rPr>
+                <w:rFonts w:hint="eastAsia"/>
+              </w:rPr>
+              <w:t>] = [];</w:t>
+            </w:r>
+          </w:p>
+          <w:p>
+            <w:pPr>
+              <w:rPr>
+                <w:rFonts w:hint="eastAsia"/>
+              </w:rPr>
+            </w:pPr>
+          </w:p>
+          <w:p>
+            <w:pPr>
+              <w:rPr>
+                <w:rFonts w:hint="eastAsia"/>
+              </w:rPr>
+            </w:pPr>
+            <w:r>
+              <w:rPr>
+                <w:rFonts w:hint="eastAsia"/>
+              </w:rPr>
+              <w:t>/* 元素入</w:t>
+            </w:r>
+            <w:proofErr w:type="gramStart"/>
+            <w:r>
+              <w:rPr>
+                <w:rFonts w:hint="eastAsia"/>
+              </w:rPr>
+              <w:t>栈</w:t>
+            </w:r>
+            <w:proofErr w:type="gramEnd"/>
+            <w:r>
+              <w:rPr>
+                <w:rFonts w:hint="eastAsia"/>
+              </w:rPr>
+              <w:t xml:space="preserve"> */</w:t>
+            </w:r>
+          </w:p>
+          <w:p>
+            <w:pPr>
+              <w:rPr>
+                <w:rFonts w:hint="eastAsia"/>
+              </w:rPr>
+            </w:pPr>
+            <w:proofErr w:type="spellStart"/>
+            <w:proofErr w:type="gramStart"/>
+            <w:r>
+              <w:rPr>
+                <w:rFonts w:hint="eastAsia"/>
+              </w:rPr>
+              <w:t>stack.push</w:t>
+            </w:r>
+            <w:proofErr w:type="spellEnd"/>
+            <w:proofErr w:type="gramEnd"/>
+            <w:r>
+              <w:rPr>
+                <w:rFonts w:hint="eastAsia"/>
+              </w:rPr>
+              <w:t>(1);</w:t>
+            </w:r>
+          </w:p>
+          <w:p>
+            <w:pPr>
+              <w:rPr>
+                <w:rFonts w:hint="eastAsia"/>
+              </w:rPr>
+            </w:pPr>
+            <w:proofErr w:type="spellStart"/>
+            <w:proofErr w:type="gramStart"/>
+            <w:r>
+              <w:rPr>
+                <w:rFonts w:hint="eastAsia"/>
+              </w:rPr>
+              <w:t>stack.push</w:t>
+            </w:r>
+            <w:proofErr w:type="spellEnd"/>
+            <w:proofErr w:type="gramEnd"/>
+            <w:r>
+              <w:rPr>
+                <w:rFonts w:hint="eastAsia"/>
+              </w:rPr>
+              <w:t>(3);</w:t>
+            </w:r>
+          </w:p>
+          <w:p>
+            <w:pPr>
+              <w:rPr>
+                <w:rFonts w:hint="eastAsia"/>
+              </w:rPr>
+            </w:pPr>
+            <w:proofErr w:type="spellStart"/>
+            <w:proofErr w:type="gramStart"/>
+            <w:r>
+              <w:rPr>
+                <w:rFonts w:hint="eastAsia"/>
+              </w:rPr>
+              <w:t>stack.push</w:t>
+            </w:r>
+            <w:proofErr w:type="spellEnd"/>
+            <w:proofErr w:type="gramEnd"/>
+            <w:r>
+              <w:rPr>
+                <w:rFonts w:hint="eastAsia"/>
+              </w:rPr>
+              <w:t>(2);</w:t>
+            </w:r>
+          </w:p>
+          <w:p>
+            <w:pPr>
+              <w:rPr>
+                <w:rFonts w:hint="eastAsia"/>
+              </w:rPr>
+            </w:pPr>
+            <w:proofErr w:type="spellStart"/>
+            <w:proofErr w:type="gramStart"/>
+            <w:r>
+              <w:rPr>
+                <w:rFonts w:hint="eastAsia"/>
+              </w:rPr>
+              <w:t>stack.push</w:t>
+            </w:r>
+            <w:proofErr w:type="spellEnd"/>
+            <w:proofErr w:type="gramEnd"/>
+            <w:r>
+              <w:rPr>
+                <w:rFonts w:hint="eastAsia"/>
+              </w:rPr>
+              <w:t>(5);</w:t>
+            </w:r>
+          </w:p>
+          <w:p>
+            <w:pPr>
+              <w:rPr>
+                <w:rFonts w:hint="eastAsia"/>
+              </w:rPr>
+            </w:pPr>
+            <w:proofErr w:type="spellStart"/>
+            <w:proofErr w:type="gramStart"/>
+            <w:r>
+              <w:rPr>
+                <w:rFonts w:hint="eastAsia"/>
+              </w:rPr>
+              <w:t>stack.push</w:t>
+            </w:r>
+            <w:proofErr w:type="spellEnd"/>
+            <w:proofErr w:type="gramEnd"/>
+            <w:r>
+              <w:rPr>
+                <w:rFonts w:hint="eastAsia"/>
+              </w:rPr>
+              <w:t>(4);</w:t>
+            </w:r>
+          </w:p>
+          <w:p>
+            <w:pPr>
+              <w:rPr>
+                <w:rFonts w:hint="eastAsia"/>
+              </w:rPr>
+            </w:pPr>
+          </w:p>
+          <w:p>
+            <w:pPr>
+              <w:rPr>
+                <w:rFonts w:hint="eastAsia"/>
+              </w:rPr>
+            </w:pPr>
+            <w:r>
+              <w:rPr>
+                <w:rFonts w:hint="eastAsia"/>
+              </w:rPr>
+              <w:t>/* 访问</w:t>
+            </w:r>
+            <w:proofErr w:type="gramStart"/>
+            <w:r>
+              <w:rPr>
+                <w:rFonts w:hint="eastAsia"/>
+              </w:rPr>
+              <w:t>栈</w:t>
+            </w:r>
+            <w:proofErr w:type="gramEnd"/>
+            <w:r>
+              <w:rPr>
+                <w:rFonts w:hint="eastAsia"/>
+              </w:rPr>
+              <w:t>顶元素 */</w:t>
+            </w:r>
+          </w:p>
+          <w:p>
+            <w:pPr>
+              <w:rPr>
+                <w:rFonts w:hint="eastAsia"/>
+              </w:rPr>
+            </w:pPr>
+            <w:r>
+              <w:rPr>
+                <w:rFonts w:hint="eastAsia"/>
+              </w:rPr>
+              <w:t xml:space="preserve">const peek = </w:t>
+            </w:r>
+            <w:proofErr w:type="gramStart"/>
+            <w:r>
+              <w:rPr>
+                <w:rFonts w:hint="eastAsia"/>
+              </w:rPr>
+              <w:t>stack[</w:t>
+            </w:r>
+            <w:proofErr w:type="spellStart"/>
+            <w:r>
+              <w:rPr>
+                <w:rFonts w:hint="eastAsia"/>
+              </w:rPr>
+              <w:t>stack.length</w:t>
+            </w:r>
+            <w:proofErr w:type="spellEnd"/>
+            <w:proofErr w:type="gramEnd"/>
+            <w:r>
+              <w:rPr>
+                <w:rFonts w:hint="eastAsia"/>
+              </w:rPr>
+              <w:t xml:space="preserve"> - 1];</w:t>
+            </w:r>
+          </w:p>
+          <w:p>
+            <w:pPr>
+              <w:rPr>
+                <w:rFonts w:hint="eastAsia"/>
+              </w:rPr>
+            </w:pPr>
+          </w:p>
+          <w:p>
+            <w:pPr>
+              <w:rPr>
+                <w:rFonts w:hint="eastAsia"/>
+              </w:rPr>
+            </w:pPr>
+            <w:r>
+              <w:rPr>
+                <w:rFonts w:hint="eastAsia"/>
+              </w:rPr>
+              <w:t>/* 元素出</w:t>
+            </w:r>
+            <w:proofErr w:type="gramStart"/>
+            <w:r>
+              <w:rPr>
+                <w:rFonts w:hint="eastAsia"/>
+              </w:rPr>
+              <w:t>栈</w:t>
+            </w:r>
+            <w:proofErr w:type="gramEnd"/>
+            <w:r>
+              <w:rPr>
+                <w:rFonts w:hint="eastAsia"/>
+              </w:rPr>
+              <w:t xml:space="preserve"> */</w:t>
+            </w:r>
+          </w:p>
+          <w:p>
+            <w:pPr>
+              <w:rPr>
+                <w:rFonts w:hint="eastAsia"/>
+              </w:rPr>
+            </w:pPr>
+            <w:r>
+              <w:rPr>
+                <w:rFonts w:hint="eastAsia"/>
+              </w:rPr>
+              <w:t xml:space="preserve">const pop = </w:t>
+            </w:r>
+            <w:proofErr w:type="spellStart"/>
+            <w:proofErr w:type="gramStart"/>
+            <w:r>
+              <w:rPr>
+                <w:rFonts w:hint="eastAsia"/>
+              </w:rPr>
+              <w:t>stack.pop</w:t>
+            </w:r>
+            <w:proofErr w:type="spellEnd"/>
+            <w:r>
+              <w:rPr>
+                <w:rFonts w:hint="eastAsia"/>
+              </w:rPr>
+              <w:t>(</w:t>
+            </w:r>
+            <w:proofErr w:type="gramEnd"/>
+            <w:r>
+              <w:rPr>
+                <w:rFonts w:hint="eastAsia"/>
+              </w:rPr>
+              <w:t>);</w:t>
+            </w:r>
+          </w:p>
+          <w:p>
+            <w:pPr>
+              <w:rPr>
+                <w:rFonts w:hint="eastAsia"/>
+              </w:rPr>
+            </w:pPr>
+          </w:p>
+          <w:p>
+            <w:pPr>
+              <w:rPr>
+                <w:rFonts w:hint="eastAsia"/>
+              </w:rPr>
+            </w:pPr>
+            <w:r>
+              <w:rPr>
+                <w:rFonts w:hint="eastAsia"/>
+              </w:rPr>
+              <w:t>/* 获取</w:t>
+            </w:r>
+            <w:proofErr w:type="gramStart"/>
+            <w:r>
+              <w:rPr>
+                <w:rFonts w:hint="eastAsia"/>
+              </w:rPr>
+              <w:t>栈</w:t>
+            </w:r>
+            <w:proofErr w:type="gramEnd"/>
+            <w:r>
+              <w:rPr>
+                <w:rFonts w:hint="eastAsia"/>
+              </w:rPr>
+              <w:t>的长度 */</w:t>
+            </w:r>
+          </w:p>
+          <w:p>
+            <w:pPr>
+              <w:rPr>
+                <w:rFonts w:hint="eastAsia"/>
+              </w:rPr>
+            </w:pPr>
+            <w:r>
+              <w:rPr>
+                <w:rFonts w:hint="eastAsia"/>
+              </w:rPr>
+              <w:t xml:space="preserve">const size = </w:t>
+            </w:r>
+            <w:proofErr w:type="spellStart"/>
+            <w:proofErr w:type="gramStart"/>
+            <w:r>
+              <w:rPr>
+                <w:rFonts w:hint="eastAsia"/>
+              </w:rPr>
+              <w:t>stack.length</w:t>
+            </w:r>
+            <w:proofErr w:type="spellEnd"/>
+            <w:proofErr w:type="gramEnd"/>
+            <w:r>
+              <w:rPr>
+                <w:rFonts w:hint="eastAsia"/>
+              </w:rPr>
+              <w:t>;</w:t>
             </w:r>
           </w:p>
           <w:p>
@@ -4296,7 +5024,37 @@
               <w:rPr>
                 <w:rFonts w:hint="eastAsia"/>
               </w:rPr>
-              <w:t>const is_empty = stack.length === 0;</w:t>
+              <w:t xml:space="preserve">const </w:t>
+            </w:r>
+            <w:proofErr w:type="spellStart"/>
+            <w:r>
+              <w:rPr>
+                <w:rFonts w:hint="eastAsia"/>
+              </w:rPr>
+              <w:t>is_empty</w:t>
+            </w:r>
+            <w:proofErr w:type="spellEnd"/>
+            <w:r>
+              <w:rPr>
+                <w:rFonts w:hint="eastAsia"/>
+              </w:rPr>
+              <w:t xml:space="preserve"> = </w:t>
+            </w:r>
+            <w:proofErr w:type="spellStart"/>
+            <w:proofErr w:type="gramStart"/>
+            <w:r>
+              <w:rPr>
+                <w:rFonts w:hint="eastAsia"/>
+              </w:rPr>
+              <w:t>stack.length</w:t>
+            </w:r>
+            <w:proofErr w:type="spellEnd"/>
+            <w:proofErr w:type="gramEnd"/>
+            <w:r>
+              <w:rPr>
+                <w:rFonts w:hint="eastAsia"/>
+              </w:rPr>
+              <w:t xml:space="preserve"> === 0;</w:t>
             </w:r>
           </w:p>
         </w:tc>
@@ -4359,7 +5117,21 @@
               <w:rPr>
                 <w:rFonts w:hint="eastAsia"/>
               </w:rPr>
-              <w:t>const queue: number[] = [];</w:t>
+              <w:t xml:space="preserve">const queue: </w:t>
+            </w:r>
+            <w:proofErr w:type="gramStart"/>
+            <w:r>
+              <w:rPr>
+                <w:rFonts w:hint="eastAsia"/>
+              </w:rPr>
+              <w:t>number[</w:t>
+            </w:r>
+            <w:proofErr w:type="gramEnd"/>
+            <w:r>
+              <w:rPr>
+                <w:rFonts w:hint="eastAsia"/>
+              </w:rPr>
+              <w:t>] = [];</w:t>
             </w:r>
           </w:p>
           <w:p>
@@ -4388,64 +5160,113 @@
                 <w:rFonts w:hint="eastAsia"/>
               </w:rPr>
             </w:pPr>
-            <w:r>
-              <w:rPr>
-                <w:rFonts w:hint="eastAsia"/>
-              </w:rPr>
-              <w:t>queue.push(1);</w:t>
-            </w:r>
-          </w:p>
-          <w:p>
-            <w:pPr>
-              <w:rPr>
-                <w:rFonts w:hint="eastAsia"/>
-              </w:rPr>
-            </w:pPr>
-            <w:r>
-              <w:rPr>
-                <w:rFonts w:hint="eastAsia"/>
-              </w:rPr>
-              <w:t>queue.push(3);</w:t>
-            </w:r>
-          </w:p>
-          <w:p>
-            <w:pPr>
-              <w:rPr>
-                <w:rFonts w:hint="eastAsia"/>
-              </w:rPr>
-            </w:pPr>
-            <w:r>
-              <w:rPr>
-                <w:rFonts w:hint="eastAsia"/>
-              </w:rPr>
-              <w:t>queue.push(2);</w:t>
-            </w:r>
-          </w:p>
-          <w:p>
-            <w:pPr>
-              <w:rPr>
-                <w:rFonts w:hint="eastAsia"/>
-              </w:rPr>
-            </w:pPr>
-            <w:r>
-              <w:rPr>
-                <w:rFonts w:hint="eastAsia"/>
-              </w:rPr>
-              <w:t>queue.push(5);</w:t>
-            </w:r>
-          </w:p>
-          <w:p>
-            <w:pPr>
-              <w:rPr>
-                <w:rFonts w:hint="eastAsia"/>
-              </w:rPr>
-            </w:pPr>
-            <w:r>
-              <w:rPr>
-                <w:rFonts w:hint="eastAsia"/>
-              </w:rPr>
-              <w:lastRenderedPageBreak/>
-              <w:t>queue.push(4);</w:t>
+            <w:proofErr w:type="spellStart"/>
+            <w:proofErr w:type="gramStart"/>
+            <w:r>
+              <w:rPr>
+                <w:rFonts w:hint="eastAsia"/>
+              </w:rPr>
+              <w:t>queue.push</w:t>
+            </w:r>
+            <w:proofErr w:type="spellEnd"/>
+            <w:proofErr w:type="gramEnd"/>
+            <w:r>
+              <w:rPr>
+                <w:rFonts w:hint="eastAsia"/>
+              </w:rPr>
+              <w:t>(1);</w:t>
+            </w:r>
+          </w:p>
+          <w:p>
+            <w:pPr>
+              <w:rPr>
+                <w:rFonts w:hint="eastAsia"/>
+              </w:rPr>
+            </w:pPr>
+            <w:proofErr w:type="spellStart"/>
+            <w:proofErr w:type="gramStart"/>
+            <w:r>
+              <w:rPr>
+                <w:rFonts w:hint="eastAsia"/>
+              </w:rPr>
+              <w:t>queue.push</w:t>
+            </w:r>
+            <w:proofErr w:type="spellEnd"/>
+            <w:proofErr w:type="gramEnd"/>
+            <w:r>
+              <w:rPr>
+                <w:rFonts w:hint="eastAsia"/>
+              </w:rPr>
+              <w:t>(3);</w:t>
+            </w:r>
+          </w:p>
+          <w:p>
+            <w:pPr>
+              <w:rPr>
+                <w:rFonts w:hint="eastAsia"/>
+              </w:rPr>
+            </w:pPr>
+            <w:proofErr w:type="spellStart"/>
+            <w:proofErr w:type="gramStart"/>
+            <w:r>
+              <w:rPr>
+                <w:rFonts w:hint="eastAsia"/>
+              </w:rPr>
+              <w:t>queue.push</w:t>
+            </w:r>
+            <w:proofErr w:type="spellEnd"/>
+            <w:proofErr w:type="gramEnd"/>
+            <w:r>
+              <w:rPr>
+                <w:rFonts w:hint="eastAsia"/>
+              </w:rPr>
+              <w:t>(2);</w:t>
+            </w:r>
+          </w:p>
+          <w:p>
+            <w:pPr>
+              <w:rPr>
+                <w:rFonts w:hint="eastAsia"/>
+              </w:rPr>
+            </w:pPr>
+            <w:proofErr w:type="spellStart"/>
+            <w:proofErr w:type="gramStart"/>
+            <w:r>
+              <w:rPr>
+                <w:rFonts w:hint="eastAsia"/>
+              </w:rPr>
+              <w:t>queue.push</w:t>
+            </w:r>
+            <w:proofErr w:type="spellEnd"/>
+            <w:proofErr w:type="gramEnd"/>
+            <w:r>
+              <w:rPr>
+                <w:rFonts w:hint="eastAsia"/>
+              </w:rPr>
+              <w:t>(5);</w:t>
+            </w:r>
+          </w:p>
+          <w:p>
+            <w:pPr>
+              <w:rPr>
+                <w:rFonts w:hint="eastAsia"/>
+              </w:rPr>
+            </w:pPr>
+            <w:proofErr w:type="spellStart"/>
+            <w:proofErr w:type="gramStart"/>
+            <w:r>
+              <w:rPr>
+                <w:rFonts w:hint="eastAsia"/>
+              </w:rPr>
+              <w:t>queue.push</w:t>
+            </w:r>
+            <w:proofErr w:type="spellEnd"/>
+            <w:proofErr w:type="gramEnd"/>
+            <w:r>
+              <w:rPr>
+                <w:rFonts w:hint="eastAsia"/>
+              </w:rPr>
+              <w:t>(4);</w:t>
             </w:r>
           </w:p>
           <w:p>
@@ -4478,7 +5299,21 @@
               <w:rPr>
                 <w:rFonts w:hint="eastAsia"/>
               </w:rPr>
-              <w:t>const peek = queue[0];</w:t>
+              <w:t xml:space="preserve">const peek = </w:t>
+            </w:r>
+            <w:proofErr w:type="gramStart"/>
+            <w:r>
+              <w:rPr>
+                <w:rFonts w:hint="eastAsia"/>
+              </w:rPr>
+              <w:t>queue[</w:t>
+            </w:r>
+            <w:proofErr w:type="gramEnd"/>
+            <w:r>
+              <w:rPr>
+                <w:rFonts w:hint="eastAsia"/>
+              </w:rPr>
+              <w:t>0];</w:t>
             </w:r>
           </w:p>
           <w:p>
@@ -4524,7 +5359,23 @@
               <w:rPr>
                 <w:rFonts w:hint="eastAsia"/>
               </w:rPr>
-              <w:t>const pop = queue.shift();</w:t>
+              <w:t xml:space="preserve">const pop = </w:t>
+            </w:r>
+            <w:proofErr w:type="spellStart"/>
+            <w:proofErr w:type="gramStart"/>
+            <w:r>
+              <w:rPr>
+                <w:rFonts w:hint="eastAsia"/>
+              </w:rPr>
+              <w:t>queue.shift</w:t>
+            </w:r>
+            <w:proofErr w:type="spellEnd"/>
+            <w:proofErr w:type="gramEnd"/>
+            <w:r>
+              <w:rPr>
+                <w:rFonts w:hint="eastAsia"/>
+              </w:rPr>
+              <w:t>();</w:t>
             </w:r>
           </w:p>
           <w:p>
@@ -4557,7 +5408,23 @@
               <w:rPr>
                 <w:rFonts w:hint="eastAsia"/>
               </w:rPr>
-              <w:t>const size = queue.length;</w:t>
+              <w:t xml:space="preserve">const size = </w:t>
+            </w:r>
+            <w:proofErr w:type="spellStart"/>
+            <w:proofErr w:type="gramStart"/>
+            <w:r>
+              <w:rPr>
+                <w:rFonts w:hint="eastAsia"/>
+              </w:rPr>
+              <w:t>queue.length</w:t>
+            </w:r>
+            <w:proofErr w:type="spellEnd"/>
+            <w:proofErr w:type="gramEnd"/>
+            <w:r>
+              <w:rPr>
+                <w:rFonts w:hint="eastAsia"/>
+              </w:rPr>
+              <w:t>;</w:t>
             </w:r>
           </w:p>
           <w:p>
@@ -4590,7 +5457,23 @@
               <w:rPr>
                 <w:rFonts w:hint="eastAsia"/>
               </w:rPr>
-              <w:t>const empty = queue.length === 0;</w:t>
+              <w:t xml:space="preserve">const empty = </w:t>
+            </w:r>
+            <w:proofErr w:type="spellStart"/>
+            <w:proofErr w:type="gramStart"/>
+            <w:r>
+              <w:rPr>
+                <w:rFonts w:hint="eastAsia"/>
+              </w:rPr>
+              <w:t>queue.length</w:t>
+            </w:r>
+            <w:proofErr w:type="spellEnd"/>
+            <w:proofErr w:type="gramEnd"/>
+            <w:r>
+              <w:rPr>
+                <w:rFonts w:hint="eastAsia"/>
+              </w:rPr>
+              <w:t xml:space="preserve"> === 0;</w:t>
             </w:r>
           </w:p>
         </w:tc>
@@ -4670,7 +5553,21 @@
               <w:rPr>
                 <w:rFonts w:hint="eastAsia"/>
               </w:rPr>
-              <w:t>const map = new Map&lt;number, string&gt;();</w:t>
+              <w:t>const map = new Map&lt;number, string</w:t>
+            </w:r>
+            <w:proofErr w:type="gramStart"/>
+            <w:r>
+              <w:rPr>
+                <w:rFonts w:hint="eastAsia"/>
+              </w:rPr>
+              <w:t>&gt;(</w:t>
+            </w:r>
+            <w:proofErr w:type="gramEnd"/>
+            <w:r>
+              <w:rPr>
+                <w:rFonts w:hint="eastAsia"/>
+              </w:rPr>
+              <w:t>);</w:t>
             </w:r>
           </w:p>
           <w:p>
@@ -4705,76 +5602,158 @@
                 <w:rFonts w:hint="eastAsia"/>
               </w:rPr>
             </w:pPr>
-            <w:r>
-              <w:rPr>
-                <w:rFonts w:hint="eastAsia"/>
-              </w:rPr>
-              <w:t>map.set(12836, '小哈');</w:t>
-            </w:r>
-          </w:p>
-          <w:p>
-            <w:pPr>
-              <w:rPr>
-                <w:rFonts w:hint="eastAsia"/>
-              </w:rPr>
-            </w:pPr>
-            <w:r>
-              <w:rPr>
-                <w:rFonts w:hint="eastAsia"/>
-              </w:rPr>
-              <w:t>map.set(15937, '小啰');</w:t>
-            </w:r>
-          </w:p>
-          <w:p>
-            <w:pPr>
-              <w:rPr>
-                <w:rFonts w:hint="eastAsia"/>
-              </w:rPr>
-            </w:pPr>
-            <w:r>
-              <w:rPr>
-                <w:rFonts w:hint="eastAsia"/>
-              </w:rPr>
-              <w:t>map.set(16750, '小算');</w:t>
-            </w:r>
-          </w:p>
-          <w:p>
-            <w:pPr>
-              <w:rPr>
-                <w:rFonts w:hint="eastAsia"/>
-              </w:rPr>
-            </w:pPr>
-            <w:r>
-              <w:rPr>
-                <w:rFonts w:hint="eastAsia"/>
-              </w:rPr>
-              <w:t>map.set(13276, '小法');</w:t>
-            </w:r>
-          </w:p>
-          <w:p>
-            <w:pPr>
-              <w:rPr>
-                <w:rFonts w:hint="eastAsia"/>
-              </w:rPr>
-            </w:pPr>
-            <w:r>
-              <w:rPr>
-                <w:rFonts w:hint="eastAsia"/>
-              </w:rPr>
-              <w:t>map.set(10583, '小鸭');</w:t>
-            </w:r>
-          </w:p>
-          <w:p>
-            <w:pPr>
-              <w:rPr>
-                <w:rFonts w:hint="eastAsia"/>
-              </w:rPr>
-            </w:pPr>
-            <w:r>
-              <w:rPr>
-                <w:rFonts w:hint="eastAsia"/>
-              </w:rPr>
-              <w:t>console.info('\n添加完成后，哈希表为\nKey -&gt; Value');</w:t>
+            <w:proofErr w:type="spellStart"/>
+            <w:r>
+              <w:rPr>
+                <w:rFonts w:hint="eastAsia"/>
+              </w:rPr>
+              <w:t>map.set</w:t>
+            </w:r>
+            <w:proofErr w:type="spellEnd"/>
+            <w:r>
+              <w:rPr>
+                <w:rFonts w:hint="eastAsia"/>
+              </w:rPr>
+              <w:t>(12836, '小哈');</w:t>
+            </w:r>
+          </w:p>
+          <w:p>
+            <w:pPr>
+              <w:rPr>
+                <w:rFonts w:hint="eastAsia"/>
+              </w:rPr>
+            </w:pPr>
+            <w:proofErr w:type="spellStart"/>
+            <w:r>
+              <w:rPr>
+                <w:rFonts w:hint="eastAsia"/>
+              </w:rPr>
+              <w:t>map.set</w:t>
+            </w:r>
+            <w:proofErr w:type="spellEnd"/>
+            <w:r>
+              <w:rPr>
+                <w:rFonts w:hint="eastAsia"/>
+              </w:rPr>
+              <w:t>(15937, '小</w:t>
+            </w:r>
+            <w:proofErr w:type="gramStart"/>
+            <w:r>
+              <w:rPr>
+                <w:rFonts w:hint="eastAsia"/>
+              </w:rPr>
+              <w:t>啰</w:t>
+            </w:r>
+            <w:proofErr w:type="gramEnd"/>
+            <w:r>
+              <w:rPr>
+                <w:rFonts w:hint="eastAsia"/>
+              </w:rPr>
+              <w:t>');</w:t>
+            </w:r>
+          </w:p>
+          <w:p>
+            <w:pPr>
+              <w:rPr>
+                <w:rFonts w:hint="eastAsia"/>
+              </w:rPr>
+            </w:pPr>
+            <w:proofErr w:type="spellStart"/>
+            <w:r>
+              <w:rPr>
+                <w:rFonts w:hint="eastAsia"/>
+              </w:rPr>
+              <w:t>map.set</w:t>
+            </w:r>
+            <w:proofErr w:type="spellEnd"/>
+            <w:r>
+              <w:rPr>
+                <w:rFonts w:hint="eastAsia"/>
+              </w:rPr>
+              <w:t>(16750, '</w:t>
+            </w:r>
+            <w:proofErr w:type="gramStart"/>
+            <w:r>
+              <w:rPr>
+                <w:rFonts w:hint="eastAsia"/>
+              </w:rPr>
+              <w:t>小算</w:t>
+            </w:r>
+            <w:proofErr w:type="gramEnd"/>
+            <w:r>
+              <w:rPr>
+                <w:rFonts w:hint="eastAsia"/>
+              </w:rPr>
+              <w:t>');</w:t>
+            </w:r>
+          </w:p>
+          <w:p>
+            <w:pPr>
+              <w:rPr>
+                <w:rFonts w:hint="eastAsia"/>
+              </w:rPr>
+            </w:pPr>
+            <w:proofErr w:type="spellStart"/>
+            <w:r>
+              <w:rPr>
+                <w:rFonts w:hint="eastAsia"/>
+              </w:rPr>
+              <w:t>map.set</w:t>
+            </w:r>
+            <w:proofErr w:type="spellEnd"/>
+            <w:r>
+              <w:rPr>
+                <w:rFonts w:hint="eastAsia"/>
+              </w:rPr>
+              <w:t>(13276, '小法');</w:t>
+            </w:r>
+          </w:p>
+          <w:p>
+            <w:pPr>
+              <w:rPr>
+                <w:rFonts w:hint="eastAsia"/>
+              </w:rPr>
+            </w:pPr>
+            <w:proofErr w:type="spellStart"/>
+            <w:r>
+              <w:rPr>
+                <w:rFonts w:hint="eastAsia"/>
+              </w:rPr>
+              <w:t>map.set</w:t>
+            </w:r>
+            <w:proofErr w:type="spellEnd"/>
+            <w:r>
+              <w:rPr>
+                <w:rFonts w:hint="eastAsia"/>
+              </w:rPr>
+              <w:t>(10583, '小鸭');</w:t>
+            </w:r>
+          </w:p>
+          <w:p>
+            <w:pPr>
+              <w:rPr>
+                <w:rFonts w:hint="eastAsia"/>
+              </w:rPr>
+            </w:pPr>
+            <w:r>
+              <w:rPr>
+                <w:rFonts w:hint="eastAsia"/>
+              </w:rPr>
+              <w:t>console.info('\n添加完成后，哈希表为\</w:t>
+            </w:r>
+            <w:proofErr w:type="spellStart"/>
+            <w:r>
+              <w:rPr>
+                <w:rFonts w:hint="eastAsia"/>
+              </w:rPr>
+              <w:t>nKey</w:t>
+            </w:r>
+            <w:proofErr w:type="spellEnd"/>
+            <w:r>
+              <w:rPr>
+                <w:rFonts w:hint="eastAsia"/>
+              </w:rPr>
+              <w:t xml:space="preserve"> -&gt; Value');</w:t>
             </w:r>
           </w:p>
           <w:p>
@@ -4820,20 +5799,56 @@
               <w:rPr>
                 <w:rFonts w:hint="eastAsia"/>
               </w:rPr>
-              <w:t>// 向哈希表中输入键 key ，得到值 value</w:t>
-            </w:r>
-          </w:p>
-          <w:p>
-            <w:pPr>
-              <w:rPr>
-                <w:rFonts w:hint="eastAsia"/>
-              </w:rPr>
-            </w:pPr>
-            <w:r>
-              <w:rPr>
-                <w:rFonts w:hint="eastAsia"/>
-              </w:rPr>
-              <w:t>let name = map.get(15937);</w:t>
+              <w:t>// 向哈希表中输入键 key ，</w:t>
+            </w:r>
+            <w:proofErr w:type="gramStart"/>
+            <w:r>
+              <w:rPr>
+                <w:rFonts w:hint="eastAsia"/>
+              </w:rPr>
+              <w:t>得到值</w:t>
+            </w:r>
+            <w:proofErr w:type="gramEnd"/>
+            <w:r>
+              <w:rPr>
+                <w:rFonts w:hint="eastAsia"/>
+              </w:rPr>
+              <w:t xml:space="preserve"> value</w:t>
+            </w:r>
+          </w:p>
+          <w:p>
+            <w:pPr>
+              <w:rPr>
+                <w:rFonts w:hint="eastAsia"/>
+              </w:rPr>
+            </w:pPr>
+            <w:r>
+              <w:rPr>
+                <w:rFonts w:hint="eastAsia"/>
+              </w:rPr>
+              <w:t xml:space="preserve">let name = </w:t>
+            </w:r>
+            <w:proofErr w:type="spellStart"/>
+            <w:proofErr w:type="gramStart"/>
+            <w:r>
+              <w:rPr>
+                <w:rFonts w:hint="eastAsia"/>
+              </w:rPr>
+              <w:t>map.get</w:t>
+            </w:r>
+            <w:proofErr w:type="spellEnd"/>
+            <w:r>
+              <w:rPr>
+                <w:rFonts w:hint="eastAsia"/>
+              </w:rPr>
+              <w:t>(</w:t>
+            </w:r>
+            <w:proofErr w:type="gramEnd"/>
+            <w:r>
+              <w:rPr>
+                <w:rFonts w:hint="eastAsia"/>
+              </w:rPr>
+              <w:t>15937);</w:t>
             </w:r>
           </w:p>
           <w:p>
@@ -4888,24 +5903,48 @@
                 <w:rFonts w:hint="eastAsia"/>
               </w:rPr>
             </w:pPr>
-            <w:r>
-              <w:rPr>
-                <w:rFonts w:hint="eastAsia"/>
-              </w:rPr>
-              <w:t>map.delete(10583);</w:t>
-            </w:r>
-          </w:p>
-          <w:p>
-            <w:pPr>
-              <w:rPr>
-                <w:rFonts w:hint="eastAsia"/>
-              </w:rPr>
-            </w:pPr>
-            <w:r>
-              <w:rPr>
-                <w:rFonts w:hint="eastAsia"/>
-              </w:rPr>
-              <w:t>console.info('\n删除 10583 后，哈希表为\nKey -&gt; Value');</w:t>
+            <w:proofErr w:type="spellStart"/>
+            <w:proofErr w:type="gramStart"/>
+            <w:r>
+              <w:rPr>
+                <w:rFonts w:hint="eastAsia"/>
+              </w:rPr>
+              <w:t>map.delete</w:t>
+            </w:r>
+            <w:proofErr w:type="spellEnd"/>
+            <w:proofErr w:type="gramEnd"/>
+            <w:r>
+              <w:rPr>
+                <w:rFonts w:hint="eastAsia"/>
+              </w:rPr>
+              <w:t>(10583);</w:t>
+            </w:r>
+          </w:p>
+          <w:p>
+            <w:pPr>
+              <w:rPr>
+                <w:rFonts w:hint="eastAsia"/>
+              </w:rPr>
+            </w:pPr>
+            <w:r>
+              <w:rPr>
+                <w:rFonts w:hint="eastAsia"/>
+              </w:rPr>
+              <w:t>console.info('\n删除 10583 后，哈希表为\</w:t>
+            </w:r>
+            <w:proofErr w:type="spellStart"/>
+            <w:r>
+              <w:rPr>
+                <w:rFonts w:hint="eastAsia"/>
+              </w:rPr>
+              <w:t>nKey</w:t>
+            </w:r>
+            <w:proofErr w:type="spellEnd"/>
+            <w:r>
+              <w:rPr>
+                <w:rFonts w:hint="eastAsia"/>
+              </w:rPr>
+              <w:t xml:space="preserve"> -&gt; Value');</w:t>
             </w:r>
           </w:p>
           <w:p>
@@ -4994,8 +6033,18 @@
               <w:rPr>
                 <w:rFonts w:hint="eastAsia"/>
               </w:rPr>
-              <w:t>for (const [k, v] of map.entries</w:t>
-            </w:r>
+              <w:t xml:space="preserve">for (const [k, v] of </w:t>
+            </w:r>
+            <w:proofErr w:type="spellStart"/>
+            <w:proofErr w:type="gramStart"/>
+            <w:r>
+              <w:rPr>
+                <w:rFonts w:hint="eastAsia"/>
+              </w:rPr>
+              <w:t>map.entries</w:t>
+            </w:r>
+            <w:proofErr w:type="spellEnd"/>
+            <w:proofErr w:type="gramEnd"/>
             <w:r>
               <w:rPr>
                 <w:rFonts w:hint="eastAsia"/>
@@ -5020,7 +6069,21 @@
               <w:rPr>
                 <w:rFonts w:hint="eastAsia"/>
               </w:rPr>
-              <w:t xml:space="preserve">    console.info(k + ' -&gt; ' + v);</w:t>
+              <w:t xml:space="preserve">    </w:t>
+            </w:r>
+            <w:proofErr w:type="gramStart"/>
+            <w:r>
+              <w:rPr>
+                <w:rFonts w:hint="eastAsia"/>
+              </w:rPr>
+              <w:t>console.info(</w:t>
+            </w:r>
+            <w:proofErr w:type="gramEnd"/>
+            <w:r>
+              <w:rPr>
+                <w:rFonts w:hint="eastAsia"/>
+              </w:rPr>
+              <w:t>k + ' -&gt; ' + v);</w:t>
             </w:r>
           </w:p>
           <w:p>
@@ -5046,7 +6109,6 @@
               <w:rPr>
                 <w:rFonts w:hint="eastAsia"/>
               </w:rPr>
-              <w:lastRenderedPageBreak/>
               <w:t>console.info('\n单独遍历键 Key');</w:t>
             </w:r>
           </w:p>
@@ -5060,7 +6122,23 @@
               <w:rPr>
                 <w:rFonts w:hint="eastAsia"/>
               </w:rPr>
-              <w:t>for (const k of map.keys()) {</w:t>
+              <w:t xml:space="preserve">for (const k of </w:t>
+            </w:r>
+            <w:proofErr w:type="spellStart"/>
+            <w:proofErr w:type="gramStart"/>
+            <w:r>
+              <w:rPr>
+                <w:rFonts w:hint="eastAsia"/>
+              </w:rPr>
+              <w:t>map.keys</w:t>
+            </w:r>
+            <w:proofErr w:type="spellEnd"/>
+            <w:proofErr w:type="gramEnd"/>
+            <w:r>
+              <w:rPr>
+                <w:rFonts w:hint="eastAsia"/>
+              </w:rPr>
+              <w:t>()) {</w:t>
             </w:r>
           </w:p>
           <w:p>
@@ -5099,20 +6177,50 @@
               <w:rPr>
                 <w:rFonts w:hint="eastAsia"/>
               </w:rPr>
-              <w:t>console.info('\n单独遍历值 Value');</w:t>
-            </w:r>
-          </w:p>
-          <w:p>
-            <w:pPr>
-              <w:rPr>
-                <w:rFonts w:hint="eastAsia"/>
-              </w:rPr>
-            </w:pPr>
-            <w:r>
-              <w:rPr>
-                <w:rFonts w:hint="eastAsia"/>
-              </w:rPr>
-              <w:t>for (const v of map.values()) {</w:t>
+              <w:t>console.info('\n单独</w:t>
+            </w:r>
+            <w:proofErr w:type="gramStart"/>
+            <w:r>
+              <w:rPr>
+                <w:rFonts w:hint="eastAsia"/>
+              </w:rPr>
+              <w:t>遍历值</w:t>
+            </w:r>
+            <w:proofErr w:type="gramEnd"/>
+            <w:r>
+              <w:rPr>
+                <w:rFonts w:hint="eastAsia"/>
+              </w:rPr>
+              <w:t xml:space="preserve"> Value');</w:t>
+            </w:r>
+          </w:p>
+          <w:p>
+            <w:pPr>
+              <w:rPr>
+                <w:rFonts w:hint="eastAsia"/>
+              </w:rPr>
+            </w:pPr>
+            <w:r>
+              <w:rPr>
+                <w:rFonts w:hint="eastAsia"/>
+              </w:rPr>
+              <w:t xml:space="preserve">for (const v of </w:t>
+            </w:r>
+            <w:proofErr w:type="spellStart"/>
+            <w:proofErr w:type="gramStart"/>
+            <w:r>
+              <w:rPr>
+                <w:rFonts w:hint="eastAsia"/>
+              </w:rPr>
+              <w:t>map.values</w:t>
+            </w:r>
+            <w:proofErr w:type="spellEnd"/>
+            <w:proofErr w:type="gramEnd"/>
+            <w:r>
+              <w:rPr>
+                <w:rFonts w:hint="eastAsia"/>
+              </w:rPr>
+              <w:t>()) {</w:t>
             </w:r>
           </w:p>
           <w:p>
@@ -5156,7 +6264,6 @@
         <w:rPr>
           <w:rFonts w:hint="eastAsia"/>
         </w:rPr>
-        <w:lastRenderedPageBreak/>
         <w:t>LC记录</w:t>
       </w:r>
       <w:r>
@@ -5212,12 +6319,14 @@
                 <w:rFonts w:hint="eastAsia"/>
               </w:rPr>
             </w:pPr>
+            <w:proofErr w:type="spellStart"/>
             <w:r>
               <w:rPr>
                 <w:rFonts w:hint="eastAsia"/>
               </w:rPr>
               <w:t>map.entries</w:t>
             </w:r>
+            <w:proofErr w:type="spellEnd"/>
             <w:r>
               <w:rPr>
                 <w:rFonts w:hint="eastAsia"/>
@@ -5231,6 +6340,7 @@
               </w:rPr>
               <w:t xml:space="preserve"> </w:t>
             </w:r>
+            <w:proofErr w:type="spellStart"/>
             <w:r>
               <w:rPr>
                 <w:rFonts w:hint="eastAsia"/>
@@ -5241,23 +6351,74 @@
               <w:rPr>
                 <w:rFonts w:hint="eastAsia"/>
               </w:rPr>
-              <w:t>s.length // 一个有括号，一个没</w:t>
-            </w:r>
-          </w:p>
-          <w:p>
-            <w:pPr>
-              <w:rPr>
-                <w:rFonts w:hint="eastAsia"/>
-              </w:rPr>
-            </w:pPr>
+              <w:t>s.length</w:t>
+            </w:r>
+            <w:proofErr w:type="spellEnd"/>
+            <w:r>
+              <w:rPr>
+                <w:rFonts w:hint="eastAsia"/>
+              </w:rPr>
+              <w:t xml:space="preserve"> // 一个有括号，一个没</w:t>
+            </w:r>
+          </w:p>
+          <w:p>
+            <w:pPr>
+              <w:rPr>
+                <w:rFonts w:hint="eastAsia"/>
+              </w:rPr>
+            </w:pPr>
+            <w:proofErr w:type="spellStart"/>
             <w:r>
               <w:t>map.set</w:t>
             </w:r>
+            <w:proofErr w:type="spellEnd"/>
             <w:r>
               <w:rPr>
                 <w:highlight w:val="yellow"/>
               </w:rPr>
-              <w:t>(nums[i],i)</w:t>
+              <w:t>(</w:t>
+            </w:r>
+            <w:proofErr w:type="spellStart"/>
+            <w:r>
+              <w:rPr>
+                <w:highlight w:val="yellow"/>
+              </w:rPr>
+              <w:t>nums</w:t>
+            </w:r>
+            <w:proofErr w:type="spellEnd"/>
+            <w:r>
+              <w:rPr>
+                <w:highlight w:val="yellow"/>
+              </w:rPr>
+              <w:t>[</w:t>
+            </w:r>
+            <w:proofErr w:type="spellStart"/>
+            <w:r>
+              <w:rPr>
+                <w:highlight w:val="yellow"/>
+              </w:rPr>
+              <w:t>i</w:t>
+            </w:r>
+            <w:proofErr w:type="spellEnd"/>
+            <w:r>
+              <w:rPr>
+                <w:highlight w:val="yellow"/>
+              </w:rPr>
+              <w:t>],</w:t>
+            </w:r>
+            <w:proofErr w:type="spellStart"/>
+            <w:r>
+              <w:rPr>
+                <w:highlight w:val="yellow"/>
+              </w:rPr>
+              <w:t>i</w:t>
+            </w:r>
+            <w:proofErr w:type="spellEnd"/>
+            <w:r>
+              <w:rPr>
+                <w:highlight w:val="yellow"/>
+              </w:rPr>
+              <w:t>)</w:t>
             </w:r>
             <w:r>
               <w:rPr>
@@ -5321,6 +6482,7 @@
                 <w:rFonts w:hint="eastAsia"/>
               </w:rPr>
             </w:pPr>
+            <w:proofErr w:type="gramStart"/>
             <w:r>
               <w:rPr>
                 <w:rFonts w:hint="eastAsia"/>
@@ -5328,6 +6490,7 @@
               </w:rPr>
               <w:t>.split</w:t>
             </w:r>
+            <w:proofErr w:type="gramEnd"/>
             <w:r>
               <w:rPr>
                 <w:rFonts w:hint="eastAsia"/>
@@ -5350,6 +6513,7 @@
                 <w:rFonts w:hint="eastAsia"/>
               </w:rPr>
             </w:pPr>
+            <w:proofErr w:type="gramStart"/>
             <w:r>
               <w:rPr>
                 <w:rFonts w:hint="eastAsia"/>
@@ -5357,6 +6521,7 @@
               </w:rPr>
               <w:t>.join</w:t>
             </w:r>
+            <w:proofErr w:type="gramEnd"/>
             <w:r>
               <w:rPr>
                 <w:rFonts w:hint="eastAsia"/>
@@ -5516,7 +6681,21 @@
               <w:rPr>
                 <w:rFonts w:hint="eastAsia"/>
               </w:rPr>
-              <w:t>let arr = [1, 2, 3, 4, 1, 2, 3];</w:t>
+              <w:t xml:space="preserve">let </w:t>
+            </w:r>
+            <w:proofErr w:type="spellStart"/>
+            <w:r>
+              <w:rPr>
+                <w:rFonts w:hint="eastAsia"/>
+              </w:rPr>
+              <w:t>arr</w:t>
+            </w:r>
+            <w:proofErr w:type="spellEnd"/>
+            <w:r>
+              <w:rPr>
+                <w:rFonts w:hint="eastAsia"/>
+              </w:rPr>
+              <w:t xml:space="preserve"> = [1, 2, 3, 4, 1, 2, 3];</w:t>
             </w:r>
           </w:p>
           <w:p>
@@ -5530,7 +6709,43 @@
               <w:rPr>
                 <w:rFonts w:hint="eastAsia"/>
               </w:rPr>
-              <w:t>new Set(arr)  // Set(4) {1, 2, 3, 4}</w:t>
+              <w:t>new Set(</w:t>
+            </w:r>
+            <w:proofErr w:type="spellStart"/>
+            <w:proofErr w:type="gramStart"/>
+            <w:r>
+              <w:rPr>
+                <w:rFonts w:hint="eastAsia"/>
+              </w:rPr>
+              <w:t>arr</w:t>
+            </w:r>
+            <w:proofErr w:type="spellEnd"/>
+            <w:r>
+              <w:rPr>
+                <w:rFonts w:hint="eastAsia"/>
+              </w:rPr>
+              <w:t>)  /</w:t>
+            </w:r>
+            <w:proofErr w:type="gramEnd"/>
+            <w:r>
+              <w:rPr>
+                <w:rFonts w:hint="eastAsia"/>
+              </w:rPr>
+              <w:t xml:space="preserve">/ </w:t>
+            </w:r>
+            <w:proofErr w:type="gramStart"/>
+            <w:r>
+              <w:rPr>
+                <w:rFonts w:hint="eastAsia"/>
+              </w:rPr>
+              <w:t>Set(</w:t>
+            </w:r>
+            <w:proofErr w:type="gramEnd"/>
+            <w:r>
+              <w:rPr>
+                <w:rFonts w:hint="eastAsia"/>
+              </w:rPr>
+              <w:t>4) {1, 2, 3, 4}</w:t>
             </w:r>
           </w:p>
           <w:p>
@@ -5573,7 +6788,23 @@
                 <w:rFonts w:hint="eastAsia"/>
                 <w:highlight w:val="yellow"/>
               </w:rPr>
-              <w:t>[...new Set(arr)]</w:t>
+              <w:t>[...new Set(</w:t>
+            </w:r>
+            <w:proofErr w:type="spellStart"/>
+            <w:r>
+              <w:rPr>
+                <w:rFonts w:hint="eastAsia"/>
+                <w:highlight w:val="yellow"/>
+              </w:rPr>
+              <w:t>arr</w:t>
+            </w:r>
+            <w:proofErr w:type="spellEnd"/>
+            <w:r>
+              <w:rPr>
+                <w:rFonts w:hint="eastAsia"/>
+                <w:highlight w:val="yellow"/>
+              </w:rPr>
+              <w:t>)]</w:t>
             </w:r>
             <w:r>
               <w:rPr>
@@ -5617,12 +6848,37 @@
                 <w:rFonts w:hint="eastAsia"/>
               </w:rPr>
             </w:pPr>
+            <w:proofErr w:type="spellStart"/>
             <w:r>
               <w:rPr>
                 <w:rFonts w:hint="eastAsia"/>
                 <w:highlight w:val="yellow"/>
               </w:rPr>
-              <w:t>Array.from(new Set(arr))</w:t>
+              <w:t>Array.from</w:t>
+            </w:r>
+            <w:proofErr w:type="spellEnd"/>
+            <w:r>
+              <w:rPr>
+                <w:rFonts w:hint="eastAsia"/>
+                <w:highlight w:val="yellow"/>
+              </w:rPr>
+              <w:t>(new Set(</w:t>
+            </w:r>
+            <w:proofErr w:type="spellStart"/>
+            <w:r>
+              <w:rPr>
+                <w:rFonts w:hint="eastAsia"/>
+                <w:highlight w:val="yellow"/>
+              </w:rPr>
+              <w:t>arr</w:t>
+            </w:r>
+            <w:proofErr w:type="spellEnd"/>
+            <w:r>
+              <w:rPr>
+                <w:rFonts w:hint="eastAsia"/>
+                <w:highlight w:val="yellow"/>
+              </w:rPr>
+              <w:t>))</w:t>
             </w:r>
           </w:p>
           <w:p>
@@ -5678,7 +6934,21 @@
               <w:rPr>
                 <w:rFonts w:hint="eastAsia"/>
               </w:rPr>
-              <w:t>let str = 'abcdab';</w:t>
+              <w:t>let str = '</w:t>
+            </w:r>
+            <w:proofErr w:type="spellStart"/>
+            <w:r>
+              <w:rPr>
+                <w:rFonts w:hint="eastAsia"/>
+              </w:rPr>
+              <w:t>abcdab</w:t>
+            </w:r>
+            <w:proofErr w:type="spellEnd"/>
+            <w:r>
+              <w:rPr>
+                <w:rFonts w:hint="eastAsia"/>
+              </w:rPr>
+              <w:t>';</w:t>
             </w:r>
           </w:p>
           <w:p>
@@ -5692,7 +6962,21 @@
               <w:rPr>
                 <w:rFonts w:hint="eastAsia"/>
               </w:rPr>
-              <w:t>new Set(str) // Set(4) {'a', 'b', 'c', 'd'}</w:t>
+              <w:t xml:space="preserve">new Set(str) // </w:t>
+            </w:r>
+            <w:proofErr w:type="gramStart"/>
+            <w:r>
+              <w:rPr>
+                <w:rFonts w:hint="eastAsia"/>
+              </w:rPr>
+              <w:t>Set(</w:t>
+            </w:r>
+            <w:proofErr w:type="gramEnd"/>
+            <w:r>
+              <w:rPr>
+                <w:rFonts w:hint="eastAsia"/>
+              </w:rPr>
+              <w:t>4) {'a', 'b', 'c', 'd'}</w:t>
             </w:r>
           </w:p>
           <w:p>
@@ -5734,8 +7018,49 @@
               <w:rPr>
                 <w:rFonts w:hint="eastAsia"/>
               </w:rPr>
-              <w:lastRenderedPageBreak/>
-              <w:t>[...new Set(str)].join('')  // 'abcd'</w:t>
+              <w:t>[...new Set(str)</w:t>
+            </w:r>
+            <w:proofErr w:type="gramStart"/>
+            <w:r>
+              <w:rPr>
+                <w:rFonts w:hint="eastAsia"/>
+              </w:rPr>
+              <w:t>].join</w:t>
+            </w:r>
+            <w:proofErr w:type="gramEnd"/>
+            <w:r>
+              <w:rPr>
+                <w:rFonts w:hint="eastAsia"/>
+              </w:rPr>
+              <w:t>('</w:t>
+            </w:r>
+            <w:proofErr w:type="gramStart"/>
+            <w:r>
+              <w:rPr>
+                <w:rFonts w:hint="eastAsia"/>
+              </w:rPr>
+              <w:t>')  /</w:t>
+            </w:r>
+            <w:proofErr w:type="gramEnd"/>
+            <w:r>
+              <w:rPr>
+                <w:rFonts w:hint="eastAsia"/>
+              </w:rPr>
+              <w:t>/ '</w:t>
+            </w:r>
+            <w:proofErr w:type="spellStart"/>
+            <w:r>
+              <w:rPr>
+                <w:rFonts w:hint="eastAsia"/>
+              </w:rPr>
+              <w:t>abcd</w:t>
+            </w:r>
+            <w:proofErr w:type="spellEnd"/>
+            <w:r>
+              <w:rPr>
+                <w:rFonts w:hint="eastAsia"/>
+              </w:rPr>
+              <w:t>'</w:t>
             </w:r>
           </w:p>
         </w:tc>
@@ -5747,9 +7072,21 @@
           <w:rFonts w:hint="eastAsia"/>
         </w:rPr>
       </w:pPr>
-      <w:r>
-        <w:lastRenderedPageBreak/>
-        <w:t>Array.from() 是 ES6 引入的静态方法，用于将类数组对象（具有 length 属性的对象）或可迭代对象（如字符串、Set、Map）转换为数组。</w:t>
+      <w:proofErr w:type="spellStart"/>
+      <w:r>
+        <w:t>Array.from</w:t>
+      </w:r>
+      <w:proofErr w:type="spellEnd"/>
+      <w:r>
+        <w:t>() 是 ES6 引入的静态方法，</w:t>
+      </w:r>
+      <w:proofErr w:type="gramStart"/>
+      <w:r>
+        <w:t>用于将类数组</w:t>
+      </w:r>
+      <w:proofErr w:type="gramEnd"/>
+      <w:r>
+        <w:t>对象（具有 length 属性的对象）或可迭代对象（如字符串、Set、Map）转换为数组。</w:t>
       </w:r>
     </w:p>
     <w:p>
@@ -5764,6 +7101,7 @@
         </w:rPr>
         <w:t>用法：</w:t>
       </w:r>
+      <w:proofErr w:type="spellStart"/>
       <w:r>
         <w:rPr>
           <w:b/>
@@ -5781,8 +7119,14 @@
         </w:rPr>
         <w:t>from</w:t>
       </w:r>
-      <w:r>
-        <w:t>(map.</w:t>
+      <w:proofErr w:type="spellEnd"/>
+      <w:r>
+        <w:t>(</w:t>
+      </w:r>
+      <w:proofErr w:type="spellStart"/>
+      <w:proofErr w:type="gramStart"/>
+      <w:r>
+        <w:t>map.</w:t>
       </w:r>
       <w:r>
         <w:rPr>
@@ -5791,6 +7135,8 @@
         </w:rPr>
         <w:t>values</w:t>
       </w:r>
+      <w:proofErr w:type="spellEnd"/>
+      <w:proofErr w:type="gramEnd"/>
       <w:r>
         <w:t>())</w:t>
       </w:r>
@@ -5833,7 +7179,21 @@
               <w:rPr>
                 <w:rFonts w:hint="eastAsia"/>
               </w:rPr>
-              <w:t>set(key,val)： 添加某个值，返回Map结构本身。</w:t>
+              <w:t>set(</w:t>
+            </w:r>
+            <w:proofErr w:type="spellStart"/>
+            <w:r>
+              <w:rPr>
+                <w:rFonts w:hint="eastAsia"/>
+              </w:rPr>
+              <w:t>key,val</w:t>
+            </w:r>
+            <w:proofErr w:type="spellEnd"/>
+            <w:r>
+              <w:rPr>
+                <w:rFonts w:hint="eastAsia"/>
+              </w:rPr>
+              <w:t>)： 添加某个值，返回Map结构本身。</w:t>
             </w:r>
           </w:p>
           <w:p>
@@ -5960,11 +7320,19 @@
                 <w:rFonts w:hint="eastAsia"/>
               </w:rPr>
             </w:pPr>
-            <w:r>
-              <w:rPr>
-                <w:rFonts w:hint="eastAsia"/>
-              </w:rPr>
-              <w:t>forEach()：遍历 Map 的所有成员。</w:t>
+            <w:proofErr w:type="spellStart"/>
+            <w:r>
+              <w:rPr>
+                <w:rFonts w:hint="eastAsia"/>
+              </w:rPr>
+              <w:t>forEach</w:t>
+            </w:r>
+            <w:proofErr w:type="spellEnd"/>
+            <w:r>
+              <w:rPr>
+                <w:rFonts w:hint="eastAsia"/>
+              </w:rPr>
+              <w:t>()：遍历 Map 的所有成员。</w:t>
             </w:r>
           </w:p>
         </w:tc>
@@ -6019,7 +7387,15 @@
               </w:rPr>
             </w:pPr>
             <w:r>
-              <w:t>delete() 删，返回布尔值，表示删除是否成功</w:t>
+              <w:t xml:space="preserve">delete() </w:t>
+            </w:r>
+            <w:proofErr w:type="gramStart"/>
+            <w:r>
+              <w:t>删</w:t>
+            </w:r>
+            <w:proofErr w:type="gramEnd"/>
+            <w:r>
+              <w:t>，返回布尔值，表示删除是否成功</w:t>
             </w:r>
           </w:p>
           <w:p>
@@ -6109,11 +7485,33 @@
                 <w:rFonts w:hint="eastAsia"/>
               </w:rPr>
             </w:pPr>
-            <w:r>
-              <w:rPr>
-                <w:rFonts w:hint="eastAsia"/>
-              </w:rPr>
-              <w:t>forEach()：使用回调函数遍历每个成员</w:t>
+            <w:proofErr w:type="spellStart"/>
+            <w:r>
+              <w:rPr>
+                <w:rFonts w:hint="eastAsia"/>
+              </w:rPr>
+              <w:t>forEach</w:t>
+            </w:r>
+            <w:proofErr w:type="spellEnd"/>
+            <w:r>
+              <w:rPr>
+                <w:rFonts w:hint="eastAsia"/>
+              </w:rPr>
+              <w:t>()：</w:t>
+            </w:r>
+            <w:proofErr w:type="gramStart"/>
+            <w:r>
+              <w:rPr>
+                <w:rFonts w:hint="eastAsia"/>
+              </w:rPr>
+              <w:t>使用回调函数遍历</w:t>
+            </w:r>
+            <w:proofErr w:type="gramEnd"/>
+            <w:r>
+              <w:rPr>
+                <w:rFonts w:hint="eastAsia"/>
+              </w:rPr>
+              <w:t>每个成员</w:t>
             </w:r>
           </w:p>
           <w:p>
@@ -6139,7 +7537,21 @@
               <w:rPr>
                 <w:rFonts w:hint="eastAsia"/>
               </w:rPr>
-              <w:t>!!!注意： 由于Set没有键名，只有值名，keys()和values()返回的结果是一样.</w:t>
+              <w:t>!!!注意： 由于Set没有键名，只有值名，keys</w:t>
+            </w:r>
+            <w:proofErr w:type="gramStart"/>
+            <w:r>
+              <w:rPr>
+                <w:rFonts w:hint="eastAsia"/>
+              </w:rPr>
+              <w:t>()和values(</w:t>
+            </w:r>
+            <w:proofErr w:type="gramEnd"/>
+            <w:r>
+              <w:rPr>
+                <w:rFonts w:hint="eastAsia"/>
+              </w:rPr>
+              <w:t>)返回的结果是一样.</w:t>
             </w:r>
           </w:p>
           <w:p>
@@ -6260,8 +7672,15 @@
         </w:rPr>
         <w:t>‌</w:t>
       </w:r>
-      <w:r>
-        <w:t>array.fill(value, start, end)</w:t>
+      <w:proofErr w:type="spellStart"/>
+      <w:proofErr w:type="gramStart"/>
+      <w:r>
+        <w:t>array.fill</w:t>
+      </w:r>
+      <w:proofErr w:type="spellEnd"/>
+      <w:proofErr w:type="gramEnd"/>
+      <w:r>
+        <w:t>(value, start, end)</w:t>
       </w:r>
     </w:p>
     <w:p>
@@ -6322,7 +7741,6 @@
         <w:rPr>
           <w:rFonts w:hint="eastAsia"/>
         </w:rPr>
-        <w:lastRenderedPageBreak/>
         <w:t>25.12.15</w:t>
       </w:r>
       <w:bookmarkEnd w:id="7"/>
@@ -6386,7 +7804,12 @@
         </w:rPr>
       </w:pPr>
       <w:r>
-        <w:t>  a.</w:t>
+        <w:t xml:space="preserve">  </w:t>
+      </w:r>
+      <w:proofErr w:type="spellStart"/>
+      <w:proofErr w:type="gramStart"/>
+      <w:r>
+        <w:t>a.</w:t>
       </w:r>
       <w:r>
         <w:rPr>
@@ -6395,6 +7818,8 @@
         </w:rPr>
         <w:t>fill</w:t>
       </w:r>
+      <w:proofErr w:type="spellEnd"/>
+      <w:proofErr w:type="gramEnd"/>
       <w:r>
         <w:t>(0);</w:t>
       </w:r>
@@ -6406,7 +7831,11 @@
         </w:rPr>
       </w:pPr>
       <w:r>
-        <w:t>  areas.</w:t>
+        <w:t xml:space="preserve">  </w:t>
+      </w:r>
+      <w:proofErr w:type="spellStart"/>
+      <w:r>
+        <w:t>areas.</w:t>
       </w:r>
       <w:r>
         <w:rPr>
@@ -6415,6 +7844,7 @@
         </w:rPr>
         <w:t>fill</w:t>
       </w:r>
+      <w:proofErr w:type="spellEnd"/>
       <w:r>
         <w:t xml:space="preserve">(a); </w:t>
       </w:r>
@@ -6446,8 +7876,37 @@
           <w:rFonts w:hint="eastAsia"/>
         </w:rPr>
       </w:pPr>
-      <w:r>
-        <w:t>Array.from(arrayLikeOrIterable, mapFn, thisArg)</w:t>
+      <w:proofErr w:type="spellStart"/>
+      <w:r>
+        <w:t>Array.from</w:t>
+      </w:r>
+      <w:proofErr w:type="spellEnd"/>
+      <w:r>
+        <w:t>(</w:t>
+      </w:r>
+      <w:proofErr w:type="spellStart"/>
+      <w:r>
+        <w:t>arrayLikeOrIterable</w:t>
+      </w:r>
+      <w:proofErr w:type="spellEnd"/>
+      <w:r>
+        <w:t xml:space="preserve">, </w:t>
+      </w:r>
+      <w:proofErr w:type="spellStart"/>
+      <w:r>
+        <w:t>mapFn</w:t>
+      </w:r>
+      <w:proofErr w:type="spellEnd"/>
+      <w:r>
+        <w:t xml:space="preserve">, </w:t>
+      </w:r>
+      <w:proofErr w:type="spellStart"/>
+      <w:r>
+        <w:t>thisArg</w:t>
+      </w:r>
+      <w:proofErr w:type="spellEnd"/>
+      <w:r>
+        <w:t>)</w:t>
       </w:r>
     </w:p>
     <w:p>
@@ -6460,6 +7919,7 @@
           <w:rFonts w:hint="eastAsia"/>
         </w:rPr>
       </w:pPr>
+      <w:proofErr w:type="spellStart"/>
       <w:r>
         <w:rPr>
           <w:b/>
@@ -6467,6 +7927,7 @@
         </w:rPr>
         <w:t>arrayLikeOrIterable</w:t>
       </w:r>
+      <w:proofErr w:type="spellEnd"/>
       <w:r>
         <w:t> (必需): 类似数组的对象（有 length 属性）或可迭代对象。</w:t>
       </w:r>
@@ -6481,6 +7942,7 @@
           <w:rFonts w:hint="eastAsia"/>
         </w:rPr>
       </w:pPr>
+      <w:proofErr w:type="spellStart"/>
       <w:r>
         <w:rPr>
           <w:b/>
@@ -6488,6 +7950,7 @@
         </w:rPr>
         <w:t>mapFn</w:t>
       </w:r>
+      <w:proofErr w:type="spellEnd"/>
       <w:r>
         <w:t> (可选): 一个函数，对数组中的每个元素执行，返回值作为新数组的元素。</w:t>
       </w:r>
@@ -6502,6 +7965,7 @@
           <w:rFonts w:hint="eastAsia"/>
         </w:rPr>
       </w:pPr>
+      <w:proofErr w:type="spellStart"/>
       <w:r>
         <w:rPr>
           <w:b/>
@@ -6509,8 +7973,17 @@
         </w:rPr>
         <w:t>thisArg</w:t>
       </w:r>
-      <w:r>
-        <w:t> (可选): 执行 mapFn 时 this 的值。 </w:t>
+      <w:proofErr w:type="spellEnd"/>
+      <w:r>
+        <w:t> (可选): 执行 </w:t>
+      </w:r>
+      <w:proofErr w:type="spellStart"/>
+      <w:r>
+        <w:t>mapFn</w:t>
+      </w:r>
+      <w:proofErr w:type="spellEnd"/>
+      <w:r>
+        <w:t> 时 this 的值。 </w:t>
       </w:r>
     </w:p>
     <w:p>
@@ -6556,8 +8029,13 @@
           <w:rFonts w:hint="eastAsia"/>
         </w:rPr>
       </w:pPr>
-      <w:r>
-        <w:t>Array.from('你好') 结果: ['你', '好']。</w:t>
+      <w:proofErr w:type="spellStart"/>
+      <w:r>
+        <w:t>Array.from</w:t>
+      </w:r>
+      <w:proofErr w:type="spellEnd"/>
+      <w:r>
+        <w:t>('你好') 结果: ['你', '好']。</w:t>
       </w:r>
     </w:p>
     <w:p>
@@ -6575,17 +8053,62 @@
           <w:b/>
           <w:bCs/>
         </w:rPr>
-        <w:t>将 NodeList/HTMLCollection 转为数组</w:t>
-      </w:r>
-    </w:p>
-    <w:p>
-      <w:pPr>
-        <w:rPr>
-          <w:rFonts w:hint="eastAsia"/>
-        </w:rPr>
-      </w:pPr>
-      <w:r>
-        <w:t>Array.from(document.querySelectorAll('div')) 可以在 DOM 元素集合上使用数组方法。</w:t>
+        <w:t xml:space="preserve">将 </w:t>
+      </w:r>
+      <w:proofErr w:type="spellStart"/>
+      <w:r>
+        <w:rPr>
+          <w:b/>
+          <w:bCs/>
+        </w:rPr>
+        <w:t>NodeList</w:t>
+      </w:r>
+      <w:proofErr w:type="spellEnd"/>
+      <w:r>
+        <w:rPr>
+          <w:b/>
+          <w:bCs/>
+        </w:rPr>
+        <w:t>/</w:t>
+      </w:r>
+      <w:proofErr w:type="spellStart"/>
+      <w:r>
+        <w:rPr>
+          <w:b/>
+          <w:bCs/>
+        </w:rPr>
+        <w:t>HTMLCollection</w:t>
+      </w:r>
+      <w:proofErr w:type="spellEnd"/>
+      <w:r>
+        <w:rPr>
+          <w:b/>
+          <w:bCs/>
+        </w:rPr>
+        <w:t xml:space="preserve"> 转为数组</w:t>
+      </w:r>
+    </w:p>
+    <w:p>
+      <w:pPr>
+        <w:rPr>
+          <w:rFonts w:hint="eastAsia"/>
+        </w:rPr>
+      </w:pPr>
+      <w:proofErr w:type="spellStart"/>
+      <w:r>
+        <w:t>Array.from</w:t>
+      </w:r>
+      <w:proofErr w:type="spellEnd"/>
+      <w:r>
+        <w:t>(</w:t>
+      </w:r>
+      <w:proofErr w:type="spellStart"/>
+      <w:r>
+        <w:t>document.querySelectorAll</w:t>
+      </w:r>
+      <w:proofErr w:type="spellEnd"/>
+      <w:r>
+        <w:t>('div')) 可以在 DOM 元素集合上使用数组方法。</w:t>
       </w:r>
     </w:p>
     <w:p>
@@ -6615,8 +8138,13 @@
           <w:rFonts w:hint="eastAsia"/>
         </w:rPr>
       </w:pPr>
-      <w:r>
-        <w:t>Array.from({ length: 5 }, (value, index) =&gt; index) 结果: [0, 1, 2, 3, 4]。</w:t>
+      <w:proofErr w:type="spellStart"/>
+      <w:r>
+        <w:t>Array.from</w:t>
+      </w:r>
+      <w:proofErr w:type="spellEnd"/>
+      <w:r>
+        <w:t>({ length: 5 }, (value, index) =&gt; index) 结果: [0, 1, 2, 3, 4]。</w:t>
       </w:r>
     </w:p>
     <w:p>
@@ -6643,8 +8171,13 @@
           <w:rFonts w:hint="eastAsia"/>
         </w:rPr>
       </w:pPr>
-      <w:r>
-        <w:t>Array.from([1, 2, 3], x =&gt; x * 2) 结果: [2, 4, 6]。</w:t>
+      <w:proofErr w:type="spellStart"/>
+      <w:r>
+        <w:t>Array.from</w:t>
+      </w:r>
+      <w:proofErr w:type="spellEnd"/>
+      <w:r>
+        <w:t>([1, 2, 3], x =&gt; x * 2) 结果: [2, 4, 6]。</w:t>
       </w:r>
     </w:p>
     <w:p>
@@ -6672,7 +8205,31 @@
         </w:rPr>
       </w:pPr>
       <w:r>
-        <w:t>const myMap = new Map([['a', 1], ['b', 2]]); Array.from(myMap) 结果: [['a', 1], ['b', 2]]。 </w:t>
+        <w:t xml:space="preserve">const </w:t>
+      </w:r>
+      <w:proofErr w:type="spellStart"/>
+      <w:r>
+        <w:t>myMap</w:t>
+      </w:r>
+      <w:proofErr w:type="spellEnd"/>
+      <w:r>
+        <w:t xml:space="preserve"> = new Map([['a', 1], ['b', 2]]); </w:t>
+      </w:r>
+      <w:proofErr w:type="spellStart"/>
+      <w:r>
+        <w:t>Array.from</w:t>
+      </w:r>
+      <w:proofErr w:type="spellEnd"/>
+      <w:r>
+        <w:t>(</w:t>
+      </w:r>
+      <w:proofErr w:type="spellStart"/>
+      <w:r>
+        <w:t>myMap</w:t>
+      </w:r>
+      <w:proofErr w:type="spellEnd"/>
+      <w:r>
+        <w:t>) 结果: [['a', 1], ['b', 2]]。 </w:t>
       </w:r>
     </w:p>
     <w:p>
@@ -6699,8 +8256,13 @@
           <w:rFonts w:hint="eastAsia"/>
         </w:rPr>
       </w:pPr>
-      <w:r>
-        <w:t>array.slice() 方法用于从数组中提取指定范围的元素，返回一个</w:t>
+      <w:proofErr w:type="spellStart"/>
+      <w:r>
+        <w:t>array.slice</w:t>
+      </w:r>
+      <w:proofErr w:type="spellEnd"/>
+      <w:r>
+        <w:t>() 方法用于从数组中提取指定范围的元素，返回一个</w:t>
       </w:r>
       <w:r>
         <w:rPr>
@@ -6720,7 +8282,15 @@
         <w:t>不修改</w:t>
       </w:r>
       <w:r>
-        <w:t>原始数组，其用法是 arr.slice(begin, end)，可以提取从 begin（包含）到 end（不包含）的元素，支持正负索引（负数从尾部计数），省略 end 则提取到末尾</w:t>
+        <w:t>原始数组，其用法是 </w:t>
+      </w:r>
+      <w:proofErr w:type="spellStart"/>
+      <w:r>
+        <w:t>arr.slice</w:t>
+      </w:r>
+      <w:proofErr w:type="spellEnd"/>
+      <w:r>
+        <w:t>(begin, end)，可以提取从 begin（包含）到 end（不包含）的元素，支持正负索引（负数从尾部计数），省略 end 则提取到末尾</w:t>
       </w:r>
     </w:p>
     <w:p>
@@ -6816,7 +8386,6 @@
         <w:rPr>
           <w:rFonts w:hint="eastAsia"/>
         </w:rPr>
-        <w:lastRenderedPageBreak/>
         <w:t>积水的范围：最高点与左右第二高之间的范围，左右第二高与再靠外的范围</w:t>
       </w:r>
     </w:p>
@@ -6928,7 +8497,23 @@
         <w:t>‌</w:t>
       </w:r>
       <w:r>
-        <w:t>：字符串支持索引访问（如str[0]）和部分数组方法（如split()、concat()、indexOf()）。</w:t>
+        <w:t>：字符串支持索引访问（如str[0]）和部分数组方法（如split()、</w:t>
+      </w:r>
+      <w:proofErr w:type="spellStart"/>
+      <w:r>
+        <w:t>concat</w:t>
+      </w:r>
+      <w:proofErr w:type="spellEnd"/>
+      <w:r>
+        <w:t>()、</w:t>
+      </w:r>
+      <w:proofErr w:type="spellStart"/>
+      <w:r>
+        <w:t>indexOf</w:t>
+      </w:r>
+      <w:proofErr w:type="spellEnd"/>
+      <w:r>
+        <w:t>()）。</w:t>
       </w:r>
     </w:p>
     <w:p>
@@ -7098,12 +8683,14 @@
             <w:r>
               <w:t>‘</w:t>
             </w:r>
+            <w:proofErr w:type="spellStart"/>
             <w:r>
               <w:rPr>
                 <w:rFonts w:hint="eastAsia"/>
               </w:rPr>
               <w:t>abcabc</w:t>
             </w:r>
+            <w:proofErr w:type="spellEnd"/>
             <w:r>
               <w:t>’</w:t>
             </w:r>
@@ -7116,11 +8703,21 @@
                 <w:rFonts w:hint="eastAsia"/>
               </w:rPr>
             </w:pPr>
-            <w:r>
-              <w:rPr>
-                <w:rFonts w:hint="eastAsia"/>
-              </w:rPr>
-              <w:t>s.length  //6</w:t>
+            <w:proofErr w:type="spellStart"/>
+            <w:proofErr w:type="gramStart"/>
+            <w:r>
+              <w:rPr>
+                <w:rFonts w:hint="eastAsia"/>
+              </w:rPr>
+              <w:t>s.length</w:t>
+            </w:r>
+            <w:proofErr w:type="spellEnd"/>
+            <w:proofErr w:type="gramEnd"/>
+            <w:r>
+              <w:rPr>
+                <w:rFonts w:hint="eastAsia"/>
+              </w:rPr>
+              <w:t xml:space="preserve">  //6</w:t>
             </w:r>
           </w:p>
           <w:p>
@@ -7131,11 +8728,19 @@
                 <w:rFonts w:hint="eastAsia"/>
               </w:rPr>
             </w:pPr>
-            <w:r>
-              <w:rPr>
-                <w:rFonts w:hint="eastAsia"/>
-              </w:rPr>
-              <w:t>s[0] //</w:t>
+            <w:proofErr w:type="gramStart"/>
+            <w:r>
+              <w:rPr>
+                <w:rFonts w:hint="eastAsia"/>
+              </w:rPr>
+              <w:t>s[</w:t>
+            </w:r>
+            <w:proofErr w:type="gramEnd"/>
+            <w:r>
+              <w:rPr>
+                <w:rFonts w:hint="eastAsia"/>
+              </w:rPr>
+              <w:t>0] //</w:t>
             </w:r>
             <w:r>
               <w:t>’</w:t>
@@ -7250,7 +8855,23 @@
         </w:rPr>
       </w:pPr>
       <w:r>
-        <w:t>let sum = new Array(nums); 应为 let sum = new Array(nums.length).fill(0);，否则 sum 是一个包含原数组引用的数组，而不是前缀和数组。</w:t>
+        <w:t>let sum = new Array(</w:t>
+      </w:r>
+      <w:proofErr w:type="spellStart"/>
+      <w:r>
+        <w:t>nums</w:t>
+      </w:r>
+      <w:proofErr w:type="spellEnd"/>
+      <w:r>
+        <w:t>); 应为 let sum = new Array(</w:t>
+      </w:r>
+      <w:proofErr w:type="spellStart"/>
+      <w:r>
+        <w:t>nums.length</w:t>
+      </w:r>
+      <w:proofErr w:type="spellEnd"/>
+      <w:r>
+        <w:t>).fill(0);，否则 sum 是一个包含原数组引用的数组，而不是前缀和数组。</w:t>
       </w:r>
     </w:p>
     <w:p>
@@ -7336,7 +8957,15 @@
         </w:rPr>
       </w:pPr>
       <w:r>
-        <w:t>类表达式是定义类的另一种方法。类表达式可以命名或不命名。命名类表达式的名称是该类体的局部名称。</w:t>
+        <w:t>类表达式是定义类的另一种方法。类表达式可以命名或</w:t>
+      </w:r>
+      <w:proofErr w:type="gramStart"/>
+      <w:r>
+        <w:t>不</w:t>
+      </w:r>
+      <w:proofErr w:type="gramEnd"/>
+      <w:r>
+        <w:t>命名。命名类表达式的名称是该类体的局部名称。</w:t>
       </w:r>
     </w:p>
     <w:tbl>
@@ -7365,7 +8994,6 @@
               <w:rPr>
                 <w:rFonts w:hint="eastAsia"/>
               </w:rPr>
-              <w:lastRenderedPageBreak/>
               <w:t>// 未命名/匿名类</w:t>
             </w:r>
           </w:p>
@@ -7381,7 +9009,21 @@
               <w:rPr>
                 <w:rFonts w:hint="eastAsia"/>
               </w:rPr>
-              <w:t>let Runoob = class {</w:t>
+              <w:t xml:space="preserve">let </w:t>
+            </w:r>
+            <w:proofErr w:type="spellStart"/>
+            <w:r>
+              <w:rPr>
+                <w:rFonts w:hint="eastAsia"/>
+              </w:rPr>
+              <w:t>Runoob</w:t>
+            </w:r>
+            <w:proofErr w:type="spellEnd"/>
+            <w:r>
+              <w:rPr>
+                <w:rFonts w:hint="eastAsia"/>
+              </w:rPr>
+              <w:t xml:space="preserve"> = class {</w:t>
             </w:r>
           </w:p>
           <w:p>
@@ -7396,7 +9038,35 @@
               <w:rPr>
                 <w:rFonts w:hint="eastAsia"/>
               </w:rPr>
-              <w:t xml:space="preserve">  constructor(name, url) {</w:t>
+              <w:t xml:space="preserve">  </w:t>
+            </w:r>
+            <w:proofErr w:type="gramStart"/>
+            <w:r>
+              <w:rPr>
+                <w:rFonts w:hint="eastAsia"/>
+              </w:rPr>
+              <w:t>constructor(</w:t>
+            </w:r>
+            <w:proofErr w:type="gramEnd"/>
+            <w:r>
+              <w:rPr>
+                <w:rFonts w:hint="eastAsia"/>
+              </w:rPr>
+              <w:t xml:space="preserve">name, </w:t>
+            </w:r>
+            <w:proofErr w:type="spellStart"/>
+            <w:r>
+              <w:rPr>
+                <w:rFonts w:hint="eastAsia"/>
+              </w:rPr>
+              <w:t>url</w:t>
+            </w:r>
+            <w:proofErr w:type="spellEnd"/>
+            <w:r>
+              <w:rPr>
+                <w:rFonts w:hint="eastAsia"/>
+              </w:rPr>
+              <w:t>) {</w:t>
             </w:r>
           </w:p>
           <w:p>
@@ -7426,7 +9096,21 @@
               <w:rPr>
                 <w:rFonts w:hint="eastAsia"/>
               </w:rPr>
-              <w:t xml:space="preserve">    this.url = url;</w:t>
+              <w:t xml:space="preserve">    this.url = </w:t>
+            </w:r>
+            <w:proofErr w:type="spellStart"/>
+            <w:r>
+              <w:rPr>
+                <w:rFonts w:hint="eastAsia"/>
+              </w:rPr>
+              <w:t>url</w:t>
+            </w:r>
+            <w:proofErr w:type="spellEnd"/>
+            <w:r>
+              <w:rPr>
+                <w:rFonts w:hint="eastAsia"/>
+              </w:rPr>
+              <w:t>;</w:t>
             </w:r>
           </w:p>
           <w:p>
@@ -7467,11 +9151,19 @@
                 <w:rFonts w:hint="eastAsia"/>
               </w:rPr>
             </w:pPr>
-            <w:r>
-              <w:rPr>
-                <w:rFonts w:hint="eastAsia"/>
-              </w:rPr>
-              <w:t>console.log(Runoob.name);</w:t>
+            <w:proofErr w:type="gramStart"/>
+            <w:r>
+              <w:rPr>
+                <w:rFonts w:hint="eastAsia"/>
+              </w:rPr>
+              <w:t>console.log(</w:t>
+            </w:r>
+            <w:proofErr w:type="gramEnd"/>
+            <w:r>
+              <w:rPr>
+                <w:rFonts w:hint="eastAsia"/>
+              </w:rPr>
+              <w:t>Runoob.name);</w:t>
             </w:r>
           </w:p>
           <w:p>
@@ -7486,7 +9178,21 @@
               <w:rPr>
                 <w:rFonts w:hint="eastAsia"/>
               </w:rPr>
-              <w:t>// output: "Runoob"</w:t>
+              <w:t>// output: "</w:t>
+            </w:r>
+            <w:proofErr w:type="spellStart"/>
+            <w:r>
+              <w:rPr>
+                <w:rFonts w:hint="eastAsia"/>
+              </w:rPr>
+              <w:t>Runoob</w:t>
+            </w:r>
+            <w:proofErr w:type="spellEnd"/>
+            <w:r>
+              <w:rPr>
+                <w:rFonts w:hint="eastAsia"/>
+              </w:rPr>
+              <w:t>"</w:t>
             </w:r>
           </w:p>
           <w:p>
@@ -7531,7 +9237,21 @@
               <w:rPr>
                 <w:rFonts w:hint="eastAsia"/>
               </w:rPr>
-              <w:t>let Runoob = class Runoob2 {</w:t>
+              <w:t xml:space="preserve">let </w:t>
+            </w:r>
+            <w:proofErr w:type="spellStart"/>
+            <w:r>
+              <w:rPr>
+                <w:rFonts w:hint="eastAsia"/>
+              </w:rPr>
+              <w:t>Runoob</w:t>
+            </w:r>
+            <w:proofErr w:type="spellEnd"/>
+            <w:r>
+              <w:rPr>
+                <w:rFonts w:hint="eastAsia"/>
+              </w:rPr>
+              <w:t xml:space="preserve"> = class Runoob2 {</w:t>
             </w:r>
           </w:p>
           <w:p>
@@ -7546,7 +9266,35 @@
               <w:rPr>
                 <w:rFonts w:hint="eastAsia"/>
               </w:rPr>
-              <w:t xml:space="preserve">  constructor(name, url) {</w:t>
+              <w:t xml:space="preserve">  </w:t>
+            </w:r>
+            <w:proofErr w:type="gramStart"/>
+            <w:r>
+              <w:rPr>
+                <w:rFonts w:hint="eastAsia"/>
+              </w:rPr>
+              <w:t>constructor(</w:t>
+            </w:r>
+            <w:proofErr w:type="gramEnd"/>
+            <w:r>
+              <w:rPr>
+                <w:rFonts w:hint="eastAsia"/>
+              </w:rPr>
+              <w:t xml:space="preserve">name, </w:t>
+            </w:r>
+            <w:proofErr w:type="spellStart"/>
+            <w:r>
+              <w:rPr>
+                <w:rFonts w:hint="eastAsia"/>
+              </w:rPr>
+              <w:t>url</w:t>
+            </w:r>
+            <w:proofErr w:type="spellEnd"/>
+            <w:r>
+              <w:rPr>
+                <w:rFonts w:hint="eastAsia"/>
+              </w:rPr>
+              <w:t>) {</w:t>
             </w:r>
           </w:p>
           <w:p>
@@ -7576,7 +9324,21 @@
               <w:rPr>
                 <w:rFonts w:hint="eastAsia"/>
               </w:rPr>
-              <w:t xml:space="preserve">    this.url = url;</w:t>
+              <w:t xml:space="preserve">    this.url = </w:t>
+            </w:r>
+            <w:proofErr w:type="spellStart"/>
+            <w:r>
+              <w:rPr>
+                <w:rFonts w:hint="eastAsia"/>
+              </w:rPr>
+              <w:t>url</w:t>
+            </w:r>
+            <w:proofErr w:type="spellEnd"/>
+            <w:r>
+              <w:rPr>
+                <w:rFonts w:hint="eastAsia"/>
+              </w:rPr>
+              <w:t>;</w:t>
             </w:r>
           </w:p>
           <w:p>
@@ -7617,11 +9379,19 @@
                 <w:rFonts w:hint="eastAsia"/>
               </w:rPr>
             </w:pPr>
-            <w:r>
-              <w:rPr>
-                <w:rFonts w:hint="eastAsia"/>
-              </w:rPr>
-              <w:t>console.log(Runoob.name);</w:t>
+            <w:proofErr w:type="gramStart"/>
+            <w:r>
+              <w:rPr>
+                <w:rFonts w:hint="eastAsia"/>
+              </w:rPr>
+              <w:t>console.log(</w:t>
+            </w:r>
+            <w:proofErr w:type="gramEnd"/>
+            <w:r>
+              <w:rPr>
+                <w:rFonts w:hint="eastAsia"/>
+              </w:rPr>
+              <w:t>Runoob.name);</w:t>
             </w:r>
           </w:p>
           <w:p>
@@ -7718,7 +9488,23 @@
                 <w:i/>
                 <w:iCs/>
               </w:rPr>
-              <w:t>// 仅类内部可访问</w:t>
+              <w:t xml:space="preserve">// </w:t>
+            </w:r>
+            <w:proofErr w:type="gramStart"/>
+            <w:r>
+              <w:rPr>
+                <w:i/>
+                <w:iCs/>
+              </w:rPr>
+              <w:t>仅类内部</w:t>
+            </w:r>
+            <w:proofErr w:type="gramEnd"/>
+            <w:r>
+              <w:rPr>
+                <w:i/>
+                <w:iCs/>
+              </w:rPr>
+              <w:t>可访问</w:t>
             </w:r>
           </w:p>
           <w:p>
@@ -7754,8 +9540,13 @@
                 <w:iCs/>
               </w:rPr>
             </w:pPr>
-            <w:r>
-              <w:t xml:space="preserve">readonly id: number; </w:t>
+            <w:proofErr w:type="spellStart"/>
+            <w:r>
+              <w:t>readonly</w:t>
+            </w:r>
+            <w:proofErr w:type="spellEnd"/>
+            <w:r>
+              <w:t xml:space="preserve"> id: number; </w:t>
             </w:r>
             <w:r>
               <w:rPr>
@@ -7905,12 +9696,21 @@
         </w:rPr>
         <w:t>‌</w:t>
       </w:r>
+      <w:proofErr w:type="gramStart"/>
       <w:r>
         <w:rPr>
           <w:b/>
           <w:bCs/>
         </w:rPr>
-        <w:t>substring(start, end)</w:t>
+        <w:t>substring(</w:t>
+      </w:r>
+      <w:proofErr w:type="gramEnd"/>
+      <w:r>
+        <w:rPr>
+          <w:b/>
+          <w:bCs/>
+        </w:rPr>
+        <w:t>start, end)</w:t>
       </w:r>
       <w:r>
         <w:rPr>
@@ -7969,7 +9769,15 @@
         </w:rPr>
       </w:pPr>
       <w:r>
-        <w:t>start: 必需，非负整数，表示子串起始位置（包含）。</w:t>
+        <w:t>start: 必需，非负整数，</w:t>
+      </w:r>
+      <w:proofErr w:type="gramStart"/>
+      <w:r>
+        <w:t>表示子串起始</w:t>
+      </w:r>
+      <w:proofErr w:type="gramEnd"/>
+      <w:r>
+        <w:t>位置（包含）。</w:t>
       </w:r>
     </w:p>
     <w:p>
@@ -7985,7 +9793,15 @@
         </w:rPr>
       </w:pPr>
       <w:r>
-        <w:t>end: 可选，非负整数，表示子串结束位置（不包含）。若省略，则截取到字符串末尾。</w:t>
+        <w:t>end: 可选，非负整数，表示</w:t>
+      </w:r>
+      <w:proofErr w:type="gramStart"/>
+      <w:r>
+        <w:t>子串结束</w:t>
+      </w:r>
+      <w:proofErr w:type="gramEnd"/>
+      <w:r>
+        <w:t>位置（不包含）。若省略，则截取到字符串末尾。</w:t>
       </w:r>
     </w:p>
     <w:p>
@@ -8071,7 +9887,6 @@
         <w:rPr>
           <w:rFonts w:ascii="Times New Roman" w:hAnsi="Times New Roman" w:cs="Times New Roman"/>
         </w:rPr>
-        <w:lastRenderedPageBreak/>
         <w:t>‌</w:t>
       </w:r>
       <w:r>
@@ -8099,8 +9914,13 @@
           <w:rFonts w:hint="eastAsia"/>
         </w:rPr>
       </w:pPr>
-      <w:r>
-        <w:t>javascriptCopy Code</w:t>
+      <w:proofErr w:type="spellStart"/>
+      <w:r>
+        <w:t>javascriptCopy</w:t>
+      </w:r>
+      <w:proofErr w:type="spellEnd"/>
+      <w:r>
+        <w:t xml:space="preserve"> Code</w:t>
       </w:r>
     </w:p>
     <w:p>
@@ -8123,8 +9943,18 @@
           <w:rFonts w:hint="eastAsia"/>
         </w:rPr>
       </w:pPr>
-      <w:r>
-        <w:t>console.log(str.substring(2, 5)); // "234"</w:t>
+      <w:proofErr w:type="gramStart"/>
+      <w:r>
+        <w:t>console.log(</w:t>
+      </w:r>
+      <w:proofErr w:type="spellStart"/>
+      <w:r>
+        <w:t>str.substring</w:t>
+      </w:r>
+      <w:proofErr w:type="spellEnd"/>
+      <w:proofErr w:type="gramEnd"/>
+      <w:r>
+        <w:t>(2, 5)); // "234"</w:t>
       </w:r>
     </w:p>
     <w:p>
@@ -8136,7 +9966,25 @@
         </w:rPr>
       </w:pPr>
       <w:r>
-        <w:t>console.log(str.substring(5));    // "56789"</w:t>
+        <w:t>console.log(</w:t>
+      </w:r>
+      <w:proofErr w:type="spellStart"/>
+      <w:proofErr w:type="gramStart"/>
+      <w:r>
+        <w:t>str.substring</w:t>
+      </w:r>
+      <w:proofErr w:type="spellEnd"/>
+      <w:proofErr w:type="gramEnd"/>
+      <w:r>
+        <w:t>(5)</w:t>
+      </w:r>
+      <w:proofErr w:type="gramStart"/>
+      <w:r>
+        <w:t xml:space="preserve">);   </w:t>
+      </w:r>
+      <w:proofErr w:type="gramEnd"/>
+      <w:r>
+        <w:t xml:space="preserve"> // "56789"</w:t>
       </w:r>
     </w:p>
     <w:p>
@@ -8148,7 +9996,15 @@
         </w:rPr>
       </w:pPr>
       <w:r>
-        <w:t>console.log(str.substring(5, 20)); // "56789"（超出范围时截取到末尾）</w:t>
+        <w:t>console.log(</w:t>
+      </w:r>
+      <w:proofErr w:type="spellStart"/>
+      <w:r>
+        <w:t>str.substring</w:t>
+      </w:r>
+      <w:proofErr w:type="spellEnd"/>
+      <w:r>
+        <w:t>(5, 20)); // "56789"（超出范围时截取到末尾）</w:t>
       </w:r>
     </w:p>
     <w:p>
@@ -8160,7 +10016,15 @@
         </w:rPr>
       </w:pPr>
       <w:r>
-        <w:t>console.log(str.substring(-2, 5)); // "01234"（负数视为0）</w:t>
+        <w:t>console.log(</w:t>
+      </w:r>
+      <w:proofErr w:type="spellStart"/>
+      <w:r>
+        <w:t>str.substring</w:t>
+      </w:r>
+      <w:proofErr w:type="spellEnd"/>
+      <w:r>
+        <w:t>(-2, 5)); // "01234"（负数视为0）</w:t>
       </w:r>
     </w:p>
     <w:p>
@@ -8188,12 +10052,21 @@
         </w:rPr>
         <w:t>‌</w:t>
       </w:r>
+      <w:proofErr w:type="gramStart"/>
       <w:r>
         <w:rPr>
           <w:b/>
           <w:bCs/>
         </w:rPr>
-        <w:t>slice(start, end)</w:t>
+        <w:t>slice(</w:t>
+      </w:r>
+      <w:proofErr w:type="gramEnd"/>
+      <w:r>
+        <w:rPr>
+          <w:b/>
+          <w:bCs/>
+        </w:rPr>
+        <w:t>start, end)</w:t>
       </w:r>
       <w:r>
         <w:rPr>
@@ -8268,7 +10141,15 @@
         </w:rPr>
       </w:pPr>
       <w:r>
-        <w:t>end: 可选，整数（正负均可），表示子串结束位置（不包含）。若省略，则截取到字符串末尾。</w:t>
+        <w:t>end: 可选，整数（正负均可），表示</w:t>
+      </w:r>
+      <w:proofErr w:type="gramStart"/>
+      <w:r>
+        <w:t>子串结束</w:t>
+      </w:r>
+      <w:proofErr w:type="gramEnd"/>
+      <w:r>
+        <w:t>位置（不包含）。若省略，则截取到字符串末尾。</w:t>
       </w:r>
     </w:p>
     <w:p>
@@ -8381,8 +10262,13 @@
           <w:rFonts w:hint="eastAsia"/>
         </w:rPr>
       </w:pPr>
-      <w:r>
-        <w:t>javascriptCopy Code</w:t>
+      <w:proofErr w:type="spellStart"/>
+      <w:r>
+        <w:t>javascriptCopy</w:t>
+      </w:r>
+      <w:proofErr w:type="spellEnd"/>
+      <w:r>
+        <w:t xml:space="preserve"> Code</w:t>
       </w:r>
     </w:p>
     <w:p>
@@ -8405,8 +10291,26 @@
           <w:rFonts w:hint="eastAsia"/>
         </w:rPr>
       </w:pPr>
-      <w:r>
-        <w:t>console.log(str.slice(2, 5));  // "234"</w:t>
+      <w:proofErr w:type="gramStart"/>
+      <w:r>
+        <w:t>console.log(</w:t>
+      </w:r>
+      <w:proofErr w:type="spellStart"/>
+      <w:r>
+        <w:t>str.slice</w:t>
+      </w:r>
+      <w:proofErr w:type="spellEnd"/>
+      <w:proofErr w:type="gramEnd"/>
+      <w:r>
+        <w:t>(2, 5)</w:t>
+      </w:r>
+      <w:proofErr w:type="gramStart"/>
+      <w:r>
+        <w:t>);  /</w:t>
+      </w:r>
+      <w:proofErr w:type="gramEnd"/>
+      <w:r>
+        <w:t>/ "234"</w:t>
       </w:r>
     </w:p>
     <w:p>
@@ -8418,7 +10322,25 @@
         </w:rPr>
       </w:pPr>
       <w:r>
-        <w:t>console.log(str.slice(5));     // "56789"</w:t>
+        <w:t>console.log(</w:t>
+      </w:r>
+      <w:proofErr w:type="spellStart"/>
+      <w:proofErr w:type="gramStart"/>
+      <w:r>
+        <w:t>str.slice</w:t>
+      </w:r>
+      <w:proofErr w:type="spellEnd"/>
+      <w:proofErr w:type="gramEnd"/>
+      <w:r>
+        <w:t>(5)</w:t>
+      </w:r>
+      <w:proofErr w:type="gramStart"/>
+      <w:r>
+        <w:t xml:space="preserve">);   </w:t>
+      </w:r>
+      <w:proofErr w:type="gramEnd"/>
+      <w:r>
+        <w:t xml:space="preserve">  // "56789"</w:t>
       </w:r>
     </w:p>
     <w:p>
@@ -8430,7 +10352,15 @@
         </w:rPr>
       </w:pPr>
       <w:r>
-        <w:t>console.log(str.slice(5, 20)); // "56789"（超出范围时截取到末尾）</w:t>
+        <w:t>console.log(</w:t>
+      </w:r>
+      <w:proofErr w:type="spellStart"/>
+      <w:r>
+        <w:t>str.slice</w:t>
+      </w:r>
+      <w:proofErr w:type="spellEnd"/>
+      <w:r>
+        <w:t>(5, 20)); // "56789"（超出范围时截取到末尾）</w:t>
       </w:r>
     </w:p>
     <w:p>
@@ -8442,7 +10372,15 @@
         </w:rPr>
       </w:pPr>
       <w:r>
-        <w:t>console.log(str.slice(-3));    // "789"（负数索引）</w:t>
+        <w:t>console.log(</w:t>
+      </w:r>
+      <w:proofErr w:type="spellStart"/>
+      <w:r>
+        <w:t>str.slice</w:t>
+      </w:r>
+      <w:proofErr w:type="spellEnd"/>
+      <w:r>
+        <w:t>(-3));    // "789"（负数索引）</w:t>
       </w:r>
     </w:p>
     <w:p>
@@ -8454,7 +10392,15 @@
         </w:rPr>
       </w:pPr>
       <w:r>
-        <w:t>console.log(str.slice(5, -2));  // "5678"（负数结束索引）</w:t>
+        <w:t>console.log(</w:t>
+      </w:r>
+      <w:proofErr w:type="spellStart"/>
+      <w:r>
+        <w:t>str.slice</w:t>
+      </w:r>
+      <w:proofErr w:type="spellEnd"/>
+      <w:r>
+        <w:t>(5, -2));  // "5678"（负数结束索引）</w:t>
       </w:r>
     </w:p>
     <w:p>
@@ -8714,7 +10660,21 @@
         <w:rPr>
           <w:rFonts w:hint="eastAsia"/>
         </w:rPr>
-        <w:t>即在函数内使用nums = res只在函数内有效</w:t>
+        <w:t>即在函数内使用</w:t>
+      </w:r>
+      <w:proofErr w:type="spellStart"/>
+      <w:r>
+        <w:rPr>
+          <w:rFonts w:hint="eastAsia"/>
+        </w:rPr>
+        <w:t>nums</w:t>
+      </w:r>
+      <w:proofErr w:type="spellEnd"/>
+      <w:r>
+        <w:rPr>
+          <w:rFonts w:hint="eastAsia"/>
+        </w:rPr>
+        <w:t xml:space="preserve"> = res只在函数内有效</w:t>
       </w:r>
     </w:p>
     <w:p>
@@ -8744,7 +10704,15 @@
         </w:rPr>
       </w:pPr>
       <w:r>
-        <w:t>当数组包含 0 时，pre[i-1] 或 suf[i+1] 可能为 0，但 0 || 1 会返回 1，导致结果错误。</w:t>
+        <w:t>当数组包含 0 时，pre[i-1] 或 </w:t>
+      </w:r>
+      <w:proofErr w:type="spellStart"/>
+      <w:r>
+        <w:t>suf</w:t>
+      </w:r>
+      <w:proofErr w:type="spellEnd"/>
+      <w:r>
+        <w:t>[i+1] 可能为 0，但 0 || 1 会返回 1，导致结果错误。</w:t>
       </w:r>
     </w:p>
     <w:p>
@@ -9128,7 +11096,15 @@
         </w:rPr>
       </w:pPr>
       <w:r>
-        <w:t>||：当左侧为任何假值（false、0、空字符串''、null、undefined、NaN）时触发。</w:t>
+        <w:t>||：当左侧为任何假值（false、0、空字符串''、null、undefined、</w:t>
+      </w:r>
+      <w:proofErr w:type="spellStart"/>
+      <w:r>
+        <w:t>NaN</w:t>
+      </w:r>
+      <w:proofErr w:type="spellEnd"/>
+      <w:r>
+        <w:t>）时触发。</w:t>
       </w:r>
     </w:p>
     <w:p>
@@ -9179,7 +11155,23 @@
         </w:rPr>
       </w:pPr>
       <w:r>
-        <w:t>在JavaScript中，++i（前缀递增）和i++（后缀递增）都用于将变量值增加1，但它们在</w:t>
+        <w:t>在JavaScript中，++</w:t>
+      </w:r>
+      <w:proofErr w:type="spellStart"/>
+      <w:r>
+        <w:t>i</w:t>
+      </w:r>
+      <w:proofErr w:type="spellEnd"/>
+      <w:r>
+        <w:t>（前缀递增）和</w:t>
+      </w:r>
+      <w:proofErr w:type="spellStart"/>
+      <w:r>
+        <w:t>i</w:t>
+      </w:r>
+      <w:proofErr w:type="spellEnd"/>
+      <w:r>
+        <w:t>++（后缀递增）都用于将变量值增加1，但它们在</w:t>
       </w:r>
       <w:r>
         <w:rPr>
@@ -9188,7 +11180,6 @@
         <w:t>‌</w:t>
       </w:r>
       <w:r>
-        <w:lastRenderedPageBreak/>
         <w:t>返回值时机</w:t>
       </w:r>
       <w:r>
@@ -9229,7 +11220,15 @@
         <w:t> </w:t>
       </w:r>
       <w:r>
-        <w:t>++i </w:t>
+        <w:t>++</w:t>
+      </w:r>
+      <w:proofErr w:type="spellStart"/>
+      <w:r>
+        <w:t>i</w:t>
+      </w:r>
+      <w:proofErr w:type="spellEnd"/>
+      <w:r>
+        <w:t> </w:t>
       </w:r>
       <w:r>
         <w:rPr>
@@ -9247,7 +11246,15 @@
         <w:t>‌</w:t>
       </w:r>
       <w:r>
-        <w:t>；而i++ </w:t>
+        <w:t>；而</w:t>
+      </w:r>
+      <w:proofErr w:type="spellStart"/>
+      <w:r>
+        <w:t>i</w:t>
+      </w:r>
+      <w:proofErr w:type="spellEnd"/>
+      <w:r>
+        <w:t>++ </w:t>
       </w:r>
       <w:r>
         <w:rPr>
@@ -9279,7 +11286,23 @@
         </w:rPr>
       </w:pPr>
       <w:r>
-        <w:t>let i = 0; console.log(++i); 输出 1（先递增再返回）。</w:t>
+        <w:t xml:space="preserve">let </w:t>
+      </w:r>
+      <w:proofErr w:type="spellStart"/>
+      <w:r>
+        <w:t>i</w:t>
+      </w:r>
+      <w:proofErr w:type="spellEnd"/>
+      <w:r>
+        <w:t xml:space="preserve"> = 0; console.log(++</w:t>
+      </w:r>
+      <w:proofErr w:type="spellStart"/>
+      <w:r>
+        <w:t>i</w:t>
+      </w:r>
+      <w:proofErr w:type="spellEnd"/>
+      <w:r>
+        <w:t>); 输出 1（先递增再返回）。</w:t>
       </w:r>
     </w:p>
     <w:p>
@@ -9293,7 +11316,23 @@
         </w:rPr>
       </w:pPr>
       <w:r>
-        <w:t>let i = 0; console.log(i++); 输出 0（先返回原始值，再递增）。</w:t>
+        <w:t xml:space="preserve">let </w:t>
+      </w:r>
+      <w:proofErr w:type="spellStart"/>
+      <w:r>
+        <w:t>i</w:t>
+      </w:r>
+      <w:proofErr w:type="spellEnd"/>
+      <w:r>
+        <w:t xml:space="preserve"> = 0; console.log(</w:t>
+      </w:r>
+      <w:proofErr w:type="spellStart"/>
+      <w:r>
+        <w:t>i</w:t>
+      </w:r>
+      <w:proofErr w:type="spellEnd"/>
+      <w:r>
+        <w:t>++); 输出 0（先返回原始值，再递增）。</w:t>
       </w:r>
     </w:p>
     <w:p>
@@ -9309,7 +11348,15 @@
         <w:t>‌</w:t>
       </w:r>
       <w:r>
-        <w:t>在独立语句或for循环中，两者行为相同：</w:t>
+        <w:t>在独立语句或for循环中，</w:t>
+      </w:r>
+      <w:proofErr w:type="gramStart"/>
+      <w:r>
+        <w:t>两者行为</w:t>
+      </w:r>
+      <w:proofErr w:type="gramEnd"/>
+      <w:r>
+        <w:t>相同：</w:t>
       </w:r>
       <w:r>
         <w:rPr>
@@ -9318,7 +11365,47 @@
         <w:t>‌</w:t>
       </w:r>
       <w:r>
-        <w:t xml:space="preserve"> 当自增语句单独存在（如 i++; 或 ++i;）或用于循环的更新部分（如 for (let i = 0; i &lt; 10; i++)），由于不涉及赋值或表达式计算，递增效果一致。</w:t>
+        <w:t xml:space="preserve"> 当自增语句单独存在（如 </w:t>
+      </w:r>
+      <w:proofErr w:type="spellStart"/>
+      <w:r>
+        <w:t>i</w:t>
+      </w:r>
+      <w:proofErr w:type="spellEnd"/>
+      <w:r>
+        <w:t>++; 或 ++</w:t>
+      </w:r>
+      <w:proofErr w:type="spellStart"/>
+      <w:r>
+        <w:t>i</w:t>
+      </w:r>
+      <w:proofErr w:type="spellEnd"/>
+      <w:r>
+        <w:t xml:space="preserve">;）或用于循环的更新部分（如 for (let </w:t>
+      </w:r>
+      <w:proofErr w:type="spellStart"/>
+      <w:r>
+        <w:t>i</w:t>
+      </w:r>
+      <w:proofErr w:type="spellEnd"/>
+      <w:r>
+        <w:t xml:space="preserve"> = 0; </w:t>
+      </w:r>
+      <w:proofErr w:type="spellStart"/>
+      <w:r>
+        <w:t>i</w:t>
+      </w:r>
+      <w:proofErr w:type="spellEnd"/>
+      <w:r>
+        <w:t xml:space="preserve"> &lt; 10; </w:t>
+      </w:r>
+      <w:proofErr w:type="spellStart"/>
+      <w:r>
+        <w:t>i</w:t>
+      </w:r>
+      <w:proofErr w:type="spellEnd"/>
+      <w:r>
+        <w:t>++)），由于不涉及赋值或表达式计算，递增效果一致。</w:t>
       </w:r>
     </w:p>
     <w:p>
@@ -9460,17 +11547,38 @@
         </w:rPr>
       </w:pPr>
       <w:r>
-        <w:t xml:space="preserve">  #getAge() {</w:t>
-      </w:r>
-    </w:p>
-    <w:p>
-      <w:pPr>
-        <w:rPr>
-          <w:rFonts w:hint="eastAsia"/>
-        </w:rPr>
-      </w:pPr>
-      <w:r>
-        <w:t xml:space="preserve">    return this.#age;</w:t>
+        <w:t xml:space="preserve">  #</w:t>
+      </w:r>
+      <w:proofErr w:type="gramStart"/>
+      <w:r>
+        <w:t>getAge(</w:t>
+      </w:r>
+      <w:proofErr w:type="gramEnd"/>
+      <w:r>
+        <w:t>) {</w:t>
+      </w:r>
+    </w:p>
+    <w:p>
+      <w:pPr>
+        <w:rPr>
+          <w:rFonts w:hint="eastAsia"/>
+        </w:rPr>
+      </w:pPr>
+      <w:r>
+        <w:t xml:space="preserve">    return </w:t>
+      </w:r>
+      <w:proofErr w:type="spellStart"/>
+      <w:proofErr w:type="gramStart"/>
+      <w:r>
+        <w:t>this.#</w:t>
+      </w:r>
+      <w:proofErr w:type="gramEnd"/>
+      <w:r>
+        <w:t>age</w:t>
+      </w:r>
+      <w:proofErr w:type="spellEnd"/>
+      <w:r>
+        <w:t>;</w:t>
       </w:r>
     </w:p>
     <w:p>
@@ -9506,11 +11614,19 @@
           <w:rFonts w:hint="eastAsia"/>
         </w:rPr>
       </w:pPr>
-      <w:r>
-        <w:rPr>
-          <w:rFonts w:hint="eastAsia"/>
-        </w:rPr>
-        <w:t>map.get()一个不存在的会返回</w:t>
+      <w:proofErr w:type="spellStart"/>
+      <w:r>
+        <w:rPr>
+          <w:rFonts w:hint="eastAsia"/>
+        </w:rPr>
+        <w:t>map.get</w:t>
+      </w:r>
+      <w:proofErr w:type="spellEnd"/>
+      <w:r>
+        <w:rPr>
+          <w:rFonts w:hint="eastAsia"/>
+        </w:rPr>
+        <w:t>()一个不存在的会返回</w:t>
       </w:r>
       <w:r>
         <w:t>undefined</w:t>
@@ -9548,6 +11664,65 @@
           <w:rFonts w:hint="eastAsia"/>
         </w:rPr>
         <w:t xml:space="preserve"> 38</w:t>
+      </w:r>
+      <w:r>
+        <w:rPr>
+          <w:rFonts w:hint="eastAsia"/>
+        </w:rPr>
+        <w:t xml:space="preserve"> 39</w:t>
+      </w:r>
+    </w:p>
+    <w:p>
+      <w:pPr>
+        <w:rPr>
+          <w:rFonts w:hint="eastAsia"/>
+        </w:rPr>
+      </w:pPr>
+      <w:r>
+        <w:t>JavaScript的.pop()方法用于</w:t>
+      </w:r>
+      <w:r>
+        <w:rPr>
+          <w:b/>
+          <w:bCs/>
+        </w:rPr>
+        <w:t>从数组末尾移除并返回最后一个元素</w:t>
+      </w:r>
+      <w:r>
+        <w:t>，会直接修改原数组，使其长度减</w:t>
+      </w:r>
+      <w:proofErr w:type="gramStart"/>
+      <w:r>
+        <w:t>一</w:t>
+      </w:r>
+      <w:proofErr w:type="gramEnd"/>
+      <w:r>
+        <w:t>；如果对空数组调用，则返回undefined</w:t>
+      </w:r>
+    </w:p>
+    <w:p>
+      <w:pPr>
+        <w:rPr>
+          <w:rFonts w:hint="eastAsia"/>
+        </w:rPr>
+      </w:pPr>
+      <w:r>
+        <w:rPr>
+          <w:rFonts w:hint="eastAsia"/>
+        </w:rPr>
+        <w:t>.</w:t>
+      </w:r>
+      <w:r>
+        <w:t>shift</w:t>
+      </w:r>
+      <w:r>
+        <w:rPr>
+          <w:rFonts w:hint="eastAsia"/>
+        </w:rPr>
+        <w:t>()</w:t>
+      </w:r>
+      <w:r>
+        <w:t> 方法移除索引为0 的元素，并将后续元素的下标依次向前移动，然后返回被移除的元素。如果 length 属性的值为0，则返回 undefined</w:t>
       </w:r>
     </w:p>
     <w:p>
@@ -12168,6 +14343,7 @@
   <w:style w:type="paragraph" w:default="1" w:styleId="a">
     <w:name w:val="Normal"/>
     <w:qFormat/>
+    <w:rsid w:val="00025143"/>
     <w:pPr>
       <w:widowControl w:val="0"/>
       <w:jc w:val="both"/>

--- a/lc记录.docx
+++ b/lc记录.docx
@@ -11727,8 +11727,569 @@
     </w:p>
     <w:p>
       <w:pPr>
-        <w:rPr>
-          <w:rFonts w:hint="eastAsia"/>
+        <w:pStyle w:val="2"/>
+        <w:rPr>
+          <w:rFonts w:hint="eastAsia"/>
+        </w:rPr>
+      </w:pPr>
+      <w:r>
+        <w:rPr>
+          <w:rFonts w:hint="eastAsia"/>
+        </w:rPr>
+        <w:t>26.01.18</w:t>
+      </w:r>
+    </w:p>
+    <w:p>
+      <w:pPr>
+        <w:pStyle w:val="3"/>
+        <w:rPr>
+          <w:rFonts w:hint="eastAsia"/>
+        </w:rPr>
+      </w:pPr>
+      <w:r>
+        <w:rPr>
+          <w:rFonts w:hint="eastAsia"/>
+        </w:rPr>
+        <w:t>LC记录40 41</w:t>
+      </w:r>
+      <w:r>
+        <w:rPr>
+          <w:rFonts w:hint="eastAsia"/>
+        </w:rPr>
+        <w:t xml:space="preserve"> 42</w:t>
+      </w:r>
+    </w:p>
+    <w:p>
+      <w:pPr>
+        <w:rPr>
+          <w:rFonts w:hint="eastAsia"/>
+          <w:b/>
+          <w:bCs/>
+        </w:rPr>
+      </w:pPr>
+      <w:r>
+        <w:rPr>
+          <w:b/>
+          <w:bCs/>
+        </w:rPr>
+        <w:t xml:space="preserve">1. </w:t>
+      </w:r>
+      <w:r>
+        <w:rPr>
+          <w:rFonts w:ascii="Times New Roman" w:hAnsi="Times New Roman" w:cs="Times New Roman"/>
+          <w:b/>
+          <w:bCs/>
+        </w:rPr>
+        <w:t>‌</w:t>
+      </w:r>
+      <w:r>
+        <w:rPr>
+          <w:b/>
+          <w:bCs/>
+        </w:rPr>
+        <w:t>用途不同</w:t>
+      </w:r>
+      <w:r>
+        <w:rPr>
+          <w:rFonts w:ascii="Times New Roman" w:hAnsi="Times New Roman" w:cs="Times New Roman"/>
+          <w:b/>
+          <w:bCs/>
+        </w:rPr>
+        <w:t>‌</w:t>
+      </w:r>
+    </w:p>
+    <w:p>
+      <w:pPr>
+        <w:numPr>
+          <w:ilvl w:val="0"/>
+          <w:numId w:val="21"/>
+        </w:numPr>
+        <w:rPr>
+          <w:b/>
+          <w:bCs/>
+        </w:rPr>
+      </w:pPr>
+      <w:r>
+        <w:rPr>
+          <w:b/>
+          <w:bCs/>
+        </w:rPr>
+        <w:t>slice：用于从</w:t>
+      </w:r>
+      <w:r>
+        <w:rPr>
+          <w:rFonts w:ascii="Times New Roman" w:hAnsi="Times New Roman" w:cs="Times New Roman"/>
+          <w:b/>
+          <w:bCs/>
+        </w:rPr>
+        <w:t>‌</w:t>
+      </w:r>
+      <w:r>
+        <w:rPr>
+          <w:b/>
+          <w:bCs/>
+        </w:rPr>
+        <w:t>数组或字符串中截取一部分</w:t>
+      </w:r>
+      <w:r>
+        <w:rPr>
+          <w:rFonts w:ascii="Times New Roman" w:hAnsi="Times New Roman" w:cs="Times New Roman"/>
+          <w:b/>
+          <w:bCs/>
+        </w:rPr>
+        <w:t>‌</w:t>
+      </w:r>
+      <w:r>
+        <w:rPr>
+          <w:b/>
+          <w:bCs/>
+        </w:rPr>
+        <w:t>，返回一个新的数组或字符串，</w:t>
+      </w:r>
+      <w:r>
+        <w:rPr>
+          <w:rFonts w:ascii="Times New Roman" w:hAnsi="Times New Roman" w:cs="Times New Roman"/>
+          <w:b/>
+          <w:bCs/>
+        </w:rPr>
+        <w:t>‌</w:t>
+      </w:r>
+      <w:r>
+        <w:rPr>
+          <w:b/>
+          <w:bCs/>
+        </w:rPr>
+        <w:t>不改变原数组或字符串</w:t>
+      </w:r>
+      <w:r>
+        <w:rPr>
+          <w:rFonts w:ascii="Times New Roman" w:hAnsi="Times New Roman" w:cs="Times New Roman"/>
+          <w:b/>
+          <w:bCs/>
+        </w:rPr>
+        <w:t>‌</w:t>
+      </w:r>
+      <w:r>
+        <w:rPr>
+          <w:b/>
+          <w:bCs/>
+        </w:rPr>
+        <w:t>。</w:t>
+      </w:r>
+    </w:p>
+    <w:p>
+      <w:pPr>
+        <w:numPr>
+          <w:ilvl w:val="0"/>
+          <w:numId w:val="21"/>
+        </w:numPr>
+        <w:rPr>
+          <w:b/>
+          <w:bCs/>
+        </w:rPr>
+      </w:pPr>
+      <w:r>
+        <w:rPr>
+          <w:b/>
+          <w:bCs/>
+        </w:rPr>
+        <w:t>split：用于将一个</w:t>
+      </w:r>
+      <w:r>
+        <w:rPr>
+          <w:rFonts w:ascii="Times New Roman" w:hAnsi="Times New Roman" w:cs="Times New Roman"/>
+          <w:b/>
+          <w:bCs/>
+        </w:rPr>
+        <w:t>‌</w:t>
+      </w:r>
+      <w:r>
+        <w:rPr>
+          <w:b/>
+          <w:bCs/>
+        </w:rPr>
+        <w:t>字符串按照指定的分隔符拆分成多个子字符串</w:t>
+      </w:r>
+      <w:r>
+        <w:rPr>
+          <w:rFonts w:ascii="Times New Roman" w:hAnsi="Times New Roman" w:cs="Times New Roman"/>
+          <w:b/>
+          <w:bCs/>
+        </w:rPr>
+        <w:t>‌</w:t>
+      </w:r>
+      <w:r>
+        <w:rPr>
+          <w:b/>
+          <w:bCs/>
+        </w:rPr>
+        <w:t>，并返回一个包含这些子字符串的数组。</w:t>
+      </w:r>
+    </w:p>
+    <w:p>
+      <w:pPr>
+        <w:rPr>
+          <w:b/>
+          <w:bCs/>
+        </w:rPr>
+      </w:pPr>
+      <w:r>
+        <w:rPr>
+          <w:b/>
+          <w:bCs/>
+        </w:rPr>
+        <w:t xml:space="preserve">2. </w:t>
+      </w:r>
+      <w:r>
+        <w:rPr>
+          <w:rFonts w:ascii="Times New Roman" w:hAnsi="Times New Roman" w:cs="Times New Roman"/>
+          <w:b/>
+          <w:bCs/>
+        </w:rPr>
+        <w:t>‌</w:t>
+      </w:r>
+      <w:r>
+        <w:rPr>
+          <w:b/>
+          <w:bCs/>
+        </w:rPr>
+        <w:t>适用对象不同</w:t>
+      </w:r>
+      <w:r>
+        <w:rPr>
+          <w:rFonts w:ascii="Times New Roman" w:hAnsi="Times New Roman" w:cs="Times New Roman"/>
+          <w:b/>
+          <w:bCs/>
+        </w:rPr>
+        <w:t>‌</w:t>
+      </w:r>
+    </w:p>
+    <w:p>
+      <w:pPr>
+        <w:numPr>
+          <w:ilvl w:val="0"/>
+          <w:numId w:val="22"/>
+        </w:numPr>
+        <w:rPr>
+          <w:b/>
+          <w:bCs/>
+        </w:rPr>
+      </w:pPr>
+      <w:r>
+        <w:rPr>
+          <w:b/>
+          <w:bCs/>
+        </w:rPr>
+        <w:t>slice 可以用于</w:t>
+      </w:r>
+      <w:r>
+        <w:rPr>
+          <w:rFonts w:ascii="Times New Roman" w:hAnsi="Times New Roman" w:cs="Times New Roman"/>
+          <w:b/>
+          <w:bCs/>
+        </w:rPr>
+        <w:t>‌</w:t>
+      </w:r>
+      <w:r>
+        <w:rPr>
+          <w:b/>
+          <w:bCs/>
+        </w:rPr>
+        <w:t>数组和字符串</w:t>
+      </w:r>
+      <w:r>
+        <w:rPr>
+          <w:rFonts w:ascii="Times New Roman" w:hAnsi="Times New Roman" w:cs="Times New Roman"/>
+          <w:b/>
+          <w:bCs/>
+        </w:rPr>
+        <w:t>‌</w:t>
+      </w:r>
+      <w:r>
+        <w:rPr>
+          <w:b/>
+          <w:bCs/>
+        </w:rPr>
+        <w:t>。</w:t>
+      </w:r>
+    </w:p>
+    <w:p>
+      <w:pPr>
+        <w:numPr>
+          <w:ilvl w:val="0"/>
+          <w:numId w:val="22"/>
+        </w:numPr>
+        <w:rPr>
+          <w:b/>
+          <w:bCs/>
+        </w:rPr>
+      </w:pPr>
+      <w:r>
+        <w:rPr>
+          <w:b/>
+          <w:bCs/>
+        </w:rPr>
+        <w:t>split 只能用于</w:t>
+      </w:r>
+      <w:r>
+        <w:rPr>
+          <w:rFonts w:ascii="Times New Roman" w:hAnsi="Times New Roman" w:cs="Times New Roman"/>
+          <w:b/>
+          <w:bCs/>
+        </w:rPr>
+        <w:t>‌</w:t>
+      </w:r>
+      <w:r>
+        <w:rPr>
+          <w:b/>
+          <w:bCs/>
+        </w:rPr>
+        <w:t>字符串</w:t>
+      </w:r>
+      <w:r>
+        <w:rPr>
+          <w:rFonts w:ascii="Times New Roman" w:hAnsi="Times New Roman" w:cs="Times New Roman"/>
+          <w:b/>
+          <w:bCs/>
+        </w:rPr>
+        <w:t>‌</w:t>
+      </w:r>
+      <w:r>
+        <w:rPr>
+          <w:b/>
+          <w:bCs/>
+        </w:rPr>
+        <w:t>，是字符串的方法。</w:t>
+      </w:r>
+    </w:p>
+    <w:p>
+      <w:pPr>
+        <w:rPr>
+          <w:b/>
+          <w:bCs/>
+        </w:rPr>
+      </w:pPr>
+      <w:r>
+        <w:rPr>
+          <w:b/>
+          <w:bCs/>
+        </w:rPr>
+        <w:t xml:space="preserve">3. </w:t>
+      </w:r>
+      <w:r>
+        <w:rPr>
+          <w:rFonts w:ascii="Times New Roman" w:hAnsi="Times New Roman" w:cs="Times New Roman"/>
+          <w:b/>
+          <w:bCs/>
+        </w:rPr>
+        <w:t>‌</w:t>
+      </w:r>
+      <w:r>
+        <w:rPr>
+          <w:b/>
+          <w:bCs/>
+        </w:rPr>
+        <w:t>功能差异</w:t>
+      </w:r>
+      <w:r>
+        <w:rPr>
+          <w:rFonts w:ascii="Times New Roman" w:hAnsi="Times New Roman" w:cs="Times New Roman"/>
+          <w:b/>
+          <w:bCs/>
+        </w:rPr>
+        <w:t>‌</w:t>
+      </w:r>
+    </w:p>
+    <w:p>
+      <w:pPr>
+        <w:numPr>
+          <w:ilvl w:val="0"/>
+          <w:numId w:val="23"/>
+        </w:numPr>
+        <w:rPr>
+          <w:b/>
+          <w:bCs/>
+        </w:rPr>
+      </w:pPr>
+      <w:r>
+        <w:rPr>
+          <w:b/>
+          <w:bCs/>
+        </w:rPr>
+        <w:t xml:space="preserve">slice： </w:t>
+      </w:r>
+    </w:p>
+    <w:p>
+      <w:pPr>
+        <w:numPr>
+          <w:ilvl w:val="1"/>
+          <w:numId w:val="23"/>
+        </w:numPr>
+        <w:rPr>
+          <w:b/>
+          <w:bCs/>
+        </w:rPr>
+      </w:pPr>
+      <w:r>
+        <w:rPr>
+          <w:b/>
+          <w:bCs/>
+        </w:rPr>
+        <w:t>支持指定起始和结束位置（</w:t>
+      </w:r>
+      <w:proofErr w:type="gramStart"/>
+      <w:r>
+        <w:rPr>
+          <w:b/>
+          <w:bCs/>
+        </w:rPr>
+        <w:t>左闭右开区间</w:t>
+      </w:r>
+      <w:proofErr w:type="gramEnd"/>
+      <w:r>
+        <w:rPr>
+          <w:b/>
+          <w:bCs/>
+        </w:rPr>
+        <w:t>）。</w:t>
+      </w:r>
+    </w:p>
+    <w:p>
+      <w:pPr>
+        <w:numPr>
+          <w:ilvl w:val="1"/>
+          <w:numId w:val="23"/>
+        </w:numPr>
+        <w:rPr>
+          <w:b/>
+          <w:bCs/>
+        </w:rPr>
+      </w:pPr>
+      <w:r>
+        <w:rPr>
+          <w:b/>
+          <w:bCs/>
+        </w:rPr>
+        <w:t>支持负数索引，表示</w:t>
+      </w:r>
+      <w:proofErr w:type="gramStart"/>
+      <w:r>
+        <w:rPr>
+          <w:b/>
+          <w:bCs/>
+        </w:rPr>
+        <w:t>从末尾开始</w:t>
+      </w:r>
+      <w:proofErr w:type="gramEnd"/>
+      <w:r>
+        <w:rPr>
+          <w:b/>
+          <w:bCs/>
+        </w:rPr>
+        <w:t>计算。</w:t>
+      </w:r>
+    </w:p>
+    <w:p>
+      <w:pPr>
+        <w:numPr>
+          <w:ilvl w:val="1"/>
+          <w:numId w:val="23"/>
+        </w:numPr>
+        <w:rPr>
+          <w:b/>
+          <w:bCs/>
+        </w:rPr>
+      </w:pPr>
+      <w:r>
+        <w:rPr>
+          <w:b/>
+          <w:bCs/>
+        </w:rPr>
+        <w:t>不修改原数组或字符串。</w:t>
+      </w:r>
+    </w:p>
+    <w:p>
+      <w:pPr>
+        <w:numPr>
+          <w:ilvl w:val="0"/>
+          <w:numId w:val="23"/>
+        </w:numPr>
+        <w:rPr>
+          <w:b/>
+          <w:bCs/>
+        </w:rPr>
+      </w:pPr>
+      <w:r>
+        <w:rPr>
+          <w:b/>
+          <w:bCs/>
+        </w:rPr>
+        <w:t xml:space="preserve">split： </w:t>
+      </w:r>
+    </w:p>
+    <w:p>
+      <w:pPr>
+        <w:numPr>
+          <w:ilvl w:val="1"/>
+          <w:numId w:val="23"/>
+        </w:numPr>
+        <w:rPr>
+          <w:b/>
+          <w:bCs/>
+        </w:rPr>
+      </w:pPr>
+      <w:r>
+        <w:rPr>
+          <w:b/>
+          <w:bCs/>
+        </w:rPr>
+        <w:t>根据指定的分隔符将字符串拆分为多个部分。</w:t>
+      </w:r>
+    </w:p>
+    <w:p>
+      <w:pPr>
+        <w:numPr>
+          <w:ilvl w:val="1"/>
+          <w:numId w:val="23"/>
+        </w:numPr>
+        <w:rPr>
+          <w:b/>
+          <w:bCs/>
+        </w:rPr>
+      </w:pPr>
+      <w:r>
+        <w:rPr>
+          <w:b/>
+          <w:bCs/>
+        </w:rPr>
+        <w:t>返回的是一个数组。</w:t>
+      </w:r>
+    </w:p>
+    <w:p>
+      <w:pPr>
+        <w:numPr>
+          <w:ilvl w:val="1"/>
+          <w:numId w:val="23"/>
+        </w:numPr>
+        <w:rPr>
+          <w:b/>
+          <w:bCs/>
+        </w:rPr>
+      </w:pPr>
+      <w:r>
+        <w:rPr>
+          <w:b/>
+          <w:bCs/>
+        </w:rPr>
+        <w:t>不修改原字符串。</w:t>
+      </w:r>
+    </w:p>
+    <w:p>
+      <w:pPr>
+        <w:rPr>
+          <w:rFonts w:hint="eastAsia"/>
+          <w:b/>
+          <w:bCs/>
         </w:rPr>
       </w:pPr>
     </w:p>
@@ -11803,9 +12364,9 @@
 <file path=word/numbering.xml><?xml version="1.0" encoding="utf-8"?>
 <w:numbering xmlns:wpc="http://schemas.microsoft.com/office/word/2010/wordprocessingCanvas" xmlns:cx="http://schemas.microsoft.com/office/drawing/2014/chartex" xmlns:cx1="http://schemas.microsoft.com/office/drawing/2015/9/8/chartex" xmlns:cx2="http://schemas.microsoft.com/office/drawing/2015/10/21/chartex" xmlns:cx3="http://schemas.microsoft.com/office/drawing/2016/5/9/chartex" xmlns:cx4="http://schemas.microsoft.com/office/drawing/2016/5/10/chartex" xmlns:cx5="http://schemas.microsoft.com/office/drawing/2016/5/11/chartex" xmlns:cx6="http://schemas.microsoft.com/office/drawing/2016/5/12/chartex" xmlns:cx7="http://schemas.microsoft.com/office/drawing/2016/5/13/chartex" xmlns:cx8="http://schemas.microsoft.com/office/drawing/2016/5/14/chartex" xmlns:mc="http://schemas.openxmlformats.org/markup-compatibility/2006" xmlns:aink="http://schemas.microsoft.com/office/drawing/2016/ink" xmlns:am3d="http://schemas.microsoft.com/office/drawing/2017/model3d" xmlns:o="urn:schemas-microsoft-com:office:office" xmlns:oel="http://schemas.microsoft.com/office/2019/extlst" xmlns:r="http://schemas.openxmlformats.org/officeDocument/2006/relationships" xmlns:m="http://schemas.openxmlformats.org/officeDocument/2006/math" xmlns:v="urn:schemas-microsoft-com:vml" xmlns:wp14="http://schemas.microsoft.com/office/word/2010/wordprocessingDrawing" xmlns:wp="http://schemas.openxmlformats.org/drawingml/2006/wordprocessingDrawing" xmlns:w10="urn:schemas-microsoft-com:office:word" xmlns:w="http://schemas.openxmlformats.org/wordprocessingml/2006/main" xmlns:w14="http://schemas.microsoft.com/office/word/2010/wordml" xmlns:w15="http://schemas.microsoft.com/office/word/2012/wordml" xmlns:w16cex="http://schemas.microsoft.com/office/word/2018/wordml/cex" xmlns:w16cid="http://schemas.microsoft.com/office/word/2016/wordml/cid" xmlns:w16="http://schemas.microsoft.com/office/word/2018/wordml" xmlns:w16du="http://schemas.microsoft.com/office/word/2023/wordml/word16du" xmlns:w16sdtdh="http://schemas.microsoft.com/office/word/2020/wordml/sdtdatahash" xmlns:w16sdtfl="http://schemas.microsoft.com/office/word/2024/wordml/sdtformatlock" xmlns:w16se="http://schemas.microsoft.com/office/word/2015/wordml/symex" xmlns:wpg="http://schemas.microsoft.com/office/word/2010/wordprocessingGroup" xmlns:wpi="http://schemas.microsoft.com/office/word/2010/wordprocessingInk" xmlns:wne="http://schemas.microsoft.com/office/word/2006/wordml" xmlns:wps="http://schemas.microsoft.com/office/word/2010/wordprocessingShape" mc:Ignorable="w14 w15 w16se w16cid w16 w16cex w16sdtdh w16sdtfl w16du wp14">
   <w:abstractNum w:abstractNumId="0" w15:restartNumberingAfterBreak="0">
-    <w:nsid w:val="075B57FE"/>
+    <w:nsid w:val="02620918"/>
     <w:multiLevelType w:val="multilevel"/>
-    <w:tmpl w:val="D32E46D6"/>
+    <w:tmpl w:val="37CE3280"/>
     <w:lvl w:ilvl="0">
       <w:start w:val="1"/>
       <w:numFmt w:val="bullet"/>
@@ -11952,6 +12513,155 @@
     </w:lvl>
   </w:abstractNum>
   <w:abstractNum w:abstractNumId="1" w15:restartNumberingAfterBreak="0">
+    <w:nsid w:val="075B57FE"/>
+    <w:multiLevelType w:val="multilevel"/>
+    <w:tmpl w:val="D32E46D6"/>
+    <w:lvl w:ilvl="0">
+      <w:start w:val="1"/>
+      <w:numFmt w:val="bullet"/>
+      <w:lvlText w:val=""/>
+      <w:lvlJc w:val="left"/>
+      <w:pPr>
+        <w:tabs>
+          <w:tab w:val="num" w:pos="720"/>
+        </w:tabs>
+        <w:ind w:left="720" w:hanging="360"/>
+      </w:pPr>
+      <w:rPr>
+        <w:rFonts w:ascii="Symbol" w:hAnsi="Symbol" w:hint="default"/>
+        <w:sz w:val="20"/>
+      </w:rPr>
+    </w:lvl>
+    <w:lvl w:ilvl="1" w:tentative="1">
+      <w:start w:val="1"/>
+      <w:numFmt w:val="bullet"/>
+      <w:lvlText w:val="o"/>
+      <w:lvlJc w:val="left"/>
+      <w:pPr>
+        <w:tabs>
+          <w:tab w:val="num" w:pos="1440"/>
+        </w:tabs>
+        <w:ind w:left="1440" w:hanging="360"/>
+      </w:pPr>
+      <w:rPr>
+        <w:rFonts w:ascii="Courier New" w:hAnsi="Courier New" w:hint="default"/>
+        <w:sz w:val="20"/>
+      </w:rPr>
+    </w:lvl>
+    <w:lvl w:ilvl="2" w:tentative="1">
+      <w:start w:val="1"/>
+      <w:numFmt w:val="bullet"/>
+      <w:lvlText w:val=""/>
+      <w:lvlJc w:val="left"/>
+      <w:pPr>
+        <w:tabs>
+          <w:tab w:val="num" w:pos="2160"/>
+        </w:tabs>
+        <w:ind w:left="2160" w:hanging="360"/>
+      </w:pPr>
+      <w:rPr>
+        <w:rFonts w:ascii="Wingdings" w:hAnsi="Wingdings" w:hint="default"/>
+        <w:sz w:val="20"/>
+      </w:rPr>
+    </w:lvl>
+    <w:lvl w:ilvl="3" w:tentative="1">
+      <w:start w:val="1"/>
+      <w:numFmt w:val="bullet"/>
+      <w:lvlText w:val=""/>
+      <w:lvlJc w:val="left"/>
+      <w:pPr>
+        <w:tabs>
+          <w:tab w:val="num" w:pos="2880"/>
+        </w:tabs>
+        <w:ind w:left="2880" w:hanging="360"/>
+      </w:pPr>
+      <w:rPr>
+        <w:rFonts w:ascii="Wingdings" w:hAnsi="Wingdings" w:hint="default"/>
+        <w:sz w:val="20"/>
+      </w:rPr>
+    </w:lvl>
+    <w:lvl w:ilvl="4" w:tentative="1">
+      <w:start w:val="1"/>
+      <w:numFmt w:val="bullet"/>
+      <w:lvlText w:val=""/>
+      <w:lvlJc w:val="left"/>
+      <w:pPr>
+        <w:tabs>
+          <w:tab w:val="num" w:pos="3600"/>
+        </w:tabs>
+        <w:ind w:left="3600" w:hanging="360"/>
+      </w:pPr>
+      <w:rPr>
+        <w:rFonts w:ascii="Wingdings" w:hAnsi="Wingdings" w:hint="default"/>
+        <w:sz w:val="20"/>
+      </w:rPr>
+    </w:lvl>
+    <w:lvl w:ilvl="5" w:tentative="1">
+      <w:start w:val="1"/>
+      <w:numFmt w:val="bullet"/>
+      <w:lvlText w:val=""/>
+      <w:lvlJc w:val="left"/>
+      <w:pPr>
+        <w:tabs>
+          <w:tab w:val="num" w:pos="4320"/>
+        </w:tabs>
+        <w:ind w:left="4320" w:hanging="360"/>
+      </w:pPr>
+      <w:rPr>
+        <w:rFonts w:ascii="Wingdings" w:hAnsi="Wingdings" w:hint="default"/>
+        <w:sz w:val="20"/>
+      </w:rPr>
+    </w:lvl>
+    <w:lvl w:ilvl="6" w:tentative="1">
+      <w:start w:val="1"/>
+      <w:numFmt w:val="bullet"/>
+      <w:lvlText w:val=""/>
+      <w:lvlJc w:val="left"/>
+      <w:pPr>
+        <w:tabs>
+          <w:tab w:val="num" w:pos="5040"/>
+        </w:tabs>
+        <w:ind w:left="5040" w:hanging="360"/>
+      </w:pPr>
+      <w:rPr>
+        <w:rFonts w:ascii="Wingdings" w:hAnsi="Wingdings" w:hint="default"/>
+        <w:sz w:val="20"/>
+      </w:rPr>
+    </w:lvl>
+    <w:lvl w:ilvl="7" w:tentative="1">
+      <w:start w:val="1"/>
+      <w:numFmt w:val="bullet"/>
+      <w:lvlText w:val=""/>
+      <w:lvlJc w:val="left"/>
+      <w:pPr>
+        <w:tabs>
+          <w:tab w:val="num" w:pos="5760"/>
+        </w:tabs>
+        <w:ind w:left="5760" w:hanging="360"/>
+      </w:pPr>
+      <w:rPr>
+        <w:rFonts w:ascii="Wingdings" w:hAnsi="Wingdings" w:hint="default"/>
+        <w:sz w:val="20"/>
+      </w:rPr>
+    </w:lvl>
+    <w:lvl w:ilvl="8" w:tentative="1">
+      <w:start w:val="1"/>
+      <w:numFmt w:val="bullet"/>
+      <w:lvlText w:val=""/>
+      <w:lvlJc w:val="left"/>
+      <w:pPr>
+        <w:tabs>
+          <w:tab w:val="num" w:pos="6480"/>
+        </w:tabs>
+        <w:ind w:left="6480" w:hanging="360"/>
+      </w:pPr>
+      <w:rPr>
+        <w:rFonts w:ascii="Wingdings" w:hAnsi="Wingdings" w:hint="default"/>
+        <w:sz w:val="20"/>
+      </w:rPr>
+    </w:lvl>
+  </w:abstractNum>
+  <w:abstractNum w:abstractNumId="2" w15:restartNumberingAfterBreak="0">
     <w:nsid w:val="0FAE4AB9"/>
     <w:multiLevelType w:val="multilevel"/>
     <w:tmpl w:val="9BA80F32"/>
@@ -12068,7 +12778,7 @@
       </w:pPr>
     </w:lvl>
   </w:abstractNum>
-  <w:abstractNum w:abstractNumId="2" w15:restartNumberingAfterBreak="0">
+  <w:abstractNum w:abstractNumId="3" w15:restartNumberingAfterBreak="0">
     <w:nsid w:val="15CA0900"/>
     <w:multiLevelType w:val="multilevel"/>
     <w:tmpl w:val="10C2426C"/>
@@ -12217,7 +12927,7 @@
       </w:rPr>
     </w:lvl>
   </w:abstractNum>
-  <w:abstractNum w:abstractNumId="3" w15:restartNumberingAfterBreak="0">
+  <w:abstractNum w:abstractNumId="4" w15:restartNumberingAfterBreak="0">
     <w:nsid w:val="39C046AF"/>
     <w:multiLevelType w:val="multilevel"/>
     <w:tmpl w:val="BB4002C0"/>
@@ -12366,7 +13076,7 @@
       </w:rPr>
     </w:lvl>
   </w:abstractNum>
-  <w:abstractNum w:abstractNumId="4" w15:restartNumberingAfterBreak="0">
+  <w:abstractNum w:abstractNumId="5" w15:restartNumberingAfterBreak="0">
     <w:nsid w:val="400844FD"/>
     <w:multiLevelType w:val="hybridMultilevel"/>
     <w:tmpl w:val="A2EA7BA8"/>
@@ -12455,7 +13165,7 @@
       </w:pPr>
     </w:lvl>
   </w:abstractNum>
-  <w:abstractNum w:abstractNumId="5" w15:restartNumberingAfterBreak="0">
+  <w:abstractNum w:abstractNumId="6" w15:restartNumberingAfterBreak="0">
     <w:nsid w:val="47A12E90"/>
     <w:multiLevelType w:val="multilevel"/>
     <w:tmpl w:val="EF94A8D8"/>
@@ -12604,7 +13314,7 @@
       </w:rPr>
     </w:lvl>
   </w:abstractNum>
-  <w:abstractNum w:abstractNumId="6" w15:restartNumberingAfterBreak="0">
+  <w:abstractNum w:abstractNumId="7" w15:restartNumberingAfterBreak="0">
     <w:nsid w:val="527A52C0"/>
     <w:multiLevelType w:val="multilevel"/>
     <w:tmpl w:val="C8BA2526"/>
@@ -12753,10 +13463,10 @@
       </w:rPr>
     </w:lvl>
   </w:abstractNum>
-  <w:abstractNum w:abstractNumId="7" w15:restartNumberingAfterBreak="0">
-    <w:nsid w:val="63433C75"/>
+  <w:abstractNum w:abstractNumId="8" w15:restartNumberingAfterBreak="0">
+    <w:nsid w:val="58271E6E"/>
     <w:multiLevelType w:val="multilevel"/>
-    <w:tmpl w:val="302EDEB2"/>
+    <w:tmpl w:val="484E4C0E"/>
     <w:lvl w:ilvl="0">
       <w:start w:val="1"/>
       <w:numFmt w:val="bullet"/>
@@ -12902,7 +13612,156 @@
       </w:rPr>
     </w:lvl>
   </w:abstractNum>
-  <w:abstractNum w:abstractNumId="8" w15:restartNumberingAfterBreak="0">
+  <w:abstractNum w:abstractNumId="9" w15:restartNumberingAfterBreak="0">
+    <w:nsid w:val="63433C75"/>
+    <w:multiLevelType w:val="multilevel"/>
+    <w:tmpl w:val="302EDEB2"/>
+    <w:lvl w:ilvl="0">
+      <w:start w:val="1"/>
+      <w:numFmt w:val="bullet"/>
+      <w:lvlText w:val=""/>
+      <w:lvlJc w:val="left"/>
+      <w:pPr>
+        <w:tabs>
+          <w:tab w:val="num" w:pos="720"/>
+        </w:tabs>
+        <w:ind w:left="720" w:hanging="360"/>
+      </w:pPr>
+      <w:rPr>
+        <w:rFonts w:ascii="Symbol" w:hAnsi="Symbol" w:hint="default"/>
+        <w:sz w:val="20"/>
+      </w:rPr>
+    </w:lvl>
+    <w:lvl w:ilvl="1">
+      <w:start w:val="1"/>
+      <w:numFmt w:val="bullet"/>
+      <w:lvlText w:val="o"/>
+      <w:lvlJc w:val="left"/>
+      <w:pPr>
+        <w:tabs>
+          <w:tab w:val="num" w:pos="1440"/>
+        </w:tabs>
+        <w:ind w:left="1440" w:hanging="360"/>
+      </w:pPr>
+      <w:rPr>
+        <w:rFonts w:ascii="Courier New" w:hAnsi="Courier New" w:hint="default"/>
+        <w:sz w:val="20"/>
+      </w:rPr>
+    </w:lvl>
+    <w:lvl w:ilvl="2" w:tentative="1">
+      <w:start w:val="1"/>
+      <w:numFmt w:val="bullet"/>
+      <w:lvlText w:val=""/>
+      <w:lvlJc w:val="left"/>
+      <w:pPr>
+        <w:tabs>
+          <w:tab w:val="num" w:pos="2160"/>
+        </w:tabs>
+        <w:ind w:left="2160" w:hanging="360"/>
+      </w:pPr>
+      <w:rPr>
+        <w:rFonts w:ascii="Wingdings" w:hAnsi="Wingdings" w:hint="default"/>
+        <w:sz w:val="20"/>
+      </w:rPr>
+    </w:lvl>
+    <w:lvl w:ilvl="3" w:tentative="1">
+      <w:start w:val="1"/>
+      <w:numFmt w:val="bullet"/>
+      <w:lvlText w:val=""/>
+      <w:lvlJc w:val="left"/>
+      <w:pPr>
+        <w:tabs>
+          <w:tab w:val="num" w:pos="2880"/>
+        </w:tabs>
+        <w:ind w:left="2880" w:hanging="360"/>
+      </w:pPr>
+      <w:rPr>
+        <w:rFonts w:ascii="Wingdings" w:hAnsi="Wingdings" w:hint="default"/>
+        <w:sz w:val="20"/>
+      </w:rPr>
+    </w:lvl>
+    <w:lvl w:ilvl="4" w:tentative="1">
+      <w:start w:val="1"/>
+      <w:numFmt w:val="bullet"/>
+      <w:lvlText w:val=""/>
+      <w:lvlJc w:val="left"/>
+      <w:pPr>
+        <w:tabs>
+          <w:tab w:val="num" w:pos="3600"/>
+        </w:tabs>
+        <w:ind w:left="3600" w:hanging="360"/>
+      </w:pPr>
+      <w:rPr>
+        <w:rFonts w:ascii="Wingdings" w:hAnsi="Wingdings" w:hint="default"/>
+        <w:sz w:val="20"/>
+      </w:rPr>
+    </w:lvl>
+    <w:lvl w:ilvl="5" w:tentative="1">
+      <w:start w:val="1"/>
+      <w:numFmt w:val="bullet"/>
+      <w:lvlText w:val=""/>
+      <w:lvlJc w:val="left"/>
+      <w:pPr>
+        <w:tabs>
+          <w:tab w:val="num" w:pos="4320"/>
+        </w:tabs>
+        <w:ind w:left="4320" w:hanging="360"/>
+      </w:pPr>
+      <w:rPr>
+        <w:rFonts w:ascii="Wingdings" w:hAnsi="Wingdings" w:hint="default"/>
+        <w:sz w:val="20"/>
+      </w:rPr>
+    </w:lvl>
+    <w:lvl w:ilvl="6" w:tentative="1">
+      <w:start w:val="1"/>
+      <w:numFmt w:val="bullet"/>
+      <w:lvlText w:val=""/>
+      <w:lvlJc w:val="left"/>
+      <w:pPr>
+        <w:tabs>
+          <w:tab w:val="num" w:pos="5040"/>
+        </w:tabs>
+        <w:ind w:left="5040" w:hanging="360"/>
+      </w:pPr>
+      <w:rPr>
+        <w:rFonts w:ascii="Wingdings" w:hAnsi="Wingdings" w:hint="default"/>
+        <w:sz w:val="20"/>
+      </w:rPr>
+    </w:lvl>
+    <w:lvl w:ilvl="7" w:tentative="1">
+      <w:start w:val="1"/>
+      <w:numFmt w:val="bullet"/>
+      <w:lvlText w:val=""/>
+      <w:lvlJc w:val="left"/>
+      <w:pPr>
+        <w:tabs>
+          <w:tab w:val="num" w:pos="5760"/>
+        </w:tabs>
+        <w:ind w:left="5760" w:hanging="360"/>
+      </w:pPr>
+      <w:rPr>
+        <w:rFonts w:ascii="Wingdings" w:hAnsi="Wingdings" w:hint="default"/>
+        <w:sz w:val="20"/>
+      </w:rPr>
+    </w:lvl>
+    <w:lvl w:ilvl="8" w:tentative="1">
+      <w:start w:val="1"/>
+      <w:numFmt w:val="bullet"/>
+      <w:lvlText w:val=""/>
+      <w:lvlJc w:val="left"/>
+      <w:pPr>
+        <w:tabs>
+          <w:tab w:val="num" w:pos="6480"/>
+        </w:tabs>
+        <w:ind w:left="6480" w:hanging="360"/>
+      </w:pPr>
+      <w:rPr>
+        <w:rFonts w:ascii="Wingdings" w:hAnsi="Wingdings" w:hint="default"/>
+        <w:sz w:val="20"/>
+      </w:rPr>
+    </w:lvl>
+  </w:abstractNum>
+  <w:abstractNum w:abstractNumId="10" w15:restartNumberingAfterBreak="0">
     <w:nsid w:val="636F7383"/>
     <w:multiLevelType w:val="multilevel"/>
     <w:tmpl w:val="88DCC106"/>
@@ -13015,7 +13874,7 @@
       </w:pPr>
     </w:lvl>
   </w:abstractNum>
-  <w:abstractNum w:abstractNumId="9" w15:restartNumberingAfterBreak="0">
+  <w:abstractNum w:abstractNumId="11" w15:restartNumberingAfterBreak="0">
     <w:nsid w:val="66B87742"/>
     <w:multiLevelType w:val="multilevel"/>
     <w:tmpl w:val="BD04B3AC"/>
@@ -13164,7 +14023,7 @@
       </w:rPr>
     </w:lvl>
   </w:abstractNum>
-  <w:abstractNum w:abstractNumId="10" w15:restartNumberingAfterBreak="0">
+  <w:abstractNum w:abstractNumId="12" w15:restartNumberingAfterBreak="0">
     <w:nsid w:val="6F1A0D8B"/>
     <w:multiLevelType w:val="multilevel"/>
     <w:tmpl w:val="5A607A12"/>
@@ -13313,7 +14172,7 @@
       </w:rPr>
     </w:lvl>
   </w:abstractNum>
-  <w:abstractNum w:abstractNumId="11" w15:restartNumberingAfterBreak="0">
+  <w:abstractNum w:abstractNumId="13" w15:restartNumberingAfterBreak="0">
     <w:nsid w:val="7242287A"/>
     <w:multiLevelType w:val="multilevel"/>
     <w:tmpl w:val="18FE1D88"/>
@@ -13462,7 +14321,7 @@
       </w:rPr>
     </w:lvl>
   </w:abstractNum>
-  <w:abstractNum w:abstractNumId="12" w15:restartNumberingAfterBreak="0">
+  <w:abstractNum w:abstractNumId="14" w15:restartNumberingAfterBreak="0">
     <w:nsid w:val="759A65C4"/>
     <w:multiLevelType w:val="multilevel"/>
     <w:tmpl w:val="C9DC7B56"/>
@@ -13611,7 +14470,7 @@
       </w:rPr>
     </w:lvl>
   </w:abstractNum>
-  <w:abstractNum w:abstractNumId="13" w15:restartNumberingAfterBreak="0">
+  <w:abstractNum w:abstractNumId="15" w15:restartNumberingAfterBreak="0">
     <w:nsid w:val="7A7476C4"/>
     <w:multiLevelType w:val="hybridMultilevel"/>
     <w:tmpl w:val="23083F84"/>
@@ -13700,7 +14559,156 @@
       </w:pPr>
     </w:lvl>
   </w:abstractNum>
-  <w:abstractNum w:abstractNumId="14" w15:restartNumberingAfterBreak="0">
+  <w:abstractNum w:abstractNumId="16" w15:restartNumberingAfterBreak="0">
+    <w:nsid w:val="7BF40BBC"/>
+    <w:multiLevelType w:val="multilevel"/>
+    <w:tmpl w:val="B1800AE6"/>
+    <w:lvl w:ilvl="0">
+      <w:start w:val="1"/>
+      <w:numFmt w:val="bullet"/>
+      <w:lvlText w:val=""/>
+      <w:lvlJc w:val="left"/>
+      <w:pPr>
+        <w:tabs>
+          <w:tab w:val="num" w:pos="720"/>
+        </w:tabs>
+        <w:ind w:left="720" w:hanging="360"/>
+      </w:pPr>
+      <w:rPr>
+        <w:rFonts w:ascii="Symbol" w:hAnsi="Symbol" w:hint="default"/>
+        <w:sz w:val="20"/>
+      </w:rPr>
+    </w:lvl>
+    <w:lvl w:ilvl="1" w:tentative="1">
+      <w:start w:val="1"/>
+      <w:numFmt w:val="bullet"/>
+      <w:lvlText w:val="o"/>
+      <w:lvlJc w:val="left"/>
+      <w:pPr>
+        <w:tabs>
+          <w:tab w:val="num" w:pos="1440"/>
+        </w:tabs>
+        <w:ind w:left="1440" w:hanging="360"/>
+      </w:pPr>
+      <w:rPr>
+        <w:rFonts w:ascii="Courier New" w:hAnsi="Courier New" w:hint="default"/>
+        <w:sz w:val="20"/>
+      </w:rPr>
+    </w:lvl>
+    <w:lvl w:ilvl="2" w:tentative="1">
+      <w:start w:val="1"/>
+      <w:numFmt w:val="bullet"/>
+      <w:lvlText w:val=""/>
+      <w:lvlJc w:val="left"/>
+      <w:pPr>
+        <w:tabs>
+          <w:tab w:val="num" w:pos="2160"/>
+        </w:tabs>
+        <w:ind w:left="2160" w:hanging="360"/>
+      </w:pPr>
+      <w:rPr>
+        <w:rFonts w:ascii="Wingdings" w:hAnsi="Wingdings" w:hint="default"/>
+        <w:sz w:val="20"/>
+      </w:rPr>
+    </w:lvl>
+    <w:lvl w:ilvl="3" w:tentative="1">
+      <w:start w:val="1"/>
+      <w:numFmt w:val="bullet"/>
+      <w:lvlText w:val=""/>
+      <w:lvlJc w:val="left"/>
+      <w:pPr>
+        <w:tabs>
+          <w:tab w:val="num" w:pos="2880"/>
+        </w:tabs>
+        <w:ind w:left="2880" w:hanging="360"/>
+      </w:pPr>
+      <w:rPr>
+        <w:rFonts w:ascii="Wingdings" w:hAnsi="Wingdings" w:hint="default"/>
+        <w:sz w:val="20"/>
+      </w:rPr>
+    </w:lvl>
+    <w:lvl w:ilvl="4" w:tentative="1">
+      <w:start w:val="1"/>
+      <w:numFmt w:val="bullet"/>
+      <w:lvlText w:val=""/>
+      <w:lvlJc w:val="left"/>
+      <w:pPr>
+        <w:tabs>
+          <w:tab w:val="num" w:pos="3600"/>
+        </w:tabs>
+        <w:ind w:left="3600" w:hanging="360"/>
+      </w:pPr>
+      <w:rPr>
+        <w:rFonts w:ascii="Wingdings" w:hAnsi="Wingdings" w:hint="default"/>
+        <w:sz w:val="20"/>
+      </w:rPr>
+    </w:lvl>
+    <w:lvl w:ilvl="5" w:tentative="1">
+      <w:start w:val="1"/>
+      <w:numFmt w:val="bullet"/>
+      <w:lvlText w:val=""/>
+      <w:lvlJc w:val="left"/>
+      <w:pPr>
+        <w:tabs>
+          <w:tab w:val="num" w:pos="4320"/>
+        </w:tabs>
+        <w:ind w:left="4320" w:hanging="360"/>
+      </w:pPr>
+      <w:rPr>
+        <w:rFonts w:ascii="Wingdings" w:hAnsi="Wingdings" w:hint="default"/>
+        <w:sz w:val="20"/>
+      </w:rPr>
+    </w:lvl>
+    <w:lvl w:ilvl="6" w:tentative="1">
+      <w:start w:val="1"/>
+      <w:numFmt w:val="bullet"/>
+      <w:lvlText w:val=""/>
+      <w:lvlJc w:val="left"/>
+      <w:pPr>
+        <w:tabs>
+          <w:tab w:val="num" w:pos="5040"/>
+        </w:tabs>
+        <w:ind w:left="5040" w:hanging="360"/>
+      </w:pPr>
+      <w:rPr>
+        <w:rFonts w:ascii="Wingdings" w:hAnsi="Wingdings" w:hint="default"/>
+        <w:sz w:val="20"/>
+      </w:rPr>
+    </w:lvl>
+    <w:lvl w:ilvl="7" w:tentative="1">
+      <w:start w:val="1"/>
+      <w:numFmt w:val="bullet"/>
+      <w:lvlText w:val=""/>
+      <w:lvlJc w:val="left"/>
+      <w:pPr>
+        <w:tabs>
+          <w:tab w:val="num" w:pos="5760"/>
+        </w:tabs>
+        <w:ind w:left="5760" w:hanging="360"/>
+      </w:pPr>
+      <w:rPr>
+        <w:rFonts w:ascii="Wingdings" w:hAnsi="Wingdings" w:hint="default"/>
+        <w:sz w:val="20"/>
+      </w:rPr>
+    </w:lvl>
+    <w:lvl w:ilvl="8" w:tentative="1">
+      <w:start w:val="1"/>
+      <w:numFmt w:val="bullet"/>
+      <w:lvlText w:val=""/>
+      <w:lvlJc w:val="left"/>
+      <w:pPr>
+        <w:tabs>
+          <w:tab w:val="num" w:pos="6480"/>
+        </w:tabs>
+        <w:ind w:left="6480" w:hanging="360"/>
+      </w:pPr>
+      <w:rPr>
+        <w:rFonts w:ascii="Wingdings" w:hAnsi="Wingdings" w:hint="default"/>
+        <w:sz w:val="20"/>
+      </w:rPr>
+    </w:lvl>
+  </w:abstractNum>
+  <w:abstractNum w:abstractNumId="17" w15:restartNumberingAfterBreak="0">
     <w:nsid w:val="7C52220B"/>
     <w:multiLevelType w:val="multilevel"/>
     <w:tmpl w:val="4E8E3776"/>
@@ -13850,28 +14858,28 @@
     </w:lvl>
   </w:abstractNum>
   <w:num w:numId="1" w16cid:durableId="1442917428">
+    <w:abstractNumId w:val="5"/>
+  </w:num>
+  <w:num w:numId="2" w16cid:durableId="1314524494">
+    <w:abstractNumId w:val="15"/>
+  </w:num>
+  <w:num w:numId="3" w16cid:durableId="1181121512">
+    <w:abstractNumId w:val="12"/>
+  </w:num>
+  <w:num w:numId="4" w16cid:durableId="1975602848">
     <w:abstractNumId w:val="4"/>
   </w:num>
-  <w:num w:numId="2" w16cid:durableId="1314524494">
-    <w:abstractNumId w:val="13"/>
+  <w:num w:numId="5" w16cid:durableId="1051804863">
+    <w:abstractNumId w:val="11"/>
   </w:num>
-  <w:num w:numId="3" w16cid:durableId="1181121512">
-    <w:abstractNumId w:val="10"/>
-  </w:num>
-  <w:num w:numId="4" w16cid:durableId="1975602848">
+  <w:num w:numId="6" w16cid:durableId="1521043126">
     <w:abstractNumId w:val="3"/>
   </w:num>
-  <w:num w:numId="5" w16cid:durableId="1051804863">
-    <w:abstractNumId w:val="9"/>
-  </w:num>
-  <w:num w:numId="6" w16cid:durableId="1521043126">
+  <w:num w:numId="7" w16cid:durableId="563375680">
     <w:abstractNumId w:val="2"/>
   </w:num>
-  <w:num w:numId="7" w16cid:durableId="563375680">
-    <w:abstractNumId w:val="1"/>
-  </w:num>
   <w:num w:numId="8" w16cid:durableId="1816215821">
-    <w:abstractNumId w:val="1"/>
+    <w:abstractNumId w:val="2"/>
     <w:lvlOverride w:ilvl="1">
       <w:lvl w:ilvl="1">
         <w:numFmt w:val="decimal"/>
@@ -13881,7 +14889,7 @@
     </w:lvlOverride>
   </w:num>
   <w:num w:numId="9" w16cid:durableId="1235163502">
-    <w:abstractNumId w:val="1"/>
+    <w:abstractNumId w:val="2"/>
     <w:lvlOverride w:ilvl="1">
       <w:lvl w:ilvl="1">
         <w:numFmt w:val="decimal"/>
@@ -13891,7 +14899,7 @@
     </w:lvlOverride>
   </w:num>
   <w:num w:numId="10" w16cid:durableId="4333863">
-    <w:abstractNumId w:val="1"/>
+    <w:abstractNumId w:val="2"/>
     <w:lvlOverride w:ilvl="1">
       <w:lvl w:ilvl="1">
         <w:numFmt w:val="decimal"/>
@@ -13901,7 +14909,7 @@
     </w:lvlOverride>
   </w:num>
   <w:num w:numId="11" w16cid:durableId="2119254403">
-    <w:abstractNumId w:val="1"/>
+    <w:abstractNumId w:val="2"/>
     <w:lvlOverride w:ilvl="1">
       <w:lvl w:ilvl="1">
         <w:numFmt w:val="decimal"/>
@@ -13911,7 +14919,7 @@
     </w:lvlOverride>
   </w:num>
   <w:num w:numId="12" w16cid:durableId="507213839">
-    <w:abstractNumId w:val="1"/>
+    <w:abstractNumId w:val="2"/>
     <w:lvlOverride w:ilvl="1">
       <w:lvl w:ilvl="1">
         <w:numFmt w:val="decimal"/>
@@ -13921,28 +14929,37 @@
     </w:lvlOverride>
   </w:num>
   <w:num w:numId="13" w16cid:durableId="897978137">
-    <w:abstractNumId w:val="11"/>
+    <w:abstractNumId w:val="13"/>
   </w:num>
   <w:num w:numId="14" w16cid:durableId="92167680">
+    <w:abstractNumId w:val="9"/>
+  </w:num>
+  <w:num w:numId="15" w16cid:durableId="443888042">
+    <w:abstractNumId w:val="14"/>
+  </w:num>
+  <w:num w:numId="16" w16cid:durableId="2057074406">
+    <w:abstractNumId w:val="17"/>
+  </w:num>
+  <w:num w:numId="17" w16cid:durableId="1469930745">
+    <w:abstractNumId w:val="10"/>
+  </w:num>
+  <w:num w:numId="18" w16cid:durableId="69428861">
+    <w:abstractNumId w:val="6"/>
+  </w:num>
+  <w:num w:numId="19" w16cid:durableId="1982075526">
+    <w:abstractNumId w:val="1"/>
+  </w:num>
+  <w:num w:numId="20" w16cid:durableId="1079210735">
     <w:abstractNumId w:val="7"/>
   </w:num>
-  <w:num w:numId="15" w16cid:durableId="443888042">
-    <w:abstractNumId w:val="12"/>
+  <w:num w:numId="21" w16cid:durableId="790587331">
+    <w:abstractNumId w:val="16"/>
   </w:num>
-  <w:num w:numId="16" w16cid:durableId="2057074406">
-    <w:abstractNumId w:val="14"/>
-  </w:num>
-  <w:num w:numId="17" w16cid:durableId="1469930745">
-    <w:abstractNumId w:val="8"/>
-  </w:num>
-  <w:num w:numId="18" w16cid:durableId="69428861">
-    <w:abstractNumId w:val="5"/>
-  </w:num>
-  <w:num w:numId="19" w16cid:durableId="1982075526">
+  <w:num w:numId="22" w16cid:durableId="1404256485">
     <w:abstractNumId w:val="0"/>
   </w:num>
-  <w:num w:numId="20" w16cid:durableId="1079210735">
-    <w:abstractNumId w:val="6"/>
+  <w:num w:numId="23" w16cid:durableId="551700664">
+    <w:abstractNumId w:val="8"/>
   </w:num>
 </w:numbering>
 </file>
@@ -14549,7 +15566,6 @@
   <w:style w:type="character" w:default="1" w:styleId="a0">
     <w:name w:val="Default Paragraph Font"/>
     <w:uiPriority w:val="1"/>
-    <w:semiHidden/>
     <w:unhideWhenUsed/>
   </w:style>
   <w:style w:type="table" w:default="1" w:styleId="a1">

--- a/lc记录.docx
+++ b/lc记录.docx
@@ -3487,90 +3487,20 @@
               <w:rPr>
                 <w:rFonts w:hint="eastAsia"/>
               </w:rPr>
-              <w:t xml:space="preserve">let </w:t>
-            </w:r>
-            <w:proofErr w:type="spellStart"/>
-            <w:r>
-              <w:rPr>
-                <w:rFonts w:hint="eastAsia"/>
-              </w:rPr>
-              <w:t>arr</w:t>
-            </w:r>
-            <w:proofErr w:type="spellEnd"/>
-            <w:r>
-              <w:rPr>
-                <w:rFonts w:hint="eastAsia"/>
-              </w:rPr>
-              <w:t xml:space="preserve">: </w:t>
-            </w:r>
-            <w:proofErr w:type="gramStart"/>
-            <w:r>
-              <w:rPr>
-                <w:rFonts w:hint="eastAsia"/>
-              </w:rPr>
-              <w:t>number[</w:t>
-            </w:r>
-            <w:proofErr w:type="gramEnd"/>
-            <w:r>
-              <w:rPr>
-                <w:rFonts w:hint="eastAsia"/>
-              </w:rPr>
-              <w:t>] = new Array(5</w:t>
-            </w:r>
-            <w:proofErr w:type="gramStart"/>
-            <w:r>
-              <w:rPr>
-                <w:rFonts w:hint="eastAsia"/>
-              </w:rPr>
-              <w:t>).fill</w:t>
-            </w:r>
-            <w:proofErr w:type="gramEnd"/>
-            <w:r>
-              <w:rPr>
-                <w:rFonts w:hint="eastAsia"/>
-              </w:rPr>
-              <w:t>(0);</w:t>
-            </w:r>
-          </w:p>
-          <w:p>
-            <w:pPr>
-              <w:rPr>
-                <w:rFonts w:hint="eastAsia"/>
-              </w:rPr>
-            </w:pPr>
-            <w:r>
-              <w:rPr>
-                <w:rFonts w:hint="eastAsia"/>
-              </w:rPr>
-              <w:t xml:space="preserve">let </w:t>
-            </w:r>
-            <w:proofErr w:type="spellStart"/>
-            <w:r>
-              <w:rPr>
-                <w:rFonts w:hint="eastAsia"/>
-              </w:rPr>
-              <w:t>nums</w:t>
-            </w:r>
-            <w:proofErr w:type="spellEnd"/>
-            <w:r>
-              <w:rPr>
-                <w:rFonts w:hint="eastAsia"/>
-              </w:rPr>
-              <w:t xml:space="preserve">: </w:t>
-            </w:r>
-            <w:proofErr w:type="gramStart"/>
-            <w:r>
-              <w:rPr>
-                <w:rFonts w:hint="eastAsia"/>
-              </w:rPr>
-              <w:t>number[</w:t>
-            </w:r>
-            <w:proofErr w:type="gramEnd"/>
-            <w:r>
-              <w:rPr>
-                <w:rFonts w:hint="eastAsia"/>
-              </w:rPr>
-              <w:t>] = [1, 3, 2, 5, 4];</w:t>
+              <w:t>let arr: number[] = new Array(5).fill(0);</w:t>
+            </w:r>
+          </w:p>
+          <w:p>
+            <w:pPr>
+              <w:rPr>
+                <w:rFonts w:hint="eastAsia"/>
+              </w:rPr>
+            </w:pPr>
+            <w:r>
+              <w:rPr>
+                <w:rFonts w:hint="eastAsia"/>
+              </w:rPr>
+              <w:t>let nums: number[] = [1, 3, 2, 5, 4];</w:t>
             </w:r>
           </w:p>
         </w:tc>
@@ -3652,284 +3582,72 @@
               <w:rPr>
                 <w:rFonts w:hint="eastAsia"/>
               </w:rPr>
-              <w:t xml:space="preserve">class </w:t>
-            </w:r>
-            <w:proofErr w:type="spellStart"/>
-            <w:r>
-              <w:rPr>
-                <w:rFonts w:hint="eastAsia"/>
-              </w:rPr>
-              <w:t>ListNode</w:t>
-            </w:r>
-            <w:proofErr w:type="spellEnd"/>
-            <w:r>
-              <w:rPr>
-                <w:rFonts w:hint="eastAsia"/>
-              </w:rPr>
-              <w:t xml:space="preserve"> {</w:t>
-            </w:r>
-          </w:p>
-          <w:p>
-            <w:pPr>
-              <w:rPr>
-                <w:rFonts w:hint="eastAsia"/>
-              </w:rPr>
-            </w:pPr>
-            <w:r>
-              <w:rPr>
-                <w:rFonts w:hint="eastAsia"/>
-              </w:rPr>
-              <w:t xml:space="preserve">    </w:t>
-            </w:r>
-            <w:proofErr w:type="spellStart"/>
-            <w:r>
-              <w:rPr>
-                <w:rFonts w:hint="eastAsia"/>
-              </w:rPr>
-              <w:t>val</w:t>
-            </w:r>
-            <w:proofErr w:type="spellEnd"/>
-            <w:r>
-              <w:rPr>
-                <w:rFonts w:hint="eastAsia"/>
-              </w:rPr>
-              <w:t>: number;</w:t>
-            </w:r>
-          </w:p>
-          <w:p>
-            <w:pPr>
-              <w:rPr>
-                <w:rFonts w:hint="eastAsia"/>
-              </w:rPr>
-            </w:pPr>
-            <w:r>
-              <w:rPr>
-                <w:rFonts w:hint="eastAsia"/>
-              </w:rPr>
-              <w:t xml:space="preserve">    next: </w:t>
-            </w:r>
-            <w:proofErr w:type="spellStart"/>
-            <w:r>
-              <w:rPr>
-                <w:rFonts w:hint="eastAsia"/>
-              </w:rPr>
-              <w:t>ListNode</w:t>
-            </w:r>
-            <w:proofErr w:type="spellEnd"/>
-            <w:r>
-              <w:rPr>
-                <w:rFonts w:hint="eastAsia"/>
-              </w:rPr>
-              <w:t xml:space="preserve"> | null;</w:t>
-            </w:r>
-          </w:p>
-          <w:p>
-            <w:pPr>
-              <w:rPr>
-                <w:rFonts w:hint="eastAsia"/>
-              </w:rPr>
-            </w:pPr>
-            <w:r>
-              <w:rPr>
-                <w:rFonts w:hint="eastAsia"/>
-              </w:rPr>
-              <w:t xml:space="preserve">    </w:t>
-            </w:r>
-            <w:proofErr w:type="gramStart"/>
-            <w:r>
-              <w:rPr>
-                <w:rFonts w:hint="eastAsia"/>
-              </w:rPr>
-              <w:t>constructor(</w:t>
-            </w:r>
-            <w:proofErr w:type="spellStart"/>
-            <w:r>
-              <w:rPr>
-                <w:rFonts w:hint="eastAsia"/>
-              </w:rPr>
-              <w:t>val</w:t>
-            </w:r>
-            <w:proofErr w:type="spellEnd"/>
-            <w:r>
-              <w:rPr>
-                <w:rFonts w:hint="eastAsia"/>
-              </w:rPr>
-              <w:t>?:</w:t>
-            </w:r>
-            <w:proofErr w:type="gramEnd"/>
-            <w:r>
-              <w:rPr>
-                <w:rFonts w:hint="eastAsia"/>
-              </w:rPr>
-              <w:t xml:space="preserve"> number, </w:t>
-            </w:r>
-            <w:proofErr w:type="gramStart"/>
-            <w:r>
-              <w:rPr>
-                <w:rFonts w:hint="eastAsia"/>
-              </w:rPr>
-              <w:t>next?:</w:t>
-            </w:r>
-            <w:proofErr w:type="gramEnd"/>
-            <w:r>
-              <w:rPr>
-                <w:rFonts w:hint="eastAsia"/>
-              </w:rPr>
-              <w:t xml:space="preserve"> </w:t>
-            </w:r>
-            <w:proofErr w:type="spellStart"/>
-            <w:r>
-              <w:rPr>
-                <w:rFonts w:hint="eastAsia"/>
-              </w:rPr>
-              <w:t>ListNode</w:t>
-            </w:r>
-            <w:proofErr w:type="spellEnd"/>
-            <w:r>
-              <w:rPr>
-                <w:rFonts w:hint="eastAsia"/>
-              </w:rPr>
-              <w:t xml:space="preserve"> | null) {</w:t>
-            </w:r>
-          </w:p>
-          <w:p>
-            <w:pPr>
-              <w:rPr>
-                <w:rFonts w:hint="eastAsia"/>
-              </w:rPr>
-            </w:pPr>
-            <w:r>
-              <w:rPr>
-                <w:rFonts w:hint="eastAsia"/>
-              </w:rPr>
-              <w:t xml:space="preserve">        </w:t>
-            </w:r>
-            <w:proofErr w:type="spellStart"/>
-            <w:r>
-              <w:rPr>
-                <w:rFonts w:hint="eastAsia"/>
-              </w:rPr>
-              <w:t>this.val</w:t>
-            </w:r>
-            <w:proofErr w:type="spellEnd"/>
-            <w:r>
-              <w:rPr>
-                <w:rFonts w:hint="eastAsia"/>
-              </w:rPr>
-              <w:t xml:space="preserve"> = </w:t>
-            </w:r>
-            <w:proofErr w:type="spellStart"/>
-            <w:r>
-              <w:rPr>
-                <w:rFonts w:hint="eastAsia"/>
-              </w:rPr>
-              <w:t>val</w:t>
-            </w:r>
-            <w:proofErr w:type="spellEnd"/>
-            <w:r>
-              <w:rPr>
-                <w:rFonts w:hint="eastAsia"/>
-              </w:rPr>
-              <w:t xml:space="preserve"> === </w:t>
-            </w:r>
-            <w:proofErr w:type="gramStart"/>
-            <w:r>
-              <w:rPr>
-                <w:rFonts w:hint="eastAsia"/>
-              </w:rPr>
-              <w:t>undefined ?</w:t>
-            </w:r>
-            <w:proofErr w:type="gramEnd"/>
-            <w:r>
-              <w:rPr>
-                <w:rFonts w:hint="eastAsia"/>
-              </w:rPr>
-              <w:t xml:space="preserve"> 0 : </w:t>
-            </w:r>
-            <w:proofErr w:type="spellStart"/>
-            <w:r>
-              <w:rPr>
-                <w:rFonts w:hint="eastAsia"/>
-              </w:rPr>
-              <w:t>val</w:t>
-            </w:r>
-            <w:proofErr w:type="spellEnd"/>
-            <w:r>
-              <w:rPr>
-                <w:rFonts w:hint="eastAsia"/>
-              </w:rPr>
-              <w:t>;        // 节点值</w:t>
-            </w:r>
-          </w:p>
-          <w:p>
-            <w:pPr>
-              <w:rPr>
-                <w:rFonts w:hint="eastAsia"/>
-              </w:rPr>
-            </w:pPr>
-            <w:r>
-              <w:rPr>
-                <w:rFonts w:hint="eastAsia"/>
-              </w:rPr>
-              <w:t xml:space="preserve">        </w:t>
-            </w:r>
-            <w:proofErr w:type="spellStart"/>
-            <w:proofErr w:type="gramStart"/>
-            <w:r>
-              <w:rPr>
-                <w:rFonts w:hint="eastAsia"/>
-              </w:rPr>
-              <w:t>this.next</w:t>
-            </w:r>
-            <w:proofErr w:type="spellEnd"/>
-            <w:proofErr w:type="gramEnd"/>
-            <w:r>
-              <w:rPr>
-                <w:rFonts w:hint="eastAsia"/>
-              </w:rPr>
-              <w:t xml:space="preserve"> = next === </w:t>
-            </w:r>
-            <w:proofErr w:type="gramStart"/>
-            <w:r>
-              <w:rPr>
-                <w:rFonts w:hint="eastAsia"/>
-              </w:rPr>
-              <w:t>undefined ?</w:t>
-            </w:r>
-            <w:proofErr w:type="gramEnd"/>
-            <w:r>
-              <w:rPr>
-                <w:rFonts w:hint="eastAsia"/>
-              </w:rPr>
-              <w:t xml:space="preserve"> </w:t>
-            </w:r>
-            <w:proofErr w:type="gramStart"/>
-            <w:r>
-              <w:rPr>
-                <w:rFonts w:hint="eastAsia"/>
-              </w:rPr>
-              <w:t>null :</w:t>
-            </w:r>
-            <w:proofErr w:type="gramEnd"/>
-            <w:r>
-              <w:rPr>
-                <w:rFonts w:hint="eastAsia"/>
-              </w:rPr>
-              <w:t xml:space="preserve"> </w:t>
-            </w:r>
-            <w:proofErr w:type="gramStart"/>
-            <w:r>
-              <w:rPr>
-                <w:rFonts w:hint="eastAsia"/>
-              </w:rPr>
-              <w:t>next;  /</w:t>
-            </w:r>
-            <w:proofErr w:type="gramEnd"/>
-            <w:r>
-              <w:rPr>
-                <w:rFonts w:hint="eastAsia"/>
-              </w:rPr>
-              <w:t>/ 指向下一节点的引用</w:t>
+              <w:t>class ListNode {</w:t>
+            </w:r>
+          </w:p>
+          <w:p>
+            <w:pPr>
+              <w:rPr>
+                <w:rFonts w:hint="eastAsia"/>
+              </w:rPr>
+            </w:pPr>
+            <w:r>
+              <w:rPr>
+                <w:rFonts w:hint="eastAsia"/>
+              </w:rPr>
+              <w:t xml:space="preserve">    val: number;</w:t>
+            </w:r>
+          </w:p>
+          <w:p>
+            <w:pPr>
+              <w:rPr>
+                <w:rFonts w:hint="eastAsia"/>
+              </w:rPr>
+            </w:pPr>
+            <w:r>
+              <w:rPr>
+                <w:rFonts w:hint="eastAsia"/>
+              </w:rPr>
+              <w:t xml:space="preserve">    next: ListNode | null;</w:t>
+            </w:r>
+          </w:p>
+          <w:p>
+            <w:pPr>
+              <w:rPr>
+                <w:rFonts w:hint="eastAsia"/>
+              </w:rPr>
+            </w:pPr>
+            <w:r>
+              <w:rPr>
+                <w:rFonts w:hint="eastAsia"/>
+              </w:rPr>
+              <w:t xml:space="preserve">    constructor(val?: number, next?: ListNode | null) {</w:t>
+            </w:r>
+          </w:p>
+          <w:p>
+            <w:pPr>
+              <w:rPr>
+                <w:rFonts w:hint="eastAsia"/>
+              </w:rPr>
+            </w:pPr>
+            <w:r>
+              <w:rPr>
+                <w:rFonts w:hint="eastAsia"/>
+              </w:rPr>
+              <w:t xml:space="preserve">        this.val = val === undefined ? 0 : val;        // 节点值</w:t>
+            </w:r>
+          </w:p>
+          <w:p>
+            <w:pPr>
+              <w:rPr>
+                <w:rFonts w:hint="eastAsia"/>
+              </w:rPr>
+            </w:pPr>
+            <w:r>
+              <w:rPr>
+                <w:rFonts w:hint="eastAsia"/>
+              </w:rPr>
+              <w:t xml:space="preserve">        this.next = next === undefined ? null : next;  // 指向下一节点的引用</w:t>
             </w:r>
           </w:p>
           <w:p>
@@ -4001,169 +3719,59 @@
               <w:rPr>
                 <w:rFonts w:hint="eastAsia"/>
               </w:rPr>
-              <w:t xml:space="preserve">const n0 = new </w:t>
-            </w:r>
-            <w:proofErr w:type="spellStart"/>
-            <w:proofErr w:type="gramStart"/>
-            <w:r>
-              <w:rPr>
-                <w:rFonts w:hint="eastAsia"/>
-              </w:rPr>
-              <w:t>ListNode</w:t>
-            </w:r>
-            <w:proofErr w:type="spellEnd"/>
-            <w:r>
-              <w:rPr>
-                <w:rFonts w:hint="eastAsia"/>
-              </w:rPr>
-              <w:t>(</w:t>
-            </w:r>
-            <w:proofErr w:type="gramEnd"/>
-            <w:r>
-              <w:rPr>
-                <w:rFonts w:hint="eastAsia"/>
-              </w:rPr>
-              <w:t>1);</w:t>
-            </w:r>
-          </w:p>
-          <w:p>
-            <w:pPr>
-              <w:rPr>
-                <w:rFonts w:hint="eastAsia"/>
-              </w:rPr>
-            </w:pPr>
-            <w:r>
-              <w:rPr>
-                <w:rFonts w:hint="eastAsia"/>
-              </w:rPr>
-              <w:t xml:space="preserve">const n1 = new </w:t>
-            </w:r>
-            <w:proofErr w:type="spellStart"/>
-            <w:proofErr w:type="gramStart"/>
-            <w:r>
-              <w:rPr>
-                <w:rFonts w:hint="eastAsia"/>
-              </w:rPr>
-              <w:t>ListNode</w:t>
-            </w:r>
-            <w:proofErr w:type="spellEnd"/>
-            <w:r>
-              <w:rPr>
-                <w:rFonts w:hint="eastAsia"/>
-              </w:rPr>
-              <w:t>(</w:t>
-            </w:r>
-            <w:proofErr w:type="gramEnd"/>
-            <w:r>
-              <w:rPr>
-                <w:rFonts w:hint="eastAsia"/>
-              </w:rPr>
-              <w:t>3);</w:t>
-            </w:r>
-          </w:p>
-          <w:p>
-            <w:pPr>
-              <w:rPr>
-                <w:rFonts w:hint="eastAsia"/>
-              </w:rPr>
-            </w:pPr>
-            <w:r>
-              <w:rPr>
-                <w:rFonts w:hint="eastAsia"/>
-              </w:rPr>
-              <w:t xml:space="preserve">const n2 = new </w:t>
-            </w:r>
-            <w:proofErr w:type="spellStart"/>
-            <w:proofErr w:type="gramStart"/>
-            <w:r>
-              <w:rPr>
-                <w:rFonts w:hint="eastAsia"/>
-              </w:rPr>
-              <w:t>ListNode</w:t>
-            </w:r>
-            <w:proofErr w:type="spellEnd"/>
-            <w:r>
-              <w:rPr>
-                <w:rFonts w:hint="eastAsia"/>
-              </w:rPr>
-              <w:t>(</w:t>
-            </w:r>
-            <w:proofErr w:type="gramEnd"/>
-            <w:r>
-              <w:rPr>
-                <w:rFonts w:hint="eastAsia"/>
-              </w:rPr>
-              <w:t>2);</w:t>
-            </w:r>
-          </w:p>
-          <w:p>
-            <w:pPr>
-              <w:rPr>
-                <w:rFonts w:hint="eastAsia"/>
-              </w:rPr>
-            </w:pPr>
-            <w:r>
-              <w:rPr>
-                <w:rFonts w:hint="eastAsia"/>
-              </w:rPr>
-              <w:t xml:space="preserve">const n3 = new </w:t>
-            </w:r>
-            <w:proofErr w:type="spellStart"/>
-            <w:proofErr w:type="gramStart"/>
-            <w:r>
-              <w:rPr>
-                <w:rFonts w:hint="eastAsia"/>
-              </w:rPr>
-              <w:t>ListNode</w:t>
-            </w:r>
-            <w:proofErr w:type="spellEnd"/>
-            <w:r>
-              <w:rPr>
-                <w:rFonts w:hint="eastAsia"/>
-              </w:rPr>
-              <w:t>(</w:t>
-            </w:r>
-            <w:proofErr w:type="gramEnd"/>
-            <w:r>
-              <w:rPr>
-                <w:rFonts w:hint="eastAsia"/>
-              </w:rPr>
-              <w:t>5);</w:t>
-            </w:r>
-          </w:p>
-          <w:p>
-            <w:pPr>
-              <w:rPr>
-                <w:rFonts w:hint="eastAsia"/>
-              </w:rPr>
-            </w:pPr>
-            <w:r>
-              <w:rPr>
-                <w:rFonts w:hint="eastAsia"/>
-              </w:rPr>
-              <w:t xml:space="preserve">const n4 = new </w:t>
-            </w:r>
-            <w:proofErr w:type="spellStart"/>
-            <w:proofErr w:type="gramStart"/>
-            <w:r>
-              <w:rPr>
-                <w:rFonts w:hint="eastAsia"/>
-              </w:rPr>
-              <w:t>ListNode</w:t>
-            </w:r>
-            <w:proofErr w:type="spellEnd"/>
-            <w:r>
-              <w:rPr>
-                <w:rFonts w:hint="eastAsia"/>
-              </w:rPr>
-              <w:t>(</w:t>
-            </w:r>
-            <w:proofErr w:type="gramEnd"/>
-            <w:r>
-              <w:rPr>
-                <w:rFonts w:hint="eastAsia"/>
-              </w:rPr>
-              <w:t>4);</w:t>
+              <w:t>const n0 = new ListNode(1);</w:t>
+            </w:r>
+          </w:p>
+          <w:p>
+            <w:pPr>
+              <w:rPr>
+                <w:rFonts w:hint="eastAsia"/>
+              </w:rPr>
+            </w:pPr>
+            <w:r>
+              <w:rPr>
+                <w:rFonts w:hint="eastAsia"/>
+              </w:rPr>
+              <w:t>const n1 = new ListNode(3);</w:t>
+            </w:r>
+          </w:p>
+          <w:p>
+            <w:pPr>
+              <w:rPr>
+                <w:rFonts w:hint="eastAsia"/>
+              </w:rPr>
+            </w:pPr>
+            <w:r>
+              <w:rPr>
+                <w:rFonts w:hint="eastAsia"/>
+              </w:rPr>
+              <w:t>const n2 = new ListNode(2);</w:t>
+            </w:r>
+          </w:p>
+          <w:p>
+            <w:pPr>
+              <w:rPr>
+                <w:rFonts w:hint="eastAsia"/>
+              </w:rPr>
+            </w:pPr>
+            <w:r>
+              <w:rPr>
+                <w:rFonts w:hint="eastAsia"/>
+              </w:rPr>
+              <w:t>const n3 = new ListNode(5);</w:t>
+            </w:r>
+          </w:p>
+          <w:p>
+            <w:pPr>
+              <w:rPr>
+                <w:rFonts w:hint="eastAsia"/>
+              </w:rPr>
+            </w:pPr>
+            <w:r>
+              <w:rPr>
+                <w:rFonts w:hint="eastAsia"/>
+              </w:rPr>
+              <w:t>const n4 = new ListNode(4);</w:t>
             </w:r>
           </w:p>
           <w:p>
@@ -4189,102 +3797,46 @@
               <w:rPr>
                 <w:rFonts w:hint="eastAsia"/>
               </w:rPr>
-              <w:t>n</w:t>
-            </w:r>
-            <w:proofErr w:type="gramStart"/>
-            <w:r>
-              <w:rPr>
-                <w:rFonts w:hint="eastAsia"/>
-              </w:rPr>
-              <w:t>0.next</w:t>
-            </w:r>
-            <w:proofErr w:type="gramEnd"/>
-            <w:r>
-              <w:rPr>
-                <w:rFonts w:hint="eastAsia"/>
-              </w:rPr>
-              <w:t xml:space="preserve"> = n1;</w:t>
-            </w:r>
-          </w:p>
-          <w:p>
-            <w:pPr>
-              <w:rPr>
-                <w:rFonts w:hint="eastAsia"/>
-              </w:rPr>
-            </w:pPr>
-            <w:r>
-              <w:rPr>
-                <w:rFonts w:hint="eastAsia"/>
-              </w:rPr>
-              <w:t>n</w:t>
-            </w:r>
-            <w:proofErr w:type="gramStart"/>
-            <w:r>
-              <w:rPr>
-                <w:rFonts w:hint="eastAsia"/>
-              </w:rPr>
-              <w:t>1.next</w:t>
-            </w:r>
-            <w:proofErr w:type="gramEnd"/>
-            <w:r>
-              <w:rPr>
-                <w:rFonts w:hint="eastAsia"/>
-              </w:rPr>
-              <w:t xml:space="preserve"> = n2;</w:t>
-            </w:r>
-          </w:p>
-          <w:p>
-            <w:pPr>
-              <w:rPr>
-                <w:rFonts w:hint="eastAsia"/>
-              </w:rPr>
-            </w:pPr>
-            <w:r>
-              <w:rPr>
-                <w:rFonts w:hint="eastAsia"/>
-              </w:rPr>
-              <w:t>n</w:t>
-            </w:r>
-            <w:proofErr w:type="gramStart"/>
-            <w:r>
-              <w:rPr>
-                <w:rFonts w:hint="eastAsia"/>
-              </w:rPr>
-              <w:t>2.next</w:t>
-            </w:r>
-            <w:proofErr w:type="gramEnd"/>
-            <w:r>
-              <w:rPr>
-                <w:rFonts w:hint="eastAsia"/>
-              </w:rPr>
-              <w:t xml:space="preserve"> = n3;</w:t>
-            </w:r>
-          </w:p>
-          <w:p>
-            <w:pPr>
-              <w:rPr>
-                <w:rFonts w:hint="eastAsia"/>
-              </w:rPr>
-            </w:pPr>
-            <w:r>
-              <w:rPr>
-                <w:rFonts w:hint="eastAsia"/>
-              </w:rPr>
-              <w:t>n</w:t>
-            </w:r>
-            <w:proofErr w:type="gramStart"/>
-            <w:r>
-              <w:rPr>
-                <w:rFonts w:hint="eastAsia"/>
-              </w:rPr>
-              <w:t>3.next</w:t>
-            </w:r>
-            <w:proofErr w:type="gramEnd"/>
-            <w:r>
-              <w:rPr>
-                <w:rFonts w:hint="eastAsia"/>
-              </w:rPr>
-              <w:t xml:space="preserve"> = n4;</w:t>
+              <w:t>n0.next = n1;</w:t>
+            </w:r>
+          </w:p>
+          <w:p>
+            <w:pPr>
+              <w:rPr>
+                <w:rFonts w:hint="eastAsia"/>
+              </w:rPr>
+            </w:pPr>
+            <w:r>
+              <w:rPr>
+                <w:rFonts w:hint="eastAsia"/>
+              </w:rPr>
+              <w:t>n1.next = n2;</w:t>
+            </w:r>
+          </w:p>
+          <w:p>
+            <w:pPr>
+              <w:rPr>
+                <w:rFonts w:hint="eastAsia"/>
+              </w:rPr>
+            </w:pPr>
+            <w:r>
+              <w:rPr>
+                <w:rFonts w:hint="eastAsia"/>
+              </w:rPr>
+              <w:t>n2.next = n3;</w:t>
+            </w:r>
+          </w:p>
+          <w:p>
+            <w:pPr>
+              <w:rPr>
+                <w:rFonts w:hint="eastAsia"/>
+              </w:rPr>
+            </w:pPr>
+            <w:r>
+              <w:rPr>
+                <w:rFonts w:hint="eastAsia"/>
+              </w:rPr>
+              <w:t>n3.next = n4;</w:t>
             </w:r>
           </w:p>
         </w:tc>
@@ -4360,21 +3912,7 @@
               <w:rPr>
                 <w:rFonts w:hint="eastAsia"/>
               </w:rPr>
-              <w:t xml:space="preserve">const nums1: </w:t>
-            </w:r>
-            <w:proofErr w:type="gramStart"/>
-            <w:r>
-              <w:rPr>
-                <w:rFonts w:hint="eastAsia"/>
-              </w:rPr>
-              <w:t>number[</w:t>
-            </w:r>
-            <w:proofErr w:type="gramEnd"/>
-            <w:r>
-              <w:rPr>
-                <w:rFonts w:hint="eastAsia"/>
-              </w:rPr>
-              <w:t>] = [];</w:t>
+              <w:t>const nums1: number[] = [];</w:t>
             </w:r>
           </w:p>
           <w:p>
@@ -4400,35 +3938,7 @@
               <w:rPr>
                 <w:rFonts w:hint="eastAsia"/>
               </w:rPr>
-              <w:t xml:space="preserve">const </w:t>
-            </w:r>
-            <w:proofErr w:type="spellStart"/>
-            <w:r>
-              <w:rPr>
-                <w:rFonts w:hint="eastAsia"/>
-              </w:rPr>
-              <w:t>nums</w:t>
-            </w:r>
-            <w:proofErr w:type="spellEnd"/>
-            <w:r>
-              <w:rPr>
-                <w:rFonts w:hint="eastAsia"/>
-              </w:rPr>
-              <w:t xml:space="preserve">: </w:t>
-            </w:r>
-            <w:proofErr w:type="gramStart"/>
-            <w:r>
-              <w:rPr>
-                <w:rFonts w:hint="eastAsia"/>
-              </w:rPr>
-              <w:t>number[</w:t>
-            </w:r>
-            <w:proofErr w:type="gramEnd"/>
-            <w:r>
-              <w:rPr>
-                <w:rFonts w:hint="eastAsia"/>
-              </w:rPr>
-              <w:t>] = [1, 3, 2, 5, 4];</w:t>
+              <w:t>const nums: number[] = [1, 3, 2, 5, 4];</w:t>
             </w:r>
           </w:p>
         </w:tc>
@@ -4454,19 +3964,11 @@
           <w:rFonts w:hint="eastAsia"/>
         </w:rPr>
       </w:pPr>
-      <w:proofErr w:type="gramStart"/>
-      <w:r>
-        <w:rPr>
-          <w:rFonts w:hint="eastAsia"/>
-        </w:rPr>
-        <w:t>栈</w:t>
-      </w:r>
-      <w:proofErr w:type="gramEnd"/>
-      <w:r>
-        <w:rPr>
-          <w:rFonts w:hint="eastAsia"/>
-        </w:rPr>
-        <w:t>，先进后出</w:t>
+      <w:r>
+        <w:rPr>
+          <w:rFonts w:hint="eastAsia"/>
+        </w:rPr>
+        <w:t>栈，先进后出</w:t>
       </w:r>
     </w:p>
     <w:p>
@@ -4499,15 +4001,7 @@
         <w:t>从数组末尾移除并返回最后一个元素</w:t>
       </w:r>
       <w:r>
-        <w:t>，会直接修改原数组，使其长度减</w:t>
-      </w:r>
-      <w:proofErr w:type="gramStart"/>
-      <w:r>
-        <w:t>一</w:t>
-      </w:r>
-      <w:proofErr w:type="gramEnd"/>
-      <w:r>
-        <w:t>；如果对空数组调用，则返回undefined</w:t>
+        <w:t>，会直接修改原数组，使其长度减一；如果对空数组调用，则返回undefined</w:t>
       </w:r>
     </w:p>
     <w:p>
@@ -4559,439 +4053,217 @@
               <w:rPr>
                 <w:rFonts w:hint="eastAsia"/>
               </w:rPr>
-              <w:t>/* 初始化</w:t>
-            </w:r>
-            <w:proofErr w:type="gramStart"/>
-            <w:r>
-              <w:rPr>
-                <w:rFonts w:hint="eastAsia"/>
-              </w:rPr>
-              <w:t>栈</w:t>
-            </w:r>
-            <w:proofErr w:type="gramEnd"/>
-            <w:r>
-              <w:rPr>
-                <w:rFonts w:hint="eastAsia"/>
-              </w:rPr>
-              <w:t xml:space="preserve"> */</w:t>
-            </w:r>
-          </w:p>
-          <w:p>
-            <w:pPr>
-              <w:rPr>
-                <w:rFonts w:hint="eastAsia"/>
-              </w:rPr>
-            </w:pPr>
-            <w:r>
-              <w:rPr>
-                <w:rFonts w:hint="eastAsia"/>
-              </w:rPr>
-              <w:t>// TypeScript 没有内置的</w:t>
-            </w:r>
-            <w:proofErr w:type="gramStart"/>
-            <w:r>
-              <w:rPr>
-                <w:rFonts w:hint="eastAsia"/>
-              </w:rPr>
-              <w:t>栈</w:t>
-            </w:r>
-            <w:proofErr w:type="gramEnd"/>
-            <w:r>
-              <w:rPr>
-                <w:rFonts w:hint="eastAsia"/>
-              </w:rPr>
-              <w:t>类，可以把 Array 当作</w:t>
-            </w:r>
-            <w:proofErr w:type="gramStart"/>
-            <w:r>
-              <w:rPr>
-                <w:rFonts w:hint="eastAsia"/>
-              </w:rPr>
-              <w:t>栈</w:t>
-            </w:r>
-            <w:proofErr w:type="gramEnd"/>
-            <w:r>
-              <w:rPr>
-                <w:rFonts w:hint="eastAsia"/>
-              </w:rPr>
-              <w:t>来使用</w:t>
-            </w:r>
-          </w:p>
-          <w:p>
-            <w:pPr>
-              <w:rPr>
-                <w:rFonts w:hint="eastAsia"/>
-              </w:rPr>
-            </w:pPr>
-            <w:r>
-              <w:rPr>
-                <w:rFonts w:hint="eastAsia"/>
-              </w:rPr>
-              <w:t xml:space="preserve">const stack: </w:t>
-            </w:r>
-            <w:proofErr w:type="gramStart"/>
-            <w:r>
-              <w:rPr>
-                <w:rFonts w:hint="eastAsia"/>
-              </w:rPr>
-              <w:t>number[</w:t>
-            </w:r>
-            <w:proofErr w:type="gramEnd"/>
-            <w:r>
-              <w:rPr>
-                <w:rFonts w:hint="eastAsia"/>
-              </w:rPr>
-              <w:t>] = [];</w:t>
-            </w:r>
-          </w:p>
-          <w:p>
-            <w:pPr>
-              <w:rPr>
-                <w:rFonts w:hint="eastAsia"/>
-              </w:rPr>
-            </w:pPr>
-          </w:p>
-          <w:p>
-            <w:pPr>
-              <w:rPr>
-                <w:rFonts w:hint="eastAsia"/>
-              </w:rPr>
-            </w:pPr>
-            <w:r>
-              <w:rPr>
-                <w:rFonts w:hint="eastAsia"/>
-              </w:rPr>
-              <w:t>/* 元素入</w:t>
-            </w:r>
-            <w:proofErr w:type="gramStart"/>
-            <w:r>
-              <w:rPr>
-                <w:rFonts w:hint="eastAsia"/>
-              </w:rPr>
-              <w:t>栈</w:t>
-            </w:r>
-            <w:proofErr w:type="gramEnd"/>
-            <w:r>
-              <w:rPr>
-                <w:rFonts w:hint="eastAsia"/>
-              </w:rPr>
-              <w:t xml:space="preserve"> */</w:t>
-            </w:r>
-          </w:p>
-          <w:p>
-            <w:pPr>
-              <w:rPr>
-                <w:rFonts w:hint="eastAsia"/>
-              </w:rPr>
-            </w:pPr>
-            <w:proofErr w:type="spellStart"/>
-            <w:proofErr w:type="gramStart"/>
-            <w:r>
-              <w:rPr>
-                <w:rFonts w:hint="eastAsia"/>
-              </w:rPr>
-              <w:t>stack.push</w:t>
-            </w:r>
-            <w:proofErr w:type="spellEnd"/>
-            <w:proofErr w:type="gramEnd"/>
-            <w:r>
-              <w:rPr>
-                <w:rFonts w:hint="eastAsia"/>
-              </w:rPr>
-              <w:t>(1);</w:t>
-            </w:r>
-          </w:p>
-          <w:p>
-            <w:pPr>
-              <w:rPr>
-                <w:rFonts w:hint="eastAsia"/>
-              </w:rPr>
-            </w:pPr>
-            <w:proofErr w:type="spellStart"/>
-            <w:proofErr w:type="gramStart"/>
-            <w:r>
-              <w:rPr>
-                <w:rFonts w:hint="eastAsia"/>
-              </w:rPr>
-              <w:t>stack.push</w:t>
-            </w:r>
-            <w:proofErr w:type="spellEnd"/>
-            <w:proofErr w:type="gramEnd"/>
-            <w:r>
-              <w:rPr>
-                <w:rFonts w:hint="eastAsia"/>
-              </w:rPr>
-              <w:t>(3);</w:t>
-            </w:r>
-          </w:p>
-          <w:p>
-            <w:pPr>
-              <w:rPr>
-                <w:rFonts w:hint="eastAsia"/>
-              </w:rPr>
-            </w:pPr>
-            <w:proofErr w:type="spellStart"/>
-            <w:proofErr w:type="gramStart"/>
-            <w:r>
-              <w:rPr>
-                <w:rFonts w:hint="eastAsia"/>
-              </w:rPr>
-              <w:t>stack.push</w:t>
-            </w:r>
-            <w:proofErr w:type="spellEnd"/>
-            <w:proofErr w:type="gramEnd"/>
-            <w:r>
-              <w:rPr>
-                <w:rFonts w:hint="eastAsia"/>
-              </w:rPr>
-              <w:t>(2);</w:t>
-            </w:r>
-          </w:p>
-          <w:p>
-            <w:pPr>
-              <w:rPr>
-                <w:rFonts w:hint="eastAsia"/>
-              </w:rPr>
-            </w:pPr>
-            <w:proofErr w:type="spellStart"/>
-            <w:proofErr w:type="gramStart"/>
-            <w:r>
-              <w:rPr>
-                <w:rFonts w:hint="eastAsia"/>
-              </w:rPr>
-              <w:t>stack.push</w:t>
-            </w:r>
-            <w:proofErr w:type="spellEnd"/>
-            <w:proofErr w:type="gramEnd"/>
-            <w:r>
-              <w:rPr>
-                <w:rFonts w:hint="eastAsia"/>
-              </w:rPr>
-              <w:t>(5);</w:t>
-            </w:r>
-          </w:p>
-          <w:p>
-            <w:pPr>
-              <w:rPr>
-                <w:rFonts w:hint="eastAsia"/>
-              </w:rPr>
-            </w:pPr>
-            <w:proofErr w:type="spellStart"/>
-            <w:proofErr w:type="gramStart"/>
-            <w:r>
-              <w:rPr>
-                <w:rFonts w:hint="eastAsia"/>
-              </w:rPr>
-              <w:t>stack.push</w:t>
-            </w:r>
-            <w:proofErr w:type="spellEnd"/>
-            <w:proofErr w:type="gramEnd"/>
-            <w:r>
-              <w:rPr>
-                <w:rFonts w:hint="eastAsia"/>
-              </w:rPr>
-              <w:t>(4);</w:t>
-            </w:r>
-          </w:p>
-          <w:p>
-            <w:pPr>
-              <w:rPr>
-                <w:rFonts w:hint="eastAsia"/>
-              </w:rPr>
-            </w:pPr>
-          </w:p>
-          <w:p>
-            <w:pPr>
-              <w:rPr>
-                <w:rFonts w:hint="eastAsia"/>
-              </w:rPr>
-            </w:pPr>
-            <w:r>
-              <w:rPr>
-                <w:rFonts w:hint="eastAsia"/>
-              </w:rPr>
-              <w:t>/* 访问</w:t>
-            </w:r>
-            <w:proofErr w:type="gramStart"/>
-            <w:r>
-              <w:rPr>
-                <w:rFonts w:hint="eastAsia"/>
-              </w:rPr>
-              <w:t>栈</w:t>
-            </w:r>
-            <w:proofErr w:type="gramEnd"/>
-            <w:r>
-              <w:rPr>
-                <w:rFonts w:hint="eastAsia"/>
-              </w:rPr>
-              <w:t>顶元素 */</w:t>
-            </w:r>
-          </w:p>
-          <w:p>
-            <w:pPr>
-              <w:rPr>
-                <w:rFonts w:hint="eastAsia"/>
-              </w:rPr>
-            </w:pPr>
-            <w:r>
-              <w:rPr>
-                <w:rFonts w:hint="eastAsia"/>
-              </w:rPr>
-              <w:t xml:space="preserve">const peek = </w:t>
-            </w:r>
-            <w:proofErr w:type="gramStart"/>
-            <w:r>
-              <w:rPr>
-                <w:rFonts w:hint="eastAsia"/>
-              </w:rPr>
-              <w:t>stack[</w:t>
-            </w:r>
-            <w:proofErr w:type="spellStart"/>
-            <w:r>
-              <w:rPr>
-                <w:rFonts w:hint="eastAsia"/>
-              </w:rPr>
-              <w:t>stack.length</w:t>
-            </w:r>
-            <w:proofErr w:type="spellEnd"/>
-            <w:proofErr w:type="gramEnd"/>
-            <w:r>
-              <w:rPr>
-                <w:rFonts w:hint="eastAsia"/>
-              </w:rPr>
-              <w:t xml:space="preserve"> - 1];</w:t>
-            </w:r>
-          </w:p>
-          <w:p>
-            <w:pPr>
-              <w:rPr>
-                <w:rFonts w:hint="eastAsia"/>
-              </w:rPr>
-            </w:pPr>
-          </w:p>
-          <w:p>
-            <w:pPr>
-              <w:rPr>
-                <w:rFonts w:hint="eastAsia"/>
-              </w:rPr>
-            </w:pPr>
-            <w:r>
-              <w:rPr>
-                <w:rFonts w:hint="eastAsia"/>
-              </w:rPr>
-              <w:t>/* 元素出</w:t>
-            </w:r>
-            <w:proofErr w:type="gramStart"/>
-            <w:r>
-              <w:rPr>
-                <w:rFonts w:hint="eastAsia"/>
-              </w:rPr>
-              <w:t>栈</w:t>
-            </w:r>
-            <w:proofErr w:type="gramEnd"/>
-            <w:r>
-              <w:rPr>
-                <w:rFonts w:hint="eastAsia"/>
-              </w:rPr>
-              <w:t xml:space="preserve"> */</w:t>
-            </w:r>
-          </w:p>
-          <w:p>
-            <w:pPr>
-              <w:rPr>
-                <w:rFonts w:hint="eastAsia"/>
-              </w:rPr>
-            </w:pPr>
-            <w:r>
-              <w:rPr>
-                <w:rFonts w:hint="eastAsia"/>
-              </w:rPr>
-              <w:t xml:space="preserve">const pop = </w:t>
-            </w:r>
-            <w:proofErr w:type="spellStart"/>
-            <w:proofErr w:type="gramStart"/>
-            <w:r>
-              <w:rPr>
-                <w:rFonts w:hint="eastAsia"/>
-              </w:rPr>
-              <w:t>stack.pop</w:t>
-            </w:r>
-            <w:proofErr w:type="spellEnd"/>
-            <w:r>
-              <w:rPr>
-                <w:rFonts w:hint="eastAsia"/>
-              </w:rPr>
-              <w:t>(</w:t>
-            </w:r>
-            <w:proofErr w:type="gramEnd"/>
-            <w:r>
-              <w:rPr>
-                <w:rFonts w:hint="eastAsia"/>
-              </w:rPr>
-              <w:t>);</w:t>
-            </w:r>
-          </w:p>
-          <w:p>
-            <w:pPr>
-              <w:rPr>
-                <w:rFonts w:hint="eastAsia"/>
-              </w:rPr>
-            </w:pPr>
-          </w:p>
-          <w:p>
-            <w:pPr>
-              <w:rPr>
-                <w:rFonts w:hint="eastAsia"/>
-              </w:rPr>
-            </w:pPr>
-            <w:r>
-              <w:rPr>
-                <w:rFonts w:hint="eastAsia"/>
-              </w:rPr>
-              <w:t>/* 获取</w:t>
-            </w:r>
-            <w:proofErr w:type="gramStart"/>
-            <w:r>
-              <w:rPr>
-                <w:rFonts w:hint="eastAsia"/>
-              </w:rPr>
-              <w:t>栈</w:t>
-            </w:r>
-            <w:proofErr w:type="gramEnd"/>
-            <w:r>
-              <w:rPr>
-                <w:rFonts w:hint="eastAsia"/>
-              </w:rPr>
-              <w:t>的长度 */</w:t>
-            </w:r>
-          </w:p>
-          <w:p>
-            <w:pPr>
-              <w:rPr>
-                <w:rFonts w:hint="eastAsia"/>
-              </w:rPr>
-            </w:pPr>
-            <w:r>
-              <w:rPr>
-                <w:rFonts w:hint="eastAsia"/>
-              </w:rPr>
-              <w:t xml:space="preserve">const size = </w:t>
-            </w:r>
-            <w:proofErr w:type="spellStart"/>
-            <w:proofErr w:type="gramStart"/>
-            <w:r>
-              <w:rPr>
-                <w:rFonts w:hint="eastAsia"/>
-              </w:rPr>
-              <w:t>stack.length</w:t>
-            </w:r>
-            <w:proofErr w:type="spellEnd"/>
-            <w:proofErr w:type="gramEnd"/>
-            <w:r>
-              <w:rPr>
-                <w:rFonts w:hint="eastAsia"/>
-              </w:rPr>
-              <w:t>;</w:t>
+              <w:t>/* 初始化栈 */</w:t>
+            </w:r>
+          </w:p>
+          <w:p>
+            <w:pPr>
+              <w:rPr>
+                <w:rFonts w:hint="eastAsia"/>
+              </w:rPr>
+            </w:pPr>
+            <w:r>
+              <w:rPr>
+                <w:rFonts w:hint="eastAsia"/>
+              </w:rPr>
+              <w:t>// TypeScript 没有内置的栈类，可以把 Array 当作栈来使用</w:t>
+            </w:r>
+          </w:p>
+          <w:p>
+            <w:pPr>
+              <w:rPr>
+                <w:rFonts w:hint="eastAsia"/>
+              </w:rPr>
+            </w:pPr>
+            <w:r>
+              <w:rPr>
+                <w:rFonts w:hint="eastAsia"/>
+              </w:rPr>
+              <w:t>const stack: number[] = [];</w:t>
+            </w:r>
+          </w:p>
+          <w:p>
+            <w:pPr>
+              <w:rPr>
+                <w:rFonts w:hint="eastAsia"/>
+              </w:rPr>
+            </w:pPr>
+          </w:p>
+          <w:p>
+            <w:pPr>
+              <w:rPr>
+                <w:rFonts w:hint="eastAsia"/>
+              </w:rPr>
+            </w:pPr>
+            <w:r>
+              <w:rPr>
+                <w:rFonts w:hint="eastAsia"/>
+              </w:rPr>
+              <w:t>/* 元素入栈 */</w:t>
+            </w:r>
+          </w:p>
+          <w:p>
+            <w:pPr>
+              <w:rPr>
+                <w:rFonts w:hint="eastAsia"/>
+              </w:rPr>
+            </w:pPr>
+            <w:r>
+              <w:rPr>
+                <w:rFonts w:hint="eastAsia"/>
+              </w:rPr>
+              <w:t>stack.push(1);</w:t>
+            </w:r>
+          </w:p>
+          <w:p>
+            <w:pPr>
+              <w:rPr>
+                <w:rFonts w:hint="eastAsia"/>
+              </w:rPr>
+            </w:pPr>
+            <w:r>
+              <w:rPr>
+                <w:rFonts w:hint="eastAsia"/>
+              </w:rPr>
+              <w:t>stack.push(3);</w:t>
+            </w:r>
+          </w:p>
+          <w:p>
+            <w:pPr>
+              <w:rPr>
+                <w:rFonts w:hint="eastAsia"/>
+              </w:rPr>
+            </w:pPr>
+            <w:r>
+              <w:rPr>
+                <w:rFonts w:hint="eastAsia"/>
+              </w:rPr>
+              <w:t>stack.push(2);</w:t>
+            </w:r>
+          </w:p>
+          <w:p>
+            <w:pPr>
+              <w:rPr>
+                <w:rFonts w:hint="eastAsia"/>
+              </w:rPr>
+            </w:pPr>
+            <w:r>
+              <w:rPr>
+                <w:rFonts w:hint="eastAsia"/>
+              </w:rPr>
+              <w:t>stack.push(5);</w:t>
+            </w:r>
+          </w:p>
+          <w:p>
+            <w:pPr>
+              <w:rPr>
+                <w:rFonts w:hint="eastAsia"/>
+              </w:rPr>
+            </w:pPr>
+            <w:r>
+              <w:rPr>
+                <w:rFonts w:hint="eastAsia"/>
+              </w:rPr>
+              <w:t>stack.push(4);</w:t>
+            </w:r>
+          </w:p>
+          <w:p>
+            <w:pPr>
+              <w:rPr>
+                <w:rFonts w:hint="eastAsia"/>
+              </w:rPr>
+            </w:pPr>
+          </w:p>
+          <w:p>
+            <w:pPr>
+              <w:rPr>
+                <w:rFonts w:hint="eastAsia"/>
+              </w:rPr>
+            </w:pPr>
+            <w:r>
+              <w:rPr>
+                <w:rFonts w:hint="eastAsia"/>
+              </w:rPr>
+              <w:t>/* 访问栈顶元素 */</w:t>
+            </w:r>
+          </w:p>
+          <w:p>
+            <w:pPr>
+              <w:rPr>
+                <w:rFonts w:hint="eastAsia"/>
+              </w:rPr>
+            </w:pPr>
+            <w:r>
+              <w:rPr>
+                <w:rFonts w:hint="eastAsia"/>
+              </w:rPr>
+              <w:t>const peek = stack[stack.length - 1];</w:t>
+            </w:r>
+          </w:p>
+          <w:p>
+            <w:pPr>
+              <w:rPr>
+                <w:rFonts w:hint="eastAsia"/>
+              </w:rPr>
+            </w:pPr>
+          </w:p>
+          <w:p>
+            <w:pPr>
+              <w:rPr>
+                <w:rFonts w:hint="eastAsia"/>
+              </w:rPr>
+            </w:pPr>
+            <w:r>
+              <w:rPr>
+                <w:rFonts w:hint="eastAsia"/>
+              </w:rPr>
+              <w:t>/* 元素出栈 */</w:t>
+            </w:r>
+          </w:p>
+          <w:p>
+            <w:pPr>
+              <w:rPr>
+                <w:rFonts w:hint="eastAsia"/>
+              </w:rPr>
+            </w:pPr>
+            <w:r>
+              <w:rPr>
+                <w:rFonts w:hint="eastAsia"/>
+              </w:rPr>
+              <w:t>const pop = stack.pop();</w:t>
+            </w:r>
+          </w:p>
+          <w:p>
+            <w:pPr>
+              <w:rPr>
+                <w:rFonts w:hint="eastAsia"/>
+              </w:rPr>
+            </w:pPr>
+          </w:p>
+          <w:p>
+            <w:pPr>
+              <w:rPr>
+                <w:rFonts w:hint="eastAsia"/>
+              </w:rPr>
+            </w:pPr>
+            <w:r>
+              <w:rPr>
+                <w:rFonts w:hint="eastAsia"/>
+              </w:rPr>
+              <w:t>/* 获取栈的长度 */</w:t>
+            </w:r>
+          </w:p>
+          <w:p>
+            <w:pPr>
+              <w:rPr>
+                <w:rFonts w:hint="eastAsia"/>
+              </w:rPr>
+            </w:pPr>
+            <w:r>
+              <w:rPr>
+                <w:rFonts w:hint="eastAsia"/>
+              </w:rPr>
+              <w:t>const size = stack.length;</w:t>
             </w:r>
           </w:p>
           <w:p>
@@ -5024,37 +4296,7 @@
               <w:rPr>
                 <w:rFonts w:hint="eastAsia"/>
               </w:rPr>
-              <w:t xml:space="preserve">const </w:t>
-            </w:r>
-            <w:proofErr w:type="spellStart"/>
-            <w:r>
-              <w:rPr>
-                <w:rFonts w:hint="eastAsia"/>
-              </w:rPr>
-              <w:t>is_empty</w:t>
-            </w:r>
-            <w:proofErr w:type="spellEnd"/>
-            <w:r>
-              <w:rPr>
-                <w:rFonts w:hint="eastAsia"/>
-              </w:rPr>
-              <w:t xml:space="preserve"> = </w:t>
-            </w:r>
-            <w:proofErr w:type="spellStart"/>
-            <w:proofErr w:type="gramStart"/>
-            <w:r>
-              <w:rPr>
-                <w:rFonts w:hint="eastAsia"/>
-              </w:rPr>
-              <w:t>stack.length</w:t>
-            </w:r>
-            <w:proofErr w:type="spellEnd"/>
-            <w:proofErr w:type="gramEnd"/>
-            <w:r>
-              <w:rPr>
-                <w:rFonts w:hint="eastAsia"/>
-              </w:rPr>
-              <w:t xml:space="preserve"> === 0;</w:t>
+              <w:t>const is_empty = stack.length === 0;</w:t>
             </w:r>
           </w:p>
         </w:tc>
@@ -5117,21 +4359,7 @@
               <w:rPr>
                 <w:rFonts w:hint="eastAsia"/>
               </w:rPr>
-              <w:t xml:space="preserve">const queue: </w:t>
-            </w:r>
-            <w:proofErr w:type="gramStart"/>
-            <w:r>
-              <w:rPr>
-                <w:rFonts w:hint="eastAsia"/>
-              </w:rPr>
-              <w:t>number[</w:t>
-            </w:r>
-            <w:proofErr w:type="gramEnd"/>
-            <w:r>
-              <w:rPr>
-                <w:rFonts w:hint="eastAsia"/>
-              </w:rPr>
-              <w:t>] = [];</w:t>
+              <w:t>const queue: number[] = [];</w:t>
             </w:r>
           </w:p>
           <w:p>
@@ -5160,113 +4388,63 @@
                 <w:rFonts w:hint="eastAsia"/>
               </w:rPr>
             </w:pPr>
-            <w:proofErr w:type="spellStart"/>
-            <w:proofErr w:type="gramStart"/>
-            <w:r>
-              <w:rPr>
-                <w:rFonts w:hint="eastAsia"/>
-              </w:rPr>
-              <w:t>queue.push</w:t>
-            </w:r>
-            <w:proofErr w:type="spellEnd"/>
-            <w:proofErr w:type="gramEnd"/>
-            <w:r>
-              <w:rPr>
-                <w:rFonts w:hint="eastAsia"/>
-              </w:rPr>
-              <w:t>(1);</w:t>
-            </w:r>
-          </w:p>
-          <w:p>
-            <w:pPr>
-              <w:rPr>
-                <w:rFonts w:hint="eastAsia"/>
-              </w:rPr>
-            </w:pPr>
-            <w:proofErr w:type="spellStart"/>
-            <w:proofErr w:type="gramStart"/>
-            <w:r>
-              <w:rPr>
-                <w:rFonts w:hint="eastAsia"/>
-              </w:rPr>
-              <w:t>queue.push</w:t>
-            </w:r>
-            <w:proofErr w:type="spellEnd"/>
-            <w:proofErr w:type="gramEnd"/>
-            <w:r>
-              <w:rPr>
-                <w:rFonts w:hint="eastAsia"/>
-              </w:rPr>
-              <w:t>(3);</w:t>
-            </w:r>
-          </w:p>
-          <w:p>
-            <w:pPr>
-              <w:rPr>
-                <w:rFonts w:hint="eastAsia"/>
-              </w:rPr>
-            </w:pPr>
-            <w:proofErr w:type="spellStart"/>
-            <w:proofErr w:type="gramStart"/>
-            <w:r>
-              <w:rPr>
-                <w:rFonts w:hint="eastAsia"/>
-              </w:rPr>
-              <w:t>queue.push</w:t>
-            </w:r>
-            <w:proofErr w:type="spellEnd"/>
-            <w:proofErr w:type="gramEnd"/>
-            <w:r>
-              <w:rPr>
-                <w:rFonts w:hint="eastAsia"/>
-              </w:rPr>
-              <w:t>(2);</w:t>
-            </w:r>
-          </w:p>
-          <w:p>
-            <w:pPr>
-              <w:rPr>
-                <w:rFonts w:hint="eastAsia"/>
-              </w:rPr>
-            </w:pPr>
-            <w:proofErr w:type="spellStart"/>
-            <w:proofErr w:type="gramStart"/>
-            <w:r>
-              <w:rPr>
-                <w:rFonts w:hint="eastAsia"/>
-              </w:rPr>
-              <w:t>queue.push</w:t>
-            </w:r>
-            <w:proofErr w:type="spellEnd"/>
-            <w:proofErr w:type="gramEnd"/>
-            <w:r>
-              <w:rPr>
-                <w:rFonts w:hint="eastAsia"/>
-              </w:rPr>
-              <w:t>(5);</w:t>
-            </w:r>
-          </w:p>
-          <w:p>
-            <w:pPr>
-              <w:rPr>
-                <w:rFonts w:hint="eastAsia"/>
-              </w:rPr>
-            </w:pPr>
-            <w:proofErr w:type="spellStart"/>
-            <w:proofErr w:type="gramStart"/>
-            <w:r>
-              <w:rPr>
-                <w:rFonts w:hint="eastAsia"/>
-              </w:rPr>
-              <w:t>queue.push</w:t>
-            </w:r>
-            <w:proofErr w:type="spellEnd"/>
-            <w:proofErr w:type="gramEnd"/>
-            <w:r>
-              <w:rPr>
-                <w:rFonts w:hint="eastAsia"/>
-              </w:rPr>
-              <w:t>(4);</w:t>
+            <w:r>
+              <w:rPr>
+                <w:rFonts w:hint="eastAsia"/>
+              </w:rPr>
+              <w:t>queue.push(1);</w:t>
+            </w:r>
+          </w:p>
+          <w:p>
+            <w:pPr>
+              <w:rPr>
+                <w:rFonts w:hint="eastAsia"/>
+              </w:rPr>
+            </w:pPr>
+            <w:r>
+              <w:rPr>
+                <w:rFonts w:hint="eastAsia"/>
+              </w:rPr>
+              <w:t>queue.push(3);</w:t>
+            </w:r>
+          </w:p>
+          <w:p>
+            <w:pPr>
+              <w:rPr>
+                <w:rFonts w:hint="eastAsia"/>
+              </w:rPr>
+            </w:pPr>
+            <w:r>
+              <w:rPr>
+                <w:rFonts w:hint="eastAsia"/>
+              </w:rPr>
+              <w:t>queue.push(2);</w:t>
+            </w:r>
+          </w:p>
+          <w:p>
+            <w:pPr>
+              <w:rPr>
+                <w:rFonts w:hint="eastAsia"/>
+              </w:rPr>
+            </w:pPr>
+            <w:r>
+              <w:rPr>
+                <w:rFonts w:hint="eastAsia"/>
+              </w:rPr>
+              <w:t>queue.push(5);</w:t>
+            </w:r>
+          </w:p>
+          <w:p>
+            <w:pPr>
+              <w:rPr>
+                <w:rFonts w:hint="eastAsia"/>
+              </w:rPr>
+            </w:pPr>
+            <w:r>
+              <w:rPr>
+                <w:rFonts w:hint="eastAsia"/>
+              </w:rPr>
+              <w:t>queue.push(4);</w:t>
             </w:r>
           </w:p>
           <w:p>
@@ -5299,21 +4477,7 @@
               <w:rPr>
                 <w:rFonts w:hint="eastAsia"/>
               </w:rPr>
-              <w:t xml:space="preserve">const peek = </w:t>
-            </w:r>
-            <w:proofErr w:type="gramStart"/>
-            <w:r>
-              <w:rPr>
-                <w:rFonts w:hint="eastAsia"/>
-              </w:rPr>
-              <w:t>queue[</w:t>
-            </w:r>
-            <w:proofErr w:type="gramEnd"/>
-            <w:r>
-              <w:rPr>
-                <w:rFonts w:hint="eastAsia"/>
-              </w:rPr>
-              <w:t>0];</w:t>
+              <w:t>const peek = queue[0];</w:t>
             </w:r>
           </w:p>
           <w:p>
@@ -5359,23 +4523,7 @@
               <w:rPr>
                 <w:rFonts w:hint="eastAsia"/>
               </w:rPr>
-              <w:t xml:space="preserve">const pop = </w:t>
-            </w:r>
-            <w:proofErr w:type="spellStart"/>
-            <w:proofErr w:type="gramStart"/>
-            <w:r>
-              <w:rPr>
-                <w:rFonts w:hint="eastAsia"/>
-              </w:rPr>
-              <w:t>queue.shift</w:t>
-            </w:r>
-            <w:proofErr w:type="spellEnd"/>
-            <w:proofErr w:type="gramEnd"/>
-            <w:r>
-              <w:rPr>
-                <w:rFonts w:hint="eastAsia"/>
-              </w:rPr>
-              <w:t>();</w:t>
+              <w:t>const pop = queue.shift();</w:t>
             </w:r>
           </w:p>
           <w:p>
@@ -5408,23 +4556,7 @@
               <w:rPr>
                 <w:rFonts w:hint="eastAsia"/>
               </w:rPr>
-              <w:t xml:space="preserve">const size = </w:t>
-            </w:r>
-            <w:proofErr w:type="spellStart"/>
-            <w:proofErr w:type="gramStart"/>
-            <w:r>
-              <w:rPr>
-                <w:rFonts w:hint="eastAsia"/>
-              </w:rPr>
-              <w:t>queue.length</w:t>
-            </w:r>
-            <w:proofErr w:type="spellEnd"/>
-            <w:proofErr w:type="gramEnd"/>
-            <w:r>
-              <w:rPr>
-                <w:rFonts w:hint="eastAsia"/>
-              </w:rPr>
-              <w:t>;</w:t>
+              <w:t>const size = queue.length;</w:t>
             </w:r>
           </w:p>
           <w:p>
@@ -5457,23 +4589,7 @@
               <w:rPr>
                 <w:rFonts w:hint="eastAsia"/>
               </w:rPr>
-              <w:t xml:space="preserve">const empty = </w:t>
-            </w:r>
-            <w:proofErr w:type="spellStart"/>
-            <w:proofErr w:type="gramStart"/>
-            <w:r>
-              <w:rPr>
-                <w:rFonts w:hint="eastAsia"/>
-              </w:rPr>
-              <w:t>queue.length</w:t>
-            </w:r>
-            <w:proofErr w:type="spellEnd"/>
-            <w:proofErr w:type="gramEnd"/>
-            <w:r>
-              <w:rPr>
-                <w:rFonts w:hint="eastAsia"/>
-              </w:rPr>
-              <w:t xml:space="preserve"> === 0;</w:t>
+              <w:t>const empty = queue.length === 0;</w:t>
             </w:r>
           </w:p>
         </w:tc>
@@ -5553,21 +4669,7 @@
               <w:rPr>
                 <w:rFonts w:hint="eastAsia"/>
               </w:rPr>
-              <w:t>const map = new Map&lt;number, string</w:t>
-            </w:r>
-            <w:proofErr w:type="gramStart"/>
-            <w:r>
-              <w:rPr>
-                <w:rFonts w:hint="eastAsia"/>
-              </w:rPr>
-              <w:t>&gt;(</w:t>
-            </w:r>
-            <w:proofErr w:type="gramEnd"/>
-            <w:r>
-              <w:rPr>
-                <w:rFonts w:hint="eastAsia"/>
-              </w:rPr>
-              <w:t>);</w:t>
+              <w:t>const map = new Map&lt;number, string&gt;();</w:t>
             </w:r>
           </w:p>
           <w:p>
@@ -5602,158 +4704,76 @@
                 <w:rFonts w:hint="eastAsia"/>
               </w:rPr>
             </w:pPr>
-            <w:proofErr w:type="spellStart"/>
-            <w:r>
-              <w:rPr>
-                <w:rFonts w:hint="eastAsia"/>
-              </w:rPr>
-              <w:t>map.set</w:t>
-            </w:r>
-            <w:proofErr w:type="spellEnd"/>
-            <w:r>
-              <w:rPr>
-                <w:rFonts w:hint="eastAsia"/>
-              </w:rPr>
-              <w:t>(12836, '小哈');</w:t>
-            </w:r>
-          </w:p>
-          <w:p>
-            <w:pPr>
-              <w:rPr>
-                <w:rFonts w:hint="eastAsia"/>
-              </w:rPr>
-            </w:pPr>
-            <w:proofErr w:type="spellStart"/>
-            <w:r>
-              <w:rPr>
-                <w:rFonts w:hint="eastAsia"/>
-              </w:rPr>
-              <w:t>map.set</w:t>
-            </w:r>
-            <w:proofErr w:type="spellEnd"/>
-            <w:r>
-              <w:rPr>
-                <w:rFonts w:hint="eastAsia"/>
-              </w:rPr>
-              <w:t>(15937, '小</w:t>
-            </w:r>
-            <w:proofErr w:type="gramStart"/>
-            <w:r>
-              <w:rPr>
-                <w:rFonts w:hint="eastAsia"/>
-              </w:rPr>
-              <w:t>啰</w:t>
-            </w:r>
-            <w:proofErr w:type="gramEnd"/>
-            <w:r>
-              <w:rPr>
-                <w:rFonts w:hint="eastAsia"/>
-              </w:rPr>
-              <w:t>');</w:t>
-            </w:r>
-          </w:p>
-          <w:p>
-            <w:pPr>
-              <w:rPr>
-                <w:rFonts w:hint="eastAsia"/>
-              </w:rPr>
-            </w:pPr>
-            <w:proofErr w:type="spellStart"/>
-            <w:r>
-              <w:rPr>
-                <w:rFonts w:hint="eastAsia"/>
-              </w:rPr>
-              <w:t>map.set</w:t>
-            </w:r>
-            <w:proofErr w:type="spellEnd"/>
-            <w:r>
-              <w:rPr>
-                <w:rFonts w:hint="eastAsia"/>
-              </w:rPr>
-              <w:t>(16750, '</w:t>
-            </w:r>
-            <w:proofErr w:type="gramStart"/>
-            <w:r>
-              <w:rPr>
-                <w:rFonts w:hint="eastAsia"/>
-              </w:rPr>
-              <w:t>小算</w:t>
-            </w:r>
-            <w:proofErr w:type="gramEnd"/>
-            <w:r>
-              <w:rPr>
-                <w:rFonts w:hint="eastAsia"/>
-              </w:rPr>
-              <w:t>');</w:t>
-            </w:r>
-          </w:p>
-          <w:p>
-            <w:pPr>
-              <w:rPr>
-                <w:rFonts w:hint="eastAsia"/>
-              </w:rPr>
-            </w:pPr>
-            <w:proofErr w:type="spellStart"/>
-            <w:r>
-              <w:rPr>
-                <w:rFonts w:hint="eastAsia"/>
-              </w:rPr>
-              <w:t>map.set</w:t>
-            </w:r>
-            <w:proofErr w:type="spellEnd"/>
-            <w:r>
-              <w:rPr>
-                <w:rFonts w:hint="eastAsia"/>
-              </w:rPr>
-              <w:t>(13276, '小法');</w:t>
-            </w:r>
-          </w:p>
-          <w:p>
-            <w:pPr>
-              <w:rPr>
-                <w:rFonts w:hint="eastAsia"/>
-              </w:rPr>
-            </w:pPr>
-            <w:proofErr w:type="spellStart"/>
-            <w:r>
-              <w:rPr>
-                <w:rFonts w:hint="eastAsia"/>
-              </w:rPr>
-              <w:t>map.set</w:t>
-            </w:r>
-            <w:proofErr w:type="spellEnd"/>
-            <w:r>
-              <w:rPr>
-                <w:rFonts w:hint="eastAsia"/>
-              </w:rPr>
-              <w:t>(10583, '小鸭');</w:t>
-            </w:r>
-          </w:p>
-          <w:p>
-            <w:pPr>
-              <w:rPr>
-                <w:rFonts w:hint="eastAsia"/>
-              </w:rPr>
-            </w:pPr>
-            <w:r>
-              <w:rPr>
-                <w:rFonts w:hint="eastAsia"/>
-              </w:rPr>
-              <w:t>console.info('\n添加完成后，哈希表为\</w:t>
-            </w:r>
-            <w:proofErr w:type="spellStart"/>
-            <w:r>
-              <w:rPr>
-                <w:rFonts w:hint="eastAsia"/>
-              </w:rPr>
-              <w:t>nKey</w:t>
-            </w:r>
-            <w:proofErr w:type="spellEnd"/>
-            <w:r>
-              <w:rPr>
-                <w:rFonts w:hint="eastAsia"/>
-              </w:rPr>
-              <w:t xml:space="preserve"> -&gt; Value');</w:t>
+            <w:r>
+              <w:rPr>
+                <w:rFonts w:hint="eastAsia"/>
+              </w:rPr>
+              <w:t>map.set(12836, '小哈');</w:t>
+            </w:r>
+          </w:p>
+          <w:p>
+            <w:pPr>
+              <w:rPr>
+                <w:rFonts w:hint="eastAsia"/>
+              </w:rPr>
+            </w:pPr>
+            <w:r>
+              <w:rPr>
+                <w:rFonts w:hint="eastAsia"/>
+              </w:rPr>
+              <w:t>map.set(15937, '小啰');</w:t>
+            </w:r>
+          </w:p>
+          <w:p>
+            <w:pPr>
+              <w:rPr>
+                <w:rFonts w:hint="eastAsia"/>
+              </w:rPr>
+            </w:pPr>
+            <w:r>
+              <w:rPr>
+                <w:rFonts w:hint="eastAsia"/>
+              </w:rPr>
+              <w:t>map.set(16750, '小算');</w:t>
+            </w:r>
+          </w:p>
+          <w:p>
+            <w:pPr>
+              <w:rPr>
+                <w:rFonts w:hint="eastAsia"/>
+              </w:rPr>
+            </w:pPr>
+            <w:r>
+              <w:rPr>
+                <w:rFonts w:hint="eastAsia"/>
+              </w:rPr>
+              <w:t>map.set(13276, '小法');</w:t>
+            </w:r>
+          </w:p>
+          <w:p>
+            <w:pPr>
+              <w:rPr>
+                <w:rFonts w:hint="eastAsia"/>
+              </w:rPr>
+            </w:pPr>
+            <w:r>
+              <w:rPr>
+                <w:rFonts w:hint="eastAsia"/>
+              </w:rPr>
+              <w:t>map.set(10583, '小鸭');</w:t>
+            </w:r>
+          </w:p>
+          <w:p>
+            <w:pPr>
+              <w:rPr>
+                <w:rFonts w:hint="eastAsia"/>
+              </w:rPr>
+            </w:pPr>
+            <w:r>
+              <w:rPr>
+                <w:rFonts w:hint="eastAsia"/>
+              </w:rPr>
+              <w:t>console.info('\n添加完成后，哈希表为\nKey -&gt; Value');</w:t>
             </w:r>
           </w:p>
           <w:p>
@@ -5799,56 +4819,20 @@
               <w:rPr>
                 <w:rFonts w:hint="eastAsia"/>
               </w:rPr>
-              <w:t>// 向哈希表中输入键 key ，</w:t>
-            </w:r>
-            <w:proofErr w:type="gramStart"/>
-            <w:r>
-              <w:rPr>
-                <w:rFonts w:hint="eastAsia"/>
-              </w:rPr>
-              <w:t>得到值</w:t>
-            </w:r>
-            <w:proofErr w:type="gramEnd"/>
-            <w:r>
-              <w:rPr>
-                <w:rFonts w:hint="eastAsia"/>
-              </w:rPr>
-              <w:t xml:space="preserve"> value</w:t>
-            </w:r>
-          </w:p>
-          <w:p>
-            <w:pPr>
-              <w:rPr>
-                <w:rFonts w:hint="eastAsia"/>
-              </w:rPr>
-            </w:pPr>
-            <w:r>
-              <w:rPr>
-                <w:rFonts w:hint="eastAsia"/>
-              </w:rPr>
-              <w:t xml:space="preserve">let name = </w:t>
-            </w:r>
-            <w:proofErr w:type="spellStart"/>
-            <w:proofErr w:type="gramStart"/>
-            <w:r>
-              <w:rPr>
-                <w:rFonts w:hint="eastAsia"/>
-              </w:rPr>
-              <w:t>map.get</w:t>
-            </w:r>
-            <w:proofErr w:type="spellEnd"/>
-            <w:r>
-              <w:rPr>
-                <w:rFonts w:hint="eastAsia"/>
-              </w:rPr>
-              <w:t>(</w:t>
-            </w:r>
-            <w:proofErr w:type="gramEnd"/>
-            <w:r>
-              <w:rPr>
-                <w:rFonts w:hint="eastAsia"/>
-              </w:rPr>
-              <w:t>15937);</w:t>
+              <w:t>// 向哈希表中输入键 key ，得到值 value</w:t>
+            </w:r>
+          </w:p>
+          <w:p>
+            <w:pPr>
+              <w:rPr>
+                <w:rFonts w:hint="eastAsia"/>
+              </w:rPr>
+            </w:pPr>
+            <w:r>
+              <w:rPr>
+                <w:rFonts w:hint="eastAsia"/>
+              </w:rPr>
+              <w:t>let name = map.get(15937);</w:t>
             </w:r>
           </w:p>
           <w:p>
@@ -5903,48 +4887,24 @@
                 <w:rFonts w:hint="eastAsia"/>
               </w:rPr>
             </w:pPr>
-            <w:proofErr w:type="spellStart"/>
-            <w:proofErr w:type="gramStart"/>
-            <w:r>
-              <w:rPr>
-                <w:rFonts w:hint="eastAsia"/>
-              </w:rPr>
-              <w:t>map.delete</w:t>
-            </w:r>
-            <w:proofErr w:type="spellEnd"/>
-            <w:proofErr w:type="gramEnd"/>
-            <w:r>
-              <w:rPr>
-                <w:rFonts w:hint="eastAsia"/>
-              </w:rPr>
-              <w:t>(10583);</w:t>
-            </w:r>
-          </w:p>
-          <w:p>
-            <w:pPr>
-              <w:rPr>
-                <w:rFonts w:hint="eastAsia"/>
-              </w:rPr>
-            </w:pPr>
-            <w:r>
-              <w:rPr>
-                <w:rFonts w:hint="eastAsia"/>
-              </w:rPr>
-              <w:t>console.info('\n删除 10583 后，哈希表为\</w:t>
-            </w:r>
-            <w:proofErr w:type="spellStart"/>
-            <w:r>
-              <w:rPr>
-                <w:rFonts w:hint="eastAsia"/>
-              </w:rPr>
-              <w:t>nKey</w:t>
-            </w:r>
-            <w:proofErr w:type="spellEnd"/>
-            <w:r>
-              <w:rPr>
-                <w:rFonts w:hint="eastAsia"/>
-              </w:rPr>
-              <w:t xml:space="preserve"> -&gt; Value');</w:t>
+            <w:r>
+              <w:rPr>
+                <w:rFonts w:hint="eastAsia"/>
+              </w:rPr>
+              <w:t>map.delete(10583);</w:t>
+            </w:r>
+          </w:p>
+          <w:p>
+            <w:pPr>
+              <w:rPr>
+                <w:rFonts w:hint="eastAsia"/>
+              </w:rPr>
+            </w:pPr>
+            <w:r>
+              <w:rPr>
+                <w:rFonts w:hint="eastAsia"/>
+              </w:rPr>
+              <w:t>console.info('\n删除 10583 后，哈希表为\nKey -&gt; Value');</w:t>
             </w:r>
           </w:p>
           <w:p>
@@ -6033,18 +4993,8 @@
               <w:rPr>
                 <w:rFonts w:hint="eastAsia"/>
               </w:rPr>
-              <w:t xml:space="preserve">for (const [k, v] of </w:t>
-            </w:r>
-            <w:proofErr w:type="spellStart"/>
-            <w:proofErr w:type="gramStart"/>
-            <w:r>
-              <w:rPr>
-                <w:rFonts w:hint="eastAsia"/>
-              </w:rPr>
-              <w:t>map.entries</w:t>
-            </w:r>
-            <w:proofErr w:type="spellEnd"/>
-            <w:proofErr w:type="gramEnd"/>
+              <w:t>for (const [k, v] of map.entries</w:t>
+            </w:r>
             <w:r>
               <w:rPr>
                 <w:rFonts w:hint="eastAsia"/>
@@ -6069,21 +5019,7 @@
               <w:rPr>
                 <w:rFonts w:hint="eastAsia"/>
               </w:rPr>
-              <w:t xml:space="preserve">    </w:t>
-            </w:r>
-            <w:proofErr w:type="gramStart"/>
-            <w:r>
-              <w:rPr>
-                <w:rFonts w:hint="eastAsia"/>
-              </w:rPr>
-              <w:t>console.info(</w:t>
-            </w:r>
-            <w:proofErr w:type="gramEnd"/>
-            <w:r>
-              <w:rPr>
-                <w:rFonts w:hint="eastAsia"/>
-              </w:rPr>
-              <w:t>k + ' -&gt; ' + v);</w:t>
+              <w:t xml:space="preserve">    console.info(k + ' -&gt; ' + v);</w:t>
             </w:r>
           </w:p>
           <w:p>
@@ -6122,23 +5058,7 @@
               <w:rPr>
                 <w:rFonts w:hint="eastAsia"/>
               </w:rPr>
-              <w:t xml:space="preserve">for (const k of </w:t>
-            </w:r>
-            <w:proofErr w:type="spellStart"/>
-            <w:proofErr w:type="gramStart"/>
-            <w:r>
-              <w:rPr>
-                <w:rFonts w:hint="eastAsia"/>
-              </w:rPr>
-              <w:t>map.keys</w:t>
-            </w:r>
-            <w:proofErr w:type="spellEnd"/>
-            <w:proofErr w:type="gramEnd"/>
-            <w:r>
-              <w:rPr>
-                <w:rFonts w:hint="eastAsia"/>
-              </w:rPr>
-              <w:t>()) {</w:t>
+              <w:t>for (const k of map.keys()) {</w:t>
             </w:r>
           </w:p>
           <w:p>
@@ -6177,50 +5097,20 @@
               <w:rPr>
                 <w:rFonts w:hint="eastAsia"/>
               </w:rPr>
-              <w:t>console.info('\n单独</w:t>
-            </w:r>
-            <w:proofErr w:type="gramStart"/>
-            <w:r>
-              <w:rPr>
-                <w:rFonts w:hint="eastAsia"/>
-              </w:rPr>
-              <w:t>遍历值</w:t>
-            </w:r>
-            <w:proofErr w:type="gramEnd"/>
-            <w:r>
-              <w:rPr>
-                <w:rFonts w:hint="eastAsia"/>
-              </w:rPr>
-              <w:t xml:space="preserve"> Value');</w:t>
-            </w:r>
-          </w:p>
-          <w:p>
-            <w:pPr>
-              <w:rPr>
-                <w:rFonts w:hint="eastAsia"/>
-              </w:rPr>
-            </w:pPr>
-            <w:r>
-              <w:rPr>
-                <w:rFonts w:hint="eastAsia"/>
-              </w:rPr>
-              <w:t xml:space="preserve">for (const v of </w:t>
-            </w:r>
-            <w:proofErr w:type="spellStart"/>
-            <w:proofErr w:type="gramStart"/>
-            <w:r>
-              <w:rPr>
-                <w:rFonts w:hint="eastAsia"/>
-              </w:rPr>
-              <w:t>map.values</w:t>
-            </w:r>
-            <w:proofErr w:type="spellEnd"/>
-            <w:proofErr w:type="gramEnd"/>
-            <w:r>
-              <w:rPr>
-                <w:rFonts w:hint="eastAsia"/>
-              </w:rPr>
-              <w:t>()) {</w:t>
+              <w:t>console.info('\n单独遍历值 Value');</w:t>
+            </w:r>
+          </w:p>
+          <w:p>
+            <w:pPr>
+              <w:rPr>
+                <w:rFonts w:hint="eastAsia"/>
+              </w:rPr>
+            </w:pPr>
+            <w:r>
+              <w:rPr>
+                <w:rFonts w:hint="eastAsia"/>
+              </w:rPr>
+              <w:t>for (const v of map.values()) {</w:t>
             </w:r>
           </w:p>
           <w:p>
@@ -6319,14 +5209,12 @@
                 <w:rFonts w:hint="eastAsia"/>
               </w:rPr>
             </w:pPr>
-            <w:proofErr w:type="spellStart"/>
             <w:r>
               <w:rPr>
                 <w:rFonts w:hint="eastAsia"/>
               </w:rPr>
               <w:t>map.entries</w:t>
             </w:r>
-            <w:proofErr w:type="spellEnd"/>
             <w:r>
               <w:rPr>
                 <w:rFonts w:hint="eastAsia"/>
@@ -6340,7 +5228,6 @@
               </w:rPr>
               <w:t xml:space="preserve"> </w:t>
             </w:r>
-            <w:proofErr w:type="spellStart"/>
             <w:r>
               <w:rPr>
                 <w:rFonts w:hint="eastAsia"/>
@@ -6351,74 +5238,23 @@
               <w:rPr>
                 <w:rFonts w:hint="eastAsia"/>
               </w:rPr>
-              <w:t>s.length</w:t>
-            </w:r>
-            <w:proofErr w:type="spellEnd"/>
-            <w:r>
-              <w:rPr>
-                <w:rFonts w:hint="eastAsia"/>
-              </w:rPr>
-              <w:t xml:space="preserve"> // 一个有括号，一个没</w:t>
-            </w:r>
-          </w:p>
-          <w:p>
-            <w:pPr>
-              <w:rPr>
-                <w:rFonts w:hint="eastAsia"/>
-              </w:rPr>
-            </w:pPr>
-            <w:proofErr w:type="spellStart"/>
+              <w:t>s.length // 一个有括号，一个没</w:t>
+            </w:r>
+          </w:p>
+          <w:p>
+            <w:pPr>
+              <w:rPr>
+                <w:rFonts w:hint="eastAsia"/>
+              </w:rPr>
+            </w:pPr>
             <w:r>
               <w:t>map.set</w:t>
             </w:r>
-            <w:proofErr w:type="spellEnd"/>
             <w:r>
               <w:rPr>
                 <w:highlight w:val="yellow"/>
               </w:rPr>
-              <w:t>(</w:t>
-            </w:r>
-            <w:proofErr w:type="spellStart"/>
-            <w:r>
-              <w:rPr>
-                <w:highlight w:val="yellow"/>
-              </w:rPr>
-              <w:t>nums</w:t>
-            </w:r>
-            <w:proofErr w:type="spellEnd"/>
-            <w:r>
-              <w:rPr>
-                <w:highlight w:val="yellow"/>
-              </w:rPr>
-              <w:t>[</w:t>
-            </w:r>
-            <w:proofErr w:type="spellStart"/>
-            <w:r>
-              <w:rPr>
-                <w:highlight w:val="yellow"/>
-              </w:rPr>
-              <w:t>i</w:t>
-            </w:r>
-            <w:proofErr w:type="spellEnd"/>
-            <w:r>
-              <w:rPr>
-                <w:highlight w:val="yellow"/>
-              </w:rPr>
-              <w:t>],</w:t>
-            </w:r>
-            <w:proofErr w:type="spellStart"/>
-            <w:r>
-              <w:rPr>
-                <w:highlight w:val="yellow"/>
-              </w:rPr>
-              <w:t>i</w:t>
-            </w:r>
-            <w:proofErr w:type="spellEnd"/>
-            <w:r>
-              <w:rPr>
-                <w:highlight w:val="yellow"/>
-              </w:rPr>
-              <w:t>)</w:t>
+              <w:t>(nums[i],i)</w:t>
             </w:r>
             <w:r>
               <w:rPr>
@@ -6482,7 +5318,6 @@
                 <w:rFonts w:hint="eastAsia"/>
               </w:rPr>
             </w:pPr>
-            <w:proofErr w:type="gramStart"/>
             <w:r>
               <w:rPr>
                 <w:rFonts w:hint="eastAsia"/>
@@ -6490,7 +5325,6 @@
               </w:rPr>
               <w:t>.split</w:t>
             </w:r>
-            <w:proofErr w:type="gramEnd"/>
             <w:r>
               <w:rPr>
                 <w:rFonts w:hint="eastAsia"/>
@@ -6513,7 +5347,6 @@
                 <w:rFonts w:hint="eastAsia"/>
               </w:rPr>
             </w:pPr>
-            <w:proofErr w:type="gramStart"/>
             <w:r>
               <w:rPr>
                 <w:rFonts w:hint="eastAsia"/>
@@ -6521,7 +5354,6 @@
               </w:rPr>
               <w:t>.join</w:t>
             </w:r>
-            <w:proofErr w:type="gramEnd"/>
             <w:r>
               <w:rPr>
                 <w:rFonts w:hint="eastAsia"/>
@@ -6681,21 +5513,7 @@
               <w:rPr>
                 <w:rFonts w:hint="eastAsia"/>
               </w:rPr>
-              <w:t xml:space="preserve">let </w:t>
-            </w:r>
-            <w:proofErr w:type="spellStart"/>
-            <w:r>
-              <w:rPr>
-                <w:rFonts w:hint="eastAsia"/>
-              </w:rPr>
-              <w:t>arr</w:t>
-            </w:r>
-            <w:proofErr w:type="spellEnd"/>
-            <w:r>
-              <w:rPr>
-                <w:rFonts w:hint="eastAsia"/>
-              </w:rPr>
-              <w:t xml:space="preserve"> = [1, 2, 3, 4, 1, 2, 3];</w:t>
+              <w:t>let arr = [1, 2, 3, 4, 1, 2, 3];</w:t>
             </w:r>
           </w:p>
           <w:p>
@@ -6709,43 +5527,7 @@
               <w:rPr>
                 <w:rFonts w:hint="eastAsia"/>
               </w:rPr>
-              <w:t>new Set(</w:t>
-            </w:r>
-            <w:proofErr w:type="spellStart"/>
-            <w:proofErr w:type="gramStart"/>
-            <w:r>
-              <w:rPr>
-                <w:rFonts w:hint="eastAsia"/>
-              </w:rPr>
-              <w:t>arr</w:t>
-            </w:r>
-            <w:proofErr w:type="spellEnd"/>
-            <w:r>
-              <w:rPr>
-                <w:rFonts w:hint="eastAsia"/>
-              </w:rPr>
-              <w:t>)  /</w:t>
-            </w:r>
-            <w:proofErr w:type="gramEnd"/>
-            <w:r>
-              <w:rPr>
-                <w:rFonts w:hint="eastAsia"/>
-              </w:rPr>
-              <w:t xml:space="preserve">/ </w:t>
-            </w:r>
-            <w:proofErr w:type="gramStart"/>
-            <w:r>
-              <w:rPr>
-                <w:rFonts w:hint="eastAsia"/>
-              </w:rPr>
-              <w:t>Set(</w:t>
-            </w:r>
-            <w:proofErr w:type="gramEnd"/>
-            <w:r>
-              <w:rPr>
-                <w:rFonts w:hint="eastAsia"/>
-              </w:rPr>
-              <w:t>4) {1, 2, 3, 4}</w:t>
+              <w:t>new Set(arr)  // Set(4) {1, 2, 3, 4}</w:t>
             </w:r>
           </w:p>
           <w:p>
@@ -6788,29 +5570,56 @@
                 <w:rFonts w:hint="eastAsia"/>
                 <w:highlight w:val="yellow"/>
               </w:rPr>
-              <w:t>[...new Set(</w:t>
-            </w:r>
-            <w:proofErr w:type="spellStart"/>
+              <w:t>[...new Set(arr)]</w:t>
+            </w:r>
+            <w:r>
+              <w:rPr>
+                <w:rFonts w:hint="eastAsia"/>
+              </w:rPr>
+              <w:t xml:space="preserve"> // [1, 2, 3, 4]</w:t>
+            </w:r>
+          </w:p>
+          <w:p>
+            <w:pPr>
+              <w:ind w:left="360"/>
+              <w:rPr>
+                <w:rFonts w:hint="eastAsia"/>
+              </w:rPr>
+            </w:pPr>
+            <w:r>
+              <w:rPr>
+                <w:rFonts w:hint="eastAsia"/>
+              </w:rPr>
+              <w:t xml:space="preserve"> </w:t>
+            </w:r>
+          </w:p>
+          <w:p>
+            <w:pPr>
+              <w:ind w:left="360"/>
+              <w:rPr>
+                <w:rFonts w:hint="eastAsia"/>
+              </w:rPr>
+            </w:pPr>
+            <w:r>
+              <w:rPr>
+                <w:rFonts w:hint="eastAsia"/>
+              </w:rPr>
+              <w:t>// 数组方法也可以用来转换为数组</w:t>
+            </w:r>
+          </w:p>
+          <w:p>
+            <w:pPr>
+              <w:ind w:left="360"/>
+              <w:rPr>
+                <w:rFonts w:hint="eastAsia"/>
+              </w:rPr>
+            </w:pPr>
             <w:r>
               <w:rPr>
                 <w:rFonts w:hint="eastAsia"/>
                 <w:highlight w:val="yellow"/>
               </w:rPr>
-              <w:t>arr</w:t>
-            </w:r>
-            <w:proofErr w:type="spellEnd"/>
-            <w:r>
-              <w:rPr>
-                <w:rFonts w:hint="eastAsia"/>
-                <w:highlight w:val="yellow"/>
-              </w:rPr>
-              <w:t>)]</w:t>
-            </w:r>
-            <w:r>
-              <w:rPr>
-                <w:rFonts w:hint="eastAsia"/>
-              </w:rPr>
-              <w:t xml:space="preserve"> // [1, 2, 3, 4]</w:t>
+              <w:t>Array.from(new Set(arr))</w:t>
             </w:r>
           </w:p>
           <w:p>
@@ -6838,7 +5647,7 @@
               <w:rPr>
                 <w:rFonts w:hint="eastAsia"/>
               </w:rPr>
-              <w:t>// 数组方法也可以用来转换为数组</w:t>
+              <w:t xml:space="preserve"> </w:t>
             </w:r>
           </w:p>
           <w:p>
@@ -6848,37 +5657,11 @@
                 <w:rFonts w:hint="eastAsia"/>
               </w:rPr>
             </w:pPr>
-            <w:proofErr w:type="spellStart"/>
-            <w:r>
-              <w:rPr>
-                <w:rFonts w:hint="eastAsia"/>
-                <w:highlight w:val="yellow"/>
-              </w:rPr>
-              <w:t>Array.from</w:t>
-            </w:r>
-            <w:proofErr w:type="spellEnd"/>
-            <w:r>
-              <w:rPr>
-                <w:rFonts w:hint="eastAsia"/>
-                <w:highlight w:val="yellow"/>
-              </w:rPr>
-              <w:t>(new Set(</w:t>
-            </w:r>
-            <w:proofErr w:type="spellStart"/>
-            <w:r>
-              <w:rPr>
-                <w:rFonts w:hint="eastAsia"/>
-                <w:highlight w:val="yellow"/>
-              </w:rPr>
-              <w:t>arr</w:t>
-            </w:r>
-            <w:proofErr w:type="spellEnd"/>
-            <w:r>
-              <w:rPr>
-                <w:rFonts w:hint="eastAsia"/>
-                <w:highlight w:val="yellow"/>
-              </w:rPr>
-              <w:t>))</w:t>
+            <w:r>
+              <w:rPr>
+                <w:rFonts w:hint="eastAsia"/>
+              </w:rPr>
+              <w:t>// 字符串去重</w:t>
             </w:r>
           </w:p>
           <w:p>
@@ -6892,6 +5675,34 @@
               <w:rPr>
                 <w:rFonts w:hint="eastAsia"/>
               </w:rPr>
+              <w:t>let str = 'abcdab';</w:t>
+            </w:r>
+          </w:p>
+          <w:p>
+            <w:pPr>
+              <w:ind w:left="360"/>
+              <w:rPr>
+                <w:rFonts w:hint="eastAsia"/>
+              </w:rPr>
+            </w:pPr>
+            <w:r>
+              <w:rPr>
+                <w:rFonts w:hint="eastAsia"/>
+              </w:rPr>
+              <w:t>new Set(str) // Set(4) {'a', 'b', 'c', 'd'}</w:t>
+            </w:r>
+          </w:p>
+          <w:p>
+            <w:pPr>
+              <w:ind w:left="360"/>
+              <w:rPr>
+                <w:rFonts w:hint="eastAsia"/>
+              </w:rPr>
+            </w:pPr>
+            <w:r>
+              <w:rPr>
+                <w:rFonts w:hint="eastAsia"/>
+              </w:rPr>
               <w:t xml:space="preserve"> </w:t>
             </w:r>
           </w:p>
@@ -6906,7 +5717,7 @@
               <w:rPr>
                 <w:rFonts w:hint="eastAsia"/>
               </w:rPr>
-              <w:t xml:space="preserve"> </w:t>
+              <w:t>// 将结果重新转换为字符串</w:t>
             </w:r>
           </w:p>
           <w:p>
@@ -6920,147 +5731,7 @@
               <w:rPr>
                 <w:rFonts w:hint="eastAsia"/>
               </w:rPr>
-              <w:t>// 字符串去重</w:t>
-            </w:r>
-          </w:p>
-          <w:p>
-            <w:pPr>
-              <w:ind w:left="360"/>
-              <w:rPr>
-                <w:rFonts w:hint="eastAsia"/>
-              </w:rPr>
-            </w:pPr>
-            <w:r>
-              <w:rPr>
-                <w:rFonts w:hint="eastAsia"/>
-              </w:rPr>
-              <w:t>let str = '</w:t>
-            </w:r>
-            <w:proofErr w:type="spellStart"/>
-            <w:r>
-              <w:rPr>
-                <w:rFonts w:hint="eastAsia"/>
-              </w:rPr>
-              <w:t>abcdab</w:t>
-            </w:r>
-            <w:proofErr w:type="spellEnd"/>
-            <w:r>
-              <w:rPr>
-                <w:rFonts w:hint="eastAsia"/>
-              </w:rPr>
-              <w:t>';</w:t>
-            </w:r>
-          </w:p>
-          <w:p>
-            <w:pPr>
-              <w:ind w:left="360"/>
-              <w:rPr>
-                <w:rFonts w:hint="eastAsia"/>
-              </w:rPr>
-            </w:pPr>
-            <w:r>
-              <w:rPr>
-                <w:rFonts w:hint="eastAsia"/>
-              </w:rPr>
-              <w:t xml:space="preserve">new Set(str) // </w:t>
-            </w:r>
-            <w:proofErr w:type="gramStart"/>
-            <w:r>
-              <w:rPr>
-                <w:rFonts w:hint="eastAsia"/>
-              </w:rPr>
-              <w:t>Set(</w:t>
-            </w:r>
-            <w:proofErr w:type="gramEnd"/>
-            <w:r>
-              <w:rPr>
-                <w:rFonts w:hint="eastAsia"/>
-              </w:rPr>
-              <w:t>4) {'a', 'b', 'c', 'd'}</w:t>
-            </w:r>
-          </w:p>
-          <w:p>
-            <w:pPr>
-              <w:ind w:left="360"/>
-              <w:rPr>
-                <w:rFonts w:hint="eastAsia"/>
-              </w:rPr>
-            </w:pPr>
-            <w:r>
-              <w:rPr>
-                <w:rFonts w:hint="eastAsia"/>
-              </w:rPr>
-              <w:t xml:space="preserve"> </w:t>
-            </w:r>
-          </w:p>
-          <w:p>
-            <w:pPr>
-              <w:ind w:left="360"/>
-              <w:rPr>
-                <w:rFonts w:hint="eastAsia"/>
-              </w:rPr>
-            </w:pPr>
-            <w:r>
-              <w:rPr>
-                <w:rFonts w:hint="eastAsia"/>
-              </w:rPr>
-              <w:t>// 将结果重新转换为字符串</w:t>
-            </w:r>
-          </w:p>
-          <w:p>
-            <w:pPr>
-              <w:ind w:left="360"/>
-              <w:rPr>
-                <w:rFonts w:hint="eastAsia"/>
-              </w:rPr>
-            </w:pPr>
-            <w:r>
-              <w:rPr>
-                <w:rFonts w:hint="eastAsia"/>
-              </w:rPr>
-              <w:t>[...new Set(str)</w:t>
-            </w:r>
-            <w:proofErr w:type="gramStart"/>
-            <w:r>
-              <w:rPr>
-                <w:rFonts w:hint="eastAsia"/>
-              </w:rPr>
-              <w:t>].join</w:t>
-            </w:r>
-            <w:proofErr w:type="gramEnd"/>
-            <w:r>
-              <w:rPr>
-                <w:rFonts w:hint="eastAsia"/>
-              </w:rPr>
-              <w:t>('</w:t>
-            </w:r>
-            <w:proofErr w:type="gramStart"/>
-            <w:r>
-              <w:rPr>
-                <w:rFonts w:hint="eastAsia"/>
-              </w:rPr>
-              <w:t>')  /</w:t>
-            </w:r>
-            <w:proofErr w:type="gramEnd"/>
-            <w:r>
-              <w:rPr>
-                <w:rFonts w:hint="eastAsia"/>
-              </w:rPr>
-              <w:t>/ '</w:t>
-            </w:r>
-            <w:proofErr w:type="spellStart"/>
-            <w:r>
-              <w:rPr>
-                <w:rFonts w:hint="eastAsia"/>
-              </w:rPr>
-              <w:t>abcd</w:t>
-            </w:r>
-            <w:proofErr w:type="spellEnd"/>
-            <w:r>
-              <w:rPr>
-                <w:rFonts w:hint="eastAsia"/>
-              </w:rPr>
-              <w:t>'</w:t>
+              <w:t>[...new Set(str)].join('')  // 'abcd'</w:t>
             </w:r>
           </w:p>
         </w:tc>
@@ -7072,21 +5743,8 @@
           <w:rFonts w:hint="eastAsia"/>
         </w:rPr>
       </w:pPr>
-      <w:proofErr w:type="spellStart"/>
-      <w:r>
-        <w:t>Array.from</w:t>
-      </w:r>
-      <w:proofErr w:type="spellEnd"/>
-      <w:r>
-        <w:t>() 是 ES6 引入的静态方法，</w:t>
-      </w:r>
-      <w:proofErr w:type="gramStart"/>
-      <w:r>
-        <w:t>用于将类数组</w:t>
-      </w:r>
-      <w:proofErr w:type="gramEnd"/>
-      <w:r>
-        <w:t>对象（具有 length 属性的对象）或可迭代对象（如字符串、Set、Map）转换为数组。</w:t>
+      <w:r>
+        <w:t>Array.from() 是 ES6 引入的静态方法，用于将类数组对象（具有 length 属性的对象）或可迭代对象（如字符串、Set、Map）转换为数组。</w:t>
       </w:r>
     </w:p>
     <w:p>
@@ -7101,7 +5759,6 @@
         </w:rPr>
         <w:t>用法：</w:t>
       </w:r>
-      <w:proofErr w:type="spellStart"/>
       <w:r>
         <w:rPr>
           <w:b/>
@@ -7119,14 +5776,8 @@
         </w:rPr>
         <w:t>from</w:t>
       </w:r>
-      <w:proofErr w:type="spellEnd"/>
-      <w:r>
-        <w:t>(</w:t>
-      </w:r>
-      <w:proofErr w:type="spellStart"/>
-      <w:proofErr w:type="gramStart"/>
-      <w:r>
-        <w:t>map.</w:t>
+      <w:r>
+        <w:t>(map.</w:t>
       </w:r>
       <w:r>
         <w:rPr>
@@ -7135,8 +5786,6 @@
         </w:rPr>
         <w:t>values</w:t>
       </w:r>
-      <w:proofErr w:type="spellEnd"/>
-      <w:proofErr w:type="gramEnd"/>
       <w:r>
         <w:t>())</w:t>
       </w:r>
@@ -7179,21 +5828,7 @@
               <w:rPr>
                 <w:rFonts w:hint="eastAsia"/>
               </w:rPr>
-              <w:t>set(</w:t>
-            </w:r>
-            <w:proofErr w:type="spellStart"/>
-            <w:r>
-              <w:rPr>
-                <w:rFonts w:hint="eastAsia"/>
-              </w:rPr>
-              <w:t>key,val</w:t>
-            </w:r>
-            <w:proofErr w:type="spellEnd"/>
-            <w:r>
-              <w:rPr>
-                <w:rFonts w:hint="eastAsia"/>
-              </w:rPr>
-              <w:t>)： 添加某个值，返回Map结构本身。</w:t>
+              <w:t>set(key,val)： 添加某个值，返回Map结构本身。</w:t>
             </w:r>
           </w:p>
           <w:p>
@@ -7320,19 +5955,11 @@
                 <w:rFonts w:hint="eastAsia"/>
               </w:rPr>
             </w:pPr>
-            <w:proofErr w:type="spellStart"/>
-            <w:r>
-              <w:rPr>
-                <w:rFonts w:hint="eastAsia"/>
-              </w:rPr>
-              <w:t>forEach</w:t>
-            </w:r>
-            <w:proofErr w:type="spellEnd"/>
-            <w:r>
-              <w:rPr>
-                <w:rFonts w:hint="eastAsia"/>
-              </w:rPr>
-              <w:t>()：遍历 Map 的所有成员。</w:t>
+            <w:r>
+              <w:rPr>
+                <w:rFonts w:hint="eastAsia"/>
+              </w:rPr>
+              <w:t>forEach()：遍历 Map 的所有成员。</w:t>
             </w:r>
           </w:p>
         </w:tc>
@@ -7387,15 +6014,7 @@
               </w:rPr>
             </w:pPr>
             <w:r>
-              <w:t xml:space="preserve">delete() </w:t>
-            </w:r>
-            <w:proofErr w:type="gramStart"/>
-            <w:r>
-              <w:t>删</w:t>
-            </w:r>
-            <w:proofErr w:type="gramEnd"/>
-            <w:r>
-              <w:t>，返回布尔值，表示删除是否成功</w:t>
+              <w:t>delete() 删，返回布尔值，表示删除是否成功</w:t>
             </w:r>
           </w:p>
           <w:p>
@@ -7485,33 +6104,11 @@
                 <w:rFonts w:hint="eastAsia"/>
               </w:rPr>
             </w:pPr>
-            <w:proofErr w:type="spellStart"/>
-            <w:r>
-              <w:rPr>
-                <w:rFonts w:hint="eastAsia"/>
-              </w:rPr>
-              <w:t>forEach</w:t>
-            </w:r>
-            <w:proofErr w:type="spellEnd"/>
-            <w:r>
-              <w:rPr>
-                <w:rFonts w:hint="eastAsia"/>
-              </w:rPr>
-              <w:t>()：</w:t>
-            </w:r>
-            <w:proofErr w:type="gramStart"/>
-            <w:r>
-              <w:rPr>
-                <w:rFonts w:hint="eastAsia"/>
-              </w:rPr>
-              <w:t>使用回调函数遍历</w:t>
-            </w:r>
-            <w:proofErr w:type="gramEnd"/>
-            <w:r>
-              <w:rPr>
-                <w:rFonts w:hint="eastAsia"/>
-              </w:rPr>
-              <w:t>每个成员</w:t>
+            <w:r>
+              <w:rPr>
+                <w:rFonts w:hint="eastAsia"/>
+              </w:rPr>
+              <w:t>forEach()：使用回调函数遍历每个成员</w:t>
             </w:r>
           </w:p>
           <w:p>
@@ -7537,21 +6134,7 @@
               <w:rPr>
                 <w:rFonts w:hint="eastAsia"/>
               </w:rPr>
-              <w:t>!!!注意： 由于Set没有键名，只有值名，keys</w:t>
-            </w:r>
-            <w:proofErr w:type="gramStart"/>
-            <w:r>
-              <w:rPr>
-                <w:rFonts w:hint="eastAsia"/>
-              </w:rPr>
-              <w:t>()和values(</w:t>
-            </w:r>
-            <w:proofErr w:type="gramEnd"/>
-            <w:r>
-              <w:rPr>
-                <w:rFonts w:hint="eastAsia"/>
-              </w:rPr>
-              <w:t>)返回的结果是一样.</w:t>
+              <w:t>!!!注意： 由于Set没有键名，只有值名，keys()和values()返回的结果是一样.</w:t>
             </w:r>
           </w:p>
           <w:p>
@@ -7672,15 +6255,8 @@
         </w:rPr>
         <w:t>‌</w:t>
       </w:r>
-      <w:proofErr w:type="spellStart"/>
-      <w:proofErr w:type="gramStart"/>
-      <w:r>
-        <w:t>array.fill</w:t>
-      </w:r>
-      <w:proofErr w:type="spellEnd"/>
-      <w:proofErr w:type="gramEnd"/>
-      <w:r>
-        <w:t>(value, start, end)</w:t>
+      <w:r>
+        <w:t>array.fill(value, start, end)</w:t>
       </w:r>
     </w:p>
     <w:p>
@@ -7804,12 +6380,7 @@
         </w:rPr>
       </w:pPr>
       <w:r>
-        <w:t xml:space="preserve">  </w:t>
-      </w:r>
-      <w:proofErr w:type="spellStart"/>
-      <w:proofErr w:type="gramStart"/>
-      <w:r>
-        <w:t>a.</w:t>
+        <w:t>  a.</w:t>
       </w:r>
       <w:r>
         <w:rPr>
@@ -7818,8 +6389,6 @@
         </w:rPr>
         <w:t>fill</w:t>
       </w:r>
-      <w:proofErr w:type="spellEnd"/>
-      <w:proofErr w:type="gramEnd"/>
       <w:r>
         <w:t>(0);</w:t>
       </w:r>
@@ -7831,11 +6400,7 @@
         </w:rPr>
       </w:pPr>
       <w:r>
-        <w:t xml:space="preserve">  </w:t>
-      </w:r>
-      <w:proofErr w:type="spellStart"/>
-      <w:r>
-        <w:t>areas.</w:t>
+        <w:t>  areas.</w:t>
       </w:r>
       <w:r>
         <w:rPr>
@@ -7844,7 +6409,6 @@
         </w:rPr>
         <w:t>fill</w:t>
       </w:r>
-      <w:proofErr w:type="spellEnd"/>
       <w:r>
         <w:t xml:space="preserve">(a); </w:t>
       </w:r>
@@ -7876,37 +6440,8 @@
           <w:rFonts w:hint="eastAsia"/>
         </w:rPr>
       </w:pPr>
-      <w:proofErr w:type="spellStart"/>
-      <w:r>
-        <w:t>Array.from</w:t>
-      </w:r>
-      <w:proofErr w:type="spellEnd"/>
-      <w:r>
-        <w:t>(</w:t>
-      </w:r>
-      <w:proofErr w:type="spellStart"/>
-      <w:r>
-        <w:t>arrayLikeOrIterable</w:t>
-      </w:r>
-      <w:proofErr w:type="spellEnd"/>
-      <w:r>
-        <w:t xml:space="preserve">, </w:t>
-      </w:r>
-      <w:proofErr w:type="spellStart"/>
-      <w:r>
-        <w:t>mapFn</w:t>
-      </w:r>
-      <w:proofErr w:type="spellEnd"/>
-      <w:r>
-        <w:t xml:space="preserve">, </w:t>
-      </w:r>
-      <w:proofErr w:type="spellStart"/>
-      <w:r>
-        <w:t>thisArg</w:t>
-      </w:r>
-      <w:proofErr w:type="spellEnd"/>
-      <w:r>
-        <w:t>)</w:t>
+      <w:r>
+        <w:t>Array.from(arrayLikeOrIterable, mapFn, thisArg)</w:t>
       </w:r>
     </w:p>
     <w:p>
@@ -7919,7 +6454,6 @@
           <w:rFonts w:hint="eastAsia"/>
         </w:rPr>
       </w:pPr>
-      <w:proofErr w:type="spellStart"/>
       <w:r>
         <w:rPr>
           <w:b/>
@@ -7927,7 +6461,6 @@
         </w:rPr>
         <w:t>arrayLikeOrIterable</w:t>
       </w:r>
-      <w:proofErr w:type="spellEnd"/>
       <w:r>
         <w:t> (必需): 类似数组的对象（有 length 属性）或可迭代对象。</w:t>
       </w:r>
@@ -7942,7 +6475,6 @@
           <w:rFonts w:hint="eastAsia"/>
         </w:rPr>
       </w:pPr>
-      <w:proofErr w:type="spellStart"/>
       <w:r>
         <w:rPr>
           <w:b/>
@@ -7950,7 +6482,6 @@
         </w:rPr>
         <w:t>mapFn</w:t>
       </w:r>
-      <w:proofErr w:type="spellEnd"/>
       <w:r>
         <w:t> (可选): 一个函数，对数组中的每个元素执行，返回值作为新数组的元素。</w:t>
       </w:r>
@@ -7965,7 +6496,6 @@
           <w:rFonts w:hint="eastAsia"/>
         </w:rPr>
       </w:pPr>
-      <w:proofErr w:type="spellStart"/>
       <w:r>
         <w:rPr>
           <w:b/>
@@ -7973,17 +6503,8 @@
         </w:rPr>
         <w:t>thisArg</w:t>
       </w:r>
-      <w:proofErr w:type="spellEnd"/>
-      <w:r>
-        <w:t> (可选): 执行 </w:t>
-      </w:r>
-      <w:proofErr w:type="spellStart"/>
-      <w:r>
-        <w:t>mapFn</w:t>
-      </w:r>
-      <w:proofErr w:type="spellEnd"/>
-      <w:r>
-        <w:t> 时 this 的值。 </w:t>
+      <w:r>
+        <w:t> (可选): 执行 mapFn 时 this 的值。 </w:t>
       </w:r>
     </w:p>
     <w:p>
@@ -8029,13 +6550,8 @@
           <w:rFonts w:hint="eastAsia"/>
         </w:rPr>
       </w:pPr>
-      <w:proofErr w:type="spellStart"/>
-      <w:r>
-        <w:t>Array.from</w:t>
-      </w:r>
-      <w:proofErr w:type="spellEnd"/>
-      <w:r>
-        <w:t>('你好') 结果: ['你', '好']。</w:t>
+      <w:r>
+        <w:t>Array.from('你好') 结果: ['你', '好']。</w:t>
       </w:r>
     </w:p>
     <w:p>
@@ -8053,62 +6569,17 @@
           <w:b/>
           <w:bCs/>
         </w:rPr>
-        <w:t xml:space="preserve">将 </w:t>
-      </w:r>
-      <w:proofErr w:type="spellStart"/>
-      <w:r>
-        <w:rPr>
-          <w:b/>
-          <w:bCs/>
-        </w:rPr>
-        <w:t>NodeList</w:t>
-      </w:r>
-      <w:proofErr w:type="spellEnd"/>
-      <w:r>
-        <w:rPr>
-          <w:b/>
-          <w:bCs/>
-        </w:rPr>
-        <w:t>/</w:t>
-      </w:r>
-      <w:proofErr w:type="spellStart"/>
-      <w:r>
-        <w:rPr>
-          <w:b/>
-          <w:bCs/>
-        </w:rPr>
-        <w:t>HTMLCollection</w:t>
-      </w:r>
-      <w:proofErr w:type="spellEnd"/>
-      <w:r>
-        <w:rPr>
-          <w:b/>
-          <w:bCs/>
-        </w:rPr>
-        <w:t xml:space="preserve"> 转为数组</w:t>
-      </w:r>
-    </w:p>
-    <w:p>
-      <w:pPr>
-        <w:rPr>
-          <w:rFonts w:hint="eastAsia"/>
-        </w:rPr>
-      </w:pPr>
-      <w:proofErr w:type="spellStart"/>
-      <w:r>
-        <w:t>Array.from</w:t>
-      </w:r>
-      <w:proofErr w:type="spellEnd"/>
-      <w:r>
-        <w:t>(</w:t>
-      </w:r>
-      <w:proofErr w:type="spellStart"/>
-      <w:r>
-        <w:t>document.querySelectorAll</w:t>
-      </w:r>
-      <w:proofErr w:type="spellEnd"/>
-      <w:r>
-        <w:t>('div')) 可以在 DOM 元素集合上使用数组方法。</w:t>
+        <w:t>将 NodeList/HTMLCollection 转为数组</w:t>
+      </w:r>
+    </w:p>
+    <w:p>
+      <w:pPr>
+        <w:rPr>
+          <w:rFonts w:hint="eastAsia"/>
+        </w:rPr>
+      </w:pPr>
+      <w:r>
+        <w:t>Array.from(document.querySelectorAll('div')) 可以在 DOM 元素集合上使用数组方法。</w:t>
       </w:r>
     </w:p>
     <w:p>
@@ -8138,13 +6609,8 @@
           <w:rFonts w:hint="eastAsia"/>
         </w:rPr>
       </w:pPr>
-      <w:proofErr w:type="spellStart"/>
-      <w:r>
-        <w:t>Array.from</w:t>
-      </w:r>
-      <w:proofErr w:type="spellEnd"/>
-      <w:r>
-        <w:t>({ length: 5 }, (value, index) =&gt; index) 结果: [0, 1, 2, 3, 4]。</w:t>
+      <w:r>
+        <w:t>Array.from({ length: 5 }, (value, index) =&gt; index) 结果: [0, 1, 2, 3, 4]。</w:t>
       </w:r>
     </w:p>
     <w:p>
@@ -8171,13 +6637,8 @@
           <w:rFonts w:hint="eastAsia"/>
         </w:rPr>
       </w:pPr>
-      <w:proofErr w:type="spellStart"/>
-      <w:r>
-        <w:t>Array.from</w:t>
-      </w:r>
-      <w:proofErr w:type="spellEnd"/>
-      <w:r>
-        <w:t>([1, 2, 3], x =&gt; x * 2) 结果: [2, 4, 6]。</w:t>
+      <w:r>
+        <w:t>Array.from([1, 2, 3], x =&gt; x * 2) 结果: [2, 4, 6]。</w:t>
       </w:r>
     </w:p>
     <w:p>
@@ -8205,31 +6666,7 @@
         </w:rPr>
       </w:pPr>
       <w:r>
-        <w:t xml:space="preserve">const </w:t>
-      </w:r>
-      <w:proofErr w:type="spellStart"/>
-      <w:r>
-        <w:t>myMap</w:t>
-      </w:r>
-      <w:proofErr w:type="spellEnd"/>
-      <w:r>
-        <w:t xml:space="preserve"> = new Map([['a', 1], ['b', 2]]); </w:t>
-      </w:r>
-      <w:proofErr w:type="spellStart"/>
-      <w:r>
-        <w:t>Array.from</w:t>
-      </w:r>
-      <w:proofErr w:type="spellEnd"/>
-      <w:r>
-        <w:t>(</w:t>
-      </w:r>
-      <w:proofErr w:type="spellStart"/>
-      <w:r>
-        <w:t>myMap</w:t>
-      </w:r>
-      <w:proofErr w:type="spellEnd"/>
-      <w:r>
-        <w:t>) 结果: [['a', 1], ['b', 2]]。 </w:t>
+        <w:t>const myMap = new Map([['a', 1], ['b', 2]]); Array.from(myMap) 结果: [['a', 1], ['b', 2]]。 </w:t>
       </w:r>
     </w:p>
     <w:p>
@@ -8256,13 +6693,8 @@
           <w:rFonts w:hint="eastAsia"/>
         </w:rPr>
       </w:pPr>
-      <w:proofErr w:type="spellStart"/>
-      <w:r>
-        <w:t>array.slice</w:t>
-      </w:r>
-      <w:proofErr w:type="spellEnd"/>
-      <w:r>
-        <w:t>() 方法用于从数组中提取指定范围的元素，返回一个</w:t>
+      <w:r>
+        <w:t>array.slice() 方法用于从数组中提取指定范围的元素，返回一个</w:t>
       </w:r>
       <w:r>
         <w:rPr>
@@ -8282,15 +6714,7 @@
         <w:t>不修改</w:t>
       </w:r>
       <w:r>
-        <w:t>原始数组，其用法是 </w:t>
-      </w:r>
-      <w:proofErr w:type="spellStart"/>
-      <w:r>
-        <w:t>arr.slice</w:t>
-      </w:r>
-      <w:proofErr w:type="spellEnd"/>
-      <w:r>
-        <w:t>(begin, end)，可以提取从 begin（包含）到 end（不包含）的元素，支持正负索引（负数从尾部计数），省略 end 则提取到末尾</w:t>
+        <w:t>原始数组，其用法是 arr.slice(begin, end)，可以提取从 begin（包含）到 end（不包含）的元素，支持正负索引（负数从尾部计数），省略 end 则提取到末尾</w:t>
       </w:r>
     </w:p>
     <w:p>
@@ -8497,23 +6921,7 @@
         <w:t>‌</w:t>
       </w:r>
       <w:r>
-        <w:t>：字符串支持索引访问（如str[0]）和部分数组方法（如split()、</w:t>
-      </w:r>
-      <w:proofErr w:type="spellStart"/>
-      <w:r>
-        <w:t>concat</w:t>
-      </w:r>
-      <w:proofErr w:type="spellEnd"/>
-      <w:r>
-        <w:t>()、</w:t>
-      </w:r>
-      <w:proofErr w:type="spellStart"/>
-      <w:r>
-        <w:t>indexOf</w:t>
-      </w:r>
-      <w:proofErr w:type="spellEnd"/>
-      <w:r>
-        <w:t>()）。</w:t>
+        <w:t>：字符串支持索引访问（如str[0]）和部分数组方法（如split()、concat()、indexOf()）。</w:t>
       </w:r>
     </w:p>
     <w:p>
@@ -8683,14 +7091,12 @@
             <w:r>
               <w:t>‘</w:t>
             </w:r>
-            <w:proofErr w:type="spellStart"/>
             <w:r>
               <w:rPr>
                 <w:rFonts w:hint="eastAsia"/>
               </w:rPr>
               <w:t>abcabc</w:t>
             </w:r>
-            <w:proofErr w:type="spellEnd"/>
             <w:r>
               <w:t>’</w:t>
             </w:r>
@@ -8703,21 +7109,11 @@
                 <w:rFonts w:hint="eastAsia"/>
               </w:rPr>
             </w:pPr>
-            <w:proofErr w:type="spellStart"/>
-            <w:proofErr w:type="gramStart"/>
-            <w:r>
-              <w:rPr>
-                <w:rFonts w:hint="eastAsia"/>
-              </w:rPr>
-              <w:t>s.length</w:t>
-            </w:r>
-            <w:proofErr w:type="spellEnd"/>
-            <w:proofErr w:type="gramEnd"/>
-            <w:r>
-              <w:rPr>
-                <w:rFonts w:hint="eastAsia"/>
-              </w:rPr>
-              <w:t xml:space="preserve">  //6</w:t>
+            <w:r>
+              <w:rPr>
+                <w:rFonts w:hint="eastAsia"/>
+              </w:rPr>
+              <w:t>s.length  //6</w:t>
             </w:r>
           </w:p>
           <w:p>
@@ -8728,19 +7124,11 @@
                 <w:rFonts w:hint="eastAsia"/>
               </w:rPr>
             </w:pPr>
-            <w:proofErr w:type="gramStart"/>
-            <w:r>
-              <w:rPr>
-                <w:rFonts w:hint="eastAsia"/>
-              </w:rPr>
-              <w:t>s[</w:t>
-            </w:r>
-            <w:proofErr w:type="gramEnd"/>
-            <w:r>
-              <w:rPr>
-                <w:rFonts w:hint="eastAsia"/>
-              </w:rPr>
-              <w:t>0] //</w:t>
+            <w:r>
+              <w:rPr>
+                <w:rFonts w:hint="eastAsia"/>
+              </w:rPr>
+              <w:t>s[0] //</w:t>
             </w:r>
             <w:r>
               <w:t>’</w:t>
@@ -8855,23 +7243,7 @@
         </w:rPr>
       </w:pPr>
       <w:r>
-        <w:t>let sum = new Array(</w:t>
-      </w:r>
-      <w:proofErr w:type="spellStart"/>
-      <w:r>
-        <w:t>nums</w:t>
-      </w:r>
-      <w:proofErr w:type="spellEnd"/>
-      <w:r>
-        <w:t>); 应为 let sum = new Array(</w:t>
-      </w:r>
-      <w:proofErr w:type="spellStart"/>
-      <w:r>
-        <w:t>nums.length</w:t>
-      </w:r>
-      <w:proofErr w:type="spellEnd"/>
-      <w:r>
-        <w:t>).fill(0);，否则 sum 是一个包含原数组引用的数组，而不是前缀和数组。</w:t>
+        <w:t>let sum = new Array(nums); 应为 let sum = new Array(nums.length).fill(0);，否则 sum 是一个包含原数组引用的数组，而不是前缀和数组。</w:t>
       </w:r>
     </w:p>
     <w:p>
@@ -8957,15 +7329,7 @@
         </w:rPr>
       </w:pPr>
       <w:r>
-        <w:t>类表达式是定义类的另一种方法。类表达式可以命名或</w:t>
-      </w:r>
-      <w:proofErr w:type="gramStart"/>
-      <w:r>
-        <w:t>不</w:t>
-      </w:r>
-      <w:proofErr w:type="gramEnd"/>
-      <w:r>
-        <w:t>命名。命名类表达式的名称是该类体的局部名称。</w:t>
+        <w:t>类表达式是定义类的另一种方法。类表达式可以命名或不命名。命名类表达式的名称是该类体的局部名称。</w:t>
       </w:r>
     </w:p>
     <w:tbl>
@@ -9009,21 +7373,7 @@
               <w:rPr>
                 <w:rFonts w:hint="eastAsia"/>
               </w:rPr>
-              <w:t xml:space="preserve">let </w:t>
-            </w:r>
-            <w:proofErr w:type="spellStart"/>
-            <w:r>
-              <w:rPr>
-                <w:rFonts w:hint="eastAsia"/>
-              </w:rPr>
-              <w:t>Runoob</w:t>
-            </w:r>
-            <w:proofErr w:type="spellEnd"/>
-            <w:r>
-              <w:rPr>
-                <w:rFonts w:hint="eastAsia"/>
-              </w:rPr>
-              <w:t xml:space="preserve"> = class {</w:t>
+              <w:t>let Runoob = class {</w:t>
             </w:r>
           </w:p>
           <w:p>
@@ -9038,35 +7388,7 @@
               <w:rPr>
                 <w:rFonts w:hint="eastAsia"/>
               </w:rPr>
-              <w:t xml:space="preserve">  </w:t>
-            </w:r>
-            <w:proofErr w:type="gramStart"/>
-            <w:r>
-              <w:rPr>
-                <w:rFonts w:hint="eastAsia"/>
-              </w:rPr>
-              <w:t>constructor(</w:t>
-            </w:r>
-            <w:proofErr w:type="gramEnd"/>
-            <w:r>
-              <w:rPr>
-                <w:rFonts w:hint="eastAsia"/>
-              </w:rPr>
-              <w:t xml:space="preserve">name, </w:t>
-            </w:r>
-            <w:proofErr w:type="spellStart"/>
-            <w:r>
-              <w:rPr>
-                <w:rFonts w:hint="eastAsia"/>
-              </w:rPr>
-              <w:t>url</w:t>
-            </w:r>
-            <w:proofErr w:type="spellEnd"/>
-            <w:r>
-              <w:rPr>
-                <w:rFonts w:hint="eastAsia"/>
-              </w:rPr>
-              <w:t>) {</w:t>
+              <w:t xml:space="preserve">  constructor(name, url) {</w:t>
             </w:r>
           </w:p>
           <w:p>
@@ -9096,21 +7418,7 @@
               <w:rPr>
                 <w:rFonts w:hint="eastAsia"/>
               </w:rPr>
-              <w:t xml:space="preserve">    this.url = </w:t>
-            </w:r>
-            <w:proofErr w:type="spellStart"/>
-            <w:r>
-              <w:rPr>
-                <w:rFonts w:hint="eastAsia"/>
-              </w:rPr>
-              <w:t>url</w:t>
-            </w:r>
-            <w:proofErr w:type="spellEnd"/>
-            <w:r>
-              <w:rPr>
-                <w:rFonts w:hint="eastAsia"/>
-              </w:rPr>
-              <w:t>;</w:t>
+              <w:t xml:space="preserve">    this.url = url;</w:t>
             </w:r>
           </w:p>
           <w:p>
@@ -9151,19 +7459,11 @@
                 <w:rFonts w:hint="eastAsia"/>
               </w:rPr>
             </w:pPr>
-            <w:proofErr w:type="gramStart"/>
-            <w:r>
-              <w:rPr>
-                <w:rFonts w:hint="eastAsia"/>
-              </w:rPr>
-              <w:t>console.log(</w:t>
-            </w:r>
-            <w:proofErr w:type="gramEnd"/>
-            <w:r>
-              <w:rPr>
-                <w:rFonts w:hint="eastAsia"/>
-              </w:rPr>
-              <w:t>Runoob.name);</w:t>
+            <w:r>
+              <w:rPr>
+                <w:rFonts w:hint="eastAsia"/>
+              </w:rPr>
+              <w:t>console.log(Runoob.name);</w:t>
             </w:r>
           </w:p>
           <w:p>
@@ -9178,21 +7478,7 @@
               <w:rPr>
                 <w:rFonts w:hint="eastAsia"/>
               </w:rPr>
-              <w:t>// output: "</w:t>
-            </w:r>
-            <w:proofErr w:type="spellStart"/>
-            <w:r>
-              <w:rPr>
-                <w:rFonts w:hint="eastAsia"/>
-              </w:rPr>
-              <w:t>Runoob</w:t>
-            </w:r>
-            <w:proofErr w:type="spellEnd"/>
-            <w:r>
-              <w:rPr>
-                <w:rFonts w:hint="eastAsia"/>
-              </w:rPr>
-              <w:t>"</w:t>
+              <w:t>// output: "Runoob"</w:t>
             </w:r>
           </w:p>
           <w:p>
@@ -9237,21 +7523,7 @@
               <w:rPr>
                 <w:rFonts w:hint="eastAsia"/>
               </w:rPr>
-              <w:t xml:space="preserve">let </w:t>
-            </w:r>
-            <w:proofErr w:type="spellStart"/>
-            <w:r>
-              <w:rPr>
-                <w:rFonts w:hint="eastAsia"/>
-              </w:rPr>
-              <w:t>Runoob</w:t>
-            </w:r>
-            <w:proofErr w:type="spellEnd"/>
-            <w:r>
-              <w:rPr>
-                <w:rFonts w:hint="eastAsia"/>
-              </w:rPr>
-              <w:t xml:space="preserve"> = class Runoob2 {</w:t>
+              <w:t>let Runoob = class Runoob2 {</w:t>
             </w:r>
           </w:p>
           <w:p>
@@ -9266,35 +7538,7 @@
               <w:rPr>
                 <w:rFonts w:hint="eastAsia"/>
               </w:rPr>
-              <w:t xml:space="preserve">  </w:t>
-            </w:r>
-            <w:proofErr w:type="gramStart"/>
-            <w:r>
-              <w:rPr>
-                <w:rFonts w:hint="eastAsia"/>
-              </w:rPr>
-              <w:t>constructor(</w:t>
-            </w:r>
-            <w:proofErr w:type="gramEnd"/>
-            <w:r>
-              <w:rPr>
-                <w:rFonts w:hint="eastAsia"/>
-              </w:rPr>
-              <w:t xml:space="preserve">name, </w:t>
-            </w:r>
-            <w:proofErr w:type="spellStart"/>
-            <w:r>
-              <w:rPr>
-                <w:rFonts w:hint="eastAsia"/>
-              </w:rPr>
-              <w:t>url</w:t>
-            </w:r>
-            <w:proofErr w:type="spellEnd"/>
-            <w:r>
-              <w:rPr>
-                <w:rFonts w:hint="eastAsia"/>
-              </w:rPr>
-              <w:t>) {</w:t>
+              <w:t xml:space="preserve">  constructor(name, url) {</w:t>
             </w:r>
           </w:p>
           <w:p>
@@ -9324,21 +7568,7 @@
               <w:rPr>
                 <w:rFonts w:hint="eastAsia"/>
               </w:rPr>
-              <w:t xml:space="preserve">    this.url = </w:t>
-            </w:r>
-            <w:proofErr w:type="spellStart"/>
-            <w:r>
-              <w:rPr>
-                <w:rFonts w:hint="eastAsia"/>
-              </w:rPr>
-              <w:t>url</w:t>
-            </w:r>
-            <w:proofErr w:type="spellEnd"/>
-            <w:r>
-              <w:rPr>
-                <w:rFonts w:hint="eastAsia"/>
-              </w:rPr>
-              <w:t>;</w:t>
+              <w:t xml:space="preserve">    this.url = url;</w:t>
             </w:r>
           </w:p>
           <w:p>
@@ -9379,19 +7609,11 @@
                 <w:rFonts w:hint="eastAsia"/>
               </w:rPr>
             </w:pPr>
-            <w:proofErr w:type="gramStart"/>
-            <w:r>
-              <w:rPr>
-                <w:rFonts w:hint="eastAsia"/>
-              </w:rPr>
-              <w:t>console.log(</w:t>
-            </w:r>
-            <w:proofErr w:type="gramEnd"/>
-            <w:r>
-              <w:rPr>
-                <w:rFonts w:hint="eastAsia"/>
-              </w:rPr>
-              <w:t>Runoob.name);</w:t>
+            <w:r>
+              <w:rPr>
+                <w:rFonts w:hint="eastAsia"/>
+              </w:rPr>
+              <w:t>console.log(Runoob.name);</w:t>
             </w:r>
           </w:p>
           <w:p>
@@ -9488,23 +7710,7 @@
                 <w:i/>
                 <w:iCs/>
               </w:rPr>
-              <w:t xml:space="preserve">// </w:t>
-            </w:r>
-            <w:proofErr w:type="gramStart"/>
-            <w:r>
-              <w:rPr>
-                <w:i/>
-                <w:iCs/>
-              </w:rPr>
-              <w:t>仅类内部</w:t>
-            </w:r>
-            <w:proofErr w:type="gramEnd"/>
-            <w:r>
-              <w:rPr>
-                <w:i/>
-                <w:iCs/>
-              </w:rPr>
-              <w:t>可访问</w:t>
+              <w:t>// 仅类内部可访问</w:t>
             </w:r>
           </w:p>
           <w:p>
@@ -9540,13 +7746,8 @@
                 <w:iCs/>
               </w:rPr>
             </w:pPr>
-            <w:proofErr w:type="spellStart"/>
-            <w:r>
-              <w:t>readonly</w:t>
-            </w:r>
-            <w:proofErr w:type="spellEnd"/>
-            <w:r>
-              <w:t xml:space="preserve"> id: number; </w:t>
+            <w:r>
+              <w:t xml:space="preserve">readonly id: number; </w:t>
             </w:r>
             <w:r>
               <w:rPr>
@@ -9696,21 +7897,12 @@
         </w:rPr>
         <w:t>‌</w:t>
       </w:r>
-      <w:proofErr w:type="gramStart"/>
       <w:r>
         <w:rPr>
           <w:b/>
           <w:bCs/>
         </w:rPr>
-        <w:t>substring(</w:t>
-      </w:r>
-      <w:proofErr w:type="gramEnd"/>
-      <w:r>
-        <w:rPr>
-          <w:b/>
-          <w:bCs/>
-        </w:rPr>
-        <w:t>start, end)</w:t>
+        <w:t>substring(start, end)</w:t>
       </w:r>
       <w:r>
         <w:rPr>
@@ -9769,15 +7961,7 @@
         </w:rPr>
       </w:pPr>
       <w:r>
-        <w:t>start: 必需，非负整数，</w:t>
-      </w:r>
-      <w:proofErr w:type="gramStart"/>
-      <w:r>
-        <w:t>表示子串起始</w:t>
-      </w:r>
-      <w:proofErr w:type="gramEnd"/>
-      <w:r>
-        <w:t>位置（包含）。</w:t>
+        <w:t>start: 必需，非负整数，表示子串起始位置（包含）。</w:t>
       </w:r>
     </w:p>
     <w:p>
@@ -9793,15 +7977,7 @@
         </w:rPr>
       </w:pPr>
       <w:r>
-        <w:t>end: 可选，非负整数，表示</w:t>
-      </w:r>
-      <w:proofErr w:type="gramStart"/>
-      <w:r>
-        <w:t>子串结束</w:t>
-      </w:r>
-      <w:proofErr w:type="gramEnd"/>
-      <w:r>
-        <w:t>位置（不包含）。若省略，则截取到字符串末尾。</w:t>
+        <w:t>end: 可选，非负整数，表示子串结束位置（不包含）。若省略，则截取到字符串末尾。</w:t>
       </w:r>
     </w:p>
     <w:p>
@@ -9914,13 +8090,8 @@
           <w:rFonts w:hint="eastAsia"/>
         </w:rPr>
       </w:pPr>
-      <w:proofErr w:type="spellStart"/>
-      <w:r>
-        <w:t>javascriptCopy</w:t>
-      </w:r>
-      <w:proofErr w:type="spellEnd"/>
-      <w:r>
-        <w:t xml:space="preserve"> Code</w:t>
+      <w:r>
+        <w:t>javascriptCopy Code</w:t>
       </w:r>
     </w:p>
     <w:p>
@@ -9943,18 +8114,8 @@
           <w:rFonts w:hint="eastAsia"/>
         </w:rPr>
       </w:pPr>
-      <w:proofErr w:type="gramStart"/>
-      <w:r>
-        <w:t>console.log(</w:t>
-      </w:r>
-      <w:proofErr w:type="spellStart"/>
-      <w:r>
-        <w:t>str.substring</w:t>
-      </w:r>
-      <w:proofErr w:type="spellEnd"/>
-      <w:proofErr w:type="gramEnd"/>
-      <w:r>
-        <w:t>(2, 5)); // "234"</w:t>
+      <w:r>
+        <w:t>console.log(str.substring(2, 5)); // "234"</w:t>
       </w:r>
     </w:p>
     <w:p>
@@ -9966,25 +8127,7 @@
         </w:rPr>
       </w:pPr>
       <w:r>
-        <w:t>console.log(</w:t>
-      </w:r>
-      <w:proofErr w:type="spellStart"/>
-      <w:proofErr w:type="gramStart"/>
-      <w:r>
-        <w:t>str.substring</w:t>
-      </w:r>
-      <w:proofErr w:type="spellEnd"/>
-      <w:proofErr w:type="gramEnd"/>
-      <w:r>
-        <w:t>(5)</w:t>
-      </w:r>
-      <w:proofErr w:type="gramStart"/>
-      <w:r>
-        <w:t xml:space="preserve">);   </w:t>
-      </w:r>
-      <w:proofErr w:type="gramEnd"/>
-      <w:r>
-        <w:t xml:space="preserve"> // "56789"</w:t>
+        <w:t>console.log(str.substring(5));    // "56789"</w:t>
       </w:r>
     </w:p>
     <w:p>
@@ -9996,15 +8139,7 @@
         </w:rPr>
       </w:pPr>
       <w:r>
-        <w:t>console.log(</w:t>
-      </w:r>
-      <w:proofErr w:type="spellStart"/>
-      <w:r>
-        <w:t>str.substring</w:t>
-      </w:r>
-      <w:proofErr w:type="spellEnd"/>
-      <w:r>
-        <w:t>(5, 20)); // "56789"（超出范围时截取到末尾）</w:t>
+        <w:t>console.log(str.substring(5, 20)); // "56789"（超出范围时截取到末尾）</w:t>
       </w:r>
     </w:p>
     <w:p>
@@ -10016,15 +8151,7 @@
         </w:rPr>
       </w:pPr>
       <w:r>
-        <w:t>console.log(</w:t>
-      </w:r>
-      <w:proofErr w:type="spellStart"/>
-      <w:r>
-        <w:t>str.substring</w:t>
-      </w:r>
-      <w:proofErr w:type="spellEnd"/>
-      <w:r>
-        <w:t>(-2, 5)); // "01234"（负数视为0）</w:t>
+        <w:t>console.log(str.substring(-2, 5)); // "01234"（负数视为0）</w:t>
       </w:r>
     </w:p>
     <w:p>
@@ -10052,21 +8179,12 @@
         </w:rPr>
         <w:t>‌</w:t>
       </w:r>
-      <w:proofErr w:type="gramStart"/>
       <w:r>
         <w:rPr>
           <w:b/>
           <w:bCs/>
         </w:rPr>
-        <w:t>slice(</w:t>
-      </w:r>
-      <w:proofErr w:type="gramEnd"/>
-      <w:r>
-        <w:rPr>
-          <w:b/>
-          <w:bCs/>
-        </w:rPr>
-        <w:t>start, end)</w:t>
+        <w:t>slice(start, end)</w:t>
       </w:r>
       <w:r>
         <w:rPr>
@@ -10141,15 +8259,7 @@
         </w:rPr>
       </w:pPr>
       <w:r>
-        <w:t>end: 可选，整数（正负均可），表示</w:t>
-      </w:r>
-      <w:proofErr w:type="gramStart"/>
-      <w:r>
-        <w:t>子串结束</w:t>
-      </w:r>
-      <w:proofErr w:type="gramEnd"/>
-      <w:r>
-        <w:t>位置（不包含）。若省略，则截取到字符串末尾。</w:t>
+        <w:t>end: 可选，整数（正负均可），表示子串结束位置（不包含）。若省略，则截取到字符串末尾。</w:t>
       </w:r>
     </w:p>
     <w:p>
@@ -10262,13 +8372,8 @@
           <w:rFonts w:hint="eastAsia"/>
         </w:rPr>
       </w:pPr>
-      <w:proofErr w:type="spellStart"/>
-      <w:r>
-        <w:t>javascriptCopy</w:t>
-      </w:r>
-      <w:proofErr w:type="spellEnd"/>
-      <w:r>
-        <w:t xml:space="preserve"> Code</w:t>
+      <w:r>
+        <w:t>javascriptCopy Code</w:t>
       </w:r>
     </w:p>
     <w:p>
@@ -10291,26 +8396,8 @@
           <w:rFonts w:hint="eastAsia"/>
         </w:rPr>
       </w:pPr>
-      <w:proofErr w:type="gramStart"/>
-      <w:r>
-        <w:t>console.log(</w:t>
-      </w:r>
-      <w:proofErr w:type="spellStart"/>
-      <w:r>
-        <w:t>str.slice</w:t>
-      </w:r>
-      <w:proofErr w:type="spellEnd"/>
-      <w:proofErr w:type="gramEnd"/>
-      <w:r>
-        <w:t>(2, 5)</w:t>
-      </w:r>
-      <w:proofErr w:type="gramStart"/>
-      <w:r>
-        <w:t>);  /</w:t>
-      </w:r>
-      <w:proofErr w:type="gramEnd"/>
-      <w:r>
-        <w:t>/ "234"</w:t>
+      <w:r>
+        <w:t>console.log(str.slice(2, 5));  // "234"</w:t>
       </w:r>
     </w:p>
     <w:p>
@@ -10322,25 +8409,7 @@
         </w:rPr>
       </w:pPr>
       <w:r>
-        <w:t>console.log(</w:t>
-      </w:r>
-      <w:proofErr w:type="spellStart"/>
-      <w:proofErr w:type="gramStart"/>
-      <w:r>
-        <w:t>str.slice</w:t>
-      </w:r>
-      <w:proofErr w:type="spellEnd"/>
-      <w:proofErr w:type="gramEnd"/>
-      <w:r>
-        <w:t>(5)</w:t>
-      </w:r>
-      <w:proofErr w:type="gramStart"/>
-      <w:r>
-        <w:t xml:space="preserve">);   </w:t>
-      </w:r>
-      <w:proofErr w:type="gramEnd"/>
-      <w:r>
-        <w:t xml:space="preserve">  // "56789"</w:t>
+        <w:t>console.log(str.slice(5));     // "56789"</w:t>
       </w:r>
     </w:p>
     <w:p>
@@ -10352,15 +8421,7 @@
         </w:rPr>
       </w:pPr>
       <w:r>
-        <w:t>console.log(</w:t>
-      </w:r>
-      <w:proofErr w:type="spellStart"/>
-      <w:r>
-        <w:t>str.slice</w:t>
-      </w:r>
-      <w:proofErr w:type="spellEnd"/>
-      <w:r>
-        <w:t>(5, 20)); // "56789"（超出范围时截取到末尾）</w:t>
+        <w:t>console.log(str.slice(5, 20)); // "56789"（超出范围时截取到末尾）</w:t>
       </w:r>
     </w:p>
     <w:p>
@@ -10372,15 +8433,7 @@
         </w:rPr>
       </w:pPr>
       <w:r>
-        <w:t>console.log(</w:t>
-      </w:r>
-      <w:proofErr w:type="spellStart"/>
-      <w:r>
-        <w:t>str.slice</w:t>
-      </w:r>
-      <w:proofErr w:type="spellEnd"/>
-      <w:r>
-        <w:t>(-3));    // "789"（负数索引）</w:t>
+        <w:t>console.log(str.slice(-3));    // "789"（负数索引）</w:t>
       </w:r>
     </w:p>
     <w:p>
@@ -10392,15 +8445,7 @@
         </w:rPr>
       </w:pPr>
       <w:r>
-        <w:t>console.log(</w:t>
-      </w:r>
-      <w:proofErr w:type="spellStart"/>
-      <w:r>
-        <w:t>str.slice</w:t>
-      </w:r>
-      <w:proofErr w:type="spellEnd"/>
-      <w:r>
-        <w:t>(5, -2));  // "5678"（负数结束索引）</w:t>
+        <w:t>console.log(str.slice(5, -2));  // "5678"（负数结束索引）</w:t>
       </w:r>
     </w:p>
     <w:p>
@@ -10660,21 +8705,7 @@
         <w:rPr>
           <w:rFonts w:hint="eastAsia"/>
         </w:rPr>
-        <w:t>即在函数内使用</w:t>
-      </w:r>
-      <w:proofErr w:type="spellStart"/>
-      <w:r>
-        <w:rPr>
-          <w:rFonts w:hint="eastAsia"/>
-        </w:rPr>
-        <w:t>nums</w:t>
-      </w:r>
-      <w:proofErr w:type="spellEnd"/>
-      <w:r>
-        <w:rPr>
-          <w:rFonts w:hint="eastAsia"/>
-        </w:rPr>
-        <w:t xml:space="preserve"> = res只在函数内有效</w:t>
+        <w:t>即在函数内使用nums = res只在函数内有效</w:t>
       </w:r>
     </w:p>
     <w:p>
@@ -10704,15 +8735,7 @@
         </w:rPr>
       </w:pPr>
       <w:r>
-        <w:t>当数组包含 0 时，pre[i-1] 或 </w:t>
-      </w:r>
-      <w:proofErr w:type="spellStart"/>
-      <w:r>
-        <w:t>suf</w:t>
-      </w:r>
-      <w:proofErr w:type="spellEnd"/>
-      <w:r>
-        <w:t>[i+1] 可能为 0，但 0 || 1 会返回 1，导致结果错误。</w:t>
+        <w:t>当数组包含 0 时，pre[i-1] 或 suf[i+1] 可能为 0，但 0 || 1 会返回 1，导致结果错误。</w:t>
       </w:r>
     </w:p>
     <w:p>
@@ -11096,15 +9119,7 @@
         </w:rPr>
       </w:pPr>
       <w:r>
-        <w:t>||：当左侧为任何假值（false、0、空字符串''、null、undefined、</w:t>
-      </w:r>
-      <w:proofErr w:type="spellStart"/>
-      <w:r>
-        <w:t>NaN</w:t>
-      </w:r>
-      <w:proofErr w:type="spellEnd"/>
-      <w:r>
-        <w:t>）时触发。</w:t>
+        <w:t>||：当左侧为任何假值（false、0、空字符串''、null、undefined、NaN）时触发。</w:t>
       </w:r>
     </w:p>
     <w:p>
@@ -11155,23 +9170,7 @@
         </w:rPr>
       </w:pPr>
       <w:r>
-        <w:t>在JavaScript中，++</w:t>
-      </w:r>
-      <w:proofErr w:type="spellStart"/>
-      <w:r>
-        <w:t>i</w:t>
-      </w:r>
-      <w:proofErr w:type="spellEnd"/>
-      <w:r>
-        <w:t>（前缀递增）和</w:t>
-      </w:r>
-      <w:proofErr w:type="spellStart"/>
-      <w:r>
-        <w:t>i</w:t>
-      </w:r>
-      <w:proofErr w:type="spellEnd"/>
-      <w:r>
-        <w:t>++（后缀递增）都用于将变量值增加1，但它们在</w:t>
+        <w:t>在JavaScript中，++i（前缀递增）和i++（后缀递增）都用于将变量值增加1，但它们在</w:t>
       </w:r>
       <w:r>
         <w:rPr>
@@ -11220,15 +9219,7 @@
         <w:t> </w:t>
       </w:r>
       <w:r>
-        <w:t>++</w:t>
-      </w:r>
-      <w:proofErr w:type="spellStart"/>
-      <w:r>
-        <w:t>i</w:t>
-      </w:r>
-      <w:proofErr w:type="spellEnd"/>
-      <w:r>
-        <w:t> </w:t>
+        <w:t>++i </w:t>
       </w:r>
       <w:r>
         <w:rPr>
@@ -11246,15 +9237,7 @@
         <w:t>‌</w:t>
       </w:r>
       <w:r>
-        <w:t>；而</w:t>
-      </w:r>
-      <w:proofErr w:type="spellStart"/>
-      <w:r>
-        <w:t>i</w:t>
-      </w:r>
-      <w:proofErr w:type="spellEnd"/>
-      <w:r>
-        <w:t>++ </w:t>
+        <w:t>；而i++ </w:t>
       </w:r>
       <w:r>
         <w:rPr>
@@ -11286,23 +9269,7 @@
         </w:rPr>
       </w:pPr>
       <w:r>
-        <w:t xml:space="preserve">let </w:t>
-      </w:r>
-      <w:proofErr w:type="spellStart"/>
-      <w:r>
-        <w:t>i</w:t>
-      </w:r>
-      <w:proofErr w:type="spellEnd"/>
-      <w:r>
-        <w:t xml:space="preserve"> = 0; console.log(++</w:t>
-      </w:r>
-      <w:proofErr w:type="spellStart"/>
-      <w:r>
-        <w:t>i</w:t>
-      </w:r>
-      <w:proofErr w:type="spellEnd"/>
-      <w:r>
-        <w:t>); 输出 1（先递增再返回）。</w:t>
+        <w:t>let i = 0; console.log(++i); 输出 1（先递增再返回）。</w:t>
       </w:r>
     </w:p>
     <w:p>
@@ -11316,23 +9283,7 @@
         </w:rPr>
       </w:pPr>
       <w:r>
-        <w:t xml:space="preserve">let </w:t>
-      </w:r>
-      <w:proofErr w:type="spellStart"/>
-      <w:r>
-        <w:t>i</w:t>
-      </w:r>
-      <w:proofErr w:type="spellEnd"/>
-      <w:r>
-        <w:t xml:space="preserve"> = 0; console.log(</w:t>
-      </w:r>
-      <w:proofErr w:type="spellStart"/>
-      <w:r>
-        <w:t>i</w:t>
-      </w:r>
-      <w:proofErr w:type="spellEnd"/>
-      <w:r>
-        <w:t>++); 输出 0（先返回原始值，再递增）。</w:t>
+        <w:t>let i = 0; console.log(i++); 输出 0（先返回原始值，再递增）。</w:t>
       </w:r>
     </w:p>
     <w:p>
@@ -11348,15 +9299,7 @@
         <w:t>‌</w:t>
       </w:r>
       <w:r>
-        <w:t>在独立语句或for循环中，</w:t>
-      </w:r>
-      <w:proofErr w:type="gramStart"/>
-      <w:r>
-        <w:t>两者行为</w:t>
-      </w:r>
-      <w:proofErr w:type="gramEnd"/>
-      <w:r>
-        <w:t>相同：</w:t>
+        <w:t>在独立语句或for循环中，两者行为相同：</w:t>
       </w:r>
       <w:r>
         <w:rPr>
@@ -11365,47 +9308,7 @@
         <w:t>‌</w:t>
       </w:r>
       <w:r>
-        <w:t xml:space="preserve"> 当自增语句单独存在（如 </w:t>
-      </w:r>
-      <w:proofErr w:type="spellStart"/>
-      <w:r>
-        <w:t>i</w:t>
-      </w:r>
-      <w:proofErr w:type="spellEnd"/>
-      <w:r>
-        <w:t>++; 或 ++</w:t>
-      </w:r>
-      <w:proofErr w:type="spellStart"/>
-      <w:r>
-        <w:t>i</w:t>
-      </w:r>
-      <w:proofErr w:type="spellEnd"/>
-      <w:r>
-        <w:t xml:space="preserve">;）或用于循环的更新部分（如 for (let </w:t>
-      </w:r>
-      <w:proofErr w:type="spellStart"/>
-      <w:r>
-        <w:t>i</w:t>
-      </w:r>
-      <w:proofErr w:type="spellEnd"/>
-      <w:r>
-        <w:t xml:space="preserve"> = 0; </w:t>
-      </w:r>
-      <w:proofErr w:type="spellStart"/>
-      <w:r>
-        <w:t>i</w:t>
-      </w:r>
-      <w:proofErr w:type="spellEnd"/>
-      <w:r>
-        <w:t xml:space="preserve"> &lt; 10; </w:t>
-      </w:r>
-      <w:proofErr w:type="spellStart"/>
-      <w:r>
-        <w:t>i</w:t>
-      </w:r>
-      <w:proofErr w:type="spellEnd"/>
-      <w:r>
-        <w:t>++)），由于不涉及赋值或表达式计算，递增效果一致。</w:t>
+        <w:t xml:space="preserve"> 当自增语句单独存在（如 i++; 或 ++i;）或用于循环的更新部分（如 for (let i = 0; i &lt; 10; i++)），由于不涉及赋值或表达式计算，递增效果一致。</w:t>
       </w:r>
     </w:p>
     <w:p>
@@ -11547,38 +9450,17 @@
         </w:rPr>
       </w:pPr>
       <w:r>
-        <w:t xml:space="preserve">  #</w:t>
-      </w:r>
-      <w:proofErr w:type="gramStart"/>
-      <w:r>
-        <w:t>getAge(</w:t>
-      </w:r>
-      <w:proofErr w:type="gramEnd"/>
-      <w:r>
-        <w:t>) {</w:t>
-      </w:r>
-    </w:p>
-    <w:p>
-      <w:pPr>
-        <w:rPr>
-          <w:rFonts w:hint="eastAsia"/>
-        </w:rPr>
-      </w:pPr>
-      <w:r>
-        <w:t xml:space="preserve">    return </w:t>
-      </w:r>
-      <w:proofErr w:type="spellStart"/>
-      <w:proofErr w:type="gramStart"/>
-      <w:r>
-        <w:t>this.#</w:t>
-      </w:r>
-      <w:proofErr w:type="gramEnd"/>
-      <w:r>
-        <w:t>age</w:t>
-      </w:r>
-      <w:proofErr w:type="spellEnd"/>
-      <w:r>
-        <w:t>;</w:t>
+        <w:t xml:space="preserve">  #getAge() {</w:t>
+      </w:r>
+    </w:p>
+    <w:p>
+      <w:pPr>
+        <w:rPr>
+          <w:rFonts w:hint="eastAsia"/>
+        </w:rPr>
+      </w:pPr>
+      <w:r>
+        <w:t xml:space="preserve">    return this.#age;</w:t>
       </w:r>
     </w:p>
     <w:p>
@@ -11614,19 +9496,11 @@
           <w:rFonts w:hint="eastAsia"/>
         </w:rPr>
       </w:pPr>
-      <w:proofErr w:type="spellStart"/>
-      <w:r>
-        <w:rPr>
-          <w:rFonts w:hint="eastAsia"/>
-        </w:rPr>
-        <w:t>map.get</w:t>
-      </w:r>
-      <w:proofErr w:type="spellEnd"/>
-      <w:r>
-        <w:rPr>
-          <w:rFonts w:hint="eastAsia"/>
-        </w:rPr>
-        <w:t>()一个不存在的会返回</w:t>
+      <w:r>
+        <w:rPr>
+          <w:rFonts w:hint="eastAsia"/>
+        </w:rPr>
+        <w:t>map.get()一个不存在的会返回</w:t>
       </w:r>
       <w:r>
         <w:t>undefined</w:t>
@@ -11689,15 +9563,7 @@
         <w:t>从数组末尾移除并返回最后一个元素</w:t>
       </w:r>
       <w:r>
-        <w:t>，会直接修改原数组，使其长度减</w:t>
-      </w:r>
-      <w:proofErr w:type="gramStart"/>
-      <w:r>
-        <w:t>一</w:t>
-      </w:r>
-      <w:proofErr w:type="gramEnd"/>
-      <w:r>
-        <w:t>；如果对空数组调用，则返回undefined</w:t>
+        <w:t>，会直接修改原数组，使其长度减一；如果对空数组调用，则返回undefined</w:t>
       </w:r>
     </w:p>
     <w:p>
@@ -11805,6 +9671,7 @@
           <w:numId w:val="21"/>
         </w:numPr>
         <w:rPr>
+          <w:rFonts w:hint="eastAsia"/>
           <w:b/>
           <w:bCs/>
         </w:rPr>
@@ -11884,6 +9751,7 @@
           <w:numId w:val="21"/>
         </w:numPr>
         <w:rPr>
+          <w:rFonts w:hint="eastAsia"/>
           <w:b/>
           <w:bCs/>
         </w:rPr>
@@ -11929,6 +9797,7 @@
     <w:p>
       <w:pPr>
         <w:rPr>
+          <w:rFonts w:hint="eastAsia"/>
           <w:b/>
           <w:bCs/>
         </w:rPr>
@@ -11971,6 +9840,7 @@
           <w:numId w:val="22"/>
         </w:numPr>
         <w:rPr>
+          <w:rFonts w:hint="eastAsia"/>
           <w:b/>
           <w:bCs/>
         </w:rPr>
@@ -12020,6 +9890,7 @@
           <w:numId w:val="22"/>
         </w:numPr>
         <w:rPr>
+          <w:rFonts w:hint="eastAsia"/>
           <w:b/>
           <w:bCs/>
         </w:rPr>
@@ -12065,6 +9936,7 @@
     <w:p>
       <w:pPr>
         <w:rPr>
+          <w:rFonts w:hint="eastAsia"/>
           <w:b/>
           <w:bCs/>
         </w:rPr>
@@ -12107,6 +9979,7 @@
           <w:numId w:val="23"/>
         </w:numPr>
         <w:rPr>
+          <w:rFonts w:hint="eastAsia"/>
           <w:b/>
           <w:bCs/>
         </w:rPr>
@@ -12126,6 +9999,7 @@
           <w:numId w:val="23"/>
         </w:numPr>
         <w:rPr>
+          <w:rFonts w:hint="eastAsia"/>
           <w:b/>
           <w:bCs/>
         </w:rPr>
@@ -12135,23 +10009,7 @@
           <w:b/>
           <w:bCs/>
         </w:rPr>
-        <w:t>支持指定起始和结束位置（</w:t>
-      </w:r>
-      <w:proofErr w:type="gramStart"/>
-      <w:r>
-        <w:rPr>
-          <w:b/>
-          <w:bCs/>
-        </w:rPr>
-        <w:t>左闭右开区间</w:t>
-      </w:r>
-      <w:proofErr w:type="gramEnd"/>
-      <w:r>
-        <w:rPr>
-          <w:b/>
-          <w:bCs/>
-        </w:rPr>
-        <w:t>）。</w:t>
+        <w:t>支持指定起始和结束位置（左闭右开区间）。</w:t>
       </w:r>
     </w:p>
     <w:p>
@@ -12161,6 +10019,7 @@
           <w:numId w:val="23"/>
         </w:numPr>
         <w:rPr>
+          <w:rFonts w:hint="eastAsia"/>
           <w:b/>
           <w:bCs/>
         </w:rPr>
@@ -12170,23 +10029,7 @@
           <w:b/>
           <w:bCs/>
         </w:rPr>
-        <w:t>支持负数索引，表示</w:t>
-      </w:r>
-      <w:proofErr w:type="gramStart"/>
-      <w:r>
-        <w:rPr>
-          <w:b/>
-          <w:bCs/>
-        </w:rPr>
-        <w:t>从末尾开始</w:t>
-      </w:r>
-      <w:proofErr w:type="gramEnd"/>
-      <w:r>
-        <w:rPr>
-          <w:b/>
-          <w:bCs/>
-        </w:rPr>
-        <w:t>计算。</w:t>
+        <w:t>支持负数索引，表示从末尾开始计算。</w:t>
       </w:r>
     </w:p>
     <w:p>
@@ -12196,6 +10039,7 @@
           <w:numId w:val="23"/>
         </w:numPr>
         <w:rPr>
+          <w:rFonts w:hint="eastAsia"/>
           <w:b/>
           <w:bCs/>
         </w:rPr>
@@ -12215,6 +10059,7 @@
           <w:numId w:val="23"/>
         </w:numPr>
         <w:rPr>
+          <w:rFonts w:hint="eastAsia"/>
           <w:b/>
           <w:bCs/>
         </w:rPr>
@@ -12234,6 +10079,7 @@
           <w:numId w:val="23"/>
         </w:numPr>
         <w:rPr>
+          <w:rFonts w:hint="eastAsia"/>
           <w:b/>
           <w:bCs/>
         </w:rPr>
@@ -12253,6 +10099,7 @@
           <w:numId w:val="23"/>
         </w:numPr>
         <w:rPr>
+          <w:rFonts w:hint="eastAsia"/>
           <w:b/>
           <w:bCs/>
         </w:rPr>
@@ -12272,6 +10119,7 @@
           <w:numId w:val="23"/>
         </w:numPr>
         <w:rPr>
+          <w:rFonts w:hint="eastAsia"/>
           <w:b/>
           <w:bCs/>
         </w:rPr>
@@ -12282,6 +10130,58 @@
           <w:bCs/>
         </w:rPr>
         <w:t>不修改原字符串。</w:t>
+      </w:r>
+    </w:p>
+    <w:p>
+      <w:pPr>
+        <w:pStyle w:val="2"/>
+        <w:rPr>
+          <w:rFonts w:hint="eastAsia"/>
+        </w:rPr>
+      </w:pPr>
+      <w:r>
+        <w:rPr>
+          <w:rFonts w:hint="eastAsia"/>
+        </w:rPr>
+        <w:t>26.01.</w:t>
+      </w:r>
+      <w:r>
+        <w:rPr>
+          <w:rFonts w:hint="eastAsia"/>
+        </w:rPr>
+        <w:t>22</w:t>
+      </w:r>
+    </w:p>
+    <w:p>
+      <w:pPr>
+        <w:pStyle w:val="3"/>
+        <w:rPr>
+          <w:rFonts w:hint="eastAsia"/>
+        </w:rPr>
+      </w:pPr>
+      <w:r>
+        <w:rPr>
+          <w:rFonts w:hint="eastAsia"/>
+        </w:rPr>
+        <w:t>LC记录4</w:t>
+      </w:r>
+      <w:r>
+        <w:rPr>
+          <w:rFonts w:hint="eastAsia"/>
+        </w:rPr>
+        <w:t>3</w:t>
+      </w:r>
+      <w:r>
+        <w:rPr>
+          <w:rFonts w:hint="eastAsia"/>
+        </w:rPr>
+        <w:t xml:space="preserve"> 44</w:t>
+      </w:r>
+      <w:r>
+        <w:rPr>
+          <w:rFonts w:hint="eastAsia"/>
+        </w:rPr>
+        <w:t xml:space="preserve"> 45</w:t>
       </w:r>
     </w:p>
     <w:p>
@@ -15566,6 +13466,7 @@
   <w:style w:type="character" w:default="1" w:styleId="a0">
     <w:name w:val="Default Paragraph Font"/>
     <w:uiPriority w:val="1"/>
+    <w:semiHidden/>
     <w:unhideWhenUsed/>
   </w:style>
   <w:style w:type="table" w:default="1" w:styleId="a1">

--- a/lc记录.docx
+++ b/lc记录.docx
@@ -4444,6 +4444,7 @@
               <w:rPr>
                 <w:rFonts w:hint="eastAsia"/>
               </w:rPr>
+              <w:lastRenderedPageBreak/>
               <w:t>queue.push(4);</w:t>
             </w:r>
           </w:p>
@@ -5045,6 +5046,7 @@
               <w:rPr>
                 <w:rFonts w:hint="eastAsia"/>
               </w:rPr>
+              <w:lastRenderedPageBreak/>
               <w:t>console.info('\n单独遍历键 Key');</w:t>
             </w:r>
           </w:p>
@@ -5154,6 +5156,7 @@
         <w:rPr>
           <w:rFonts w:hint="eastAsia"/>
         </w:rPr>
+        <w:lastRenderedPageBreak/>
         <w:t>LC记录</w:t>
       </w:r>
       <w:r>
@@ -5731,6 +5734,7 @@
               <w:rPr>
                 <w:rFonts w:hint="eastAsia"/>
               </w:rPr>
+              <w:lastRenderedPageBreak/>
               <w:t>[...new Set(str)].join('')  // 'abcd'</w:t>
             </w:r>
           </w:p>
@@ -5744,6 +5748,7 @@
         </w:rPr>
       </w:pPr>
       <w:r>
+        <w:lastRenderedPageBreak/>
         <w:t>Array.from() 是 ES6 引入的静态方法，用于将类数组对象（具有 length 属性的对象）或可迭代对象（如字符串、Set、Map）转换为数组。</w:t>
       </w:r>
     </w:p>
@@ -6317,6 +6322,7 @@
         <w:rPr>
           <w:rFonts w:hint="eastAsia"/>
         </w:rPr>
+        <w:lastRenderedPageBreak/>
         <w:t>25.12.15</w:t>
       </w:r>
       <w:bookmarkEnd w:id="7"/>
@@ -6810,6 +6816,7 @@
         <w:rPr>
           <w:rFonts w:hint="eastAsia"/>
         </w:rPr>
+        <w:lastRenderedPageBreak/>
         <w:t>积水的范围：最高点与左右第二高之间的范围，左右第二高与再靠外的范围</w:t>
       </w:r>
     </w:p>
@@ -7358,6 +7365,7 @@
               <w:rPr>
                 <w:rFonts w:hint="eastAsia"/>
               </w:rPr>
+              <w:lastRenderedPageBreak/>
               <w:t>// 未命名/匿名类</w:t>
             </w:r>
           </w:p>
@@ -8063,6 +8071,7 @@
         <w:rPr>
           <w:rFonts w:ascii="Times New Roman" w:hAnsi="Times New Roman" w:cs="Times New Roman"/>
         </w:rPr>
+        <w:lastRenderedPageBreak/>
         <w:t>‌</w:t>
       </w:r>
       <w:r>
@@ -9179,6 +9188,7 @@
         <w:t>‌</w:t>
       </w:r>
       <w:r>
+        <w:lastRenderedPageBreak/>
         <w:t>返回值时机</w:t>
       </w:r>
       <w:r>
@@ -9602,6 +9612,7 @@
         <w:rPr>
           <w:rFonts w:hint="eastAsia"/>
         </w:rPr>
+        <w:lastRenderedPageBreak/>
         <w:t>26.01.18</w:t>
       </w:r>
     </w:p>
@@ -10143,13 +10154,7 @@
         <w:rPr>
           <w:rFonts w:hint="eastAsia"/>
         </w:rPr>
-        <w:t>26.01.</w:t>
-      </w:r>
-      <w:r>
-        <w:rPr>
-          <w:rFonts w:hint="eastAsia"/>
-        </w:rPr>
-        <w:t>22</w:t>
+        <w:t>26.01.22</w:t>
       </w:r>
     </w:p>
     <w:p>
@@ -10163,25 +10168,59 @@
         <w:rPr>
           <w:rFonts w:hint="eastAsia"/>
         </w:rPr>
+        <w:t>LC记录43</w:t>
+      </w:r>
+      <w:r>
+        <w:rPr>
+          <w:rFonts w:hint="eastAsia"/>
+        </w:rPr>
+        <w:t xml:space="preserve"> 44</w:t>
+      </w:r>
+      <w:r>
+        <w:rPr>
+          <w:rFonts w:hint="eastAsia"/>
+        </w:rPr>
+        <w:t xml:space="preserve"> 45</w:t>
+      </w:r>
+    </w:p>
+    <w:p>
+      <w:pPr>
+        <w:pStyle w:val="2"/>
+        <w:rPr>
+          <w:rFonts w:hint="eastAsia"/>
+        </w:rPr>
+      </w:pPr>
+      <w:r>
+        <w:rPr>
+          <w:rFonts w:hint="eastAsia"/>
+        </w:rPr>
+        <w:t>26.01.2</w:t>
+      </w:r>
+      <w:r>
+        <w:rPr>
+          <w:rFonts w:hint="eastAsia"/>
+        </w:rPr>
+        <w:t>8</w:t>
+      </w:r>
+    </w:p>
+    <w:p>
+      <w:pPr>
+        <w:pStyle w:val="3"/>
+        <w:rPr>
+          <w:rFonts w:hint="eastAsia"/>
+        </w:rPr>
+      </w:pPr>
+      <w:r>
+        <w:rPr>
+          <w:rFonts w:hint="eastAsia"/>
+        </w:rPr>
         <w:t>LC记录4</w:t>
       </w:r>
       <w:r>
         <w:rPr>
           <w:rFonts w:hint="eastAsia"/>
         </w:rPr>
-        <w:t>3</w:t>
-      </w:r>
-      <w:r>
-        <w:rPr>
-          <w:rFonts w:hint="eastAsia"/>
-        </w:rPr>
-        <w:t xml:space="preserve"> 44</w:t>
-      </w:r>
-      <w:r>
-        <w:rPr>
-          <w:rFonts w:hint="eastAsia"/>
-        </w:rPr>
-        <w:t xml:space="preserve"> 45</w:t>
+        <w:t>6</w:t>
       </w:r>
     </w:p>
     <w:p>

--- a/lc记录.docx
+++ b/lc记录.docx
@@ -4444,7 +4444,6 @@
               <w:rPr>
                 <w:rFonts w:hint="eastAsia"/>
               </w:rPr>
-              <w:lastRenderedPageBreak/>
               <w:t>queue.push(4);</w:t>
             </w:r>
           </w:p>
@@ -5046,7 +5045,6 @@
               <w:rPr>
                 <w:rFonts w:hint="eastAsia"/>
               </w:rPr>
-              <w:lastRenderedPageBreak/>
               <w:t>console.info('\n单独遍历键 Key');</w:t>
             </w:r>
           </w:p>
@@ -5156,7 +5154,6 @@
         <w:rPr>
           <w:rFonts w:hint="eastAsia"/>
         </w:rPr>
-        <w:lastRenderedPageBreak/>
         <w:t>LC记录</w:t>
       </w:r>
       <w:r>
@@ -5734,7 +5731,6 @@
               <w:rPr>
                 <w:rFonts w:hint="eastAsia"/>
               </w:rPr>
-              <w:lastRenderedPageBreak/>
               <w:t>[...new Set(str)].join('')  // 'abcd'</w:t>
             </w:r>
           </w:p>
@@ -5748,7 +5744,6 @@
         </w:rPr>
       </w:pPr>
       <w:r>
-        <w:lastRenderedPageBreak/>
         <w:t>Array.from() 是 ES6 引入的静态方法，用于将类数组对象（具有 length 属性的对象）或可迭代对象（如字符串、Set、Map）转换为数组。</w:t>
       </w:r>
     </w:p>
@@ -6322,7 +6317,6 @@
         <w:rPr>
           <w:rFonts w:hint="eastAsia"/>
         </w:rPr>
-        <w:lastRenderedPageBreak/>
         <w:t>25.12.15</w:t>
       </w:r>
       <w:bookmarkEnd w:id="7"/>
@@ -6432,6 +6426,12 @@
           <w:rFonts w:hint="eastAsia"/>
         </w:rPr>
       </w:pPr>
+      <w:r>
+        <w:rPr>
+          <w:rFonts w:hint="eastAsia"/>
+        </w:rPr>
+        <w:t>c</w:t>
+      </w:r>
     </w:p>
     <w:p>
       <w:pPr>
@@ -6816,7 +6816,6 @@
         <w:rPr>
           <w:rFonts w:hint="eastAsia"/>
         </w:rPr>
-        <w:lastRenderedPageBreak/>
         <w:t>积水的范围：最高点与左右第二高之间的范围，左右第二高与再靠外的范围</w:t>
       </w:r>
     </w:p>
@@ -7365,7 +7364,6 @@
               <w:rPr>
                 <w:rFonts w:hint="eastAsia"/>
               </w:rPr>
-              <w:lastRenderedPageBreak/>
               <w:t>// 未命名/匿名类</w:t>
             </w:r>
           </w:p>
@@ -8071,7 +8069,6 @@
         <w:rPr>
           <w:rFonts w:ascii="Times New Roman" w:hAnsi="Times New Roman" w:cs="Times New Roman"/>
         </w:rPr>
-        <w:lastRenderedPageBreak/>
         <w:t>‌</w:t>
       </w:r>
       <w:r>
@@ -9188,7 +9185,6 @@
         <w:t>‌</w:t>
       </w:r>
       <w:r>
-        <w:lastRenderedPageBreak/>
         <w:t>返回值时机</w:t>
       </w:r>
       <w:r>
@@ -9612,7 +9608,6 @@
         <w:rPr>
           <w:rFonts w:hint="eastAsia"/>
         </w:rPr>
-        <w:lastRenderedPageBreak/>
         <w:t>26.01.18</w:t>
       </w:r>
     </w:p>
@@ -10194,13 +10189,7 @@
         <w:rPr>
           <w:rFonts w:hint="eastAsia"/>
         </w:rPr>
-        <w:t>26.01.2</w:t>
-      </w:r>
-      <w:r>
-        <w:rPr>
-          <w:rFonts w:hint="eastAsia"/>
-        </w:rPr>
-        <w:t>8</w:t>
+        <w:t>26.01.28</w:t>
       </w:r>
     </w:p>
     <w:p>
@@ -10214,13 +10203,59 @@
         <w:rPr>
           <w:rFonts w:hint="eastAsia"/>
         </w:rPr>
+        <w:t>LC记录46</w:t>
+      </w:r>
+    </w:p>
+    <w:p>
+      <w:pPr>
+        <w:pStyle w:val="2"/>
+        <w:rPr>
+          <w:rFonts w:hint="eastAsia"/>
+        </w:rPr>
+      </w:pPr>
+      <w:r>
+        <w:rPr>
+          <w:rFonts w:hint="eastAsia"/>
+        </w:rPr>
+        <w:t>26.0</w:t>
+      </w:r>
+      <w:r>
+        <w:rPr>
+          <w:rFonts w:hint="eastAsia"/>
+        </w:rPr>
+        <w:t>2</w:t>
+      </w:r>
+      <w:r>
+        <w:rPr>
+          <w:rFonts w:hint="eastAsia"/>
+        </w:rPr>
+        <w:t>.2</w:t>
+      </w:r>
+      <w:r>
+        <w:rPr>
+          <w:rFonts w:hint="eastAsia"/>
+        </w:rPr>
+        <w:t>6</w:t>
+      </w:r>
+    </w:p>
+    <w:p>
+      <w:pPr>
+        <w:pStyle w:val="3"/>
+        <w:rPr>
+          <w:rFonts w:hint="eastAsia"/>
+        </w:rPr>
+      </w:pPr>
+      <w:r>
+        <w:rPr>
+          <w:rFonts w:hint="eastAsia"/>
+        </w:rPr>
         <w:t>LC记录4</w:t>
       </w:r>
       <w:r>
         <w:rPr>
           <w:rFonts w:hint="eastAsia"/>
         </w:rPr>
-        <w:t>6</w:t>
+        <w:t>7</w:t>
       </w:r>
     </w:p>
     <w:p>

--- a/lc记录.docx
+++ b/lc记录.docx
@@ -10217,25 +10217,13 @@
         <w:rPr>
           <w:rFonts w:hint="eastAsia"/>
         </w:rPr>
-        <w:t>26.0</w:t>
-      </w:r>
-      <w:r>
-        <w:rPr>
-          <w:rFonts w:hint="eastAsia"/>
-        </w:rPr>
-        <w:t>2</w:t>
-      </w:r>
-      <w:r>
-        <w:rPr>
-          <w:rFonts w:hint="eastAsia"/>
-        </w:rPr>
-        <w:t>.2</w:t>
-      </w:r>
-      <w:r>
-        <w:rPr>
-          <w:rFonts w:hint="eastAsia"/>
-        </w:rPr>
-        <w:t>6</w:t>
+        <w:t>26.02.2</w:t>
+      </w:r>
+      <w:r>
+        <w:rPr>
+          <w:rFonts w:hint="eastAsia"/>
+        </w:rPr>
+        <w:t>5</w:t>
       </w:r>
     </w:p>
     <w:p>
@@ -10249,13 +10237,47 @@
         <w:rPr>
           <w:rFonts w:hint="eastAsia"/>
         </w:rPr>
+        <w:t>LC记录47</w:t>
+      </w:r>
+    </w:p>
+    <w:p>
+      <w:pPr>
+        <w:pStyle w:val="2"/>
+        <w:rPr>
+          <w:rFonts w:hint="eastAsia"/>
+        </w:rPr>
+      </w:pPr>
+      <w:r>
+        <w:rPr>
+          <w:rFonts w:hint="eastAsia"/>
+        </w:rPr>
+        <w:t>26.02.26</w:t>
+      </w:r>
+    </w:p>
+    <w:p>
+      <w:pPr>
+        <w:pStyle w:val="3"/>
+        <w:rPr>
+          <w:rFonts w:hint="eastAsia"/>
+        </w:rPr>
+      </w:pPr>
+      <w:r>
+        <w:rPr>
+          <w:rFonts w:hint="eastAsia"/>
+        </w:rPr>
         <w:t>LC记录4</w:t>
       </w:r>
       <w:r>
         <w:rPr>
           <w:rFonts w:hint="eastAsia"/>
         </w:rPr>
-        <w:t>7</w:t>
+        <w:t>8 49 50 51</w:t>
+      </w:r>
+      <w:r>
+        <w:rPr>
+          <w:rFonts w:hint="eastAsia"/>
+        </w:rPr>
+        <w:t xml:space="preserve"> 52</w:t>
       </w:r>
     </w:p>
     <w:p>

--- a/lc记录.docx
+++ b/lc记录.docx
@@ -10265,13 +10265,7 @@
         <w:rPr>
           <w:rFonts w:hint="eastAsia"/>
         </w:rPr>
-        <w:t>LC记录4</w:t>
-      </w:r>
-      <w:r>
-        <w:rPr>
-          <w:rFonts w:hint="eastAsia"/>
-        </w:rPr>
-        <w:t>8 49 50 51</w:t>
+        <w:t>LC记录48 49 50 51</w:t>
       </w:r>
       <w:r>
         <w:rPr>
@@ -10282,12 +10276,555 @@
     </w:p>
     <w:p>
       <w:pPr>
-        <w:rPr>
-          <w:rFonts w:hint="eastAsia"/>
+        <w:pStyle w:val="2"/>
+        <w:rPr>
+          <w:rFonts w:hint="eastAsia"/>
+        </w:rPr>
+      </w:pPr>
+      <w:r>
+        <w:rPr>
+          <w:rFonts w:hint="eastAsia"/>
+        </w:rPr>
+        <w:t>26.02.2</w:t>
+      </w:r>
+      <w:r>
+        <w:rPr>
+          <w:rFonts w:hint="eastAsia"/>
+        </w:rPr>
+        <w:t>7</w:t>
+      </w:r>
+    </w:p>
+    <w:p>
+      <w:pPr>
+        <w:pStyle w:val="3"/>
+        <w:rPr>
+          <w:rFonts w:hint="eastAsia"/>
+        </w:rPr>
+      </w:pPr>
+      <w:r>
+        <w:rPr>
+          <w:rFonts w:hint="eastAsia"/>
+        </w:rPr>
+        <w:t>LC记录</w:t>
+      </w:r>
+      <w:r>
+        <w:rPr>
+          <w:rFonts w:hint="eastAsia"/>
+        </w:rPr>
+        <w:t>53</w:t>
+      </w:r>
+      <w:r>
+        <w:rPr>
+          <w:rFonts w:hint="eastAsia"/>
+        </w:rPr>
+        <w:t xml:space="preserve"> 54</w:t>
+      </w:r>
+    </w:p>
+    <w:p>
+      <w:pPr>
+        <w:rPr>
+          <w:rFonts w:hint="eastAsia"/>
+        </w:rPr>
+      </w:pPr>
+      <w:r>
+        <w:rPr>
+          <w:rFonts w:hint="eastAsia"/>
+        </w:rPr>
+        <w:t>Const item of list在list===[]时会报错</w:t>
+      </w:r>
+    </w:p>
+    <w:p>
+      <w:pPr>
+        <w:rPr>
           <w:b/>
           <w:bCs/>
         </w:rPr>
       </w:pPr>
+    </w:p>
+    <w:p>
+      <w:pPr>
+        <w:rPr>
+          <w:b/>
+          <w:bCs/>
+        </w:rPr>
+      </w:pPr>
+    </w:p>
+    <w:p>
+      <w:pPr>
+        <w:widowControl/>
+        <w:shd w:val="clear" w:color="auto" w:fill="FFFFFF"/>
+        <w:spacing w:line="270" w:lineRule="atLeast"/>
+        <w:jc w:val="left"/>
+        <w:rPr>
+          <w:rFonts w:ascii="Consolas" w:eastAsia="宋体" w:hAnsi="Consolas" w:cs="宋体" w:hint="eastAsia"/>
+          <w:color w:val="000000"/>
+          <w:kern w:val="0"/>
+          <w:sz w:val="20"/>
+          <w:szCs w:val="20"/>
+          <w14:ligatures w14:val="none"/>
+        </w:rPr>
+      </w:pPr>
+      <w:r>
+        <w:rPr>
+          <w:rFonts w:ascii="Consolas" w:eastAsia="宋体" w:hAnsi="Consolas" w:cs="宋体"/>
+          <w:color w:val="001080"/>
+          <w:kern w:val="0"/>
+          <w:sz w:val="20"/>
+          <w:szCs w:val="20"/>
+          <w:highlight w:val="yellow"/>
+          <w14:ligatures w14:val="none"/>
+        </w:rPr>
+        <w:t>map</w:t>
+      </w:r>
+      <w:r>
+        <w:rPr>
+          <w:rFonts w:ascii="Consolas" w:eastAsia="宋体" w:hAnsi="Consolas" w:cs="宋体"/>
+          <w:color w:val="000000"/>
+          <w:kern w:val="0"/>
+          <w:sz w:val="20"/>
+          <w:szCs w:val="20"/>
+          <w:highlight w:val="yellow"/>
+          <w14:ligatures w14:val="none"/>
+        </w:rPr>
+        <w:t>.</w:t>
+      </w:r>
+      <w:r>
+        <w:rPr>
+          <w:rFonts w:ascii="Consolas" w:eastAsia="宋体" w:hAnsi="Consolas" w:cs="宋体"/>
+          <w:color w:val="795E26"/>
+          <w:kern w:val="0"/>
+          <w:sz w:val="20"/>
+          <w:szCs w:val="20"/>
+          <w:highlight w:val="yellow"/>
+          <w14:ligatures w14:val="none"/>
+        </w:rPr>
+        <w:t>set</w:t>
+      </w:r>
+      <w:r>
+        <w:rPr>
+          <w:rFonts w:ascii="Consolas" w:eastAsia="宋体" w:hAnsi="Consolas" w:cs="宋体"/>
+          <w:color w:val="000000"/>
+          <w:kern w:val="0"/>
+          <w:sz w:val="20"/>
+          <w:szCs w:val="20"/>
+          <w:highlight w:val="yellow"/>
+          <w14:ligatures w14:val="none"/>
+        </w:rPr>
+        <w:t>(</w:t>
+      </w:r>
+      <w:r>
+        <w:rPr>
+          <w:rFonts w:ascii="Consolas" w:eastAsia="宋体" w:hAnsi="Consolas" w:cs="宋体" w:hint="eastAsia"/>
+          <w:color w:val="001080"/>
+          <w:kern w:val="0"/>
+          <w:sz w:val="20"/>
+          <w:szCs w:val="20"/>
+          <w:highlight w:val="yellow"/>
+          <w14:ligatures w14:val="none"/>
+        </w:rPr>
+        <w:t>a</w:t>
+      </w:r>
+      <w:r>
+        <w:rPr>
+          <w:rFonts w:ascii="Consolas" w:eastAsia="宋体" w:hAnsi="Consolas" w:cs="宋体"/>
+          <w:color w:val="000000"/>
+          <w:kern w:val="0"/>
+          <w:sz w:val="20"/>
+          <w:szCs w:val="20"/>
+          <w:highlight w:val="yellow"/>
+          <w14:ligatures w14:val="none"/>
+        </w:rPr>
+        <w:t xml:space="preserve">, </w:t>
+      </w:r>
+      <w:r>
+        <w:rPr>
+          <w:rFonts w:ascii="Consolas" w:eastAsia="宋体" w:hAnsi="Consolas" w:cs="宋体" w:hint="eastAsia"/>
+          <w:color w:val="000000"/>
+          <w:kern w:val="0"/>
+          <w:sz w:val="20"/>
+          <w:szCs w:val="20"/>
+          <w:highlight w:val="yellow"/>
+          <w14:ligatures w14:val="none"/>
+        </w:rPr>
+        <w:t>b</w:t>
+      </w:r>
+      <w:r>
+        <w:rPr>
+          <w:rFonts w:ascii="Consolas" w:eastAsia="宋体" w:hAnsi="Consolas" w:cs="宋体"/>
+          <w:color w:val="000000"/>
+          <w:kern w:val="0"/>
+          <w:sz w:val="20"/>
+          <w:szCs w:val="20"/>
+          <w:highlight w:val="yellow"/>
+          <w14:ligatures w14:val="none"/>
+        </w:rPr>
+        <w:t>.</w:t>
+      </w:r>
+      <w:r>
+        <w:rPr>
+          <w:rFonts w:ascii="Consolas" w:eastAsia="宋体" w:hAnsi="Consolas" w:cs="宋体"/>
+          <w:color w:val="795E26"/>
+          <w:kern w:val="0"/>
+          <w:sz w:val="20"/>
+          <w:szCs w:val="20"/>
+          <w:highlight w:val="yellow"/>
+          <w14:ligatures w14:val="none"/>
+        </w:rPr>
+        <w:t>push</w:t>
+      </w:r>
+      <w:r>
+        <w:rPr>
+          <w:rFonts w:ascii="Consolas" w:eastAsia="宋体" w:hAnsi="Consolas" w:cs="宋体"/>
+          <w:color w:val="000000"/>
+          <w:kern w:val="0"/>
+          <w:sz w:val="20"/>
+          <w:szCs w:val="20"/>
+          <w:highlight w:val="yellow"/>
+          <w14:ligatures w14:val="none"/>
+        </w:rPr>
+        <w:t>(</w:t>
+      </w:r>
+      <w:r>
+        <w:rPr>
+          <w:rFonts w:ascii="Consolas" w:eastAsia="宋体" w:hAnsi="Consolas" w:cs="宋体" w:hint="eastAsia"/>
+          <w:color w:val="001080"/>
+          <w:kern w:val="0"/>
+          <w:sz w:val="20"/>
+          <w:szCs w:val="20"/>
+          <w:highlight w:val="yellow"/>
+          <w14:ligatures w14:val="none"/>
+        </w:rPr>
+        <w:t>i</w:t>
+      </w:r>
+      <w:r>
+        <w:rPr>
+          <w:rFonts w:ascii="Consolas" w:eastAsia="宋体" w:hAnsi="Consolas" w:cs="宋体"/>
+          <w:color w:val="000000"/>
+          <w:kern w:val="0"/>
+          <w:sz w:val="20"/>
+          <w:szCs w:val="20"/>
+          <w:highlight w:val="yellow"/>
+          <w14:ligatures w14:val="none"/>
+        </w:rPr>
+        <w:t>))</w:t>
+      </w:r>
+      <w:r>
+        <w:rPr>
+          <w:rFonts w:ascii="Consolas" w:eastAsia="宋体" w:hAnsi="Consolas" w:cs="宋体" w:hint="eastAsia"/>
+          <w:color w:val="000000"/>
+          <w:kern w:val="0"/>
+          <w:sz w:val="20"/>
+          <w:szCs w:val="20"/>
+          <w:highlight w:val="yellow"/>
+          <w14:ligatures w14:val="none"/>
+        </w:rPr>
+        <w:t>:</w:t>
+      </w:r>
+      <w:r>
+        <w:rPr>
+          <w:rFonts w:ascii="Consolas" w:eastAsia="宋体" w:hAnsi="Consolas" w:cs="宋体" w:hint="eastAsia"/>
+          <w:color w:val="000000"/>
+          <w:kern w:val="0"/>
+          <w:sz w:val="20"/>
+          <w:szCs w:val="20"/>
+          <w:highlight w:val="yellow"/>
+          <w14:ligatures w14:val="none"/>
+        </w:rPr>
+        <w:t>实际上会出现错误，因为</w:t>
+      </w:r>
+      <w:r>
+        <w:rPr>
+          <w:rFonts w:ascii="Consolas" w:eastAsia="宋体" w:hAnsi="Consolas" w:cs="宋体" w:hint="eastAsia"/>
+          <w:color w:val="000000"/>
+          <w:kern w:val="0"/>
+          <w:sz w:val="20"/>
+          <w:szCs w:val="20"/>
+          <w:highlight w:val="yellow"/>
+          <w14:ligatures w14:val="none"/>
+        </w:rPr>
+        <w:t>设定的</w:t>
+      </w:r>
+      <w:r>
+        <w:rPr>
+          <w:rFonts w:ascii="Consolas" w:eastAsia="宋体" w:hAnsi="Consolas" w:cs="宋体" w:hint="eastAsia"/>
+          <w:color w:val="000000"/>
+          <w:kern w:val="0"/>
+          <w:sz w:val="20"/>
+          <w:szCs w:val="20"/>
+          <w:highlight w:val="yellow"/>
+          <w14:ligatures w14:val="none"/>
+        </w:rPr>
+        <w:t>b</w:t>
+      </w:r>
+      <w:r>
+        <w:rPr>
+          <w:rFonts w:ascii="Consolas" w:eastAsia="宋体" w:hAnsi="Consolas" w:cs="宋体"/>
+          <w:color w:val="000000"/>
+          <w:kern w:val="0"/>
+          <w:sz w:val="20"/>
+          <w:szCs w:val="20"/>
+          <w:highlight w:val="yellow"/>
+          <w14:ligatures w14:val="none"/>
+        </w:rPr>
+        <w:t>.</w:t>
+      </w:r>
+      <w:r>
+        <w:rPr>
+          <w:rFonts w:ascii="Consolas" w:eastAsia="宋体" w:hAnsi="Consolas" w:cs="宋体"/>
+          <w:color w:val="795E26"/>
+          <w:kern w:val="0"/>
+          <w:sz w:val="20"/>
+          <w:szCs w:val="20"/>
+          <w:highlight w:val="yellow"/>
+          <w14:ligatures w14:val="none"/>
+        </w:rPr>
+        <w:t>push</w:t>
+      </w:r>
+      <w:r>
+        <w:rPr>
+          <w:rFonts w:ascii="Consolas" w:eastAsia="宋体" w:hAnsi="Consolas" w:cs="宋体"/>
+          <w:color w:val="000000"/>
+          <w:kern w:val="0"/>
+          <w:sz w:val="20"/>
+          <w:szCs w:val="20"/>
+          <w:highlight w:val="yellow"/>
+          <w14:ligatures w14:val="none"/>
+        </w:rPr>
+        <w:t>(</w:t>
+      </w:r>
+      <w:r>
+        <w:rPr>
+          <w:rFonts w:ascii="Consolas" w:eastAsia="宋体" w:hAnsi="Consolas" w:cs="宋体" w:hint="eastAsia"/>
+          <w:color w:val="001080"/>
+          <w:kern w:val="0"/>
+          <w:sz w:val="20"/>
+          <w:szCs w:val="20"/>
+          <w:highlight w:val="yellow"/>
+          <w14:ligatures w14:val="none"/>
+        </w:rPr>
+        <w:t>i</w:t>
+      </w:r>
+      <w:r>
+        <w:rPr>
+          <w:rFonts w:ascii="Consolas" w:eastAsia="宋体" w:hAnsi="Consolas" w:cs="宋体"/>
+          <w:color w:val="000000"/>
+          <w:kern w:val="0"/>
+          <w:sz w:val="20"/>
+          <w:szCs w:val="20"/>
+          <w:highlight w:val="yellow"/>
+          <w14:ligatures w14:val="none"/>
+        </w:rPr>
+        <w:t>)</w:t>
+      </w:r>
+      <w:r>
+        <w:rPr>
+          <w:rFonts w:ascii="Consolas" w:eastAsia="宋体" w:hAnsi="Consolas" w:cs="宋体" w:hint="eastAsia"/>
+          <w:color w:val="000000"/>
+          <w:kern w:val="0"/>
+          <w:sz w:val="20"/>
+          <w:szCs w:val="20"/>
+          <w:highlight w:val="yellow"/>
+          <w14:ligatures w14:val="none"/>
+        </w:rPr>
+        <w:t>是</w:t>
+      </w:r>
+      <w:r>
+        <w:rPr>
+          <w:rFonts w:ascii="Consolas" w:eastAsia="宋体" w:hAnsi="Consolas" w:cs="宋体"/>
+          <w:color w:val="000000"/>
+          <w:kern w:val="0"/>
+          <w:sz w:val="20"/>
+          <w:szCs w:val="20"/>
+          <w:highlight w:val="yellow"/>
+          <w14:ligatures w14:val="none"/>
+        </w:rPr>
+        <w:t>数组的新长度，而不是数组本身</w:t>
+      </w:r>
+    </w:p>
+    <w:p>
+      <w:pPr>
+        <w:rPr>
+          <w:b/>
+          <w:bCs/>
+        </w:rPr>
+      </w:pPr>
+      <w:r>
+        <w:rPr>
+          <w:rFonts w:hint="eastAsia"/>
+          <w:b/>
+          <w:bCs/>
+        </w:rPr>
+        <w:t>new不能用来当变量名</w:t>
+      </w:r>
+    </w:p>
+    <w:p>
+      <w:pPr>
+        <w:rPr>
+          <w:b/>
+          <w:bCs/>
+        </w:rPr>
+      </w:pPr>
+    </w:p>
+    <w:p>
+      <w:pPr>
+        <w:widowControl/>
+        <w:spacing w:before="100" w:beforeAutospacing="1" w:after="100" w:afterAutospacing="1"/>
+        <w:jc w:val="left"/>
+        <w:rPr>
+          <w:rFonts w:ascii="宋体" w:eastAsia="宋体" w:hAnsi="宋体" w:cs="宋体"/>
+          <w:kern w:val="0"/>
+          <w:sz w:val="24"/>
+          <w:szCs w:val="24"/>
+          <w14:ligatures w14:val="none"/>
+        </w:rPr>
+      </w:pPr>
+      <w:r>
+        <w:rPr>
+          <w:rFonts w:ascii="宋体" w:eastAsia="宋体" w:hAnsi="宋体" w:cs="宋体"/>
+          <w:kern w:val="0"/>
+          <w:sz w:val="24"/>
+          <w:szCs w:val="24"/>
+          <w14:ligatures w14:val="none"/>
+        </w:rPr>
+        <w:t xml:space="preserve">charCodeAt() 是 JavaScript 中 String 对象的一个内置方法，用于获取指定位置字符的 </w:t>
+      </w:r>
+      <w:r>
+        <w:rPr>
+          <w:rFonts w:ascii="Times New Roman" w:eastAsia="宋体" w:hAnsi="Times New Roman" w:cs="Times New Roman"/>
+          <w:kern w:val="0"/>
+          <w:sz w:val="24"/>
+          <w:szCs w:val="24"/>
+          <w14:ligatures w14:val="none"/>
+        </w:rPr>
+        <w:t>‌</w:t>
+      </w:r>
+      <w:r>
+        <w:rPr>
+          <w:rFonts w:ascii="宋体" w:eastAsia="宋体" w:hAnsi="宋体" w:cs="宋体"/>
+          <w:b/>
+          <w:bCs/>
+          <w:kern w:val="0"/>
+          <w:sz w:val="24"/>
+          <w:szCs w:val="24"/>
+          <w14:ligatures w14:val="none"/>
+        </w:rPr>
+        <w:t>Unicode 编码（码点）</w:t>
+      </w:r>
+      <w:r>
+        <w:rPr>
+          <w:rFonts w:ascii="Times New Roman" w:eastAsia="宋体" w:hAnsi="Times New Roman" w:cs="Times New Roman"/>
+          <w:kern w:val="0"/>
+          <w:sz w:val="24"/>
+          <w:szCs w:val="24"/>
+          <w14:ligatures w14:val="none"/>
+        </w:rPr>
+        <w:t>‌</w:t>
+      </w:r>
+      <w:r>
+        <w:rPr>
+          <w:rFonts w:ascii="宋体" w:eastAsia="宋体" w:hAnsi="宋体" w:cs="宋体"/>
+          <w:kern w:val="0"/>
+          <w:sz w:val="24"/>
+          <w:szCs w:val="24"/>
+          <w14:ligatures w14:val="none"/>
+        </w:rPr>
+        <w:t>，返回一个 0 到 65535 之间的整数，表示该字符的 UTF-16 代码单元。</w:t>
+      </w:r>
+    </w:p>
+    <w:p>
+      <w:pPr>
+        <w:widowControl/>
+        <w:spacing w:before="100" w:beforeAutospacing="1" w:after="100" w:afterAutospacing="1"/>
+        <w:jc w:val="left"/>
+        <w:outlineLvl w:val="2"/>
+        <w:rPr>
+          <w:rFonts w:ascii="宋体" w:eastAsia="宋体" w:hAnsi="宋体" w:cs="宋体"/>
+          <w:b/>
+          <w:bCs/>
+          <w:kern w:val="0"/>
+          <w:sz w:val="27"/>
+          <w:szCs w:val="27"/>
+          <w14:ligatures w14:val="none"/>
+        </w:rPr>
+      </w:pPr>
+      <w:r>
+        <w:rPr>
+          <w:rFonts w:ascii="宋体" w:eastAsia="宋体" w:hAnsi="宋体" w:cs="宋体"/>
+          <w:b/>
+          <w:bCs/>
+          <w:kern w:val="0"/>
+          <w:sz w:val="27"/>
+          <w:szCs w:val="27"/>
+          <w14:ligatures w14:val="none"/>
+        </w:rPr>
+        <w:t>基本语法</w:t>
+      </w:r>
+    </w:p>
+    <w:p>
+      <w:pPr>
+        <w:widowControl/>
+        <w:spacing w:before="100" w:beforeAutospacing="1" w:after="100" w:afterAutospacing="1"/>
+        <w:jc w:val="left"/>
+        <w:outlineLvl w:val="2"/>
+        <w:rPr>
+          <w:rFonts w:ascii="宋体" w:eastAsia="宋体" w:hAnsi="宋体" w:cs="宋体"/>
+          <w:b/>
+          <w:bCs/>
+          <w:kern w:val="0"/>
+          <w:sz w:val="27"/>
+          <w:szCs w:val="27"/>
+          <w14:ligatures w14:val="none"/>
+        </w:rPr>
+      </w:pPr>
+      <w:r>
+        <w:rPr>
+          <w:rFonts w:ascii="宋体" w:eastAsia="宋体" w:hAnsi="宋体" w:cs="宋体"/>
+          <w:kern w:val="0"/>
+          <w:sz w:val="24"/>
+          <w:szCs w:val="24"/>
+          <w14:ligatures w14:val="none"/>
+        </w:rPr>
+        <w:t>string.charCodeAt(index)</w:t>
+      </w:r>
+    </w:p>
+    <w:p>
+      <w:pPr>
+        <w:rPr>
+          <w:b/>
+          <w:bCs/>
+        </w:rPr>
+      </w:pPr>
+    </w:p>
+    <w:p>
+      <w:r>
+        <w:t>在JavaScript中，类（Class）是ES6（ECMAScript 2015）引入的一种新语法，用于创建对象模板。在类中定义的方法有两种主要方式：构造器（constructor）方法和普通方法。如果你想在一个类的方法中引用一个外部的变量或函数，可以使用</w:t>
+      </w:r>
+      <w:r>
+        <w:rPr>
+          <w:rStyle w:val="HTML"/>
+        </w:rPr>
+        <w:t>#</w:t>
+      </w:r>
+      <w:r>
+        <w:t>前缀来定义私有字段（也叫私有方法或私有变量）。</w:t>
+      </w:r>
+    </w:p>
+    <w:p/>
+    <w:p/>
+    <w:p>
+      <w:pPr>
+        <w:rPr>
+          <w:rFonts w:hint="eastAsia"/>
+          <w:b/>
+          <w:bCs/>
+        </w:rPr>
+      </w:pPr>
+      <w:r>
+        <w:rPr>
+          <w:rFonts w:hint="eastAsia"/>
+        </w:rPr>
+        <w:t>想要数组副本可以使用array.slice()</w:t>
+      </w:r>
     </w:p>
     <w:sectPr>
       <w:pgSz w:w="11906" w:h="16838"/>
@@ -13562,7 +14099,6 @@
   <w:style w:type="character" w:default="1" w:styleId="a0">
     <w:name w:val="Default Paragraph Font"/>
     <w:uiPriority w:val="1"/>
-    <w:semiHidden/>
     <w:unhideWhenUsed/>
   </w:style>
   <w:style w:type="table" w:default="1" w:styleId="a1">
@@ -14051,6 +14587,19 @@
       <w:szCs w:val="18"/>
     </w:rPr>
   </w:style>
+  <w:style w:type="character" w:styleId="HTML">
+    <w:name w:val="HTML Code"/>
+    <w:basedOn w:val="a0"/>
+    <w:uiPriority w:val="99"/>
+    <w:semiHidden/>
+    <w:unhideWhenUsed/>
+    <w:rsid w:val="000D397E"/>
+    <w:rPr>
+      <w:rFonts w:ascii="宋体" w:eastAsia="宋体" w:hAnsi="宋体" w:cs="宋体"/>
+      <w:sz w:val="24"/>
+      <w:szCs w:val="24"/>
+    </w:rPr>
+  </w:style>
 </w:styles>
 </file>
 

--- a/lc记录.docx
+++ b/lc记录.docx
@@ -10285,13 +10285,7 @@
         <w:rPr>
           <w:rFonts w:hint="eastAsia"/>
         </w:rPr>
-        <w:t>26.02.2</w:t>
-      </w:r>
-      <w:r>
-        <w:rPr>
-          <w:rFonts w:hint="eastAsia"/>
-        </w:rPr>
-        <w:t>7</w:t>
+        <w:t>26.02.27</w:t>
       </w:r>
     </w:p>
     <w:p>
@@ -10305,13 +10299,7 @@
         <w:rPr>
           <w:rFonts w:hint="eastAsia"/>
         </w:rPr>
-        <w:t>LC记录</w:t>
-      </w:r>
-      <w:r>
-        <w:rPr>
-          <w:rFonts w:hint="eastAsia"/>
-        </w:rPr>
-        <w:t>53</w:t>
+        <w:t>LC记录53</w:t>
       </w:r>
       <w:r>
         <w:rPr>
@@ -10336,6 +10324,7 @@
     <w:p>
       <w:pPr>
         <w:rPr>
+          <w:rFonts w:hint="eastAsia"/>
           <w:b/>
           <w:bCs/>
         </w:rPr>
@@ -10344,6 +10333,7 @@
     <w:p>
       <w:pPr>
         <w:rPr>
+          <w:rFonts w:hint="eastAsia"/>
           <w:b/>
           <w:bCs/>
         </w:rPr>
@@ -10356,7 +10346,7 @@
         <w:spacing w:line="270" w:lineRule="atLeast"/>
         <w:jc w:val="left"/>
         <w:rPr>
-          <w:rFonts w:ascii="Consolas" w:eastAsia="宋体" w:hAnsi="Consolas" w:cs="宋体" w:hint="eastAsia"/>
+          <w:rFonts w:ascii="Consolas" w:eastAsia="宋体" w:hAnsi="Consolas" w:cs="宋体"/>
           <w:color w:val="000000"/>
           <w:kern w:val="0"/>
           <w:sz w:val="20"/>
@@ -10644,6 +10634,7 @@
     <w:p>
       <w:pPr>
         <w:rPr>
+          <w:rFonts w:hint="eastAsia"/>
           <w:b/>
           <w:bCs/>
         </w:rPr>
@@ -10660,6 +10651,7 @@
     <w:p>
       <w:pPr>
         <w:rPr>
+          <w:rFonts w:hint="eastAsia"/>
           <w:b/>
           <w:bCs/>
         </w:rPr>
@@ -10671,7 +10663,7 @@
         <w:spacing w:before="100" w:beforeAutospacing="1" w:after="100" w:afterAutospacing="1"/>
         <w:jc w:val="left"/>
         <w:rPr>
-          <w:rFonts w:ascii="宋体" w:eastAsia="宋体" w:hAnsi="宋体" w:cs="宋体"/>
+          <w:rFonts w:ascii="宋体" w:eastAsia="宋体" w:hAnsi="宋体" w:cs="宋体" w:hint="eastAsia"/>
           <w:kern w:val="0"/>
           <w:sz w:val="24"/>
           <w:szCs w:val="24"/>
@@ -10738,6 +10730,17 @@
         <w:jc w:val="left"/>
         <w:outlineLvl w:val="2"/>
         <w:rPr>
+          <w:rFonts w:ascii="宋体" w:eastAsia="宋体" w:hAnsi="宋体" w:cs="宋体" w:hint="eastAsia"/>
+          <w:b/>
+          <w:bCs/>
+          <w:kern w:val="0"/>
+          <w:sz w:val="27"/>
+          <w:szCs w:val="27"/>
+          <w14:ligatures w14:val="none"/>
+        </w:rPr>
+      </w:pPr>
+      <w:r>
+        <w:rPr>
           <w:rFonts w:ascii="宋体" w:eastAsia="宋体" w:hAnsi="宋体" w:cs="宋体"/>
           <w:b/>
           <w:bCs/>
@@ -10746,10 +10749,17 @@
           <w:szCs w:val="27"/>
           <w14:ligatures w14:val="none"/>
         </w:rPr>
-      </w:pPr>
-      <w:r>
-        <w:rPr>
-          <w:rFonts w:ascii="宋体" w:eastAsia="宋体" w:hAnsi="宋体" w:cs="宋体"/>
+        <w:t>基本语法</w:t>
+      </w:r>
+    </w:p>
+    <w:p>
+      <w:pPr>
+        <w:widowControl/>
+        <w:spacing w:before="100" w:beforeAutospacing="1" w:after="100" w:afterAutospacing="1"/>
+        <w:jc w:val="left"/>
+        <w:outlineLvl w:val="2"/>
+        <w:rPr>
+          <w:rFonts w:ascii="宋体" w:eastAsia="宋体" w:hAnsi="宋体" w:cs="宋体" w:hint="eastAsia"/>
           <w:b/>
           <w:bCs/>
           <w:kern w:val="0"/>
@@ -10757,24 +10767,6 @@
           <w:szCs w:val="27"/>
           <w14:ligatures w14:val="none"/>
         </w:rPr>
-        <w:t>基本语法</w:t>
-      </w:r>
-    </w:p>
-    <w:p>
-      <w:pPr>
-        <w:widowControl/>
-        <w:spacing w:before="100" w:beforeAutospacing="1" w:after="100" w:afterAutospacing="1"/>
-        <w:jc w:val="left"/>
-        <w:outlineLvl w:val="2"/>
-        <w:rPr>
-          <w:rFonts w:ascii="宋体" w:eastAsia="宋体" w:hAnsi="宋体" w:cs="宋体"/>
-          <w:b/>
-          <w:bCs/>
-          <w:kern w:val="0"/>
-          <w:sz w:val="27"/>
-          <w:szCs w:val="27"/>
-          <w14:ligatures w14:val="none"/>
-        </w:rPr>
       </w:pPr>
       <w:r>
         <w:rPr>
@@ -10790,12 +10782,18 @@
     <w:p>
       <w:pPr>
         <w:rPr>
+          <w:rFonts w:hint="eastAsia"/>
           <w:b/>
           <w:bCs/>
         </w:rPr>
       </w:pPr>
     </w:p>
     <w:p>
+      <w:pPr>
+        <w:rPr>
+          <w:rFonts w:hint="eastAsia"/>
+        </w:rPr>
+      </w:pPr>
       <w:r>
         <w:t>在JavaScript中，类（Class）是ES6（ECMAScript 2015）引入的一种新语法，用于创建对象模板。在类中定义的方法有两种主要方式：构造器（constructor）方法和普通方法。如果你想在一个类的方法中引用一个外部的变量或函数，可以使用</w:t>
       </w:r>
@@ -10809,8 +10807,81 @@
         <w:t>前缀来定义私有字段（也叫私有方法或私有变量）。</w:t>
       </w:r>
     </w:p>
+    <w:p>
+      <w:pPr>
+        <w:rPr>
+          <w:rFonts w:hint="eastAsia"/>
+        </w:rPr>
+      </w:pPr>
+    </w:p>
+    <w:p>
+      <w:pPr>
+        <w:rPr>
+          <w:rFonts w:hint="eastAsia"/>
+        </w:rPr>
+      </w:pPr>
+    </w:p>
+    <w:p>
+      <w:r>
+        <w:rPr>
+          <w:rFonts w:hint="eastAsia"/>
+        </w:rPr>
+        <w:t>想要数组副本可以使用array.slice()</w:t>
+      </w:r>
+    </w:p>
     <w:p/>
-    <w:p/>
+    <w:p>
+      <w:pPr>
+        <w:pStyle w:val="2"/>
+        <w:rPr>
+          <w:rFonts w:hint="eastAsia"/>
+        </w:rPr>
+      </w:pPr>
+      <w:r>
+        <w:rPr>
+          <w:rFonts w:hint="eastAsia"/>
+        </w:rPr>
+        <w:t>26.0</w:t>
+      </w:r>
+      <w:r>
+        <w:rPr>
+          <w:rFonts w:hint="eastAsia"/>
+        </w:rPr>
+        <w:t>3</w:t>
+      </w:r>
+      <w:r>
+        <w:rPr>
+          <w:rFonts w:hint="eastAsia"/>
+        </w:rPr>
+        <w:t>.</w:t>
+      </w:r>
+      <w:r>
+        <w:rPr>
+          <w:rFonts w:hint="eastAsia"/>
+        </w:rPr>
+        <w:t>5</w:t>
+      </w:r>
+    </w:p>
+    <w:p>
+      <w:pPr>
+        <w:pStyle w:val="3"/>
+        <w:rPr>
+          <w:rFonts w:hint="eastAsia"/>
+        </w:rPr>
+      </w:pPr>
+      <w:r>
+        <w:rPr>
+          <w:rFonts w:hint="eastAsia"/>
+        </w:rPr>
+        <w:t>LC记录</w:t>
+      </w:r>
+      <w:r>
+        <w:rPr>
+          <w:rFonts w:hint="eastAsia"/>
+        </w:rPr>
+        <w:t>55</w:t>
+      </w:r>
+    </w:p>
     <w:p>
       <w:pPr>
         <w:rPr>
@@ -10822,8 +10893,10 @@
       <w:r>
         <w:rPr>
           <w:rFonts w:hint="eastAsia"/>
-        </w:rPr>
-        <w:t>想要数组副本可以使用array.slice()</w:t>
+          <w:b/>
+          <w:bCs/>
+        </w:rPr>
+        <w:t>Array.slice()可以用来浅拷贝整个数组</w:t>
       </w:r>
     </w:p>
     <w:sectPr>
@@ -14099,6 +14172,7 @@
   <w:style w:type="character" w:default="1" w:styleId="a0">
     <w:name w:val="Default Paragraph Font"/>
     <w:uiPriority w:val="1"/>
+    <w:semiHidden/>
     <w:unhideWhenUsed/>
   </w:style>
   <w:style w:type="table" w:default="1" w:styleId="a1">

--- a/lc记录.docx
+++ b/lc记录.docx
@@ -10822,6 +10822,11 @@
       </w:pPr>
     </w:p>
     <w:p>
+      <w:pPr>
+        <w:rPr>
+          <w:rFonts w:hint="eastAsia"/>
+        </w:rPr>
+      </w:pPr>
       <w:r>
         <w:rPr>
           <w:rFonts w:hint="eastAsia"/>
@@ -10829,7 +10834,13 @@
         <w:t>想要数组副本可以使用array.slice()</w:t>
       </w:r>
     </w:p>
-    <w:p/>
+    <w:p>
+      <w:pPr>
+        <w:rPr>
+          <w:rFonts w:hint="eastAsia"/>
+        </w:rPr>
+      </w:pPr>
+    </w:p>
     <w:p>
       <w:pPr>
         <w:pStyle w:val="2"/>
@@ -10841,25 +10852,7 @@
         <w:rPr>
           <w:rFonts w:hint="eastAsia"/>
         </w:rPr>
-        <w:t>26.0</w:t>
-      </w:r>
-      <w:r>
-        <w:rPr>
-          <w:rFonts w:hint="eastAsia"/>
-        </w:rPr>
-        <w:t>3</w:t>
-      </w:r>
-      <w:r>
-        <w:rPr>
-          <w:rFonts w:hint="eastAsia"/>
-        </w:rPr>
-        <w:t>.</w:t>
-      </w:r>
-      <w:r>
-        <w:rPr>
-          <w:rFonts w:hint="eastAsia"/>
-        </w:rPr>
-        <w:t>5</w:t>
+        <w:t>26.03.5</w:t>
       </w:r>
     </w:p>
     <w:p>
@@ -10873,19 +10866,12 @@
         <w:rPr>
           <w:rFonts w:hint="eastAsia"/>
         </w:rPr>
-        <w:t>LC记录</w:t>
-      </w:r>
-      <w:r>
-        <w:rPr>
-          <w:rFonts w:hint="eastAsia"/>
-        </w:rPr>
-        <w:t>55</w:t>
-      </w:r>
-    </w:p>
-    <w:p>
-      <w:pPr>
-        <w:rPr>
-          <w:rFonts w:hint="eastAsia"/>
+        <w:t>LC记录55</w:t>
+      </w:r>
+    </w:p>
+    <w:p>
+      <w:pPr>
+        <w:rPr>
           <w:b/>
           <w:bCs/>
         </w:rPr>
@@ -10898,6 +10884,23 @@
         </w:rPr>
         <w:t>Array.slice()可以用来浅拷贝整个数组</w:t>
       </w:r>
+    </w:p>
+    <w:p>
+      <w:pPr>
+        <w:rPr>
+          <w:b/>
+          <w:bCs/>
+        </w:rPr>
+      </w:pPr>
+    </w:p>
+    <w:p>
+      <w:pPr>
+        <w:rPr>
+          <w:rFonts w:hint="eastAsia"/>
+          <w:b/>
+          <w:bCs/>
+        </w:rPr>
+      </w:pPr>
     </w:p>
     <w:sectPr>
       <w:pgSz w:w="11906" w:h="16838"/>

--- a/lc记录.docx
+++ b/lc记录.docx
@@ -10872,6 +10872,7 @@
     <w:p>
       <w:pPr>
         <w:rPr>
+          <w:rFonts w:hint="eastAsia"/>
           <w:b/>
           <w:bCs/>
         </w:rPr>
@@ -10884,6 +10885,23 @@
         </w:rPr>
         <w:t>Array.slice()可以用来浅拷贝整个数组</w:t>
       </w:r>
+    </w:p>
+    <w:p>
+      <w:pPr>
+        <w:rPr>
+          <w:rFonts w:hint="eastAsia"/>
+          <w:b/>
+          <w:bCs/>
+        </w:rPr>
+      </w:pPr>
+    </w:p>
+    <w:p>
+      <w:pPr>
+        <w:rPr>
+          <w:b/>
+          <w:bCs/>
+        </w:rPr>
+      </w:pPr>
     </w:p>
     <w:p>
       <w:pPr>

--- a/lc记录.docx
+++ b/lc记录.docx
@@ -77,7 +77,7 @@
           <w:r>
             <w:fldChar w:fldCharType="separate"/>
           </w:r>
-          <w:hyperlink w:anchor="_Toc219301793" w:history="1">
+          <w:hyperlink w:anchor="_Toc223989406" w:history="1">
             <w:r>
               <w:rPr>
                 <w:rStyle w:val="ae"/>
@@ -115,7 +115,7 @@
                 <w:noProof/>
                 <w:webHidden/>
               </w:rPr>
-              <w:instrText>PAGEREF _Toc219301793 \h</w:instrText>
+              <w:instrText>PAGEREF _Toc223989406 \h</w:instrText>
             </w:r>
             <w:r>
               <w:rPr>
@@ -146,7 +146,7 @@
                 <w:noProof/>
                 <w:webHidden/>
               </w:rPr>
-              <w:t>2</w:t>
+              <w:t>3</w:t>
             </w:r>
             <w:r>
               <w:rPr>
@@ -172,7 +172,7 @@
               <w14:ligatures w14:val="standardContextual"/>
             </w:rPr>
           </w:pPr>
-          <w:hyperlink w:anchor="_Toc219301794" w:history="1">
+          <w:hyperlink w:anchor="_Toc223989407" w:history="1">
             <w:r>
               <w:rPr>
                 <w:rStyle w:val="ae"/>
@@ -210,7 +210,7 @@
                 <w:noProof/>
                 <w:webHidden/>
               </w:rPr>
-              <w:instrText>PAGEREF _Toc219301794 \h</w:instrText>
+              <w:instrText>PAGEREF _Toc223989407 \h</w:instrText>
             </w:r>
             <w:r>
               <w:rPr>
@@ -241,7 +241,7 @@
                 <w:noProof/>
                 <w:webHidden/>
               </w:rPr>
-              <w:t>2</w:t>
+              <w:t>3</w:t>
             </w:r>
             <w:r>
               <w:rPr>
@@ -267,7 +267,7 @@
               <w14:ligatures w14:val="standardContextual"/>
             </w:rPr>
           </w:pPr>
-          <w:hyperlink w:anchor="_Toc219301795" w:history="1">
+          <w:hyperlink w:anchor="_Toc223989408" w:history="1">
             <w:r>
               <w:rPr>
                 <w:rStyle w:val="ae"/>
@@ -305,7 +305,7 @@
                 <w:noProof/>
                 <w:webHidden/>
               </w:rPr>
-              <w:instrText>PAGEREF _Toc219301795 \h</w:instrText>
+              <w:instrText>PAGEREF _Toc223989408 \h</w:instrText>
             </w:r>
             <w:r>
               <w:rPr>
@@ -362,7 +362,7 @@
               <w14:ligatures w14:val="standardContextual"/>
             </w:rPr>
           </w:pPr>
-          <w:hyperlink w:anchor="_Toc219301796" w:history="1">
+          <w:hyperlink w:anchor="_Toc223989409" w:history="1">
             <w:r>
               <w:rPr>
                 <w:rStyle w:val="ae"/>
@@ -400,7 +400,7 @@
                 <w:noProof/>
                 <w:webHidden/>
               </w:rPr>
-              <w:instrText>PAGEREF _Toc219301796 \h</w:instrText>
+              <w:instrText>PAGEREF _Toc223989409 \h</w:instrText>
             </w:r>
             <w:r>
               <w:rPr>
@@ -431,7 +431,7 @@
                 <w:noProof/>
                 <w:webHidden/>
               </w:rPr>
-              <w:t>5</w:t>
+              <w:t>6</w:t>
             </w:r>
             <w:r>
               <w:rPr>
@@ -457,7 +457,7 @@
               <w14:ligatures w14:val="standardContextual"/>
             </w:rPr>
           </w:pPr>
-          <w:hyperlink w:anchor="_Toc219301797" w:history="1">
+          <w:hyperlink w:anchor="_Toc223989410" w:history="1">
             <w:r>
               <w:rPr>
                 <w:rStyle w:val="ae"/>
@@ -495,7 +495,7 @@
                 <w:noProof/>
                 <w:webHidden/>
               </w:rPr>
-              <w:instrText>PAGEREF _Toc219301797 \h</w:instrText>
+              <w:instrText>PAGEREF _Toc223989410 \h</w:instrText>
             </w:r>
             <w:r>
               <w:rPr>
@@ -526,7 +526,7 @@
                 <w:noProof/>
                 <w:webHidden/>
               </w:rPr>
-              <w:t>5</w:t>
+              <w:t>6</w:t>
             </w:r>
             <w:r>
               <w:rPr>
@@ -552,7 +552,7 @@
               <w14:ligatures w14:val="standardContextual"/>
             </w:rPr>
           </w:pPr>
-          <w:hyperlink w:anchor="_Toc219301798" w:history="1">
+          <w:hyperlink w:anchor="_Toc223989411" w:history="1">
             <w:r>
               <w:rPr>
                 <w:rStyle w:val="ae"/>
@@ -590,7 +590,7 @@
                 <w:noProof/>
                 <w:webHidden/>
               </w:rPr>
-              <w:instrText>PAGEREF _Toc219301798 \h</w:instrText>
+              <w:instrText>PAGEREF _Toc223989411 \h</w:instrText>
             </w:r>
             <w:r>
               <w:rPr>
@@ -621,7 +621,7 @@
                 <w:noProof/>
                 <w:webHidden/>
               </w:rPr>
-              <w:t>6</w:t>
+              <w:t>7</w:t>
             </w:r>
             <w:r>
               <w:rPr>
@@ -647,7 +647,7 @@
               <w14:ligatures w14:val="standardContextual"/>
             </w:rPr>
           </w:pPr>
-          <w:hyperlink w:anchor="_Toc219301799" w:history="1">
+          <w:hyperlink w:anchor="_Toc223989412" w:history="1">
             <w:r>
               <w:rPr>
                 <w:rStyle w:val="ae"/>
@@ -685,7 +685,7 @@
                 <w:noProof/>
                 <w:webHidden/>
               </w:rPr>
-              <w:instrText>PAGEREF _Toc219301799 \h</w:instrText>
+              <w:instrText>PAGEREF _Toc223989412 \h</w:instrText>
             </w:r>
             <w:r>
               <w:rPr>
@@ -716,7 +716,7 @@
                 <w:noProof/>
                 <w:webHidden/>
               </w:rPr>
-              <w:t>6</w:t>
+              <w:t>7</w:t>
             </w:r>
             <w:r>
               <w:rPr>
@@ -742,7 +742,7 @@
               <w14:ligatures w14:val="standardContextual"/>
             </w:rPr>
           </w:pPr>
-          <w:hyperlink w:anchor="_Toc219301800" w:history="1">
+          <w:hyperlink w:anchor="_Toc223989413" w:history="1">
             <w:r>
               <w:rPr>
                 <w:rStyle w:val="ae"/>
@@ -780,7 +780,7 @@
                 <w:noProof/>
                 <w:webHidden/>
               </w:rPr>
-              <w:instrText>PAGEREF _Toc219301800 \h</w:instrText>
+              <w:instrText>PAGEREF _Toc223989413 \h</w:instrText>
             </w:r>
             <w:r>
               <w:rPr>
@@ -837,7 +837,7 @@
               <w14:ligatures w14:val="standardContextual"/>
             </w:rPr>
           </w:pPr>
-          <w:hyperlink w:anchor="_Toc219301801" w:history="1">
+          <w:hyperlink w:anchor="_Toc223989414" w:history="1">
             <w:r>
               <w:rPr>
                 <w:rStyle w:val="ae"/>
@@ -875,7 +875,7 @@
                 <w:noProof/>
                 <w:webHidden/>
               </w:rPr>
-              <w:instrText>PAGEREF _Toc219301801 \h</w:instrText>
+              <w:instrText>PAGEREF _Toc223989414 \h</w:instrText>
             </w:r>
             <w:r>
               <w:rPr>
@@ -932,7 +932,7 @@
               <w14:ligatures w14:val="standardContextual"/>
             </w:rPr>
           </w:pPr>
-          <w:hyperlink w:anchor="_Toc219301802" w:history="1">
+          <w:hyperlink w:anchor="_Toc223989415" w:history="1">
             <w:r>
               <w:rPr>
                 <w:rStyle w:val="ae"/>
@@ -970,7 +970,7 @@
                 <w:noProof/>
                 <w:webHidden/>
               </w:rPr>
-              <w:instrText>PAGEREF _Toc219301802 \h</w:instrText>
+              <w:instrText>PAGEREF _Toc223989415 \h</w:instrText>
             </w:r>
             <w:r>
               <w:rPr>
@@ -1001,7 +1001,7 @@
                 <w:noProof/>
                 <w:webHidden/>
               </w:rPr>
-              <w:t>7</w:t>
+              <w:t>8</w:t>
             </w:r>
             <w:r>
               <w:rPr>
@@ -1027,7 +1027,7 @@
               <w14:ligatures w14:val="standardContextual"/>
             </w:rPr>
           </w:pPr>
-          <w:hyperlink w:anchor="_Toc219301803" w:history="1">
+          <w:hyperlink w:anchor="_Toc223989416" w:history="1">
             <w:r>
               <w:rPr>
                 <w:rStyle w:val="ae"/>
@@ -1065,7 +1065,7 @@
                 <w:noProof/>
                 <w:webHidden/>
               </w:rPr>
-              <w:instrText>PAGEREF _Toc219301803 \h</w:instrText>
+              <w:instrText>PAGEREF _Toc223989416 \h</w:instrText>
             </w:r>
             <w:r>
               <w:rPr>
@@ -1096,7 +1096,7 @@
                 <w:noProof/>
                 <w:webHidden/>
               </w:rPr>
-              <w:t>7</w:t>
+              <w:t>8</w:t>
             </w:r>
             <w:r>
               <w:rPr>
@@ -1122,7 +1122,7 @@
               <w14:ligatures w14:val="standardContextual"/>
             </w:rPr>
           </w:pPr>
-          <w:hyperlink w:anchor="_Toc219301804" w:history="1">
+          <w:hyperlink w:anchor="_Toc223989417" w:history="1">
             <w:r>
               <w:rPr>
                 <w:rStyle w:val="ae"/>
@@ -1160,7 +1160,7 @@
                 <w:noProof/>
                 <w:webHidden/>
               </w:rPr>
-              <w:instrText>PAGEREF _Toc219301804 \h</w:instrText>
+              <w:instrText>PAGEREF _Toc223989417 \h</w:instrText>
             </w:r>
             <w:r>
               <w:rPr>
@@ -1191,7 +1191,7 @@
                 <w:noProof/>
                 <w:webHidden/>
               </w:rPr>
-              <w:t>7</w:t>
+              <w:t>8</w:t>
             </w:r>
             <w:r>
               <w:rPr>
@@ -1217,7 +1217,7 @@
               <w14:ligatures w14:val="standardContextual"/>
             </w:rPr>
           </w:pPr>
-          <w:hyperlink w:anchor="_Toc219301805" w:history="1">
+          <w:hyperlink w:anchor="_Toc223989418" w:history="1">
             <w:r>
               <w:rPr>
                 <w:rStyle w:val="ae"/>
@@ -1255,7 +1255,7 @@
                 <w:noProof/>
                 <w:webHidden/>
               </w:rPr>
-              <w:instrText>PAGEREF _Toc219301805 \h</w:instrText>
+              <w:instrText>PAGEREF _Toc223989418 \h</w:instrText>
             </w:r>
             <w:r>
               <w:rPr>
@@ -1312,7 +1312,7 @@
               <w14:ligatures w14:val="standardContextual"/>
             </w:rPr>
           </w:pPr>
-          <w:hyperlink w:anchor="_Toc219301806" w:history="1">
+          <w:hyperlink w:anchor="_Toc223989419" w:history="1">
             <w:r>
               <w:rPr>
                 <w:rStyle w:val="ae"/>
@@ -1350,7 +1350,7 @@
                 <w:noProof/>
                 <w:webHidden/>
               </w:rPr>
-              <w:instrText>PAGEREF _Toc219301806 \h</w:instrText>
+              <w:instrText>PAGEREF _Toc223989419 \h</w:instrText>
             </w:r>
             <w:r>
               <w:rPr>
@@ -1407,7 +1407,7 @@
               <w14:ligatures w14:val="standardContextual"/>
             </w:rPr>
           </w:pPr>
-          <w:hyperlink w:anchor="_Toc219301807" w:history="1">
+          <w:hyperlink w:anchor="_Toc223989420" w:history="1">
             <w:r>
               <w:rPr>
                 <w:rStyle w:val="ae"/>
@@ -1445,7 +1445,7 @@
                 <w:noProof/>
                 <w:webHidden/>
               </w:rPr>
-              <w:instrText>PAGEREF _Toc219301807 \h</w:instrText>
+              <w:instrText>PAGEREF _Toc223989420 \h</w:instrText>
             </w:r>
             <w:r>
               <w:rPr>
@@ -1476,7 +1476,7 @@
                 <w:noProof/>
                 <w:webHidden/>
               </w:rPr>
-              <w:t>8</w:t>
+              <w:t>9</w:t>
             </w:r>
             <w:r>
               <w:rPr>
@@ -1502,7 +1502,7 @@
               <w14:ligatures w14:val="standardContextual"/>
             </w:rPr>
           </w:pPr>
-          <w:hyperlink w:anchor="_Toc219301808" w:history="1">
+          <w:hyperlink w:anchor="_Toc223989421" w:history="1">
             <w:r>
               <w:rPr>
                 <w:rStyle w:val="ae"/>
@@ -1540,7 +1540,7 @@
                 <w:noProof/>
                 <w:webHidden/>
               </w:rPr>
-              <w:instrText>PAGEREF _Toc219301808 \h</w:instrText>
+              <w:instrText>PAGEREF _Toc223989421 \h</w:instrText>
             </w:r>
             <w:r>
               <w:rPr>
@@ -1571,7 +1571,7 @@
                 <w:noProof/>
                 <w:webHidden/>
               </w:rPr>
-              <w:t>8</w:t>
+              <w:t>9</w:t>
             </w:r>
             <w:r>
               <w:rPr>
@@ -1597,7 +1597,7 @@
               <w14:ligatures w14:val="standardContextual"/>
             </w:rPr>
           </w:pPr>
-          <w:hyperlink w:anchor="_Toc219301809" w:history="1">
+          <w:hyperlink w:anchor="_Toc223989422" w:history="1">
             <w:r>
               <w:rPr>
                 <w:rStyle w:val="ae"/>
@@ -1635,7 +1635,7 @@
                 <w:noProof/>
                 <w:webHidden/>
               </w:rPr>
-              <w:instrText>PAGEREF _Toc219301809 \h</w:instrText>
+              <w:instrText>PAGEREF _Toc223989422 \h</w:instrText>
             </w:r>
             <w:r>
               <w:rPr>
@@ -1666,7 +1666,7 @@
                 <w:noProof/>
                 <w:webHidden/>
               </w:rPr>
-              <w:t>8</w:t>
+              <w:t>9</w:t>
             </w:r>
             <w:r>
               <w:rPr>
@@ -1692,7 +1692,7 @@
               <w14:ligatures w14:val="standardContextual"/>
             </w:rPr>
           </w:pPr>
-          <w:hyperlink w:anchor="_Toc219301810" w:history="1">
+          <w:hyperlink w:anchor="_Toc223989423" w:history="1">
             <w:r>
               <w:rPr>
                 <w:rStyle w:val="ae"/>
@@ -1730,7 +1730,7 @@
                 <w:noProof/>
                 <w:webHidden/>
               </w:rPr>
-              <w:instrText>PAGEREF _Toc219301810 \h</w:instrText>
+              <w:instrText>PAGEREF _Toc223989423 \h</w:instrText>
             </w:r>
             <w:r>
               <w:rPr>
@@ -1761,7 +1761,7 @@
                 <w:noProof/>
                 <w:webHidden/>
               </w:rPr>
-              <w:t>8</w:t>
+              <w:t>9</w:t>
             </w:r>
             <w:r>
               <w:rPr>
@@ -1787,7 +1787,7 @@
               <w14:ligatures w14:val="standardContextual"/>
             </w:rPr>
           </w:pPr>
-          <w:hyperlink w:anchor="_Toc219301811" w:history="1">
+          <w:hyperlink w:anchor="_Toc223989424" w:history="1">
             <w:r>
               <w:rPr>
                 <w:rStyle w:val="ae"/>
@@ -1825,7 +1825,7 @@
                 <w:noProof/>
                 <w:webHidden/>
               </w:rPr>
-              <w:instrText>PAGEREF _Toc219301811 \h</w:instrText>
+              <w:instrText>PAGEREF _Toc223989424 \h</w:instrText>
             </w:r>
             <w:r>
               <w:rPr>
@@ -1856,7 +1856,7 @@
                 <w:noProof/>
                 <w:webHidden/>
               </w:rPr>
-              <w:t>8</w:t>
+              <w:t>9</w:t>
             </w:r>
             <w:r>
               <w:rPr>
@@ -1882,7 +1882,7 @@
               <w14:ligatures w14:val="standardContextual"/>
             </w:rPr>
           </w:pPr>
-          <w:hyperlink w:anchor="_Toc219301812" w:history="1">
+          <w:hyperlink w:anchor="_Toc223989425" w:history="1">
             <w:r>
               <w:rPr>
                 <w:rStyle w:val="ae"/>
@@ -1920,7 +1920,7 @@
                 <w:noProof/>
                 <w:webHidden/>
               </w:rPr>
-              <w:instrText>PAGEREF _Toc219301812 \h</w:instrText>
+              <w:instrText>PAGEREF _Toc223989425 \h</w:instrText>
             </w:r>
             <w:r>
               <w:rPr>
@@ -1951,7 +1951,7 @@
                 <w:noProof/>
                 <w:webHidden/>
               </w:rPr>
-              <w:t>9</w:t>
+              <w:t>10</w:t>
             </w:r>
             <w:r>
               <w:rPr>
@@ -1977,7 +1977,7 @@
               <w14:ligatures w14:val="standardContextual"/>
             </w:rPr>
           </w:pPr>
-          <w:hyperlink w:anchor="_Toc219301813" w:history="1">
+          <w:hyperlink w:anchor="_Toc223989426" w:history="1">
             <w:r>
               <w:rPr>
                 <w:rStyle w:val="ae"/>
@@ -2015,7 +2015,7 @@
                 <w:noProof/>
                 <w:webHidden/>
               </w:rPr>
-              <w:instrText>PAGEREF _Toc219301813 \h</w:instrText>
+              <w:instrText>PAGEREF _Toc223989426 \h</w:instrText>
             </w:r>
             <w:r>
               <w:rPr>
@@ -2046,7 +2046,7 @@
                 <w:noProof/>
                 <w:webHidden/>
               </w:rPr>
-              <w:t>9</w:t>
+              <w:t>10</w:t>
             </w:r>
             <w:r>
               <w:rPr>
@@ -2072,7 +2072,7 @@
               <w14:ligatures w14:val="standardContextual"/>
             </w:rPr>
           </w:pPr>
-          <w:hyperlink w:anchor="_Toc219301814" w:history="1">
+          <w:hyperlink w:anchor="_Toc223989427" w:history="1">
             <w:r>
               <w:rPr>
                 <w:rStyle w:val="ae"/>
@@ -2110,7 +2110,7 @@
                 <w:noProof/>
                 <w:webHidden/>
               </w:rPr>
-              <w:instrText>PAGEREF _Toc219301814 \h</w:instrText>
+              <w:instrText>PAGEREF _Toc223989427 \h</w:instrText>
             </w:r>
             <w:r>
               <w:rPr>
@@ -2141,7 +2141,7 @@
                 <w:noProof/>
                 <w:webHidden/>
               </w:rPr>
-              <w:t>10</w:t>
+              <w:t>11</w:t>
             </w:r>
             <w:r>
               <w:rPr>
@@ -2167,7 +2167,7 @@
               <w14:ligatures w14:val="standardContextual"/>
             </w:rPr>
           </w:pPr>
-          <w:hyperlink w:anchor="_Toc219301815" w:history="1">
+          <w:hyperlink w:anchor="_Toc223989428" w:history="1">
             <w:r>
               <w:rPr>
                 <w:rStyle w:val="ae"/>
@@ -2205,7 +2205,7 @@
                 <w:noProof/>
                 <w:webHidden/>
               </w:rPr>
-              <w:instrText>PAGEREF _Toc219301815 \h</w:instrText>
+              <w:instrText>PAGEREF _Toc223989428 \h</w:instrText>
             </w:r>
             <w:r>
               <w:rPr>
@@ -2236,7 +2236,7 @@
                 <w:noProof/>
                 <w:webHidden/>
               </w:rPr>
-              <w:t>10</w:t>
+              <w:t>11</w:t>
             </w:r>
             <w:r>
               <w:rPr>
@@ -2262,7 +2262,7 @@
               <w14:ligatures w14:val="standardContextual"/>
             </w:rPr>
           </w:pPr>
-          <w:hyperlink w:anchor="_Toc219301816" w:history="1">
+          <w:hyperlink w:anchor="_Toc223989429" w:history="1">
             <w:r>
               <w:rPr>
                 <w:rStyle w:val="ae"/>
@@ -2300,7 +2300,7 @@
                 <w:noProof/>
                 <w:webHidden/>
               </w:rPr>
-              <w:instrText>PAGEREF _Toc219301816 \h</w:instrText>
+              <w:instrText>PAGEREF _Toc223989429 \h</w:instrText>
             </w:r>
             <w:r>
               <w:rPr>
@@ -2357,7 +2357,7 @@
               <w14:ligatures w14:val="standardContextual"/>
             </w:rPr>
           </w:pPr>
-          <w:hyperlink w:anchor="_Toc219301817" w:history="1">
+          <w:hyperlink w:anchor="_Toc223989430" w:history="1">
             <w:r>
               <w:rPr>
                 <w:rStyle w:val="ae"/>
@@ -2395,7 +2395,7 @@
                 <w:noProof/>
                 <w:webHidden/>
               </w:rPr>
-              <w:instrText>PAGEREF _Toc219301817 \h</w:instrText>
+              <w:instrText>PAGEREF _Toc223989430 \h</w:instrText>
             </w:r>
             <w:r>
               <w:rPr>
@@ -2452,7 +2452,7 @@
               <w14:ligatures w14:val="standardContextual"/>
             </w:rPr>
           </w:pPr>
-          <w:hyperlink w:anchor="_Toc219301818" w:history="1">
+          <w:hyperlink w:anchor="_Toc223989431" w:history="1">
             <w:r>
               <w:rPr>
                 <w:rStyle w:val="ae"/>
@@ -2490,7 +2490,7 @@
                 <w:noProof/>
                 <w:webHidden/>
               </w:rPr>
-              <w:instrText>PAGEREF _Toc219301818 \h</w:instrText>
+              <w:instrText>PAGEREF _Toc223989431 \h</w:instrText>
             </w:r>
             <w:r>
               <w:rPr>
@@ -2521,7 +2521,7 @@
                 <w:noProof/>
                 <w:webHidden/>
               </w:rPr>
-              <w:t>11</w:t>
+              <w:t>12</w:t>
             </w:r>
             <w:r>
               <w:rPr>
@@ -2547,7 +2547,7 @@
               <w14:ligatures w14:val="standardContextual"/>
             </w:rPr>
           </w:pPr>
-          <w:hyperlink w:anchor="_Toc219301819" w:history="1">
+          <w:hyperlink w:anchor="_Toc223989432" w:history="1">
             <w:r>
               <w:rPr>
                 <w:rStyle w:val="ae"/>
@@ -2585,7 +2585,7 @@
                 <w:noProof/>
                 <w:webHidden/>
               </w:rPr>
-              <w:instrText>PAGEREF _Toc219301819 \h</w:instrText>
+              <w:instrText>PAGEREF _Toc223989432 \h</w:instrText>
             </w:r>
             <w:r>
               <w:rPr>
@@ -2616,7 +2616,7 @@
                 <w:noProof/>
                 <w:webHidden/>
               </w:rPr>
-              <w:t>11</w:t>
+              <w:t>12</w:t>
             </w:r>
             <w:r>
               <w:rPr>
@@ -2642,7 +2642,7 @@
               <w14:ligatures w14:val="standardContextual"/>
             </w:rPr>
           </w:pPr>
-          <w:hyperlink w:anchor="_Toc219301820" w:history="1">
+          <w:hyperlink w:anchor="_Toc223989433" w:history="1">
             <w:r>
               <w:rPr>
                 <w:rStyle w:val="ae"/>
@@ -2680,7 +2680,7 @@
                 <w:noProof/>
                 <w:webHidden/>
               </w:rPr>
-              <w:instrText>PAGEREF _Toc219301820 \h</w:instrText>
+              <w:instrText>PAGEREF _Toc223989433 \h</w:instrText>
             </w:r>
             <w:r>
               <w:rPr>
@@ -2711,7 +2711,7 @@
                 <w:noProof/>
                 <w:webHidden/>
               </w:rPr>
-              <w:t>11</w:t>
+              <w:t>12</w:t>
             </w:r>
             <w:r>
               <w:rPr>
@@ -2737,7 +2737,7 @@
               <w14:ligatures w14:val="standardContextual"/>
             </w:rPr>
           </w:pPr>
-          <w:hyperlink w:anchor="_Toc219301821" w:history="1">
+          <w:hyperlink w:anchor="_Toc223989434" w:history="1">
             <w:r>
               <w:rPr>
                 <w:rStyle w:val="ae"/>
@@ -2775,7 +2775,7 @@
                 <w:noProof/>
                 <w:webHidden/>
               </w:rPr>
-              <w:instrText>PAGEREF _Toc219301821 \h</w:instrText>
+              <w:instrText>PAGEREF _Toc223989434 \h</w:instrText>
             </w:r>
             <w:r>
               <w:rPr>
@@ -2806,7 +2806,7 @@
                 <w:noProof/>
                 <w:webHidden/>
               </w:rPr>
-              <w:t>11</w:t>
+              <w:t>12</w:t>
             </w:r>
             <w:r>
               <w:rPr>
@@ -2832,7 +2832,7 @@
               <w14:ligatures w14:val="standardContextual"/>
             </w:rPr>
           </w:pPr>
-          <w:hyperlink w:anchor="_Toc219301822" w:history="1">
+          <w:hyperlink w:anchor="_Toc223989435" w:history="1">
             <w:r>
               <w:rPr>
                 <w:rStyle w:val="ae"/>
@@ -2870,7 +2870,7 @@
                 <w:noProof/>
                 <w:webHidden/>
               </w:rPr>
-              <w:instrText>PAGEREF _Toc219301822 \h</w:instrText>
+              <w:instrText>PAGEREF _Toc223989435 \h</w:instrText>
             </w:r>
             <w:r>
               <w:rPr>
@@ -2901,7 +2901,7 @@
                 <w:noProof/>
                 <w:webHidden/>
               </w:rPr>
-              <w:t>11</w:t>
+              <w:t>12</w:t>
             </w:r>
             <w:r>
               <w:rPr>
@@ -2927,7 +2927,7 @@
               <w14:ligatures w14:val="standardContextual"/>
             </w:rPr>
           </w:pPr>
-          <w:hyperlink w:anchor="_Toc219301823" w:history="1">
+          <w:hyperlink w:anchor="_Toc223989436" w:history="1">
             <w:r>
               <w:rPr>
                 <w:rStyle w:val="ae"/>
@@ -2965,7 +2965,7 @@
                 <w:noProof/>
                 <w:webHidden/>
               </w:rPr>
-              <w:instrText>PAGEREF _Toc219301823 \h</w:instrText>
+              <w:instrText>PAGEREF _Toc223989436 \h</w:instrText>
             </w:r>
             <w:r>
               <w:rPr>
@@ -2996,7 +2996,7 @@
                 <w:noProof/>
                 <w:webHidden/>
               </w:rPr>
-              <w:t>11</w:t>
+              <w:t>12</w:t>
             </w:r>
             <w:r>
               <w:rPr>
@@ -3022,7 +3022,7 @@
               <w14:ligatures w14:val="standardContextual"/>
             </w:rPr>
           </w:pPr>
-          <w:hyperlink w:anchor="_Toc219301824" w:history="1">
+          <w:hyperlink w:anchor="_Toc223989437" w:history="1">
             <w:r>
               <w:rPr>
                 <w:rStyle w:val="ae"/>
@@ -3060,7 +3060,7 @@
                 <w:noProof/>
                 <w:webHidden/>
               </w:rPr>
-              <w:instrText>PAGEREF _Toc219301824 \h</w:instrText>
+              <w:instrText>PAGEREF _Toc223989437 \h</w:instrText>
             </w:r>
             <w:r>
               <w:rPr>
@@ -3091,7 +3091,7 @@
                 <w:noProof/>
                 <w:webHidden/>
               </w:rPr>
-              <w:t>11</w:t>
+              <w:t>12</w:t>
             </w:r>
             <w:r>
               <w:rPr>
@@ -3117,7 +3117,7 @@
               <w14:ligatures w14:val="standardContextual"/>
             </w:rPr>
           </w:pPr>
-          <w:hyperlink w:anchor="_Toc219301825" w:history="1">
+          <w:hyperlink w:anchor="_Toc223989438" w:history="1">
             <w:r>
               <w:rPr>
                 <w:rStyle w:val="ae"/>
@@ -3155,7 +3155,7 @@
                 <w:noProof/>
                 <w:webHidden/>
               </w:rPr>
-              <w:instrText>PAGEREF _Toc219301825 \h</w:instrText>
+              <w:instrText>PAGEREF _Toc223989438 \h</w:instrText>
             </w:r>
             <w:r>
               <w:rPr>
@@ -3186,7 +3186,7 @@
                 <w:noProof/>
                 <w:webHidden/>
               </w:rPr>
-              <w:t>11</w:t>
+              <w:t>12</w:t>
             </w:r>
             <w:r>
               <w:rPr>
@@ -3212,7 +3212,7 @@
               <w14:ligatures w14:val="standardContextual"/>
             </w:rPr>
           </w:pPr>
-          <w:hyperlink w:anchor="_Toc219301826" w:history="1">
+          <w:hyperlink w:anchor="_Toc223989439" w:history="1">
             <w:r>
               <w:rPr>
                 <w:rStyle w:val="ae"/>
@@ -3250,7 +3250,7 @@
                 <w:noProof/>
                 <w:webHidden/>
               </w:rPr>
-              <w:instrText>PAGEREF _Toc219301826 \h</w:instrText>
+              <w:instrText>PAGEREF _Toc223989439 \h</w:instrText>
             </w:r>
             <w:r>
               <w:rPr>
@@ -3281,7 +3281,7 @@
                 <w:noProof/>
                 <w:webHidden/>
               </w:rPr>
-              <w:t>11</w:t>
+              <w:t>12</w:t>
             </w:r>
             <w:r>
               <w:rPr>
@@ -3307,7 +3307,7 @@
               <w14:ligatures w14:val="standardContextual"/>
             </w:rPr>
           </w:pPr>
-          <w:hyperlink w:anchor="_Toc219301827" w:history="1">
+          <w:hyperlink w:anchor="_Toc223989440" w:history="1">
             <w:r>
               <w:rPr>
                 <w:rStyle w:val="ae"/>
@@ -3345,7 +3345,7 @@
                 <w:noProof/>
                 <w:webHidden/>
               </w:rPr>
-              <w:instrText>PAGEREF _Toc219301827 \h</w:instrText>
+              <w:instrText>PAGEREF _Toc223989440 \h</w:instrText>
             </w:r>
             <w:r>
               <w:rPr>
@@ -3376,7 +3376,2099 @@
                 <w:noProof/>
                 <w:webHidden/>
               </w:rPr>
-              <w:t>11</w:t>
+              <w:t>12</w:t>
+            </w:r>
+            <w:r>
+              <w:rPr>
+                <w:rFonts w:hint="eastAsia"/>
+                <w:noProof/>
+                <w:webHidden/>
+              </w:rPr>
+              <w:fldChar w:fldCharType="end"/>
+            </w:r>
+          </w:hyperlink>
+        </w:p>
+        <w:p>
+          <w:pPr>
+            <w:pStyle w:val="TOC2"/>
+            <w:tabs>
+              <w:tab w:val="right" w:leader="dot" w:pos="8296"/>
+            </w:tabs>
+            <w:rPr>
+              <w:rFonts w:cstheme="minorBidi" w:hint="eastAsia"/>
+              <w:noProof/>
+              <w:kern w:val="2"/>
+              <w:szCs w:val="24"/>
+              <w14:ligatures w14:val="standardContextual"/>
+            </w:rPr>
+          </w:pPr>
+          <w:hyperlink w:anchor="_Toc223989441" w:history="1">
+            <w:r>
+              <w:rPr>
+                <w:rStyle w:val="ae"/>
+                <w:rFonts w:hint="eastAsia"/>
+                <w:noProof/>
+              </w:rPr>
+              <w:t>26.01.14</w:t>
+            </w:r>
+            <w:r>
+              <w:rPr>
+                <w:rFonts w:hint="eastAsia"/>
+                <w:noProof/>
+                <w:webHidden/>
+              </w:rPr>
+              <w:tab/>
+            </w:r>
+            <w:r>
+              <w:rPr>
+                <w:rFonts w:hint="eastAsia"/>
+                <w:noProof/>
+                <w:webHidden/>
+              </w:rPr>
+              <w:fldChar w:fldCharType="begin"/>
+            </w:r>
+            <w:r>
+              <w:rPr>
+                <w:rFonts w:hint="eastAsia"/>
+                <w:noProof/>
+                <w:webHidden/>
+              </w:rPr>
+              <w:instrText xml:space="preserve"> </w:instrText>
+            </w:r>
+            <w:r>
+              <w:rPr>
+                <w:noProof/>
+                <w:webHidden/>
+              </w:rPr>
+              <w:instrText>PAGEREF _Toc223989441 \h</w:instrText>
+            </w:r>
+            <w:r>
+              <w:rPr>
+                <w:rFonts w:hint="eastAsia"/>
+                <w:noProof/>
+                <w:webHidden/>
+              </w:rPr>
+              <w:instrText xml:space="preserve"> </w:instrText>
+            </w:r>
+            <w:r>
+              <w:rPr>
+                <w:rFonts w:hint="eastAsia"/>
+                <w:noProof/>
+                <w:webHidden/>
+              </w:rPr>
+            </w:r>
+            <w:r>
+              <w:rPr>
+                <w:rFonts w:hint="eastAsia"/>
+                <w:noProof/>
+                <w:webHidden/>
+              </w:rPr>
+              <w:fldChar w:fldCharType="separate"/>
+            </w:r>
+            <w:r>
+              <w:rPr>
+                <w:rFonts w:hint="eastAsia"/>
+                <w:noProof/>
+                <w:webHidden/>
+              </w:rPr>
+              <w:t>13</w:t>
+            </w:r>
+            <w:r>
+              <w:rPr>
+                <w:rFonts w:hint="eastAsia"/>
+                <w:noProof/>
+                <w:webHidden/>
+              </w:rPr>
+              <w:fldChar w:fldCharType="end"/>
+            </w:r>
+          </w:hyperlink>
+        </w:p>
+        <w:p>
+          <w:pPr>
+            <w:pStyle w:val="TOC3"/>
+            <w:tabs>
+              <w:tab w:val="right" w:leader="dot" w:pos="8296"/>
+            </w:tabs>
+            <w:rPr>
+              <w:rFonts w:cstheme="minorBidi" w:hint="eastAsia"/>
+              <w:noProof/>
+              <w:kern w:val="2"/>
+              <w:szCs w:val="24"/>
+              <w14:ligatures w14:val="standardContextual"/>
+            </w:rPr>
+          </w:pPr>
+          <w:hyperlink w:anchor="_Toc223989442" w:history="1">
+            <w:r>
+              <w:rPr>
+                <w:rStyle w:val="ae"/>
+                <w:rFonts w:hint="eastAsia"/>
+                <w:noProof/>
+              </w:rPr>
+              <w:t>LC记录31 33</w:t>
+            </w:r>
+            <w:r>
+              <w:rPr>
+                <w:rFonts w:hint="eastAsia"/>
+                <w:noProof/>
+                <w:webHidden/>
+              </w:rPr>
+              <w:tab/>
+            </w:r>
+            <w:r>
+              <w:rPr>
+                <w:rFonts w:hint="eastAsia"/>
+                <w:noProof/>
+                <w:webHidden/>
+              </w:rPr>
+              <w:fldChar w:fldCharType="begin"/>
+            </w:r>
+            <w:r>
+              <w:rPr>
+                <w:rFonts w:hint="eastAsia"/>
+                <w:noProof/>
+                <w:webHidden/>
+              </w:rPr>
+              <w:instrText xml:space="preserve"> </w:instrText>
+            </w:r>
+            <w:r>
+              <w:rPr>
+                <w:noProof/>
+                <w:webHidden/>
+              </w:rPr>
+              <w:instrText>PAGEREF _Toc223989442 \h</w:instrText>
+            </w:r>
+            <w:r>
+              <w:rPr>
+                <w:rFonts w:hint="eastAsia"/>
+                <w:noProof/>
+                <w:webHidden/>
+              </w:rPr>
+              <w:instrText xml:space="preserve"> </w:instrText>
+            </w:r>
+            <w:r>
+              <w:rPr>
+                <w:rFonts w:hint="eastAsia"/>
+                <w:noProof/>
+                <w:webHidden/>
+              </w:rPr>
+            </w:r>
+            <w:r>
+              <w:rPr>
+                <w:rFonts w:hint="eastAsia"/>
+                <w:noProof/>
+                <w:webHidden/>
+              </w:rPr>
+              <w:fldChar w:fldCharType="separate"/>
+            </w:r>
+            <w:r>
+              <w:rPr>
+                <w:rFonts w:hint="eastAsia"/>
+                <w:noProof/>
+                <w:webHidden/>
+              </w:rPr>
+              <w:t>13</w:t>
+            </w:r>
+            <w:r>
+              <w:rPr>
+                <w:rFonts w:hint="eastAsia"/>
+                <w:noProof/>
+                <w:webHidden/>
+              </w:rPr>
+              <w:fldChar w:fldCharType="end"/>
+            </w:r>
+          </w:hyperlink>
+        </w:p>
+        <w:p>
+          <w:pPr>
+            <w:pStyle w:val="TOC2"/>
+            <w:tabs>
+              <w:tab w:val="right" w:leader="dot" w:pos="8296"/>
+            </w:tabs>
+            <w:rPr>
+              <w:rFonts w:cstheme="minorBidi" w:hint="eastAsia"/>
+              <w:noProof/>
+              <w:kern w:val="2"/>
+              <w:szCs w:val="24"/>
+              <w14:ligatures w14:val="standardContextual"/>
+            </w:rPr>
+          </w:pPr>
+          <w:hyperlink w:anchor="_Toc223989443" w:history="1">
+            <w:r>
+              <w:rPr>
+                <w:rStyle w:val="ae"/>
+                <w:rFonts w:hint="eastAsia"/>
+                <w:noProof/>
+              </w:rPr>
+              <w:t>26.01.16</w:t>
+            </w:r>
+            <w:r>
+              <w:rPr>
+                <w:rFonts w:hint="eastAsia"/>
+                <w:noProof/>
+                <w:webHidden/>
+              </w:rPr>
+              <w:tab/>
+            </w:r>
+            <w:r>
+              <w:rPr>
+                <w:rFonts w:hint="eastAsia"/>
+                <w:noProof/>
+                <w:webHidden/>
+              </w:rPr>
+              <w:fldChar w:fldCharType="begin"/>
+            </w:r>
+            <w:r>
+              <w:rPr>
+                <w:rFonts w:hint="eastAsia"/>
+                <w:noProof/>
+                <w:webHidden/>
+              </w:rPr>
+              <w:instrText xml:space="preserve"> </w:instrText>
+            </w:r>
+            <w:r>
+              <w:rPr>
+                <w:noProof/>
+                <w:webHidden/>
+              </w:rPr>
+              <w:instrText>PAGEREF _Toc223989443 \h</w:instrText>
+            </w:r>
+            <w:r>
+              <w:rPr>
+                <w:rFonts w:hint="eastAsia"/>
+                <w:noProof/>
+                <w:webHidden/>
+              </w:rPr>
+              <w:instrText xml:space="preserve"> </w:instrText>
+            </w:r>
+            <w:r>
+              <w:rPr>
+                <w:rFonts w:hint="eastAsia"/>
+                <w:noProof/>
+                <w:webHidden/>
+              </w:rPr>
+            </w:r>
+            <w:r>
+              <w:rPr>
+                <w:rFonts w:hint="eastAsia"/>
+                <w:noProof/>
+                <w:webHidden/>
+              </w:rPr>
+              <w:fldChar w:fldCharType="separate"/>
+            </w:r>
+            <w:r>
+              <w:rPr>
+                <w:rFonts w:hint="eastAsia"/>
+                <w:noProof/>
+                <w:webHidden/>
+              </w:rPr>
+              <w:t>13</w:t>
+            </w:r>
+            <w:r>
+              <w:rPr>
+                <w:rFonts w:hint="eastAsia"/>
+                <w:noProof/>
+                <w:webHidden/>
+              </w:rPr>
+              <w:fldChar w:fldCharType="end"/>
+            </w:r>
+          </w:hyperlink>
+        </w:p>
+        <w:p>
+          <w:pPr>
+            <w:pStyle w:val="TOC3"/>
+            <w:tabs>
+              <w:tab w:val="right" w:leader="dot" w:pos="8296"/>
+            </w:tabs>
+            <w:rPr>
+              <w:rFonts w:cstheme="minorBidi" w:hint="eastAsia"/>
+              <w:noProof/>
+              <w:kern w:val="2"/>
+              <w:szCs w:val="24"/>
+              <w14:ligatures w14:val="standardContextual"/>
+            </w:rPr>
+          </w:pPr>
+          <w:hyperlink w:anchor="_Toc223989444" w:history="1">
+            <w:r>
+              <w:rPr>
+                <w:rStyle w:val="ae"/>
+                <w:rFonts w:hint="eastAsia"/>
+                <w:noProof/>
+              </w:rPr>
+              <w:t>LC记录34 35 36</w:t>
+            </w:r>
+            <w:r>
+              <w:rPr>
+                <w:rFonts w:hint="eastAsia"/>
+                <w:noProof/>
+                <w:webHidden/>
+              </w:rPr>
+              <w:tab/>
+            </w:r>
+            <w:r>
+              <w:rPr>
+                <w:rFonts w:hint="eastAsia"/>
+                <w:noProof/>
+                <w:webHidden/>
+              </w:rPr>
+              <w:fldChar w:fldCharType="begin"/>
+            </w:r>
+            <w:r>
+              <w:rPr>
+                <w:rFonts w:hint="eastAsia"/>
+                <w:noProof/>
+                <w:webHidden/>
+              </w:rPr>
+              <w:instrText xml:space="preserve"> </w:instrText>
+            </w:r>
+            <w:r>
+              <w:rPr>
+                <w:noProof/>
+                <w:webHidden/>
+              </w:rPr>
+              <w:instrText>PAGEREF _Toc223989444 \h</w:instrText>
+            </w:r>
+            <w:r>
+              <w:rPr>
+                <w:rFonts w:hint="eastAsia"/>
+                <w:noProof/>
+                <w:webHidden/>
+              </w:rPr>
+              <w:instrText xml:space="preserve"> </w:instrText>
+            </w:r>
+            <w:r>
+              <w:rPr>
+                <w:rFonts w:hint="eastAsia"/>
+                <w:noProof/>
+                <w:webHidden/>
+              </w:rPr>
+            </w:r>
+            <w:r>
+              <w:rPr>
+                <w:rFonts w:hint="eastAsia"/>
+                <w:noProof/>
+                <w:webHidden/>
+              </w:rPr>
+              <w:fldChar w:fldCharType="separate"/>
+            </w:r>
+            <w:r>
+              <w:rPr>
+                <w:rFonts w:hint="eastAsia"/>
+                <w:noProof/>
+                <w:webHidden/>
+              </w:rPr>
+              <w:t>13</w:t>
+            </w:r>
+            <w:r>
+              <w:rPr>
+                <w:rFonts w:hint="eastAsia"/>
+                <w:noProof/>
+                <w:webHidden/>
+              </w:rPr>
+              <w:fldChar w:fldCharType="end"/>
+            </w:r>
+          </w:hyperlink>
+        </w:p>
+        <w:p>
+          <w:pPr>
+            <w:pStyle w:val="TOC2"/>
+            <w:tabs>
+              <w:tab w:val="right" w:leader="dot" w:pos="8296"/>
+            </w:tabs>
+            <w:rPr>
+              <w:rFonts w:cstheme="minorBidi" w:hint="eastAsia"/>
+              <w:noProof/>
+              <w:kern w:val="2"/>
+              <w:szCs w:val="24"/>
+              <w14:ligatures w14:val="standardContextual"/>
+            </w:rPr>
+          </w:pPr>
+          <w:hyperlink w:anchor="_Toc223989445" w:history="1">
+            <w:r>
+              <w:rPr>
+                <w:rStyle w:val="ae"/>
+                <w:rFonts w:hint="eastAsia"/>
+                <w:noProof/>
+              </w:rPr>
+              <w:t>26.01.17</w:t>
+            </w:r>
+            <w:r>
+              <w:rPr>
+                <w:rFonts w:hint="eastAsia"/>
+                <w:noProof/>
+                <w:webHidden/>
+              </w:rPr>
+              <w:tab/>
+            </w:r>
+            <w:r>
+              <w:rPr>
+                <w:rFonts w:hint="eastAsia"/>
+                <w:noProof/>
+                <w:webHidden/>
+              </w:rPr>
+              <w:fldChar w:fldCharType="begin"/>
+            </w:r>
+            <w:r>
+              <w:rPr>
+                <w:rFonts w:hint="eastAsia"/>
+                <w:noProof/>
+                <w:webHidden/>
+              </w:rPr>
+              <w:instrText xml:space="preserve"> </w:instrText>
+            </w:r>
+            <w:r>
+              <w:rPr>
+                <w:noProof/>
+                <w:webHidden/>
+              </w:rPr>
+              <w:instrText>PAGEREF _Toc223989445 \h</w:instrText>
+            </w:r>
+            <w:r>
+              <w:rPr>
+                <w:rFonts w:hint="eastAsia"/>
+                <w:noProof/>
+                <w:webHidden/>
+              </w:rPr>
+              <w:instrText xml:space="preserve"> </w:instrText>
+            </w:r>
+            <w:r>
+              <w:rPr>
+                <w:rFonts w:hint="eastAsia"/>
+                <w:noProof/>
+                <w:webHidden/>
+              </w:rPr>
+            </w:r>
+            <w:r>
+              <w:rPr>
+                <w:rFonts w:hint="eastAsia"/>
+                <w:noProof/>
+                <w:webHidden/>
+              </w:rPr>
+              <w:fldChar w:fldCharType="separate"/>
+            </w:r>
+            <w:r>
+              <w:rPr>
+                <w:rFonts w:hint="eastAsia"/>
+                <w:noProof/>
+                <w:webHidden/>
+              </w:rPr>
+              <w:t>13</w:t>
+            </w:r>
+            <w:r>
+              <w:rPr>
+                <w:rFonts w:hint="eastAsia"/>
+                <w:noProof/>
+                <w:webHidden/>
+              </w:rPr>
+              <w:fldChar w:fldCharType="end"/>
+            </w:r>
+          </w:hyperlink>
+        </w:p>
+        <w:p>
+          <w:pPr>
+            <w:pStyle w:val="TOC3"/>
+            <w:tabs>
+              <w:tab w:val="right" w:leader="dot" w:pos="8296"/>
+            </w:tabs>
+            <w:rPr>
+              <w:rFonts w:cstheme="minorBidi" w:hint="eastAsia"/>
+              <w:noProof/>
+              <w:kern w:val="2"/>
+              <w:szCs w:val="24"/>
+              <w14:ligatures w14:val="standardContextual"/>
+            </w:rPr>
+          </w:pPr>
+          <w:hyperlink w:anchor="_Toc223989446" w:history="1">
+            <w:r>
+              <w:rPr>
+                <w:rStyle w:val="ae"/>
+                <w:rFonts w:hint="eastAsia"/>
+                <w:noProof/>
+              </w:rPr>
+              <w:t>LC记录37 38 39</w:t>
+            </w:r>
+            <w:r>
+              <w:rPr>
+                <w:rFonts w:hint="eastAsia"/>
+                <w:noProof/>
+                <w:webHidden/>
+              </w:rPr>
+              <w:tab/>
+            </w:r>
+            <w:r>
+              <w:rPr>
+                <w:rFonts w:hint="eastAsia"/>
+                <w:noProof/>
+                <w:webHidden/>
+              </w:rPr>
+              <w:fldChar w:fldCharType="begin"/>
+            </w:r>
+            <w:r>
+              <w:rPr>
+                <w:rFonts w:hint="eastAsia"/>
+                <w:noProof/>
+                <w:webHidden/>
+              </w:rPr>
+              <w:instrText xml:space="preserve"> </w:instrText>
+            </w:r>
+            <w:r>
+              <w:rPr>
+                <w:noProof/>
+                <w:webHidden/>
+              </w:rPr>
+              <w:instrText>PAGEREF _Toc223989446 \h</w:instrText>
+            </w:r>
+            <w:r>
+              <w:rPr>
+                <w:rFonts w:hint="eastAsia"/>
+                <w:noProof/>
+                <w:webHidden/>
+              </w:rPr>
+              <w:instrText xml:space="preserve"> </w:instrText>
+            </w:r>
+            <w:r>
+              <w:rPr>
+                <w:rFonts w:hint="eastAsia"/>
+                <w:noProof/>
+                <w:webHidden/>
+              </w:rPr>
+            </w:r>
+            <w:r>
+              <w:rPr>
+                <w:rFonts w:hint="eastAsia"/>
+                <w:noProof/>
+                <w:webHidden/>
+              </w:rPr>
+              <w:fldChar w:fldCharType="separate"/>
+            </w:r>
+            <w:r>
+              <w:rPr>
+                <w:rFonts w:hint="eastAsia"/>
+                <w:noProof/>
+                <w:webHidden/>
+              </w:rPr>
+              <w:t>13</w:t>
+            </w:r>
+            <w:r>
+              <w:rPr>
+                <w:rFonts w:hint="eastAsia"/>
+                <w:noProof/>
+                <w:webHidden/>
+              </w:rPr>
+              <w:fldChar w:fldCharType="end"/>
+            </w:r>
+          </w:hyperlink>
+        </w:p>
+        <w:p>
+          <w:pPr>
+            <w:pStyle w:val="TOC2"/>
+            <w:tabs>
+              <w:tab w:val="right" w:leader="dot" w:pos="8296"/>
+            </w:tabs>
+            <w:rPr>
+              <w:rFonts w:cstheme="minorBidi" w:hint="eastAsia"/>
+              <w:noProof/>
+              <w:kern w:val="2"/>
+              <w:szCs w:val="24"/>
+              <w14:ligatures w14:val="standardContextual"/>
+            </w:rPr>
+          </w:pPr>
+          <w:hyperlink w:anchor="_Toc223989447" w:history="1">
+            <w:r>
+              <w:rPr>
+                <w:rStyle w:val="ae"/>
+                <w:rFonts w:hint="eastAsia"/>
+                <w:noProof/>
+              </w:rPr>
+              <w:t>26.01.18</w:t>
+            </w:r>
+            <w:r>
+              <w:rPr>
+                <w:rFonts w:hint="eastAsia"/>
+                <w:noProof/>
+                <w:webHidden/>
+              </w:rPr>
+              <w:tab/>
+            </w:r>
+            <w:r>
+              <w:rPr>
+                <w:rFonts w:hint="eastAsia"/>
+                <w:noProof/>
+                <w:webHidden/>
+              </w:rPr>
+              <w:fldChar w:fldCharType="begin"/>
+            </w:r>
+            <w:r>
+              <w:rPr>
+                <w:rFonts w:hint="eastAsia"/>
+                <w:noProof/>
+                <w:webHidden/>
+              </w:rPr>
+              <w:instrText xml:space="preserve"> </w:instrText>
+            </w:r>
+            <w:r>
+              <w:rPr>
+                <w:noProof/>
+                <w:webHidden/>
+              </w:rPr>
+              <w:instrText>PAGEREF _Toc223989447 \h</w:instrText>
+            </w:r>
+            <w:r>
+              <w:rPr>
+                <w:rFonts w:hint="eastAsia"/>
+                <w:noProof/>
+                <w:webHidden/>
+              </w:rPr>
+              <w:instrText xml:space="preserve"> </w:instrText>
+            </w:r>
+            <w:r>
+              <w:rPr>
+                <w:rFonts w:hint="eastAsia"/>
+                <w:noProof/>
+                <w:webHidden/>
+              </w:rPr>
+            </w:r>
+            <w:r>
+              <w:rPr>
+                <w:rFonts w:hint="eastAsia"/>
+                <w:noProof/>
+                <w:webHidden/>
+              </w:rPr>
+              <w:fldChar w:fldCharType="separate"/>
+            </w:r>
+            <w:r>
+              <w:rPr>
+                <w:rFonts w:hint="eastAsia"/>
+                <w:noProof/>
+                <w:webHidden/>
+              </w:rPr>
+              <w:t>13</w:t>
+            </w:r>
+            <w:r>
+              <w:rPr>
+                <w:rFonts w:hint="eastAsia"/>
+                <w:noProof/>
+                <w:webHidden/>
+              </w:rPr>
+              <w:fldChar w:fldCharType="end"/>
+            </w:r>
+          </w:hyperlink>
+        </w:p>
+        <w:p>
+          <w:pPr>
+            <w:pStyle w:val="TOC3"/>
+            <w:tabs>
+              <w:tab w:val="right" w:leader="dot" w:pos="8296"/>
+            </w:tabs>
+            <w:rPr>
+              <w:rFonts w:cstheme="minorBidi" w:hint="eastAsia"/>
+              <w:noProof/>
+              <w:kern w:val="2"/>
+              <w:szCs w:val="24"/>
+              <w14:ligatures w14:val="standardContextual"/>
+            </w:rPr>
+          </w:pPr>
+          <w:hyperlink w:anchor="_Toc223989448" w:history="1">
+            <w:r>
+              <w:rPr>
+                <w:rStyle w:val="ae"/>
+                <w:rFonts w:hint="eastAsia"/>
+                <w:noProof/>
+              </w:rPr>
+              <w:t>LC记录40 41 42</w:t>
+            </w:r>
+            <w:r>
+              <w:rPr>
+                <w:rFonts w:hint="eastAsia"/>
+                <w:noProof/>
+                <w:webHidden/>
+              </w:rPr>
+              <w:tab/>
+            </w:r>
+            <w:r>
+              <w:rPr>
+                <w:rFonts w:hint="eastAsia"/>
+                <w:noProof/>
+                <w:webHidden/>
+              </w:rPr>
+              <w:fldChar w:fldCharType="begin"/>
+            </w:r>
+            <w:r>
+              <w:rPr>
+                <w:rFonts w:hint="eastAsia"/>
+                <w:noProof/>
+                <w:webHidden/>
+              </w:rPr>
+              <w:instrText xml:space="preserve"> </w:instrText>
+            </w:r>
+            <w:r>
+              <w:rPr>
+                <w:noProof/>
+                <w:webHidden/>
+              </w:rPr>
+              <w:instrText>PAGEREF _Toc223989448 \h</w:instrText>
+            </w:r>
+            <w:r>
+              <w:rPr>
+                <w:rFonts w:hint="eastAsia"/>
+                <w:noProof/>
+                <w:webHidden/>
+              </w:rPr>
+              <w:instrText xml:space="preserve"> </w:instrText>
+            </w:r>
+            <w:r>
+              <w:rPr>
+                <w:rFonts w:hint="eastAsia"/>
+                <w:noProof/>
+                <w:webHidden/>
+              </w:rPr>
+            </w:r>
+            <w:r>
+              <w:rPr>
+                <w:rFonts w:hint="eastAsia"/>
+                <w:noProof/>
+                <w:webHidden/>
+              </w:rPr>
+              <w:fldChar w:fldCharType="separate"/>
+            </w:r>
+            <w:r>
+              <w:rPr>
+                <w:rFonts w:hint="eastAsia"/>
+                <w:noProof/>
+                <w:webHidden/>
+              </w:rPr>
+              <w:t>13</w:t>
+            </w:r>
+            <w:r>
+              <w:rPr>
+                <w:rFonts w:hint="eastAsia"/>
+                <w:noProof/>
+                <w:webHidden/>
+              </w:rPr>
+              <w:fldChar w:fldCharType="end"/>
+            </w:r>
+          </w:hyperlink>
+        </w:p>
+        <w:p>
+          <w:pPr>
+            <w:pStyle w:val="TOC2"/>
+            <w:tabs>
+              <w:tab w:val="right" w:leader="dot" w:pos="8296"/>
+            </w:tabs>
+            <w:rPr>
+              <w:rFonts w:cstheme="minorBidi" w:hint="eastAsia"/>
+              <w:noProof/>
+              <w:kern w:val="2"/>
+              <w:szCs w:val="24"/>
+              <w14:ligatures w14:val="standardContextual"/>
+            </w:rPr>
+          </w:pPr>
+          <w:hyperlink w:anchor="_Toc223989449" w:history="1">
+            <w:r>
+              <w:rPr>
+                <w:rStyle w:val="ae"/>
+                <w:rFonts w:hint="eastAsia"/>
+                <w:noProof/>
+              </w:rPr>
+              <w:t>26.01.22</w:t>
+            </w:r>
+            <w:r>
+              <w:rPr>
+                <w:rFonts w:hint="eastAsia"/>
+                <w:noProof/>
+                <w:webHidden/>
+              </w:rPr>
+              <w:tab/>
+            </w:r>
+            <w:r>
+              <w:rPr>
+                <w:rFonts w:hint="eastAsia"/>
+                <w:noProof/>
+                <w:webHidden/>
+              </w:rPr>
+              <w:fldChar w:fldCharType="begin"/>
+            </w:r>
+            <w:r>
+              <w:rPr>
+                <w:rFonts w:hint="eastAsia"/>
+                <w:noProof/>
+                <w:webHidden/>
+              </w:rPr>
+              <w:instrText xml:space="preserve"> </w:instrText>
+            </w:r>
+            <w:r>
+              <w:rPr>
+                <w:noProof/>
+                <w:webHidden/>
+              </w:rPr>
+              <w:instrText>PAGEREF _Toc223989449 \h</w:instrText>
+            </w:r>
+            <w:r>
+              <w:rPr>
+                <w:rFonts w:hint="eastAsia"/>
+                <w:noProof/>
+                <w:webHidden/>
+              </w:rPr>
+              <w:instrText xml:space="preserve"> </w:instrText>
+            </w:r>
+            <w:r>
+              <w:rPr>
+                <w:rFonts w:hint="eastAsia"/>
+                <w:noProof/>
+                <w:webHidden/>
+              </w:rPr>
+            </w:r>
+            <w:r>
+              <w:rPr>
+                <w:rFonts w:hint="eastAsia"/>
+                <w:noProof/>
+                <w:webHidden/>
+              </w:rPr>
+              <w:fldChar w:fldCharType="separate"/>
+            </w:r>
+            <w:r>
+              <w:rPr>
+                <w:rFonts w:hint="eastAsia"/>
+                <w:noProof/>
+                <w:webHidden/>
+              </w:rPr>
+              <w:t>14</w:t>
+            </w:r>
+            <w:r>
+              <w:rPr>
+                <w:rFonts w:hint="eastAsia"/>
+                <w:noProof/>
+                <w:webHidden/>
+              </w:rPr>
+              <w:fldChar w:fldCharType="end"/>
+            </w:r>
+          </w:hyperlink>
+        </w:p>
+        <w:p>
+          <w:pPr>
+            <w:pStyle w:val="TOC3"/>
+            <w:tabs>
+              <w:tab w:val="right" w:leader="dot" w:pos="8296"/>
+            </w:tabs>
+            <w:rPr>
+              <w:rFonts w:cstheme="minorBidi" w:hint="eastAsia"/>
+              <w:noProof/>
+              <w:kern w:val="2"/>
+              <w:szCs w:val="24"/>
+              <w14:ligatures w14:val="standardContextual"/>
+            </w:rPr>
+          </w:pPr>
+          <w:hyperlink w:anchor="_Toc223989450" w:history="1">
+            <w:r>
+              <w:rPr>
+                <w:rStyle w:val="ae"/>
+                <w:rFonts w:hint="eastAsia"/>
+                <w:noProof/>
+              </w:rPr>
+              <w:t>LC记录43 44 45</w:t>
+            </w:r>
+            <w:r>
+              <w:rPr>
+                <w:rFonts w:hint="eastAsia"/>
+                <w:noProof/>
+                <w:webHidden/>
+              </w:rPr>
+              <w:tab/>
+            </w:r>
+            <w:r>
+              <w:rPr>
+                <w:rFonts w:hint="eastAsia"/>
+                <w:noProof/>
+                <w:webHidden/>
+              </w:rPr>
+              <w:fldChar w:fldCharType="begin"/>
+            </w:r>
+            <w:r>
+              <w:rPr>
+                <w:rFonts w:hint="eastAsia"/>
+                <w:noProof/>
+                <w:webHidden/>
+              </w:rPr>
+              <w:instrText xml:space="preserve"> </w:instrText>
+            </w:r>
+            <w:r>
+              <w:rPr>
+                <w:noProof/>
+                <w:webHidden/>
+              </w:rPr>
+              <w:instrText>PAGEREF _Toc223989450 \h</w:instrText>
+            </w:r>
+            <w:r>
+              <w:rPr>
+                <w:rFonts w:hint="eastAsia"/>
+                <w:noProof/>
+                <w:webHidden/>
+              </w:rPr>
+              <w:instrText xml:space="preserve"> </w:instrText>
+            </w:r>
+            <w:r>
+              <w:rPr>
+                <w:rFonts w:hint="eastAsia"/>
+                <w:noProof/>
+                <w:webHidden/>
+              </w:rPr>
+            </w:r>
+            <w:r>
+              <w:rPr>
+                <w:rFonts w:hint="eastAsia"/>
+                <w:noProof/>
+                <w:webHidden/>
+              </w:rPr>
+              <w:fldChar w:fldCharType="separate"/>
+            </w:r>
+            <w:r>
+              <w:rPr>
+                <w:rFonts w:hint="eastAsia"/>
+                <w:noProof/>
+                <w:webHidden/>
+              </w:rPr>
+              <w:t>14</w:t>
+            </w:r>
+            <w:r>
+              <w:rPr>
+                <w:rFonts w:hint="eastAsia"/>
+                <w:noProof/>
+                <w:webHidden/>
+              </w:rPr>
+              <w:fldChar w:fldCharType="end"/>
+            </w:r>
+          </w:hyperlink>
+        </w:p>
+        <w:p>
+          <w:pPr>
+            <w:pStyle w:val="TOC2"/>
+            <w:tabs>
+              <w:tab w:val="right" w:leader="dot" w:pos="8296"/>
+            </w:tabs>
+            <w:rPr>
+              <w:rFonts w:cstheme="minorBidi" w:hint="eastAsia"/>
+              <w:noProof/>
+              <w:kern w:val="2"/>
+              <w:szCs w:val="24"/>
+              <w14:ligatures w14:val="standardContextual"/>
+            </w:rPr>
+          </w:pPr>
+          <w:hyperlink w:anchor="_Toc223989451" w:history="1">
+            <w:r>
+              <w:rPr>
+                <w:rStyle w:val="ae"/>
+                <w:rFonts w:hint="eastAsia"/>
+                <w:noProof/>
+              </w:rPr>
+              <w:t>26.01.28</w:t>
+            </w:r>
+            <w:r>
+              <w:rPr>
+                <w:rFonts w:hint="eastAsia"/>
+                <w:noProof/>
+                <w:webHidden/>
+              </w:rPr>
+              <w:tab/>
+            </w:r>
+            <w:r>
+              <w:rPr>
+                <w:rFonts w:hint="eastAsia"/>
+                <w:noProof/>
+                <w:webHidden/>
+              </w:rPr>
+              <w:fldChar w:fldCharType="begin"/>
+            </w:r>
+            <w:r>
+              <w:rPr>
+                <w:rFonts w:hint="eastAsia"/>
+                <w:noProof/>
+                <w:webHidden/>
+              </w:rPr>
+              <w:instrText xml:space="preserve"> </w:instrText>
+            </w:r>
+            <w:r>
+              <w:rPr>
+                <w:noProof/>
+                <w:webHidden/>
+              </w:rPr>
+              <w:instrText>PAGEREF _Toc223989451 \h</w:instrText>
+            </w:r>
+            <w:r>
+              <w:rPr>
+                <w:rFonts w:hint="eastAsia"/>
+                <w:noProof/>
+                <w:webHidden/>
+              </w:rPr>
+              <w:instrText xml:space="preserve"> </w:instrText>
+            </w:r>
+            <w:r>
+              <w:rPr>
+                <w:rFonts w:hint="eastAsia"/>
+                <w:noProof/>
+                <w:webHidden/>
+              </w:rPr>
+            </w:r>
+            <w:r>
+              <w:rPr>
+                <w:rFonts w:hint="eastAsia"/>
+                <w:noProof/>
+                <w:webHidden/>
+              </w:rPr>
+              <w:fldChar w:fldCharType="separate"/>
+            </w:r>
+            <w:r>
+              <w:rPr>
+                <w:rFonts w:hint="eastAsia"/>
+                <w:noProof/>
+                <w:webHidden/>
+              </w:rPr>
+              <w:t>14</w:t>
+            </w:r>
+            <w:r>
+              <w:rPr>
+                <w:rFonts w:hint="eastAsia"/>
+                <w:noProof/>
+                <w:webHidden/>
+              </w:rPr>
+              <w:fldChar w:fldCharType="end"/>
+            </w:r>
+          </w:hyperlink>
+        </w:p>
+        <w:p>
+          <w:pPr>
+            <w:pStyle w:val="TOC3"/>
+            <w:tabs>
+              <w:tab w:val="right" w:leader="dot" w:pos="8296"/>
+            </w:tabs>
+            <w:rPr>
+              <w:rFonts w:cstheme="minorBidi" w:hint="eastAsia"/>
+              <w:noProof/>
+              <w:kern w:val="2"/>
+              <w:szCs w:val="24"/>
+              <w14:ligatures w14:val="standardContextual"/>
+            </w:rPr>
+          </w:pPr>
+          <w:hyperlink w:anchor="_Toc223989452" w:history="1">
+            <w:r>
+              <w:rPr>
+                <w:rStyle w:val="ae"/>
+                <w:rFonts w:hint="eastAsia"/>
+                <w:noProof/>
+              </w:rPr>
+              <w:t>LC记录46</w:t>
+            </w:r>
+            <w:r>
+              <w:rPr>
+                <w:rFonts w:hint="eastAsia"/>
+                <w:noProof/>
+                <w:webHidden/>
+              </w:rPr>
+              <w:tab/>
+            </w:r>
+            <w:r>
+              <w:rPr>
+                <w:rFonts w:hint="eastAsia"/>
+                <w:noProof/>
+                <w:webHidden/>
+              </w:rPr>
+              <w:fldChar w:fldCharType="begin"/>
+            </w:r>
+            <w:r>
+              <w:rPr>
+                <w:rFonts w:hint="eastAsia"/>
+                <w:noProof/>
+                <w:webHidden/>
+              </w:rPr>
+              <w:instrText xml:space="preserve"> </w:instrText>
+            </w:r>
+            <w:r>
+              <w:rPr>
+                <w:noProof/>
+                <w:webHidden/>
+              </w:rPr>
+              <w:instrText>PAGEREF _Toc223989452 \h</w:instrText>
+            </w:r>
+            <w:r>
+              <w:rPr>
+                <w:rFonts w:hint="eastAsia"/>
+                <w:noProof/>
+                <w:webHidden/>
+              </w:rPr>
+              <w:instrText xml:space="preserve"> </w:instrText>
+            </w:r>
+            <w:r>
+              <w:rPr>
+                <w:rFonts w:hint="eastAsia"/>
+                <w:noProof/>
+                <w:webHidden/>
+              </w:rPr>
+            </w:r>
+            <w:r>
+              <w:rPr>
+                <w:rFonts w:hint="eastAsia"/>
+                <w:noProof/>
+                <w:webHidden/>
+              </w:rPr>
+              <w:fldChar w:fldCharType="separate"/>
+            </w:r>
+            <w:r>
+              <w:rPr>
+                <w:rFonts w:hint="eastAsia"/>
+                <w:noProof/>
+                <w:webHidden/>
+              </w:rPr>
+              <w:t>14</w:t>
+            </w:r>
+            <w:r>
+              <w:rPr>
+                <w:rFonts w:hint="eastAsia"/>
+                <w:noProof/>
+                <w:webHidden/>
+              </w:rPr>
+              <w:fldChar w:fldCharType="end"/>
+            </w:r>
+          </w:hyperlink>
+        </w:p>
+        <w:p>
+          <w:pPr>
+            <w:pStyle w:val="TOC2"/>
+            <w:tabs>
+              <w:tab w:val="right" w:leader="dot" w:pos="8296"/>
+            </w:tabs>
+            <w:rPr>
+              <w:rFonts w:cstheme="minorBidi" w:hint="eastAsia"/>
+              <w:noProof/>
+              <w:kern w:val="2"/>
+              <w:szCs w:val="24"/>
+              <w14:ligatures w14:val="standardContextual"/>
+            </w:rPr>
+          </w:pPr>
+          <w:hyperlink w:anchor="_Toc223989453" w:history="1">
+            <w:r>
+              <w:rPr>
+                <w:rStyle w:val="ae"/>
+                <w:rFonts w:hint="eastAsia"/>
+                <w:noProof/>
+              </w:rPr>
+              <w:t>26.02.25</w:t>
+            </w:r>
+            <w:r>
+              <w:rPr>
+                <w:rFonts w:hint="eastAsia"/>
+                <w:noProof/>
+                <w:webHidden/>
+              </w:rPr>
+              <w:tab/>
+            </w:r>
+            <w:r>
+              <w:rPr>
+                <w:rFonts w:hint="eastAsia"/>
+                <w:noProof/>
+                <w:webHidden/>
+              </w:rPr>
+              <w:fldChar w:fldCharType="begin"/>
+            </w:r>
+            <w:r>
+              <w:rPr>
+                <w:rFonts w:hint="eastAsia"/>
+                <w:noProof/>
+                <w:webHidden/>
+              </w:rPr>
+              <w:instrText xml:space="preserve"> </w:instrText>
+            </w:r>
+            <w:r>
+              <w:rPr>
+                <w:noProof/>
+                <w:webHidden/>
+              </w:rPr>
+              <w:instrText>PAGEREF _Toc223989453 \h</w:instrText>
+            </w:r>
+            <w:r>
+              <w:rPr>
+                <w:rFonts w:hint="eastAsia"/>
+                <w:noProof/>
+                <w:webHidden/>
+              </w:rPr>
+              <w:instrText xml:space="preserve"> </w:instrText>
+            </w:r>
+            <w:r>
+              <w:rPr>
+                <w:rFonts w:hint="eastAsia"/>
+                <w:noProof/>
+                <w:webHidden/>
+              </w:rPr>
+            </w:r>
+            <w:r>
+              <w:rPr>
+                <w:rFonts w:hint="eastAsia"/>
+                <w:noProof/>
+                <w:webHidden/>
+              </w:rPr>
+              <w:fldChar w:fldCharType="separate"/>
+            </w:r>
+            <w:r>
+              <w:rPr>
+                <w:rFonts w:hint="eastAsia"/>
+                <w:noProof/>
+                <w:webHidden/>
+              </w:rPr>
+              <w:t>14</w:t>
+            </w:r>
+            <w:r>
+              <w:rPr>
+                <w:rFonts w:hint="eastAsia"/>
+                <w:noProof/>
+                <w:webHidden/>
+              </w:rPr>
+              <w:fldChar w:fldCharType="end"/>
+            </w:r>
+          </w:hyperlink>
+        </w:p>
+        <w:p>
+          <w:pPr>
+            <w:pStyle w:val="TOC3"/>
+            <w:tabs>
+              <w:tab w:val="right" w:leader="dot" w:pos="8296"/>
+            </w:tabs>
+            <w:rPr>
+              <w:rFonts w:cstheme="minorBidi" w:hint="eastAsia"/>
+              <w:noProof/>
+              <w:kern w:val="2"/>
+              <w:szCs w:val="24"/>
+              <w14:ligatures w14:val="standardContextual"/>
+            </w:rPr>
+          </w:pPr>
+          <w:hyperlink w:anchor="_Toc223989454" w:history="1">
+            <w:r>
+              <w:rPr>
+                <w:rStyle w:val="ae"/>
+                <w:rFonts w:hint="eastAsia"/>
+                <w:noProof/>
+              </w:rPr>
+              <w:t>LC记录47</w:t>
+            </w:r>
+            <w:r>
+              <w:rPr>
+                <w:rFonts w:hint="eastAsia"/>
+                <w:noProof/>
+                <w:webHidden/>
+              </w:rPr>
+              <w:tab/>
+            </w:r>
+            <w:r>
+              <w:rPr>
+                <w:rFonts w:hint="eastAsia"/>
+                <w:noProof/>
+                <w:webHidden/>
+              </w:rPr>
+              <w:fldChar w:fldCharType="begin"/>
+            </w:r>
+            <w:r>
+              <w:rPr>
+                <w:rFonts w:hint="eastAsia"/>
+                <w:noProof/>
+                <w:webHidden/>
+              </w:rPr>
+              <w:instrText xml:space="preserve"> </w:instrText>
+            </w:r>
+            <w:r>
+              <w:rPr>
+                <w:noProof/>
+                <w:webHidden/>
+              </w:rPr>
+              <w:instrText>PAGEREF _Toc223989454 \h</w:instrText>
+            </w:r>
+            <w:r>
+              <w:rPr>
+                <w:rFonts w:hint="eastAsia"/>
+                <w:noProof/>
+                <w:webHidden/>
+              </w:rPr>
+              <w:instrText xml:space="preserve"> </w:instrText>
+            </w:r>
+            <w:r>
+              <w:rPr>
+                <w:rFonts w:hint="eastAsia"/>
+                <w:noProof/>
+                <w:webHidden/>
+              </w:rPr>
+            </w:r>
+            <w:r>
+              <w:rPr>
+                <w:rFonts w:hint="eastAsia"/>
+                <w:noProof/>
+                <w:webHidden/>
+              </w:rPr>
+              <w:fldChar w:fldCharType="separate"/>
+            </w:r>
+            <w:r>
+              <w:rPr>
+                <w:rFonts w:hint="eastAsia"/>
+                <w:noProof/>
+                <w:webHidden/>
+              </w:rPr>
+              <w:t>14</w:t>
+            </w:r>
+            <w:r>
+              <w:rPr>
+                <w:rFonts w:hint="eastAsia"/>
+                <w:noProof/>
+                <w:webHidden/>
+              </w:rPr>
+              <w:fldChar w:fldCharType="end"/>
+            </w:r>
+          </w:hyperlink>
+        </w:p>
+        <w:p>
+          <w:pPr>
+            <w:pStyle w:val="TOC2"/>
+            <w:tabs>
+              <w:tab w:val="right" w:leader="dot" w:pos="8296"/>
+            </w:tabs>
+            <w:rPr>
+              <w:rFonts w:cstheme="minorBidi" w:hint="eastAsia"/>
+              <w:noProof/>
+              <w:kern w:val="2"/>
+              <w:szCs w:val="24"/>
+              <w14:ligatures w14:val="standardContextual"/>
+            </w:rPr>
+          </w:pPr>
+          <w:hyperlink w:anchor="_Toc223989455" w:history="1">
+            <w:r>
+              <w:rPr>
+                <w:rStyle w:val="ae"/>
+                <w:rFonts w:hint="eastAsia"/>
+                <w:noProof/>
+              </w:rPr>
+              <w:t>26.02.26</w:t>
+            </w:r>
+            <w:r>
+              <w:rPr>
+                <w:rFonts w:hint="eastAsia"/>
+                <w:noProof/>
+                <w:webHidden/>
+              </w:rPr>
+              <w:tab/>
+            </w:r>
+            <w:r>
+              <w:rPr>
+                <w:rFonts w:hint="eastAsia"/>
+                <w:noProof/>
+                <w:webHidden/>
+              </w:rPr>
+              <w:fldChar w:fldCharType="begin"/>
+            </w:r>
+            <w:r>
+              <w:rPr>
+                <w:rFonts w:hint="eastAsia"/>
+                <w:noProof/>
+                <w:webHidden/>
+              </w:rPr>
+              <w:instrText xml:space="preserve"> </w:instrText>
+            </w:r>
+            <w:r>
+              <w:rPr>
+                <w:noProof/>
+                <w:webHidden/>
+              </w:rPr>
+              <w:instrText>PAGEREF _Toc223989455 \h</w:instrText>
+            </w:r>
+            <w:r>
+              <w:rPr>
+                <w:rFonts w:hint="eastAsia"/>
+                <w:noProof/>
+                <w:webHidden/>
+              </w:rPr>
+              <w:instrText xml:space="preserve"> </w:instrText>
+            </w:r>
+            <w:r>
+              <w:rPr>
+                <w:rFonts w:hint="eastAsia"/>
+                <w:noProof/>
+                <w:webHidden/>
+              </w:rPr>
+            </w:r>
+            <w:r>
+              <w:rPr>
+                <w:rFonts w:hint="eastAsia"/>
+                <w:noProof/>
+                <w:webHidden/>
+              </w:rPr>
+              <w:fldChar w:fldCharType="separate"/>
+            </w:r>
+            <w:r>
+              <w:rPr>
+                <w:rFonts w:hint="eastAsia"/>
+                <w:noProof/>
+                <w:webHidden/>
+              </w:rPr>
+              <w:t>14</w:t>
+            </w:r>
+            <w:r>
+              <w:rPr>
+                <w:rFonts w:hint="eastAsia"/>
+                <w:noProof/>
+                <w:webHidden/>
+              </w:rPr>
+              <w:fldChar w:fldCharType="end"/>
+            </w:r>
+          </w:hyperlink>
+        </w:p>
+        <w:p>
+          <w:pPr>
+            <w:pStyle w:val="TOC3"/>
+            <w:tabs>
+              <w:tab w:val="right" w:leader="dot" w:pos="8296"/>
+            </w:tabs>
+            <w:rPr>
+              <w:rFonts w:cstheme="minorBidi" w:hint="eastAsia"/>
+              <w:noProof/>
+              <w:kern w:val="2"/>
+              <w:szCs w:val="24"/>
+              <w14:ligatures w14:val="standardContextual"/>
+            </w:rPr>
+          </w:pPr>
+          <w:hyperlink w:anchor="_Toc223989456" w:history="1">
+            <w:r>
+              <w:rPr>
+                <w:rStyle w:val="ae"/>
+                <w:rFonts w:hint="eastAsia"/>
+                <w:noProof/>
+              </w:rPr>
+              <w:t>LC记录48 49 50 51 52</w:t>
+            </w:r>
+            <w:r>
+              <w:rPr>
+                <w:rFonts w:hint="eastAsia"/>
+                <w:noProof/>
+                <w:webHidden/>
+              </w:rPr>
+              <w:tab/>
+            </w:r>
+            <w:r>
+              <w:rPr>
+                <w:rFonts w:hint="eastAsia"/>
+                <w:noProof/>
+                <w:webHidden/>
+              </w:rPr>
+              <w:fldChar w:fldCharType="begin"/>
+            </w:r>
+            <w:r>
+              <w:rPr>
+                <w:rFonts w:hint="eastAsia"/>
+                <w:noProof/>
+                <w:webHidden/>
+              </w:rPr>
+              <w:instrText xml:space="preserve"> </w:instrText>
+            </w:r>
+            <w:r>
+              <w:rPr>
+                <w:noProof/>
+                <w:webHidden/>
+              </w:rPr>
+              <w:instrText>PAGEREF _Toc223989456 \h</w:instrText>
+            </w:r>
+            <w:r>
+              <w:rPr>
+                <w:rFonts w:hint="eastAsia"/>
+                <w:noProof/>
+                <w:webHidden/>
+              </w:rPr>
+              <w:instrText xml:space="preserve"> </w:instrText>
+            </w:r>
+            <w:r>
+              <w:rPr>
+                <w:rFonts w:hint="eastAsia"/>
+                <w:noProof/>
+                <w:webHidden/>
+              </w:rPr>
+            </w:r>
+            <w:r>
+              <w:rPr>
+                <w:rFonts w:hint="eastAsia"/>
+                <w:noProof/>
+                <w:webHidden/>
+              </w:rPr>
+              <w:fldChar w:fldCharType="separate"/>
+            </w:r>
+            <w:r>
+              <w:rPr>
+                <w:rFonts w:hint="eastAsia"/>
+                <w:noProof/>
+                <w:webHidden/>
+              </w:rPr>
+              <w:t>14</w:t>
+            </w:r>
+            <w:r>
+              <w:rPr>
+                <w:rFonts w:hint="eastAsia"/>
+                <w:noProof/>
+                <w:webHidden/>
+              </w:rPr>
+              <w:fldChar w:fldCharType="end"/>
+            </w:r>
+          </w:hyperlink>
+        </w:p>
+        <w:p>
+          <w:pPr>
+            <w:pStyle w:val="TOC2"/>
+            <w:tabs>
+              <w:tab w:val="right" w:leader="dot" w:pos="8296"/>
+            </w:tabs>
+            <w:rPr>
+              <w:rFonts w:cstheme="minorBidi" w:hint="eastAsia"/>
+              <w:noProof/>
+              <w:kern w:val="2"/>
+              <w:szCs w:val="24"/>
+              <w14:ligatures w14:val="standardContextual"/>
+            </w:rPr>
+          </w:pPr>
+          <w:hyperlink w:anchor="_Toc223989457" w:history="1">
+            <w:r>
+              <w:rPr>
+                <w:rStyle w:val="ae"/>
+                <w:rFonts w:hint="eastAsia"/>
+                <w:noProof/>
+              </w:rPr>
+              <w:t>26.02.27</w:t>
+            </w:r>
+            <w:r>
+              <w:rPr>
+                <w:rFonts w:hint="eastAsia"/>
+                <w:noProof/>
+                <w:webHidden/>
+              </w:rPr>
+              <w:tab/>
+            </w:r>
+            <w:r>
+              <w:rPr>
+                <w:rFonts w:hint="eastAsia"/>
+                <w:noProof/>
+                <w:webHidden/>
+              </w:rPr>
+              <w:fldChar w:fldCharType="begin"/>
+            </w:r>
+            <w:r>
+              <w:rPr>
+                <w:rFonts w:hint="eastAsia"/>
+                <w:noProof/>
+                <w:webHidden/>
+              </w:rPr>
+              <w:instrText xml:space="preserve"> </w:instrText>
+            </w:r>
+            <w:r>
+              <w:rPr>
+                <w:noProof/>
+                <w:webHidden/>
+              </w:rPr>
+              <w:instrText>PAGEREF _Toc223989457 \h</w:instrText>
+            </w:r>
+            <w:r>
+              <w:rPr>
+                <w:rFonts w:hint="eastAsia"/>
+                <w:noProof/>
+                <w:webHidden/>
+              </w:rPr>
+              <w:instrText xml:space="preserve"> </w:instrText>
+            </w:r>
+            <w:r>
+              <w:rPr>
+                <w:rFonts w:hint="eastAsia"/>
+                <w:noProof/>
+                <w:webHidden/>
+              </w:rPr>
+            </w:r>
+            <w:r>
+              <w:rPr>
+                <w:rFonts w:hint="eastAsia"/>
+                <w:noProof/>
+                <w:webHidden/>
+              </w:rPr>
+              <w:fldChar w:fldCharType="separate"/>
+            </w:r>
+            <w:r>
+              <w:rPr>
+                <w:rFonts w:hint="eastAsia"/>
+                <w:noProof/>
+                <w:webHidden/>
+              </w:rPr>
+              <w:t>14</w:t>
+            </w:r>
+            <w:r>
+              <w:rPr>
+                <w:rFonts w:hint="eastAsia"/>
+                <w:noProof/>
+                <w:webHidden/>
+              </w:rPr>
+              <w:fldChar w:fldCharType="end"/>
+            </w:r>
+          </w:hyperlink>
+        </w:p>
+        <w:p>
+          <w:pPr>
+            <w:pStyle w:val="TOC3"/>
+            <w:tabs>
+              <w:tab w:val="right" w:leader="dot" w:pos="8296"/>
+            </w:tabs>
+            <w:rPr>
+              <w:rFonts w:cstheme="minorBidi" w:hint="eastAsia"/>
+              <w:noProof/>
+              <w:kern w:val="2"/>
+              <w:szCs w:val="24"/>
+              <w14:ligatures w14:val="standardContextual"/>
+            </w:rPr>
+          </w:pPr>
+          <w:hyperlink w:anchor="_Toc223989458" w:history="1">
+            <w:r>
+              <w:rPr>
+                <w:rStyle w:val="ae"/>
+                <w:rFonts w:hint="eastAsia"/>
+                <w:noProof/>
+              </w:rPr>
+              <w:t>LC记录53 54</w:t>
+            </w:r>
+            <w:r>
+              <w:rPr>
+                <w:rFonts w:hint="eastAsia"/>
+                <w:noProof/>
+                <w:webHidden/>
+              </w:rPr>
+              <w:tab/>
+            </w:r>
+            <w:r>
+              <w:rPr>
+                <w:rFonts w:hint="eastAsia"/>
+                <w:noProof/>
+                <w:webHidden/>
+              </w:rPr>
+              <w:fldChar w:fldCharType="begin"/>
+            </w:r>
+            <w:r>
+              <w:rPr>
+                <w:rFonts w:hint="eastAsia"/>
+                <w:noProof/>
+                <w:webHidden/>
+              </w:rPr>
+              <w:instrText xml:space="preserve"> </w:instrText>
+            </w:r>
+            <w:r>
+              <w:rPr>
+                <w:noProof/>
+                <w:webHidden/>
+              </w:rPr>
+              <w:instrText>PAGEREF _Toc223989458 \h</w:instrText>
+            </w:r>
+            <w:r>
+              <w:rPr>
+                <w:rFonts w:hint="eastAsia"/>
+                <w:noProof/>
+                <w:webHidden/>
+              </w:rPr>
+              <w:instrText xml:space="preserve"> </w:instrText>
+            </w:r>
+            <w:r>
+              <w:rPr>
+                <w:rFonts w:hint="eastAsia"/>
+                <w:noProof/>
+                <w:webHidden/>
+              </w:rPr>
+            </w:r>
+            <w:r>
+              <w:rPr>
+                <w:rFonts w:hint="eastAsia"/>
+                <w:noProof/>
+                <w:webHidden/>
+              </w:rPr>
+              <w:fldChar w:fldCharType="separate"/>
+            </w:r>
+            <w:r>
+              <w:rPr>
+                <w:rFonts w:hint="eastAsia"/>
+                <w:noProof/>
+                <w:webHidden/>
+              </w:rPr>
+              <w:t>14</w:t>
+            </w:r>
+            <w:r>
+              <w:rPr>
+                <w:rFonts w:hint="eastAsia"/>
+                <w:noProof/>
+                <w:webHidden/>
+              </w:rPr>
+              <w:fldChar w:fldCharType="end"/>
+            </w:r>
+          </w:hyperlink>
+        </w:p>
+        <w:p>
+          <w:pPr>
+            <w:pStyle w:val="TOC3"/>
+            <w:tabs>
+              <w:tab w:val="right" w:leader="dot" w:pos="8296"/>
+            </w:tabs>
+            <w:rPr>
+              <w:rFonts w:cstheme="minorBidi" w:hint="eastAsia"/>
+              <w:noProof/>
+              <w:kern w:val="2"/>
+              <w:szCs w:val="24"/>
+              <w14:ligatures w14:val="standardContextual"/>
+            </w:rPr>
+          </w:pPr>
+          <w:hyperlink w:anchor="_Toc223989459" w:history="1">
+            <w:r>
+              <w:rPr>
+                <w:rStyle w:val="ae"/>
+                <w:rFonts w:ascii="宋体" w:eastAsia="宋体" w:hAnsi="宋体" w:cs="宋体" w:hint="eastAsia"/>
+                <w:b/>
+                <w:bCs/>
+                <w:noProof/>
+              </w:rPr>
+              <w:t>基本语法</w:t>
+            </w:r>
+            <w:r>
+              <w:rPr>
+                <w:rFonts w:hint="eastAsia"/>
+                <w:noProof/>
+                <w:webHidden/>
+              </w:rPr>
+              <w:tab/>
+            </w:r>
+            <w:r>
+              <w:rPr>
+                <w:rFonts w:hint="eastAsia"/>
+                <w:noProof/>
+                <w:webHidden/>
+              </w:rPr>
+              <w:fldChar w:fldCharType="begin"/>
+            </w:r>
+            <w:r>
+              <w:rPr>
+                <w:rFonts w:hint="eastAsia"/>
+                <w:noProof/>
+                <w:webHidden/>
+              </w:rPr>
+              <w:instrText xml:space="preserve"> </w:instrText>
+            </w:r>
+            <w:r>
+              <w:rPr>
+                <w:noProof/>
+                <w:webHidden/>
+              </w:rPr>
+              <w:instrText>PAGEREF _Toc223989459 \h</w:instrText>
+            </w:r>
+            <w:r>
+              <w:rPr>
+                <w:rFonts w:hint="eastAsia"/>
+                <w:noProof/>
+                <w:webHidden/>
+              </w:rPr>
+              <w:instrText xml:space="preserve"> </w:instrText>
+            </w:r>
+            <w:r>
+              <w:rPr>
+                <w:rFonts w:hint="eastAsia"/>
+                <w:noProof/>
+                <w:webHidden/>
+              </w:rPr>
+            </w:r>
+            <w:r>
+              <w:rPr>
+                <w:rFonts w:hint="eastAsia"/>
+                <w:noProof/>
+                <w:webHidden/>
+              </w:rPr>
+              <w:fldChar w:fldCharType="separate"/>
+            </w:r>
+            <w:r>
+              <w:rPr>
+                <w:rFonts w:hint="eastAsia"/>
+                <w:noProof/>
+                <w:webHidden/>
+              </w:rPr>
+              <w:t>15</w:t>
+            </w:r>
+            <w:r>
+              <w:rPr>
+                <w:rFonts w:hint="eastAsia"/>
+                <w:noProof/>
+                <w:webHidden/>
+              </w:rPr>
+              <w:fldChar w:fldCharType="end"/>
+            </w:r>
+          </w:hyperlink>
+        </w:p>
+        <w:p>
+          <w:pPr>
+            <w:pStyle w:val="TOC3"/>
+            <w:tabs>
+              <w:tab w:val="right" w:leader="dot" w:pos="8296"/>
+            </w:tabs>
+            <w:rPr>
+              <w:rFonts w:cstheme="minorBidi" w:hint="eastAsia"/>
+              <w:noProof/>
+              <w:kern w:val="2"/>
+              <w:szCs w:val="24"/>
+              <w14:ligatures w14:val="standardContextual"/>
+            </w:rPr>
+          </w:pPr>
+          <w:hyperlink w:anchor="_Toc223989460" w:history="1">
+            <w:r>
+              <w:rPr>
+                <w:rStyle w:val="ae"/>
+                <w:rFonts w:ascii="宋体" w:eastAsia="宋体" w:hAnsi="宋体" w:cs="宋体" w:hint="eastAsia"/>
+                <w:noProof/>
+              </w:rPr>
+              <w:t>string.charCodeAt(index)</w:t>
+            </w:r>
+            <w:r>
+              <w:rPr>
+                <w:rFonts w:hint="eastAsia"/>
+                <w:noProof/>
+                <w:webHidden/>
+              </w:rPr>
+              <w:tab/>
+            </w:r>
+            <w:r>
+              <w:rPr>
+                <w:rFonts w:hint="eastAsia"/>
+                <w:noProof/>
+                <w:webHidden/>
+              </w:rPr>
+              <w:fldChar w:fldCharType="begin"/>
+            </w:r>
+            <w:r>
+              <w:rPr>
+                <w:rFonts w:hint="eastAsia"/>
+                <w:noProof/>
+                <w:webHidden/>
+              </w:rPr>
+              <w:instrText xml:space="preserve"> </w:instrText>
+            </w:r>
+            <w:r>
+              <w:rPr>
+                <w:noProof/>
+                <w:webHidden/>
+              </w:rPr>
+              <w:instrText>PAGEREF _Toc223989460 \h</w:instrText>
+            </w:r>
+            <w:r>
+              <w:rPr>
+                <w:rFonts w:hint="eastAsia"/>
+                <w:noProof/>
+                <w:webHidden/>
+              </w:rPr>
+              <w:instrText xml:space="preserve"> </w:instrText>
+            </w:r>
+            <w:r>
+              <w:rPr>
+                <w:rFonts w:hint="eastAsia"/>
+                <w:noProof/>
+                <w:webHidden/>
+              </w:rPr>
+            </w:r>
+            <w:r>
+              <w:rPr>
+                <w:rFonts w:hint="eastAsia"/>
+                <w:noProof/>
+                <w:webHidden/>
+              </w:rPr>
+              <w:fldChar w:fldCharType="separate"/>
+            </w:r>
+            <w:r>
+              <w:rPr>
+                <w:rFonts w:hint="eastAsia"/>
+                <w:noProof/>
+                <w:webHidden/>
+              </w:rPr>
+              <w:t>15</w:t>
+            </w:r>
+            <w:r>
+              <w:rPr>
+                <w:rFonts w:hint="eastAsia"/>
+                <w:noProof/>
+                <w:webHidden/>
+              </w:rPr>
+              <w:fldChar w:fldCharType="end"/>
+            </w:r>
+          </w:hyperlink>
+        </w:p>
+        <w:p>
+          <w:pPr>
+            <w:pStyle w:val="TOC2"/>
+            <w:tabs>
+              <w:tab w:val="right" w:leader="dot" w:pos="8296"/>
+            </w:tabs>
+            <w:rPr>
+              <w:rFonts w:cstheme="minorBidi" w:hint="eastAsia"/>
+              <w:noProof/>
+              <w:kern w:val="2"/>
+              <w:szCs w:val="24"/>
+              <w14:ligatures w14:val="standardContextual"/>
+            </w:rPr>
+          </w:pPr>
+          <w:hyperlink w:anchor="_Toc223989461" w:history="1">
+            <w:r>
+              <w:rPr>
+                <w:rStyle w:val="ae"/>
+                <w:rFonts w:hint="eastAsia"/>
+                <w:noProof/>
+              </w:rPr>
+              <w:t>26.03.5</w:t>
+            </w:r>
+            <w:r>
+              <w:rPr>
+                <w:rFonts w:hint="eastAsia"/>
+                <w:noProof/>
+                <w:webHidden/>
+              </w:rPr>
+              <w:tab/>
+            </w:r>
+            <w:r>
+              <w:rPr>
+                <w:rFonts w:hint="eastAsia"/>
+                <w:noProof/>
+                <w:webHidden/>
+              </w:rPr>
+              <w:fldChar w:fldCharType="begin"/>
+            </w:r>
+            <w:r>
+              <w:rPr>
+                <w:rFonts w:hint="eastAsia"/>
+                <w:noProof/>
+                <w:webHidden/>
+              </w:rPr>
+              <w:instrText xml:space="preserve"> </w:instrText>
+            </w:r>
+            <w:r>
+              <w:rPr>
+                <w:noProof/>
+                <w:webHidden/>
+              </w:rPr>
+              <w:instrText>PAGEREF _Toc223989461 \h</w:instrText>
+            </w:r>
+            <w:r>
+              <w:rPr>
+                <w:rFonts w:hint="eastAsia"/>
+                <w:noProof/>
+                <w:webHidden/>
+              </w:rPr>
+              <w:instrText xml:space="preserve"> </w:instrText>
+            </w:r>
+            <w:r>
+              <w:rPr>
+                <w:rFonts w:hint="eastAsia"/>
+                <w:noProof/>
+                <w:webHidden/>
+              </w:rPr>
+            </w:r>
+            <w:r>
+              <w:rPr>
+                <w:rFonts w:hint="eastAsia"/>
+                <w:noProof/>
+                <w:webHidden/>
+              </w:rPr>
+              <w:fldChar w:fldCharType="separate"/>
+            </w:r>
+            <w:r>
+              <w:rPr>
+                <w:rFonts w:hint="eastAsia"/>
+                <w:noProof/>
+                <w:webHidden/>
+              </w:rPr>
+              <w:t>15</w:t>
+            </w:r>
+            <w:r>
+              <w:rPr>
+                <w:rFonts w:hint="eastAsia"/>
+                <w:noProof/>
+                <w:webHidden/>
+              </w:rPr>
+              <w:fldChar w:fldCharType="end"/>
+            </w:r>
+          </w:hyperlink>
+        </w:p>
+        <w:p>
+          <w:pPr>
+            <w:pStyle w:val="TOC3"/>
+            <w:tabs>
+              <w:tab w:val="right" w:leader="dot" w:pos="8296"/>
+            </w:tabs>
+            <w:rPr>
+              <w:rFonts w:cstheme="minorBidi" w:hint="eastAsia"/>
+              <w:noProof/>
+              <w:kern w:val="2"/>
+              <w:szCs w:val="24"/>
+              <w14:ligatures w14:val="standardContextual"/>
+            </w:rPr>
+          </w:pPr>
+          <w:hyperlink w:anchor="_Toc223989462" w:history="1">
+            <w:r>
+              <w:rPr>
+                <w:rStyle w:val="ae"/>
+                <w:rFonts w:hint="eastAsia"/>
+                <w:noProof/>
+              </w:rPr>
+              <w:t>LC记录55</w:t>
+            </w:r>
+            <w:r>
+              <w:rPr>
+                <w:rFonts w:hint="eastAsia"/>
+                <w:noProof/>
+                <w:webHidden/>
+              </w:rPr>
+              <w:tab/>
+            </w:r>
+            <w:r>
+              <w:rPr>
+                <w:rFonts w:hint="eastAsia"/>
+                <w:noProof/>
+                <w:webHidden/>
+              </w:rPr>
+              <w:fldChar w:fldCharType="begin"/>
+            </w:r>
+            <w:r>
+              <w:rPr>
+                <w:rFonts w:hint="eastAsia"/>
+                <w:noProof/>
+                <w:webHidden/>
+              </w:rPr>
+              <w:instrText xml:space="preserve"> </w:instrText>
+            </w:r>
+            <w:r>
+              <w:rPr>
+                <w:noProof/>
+                <w:webHidden/>
+              </w:rPr>
+              <w:instrText>PAGEREF _Toc223989462 \h</w:instrText>
+            </w:r>
+            <w:r>
+              <w:rPr>
+                <w:rFonts w:hint="eastAsia"/>
+                <w:noProof/>
+                <w:webHidden/>
+              </w:rPr>
+              <w:instrText xml:space="preserve"> </w:instrText>
+            </w:r>
+            <w:r>
+              <w:rPr>
+                <w:rFonts w:hint="eastAsia"/>
+                <w:noProof/>
+                <w:webHidden/>
+              </w:rPr>
+            </w:r>
+            <w:r>
+              <w:rPr>
+                <w:rFonts w:hint="eastAsia"/>
+                <w:noProof/>
+                <w:webHidden/>
+              </w:rPr>
+              <w:fldChar w:fldCharType="separate"/>
+            </w:r>
+            <w:r>
+              <w:rPr>
+                <w:rFonts w:hint="eastAsia"/>
+                <w:noProof/>
+                <w:webHidden/>
+              </w:rPr>
+              <w:t>15</w:t>
             </w:r>
             <w:r>
               <w:rPr>
@@ -3412,7 +5504,7 @@
           <w:rFonts w:hint="eastAsia"/>
         </w:rPr>
       </w:pPr>
-      <w:bookmarkStart w:id="0" w:name="_Toc219301793"/>
+      <w:bookmarkStart w:id="0" w:name="_Toc223989406"/>
       <w:r>
         <w:rPr>
           <w:rFonts w:hint="eastAsia"/>
@@ -3428,7 +5520,7 @@
           <w:rFonts w:hint="eastAsia"/>
         </w:rPr>
       </w:pPr>
-      <w:bookmarkStart w:id="1" w:name="_Toc219301794"/>
+      <w:bookmarkStart w:id="1" w:name="_Toc223989407"/>
       <w:r>
         <w:rPr>
           <w:rFonts w:hint="eastAsia"/>
@@ -3487,7 +5579,49 @@
               <w:rPr>
                 <w:rFonts w:hint="eastAsia"/>
               </w:rPr>
-              <w:t>let arr: number[] = new Array(5).fill(0);</w:t>
+              <w:t xml:space="preserve">let </w:t>
+            </w:r>
+            <w:proofErr w:type="spellStart"/>
+            <w:r>
+              <w:rPr>
+                <w:rFonts w:hint="eastAsia"/>
+              </w:rPr>
+              <w:t>arr</w:t>
+            </w:r>
+            <w:proofErr w:type="spellEnd"/>
+            <w:r>
+              <w:rPr>
+                <w:rFonts w:hint="eastAsia"/>
+              </w:rPr>
+              <w:t xml:space="preserve">: </w:t>
+            </w:r>
+            <w:proofErr w:type="gramStart"/>
+            <w:r>
+              <w:rPr>
+                <w:rFonts w:hint="eastAsia"/>
+              </w:rPr>
+              <w:t>number[</w:t>
+            </w:r>
+            <w:proofErr w:type="gramEnd"/>
+            <w:r>
+              <w:rPr>
+                <w:rFonts w:hint="eastAsia"/>
+              </w:rPr>
+              <w:t>] = new Array(5</w:t>
+            </w:r>
+            <w:proofErr w:type="gramStart"/>
+            <w:r>
+              <w:rPr>
+                <w:rFonts w:hint="eastAsia"/>
+              </w:rPr>
+              <w:t>).fill</w:t>
+            </w:r>
+            <w:proofErr w:type="gramEnd"/>
+            <w:r>
+              <w:rPr>
+                <w:rFonts w:hint="eastAsia"/>
+              </w:rPr>
+              <w:t>(0);</w:t>
             </w:r>
           </w:p>
           <w:p>
@@ -3500,7 +5634,35 @@
               <w:rPr>
                 <w:rFonts w:hint="eastAsia"/>
               </w:rPr>
-              <w:t>let nums: number[] = [1, 3, 2, 5, 4];</w:t>
+              <w:t xml:space="preserve">let </w:t>
+            </w:r>
+            <w:proofErr w:type="spellStart"/>
+            <w:r>
+              <w:rPr>
+                <w:rFonts w:hint="eastAsia"/>
+              </w:rPr>
+              <w:t>nums</w:t>
+            </w:r>
+            <w:proofErr w:type="spellEnd"/>
+            <w:r>
+              <w:rPr>
+                <w:rFonts w:hint="eastAsia"/>
+              </w:rPr>
+              <w:t xml:space="preserve">: </w:t>
+            </w:r>
+            <w:proofErr w:type="gramStart"/>
+            <w:r>
+              <w:rPr>
+                <w:rFonts w:hint="eastAsia"/>
+              </w:rPr>
+              <w:t>number[</w:t>
+            </w:r>
+            <w:proofErr w:type="gramEnd"/>
+            <w:r>
+              <w:rPr>
+                <w:rFonts w:hint="eastAsia"/>
+              </w:rPr>
+              <w:t>] = [1, 3, 2, 5, 4];</w:t>
             </w:r>
           </w:p>
         </w:tc>
@@ -3582,7 +5744,21 @@
               <w:rPr>
                 <w:rFonts w:hint="eastAsia"/>
               </w:rPr>
-              <w:t>class ListNode {</w:t>
+              <w:t xml:space="preserve">class </w:t>
+            </w:r>
+            <w:proofErr w:type="spellStart"/>
+            <w:r>
+              <w:rPr>
+                <w:rFonts w:hint="eastAsia"/>
+              </w:rPr>
+              <w:t>ListNode</w:t>
+            </w:r>
+            <w:proofErr w:type="spellEnd"/>
+            <w:r>
+              <w:rPr>
+                <w:rFonts w:hint="eastAsia"/>
+              </w:rPr>
+              <w:t xml:space="preserve"> {</w:t>
             </w:r>
           </w:p>
           <w:p>
@@ -3595,7 +5771,21 @@
               <w:rPr>
                 <w:rFonts w:hint="eastAsia"/>
               </w:rPr>
-              <w:t xml:space="preserve">    val: number;</w:t>
+              <w:t xml:space="preserve">    </w:t>
+            </w:r>
+            <w:proofErr w:type="spellStart"/>
+            <w:r>
+              <w:rPr>
+                <w:rFonts w:hint="eastAsia"/>
+              </w:rPr>
+              <w:t>val</w:t>
+            </w:r>
+            <w:proofErr w:type="spellEnd"/>
+            <w:r>
+              <w:rPr>
+                <w:rFonts w:hint="eastAsia"/>
+              </w:rPr>
+              <w:t>: number;</w:t>
             </w:r>
           </w:p>
           <w:p>
@@ -3608,7 +5798,21 @@
               <w:rPr>
                 <w:rFonts w:hint="eastAsia"/>
               </w:rPr>
-              <w:t xml:space="preserve">    next: ListNode | null;</w:t>
+              <w:t xml:space="preserve">    next: </w:t>
+            </w:r>
+            <w:proofErr w:type="spellStart"/>
+            <w:r>
+              <w:rPr>
+                <w:rFonts w:hint="eastAsia"/>
+              </w:rPr>
+              <w:t>ListNode</w:t>
+            </w:r>
+            <w:proofErr w:type="spellEnd"/>
+            <w:r>
+              <w:rPr>
+                <w:rFonts w:hint="eastAsia"/>
+              </w:rPr>
+              <w:t xml:space="preserve"> | null;</w:t>
             </w:r>
           </w:p>
           <w:p>
@@ -3621,7 +5825,63 @@
               <w:rPr>
                 <w:rFonts w:hint="eastAsia"/>
               </w:rPr>
-              <w:t xml:space="preserve">    constructor(val?: number, next?: ListNode | null) {</w:t>
+              <w:t xml:space="preserve">    </w:t>
+            </w:r>
+            <w:proofErr w:type="gramStart"/>
+            <w:r>
+              <w:rPr>
+                <w:rFonts w:hint="eastAsia"/>
+              </w:rPr>
+              <w:t>constructor(</w:t>
+            </w:r>
+            <w:proofErr w:type="spellStart"/>
+            <w:r>
+              <w:rPr>
+                <w:rFonts w:hint="eastAsia"/>
+              </w:rPr>
+              <w:t>val</w:t>
+            </w:r>
+            <w:proofErr w:type="spellEnd"/>
+            <w:r>
+              <w:rPr>
+                <w:rFonts w:hint="eastAsia"/>
+              </w:rPr>
+              <w:t>?:</w:t>
+            </w:r>
+            <w:proofErr w:type="gramEnd"/>
+            <w:r>
+              <w:rPr>
+                <w:rFonts w:hint="eastAsia"/>
+              </w:rPr>
+              <w:t xml:space="preserve"> number, </w:t>
+            </w:r>
+            <w:proofErr w:type="gramStart"/>
+            <w:r>
+              <w:rPr>
+                <w:rFonts w:hint="eastAsia"/>
+              </w:rPr>
+              <w:t>next?:</w:t>
+            </w:r>
+            <w:proofErr w:type="gramEnd"/>
+            <w:r>
+              <w:rPr>
+                <w:rFonts w:hint="eastAsia"/>
+              </w:rPr>
+              <w:t xml:space="preserve"> </w:t>
+            </w:r>
+            <w:proofErr w:type="spellStart"/>
+            <w:r>
+              <w:rPr>
+                <w:rFonts w:hint="eastAsia"/>
+              </w:rPr>
+              <w:t>ListNode</w:t>
+            </w:r>
+            <w:proofErr w:type="spellEnd"/>
+            <w:r>
+              <w:rPr>
+                <w:rFonts w:hint="eastAsia"/>
+              </w:rPr>
+              <w:t xml:space="preserve"> | null) {</w:t>
             </w:r>
           </w:p>
           <w:p>
@@ -3634,7 +5894,63 @@
               <w:rPr>
                 <w:rFonts w:hint="eastAsia"/>
               </w:rPr>
-              <w:t xml:space="preserve">        this.val = val === undefined ? 0 : val;        // 节点值</w:t>
+              <w:t xml:space="preserve">        </w:t>
+            </w:r>
+            <w:proofErr w:type="spellStart"/>
+            <w:r>
+              <w:rPr>
+                <w:rFonts w:hint="eastAsia"/>
+              </w:rPr>
+              <w:t>this.val</w:t>
+            </w:r>
+            <w:proofErr w:type="spellEnd"/>
+            <w:r>
+              <w:rPr>
+                <w:rFonts w:hint="eastAsia"/>
+              </w:rPr>
+              <w:t xml:space="preserve"> = </w:t>
+            </w:r>
+            <w:proofErr w:type="spellStart"/>
+            <w:r>
+              <w:rPr>
+                <w:rFonts w:hint="eastAsia"/>
+              </w:rPr>
+              <w:t>val</w:t>
+            </w:r>
+            <w:proofErr w:type="spellEnd"/>
+            <w:r>
+              <w:rPr>
+                <w:rFonts w:hint="eastAsia"/>
+              </w:rPr>
+              <w:t xml:space="preserve"> === </w:t>
+            </w:r>
+            <w:proofErr w:type="gramStart"/>
+            <w:r>
+              <w:rPr>
+                <w:rFonts w:hint="eastAsia"/>
+              </w:rPr>
+              <w:t>undefined ?</w:t>
+            </w:r>
+            <w:proofErr w:type="gramEnd"/>
+            <w:r>
+              <w:rPr>
+                <w:rFonts w:hint="eastAsia"/>
+              </w:rPr>
+              <w:t xml:space="preserve"> 0 : </w:t>
+            </w:r>
+            <w:proofErr w:type="spellStart"/>
+            <w:r>
+              <w:rPr>
+                <w:rFonts w:hint="eastAsia"/>
+              </w:rPr>
+              <w:t>val</w:t>
+            </w:r>
+            <w:proofErr w:type="spellEnd"/>
+            <w:r>
+              <w:rPr>
+                <w:rFonts w:hint="eastAsia"/>
+              </w:rPr>
+              <w:t>;        // 节点值</w:t>
             </w:r>
           </w:p>
           <w:p>
@@ -3647,7 +5963,65 @@
               <w:rPr>
                 <w:rFonts w:hint="eastAsia"/>
               </w:rPr>
-              <w:t xml:space="preserve">        this.next = next === undefined ? null : next;  // 指向下一节点的引用</w:t>
+              <w:t xml:space="preserve">        </w:t>
+            </w:r>
+            <w:proofErr w:type="spellStart"/>
+            <w:proofErr w:type="gramStart"/>
+            <w:r>
+              <w:rPr>
+                <w:rFonts w:hint="eastAsia"/>
+              </w:rPr>
+              <w:t>this.next</w:t>
+            </w:r>
+            <w:proofErr w:type="spellEnd"/>
+            <w:proofErr w:type="gramEnd"/>
+            <w:r>
+              <w:rPr>
+                <w:rFonts w:hint="eastAsia"/>
+              </w:rPr>
+              <w:t xml:space="preserve"> = next === </w:t>
+            </w:r>
+            <w:proofErr w:type="gramStart"/>
+            <w:r>
+              <w:rPr>
+                <w:rFonts w:hint="eastAsia"/>
+              </w:rPr>
+              <w:t>undefined ?</w:t>
+            </w:r>
+            <w:proofErr w:type="gramEnd"/>
+            <w:r>
+              <w:rPr>
+                <w:rFonts w:hint="eastAsia"/>
+              </w:rPr>
+              <w:t xml:space="preserve"> </w:t>
+            </w:r>
+            <w:proofErr w:type="gramStart"/>
+            <w:r>
+              <w:rPr>
+                <w:rFonts w:hint="eastAsia"/>
+              </w:rPr>
+              <w:t>null :</w:t>
+            </w:r>
+            <w:proofErr w:type="gramEnd"/>
+            <w:r>
+              <w:rPr>
+                <w:rFonts w:hint="eastAsia"/>
+              </w:rPr>
+              <w:t xml:space="preserve"> </w:t>
+            </w:r>
+            <w:proofErr w:type="gramStart"/>
+            <w:r>
+              <w:rPr>
+                <w:rFonts w:hint="eastAsia"/>
+              </w:rPr>
+              <w:t>next;  /</w:t>
+            </w:r>
+            <w:proofErr w:type="gramEnd"/>
+            <w:r>
+              <w:rPr>
+                <w:rFonts w:hint="eastAsia"/>
+              </w:rPr>
+              <w:t>/ 指向下一节点的引用</w:t>
             </w:r>
           </w:p>
           <w:p>
@@ -3719,7 +6093,29 @@
               <w:rPr>
                 <w:rFonts w:hint="eastAsia"/>
               </w:rPr>
-              <w:t>const n0 = new ListNode(1);</w:t>
+              <w:t xml:space="preserve">const n0 = new </w:t>
+            </w:r>
+            <w:proofErr w:type="spellStart"/>
+            <w:proofErr w:type="gramStart"/>
+            <w:r>
+              <w:rPr>
+                <w:rFonts w:hint="eastAsia"/>
+              </w:rPr>
+              <w:t>ListNode</w:t>
+            </w:r>
+            <w:proofErr w:type="spellEnd"/>
+            <w:r>
+              <w:rPr>
+                <w:rFonts w:hint="eastAsia"/>
+              </w:rPr>
+              <w:t>(</w:t>
+            </w:r>
+            <w:proofErr w:type="gramEnd"/>
+            <w:r>
+              <w:rPr>
+                <w:rFonts w:hint="eastAsia"/>
+              </w:rPr>
+              <w:t>1);</w:t>
             </w:r>
           </w:p>
           <w:p>
@@ -3732,7 +6128,29 @@
               <w:rPr>
                 <w:rFonts w:hint="eastAsia"/>
               </w:rPr>
-              <w:t>const n1 = new ListNode(3);</w:t>
+              <w:t xml:space="preserve">const n1 = new </w:t>
+            </w:r>
+            <w:proofErr w:type="spellStart"/>
+            <w:proofErr w:type="gramStart"/>
+            <w:r>
+              <w:rPr>
+                <w:rFonts w:hint="eastAsia"/>
+              </w:rPr>
+              <w:t>ListNode</w:t>
+            </w:r>
+            <w:proofErr w:type="spellEnd"/>
+            <w:r>
+              <w:rPr>
+                <w:rFonts w:hint="eastAsia"/>
+              </w:rPr>
+              <w:t>(</w:t>
+            </w:r>
+            <w:proofErr w:type="gramEnd"/>
+            <w:r>
+              <w:rPr>
+                <w:rFonts w:hint="eastAsia"/>
+              </w:rPr>
+              <w:t>3);</w:t>
             </w:r>
           </w:p>
           <w:p>
@@ -3745,7 +6163,29 @@
               <w:rPr>
                 <w:rFonts w:hint="eastAsia"/>
               </w:rPr>
-              <w:t>const n2 = new ListNode(2);</w:t>
+              <w:t xml:space="preserve">const n2 = new </w:t>
+            </w:r>
+            <w:proofErr w:type="spellStart"/>
+            <w:proofErr w:type="gramStart"/>
+            <w:r>
+              <w:rPr>
+                <w:rFonts w:hint="eastAsia"/>
+              </w:rPr>
+              <w:t>ListNode</w:t>
+            </w:r>
+            <w:proofErr w:type="spellEnd"/>
+            <w:r>
+              <w:rPr>
+                <w:rFonts w:hint="eastAsia"/>
+              </w:rPr>
+              <w:t>(</w:t>
+            </w:r>
+            <w:proofErr w:type="gramEnd"/>
+            <w:r>
+              <w:rPr>
+                <w:rFonts w:hint="eastAsia"/>
+              </w:rPr>
+              <w:t>2);</w:t>
             </w:r>
           </w:p>
           <w:p>
@@ -3758,7 +6198,29 @@
               <w:rPr>
                 <w:rFonts w:hint="eastAsia"/>
               </w:rPr>
-              <w:t>const n3 = new ListNode(5);</w:t>
+              <w:t xml:space="preserve">const n3 = new </w:t>
+            </w:r>
+            <w:proofErr w:type="spellStart"/>
+            <w:proofErr w:type="gramStart"/>
+            <w:r>
+              <w:rPr>
+                <w:rFonts w:hint="eastAsia"/>
+              </w:rPr>
+              <w:t>ListNode</w:t>
+            </w:r>
+            <w:proofErr w:type="spellEnd"/>
+            <w:r>
+              <w:rPr>
+                <w:rFonts w:hint="eastAsia"/>
+              </w:rPr>
+              <w:t>(</w:t>
+            </w:r>
+            <w:proofErr w:type="gramEnd"/>
+            <w:r>
+              <w:rPr>
+                <w:rFonts w:hint="eastAsia"/>
+              </w:rPr>
+              <w:t>5);</w:t>
             </w:r>
           </w:p>
           <w:p>
@@ -3771,7 +6233,29 @@
               <w:rPr>
                 <w:rFonts w:hint="eastAsia"/>
               </w:rPr>
-              <w:t>const n4 = new ListNode(4);</w:t>
+              <w:t xml:space="preserve">const n4 = new </w:t>
+            </w:r>
+            <w:proofErr w:type="spellStart"/>
+            <w:proofErr w:type="gramStart"/>
+            <w:r>
+              <w:rPr>
+                <w:rFonts w:hint="eastAsia"/>
+              </w:rPr>
+              <w:t>ListNode</w:t>
+            </w:r>
+            <w:proofErr w:type="spellEnd"/>
+            <w:r>
+              <w:rPr>
+                <w:rFonts w:hint="eastAsia"/>
+              </w:rPr>
+              <w:t>(</w:t>
+            </w:r>
+            <w:proofErr w:type="gramEnd"/>
+            <w:r>
+              <w:rPr>
+                <w:rFonts w:hint="eastAsia"/>
+              </w:rPr>
+              <w:t>4);</w:t>
             </w:r>
           </w:p>
           <w:p>
@@ -3797,7 +6281,21 @@
               <w:rPr>
                 <w:rFonts w:hint="eastAsia"/>
               </w:rPr>
-              <w:t>n0.next = n1;</w:t>
+              <w:t>n</w:t>
+            </w:r>
+            <w:proofErr w:type="gramStart"/>
+            <w:r>
+              <w:rPr>
+                <w:rFonts w:hint="eastAsia"/>
+              </w:rPr>
+              <w:t>0.next</w:t>
+            </w:r>
+            <w:proofErr w:type="gramEnd"/>
+            <w:r>
+              <w:rPr>
+                <w:rFonts w:hint="eastAsia"/>
+              </w:rPr>
+              <w:t xml:space="preserve"> = n1;</w:t>
             </w:r>
           </w:p>
           <w:p>
@@ -3810,7 +6308,21 @@
               <w:rPr>
                 <w:rFonts w:hint="eastAsia"/>
               </w:rPr>
-              <w:t>n1.next = n2;</w:t>
+              <w:t>n</w:t>
+            </w:r>
+            <w:proofErr w:type="gramStart"/>
+            <w:r>
+              <w:rPr>
+                <w:rFonts w:hint="eastAsia"/>
+              </w:rPr>
+              <w:t>1.next</w:t>
+            </w:r>
+            <w:proofErr w:type="gramEnd"/>
+            <w:r>
+              <w:rPr>
+                <w:rFonts w:hint="eastAsia"/>
+              </w:rPr>
+              <w:t xml:space="preserve"> = n2;</w:t>
             </w:r>
           </w:p>
           <w:p>
@@ -3823,7 +6335,21 @@
               <w:rPr>
                 <w:rFonts w:hint="eastAsia"/>
               </w:rPr>
-              <w:t>n2.next = n3;</w:t>
+              <w:t>n</w:t>
+            </w:r>
+            <w:proofErr w:type="gramStart"/>
+            <w:r>
+              <w:rPr>
+                <w:rFonts w:hint="eastAsia"/>
+              </w:rPr>
+              <w:t>2.next</w:t>
+            </w:r>
+            <w:proofErr w:type="gramEnd"/>
+            <w:r>
+              <w:rPr>
+                <w:rFonts w:hint="eastAsia"/>
+              </w:rPr>
+              <w:t xml:space="preserve"> = n3;</w:t>
             </w:r>
           </w:p>
           <w:p>
@@ -3836,7 +6362,21 @@
               <w:rPr>
                 <w:rFonts w:hint="eastAsia"/>
               </w:rPr>
-              <w:t>n3.next = n4;</w:t>
+              <w:t>n</w:t>
+            </w:r>
+            <w:proofErr w:type="gramStart"/>
+            <w:r>
+              <w:rPr>
+                <w:rFonts w:hint="eastAsia"/>
+              </w:rPr>
+              <w:t>3.next</w:t>
+            </w:r>
+            <w:proofErr w:type="gramEnd"/>
+            <w:r>
+              <w:rPr>
+                <w:rFonts w:hint="eastAsia"/>
+              </w:rPr>
+              <w:t xml:space="preserve"> = n4;</w:t>
             </w:r>
           </w:p>
         </w:tc>
@@ -3912,7 +6452,21 @@
               <w:rPr>
                 <w:rFonts w:hint="eastAsia"/>
               </w:rPr>
-              <w:t>const nums1: number[] = [];</w:t>
+              <w:t xml:space="preserve">const nums1: </w:t>
+            </w:r>
+            <w:proofErr w:type="gramStart"/>
+            <w:r>
+              <w:rPr>
+                <w:rFonts w:hint="eastAsia"/>
+              </w:rPr>
+              <w:t>number[</w:t>
+            </w:r>
+            <w:proofErr w:type="gramEnd"/>
+            <w:r>
+              <w:rPr>
+                <w:rFonts w:hint="eastAsia"/>
+              </w:rPr>
+              <w:t>] = [];</w:t>
             </w:r>
           </w:p>
           <w:p>
@@ -3938,7 +6492,35 @@
               <w:rPr>
                 <w:rFonts w:hint="eastAsia"/>
               </w:rPr>
-              <w:t>const nums: number[] = [1, 3, 2, 5, 4];</w:t>
+              <w:t xml:space="preserve">const </w:t>
+            </w:r>
+            <w:proofErr w:type="spellStart"/>
+            <w:r>
+              <w:rPr>
+                <w:rFonts w:hint="eastAsia"/>
+              </w:rPr>
+              <w:t>nums</w:t>
+            </w:r>
+            <w:proofErr w:type="spellEnd"/>
+            <w:r>
+              <w:rPr>
+                <w:rFonts w:hint="eastAsia"/>
+              </w:rPr>
+              <w:t xml:space="preserve">: </w:t>
+            </w:r>
+            <w:proofErr w:type="gramStart"/>
+            <w:r>
+              <w:rPr>
+                <w:rFonts w:hint="eastAsia"/>
+              </w:rPr>
+              <w:t>number[</w:t>
+            </w:r>
+            <w:proofErr w:type="gramEnd"/>
+            <w:r>
+              <w:rPr>
+                <w:rFonts w:hint="eastAsia"/>
+              </w:rPr>
+              <w:t>] = [1, 3, 2, 5, 4];</w:t>
             </w:r>
           </w:p>
         </w:tc>
@@ -3964,11 +6546,19 @@
           <w:rFonts w:hint="eastAsia"/>
         </w:rPr>
       </w:pPr>
-      <w:r>
-        <w:rPr>
-          <w:rFonts w:hint="eastAsia"/>
-        </w:rPr>
-        <w:t>栈，先进后出</w:t>
+      <w:proofErr w:type="gramStart"/>
+      <w:r>
+        <w:rPr>
+          <w:rFonts w:hint="eastAsia"/>
+        </w:rPr>
+        <w:t>栈</w:t>
+      </w:r>
+      <w:proofErr w:type="gramEnd"/>
+      <w:r>
+        <w:rPr>
+          <w:rFonts w:hint="eastAsia"/>
+        </w:rPr>
+        <w:t>，先进后出</w:t>
       </w:r>
     </w:p>
     <w:p>
@@ -4001,7 +6591,15 @@
         <w:t>从数组末尾移除并返回最后一个元素</w:t>
       </w:r>
       <w:r>
-        <w:t>，会直接修改原数组，使其长度减一；如果对空数组调用，则返回undefined</w:t>
+        <w:t>，会直接修改原数组，使其长度减</w:t>
+      </w:r>
+      <w:proofErr w:type="gramStart"/>
+      <w:r>
+        <w:t>一</w:t>
+      </w:r>
+      <w:proofErr w:type="gramEnd"/>
+      <w:r>
+        <w:t>；如果对空数组调用，则返回undefined</w:t>
       </w:r>
     </w:p>
     <w:p>
@@ -4053,7 +6651,21 @@
               <w:rPr>
                 <w:rFonts w:hint="eastAsia"/>
               </w:rPr>
-              <w:t>/* 初始化栈 */</w:t>
+              <w:t>/* 初始化</w:t>
+            </w:r>
+            <w:proofErr w:type="gramStart"/>
+            <w:r>
+              <w:rPr>
+                <w:rFonts w:hint="eastAsia"/>
+              </w:rPr>
+              <w:t>栈</w:t>
+            </w:r>
+            <w:proofErr w:type="gramEnd"/>
+            <w:r>
+              <w:rPr>
+                <w:rFonts w:hint="eastAsia"/>
+              </w:rPr>
+              <w:t xml:space="preserve"> */</w:t>
             </w:r>
           </w:p>
           <w:p>
@@ -4066,7 +6678,35 @@
               <w:rPr>
                 <w:rFonts w:hint="eastAsia"/>
               </w:rPr>
-              <w:t>// TypeScript 没有内置的栈类，可以把 Array 当作栈来使用</w:t>
+              <w:t>// TypeScript 没有内置的</w:t>
+            </w:r>
+            <w:proofErr w:type="gramStart"/>
+            <w:r>
+              <w:rPr>
+                <w:rFonts w:hint="eastAsia"/>
+              </w:rPr>
+              <w:t>栈</w:t>
+            </w:r>
+            <w:proofErr w:type="gramEnd"/>
+            <w:r>
+              <w:rPr>
+                <w:rFonts w:hint="eastAsia"/>
+              </w:rPr>
+              <w:t>类，可以把 Array 当作</w:t>
+            </w:r>
+            <w:proofErr w:type="gramStart"/>
+            <w:r>
+              <w:rPr>
+                <w:rFonts w:hint="eastAsia"/>
+              </w:rPr>
+              <w:t>栈</w:t>
+            </w:r>
+            <w:proofErr w:type="gramEnd"/>
+            <w:r>
+              <w:rPr>
+                <w:rFonts w:hint="eastAsia"/>
+              </w:rPr>
+              <w:t>来使用</w:t>
             </w:r>
           </w:p>
           <w:p>
@@ -4079,7 +6719,21 @@
               <w:rPr>
                 <w:rFonts w:hint="eastAsia"/>
               </w:rPr>
-              <w:t>const stack: number[] = [];</w:t>
+              <w:t xml:space="preserve">const stack: </w:t>
+            </w:r>
+            <w:proofErr w:type="gramStart"/>
+            <w:r>
+              <w:rPr>
+                <w:rFonts w:hint="eastAsia"/>
+              </w:rPr>
+              <w:t>number[</w:t>
+            </w:r>
+            <w:proofErr w:type="gramEnd"/>
+            <w:r>
+              <w:rPr>
+                <w:rFonts w:hint="eastAsia"/>
+              </w:rPr>
+              <w:t>] = [];</w:t>
             </w:r>
           </w:p>
           <w:p>
@@ -4099,7 +6753,21 @@
               <w:rPr>
                 <w:rFonts w:hint="eastAsia"/>
               </w:rPr>
-              <w:t>/* 元素入栈 */</w:t>
+              <w:t>/* 元素入</w:t>
+            </w:r>
+            <w:proofErr w:type="gramStart"/>
+            <w:r>
+              <w:rPr>
+                <w:rFonts w:hint="eastAsia"/>
+              </w:rPr>
+              <w:t>栈</w:t>
+            </w:r>
+            <w:proofErr w:type="gramEnd"/>
+            <w:r>
+              <w:rPr>
+                <w:rFonts w:hint="eastAsia"/>
+              </w:rPr>
+              <w:t xml:space="preserve"> */</w:t>
             </w:r>
           </w:p>
           <w:p>
@@ -4108,11 +6776,21 @@
                 <w:rFonts w:hint="eastAsia"/>
               </w:rPr>
             </w:pPr>
-            <w:r>
-              <w:rPr>
-                <w:rFonts w:hint="eastAsia"/>
-              </w:rPr>
-              <w:t>stack.push(1);</w:t>
+            <w:proofErr w:type="spellStart"/>
+            <w:proofErr w:type="gramStart"/>
+            <w:r>
+              <w:rPr>
+                <w:rFonts w:hint="eastAsia"/>
+              </w:rPr>
+              <w:t>stack.push</w:t>
+            </w:r>
+            <w:proofErr w:type="spellEnd"/>
+            <w:proofErr w:type="gramEnd"/>
+            <w:r>
+              <w:rPr>
+                <w:rFonts w:hint="eastAsia"/>
+              </w:rPr>
+              <w:t>(1);</w:t>
             </w:r>
           </w:p>
           <w:p>
@@ -4121,11 +6799,21 @@
                 <w:rFonts w:hint="eastAsia"/>
               </w:rPr>
             </w:pPr>
-            <w:r>
-              <w:rPr>
-                <w:rFonts w:hint="eastAsia"/>
-              </w:rPr>
-              <w:t>stack.push(3);</w:t>
+            <w:proofErr w:type="spellStart"/>
+            <w:proofErr w:type="gramStart"/>
+            <w:r>
+              <w:rPr>
+                <w:rFonts w:hint="eastAsia"/>
+              </w:rPr>
+              <w:t>stack.push</w:t>
+            </w:r>
+            <w:proofErr w:type="spellEnd"/>
+            <w:proofErr w:type="gramEnd"/>
+            <w:r>
+              <w:rPr>
+                <w:rFonts w:hint="eastAsia"/>
+              </w:rPr>
+              <w:t>(3);</w:t>
             </w:r>
           </w:p>
           <w:p>
@@ -4134,11 +6822,21 @@
                 <w:rFonts w:hint="eastAsia"/>
               </w:rPr>
             </w:pPr>
-            <w:r>
-              <w:rPr>
-                <w:rFonts w:hint="eastAsia"/>
-              </w:rPr>
-              <w:t>stack.push(2);</w:t>
+            <w:proofErr w:type="spellStart"/>
+            <w:proofErr w:type="gramStart"/>
+            <w:r>
+              <w:rPr>
+                <w:rFonts w:hint="eastAsia"/>
+              </w:rPr>
+              <w:t>stack.push</w:t>
+            </w:r>
+            <w:proofErr w:type="spellEnd"/>
+            <w:proofErr w:type="gramEnd"/>
+            <w:r>
+              <w:rPr>
+                <w:rFonts w:hint="eastAsia"/>
+              </w:rPr>
+              <w:t>(2);</w:t>
             </w:r>
           </w:p>
           <w:p>
@@ -4147,11 +6845,21 @@
                 <w:rFonts w:hint="eastAsia"/>
               </w:rPr>
             </w:pPr>
-            <w:r>
-              <w:rPr>
-                <w:rFonts w:hint="eastAsia"/>
-              </w:rPr>
-              <w:t>stack.push(5);</w:t>
+            <w:proofErr w:type="spellStart"/>
+            <w:proofErr w:type="gramStart"/>
+            <w:r>
+              <w:rPr>
+                <w:rFonts w:hint="eastAsia"/>
+              </w:rPr>
+              <w:t>stack.push</w:t>
+            </w:r>
+            <w:proofErr w:type="spellEnd"/>
+            <w:proofErr w:type="gramEnd"/>
+            <w:r>
+              <w:rPr>
+                <w:rFonts w:hint="eastAsia"/>
+              </w:rPr>
+              <w:t>(5);</w:t>
             </w:r>
           </w:p>
           <w:p>
@@ -4160,11 +6868,21 @@
                 <w:rFonts w:hint="eastAsia"/>
               </w:rPr>
             </w:pPr>
-            <w:r>
-              <w:rPr>
-                <w:rFonts w:hint="eastAsia"/>
-              </w:rPr>
-              <w:t>stack.push(4);</w:t>
+            <w:proofErr w:type="spellStart"/>
+            <w:proofErr w:type="gramStart"/>
+            <w:r>
+              <w:rPr>
+                <w:rFonts w:hint="eastAsia"/>
+              </w:rPr>
+              <w:t>stack.push</w:t>
+            </w:r>
+            <w:proofErr w:type="spellEnd"/>
+            <w:proofErr w:type="gramEnd"/>
+            <w:r>
+              <w:rPr>
+                <w:rFonts w:hint="eastAsia"/>
+              </w:rPr>
+              <w:t>(4);</w:t>
             </w:r>
           </w:p>
           <w:p>
@@ -4184,7 +6902,21 @@
               <w:rPr>
                 <w:rFonts w:hint="eastAsia"/>
               </w:rPr>
-              <w:t>/* 访问栈顶元素 */</w:t>
+              <w:t>/* 访问</w:t>
+            </w:r>
+            <w:proofErr w:type="gramStart"/>
+            <w:r>
+              <w:rPr>
+                <w:rFonts w:hint="eastAsia"/>
+              </w:rPr>
+              <w:t>栈</w:t>
+            </w:r>
+            <w:proofErr w:type="gramEnd"/>
+            <w:r>
+              <w:rPr>
+                <w:rFonts w:hint="eastAsia"/>
+              </w:rPr>
+              <w:t>顶元素 */</w:t>
             </w:r>
           </w:p>
           <w:p>
@@ -4197,7 +6929,29 @@
               <w:rPr>
                 <w:rFonts w:hint="eastAsia"/>
               </w:rPr>
-              <w:t>const peek = stack[stack.length - 1];</w:t>
+              <w:t xml:space="preserve">const peek = </w:t>
+            </w:r>
+            <w:proofErr w:type="gramStart"/>
+            <w:r>
+              <w:rPr>
+                <w:rFonts w:hint="eastAsia"/>
+              </w:rPr>
+              <w:t>stack[</w:t>
+            </w:r>
+            <w:proofErr w:type="spellStart"/>
+            <w:r>
+              <w:rPr>
+                <w:rFonts w:hint="eastAsia"/>
+              </w:rPr>
+              <w:t>stack.length</w:t>
+            </w:r>
+            <w:proofErr w:type="spellEnd"/>
+            <w:proofErr w:type="gramEnd"/>
+            <w:r>
+              <w:rPr>
+                <w:rFonts w:hint="eastAsia"/>
+              </w:rPr>
+              <w:t xml:space="preserve"> - 1];</w:t>
             </w:r>
           </w:p>
           <w:p>
@@ -4217,7 +6971,21 @@
               <w:rPr>
                 <w:rFonts w:hint="eastAsia"/>
               </w:rPr>
-              <w:t>/* 元素出栈 */</w:t>
+              <w:t>/* 元素出</w:t>
+            </w:r>
+            <w:proofErr w:type="gramStart"/>
+            <w:r>
+              <w:rPr>
+                <w:rFonts w:hint="eastAsia"/>
+              </w:rPr>
+              <w:t>栈</w:t>
+            </w:r>
+            <w:proofErr w:type="gramEnd"/>
+            <w:r>
+              <w:rPr>
+                <w:rFonts w:hint="eastAsia"/>
+              </w:rPr>
+              <w:t xml:space="preserve"> */</w:t>
             </w:r>
           </w:p>
           <w:p>
@@ -4230,7 +6998,29 @@
               <w:rPr>
                 <w:rFonts w:hint="eastAsia"/>
               </w:rPr>
-              <w:t>const pop = stack.pop();</w:t>
+              <w:t xml:space="preserve">const pop = </w:t>
+            </w:r>
+            <w:proofErr w:type="spellStart"/>
+            <w:proofErr w:type="gramStart"/>
+            <w:r>
+              <w:rPr>
+                <w:rFonts w:hint="eastAsia"/>
+              </w:rPr>
+              <w:t>stack.pop</w:t>
+            </w:r>
+            <w:proofErr w:type="spellEnd"/>
+            <w:r>
+              <w:rPr>
+                <w:rFonts w:hint="eastAsia"/>
+              </w:rPr>
+              <w:t>(</w:t>
+            </w:r>
+            <w:proofErr w:type="gramEnd"/>
+            <w:r>
+              <w:rPr>
+                <w:rFonts w:hint="eastAsia"/>
+              </w:rPr>
+              <w:t>);</w:t>
             </w:r>
           </w:p>
           <w:p>
@@ -4250,7 +7040,21 @@
               <w:rPr>
                 <w:rFonts w:hint="eastAsia"/>
               </w:rPr>
-              <w:t>/* 获取栈的长度 */</w:t>
+              <w:t>/* 获取</w:t>
+            </w:r>
+            <w:proofErr w:type="gramStart"/>
+            <w:r>
+              <w:rPr>
+                <w:rFonts w:hint="eastAsia"/>
+              </w:rPr>
+              <w:t>栈</w:t>
+            </w:r>
+            <w:proofErr w:type="gramEnd"/>
+            <w:r>
+              <w:rPr>
+                <w:rFonts w:hint="eastAsia"/>
+              </w:rPr>
+              <w:t>的长度 */</w:t>
             </w:r>
           </w:p>
           <w:p>
@@ -4263,7 +7067,23 @@
               <w:rPr>
                 <w:rFonts w:hint="eastAsia"/>
               </w:rPr>
-              <w:t>const size = stack.length;</w:t>
+              <w:t xml:space="preserve">const size = </w:t>
+            </w:r>
+            <w:proofErr w:type="spellStart"/>
+            <w:proofErr w:type="gramStart"/>
+            <w:r>
+              <w:rPr>
+                <w:rFonts w:hint="eastAsia"/>
+              </w:rPr>
+              <w:t>stack.length</w:t>
+            </w:r>
+            <w:proofErr w:type="spellEnd"/>
+            <w:proofErr w:type="gramEnd"/>
+            <w:r>
+              <w:rPr>
+                <w:rFonts w:hint="eastAsia"/>
+              </w:rPr>
+              <w:t>;</w:t>
             </w:r>
           </w:p>
           <w:p>
@@ -4296,7 +7116,37 @@
               <w:rPr>
                 <w:rFonts w:hint="eastAsia"/>
               </w:rPr>
-              <w:t>const is_empty = stack.length === 0;</w:t>
+              <w:t xml:space="preserve">const </w:t>
+            </w:r>
+            <w:proofErr w:type="spellStart"/>
+            <w:r>
+              <w:rPr>
+                <w:rFonts w:hint="eastAsia"/>
+              </w:rPr>
+              <w:t>is_empty</w:t>
+            </w:r>
+            <w:proofErr w:type="spellEnd"/>
+            <w:r>
+              <w:rPr>
+                <w:rFonts w:hint="eastAsia"/>
+              </w:rPr>
+              <w:t xml:space="preserve"> = </w:t>
+            </w:r>
+            <w:proofErr w:type="spellStart"/>
+            <w:proofErr w:type="gramStart"/>
+            <w:r>
+              <w:rPr>
+                <w:rFonts w:hint="eastAsia"/>
+              </w:rPr>
+              <w:t>stack.length</w:t>
+            </w:r>
+            <w:proofErr w:type="spellEnd"/>
+            <w:proofErr w:type="gramEnd"/>
+            <w:r>
+              <w:rPr>
+                <w:rFonts w:hint="eastAsia"/>
+              </w:rPr>
+              <w:t xml:space="preserve"> === 0;</w:t>
             </w:r>
           </w:p>
         </w:tc>
@@ -4359,7 +7209,21 @@
               <w:rPr>
                 <w:rFonts w:hint="eastAsia"/>
               </w:rPr>
-              <w:t>const queue: number[] = [];</w:t>
+              <w:t xml:space="preserve">const queue: </w:t>
+            </w:r>
+            <w:proofErr w:type="gramStart"/>
+            <w:r>
+              <w:rPr>
+                <w:rFonts w:hint="eastAsia"/>
+              </w:rPr>
+              <w:t>number[</w:t>
+            </w:r>
+            <w:proofErr w:type="gramEnd"/>
+            <w:r>
+              <w:rPr>
+                <w:rFonts w:hint="eastAsia"/>
+              </w:rPr>
+              <w:t>] = [];</w:t>
             </w:r>
           </w:p>
           <w:p>
@@ -4388,11 +7252,21 @@
                 <w:rFonts w:hint="eastAsia"/>
               </w:rPr>
             </w:pPr>
-            <w:r>
-              <w:rPr>
-                <w:rFonts w:hint="eastAsia"/>
-              </w:rPr>
-              <w:t>queue.push(1);</w:t>
+            <w:proofErr w:type="spellStart"/>
+            <w:proofErr w:type="gramStart"/>
+            <w:r>
+              <w:rPr>
+                <w:rFonts w:hint="eastAsia"/>
+              </w:rPr>
+              <w:t>queue.push</w:t>
+            </w:r>
+            <w:proofErr w:type="spellEnd"/>
+            <w:proofErr w:type="gramEnd"/>
+            <w:r>
+              <w:rPr>
+                <w:rFonts w:hint="eastAsia"/>
+              </w:rPr>
+              <w:t>(1);</w:t>
             </w:r>
           </w:p>
           <w:p>
@@ -4401,11 +7275,21 @@
                 <w:rFonts w:hint="eastAsia"/>
               </w:rPr>
             </w:pPr>
-            <w:r>
-              <w:rPr>
-                <w:rFonts w:hint="eastAsia"/>
-              </w:rPr>
-              <w:t>queue.push(3);</w:t>
+            <w:proofErr w:type="spellStart"/>
+            <w:proofErr w:type="gramStart"/>
+            <w:r>
+              <w:rPr>
+                <w:rFonts w:hint="eastAsia"/>
+              </w:rPr>
+              <w:t>queue.push</w:t>
+            </w:r>
+            <w:proofErr w:type="spellEnd"/>
+            <w:proofErr w:type="gramEnd"/>
+            <w:r>
+              <w:rPr>
+                <w:rFonts w:hint="eastAsia"/>
+              </w:rPr>
+              <w:t>(3);</w:t>
             </w:r>
           </w:p>
           <w:p>
@@ -4414,11 +7298,21 @@
                 <w:rFonts w:hint="eastAsia"/>
               </w:rPr>
             </w:pPr>
-            <w:r>
-              <w:rPr>
-                <w:rFonts w:hint="eastAsia"/>
-              </w:rPr>
-              <w:t>queue.push(2);</w:t>
+            <w:proofErr w:type="spellStart"/>
+            <w:proofErr w:type="gramStart"/>
+            <w:r>
+              <w:rPr>
+                <w:rFonts w:hint="eastAsia"/>
+              </w:rPr>
+              <w:t>queue.push</w:t>
+            </w:r>
+            <w:proofErr w:type="spellEnd"/>
+            <w:proofErr w:type="gramEnd"/>
+            <w:r>
+              <w:rPr>
+                <w:rFonts w:hint="eastAsia"/>
+              </w:rPr>
+              <w:t>(2);</w:t>
             </w:r>
           </w:p>
           <w:p>
@@ -4427,11 +7321,21 @@
                 <w:rFonts w:hint="eastAsia"/>
               </w:rPr>
             </w:pPr>
-            <w:r>
-              <w:rPr>
-                <w:rFonts w:hint="eastAsia"/>
-              </w:rPr>
-              <w:t>queue.push(5);</w:t>
+            <w:proofErr w:type="spellStart"/>
+            <w:proofErr w:type="gramStart"/>
+            <w:r>
+              <w:rPr>
+                <w:rFonts w:hint="eastAsia"/>
+              </w:rPr>
+              <w:t>queue.push</w:t>
+            </w:r>
+            <w:proofErr w:type="spellEnd"/>
+            <w:proofErr w:type="gramEnd"/>
+            <w:r>
+              <w:rPr>
+                <w:rFonts w:hint="eastAsia"/>
+              </w:rPr>
+              <w:t>(5);</w:t>
             </w:r>
           </w:p>
           <w:p>
@@ -4440,11 +7344,21 @@
                 <w:rFonts w:hint="eastAsia"/>
               </w:rPr>
             </w:pPr>
-            <w:r>
-              <w:rPr>
-                <w:rFonts w:hint="eastAsia"/>
-              </w:rPr>
-              <w:t>queue.push(4);</w:t>
+            <w:proofErr w:type="spellStart"/>
+            <w:proofErr w:type="gramStart"/>
+            <w:r>
+              <w:rPr>
+                <w:rFonts w:hint="eastAsia"/>
+              </w:rPr>
+              <w:t>queue.push</w:t>
+            </w:r>
+            <w:proofErr w:type="spellEnd"/>
+            <w:proofErr w:type="gramEnd"/>
+            <w:r>
+              <w:rPr>
+                <w:rFonts w:hint="eastAsia"/>
+              </w:rPr>
+              <w:t>(4);</w:t>
             </w:r>
           </w:p>
           <w:p>
@@ -4477,7 +7391,21 @@
               <w:rPr>
                 <w:rFonts w:hint="eastAsia"/>
               </w:rPr>
-              <w:t>const peek = queue[0];</w:t>
+              <w:t xml:space="preserve">const peek = </w:t>
+            </w:r>
+            <w:proofErr w:type="gramStart"/>
+            <w:r>
+              <w:rPr>
+                <w:rFonts w:hint="eastAsia"/>
+              </w:rPr>
+              <w:t>queue[</w:t>
+            </w:r>
+            <w:proofErr w:type="gramEnd"/>
+            <w:r>
+              <w:rPr>
+                <w:rFonts w:hint="eastAsia"/>
+              </w:rPr>
+              <w:t>0];</w:t>
             </w:r>
           </w:p>
           <w:p>
@@ -4523,7 +7451,23 @@
               <w:rPr>
                 <w:rFonts w:hint="eastAsia"/>
               </w:rPr>
-              <w:t>const pop = queue.shift();</w:t>
+              <w:t xml:space="preserve">const pop = </w:t>
+            </w:r>
+            <w:proofErr w:type="spellStart"/>
+            <w:proofErr w:type="gramStart"/>
+            <w:r>
+              <w:rPr>
+                <w:rFonts w:hint="eastAsia"/>
+              </w:rPr>
+              <w:t>queue.shift</w:t>
+            </w:r>
+            <w:proofErr w:type="spellEnd"/>
+            <w:proofErr w:type="gramEnd"/>
+            <w:r>
+              <w:rPr>
+                <w:rFonts w:hint="eastAsia"/>
+              </w:rPr>
+              <w:t>();</w:t>
             </w:r>
           </w:p>
           <w:p>
@@ -4556,7 +7500,23 @@
               <w:rPr>
                 <w:rFonts w:hint="eastAsia"/>
               </w:rPr>
-              <w:t>const size = queue.length;</w:t>
+              <w:t xml:space="preserve">const size = </w:t>
+            </w:r>
+            <w:proofErr w:type="spellStart"/>
+            <w:proofErr w:type="gramStart"/>
+            <w:r>
+              <w:rPr>
+                <w:rFonts w:hint="eastAsia"/>
+              </w:rPr>
+              <w:t>queue.length</w:t>
+            </w:r>
+            <w:proofErr w:type="spellEnd"/>
+            <w:proofErr w:type="gramEnd"/>
+            <w:r>
+              <w:rPr>
+                <w:rFonts w:hint="eastAsia"/>
+              </w:rPr>
+              <w:t>;</w:t>
             </w:r>
           </w:p>
           <w:p>
@@ -4589,7 +7549,23 @@
               <w:rPr>
                 <w:rFonts w:hint="eastAsia"/>
               </w:rPr>
-              <w:t>const empty = queue.length === 0;</w:t>
+              <w:t xml:space="preserve">const empty = </w:t>
+            </w:r>
+            <w:proofErr w:type="spellStart"/>
+            <w:proofErr w:type="gramStart"/>
+            <w:r>
+              <w:rPr>
+                <w:rFonts w:hint="eastAsia"/>
+              </w:rPr>
+              <w:t>queue.length</w:t>
+            </w:r>
+            <w:proofErr w:type="spellEnd"/>
+            <w:proofErr w:type="gramEnd"/>
+            <w:r>
+              <w:rPr>
+                <w:rFonts w:hint="eastAsia"/>
+              </w:rPr>
+              <w:t xml:space="preserve"> === 0;</w:t>
             </w:r>
           </w:p>
         </w:tc>
@@ -4669,7 +7645,21 @@
               <w:rPr>
                 <w:rFonts w:hint="eastAsia"/>
               </w:rPr>
-              <w:t>const map = new Map&lt;number, string&gt;();</w:t>
+              <w:t>const map = new Map&lt;number, string</w:t>
+            </w:r>
+            <w:proofErr w:type="gramStart"/>
+            <w:r>
+              <w:rPr>
+                <w:rFonts w:hint="eastAsia"/>
+              </w:rPr>
+              <w:t>&gt;(</w:t>
+            </w:r>
+            <w:proofErr w:type="gramEnd"/>
+            <w:r>
+              <w:rPr>
+                <w:rFonts w:hint="eastAsia"/>
+              </w:rPr>
+              <w:t>);</w:t>
             </w:r>
           </w:p>
           <w:p>
@@ -4704,11 +7694,19 @@
                 <w:rFonts w:hint="eastAsia"/>
               </w:rPr>
             </w:pPr>
-            <w:r>
-              <w:rPr>
-                <w:rFonts w:hint="eastAsia"/>
-              </w:rPr>
-              <w:t>map.set(12836, '小哈');</w:t>
+            <w:proofErr w:type="spellStart"/>
+            <w:r>
+              <w:rPr>
+                <w:rFonts w:hint="eastAsia"/>
+              </w:rPr>
+              <w:t>map.set</w:t>
+            </w:r>
+            <w:proofErr w:type="spellEnd"/>
+            <w:r>
+              <w:rPr>
+                <w:rFonts w:hint="eastAsia"/>
+              </w:rPr>
+              <w:t>(12836, '小哈');</w:t>
             </w:r>
           </w:p>
           <w:p>
@@ -4717,11 +7715,33 @@
                 <w:rFonts w:hint="eastAsia"/>
               </w:rPr>
             </w:pPr>
-            <w:r>
-              <w:rPr>
-                <w:rFonts w:hint="eastAsia"/>
-              </w:rPr>
-              <w:t>map.set(15937, '小啰');</w:t>
+            <w:proofErr w:type="spellStart"/>
+            <w:r>
+              <w:rPr>
+                <w:rFonts w:hint="eastAsia"/>
+              </w:rPr>
+              <w:t>map.set</w:t>
+            </w:r>
+            <w:proofErr w:type="spellEnd"/>
+            <w:r>
+              <w:rPr>
+                <w:rFonts w:hint="eastAsia"/>
+              </w:rPr>
+              <w:t>(15937, '小</w:t>
+            </w:r>
+            <w:proofErr w:type="gramStart"/>
+            <w:r>
+              <w:rPr>
+                <w:rFonts w:hint="eastAsia"/>
+              </w:rPr>
+              <w:t>啰</w:t>
+            </w:r>
+            <w:proofErr w:type="gramEnd"/>
+            <w:r>
+              <w:rPr>
+                <w:rFonts w:hint="eastAsia"/>
+              </w:rPr>
+              <w:t>');</w:t>
             </w:r>
           </w:p>
           <w:p>
@@ -4730,11 +7750,33 @@
                 <w:rFonts w:hint="eastAsia"/>
               </w:rPr>
             </w:pPr>
-            <w:r>
-              <w:rPr>
-                <w:rFonts w:hint="eastAsia"/>
-              </w:rPr>
-              <w:t>map.set(16750, '小算');</w:t>
+            <w:proofErr w:type="spellStart"/>
+            <w:r>
+              <w:rPr>
+                <w:rFonts w:hint="eastAsia"/>
+              </w:rPr>
+              <w:t>map.set</w:t>
+            </w:r>
+            <w:proofErr w:type="spellEnd"/>
+            <w:r>
+              <w:rPr>
+                <w:rFonts w:hint="eastAsia"/>
+              </w:rPr>
+              <w:t>(16750, '</w:t>
+            </w:r>
+            <w:proofErr w:type="gramStart"/>
+            <w:r>
+              <w:rPr>
+                <w:rFonts w:hint="eastAsia"/>
+              </w:rPr>
+              <w:t>小算</w:t>
+            </w:r>
+            <w:proofErr w:type="gramEnd"/>
+            <w:r>
+              <w:rPr>
+                <w:rFonts w:hint="eastAsia"/>
+              </w:rPr>
+              <w:t>');</w:t>
             </w:r>
           </w:p>
           <w:p>
@@ -4743,11 +7785,19 @@
                 <w:rFonts w:hint="eastAsia"/>
               </w:rPr>
             </w:pPr>
-            <w:r>
-              <w:rPr>
-                <w:rFonts w:hint="eastAsia"/>
-              </w:rPr>
-              <w:t>map.set(13276, '小法');</w:t>
+            <w:proofErr w:type="spellStart"/>
+            <w:r>
+              <w:rPr>
+                <w:rFonts w:hint="eastAsia"/>
+              </w:rPr>
+              <w:t>map.set</w:t>
+            </w:r>
+            <w:proofErr w:type="spellEnd"/>
+            <w:r>
+              <w:rPr>
+                <w:rFonts w:hint="eastAsia"/>
+              </w:rPr>
+              <w:t>(13276, '小法');</w:t>
             </w:r>
           </w:p>
           <w:p>
@@ -4756,11 +7806,19 @@
                 <w:rFonts w:hint="eastAsia"/>
               </w:rPr>
             </w:pPr>
-            <w:r>
-              <w:rPr>
-                <w:rFonts w:hint="eastAsia"/>
-              </w:rPr>
-              <w:t>map.set(10583, '小鸭');</w:t>
+            <w:proofErr w:type="spellStart"/>
+            <w:r>
+              <w:rPr>
+                <w:rFonts w:hint="eastAsia"/>
+              </w:rPr>
+              <w:t>map.set</w:t>
+            </w:r>
+            <w:proofErr w:type="spellEnd"/>
+            <w:r>
+              <w:rPr>
+                <w:rFonts w:hint="eastAsia"/>
+              </w:rPr>
+              <w:t>(10583, '小鸭');</w:t>
             </w:r>
           </w:p>
           <w:p>
@@ -4773,7 +7831,21 @@
               <w:rPr>
                 <w:rFonts w:hint="eastAsia"/>
               </w:rPr>
-              <w:t>console.info('\n添加完成后，哈希表为\nKey -&gt; Value');</w:t>
+              <w:t>console.info('\n添加完成后，哈希表为\</w:t>
+            </w:r>
+            <w:proofErr w:type="spellStart"/>
+            <w:r>
+              <w:rPr>
+                <w:rFonts w:hint="eastAsia"/>
+              </w:rPr>
+              <w:t>nKey</w:t>
+            </w:r>
+            <w:proofErr w:type="spellEnd"/>
+            <w:r>
+              <w:rPr>
+                <w:rFonts w:hint="eastAsia"/>
+              </w:rPr>
+              <w:t xml:space="preserve"> -&gt; Value');</w:t>
             </w:r>
           </w:p>
           <w:p>
@@ -4819,7 +7891,21 @@
               <w:rPr>
                 <w:rFonts w:hint="eastAsia"/>
               </w:rPr>
-              <w:t>// 向哈希表中输入键 key ，得到值 value</w:t>
+              <w:t>// 向哈希表中输入键 key ，</w:t>
+            </w:r>
+            <w:proofErr w:type="gramStart"/>
+            <w:r>
+              <w:rPr>
+                <w:rFonts w:hint="eastAsia"/>
+              </w:rPr>
+              <w:t>得到值</w:t>
+            </w:r>
+            <w:proofErr w:type="gramEnd"/>
+            <w:r>
+              <w:rPr>
+                <w:rFonts w:hint="eastAsia"/>
+              </w:rPr>
+              <w:t xml:space="preserve"> value</w:t>
             </w:r>
           </w:p>
           <w:p>
@@ -4832,7 +7918,29 @@
               <w:rPr>
                 <w:rFonts w:hint="eastAsia"/>
               </w:rPr>
-              <w:t>let name = map.get(15937);</w:t>
+              <w:t xml:space="preserve">let name = </w:t>
+            </w:r>
+            <w:proofErr w:type="spellStart"/>
+            <w:proofErr w:type="gramStart"/>
+            <w:r>
+              <w:rPr>
+                <w:rFonts w:hint="eastAsia"/>
+              </w:rPr>
+              <w:t>map.get</w:t>
+            </w:r>
+            <w:proofErr w:type="spellEnd"/>
+            <w:r>
+              <w:rPr>
+                <w:rFonts w:hint="eastAsia"/>
+              </w:rPr>
+              <w:t>(</w:t>
+            </w:r>
+            <w:proofErr w:type="gramEnd"/>
+            <w:r>
+              <w:rPr>
+                <w:rFonts w:hint="eastAsia"/>
+              </w:rPr>
+              <w:t>15937);</w:t>
             </w:r>
           </w:p>
           <w:p>
@@ -4887,11 +7995,21 @@
                 <w:rFonts w:hint="eastAsia"/>
               </w:rPr>
             </w:pPr>
-            <w:r>
-              <w:rPr>
-                <w:rFonts w:hint="eastAsia"/>
-              </w:rPr>
-              <w:t>map.delete(10583);</w:t>
+            <w:proofErr w:type="spellStart"/>
+            <w:proofErr w:type="gramStart"/>
+            <w:r>
+              <w:rPr>
+                <w:rFonts w:hint="eastAsia"/>
+              </w:rPr>
+              <w:t>map.delete</w:t>
+            </w:r>
+            <w:proofErr w:type="spellEnd"/>
+            <w:proofErr w:type="gramEnd"/>
+            <w:r>
+              <w:rPr>
+                <w:rFonts w:hint="eastAsia"/>
+              </w:rPr>
+              <w:t>(10583);</w:t>
             </w:r>
           </w:p>
           <w:p>
@@ -4904,7 +8022,21 @@
               <w:rPr>
                 <w:rFonts w:hint="eastAsia"/>
               </w:rPr>
-              <w:t>console.info('\n删除 10583 后，哈希表为\nKey -&gt; Value');</w:t>
+              <w:t>console.info('\n删除 10583 后，哈希表为\</w:t>
+            </w:r>
+            <w:proofErr w:type="spellStart"/>
+            <w:r>
+              <w:rPr>
+                <w:rFonts w:hint="eastAsia"/>
+              </w:rPr>
+              <w:t>nKey</w:t>
+            </w:r>
+            <w:proofErr w:type="spellEnd"/>
+            <w:r>
+              <w:rPr>
+                <w:rFonts w:hint="eastAsia"/>
+              </w:rPr>
+              <w:t xml:space="preserve"> -&gt; Value');</w:t>
             </w:r>
           </w:p>
           <w:p>
@@ -4993,8 +8125,18 @@
               <w:rPr>
                 <w:rFonts w:hint="eastAsia"/>
               </w:rPr>
-              <w:t>for (const [k, v] of map.entries</w:t>
-            </w:r>
+              <w:t xml:space="preserve">for (const [k, v] of </w:t>
+            </w:r>
+            <w:proofErr w:type="spellStart"/>
+            <w:proofErr w:type="gramStart"/>
+            <w:r>
+              <w:rPr>
+                <w:rFonts w:hint="eastAsia"/>
+              </w:rPr>
+              <w:t>map.entries</w:t>
+            </w:r>
+            <w:proofErr w:type="spellEnd"/>
+            <w:proofErr w:type="gramEnd"/>
             <w:r>
               <w:rPr>
                 <w:rFonts w:hint="eastAsia"/>
@@ -5019,7 +8161,21 @@
               <w:rPr>
                 <w:rFonts w:hint="eastAsia"/>
               </w:rPr>
-              <w:t xml:space="preserve">    console.info(k + ' -&gt; ' + v);</w:t>
+              <w:t xml:space="preserve">    </w:t>
+            </w:r>
+            <w:proofErr w:type="gramStart"/>
+            <w:r>
+              <w:rPr>
+                <w:rFonts w:hint="eastAsia"/>
+              </w:rPr>
+              <w:t>console.info(</w:t>
+            </w:r>
+            <w:proofErr w:type="gramEnd"/>
+            <w:r>
+              <w:rPr>
+                <w:rFonts w:hint="eastAsia"/>
+              </w:rPr>
+              <w:t>k + ' -&gt; ' + v);</w:t>
             </w:r>
           </w:p>
           <w:p>
@@ -5058,7 +8214,23 @@
               <w:rPr>
                 <w:rFonts w:hint="eastAsia"/>
               </w:rPr>
-              <w:t>for (const k of map.keys()) {</w:t>
+              <w:t xml:space="preserve">for (const k of </w:t>
+            </w:r>
+            <w:proofErr w:type="spellStart"/>
+            <w:proofErr w:type="gramStart"/>
+            <w:r>
+              <w:rPr>
+                <w:rFonts w:hint="eastAsia"/>
+              </w:rPr>
+              <w:t>map.keys</w:t>
+            </w:r>
+            <w:proofErr w:type="spellEnd"/>
+            <w:proofErr w:type="gramEnd"/>
+            <w:r>
+              <w:rPr>
+                <w:rFonts w:hint="eastAsia"/>
+              </w:rPr>
+              <w:t>()) {</w:t>
             </w:r>
           </w:p>
           <w:p>
@@ -5097,7 +8269,21 @@
               <w:rPr>
                 <w:rFonts w:hint="eastAsia"/>
               </w:rPr>
-              <w:t>console.info('\n单独遍历值 Value');</w:t>
+              <w:t>console.info('\n单独</w:t>
+            </w:r>
+            <w:proofErr w:type="gramStart"/>
+            <w:r>
+              <w:rPr>
+                <w:rFonts w:hint="eastAsia"/>
+              </w:rPr>
+              <w:t>遍历值</w:t>
+            </w:r>
+            <w:proofErr w:type="gramEnd"/>
+            <w:r>
+              <w:rPr>
+                <w:rFonts w:hint="eastAsia"/>
+              </w:rPr>
+              <w:t xml:space="preserve"> Value');</w:t>
             </w:r>
           </w:p>
           <w:p>
@@ -5110,7 +8296,23 @@
               <w:rPr>
                 <w:rFonts w:hint="eastAsia"/>
               </w:rPr>
-              <w:t>for (const v of map.values()) {</w:t>
+              <w:t xml:space="preserve">for (const v of </w:t>
+            </w:r>
+            <w:proofErr w:type="spellStart"/>
+            <w:proofErr w:type="gramStart"/>
+            <w:r>
+              <w:rPr>
+                <w:rFonts w:hint="eastAsia"/>
+              </w:rPr>
+              <w:t>map.values</w:t>
+            </w:r>
+            <w:proofErr w:type="spellEnd"/>
+            <w:proofErr w:type="gramEnd"/>
+            <w:r>
+              <w:rPr>
+                <w:rFonts w:hint="eastAsia"/>
+              </w:rPr>
+              <w:t>()) {</w:t>
             </w:r>
           </w:p>
           <w:p>
@@ -5149,7 +8351,7 @@
           <w:rFonts w:hint="eastAsia"/>
         </w:rPr>
       </w:pPr>
-      <w:bookmarkStart w:id="2" w:name="_Toc219301795"/>
+      <w:bookmarkStart w:id="2" w:name="_Toc223989408"/>
       <w:r>
         <w:rPr>
           <w:rFonts w:hint="eastAsia"/>
@@ -5209,12 +8411,14 @@
                 <w:rFonts w:hint="eastAsia"/>
               </w:rPr>
             </w:pPr>
+            <w:proofErr w:type="spellStart"/>
             <w:r>
               <w:rPr>
                 <w:rFonts w:hint="eastAsia"/>
               </w:rPr>
               <w:t>map.entries</w:t>
             </w:r>
+            <w:proofErr w:type="spellEnd"/>
             <w:r>
               <w:rPr>
                 <w:rFonts w:hint="eastAsia"/>
@@ -5228,6 +8432,7 @@
               </w:rPr>
               <w:t xml:space="preserve"> </w:t>
             </w:r>
+            <w:proofErr w:type="spellStart"/>
             <w:r>
               <w:rPr>
                 <w:rFonts w:hint="eastAsia"/>
@@ -5238,7 +8443,14 @@
               <w:rPr>
                 <w:rFonts w:hint="eastAsia"/>
               </w:rPr>
-              <w:t>s.length // 一个有括号，一个没</w:t>
+              <w:t>s.length</w:t>
+            </w:r>
+            <w:proofErr w:type="spellEnd"/>
+            <w:r>
+              <w:rPr>
+                <w:rFonts w:hint="eastAsia"/>
+              </w:rPr>
+              <w:t xml:space="preserve"> // 一个有括号，一个没</w:t>
             </w:r>
           </w:p>
           <w:p>
@@ -5247,14 +8459,58 @@
                 <w:rFonts w:hint="eastAsia"/>
               </w:rPr>
             </w:pPr>
+            <w:proofErr w:type="spellStart"/>
             <w:r>
               <w:t>map.set</w:t>
             </w:r>
+            <w:proofErr w:type="spellEnd"/>
             <w:r>
               <w:rPr>
                 <w:highlight w:val="yellow"/>
               </w:rPr>
-              <w:t>(nums[i],i)</w:t>
+              <w:t>(</w:t>
+            </w:r>
+            <w:proofErr w:type="spellStart"/>
+            <w:r>
+              <w:rPr>
+                <w:highlight w:val="yellow"/>
+              </w:rPr>
+              <w:t>nums</w:t>
+            </w:r>
+            <w:proofErr w:type="spellEnd"/>
+            <w:r>
+              <w:rPr>
+                <w:highlight w:val="yellow"/>
+              </w:rPr>
+              <w:t>[</w:t>
+            </w:r>
+            <w:proofErr w:type="spellStart"/>
+            <w:r>
+              <w:rPr>
+                <w:highlight w:val="yellow"/>
+              </w:rPr>
+              <w:t>i</w:t>
+            </w:r>
+            <w:proofErr w:type="spellEnd"/>
+            <w:r>
+              <w:rPr>
+                <w:highlight w:val="yellow"/>
+              </w:rPr>
+              <w:t>],</w:t>
+            </w:r>
+            <w:proofErr w:type="spellStart"/>
+            <w:r>
+              <w:rPr>
+                <w:highlight w:val="yellow"/>
+              </w:rPr>
+              <w:t>i</w:t>
+            </w:r>
+            <w:proofErr w:type="spellEnd"/>
+            <w:r>
+              <w:rPr>
+                <w:highlight w:val="yellow"/>
+              </w:rPr>
+              <w:t>)</w:t>
             </w:r>
             <w:r>
               <w:rPr>
@@ -5318,6 +8574,7 @@
                 <w:rFonts w:hint="eastAsia"/>
               </w:rPr>
             </w:pPr>
+            <w:proofErr w:type="gramStart"/>
             <w:r>
               <w:rPr>
                 <w:rFonts w:hint="eastAsia"/>
@@ -5325,6 +8582,7 @@
               </w:rPr>
               <w:t>.split</w:t>
             </w:r>
+            <w:proofErr w:type="gramEnd"/>
             <w:r>
               <w:rPr>
                 <w:rFonts w:hint="eastAsia"/>
@@ -5347,6 +8605,7 @@
                 <w:rFonts w:hint="eastAsia"/>
               </w:rPr>
             </w:pPr>
+            <w:proofErr w:type="gramStart"/>
             <w:r>
               <w:rPr>
                 <w:rFonts w:hint="eastAsia"/>
@@ -5354,6 +8613,7 @@
               </w:rPr>
               <w:t>.join</w:t>
             </w:r>
+            <w:proofErr w:type="gramEnd"/>
             <w:r>
               <w:rPr>
                 <w:rFonts w:hint="eastAsia"/>
@@ -5401,7 +8661,7 @@
           <w:rFonts w:hint="eastAsia"/>
         </w:rPr>
       </w:pPr>
-      <w:bookmarkStart w:id="3" w:name="_Toc219301796"/>
+      <w:bookmarkStart w:id="3" w:name="_Toc223989409"/>
       <w:r>
         <w:rPr>
           <w:rFonts w:hint="eastAsia"/>
@@ -5417,7 +8677,7 @@
           <w:rFonts w:hint="eastAsia"/>
         </w:rPr>
       </w:pPr>
-      <w:bookmarkStart w:id="4" w:name="_Toc219301797"/>
+      <w:bookmarkStart w:id="4" w:name="_Toc223989410"/>
       <w:r>
         <w:rPr>
           <w:rFonts w:hint="eastAsia"/>
@@ -5513,7 +8773,21 @@
               <w:rPr>
                 <w:rFonts w:hint="eastAsia"/>
               </w:rPr>
-              <w:t>let arr = [1, 2, 3, 4, 1, 2, 3];</w:t>
+              <w:t xml:space="preserve">let </w:t>
+            </w:r>
+            <w:proofErr w:type="spellStart"/>
+            <w:r>
+              <w:rPr>
+                <w:rFonts w:hint="eastAsia"/>
+              </w:rPr>
+              <w:t>arr</w:t>
+            </w:r>
+            <w:proofErr w:type="spellEnd"/>
+            <w:r>
+              <w:rPr>
+                <w:rFonts w:hint="eastAsia"/>
+              </w:rPr>
+              <w:t xml:space="preserve"> = [1, 2, 3, 4, 1, 2, 3];</w:t>
             </w:r>
           </w:p>
           <w:p>
@@ -5527,7 +8801,43 @@
               <w:rPr>
                 <w:rFonts w:hint="eastAsia"/>
               </w:rPr>
-              <w:t>new Set(arr)  // Set(4) {1, 2, 3, 4}</w:t>
+              <w:t>new Set(</w:t>
+            </w:r>
+            <w:proofErr w:type="spellStart"/>
+            <w:proofErr w:type="gramStart"/>
+            <w:r>
+              <w:rPr>
+                <w:rFonts w:hint="eastAsia"/>
+              </w:rPr>
+              <w:t>arr</w:t>
+            </w:r>
+            <w:proofErr w:type="spellEnd"/>
+            <w:r>
+              <w:rPr>
+                <w:rFonts w:hint="eastAsia"/>
+              </w:rPr>
+              <w:t>)  /</w:t>
+            </w:r>
+            <w:proofErr w:type="gramEnd"/>
+            <w:r>
+              <w:rPr>
+                <w:rFonts w:hint="eastAsia"/>
+              </w:rPr>
+              <w:t xml:space="preserve">/ </w:t>
+            </w:r>
+            <w:proofErr w:type="gramStart"/>
+            <w:r>
+              <w:rPr>
+                <w:rFonts w:hint="eastAsia"/>
+              </w:rPr>
+              <w:t>Set(</w:t>
+            </w:r>
+            <w:proofErr w:type="gramEnd"/>
+            <w:r>
+              <w:rPr>
+                <w:rFonts w:hint="eastAsia"/>
+              </w:rPr>
+              <w:t>4) {1, 2, 3, 4}</w:t>
             </w:r>
           </w:p>
           <w:p>
@@ -5570,7 +8880,23 @@
                 <w:rFonts w:hint="eastAsia"/>
                 <w:highlight w:val="yellow"/>
               </w:rPr>
-              <w:t>[...new Set(arr)]</w:t>
+              <w:t>[...new Set(</w:t>
+            </w:r>
+            <w:proofErr w:type="spellStart"/>
+            <w:r>
+              <w:rPr>
+                <w:rFonts w:hint="eastAsia"/>
+                <w:highlight w:val="yellow"/>
+              </w:rPr>
+              <w:t>arr</w:t>
+            </w:r>
+            <w:proofErr w:type="spellEnd"/>
+            <w:r>
+              <w:rPr>
+                <w:rFonts w:hint="eastAsia"/>
+                <w:highlight w:val="yellow"/>
+              </w:rPr>
+              <w:t>)]</w:t>
             </w:r>
             <w:r>
               <w:rPr>
@@ -5614,12 +8940,37 @@
                 <w:rFonts w:hint="eastAsia"/>
               </w:rPr>
             </w:pPr>
+            <w:proofErr w:type="spellStart"/>
             <w:r>
               <w:rPr>
                 <w:rFonts w:hint="eastAsia"/>
                 <w:highlight w:val="yellow"/>
               </w:rPr>
-              <w:t>Array.from(new Set(arr))</w:t>
+              <w:t>Array.from</w:t>
+            </w:r>
+            <w:proofErr w:type="spellEnd"/>
+            <w:r>
+              <w:rPr>
+                <w:rFonts w:hint="eastAsia"/>
+                <w:highlight w:val="yellow"/>
+              </w:rPr>
+              <w:t>(new Set(</w:t>
+            </w:r>
+            <w:proofErr w:type="spellStart"/>
+            <w:r>
+              <w:rPr>
+                <w:rFonts w:hint="eastAsia"/>
+                <w:highlight w:val="yellow"/>
+              </w:rPr>
+              <w:t>arr</w:t>
+            </w:r>
+            <w:proofErr w:type="spellEnd"/>
+            <w:r>
+              <w:rPr>
+                <w:rFonts w:hint="eastAsia"/>
+                <w:highlight w:val="yellow"/>
+              </w:rPr>
+              <w:t>))</w:t>
             </w:r>
           </w:p>
           <w:p>
@@ -5675,7 +9026,21 @@
               <w:rPr>
                 <w:rFonts w:hint="eastAsia"/>
               </w:rPr>
-              <w:t>let str = 'abcdab';</w:t>
+              <w:t>let str = '</w:t>
+            </w:r>
+            <w:proofErr w:type="spellStart"/>
+            <w:r>
+              <w:rPr>
+                <w:rFonts w:hint="eastAsia"/>
+              </w:rPr>
+              <w:t>abcdab</w:t>
+            </w:r>
+            <w:proofErr w:type="spellEnd"/>
+            <w:r>
+              <w:rPr>
+                <w:rFonts w:hint="eastAsia"/>
+              </w:rPr>
+              <w:t>';</w:t>
             </w:r>
           </w:p>
           <w:p>
@@ -5689,7 +9054,21 @@
               <w:rPr>
                 <w:rFonts w:hint="eastAsia"/>
               </w:rPr>
-              <w:t>new Set(str) // Set(4) {'a', 'b', 'c', 'd'}</w:t>
+              <w:t xml:space="preserve">new Set(str) // </w:t>
+            </w:r>
+            <w:proofErr w:type="gramStart"/>
+            <w:r>
+              <w:rPr>
+                <w:rFonts w:hint="eastAsia"/>
+              </w:rPr>
+              <w:t>Set(</w:t>
+            </w:r>
+            <w:proofErr w:type="gramEnd"/>
+            <w:r>
+              <w:rPr>
+                <w:rFonts w:hint="eastAsia"/>
+              </w:rPr>
+              <w:t>4) {'a', 'b', 'c', 'd'}</w:t>
             </w:r>
           </w:p>
           <w:p>
@@ -5731,7 +9110,49 @@
               <w:rPr>
                 <w:rFonts w:hint="eastAsia"/>
               </w:rPr>
-              <w:t>[...new Set(str)].join('')  // 'abcd'</w:t>
+              <w:t>[...new Set(str)</w:t>
+            </w:r>
+            <w:proofErr w:type="gramStart"/>
+            <w:r>
+              <w:rPr>
+                <w:rFonts w:hint="eastAsia"/>
+              </w:rPr>
+              <w:t>].join</w:t>
+            </w:r>
+            <w:proofErr w:type="gramEnd"/>
+            <w:r>
+              <w:rPr>
+                <w:rFonts w:hint="eastAsia"/>
+              </w:rPr>
+              <w:t>('</w:t>
+            </w:r>
+            <w:proofErr w:type="gramStart"/>
+            <w:r>
+              <w:rPr>
+                <w:rFonts w:hint="eastAsia"/>
+              </w:rPr>
+              <w:t>')  /</w:t>
+            </w:r>
+            <w:proofErr w:type="gramEnd"/>
+            <w:r>
+              <w:rPr>
+                <w:rFonts w:hint="eastAsia"/>
+              </w:rPr>
+              <w:t>/ '</w:t>
+            </w:r>
+            <w:proofErr w:type="spellStart"/>
+            <w:r>
+              <w:rPr>
+                <w:rFonts w:hint="eastAsia"/>
+              </w:rPr>
+              <w:t>abcd</w:t>
+            </w:r>
+            <w:proofErr w:type="spellEnd"/>
+            <w:r>
+              <w:rPr>
+                <w:rFonts w:hint="eastAsia"/>
+              </w:rPr>
+              <w:t>'</w:t>
             </w:r>
           </w:p>
         </w:tc>
@@ -5743,8 +9164,21 @@
           <w:rFonts w:hint="eastAsia"/>
         </w:rPr>
       </w:pPr>
-      <w:r>
-        <w:t>Array.from() 是 ES6 引入的静态方法，用于将类数组对象（具有 length 属性的对象）或可迭代对象（如字符串、Set、Map）转换为数组。</w:t>
+      <w:proofErr w:type="spellStart"/>
+      <w:r>
+        <w:t>Array.from</w:t>
+      </w:r>
+      <w:proofErr w:type="spellEnd"/>
+      <w:r>
+        <w:t>() 是 ES6 引入的静态方法，</w:t>
+      </w:r>
+      <w:proofErr w:type="gramStart"/>
+      <w:r>
+        <w:t>用于将类数组</w:t>
+      </w:r>
+      <w:proofErr w:type="gramEnd"/>
+      <w:r>
+        <w:t>对象（具有 length 属性的对象）或可迭代对象（如字符串、Set、Map）转换为数组。</w:t>
       </w:r>
     </w:p>
     <w:p>
@@ -5759,6 +9193,7 @@
         </w:rPr>
         <w:t>用法：</w:t>
       </w:r>
+      <w:proofErr w:type="spellStart"/>
       <w:r>
         <w:rPr>
           <w:b/>
@@ -5776,8 +9211,14 @@
         </w:rPr>
         <w:t>from</w:t>
       </w:r>
-      <w:r>
-        <w:t>(map.</w:t>
+      <w:proofErr w:type="spellEnd"/>
+      <w:r>
+        <w:t>(</w:t>
+      </w:r>
+      <w:proofErr w:type="spellStart"/>
+      <w:proofErr w:type="gramStart"/>
+      <w:r>
+        <w:t>map.</w:t>
       </w:r>
       <w:r>
         <w:rPr>
@@ -5786,6 +9227,8 @@
         </w:rPr>
         <w:t>values</w:t>
       </w:r>
+      <w:proofErr w:type="spellEnd"/>
+      <w:proofErr w:type="gramEnd"/>
       <w:r>
         <w:t>())</w:t>
       </w:r>
@@ -5828,7 +9271,21 @@
               <w:rPr>
                 <w:rFonts w:hint="eastAsia"/>
               </w:rPr>
-              <w:t>set(key,val)： 添加某个值，返回Map结构本身。</w:t>
+              <w:t>set(</w:t>
+            </w:r>
+            <w:proofErr w:type="spellStart"/>
+            <w:r>
+              <w:rPr>
+                <w:rFonts w:hint="eastAsia"/>
+              </w:rPr>
+              <w:t>key,val</w:t>
+            </w:r>
+            <w:proofErr w:type="spellEnd"/>
+            <w:r>
+              <w:rPr>
+                <w:rFonts w:hint="eastAsia"/>
+              </w:rPr>
+              <w:t>)： 添加某个值，返回Map结构本身。</w:t>
             </w:r>
           </w:p>
           <w:p>
@@ -5955,11 +9412,19 @@
                 <w:rFonts w:hint="eastAsia"/>
               </w:rPr>
             </w:pPr>
-            <w:r>
-              <w:rPr>
-                <w:rFonts w:hint="eastAsia"/>
-              </w:rPr>
-              <w:t>forEach()：遍历 Map 的所有成员。</w:t>
+            <w:proofErr w:type="spellStart"/>
+            <w:r>
+              <w:rPr>
+                <w:rFonts w:hint="eastAsia"/>
+              </w:rPr>
+              <w:t>forEach</w:t>
+            </w:r>
+            <w:proofErr w:type="spellEnd"/>
+            <w:r>
+              <w:rPr>
+                <w:rFonts w:hint="eastAsia"/>
+              </w:rPr>
+              <w:t>()：遍历 Map 的所有成员。</w:t>
             </w:r>
           </w:p>
         </w:tc>
@@ -6014,7 +9479,15 @@
               </w:rPr>
             </w:pPr>
             <w:r>
-              <w:t>delete() 删，返回布尔值，表示删除是否成功</w:t>
+              <w:t xml:space="preserve">delete() </w:t>
+            </w:r>
+            <w:proofErr w:type="gramStart"/>
+            <w:r>
+              <w:t>删</w:t>
+            </w:r>
+            <w:proofErr w:type="gramEnd"/>
+            <w:r>
+              <w:t>，返回布尔值，表示删除是否成功</w:t>
             </w:r>
           </w:p>
           <w:p>
@@ -6104,11 +9577,33 @@
                 <w:rFonts w:hint="eastAsia"/>
               </w:rPr>
             </w:pPr>
-            <w:r>
-              <w:rPr>
-                <w:rFonts w:hint="eastAsia"/>
-              </w:rPr>
-              <w:t>forEach()：使用回调函数遍历每个成员</w:t>
+            <w:proofErr w:type="spellStart"/>
+            <w:r>
+              <w:rPr>
+                <w:rFonts w:hint="eastAsia"/>
+              </w:rPr>
+              <w:t>forEach</w:t>
+            </w:r>
+            <w:proofErr w:type="spellEnd"/>
+            <w:r>
+              <w:rPr>
+                <w:rFonts w:hint="eastAsia"/>
+              </w:rPr>
+              <w:t>()：</w:t>
+            </w:r>
+            <w:proofErr w:type="gramStart"/>
+            <w:r>
+              <w:rPr>
+                <w:rFonts w:hint="eastAsia"/>
+              </w:rPr>
+              <w:t>使用回调函数遍历</w:t>
+            </w:r>
+            <w:proofErr w:type="gramEnd"/>
+            <w:r>
+              <w:rPr>
+                <w:rFonts w:hint="eastAsia"/>
+              </w:rPr>
+              <w:t>每个成员</w:t>
             </w:r>
           </w:p>
           <w:p>
@@ -6134,7 +9629,21 @@
               <w:rPr>
                 <w:rFonts w:hint="eastAsia"/>
               </w:rPr>
-              <w:t>!!!注意： 由于Set没有键名，只有值名，keys()和values()返回的结果是一样.</w:t>
+              <w:t>!!!注意： 由于Set没有键名，只有值名，keys</w:t>
+            </w:r>
+            <w:proofErr w:type="gramStart"/>
+            <w:r>
+              <w:rPr>
+                <w:rFonts w:hint="eastAsia"/>
+              </w:rPr>
+              <w:t>()和values(</w:t>
+            </w:r>
+            <w:proofErr w:type="gramEnd"/>
+            <w:r>
+              <w:rPr>
+                <w:rFonts w:hint="eastAsia"/>
+              </w:rPr>
+              <w:t>)返回的结果是一样.</w:t>
             </w:r>
           </w:p>
           <w:p>
@@ -6195,7 +9704,7 @@
           <w:rFonts w:hint="eastAsia"/>
         </w:rPr>
       </w:pPr>
-      <w:bookmarkStart w:id="5" w:name="_Toc219301798"/>
+      <w:bookmarkStart w:id="5" w:name="_Toc223989411"/>
       <w:r>
         <w:rPr>
           <w:rFonts w:hint="eastAsia"/>
@@ -6217,7 +9726,7 @@
           <w:rFonts w:hint="eastAsia"/>
         </w:rPr>
       </w:pPr>
-      <w:bookmarkStart w:id="6" w:name="_Toc219301799"/>
+      <w:bookmarkStart w:id="6" w:name="_Toc223989412"/>
       <w:r>
         <w:rPr>
           <w:rFonts w:hint="eastAsia"/>
@@ -6255,8 +9764,15 @@
         </w:rPr>
         <w:t>‌</w:t>
       </w:r>
-      <w:r>
-        <w:t>array.fill(value, start, end)</w:t>
+      <w:proofErr w:type="spellStart"/>
+      <w:proofErr w:type="gramStart"/>
+      <w:r>
+        <w:t>array.fill</w:t>
+      </w:r>
+      <w:proofErr w:type="spellEnd"/>
+      <w:proofErr w:type="gramEnd"/>
+      <w:r>
+        <w:t>(value, start, end)</w:t>
       </w:r>
     </w:p>
     <w:p>
@@ -6312,7 +9828,7 @@
           <w:rFonts w:hint="eastAsia"/>
         </w:rPr>
       </w:pPr>
-      <w:bookmarkStart w:id="7" w:name="_Toc219301800"/>
+      <w:bookmarkStart w:id="7" w:name="_Toc223989413"/>
       <w:r>
         <w:rPr>
           <w:rFonts w:hint="eastAsia"/>
@@ -6328,17 +9844,17 @@
           <w:rFonts w:hint="eastAsia"/>
         </w:rPr>
       </w:pPr>
-      <w:bookmarkStart w:id="8" w:name="_Toc219301801"/>
-      <w:bookmarkStart w:id="9" w:name="OLE_LINK1"/>
+      <w:bookmarkStart w:id="8" w:name="OLE_LINK1"/>
+      <w:bookmarkStart w:id="9" w:name="_Toc223989414"/>
       <w:r>
         <w:rPr>
           <w:rFonts w:hint="eastAsia"/>
         </w:rPr>
         <w:t>LC记录5</w:t>
       </w:r>
-      <w:bookmarkEnd w:id="8"/>
-    </w:p>
-    <w:bookmarkEnd w:id="9"/>
+      <w:bookmarkEnd w:id="9"/>
+    </w:p>
+    <w:bookmarkEnd w:id="8"/>
     <w:p>
       <w:pPr>
         <w:rPr>
@@ -6380,7 +9896,12 @@
         </w:rPr>
       </w:pPr>
       <w:r>
-        <w:t>  a.</w:t>
+        <w:t xml:space="preserve">  </w:t>
+      </w:r>
+      <w:proofErr w:type="spellStart"/>
+      <w:proofErr w:type="gramStart"/>
+      <w:r>
+        <w:t>a.</w:t>
       </w:r>
       <w:r>
         <w:rPr>
@@ -6389,6 +9910,8 @@
         </w:rPr>
         <w:t>fill</w:t>
       </w:r>
+      <w:proofErr w:type="spellEnd"/>
+      <w:proofErr w:type="gramEnd"/>
       <w:r>
         <w:t>(0);</w:t>
       </w:r>
@@ -6400,7 +9923,11 @@
         </w:rPr>
       </w:pPr>
       <w:r>
-        <w:t>  areas.</w:t>
+        <w:t xml:space="preserve">  </w:t>
+      </w:r>
+      <w:proofErr w:type="spellStart"/>
+      <w:r>
+        <w:t>areas.</w:t>
       </w:r>
       <w:r>
         <w:rPr>
@@ -6409,6 +9936,7 @@
         </w:rPr>
         <w:t>fill</w:t>
       </w:r>
+      <w:proofErr w:type="spellEnd"/>
       <w:r>
         <w:t xml:space="preserve">(a); </w:t>
       </w:r>
@@ -6446,8 +9974,37 @@
           <w:rFonts w:hint="eastAsia"/>
         </w:rPr>
       </w:pPr>
-      <w:r>
-        <w:t>Array.from(arrayLikeOrIterable, mapFn, thisArg)</w:t>
+      <w:proofErr w:type="spellStart"/>
+      <w:r>
+        <w:t>Array.from</w:t>
+      </w:r>
+      <w:proofErr w:type="spellEnd"/>
+      <w:r>
+        <w:t>(</w:t>
+      </w:r>
+      <w:proofErr w:type="spellStart"/>
+      <w:r>
+        <w:t>arrayLikeOrIterable</w:t>
+      </w:r>
+      <w:proofErr w:type="spellEnd"/>
+      <w:r>
+        <w:t xml:space="preserve">, </w:t>
+      </w:r>
+      <w:proofErr w:type="spellStart"/>
+      <w:r>
+        <w:t>mapFn</w:t>
+      </w:r>
+      <w:proofErr w:type="spellEnd"/>
+      <w:r>
+        <w:t xml:space="preserve">, </w:t>
+      </w:r>
+      <w:proofErr w:type="spellStart"/>
+      <w:r>
+        <w:t>thisArg</w:t>
+      </w:r>
+      <w:proofErr w:type="spellEnd"/>
+      <w:r>
+        <w:t>)</w:t>
       </w:r>
     </w:p>
     <w:p>
@@ -6460,6 +10017,7 @@
           <w:rFonts w:hint="eastAsia"/>
         </w:rPr>
       </w:pPr>
+      <w:proofErr w:type="spellStart"/>
       <w:r>
         <w:rPr>
           <w:b/>
@@ -6467,6 +10025,7 @@
         </w:rPr>
         <w:t>arrayLikeOrIterable</w:t>
       </w:r>
+      <w:proofErr w:type="spellEnd"/>
       <w:r>
         <w:t> (必需): 类似数组的对象（有 length 属性）或可迭代对象。</w:t>
       </w:r>
@@ -6481,6 +10040,7 @@
           <w:rFonts w:hint="eastAsia"/>
         </w:rPr>
       </w:pPr>
+      <w:proofErr w:type="spellStart"/>
       <w:r>
         <w:rPr>
           <w:b/>
@@ -6488,6 +10048,7 @@
         </w:rPr>
         <w:t>mapFn</w:t>
       </w:r>
+      <w:proofErr w:type="spellEnd"/>
       <w:r>
         <w:t> (可选): 一个函数，对数组中的每个元素执行，返回值作为新数组的元素。</w:t>
       </w:r>
@@ -6502,6 +10063,7 @@
           <w:rFonts w:hint="eastAsia"/>
         </w:rPr>
       </w:pPr>
+      <w:proofErr w:type="spellStart"/>
       <w:r>
         <w:rPr>
           <w:b/>
@@ -6509,8 +10071,17 @@
         </w:rPr>
         <w:t>thisArg</w:t>
       </w:r>
-      <w:r>
-        <w:t> (可选): 执行 mapFn 时 this 的值。 </w:t>
+      <w:proofErr w:type="spellEnd"/>
+      <w:r>
+        <w:t> (可选): 执行 </w:t>
+      </w:r>
+      <w:proofErr w:type="spellStart"/>
+      <w:r>
+        <w:t>mapFn</w:t>
+      </w:r>
+      <w:proofErr w:type="spellEnd"/>
+      <w:r>
+        <w:t> 时 this 的值。 </w:t>
       </w:r>
     </w:p>
     <w:p>
@@ -6556,8 +10127,13 @@
           <w:rFonts w:hint="eastAsia"/>
         </w:rPr>
       </w:pPr>
-      <w:r>
-        <w:t>Array.from('你好') 结果: ['你', '好']。</w:t>
+      <w:proofErr w:type="spellStart"/>
+      <w:r>
+        <w:t>Array.from</w:t>
+      </w:r>
+      <w:proofErr w:type="spellEnd"/>
+      <w:r>
+        <w:t>('你好') 结果: ['你', '好']。</w:t>
       </w:r>
     </w:p>
     <w:p>
@@ -6575,17 +10151,62 @@
           <w:b/>
           <w:bCs/>
         </w:rPr>
-        <w:t>将 NodeList/HTMLCollection 转为数组</w:t>
-      </w:r>
-    </w:p>
-    <w:p>
-      <w:pPr>
-        <w:rPr>
-          <w:rFonts w:hint="eastAsia"/>
-        </w:rPr>
-      </w:pPr>
-      <w:r>
-        <w:t>Array.from(document.querySelectorAll('div')) 可以在 DOM 元素集合上使用数组方法。</w:t>
+        <w:t xml:space="preserve">将 </w:t>
+      </w:r>
+      <w:proofErr w:type="spellStart"/>
+      <w:r>
+        <w:rPr>
+          <w:b/>
+          <w:bCs/>
+        </w:rPr>
+        <w:t>NodeList</w:t>
+      </w:r>
+      <w:proofErr w:type="spellEnd"/>
+      <w:r>
+        <w:rPr>
+          <w:b/>
+          <w:bCs/>
+        </w:rPr>
+        <w:t>/</w:t>
+      </w:r>
+      <w:proofErr w:type="spellStart"/>
+      <w:r>
+        <w:rPr>
+          <w:b/>
+          <w:bCs/>
+        </w:rPr>
+        <w:t>HTMLCollection</w:t>
+      </w:r>
+      <w:proofErr w:type="spellEnd"/>
+      <w:r>
+        <w:rPr>
+          <w:b/>
+          <w:bCs/>
+        </w:rPr>
+        <w:t xml:space="preserve"> 转为数组</w:t>
+      </w:r>
+    </w:p>
+    <w:p>
+      <w:pPr>
+        <w:rPr>
+          <w:rFonts w:hint="eastAsia"/>
+        </w:rPr>
+      </w:pPr>
+      <w:proofErr w:type="spellStart"/>
+      <w:r>
+        <w:t>Array.from</w:t>
+      </w:r>
+      <w:proofErr w:type="spellEnd"/>
+      <w:r>
+        <w:t>(</w:t>
+      </w:r>
+      <w:proofErr w:type="spellStart"/>
+      <w:r>
+        <w:t>document.querySelectorAll</w:t>
+      </w:r>
+      <w:proofErr w:type="spellEnd"/>
+      <w:r>
+        <w:t>('div')) 可以在 DOM 元素集合上使用数组方法。</w:t>
       </w:r>
     </w:p>
     <w:p>
@@ -6615,8 +10236,13 @@
           <w:rFonts w:hint="eastAsia"/>
         </w:rPr>
       </w:pPr>
-      <w:r>
-        <w:t>Array.from({ length: 5 }, (value, index) =&gt; index) 结果: [0, 1, 2, 3, 4]。</w:t>
+      <w:proofErr w:type="spellStart"/>
+      <w:r>
+        <w:t>Array.from</w:t>
+      </w:r>
+      <w:proofErr w:type="spellEnd"/>
+      <w:r>
+        <w:t>({ length: 5 }, (value, index) =&gt; index) 结果: [0, 1, 2, 3, 4]。</w:t>
       </w:r>
     </w:p>
     <w:p>
@@ -6643,8 +10269,13 @@
           <w:rFonts w:hint="eastAsia"/>
         </w:rPr>
       </w:pPr>
-      <w:r>
-        <w:t>Array.from([1, 2, 3], x =&gt; x * 2) 结果: [2, 4, 6]。</w:t>
+      <w:proofErr w:type="spellStart"/>
+      <w:r>
+        <w:t>Array.from</w:t>
+      </w:r>
+      <w:proofErr w:type="spellEnd"/>
+      <w:r>
+        <w:t>([1, 2, 3], x =&gt; x * 2) 结果: [2, 4, 6]。</w:t>
       </w:r>
     </w:p>
     <w:p>
@@ -6672,7 +10303,31 @@
         </w:rPr>
       </w:pPr>
       <w:r>
-        <w:t>const myMap = new Map([['a', 1], ['b', 2]]); Array.from(myMap) 结果: [['a', 1], ['b', 2]]。 </w:t>
+        <w:t xml:space="preserve">const </w:t>
+      </w:r>
+      <w:proofErr w:type="spellStart"/>
+      <w:r>
+        <w:t>myMap</w:t>
+      </w:r>
+      <w:proofErr w:type="spellEnd"/>
+      <w:r>
+        <w:t xml:space="preserve"> = new Map([['a', 1], ['b', 2]]); </w:t>
+      </w:r>
+      <w:proofErr w:type="spellStart"/>
+      <w:r>
+        <w:t>Array.from</w:t>
+      </w:r>
+      <w:proofErr w:type="spellEnd"/>
+      <w:r>
+        <w:t>(</w:t>
+      </w:r>
+      <w:proofErr w:type="spellStart"/>
+      <w:r>
+        <w:t>myMap</w:t>
+      </w:r>
+      <w:proofErr w:type="spellEnd"/>
+      <w:r>
+        <w:t>) 结果: [['a', 1], ['b', 2]]。 </w:t>
       </w:r>
     </w:p>
     <w:p>
@@ -6682,7 +10337,7 @@
           <w:rFonts w:hint="eastAsia"/>
         </w:rPr>
       </w:pPr>
-      <w:bookmarkStart w:id="10" w:name="_Toc219301802"/>
+      <w:bookmarkStart w:id="10" w:name="_Toc223989415"/>
       <w:r>
         <w:rPr>
           <w:rFonts w:hint="eastAsia"/>
@@ -6699,8 +10354,13 @@
           <w:rFonts w:hint="eastAsia"/>
         </w:rPr>
       </w:pPr>
-      <w:r>
-        <w:t>array.slice() 方法用于从数组中提取指定范围的元素，返回一个</w:t>
+      <w:proofErr w:type="spellStart"/>
+      <w:r>
+        <w:t>array.slice</w:t>
+      </w:r>
+      <w:proofErr w:type="spellEnd"/>
+      <w:r>
+        <w:t>() 方法用于从数组中提取指定范围的元素，返回一个</w:t>
       </w:r>
       <w:r>
         <w:rPr>
@@ -6720,7 +10380,15 @@
         <w:t>不修改</w:t>
       </w:r>
       <w:r>
-        <w:t>原始数组，其用法是 arr.slice(begin, end)，可以提取从 begin（包含）到 end（不包含）的元素，支持正负索引（负数从尾部计数），省略 end 则提取到末尾</w:t>
+        <w:t>原始数组，其用法是 </w:t>
+      </w:r>
+      <w:proofErr w:type="spellStart"/>
+      <w:r>
+        <w:t>arr.slice</w:t>
+      </w:r>
+      <w:proofErr w:type="spellEnd"/>
+      <w:r>
+        <w:t>(begin, end)，可以提取从 begin（包含）到 end（不包含）的元素，支持正负索引（负数从尾部计数），省略 end 则提取到末尾</w:t>
       </w:r>
     </w:p>
     <w:p>
@@ -6764,7 +10432,7 @@
           <w:rFonts w:hint="eastAsia"/>
         </w:rPr>
       </w:pPr>
-      <w:bookmarkStart w:id="11" w:name="_Toc219301803"/>
+      <w:bookmarkStart w:id="11" w:name="_Toc223989416"/>
       <w:r>
         <w:rPr>
           <w:rFonts w:hint="eastAsia"/>
@@ -6780,7 +10448,7 @@
           <w:rFonts w:hint="eastAsia"/>
         </w:rPr>
       </w:pPr>
-      <w:bookmarkStart w:id="12" w:name="_Toc219301804"/>
+      <w:bookmarkStart w:id="12" w:name="_Toc223989417"/>
       <w:r>
         <w:rPr>
           <w:rFonts w:hint="eastAsia"/>
@@ -6835,7 +10503,7 @@
           <w:rFonts w:hint="eastAsia"/>
         </w:rPr>
       </w:pPr>
-      <w:bookmarkStart w:id="13" w:name="_Toc219301805"/>
+      <w:bookmarkStart w:id="13" w:name="_Toc223989418"/>
       <w:r>
         <w:rPr>
           <w:rFonts w:hint="eastAsia"/>
@@ -6851,7 +10519,7 @@
           <w:rFonts w:hint="eastAsia"/>
         </w:rPr>
       </w:pPr>
-      <w:bookmarkStart w:id="14" w:name="_Toc219301806"/>
+      <w:bookmarkStart w:id="14" w:name="_Toc223989419"/>
       <w:r>
         <w:rPr>
           <w:rFonts w:hint="eastAsia"/>
@@ -6927,7 +10595,23 @@
         <w:t>‌</w:t>
       </w:r>
       <w:r>
-        <w:t>：字符串支持索引访问（如str[0]）和部分数组方法（如split()、concat()、indexOf()）。</w:t>
+        <w:t>：字符串支持索引访问（如str[0]）和部分数组方法（如split()、</w:t>
+      </w:r>
+      <w:proofErr w:type="spellStart"/>
+      <w:r>
+        <w:t>concat</w:t>
+      </w:r>
+      <w:proofErr w:type="spellEnd"/>
+      <w:r>
+        <w:t>()、</w:t>
+      </w:r>
+      <w:proofErr w:type="spellStart"/>
+      <w:r>
+        <w:t>indexOf</w:t>
+      </w:r>
+      <w:proofErr w:type="spellEnd"/>
+      <w:r>
+        <w:t>()）。</w:t>
       </w:r>
     </w:p>
     <w:p>
@@ -7097,12 +10781,14 @@
             <w:r>
               <w:t>‘</w:t>
             </w:r>
+            <w:proofErr w:type="spellStart"/>
             <w:r>
               <w:rPr>
                 <w:rFonts w:hint="eastAsia"/>
               </w:rPr>
               <w:t>abcabc</w:t>
             </w:r>
+            <w:proofErr w:type="spellEnd"/>
             <w:r>
               <w:t>’</w:t>
             </w:r>
@@ -7115,11 +10801,21 @@
                 <w:rFonts w:hint="eastAsia"/>
               </w:rPr>
             </w:pPr>
-            <w:r>
-              <w:rPr>
-                <w:rFonts w:hint="eastAsia"/>
-              </w:rPr>
-              <w:t>s.length  //6</w:t>
+            <w:proofErr w:type="spellStart"/>
+            <w:proofErr w:type="gramStart"/>
+            <w:r>
+              <w:rPr>
+                <w:rFonts w:hint="eastAsia"/>
+              </w:rPr>
+              <w:t>s.length</w:t>
+            </w:r>
+            <w:proofErr w:type="spellEnd"/>
+            <w:proofErr w:type="gramEnd"/>
+            <w:r>
+              <w:rPr>
+                <w:rFonts w:hint="eastAsia"/>
+              </w:rPr>
+              <w:t xml:space="preserve">  //6</w:t>
             </w:r>
           </w:p>
           <w:p>
@@ -7130,11 +10826,19 @@
                 <w:rFonts w:hint="eastAsia"/>
               </w:rPr>
             </w:pPr>
-            <w:r>
-              <w:rPr>
-                <w:rFonts w:hint="eastAsia"/>
-              </w:rPr>
-              <w:t>s[0] //</w:t>
+            <w:proofErr w:type="gramStart"/>
+            <w:r>
+              <w:rPr>
+                <w:rFonts w:hint="eastAsia"/>
+              </w:rPr>
+              <w:t>s[</w:t>
+            </w:r>
+            <w:proofErr w:type="gramEnd"/>
+            <w:r>
+              <w:rPr>
+                <w:rFonts w:hint="eastAsia"/>
+              </w:rPr>
+              <w:t>0] //</w:t>
             </w:r>
             <w:r>
               <w:t>’</w:t>
@@ -7159,7 +10863,7 @@
           <w:rFonts w:hint="eastAsia"/>
         </w:rPr>
       </w:pPr>
-      <w:bookmarkStart w:id="15" w:name="_Toc219301807"/>
+      <w:bookmarkStart w:id="15" w:name="_Toc223989420"/>
       <w:r>
         <w:rPr>
           <w:rFonts w:hint="eastAsia"/>
@@ -7206,7 +10910,7 @@
           <w:rFonts w:hint="eastAsia"/>
         </w:rPr>
       </w:pPr>
-      <w:bookmarkStart w:id="16" w:name="_Toc219301808"/>
+      <w:bookmarkStart w:id="16" w:name="_Toc223989421"/>
       <w:r>
         <w:rPr>
           <w:rFonts w:hint="eastAsia"/>
@@ -7231,7 +10935,7 @@
           <w:rFonts w:hint="eastAsia"/>
         </w:rPr>
       </w:pPr>
-      <w:bookmarkStart w:id="17" w:name="_Toc219301809"/>
+      <w:bookmarkStart w:id="17" w:name="_Toc223989422"/>
       <w:r>
         <w:rPr>
           <w:rFonts w:hint="eastAsia"/>
@@ -7249,7 +10953,23 @@
         </w:rPr>
       </w:pPr>
       <w:r>
-        <w:t>let sum = new Array(nums); 应为 let sum = new Array(nums.length).fill(0);，否则 sum 是一个包含原数组引用的数组，而不是前缀和数组。</w:t>
+        <w:t>let sum = new Array(</w:t>
+      </w:r>
+      <w:proofErr w:type="spellStart"/>
+      <w:r>
+        <w:t>nums</w:t>
+      </w:r>
+      <w:proofErr w:type="spellEnd"/>
+      <w:r>
+        <w:t>); 应为 let sum = new Array(</w:t>
+      </w:r>
+      <w:proofErr w:type="spellStart"/>
+      <w:r>
+        <w:t>nums.length</w:t>
+      </w:r>
+      <w:proofErr w:type="spellEnd"/>
+      <w:r>
+        <w:t>).fill(0);，否则 sum 是一个包含原数组引用的数组，而不是前缀和数组。</w:t>
       </w:r>
     </w:p>
     <w:p>
@@ -7292,7 +11012,7 @@
           <w:rFonts w:hint="eastAsia"/>
         </w:rPr>
       </w:pPr>
-      <w:bookmarkStart w:id="18" w:name="_Toc219301810"/>
+      <w:bookmarkStart w:id="18" w:name="_Toc223989423"/>
       <w:r>
         <w:rPr>
           <w:rFonts w:hint="eastAsia"/>
@@ -7308,7 +11028,7 @@
           <w:rFonts w:hint="eastAsia"/>
         </w:rPr>
       </w:pPr>
-      <w:bookmarkStart w:id="19" w:name="_Toc219301811"/>
+      <w:bookmarkStart w:id="19" w:name="_Toc223989424"/>
       <w:r>
         <w:rPr>
           <w:rFonts w:hint="eastAsia"/>
@@ -7335,7 +11055,15 @@
         </w:rPr>
       </w:pPr>
       <w:r>
-        <w:t>类表达式是定义类的另一种方法。类表达式可以命名或不命名。命名类表达式的名称是该类体的局部名称。</w:t>
+        <w:t>类表达式是定义类的另一种方法。类表达式可以命名或</w:t>
+      </w:r>
+      <w:proofErr w:type="gramStart"/>
+      <w:r>
+        <w:t>不</w:t>
+      </w:r>
+      <w:proofErr w:type="gramEnd"/>
+      <w:r>
+        <w:t>命名。命名类表达式的名称是该类体的局部名称。</w:t>
       </w:r>
     </w:p>
     <w:tbl>
@@ -7379,7 +11107,21 @@
               <w:rPr>
                 <w:rFonts w:hint="eastAsia"/>
               </w:rPr>
-              <w:t>let Runoob = class {</w:t>
+              <w:t xml:space="preserve">let </w:t>
+            </w:r>
+            <w:proofErr w:type="spellStart"/>
+            <w:r>
+              <w:rPr>
+                <w:rFonts w:hint="eastAsia"/>
+              </w:rPr>
+              <w:t>Runoob</w:t>
+            </w:r>
+            <w:proofErr w:type="spellEnd"/>
+            <w:r>
+              <w:rPr>
+                <w:rFonts w:hint="eastAsia"/>
+              </w:rPr>
+              <w:t xml:space="preserve"> = class {</w:t>
             </w:r>
           </w:p>
           <w:p>
@@ -7394,7 +11136,35 @@
               <w:rPr>
                 <w:rFonts w:hint="eastAsia"/>
               </w:rPr>
-              <w:t xml:space="preserve">  constructor(name, url) {</w:t>
+              <w:t xml:space="preserve">  </w:t>
+            </w:r>
+            <w:proofErr w:type="gramStart"/>
+            <w:r>
+              <w:rPr>
+                <w:rFonts w:hint="eastAsia"/>
+              </w:rPr>
+              <w:t>constructor(</w:t>
+            </w:r>
+            <w:proofErr w:type="gramEnd"/>
+            <w:r>
+              <w:rPr>
+                <w:rFonts w:hint="eastAsia"/>
+              </w:rPr>
+              <w:t xml:space="preserve">name, </w:t>
+            </w:r>
+            <w:proofErr w:type="spellStart"/>
+            <w:r>
+              <w:rPr>
+                <w:rFonts w:hint="eastAsia"/>
+              </w:rPr>
+              <w:t>url</w:t>
+            </w:r>
+            <w:proofErr w:type="spellEnd"/>
+            <w:r>
+              <w:rPr>
+                <w:rFonts w:hint="eastAsia"/>
+              </w:rPr>
+              <w:t>) {</w:t>
             </w:r>
           </w:p>
           <w:p>
@@ -7424,7 +11194,21 @@
               <w:rPr>
                 <w:rFonts w:hint="eastAsia"/>
               </w:rPr>
-              <w:t xml:space="preserve">    this.url = url;</w:t>
+              <w:t xml:space="preserve">    this.url = </w:t>
+            </w:r>
+            <w:proofErr w:type="spellStart"/>
+            <w:r>
+              <w:rPr>
+                <w:rFonts w:hint="eastAsia"/>
+              </w:rPr>
+              <w:t>url</w:t>
+            </w:r>
+            <w:proofErr w:type="spellEnd"/>
+            <w:r>
+              <w:rPr>
+                <w:rFonts w:hint="eastAsia"/>
+              </w:rPr>
+              <w:t>;</w:t>
             </w:r>
           </w:p>
           <w:p>
@@ -7465,11 +11249,19 @@
                 <w:rFonts w:hint="eastAsia"/>
               </w:rPr>
             </w:pPr>
-            <w:r>
-              <w:rPr>
-                <w:rFonts w:hint="eastAsia"/>
-              </w:rPr>
-              <w:t>console.log(Runoob.name);</w:t>
+            <w:proofErr w:type="gramStart"/>
+            <w:r>
+              <w:rPr>
+                <w:rFonts w:hint="eastAsia"/>
+              </w:rPr>
+              <w:t>console.log(</w:t>
+            </w:r>
+            <w:proofErr w:type="gramEnd"/>
+            <w:r>
+              <w:rPr>
+                <w:rFonts w:hint="eastAsia"/>
+              </w:rPr>
+              <w:t>Runoob.name);</w:t>
             </w:r>
           </w:p>
           <w:p>
@@ -7484,7 +11276,21 @@
               <w:rPr>
                 <w:rFonts w:hint="eastAsia"/>
               </w:rPr>
-              <w:t>// output: "Runoob"</w:t>
+              <w:t>// output: "</w:t>
+            </w:r>
+            <w:proofErr w:type="spellStart"/>
+            <w:r>
+              <w:rPr>
+                <w:rFonts w:hint="eastAsia"/>
+              </w:rPr>
+              <w:t>Runoob</w:t>
+            </w:r>
+            <w:proofErr w:type="spellEnd"/>
+            <w:r>
+              <w:rPr>
+                <w:rFonts w:hint="eastAsia"/>
+              </w:rPr>
+              <w:t>"</w:t>
             </w:r>
           </w:p>
           <w:p>
@@ -7529,7 +11335,21 @@
               <w:rPr>
                 <w:rFonts w:hint="eastAsia"/>
               </w:rPr>
-              <w:t>let Runoob = class Runoob2 {</w:t>
+              <w:t xml:space="preserve">let </w:t>
+            </w:r>
+            <w:proofErr w:type="spellStart"/>
+            <w:r>
+              <w:rPr>
+                <w:rFonts w:hint="eastAsia"/>
+              </w:rPr>
+              <w:t>Runoob</w:t>
+            </w:r>
+            <w:proofErr w:type="spellEnd"/>
+            <w:r>
+              <w:rPr>
+                <w:rFonts w:hint="eastAsia"/>
+              </w:rPr>
+              <w:t xml:space="preserve"> = class Runoob2 {</w:t>
             </w:r>
           </w:p>
           <w:p>
@@ -7544,7 +11364,35 @@
               <w:rPr>
                 <w:rFonts w:hint="eastAsia"/>
               </w:rPr>
-              <w:t xml:space="preserve">  constructor(name, url) {</w:t>
+              <w:t xml:space="preserve">  </w:t>
+            </w:r>
+            <w:proofErr w:type="gramStart"/>
+            <w:r>
+              <w:rPr>
+                <w:rFonts w:hint="eastAsia"/>
+              </w:rPr>
+              <w:t>constructor(</w:t>
+            </w:r>
+            <w:proofErr w:type="gramEnd"/>
+            <w:r>
+              <w:rPr>
+                <w:rFonts w:hint="eastAsia"/>
+              </w:rPr>
+              <w:t xml:space="preserve">name, </w:t>
+            </w:r>
+            <w:proofErr w:type="spellStart"/>
+            <w:r>
+              <w:rPr>
+                <w:rFonts w:hint="eastAsia"/>
+              </w:rPr>
+              <w:t>url</w:t>
+            </w:r>
+            <w:proofErr w:type="spellEnd"/>
+            <w:r>
+              <w:rPr>
+                <w:rFonts w:hint="eastAsia"/>
+              </w:rPr>
+              <w:t>) {</w:t>
             </w:r>
           </w:p>
           <w:p>
@@ -7574,7 +11422,21 @@
               <w:rPr>
                 <w:rFonts w:hint="eastAsia"/>
               </w:rPr>
-              <w:t xml:space="preserve">    this.url = url;</w:t>
+              <w:t xml:space="preserve">    this.url = </w:t>
+            </w:r>
+            <w:proofErr w:type="spellStart"/>
+            <w:r>
+              <w:rPr>
+                <w:rFonts w:hint="eastAsia"/>
+              </w:rPr>
+              <w:t>url</w:t>
+            </w:r>
+            <w:proofErr w:type="spellEnd"/>
+            <w:r>
+              <w:rPr>
+                <w:rFonts w:hint="eastAsia"/>
+              </w:rPr>
+              <w:t>;</w:t>
             </w:r>
           </w:p>
           <w:p>
@@ -7615,11 +11477,19 @@
                 <w:rFonts w:hint="eastAsia"/>
               </w:rPr>
             </w:pPr>
-            <w:r>
-              <w:rPr>
-                <w:rFonts w:hint="eastAsia"/>
-              </w:rPr>
-              <w:t>console.log(Runoob.name);</w:t>
+            <w:proofErr w:type="gramStart"/>
+            <w:r>
+              <w:rPr>
+                <w:rFonts w:hint="eastAsia"/>
+              </w:rPr>
+              <w:t>console.log(</w:t>
+            </w:r>
+            <w:proofErr w:type="gramEnd"/>
+            <w:r>
+              <w:rPr>
+                <w:rFonts w:hint="eastAsia"/>
+              </w:rPr>
+              <w:t>Runoob.name);</w:t>
             </w:r>
           </w:p>
           <w:p>
@@ -7716,7 +11586,23 @@
                 <w:i/>
                 <w:iCs/>
               </w:rPr>
-              <w:t>// 仅类内部可访问</w:t>
+              <w:t xml:space="preserve">// </w:t>
+            </w:r>
+            <w:proofErr w:type="gramStart"/>
+            <w:r>
+              <w:rPr>
+                <w:i/>
+                <w:iCs/>
+              </w:rPr>
+              <w:t>仅类内部</w:t>
+            </w:r>
+            <w:proofErr w:type="gramEnd"/>
+            <w:r>
+              <w:rPr>
+                <w:i/>
+                <w:iCs/>
+              </w:rPr>
+              <w:t>可访问</w:t>
             </w:r>
           </w:p>
           <w:p>
@@ -7752,8 +11638,13 @@
                 <w:iCs/>
               </w:rPr>
             </w:pPr>
-            <w:r>
-              <w:t xml:space="preserve">readonly id: number; </w:t>
+            <w:proofErr w:type="spellStart"/>
+            <w:r>
+              <w:t>readonly</w:t>
+            </w:r>
+            <w:proofErr w:type="spellEnd"/>
+            <w:r>
+              <w:t xml:space="preserve"> id: number; </w:t>
             </w:r>
             <w:r>
               <w:rPr>
@@ -7826,7 +11717,7 @@
           <w:rFonts w:hint="eastAsia"/>
         </w:rPr>
       </w:pPr>
-      <w:bookmarkStart w:id="20" w:name="_Toc219301812"/>
+      <w:bookmarkStart w:id="20" w:name="_Toc223989425"/>
       <w:r>
         <w:rPr>
           <w:rFonts w:hint="eastAsia"/>
@@ -7842,7 +11733,7 @@
           <w:rFonts w:hint="eastAsia"/>
         </w:rPr>
       </w:pPr>
-      <w:bookmarkStart w:id="21" w:name="_Toc219301813"/>
+      <w:bookmarkStart w:id="21" w:name="_Toc223989426"/>
       <w:r>
         <w:rPr>
           <w:rFonts w:hint="eastAsia"/>
@@ -7903,12 +11794,21 @@
         </w:rPr>
         <w:t>‌</w:t>
       </w:r>
+      <w:proofErr w:type="gramStart"/>
       <w:r>
         <w:rPr>
           <w:b/>
           <w:bCs/>
         </w:rPr>
-        <w:t>substring(start, end)</w:t>
+        <w:t>substring(</w:t>
+      </w:r>
+      <w:proofErr w:type="gramEnd"/>
+      <w:r>
+        <w:rPr>
+          <w:b/>
+          <w:bCs/>
+        </w:rPr>
+        <w:t>start, end)</w:t>
       </w:r>
       <w:r>
         <w:rPr>
@@ -7967,7 +11867,15 @@
         </w:rPr>
       </w:pPr>
       <w:r>
-        <w:t>start: 必需，非负整数，表示子串起始位置（包含）。</w:t>
+        <w:t>start: 必需，非负整数，</w:t>
+      </w:r>
+      <w:proofErr w:type="gramStart"/>
+      <w:r>
+        <w:t>表示子串起始</w:t>
+      </w:r>
+      <w:proofErr w:type="gramEnd"/>
+      <w:r>
+        <w:t>位置（包含）。</w:t>
       </w:r>
     </w:p>
     <w:p>
@@ -7983,7 +11891,15 @@
         </w:rPr>
       </w:pPr>
       <w:r>
-        <w:t>end: 可选，非负整数，表示子串结束位置（不包含）。若省略，则截取到字符串末尾。</w:t>
+        <w:t>end: 可选，非负整数，表示</w:t>
+      </w:r>
+      <w:proofErr w:type="gramStart"/>
+      <w:r>
+        <w:t>子串结束</w:t>
+      </w:r>
+      <w:proofErr w:type="gramEnd"/>
+      <w:r>
+        <w:t>位置（不包含）。若省略，则截取到字符串末尾。</w:t>
       </w:r>
     </w:p>
     <w:p>
@@ -8096,8 +12012,13 @@
           <w:rFonts w:hint="eastAsia"/>
         </w:rPr>
       </w:pPr>
-      <w:r>
-        <w:t>javascriptCopy Code</w:t>
+      <w:proofErr w:type="spellStart"/>
+      <w:r>
+        <w:t>javascriptCopy</w:t>
+      </w:r>
+      <w:proofErr w:type="spellEnd"/>
+      <w:r>
+        <w:t xml:space="preserve"> Code</w:t>
       </w:r>
     </w:p>
     <w:p>
@@ -8120,8 +12041,18 @@
           <w:rFonts w:hint="eastAsia"/>
         </w:rPr>
       </w:pPr>
-      <w:r>
-        <w:t>console.log(str.substring(2, 5)); // "234"</w:t>
+      <w:proofErr w:type="gramStart"/>
+      <w:r>
+        <w:t>console.log(</w:t>
+      </w:r>
+      <w:proofErr w:type="spellStart"/>
+      <w:r>
+        <w:t>str.substring</w:t>
+      </w:r>
+      <w:proofErr w:type="spellEnd"/>
+      <w:proofErr w:type="gramEnd"/>
+      <w:r>
+        <w:t>(2, 5)); // "234"</w:t>
       </w:r>
     </w:p>
     <w:p>
@@ -8133,7 +12064,25 @@
         </w:rPr>
       </w:pPr>
       <w:r>
-        <w:t>console.log(str.substring(5));    // "56789"</w:t>
+        <w:t>console.log(</w:t>
+      </w:r>
+      <w:proofErr w:type="spellStart"/>
+      <w:proofErr w:type="gramStart"/>
+      <w:r>
+        <w:t>str.substring</w:t>
+      </w:r>
+      <w:proofErr w:type="spellEnd"/>
+      <w:proofErr w:type="gramEnd"/>
+      <w:r>
+        <w:t>(5)</w:t>
+      </w:r>
+      <w:proofErr w:type="gramStart"/>
+      <w:r>
+        <w:t xml:space="preserve">);   </w:t>
+      </w:r>
+      <w:proofErr w:type="gramEnd"/>
+      <w:r>
+        <w:t xml:space="preserve"> // "56789"</w:t>
       </w:r>
     </w:p>
     <w:p>
@@ -8145,7 +12094,15 @@
         </w:rPr>
       </w:pPr>
       <w:r>
-        <w:t>console.log(str.substring(5, 20)); // "56789"（超出范围时截取到末尾）</w:t>
+        <w:t>console.log(</w:t>
+      </w:r>
+      <w:proofErr w:type="spellStart"/>
+      <w:r>
+        <w:t>str.substring</w:t>
+      </w:r>
+      <w:proofErr w:type="spellEnd"/>
+      <w:r>
+        <w:t>(5, 20)); // "56789"（超出范围时截取到末尾）</w:t>
       </w:r>
     </w:p>
     <w:p>
@@ -8157,7 +12114,15 @@
         </w:rPr>
       </w:pPr>
       <w:r>
-        <w:t>console.log(str.substring(-2, 5)); // "01234"（负数视为0）</w:t>
+        <w:t>console.log(</w:t>
+      </w:r>
+      <w:proofErr w:type="spellStart"/>
+      <w:r>
+        <w:t>str.substring</w:t>
+      </w:r>
+      <w:proofErr w:type="spellEnd"/>
+      <w:r>
+        <w:t>(-2, 5)); // "01234"（负数视为0）</w:t>
       </w:r>
     </w:p>
     <w:p>
@@ -8185,12 +12150,21 @@
         </w:rPr>
         <w:t>‌</w:t>
       </w:r>
+      <w:proofErr w:type="gramStart"/>
       <w:r>
         <w:rPr>
           <w:b/>
           <w:bCs/>
         </w:rPr>
-        <w:t>slice(start, end)</w:t>
+        <w:t>slice(</w:t>
+      </w:r>
+      <w:proofErr w:type="gramEnd"/>
+      <w:r>
+        <w:rPr>
+          <w:b/>
+          <w:bCs/>
+        </w:rPr>
+        <w:t>start, end)</w:t>
       </w:r>
       <w:r>
         <w:rPr>
@@ -8265,7 +12239,15 @@
         </w:rPr>
       </w:pPr>
       <w:r>
-        <w:t>end: 可选，整数（正负均可），表示子串结束位置（不包含）。若省略，则截取到字符串末尾。</w:t>
+        <w:t>end: 可选，整数（正负均可），表示</w:t>
+      </w:r>
+      <w:proofErr w:type="gramStart"/>
+      <w:r>
+        <w:t>子串结束</w:t>
+      </w:r>
+      <w:proofErr w:type="gramEnd"/>
+      <w:r>
+        <w:t>位置（不包含）。若省略，则截取到字符串末尾。</w:t>
       </w:r>
     </w:p>
     <w:p>
@@ -8378,8 +12360,13 @@
           <w:rFonts w:hint="eastAsia"/>
         </w:rPr>
       </w:pPr>
-      <w:r>
-        <w:t>javascriptCopy Code</w:t>
+      <w:proofErr w:type="spellStart"/>
+      <w:r>
+        <w:t>javascriptCopy</w:t>
+      </w:r>
+      <w:proofErr w:type="spellEnd"/>
+      <w:r>
+        <w:t xml:space="preserve"> Code</w:t>
       </w:r>
     </w:p>
     <w:p>
@@ -8402,8 +12389,26 @@
           <w:rFonts w:hint="eastAsia"/>
         </w:rPr>
       </w:pPr>
-      <w:r>
-        <w:t>console.log(str.slice(2, 5));  // "234"</w:t>
+      <w:proofErr w:type="gramStart"/>
+      <w:r>
+        <w:t>console.log(</w:t>
+      </w:r>
+      <w:proofErr w:type="spellStart"/>
+      <w:r>
+        <w:t>str.slice</w:t>
+      </w:r>
+      <w:proofErr w:type="spellEnd"/>
+      <w:proofErr w:type="gramEnd"/>
+      <w:r>
+        <w:t>(2, 5)</w:t>
+      </w:r>
+      <w:proofErr w:type="gramStart"/>
+      <w:r>
+        <w:t>);  /</w:t>
+      </w:r>
+      <w:proofErr w:type="gramEnd"/>
+      <w:r>
+        <w:t>/ "234"</w:t>
       </w:r>
     </w:p>
     <w:p>
@@ -8415,7 +12420,25 @@
         </w:rPr>
       </w:pPr>
       <w:r>
-        <w:t>console.log(str.slice(5));     // "56789"</w:t>
+        <w:t>console.log(</w:t>
+      </w:r>
+      <w:proofErr w:type="spellStart"/>
+      <w:proofErr w:type="gramStart"/>
+      <w:r>
+        <w:t>str.slice</w:t>
+      </w:r>
+      <w:proofErr w:type="spellEnd"/>
+      <w:proofErr w:type="gramEnd"/>
+      <w:r>
+        <w:t>(5)</w:t>
+      </w:r>
+      <w:proofErr w:type="gramStart"/>
+      <w:r>
+        <w:t xml:space="preserve">);   </w:t>
+      </w:r>
+      <w:proofErr w:type="gramEnd"/>
+      <w:r>
+        <w:t xml:space="preserve">  // "56789"</w:t>
       </w:r>
     </w:p>
     <w:p>
@@ -8427,7 +12450,15 @@
         </w:rPr>
       </w:pPr>
       <w:r>
-        <w:t>console.log(str.slice(5, 20)); // "56789"（超出范围时截取到末尾）</w:t>
+        <w:t>console.log(</w:t>
+      </w:r>
+      <w:proofErr w:type="spellStart"/>
+      <w:r>
+        <w:t>str.slice</w:t>
+      </w:r>
+      <w:proofErr w:type="spellEnd"/>
+      <w:r>
+        <w:t>(5, 20)); // "56789"（超出范围时截取到末尾）</w:t>
       </w:r>
     </w:p>
     <w:p>
@@ -8439,7 +12470,15 @@
         </w:rPr>
       </w:pPr>
       <w:r>
-        <w:t>console.log(str.slice(-3));    // "789"（负数索引）</w:t>
+        <w:t>console.log(</w:t>
+      </w:r>
+      <w:proofErr w:type="spellStart"/>
+      <w:r>
+        <w:t>str.slice</w:t>
+      </w:r>
+      <w:proofErr w:type="spellEnd"/>
+      <w:r>
+        <w:t>(-3));    // "789"（负数索引）</w:t>
       </w:r>
     </w:p>
     <w:p>
@@ -8451,7 +12490,15 @@
         </w:rPr>
       </w:pPr>
       <w:r>
-        <w:t>console.log(str.slice(5, -2));  // "5678"（负数结束索引）</w:t>
+        <w:t>console.log(</w:t>
+      </w:r>
+      <w:proofErr w:type="spellStart"/>
+      <w:r>
+        <w:t>str.slice</w:t>
+      </w:r>
+      <w:proofErr w:type="spellEnd"/>
+      <w:r>
+        <w:t>(5, -2));  // "5678"（负数结束索引）</w:t>
       </w:r>
     </w:p>
     <w:p>
@@ -8645,7 +12692,7 @@
           <w:rFonts w:hint="eastAsia"/>
         </w:rPr>
       </w:pPr>
-      <w:bookmarkStart w:id="22" w:name="_Toc219301814"/>
+      <w:bookmarkStart w:id="22" w:name="_Toc223989427"/>
       <w:r>
         <w:rPr>
           <w:rFonts w:hint="eastAsia"/>
@@ -8661,7 +12708,7 @@
           <w:rFonts w:hint="eastAsia"/>
         </w:rPr>
       </w:pPr>
-      <w:bookmarkStart w:id="23" w:name="_Toc219301815"/>
+      <w:bookmarkStart w:id="23" w:name="_Toc223989428"/>
       <w:r>
         <w:rPr>
           <w:rFonts w:hint="eastAsia"/>
@@ -8711,7 +12758,21 @@
         <w:rPr>
           <w:rFonts w:hint="eastAsia"/>
         </w:rPr>
-        <w:t>即在函数内使用nums = res只在函数内有效</w:t>
+        <w:t>即在函数内使用</w:t>
+      </w:r>
+      <w:proofErr w:type="spellStart"/>
+      <w:r>
+        <w:rPr>
+          <w:rFonts w:hint="eastAsia"/>
+        </w:rPr>
+        <w:t>nums</w:t>
+      </w:r>
+      <w:proofErr w:type="spellEnd"/>
+      <w:r>
+        <w:rPr>
+          <w:rFonts w:hint="eastAsia"/>
+        </w:rPr>
+        <w:t xml:space="preserve"> = res只在函数内有效</w:t>
       </w:r>
     </w:p>
     <w:p>
@@ -8741,7 +12802,15 @@
         </w:rPr>
       </w:pPr>
       <w:r>
-        <w:t>当数组包含 0 时，pre[i-1] 或 suf[i+1] 可能为 0，但 0 || 1 会返回 1，导致结果错误。</w:t>
+        <w:t>当数组包含 0 时，pre[i-1] 或 </w:t>
+      </w:r>
+      <w:proofErr w:type="spellStart"/>
+      <w:r>
+        <w:t>suf</w:t>
+      </w:r>
+      <w:proofErr w:type="spellEnd"/>
+      <w:r>
+        <w:t>[i+1] 可能为 0，但 0 || 1 会返回 1，导致结果错误。</w:t>
       </w:r>
     </w:p>
     <w:p>
@@ -8772,7 +12841,7 @@
           <w:rFonts w:hint="eastAsia"/>
         </w:rPr>
       </w:pPr>
-      <w:bookmarkStart w:id="24" w:name="_Toc219301816"/>
+      <w:bookmarkStart w:id="24" w:name="_Toc223989429"/>
       <w:r>
         <w:rPr>
           <w:rFonts w:hint="eastAsia"/>
@@ -8788,7 +12857,7 @@
           <w:rFonts w:hint="eastAsia"/>
         </w:rPr>
       </w:pPr>
-      <w:bookmarkStart w:id="25" w:name="_Toc219301817"/>
+      <w:bookmarkStart w:id="25" w:name="_Toc223989430"/>
       <w:r>
         <w:rPr>
           <w:rFonts w:hint="eastAsia"/>
@@ -8813,7 +12882,7 @@
           <w:rFonts w:hint="eastAsia"/>
         </w:rPr>
       </w:pPr>
-      <w:bookmarkStart w:id="26" w:name="_Toc219301818"/>
+      <w:bookmarkStart w:id="26" w:name="_Toc223989431"/>
       <w:r>
         <w:rPr>
           <w:rFonts w:hint="eastAsia"/>
@@ -8829,7 +12898,7 @@
           <w:rFonts w:hint="eastAsia"/>
         </w:rPr>
       </w:pPr>
-      <w:bookmarkStart w:id="27" w:name="_Toc219301819"/>
+      <w:bookmarkStart w:id="27" w:name="_Toc223989432"/>
       <w:r>
         <w:rPr>
           <w:rFonts w:hint="eastAsia"/>
@@ -8857,7 +12926,7 @@
           <w:rFonts w:hint="eastAsia"/>
         </w:rPr>
       </w:pPr>
-      <w:bookmarkStart w:id="28" w:name="_Toc219301820"/>
+      <w:bookmarkStart w:id="28" w:name="_Toc223989433"/>
       <w:r>
         <w:rPr>
           <w:rFonts w:hint="eastAsia"/>
@@ -8873,7 +12942,7 @@
           <w:rFonts w:hint="eastAsia"/>
         </w:rPr>
       </w:pPr>
-      <w:bookmarkStart w:id="29" w:name="_Toc219301821"/>
+      <w:bookmarkStart w:id="29" w:name="_Toc223989434"/>
       <w:r>
         <w:rPr>
           <w:rFonts w:hint="eastAsia"/>
@@ -9000,7 +13069,7 @@
           <w:rFonts w:hint="eastAsia"/>
         </w:rPr>
       </w:pPr>
-      <w:bookmarkStart w:id="30" w:name="_Toc219301822"/>
+      <w:bookmarkStart w:id="30" w:name="_Toc223989435"/>
       <w:r>
         <w:rPr>
           <w:rFonts w:hint="eastAsia"/>
@@ -9016,7 +13085,7 @@
           <w:rFonts w:hint="eastAsia"/>
         </w:rPr>
       </w:pPr>
-      <w:bookmarkStart w:id="31" w:name="_Toc219301823"/>
+      <w:bookmarkStart w:id="31" w:name="_Toc223989436"/>
       <w:r>
         <w:rPr>
           <w:rFonts w:hint="eastAsia"/>
@@ -9053,7 +13122,7 @@
           <w:rFonts w:hint="eastAsia"/>
         </w:rPr>
       </w:pPr>
-      <w:bookmarkStart w:id="32" w:name="_Toc219301824"/>
+      <w:bookmarkStart w:id="32" w:name="_Toc223989437"/>
       <w:r>
         <w:rPr>
           <w:rFonts w:hint="eastAsia"/>
@@ -9069,7 +13138,7 @@
           <w:rFonts w:hint="eastAsia"/>
         </w:rPr>
       </w:pPr>
-      <w:bookmarkStart w:id="33" w:name="_Toc219301825"/>
+      <w:bookmarkStart w:id="33" w:name="_Toc223989438"/>
       <w:r>
         <w:rPr>
           <w:rFonts w:hint="eastAsia"/>
@@ -9125,7 +13194,15 @@
         </w:rPr>
       </w:pPr>
       <w:r>
-        <w:t>||：当左侧为任何假值（false、0、空字符串''、null、undefined、NaN）时触发。</w:t>
+        <w:t>||：当左侧为任何假值（false、0、空字符串''、null、undefined、</w:t>
+      </w:r>
+      <w:proofErr w:type="spellStart"/>
+      <w:r>
+        <w:t>NaN</w:t>
+      </w:r>
+      <w:proofErr w:type="spellEnd"/>
+      <w:r>
+        <w:t>）时触发。</w:t>
       </w:r>
     </w:p>
     <w:p>
@@ -9144,7 +13221,7 @@
           <w:rFonts w:hint="eastAsia"/>
         </w:rPr>
       </w:pPr>
-      <w:bookmarkStart w:id="34" w:name="_Toc219301826"/>
+      <w:bookmarkStart w:id="34" w:name="_Toc223989439"/>
       <w:r>
         <w:rPr>
           <w:rFonts w:hint="eastAsia"/>
@@ -9160,7 +13237,7 @@
           <w:rFonts w:hint="eastAsia"/>
         </w:rPr>
       </w:pPr>
-      <w:bookmarkStart w:id="35" w:name="_Toc219301827"/>
+      <w:bookmarkStart w:id="35" w:name="_Toc223989440"/>
       <w:r>
         <w:rPr>
           <w:rFonts w:hint="eastAsia"/>
@@ -9176,7 +13253,23 @@
         </w:rPr>
       </w:pPr>
       <w:r>
-        <w:t>在JavaScript中，++i（前缀递增）和i++（后缀递增）都用于将变量值增加1，但它们在</w:t>
+        <w:t>在JavaScript中，++</w:t>
+      </w:r>
+      <w:proofErr w:type="spellStart"/>
+      <w:r>
+        <w:t>i</w:t>
+      </w:r>
+      <w:proofErr w:type="spellEnd"/>
+      <w:r>
+        <w:t>（前缀递增）和</w:t>
+      </w:r>
+      <w:proofErr w:type="spellStart"/>
+      <w:r>
+        <w:t>i</w:t>
+      </w:r>
+      <w:proofErr w:type="spellEnd"/>
+      <w:r>
+        <w:t>++（后缀递增）都用于将变量值增加1，但它们在</w:t>
       </w:r>
       <w:r>
         <w:rPr>
@@ -9225,7 +13318,15 @@
         <w:t> </w:t>
       </w:r>
       <w:r>
-        <w:t>++i </w:t>
+        <w:t>++</w:t>
+      </w:r>
+      <w:proofErr w:type="spellStart"/>
+      <w:r>
+        <w:t>i</w:t>
+      </w:r>
+      <w:proofErr w:type="spellEnd"/>
+      <w:r>
+        <w:t> </w:t>
       </w:r>
       <w:r>
         <w:rPr>
@@ -9243,7 +13344,15 @@
         <w:t>‌</w:t>
       </w:r>
       <w:r>
-        <w:t>；而i++ </w:t>
+        <w:t>；而</w:t>
+      </w:r>
+      <w:proofErr w:type="spellStart"/>
+      <w:r>
+        <w:t>i</w:t>
+      </w:r>
+      <w:proofErr w:type="spellEnd"/>
+      <w:r>
+        <w:t>++ </w:t>
       </w:r>
       <w:r>
         <w:rPr>
@@ -9275,7 +13384,23 @@
         </w:rPr>
       </w:pPr>
       <w:r>
-        <w:t>let i = 0; console.log(++i); 输出 1（先递增再返回）。</w:t>
+        <w:t xml:space="preserve">let </w:t>
+      </w:r>
+      <w:proofErr w:type="spellStart"/>
+      <w:r>
+        <w:t>i</w:t>
+      </w:r>
+      <w:proofErr w:type="spellEnd"/>
+      <w:r>
+        <w:t xml:space="preserve"> = 0; console.log(++</w:t>
+      </w:r>
+      <w:proofErr w:type="spellStart"/>
+      <w:r>
+        <w:t>i</w:t>
+      </w:r>
+      <w:proofErr w:type="spellEnd"/>
+      <w:r>
+        <w:t>); 输出 1（先递增再返回）。</w:t>
       </w:r>
     </w:p>
     <w:p>
@@ -9289,7 +13414,23 @@
         </w:rPr>
       </w:pPr>
       <w:r>
-        <w:t>let i = 0; console.log(i++); 输出 0（先返回原始值，再递增）。</w:t>
+        <w:t xml:space="preserve">let </w:t>
+      </w:r>
+      <w:proofErr w:type="spellStart"/>
+      <w:r>
+        <w:t>i</w:t>
+      </w:r>
+      <w:proofErr w:type="spellEnd"/>
+      <w:r>
+        <w:t xml:space="preserve"> = 0; console.log(</w:t>
+      </w:r>
+      <w:proofErr w:type="spellStart"/>
+      <w:r>
+        <w:t>i</w:t>
+      </w:r>
+      <w:proofErr w:type="spellEnd"/>
+      <w:r>
+        <w:t>++); 输出 0（先返回原始值，再递增）。</w:t>
       </w:r>
     </w:p>
     <w:p>
@@ -9305,7 +13446,15 @@
         <w:t>‌</w:t>
       </w:r>
       <w:r>
-        <w:t>在独立语句或for循环中，两者行为相同：</w:t>
+        <w:t>在独立语句或for循环中，</w:t>
+      </w:r>
+      <w:proofErr w:type="gramStart"/>
+      <w:r>
+        <w:t>两者行为</w:t>
+      </w:r>
+      <w:proofErr w:type="gramEnd"/>
+      <w:r>
+        <w:t>相同：</w:t>
       </w:r>
       <w:r>
         <w:rPr>
@@ -9314,7 +13463,47 @@
         <w:t>‌</w:t>
       </w:r>
       <w:r>
-        <w:t xml:space="preserve"> 当自增语句单独存在（如 i++; 或 ++i;）或用于循环的更新部分（如 for (let i = 0; i &lt; 10; i++)），由于不涉及赋值或表达式计算，递增效果一致。</w:t>
+        <w:t xml:space="preserve"> 当自增语句单独存在（如 </w:t>
+      </w:r>
+      <w:proofErr w:type="spellStart"/>
+      <w:r>
+        <w:t>i</w:t>
+      </w:r>
+      <w:proofErr w:type="spellEnd"/>
+      <w:r>
+        <w:t>++; 或 ++</w:t>
+      </w:r>
+      <w:proofErr w:type="spellStart"/>
+      <w:r>
+        <w:t>i</w:t>
+      </w:r>
+      <w:proofErr w:type="spellEnd"/>
+      <w:r>
+        <w:t xml:space="preserve">;）或用于循环的更新部分（如 for (let </w:t>
+      </w:r>
+      <w:proofErr w:type="spellStart"/>
+      <w:r>
+        <w:t>i</w:t>
+      </w:r>
+      <w:proofErr w:type="spellEnd"/>
+      <w:r>
+        <w:t xml:space="preserve"> = 0; </w:t>
+      </w:r>
+      <w:proofErr w:type="spellStart"/>
+      <w:r>
+        <w:t>i</w:t>
+      </w:r>
+      <w:proofErr w:type="spellEnd"/>
+      <w:r>
+        <w:t xml:space="preserve"> &lt; 10; </w:t>
+      </w:r>
+      <w:proofErr w:type="spellStart"/>
+      <w:r>
+        <w:t>i</w:t>
+      </w:r>
+      <w:proofErr w:type="spellEnd"/>
+      <w:r>
+        <w:t>++)），由于不涉及赋值或表达式计算，递增效果一致。</w:t>
       </w:r>
     </w:p>
     <w:p>
@@ -9324,12 +13513,14 @@
           <w:rFonts w:hint="eastAsia"/>
         </w:rPr>
       </w:pPr>
+      <w:bookmarkStart w:id="36" w:name="_Toc223989441"/>
       <w:r>
         <w:rPr>
           <w:rFonts w:hint="eastAsia"/>
         </w:rPr>
         <w:t>26.01.14</w:t>
       </w:r>
+      <w:bookmarkEnd w:id="36"/>
     </w:p>
     <w:p>
       <w:pPr>
@@ -9338,12 +13529,14 @@
           <w:rFonts w:hint="eastAsia"/>
         </w:rPr>
       </w:pPr>
+      <w:bookmarkStart w:id="37" w:name="_Toc223989442"/>
       <w:r>
         <w:rPr>
           <w:rFonts w:hint="eastAsia"/>
         </w:rPr>
         <w:t>LC记录31 33</w:t>
       </w:r>
+      <w:bookmarkEnd w:id="37"/>
     </w:p>
     <w:p>
       <w:pPr>
@@ -9352,12 +13545,14 @@
           <w:rFonts w:hint="eastAsia"/>
         </w:rPr>
       </w:pPr>
+      <w:bookmarkStart w:id="38" w:name="_Toc223989443"/>
       <w:r>
         <w:rPr>
           <w:rFonts w:hint="eastAsia"/>
         </w:rPr>
         <w:t>26.01.16</w:t>
       </w:r>
+      <w:bookmarkEnd w:id="38"/>
     </w:p>
     <w:p>
       <w:pPr>
@@ -9366,6 +13561,7 @@
           <w:rFonts w:hint="eastAsia"/>
         </w:rPr>
       </w:pPr>
+      <w:bookmarkStart w:id="39" w:name="_Toc223989444"/>
       <w:r>
         <w:rPr>
           <w:rFonts w:hint="eastAsia"/>
@@ -9384,6 +13580,7 @@
         </w:rPr>
         <w:t xml:space="preserve"> 36</w:t>
       </w:r>
+      <w:bookmarkEnd w:id="39"/>
     </w:p>
     <w:p>
       <w:pPr>
@@ -9456,17 +13653,38 @@
         </w:rPr>
       </w:pPr>
       <w:r>
-        <w:t xml:space="preserve">  #getAge() {</w:t>
-      </w:r>
-    </w:p>
-    <w:p>
-      <w:pPr>
-        <w:rPr>
-          <w:rFonts w:hint="eastAsia"/>
-        </w:rPr>
-      </w:pPr>
-      <w:r>
-        <w:t xml:space="preserve">    return this.#age;</w:t>
+        <w:t xml:space="preserve">  #</w:t>
+      </w:r>
+      <w:proofErr w:type="gramStart"/>
+      <w:r>
+        <w:t>getAge(</w:t>
+      </w:r>
+      <w:proofErr w:type="gramEnd"/>
+      <w:r>
+        <w:t>) {</w:t>
+      </w:r>
+    </w:p>
+    <w:p>
+      <w:pPr>
+        <w:rPr>
+          <w:rFonts w:hint="eastAsia"/>
+        </w:rPr>
+      </w:pPr>
+      <w:r>
+        <w:t xml:space="preserve">    return </w:t>
+      </w:r>
+      <w:proofErr w:type="spellStart"/>
+      <w:proofErr w:type="gramStart"/>
+      <w:r>
+        <w:t>this.#</w:t>
+      </w:r>
+      <w:proofErr w:type="gramEnd"/>
+      <w:r>
+        <w:t>age</w:t>
+      </w:r>
+      <w:proofErr w:type="spellEnd"/>
+      <w:r>
+        <w:t>;</w:t>
       </w:r>
     </w:p>
     <w:p>
@@ -9502,11 +13720,19 @@
           <w:rFonts w:hint="eastAsia"/>
         </w:rPr>
       </w:pPr>
-      <w:r>
-        <w:rPr>
-          <w:rFonts w:hint="eastAsia"/>
-        </w:rPr>
-        <w:t>map.get()一个不存在的会返回</w:t>
+      <w:proofErr w:type="spellStart"/>
+      <w:r>
+        <w:rPr>
+          <w:rFonts w:hint="eastAsia"/>
+        </w:rPr>
+        <w:t>map.get</w:t>
+      </w:r>
+      <w:proofErr w:type="spellEnd"/>
+      <w:r>
+        <w:rPr>
+          <w:rFonts w:hint="eastAsia"/>
+        </w:rPr>
+        <w:t>()一个不存在的会返回</w:t>
       </w:r>
       <w:r>
         <w:t>undefined</w:t>
@@ -9519,12 +13745,14 @@
           <w:rFonts w:hint="eastAsia"/>
         </w:rPr>
       </w:pPr>
+      <w:bookmarkStart w:id="40" w:name="_Toc223989445"/>
       <w:r>
         <w:rPr>
           <w:rFonts w:hint="eastAsia"/>
         </w:rPr>
         <w:t>26.01.17</w:t>
       </w:r>
+      <w:bookmarkEnd w:id="40"/>
     </w:p>
     <w:p>
       <w:pPr>
@@ -9533,6 +13761,7 @@
           <w:rFonts w:hint="eastAsia"/>
         </w:rPr>
       </w:pPr>
+      <w:bookmarkStart w:id="41" w:name="_Toc223989446"/>
       <w:r>
         <w:rPr>
           <w:rFonts w:hint="eastAsia"/>
@@ -9551,6 +13780,7 @@
         </w:rPr>
         <w:t xml:space="preserve"> 39</w:t>
       </w:r>
+      <w:bookmarkEnd w:id="41"/>
     </w:p>
     <w:p>
       <w:pPr>
@@ -9569,7 +13799,15 @@
         <w:t>从数组末尾移除并返回最后一个元素</w:t>
       </w:r>
       <w:r>
-        <w:t>，会直接修改原数组，使其长度减一；如果对空数组调用，则返回undefined</w:t>
+        <w:t>，会直接修改原数组，使其长度减</w:t>
+      </w:r>
+      <w:proofErr w:type="gramStart"/>
+      <w:r>
+        <w:t>一</w:t>
+      </w:r>
+      <w:proofErr w:type="gramEnd"/>
+      <w:r>
+        <w:t>；如果对空数组调用，则返回undefined</w:t>
       </w:r>
     </w:p>
     <w:p>
@@ -9604,12 +13842,14 @@
           <w:rFonts w:hint="eastAsia"/>
         </w:rPr>
       </w:pPr>
+      <w:bookmarkStart w:id="42" w:name="_Toc223989447"/>
       <w:r>
         <w:rPr>
           <w:rFonts w:hint="eastAsia"/>
         </w:rPr>
         <w:t>26.01.18</w:t>
       </w:r>
+      <w:bookmarkEnd w:id="42"/>
     </w:p>
     <w:p>
       <w:pPr>
@@ -9618,6 +13858,7 @@
           <w:rFonts w:hint="eastAsia"/>
         </w:rPr>
       </w:pPr>
+      <w:bookmarkStart w:id="43" w:name="_Toc223989448"/>
       <w:r>
         <w:rPr>
           <w:rFonts w:hint="eastAsia"/>
@@ -9630,6 +13871,7 @@
         </w:rPr>
         <w:t xml:space="preserve"> 42</w:t>
       </w:r>
+      <w:bookmarkEnd w:id="43"/>
     </w:p>
     <w:p>
       <w:pPr>
@@ -10015,7 +14257,23 @@
           <w:b/>
           <w:bCs/>
         </w:rPr>
-        <w:t>支持指定起始和结束位置（左闭右开区间）。</w:t>
+        <w:t>支持指定起始和结束位置（</w:t>
+      </w:r>
+      <w:proofErr w:type="gramStart"/>
+      <w:r>
+        <w:rPr>
+          <w:b/>
+          <w:bCs/>
+        </w:rPr>
+        <w:t>左闭右开区间</w:t>
+      </w:r>
+      <w:proofErr w:type="gramEnd"/>
+      <w:r>
+        <w:rPr>
+          <w:b/>
+          <w:bCs/>
+        </w:rPr>
+        <w:t>）。</w:t>
       </w:r>
     </w:p>
     <w:p>
@@ -10035,7 +14293,23 @@
           <w:b/>
           <w:bCs/>
         </w:rPr>
-        <w:t>支持负数索引，表示从末尾开始计算。</w:t>
+        <w:t>支持负数索引，表示</w:t>
+      </w:r>
+      <w:proofErr w:type="gramStart"/>
+      <w:r>
+        <w:rPr>
+          <w:b/>
+          <w:bCs/>
+        </w:rPr>
+        <w:t>从末尾开始</w:t>
+      </w:r>
+      <w:proofErr w:type="gramEnd"/>
+      <w:r>
+        <w:rPr>
+          <w:b/>
+          <w:bCs/>
+        </w:rPr>
+        <w:t>计算。</w:t>
       </w:r>
     </w:p>
     <w:p>
@@ -10145,12 +14419,14 @@
           <w:rFonts w:hint="eastAsia"/>
         </w:rPr>
       </w:pPr>
+      <w:bookmarkStart w:id="44" w:name="_Toc223989449"/>
       <w:r>
         <w:rPr>
           <w:rFonts w:hint="eastAsia"/>
         </w:rPr>
         <w:t>26.01.22</w:t>
       </w:r>
+      <w:bookmarkEnd w:id="44"/>
     </w:p>
     <w:p>
       <w:pPr>
@@ -10159,6 +14435,7 @@
           <w:rFonts w:hint="eastAsia"/>
         </w:rPr>
       </w:pPr>
+      <w:bookmarkStart w:id="45" w:name="_Toc223989450"/>
       <w:r>
         <w:rPr>
           <w:rFonts w:hint="eastAsia"/>
@@ -10177,6 +14454,7 @@
         </w:rPr>
         <w:t xml:space="preserve"> 45</w:t>
       </w:r>
+      <w:bookmarkEnd w:id="45"/>
     </w:p>
     <w:p>
       <w:pPr>
@@ -10185,12 +14463,14 @@
           <w:rFonts w:hint="eastAsia"/>
         </w:rPr>
       </w:pPr>
+      <w:bookmarkStart w:id="46" w:name="_Toc223989451"/>
       <w:r>
         <w:rPr>
           <w:rFonts w:hint="eastAsia"/>
         </w:rPr>
         <w:t>26.01.28</w:t>
       </w:r>
+      <w:bookmarkEnd w:id="46"/>
     </w:p>
     <w:p>
       <w:pPr>
@@ -10199,12 +14479,14 @@
           <w:rFonts w:hint="eastAsia"/>
         </w:rPr>
       </w:pPr>
+      <w:bookmarkStart w:id="47" w:name="_Toc223989452"/>
       <w:r>
         <w:rPr>
           <w:rFonts w:hint="eastAsia"/>
         </w:rPr>
         <w:t>LC记录46</w:t>
       </w:r>
+      <w:bookmarkEnd w:id="47"/>
     </w:p>
     <w:p>
       <w:pPr>
@@ -10213,6 +14495,7 @@
           <w:rFonts w:hint="eastAsia"/>
         </w:rPr>
       </w:pPr>
+      <w:bookmarkStart w:id="48" w:name="_Toc223989453"/>
       <w:r>
         <w:rPr>
           <w:rFonts w:hint="eastAsia"/>
@@ -10225,6 +14508,7 @@
         </w:rPr>
         <w:t>5</w:t>
       </w:r>
+      <w:bookmarkEnd w:id="48"/>
     </w:p>
     <w:p>
       <w:pPr>
@@ -10233,12 +14517,14 @@
           <w:rFonts w:hint="eastAsia"/>
         </w:rPr>
       </w:pPr>
+      <w:bookmarkStart w:id="49" w:name="_Toc223989454"/>
       <w:r>
         <w:rPr>
           <w:rFonts w:hint="eastAsia"/>
         </w:rPr>
         <w:t>LC记录47</w:t>
       </w:r>
+      <w:bookmarkEnd w:id="49"/>
     </w:p>
     <w:p>
       <w:pPr>
@@ -10247,12 +14533,14 @@
           <w:rFonts w:hint="eastAsia"/>
         </w:rPr>
       </w:pPr>
+      <w:bookmarkStart w:id="50" w:name="_Toc223989455"/>
       <w:r>
         <w:rPr>
           <w:rFonts w:hint="eastAsia"/>
         </w:rPr>
         <w:t>26.02.26</w:t>
       </w:r>
+      <w:bookmarkEnd w:id="50"/>
     </w:p>
     <w:p>
       <w:pPr>
@@ -10261,6 +14549,7 @@
           <w:rFonts w:hint="eastAsia"/>
         </w:rPr>
       </w:pPr>
+      <w:bookmarkStart w:id="51" w:name="_Toc223989456"/>
       <w:r>
         <w:rPr>
           <w:rFonts w:hint="eastAsia"/>
@@ -10273,6 +14562,7 @@
         </w:rPr>
         <w:t xml:space="preserve"> 52</w:t>
       </w:r>
+      <w:bookmarkEnd w:id="51"/>
     </w:p>
     <w:p>
       <w:pPr>
@@ -10281,12 +14571,14 @@
           <w:rFonts w:hint="eastAsia"/>
         </w:rPr>
       </w:pPr>
+      <w:bookmarkStart w:id="52" w:name="_Toc223989457"/>
       <w:r>
         <w:rPr>
           <w:rFonts w:hint="eastAsia"/>
         </w:rPr>
         <w:t>26.02.27</w:t>
       </w:r>
+      <w:bookmarkEnd w:id="52"/>
     </w:p>
     <w:p>
       <w:pPr>
@@ -10295,6 +14587,7 @@
           <w:rFonts w:hint="eastAsia"/>
         </w:rPr>
       </w:pPr>
+      <w:bookmarkStart w:id="53" w:name="_Toc223989458"/>
       <w:r>
         <w:rPr>
           <w:rFonts w:hint="eastAsia"/>
@@ -10307,6 +14600,7 @@
         </w:rPr>
         <w:t xml:space="preserve"> 54</w:t>
       </w:r>
+      <w:bookmarkEnd w:id="53"/>
     </w:p>
     <w:p>
       <w:pPr>
@@ -10354,6 +14648,7 @@
           <w14:ligatures w14:val="none"/>
         </w:rPr>
       </w:pPr>
+      <w:proofErr w:type="spellStart"/>
       <w:r>
         <w:rPr>
           <w:rFonts w:ascii="Consolas" w:eastAsia="宋体" w:hAnsi="Consolas" w:cs="宋体"/>
@@ -10390,6 +14685,7 @@
         </w:rPr>
         <w:t>set</w:t>
       </w:r>
+      <w:proofErr w:type="spellEnd"/>
       <w:r>
         <w:rPr>
           <w:rFonts w:ascii="Consolas" w:eastAsia="宋体" w:hAnsi="Consolas" w:cs="宋体"/>
@@ -10426,6 +14722,7 @@
         </w:rPr>
         <w:t xml:space="preserve">, </w:t>
       </w:r>
+      <w:proofErr w:type="spellStart"/>
       <w:r>
         <w:rPr>
           <w:rFonts w:ascii="Consolas" w:eastAsia="宋体" w:hAnsi="Consolas" w:cs="宋体" w:hint="eastAsia"/>
@@ -10462,6 +14759,7 @@
         </w:rPr>
         <w:t>push</w:t>
       </w:r>
+      <w:proofErr w:type="spellEnd"/>
       <w:r>
         <w:rPr>
           <w:rFonts w:ascii="Consolas" w:eastAsia="宋体" w:hAnsi="Consolas" w:cs="宋体"/>
@@ -10474,6 +14772,7 @@
         </w:rPr>
         <w:t>(</w:t>
       </w:r>
+      <w:proofErr w:type="spellStart"/>
       <w:r>
         <w:rPr>
           <w:rFonts w:ascii="Consolas" w:eastAsia="宋体" w:hAnsi="Consolas" w:cs="宋体" w:hint="eastAsia"/>
@@ -10486,6 +14785,7 @@
         </w:rPr>
         <w:t>i</w:t>
       </w:r>
+      <w:proofErr w:type="spellEnd"/>
       <w:r>
         <w:rPr>
           <w:rFonts w:ascii="Consolas" w:eastAsia="宋体" w:hAnsi="Consolas" w:cs="宋体"/>
@@ -10534,6 +14834,7 @@
         </w:rPr>
         <w:t>设定的</w:t>
       </w:r>
+      <w:proofErr w:type="spellStart"/>
       <w:r>
         <w:rPr>
           <w:rFonts w:ascii="Consolas" w:eastAsia="宋体" w:hAnsi="Consolas" w:cs="宋体" w:hint="eastAsia"/>
@@ -10570,6 +14871,7 @@
         </w:rPr>
         <w:t>push</w:t>
       </w:r>
+      <w:proofErr w:type="spellEnd"/>
       <w:r>
         <w:rPr>
           <w:rFonts w:ascii="Consolas" w:eastAsia="宋体" w:hAnsi="Consolas" w:cs="宋体"/>
@@ -10582,6 +14884,7 @@
         </w:rPr>
         <w:t>(</w:t>
       </w:r>
+      <w:proofErr w:type="spellStart"/>
       <w:r>
         <w:rPr>
           <w:rFonts w:ascii="Consolas" w:eastAsia="宋体" w:hAnsi="Consolas" w:cs="宋体" w:hint="eastAsia"/>
@@ -10594,6 +14897,7 @@
         </w:rPr>
         <w:t>i</w:t>
       </w:r>
+      <w:proofErr w:type="spellEnd"/>
       <w:r>
         <w:rPr>
           <w:rFonts w:ascii="Consolas" w:eastAsia="宋体" w:hAnsi="Consolas" w:cs="宋体"/>
@@ -10670,6 +14974,7 @@
           <w14:ligatures w14:val="none"/>
         </w:rPr>
       </w:pPr>
+      <w:proofErr w:type="spellStart"/>
       <w:r>
         <w:rPr>
           <w:rFonts w:ascii="宋体" w:eastAsia="宋体" w:hAnsi="宋体" w:cs="宋体"/>
@@ -10678,7 +14983,18 @@
           <w:szCs w:val="24"/>
           <w14:ligatures w14:val="none"/>
         </w:rPr>
-        <w:t xml:space="preserve">charCodeAt() 是 JavaScript 中 String 对象的一个内置方法，用于获取指定位置字符的 </w:t>
+        <w:t>charCodeAt</w:t>
+      </w:r>
+      <w:proofErr w:type="spellEnd"/>
+      <w:r>
+        <w:rPr>
+          <w:rFonts w:ascii="宋体" w:eastAsia="宋体" w:hAnsi="宋体" w:cs="宋体"/>
+          <w:kern w:val="0"/>
+          <w:sz w:val="24"/>
+          <w:szCs w:val="24"/>
+          <w14:ligatures w14:val="none"/>
+        </w:rPr>
+        <w:t xml:space="preserve">() 是 JavaScript 中 String 对象的一个内置方法，用于获取指定位置字符的 </w:t>
       </w:r>
       <w:r>
         <w:rPr>
@@ -10739,6 +15055,7 @@
           <w14:ligatures w14:val="none"/>
         </w:rPr>
       </w:pPr>
+      <w:bookmarkStart w:id="54" w:name="_Toc223989459"/>
       <w:r>
         <w:rPr>
           <w:rFonts w:ascii="宋体" w:eastAsia="宋体" w:hAnsi="宋体" w:cs="宋体"/>
@@ -10751,6 +15068,7 @@
         </w:rPr>
         <w:t>基本语法</w:t>
       </w:r>
+      <w:bookmarkEnd w:id="54"/>
     </w:p>
     <w:p>
       <w:pPr>
@@ -10768,6 +15086,9 @@
           <w14:ligatures w14:val="none"/>
         </w:rPr>
       </w:pPr>
+      <w:bookmarkStart w:id="55" w:name="_Toc223989460"/>
+      <w:proofErr w:type="spellStart"/>
+      <w:proofErr w:type="gramStart"/>
       <w:r>
         <w:rPr>
           <w:rFonts w:ascii="宋体" w:eastAsia="宋体" w:hAnsi="宋体" w:cs="宋体"/>
@@ -10776,8 +15097,21 @@
           <w:szCs w:val="24"/>
           <w14:ligatures w14:val="none"/>
         </w:rPr>
-        <w:t>string.charCodeAt(index)</w:t>
-      </w:r>
+        <w:t>string.charCodeAt</w:t>
+      </w:r>
+      <w:proofErr w:type="spellEnd"/>
+      <w:proofErr w:type="gramEnd"/>
+      <w:r>
+        <w:rPr>
+          <w:rFonts w:ascii="宋体" w:eastAsia="宋体" w:hAnsi="宋体" w:cs="宋体"/>
+          <w:kern w:val="0"/>
+          <w:sz w:val="24"/>
+          <w:szCs w:val="24"/>
+          <w14:ligatures w14:val="none"/>
+        </w:rPr>
+        <w:t>(index)</w:t>
+      </w:r>
+      <w:bookmarkEnd w:id="55"/>
     </w:p>
     <w:p>
       <w:pPr>
@@ -10831,7 +15165,35 @@
         <w:rPr>
           <w:rFonts w:hint="eastAsia"/>
         </w:rPr>
-        <w:t>想要数组副本可以使用array.slice()</w:t>
+        <w:t>想要数组副本可以使用</w:t>
+      </w:r>
+      <w:proofErr w:type="spellStart"/>
+      <w:r>
+        <w:rPr>
+          <w:rFonts w:hint="eastAsia"/>
+        </w:rPr>
+        <w:t>array.</w:t>
+      </w:r>
+      <w:proofErr w:type="gramStart"/>
+      <w:r>
+        <w:rPr>
+          <w:rFonts w:hint="eastAsia"/>
+        </w:rPr>
+        <w:t>slice</w:t>
+      </w:r>
+      <w:proofErr w:type="spellEnd"/>
+      <w:r>
+        <w:rPr>
+          <w:rFonts w:hint="eastAsia"/>
+        </w:rPr>
+        <w:t>(</w:t>
+      </w:r>
+      <w:proofErr w:type="gramEnd"/>
+      <w:r>
+        <w:rPr>
+          <w:rFonts w:hint="eastAsia"/>
+        </w:rPr>
+        <w:t>)</w:t>
       </w:r>
     </w:p>
     <w:p>
@@ -10848,12 +15210,14 @@
           <w:rFonts w:hint="eastAsia"/>
         </w:rPr>
       </w:pPr>
+      <w:bookmarkStart w:id="56" w:name="_Toc223989461"/>
       <w:r>
         <w:rPr>
           <w:rFonts w:hint="eastAsia"/>
         </w:rPr>
         <w:t>26.03.5</w:t>
       </w:r>
+      <w:bookmarkEnd w:id="56"/>
     </w:p>
     <w:p>
       <w:pPr>
@@ -10862,12 +15226,14 @@
           <w:rFonts w:hint="eastAsia"/>
         </w:rPr>
       </w:pPr>
+      <w:bookmarkStart w:id="57" w:name="_Toc223989462"/>
       <w:r>
         <w:rPr>
           <w:rFonts w:hint="eastAsia"/>
         </w:rPr>
         <w:t>LC记录55</w:t>
       </w:r>
+      <w:bookmarkEnd w:id="57"/>
     </w:p>
     <w:p>
       <w:pPr>
@@ -10877,27 +15243,29 @@
           <w:bCs/>
         </w:rPr>
       </w:pPr>
+      <w:proofErr w:type="spellStart"/>
       <w:r>
         <w:rPr>
           <w:rFonts w:hint="eastAsia"/>
           <w:b/>
           <w:bCs/>
         </w:rPr>
-        <w:t>Array.slice()可以用来浅拷贝整个数组</w:t>
-      </w:r>
-    </w:p>
-    <w:p>
-      <w:pPr>
+        <w:t>Array.slice</w:t>
+      </w:r>
+      <w:proofErr w:type="spellEnd"/>
+      <w:r>
         <w:rPr>
           <w:rFonts w:hint="eastAsia"/>
           <w:b/>
           <w:bCs/>
         </w:rPr>
-      </w:pPr>
-    </w:p>
-    <w:p>
-      <w:pPr>
-        <w:rPr>
+        <w:t>()可以用来浅拷贝整个数组</w:t>
+      </w:r>
+    </w:p>
+    <w:p>
+      <w:pPr>
+        <w:rPr>
+          <w:rFonts w:hint="eastAsia"/>
           <w:b/>
           <w:bCs/>
         </w:rPr>
@@ -10906,6 +15274,16 @@
     <w:p>
       <w:pPr>
         <w:rPr>
+          <w:rFonts w:hint="eastAsia"/>
+          <w:b/>
+          <w:bCs/>
+        </w:rPr>
+      </w:pPr>
+    </w:p>
+    <w:p>
+      <w:pPr>
+        <w:rPr>
+          <w:rFonts w:hint="eastAsia"/>
           <w:b/>
           <w:bCs/>
         </w:rPr>

--- a/lc记录.docx
+++ b/lc记录.docx
@@ -5509,6 +5509,7 @@
         <w:rPr>
           <w:rFonts w:hint="eastAsia"/>
         </w:rPr>
+        <w:lastRenderedPageBreak/>
         <w:t>25.12.12</w:t>
       </w:r>
       <w:bookmarkEnd w:id="0"/>
@@ -5579,49 +5580,7 @@
               <w:rPr>
                 <w:rFonts w:hint="eastAsia"/>
               </w:rPr>
-              <w:t xml:space="preserve">let </w:t>
-            </w:r>
-            <w:proofErr w:type="spellStart"/>
-            <w:r>
-              <w:rPr>
-                <w:rFonts w:hint="eastAsia"/>
-              </w:rPr>
-              <w:t>arr</w:t>
-            </w:r>
-            <w:proofErr w:type="spellEnd"/>
-            <w:r>
-              <w:rPr>
-                <w:rFonts w:hint="eastAsia"/>
-              </w:rPr>
-              <w:t xml:space="preserve">: </w:t>
-            </w:r>
-            <w:proofErr w:type="gramStart"/>
-            <w:r>
-              <w:rPr>
-                <w:rFonts w:hint="eastAsia"/>
-              </w:rPr>
-              <w:t>number[</w:t>
-            </w:r>
-            <w:proofErr w:type="gramEnd"/>
-            <w:r>
-              <w:rPr>
-                <w:rFonts w:hint="eastAsia"/>
-              </w:rPr>
-              <w:t>] = new Array(5</w:t>
-            </w:r>
-            <w:proofErr w:type="gramStart"/>
-            <w:r>
-              <w:rPr>
-                <w:rFonts w:hint="eastAsia"/>
-              </w:rPr>
-              <w:t>).fill</w:t>
-            </w:r>
-            <w:proofErr w:type="gramEnd"/>
-            <w:r>
-              <w:rPr>
-                <w:rFonts w:hint="eastAsia"/>
-              </w:rPr>
-              <w:t>(0);</w:t>
+              <w:t>let arr: number[] = new Array(5).fill(0);</w:t>
             </w:r>
           </w:p>
           <w:p>
@@ -5634,35 +5593,7 @@
               <w:rPr>
                 <w:rFonts w:hint="eastAsia"/>
               </w:rPr>
-              <w:t xml:space="preserve">let </w:t>
-            </w:r>
-            <w:proofErr w:type="spellStart"/>
-            <w:r>
-              <w:rPr>
-                <w:rFonts w:hint="eastAsia"/>
-              </w:rPr>
-              <w:t>nums</w:t>
-            </w:r>
-            <w:proofErr w:type="spellEnd"/>
-            <w:r>
-              <w:rPr>
-                <w:rFonts w:hint="eastAsia"/>
-              </w:rPr>
-              <w:t xml:space="preserve">: </w:t>
-            </w:r>
-            <w:proofErr w:type="gramStart"/>
-            <w:r>
-              <w:rPr>
-                <w:rFonts w:hint="eastAsia"/>
-              </w:rPr>
-              <w:t>number[</w:t>
-            </w:r>
-            <w:proofErr w:type="gramEnd"/>
-            <w:r>
-              <w:rPr>
-                <w:rFonts w:hint="eastAsia"/>
-              </w:rPr>
-              <w:t>] = [1, 3, 2, 5, 4];</w:t>
+              <w:t>let nums: number[] = [1, 3, 2, 5, 4];</w:t>
             </w:r>
           </w:p>
         </w:tc>
@@ -5744,21 +5675,7 @@
               <w:rPr>
                 <w:rFonts w:hint="eastAsia"/>
               </w:rPr>
-              <w:t xml:space="preserve">class </w:t>
-            </w:r>
-            <w:proofErr w:type="spellStart"/>
-            <w:r>
-              <w:rPr>
-                <w:rFonts w:hint="eastAsia"/>
-              </w:rPr>
-              <w:t>ListNode</w:t>
-            </w:r>
-            <w:proofErr w:type="spellEnd"/>
-            <w:r>
-              <w:rPr>
-                <w:rFonts w:hint="eastAsia"/>
-              </w:rPr>
-              <w:t xml:space="preserve"> {</w:t>
+              <w:t>class ListNode {</w:t>
             </w:r>
           </w:p>
           <w:p>
@@ -5771,21 +5688,7 @@
               <w:rPr>
                 <w:rFonts w:hint="eastAsia"/>
               </w:rPr>
-              <w:t xml:space="preserve">    </w:t>
-            </w:r>
-            <w:proofErr w:type="spellStart"/>
-            <w:r>
-              <w:rPr>
-                <w:rFonts w:hint="eastAsia"/>
-              </w:rPr>
-              <w:t>val</w:t>
-            </w:r>
-            <w:proofErr w:type="spellEnd"/>
-            <w:r>
-              <w:rPr>
-                <w:rFonts w:hint="eastAsia"/>
-              </w:rPr>
-              <w:t>: number;</w:t>
+              <w:t xml:space="preserve">    val: number;</w:t>
             </w:r>
           </w:p>
           <w:p>
@@ -5798,21 +5701,7 @@
               <w:rPr>
                 <w:rFonts w:hint="eastAsia"/>
               </w:rPr>
-              <w:t xml:space="preserve">    next: </w:t>
-            </w:r>
-            <w:proofErr w:type="spellStart"/>
-            <w:r>
-              <w:rPr>
-                <w:rFonts w:hint="eastAsia"/>
-              </w:rPr>
-              <w:t>ListNode</w:t>
-            </w:r>
-            <w:proofErr w:type="spellEnd"/>
-            <w:r>
-              <w:rPr>
-                <w:rFonts w:hint="eastAsia"/>
-              </w:rPr>
-              <w:t xml:space="preserve"> | null;</w:t>
+              <w:t xml:space="preserve">    next: ListNode | null;</w:t>
             </w:r>
           </w:p>
           <w:p>
@@ -5825,63 +5714,7 @@
               <w:rPr>
                 <w:rFonts w:hint="eastAsia"/>
               </w:rPr>
-              <w:t xml:space="preserve">    </w:t>
-            </w:r>
-            <w:proofErr w:type="gramStart"/>
-            <w:r>
-              <w:rPr>
-                <w:rFonts w:hint="eastAsia"/>
-              </w:rPr>
-              <w:t>constructor(</w:t>
-            </w:r>
-            <w:proofErr w:type="spellStart"/>
-            <w:r>
-              <w:rPr>
-                <w:rFonts w:hint="eastAsia"/>
-              </w:rPr>
-              <w:t>val</w:t>
-            </w:r>
-            <w:proofErr w:type="spellEnd"/>
-            <w:r>
-              <w:rPr>
-                <w:rFonts w:hint="eastAsia"/>
-              </w:rPr>
-              <w:t>?:</w:t>
-            </w:r>
-            <w:proofErr w:type="gramEnd"/>
-            <w:r>
-              <w:rPr>
-                <w:rFonts w:hint="eastAsia"/>
-              </w:rPr>
-              <w:t xml:space="preserve"> number, </w:t>
-            </w:r>
-            <w:proofErr w:type="gramStart"/>
-            <w:r>
-              <w:rPr>
-                <w:rFonts w:hint="eastAsia"/>
-              </w:rPr>
-              <w:t>next?:</w:t>
-            </w:r>
-            <w:proofErr w:type="gramEnd"/>
-            <w:r>
-              <w:rPr>
-                <w:rFonts w:hint="eastAsia"/>
-              </w:rPr>
-              <w:t xml:space="preserve"> </w:t>
-            </w:r>
-            <w:proofErr w:type="spellStart"/>
-            <w:r>
-              <w:rPr>
-                <w:rFonts w:hint="eastAsia"/>
-              </w:rPr>
-              <w:t>ListNode</w:t>
-            </w:r>
-            <w:proofErr w:type="spellEnd"/>
-            <w:r>
-              <w:rPr>
-                <w:rFonts w:hint="eastAsia"/>
-              </w:rPr>
-              <w:t xml:space="preserve"> | null) {</w:t>
+              <w:t xml:space="preserve">    constructor(val?: number, next?: ListNode | null) {</w:t>
             </w:r>
           </w:p>
           <w:p>
@@ -5894,63 +5727,7 @@
               <w:rPr>
                 <w:rFonts w:hint="eastAsia"/>
               </w:rPr>
-              <w:t xml:space="preserve">        </w:t>
-            </w:r>
-            <w:proofErr w:type="spellStart"/>
-            <w:r>
-              <w:rPr>
-                <w:rFonts w:hint="eastAsia"/>
-              </w:rPr>
-              <w:t>this.val</w:t>
-            </w:r>
-            <w:proofErr w:type="spellEnd"/>
-            <w:r>
-              <w:rPr>
-                <w:rFonts w:hint="eastAsia"/>
-              </w:rPr>
-              <w:t xml:space="preserve"> = </w:t>
-            </w:r>
-            <w:proofErr w:type="spellStart"/>
-            <w:r>
-              <w:rPr>
-                <w:rFonts w:hint="eastAsia"/>
-              </w:rPr>
-              <w:t>val</w:t>
-            </w:r>
-            <w:proofErr w:type="spellEnd"/>
-            <w:r>
-              <w:rPr>
-                <w:rFonts w:hint="eastAsia"/>
-              </w:rPr>
-              <w:t xml:space="preserve"> === </w:t>
-            </w:r>
-            <w:proofErr w:type="gramStart"/>
-            <w:r>
-              <w:rPr>
-                <w:rFonts w:hint="eastAsia"/>
-              </w:rPr>
-              <w:t>undefined ?</w:t>
-            </w:r>
-            <w:proofErr w:type="gramEnd"/>
-            <w:r>
-              <w:rPr>
-                <w:rFonts w:hint="eastAsia"/>
-              </w:rPr>
-              <w:t xml:space="preserve"> 0 : </w:t>
-            </w:r>
-            <w:proofErr w:type="spellStart"/>
-            <w:r>
-              <w:rPr>
-                <w:rFonts w:hint="eastAsia"/>
-              </w:rPr>
-              <w:t>val</w:t>
-            </w:r>
-            <w:proofErr w:type="spellEnd"/>
-            <w:r>
-              <w:rPr>
-                <w:rFonts w:hint="eastAsia"/>
-              </w:rPr>
-              <w:t>;        // 节点值</w:t>
+              <w:t xml:space="preserve">        this.val = val === undefined ? 0 : val;        // 节点值</w:t>
             </w:r>
           </w:p>
           <w:p>
@@ -5963,65 +5740,7 @@
               <w:rPr>
                 <w:rFonts w:hint="eastAsia"/>
               </w:rPr>
-              <w:t xml:space="preserve">        </w:t>
-            </w:r>
-            <w:proofErr w:type="spellStart"/>
-            <w:proofErr w:type="gramStart"/>
-            <w:r>
-              <w:rPr>
-                <w:rFonts w:hint="eastAsia"/>
-              </w:rPr>
-              <w:t>this.next</w:t>
-            </w:r>
-            <w:proofErr w:type="spellEnd"/>
-            <w:proofErr w:type="gramEnd"/>
-            <w:r>
-              <w:rPr>
-                <w:rFonts w:hint="eastAsia"/>
-              </w:rPr>
-              <w:t xml:space="preserve"> = next === </w:t>
-            </w:r>
-            <w:proofErr w:type="gramStart"/>
-            <w:r>
-              <w:rPr>
-                <w:rFonts w:hint="eastAsia"/>
-              </w:rPr>
-              <w:t>undefined ?</w:t>
-            </w:r>
-            <w:proofErr w:type="gramEnd"/>
-            <w:r>
-              <w:rPr>
-                <w:rFonts w:hint="eastAsia"/>
-              </w:rPr>
-              <w:t xml:space="preserve"> </w:t>
-            </w:r>
-            <w:proofErr w:type="gramStart"/>
-            <w:r>
-              <w:rPr>
-                <w:rFonts w:hint="eastAsia"/>
-              </w:rPr>
-              <w:t>null :</w:t>
-            </w:r>
-            <w:proofErr w:type="gramEnd"/>
-            <w:r>
-              <w:rPr>
-                <w:rFonts w:hint="eastAsia"/>
-              </w:rPr>
-              <w:t xml:space="preserve"> </w:t>
-            </w:r>
-            <w:proofErr w:type="gramStart"/>
-            <w:r>
-              <w:rPr>
-                <w:rFonts w:hint="eastAsia"/>
-              </w:rPr>
-              <w:t>next;  /</w:t>
-            </w:r>
-            <w:proofErr w:type="gramEnd"/>
-            <w:r>
-              <w:rPr>
-                <w:rFonts w:hint="eastAsia"/>
-              </w:rPr>
-              <w:t>/ 指向下一节点的引用</w:t>
+              <w:t xml:space="preserve">        this.next = next === undefined ? null : next;  // 指向下一节点的引用</w:t>
             </w:r>
           </w:p>
           <w:p>
@@ -6093,29 +5812,7 @@
               <w:rPr>
                 <w:rFonts w:hint="eastAsia"/>
               </w:rPr>
-              <w:t xml:space="preserve">const n0 = new </w:t>
-            </w:r>
-            <w:proofErr w:type="spellStart"/>
-            <w:proofErr w:type="gramStart"/>
-            <w:r>
-              <w:rPr>
-                <w:rFonts w:hint="eastAsia"/>
-              </w:rPr>
-              <w:t>ListNode</w:t>
-            </w:r>
-            <w:proofErr w:type="spellEnd"/>
-            <w:r>
-              <w:rPr>
-                <w:rFonts w:hint="eastAsia"/>
-              </w:rPr>
-              <w:t>(</w:t>
-            </w:r>
-            <w:proofErr w:type="gramEnd"/>
-            <w:r>
-              <w:rPr>
-                <w:rFonts w:hint="eastAsia"/>
-              </w:rPr>
-              <w:t>1);</w:t>
+              <w:t>const n0 = new ListNode(1);</w:t>
             </w:r>
           </w:p>
           <w:p>
@@ -6128,29 +5825,7 @@
               <w:rPr>
                 <w:rFonts w:hint="eastAsia"/>
               </w:rPr>
-              <w:t xml:space="preserve">const n1 = new </w:t>
-            </w:r>
-            <w:proofErr w:type="spellStart"/>
-            <w:proofErr w:type="gramStart"/>
-            <w:r>
-              <w:rPr>
-                <w:rFonts w:hint="eastAsia"/>
-              </w:rPr>
-              <w:t>ListNode</w:t>
-            </w:r>
-            <w:proofErr w:type="spellEnd"/>
-            <w:r>
-              <w:rPr>
-                <w:rFonts w:hint="eastAsia"/>
-              </w:rPr>
-              <w:t>(</w:t>
-            </w:r>
-            <w:proofErr w:type="gramEnd"/>
-            <w:r>
-              <w:rPr>
-                <w:rFonts w:hint="eastAsia"/>
-              </w:rPr>
-              <w:t>3);</w:t>
+              <w:t>const n1 = new ListNode(3);</w:t>
             </w:r>
           </w:p>
           <w:p>
@@ -6163,29 +5838,7 @@
               <w:rPr>
                 <w:rFonts w:hint="eastAsia"/>
               </w:rPr>
-              <w:t xml:space="preserve">const n2 = new </w:t>
-            </w:r>
-            <w:proofErr w:type="spellStart"/>
-            <w:proofErr w:type="gramStart"/>
-            <w:r>
-              <w:rPr>
-                <w:rFonts w:hint="eastAsia"/>
-              </w:rPr>
-              <w:t>ListNode</w:t>
-            </w:r>
-            <w:proofErr w:type="spellEnd"/>
-            <w:r>
-              <w:rPr>
-                <w:rFonts w:hint="eastAsia"/>
-              </w:rPr>
-              <w:t>(</w:t>
-            </w:r>
-            <w:proofErr w:type="gramEnd"/>
-            <w:r>
-              <w:rPr>
-                <w:rFonts w:hint="eastAsia"/>
-              </w:rPr>
-              <w:t>2);</w:t>
+              <w:t>const n2 = new ListNode(2);</w:t>
             </w:r>
           </w:p>
           <w:p>
@@ -6198,29 +5851,7 @@
               <w:rPr>
                 <w:rFonts w:hint="eastAsia"/>
               </w:rPr>
-              <w:t xml:space="preserve">const n3 = new </w:t>
-            </w:r>
-            <w:proofErr w:type="spellStart"/>
-            <w:proofErr w:type="gramStart"/>
-            <w:r>
-              <w:rPr>
-                <w:rFonts w:hint="eastAsia"/>
-              </w:rPr>
-              <w:t>ListNode</w:t>
-            </w:r>
-            <w:proofErr w:type="spellEnd"/>
-            <w:r>
-              <w:rPr>
-                <w:rFonts w:hint="eastAsia"/>
-              </w:rPr>
-              <w:t>(</w:t>
-            </w:r>
-            <w:proofErr w:type="gramEnd"/>
-            <w:r>
-              <w:rPr>
-                <w:rFonts w:hint="eastAsia"/>
-              </w:rPr>
-              <w:t>5);</w:t>
+              <w:t>const n3 = new ListNode(5);</w:t>
             </w:r>
           </w:p>
           <w:p>
@@ -6233,29 +5864,7 @@
               <w:rPr>
                 <w:rFonts w:hint="eastAsia"/>
               </w:rPr>
-              <w:t xml:space="preserve">const n4 = new </w:t>
-            </w:r>
-            <w:proofErr w:type="spellStart"/>
-            <w:proofErr w:type="gramStart"/>
-            <w:r>
-              <w:rPr>
-                <w:rFonts w:hint="eastAsia"/>
-              </w:rPr>
-              <w:t>ListNode</w:t>
-            </w:r>
-            <w:proofErr w:type="spellEnd"/>
-            <w:r>
-              <w:rPr>
-                <w:rFonts w:hint="eastAsia"/>
-              </w:rPr>
-              <w:t>(</w:t>
-            </w:r>
-            <w:proofErr w:type="gramEnd"/>
-            <w:r>
-              <w:rPr>
-                <w:rFonts w:hint="eastAsia"/>
-              </w:rPr>
-              <w:t>4);</w:t>
+              <w:t>const n4 = new ListNode(4);</w:t>
             </w:r>
           </w:p>
           <w:p>
@@ -6281,21 +5890,7 @@
               <w:rPr>
                 <w:rFonts w:hint="eastAsia"/>
               </w:rPr>
-              <w:t>n</w:t>
-            </w:r>
-            <w:proofErr w:type="gramStart"/>
-            <w:r>
-              <w:rPr>
-                <w:rFonts w:hint="eastAsia"/>
-              </w:rPr>
-              <w:t>0.next</w:t>
-            </w:r>
-            <w:proofErr w:type="gramEnd"/>
-            <w:r>
-              <w:rPr>
-                <w:rFonts w:hint="eastAsia"/>
-              </w:rPr>
-              <w:t xml:space="preserve"> = n1;</w:t>
+              <w:t>n0.next = n1;</w:t>
             </w:r>
           </w:p>
           <w:p>
@@ -6308,21 +5903,7 @@
               <w:rPr>
                 <w:rFonts w:hint="eastAsia"/>
               </w:rPr>
-              <w:t>n</w:t>
-            </w:r>
-            <w:proofErr w:type="gramStart"/>
-            <w:r>
-              <w:rPr>
-                <w:rFonts w:hint="eastAsia"/>
-              </w:rPr>
-              <w:t>1.next</w:t>
-            </w:r>
-            <w:proofErr w:type="gramEnd"/>
-            <w:r>
-              <w:rPr>
-                <w:rFonts w:hint="eastAsia"/>
-              </w:rPr>
-              <w:t xml:space="preserve"> = n2;</w:t>
+              <w:t>n1.next = n2;</w:t>
             </w:r>
           </w:p>
           <w:p>
@@ -6335,21 +5916,7 @@
               <w:rPr>
                 <w:rFonts w:hint="eastAsia"/>
               </w:rPr>
-              <w:t>n</w:t>
-            </w:r>
-            <w:proofErr w:type="gramStart"/>
-            <w:r>
-              <w:rPr>
-                <w:rFonts w:hint="eastAsia"/>
-              </w:rPr>
-              <w:t>2.next</w:t>
-            </w:r>
-            <w:proofErr w:type="gramEnd"/>
-            <w:r>
-              <w:rPr>
-                <w:rFonts w:hint="eastAsia"/>
-              </w:rPr>
-              <w:t xml:space="preserve"> = n3;</w:t>
+              <w:t>n2.next = n3;</w:t>
             </w:r>
           </w:p>
           <w:p>
@@ -6362,21 +5929,7 @@
               <w:rPr>
                 <w:rFonts w:hint="eastAsia"/>
               </w:rPr>
-              <w:t>n</w:t>
-            </w:r>
-            <w:proofErr w:type="gramStart"/>
-            <w:r>
-              <w:rPr>
-                <w:rFonts w:hint="eastAsia"/>
-              </w:rPr>
-              <w:t>3.next</w:t>
-            </w:r>
-            <w:proofErr w:type="gramEnd"/>
-            <w:r>
-              <w:rPr>
-                <w:rFonts w:hint="eastAsia"/>
-              </w:rPr>
-              <w:t xml:space="preserve"> = n4;</w:t>
+              <w:t>n3.next = n4;</w:t>
             </w:r>
           </w:p>
         </w:tc>
@@ -6452,21 +6005,7 @@
               <w:rPr>
                 <w:rFonts w:hint="eastAsia"/>
               </w:rPr>
-              <w:t xml:space="preserve">const nums1: </w:t>
-            </w:r>
-            <w:proofErr w:type="gramStart"/>
-            <w:r>
-              <w:rPr>
-                <w:rFonts w:hint="eastAsia"/>
-              </w:rPr>
-              <w:t>number[</w:t>
-            </w:r>
-            <w:proofErr w:type="gramEnd"/>
-            <w:r>
-              <w:rPr>
-                <w:rFonts w:hint="eastAsia"/>
-              </w:rPr>
-              <w:t>] = [];</w:t>
+              <w:t>const nums1: number[] = [];</w:t>
             </w:r>
           </w:p>
           <w:p>
@@ -6492,35 +6031,7 @@
               <w:rPr>
                 <w:rFonts w:hint="eastAsia"/>
               </w:rPr>
-              <w:t xml:space="preserve">const </w:t>
-            </w:r>
-            <w:proofErr w:type="spellStart"/>
-            <w:r>
-              <w:rPr>
-                <w:rFonts w:hint="eastAsia"/>
-              </w:rPr>
-              <w:t>nums</w:t>
-            </w:r>
-            <w:proofErr w:type="spellEnd"/>
-            <w:r>
-              <w:rPr>
-                <w:rFonts w:hint="eastAsia"/>
-              </w:rPr>
-              <w:t xml:space="preserve">: </w:t>
-            </w:r>
-            <w:proofErr w:type="gramStart"/>
-            <w:r>
-              <w:rPr>
-                <w:rFonts w:hint="eastAsia"/>
-              </w:rPr>
-              <w:t>number[</w:t>
-            </w:r>
-            <w:proofErr w:type="gramEnd"/>
-            <w:r>
-              <w:rPr>
-                <w:rFonts w:hint="eastAsia"/>
-              </w:rPr>
-              <w:t>] = [1, 3, 2, 5, 4];</w:t>
+              <w:t>const nums: number[] = [1, 3, 2, 5, 4];</w:t>
             </w:r>
           </w:p>
         </w:tc>
@@ -6546,19 +6057,11 @@
           <w:rFonts w:hint="eastAsia"/>
         </w:rPr>
       </w:pPr>
-      <w:proofErr w:type="gramStart"/>
-      <w:r>
-        <w:rPr>
-          <w:rFonts w:hint="eastAsia"/>
-        </w:rPr>
-        <w:t>栈</w:t>
-      </w:r>
-      <w:proofErr w:type="gramEnd"/>
-      <w:r>
-        <w:rPr>
-          <w:rFonts w:hint="eastAsia"/>
-        </w:rPr>
-        <w:t>，先进后出</w:t>
+      <w:r>
+        <w:rPr>
+          <w:rFonts w:hint="eastAsia"/>
+        </w:rPr>
+        <w:t>栈，先进后出</w:t>
       </w:r>
     </w:p>
     <w:p>
@@ -6591,15 +6094,11 @@
         <w:t>从数组末尾移除并返回最后一个元素</w:t>
       </w:r>
       <w:r>
-        <w:t>，会直接修改原数组，使其长度减</w:t>
-      </w:r>
-      <w:proofErr w:type="gramStart"/>
-      <w:r>
-        <w:t>一</w:t>
-      </w:r>
-      <w:proofErr w:type="gramEnd"/>
-      <w:r>
-        <w:t>；如果对空数组调用，则返回undefined</w:t>
+        <w:t>，会直接修改原数组，使</w:t>
+      </w:r>
+      <w:r>
+        <w:lastRenderedPageBreak/>
+        <w:t>其长度减一；如果对空数组调用，则返回undefined</w:t>
       </w:r>
     </w:p>
     <w:p>
@@ -6651,21 +6150,7 @@
               <w:rPr>
                 <w:rFonts w:hint="eastAsia"/>
               </w:rPr>
-              <w:t>/* 初始化</w:t>
-            </w:r>
-            <w:proofErr w:type="gramStart"/>
-            <w:r>
-              <w:rPr>
-                <w:rFonts w:hint="eastAsia"/>
-              </w:rPr>
-              <w:t>栈</w:t>
-            </w:r>
-            <w:proofErr w:type="gramEnd"/>
-            <w:r>
-              <w:rPr>
-                <w:rFonts w:hint="eastAsia"/>
-              </w:rPr>
-              <w:t xml:space="preserve"> */</w:t>
+              <w:t>/* 初始化栈 */</w:t>
             </w:r>
           </w:p>
           <w:p>
@@ -6678,35 +6163,7 @@
               <w:rPr>
                 <w:rFonts w:hint="eastAsia"/>
               </w:rPr>
-              <w:t>// TypeScript 没有内置的</w:t>
-            </w:r>
-            <w:proofErr w:type="gramStart"/>
-            <w:r>
-              <w:rPr>
-                <w:rFonts w:hint="eastAsia"/>
-              </w:rPr>
-              <w:t>栈</w:t>
-            </w:r>
-            <w:proofErr w:type="gramEnd"/>
-            <w:r>
-              <w:rPr>
-                <w:rFonts w:hint="eastAsia"/>
-              </w:rPr>
-              <w:t>类，可以把 Array 当作</w:t>
-            </w:r>
-            <w:proofErr w:type="gramStart"/>
-            <w:r>
-              <w:rPr>
-                <w:rFonts w:hint="eastAsia"/>
-              </w:rPr>
-              <w:t>栈</w:t>
-            </w:r>
-            <w:proofErr w:type="gramEnd"/>
-            <w:r>
-              <w:rPr>
-                <w:rFonts w:hint="eastAsia"/>
-              </w:rPr>
-              <w:t>来使用</w:t>
+              <w:t>// TypeScript 没有内置的栈类，可以把 Array 当作栈来使用</w:t>
             </w:r>
           </w:p>
           <w:p>
@@ -6719,21 +6176,7 @@
               <w:rPr>
                 <w:rFonts w:hint="eastAsia"/>
               </w:rPr>
-              <w:t xml:space="preserve">const stack: </w:t>
-            </w:r>
-            <w:proofErr w:type="gramStart"/>
-            <w:r>
-              <w:rPr>
-                <w:rFonts w:hint="eastAsia"/>
-              </w:rPr>
-              <w:t>number[</w:t>
-            </w:r>
-            <w:proofErr w:type="gramEnd"/>
-            <w:r>
-              <w:rPr>
-                <w:rFonts w:hint="eastAsia"/>
-              </w:rPr>
-              <w:t>] = [];</w:t>
+              <w:t>const stack: number[] = [];</w:t>
             </w:r>
           </w:p>
           <w:p>
@@ -6753,21 +6196,7 @@
               <w:rPr>
                 <w:rFonts w:hint="eastAsia"/>
               </w:rPr>
-              <w:t>/* 元素入</w:t>
-            </w:r>
-            <w:proofErr w:type="gramStart"/>
-            <w:r>
-              <w:rPr>
-                <w:rFonts w:hint="eastAsia"/>
-              </w:rPr>
-              <w:t>栈</w:t>
-            </w:r>
-            <w:proofErr w:type="gramEnd"/>
-            <w:r>
-              <w:rPr>
-                <w:rFonts w:hint="eastAsia"/>
-              </w:rPr>
-              <w:t xml:space="preserve"> */</w:t>
+              <w:t>/* 元素入栈 */</w:t>
             </w:r>
           </w:p>
           <w:p>
@@ -6776,21 +6205,11 @@
                 <w:rFonts w:hint="eastAsia"/>
               </w:rPr>
             </w:pPr>
-            <w:proofErr w:type="spellStart"/>
-            <w:proofErr w:type="gramStart"/>
-            <w:r>
-              <w:rPr>
-                <w:rFonts w:hint="eastAsia"/>
-              </w:rPr>
-              <w:t>stack.push</w:t>
-            </w:r>
-            <w:proofErr w:type="spellEnd"/>
-            <w:proofErr w:type="gramEnd"/>
-            <w:r>
-              <w:rPr>
-                <w:rFonts w:hint="eastAsia"/>
-              </w:rPr>
-              <w:t>(1);</w:t>
+            <w:r>
+              <w:rPr>
+                <w:rFonts w:hint="eastAsia"/>
+              </w:rPr>
+              <w:t>stack.push(1);</w:t>
             </w:r>
           </w:p>
           <w:p>
@@ -6799,21 +6218,11 @@
                 <w:rFonts w:hint="eastAsia"/>
               </w:rPr>
             </w:pPr>
-            <w:proofErr w:type="spellStart"/>
-            <w:proofErr w:type="gramStart"/>
-            <w:r>
-              <w:rPr>
-                <w:rFonts w:hint="eastAsia"/>
-              </w:rPr>
-              <w:t>stack.push</w:t>
-            </w:r>
-            <w:proofErr w:type="spellEnd"/>
-            <w:proofErr w:type="gramEnd"/>
-            <w:r>
-              <w:rPr>
-                <w:rFonts w:hint="eastAsia"/>
-              </w:rPr>
-              <w:t>(3);</w:t>
+            <w:r>
+              <w:rPr>
+                <w:rFonts w:hint="eastAsia"/>
+              </w:rPr>
+              <w:t>stack.push(3);</w:t>
             </w:r>
           </w:p>
           <w:p>
@@ -6822,21 +6231,11 @@
                 <w:rFonts w:hint="eastAsia"/>
               </w:rPr>
             </w:pPr>
-            <w:proofErr w:type="spellStart"/>
-            <w:proofErr w:type="gramStart"/>
-            <w:r>
-              <w:rPr>
-                <w:rFonts w:hint="eastAsia"/>
-              </w:rPr>
-              <w:t>stack.push</w:t>
-            </w:r>
-            <w:proofErr w:type="spellEnd"/>
-            <w:proofErr w:type="gramEnd"/>
-            <w:r>
-              <w:rPr>
-                <w:rFonts w:hint="eastAsia"/>
-              </w:rPr>
-              <w:t>(2);</w:t>
+            <w:r>
+              <w:rPr>
+                <w:rFonts w:hint="eastAsia"/>
+              </w:rPr>
+              <w:t>stack.push(2);</w:t>
             </w:r>
           </w:p>
           <w:p>
@@ -6845,21 +6244,11 @@
                 <w:rFonts w:hint="eastAsia"/>
               </w:rPr>
             </w:pPr>
-            <w:proofErr w:type="spellStart"/>
-            <w:proofErr w:type="gramStart"/>
-            <w:r>
-              <w:rPr>
-                <w:rFonts w:hint="eastAsia"/>
-              </w:rPr>
-              <w:t>stack.push</w:t>
-            </w:r>
-            <w:proofErr w:type="spellEnd"/>
-            <w:proofErr w:type="gramEnd"/>
-            <w:r>
-              <w:rPr>
-                <w:rFonts w:hint="eastAsia"/>
-              </w:rPr>
-              <w:t>(5);</w:t>
+            <w:r>
+              <w:rPr>
+                <w:rFonts w:hint="eastAsia"/>
+              </w:rPr>
+              <w:t>stack.push(5);</w:t>
             </w:r>
           </w:p>
           <w:p>
@@ -6868,21 +6257,11 @@
                 <w:rFonts w:hint="eastAsia"/>
               </w:rPr>
             </w:pPr>
-            <w:proofErr w:type="spellStart"/>
-            <w:proofErr w:type="gramStart"/>
-            <w:r>
-              <w:rPr>
-                <w:rFonts w:hint="eastAsia"/>
-              </w:rPr>
-              <w:t>stack.push</w:t>
-            </w:r>
-            <w:proofErr w:type="spellEnd"/>
-            <w:proofErr w:type="gramEnd"/>
-            <w:r>
-              <w:rPr>
-                <w:rFonts w:hint="eastAsia"/>
-              </w:rPr>
-              <w:t>(4);</w:t>
+            <w:r>
+              <w:rPr>
+                <w:rFonts w:hint="eastAsia"/>
+              </w:rPr>
+              <w:t>stack.push(4);</w:t>
             </w:r>
           </w:p>
           <w:p>
@@ -6902,21 +6281,7 @@
               <w:rPr>
                 <w:rFonts w:hint="eastAsia"/>
               </w:rPr>
-              <w:t>/* 访问</w:t>
-            </w:r>
-            <w:proofErr w:type="gramStart"/>
-            <w:r>
-              <w:rPr>
-                <w:rFonts w:hint="eastAsia"/>
-              </w:rPr>
-              <w:t>栈</w:t>
-            </w:r>
-            <w:proofErr w:type="gramEnd"/>
-            <w:r>
-              <w:rPr>
-                <w:rFonts w:hint="eastAsia"/>
-              </w:rPr>
-              <w:t>顶元素 */</w:t>
+              <w:t>/* 访问栈顶元素 */</w:t>
             </w:r>
           </w:p>
           <w:p>
@@ -6929,29 +6294,7 @@
               <w:rPr>
                 <w:rFonts w:hint="eastAsia"/>
               </w:rPr>
-              <w:t xml:space="preserve">const peek = </w:t>
-            </w:r>
-            <w:proofErr w:type="gramStart"/>
-            <w:r>
-              <w:rPr>
-                <w:rFonts w:hint="eastAsia"/>
-              </w:rPr>
-              <w:t>stack[</w:t>
-            </w:r>
-            <w:proofErr w:type="spellStart"/>
-            <w:r>
-              <w:rPr>
-                <w:rFonts w:hint="eastAsia"/>
-              </w:rPr>
-              <w:t>stack.length</w:t>
-            </w:r>
-            <w:proofErr w:type="spellEnd"/>
-            <w:proofErr w:type="gramEnd"/>
-            <w:r>
-              <w:rPr>
-                <w:rFonts w:hint="eastAsia"/>
-              </w:rPr>
-              <w:t xml:space="preserve"> - 1];</w:t>
+              <w:t>const peek = stack[stack.length - 1];</w:t>
             </w:r>
           </w:p>
           <w:p>
@@ -6971,21 +6314,7 @@
               <w:rPr>
                 <w:rFonts w:hint="eastAsia"/>
               </w:rPr>
-              <w:t>/* 元素出</w:t>
-            </w:r>
-            <w:proofErr w:type="gramStart"/>
-            <w:r>
-              <w:rPr>
-                <w:rFonts w:hint="eastAsia"/>
-              </w:rPr>
-              <w:t>栈</w:t>
-            </w:r>
-            <w:proofErr w:type="gramEnd"/>
-            <w:r>
-              <w:rPr>
-                <w:rFonts w:hint="eastAsia"/>
-              </w:rPr>
-              <w:t xml:space="preserve"> */</w:t>
+              <w:t>/* 元素出栈 */</w:t>
             </w:r>
           </w:p>
           <w:p>
@@ -6998,29 +6327,7 @@
               <w:rPr>
                 <w:rFonts w:hint="eastAsia"/>
               </w:rPr>
-              <w:t xml:space="preserve">const pop = </w:t>
-            </w:r>
-            <w:proofErr w:type="spellStart"/>
-            <w:proofErr w:type="gramStart"/>
-            <w:r>
-              <w:rPr>
-                <w:rFonts w:hint="eastAsia"/>
-              </w:rPr>
-              <w:t>stack.pop</w:t>
-            </w:r>
-            <w:proofErr w:type="spellEnd"/>
-            <w:r>
-              <w:rPr>
-                <w:rFonts w:hint="eastAsia"/>
-              </w:rPr>
-              <w:t>(</w:t>
-            </w:r>
-            <w:proofErr w:type="gramEnd"/>
-            <w:r>
-              <w:rPr>
-                <w:rFonts w:hint="eastAsia"/>
-              </w:rPr>
-              <w:t>);</w:t>
+              <w:t>const pop = stack.pop();</w:t>
             </w:r>
           </w:p>
           <w:p>
@@ -7040,21 +6347,7 @@
               <w:rPr>
                 <w:rFonts w:hint="eastAsia"/>
               </w:rPr>
-              <w:t>/* 获取</w:t>
-            </w:r>
-            <w:proofErr w:type="gramStart"/>
-            <w:r>
-              <w:rPr>
-                <w:rFonts w:hint="eastAsia"/>
-              </w:rPr>
-              <w:t>栈</w:t>
-            </w:r>
-            <w:proofErr w:type="gramEnd"/>
-            <w:r>
-              <w:rPr>
-                <w:rFonts w:hint="eastAsia"/>
-              </w:rPr>
-              <w:t>的长度 */</w:t>
+              <w:t>/* 获取栈的长度 */</w:t>
             </w:r>
           </w:p>
           <w:p>
@@ -7067,23 +6360,7 @@
               <w:rPr>
                 <w:rFonts w:hint="eastAsia"/>
               </w:rPr>
-              <w:t xml:space="preserve">const size = </w:t>
-            </w:r>
-            <w:proofErr w:type="spellStart"/>
-            <w:proofErr w:type="gramStart"/>
-            <w:r>
-              <w:rPr>
-                <w:rFonts w:hint="eastAsia"/>
-              </w:rPr>
-              <w:t>stack.length</w:t>
-            </w:r>
-            <w:proofErr w:type="spellEnd"/>
-            <w:proofErr w:type="gramEnd"/>
-            <w:r>
-              <w:rPr>
-                <w:rFonts w:hint="eastAsia"/>
-              </w:rPr>
-              <w:t>;</w:t>
+              <w:t>const size = stack.length;</w:t>
             </w:r>
           </w:p>
           <w:p>
@@ -7116,37 +6393,7 @@
               <w:rPr>
                 <w:rFonts w:hint="eastAsia"/>
               </w:rPr>
-              <w:t xml:space="preserve">const </w:t>
-            </w:r>
-            <w:proofErr w:type="spellStart"/>
-            <w:r>
-              <w:rPr>
-                <w:rFonts w:hint="eastAsia"/>
-              </w:rPr>
-              <w:t>is_empty</w:t>
-            </w:r>
-            <w:proofErr w:type="spellEnd"/>
-            <w:r>
-              <w:rPr>
-                <w:rFonts w:hint="eastAsia"/>
-              </w:rPr>
-              <w:t xml:space="preserve"> = </w:t>
-            </w:r>
-            <w:proofErr w:type="spellStart"/>
-            <w:proofErr w:type="gramStart"/>
-            <w:r>
-              <w:rPr>
-                <w:rFonts w:hint="eastAsia"/>
-              </w:rPr>
-              <w:t>stack.length</w:t>
-            </w:r>
-            <w:proofErr w:type="spellEnd"/>
-            <w:proofErr w:type="gramEnd"/>
-            <w:r>
-              <w:rPr>
-                <w:rFonts w:hint="eastAsia"/>
-              </w:rPr>
-              <w:t xml:space="preserve"> === 0;</w:t>
+              <w:t>const is_empty = stack.length === 0;</w:t>
             </w:r>
           </w:p>
         </w:tc>
@@ -7209,21 +6456,7 @@
               <w:rPr>
                 <w:rFonts w:hint="eastAsia"/>
               </w:rPr>
-              <w:t xml:space="preserve">const queue: </w:t>
-            </w:r>
-            <w:proofErr w:type="gramStart"/>
-            <w:r>
-              <w:rPr>
-                <w:rFonts w:hint="eastAsia"/>
-              </w:rPr>
-              <w:t>number[</w:t>
-            </w:r>
-            <w:proofErr w:type="gramEnd"/>
-            <w:r>
-              <w:rPr>
-                <w:rFonts w:hint="eastAsia"/>
-              </w:rPr>
-              <w:t>] = [];</w:t>
+              <w:t>const queue: number[] = [];</w:t>
             </w:r>
           </w:p>
           <w:p>
@@ -7252,21 +6485,11 @@
                 <w:rFonts w:hint="eastAsia"/>
               </w:rPr>
             </w:pPr>
-            <w:proofErr w:type="spellStart"/>
-            <w:proofErr w:type="gramStart"/>
-            <w:r>
-              <w:rPr>
-                <w:rFonts w:hint="eastAsia"/>
-              </w:rPr>
-              <w:t>queue.push</w:t>
-            </w:r>
-            <w:proofErr w:type="spellEnd"/>
-            <w:proofErr w:type="gramEnd"/>
-            <w:r>
-              <w:rPr>
-                <w:rFonts w:hint="eastAsia"/>
-              </w:rPr>
-              <w:t>(1);</w:t>
+            <w:r>
+              <w:rPr>
+                <w:rFonts w:hint="eastAsia"/>
+              </w:rPr>
+              <w:t>queue.push(1);</w:t>
             </w:r>
           </w:p>
           <w:p>
@@ -7275,21 +6498,11 @@
                 <w:rFonts w:hint="eastAsia"/>
               </w:rPr>
             </w:pPr>
-            <w:proofErr w:type="spellStart"/>
-            <w:proofErr w:type="gramStart"/>
-            <w:r>
-              <w:rPr>
-                <w:rFonts w:hint="eastAsia"/>
-              </w:rPr>
-              <w:t>queue.push</w:t>
-            </w:r>
-            <w:proofErr w:type="spellEnd"/>
-            <w:proofErr w:type="gramEnd"/>
-            <w:r>
-              <w:rPr>
-                <w:rFonts w:hint="eastAsia"/>
-              </w:rPr>
-              <w:t>(3);</w:t>
+            <w:r>
+              <w:rPr>
+                <w:rFonts w:hint="eastAsia"/>
+              </w:rPr>
+              <w:t>queue.push(3);</w:t>
             </w:r>
           </w:p>
           <w:p>
@@ -7298,21 +6511,11 @@
                 <w:rFonts w:hint="eastAsia"/>
               </w:rPr>
             </w:pPr>
-            <w:proofErr w:type="spellStart"/>
-            <w:proofErr w:type="gramStart"/>
-            <w:r>
-              <w:rPr>
-                <w:rFonts w:hint="eastAsia"/>
-              </w:rPr>
-              <w:t>queue.push</w:t>
-            </w:r>
-            <w:proofErr w:type="spellEnd"/>
-            <w:proofErr w:type="gramEnd"/>
-            <w:r>
-              <w:rPr>
-                <w:rFonts w:hint="eastAsia"/>
-              </w:rPr>
-              <w:t>(2);</w:t>
+            <w:r>
+              <w:rPr>
+                <w:rFonts w:hint="eastAsia"/>
+              </w:rPr>
+              <w:t>queue.push(2);</w:t>
             </w:r>
           </w:p>
           <w:p>
@@ -7321,21 +6524,11 @@
                 <w:rFonts w:hint="eastAsia"/>
               </w:rPr>
             </w:pPr>
-            <w:proofErr w:type="spellStart"/>
-            <w:proofErr w:type="gramStart"/>
-            <w:r>
-              <w:rPr>
-                <w:rFonts w:hint="eastAsia"/>
-              </w:rPr>
-              <w:t>queue.push</w:t>
-            </w:r>
-            <w:proofErr w:type="spellEnd"/>
-            <w:proofErr w:type="gramEnd"/>
-            <w:r>
-              <w:rPr>
-                <w:rFonts w:hint="eastAsia"/>
-              </w:rPr>
-              <w:t>(5);</w:t>
+            <w:r>
+              <w:rPr>
+                <w:rFonts w:hint="eastAsia"/>
+              </w:rPr>
+              <w:t>queue.push(5);</w:t>
             </w:r>
           </w:p>
           <w:p>
@@ -7344,21 +6537,11 @@
                 <w:rFonts w:hint="eastAsia"/>
               </w:rPr>
             </w:pPr>
-            <w:proofErr w:type="spellStart"/>
-            <w:proofErr w:type="gramStart"/>
-            <w:r>
-              <w:rPr>
-                <w:rFonts w:hint="eastAsia"/>
-              </w:rPr>
-              <w:t>queue.push</w:t>
-            </w:r>
-            <w:proofErr w:type="spellEnd"/>
-            <w:proofErr w:type="gramEnd"/>
-            <w:r>
-              <w:rPr>
-                <w:rFonts w:hint="eastAsia"/>
-              </w:rPr>
-              <w:t>(4);</w:t>
+            <w:r>
+              <w:rPr>
+                <w:rFonts w:hint="eastAsia"/>
+              </w:rPr>
+              <w:t>queue.push(4);</w:t>
             </w:r>
           </w:p>
           <w:p>
@@ -7391,21 +6574,7 @@
               <w:rPr>
                 <w:rFonts w:hint="eastAsia"/>
               </w:rPr>
-              <w:t xml:space="preserve">const peek = </w:t>
-            </w:r>
-            <w:proofErr w:type="gramStart"/>
-            <w:r>
-              <w:rPr>
-                <w:rFonts w:hint="eastAsia"/>
-              </w:rPr>
-              <w:t>queue[</w:t>
-            </w:r>
-            <w:proofErr w:type="gramEnd"/>
-            <w:r>
-              <w:rPr>
-                <w:rFonts w:hint="eastAsia"/>
-              </w:rPr>
-              <w:t>0];</w:t>
+              <w:t>const peek = queue[0];</w:t>
             </w:r>
           </w:p>
           <w:p>
@@ -7451,23 +6620,7 @@
               <w:rPr>
                 <w:rFonts w:hint="eastAsia"/>
               </w:rPr>
-              <w:t xml:space="preserve">const pop = </w:t>
-            </w:r>
-            <w:proofErr w:type="spellStart"/>
-            <w:proofErr w:type="gramStart"/>
-            <w:r>
-              <w:rPr>
-                <w:rFonts w:hint="eastAsia"/>
-              </w:rPr>
-              <w:t>queue.shift</w:t>
-            </w:r>
-            <w:proofErr w:type="spellEnd"/>
-            <w:proofErr w:type="gramEnd"/>
-            <w:r>
-              <w:rPr>
-                <w:rFonts w:hint="eastAsia"/>
-              </w:rPr>
-              <w:t>();</w:t>
+              <w:t>const pop = queue.shift();</w:t>
             </w:r>
           </w:p>
           <w:p>
@@ -7500,23 +6653,7 @@
               <w:rPr>
                 <w:rFonts w:hint="eastAsia"/>
               </w:rPr>
-              <w:t xml:space="preserve">const size = </w:t>
-            </w:r>
-            <w:proofErr w:type="spellStart"/>
-            <w:proofErr w:type="gramStart"/>
-            <w:r>
-              <w:rPr>
-                <w:rFonts w:hint="eastAsia"/>
-              </w:rPr>
-              <w:t>queue.length</w:t>
-            </w:r>
-            <w:proofErr w:type="spellEnd"/>
-            <w:proofErr w:type="gramEnd"/>
-            <w:r>
-              <w:rPr>
-                <w:rFonts w:hint="eastAsia"/>
-              </w:rPr>
-              <w:t>;</w:t>
+              <w:t>const size = queue.length;</w:t>
             </w:r>
           </w:p>
           <w:p>
@@ -7549,23 +6686,8 @@
               <w:rPr>
                 <w:rFonts w:hint="eastAsia"/>
               </w:rPr>
-              <w:t xml:space="preserve">const empty = </w:t>
-            </w:r>
-            <w:proofErr w:type="spellStart"/>
-            <w:proofErr w:type="gramStart"/>
-            <w:r>
-              <w:rPr>
-                <w:rFonts w:hint="eastAsia"/>
-              </w:rPr>
-              <w:t>queue.length</w:t>
-            </w:r>
-            <w:proofErr w:type="spellEnd"/>
-            <w:proofErr w:type="gramEnd"/>
-            <w:r>
-              <w:rPr>
-                <w:rFonts w:hint="eastAsia"/>
-              </w:rPr>
-              <w:t xml:space="preserve"> === 0;</w:t>
+              <w:lastRenderedPageBreak/>
+              <w:t>const empty = queue.length === 0;</w:t>
             </w:r>
           </w:p>
         </w:tc>
@@ -7645,21 +6767,7 @@
               <w:rPr>
                 <w:rFonts w:hint="eastAsia"/>
               </w:rPr>
-              <w:t>const map = new Map&lt;number, string</w:t>
-            </w:r>
-            <w:proofErr w:type="gramStart"/>
-            <w:r>
-              <w:rPr>
-                <w:rFonts w:hint="eastAsia"/>
-              </w:rPr>
-              <w:t>&gt;(</w:t>
-            </w:r>
-            <w:proofErr w:type="gramEnd"/>
-            <w:r>
-              <w:rPr>
-                <w:rFonts w:hint="eastAsia"/>
-              </w:rPr>
-              <w:t>);</w:t>
+              <w:t>const map = new Map&lt;number, string&gt;();</w:t>
             </w:r>
           </w:p>
           <w:p>
@@ -7694,19 +6802,11 @@
                 <w:rFonts w:hint="eastAsia"/>
               </w:rPr>
             </w:pPr>
-            <w:proofErr w:type="spellStart"/>
-            <w:r>
-              <w:rPr>
-                <w:rFonts w:hint="eastAsia"/>
-              </w:rPr>
-              <w:t>map.set</w:t>
-            </w:r>
-            <w:proofErr w:type="spellEnd"/>
-            <w:r>
-              <w:rPr>
-                <w:rFonts w:hint="eastAsia"/>
-              </w:rPr>
-              <w:t>(12836, '小哈');</w:t>
+            <w:r>
+              <w:rPr>
+                <w:rFonts w:hint="eastAsia"/>
+              </w:rPr>
+              <w:t>map.set(12836, '小哈');</w:t>
             </w:r>
           </w:p>
           <w:p>
@@ -7715,33 +6815,11 @@
                 <w:rFonts w:hint="eastAsia"/>
               </w:rPr>
             </w:pPr>
-            <w:proofErr w:type="spellStart"/>
-            <w:r>
-              <w:rPr>
-                <w:rFonts w:hint="eastAsia"/>
-              </w:rPr>
-              <w:t>map.set</w:t>
-            </w:r>
-            <w:proofErr w:type="spellEnd"/>
-            <w:r>
-              <w:rPr>
-                <w:rFonts w:hint="eastAsia"/>
-              </w:rPr>
-              <w:t>(15937, '小</w:t>
-            </w:r>
-            <w:proofErr w:type="gramStart"/>
-            <w:r>
-              <w:rPr>
-                <w:rFonts w:hint="eastAsia"/>
-              </w:rPr>
-              <w:t>啰</w:t>
-            </w:r>
-            <w:proofErr w:type="gramEnd"/>
-            <w:r>
-              <w:rPr>
-                <w:rFonts w:hint="eastAsia"/>
-              </w:rPr>
-              <w:t>');</w:t>
+            <w:r>
+              <w:rPr>
+                <w:rFonts w:hint="eastAsia"/>
+              </w:rPr>
+              <w:t>map.set(15937, '小啰');</w:t>
             </w:r>
           </w:p>
           <w:p>
@@ -7750,33 +6828,11 @@
                 <w:rFonts w:hint="eastAsia"/>
               </w:rPr>
             </w:pPr>
-            <w:proofErr w:type="spellStart"/>
-            <w:r>
-              <w:rPr>
-                <w:rFonts w:hint="eastAsia"/>
-              </w:rPr>
-              <w:t>map.set</w:t>
-            </w:r>
-            <w:proofErr w:type="spellEnd"/>
-            <w:r>
-              <w:rPr>
-                <w:rFonts w:hint="eastAsia"/>
-              </w:rPr>
-              <w:t>(16750, '</w:t>
-            </w:r>
-            <w:proofErr w:type="gramStart"/>
-            <w:r>
-              <w:rPr>
-                <w:rFonts w:hint="eastAsia"/>
-              </w:rPr>
-              <w:t>小算</w:t>
-            </w:r>
-            <w:proofErr w:type="gramEnd"/>
-            <w:r>
-              <w:rPr>
-                <w:rFonts w:hint="eastAsia"/>
-              </w:rPr>
-              <w:t>');</w:t>
+            <w:r>
+              <w:rPr>
+                <w:rFonts w:hint="eastAsia"/>
+              </w:rPr>
+              <w:t>map.set(16750, '小算');</w:t>
             </w:r>
           </w:p>
           <w:p>
@@ -7785,19 +6841,11 @@
                 <w:rFonts w:hint="eastAsia"/>
               </w:rPr>
             </w:pPr>
-            <w:proofErr w:type="spellStart"/>
-            <w:r>
-              <w:rPr>
-                <w:rFonts w:hint="eastAsia"/>
-              </w:rPr>
-              <w:t>map.set</w:t>
-            </w:r>
-            <w:proofErr w:type="spellEnd"/>
-            <w:r>
-              <w:rPr>
-                <w:rFonts w:hint="eastAsia"/>
-              </w:rPr>
-              <w:t>(13276, '小法');</w:t>
+            <w:r>
+              <w:rPr>
+                <w:rFonts w:hint="eastAsia"/>
+              </w:rPr>
+              <w:t>map.set(13276, '小法');</w:t>
             </w:r>
           </w:p>
           <w:p>
@@ -7806,19 +6854,11 @@
                 <w:rFonts w:hint="eastAsia"/>
               </w:rPr>
             </w:pPr>
-            <w:proofErr w:type="spellStart"/>
-            <w:r>
-              <w:rPr>
-                <w:rFonts w:hint="eastAsia"/>
-              </w:rPr>
-              <w:t>map.set</w:t>
-            </w:r>
-            <w:proofErr w:type="spellEnd"/>
-            <w:r>
-              <w:rPr>
-                <w:rFonts w:hint="eastAsia"/>
-              </w:rPr>
-              <w:t>(10583, '小鸭');</w:t>
+            <w:r>
+              <w:rPr>
+                <w:rFonts w:hint="eastAsia"/>
+              </w:rPr>
+              <w:t>map.set(10583, '小鸭');</w:t>
             </w:r>
           </w:p>
           <w:p>
@@ -7831,21 +6871,7 @@
               <w:rPr>
                 <w:rFonts w:hint="eastAsia"/>
               </w:rPr>
-              <w:t>console.info('\n添加完成后，哈希表为\</w:t>
-            </w:r>
-            <w:proofErr w:type="spellStart"/>
-            <w:r>
-              <w:rPr>
-                <w:rFonts w:hint="eastAsia"/>
-              </w:rPr>
-              <w:t>nKey</w:t>
-            </w:r>
-            <w:proofErr w:type="spellEnd"/>
-            <w:r>
-              <w:rPr>
-                <w:rFonts w:hint="eastAsia"/>
-              </w:rPr>
-              <w:t xml:space="preserve"> -&gt; Value');</w:t>
+              <w:t>console.info('\n添加完成后，哈希表为\nKey -&gt; Value');</w:t>
             </w:r>
           </w:p>
           <w:p>
@@ -7891,21 +6917,7 @@
               <w:rPr>
                 <w:rFonts w:hint="eastAsia"/>
               </w:rPr>
-              <w:t>// 向哈希表中输入键 key ，</w:t>
-            </w:r>
-            <w:proofErr w:type="gramStart"/>
-            <w:r>
-              <w:rPr>
-                <w:rFonts w:hint="eastAsia"/>
-              </w:rPr>
-              <w:t>得到值</w:t>
-            </w:r>
-            <w:proofErr w:type="gramEnd"/>
-            <w:r>
-              <w:rPr>
-                <w:rFonts w:hint="eastAsia"/>
-              </w:rPr>
-              <w:t xml:space="preserve"> value</w:t>
+              <w:t>// 向哈希表中输入键 key ，得到值 value</w:t>
             </w:r>
           </w:p>
           <w:p>
@@ -7918,29 +6930,7 @@
               <w:rPr>
                 <w:rFonts w:hint="eastAsia"/>
               </w:rPr>
-              <w:t xml:space="preserve">let name = </w:t>
-            </w:r>
-            <w:proofErr w:type="spellStart"/>
-            <w:proofErr w:type="gramStart"/>
-            <w:r>
-              <w:rPr>
-                <w:rFonts w:hint="eastAsia"/>
-              </w:rPr>
-              <w:t>map.get</w:t>
-            </w:r>
-            <w:proofErr w:type="spellEnd"/>
-            <w:r>
-              <w:rPr>
-                <w:rFonts w:hint="eastAsia"/>
-              </w:rPr>
-              <w:t>(</w:t>
-            </w:r>
-            <w:proofErr w:type="gramEnd"/>
-            <w:r>
-              <w:rPr>
-                <w:rFonts w:hint="eastAsia"/>
-              </w:rPr>
-              <w:t>15937);</w:t>
+              <w:t>let name = map.get(15937);</w:t>
             </w:r>
           </w:p>
           <w:p>
@@ -7995,21 +6985,11 @@
                 <w:rFonts w:hint="eastAsia"/>
               </w:rPr>
             </w:pPr>
-            <w:proofErr w:type="spellStart"/>
-            <w:proofErr w:type="gramStart"/>
-            <w:r>
-              <w:rPr>
-                <w:rFonts w:hint="eastAsia"/>
-              </w:rPr>
-              <w:t>map.delete</w:t>
-            </w:r>
-            <w:proofErr w:type="spellEnd"/>
-            <w:proofErr w:type="gramEnd"/>
-            <w:r>
-              <w:rPr>
-                <w:rFonts w:hint="eastAsia"/>
-              </w:rPr>
-              <w:t>(10583);</w:t>
+            <w:r>
+              <w:rPr>
+                <w:rFonts w:hint="eastAsia"/>
+              </w:rPr>
+              <w:t>map.delete(10583);</w:t>
             </w:r>
           </w:p>
           <w:p>
@@ -8022,21 +7002,7 @@
               <w:rPr>
                 <w:rFonts w:hint="eastAsia"/>
               </w:rPr>
-              <w:t>console.info('\n删除 10583 后，哈希表为\</w:t>
-            </w:r>
-            <w:proofErr w:type="spellStart"/>
-            <w:r>
-              <w:rPr>
-                <w:rFonts w:hint="eastAsia"/>
-              </w:rPr>
-              <w:t>nKey</w:t>
-            </w:r>
-            <w:proofErr w:type="spellEnd"/>
-            <w:r>
-              <w:rPr>
-                <w:rFonts w:hint="eastAsia"/>
-              </w:rPr>
-              <w:t xml:space="preserve"> -&gt; Value');</w:t>
+              <w:t>console.info('\n删除 10583 后，哈希表为\nKey -&gt; Value');</w:t>
             </w:r>
           </w:p>
           <w:p>
@@ -8125,18 +7091,8 @@
               <w:rPr>
                 <w:rFonts w:hint="eastAsia"/>
               </w:rPr>
-              <w:t xml:space="preserve">for (const [k, v] of </w:t>
-            </w:r>
-            <w:proofErr w:type="spellStart"/>
-            <w:proofErr w:type="gramStart"/>
-            <w:r>
-              <w:rPr>
-                <w:rFonts w:hint="eastAsia"/>
-              </w:rPr>
-              <w:t>map.entries</w:t>
-            </w:r>
-            <w:proofErr w:type="spellEnd"/>
-            <w:proofErr w:type="gramEnd"/>
+              <w:t>for (const [k, v] of map.entries</w:t>
+            </w:r>
             <w:r>
               <w:rPr>
                 <w:rFonts w:hint="eastAsia"/>
@@ -8161,21 +7117,7 @@
               <w:rPr>
                 <w:rFonts w:hint="eastAsia"/>
               </w:rPr>
-              <w:t xml:space="preserve">    </w:t>
-            </w:r>
-            <w:proofErr w:type="gramStart"/>
-            <w:r>
-              <w:rPr>
-                <w:rFonts w:hint="eastAsia"/>
-              </w:rPr>
-              <w:t>console.info(</w:t>
-            </w:r>
-            <w:proofErr w:type="gramEnd"/>
-            <w:r>
-              <w:rPr>
-                <w:rFonts w:hint="eastAsia"/>
-              </w:rPr>
-              <w:t>k + ' -&gt; ' + v);</w:t>
+              <w:t xml:space="preserve">    console.info(k + ' -&gt; ' + v);</w:t>
             </w:r>
           </w:p>
           <w:p>
@@ -8214,23 +7156,7 @@
               <w:rPr>
                 <w:rFonts w:hint="eastAsia"/>
               </w:rPr>
-              <w:t xml:space="preserve">for (const k of </w:t>
-            </w:r>
-            <w:proofErr w:type="spellStart"/>
-            <w:proofErr w:type="gramStart"/>
-            <w:r>
-              <w:rPr>
-                <w:rFonts w:hint="eastAsia"/>
-              </w:rPr>
-              <w:t>map.keys</w:t>
-            </w:r>
-            <w:proofErr w:type="spellEnd"/>
-            <w:proofErr w:type="gramEnd"/>
-            <w:r>
-              <w:rPr>
-                <w:rFonts w:hint="eastAsia"/>
-              </w:rPr>
-              <w:t>()) {</w:t>
+              <w:t>for (const k of map.keys()) {</w:t>
             </w:r>
           </w:p>
           <w:p>
@@ -8269,21 +7195,7 @@
               <w:rPr>
                 <w:rFonts w:hint="eastAsia"/>
               </w:rPr>
-              <w:t>console.info('\n单独</w:t>
-            </w:r>
-            <w:proofErr w:type="gramStart"/>
-            <w:r>
-              <w:rPr>
-                <w:rFonts w:hint="eastAsia"/>
-              </w:rPr>
-              <w:t>遍历值</w:t>
-            </w:r>
-            <w:proofErr w:type="gramEnd"/>
-            <w:r>
-              <w:rPr>
-                <w:rFonts w:hint="eastAsia"/>
-              </w:rPr>
-              <w:t xml:space="preserve"> Value');</w:t>
+              <w:t>console.info('\n单独遍历值 Value');</w:t>
             </w:r>
           </w:p>
           <w:p>
@@ -8296,23 +7208,7 @@
               <w:rPr>
                 <w:rFonts w:hint="eastAsia"/>
               </w:rPr>
-              <w:t xml:space="preserve">for (const v of </w:t>
-            </w:r>
-            <w:proofErr w:type="spellStart"/>
-            <w:proofErr w:type="gramStart"/>
-            <w:r>
-              <w:rPr>
-                <w:rFonts w:hint="eastAsia"/>
-              </w:rPr>
-              <w:t>map.values</w:t>
-            </w:r>
-            <w:proofErr w:type="spellEnd"/>
-            <w:proofErr w:type="gramEnd"/>
-            <w:r>
-              <w:rPr>
-                <w:rFonts w:hint="eastAsia"/>
-              </w:rPr>
-              <w:t>()) {</w:t>
+              <w:t>for (const v of map.values()) {</w:t>
             </w:r>
           </w:p>
           <w:p>
@@ -8411,14 +7307,13 @@
                 <w:rFonts w:hint="eastAsia"/>
               </w:rPr>
             </w:pPr>
-            <w:proofErr w:type="spellStart"/>
-            <w:r>
-              <w:rPr>
-                <w:rFonts w:hint="eastAsia"/>
-              </w:rPr>
+            <w:r>
+              <w:rPr>
+                <w:rFonts w:hint="eastAsia"/>
+              </w:rPr>
+              <w:lastRenderedPageBreak/>
               <w:t>map.entries</w:t>
             </w:r>
-            <w:proofErr w:type="spellEnd"/>
             <w:r>
               <w:rPr>
                 <w:rFonts w:hint="eastAsia"/>
@@ -8432,7 +7327,6 @@
               </w:rPr>
               <w:t xml:space="preserve"> </w:t>
             </w:r>
-            <w:proofErr w:type="spellStart"/>
             <w:r>
               <w:rPr>
                 <w:rFonts w:hint="eastAsia"/>
@@ -8443,14 +7337,7 @@
               <w:rPr>
                 <w:rFonts w:hint="eastAsia"/>
               </w:rPr>
-              <w:t>s.length</w:t>
-            </w:r>
-            <w:proofErr w:type="spellEnd"/>
-            <w:r>
-              <w:rPr>
-                <w:rFonts w:hint="eastAsia"/>
-              </w:rPr>
-              <w:t xml:space="preserve"> // 一个有括号，一个没</w:t>
+              <w:t>s.length // 一个有括号，一个没</w:t>
             </w:r>
           </w:p>
           <w:p>
@@ -8459,58 +7346,14 @@
                 <w:rFonts w:hint="eastAsia"/>
               </w:rPr>
             </w:pPr>
-            <w:proofErr w:type="spellStart"/>
             <w:r>
               <w:t>map.set</w:t>
             </w:r>
-            <w:proofErr w:type="spellEnd"/>
             <w:r>
               <w:rPr>
                 <w:highlight w:val="yellow"/>
               </w:rPr>
-              <w:t>(</w:t>
-            </w:r>
-            <w:proofErr w:type="spellStart"/>
-            <w:r>
-              <w:rPr>
-                <w:highlight w:val="yellow"/>
-              </w:rPr>
-              <w:t>nums</w:t>
-            </w:r>
-            <w:proofErr w:type="spellEnd"/>
-            <w:r>
-              <w:rPr>
-                <w:highlight w:val="yellow"/>
-              </w:rPr>
-              <w:t>[</w:t>
-            </w:r>
-            <w:proofErr w:type="spellStart"/>
-            <w:r>
-              <w:rPr>
-                <w:highlight w:val="yellow"/>
-              </w:rPr>
-              <w:t>i</w:t>
-            </w:r>
-            <w:proofErr w:type="spellEnd"/>
-            <w:r>
-              <w:rPr>
-                <w:highlight w:val="yellow"/>
-              </w:rPr>
-              <w:t>],</w:t>
-            </w:r>
-            <w:proofErr w:type="spellStart"/>
-            <w:r>
-              <w:rPr>
-                <w:highlight w:val="yellow"/>
-              </w:rPr>
-              <w:t>i</w:t>
-            </w:r>
-            <w:proofErr w:type="spellEnd"/>
-            <w:r>
-              <w:rPr>
-                <w:highlight w:val="yellow"/>
-              </w:rPr>
-              <w:t>)</w:t>
+              <w:t>(nums[i],i)</w:t>
             </w:r>
             <w:r>
               <w:rPr>
@@ -8574,7 +7417,6 @@
                 <w:rFonts w:hint="eastAsia"/>
               </w:rPr>
             </w:pPr>
-            <w:proofErr w:type="gramStart"/>
             <w:r>
               <w:rPr>
                 <w:rFonts w:hint="eastAsia"/>
@@ -8582,7 +7424,6 @@
               </w:rPr>
               <w:t>.split</w:t>
             </w:r>
-            <w:proofErr w:type="gramEnd"/>
             <w:r>
               <w:rPr>
                 <w:rFonts w:hint="eastAsia"/>
@@ -8605,7 +7446,6 @@
                 <w:rFonts w:hint="eastAsia"/>
               </w:rPr>
             </w:pPr>
-            <w:proofErr w:type="gramStart"/>
             <w:r>
               <w:rPr>
                 <w:rFonts w:hint="eastAsia"/>
@@ -8613,7 +7453,6 @@
               </w:rPr>
               <w:t>.join</w:t>
             </w:r>
-            <w:proofErr w:type="gramEnd"/>
             <w:r>
               <w:rPr>
                 <w:rFonts w:hint="eastAsia"/>
@@ -8773,21 +7612,7 @@
               <w:rPr>
                 <w:rFonts w:hint="eastAsia"/>
               </w:rPr>
-              <w:t xml:space="preserve">let </w:t>
-            </w:r>
-            <w:proofErr w:type="spellStart"/>
-            <w:r>
-              <w:rPr>
-                <w:rFonts w:hint="eastAsia"/>
-              </w:rPr>
-              <w:t>arr</w:t>
-            </w:r>
-            <w:proofErr w:type="spellEnd"/>
-            <w:r>
-              <w:rPr>
-                <w:rFonts w:hint="eastAsia"/>
-              </w:rPr>
-              <w:t xml:space="preserve"> = [1, 2, 3, 4, 1, 2, 3];</w:t>
+              <w:t>let arr = [1, 2, 3, 4, 1, 2, 3];</w:t>
             </w:r>
           </w:p>
           <w:p>
@@ -8801,43 +7626,7 @@
               <w:rPr>
                 <w:rFonts w:hint="eastAsia"/>
               </w:rPr>
-              <w:t>new Set(</w:t>
-            </w:r>
-            <w:proofErr w:type="spellStart"/>
-            <w:proofErr w:type="gramStart"/>
-            <w:r>
-              <w:rPr>
-                <w:rFonts w:hint="eastAsia"/>
-              </w:rPr>
-              <w:t>arr</w:t>
-            </w:r>
-            <w:proofErr w:type="spellEnd"/>
-            <w:r>
-              <w:rPr>
-                <w:rFonts w:hint="eastAsia"/>
-              </w:rPr>
-              <w:t>)  /</w:t>
-            </w:r>
-            <w:proofErr w:type="gramEnd"/>
-            <w:r>
-              <w:rPr>
-                <w:rFonts w:hint="eastAsia"/>
-              </w:rPr>
-              <w:t xml:space="preserve">/ </w:t>
-            </w:r>
-            <w:proofErr w:type="gramStart"/>
-            <w:r>
-              <w:rPr>
-                <w:rFonts w:hint="eastAsia"/>
-              </w:rPr>
-              <w:t>Set(</w:t>
-            </w:r>
-            <w:proofErr w:type="gramEnd"/>
-            <w:r>
-              <w:rPr>
-                <w:rFonts w:hint="eastAsia"/>
-              </w:rPr>
-              <w:t>4) {1, 2, 3, 4}</w:t>
+              <w:t>new Set(arr)  // Set(4) {1, 2, 3, 4}</w:t>
             </w:r>
           </w:p>
           <w:p>
@@ -8880,23 +7669,7 @@
                 <w:rFonts w:hint="eastAsia"/>
                 <w:highlight w:val="yellow"/>
               </w:rPr>
-              <w:t>[...new Set(</w:t>
-            </w:r>
-            <w:proofErr w:type="spellStart"/>
-            <w:r>
-              <w:rPr>
-                <w:rFonts w:hint="eastAsia"/>
-                <w:highlight w:val="yellow"/>
-              </w:rPr>
-              <w:t>arr</w:t>
-            </w:r>
-            <w:proofErr w:type="spellEnd"/>
-            <w:r>
-              <w:rPr>
-                <w:rFonts w:hint="eastAsia"/>
-                <w:highlight w:val="yellow"/>
-              </w:rPr>
-              <w:t>)]</w:t>
+              <w:t>[...new Set(arr)]</w:t>
             </w:r>
             <w:r>
               <w:rPr>
@@ -8940,37 +7713,12 @@
                 <w:rFonts w:hint="eastAsia"/>
               </w:rPr>
             </w:pPr>
-            <w:proofErr w:type="spellStart"/>
             <w:r>
               <w:rPr>
                 <w:rFonts w:hint="eastAsia"/>
                 <w:highlight w:val="yellow"/>
               </w:rPr>
-              <w:t>Array.from</w:t>
-            </w:r>
-            <w:proofErr w:type="spellEnd"/>
-            <w:r>
-              <w:rPr>
-                <w:rFonts w:hint="eastAsia"/>
-                <w:highlight w:val="yellow"/>
-              </w:rPr>
-              <w:t>(new Set(</w:t>
-            </w:r>
-            <w:proofErr w:type="spellStart"/>
-            <w:r>
-              <w:rPr>
-                <w:rFonts w:hint="eastAsia"/>
-                <w:highlight w:val="yellow"/>
-              </w:rPr>
-              <w:t>arr</w:t>
-            </w:r>
-            <w:proofErr w:type="spellEnd"/>
-            <w:r>
-              <w:rPr>
-                <w:rFonts w:hint="eastAsia"/>
-                <w:highlight w:val="yellow"/>
-              </w:rPr>
-              <w:t>))</w:t>
+              <w:t>Array.from(new Set(arr))</w:t>
             </w:r>
           </w:p>
           <w:p>
@@ -9026,21 +7774,7 @@
               <w:rPr>
                 <w:rFonts w:hint="eastAsia"/>
               </w:rPr>
-              <w:t>let str = '</w:t>
-            </w:r>
-            <w:proofErr w:type="spellStart"/>
-            <w:r>
-              <w:rPr>
-                <w:rFonts w:hint="eastAsia"/>
-              </w:rPr>
-              <w:t>abcdab</w:t>
-            </w:r>
-            <w:proofErr w:type="spellEnd"/>
-            <w:r>
-              <w:rPr>
-                <w:rFonts w:hint="eastAsia"/>
-              </w:rPr>
-              <w:t>';</w:t>
+              <w:t>let str = 'abcdab';</w:t>
             </w:r>
           </w:p>
           <w:p>
@@ -9054,21 +7788,7 @@
               <w:rPr>
                 <w:rFonts w:hint="eastAsia"/>
               </w:rPr>
-              <w:t xml:space="preserve">new Set(str) // </w:t>
-            </w:r>
-            <w:proofErr w:type="gramStart"/>
-            <w:r>
-              <w:rPr>
-                <w:rFonts w:hint="eastAsia"/>
-              </w:rPr>
-              <w:t>Set(</w:t>
-            </w:r>
-            <w:proofErr w:type="gramEnd"/>
-            <w:r>
-              <w:rPr>
-                <w:rFonts w:hint="eastAsia"/>
-              </w:rPr>
-              <w:t>4) {'a', 'b', 'c', 'd'}</w:t>
+              <w:t>new Set(str) // Set(4) {'a', 'b', 'c', 'd'}</w:t>
             </w:r>
           </w:p>
           <w:p>
@@ -9110,49 +7830,7 @@
               <w:rPr>
                 <w:rFonts w:hint="eastAsia"/>
               </w:rPr>
-              <w:t>[...new Set(str)</w:t>
-            </w:r>
-            <w:proofErr w:type="gramStart"/>
-            <w:r>
-              <w:rPr>
-                <w:rFonts w:hint="eastAsia"/>
-              </w:rPr>
-              <w:t>].join</w:t>
-            </w:r>
-            <w:proofErr w:type="gramEnd"/>
-            <w:r>
-              <w:rPr>
-                <w:rFonts w:hint="eastAsia"/>
-              </w:rPr>
-              <w:t>('</w:t>
-            </w:r>
-            <w:proofErr w:type="gramStart"/>
-            <w:r>
-              <w:rPr>
-                <w:rFonts w:hint="eastAsia"/>
-              </w:rPr>
-              <w:t>')  /</w:t>
-            </w:r>
-            <w:proofErr w:type="gramEnd"/>
-            <w:r>
-              <w:rPr>
-                <w:rFonts w:hint="eastAsia"/>
-              </w:rPr>
-              <w:t>/ '</w:t>
-            </w:r>
-            <w:proofErr w:type="spellStart"/>
-            <w:r>
-              <w:rPr>
-                <w:rFonts w:hint="eastAsia"/>
-              </w:rPr>
-              <w:t>abcd</w:t>
-            </w:r>
-            <w:proofErr w:type="spellEnd"/>
-            <w:r>
-              <w:rPr>
-                <w:rFonts w:hint="eastAsia"/>
-              </w:rPr>
-              <w:t>'</w:t>
+              <w:t>[...new Set(str)].join('')  // 'abcd'</w:t>
             </w:r>
           </w:p>
         </w:tc>
@@ -9164,21 +7842,8 @@
           <w:rFonts w:hint="eastAsia"/>
         </w:rPr>
       </w:pPr>
-      <w:proofErr w:type="spellStart"/>
-      <w:r>
-        <w:t>Array.from</w:t>
-      </w:r>
-      <w:proofErr w:type="spellEnd"/>
-      <w:r>
-        <w:t>() 是 ES6 引入的静态方法，</w:t>
-      </w:r>
-      <w:proofErr w:type="gramStart"/>
-      <w:r>
-        <w:t>用于将类数组</w:t>
-      </w:r>
-      <w:proofErr w:type="gramEnd"/>
-      <w:r>
-        <w:t>对象（具有 length 属性的对象）或可迭代对象（如字符串、Set、Map）转换为数组。</w:t>
+      <w:r>
+        <w:t>Array.from() 是 ES6 引入的静态方法，用于将类数组对象（具有 length 属性的对象）或可迭代对象（如字符串、Set、Map）转换为数组。</w:t>
       </w:r>
     </w:p>
     <w:p>
@@ -9193,7 +7858,6 @@
         </w:rPr>
         <w:t>用法：</w:t>
       </w:r>
-      <w:proofErr w:type="spellStart"/>
       <w:r>
         <w:rPr>
           <w:b/>
@@ -9211,14 +7875,8 @@
         </w:rPr>
         <w:t>from</w:t>
       </w:r>
-      <w:proofErr w:type="spellEnd"/>
-      <w:r>
-        <w:t>(</w:t>
-      </w:r>
-      <w:proofErr w:type="spellStart"/>
-      <w:proofErr w:type="gramStart"/>
-      <w:r>
-        <w:t>map.</w:t>
+      <w:r>
+        <w:t>(map.</w:t>
       </w:r>
       <w:r>
         <w:rPr>
@@ -9227,8 +7885,6 @@
         </w:rPr>
         <w:t>values</w:t>
       </w:r>
-      <w:proofErr w:type="spellEnd"/>
-      <w:proofErr w:type="gramEnd"/>
       <w:r>
         <w:t>())</w:t>
       </w:r>
@@ -9271,21 +7927,7 @@
               <w:rPr>
                 <w:rFonts w:hint="eastAsia"/>
               </w:rPr>
-              <w:t>set(</w:t>
-            </w:r>
-            <w:proofErr w:type="spellStart"/>
-            <w:r>
-              <w:rPr>
-                <w:rFonts w:hint="eastAsia"/>
-              </w:rPr>
-              <w:t>key,val</w:t>
-            </w:r>
-            <w:proofErr w:type="spellEnd"/>
-            <w:r>
-              <w:rPr>
-                <w:rFonts w:hint="eastAsia"/>
-              </w:rPr>
-              <w:t>)： 添加某个值，返回Map结构本身。</w:t>
+              <w:t>set(key,val)： 添加某个值，返回Map结构本身。</w:t>
             </w:r>
           </w:p>
           <w:p>
@@ -9377,6 +8019,7 @@
               <w:rPr>
                 <w:rFonts w:hint="eastAsia"/>
               </w:rPr>
+              <w:lastRenderedPageBreak/>
               <w:t>keys()：返回键名的遍历器。</w:t>
             </w:r>
           </w:p>
@@ -9412,19 +8055,11 @@
                 <w:rFonts w:hint="eastAsia"/>
               </w:rPr>
             </w:pPr>
-            <w:proofErr w:type="spellStart"/>
-            <w:r>
-              <w:rPr>
-                <w:rFonts w:hint="eastAsia"/>
-              </w:rPr>
-              <w:t>forEach</w:t>
-            </w:r>
-            <w:proofErr w:type="spellEnd"/>
-            <w:r>
-              <w:rPr>
-                <w:rFonts w:hint="eastAsia"/>
-              </w:rPr>
-              <w:t>()：遍历 Map 的所有成员。</w:t>
+            <w:r>
+              <w:rPr>
+                <w:rFonts w:hint="eastAsia"/>
+              </w:rPr>
+              <w:t>forEach()：遍历 Map 的所有成员。</w:t>
             </w:r>
           </w:p>
         </w:tc>
@@ -9443,6 +8078,7 @@
           <w:b/>
           <w:bCs/>
         </w:rPr>
+        <w:lastRenderedPageBreak/>
         <w:t>Set常用操作方法：</w:t>
       </w:r>
     </w:p>
@@ -9479,15 +8115,7 @@
               </w:rPr>
             </w:pPr>
             <w:r>
-              <w:t xml:space="preserve">delete() </w:t>
-            </w:r>
-            <w:proofErr w:type="gramStart"/>
-            <w:r>
-              <w:t>删</w:t>
-            </w:r>
-            <w:proofErr w:type="gramEnd"/>
-            <w:r>
-              <w:t>，返回布尔值，表示删除是否成功</w:t>
+              <w:t>delete() 删，返回布尔值，表示删除是否成功</w:t>
             </w:r>
           </w:p>
           <w:p>
@@ -9577,33 +8205,11 @@
                 <w:rFonts w:hint="eastAsia"/>
               </w:rPr>
             </w:pPr>
-            <w:proofErr w:type="spellStart"/>
-            <w:r>
-              <w:rPr>
-                <w:rFonts w:hint="eastAsia"/>
-              </w:rPr>
-              <w:t>forEach</w:t>
-            </w:r>
-            <w:proofErr w:type="spellEnd"/>
-            <w:r>
-              <w:rPr>
-                <w:rFonts w:hint="eastAsia"/>
-              </w:rPr>
-              <w:t>()：</w:t>
-            </w:r>
-            <w:proofErr w:type="gramStart"/>
-            <w:r>
-              <w:rPr>
-                <w:rFonts w:hint="eastAsia"/>
-              </w:rPr>
-              <w:t>使用回调函数遍历</w:t>
-            </w:r>
-            <w:proofErr w:type="gramEnd"/>
-            <w:r>
-              <w:rPr>
-                <w:rFonts w:hint="eastAsia"/>
-              </w:rPr>
-              <w:t>每个成员</w:t>
+            <w:r>
+              <w:rPr>
+                <w:rFonts w:hint="eastAsia"/>
+              </w:rPr>
+              <w:t>forEach()：使用回调函数遍历每个成员</w:t>
             </w:r>
           </w:p>
           <w:p>
@@ -9629,21 +8235,7 @@
               <w:rPr>
                 <w:rFonts w:hint="eastAsia"/>
               </w:rPr>
-              <w:t>!!!注意： 由于Set没有键名，只有值名，keys</w:t>
-            </w:r>
-            <w:proofErr w:type="gramStart"/>
-            <w:r>
-              <w:rPr>
-                <w:rFonts w:hint="eastAsia"/>
-              </w:rPr>
-              <w:t>()和values(</w:t>
-            </w:r>
-            <w:proofErr w:type="gramEnd"/>
-            <w:r>
-              <w:rPr>
-                <w:rFonts w:hint="eastAsia"/>
-              </w:rPr>
-              <w:t>)返回的结果是一样.</w:t>
+              <w:t>!!!注意： 由于Set没有键名，只有值名，keys()和values()返回的结果是一样.</w:t>
             </w:r>
           </w:p>
           <w:p>
@@ -9764,15 +8356,8 @@
         </w:rPr>
         <w:t>‌</w:t>
       </w:r>
-      <w:proofErr w:type="spellStart"/>
-      <w:proofErr w:type="gramStart"/>
-      <w:r>
-        <w:t>array.fill</w:t>
-      </w:r>
-      <w:proofErr w:type="spellEnd"/>
-      <w:proofErr w:type="gramEnd"/>
-      <w:r>
-        <w:t>(value, start, end)</w:t>
+      <w:r>
+        <w:t>array.fill(value, start, end)</w:t>
       </w:r>
     </w:p>
     <w:p>
@@ -9844,17 +8429,17 @@
           <w:rFonts w:hint="eastAsia"/>
         </w:rPr>
       </w:pPr>
-      <w:bookmarkStart w:id="8" w:name="OLE_LINK1"/>
-      <w:bookmarkStart w:id="9" w:name="_Toc223989414"/>
+      <w:bookmarkStart w:id="8" w:name="_Toc223989414"/>
+      <w:bookmarkStart w:id="9" w:name="OLE_LINK1"/>
       <w:r>
         <w:rPr>
           <w:rFonts w:hint="eastAsia"/>
         </w:rPr>
         <w:t>LC记录5</w:t>
       </w:r>
-      <w:bookmarkEnd w:id="9"/>
-    </w:p>
-    <w:bookmarkEnd w:id="8"/>
+      <w:bookmarkEnd w:id="8"/>
+    </w:p>
+    <w:bookmarkEnd w:id="9"/>
     <w:p>
       <w:pPr>
         <w:rPr>
@@ -9896,12 +8481,7 @@
         </w:rPr>
       </w:pPr>
       <w:r>
-        <w:t xml:space="preserve">  </w:t>
-      </w:r>
-      <w:proofErr w:type="spellStart"/>
-      <w:proofErr w:type="gramStart"/>
-      <w:r>
-        <w:t>a.</w:t>
+        <w:t>  a.</w:t>
       </w:r>
       <w:r>
         <w:rPr>
@@ -9910,8 +8490,6 @@
         </w:rPr>
         <w:t>fill</w:t>
       </w:r>
-      <w:proofErr w:type="spellEnd"/>
-      <w:proofErr w:type="gramEnd"/>
       <w:r>
         <w:t>(0);</w:t>
       </w:r>
@@ -9923,11 +8501,7 @@
         </w:rPr>
       </w:pPr>
       <w:r>
-        <w:t xml:space="preserve">  </w:t>
-      </w:r>
-      <w:proofErr w:type="spellStart"/>
-      <w:r>
-        <w:t>areas.</w:t>
+        <w:t>  areas.</w:t>
       </w:r>
       <w:r>
         <w:rPr>
@@ -9936,7 +8510,6 @@
         </w:rPr>
         <w:t>fill</w:t>
       </w:r>
-      <w:proofErr w:type="spellEnd"/>
       <w:r>
         <w:t xml:space="preserve">(a); </w:t>
       </w:r>
@@ -9974,37 +8547,9 @@
           <w:rFonts w:hint="eastAsia"/>
         </w:rPr>
       </w:pPr>
-      <w:proofErr w:type="spellStart"/>
-      <w:r>
-        <w:t>Array.from</w:t>
-      </w:r>
-      <w:proofErr w:type="spellEnd"/>
-      <w:r>
-        <w:t>(</w:t>
-      </w:r>
-      <w:proofErr w:type="spellStart"/>
-      <w:r>
-        <w:t>arrayLikeOrIterable</w:t>
-      </w:r>
-      <w:proofErr w:type="spellEnd"/>
-      <w:r>
-        <w:t xml:space="preserve">, </w:t>
-      </w:r>
-      <w:proofErr w:type="spellStart"/>
-      <w:r>
-        <w:t>mapFn</w:t>
-      </w:r>
-      <w:proofErr w:type="spellEnd"/>
-      <w:r>
-        <w:t xml:space="preserve">, </w:t>
-      </w:r>
-      <w:proofErr w:type="spellStart"/>
-      <w:r>
-        <w:t>thisArg</w:t>
-      </w:r>
-      <w:proofErr w:type="spellEnd"/>
-      <w:r>
-        <w:t>)</w:t>
+      <w:r>
+        <w:lastRenderedPageBreak/>
+        <w:t>Array.from(arrayLikeOrIterable, mapFn, thisArg)</w:t>
       </w:r>
     </w:p>
     <w:p>
@@ -10017,7 +8562,6 @@
           <w:rFonts w:hint="eastAsia"/>
         </w:rPr>
       </w:pPr>
-      <w:proofErr w:type="spellStart"/>
       <w:r>
         <w:rPr>
           <w:b/>
@@ -10025,7 +8569,6 @@
         </w:rPr>
         <w:t>arrayLikeOrIterable</w:t>
       </w:r>
-      <w:proofErr w:type="spellEnd"/>
       <w:r>
         <w:t> (必需): 类似数组的对象（有 length 属性）或可迭代对象。</w:t>
       </w:r>
@@ -10040,7 +8583,6 @@
           <w:rFonts w:hint="eastAsia"/>
         </w:rPr>
       </w:pPr>
-      <w:proofErr w:type="spellStart"/>
       <w:r>
         <w:rPr>
           <w:b/>
@@ -10048,7 +8590,6 @@
         </w:rPr>
         <w:t>mapFn</w:t>
       </w:r>
-      <w:proofErr w:type="spellEnd"/>
       <w:r>
         <w:t> (可选): 一个函数，对数组中的每个元素执行，返回值作为新数组的元素。</w:t>
       </w:r>
@@ -10063,7 +8604,6 @@
           <w:rFonts w:hint="eastAsia"/>
         </w:rPr>
       </w:pPr>
-      <w:proofErr w:type="spellStart"/>
       <w:r>
         <w:rPr>
           <w:b/>
@@ -10071,17 +8611,8 @@
         </w:rPr>
         <w:t>thisArg</w:t>
       </w:r>
-      <w:proofErr w:type="spellEnd"/>
-      <w:r>
-        <w:t> (可选): 执行 </w:t>
-      </w:r>
-      <w:proofErr w:type="spellStart"/>
-      <w:r>
-        <w:t>mapFn</w:t>
-      </w:r>
-      <w:proofErr w:type="spellEnd"/>
-      <w:r>
-        <w:t> 时 this 的值。 </w:t>
+      <w:r>
+        <w:t> (可选): 执行 mapFn 时 this 的值。 </w:t>
       </w:r>
     </w:p>
     <w:p>
@@ -10127,13 +8658,8 @@
           <w:rFonts w:hint="eastAsia"/>
         </w:rPr>
       </w:pPr>
-      <w:proofErr w:type="spellStart"/>
-      <w:r>
-        <w:t>Array.from</w:t>
-      </w:r>
-      <w:proofErr w:type="spellEnd"/>
-      <w:r>
-        <w:t>('你好') 结果: ['你', '好']。</w:t>
+      <w:r>
+        <w:t>Array.from('你好') 结果: ['你', '好']。</w:t>
       </w:r>
     </w:p>
     <w:p>
@@ -10151,62 +8677,17 @@
           <w:b/>
           <w:bCs/>
         </w:rPr>
-        <w:t xml:space="preserve">将 </w:t>
-      </w:r>
-      <w:proofErr w:type="spellStart"/>
-      <w:r>
-        <w:rPr>
-          <w:b/>
-          <w:bCs/>
-        </w:rPr>
-        <w:t>NodeList</w:t>
-      </w:r>
-      <w:proofErr w:type="spellEnd"/>
-      <w:r>
-        <w:rPr>
-          <w:b/>
-          <w:bCs/>
-        </w:rPr>
-        <w:t>/</w:t>
-      </w:r>
-      <w:proofErr w:type="spellStart"/>
-      <w:r>
-        <w:rPr>
-          <w:b/>
-          <w:bCs/>
-        </w:rPr>
-        <w:t>HTMLCollection</w:t>
-      </w:r>
-      <w:proofErr w:type="spellEnd"/>
-      <w:r>
-        <w:rPr>
-          <w:b/>
-          <w:bCs/>
-        </w:rPr>
-        <w:t xml:space="preserve"> 转为数组</w:t>
-      </w:r>
-    </w:p>
-    <w:p>
-      <w:pPr>
-        <w:rPr>
-          <w:rFonts w:hint="eastAsia"/>
-        </w:rPr>
-      </w:pPr>
-      <w:proofErr w:type="spellStart"/>
-      <w:r>
-        <w:t>Array.from</w:t>
-      </w:r>
-      <w:proofErr w:type="spellEnd"/>
-      <w:r>
-        <w:t>(</w:t>
-      </w:r>
-      <w:proofErr w:type="spellStart"/>
-      <w:r>
-        <w:t>document.querySelectorAll</w:t>
-      </w:r>
-      <w:proofErr w:type="spellEnd"/>
-      <w:r>
-        <w:t>('div')) 可以在 DOM 元素集合上使用数组方法。</w:t>
+        <w:t>将 NodeList/HTMLCollection 转为数组</w:t>
+      </w:r>
+    </w:p>
+    <w:p>
+      <w:pPr>
+        <w:rPr>
+          <w:rFonts w:hint="eastAsia"/>
+        </w:rPr>
+      </w:pPr>
+      <w:r>
+        <w:t>Array.from(document.querySelectorAll('div')) 可以在 DOM 元素集合上使用数组方法。</w:t>
       </w:r>
     </w:p>
     <w:p>
@@ -10236,13 +8717,8 @@
           <w:rFonts w:hint="eastAsia"/>
         </w:rPr>
       </w:pPr>
-      <w:proofErr w:type="spellStart"/>
-      <w:r>
-        <w:t>Array.from</w:t>
-      </w:r>
-      <w:proofErr w:type="spellEnd"/>
-      <w:r>
-        <w:t>({ length: 5 }, (value, index) =&gt; index) 结果: [0, 1, 2, 3, 4]。</w:t>
+      <w:r>
+        <w:t>Array.from({ length: 5 }, (value, index) =&gt; index) 结果: [0, 1, 2, 3, 4]。</w:t>
       </w:r>
     </w:p>
     <w:p>
@@ -10269,13 +8745,8 @@
           <w:rFonts w:hint="eastAsia"/>
         </w:rPr>
       </w:pPr>
-      <w:proofErr w:type="spellStart"/>
-      <w:r>
-        <w:t>Array.from</w:t>
-      </w:r>
-      <w:proofErr w:type="spellEnd"/>
-      <w:r>
-        <w:t>([1, 2, 3], x =&gt; x * 2) 结果: [2, 4, 6]。</w:t>
+      <w:r>
+        <w:t>Array.from([1, 2, 3], x =&gt; x * 2) 结果: [2, 4, 6]。</w:t>
       </w:r>
     </w:p>
     <w:p>
@@ -10303,31 +8774,7 @@
         </w:rPr>
       </w:pPr>
       <w:r>
-        <w:t xml:space="preserve">const </w:t>
-      </w:r>
-      <w:proofErr w:type="spellStart"/>
-      <w:r>
-        <w:t>myMap</w:t>
-      </w:r>
-      <w:proofErr w:type="spellEnd"/>
-      <w:r>
-        <w:t xml:space="preserve"> = new Map([['a', 1], ['b', 2]]); </w:t>
-      </w:r>
-      <w:proofErr w:type="spellStart"/>
-      <w:r>
-        <w:t>Array.from</w:t>
-      </w:r>
-      <w:proofErr w:type="spellEnd"/>
-      <w:r>
-        <w:t>(</w:t>
-      </w:r>
-      <w:proofErr w:type="spellStart"/>
-      <w:r>
-        <w:t>myMap</w:t>
-      </w:r>
-      <w:proofErr w:type="spellEnd"/>
-      <w:r>
-        <w:t>) 结果: [['a', 1], ['b', 2]]。 </w:t>
+        <w:t>const myMap = new Map([['a', 1], ['b', 2]]); Array.from(myMap) 结果: [['a', 1], ['b', 2]]。 </w:t>
       </w:r>
     </w:p>
     <w:p>
@@ -10354,13 +8801,8 @@
           <w:rFonts w:hint="eastAsia"/>
         </w:rPr>
       </w:pPr>
-      <w:proofErr w:type="spellStart"/>
-      <w:r>
-        <w:t>array.slice</w:t>
-      </w:r>
-      <w:proofErr w:type="spellEnd"/>
-      <w:r>
-        <w:t>() 方法用于从数组中提取指定范围的元素，返回一个</w:t>
+      <w:r>
+        <w:t>array.slice() 方法用于从数组中提取指定范围的元素，返回一个</w:t>
       </w:r>
       <w:r>
         <w:rPr>
@@ -10380,15 +8822,7 @@
         <w:t>不修改</w:t>
       </w:r>
       <w:r>
-        <w:t>原始数组，其用法是 </w:t>
-      </w:r>
-      <w:proofErr w:type="spellStart"/>
-      <w:r>
-        <w:t>arr.slice</w:t>
-      </w:r>
-      <w:proofErr w:type="spellEnd"/>
-      <w:r>
-        <w:t>(begin, end)，可以提取从 begin（包含）到 end（不包含）的元素，支持正负索引（负数从尾部计数），省略 end 则提取到末尾</w:t>
+        <w:t>原始数组，其用法是 arr.slice(begin, end)，可以提取从 begin（包含）到 end（不包含）的元素，支持正负索引（负数从尾部计数），省略 end 则提取到末尾</w:t>
       </w:r>
     </w:p>
     <w:p>
@@ -10595,23 +9029,7 @@
         <w:t>‌</w:t>
       </w:r>
       <w:r>
-        <w:t>：字符串支持索引访问（如str[0]）和部分数组方法（如split()、</w:t>
-      </w:r>
-      <w:proofErr w:type="spellStart"/>
-      <w:r>
-        <w:t>concat</w:t>
-      </w:r>
-      <w:proofErr w:type="spellEnd"/>
-      <w:r>
-        <w:t>()、</w:t>
-      </w:r>
-      <w:proofErr w:type="spellStart"/>
-      <w:r>
-        <w:t>indexOf</w:t>
-      </w:r>
-      <w:proofErr w:type="spellEnd"/>
-      <w:r>
-        <w:t>()）。</w:t>
+        <w:t>：字符串支持索引访问（如str[0]）和部分数组方法（如split()、concat()、indexOf()）。</w:t>
       </w:r>
     </w:p>
     <w:p>
@@ -10700,6 +9118,7 @@
         </w:rPr>
       </w:pPr>
       <w:r>
+        <w:lastRenderedPageBreak/>
         <w:t>数组是</w:t>
       </w:r>
       <w:r>
@@ -10781,14 +9200,12 @@
             <w:r>
               <w:t>‘</w:t>
             </w:r>
-            <w:proofErr w:type="spellStart"/>
             <w:r>
               <w:rPr>
                 <w:rFonts w:hint="eastAsia"/>
               </w:rPr>
               <w:t>abcabc</w:t>
             </w:r>
-            <w:proofErr w:type="spellEnd"/>
             <w:r>
               <w:t>’</w:t>
             </w:r>
@@ -10801,21 +9218,11 @@
                 <w:rFonts w:hint="eastAsia"/>
               </w:rPr>
             </w:pPr>
-            <w:proofErr w:type="spellStart"/>
-            <w:proofErr w:type="gramStart"/>
-            <w:r>
-              <w:rPr>
-                <w:rFonts w:hint="eastAsia"/>
-              </w:rPr>
-              <w:t>s.length</w:t>
-            </w:r>
-            <w:proofErr w:type="spellEnd"/>
-            <w:proofErr w:type="gramEnd"/>
-            <w:r>
-              <w:rPr>
-                <w:rFonts w:hint="eastAsia"/>
-              </w:rPr>
-              <w:t xml:space="preserve">  //6</w:t>
+            <w:r>
+              <w:rPr>
+                <w:rFonts w:hint="eastAsia"/>
+              </w:rPr>
+              <w:t>s.length  //6</w:t>
             </w:r>
           </w:p>
           <w:p>
@@ -10826,19 +9233,11 @@
                 <w:rFonts w:hint="eastAsia"/>
               </w:rPr>
             </w:pPr>
-            <w:proofErr w:type="gramStart"/>
-            <w:r>
-              <w:rPr>
-                <w:rFonts w:hint="eastAsia"/>
-              </w:rPr>
-              <w:t>s[</w:t>
-            </w:r>
-            <w:proofErr w:type="gramEnd"/>
-            <w:r>
-              <w:rPr>
-                <w:rFonts w:hint="eastAsia"/>
-              </w:rPr>
-              <w:t>0] //</w:t>
+            <w:r>
+              <w:rPr>
+                <w:rFonts w:hint="eastAsia"/>
+              </w:rPr>
+              <w:t>s[0] //</w:t>
             </w:r>
             <w:r>
               <w:t>’</w:t>
@@ -10953,23 +9352,7 @@
         </w:rPr>
       </w:pPr>
       <w:r>
-        <w:t>let sum = new Array(</w:t>
-      </w:r>
-      <w:proofErr w:type="spellStart"/>
-      <w:r>
-        <w:t>nums</w:t>
-      </w:r>
-      <w:proofErr w:type="spellEnd"/>
-      <w:r>
-        <w:t>); 应为 let sum = new Array(</w:t>
-      </w:r>
-      <w:proofErr w:type="spellStart"/>
-      <w:r>
-        <w:t>nums.length</w:t>
-      </w:r>
-      <w:proofErr w:type="spellEnd"/>
-      <w:r>
-        <w:t>).fill(0);，否则 sum 是一个包含原数组引用的数组，而不是前缀和数组。</w:t>
+        <w:t>let sum = new Array(nums); 应为 let sum = new Array(nums.length).fill(0);，否则 sum 是一个包含原数组引用的数组，而不是前缀和数组。</w:t>
       </w:r>
     </w:p>
     <w:p>
@@ -11055,15 +9438,7 @@
         </w:rPr>
       </w:pPr>
       <w:r>
-        <w:t>类表达式是定义类的另一种方法。类表达式可以命名或</w:t>
-      </w:r>
-      <w:proofErr w:type="gramStart"/>
-      <w:r>
-        <w:t>不</w:t>
-      </w:r>
-      <w:proofErr w:type="gramEnd"/>
-      <w:r>
-        <w:t>命名。命名类表达式的名称是该类体的局部名称。</w:t>
+        <w:t>类表达式是定义类的另一种方法。类表达式可以命名或不命名。命名类表达式的名称是该类体的局部名称。</w:t>
       </w:r>
     </w:p>
     <w:tbl>
@@ -11107,21 +9482,7 @@
               <w:rPr>
                 <w:rFonts w:hint="eastAsia"/>
               </w:rPr>
-              <w:t xml:space="preserve">let </w:t>
-            </w:r>
-            <w:proofErr w:type="spellStart"/>
-            <w:r>
-              <w:rPr>
-                <w:rFonts w:hint="eastAsia"/>
-              </w:rPr>
-              <w:t>Runoob</w:t>
-            </w:r>
-            <w:proofErr w:type="spellEnd"/>
-            <w:r>
-              <w:rPr>
-                <w:rFonts w:hint="eastAsia"/>
-              </w:rPr>
-              <w:t xml:space="preserve"> = class {</w:t>
+              <w:t>let Runoob = class {</w:t>
             </w:r>
           </w:p>
           <w:p>
@@ -11136,35 +9497,7 @@
               <w:rPr>
                 <w:rFonts w:hint="eastAsia"/>
               </w:rPr>
-              <w:t xml:space="preserve">  </w:t>
-            </w:r>
-            <w:proofErr w:type="gramStart"/>
-            <w:r>
-              <w:rPr>
-                <w:rFonts w:hint="eastAsia"/>
-              </w:rPr>
-              <w:t>constructor(</w:t>
-            </w:r>
-            <w:proofErr w:type="gramEnd"/>
-            <w:r>
-              <w:rPr>
-                <w:rFonts w:hint="eastAsia"/>
-              </w:rPr>
-              <w:t xml:space="preserve">name, </w:t>
-            </w:r>
-            <w:proofErr w:type="spellStart"/>
-            <w:r>
-              <w:rPr>
-                <w:rFonts w:hint="eastAsia"/>
-              </w:rPr>
-              <w:t>url</w:t>
-            </w:r>
-            <w:proofErr w:type="spellEnd"/>
-            <w:r>
-              <w:rPr>
-                <w:rFonts w:hint="eastAsia"/>
-              </w:rPr>
-              <w:t>) {</w:t>
+              <w:t xml:space="preserve">  constructor(name, url) {</w:t>
             </w:r>
           </w:p>
           <w:p>
@@ -11194,21 +9527,7 @@
               <w:rPr>
                 <w:rFonts w:hint="eastAsia"/>
               </w:rPr>
-              <w:t xml:space="preserve">    this.url = </w:t>
-            </w:r>
-            <w:proofErr w:type="spellStart"/>
-            <w:r>
-              <w:rPr>
-                <w:rFonts w:hint="eastAsia"/>
-              </w:rPr>
-              <w:t>url</w:t>
-            </w:r>
-            <w:proofErr w:type="spellEnd"/>
-            <w:r>
-              <w:rPr>
-                <w:rFonts w:hint="eastAsia"/>
-              </w:rPr>
-              <w:t>;</w:t>
+              <w:t xml:space="preserve">    this.url = url;</w:t>
             </w:r>
           </w:p>
           <w:p>
@@ -11249,19 +9568,11 @@
                 <w:rFonts w:hint="eastAsia"/>
               </w:rPr>
             </w:pPr>
-            <w:proofErr w:type="gramStart"/>
-            <w:r>
-              <w:rPr>
-                <w:rFonts w:hint="eastAsia"/>
-              </w:rPr>
-              <w:t>console.log(</w:t>
-            </w:r>
-            <w:proofErr w:type="gramEnd"/>
-            <w:r>
-              <w:rPr>
-                <w:rFonts w:hint="eastAsia"/>
-              </w:rPr>
-              <w:t>Runoob.name);</w:t>
+            <w:r>
+              <w:rPr>
+                <w:rFonts w:hint="eastAsia"/>
+              </w:rPr>
+              <w:t>console.log(Runoob.name);</w:t>
             </w:r>
           </w:p>
           <w:p>
@@ -11276,21 +9587,7 @@
               <w:rPr>
                 <w:rFonts w:hint="eastAsia"/>
               </w:rPr>
-              <w:t>// output: "</w:t>
-            </w:r>
-            <w:proofErr w:type="spellStart"/>
-            <w:r>
-              <w:rPr>
-                <w:rFonts w:hint="eastAsia"/>
-              </w:rPr>
-              <w:t>Runoob</w:t>
-            </w:r>
-            <w:proofErr w:type="spellEnd"/>
-            <w:r>
-              <w:rPr>
-                <w:rFonts w:hint="eastAsia"/>
-              </w:rPr>
-              <w:t>"</w:t>
+              <w:t>// output: "Runoob"</w:t>
             </w:r>
           </w:p>
           <w:p>
@@ -11335,21 +9632,7 @@
               <w:rPr>
                 <w:rFonts w:hint="eastAsia"/>
               </w:rPr>
-              <w:t xml:space="preserve">let </w:t>
-            </w:r>
-            <w:proofErr w:type="spellStart"/>
-            <w:r>
-              <w:rPr>
-                <w:rFonts w:hint="eastAsia"/>
-              </w:rPr>
-              <w:t>Runoob</w:t>
-            </w:r>
-            <w:proofErr w:type="spellEnd"/>
-            <w:r>
-              <w:rPr>
-                <w:rFonts w:hint="eastAsia"/>
-              </w:rPr>
-              <w:t xml:space="preserve"> = class Runoob2 {</w:t>
+              <w:t>let Runoob = class Runoob2 {</w:t>
             </w:r>
           </w:p>
           <w:p>
@@ -11364,35 +9647,7 @@
               <w:rPr>
                 <w:rFonts w:hint="eastAsia"/>
               </w:rPr>
-              <w:t xml:space="preserve">  </w:t>
-            </w:r>
-            <w:proofErr w:type="gramStart"/>
-            <w:r>
-              <w:rPr>
-                <w:rFonts w:hint="eastAsia"/>
-              </w:rPr>
-              <w:t>constructor(</w:t>
-            </w:r>
-            <w:proofErr w:type="gramEnd"/>
-            <w:r>
-              <w:rPr>
-                <w:rFonts w:hint="eastAsia"/>
-              </w:rPr>
-              <w:t xml:space="preserve">name, </w:t>
-            </w:r>
-            <w:proofErr w:type="spellStart"/>
-            <w:r>
-              <w:rPr>
-                <w:rFonts w:hint="eastAsia"/>
-              </w:rPr>
-              <w:t>url</w:t>
-            </w:r>
-            <w:proofErr w:type="spellEnd"/>
-            <w:r>
-              <w:rPr>
-                <w:rFonts w:hint="eastAsia"/>
-              </w:rPr>
-              <w:t>) {</w:t>
+              <w:t xml:space="preserve">  constructor(name, url) {</w:t>
             </w:r>
           </w:p>
           <w:p>
@@ -11422,21 +9677,7 @@
               <w:rPr>
                 <w:rFonts w:hint="eastAsia"/>
               </w:rPr>
-              <w:t xml:space="preserve">    this.url = </w:t>
-            </w:r>
-            <w:proofErr w:type="spellStart"/>
-            <w:r>
-              <w:rPr>
-                <w:rFonts w:hint="eastAsia"/>
-              </w:rPr>
-              <w:t>url</w:t>
-            </w:r>
-            <w:proofErr w:type="spellEnd"/>
-            <w:r>
-              <w:rPr>
-                <w:rFonts w:hint="eastAsia"/>
-              </w:rPr>
-              <w:t>;</w:t>
+              <w:t xml:space="preserve">    this.url = url;</w:t>
             </w:r>
           </w:p>
           <w:p>
@@ -11451,6 +9692,7 @@
               <w:rPr>
                 <w:rFonts w:hint="eastAsia"/>
               </w:rPr>
+              <w:lastRenderedPageBreak/>
               <w:t xml:space="preserve">  }</w:t>
             </w:r>
           </w:p>
@@ -11477,19 +9719,11 @@
                 <w:rFonts w:hint="eastAsia"/>
               </w:rPr>
             </w:pPr>
-            <w:proofErr w:type="gramStart"/>
-            <w:r>
-              <w:rPr>
-                <w:rFonts w:hint="eastAsia"/>
-              </w:rPr>
-              <w:t>console.log(</w:t>
-            </w:r>
-            <w:proofErr w:type="gramEnd"/>
-            <w:r>
-              <w:rPr>
-                <w:rFonts w:hint="eastAsia"/>
-              </w:rPr>
-              <w:t>Runoob.name);</w:t>
+            <w:r>
+              <w:rPr>
+                <w:rFonts w:hint="eastAsia"/>
+              </w:rPr>
+              <w:t>console.log(Runoob.name);</w:t>
             </w:r>
           </w:p>
           <w:p>
@@ -11519,6 +9753,7 @@
         </w:rPr>
       </w:pPr>
       <w:r>
+        <w:lastRenderedPageBreak/>
         <w:t>在 TypeScript 中，类的访问修饰符用于控制成员（属性和方法）的可见性和访问权限。以下是主要的访问修饰符及其作用：</w:t>
       </w:r>
     </w:p>
@@ -11586,23 +9821,7 @@
                 <w:i/>
                 <w:iCs/>
               </w:rPr>
-              <w:t xml:space="preserve">// </w:t>
-            </w:r>
-            <w:proofErr w:type="gramStart"/>
-            <w:r>
-              <w:rPr>
-                <w:i/>
-                <w:iCs/>
-              </w:rPr>
-              <w:t>仅类内部</w:t>
-            </w:r>
-            <w:proofErr w:type="gramEnd"/>
-            <w:r>
-              <w:rPr>
-                <w:i/>
-                <w:iCs/>
-              </w:rPr>
-              <w:t>可访问</w:t>
+              <w:t>// 仅类内部可访问</w:t>
             </w:r>
           </w:p>
           <w:p>
@@ -11638,13 +9857,8 @@
                 <w:iCs/>
               </w:rPr>
             </w:pPr>
-            <w:proofErr w:type="spellStart"/>
-            <w:r>
-              <w:t>readonly</w:t>
-            </w:r>
-            <w:proofErr w:type="spellEnd"/>
-            <w:r>
-              <w:t xml:space="preserve"> id: number; </w:t>
+            <w:r>
+              <w:t xml:space="preserve">readonly id: number; </w:t>
             </w:r>
             <w:r>
               <w:rPr>
@@ -11794,21 +10008,12 @@
         </w:rPr>
         <w:t>‌</w:t>
       </w:r>
-      <w:proofErr w:type="gramStart"/>
       <w:r>
         <w:rPr>
           <w:b/>
           <w:bCs/>
         </w:rPr>
-        <w:t>substring(</w:t>
-      </w:r>
-      <w:proofErr w:type="gramEnd"/>
-      <w:r>
-        <w:rPr>
-          <w:b/>
-          <w:bCs/>
-        </w:rPr>
-        <w:t>start, end)</w:t>
+        <w:t>substring(start, end)</w:t>
       </w:r>
       <w:r>
         <w:rPr>
@@ -11867,15 +10072,7 @@
         </w:rPr>
       </w:pPr>
       <w:r>
-        <w:t>start: 必需，非负整数，</w:t>
-      </w:r>
-      <w:proofErr w:type="gramStart"/>
-      <w:r>
-        <w:t>表示子串起始</w:t>
-      </w:r>
-      <w:proofErr w:type="gramEnd"/>
-      <w:r>
-        <w:t>位置（包含）。</w:t>
+        <w:t>start: 必需，非负整数，表示子串起始位置（包含）。</w:t>
       </w:r>
     </w:p>
     <w:p>
@@ -11891,15 +10088,7 @@
         </w:rPr>
       </w:pPr>
       <w:r>
-        <w:t>end: 可选，非负整数，表示</w:t>
-      </w:r>
-      <w:proofErr w:type="gramStart"/>
-      <w:r>
-        <w:t>子串结束</w:t>
-      </w:r>
-      <w:proofErr w:type="gramEnd"/>
-      <w:r>
-        <w:t>位置（不包含）。若省略，则截取到字符串末尾。</w:t>
+        <w:t>end: 可选，非负整数，表示子串结束位置（不包含）。若省略，则截取到字符串末尾。</w:t>
       </w:r>
     </w:p>
     <w:p>
@@ -12012,13 +10201,8 @@
           <w:rFonts w:hint="eastAsia"/>
         </w:rPr>
       </w:pPr>
-      <w:proofErr w:type="spellStart"/>
-      <w:r>
-        <w:t>javascriptCopy</w:t>
-      </w:r>
-      <w:proofErr w:type="spellEnd"/>
-      <w:r>
-        <w:t xml:space="preserve"> Code</w:t>
+      <w:r>
+        <w:t>javascriptCopy Code</w:t>
       </w:r>
     </w:p>
     <w:p>
@@ -12041,18 +10225,8 @@
           <w:rFonts w:hint="eastAsia"/>
         </w:rPr>
       </w:pPr>
-      <w:proofErr w:type="gramStart"/>
-      <w:r>
-        <w:t>console.log(</w:t>
-      </w:r>
-      <w:proofErr w:type="spellStart"/>
-      <w:r>
-        <w:t>str.substring</w:t>
-      </w:r>
-      <w:proofErr w:type="spellEnd"/>
-      <w:proofErr w:type="gramEnd"/>
-      <w:r>
-        <w:t>(2, 5)); // "234"</w:t>
+      <w:r>
+        <w:t>console.log(str.substring(2, 5)); // "234"</w:t>
       </w:r>
     </w:p>
     <w:p>
@@ -12064,25 +10238,7 @@
         </w:rPr>
       </w:pPr>
       <w:r>
-        <w:t>console.log(</w:t>
-      </w:r>
-      <w:proofErr w:type="spellStart"/>
-      <w:proofErr w:type="gramStart"/>
-      <w:r>
-        <w:t>str.substring</w:t>
-      </w:r>
-      <w:proofErr w:type="spellEnd"/>
-      <w:proofErr w:type="gramEnd"/>
-      <w:r>
-        <w:t>(5)</w:t>
-      </w:r>
-      <w:proofErr w:type="gramStart"/>
-      <w:r>
-        <w:t xml:space="preserve">);   </w:t>
-      </w:r>
-      <w:proofErr w:type="gramEnd"/>
-      <w:r>
-        <w:t xml:space="preserve"> // "56789"</w:t>
+        <w:t>console.log(str.substring(5));    // "56789"</w:t>
       </w:r>
     </w:p>
     <w:p>
@@ -12094,15 +10250,7 @@
         </w:rPr>
       </w:pPr>
       <w:r>
-        <w:t>console.log(</w:t>
-      </w:r>
-      <w:proofErr w:type="spellStart"/>
-      <w:r>
-        <w:t>str.substring</w:t>
-      </w:r>
-      <w:proofErr w:type="spellEnd"/>
-      <w:r>
-        <w:t>(5, 20)); // "56789"（超出范围时截取到末尾）</w:t>
+        <w:t>console.log(str.substring(5, 20)); // "56789"（超出范围时截取到末尾）</w:t>
       </w:r>
     </w:p>
     <w:p>
@@ -12114,15 +10262,7 @@
         </w:rPr>
       </w:pPr>
       <w:r>
-        <w:t>console.log(</w:t>
-      </w:r>
-      <w:proofErr w:type="spellStart"/>
-      <w:r>
-        <w:t>str.substring</w:t>
-      </w:r>
-      <w:proofErr w:type="spellEnd"/>
-      <w:r>
-        <w:t>(-2, 5)); // "01234"（负数视为0）</w:t>
+        <w:t>console.log(str.substring(-2, 5)); // "01234"（负数视为0）</w:t>
       </w:r>
     </w:p>
     <w:p>
@@ -12150,21 +10290,12 @@
         </w:rPr>
         <w:t>‌</w:t>
       </w:r>
-      <w:proofErr w:type="gramStart"/>
       <w:r>
         <w:rPr>
           <w:b/>
           <w:bCs/>
         </w:rPr>
-        <w:t>slice(</w:t>
-      </w:r>
-      <w:proofErr w:type="gramEnd"/>
-      <w:r>
-        <w:rPr>
-          <w:b/>
-          <w:bCs/>
-        </w:rPr>
-        <w:t>start, end)</w:t>
+        <w:t>slice(start, end)</w:t>
       </w:r>
       <w:r>
         <w:rPr>
@@ -12239,15 +10370,7 @@
         </w:rPr>
       </w:pPr>
       <w:r>
-        <w:t>end: 可选，整数（正负均可），表示</w:t>
-      </w:r>
-      <w:proofErr w:type="gramStart"/>
-      <w:r>
-        <w:t>子串结束</w:t>
-      </w:r>
-      <w:proofErr w:type="gramEnd"/>
-      <w:r>
-        <w:t>位置（不包含）。若省略，则截取到字符串末尾。</w:t>
+        <w:t>end: 可选，整数（正负均可），表示子串结束位置（不包含）。若省略，则截取到字符串末尾。</w:t>
       </w:r>
     </w:p>
     <w:p>
@@ -12298,6 +10421,7 @@
         </w:rPr>
       </w:pPr>
       <w:r>
+        <w:lastRenderedPageBreak/>
         <w:t>若 start &gt; end，返回空字符串（如 slice(5, 3) 返回 ""）。</w:t>
       </w:r>
     </w:p>
@@ -12360,13 +10484,8 @@
           <w:rFonts w:hint="eastAsia"/>
         </w:rPr>
       </w:pPr>
-      <w:proofErr w:type="spellStart"/>
-      <w:r>
-        <w:t>javascriptCopy</w:t>
-      </w:r>
-      <w:proofErr w:type="spellEnd"/>
-      <w:r>
-        <w:t xml:space="preserve"> Code</w:t>
+      <w:r>
+        <w:t>javascriptCopy Code</w:t>
       </w:r>
     </w:p>
     <w:p>
@@ -12389,26 +10508,8 @@
           <w:rFonts w:hint="eastAsia"/>
         </w:rPr>
       </w:pPr>
-      <w:proofErr w:type="gramStart"/>
-      <w:r>
-        <w:t>console.log(</w:t>
-      </w:r>
-      <w:proofErr w:type="spellStart"/>
-      <w:r>
-        <w:t>str.slice</w:t>
-      </w:r>
-      <w:proofErr w:type="spellEnd"/>
-      <w:proofErr w:type="gramEnd"/>
-      <w:r>
-        <w:t>(2, 5)</w:t>
-      </w:r>
-      <w:proofErr w:type="gramStart"/>
-      <w:r>
-        <w:t>);  /</w:t>
-      </w:r>
-      <w:proofErr w:type="gramEnd"/>
-      <w:r>
-        <w:t>/ "234"</w:t>
+      <w:r>
+        <w:t>console.log(str.slice(2, 5));  // "234"</w:t>
       </w:r>
     </w:p>
     <w:p>
@@ -12420,25 +10521,7 @@
         </w:rPr>
       </w:pPr>
       <w:r>
-        <w:t>console.log(</w:t>
-      </w:r>
-      <w:proofErr w:type="spellStart"/>
-      <w:proofErr w:type="gramStart"/>
-      <w:r>
-        <w:t>str.slice</w:t>
-      </w:r>
-      <w:proofErr w:type="spellEnd"/>
-      <w:proofErr w:type="gramEnd"/>
-      <w:r>
-        <w:t>(5)</w:t>
-      </w:r>
-      <w:proofErr w:type="gramStart"/>
-      <w:r>
-        <w:t xml:space="preserve">);   </w:t>
-      </w:r>
-      <w:proofErr w:type="gramEnd"/>
-      <w:r>
-        <w:t xml:space="preserve">  // "56789"</w:t>
+        <w:t>console.log(str.slice(5));     // "56789"</w:t>
       </w:r>
     </w:p>
     <w:p>
@@ -12450,15 +10533,7 @@
         </w:rPr>
       </w:pPr>
       <w:r>
-        <w:t>console.log(</w:t>
-      </w:r>
-      <w:proofErr w:type="spellStart"/>
-      <w:r>
-        <w:t>str.slice</w:t>
-      </w:r>
-      <w:proofErr w:type="spellEnd"/>
-      <w:r>
-        <w:t>(5, 20)); // "56789"（超出范围时截取到末尾）</w:t>
+        <w:t>console.log(str.slice(5, 20)); // "56789"（超出范围时截取到末尾）</w:t>
       </w:r>
     </w:p>
     <w:p>
@@ -12470,15 +10545,7 @@
         </w:rPr>
       </w:pPr>
       <w:r>
-        <w:t>console.log(</w:t>
-      </w:r>
-      <w:proofErr w:type="spellStart"/>
-      <w:r>
-        <w:t>str.slice</w:t>
-      </w:r>
-      <w:proofErr w:type="spellEnd"/>
-      <w:r>
-        <w:t>(-3));    // "789"（负数索引）</w:t>
+        <w:t>console.log(str.slice(-3));    // "789"（负数索引）</w:t>
       </w:r>
     </w:p>
     <w:p>
@@ -12490,15 +10557,7 @@
         </w:rPr>
       </w:pPr>
       <w:r>
-        <w:t>console.log(</w:t>
-      </w:r>
-      <w:proofErr w:type="spellStart"/>
-      <w:r>
-        <w:t>str.slice</w:t>
-      </w:r>
-      <w:proofErr w:type="spellEnd"/>
-      <w:r>
-        <w:t>(5, -2));  // "5678"（负数结束索引）</w:t>
+        <w:t>console.log(str.slice(5, -2));  // "5678"（负数结束索引）</w:t>
       </w:r>
     </w:p>
     <w:p>
@@ -12758,21 +10817,7 @@
         <w:rPr>
           <w:rFonts w:hint="eastAsia"/>
         </w:rPr>
-        <w:t>即在函数内使用</w:t>
-      </w:r>
-      <w:proofErr w:type="spellStart"/>
-      <w:r>
-        <w:rPr>
-          <w:rFonts w:hint="eastAsia"/>
-        </w:rPr>
-        <w:t>nums</w:t>
-      </w:r>
-      <w:proofErr w:type="spellEnd"/>
-      <w:r>
-        <w:rPr>
-          <w:rFonts w:hint="eastAsia"/>
-        </w:rPr>
-        <w:t xml:space="preserve"> = res只在函数内有效</w:t>
+        <w:t>即在函数内使用nums = res只在函数内有效</w:t>
       </w:r>
     </w:p>
     <w:p>
@@ -12802,15 +10847,7 @@
         </w:rPr>
       </w:pPr>
       <w:r>
-        <w:t>当数组包含 0 时，pre[i-1] 或 </w:t>
-      </w:r>
-      <w:proofErr w:type="spellStart"/>
-      <w:r>
-        <w:t>suf</w:t>
-      </w:r>
-      <w:proofErr w:type="spellEnd"/>
-      <w:r>
-        <w:t>[i+1] 可能为 0，但 0 || 1 会返回 1，导致结果错误。</w:t>
+        <w:t>当数组包含 0 时，pre[i-1] 或 suf[i+1] 可能为 0，但 0 || 1 会返回 1，导致结果错误。</w:t>
       </w:r>
     </w:p>
     <w:p>
@@ -12887,6 +10924,7 @@
         <w:rPr>
           <w:rFonts w:hint="eastAsia"/>
         </w:rPr>
+        <w:lastRenderedPageBreak/>
         <w:t>26.01.08</w:t>
       </w:r>
       <w:bookmarkEnd w:id="26"/>
@@ -13194,15 +11232,7 @@
         </w:rPr>
       </w:pPr>
       <w:r>
-        <w:t>||：当左侧为任何假值（false、0、空字符串''、null、undefined、</w:t>
-      </w:r>
-      <w:proofErr w:type="spellStart"/>
-      <w:r>
-        <w:t>NaN</w:t>
-      </w:r>
-      <w:proofErr w:type="spellEnd"/>
-      <w:r>
-        <w:t>）时触发。</w:t>
+        <w:t>||：当左侧为任何假值（false、0、空字符串''、null、undefined、NaN）时触发。</w:t>
       </w:r>
     </w:p>
     <w:p>
@@ -13253,23 +11283,7 @@
         </w:rPr>
       </w:pPr>
       <w:r>
-        <w:t>在JavaScript中，++</w:t>
-      </w:r>
-      <w:proofErr w:type="spellStart"/>
-      <w:r>
-        <w:t>i</w:t>
-      </w:r>
-      <w:proofErr w:type="spellEnd"/>
-      <w:r>
-        <w:t>（前缀递增）和</w:t>
-      </w:r>
-      <w:proofErr w:type="spellStart"/>
-      <w:r>
-        <w:t>i</w:t>
-      </w:r>
-      <w:proofErr w:type="spellEnd"/>
-      <w:r>
-        <w:t>++（后缀递增）都用于将变量值增加1，但它们在</w:t>
+        <w:t>在JavaScript中，++i（前缀递增）和i++（后缀递增）都用于将变量值增加1，但它们在</w:t>
       </w:r>
       <w:r>
         <w:rPr>
@@ -13318,15 +11332,7 @@
         <w:t> </w:t>
       </w:r>
       <w:r>
-        <w:t>++</w:t>
-      </w:r>
-      <w:proofErr w:type="spellStart"/>
-      <w:r>
-        <w:t>i</w:t>
-      </w:r>
-      <w:proofErr w:type="spellEnd"/>
-      <w:r>
-        <w:t> </w:t>
+        <w:t>++i </w:t>
       </w:r>
       <w:r>
         <w:rPr>
@@ -13344,15 +11350,7 @@
         <w:t>‌</w:t>
       </w:r>
       <w:r>
-        <w:t>；而</w:t>
-      </w:r>
-      <w:proofErr w:type="spellStart"/>
-      <w:r>
-        <w:t>i</w:t>
-      </w:r>
-      <w:proofErr w:type="spellEnd"/>
-      <w:r>
-        <w:t>++ </w:t>
+        <w:t>；而i++ </w:t>
       </w:r>
       <w:r>
         <w:rPr>
@@ -13384,23 +11382,7 @@
         </w:rPr>
       </w:pPr>
       <w:r>
-        <w:t xml:space="preserve">let </w:t>
-      </w:r>
-      <w:proofErr w:type="spellStart"/>
-      <w:r>
-        <w:t>i</w:t>
-      </w:r>
-      <w:proofErr w:type="spellEnd"/>
-      <w:r>
-        <w:t xml:space="preserve"> = 0; console.log(++</w:t>
-      </w:r>
-      <w:proofErr w:type="spellStart"/>
-      <w:r>
-        <w:t>i</w:t>
-      </w:r>
-      <w:proofErr w:type="spellEnd"/>
-      <w:r>
-        <w:t>); 输出 1（先递增再返回）。</w:t>
+        <w:t>let i = 0; console.log(++i); 输出 1（先递增再返回）。</w:t>
       </w:r>
     </w:p>
     <w:p>
@@ -13414,23 +11396,7 @@
         </w:rPr>
       </w:pPr>
       <w:r>
-        <w:t xml:space="preserve">let </w:t>
-      </w:r>
-      <w:proofErr w:type="spellStart"/>
-      <w:r>
-        <w:t>i</w:t>
-      </w:r>
-      <w:proofErr w:type="spellEnd"/>
-      <w:r>
-        <w:t xml:space="preserve"> = 0; console.log(</w:t>
-      </w:r>
-      <w:proofErr w:type="spellStart"/>
-      <w:r>
-        <w:t>i</w:t>
-      </w:r>
-      <w:proofErr w:type="spellEnd"/>
-      <w:r>
-        <w:t>++); 输出 0（先返回原始值，再递增）。</w:t>
+        <w:t>let i = 0; console.log(i++); 输出 0（先返回原始值，再递增）。</w:t>
       </w:r>
     </w:p>
     <w:p>
@@ -13446,15 +11412,7 @@
         <w:t>‌</w:t>
       </w:r>
       <w:r>
-        <w:t>在独立语句或for循环中，</w:t>
-      </w:r>
-      <w:proofErr w:type="gramStart"/>
-      <w:r>
-        <w:t>两者行为</w:t>
-      </w:r>
-      <w:proofErr w:type="gramEnd"/>
-      <w:r>
-        <w:t>相同：</w:t>
+        <w:t>在独立语句或for循环中，两者行为相同：</w:t>
       </w:r>
       <w:r>
         <w:rPr>
@@ -13463,47 +11421,7 @@
         <w:t>‌</w:t>
       </w:r>
       <w:r>
-        <w:t xml:space="preserve"> 当自增语句单独存在（如 </w:t>
-      </w:r>
-      <w:proofErr w:type="spellStart"/>
-      <w:r>
-        <w:t>i</w:t>
-      </w:r>
-      <w:proofErr w:type="spellEnd"/>
-      <w:r>
-        <w:t>++; 或 ++</w:t>
-      </w:r>
-      <w:proofErr w:type="spellStart"/>
-      <w:r>
-        <w:t>i</w:t>
-      </w:r>
-      <w:proofErr w:type="spellEnd"/>
-      <w:r>
-        <w:t xml:space="preserve">;）或用于循环的更新部分（如 for (let </w:t>
-      </w:r>
-      <w:proofErr w:type="spellStart"/>
-      <w:r>
-        <w:t>i</w:t>
-      </w:r>
-      <w:proofErr w:type="spellEnd"/>
-      <w:r>
-        <w:t xml:space="preserve"> = 0; </w:t>
-      </w:r>
-      <w:proofErr w:type="spellStart"/>
-      <w:r>
-        <w:t>i</w:t>
-      </w:r>
-      <w:proofErr w:type="spellEnd"/>
-      <w:r>
-        <w:t xml:space="preserve"> &lt; 10; </w:t>
-      </w:r>
-      <w:proofErr w:type="spellStart"/>
-      <w:r>
-        <w:t>i</w:t>
-      </w:r>
-      <w:proofErr w:type="spellEnd"/>
-      <w:r>
-        <w:t>++)），由于不涉及赋值或表达式计算，递增效果一致。</w:t>
+        <w:t xml:space="preserve"> 当自增语句单独存在（如 i++; 或 ++i;）或用于循环的更新部分（如 for (let i = 0; i &lt; 10; i++)），由于不涉及赋值或表达式计算，递增效果一致。</w:t>
       </w:r>
     </w:p>
     <w:p>
@@ -13518,6 +11436,7 @@
         <w:rPr>
           <w:rFonts w:hint="eastAsia"/>
         </w:rPr>
+        <w:lastRenderedPageBreak/>
         <w:t>26.01.14</w:t>
       </w:r>
       <w:bookmarkEnd w:id="36"/>
@@ -13653,38 +11572,17 @@
         </w:rPr>
       </w:pPr>
       <w:r>
-        <w:t xml:space="preserve">  #</w:t>
-      </w:r>
-      <w:proofErr w:type="gramStart"/>
-      <w:r>
-        <w:t>getAge(</w:t>
-      </w:r>
-      <w:proofErr w:type="gramEnd"/>
-      <w:r>
-        <w:t>) {</w:t>
-      </w:r>
-    </w:p>
-    <w:p>
-      <w:pPr>
-        <w:rPr>
-          <w:rFonts w:hint="eastAsia"/>
-        </w:rPr>
-      </w:pPr>
-      <w:r>
-        <w:t xml:space="preserve">    return </w:t>
-      </w:r>
-      <w:proofErr w:type="spellStart"/>
-      <w:proofErr w:type="gramStart"/>
-      <w:r>
-        <w:t>this.#</w:t>
-      </w:r>
-      <w:proofErr w:type="gramEnd"/>
-      <w:r>
-        <w:t>age</w:t>
-      </w:r>
-      <w:proofErr w:type="spellEnd"/>
-      <w:r>
-        <w:t>;</w:t>
+        <w:t xml:space="preserve">  #getAge() {</w:t>
+      </w:r>
+    </w:p>
+    <w:p>
+      <w:pPr>
+        <w:rPr>
+          <w:rFonts w:hint="eastAsia"/>
+        </w:rPr>
+      </w:pPr>
+      <w:r>
+        <w:t xml:space="preserve">    return this.#age;</w:t>
       </w:r>
     </w:p>
     <w:p>
@@ -13720,19 +11618,11 @@
           <w:rFonts w:hint="eastAsia"/>
         </w:rPr>
       </w:pPr>
-      <w:proofErr w:type="spellStart"/>
-      <w:r>
-        <w:rPr>
-          <w:rFonts w:hint="eastAsia"/>
-        </w:rPr>
-        <w:t>map.get</w:t>
-      </w:r>
-      <w:proofErr w:type="spellEnd"/>
-      <w:r>
-        <w:rPr>
-          <w:rFonts w:hint="eastAsia"/>
-        </w:rPr>
-        <w:t>()一个不存在的会返回</w:t>
+      <w:r>
+        <w:rPr>
+          <w:rFonts w:hint="eastAsia"/>
+        </w:rPr>
+        <w:t>map.get()一个不存在的会返回</w:t>
       </w:r>
       <w:r>
         <w:t>undefined</w:t>
@@ -13799,15 +11689,7 @@
         <w:t>从数组末尾移除并返回最后一个元素</w:t>
       </w:r>
       <w:r>
-        <w:t>，会直接修改原数组，使其长度减</w:t>
-      </w:r>
-      <w:proofErr w:type="gramStart"/>
-      <w:r>
-        <w:t>一</w:t>
-      </w:r>
-      <w:proofErr w:type="gramEnd"/>
-      <w:r>
-        <w:t>；如果对空数组调用，则返回undefined</w:t>
+        <w:t>，会直接修改原数组，使其长度减一；如果对空数组调用，则返回undefined</w:t>
       </w:r>
     </w:p>
     <w:p>
@@ -14194,6 +12076,7 @@
           <w:b/>
           <w:bCs/>
         </w:rPr>
+        <w:lastRenderedPageBreak/>
         <w:t xml:space="preserve">3. </w:t>
       </w:r>
       <w:r>
@@ -14257,23 +12140,7 @@
           <w:b/>
           <w:bCs/>
         </w:rPr>
-        <w:t>支持指定起始和结束位置（</w:t>
-      </w:r>
-      <w:proofErr w:type="gramStart"/>
-      <w:r>
-        <w:rPr>
-          <w:b/>
-          <w:bCs/>
-        </w:rPr>
-        <w:t>左闭右开区间</w:t>
-      </w:r>
-      <w:proofErr w:type="gramEnd"/>
-      <w:r>
-        <w:rPr>
-          <w:b/>
-          <w:bCs/>
-        </w:rPr>
-        <w:t>）。</w:t>
+        <w:t>支持指定起始和结束位置（左闭右开区间）。</w:t>
       </w:r>
     </w:p>
     <w:p>
@@ -14293,23 +12160,7 @@
           <w:b/>
           <w:bCs/>
         </w:rPr>
-        <w:t>支持负数索引，表示</w:t>
-      </w:r>
-      <w:proofErr w:type="gramStart"/>
-      <w:r>
-        <w:rPr>
-          <w:b/>
-          <w:bCs/>
-        </w:rPr>
-        <w:t>从末尾开始</w:t>
-      </w:r>
-      <w:proofErr w:type="gramEnd"/>
-      <w:r>
-        <w:rPr>
-          <w:b/>
-          <w:bCs/>
-        </w:rPr>
-        <w:t>计算。</w:t>
+        <w:t>支持负数索引，表示从末尾开始计算。</w:t>
       </w:r>
     </w:p>
     <w:p>
@@ -14648,7 +12499,6 @@
           <w14:ligatures w14:val="none"/>
         </w:rPr>
       </w:pPr>
-      <w:proofErr w:type="spellStart"/>
       <w:r>
         <w:rPr>
           <w:rFonts w:ascii="Consolas" w:eastAsia="宋体" w:hAnsi="Consolas" w:cs="宋体"/>
@@ -14685,7 +12535,6 @@
         </w:rPr>
         <w:t>set</w:t>
       </w:r>
-      <w:proofErr w:type="spellEnd"/>
       <w:r>
         <w:rPr>
           <w:rFonts w:ascii="Consolas" w:eastAsia="宋体" w:hAnsi="Consolas" w:cs="宋体"/>
@@ -14722,7 +12571,6 @@
         </w:rPr>
         <w:t xml:space="preserve">, </w:t>
       </w:r>
-      <w:proofErr w:type="spellStart"/>
       <w:r>
         <w:rPr>
           <w:rFonts w:ascii="Consolas" w:eastAsia="宋体" w:hAnsi="Consolas" w:cs="宋体" w:hint="eastAsia"/>
@@ -14759,7 +12607,6 @@
         </w:rPr>
         <w:t>push</w:t>
       </w:r>
-      <w:proofErr w:type="spellEnd"/>
       <w:r>
         <w:rPr>
           <w:rFonts w:ascii="Consolas" w:eastAsia="宋体" w:hAnsi="Consolas" w:cs="宋体"/>
@@ -14772,7 +12619,6 @@
         </w:rPr>
         <w:t>(</w:t>
       </w:r>
-      <w:proofErr w:type="spellStart"/>
       <w:r>
         <w:rPr>
           <w:rFonts w:ascii="Consolas" w:eastAsia="宋体" w:hAnsi="Consolas" w:cs="宋体" w:hint="eastAsia"/>
@@ -14785,7 +12631,6 @@
         </w:rPr>
         <w:t>i</w:t>
       </w:r>
-      <w:proofErr w:type="spellEnd"/>
       <w:r>
         <w:rPr>
           <w:rFonts w:ascii="Consolas" w:eastAsia="宋体" w:hAnsi="Consolas" w:cs="宋体"/>
@@ -14834,7 +12679,6 @@
         </w:rPr>
         <w:t>设定的</w:t>
       </w:r>
-      <w:proofErr w:type="spellStart"/>
       <w:r>
         <w:rPr>
           <w:rFonts w:ascii="Consolas" w:eastAsia="宋体" w:hAnsi="Consolas" w:cs="宋体" w:hint="eastAsia"/>
@@ -14871,7 +12715,6 @@
         </w:rPr>
         <w:t>push</w:t>
       </w:r>
-      <w:proofErr w:type="spellEnd"/>
       <w:r>
         <w:rPr>
           <w:rFonts w:ascii="Consolas" w:eastAsia="宋体" w:hAnsi="Consolas" w:cs="宋体"/>
@@ -14884,7 +12727,6 @@
         </w:rPr>
         <w:t>(</w:t>
       </w:r>
-      <w:proofErr w:type="spellStart"/>
       <w:r>
         <w:rPr>
           <w:rFonts w:ascii="Consolas" w:eastAsia="宋体" w:hAnsi="Consolas" w:cs="宋体" w:hint="eastAsia"/>
@@ -14897,7 +12739,6 @@
         </w:rPr>
         <w:t>i</w:t>
       </w:r>
-      <w:proofErr w:type="spellEnd"/>
       <w:r>
         <w:rPr>
           <w:rFonts w:ascii="Consolas" w:eastAsia="宋体" w:hAnsi="Consolas" w:cs="宋体"/>
@@ -14974,7 +12815,6 @@
           <w14:ligatures w14:val="none"/>
         </w:rPr>
       </w:pPr>
-      <w:proofErr w:type="spellStart"/>
       <w:r>
         <w:rPr>
           <w:rFonts w:ascii="宋体" w:eastAsia="宋体" w:hAnsi="宋体" w:cs="宋体"/>
@@ -14983,18 +12823,8 @@
           <w:szCs w:val="24"/>
           <w14:ligatures w14:val="none"/>
         </w:rPr>
-        <w:t>charCodeAt</w:t>
-      </w:r>
-      <w:proofErr w:type="spellEnd"/>
-      <w:r>
-        <w:rPr>
-          <w:rFonts w:ascii="宋体" w:eastAsia="宋体" w:hAnsi="宋体" w:cs="宋体"/>
-          <w:kern w:val="0"/>
-          <w:sz w:val="24"/>
-          <w:szCs w:val="24"/>
-          <w14:ligatures w14:val="none"/>
-        </w:rPr>
-        <w:t xml:space="preserve">() 是 JavaScript 中 String 对象的一个内置方法，用于获取指定位置字符的 </w:t>
+        <w:lastRenderedPageBreak/>
+        <w:t xml:space="preserve">charCodeAt() 是 JavaScript 中 String 对象的一个内置方法，用于获取指定位置字符的 </w:t>
       </w:r>
       <w:r>
         <w:rPr>
@@ -15087,8 +12917,6 @@
         </w:rPr>
       </w:pPr>
       <w:bookmarkStart w:id="55" w:name="_Toc223989460"/>
-      <w:proofErr w:type="spellStart"/>
-      <w:proofErr w:type="gramStart"/>
       <w:r>
         <w:rPr>
           <w:rFonts w:ascii="宋体" w:eastAsia="宋体" w:hAnsi="宋体" w:cs="宋体"/>
@@ -15097,11 +12925,182 @@
           <w:szCs w:val="24"/>
           <w14:ligatures w14:val="none"/>
         </w:rPr>
-        <w:t>string.charCodeAt</w:t>
-      </w:r>
-      <w:proofErr w:type="spellEnd"/>
-      <w:proofErr w:type="gramEnd"/>
-      <w:r>
+        <w:t>string.charCodeAt(index)</w:t>
+      </w:r>
+      <w:bookmarkEnd w:id="55"/>
+    </w:p>
+    <w:p>
+      <w:pPr>
+        <w:rPr>
+          <w:rFonts w:hint="eastAsia"/>
+          <w:b/>
+          <w:bCs/>
+        </w:rPr>
+      </w:pPr>
+    </w:p>
+    <w:p>
+      <w:pPr>
+        <w:rPr>
+          <w:rFonts w:hint="eastAsia"/>
+        </w:rPr>
+      </w:pPr>
+      <w:r>
+        <w:t>在JavaScript中，类（Class）是ES6（ECMAScript 2015）引入的一种新语法，用于创建对象模板。在类中定义的方法有两种主要方式：构造器（constructor）方法和普通方法。如果你想在一个类的方法中引用一个外部的变量或函数，可以使用</w:t>
+      </w:r>
+      <w:r>
+        <w:rPr>
+          <w:rStyle w:val="HTML"/>
+        </w:rPr>
+        <w:t>#</w:t>
+      </w:r>
+      <w:r>
+        <w:t>前缀来定义私有字段（也叫私有方法或私有变量）。</w:t>
+      </w:r>
+    </w:p>
+    <w:p>
+      <w:pPr>
+        <w:rPr>
+          <w:rFonts w:hint="eastAsia"/>
+        </w:rPr>
+      </w:pPr>
+    </w:p>
+    <w:p>
+      <w:pPr>
+        <w:rPr>
+          <w:rFonts w:hint="eastAsia"/>
+        </w:rPr>
+      </w:pPr>
+    </w:p>
+    <w:p>
+      <w:pPr>
+        <w:rPr>
+          <w:rFonts w:hint="eastAsia"/>
+        </w:rPr>
+      </w:pPr>
+      <w:r>
+        <w:rPr>
+          <w:rFonts w:hint="eastAsia"/>
+        </w:rPr>
+        <w:t>想要数组副本可以使用array.slice()</w:t>
+      </w:r>
+    </w:p>
+    <w:p>
+      <w:pPr>
+        <w:rPr>
+          <w:rFonts w:hint="eastAsia"/>
+        </w:rPr>
+      </w:pPr>
+    </w:p>
+    <w:p>
+      <w:pPr>
+        <w:pStyle w:val="2"/>
+        <w:rPr>
+          <w:rFonts w:hint="eastAsia"/>
+        </w:rPr>
+      </w:pPr>
+      <w:bookmarkStart w:id="56" w:name="_Toc223989461"/>
+      <w:r>
+        <w:rPr>
+          <w:rFonts w:hint="eastAsia"/>
+        </w:rPr>
+        <w:t>26.03.5</w:t>
+      </w:r>
+      <w:bookmarkEnd w:id="56"/>
+    </w:p>
+    <w:p>
+      <w:pPr>
+        <w:pStyle w:val="3"/>
+        <w:rPr>
+          <w:rFonts w:hint="eastAsia"/>
+        </w:rPr>
+      </w:pPr>
+      <w:bookmarkStart w:id="57" w:name="_Toc223989462"/>
+      <w:r>
+        <w:rPr>
+          <w:rFonts w:hint="eastAsia"/>
+        </w:rPr>
+        <w:t>LC记录55</w:t>
+      </w:r>
+      <w:bookmarkEnd w:id="57"/>
+    </w:p>
+    <w:p>
+      <w:pPr>
+        <w:rPr>
+          <w:rFonts w:hint="eastAsia"/>
+          <w:b/>
+          <w:bCs/>
+        </w:rPr>
+      </w:pPr>
+      <w:r>
+        <w:rPr>
+          <w:rFonts w:hint="eastAsia"/>
+          <w:b/>
+          <w:bCs/>
+        </w:rPr>
+        <w:t>Array.slice()可以用来浅拷贝整个数组</w:t>
+      </w:r>
+    </w:p>
+    <w:p>
+      <w:pPr>
+        <w:rPr>
+          <w:rFonts w:hint="eastAsia"/>
+          <w:b/>
+          <w:bCs/>
+        </w:rPr>
+      </w:pPr>
+    </w:p>
+    <w:p>
+      <w:pPr>
+        <w:pStyle w:val="2"/>
+        <w:rPr>
+          <w:rFonts w:hint="eastAsia"/>
+        </w:rPr>
+      </w:pPr>
+      <w:r>
+        <w:rPr>
+          <w:rFonts w:hint="eastAsia"/>
+        </w:rPr>
+        <w:t>26.03.</w:t>
+      </w:r>
+      <w:r>
+        <w:rPr>
+          <w:rFonts w:hint="eastAsia"/>
+        </w:rPr>
+        <w:t>18</w:t>
+      </w:r>
+    </w:p>
+    <w:p>
+      <w:pPr>
+        <w:pStyle w:val="3"/>
+        <w:rPr>
+          <w:rFonts w:hint="eastAsia"/>
+        </w:rPr>
+      </w:pPr>
+      <w:r>
+        <w:rPr>
+          <w:rFonts w:hint="eastAsia"/>
+        </w:rPr>
+        <w:t>LC记录5</w:t>
+      </w:r>
+      <w:r>
+        <w:rPr>
+          <w:rFonts w:hint="eastAsia"/>
+        </w:rPr>
+        <w:t>6</w:t>
+      </w:r>
+      <w:r>
+        <w:rPr>
+          <w:rFonts w:hint="eastAsia"/>
+        </w:rPr>
+        <w:t xml:space="preserve"> 57 58</w:t>
+      </w:r>
+    </w:p>
+    <w:p>
+      <w:pPr>
+        <w:widowControl/>
+        <w:shd w:val="clear" w:color="auto" w:fill="FFFFFF"/>
+        <w:spacing w:line="280" w:lineRule="exact"/>
+        <w:jc w:val="left"/>
         <w:rPr>
           <w:rFonts w:ascii="宋体" w:eastAsia="宋体" w:hAnsi="宋体" w:cs="宋体"/>
           <w:kern w:val="0"/>
@@ -15109,181 +13108,1186 @@
           <w:szCs w:val="24"/>
           <w14:ligatures w14:val="none"/>
         </w:rPr>
-        <w:t>(index)</w:t>
-      </w:r>
-      <w:bookmarkEnd w:id="55"/>
-    </w:p>
-    <w:p>
-      <w:pPr>
-        <w:rPr>
-          <w:rFonts w:hint="eastAsia"/>
+      </w:pPr>
+      <w:r>
+        <w:rPr>
+          <w:rFonts w:ascii="Arial" w:eastAsia="宋体" w:hAnsi="Arial" w:cs="Arial"/>
+          <w:color w:val="0A0A0A"/>
+          <w:kern w:val="0"/>
+          <w:sz w:val="24"/>
+          <w:szCs w:val="24"/>
+          <w14:ligatures w14:val="none"/>
+        </w:rPr>
+        <w:t>在</w:t>
+      </w:r>
+      <w:r>
+        <w:rPr>
+          <w:rFonts w:ascii="Arial" w:eastAsia="宋体" w:hAnsi="Arial" w:cs="Arial"/>
+          <w:color w:val="0A0A0A"/>
+          <w:kern w:val="0"/>
+          <w:sz w:val="24"/>
+          <w:szCs w:val="24"/>
+          <w14:ligatures w14:val="none"/>
+        </w:rPr>
+        <w:t>JavaScript</w:t>
+      </w:r>
+      <w:r>
+        <w:rPr>
+          <w:rFonts w:ascii="Arial" w:eastAsia="宋体" w:hAnsi="Arial" w:cs="Arial"/>
+          <w:color w:val="0A0A0A"/>
+          <w:kern w:val="0"/>
+          <w:sz w:val="24"/>
+          <w:szCs w:val="24"/>
+          <w14:ligatures w14:val="none"/>
+        </w:rPr>
+        <w:t>中，</w:t>
+      </w:r>
+      <w:r>
+        <w:rPr>
+          <w:rFonts w:ascii="宋体" w:eastAsia="宋体" w:hAnsi="宋体" w:cs="宋体"/>
+          <w:color w:val="0A0A0A"/>
+          <w:kern w:val="0"/>
+          <w:szCs w:val="21"/>
+          <w:bdr w:val="single" w:sz="4" w:space="2" w:color="F3F5F6" w:frame="1"/>
+          <w:shd w:val="clear" w:color="auto" w:fill="F3F5F6"/>
+          <w14:ligatures w14:val="none"/>
+        </w:rPr>
+        <w:t>(1 &lt;&lt; n)</w:t>
+      </w:r>
+      <w:r>
+        <w:rPr>
+          <w:rFonts w:ascii="Arial" w:eastAsia="宋体" w:hAnsi="Arial" w:cs="Arial"/>
+          <w:color w:val="0A0A0A"/>
+          <w:kern w:val="0"/>
+          <w:sz w:val="24"/>
+          <w:szCs w:val="24"/>
+          <w14:ligatures w14:val="none"/>
+        </w:rPr>
+        <w:t>（位移操作）和</w:t>
+      </w:r>
+      <w:r>
+        <w:rPr>
+          <w:rFonts w:ascii="Arial" w:eastAsia="宋体" w:hAnsi="Arial" w:cs="Arial"/>
+          <w:color w:val="0A0A0A"/>
+          <w:kern w:val="0"/>
+          <w:sz w:val="24"/>
+          <w:szCs w:val="24"/>
+          <w14:ligatures w14:val="none"/>
+        </w:rPr>
+        <w:t> </w:t>
+      </w:r>
+      <w:r>
+        <w:rPr>
+          <w:rFonts w:ascii="宋体" w:eastAsia="宋体" w:hAnsi="宋体" w:cs="宋体"/>
+          <w:color w:val="0A0A0A"/>
+          <w:kern w:val="0"/>
+          <w:szCs w:val="21"/>
+          <w:bdr w:val="single" w:sz="4" w:space="2" w:color="F3F5F6" w:frame="1"/>
+          <w:shd w:val="clear" w:color="auto" w:fill="F3F5F6"/>
+          <w14:ligatures w14:val="none"/>
+        </w:rPr>
+        <w:t>Math.pow(2, n)</w:t>
+      </w:r>
+      <w:r>
+        <w:rPr>
+          <w:rFonts w:ascii="Arial" w:eastAsia="宋体" w:hAnsi="Arial" w:cs="Arial"/>
+          <w:color w:val="0A0A0A"/>
+          <w:kern w:val="0"/>
+          <w:sz w:val="24"/>
+          <w:szCs w:val="24"/>
+          <w14:ligatures w14:val="none"/>
+        </w:rPr>
+        <w:t> </w:t>
+      </w:r>
+      <w:r>
+        <w:rPr>
+          <w:rFonts w:ascii="Arial" w:eastAsia="宋体" w:hAnsi="Arial" w:cs="Arial"/>
+          <w:color w:val="0A0A0A"/>
+          <w:kern w:val="0"/>
+          <w:sz w:val="24"/>
+          <w:szCs w:val="24"/>
+          <w14:ligatures w14:val="none"/>
+        </w:rPr>
+        <w:t>或</w:t>
+      </w:r>
+      <w:r>
+        <w:rPr>
+          <w:rFonts w:ascii="Arial" w:eastAsia="宋体" w:hAnsi="Arial" w:cs="Arial"/>
+          <w:color w:val="0A0A0A"/>
+          <w:kern w:val="0"/>
+          <w:sz w:val="24"/>
+          <w:szCs w:val="24"/>
+          <w14:ligatures w14:val="none"/>
+        </w:rPr>
+        <w:t> </w:t>
+      </w:r>
+      <w:r>
+        <w:rPr>
+          <w:rFonts w:ascii="宋体" w:eastAsia="宋体" w:hAnsi="宋体" w:cs="宋体"/>
+          <w:color w:val="0A0A0A"/>
+          <w:kern w:val="0"/>
+          <w:szCs w:val="21"/>
+          <w:bdr w:val="single" w:sz="4" w:space="2" w:color="F3F5F6" w:frame="1"/>
+          <w:shd w:val="clear" w:color="auto" w:fill="F3F5F6"/>
+          <w14:ligatures w14:val="none"/>
+        </w:rPr>
+        <w:t>2**n</w:t>
+      </w:r>
+      <w:r>
+        <w:rPr>
+          <w:rFonts w:ascii="Arial" w:eastAsia="宋体" w:hAnsi="Arial" w:cs="Arial"/>
+          <w:color w:val="0A0A0A"/>
+          <w:kern w:val="0"/>
+          <w:sz w:val="24"/>
+          <w:szCs w:val="24"/>
+          <w14:ligatures w14:val="none"/>
+        </w:rPr>
+        <w:t>（幂运算）的主要区别在于</w:t>
+      </w:r>
+      <w:r>
+        <w:rPr>
+          <w:rFonts w:ascii="Arial" w:eastAsia="宋体" w:hAnsi="Arial" w:cs="Arial"/>
           <w:b/>
           <w:bCs/>
-        </w:rPr>
-      </w:pPr>
-    </w:p>
-    <w:p>
-      <w:pPr>
-        <w:rPr>
-          <w:rFonts w:hint="eastAsia"/>
-        </w:rPr>
-      </w:pPr>
-      <w:r>
-        <w:t>在JavaScript中，类（Class）是ES6（ECMAScript 2015）引入的一种新语法，用于创建对象模板。在类中定义的方法有两种主要方式：构造器（constructor）方法和普通方法。如果你想在一个类的方法中引用一个外部的变量或函数，可以使用</w:t>
-      </w:r>
-      <w:r>
-        <w:rPr>
-          <w:rStyle w:val="HTML"/>
-        </w:rPr>
-        <w:t>#</w:t>
-      </w:r>
-      <w:r>
-        <w:t>前缀来定义私有字段（也叫私有方法或私有变量）。</w:t>
-      </w:r>
-    </w:p>
-    <w:p>
-      <w:pPr>
-        <w:rPr>
-          <w:rFonts w:hint="eastAsia"/>
-        </w:rPr>
-      </w:pPr>
-    </w:p>
-    <w:p>
-      <w:pPr>
-        <w:rPr>
-          <w:rFonts w:hint="eastAsia"/>
-        </w:rPr>
-      </w:pPr>
-    </w:p>
-    <w:p>
-      <w:pPr>
-        <w:rPr>
-          <w:rFonts w:hint="eastAsia"/>
-        </w:rPr>
-      </w:pPr>
-      <w:r>
-        <w:rPr>
-          <w:rFonts w:hint="eastAsia"/>
-        </w:rPr>
-        <w:t>想要数组副本可以使用</w:t>
-      </w:r>
-      <w:proofErr w:type="spellStart"/>
-      <w:r>
-        <w:rPr>
-          <w:rFonts w:hint="eastAsia"/>
-        </w:rPr>
-        <w:t>array.</w:t>
-      </w:r>
-      <w:proofErr w:type="gramStart"/>
-      <w:r>
-        <w:rPr>
-          <w:rFonts w:hint="eastAsia"/>
-        </w:rPr>
-        <w:t>slice</w:t>
-      </w:r>
-      <w:proofErr w:type="spellEnd"/>
-      <w:r>
-        <w:rPr>
-          <w:rFonts w:hint="eastAsia"/>
-        </w:rPr>
-        <w:t>(</w:t>
-      </w:r>
-      <w:proofErr w:type="gramEnd"/>
-      <w:r>
-        <w:rPr>
-          <w:rFonts w:hint="eastAsia"/>
-        </w:rPr>
-        <w:t>)</w:t>
-      </w:r>
-    </w:p>
-    <w:p>
-      <w:pPr>
-        <w:rPr>
-          <w:rFonts w:hint="eastAsia"/>
-        </w:rPr>
-      </w:pPr>
-    </w:p>
-    <w:p>
-      <w:pPr>
-        <w:pStyle w:val="2"/>
-        <w:rPr>
-          <w:rFonts w:hint="eastAsia"/>
-        </w:rPr>
-      </w:pPr>
-      <w:bookmarkStart w:id="56" w:name="_Toc223989461"/>
-      <w:r>
-        <w:rPr>
-          <w:rFonts w:hint="eastAsia"/>
-        </w:rPr>
-        <w:t>26.03.5</w:t>
-      </w:r>
-      <w:bookmarkEnd w:id="56"/>
-    </w:p>
-    <w:p>
-      <w:pPr>
-        <w:pStyle w:val="3"/>
-        <w:rPr>
-          <w:rFonts w:hint="eastAsia"/>
-        </w:rPr>
-      </w:pPr>
-      <w:bookmarkStart w:id="57" w:name="_Toc223989462"/>
-      <w:r>
-        <w:rPr>
-          <w:rFonts w:hint="eastAsia"/>
-        </w:rPr>
-        <w:t>LC记录55</w:t>
-      </w:r>
-      <w:bookmarkEnd w:id="57"/>
-    </w:p>
-    <w:p>
-      <w:pPr>
-        <w:rPr>
-          <w:rFonts w:hint="eastAsia"/>
+          <w:color w:val="0A0A0A"/>
+          <w:kern w:val="0"/>
+          <w:sz w:val="24"/>
+          <w:szCs w:val="24"/>
+          <w14:ligatures w14:val="none"/>
+        </w:rPr>
+        <w:t>运算类型、数据范围和速度</w:t>
+      </w:r>
+      <w:r>
+        <w:rPr>
+          <w:rFonts w:ascii="Arial" w:eastAsia="宋体" w:hAnsi="Arial" w:cs="Arial"/>
+          <w:color w:val="0A0A0A"/>
+          <w:kern w:val="0"/>
+          <w:sz w:val="24"/>
+          <w:szCs w:val="24"/>
+          <w14:ligatures w14:val="none"/>
+        </w:rPr>
+        <w:t>。</w:t>
+      </w:r>
+      <w:r>
+        <w:rPr>
+          <w:rFonts w:ascii="Arial" w:eastAsia="宋体" w:hAnsi="Arial" w:cs="Arial"/>
+          <w:color w:val="0A0A0A"/>
+          <w:kern w:val="0"/>
+          <w:sz w:val="24"/>
+          <w:szCs w:val="24"/>
+          <w14:ligatures w14:val="none"/>
+        </w:rPr>
+        <w:t> </w:t>
+      </w:r>
+      <w:r>
+        <w:rPr>
+          <w:rFonts w:ascii="Arial" w:eastAsia="宋体" w:hAnsi="Arial" w:cs="Arial"/>
+          <w:color w:val="0A0A0A"/>
+          <w:kern w:val="0"/>
+          <w:sz w:val="24"/>
+          <w:szCs w:val="24"/>
+          <w14:ligatures w14:val="none"/>
+        </w:rPr>
+        <w:t>速度快但仅限</w:t>
+      </w:r>
+      <w:r>
+        <w:rPr>
+          <w:rFonts w:ascii="Arial" w:eastAsia="宋体" w:hAnsi="Arial" w:cs="Arial"/>
+          <w:color w:val="0A0A0A"/>
+          <w:kern w:val="0"/>
+          <w:sz w:val="24"/>
+          <w:szCs w:val="24"/>
+          <w14:ligatures w14:val="none"/>
+        </w:rPr>
+        <w:t>32</w:t>
+      </w:r>
+      <w:r>
+        <w:rPr>
+          <w:rFonts w:ascii="Arial" w:eastAsia="宋体" w:hAnsi="Arial" w:cs="Arial"/>
+          <w:color w:val="0A0A0A"/>
+          <w:kern w:val="0"/>
+          <w:sz w:val="24"/>
+          <w:szCs w:val="24"/>
+          <w14:ligatures w14:val="none"/>
+        </w:rPr>
+        <w:t>位整数（即</w:t>
+      </w:r>
+      <w:r>
+        <w:rPr>
+          <w:rFonts w:ascii="宋体" w:eastAsia="宋体" w:hAnsi="宋体" w:cs="宋体"/>
+          <w:color w:val="0A0A0A"/>
+          <w:kern w:val="0"/>
+          <w:szCs w:val="21"/>
+          <w:bdr w:val="single" w:sz="4" w:space="2" w:color="F3F5F6" w:frame="1"/>
+          <w:shd w:val="clear" w:color="auto" w:fill="F3F5F6"/>
+          <w14:ligatures w14:val="none"/>
+        </w:rPr>
+        <w:t>(1 &lt;&lt; n)</w:t>
+      </w:r>
+      <w:r>
+        <w:rPr>
+          <w:rFonts w:ascii="Arial" w:eastAsia="宋体" w:hAnsi="Arial" w:cs="Arial"/>
+          <w:color w:val="0A0A0A"/>
+          <w:kern w:val="0"/>
+          <w:sz w:val="24"/>
+          <w:szCs w:val="24"/>
+          <w14:ligatures w14:val="none"/>
+        </w:rPr>
+        <w:t> </w:t>
+      </w:r>
+      <w:r>
+        <w:rPr>
+          <w:rFonts w:ascii="Arial" w:eastAsia="宋体" w:hAnsi="Arial" w:cs="Arial"/>
+          <w:color w:val="0A0A0A"/>
+          <w:kern w:val="0"/>
+          <w:sz w:val="24"/>
+          <w:szCs w:val="24"/>
+          <w14:ligatures w14:val="none"/>
+        </w:rPr>
+        <w:t>），而幂运算支持大数和浮点数。</w:t>
+      </w:r>
+      <w:r>
+        <w:rPr>
+          <w:rFonts w:ascii="Arial" w:eastAsia="宋体" w:hAnsi="Arial" w:cs="Arial"/>
+          <w:color w:val="0A0A0A"/>
+          <w:kern w:val="0"/>
+          <w:sz w:val="24"/>
+          <w:szCs w:val="24"/>
+          <w14:ligatures w14:val="none"/>
+        </w:rPr>
+        <w:t> </w:t>
+      </w:r>
+    </w:p>
+    <w:p>
+      <w:pPr>
+        <w:widowControl/>
+        <w:shd w:val="clear" w:color="auto" w:fill="FFFFFF"/>
+        <w:spacing w:line="280" w:lineRule="exact"/>
+        <w:jc w:val="left"/>
+        <w:rPr>
+          <w:rFonts w:ascii="Arial" w:eastAsia="宋体" w:hAnsi="Arial" w:cs="Arial"/>
+          <w:color w:val="0A0A0A"/>
+          <w:kern w:val="0"/>
+          <w:sz w:val="24"/>
+          <w:szCs w:val="24"/>
+          <w14:ligatures w14:val="none"/>
+        </w:rPr>
+      </w:pPr>
+      <w:r>
+        <w:rPr>
+          <w:rFonts w:ascii="Arial" w:eastAsia="宋体" w:hAnsi="Arial" w:cs="Arial"/>
           <w:b/>
           <w:bCs/>
-        </w:rPr>
-      </w:pPr>
-      <w:proofErr w:type="spellStart"/>
-      <w:r>
-        <w:rPr>
-          <w:rFonts w:hint="eastAsia"/>
+          <w:color w:val="0A0A0A"/>
+          <w:kern w:val="0"/>
+          <w:sz w:val="24"/>
+          <w:szCs w:val="24"/>
+          <w14:ligatures w14:val="none"/>
+        </w:rPr>
+        <w:t>具体区别如下：</w:t>
+      </w:r>
+    </w:p>
+    <w:p>
+      <w:pPr>
+        <w:widowControl/>
+        <w:numPr>
+          <w:ilvl w:val="0"/>
+          <w:numId w:val="24"/>
+        </w:numPr>
+        <w:shd w:val="clear" w:color="auto" w:fill="FFFFFF"/>
+        <w:spacing w:after="180" w:line="280" w:lineRule="exact"/>
+        <w:jc w:val="left"/>
+        <w:rPr>
+          <w:rFonts w:ascii="Arial" w:eastAsia="宋体" w:hAnsi="Arial" w:cs="Arial"/>
+          <w:color w:val="0A0A0A"/>
+          <w:kern w:val="0"/>
+          <w:sz w:val="24"/>
+          <w:szCs w:val="24"/>
+          <w14:ligatures w14:val="none"/>
+        </w:rPr>
+      </w:pPr>
+      <w:r>
+        <w:rPr>
+          <w:rFonts w:ascii="Arial" w:eastAsia="宋体" w:hAnsi="Arial" w:cs="Arial"/>
           <w:b/>
           <w:bCs/>
-        </w:rPr>
-        <w:t>Array.slice</w:t>
-      </w:r>
-      <w:proofErr w:type="spellEnd"/>
-      <w:r>
-        <w:rPr>
-          <w:rFonts w:hint="eastAsia"/>
+          <w:color w:val="0A0A0A"/>
+          <w:kern w:val="0"/>
+          <w:sz w:val="24"/>
+          <w:szCs w:val="24"/>
+          <w14:ligatures w14:val="none"/>
+        </w:rPr>
+        <w:t>运算方式</w:t>
+      </w:r>
+      <w:r>
+        <w:rPr>
+          <w:rFonts w:ascii="Arial" w:eastAsia="宋体" w:hAnsi="Arial" w:cs="Arial"/>
+          <w:color w:val="0A0A0A"/>
+          <w:kern w:val="0"/>
+          <w:sz w:val="24"/>
+          <w:szCs w:val="24"/>
+          <w14:ligatures w14:val="none"/>
+        </w:rPr>
+        <w:t>：</w:t>
+      </w:r>
+    </w:p>
+    <w:p>
+      <w:pPr>
+        <w:widowControl/>
+        <w:numPr>
+          <w:ilvl w:val="1"/>
+          <w:numId w:val="24"/>
+        </w:numPr>
+        <w:shd w:val="clear" w:color="auto" w:fill="FFFFFF"/>
+        <w:spacing w:after="180" w:line="280" w:lineRule="exact"/>
+        <w:jc w:val="left"/>
+        <w:rPr>
+          <w:rFonts w:ascii="Arial" w:eastAsia="宋体" w:hAnsi="Arial" w:cs="Arial"/>
+          <w:color w:val="0A0A0A"/>
+          <w:kern w:val="0"/>
+          <w:sz w:val="24"/>
+          <w:szCs w:val="24"/>
+          <w14:ligatures w14:val="none"/>
+        </w:rPr>
+      </w:pPr>
+      <w:r>
+        <w:rPr>
+          <w:rFonts w:ascii="宋体" w:eastAsia="宋体" w:hAnsi="宋体" w:cs="宋体"/>
+          <w:color w:val="0A0A0A"/>
+          <w:kern w:val="0"/>
+          <w:szCs w:val="21"/>
+          <w:bdr w:val="single" w:sz="4" w:space="2" w:color="F3F5F6" w:frame="1"/>
+          <w:shd w:val="clear" w:color="auto" w:fill="F3F5F6"/>
+          <w14:ligatures w14:val="none"/>
+        </w:rPr>
+        <w:t>1 &lt;&lt; n</w:t>
+      </w:r>
+      <w:r>
+        <w:rPr>
+          <w:rFonts w:ascii="Arial" w:eastAsia="宋体" w:hAnsi="Arial" w:cs="Arial"/>
+          <w:color w:val="0A0A0A"/>
+          <w:kern w:val="0"/>
+          <w:sz w:val="24"/>
+          <w:szCs w:val="24"/>
+          <w14:ligatures w14:val="none"/>
+        </w:rPr>
+        <w:t>：将二进制的</w:t>
+      </w:r>
+      <w:r>
+        <w:rPr>
+          <w:rFonts w:ascii="Arial" w:eastAsia="宋体" w:hAnsi="Arial" w:cs="Arial"/>
+          <w:color w:val="0A0A0A"/>
+          <w:kern w:val="0"/>
+          <w:sz w:val="24"/>
+          <w:szCs w:val="24"/>
+          <w14:ligatures w14:val="none"/>
+        </w:rPr>
+        <w:t> </w:t>
+      </w:r>
+      <w:r>
+        <w:rPr>
+          <w:rFonts w:ascii="宋体" w:eastAsia="宋体" w:hAnsi="宋体" w:cs="宋体"/>
+          <w:color w:val="0A0A0A"/>
+          <w:kern w:val="0"/>
+          <w:szCs w:val="21"/>
+          <w:bdr w:val="single" w:sz="4" w:space="2" w:color="F3F5F6" w:frame="1"/>
+          <w:shd w:val="clear" w:color="auto" w:fill="F3F5F6"/>
+          <w14:ligatures w14:val="none"/>
+        </w:rPr>
+        <w:t>1</w:t>
+      </w:r>
+      <w:r>
+        <w:rPr>
+          <w:rFonts w:ascii="Arial" w:eastAsia="宋体" w:hAnsi="Arial" w:cs="Arial"/>
+          <w:color w:val="0A0A0A"/>
+          <w:kern w:val="0"/>
+          <w:sz w:val="24"/>
+          <w:szCs w:val="24"/>
+          <w14:ligatures w14:val="none"/>
+        </w:rPr>
+        <w:t> </w:t>
+      </w:r>
+      <w:r>
+        <w:rPr>
+          <w:rFonts w:ascii="Arial" w:eastAsia="宋体" w:hAnsi="Arial" w:cs="Arial"/>
+          <w:color w:val="0A0A0A"/>
+          <w:kern w:val="0"/>
+          <w:sz w:val="24"/>
+          <w:szCs w:val="24"/>
+          <w14:ligatures w14:val="none"/>
+        </w:rPr>
+        <w:t>左移</w:t>
+      </w:r>
+      <w:r>
+        <w:rPr>
+          <w:rFonts w:ascii="Arial" w:eastAsia="宋体" w:hAnsi="Arial" w:cs="Arial"/>
+          <w:color w:val="0A0A0A"/>
+          <w:kern w:val="0"/>
+          <w:sz w:val="24"/>
+          <w:szCs w:val="24"/>
+          <w14:ligatures w14:val="none"/>
+        </w:rPr>
+        <w:t> </w:t>
+      </w:r>
+      <w:r>
+        <w:rPr>
+          <w:rFonts w:ascii="宋体" w:eastAsia="宋体" w:hAnsi="宋体" w:cs="宋体"/>
+          <w:color w:val="0A0A0A"/>
+          <w:kern w:val="0"/>
+          <w:szCs w:val="21"/>
+          <w:bdr w:val="single" w:sz="4" w:space="2" w:color="F3F5F6" w:frame="1"/>
+          <w:shd w:val="clear" w:color="auto" w:fill="F3F5F6"/>
+          <w14:ligatures w14:val="none"/>
+        </w:rPr>
+        <w:t>n</w:t>
+      </w:r>
+      <w:r>
+        <w:rPr>
+          <w:rFonts w:ascii="Arial" w:eastAsia="宋体" w:hAnsi="Arial" w:cs="Arial"/>
+          <w:color w:val="0A0A0A"/>
+          <w:kern w:val="0"/>
+          <w:sz w:val="24"/>
+          <w:szCs w:val="24"/>
+          <w14:ligatures w14:val="none"/>
+        </w:rPr>
+        <w:t> </w:t>
+      </w:r>
+      <w:r>
+        <w:rPr>
+          <w:rFonts w:ascii="Arial" w:eastAsia="宋体" w:hAnsi="Arial" w:cs="Arial"/>
+          <w:color w:val="0A0A0A"/>
+          <w:kern w:val="0"/>
+          <w:sz w:val="24"/>
+          <w:szCs w:val="24"/>
+          <w14:ligatures w14:val="none"/>
+        </w:rPr>
+        <w:t>位，相当于</w:t>
+      </w:r>
+      <w:r>
+        <w:rPr>
+          <w:rFonts w:ascii="Arial" w:eastAsia="宋体" w:hAnsi="Arial" w:cs="Arial"/>
+          <w:color w:val="0A0A0A"/>
+          <w:kern w:val="0"/>
+          <w:sz w:val="24"/>
+          <w:szCs w:val="24"/>
+          <w14:ligatures w14:val="none"/>
+        </w:rPr>
+        <w:t> </w:t>
+      </w:r>
+      <w:r>
+        <w:rPr>
+          <w:rFonts w:ascii="Arial" w:eastAsia="宋体" w:hAnsi="Arial" w:cs="Arial" w:hint="eastAsia"/>
+          <w:color w:val="0A0A0A"/>
+          <w:kern w:val="0"/>
+          <w:sz w:val="24"/>
+          <w:szCs w:val="24"/>
+          <w14:ligatures w14:val="none"/>
+        </w:rPr>
+        <w:t>1</w:t>
+      </w:r>
+      <w:r>
+        <w:rPr>
+          <w:rFonts w:ascii="Arial" w:eastAsia="宋体" w:hAnsi="Arial" w:cs="Arial" w:hint="eastAsia"/>
+          <w:color w:val="0A0A0A"/>
+          <w:kern w:val="0"/>
+          <w:sz w:val="24"/>
+          <w:szCs w:val="24"/>
+          <w14:ligatures w14:val="none"/>
+        </w:rPr>
+        <w:t>×</w:t>
+      </w:r>
+      <w:r>
+        <w:rPr>
+          <w:rFonts w:ascii="Arial" w:eastAsia="宋体" w:hAnsi="Arial" w:cs="Arial" w:hint="eastAsia"/>
+          <w:color w:val="0A0A0A"/>
+          <w:kern w:val="0"/>
+          <w:sz w:val="24"/>
+          <w:szCs w:val="24"/>
+          <w14:ligatures w14:val="none"/>
+        </w:rPr>
+        <w:t>2^n</w:t>
+      </w:r>
+      <w:r>
+        <w:rPr>
+          <w:rFonts w:ascii="Arial" w:eastAsia="宋体" w:hAnsi="Arial" w:cs="Arial"/>
+          <w:color w:val="0A0A0A"/>
+          <w:kern w:val="0"/>
+          <w:sz w:val="24"/>
+          <w:szCs w:val="24"/>
+          <w14:ligatures w14:val="none"/>
+        </w:rPr>
+        <w:t>。</w:t>
+      </w:r>
+    </w:p>
+    <w:p>
+      <w:pPr>
+        <w:widowControl/>
+        <w:numPr>
+          <w:ilvl w:val="1"/>
+          <w:numId w:val="24"/>
+        </w:numPr>
+        <w:shd w:val="clear" w:color="auto" w:fill="FFFFFF"/>
+        <w:spacing w:after="180" w:line="280" w:lineRule="exact"/>
+        <w:jc w:val="left"/>
+        <w:rPr>
+          <w:rFonts w:ascii="Arial" w:eastAsia="宋体" w:hAnsi="Arial" w:cs="Arial"/>
+          <w:color w:val="0A0A0A"/>
+          <w:kern w:val="0"/>
+          <w:sz w:val="24"/>
+          <w:szCs w:val="24"/>
+          <w14:ligatures w14:val="none"/>
+        </w:rPr>
+      </w:pPr>
+      <w:r>
+        <w:rPr>
+          <w:rFonts w:ascii="宋体" w:eastAsia="宋体" w:hAnsi="宋体" w:cs="宋体"/>
+          <w:color w:val="0A0A0A"/>
+          <w:kern w:val="0"/>
+          <w:szCs w:val="21"/>
+          <w:bdr w:val="single" w:sz="4" w:space="2" w:color="F3F5F6" w:frame="1"/>
+          <w:shd w:val="clear" w:color="auto" w:fill="F3F5F6"/>
+          <w14:ligatures w14:val="none"/>
+        </w:rPr>
+        <w:t>2**n</w:t>
+      </w:r>
+      <w:r>
+        <w:rPr>
+          <w:rFonts w:ascii="Arial" w:eastAsia="宋体" w:hAnsi="Arial" w:cs="Arial"/>
+          <w:color w:val="0A0A0A"/>
+          <w:kern w:val="0"/>
+          <w:sz w:val="24"/>
+          <w:szCs w:val="24"/>
+          <w14:ligatures w14:val="none"/>
+        </w:rPr>
+        <w:t>：标准的幂运算，计算</w:t>
+      </w:r>
+      <w:r>
+        <w:rPr>
+          <w:rFonts w:ascii="Arial" w:eastAsia="宋体" w:hAnsi="Arial" w:cs="Arial" w:hint="eastAsia"/>
+          <w:color w:val="0A0A0A"/>
+          <w:kern w:val="0"/>
+          <w:sz w:val="24"/>
+          <w:szCs w:val="24"/>
+          <w14:ligatures w14:val="none"/>
+        </w:rPr>
+        <w:t>2</w:t>
+      </w:r>
+      <w:r>
+        <w:rPr>
+          <w:rFonts w:ascii="Arial" w:eastAsia="宋体" w:hAnsi="Arial" w:cs="Arial"/>
+          <w:color w:val="0A0A0A"/>
+          <w:kern w:val="0"/>
+          <w:sz w:val="24"/>
+          <w:szCs w:val="24"/>
+          <w14:ligatures w14:val="none"/>
+        </w:rPr>
+        <w:t>的</w:t>
+      </w:r>
+      <w:r>
+        <w:rPr>
+          <w:rFonts w:ascii="Arial" w:eastAsia="宋体" w:hAnsi="Arial" w:cs="Arial" w:hint="eastAsia"/>
+          <w:color w:val="0A0A0A"/>
+          <w:kern w:val="0"/>
+          <w:sz w:val="24"/>
+          <w:szCs w:val="24"/>
+          <w14:ligatures w14:val="none"/>
+        </w:rPr>
+        <w:t>n</w:t>
+      </w:r>
+      <w:r>
+        <w:rPr>
+          <w:rFonts w:ascii="Arial" w:eastAsia="宋体" w:hAnsi="Arial" w:cs="Arial"/>
+          <w:color w:val="0A0A0A"/>
+          <w:kern w:val="0"/>
+          <w:sz w:val="24"/>
+          <w:szCs w:val="24"/>
+          <w14:ligatures w14:val="none"/>
+        </w:rPr>
+        <w:t>次方。</w:t>
+      </w:r>
+    </w:p>
+    <w:p>
+      <w:pPr>
+        <w:widowControl/>
+        <w:numPr>
+          <w:ilvl w:val="0"/>
+          <w:numId w:val="24"/>
+        </w:numPr>
+        <w:shd w:val="clear" w:color="auto" w:fill="FFFFFF"/>
+        <w:spacing w:after="180" w:line="280" w:lineRule="exact"/>
+        <w:jc w:val="left"/>
+        <w:rPr>
+          <w:rFonts w:ascii="Arial" w:eastAsia="宋体" w:hAnsi="Arial" w:cs="Arial"/>
+          <w:color w:val="0A0A0A"/>
+          <w:kern w:val="0"/>
+          <w:sz w:val="24"/>
+          <w:szCs w:val="24"/>
+          <w14:ligatures w14:val="none"/>
+        </w:rPr>
+      </w:pPr>
+      <w:r>
+        <w:rPr>
+          <w:rFonts w:ascii="Arial" w:eastAsia="宋体" w:hAnsi="Arial" w:cs="Arial"/>
           <w:b/>
           <w:bCs/>
-        </w:rPr>
-        <w:t>()可以用来浅拷贝整个数组</w:t>
-      </w:r>
-    </w:p>
-    <w:p>
-      <w:pPr>
-        <w:rPr>
-          <w:rFonts w:hint="eastAsia"/>
+          <w:color w:val="0A0A0A"/>
+          <w:kern w:val="0"/>
+          <w:sz w:val="24"/>
+          <w:szCs w:val="24"/>
+          <w14:ligatures w14:val="none"/>
+        </w:rPr>
+        <w:t>数值范围限制</w:t>
+      </w:r>
+      <w:r>
+        <w:rPr>
+          <w:rFonts w:ascii="Arial" w:eastAsia="宋体" w:hAnsi="Arial" w:cs="Arial"/>
+          <w:color w:val="0A0A0A"/>
+          <w:kern w:val="0"/>
+          <w:sz w:val="24"/>
+          <w:szCs w:val="24"/>
+          <w14:ligatures w14:val="none"/>
+        </w:rPr>
+        <w:t>：</w:t>
+      </w:r>
+    </w:p>
+    <w:p>
+      <w:pPr>
+        <w:widowControl/>
+        <w:numPr>
+          <w:ilvl w:val="1"/>
+          <w:numId w:val="24"/>
+        </w:numPr>
+        <w:shd w:val="clear" w:color="auto" w:fill="FFFFFF"/>
+        <w:spacing w:after="180" w:line="280" w:lineRule="exact"/>
+        <w:jc w:val="left"/>
+        <w:rPr>
+          <w:rFonts w:ascii="宋体" w:eastAsia="宋体" w:hAnsi="宋体" w:cs="宋体"/>
+          <w:kern w:val="0"/>
+          <w:sz w:val="28"/>
+          <w:szCs w:val="28"/>
+          <w14:ligatures w14:val="none"/>
+        </w:rPr>
+      </w:pPr>
+      <w:r>
+        <w:rPr>
+          <w:rFonts w:ascii="宋体" w:eastAsia="宋体" w:hAnsi="宋体" w:cs="宋体"/>
+          <w:color w:val="0A0A0A"/>
+          <w:kern w:val="0"/>
+          <w:szCs w:val="21"/>
+          <w:bdr w:val="single" w:sz="4" w:space="2" w:color="F3F5F6" w:frame="1"/>
+          <w:shd w:val="clear" w:color="auto" w:fill="F3F5F6"/>
+          <w14:ligatures w14:val="none"/>
+        </w:rPr>
+        <w:t>(1 &lt;&lt; n)</w:t>
+      </w:r>
+      <w:r>
+        <w:rPr>
+          <w:rFonts w:ascii="Arial" w:eastAsia="宋体" w:hAnsi="Arial" w:cs="Arial"/>
+          <w:color w:val="0A0A0A"/>
+          <w:kern w:val="0"/>
+          <w:sz w:val="24"/>
+          <w:szCs w:val="24"/>
+          <w14:ligatures w14:val="none"/>
+        </w:rPr>
+        <w:t>：受限于位操作的</w:t>
+      </w:r>
+      <w:r>
+        <w:rPr>
+          <w:rFonts w:ascii="Arial" w:eastAsia="宋体" w:hAnsi="Arial" w:cs="Arial"/>
+          <w:color w:val="0A0A0A"/>
+          <w:kern w:val="0"/>
+          <w:sz w:val="24"/>
+          <w:szCs w:val="24"/>
+          <w14:ligatures w14:val="none"/>
+        </w:rPr>
+        <w:t>32</w:t>
+      </w:r>
+      <w:r>
+        <w:rPr>
+          <w:rFonts w:ascii="Arial" w:eastAsia="宋体" w:hAnsi="Arial" w:cs="Arial"/>
+          <w:color w:val="0A0A0A"/>
+          <w:kern w:val="0"/>
+          <w:sz w:val="24"/>
+          <w:szCs w:val="24"/>
+          <w14:ligatures w14:val="none"/>
+        </w:rPr>
+        <w:t>位符号整数（</w:t>
+      </w:r>
+      <w:r>
+        <w:rPr>
+          <w:rFonts w:ascii="Arial" w:eastAsia="宋体" w:hAnsi="Arial" w:cs="Arial"/>
+          <w:color w:val="0A0A0A"/>
+          <w:kern w:val="0"/>
+          <w:sz w:val="24"/>
+          <w:szCs w:val="24"/>
+          <w14:ligatures w14:val="none"/>
+        </w:rPr>
+        <w:t>32-bit signed integers</w:t>
+      </w:r>
+      <w:r>
+        <w:rPr>
+          <w:rFonts w:ascii="Arial" w:eastAsia="宋体" w:hAnsi="Arial" w:cs="Arial"/>
+          <w:color w:val="0A0A0A"/>
+          <w:kern w:val="0"/>
+          <w:sz w:val="24"/>
+          <w:szCs w:val="24"/>
+          <w14:ligatures w14:val="none"/>
+        </w:rPr>
+        <w:t>）。当</w:t>
+      </w:r>
+      <w:r>
+        <w:rPr>
+          <w:rFonts w:ascii="Arial" w:eastAsia="宋体" w:hAnsi="Arial" w:cs="Arial" w:hint="eastAsia"/>
+          <w:color w:val="0A0A0A"/>
+          <w:kern w:val="0"/>
+          <w:sz w:val="24"/>
+          <w:szCs w:val="24"/>
+          <w14:ligatures w14:val="none"/>
+        </w:rPr>
+        <w:t>n&gt;=31</w:t>
+      </w:r>
+      <w:r>
+        <w:rPr>
+          <w:rFonts w:ascii="Arial" w:eastAsia="宋体" w:hAnsi="Arial" w:cs="Arial"/>
+          <w:color w:val="0A0A0A"/>
+          <w:kern w:val="0"/>
+          <w:sz w:val="24"/>
+          <w:szCs w:val="24"/>
+          <w14:ligatures w14:val="none"/>
+        </w:rPr>
+        <w:t>时，会溢出导致结果不正确（例如，</w:t>
+      </w:r>
+      <w:r>
+        <w:rPr>
+          <w:rFonts w:ascii="宋体" w:eastAsia="宋体" w:hAnsi="宋体" w:cs="宋体"/>
+          <w:color w:val="0A0A0A"/>
+          <w:kern w:val="0"/>
+          <w:szCs w:val="21"/>
+          <w:bdr w:val="single" w:sz="4" w:space="2" w:color="F3F5F6" w:frame="1"/>
+          <w:shd w:val="clear" w:color="auto" w:fill="F3F5F6"/>
+          <w14:ligatures w14:val="none"/>
+        </w:rPr>
+        <w:t>1 &lt;&lt; 31</w:t>
+      </w:r>
+      <w:r>
+        <w:rPr>
+          <w:rFonts w:ascii="Arial" w:eastAsia="宋体" w:hAnsi="Arial" w:cs="Arial"/>
+          <w:color w:val="0A0A0A"/>
+          <w:kern w:val="0"/>
+          <w:sz w:val="24"/>
+          <w:szCs w:val="24"/>
+          <w14:ligatures w14:val="none"/>
+        </w:rPr>
+        <w:t> </w:t>
+      </w:r>
+      <w:r>
+        <w:rPr>
+          <w:rFonts w:ascii="Arial" w:eastAsia="宋体" w:hAnsi="Arial" w:cs="Arial"/>
+          <w:color w:val="0A0A0A"/>
+          <w:kern w:val="0"/>
+          <w:sz w:val="24"/>
+          <w:szCs w:val="24"/>
+          <w14:ligatures w14:val="none"/>
+        </w:rPr>
+        <w:t>变为</w:t>
+      </w:r>
+      <w:r>
+        <w:rPr>
+          <w:rFonts w:ascii="Arial" w:eastAsia="宋体" w:hAnsi="Arial" w:cs="Arial"/>
+          <w:color w:val="0A0A0A"/>
+          <w:kern w:val="0"/>
+          <w:sz w:val="24"/>
+          <w:szCs w:val="24"/>
+          <w14:ligatures w14:val="none"/>
+        </w:rPr>
+        <w:t> </w:t>
+      </w:r>
+      <w:r>
+        <w:rPr>
+          <w:rFonts w:ascii="宋体" w:eastAsia="宋体" w:hAnsi="宋体" w:cs="宋体"/>
+          <w:color w:val="0A0A0A"/>
+          <w:kern w:val="0"/>
+          <w:szCs w:val="21"/>
+          <w:bdr w:val="single" w:sz="4" w:space="2" w:color="F3F5F6" w:frame="1"/>
+          <w:shd w:val="clear" w:color="auto" w:fill="F3F5F6"/>
+          <w14:ligatures w14:val="none"/>
+        </w:rPr>
+        <w:t>-2147483648</w:t>
+      </w:r>
+      <w:r>
+        <w:rPr>
+          <w:rFonts w:ascii="Arial" w:eastAsia="宋体" w:hAnsi="Arial" w:cs="Arial"/>
+          <w:color w:val="0A0A0A"/>
+          <w:kern w:val="0"/>
+          <w:sz w:val="24"/>
+          <w:szCs w:val="24"/>
+          <w14:ligatures w14:val="none"/>
+        </w:rPr>
+        <w:t>）。</w:t>
+      </w:r>
+    </w:p>
+    <w:p>
+      <w:pPr>
+        <w:widowControl/>
+        <w:numPr>
+          <w:ilvl w:val="1"/>
+          <w:numId w:val="24"/>
+        </w:numPr>
+        <w:shd w:val="clear" w:color="auto" w:fill="FFFFFF"/>
+        <w:spacing w:after="180" w:line="280" w:lineRule="exact"/>
+        <w:jc w:val="left"/>
+        <w:rPr>
+          <w:rFonts w:ascii="Arial" w:eastAsia="宋体" w:hAnsi="Arial" w:cs="Arial"/>
+          <w:color w:val="0A0A0A"/>
+          <w:kern w:val="0"/>
+          <w:sz w:val="24"/>
+          <w:szCs w:val="24"/>
+          <w14:ligatures w14:val="none"/>
+        </w:rPr>
+      </w:pPr>
+      <w:r>
+        <w:rPr>
+          <w:rFonts w:ascii="宋体" w:eastAsia="宋体" w:hAnsi="宋体" w:cs="宋体"/>
+          <w:color w:val="0A0A0A"/>
+          <w:kern w:val="0"/>
+          <w:szCs w:val="21"/>
+          <w:bdr w:val="single" w:sz="4" w:space="2" w:color="F3F5F6" w:frame="1"/>
+          <w:shd w:val="clear" w:color="auto" w:fill="F3F5F6"/>
+          <w14:ligatures w14:val="none"/>
+        </w:rPr>
+        <w:lastRenderedPageBreak/>
+        <w:t>2**n</w:t>
+      </w:r>
+      <w:r>
+        <w:rPr>
+          <w:rFonts w:ascii="Arial" w:eastAsia="宋体" w:hAnsi="Arial" w:cs="Arial"/>
+          <w:color w:val="0A0A0A"/>
+          <w:kern w:val="0"/>
+          <w:sz w:val="24"/>
+          <w:szCs w:val="24"/>
+          <w14:ligatures w14:val="none"/>
+        </w:rPr>
+        <w:t>：支持</w:t>
+      </w:r>
+      <w:r>
+        <w:rPr>
+          <w:rFonts w:ascii="Arial" w:eastAsia="宋体" w:hAnsi="Arial" w:cs="Arial"/>
+          <w:color w:val="0A0A0A"/>
+          <w:kern w:val="0"/>
+          <w:sz w:val="24"/>
+          <w:szCs w:val="24"/>
+          <w14:ligatures w14:val="none"/>
+        </w:rPr>
+        <w:t>64</w:t>
+      </w:r>
+      <w:r>
+        <w:rPr>
+          <w:rFonts w:ascii="Arial" w:eastAsia="宋体" w:hAnsi="Arial" w:cs="Arial"/>
+          <w:color w:val="0A0A0A"/>
+          <w:kern w:val="0"/>
+          <w:sz w:val="24"/>
+          <w:szCs w:val="24"/>
+          <w14:ligatures w14:val="none"/>
+        </w:rPr>
+        <w:t>位浮点数，可以处理更大的数值，不会在</w:t>
+      </w:r>
+      <w:r>
+        <w:rPr>
+          <w:rFonts w:ascii="Arial" w:eastAsia="宋体" w:hAnsi="Arial" w:cs="Arial" w:hint="eastAsia"/>
+          <w:color w:val="0A0A0A"/>
+          <w:kern w:val="0"/>
+          <w:sz w:val="24"/>
+          <w:szCs w:val="24"/>
+          <w14:ligatures w14:val="none"/>
+        </w:rPr>
+        <w:t>n=31</w:t>
+      </w:r>
+      <w:r>
+        <w:rPr>
+          <w:rFonts w:ascii="Arial" w:eastAsia="宋体" w:hAnsi="Arial" w:cs="Arial"/>
+          <w:color w:val="0A0A0A"/>
+          <w:kern w:val="0"/>
+          <w:sz w:val="24"/>
+          <w:szCs w:val="24"/>
+          <w14:ligatures w14:val="none"/>
+        </w:rPr>
+        <w:t>时溢出。</w:t>
+      </w:r>
+    </w:p>
+    <w:p>
+      <w:pPr>
+        <w:widowControl/>
+        <w:numPr>
+          <w:ilvl w:val="0"/>
+          <w:numId w:val="24"/>
+        </w:numPr>
+        <w:shd w:val="clear" w:color="auto" w:fill="FFFFFF"/>
+        <w:spacing w:after="180" w:line="280" w:lineRule="exact"/>
+        <w:jc w:val="left"/>
+        <w:rPr>
+          <w:rFonts w:ascii="Arial" w:eastAsia="宋体" w:hAnsi="Arial" w:cs="Arial"/>
+          <w:color w:val="0A0A0A"/>
+          <w:kern w:val="0"/>
+          <w:sz w:val="24"/>
+          <w:szCs w:val="24"/>
+          <w14:ligatures w14:val="none"/>
+        </w:rPr>
+      </w:pPr>
+      <w:r>
+        <w:rPr>
+          <w:rFonts w:ascii="Arial" w:eastAsia="宋体" w:hAnsi="Arial" w:cs="Arial"/>
           <w:b/>
           <w:bCs/>
-        </w:rPr>
-      </w:pPr>
-    </w:p>
-    <w:p>
-      <w:pPr>
-        <w:rPr>
-          <w:rFonts w:hint="eastAsia"/>
+          <w:color w:val="0A0A0A"/>
+          <w:kern w:val="0"/>
+          <w:sz w:val="24"/>
+          <w:szCs w:val="24"/>
+          <w14:ligatures w14:val="none"/>
+        </w:rPr>
+        <w:t>性能</w:t>
+      </w:r>
+      <w:r>
+        <w:rPr>
+          <w:rFonts w:ascii="Arial" w:eastAsia="宋体" w:hAnsi="Arial" w:cs="Arial"/>
+          <w:color w:val="0A0A0A"/>
+          <w:kern w:val="0"/>
+          <w:sz w:val="24"/>
+          <w:szCs w:val="24"/>
+          <w14:ligatures w14:val="none"/>
+        </w:rPr>
+        <w:t>：</w:t>
+      </w:r>
+    </w:p>
+    <w:p>
+      <w:pPr>
+        <w:widowControl/>
+        <w:numPr>
+          <w:ilvl w:val="1"/>
+          <w:numId w:val="24"/>
+        </w:numPr>
+        <w:shd w:val="clear" w:color="auto" w:fill="FFFFFF"/>
+        <w:spacing w:after="180" w:line="280" w:lineRule="exact"/>
+        <w:jc w:val="left"/>
+        <w:rPr>
+          <w:rFonts w:ascii="Arial" w:eastAsia="宋体" w:hAnsi="Arial" w:cs="Arial"/>
+          <w:color w:val="0A0A0A"/>
+          <w:kern w:val="0"/>
+          <w:sz w:val="24"/>
+          <w:szCs w:val="24"/>
+          <w14:ligatures w14:val="none"/>
+        </w:rPr>
+      </w:pPr>
+      <w:r>
+        <w:rPr>
+          <w:rFonts w:ascii="宋体" w:eastAsia="宋体" w:hAnsi="宋体" w:cs="宋体"/>
+          <w:color w:val="0A0A0A"/>
+          <w:kern w:val="0"/>
+          <w:szCs w:val="21"/>
+          <w:bdr w:val="single" w:sz="4" w:space="2" w:color="F3F5F6" w:frame="1"/>
+          <w:shd w:val="clear" w:color="auto" w:fill="F3F5F6"/>
+          <w14:ligatures w14:val="none"/>
+        </w:rPr>
+        <w:t>(1 &lt;&lt; n)</w:t>
+      </w:r>
+      <w:r>
+        <w:rPr>
+          <w:rFonts w:ascii="Arial" w:eastAsia="宋体" w:hAnsi="Arial" w:cs="Arial"/>
+          <w:color w:val="0A0A0A"/>
+          <w:kern w:val="0"/>
+          <w:sz w:val="24"/>
+          <w:szCs w:val="24"/>
+          <w14:ligatures w14:val="none"/>
+        </w:rPr>
+        <w:t>：速度非常快，因为它是</w:t>
+      </w:r>
+      <w:r>
+        <w:rPr>
+          <w:rFonts w:ascii="Arial" w:eastAsia="宋体" w:hAnsi="Arial" w:cs="Arial"/>
+          <w:color w:val="0A0A0A"/>
+          <w:kern w:val="0"/>
+          <w:sz w:val="24"/>
+          <w:szCs w:val="24"/>
+          <w14:ligatures w14:val="none"/>
+        </w:rPr>
+        <w:t xml:space="preserve"> CPU </w:t>
+      </w:r>
+      <w:r>
+        <w:rPr>
+          <w:rFonts w:ascii="Arial" w:eastAsia="宋体" w:hAnsi="Arial" w:cs="Arial"/>
+          <w:color w:val="0A0A0A"/>
+          <w:kern w:val="0"/>
+          <w:sz w:val="24"/>
+          <w:szCs w:val="24"/>
+          <w14:ligatures w14:val="none"/>
+        </w:rPr>
+        <w:t>原生支持的位运算。</w:t>
+      </w:r>
+    </w:p>
+    <w:p>
+      <w:pPr>
+        <w:widowControl/>
+        <w:numPr>
+          <w:ilvl w:val="1"/>
+          <w:numId w:val="24"/>
+        </w:numPr>
+        <w:shd w:val="clear" w:color="auto" w:fill="FFFFFF"/>
+        <w:spacing w:after="180" w:line="280" w:lineRule="exact"/>
+        <w:jc w:val="left"/>
+        <w:rPr>
+          <w:rFonts w:ascii="Arial" w:eastAsia="宋体" w:hAnsi="Arial" w:cs="Arial"/>
+          <w:color w:val="0A0A0A"/>
+          <w:kern w:val="0"/>
+          <w:sz w:val="24"/>
+          <w:szCs w:val="24"/>
+          <w14:ligatures w14:val="none"/>
+        </w:rPr>
+      </w:pPr>
+      <w:r>
+        <w:rPr>
+          <w:rFonts w:ascii="宋体" w:eastAsia="宋体" w:hAnsi="宋体" w:cs="宋体"/>
+          <w:color w:val="0A0A0A"/>
+          <w:kern w:val="0"/>
+          <w:szCs w:val="21"/>
+          <w:bdr w:val="single" w:sz="4" w:space="2" w:color="F3F5F6" w:frame="1"/>
+          <w:shd w:val="clear" w:color="auto" w:fill="F3F5F6"/>
+          <w14:ligatures w14:val="none"/>
+        </w:rPr>
+        <w:t>2**n</w:t>
+      </w:r>
+      <w:r>
+        <w:rPr>
+          <w:rFonts w:ascii="Arial" w:eastAsia="宋体" w:hAnsi="Arial" w:cs="Arial"/>
+          <w:color w:val="0A0A0A"/>
+          <w:kern w:val="0"/>
+          <w:sz w:val="24"/>
+          <w:szCs w:val="24"/>
+          <w14:ligatures w14:val="none"/>
+        </w:rPr>
+        <w:t>：速度相对较慢（但在现代引擎中差距很小），适合通用幂计算。</w:t>
+      </w:r>
+    </w:p>
+    <w:p>
+      <w:pPr>
+        <w:widowControl/>
+        <w:shd w:val="clear" w:color="auto" w:fill="FFFFFF"/>
+        <w:spacing w:line="280" w:lineRule="exact"/>
+        <w:jc w:val="left"/>
+        <w:rPr>
+          <w:rFonts w:ascii="Arial" w:eastAsia="宋体" w:hAnsi="Arial" w:cs="Arial"/>
+          <w:color w:val="0A0A0A"/>
+          <w:kern w:val="0"/>
+          <w:sz w:val="24"/>
+          <w:szCs w:val="24"/>
+          <w14:ligatures w14:val="none"/>
+        </w:rPr>
+      </w:pPr>
+      <w:r>
+        <w:rPr>
+          <w:rFonts w:ascii="Arial" w:eastAsia="宋体" w:hAnsi="Arial" w:cs="Arial"/>
           <w:b/>
           <w:bCs/>
-        </w:rPr>
-      </w:pPr>
-    </w:p>
-    <w:p>
-      <w:pPr>
-        <w:rPr>
-          <w:rFonts w:hint="eastAsia"/>
+          <w:color w:val="0A0A0A"/>
+          <w:kern w:val="0"/>
+          <w:sz w:val="24"/>
+          <w:szCs w:val="24"/>
+          <w14:ligatures w14:val="none"/>
+        </w:rPr>
+        <w:t>总结</w:t>
+      </w:r>
+      <w:r>
+        <w:rPr>
+          <w:rFonts w:ascii="Arial" w:eastAsia="宋体" w:hAnsi="Arial" w:cs="Arial"/>
+          <w:color w:val="0A0A0A"/>
+          <w:kern w:val="0"/>
+          <w:sz w:val="24"/>
+          <w:szCs w:val="24"/>
+          <w14:ligatures w14:val="none"/>
+        </w:rPr>
+        <w:t>：在</w:t>
+      </w:r>
+      <w:r>
+        <w:rPr>
+          <w:rFonts w:ascii="Arial" w:eastAsia="宋体" w:hAnsi="Arial" w:cs="Arial" w:hint="eastAsia"/>
+          <w:color w:val="0A0A0A"/>
+          <w:kern w:val="0"/>
+          <w:sz w:val="24"/>
+          <w:szCs w:val="24"/>
+          <w14:ligatures w14:val="none"/>
+        </w:rPr>
+        <w:t>n&lt;31</w:t>
+      </w:r>
+      <w:r>
+        <w:rPr>
+          <w:rFonts w:ascii="Arial" w:eastAsia="宋体" w:hAnsi="Arial" w:cs="Arial"/>
+          <w:color w:val="0A0A0A"/>
+          <w:kern w:val="0"/>
+          <w:sz w:val="24"/>
+          <w:szCs w:val="24"/>
+          <w14:ligatures w14:val="none"/>
+        </w:rPr>
+        <w:t>且需要高效整数计算时用</w:t>
+      </w:r>
+      <w:r>
+        <w:rPr>
+          <w:rFonts w:ascii="Arial" w:eastAsia="宋体" w:hAnsi="Arial" w:cs="Arial"/>
+          <w:color w:val="0A0A0A"/>
+          <w:kern w:val="0"/>
+          <w:sz w:val="24"/>
+          <w:szCs w:val="24"/>
+          <w14:ligatures w14:val="none"/>
+        </w:rPr>
+        <w:t> </w:t>
+      </w:r>
+      <w:r>
+        <w:rPr>
+          <w:rFonts w:ascii="宋体" w:eastAsia="宋体" w:hAnsi="宋体" w:cs="宋体"/>
+          <w:color w:val="0A0A0A"/>
+          <w:kern w:val="0"/>
+          <w:szCs w:val="21"/>
+          <w:bdr w:val="single" w:sz="4" w:space="2" w:color="F3F5F6" w:frame="1"/>
+          <w:shd w:val="clear" w:color="auto" w:fill="F3F5F6"/>
+          <w14:ligatures w14:val="none"/>
+        </w:rPr>
+        <w:t>(1 &lt;&lt; n)</w:t>
+      </w:r>
+      <w:r>
+        <w:rPr>
+          <w:rFonts w:ascii="Arial" w:eastAsia="宋体" w:hAnsi="Arial" w:cs="Arial"/>
+          <w:color w:val="0A0A0A"/>
+          <w:kern w:val="0"/>
+          <w:sz w:val="24"/>
+          <w:szCs w:val="24"/>
+          <w14:ligatures w14:val="none"/>
+        </w:rPr>
+        <w:t>，在或需要精确的指数计算时用</w:t>
+      </w:r>
+      <w:r>
+        <w:rPr>
+          <w:rFonts w:ascii="Arial" w:eastAsia="宋体" w:hAnsi="Arial" w:cs="Arial"/>
+          <w:color w:val="0A0A0A"/>
+          <w:kern w:val="0"/>
+          <w:sz w:val="24"/>
+          <w:szCs w:val="24"/>
+          <w14:ligatures w14:val="none"/>
+        </w:rPr>
+        <w:t> </w:t>
+      </w:r>
+      <w:r>
+        <w:rPr>
+          <w:rFonts w:ascii="宋体" w:eastAsia="宋体" w:hAnsi="宋体" w:cs="宋体"/>
+          <w:color w:val="0A0A0A"/>
+          <w:kern w:val="0"/>
+          <w:szCs w:val="21"/>
+          <w:bdr w:val="single" w:sz="4" w:space="2" w:color="F3F5F6" w:frame="1"/>
+          <w:shd w:val="clear" w:color="auto" w:fill="F3F5F6"/>
+          <w14:ligatures w14:val="none"/>
+        </w:rPr>
+        <w:t>2**n</w:t>
+      </w:r>
+    </w:p>
+    <w:p>
+      <w:pPr>
+        <w:rPr>
           <w:b/>
           <w:bCs/>
         </w:rPr>
@@ -15292,11 +14296,395 @@
     <w:p>
       <w:pPr>
         <w:rPr>
-          <w:rFonts w:hint="eastAsia"/>
           <w:b/>
           <w:bCs/>
         </w:rPr>
       </w:pPr>
+    </w:p>
+    <w:p>
+      <w:pPr>
+        <w:rPr>
+          <w:b/>
+          <w:bCs/>
+        </w:rPr>
+      </w:pPr>
+      <w:r>
+        <w:rPr>
+          <w:b/>
+          <w:bCs/>
+        </w:rPr>
+        <w:t>&amp;（按位与，Bitwise AND）</w:t>
+      </w:r>
+    </w:p>
+    <w:p>
+      <w:pPr>
+        <w:rPr>
+          <w:b/>
+          <w:bCs/>
+        </w:rPr>
+      </w:pPr>
+      <w:r>
+        <w:rPr>
+          <w:b/>
+          <w:bCs/>
+        </w:rPr>
+        <w:t>对两个数的二进制位进行“与”操作。只有当两个位都为 1 时，结果位才为 1</w:t>
+      </w:r>
+    </w:p>
+    <w:p>
+      <w:pPr>
+        <w:rPr>
+          <w:b/>
+          <w:bCs/>
+        </w:rPr>
+      </w:pPr>
+    </w:p>
+    <w:p>
+      <w:pPr>
+        <w:numPr>
+          <w:ilvl w:val="0"/>
+          <w:numId w:val="25"/>
+        </w:numPr>
+        <w:rPr>
+          <w:b/>
+          <w:bCs/>
+        </w:rPr>
+      </w:pPr>
+      <w:r>
+        <w:rPr>
+          <w:b/>
+          <w:bCs/>
+        </w:rPr>
+        <w:t>将操作数转换为 32 位有符号整数。</w:t>
+      </w:r>
+    </w:p>
+    <w:p>
+      <w:pPr>
+        <w:numPr>
+          <w:ilvl w:val="0"/>
+          <w:numId w:val="25"/>
+        </w:numPr>
+        <w:rPr>
+          <w:b/>
+          <w:bCs/>
+        </w:rPr>
+      </w:pPr>
+      <w:r>
+        <w:rPr>
+          <w:b/>
+          <w:bCs/>
+        </w:rPr>
+        <w:t>对每一位执行 AND 操作。</w:t>
+      </w:r>
+    </w:p>
+    <w:p>
+      <w:pPr>
+        <w:numPr>
+          <w:ilvl w:val="0"/>
+          <w:numId w:val="25"/>
+        </w:numPr>
+        <w:rPr>
+          <w:b/>
+          <w:bCs/>
+        </w:rPr>
+      </w:pPr>
+      <w:r>
+        <w:rPr>
+          <w:b/>
+          <w:bCs/>
+        </w:rPr>
+        <w:t>返回结果。</w:t>
+      </w:r>
+    </w:p>
+    <w:tbl>
+      <w:tblPr>
+        <w:tblStyle w:val="af"/>
+        <w:tblW w:w="0" w:type="auto"/>
+        <w:tblLook w:val="04A0" w:firstRow="1" w:lastRow="0" w:firstColumn="1" w:lastColumn="0" w:noHBand="0" w:noVBand="1"/>
+      </w:tblPr>
+      <w:tblGrid>
+        <w:gridCol w:w="8296"/>
+      </w:tblGrid>
+      <w:tr>
+        <w:tc>
+          <w:tcPr>
+            <w:tcW w:w="8296" w:type="dxa"/>
+          </w:tcPr>
+          <w:p>
+            <w:pPr>
+              <w:rPr>
+                <w:rFonts w:hint="eastAsia"/>
+              </w:rPr>
+            </w:pPr>
+            <w:r>
+              <w:rPr>
+                <w:rFonts w:hint="eastAsia"/>
+              </w:rPr>
+              <w:t>// 例子：5 &amp; 3</w:t>
+            </w:r>
+          </w:p>
+          <w:p>
+            <w:pPr>
+              <w:rPr>
+                <w:rFonts w:hint="eastAsia"/>
+              </w:rPr>
+            </w:pPr>
+            <w:r>
+              <w:rPr>
+                <w:rFonts w:hint="eastAsia"/>
+              </w:rPr>
+              <w:t>// 5 的二进制：101</w:t>
+            </w:r>
+          </w:p>
+          <w:p>
+            <w:pPr>
+              <w:rPr>
+                <w:rFonts w:hint="eastAsia"/>
+              </w:rPr>
+            </w:pPr>
+            <w:r>
+              <w:rPr>
+                <w:rFonts w:hint="eastAsia"/>
+              </w:rPr>
+              <w:t>// 3 的二进制：011</w:t>
+            </w:r>
+          </w:p>
+          <w:p>
+            <w:pPr>
+              <w:rPr>
+                <w:rFonts w:hint="eastAsia"/>
+              </w:rPr>
+            </w:pPr>
+            <w:r>
+              <w:rPr>
+                <w:rFonts w:hint="eastAsia"/>
+              </w:rPr>
+              <w:t>// 与操作：     001 → 即 1</w:t>
+            </w:r>
+          </w:p>
+          <w:p>
+            <w:pPr>
+              <w:rPr>
+                <w:rFonts w:hint="eastAsia"/>
+              </w:rPr>
+            </w:pPr>
+            <w:r>
+              <w:rPr>
+                <w:rFonts w:hint="eastAsia"/>
+              </w:rPr>
+              <w:t>console.log(5 &amp; 3);     // 1</w:t>
+            </w:r>
+          </w:p>
+          <w:p>
+            <w:pPr>
+              <w:rPr>
+                <w:rFonts w:hint="eastAsia"/>
+              </w:rPr>
+            </w:pPr>
+          </w:p>
+          <w:p>
+            <w:pPr>
+              <w:rPr>
+                <w:rFonts w:hint="eastAsia"/>
+              </w:rPr>
+            </w:pPr>
+            <w:r>
+              <w:rPr>
+                <w:rFonts w:hint="eastAsia"/>
+              </w:rPr>
+              <w:t>console.log(6 &amp; 2);     // 2</w:t>
+            </w:r>
+          </w:p>
+          <w:p>
+            <w:pPr>
+              <w:rPr>
+                <w:rFonts w:hint="eastAsia"/>
+                <w:b/>
+                <w:bCs/>
+              </w:rPr>
+            </w:pPr>
+            <w:r>
+              <w:rPr>
+                <w:rFonts w:hint="eastAsia"/>
+              </w:rPr>
+              <w:t>// 6: 110, 2: 010 → 010 = 2</w:t>
+            </w:r>
+          </w:p>
+        </w:tc>
+      </w:tr>
+    </w:tbl>
+    <w:p>
+      <w:pPr>
+        <w:rPr>
+          <w:b/>
+          <w:bCs/>
+        </w:rPr>
+      </w:pPr>
+    </w:p>
+    <w:p>
+      <w:pPr>
+        <w:rPr>
+          <w:b/>
+          <w:bCs/>
+        </w:rPr>
+      </w:pPr>
+    </w:p>
+    <w:p>
+      <w:pPr>
+        <w:rPr>
+          <w:b/>
+          <w:bCs/>
+        </w:rPr>
+      </w:pPr>
+      <w:r>
+        <w:rPr>
+          <w:rFonts w:hint="eastAsia"/>
+          <w:b/>
+          <w:bCs/>
+        </w:rPr>
+        <w:t>用</w:t>
+      </w:r>
+      <w:r>
+        <w:rPr>
+          <w:b/>
+          <w:bCs/>
+        </w:rPr>
+        <w:t>res.push([...path])</w:t>
+      </w:r>
+      <w:r>
+        <w:rPr>
+          <w:rFonts w:hint="eastAsia"/>
+          <w:b/>
+          <w:bCs/>
+        </w:rPr>
+        <w:t>而不是</w:t>
+      </w:r>
+      <w:r>
+        <w:rPr>
+          <w:b/>
+          <w:bCs/>
+        </w:rPr>
+        <w:t>res.push(path)</w:t>
+      </w:r>
+    </w:p>
+    <w:p>
+      <w:pPr>
+        <w:rPr>
+          <w:b/>
+          <w:bCs/>
+        </w:rPr>
+      </w:pPr>
+      <w:r>
+        <w:rPr>
+          <w:rFonts w:hint="eastAsia"/>
+          <w:b/>
+          <w:bCs/>
+        </w:rPr>
+        <w:t>使用路径副本</w:t>
+      </w:r>
+    </w:p>
+    <w:p>
+      <w:pPr>
+        <w:rPr>
+          <w:b/>
+          <w:bCs/>
+        </w:rPr>
+      </w:pPr>
+    </w:p>
+    <w:p>
+      <w:pPr>
+        <w:rPr>
+          <w:b/>
+          <w:bCs/>
+        </w:rPr>
+      </w:pPr>
+    </w:p>
+    <w:p>
+      <w:pPr>
+        <w:rPr>
+          <w:rFonts w:hint="eastAsia"/>
+          <w:b/>
+          <w:bCs/>
+        </w:rPr>
+      </w:pPr>
+    </w:p>
+    <w:p>
+      <w:pPr>
+        <w:rPr>
+          <w:rFonts w:hint="eastAsia"/>
+          <w:b/>
+          <w:bCs/>
+        </w:rPr>
+      </w:pPr>
+      <w:r>
+        <w:rPr>
+          <w:b/>
+          <w:bCs/>
+        </w:rPr>
+        <w:t>flat() 会自动移除数组中的空槽</w:t>
+      </w:r>
+      <w:r>
+        <w:rPr>
+          <w:rFonts w:hint="eastAsia"/>
+          <w:b/>
+          <w:bCs/>
+        </w:rPr>
+        <w:t>，</w:t>
+      </w:r>
+      <w:r>
+        <w:rPr>
+          <w:b/>
+          <w:bCs/>
+        </w:rPr>
+        <w:t>接受一个可选的深度参数 depth（默认值为1）</w:t>
+      </w:r>
+      <w:r>
+        <w:rPr>
+          <w:rFonts w:hint="eastAsia"/>
+          <w:b/>
+          <w:bCs/>
+        </w:rPr>
+        <w:t>，</w:t>
+      </w:r>
+      <w:r>
+        <w:rPr>
+          <w:b/>
+          <w:bCs/>
+        </w:rPr>
+        <w:t>使用 Infinity 可展开任意深度的嵌套数组</w:t>
+      </w:r>
+    </w:p>
+    <w:p>
+      <w:pPr>
+        <w:rPr>
+          <w:b/>
+          <w:bCs/>
+        </w:rPr>
+      </w:pPr>
+    </w:p>
+    <w:p>
+      <w:pPr>
+        <w:rPr>
+          <w:b/>
+          <w:bCs/>
+        </w:rPr>
+      </w:pPr>
+    </w:p>
+    <w:p>
+      <w:pPr>
+        <w:rPr>
+          <w:rFonts w:hint="eastAsia"/>
+          <w:b/>
+          <w:bCs/>
+        </w:rPr>
+      </w:pPr>
+      <w:r>
+        <w:rPr>
+          <w:b/>
+          <w:bCs/>
+        </w:rPr>
+        <w:t>JavaScript 的 slice() 方法用于从数组或字符串中提取指定范围的元素，并返回一个新的数组或字符串，不会改变原数据。其语法为 data.slice(start, end)</w:t>
+      </w:r>
     </w:p>
     <w:sectPr>
       <w:pgSz w:w="11906" w:h="16838"/>
@@ -15933,6 +15321,119 @@
     </w:lvl>
   </w:abstractNum>
   <w:abstractNum w:abstractNumId="4" w15:restartNumberingAfterBreak="0">
+    <w:nsid w:val="1C911CC1"/>
+    <w:multiLevelType w:val="multilevel"/>
+    <w:tmpl w:val="BECC2188"/>
+    <w:lvl w:ilvl="0">
+      <w:start w:val="1"/>
+      <w:numFmt w:val="decimal"/>
+      <w:lvlText w:val="%1."/>
+      <w:lvlJc w:val="left"/>
+      <w:pPr>
+        <w:tabs>
+          <w:tab w:val="num" w:pos="720"/>
+        </w:tabs>
+        <w:ind w:left="720" w:hanging="360"/>
+      </w:pPr>
+    </w:lvl>
+    <w:lvl w:ilvl="1" w:tentative="1">
+      <w:start w:val="1"/>
+      <w:numFmt w:val="decimal"/>
+      <w:lvlText w:val="%2."/>
+      <w:lvlJc w:val="left"/>
+      <w:pPr>
+        <w:tabs>
+          <w:tab w:val="num" w:pos="1440"/>
+        </w:tabs>
+        <w:ind w:left="1440" w:hanging="360"/>
+      </w:pPr>
+    </w:lvl>
+    <w:lvl w:ilvl="2" w:tentative="1">
+      <w:start w:val="1"/>
+      <w:numFmt w:val="decimal"/>
+      <w:lvlText w:val="%3."/>
+      <w:lvlJc w:val="left"/>
+      <w:pPr>
+        <w:tabs>
+          <w:tab w:val="num" w:pos="2160"/>
+        </w:tabs>
+        <w:ind w:left="2160" w:hanging="360"/>
+      </w:pPr>
+    </w:lvl>
+    <w:lvl w:ilvl="3" w:tentative="1">
+      <w:start w:val="1"/>
+      <w:numFmt w:val="decimal"/>
+      <w:lvlText w:val="%4."/>
+      <w:lvlJc w:val="left"/>
+      <w:pPr>
+        <w:tabs>
+          <w:tab w:val="num" w:pos="2880"/>
+        </w:tabs>
+        <w:ind w:left="2880" w:hanging="360"/>
+      </w:pPr>
+    </w:lvl>
+    <w:lvl w:ilvl="4" w:tentative="1">
+      <w:start w:val="1"/>
+      <w:numFmt w:val="decimal"/>
+      <w:lvlText w:val="%5."/>
+      <w:lvlJc w:val="left"/>
+      <w:pPr>
+        <w:tabs>
+          <w:tab w:val="num" w:pos="3600"/>
+        </w:tabs>
+        <w:ind w:left="3600" w:hanging="360"/>
+      </w:pPr>
+    </w:lvl>
+    <w:lvl w:ilvl="5" w:tentative="1">
+      <w:start w:val="1"/>
+      <w:numFmt w:val="decimal"/>
+      <w:lvlText w:val="%6."/>
+      <w:lvlJc w:val="left"/>
+      <w:pPr>
+        <w:tabs>
+          <w:tab w:val="num" w:pos="4320"/>
+        </w:tabs>
+        <w:ind w:left="4320" w:hanging="360"/>
+      </w:pPr>
+    </w:lvl>
+    <w:lvl w:ilvl="6" w:tentative="1">
+      <w:start w:val="1"/>
+      <w:numFmt w:val="decimal"/>
+      <w:lvlText w:val="%7."/>
+      <w:lvlJc w:val="left"/>
+      <w:pPr>
+        <w:tabs>
+          <w:tab w:val="num" w:pos="5040"/>
+        </w:tabs>
+        <w:ind w:left="5040" w:hanging="360"/>
+      </w:pPr>
+    </w:lvl>
+    <w:lvl w:ilvl="7" w:tentative="1">
+      <w:start w:val="1"/>
+      <w:numFmt w:val="decimal"/>
+      <w:lvlText w:val="%8."/>
+      <w:lvlJc w:val="left"/>
+      <w:pPr>
+        <w:tabs>
+          <w:tab w:val="num" w:pos="5760"/>
+        </w:tabs>
+        <w:ind w:left="5760" w:hanging="360"/>
+      </w:pPr>
+    </w:lvl>
+    <w:lvl w:ilvl="8" w:tentative="1">
+      <w:start w:val="1"/>
+      <w:numFmt w:val="decimal"/>
+      <w:lvlText w:val="%9."/>
+      <w:lvlJc w:val="left"/>
+      <w:pPr>
+        <w:tabs>
+          <w:tab w:val="num" w:pos="6480"/>
+        </w:tabs>
+        <w:ind w:left="6480" w:hanging="360"/>
+      </w:pPr>
+    </w:lvl>
+  </w:abstractNum>
+  <w:abstractNum w:abstractNumId="5" w15:restartNumberingAfterBreak="0">
     <w:nsid w:val="39C046AF"/>
     <w:multiLevelType w:val="multilevel"/>
     <w:tmpl w:val="BB4002C0"/>
@@ -16081,7 +15582,7 @@
       </w:rPr>
     </w:lvl>
   </w:abstractNum>
-  <w:abstractNum w:abstractNumId="5" w15:restartNumberingAfterBreak="0">
+  <w:abstractNum w:abstractNumId="6" w15:restartNumberingAfterBreak="0">
     <w:nsid w:val="400844FD"/>
     <w:multiLevelType w:val="hybridMultilevel"/>
     <w:tmpl w:val="A2EA7BA8"/>
@@ -16170,7 +15671,7 @@
       </w:pPr>
     </w:lvl>
   </w:abstractNum>
-  <w:abstractNum w:abstractNumId="6" w15:restartNumberingAfterBreak="0">
+  <w:abstractNum w:abstractNumId="7" w15:restartNumberingAfterBreak="0">
     <w:nsid w:val="47A12E90"/>
     <w:multiLevelType w:val="multilevel"/>
     <w:tmpl w:val="EF94A8D8"/>
@@ -16319,7 +15820,156 @@
       </w:rPr>
     </w:lvl>
   </w:abstractNum>
-  <w:abstractNum w:abstractNumId="7" w15:restartNumberingAfterBreak="0">
+  <w:abstractNum w:abstractNumId="8" w15:restartNumberingAfterBreak="0">
+    <w:nsid w:val="4B914270"/>
+    <w:multiLevelType w:val="multilevel"/>
+    <w:tmpl w:val="27461570"/>
+    <w:lvl w:ilvl="0">
+      <w:start w:val="1"/>
+      <w:numFmt w:val="bullet"/>
+      <w:lvlText w:val=""/>
+      <w:lvlJc w:val="left"/>
+      <w:pPr>
+        <w:tabs>
+          <w:tab w:val="num" w:pos="720"/>
+        </w:tabs>
+        <w:ind w:left="720" w:hanging="360"/>
+      </w:pPr>
+      <w:rPr>
+        <w:rFonts w:ascii="Symbol" w:hAnsi="Symbol" w:hint="default"/>
+        <w:sz w:val="20"/>
+      </w:rPr>
+    </w:lvl>
+    <w:lvl w:ilvl="1">
+      <w:start w:val="1"/>
+      <w:numFmt w:val="bullet"/>
+      <w:lvlText w:val="o"/>
+      <w:lvlJc w:val="left"/>
+      <w:pPr>
+        <w:tabs>
+          <w:tab w:val="num" w:pos="1440"/>
+        </w:tabs>
+        <w:ind w:left="1440" w:hanging="360"/>
+      </w:pPr>
+      <w:rPr>
+        <w:rFonts w:ascii="Courier New" w:hAnsi="Courier New" w:hint="default"/>
+        <w:sz w:val="20"/>
+      </w:rPr>
+    </w:lvl>
+    <w:lvl w:ilvl="2" w:tentative="1">
+      <w:start w:val="1"/>
+      <w:numFmt w:val="bullet"/>
+      <w:lvlText w:val=""/>
+      <w:lvlJc w:val="left"/>
+      <w:pPr>
+        <w:tabs>
+          <w:tab w:val="num" w:pos="2160"/>
+        </w:tabs>
+        <w:ind w:left="2160" w:hanging="360"/>
+      </w:pPr>
+      <w:rPr>
+        <w:rFonts w:ascii="Wingdings" w:hAnsi="Wingdings" w:hint="default"/>
+        <w:sz w:val="20"/>
+      </w:rPr>
+    </w:lvl>
+    <w:lvl w:ilvl="3" w:tentative="1">
+      <w:start w:val="1"/>
+      <w:numFmt w:val="bullet"/>
+      <w:lvlText w:val=""/>
+      <w:lvlJc w:val="left"/>
+      <w:pPr>
+        <w:tabs>
+          <w:tab w:val="num" w:pos="2880"/>
+        </w:tabs>
+        <w:ind w:left="2880" w:hanging="360"/>
+      </w:pPr>
+      <w:rPr>
+        <w:rFonts w:ascii="Wingdings" w:hAnsi="Wingdings" w:hint="default"/>
+        <w:sz w:val="20"/>
+      </w:rPr>
+    </w:lvl>
+    <w:lvl w:ilvl="4" w:tentative="1">
+      <w:start w:val="1"/>
+      <w:numFmt w:val="bullet"/>
+      <w:lvlText w:val=""/>
+      <w:lvlJc w:val="left"/>
+      <w:pPr>
+        <w:tabs>
+          <w:tab w:val="num" w:pos="3600"/>
+        </w:tabs>
+        <w:ind w:left="3600" w:hanging="360"/>
+      </w:pPr>
+      <w:rPr>
+        <w:rFonts w:ascii="Wingdings" w:hAnsi="Wingdings" w:hint="default"/>
+        <w:sz w:val="20"/>
+      </w:rPr>
+    </w:lvl>
+    <w:lvl w:ilvl="5" w:tentative="1">
+      <w:start w:val="1"/>
+      <w:numFmt w:val="bullet"/>
+      <w:lvlText w:val=""/>
+      <w:lvlJc w:val="left"/>
+      <w:pPr>
+        <w:tabs>
+          <w:tab w:val="num" w:pos="4320"/>
+        </w:tabs>
+        <w:ind w:left="4320" w:hanging="360"/>
+      </w:pPr>
+      <w:rPr>
+        <w:rFonts w:ascii="Wingdings" w:hAnsi="Wingdings" w:hint="default"/>
+        <w:sz w:val="20"/>
+      </w:rPr>
+    </w:lvl>
+    <w:lvl w:ilvl="6" w:tentative="1">
+      <w:start w:val="1"/>
+      <w:numFmt w:val="bullet"/>
+      <w:lvlText w:val=""/>
+      <w:lvlJc w:val="left"/>
+      <w:pPr>
+        <w:tabs>
+          <w:tab w:val="num" w:pos="5040"/>
+        </w:tabs>
+        <w:ind w:left="5040" w:hanging="360"/>
+      </w:pPr>
+      <w:rPr>
+        <w:rFonts w:ascii="Wingdings" w:hAnsi="Wingdings" w:hint="default"/>
+        <w:sz w:val="20"/>
+      </w:rPr>
+    </w:lvl>
+    <w:lvl w:ilvl="7" w:tentative="1">
+      <w:start w:val="1"/>
+      <w:numFmt w:val="bullet"/>
+      <w:lvlText w:val=""/>
+      <w:lvlJc w:val="left"/>
+      <w:pPr>
+        <w:tabs>
+          <w:tab w:val="num" w:pos="5760"/>
+        </w:tabs>
+        <w:ind w:left="5760" w:hanging="360"/>
+      </w:pPr>
+      <w:rPr>
+        <w:rFonts w:ascii="Wingdings" w:hAnsi="Wingdings" w:hint="default"/>
+        <w:sz w:val="20"/>
+      </w:rPr>
+    </w:lvl>
+    <w:lvl w:ilvl="8" w:tentative="1">
+      <w:start w:val="1"/>
+      <w:numFmt w:val="bullet"/>
+      <w:lvlText w:val=""/>
+      <w:lvlJc w:val="left"/>
+      <w:pPr>
+        <w:tabs>
+          <w:tab w:val="num" w:pos="6480"/>
+        </w:tabs>
+        <w:ind w:left="6480" w:hanging="360"/>
+      </w:pPr>
+      <w:rPr>
+        <w:rFonts w:ascii="Wingdings" w:hAnsi="Wingdings" w:hint="default"/>
+        <w:sz w:val="20"/>
+      </w:rPr>
+    </w:lvl>
+  </w:abstractNum>
+  <w:abstractNum w:abstractNumId="9" w15:restartNumberingAfterBreak="0">
     <w:nsid w:val="527A52C0"/>
     <w:multiLevelType w:val="multilevel"/>
     <w:tmpl w:val="C8BA2526"/>
@@ -16468,7 +16118,7 @@
       </w:rPr>
     </w:lvl>
   </w:abstractNum>
-  <w:abstractNum w:abstractNumId="8" w15:restartNumberingAfterBreak="0">
+  <w:abstractNum w:abstractNumId="10" w15:restartNumberingAfterBreak="0">
     <w:nsid w:val="58271E6E"/>
     <w:multiLevelType w:val="multilevel"/>
     <w:tmpl w:val="484E4C0E"/>
@@ -16617,7 +16267,7 @@
       </w:rPr>
     </w:lvl>
   </w:abstractNum>
-  <w:abstractNum w:abstractNumId="9" w15:restartNumberingAfterBreak="0">
+  <w:abstractNum w:abstractNumId="11" w15:restartNumberingAfterBreak="0">
     <w:nsid w:val="63433C75"/>
     <w:multiLevelType w:val="multilevel"/>
     <w:tmpl w:val="302EDEB2"/>
@@ -16766,7 +16416,7 @@
       </w:rPr>
     </w:lvl>
   </w:abstractNum>
-  <w:abstractNum w:abstractNumId="10" w15:restartNumberingAfterBreak="0">
+  <w:abstractNum w:abstractNumId="12" w15:restartNumberingAfterBreak="0">
     <w:nsid w:val="636F7383"/>
     <w:multiLevelType w:val="multilevel"/>
     <w:tmpl w:val="88DCC106"/>
@@ -16879,7 +16529,7 @@
       </w:pPr>
     </w:lvl>
   </w:abstractNum>
-  <w:abstractNum w:abstractNumId="11" w15:restartNumberingAfterBreak="0">
+  <w:abstractNum w:abstractNumId="13" w15:restartNumberingAfterBreak="0">
     <w:nsid w:val="66B87742"/>
     <w:multiLevelType w:val="multilevel"/>
     <w:tmpl w:val="BD04B3AC"/>
@@ -17028,7 +16678,7 @@
       </w:rPr>
     </w:lvl>
   </w:abstractNum>
-  <w:abstractNum w:abstractNumId="12" w15:restartNumberingAfterBreak="0">
+  <w:abstractNum w:abstractNumId="14" w15:restartNumberingAfterBreak="0">
     <w:nsid w:val="6F1A0D8B"/>
     <w:multiLevelType w:val="multilevel"/>
     <w:tmpl w:val="5A607A12"/>
@@ -17177,7 +16827,7 @@
       </w:rPr>
     </w:lvl>
   </w:abstractNum>
-  <w:abstractNum w:abstractNumId="13" w15:restartNumberingAfterBreak="0">
+  <w:abstractNum w:abstractNumId="15" w15:restartNumberingAfterBreak="0">
     <w:nsid w:val="7242287A"/>
     <w:multiLevelType w:val="multilevel"/>
     <w:tmpl w:val="18FE1D88"/>
@@ -17326,7 +16976,7 @@
       </w:rPr>
     </w:lvl>
   </w:abstractNum>
-  <w:abstractNum w:abstractNumId="14" w15:restartNumberingAfterBreak="0">
+  <w:abstractNum w:abstractNumId="16" w15:restartNumberingAfterBreak="0">
     <w:nsid w:val="759A65C4"/>
     <w:multiLevelType w:val="multilevel"/>
     <w:tmpl w:val="C9DC7B56"/>
@@ -17475,7 +17125,7 @@
       </w:rPr>
     </w:lvl>
   </w:abstractNum>
-  <w:abstractNum w:abstractNumId="15" w15:restartNumberingAfterBreak="0">
+  <w:abstractNum w:abstractNumId="17" w15:restartNumberingAfterBreak="0">
     <w:nsid w:val="7A7476C4"/>
     <w:multiLevelType w:val="hybridMultilevel"/>
     <w:tmpl w:val="23083F84"/>
@@ -17564,7 +17214,7 @@
       </w:pPr>
     </w:lvl>
   </w:abstractNum>
-  <w:abstractNum w:abstractNumId="16" w15:restartNumberingAfterBreak="0">
+  <w:abstractNum w:abstractNumId="18" w15:restartNumberingAfterBreak="0">
     <w:nsid w:val="7BF40BBC"/>
     <w:multiLevelType w:val="multilevel"/>
     <w:tmpl w:val="B1800AE6"/>
@@ -17713,7 +17363,7 @@
       </w:rPr>
     </w:lvl>
   </w:abstractNum>
-  <w:abstractNum w:abstractNumId="17" w15:restartNumberingAfterBreak="0">
+  <w:abstractNum w:abstractNumId="19" w15:restartNumberingAfterBreak="0">
     <w:nsid w:val="7C52220B"/>
     <w:multiLevelType w:val="multilevel"/>
     <w:tmpl w:val="4E8E3776"/>
@@ -17863,19 +17513,19 @@
     </w:lvl>
   </w:abstractNum>
   <w:num w:numId="1" w16cid:durableId="1442917428">
+    <w:abstractNumId w:val="6"/>
+  </w:num>
+  <w:num w:numId="2" w16cid:durableId="1314524494">
+    <w:abstractNumId w:val="17"/>
+  </w:num>
+  <w:num w:numId="3" w16cid:durableId="1181121512">
+    <w:abstractNumId w:val="14"/>
+  </w:num>
+  <w:num w:numId="4" w16cid:durableId="1975602848">
     <w:abstractNumId w:val="5"/>
   </w:num>
-  <w:num w:numId="2" w16cid:durableId="1314524494">
-    <w:abstractNumId w:val="15"/>
-  </w:num>
-  <w:num w:numId="3" w16cid:durableId="1181121512">
-    <w:abstractNumId w:val="12"/>
-  </w:num>
-  <w:num w:numId="4" w16cid:durableId="1975602848">
-    <w:abstractNumId w:val="4"/>
-  </w:num>
   <w:num w:numId="5" w16cid:durableId="1051804863">
-    <w:abstractNumId w:val="11"/>
+    <w:abstractNumId w:val="13"/>
   </w:num>
   <w:num w:numId="6" w16cid:durableId="1521043126">
     <w:abstractNumId w:val="3"/>
@@ -17934,37 +17584,43 @@
     </w:lvlOverride>
   </w:num>
   <w:num w:numId="13" w16cid:durableId="897978137">
-    <w:abstractNumId w:val="13"/>
+    <w:abstractNumId w:val="15"/>
   </w:num>
   <w:num w:numId="14" w16cid:durableId="92167680">
-    <w:abstractNumId w:val="9"/>
+    <w:abstractNumId w:val="11"/>
   </w:num>
   <w:num w:numId="15" w16cid:durableId="443888042">
-    <w:abstractNumId w:val="14"/>
+    <w:abstractNumId w:val="16"/>
   </w:num>
   <w:num w:numId="16" w16cid:durableId="2057074406">
-    <w:abstractNumId w:val="17"/>
+    <w:abstractNumId w:val="19"/>
   </w:num>
   <w:num w:numId="17" w16cid:durableId="1469930745">
-    <w:abstractNumId w:val="10"/>
+    <w:abstractNumId w:val="12"/>
   </w:num>
   <w:num w:numId="18" w16cid:durableId="69428861">
-    <w:abstractNumId w:val="6"/>
+    <w:abstractNumId w:val="7"/>
   </w:num>
   <w:num w:numId="19" w16cid:durableId="1982075526">
     <w:abstractNumId w:val="1"/>
   </w:num>
   <w:num w:numId="20" w16cid:durableId="1079210735">
-    <w:abstractNumId w:val="7"/>
+    <w:abstractNumId w:val="9"/>
   </w:num>
   <w:num w:numId="21" w16cid:durableId="790587331">
-    <w:abstractNumId w:val="16"/>
+    <w:abstractNumId w:val="18"/>
   </w:num>
   <w:num w:numId="22" w16cid:durableId="1404256485">
     <w:abstractNumId w:val="0"/>
   </w:num>
   <w:num w:numId="23" w16cid:durableId="551700664">
+    <w:abstractNumId w:val="10"/>
+  </w:num>
+  <w:num w:numId="24" w16cid:durableId="1561944180">
     <w:abstractNumId w:val="8"/>
+  </w:num>
+  <w:num w:numId="25" w16cid:durableId="1450120760">
+    <w:abstractNumId w:val="4"/>
   </w:num>
 </w:numbering>
 </file>
@@ -18571,7 +18227,6 @@
   <w:style w:type="character" w:default="1" w:styleId="a0">
     <w:name w:val="Default Paragraph Font"/>
     <w:uiPriority w:val="1"/>
-    <w:semiHidden/>
     <w:unhideWhenUsed/>
   </w:style>
   <w:style w:type="table" w:default="1" w:styleId="a1">

--- a/lc记录.docx
+++ b/lc记录.docx
@@ -77,7 +77,7 @@
           <w:r>
             <w:fldChar w:fldCharType="separate"/>
           </w:r>
-          <w:hyperlink w:anchor="_Toc223989406" w:history="1">
+          <w:hyperlink w:anchor="_Toc225628684" w:history="1">
             <w:r>
               <w:rPr>
                 <w:rStyle w:val="ae"/>
@@ -115,7 +115,7 @@
                 <w:noProof/>
                 <w:webHidden/>
               </w:rPr>
-              <w:instrText>PAGEREF _Toc223989406 \h</w:instrText>
+              <w:instrText>PAGEREF _Toc225628684 \h</w:instrText>
             </w:r>
             <w:r>
               <w:rPr>
@@ -172,7 +172,7 @@
               <w14:ligatures w14:val="standardContextual"/>
             </w:rPr>
           </w:pPr>
-          <w:hyperlink w:anchor="_Toc223989407" w:history="1">
+          <w:hyperlink w:anchor="_Toc225628685" w:history="1">
             <w:r>
               <w:rPr>
                 <w:rStyle w:val="ae"/>
@@ -210,7 +210,7 @@
                 <w:noProof/>
                 <w:webHidden/>
               </w:rPr>
-              <w:instrText>PAGEREF _Toc223989407 \h</w:instrText>
+              <w:instrText>PAGEREF _Toc225628685 \h</w:instrText>
             </w:r>
             <w:r>
               <w:rPr>
@@ -267,7 +267,7 @@
               <w14:ligatures w14:val="standardContextual"/>
             </w:rPr>
           </w:pPr>
-          <w:hyperlink w:anchor="_Toc223989408" w:history="1">
+          <w:hyperlink w:anchor="_Toc225628686" w:history="1">
             <w:r>
               <w:rPr>
                 <w:rStyle w:val="ae"/>
@@ -305,7 +305,7 @@
                 <w:noProof/>
                 <w:webHidden/>
               </w:rPr>
-              <w:instrText>PAGEREF _Toc223989408 \h</w:instrText>
+              <w:instrText>PAGEREF _Toc225628686 \h</w:instrText>
             </w:r>
             <w:r>
               <w:rPr>
@@ -362,7 +362,7 @@
               <w14:ligatures w14:val="standardContextual"/>
             </w:rPr>
           </w:pPr>
-          <w:hyperlink w:anchor="_Toc223989409" w:history="1">
+          <w:hyperlink w:anchor="_Toc225628687" w:history="1">
             <w:r>
               <w:rPr>
                 <w:rStyle w:val="ae"/>
@@ -400,7 +400,7 @@
                 <w:noProof/>
                 <w:webHidden/>
               </w:rPr>
-              <w:instrText>PAGEREF _Toc223989409 \h</w:instrText>
+              <w:instrText>PAGEREF _Toc225628687 \h</w:instrText>
             </w:r>
             <w:r>
               <w:rPr>
@@ -457,7 +457,7 @@
               <w14:ligatures w14:val="standardContextual"/>
             </w:rPr>
           </w:pPr>
-          <w:hyperlink w:anchor="_Toc223989410" w:history="1">
+          <w:hyperlink w:anchor="_Toc225628688" w:history="1">
             <w:r>
               <w:rPr>
                 <w:rStyle w:val="ae"/>
@@ -495,7 +495,7 @@
                 <w:noProof/>
                 <w:webHidden/>
               </w:rPr>
-              <w:instrText>PAGEREF _Toc223989410 \h</w:instrText>
+              <w:instrText>PAGEREF _Toc225628688 \h</w:instrText>
             </w:r>
             <w:r>
               <w:rPr>
@@ -552,7 +552,7 @@
               <w14:ligatures w14:val="standardContextual"/>
             </w:rPr>
           </w:pPr>
-          <w:hyperlink w:anchor="_Toc223989411" w:history="1">
+          <w:hyperlink w:anchor="_Toc225628689" w:history="1">
             <w:r>
               <w:rPr>
                 <w:rStyle w:val="ae"/>
@@ -590,7 +590,7 @@
                 <w:noProof/>
                 <w:webHidden/>
               </w:rPr>
-              <w:instrText>PAGEREF _Toc223989411 \h</w:instrText>
+              <w:instrText>PAGEREF _Toc225628689 \h</w:instrText>
             </w:r>
             <w:r>
               <w:rPr>
@@ -647,7 +647,7 @@
               <w14:ligatures w14:val="standardContextual"/>
             </w:rPr>
           </w:pPr>
-          <w:hyperlink w:anchor="_Toc223989412" w:history="1">
+          <w:hyperlink w:anchor="_Toc225628690" w:history="1">
             <w:r>
               <w:rPr>
                 <w:rStyle w:val="ae"/>
@@ -685,7 +685,7 @@
                 <w:noProof/>
                 <w:webHidden/>
               </w:rPr>
-              <w:instrText>PAGEREF _Toc223989412 \h</w:instrText>
+              <w:instrText>PAGEREF _Toc225628690 \h</w:instrText>
             </w:r>
             <w:r>
               <w:rPr>
@@ -742,7 +742,7 @@
               <w14:ligatures w14:val="standardContextual"/>
             </w:rPr>
           </w:pPr>
-          <w:hyperlink w:anchor="_Toc223989413" w:history="1">
+          <w:hyperlink w:anchor="_Toc225628691" w:history="1">
             <w:r>
               <w:rPr>
                 <w:rStyle w:val="ae"/>
@@ -780,7 +780,7 @@
                 <w:noProof/>
                 <w:webHidden/>
               </w:rPr>
-              <w:instrText>PAGEREF _Toc223989413 \h</w:instrText>
+              <w:instrText>PAGEREF _Toc225628691 \h</w:instrText>
             </w:r>
             <w:r>
               <w:rPr>
@@ -837,7 +837,7 @@
               <w14:ligatures w14:val="standardContextual"/>
             </w:rPr>
           </w:pPr>
-          <w:hyperlink w:anchor="_Toc223989414" w:history="1">
+          <w:hyperlink w:anchor="_Toc225628692" w:history="1">
             <w:r>
               <w:rPr>
                 <w:rStyle w:val="ae"/>
@@ -875,7 +875,7 @@
                 <w:noProof/>
                 <w:webHidden/>
               </w:rPr>
-              <w:instrText>PAGEREF _Toc223989414 \h</w:instrText>
+              <w:instrText>PAGEREF _Toc225628692 \h</w:instrText>
             </w:r>
             <w:r>
               <w:rPr>
@@ -932,7 +932,7 @@
               <w14:ligatures w14:val="standardContextual"/>
             </w:rPr>
           </w:pPr>
-          <w:hyperlink w:anchor="_Toc223989415" w:history="1">
+          <w:hyperlink w:anchor="_Toc225628693" w:history="1">
             <w:r>
               <w:rPr>
                 <w:rStyle w:val="ae"/>
@@ -970,7 +970,7 @@
                 <w:noProof/>
                 <w:webHidden/>
               </w:rPr>
-              <w:instrText>PAGEREF _Toc223989415 \h</w:instrText>
+              <w:instrText>PAGEREF _Toc225628693 \h</w:instrText>
             </w:r>
             <w:r>
               <w:rPr>
@@ -1027,7 +1027,7 @@
               <w14:ligatures w14:val="standardContextual"/>
             </w:rPr>
           </w:pPr>
-          <w:hyperlink w:anchor="_Toc223989416" w:history="1">
+          <w:hyperlink w:anchor="_Toc225628694" w:history="1">
             <w:r>
               <w:rPr>
                 <w:rStyle w:val="ae"/>
@@ -1065,7 +1065,7 @@
                 <w:noProof/>
                 <w:webHidden/>
               </w:rPr>
-              <w:instrText>PAGEREF _Toc223989416 \h</w:instrText>
+              <w:instrText>PAGEREF _Toc225628694 \h</w:instrText>
             </w:r>
             <w:r>
               <w:rPr>
@@ -1122,7 +1122,7 @@
               <w14:ligatures w14:val="standardContextual"/>
             </w:rPr>
           </w:pPr>
-          <w:hyperlink w:anchor="_Toc223989417" w:history="1">
+          <w:hyperlink w:anchor="_Toc225628695" w:history="1">
             <w:r>
               <w:rPr>
                 <w:rStyle w:val="ae"/>
@@ -1160,7 +1160,7 @@
                 <w:noProof/>
                 <w:webHidden/>
               </w:rPr>
-              <w:instrText>PAGEREF _Toc223989417 \h</w:instrText>
+              <w:instrText>PAGEREF _Toc225628695 \h</w:instrText>
             </w:r>
             <w:r>
               <w:rPr>
@@ -1217,7 +1217,7 @@
               <w14:ligatures w14:val="standardContextual"/>
             </w:rPr>
           </w:pPr>
-          <w:hyperlink w:anchor="_Toc223989418" w:history="1">
+          <w:hyperlink w:anchor="_Toc225628696" w:history="1">
             <w:r>
               <w:rPr>
                 <w:rStyle w:val="ae"/>
@@ -1255,7 +1255,7 @@
                 <w:noProof/>
                 <w:webHidden/>
               </w:rPr>
-              <w:instrText>PAGEREF _Toc223989418 \h</w:instrText>
+              <w:instrText>PAGEREF _Toc225628696 \h</w:instrText>
             </w:r>
             <w:r>
               <w:rPr>
@@ -1312,7 +1312,7 @@
               <w14:ligatures w14:val="standardContextual"/>
             </w:rPr>
           </w:pPr>
-          <w:hyperlink w:anchor="_Toc223989419" w:history="1">
+          <w:hyperlink w:anchor="_Toc225628697" w:history="1">
             <w:r>
               <w:rPr>
                 <w:rStyle w:val="ae"/>
@@ -1350,7 +1350,7 @@
                 <w:noProof/>
                 <w:webHidden/>
               </w:rPr>
-              <w:instrText>PAGEREF _Toc223989419 \h</w:instrText>
+              <w:instrText>PAGEREF _Toc225628697 \h</w:instrText>
             </w:r>
             <w:r>
               <w:rPr>
@@ -1407,7 +1407,7 @@
               <w14:ligatures w14:val="standardContextual"/>
             </w:rPr>
           </w:pPr>
-          <w:hyperlink w:anchor="_Toc223989420" w:history="1">
+          <w:hyperlink w:anchor="_Toc225628698" w:history="1">
             <w:r>
               <w:rPr>
                 <w:rStyle w:val="ae"/>
@@ -1445,7 +1445,7 @@
                 <w:noProof/>
                 <w:webHidden/>
               </w:rPr>
-              <w:instrText>PAGEREF _Toc223989420 \h</w:instrText>
+              <w:instrText>PAGEREF _Toc225628698 \h</w:instrText>
             </w:r>
             <w:r>
               <w:rPr>
@@ -1502,7 +1502,7 @@
               <w14:ligatures w14:val="standardContextual"/>
             </w:rPr>
           </w:pPr>
-          <w:hyperlink w:anchor="_Toc223989421" w:history="1">
+          <w:hyperlink w:anchor="_Toc225628699" w:history="1">
             <w:r>
               <w:rPr>
                 <w:rStyle w:val="ae"/>
@@ -1540,7 +1540,7 @@
                 <w:noProof/>
                 <w:webHidden/>
               </w:rPr>
-              <w:instrText>PAGEREF _Toc223989421 \h</w:instrText>
+              <w:instrText>PAGEREF _Toc225628699 \h</w:instrText>
             </w:r>
             <w:r>
               <w:rPr>
@@ -1597,7 +1597,7 @@
               <w14:ligatures w14:val="standardContextual"/>
             </w:rPr>
           </w:pPr>
-          <w:hyperlink w:anchor="_Toc223989422" w:history="1">
+          <w:hyperlink w:anchor="_Toc225628700" w:history="1">
             <w:r>
               <w:rPr>
                 <w:rStyle w:val="ae"/>
@@ -1635,7 +1635,7 @@
                 <w:noProof/>
                 <w:webHidden/>
               </w:rPr>
-              <w:instrText>PAGEREF _Toc223989422 \h</w:instrText>
+              <w:instrText>PAGEREF _Toc225628700 \h</w:instrText>
             </w:r>
             <w:r>
               <w:rPr>
@@ -1692,7 +1692,7 @@
               <w14:ligatures w14:val="standardContextual"/>
             </w:rPr>
           </w:pPr>
-          <w:hyperlink w:anchor="_Toc223989423" w:history="1">
+          <w:hyperlink w:anchor="_Toc225628701" w:history="1">
             <w:r>
               <w:rPr>
                 <w:rStyle w:val="ae"/>
@@ -1730,7 +1730,7 @@
                 <w:noProof/>
                 <w:webHidden/>
               </w:rPr>
-              <w:instrText>PAGEREF _Toc223989423 \h</w:instrText>
+              <w:instrText>PAGEREF _Toc225628701 \h</w:instrText>
             </w:r>
             <w:r>
               <w:rPr>
@@ -1787,7 +1787,7 @@
               <w14:ligatures w14:val="standardContextual"/>
             </w:rPr>
           </w:pPr>
-          <w:hyperlink w:anchor="_Toc223989424" w:history="1">
+          <w:hyperlink w:anchor="_Toc225628702" w:history="1">
             <w:r>
               <w:rPr>
                 <w:rStyle w:val="ae"/>
@@ -1825,7 +1825,7 @@
                 <w:noProof/>
                 <w:webHidden/>
               </w:rPr>
-              <w:instrText>PAGEREF _Toc223989424 \h</w:instrText>
+              <w:instrText>PAGEREF _Toc225628702 \h</w:instrText>
             </w:r>
             <w:r>
               <w:rPr>
@@ -1882,7 +1882,7 @@
               <w14:ligatures w14:val="standardContextual"/>
             </w:rPr>
           </w:pPr>
-          <w:hyperlink w:anchor="_Toc223989425" w:history="1">
+          <w:hyperlink w:anchor="_Toc225628703" w:history="1">
             <w:r>
               <w:rPr>
                 <w:rStyle w:val="ae"/>
@@ -1920,7 +1920,7 @@
                 <w:noProof/>
                 <w:webHidden/>
               </w:rPr>
-              <w:instrText>PAGEREF _Toc223989425 \h</w:instrText>
+              <w:instrText>PAGEREF _Toc225628703 \h</w:instrText>
             </w:r>
             <w:r>
               <w:rPr>
@@ -1977,7 +1977,7 @@
               <w14:ligatures w14:val="standardContextual"/>
             </w:rPr>
           </w:pPr>
-          <w:hyperlink w:anchor="_Toc223989426" w:history="1">
+          <w:hyperlink w:anchor="_Toc225628704" w:history="1">
             <w:r>
               <w:rPr>
                 <w:rStyle w:val="ae"/>
@@ -2015,7 +2015,7 @@
                 <w:noProof/>
                 <w:webHidden/>
               </w:rPr>
-              <w:instrText>PAGEREF _Toc223989426 \h</w:instrText>
+              <w:instrText>PAGEREF _Toc225628704 \h</w:instrText>
             </w:r>
             <w:r>
               <w:rPr>
@@ -2072,7 +2072,7 @@
               <w14:ligatures w14:val="standardContextual"/>
             </w:rPr>
           </w:pPr>
-          <w:hyperlink w:anchor="_Toc223989427" w:history="1">
+          <w:hyperlink w:anchor="_Toc225628705" w:history="1">
             <w:r>
               <w:rPr>
                 <w:rStyle w:val="ae"/>
@@ -2110,7 +2110,7 @@
                 <w:noProof/>
                 <w:webHidden/>
               </w:rPr>
-              <w:instrText>PAGEREF _Toc223989427 \h</w:instrText>
+              <w:instrText>PAGEREF _Toc225628705 \h</w:instrText>
             </w:r>
             <w:r>
               <w:rPr>
@@ -2167,7 +2167,7 @@
               <w14:ligatures w14:val="standardContextual"/>
             </w:rPr>
           </w:pPr>
-          <w:hyperlink w:anchor="_Toc223989428" w:history="1">
+          <w:hyperlink w:anchor="_Toc225628706" w:history="1">
             <w:r>
               <w:rPr>
                 <w:rStyle w:val="ae"/>
@@ -2205,7 +2205,7 @@
                 <w:noProof/>
                 <w:webHidden/>
               </w:rPr>
-              <w:instrText>PAGEREF _Toc223989428 \h</w:instrText>
+              <w:instrText>PAGEREF _Toc225628706 \h</w:instrText>
             </w:r>
             <w:r>
               <w:rPr>
@@ -2262,7 +2262,7 @@
               <w14:ligatures w14:val="standardContextual"/>
             </w:rPr>
           </w:pPr>
-          <w:hyperlink w:anchor="_Toc223989429" w:history="1">
+          <w:hyperlink w:anchor="_Toc225628707" w:history="1">
             <w:r>
               <w:rPr>
                 <w:rStyle w:val="ae"/>
@@ -2300,7 +2300,7 @@
                 <w:noProof/>
                 <w:webHidden/>
               </w:rPr>
-              <w:instrText>PAGEREF _Toc223989429 \h</w:instrText>
+              <w:instrText>PAGEREF _Toc225628707 \h</w:instrText>
             </w:r>
             <w:r>
               <w:rPr>
@@ -2357,7 +2357,7 @@
               <w14:ligatures w14:val="standardContextual"/>
             </w:rPr>
           </w:pPr>
-          <w:hyperlink w:anchor="_Toc223989430" w:history="1">
+          <w:hyperlink w:anchor="_Toc225628708" w:history="1">
             <w:r>
               <w:rPr>
                 <w:rStyle w:val="ae"/>
@@ -2395,7 +2395,7 @@
                 <w:noProof/>
                 <w:webHidden/>
               </w:rPr>
-              <w:instrText>PAGEREF _Toc223989430 \h</w:instrText>
+              <w:instrText>PAGEREF _Toc225628708 \h</w:instrText>
             </w:r>
             <w:r>
               <w:rPr>
@@ -2452,7 +2452,7 @@
               <w14:ligatures w14:val="standardContextual"/>
             </w:rPr>
           </w:pPr>
-          <w:hyperlink w:anchor="_Toc223989431" w:history="1">
+          <w:hyperlink w:anchor="_Toc225628709" w:history="1">
             <w:r>
               <w:rPr>
                 <w:rStyle w:val="ae"/>
@@ -2490,7 +2490,7 @@
                 <w:noProof/>
                 <w:webHidden/>
               </w:rPr>
-              <w:instrText>PAGEREF _Toc223989431 \h</w:instrText>
+              <w:instrText>PAGEREF _Toc225628709 \h</w:instrText>
             </w:r>
             <w:r>
               <w:rPr>
@@ -2547,7 +2547,7 @@
               <w14:ligatures w14:val="standardContextual"/>
             </w:rPr>
           </w:pPr>
-          <w:hyperlink w:anchor="_Toc223989432" w:history="1">
+          <w:hyperlink w:anchor="_Toc225628710" w:history="1">
             <w:r>
               <w:rPr>
                 <w:rStyle w:val="ae"/>
@@ -2585,7 +2585,7 @@
                 <w:noProof/>
                 <w:webHidden/>
               </w:rPr>
-              <w:instrText>PAGEREF _Toc223989432 \h</w:instrText>
+              <w:instrText>PAGEREF _Toc225628710 \h</w:instrText>
             </w:r>
             <w:r>
               <w:rPr>
@@ -2642,7 +2642,7 @@
               <w14:ligatures w14:val="standardContextual"/>
             </w:rPr>
           </w:pPr>
-          <w:hyperlink w:anchor="_Toc223989433" w:history="1">
+          <w:hyperlink w:anchor="_Toc225628711" w:history="1">
             <w:r>
               <w:rPr>
                 <w:rStyle w:val="ae"/>
@@ -2680,7 +2680,7 @@
                 <w:noProof/>
                 <w:webHidden/>
               </w:rPr>
-              <w:instrText>PAGEREF _Toc223989433 \h</w:instrText>
+              <w:instrText>PAGEREF _Toc225628711 \h</w:instrText>
             </w:r>
             <w:r>
               <w:rPr>
@@ -2737,7 +2737,7 @@
               <w14:ligatures w14:val="standardContextual"/>
             </w:rPr>
           </w:pPr>
-          <w:hyperlink w:anchor="_Toc223989434" w:history="1">
+          <w:hyperlink w:anchor="_Toc225628712" w:history="1">
             <w:r>
               <w:rPr>
                 <w:rStyle w:val="ae"/>
@@ -2775,7 +2775,7 @@
                 <w:noProof/>
                 <w:webHidden/>
               </w:rPr>
-              <w:instrText>PAGEREF _Toc223989434 \h</w:instrText>
+              <w:instrText>PAGEREF _Toc225628712 \h</w:instrText>
             </w:r>
             <w:r>
               <w:rPr>
@@ -2832,7 +2832,7 @@
               <w14:ligatures w14:val="standardContextual"/>
             </w:rPr>
           </w:pPr>
-          <w:hyperlink w:anchor="_Toc223989435" w:history="1">
+          <w:hyperlink w:anchor="_Toc225628713" w:history="1">
             <w:r>
               <w:rPr>
                 <w:rStyle w:val="ae"/>
@@ -2870,7 +2870,7 @@
                 <w:noProof/>
                 <w:webHidden/>
               </w:rPr>
-              <w:instrText>PAGEREF _Toc223989435 \h</w:instrText>
+              <w:instrText>PAGEREF _Toc225628713 \h</w:instrText>
             </w:r>
             <w:r>
               <w:rPr>
@@ -2927,7 +2927,7 @@
               <w14:ligatures w14:val="standardContextual"/>
             </w:rPr>
           </w:pPr>
-          <w:hyperlink w:anchor="_Toc223989436" w:history="1">
+          <w:hyperlink w:anchor="_Toc225628714" w:history="1">
             <w:r>
               <w:rPr>
                 <w:rStyle w:val="ae"/>
@@ -2965,7 +2965,7 @@
                 <w:noProof/>
                 <w:webHidden/>
               </w:rPr>
-              <w:instrText>PAGEREF _Toc223989436 \h</w:instrText>
+              <w:instrText>PAGEREF _Toc225628714 \h</w:instrText>
             </w:r>
             <w:r>
               <w:rPr>
@@ -3022,7 +3022,7 @@
               <w14:ligatures w14:val="standardContextual"/>
             </w:rPr>
           </w:pPr>
-          <w:hyperlink w:anchor="_Toc223989437" w:history="1">
+          <w:hyperlink w:anchor="_Toc225628715" w:history="1">
             <w:r>
               <w:rPr>
                 <w:rStyle w:val="ae"/>
@@ -3060,7 +3060,7 @@
                 <w:noProof/>
                 <w:webHidden/>
               </w:rPr>
-              <w:instrText>PAGEREF _Toc223989437 \h</w:instrText>
+              <w:instrText>PAGEREF _Toc225628715 \h</w:instrText>
             </w:r>
             <w:r>
               <w:rPr>
@@ -3117,7 +3117,7 @@
               <w14:ligatures w14:val="standardContextual"/>
             </w:rPr>
           </w:pPr>
-          <w:hyperlink w:anchor="_Toc223989438" w:history="1">
+          <w:hyperlink w:anchor="_Toc225628716" w:history="1">
             <w:r>
               <w:rPr>
                 <w:rStyle w:val="ae"/>
@@ -3155,7 +3155,7 @@
                 <w:noProof/>
                 <w:webHidden/>
               </w:rPr>
-              <w:instrText>PAGEREF _Toc223989438 \h</w:instrText>
+              <w:instrText>PAGEREF _Toc225628716 \h</w:instrText>
             </w:r>
             <w:r>
               <w:rPr>
@@ -3212,7 +3212,7 @@
               <w14:ligatures w14:val="standardContextual"/>
             </w:rPr>
           </w:pPr>
-          <w:hyperlink w:anchor="_Toc223989439" w:history="1">
+          <w:hyperlink w:anchor="_Toc225628717" w:history="1">
             <w:r>
               <w:rPr>
                 <w:rStyle w:val="ae"/>
@@ -3250,7 +3250,7 @@
                 <w:noProof/>
                 <w:webHidden/>
               </w:rPr>
-              <w:instrText>PAGEREF _Toc223989439 \h</w:instrText>
+              <w:instrText>PAGEREF _Toc225628717 \h</w:instrText>
             </w:r>
             <w:r>
               <w:rPr>
@@ -3307,7 +3307,7 @@
               <w14:ligatures w14:val="standardContextual"/>
             </w:rPr>
           </w:pPr>
-          <w:hyperlink w:anchor="_Toc223989440" w:history="1">
+          <w:hyperlink w:anchor="_Toc225628718" w:history="1">
             <w:r>
               <w:rPr>
                 <w:rStyle w:val="ae"/>
@@ -3345,7 +3345,7 @@
                 <w:noProof/>
                 <w:webHidden/>
               </w:rPr>
-              <w:instrText>PAGEREF _Toc223989440 \h</w:instrText>
+              <w:instrText>PAGEREF _Toc225628718 \h</w:instrText>
             </w:r>
             <w:r>
               <w:rPr>
@@ -3402,7 +3402,7 @@
               <w14:ligatures w14:val="standardContextual"/>
             </w:rPr>
           </w:pPr>
-          <w:hyperlink w:anchor="_Toc223989441" w:history="1">
+          <w:hyperlink w:anchor="_Toc225628719" w:history="1">
             <w:r>
               <w:rPr>
                 <w:rStyle w:val="ae"/>
@@ -3440,7 +3440,7 @@
                 <w:noProof/>
                 <w:webHidden/>
               </w:rPr>
-              <w:instrText>PAGEREF _Toc223989441 \h</w:instrText>
+              <w:instrText>PAGEREF _Toc225628719 \h</w:instrText>
             </w:r>
             <w:r>
               <w:rPr>
@@ -3497,7 +3497,7 @@
               <w14:ligatures w14:val="standardContextual"/>
             </w:rPr>
           </w:pPr>
-          <w:hyperlink w:anchor="_Toc223989442" w:history="1">
+          <w:hyperlink w:anchor="_Toc225628720" w:history="1">
             <w:r>
               <w:rPr>
                 <w:rStyle w:val="ae"/>
@@ -3535,7 +3535,7 @@
                 <w:noProof/>
                 <w:webHidden/>
               </w:rPr>
-              <w:instrText>PAGEREF _Toc223989442 \h</w:instrText>
+              <w:instrText>PAGEREF _Toc225628720 \h</w:instrText>
             </w:r>
             <w:r>
               <w:rPr>
@@ -3592,7 +3592,7 @@
               <w14:ligatures w14:val="standardContextual"/>
             </w:rPr>
           </w:pPr>
-          <w:hyperlink w:anchor="_Toc223989443" w:history="1">
+          <w:hyperlink w:anchor="_Toc225628721" w:history="1">
             <w:r>
               <w:rPr>
                 <w:rStyle w:val="ae"/>
@@ -3630,7 +3630,7 @@
                 <w:noProof/>
                 <w:webHidden/>
               </w:rPr>
-              <w:instrText>PAGEREF _Toc223989443 \h</w:instrText>
+              <w:instrText>PAGEREF _Toc225628721 \h</w:instrText>
             </w:r>
             <w:r>
               <w:rPr>
@@ -3687,7 +3687,7 @@
               <w14:ligatures w14:val="standardContextual"/>
             </w:rPr>
           </w:pPr>
-          <w:hyperlink w:anchor="_Toc223989444" w:history="1">
+          <w:hyperlink w:anchor="_Toc225628722" w:history="1">
             <w:r>
               <w:rPr>
                 <w:rStyle w:val="ae"/>
@@ -3725,7 +3725,7 @@
                 <w:noProof/>
                 <w:webHidden/>
               </w:rPr>
-              <w:instrText>PAGEREF _Toc223989444 \h</w:instrText>
+              <w:instrText>PAGEREF _Toc225628722 \h</w:instrText>
             </w:r>
             <w:r>
               <w:rPr>
@@ -3782,7 +3782,7 @@
               <w14:ligatures w14:val="standardContextual"/>
             </w:rPr>
           </w:pPr>
-          <w:hyperlink w:anchor="_Toc223989445" w:history="1">
+          <w:hyperlink w:anchor="_Toc225628723" w:history="1">
             <w:r>
               <w:rPr>
                 <w:rStyle w:val="ae"/>
@@ -3820,7 +3820,7 @@
                 <w:noProof/>
                 <w:webHidden/>
               </w:rPr>
-              <w:instrText>PAGEREF _Toc223989445 \h</w:instrText>
+              <w:instrText>PAGEREF _Toc225628723 \h</w:instrText>
             </w:r>
             <w:r>
               <w:rPr>
@@ -3877,7 +3877,7 @@
               <w14:ligatures w14:val="standardContextual"/>
             </w:rPr>
           </w:pPr>
-          <w:hyperlink w:anchor="_Toc223989446" w:history="1">
+          <w:hyperlink w:anchor="_Toc225628724" w:history="1">
             <w:r>
               <w:rPr>
                 <w:rStyle w:val="ae"/>
@@ -3915,7 +3915,7 @@
                 <w:noProof/>
                 <w:webHidden/>
               </w:rPr>
-              <w:instrText>PAGEREF _Toc223989446 \h</w:instrText>
+              <w:instrText>PAGEREF _Toc225628724 \h</w:instrText>
             </w:r>
             <w:r>
               <w:rPr>
@@ -3972,7 +3972,7 @@
               <w14:ligatures w14:val="standardContextual"/>
             </w:rPr>
           </w:pPr>
-          <w:hyperlink w:anchor="_Toc223989447" w:history="1">
+          <w:hyperlink w:anchor="_Toc225628725" w:history="1">
             <w:r>
               <w:rPr>
                 <w:rStyle w:val="ae"/>
@@ -4010,7 +4010,7 @@
                 <w:noProof/>
                 <w:webHidden/>
               </w:rPr>
-              <w:instrText>PAGEREF _Toc223989447 \h</w:instrText>
+              <w:instrText>PAGEREF _Toc225628725 \h</w:instrText>
             </w:r>
             <w:r>
               <w:rPr>
@@ -4067,7 +4067,7 @@
               <w14:ligatures w14:val="standardContextual"/>
             </w:rPr>
           </w:pPr>
-          <w:hyperlink w:anchor="_Toc223989448" w:history="1">
+          <w:hyperlink w:anchor="_Toc225628726" w:history="1">
             <w:r>
               <w:rPr>
                 <w:rStyle w:val="ae"/>
@@ -4105,7 +4105,7 @@
                 <w:noProof/>
                 <w:webHidden/>
               </w:rPr>
-              <w:instrText>PAGEREF _Toc223989448 \h</w:instrText>
+              <w:instrText>PAGEREF _Toc225628726 \h</w:instrText>
             </w:r>
             <w:r>
               <w:rPr>
@@ -4162,7 +4162,7 @@
               <w14:ligatures w14:val="standardContextual"/>
             </w:rPr>
           </w:pPr>
-          <w:hyperlink w:anchor="_Toc223989449" w:history="1">
+          <w:hyperlink w:anchor="_Toc225628727" w:history="1">
             <w:r>
               <w:rPr>
                 <w:rStyle w:val="ae"/>
@@ -4200,7 +4200,7 @@
                 <w:noProof/>
                 <w:webHidden/>
               </w:rPr>
-              <w:instrText>PAGEREF _Toc223989449 \h</w:instrText>
+              <w:instrText>PAGEREF _Toc225628727 \h</w:instrText>
             </w:r>
             <w:r>
               <w:rPr>
@@ -4257,7 +4257,7 @@
               <w14:ligatures w14:val="standardContextual"/>
             </w:rPr>
           </w:pPr>
-          <w:hyperlink w:anchor="_Toc223989450" w:history="1">
+          <w:hyperlink w:anchor="_Toc225628728" w:history="1">
             <w:r>
               <w:rPr>
                 <w:rStyle w:val="ae"/>
@@ -4295,7 +4295,7 @@
                 <w:noProof/>
                 <w:webHidden/>
               </w:rPr>
-              <w:instrText>PAGEREF _Toc223989450 \h</w:instrText>
+              <w:instrText>PAGEREF _Toc225628728 \h</w:instrText>
             </w:r>
             <w:r>
               <w:rPr>
@@ -4352,7 +4352,7 @@
               <w14:ligatures w14:val="standardContextual"/>
             </w:rPr>
           </w:pPr>
-          <w:hyperlink w:anchor="_Toc223989451" w:history="1">
+          <w:hyperlink w:anchor="_Toc225628729" w:history="1">
             <w:r>
               <w:rPr>
                 <w:rStyle w:val="ae"/>
@@ -4390,7 +4390,7 @@
                 <w:noProof/>
                 <w:webHidden/>
               </w:rPr>
-              <w:instrText>PAGEREF _Toc223989451 \h</w:instrText>
+              <w:instrText>PAGEREF _Toc225628729 \h</w:instrText>
             </w:r>
             <w:r>
               <w:rPr>
@@ -4447,7 +4447,7 @@
               <w14:ligatures w14:val="standardContextual"/>
             </w:rPr>
           </w:pPr>
-          <w:hyperlink w:anchor="_Toc223989452" w:history="1">
+          <w:hyperlink w:anchor="_Toc225628730" w:history="1">
             <w:r>
               <w:rPr>
                 <w:rStyle w:val="ae"/>
@@ -4485,7 +4485,7 @@
                 <w:noProof/>
                 <w:webHidden/>
               </w:rPr>
-              <w:instrText>PAGEREF _Toc223989452 \h</w:instrText>
+              <w:instrText>PAGEREF _Toc225628730 \h</w:instrText>
             </w:r>
             <w:r>
               <w:rPr>
@@ -4542,7 +4542,7 @@
               <w14:ligatures w14:val="standardContextual"/>
             </w:rPr>
           </w:pPr>
-          <w:hyperlink w:anchor="_Toc223989453" w:history="1">
+          <w:hyperlink w:anchor="_Toc225628731" w:history="1">
             <w:r>
               <w:rPr>
                 <w:rStyle w:val="ae"/>
@@ -4580,7 +4580,7 @@
                 <w:noProof/>
                 <w:webHidden/>
               </w:rPr>
-              <w:instrText>PAGEREF _Toc223989453 \h</w:instrText>
+              <w:instrText>PAGEREF _Toc225628731 \h</w:instrText>
             </w:r>
             <w:r>
               <w:rPr>
@@ -4637,7 +4637,7 @@
               <w14:ligatures w14:val="standardContextual"/>
             </w:rPr>
           </w:pPr>
-          <w:hyperlink w:anchor="_Toc223989454" w:history="1">
+          <w:hyperlink w:anchor="_Toc225628732" w:history="1">
             <w:r>
               <w:rPr>
                 <w:rStyle w:val="ae"/>
@@ -4675,7 +4675,7 @@
                 <w:noProof/>
                 <w:webHidden/>
               </w:rPr>
-              <w:instrText>PAGEREF _Toc223989454 \h</w:instrText>
+              <w:instrText>PAGEREF _Toc225628732 \h</w:instrText>
             </w:r>
             <w:r>
               <w:rPr>
@@ -4732,7 +4732,7 @@
               <w14:ligatures w14:val="standardContextual"/>
             </w:rPr>
           </w:pPr>
-          <w:hyperlink w:anchor="_Toc223989455" w:history="1">
+          <w:hyperlink w:anchor="_Toc225628733" w:history="1">
             <w:r>
               <w:rPr>
                 <w:rStyle w:val="ae"/>
@@ -4770,7 +4770,7 @@
                 <w:noProof/>
                 <w:webHidden/>
               </w:rPr>
-              <w:instrText>PAGEREF _Toc223989455 \h</w:instrText>
+              <w:instrText>PAGEREF _Toc225628733 \h</w:instrText>
             </w:r>
             <w:r>
               <w:rPr>
@@ -4827,7 +4827,7 @@
               <w14:ligatures w14:val="standardContextual"/>
             </w:rPr>
           </w:pPr>
-          <w:hyperlink w:anchor="_Toc223989456" w:history="1">
+          <w:hyperlink w:anchor="_Toc225628734" w:history="1">
             <w:r>
               <w:rPr>
                 <w:rStyle w:val="ae"/>
@@ -4865,7 +4865,7 @@
                 <w:noProof/>
                 <w:webHidden/>
               </w:rPr>
-              <w:instrText>PAGEREF _Toc223989456 \h</w:instrText>
+              <w:instrText>PAGEREF _Toc225628734 \h</w:instrText>
             </w:r>
             <w:r>
               <w:rPr>
@@ -4922,7 +4922,7 @@
               <w14:ligatures w14:val="standardContextual"/>
             </w:rPr>
           </w:pPr>
-          <w:hyperlink w:anchor="_Toc223989457" w:history="1">
+          <w:hyperlink w:anchor="_Toc225628735" w:history="1">
             <w:r>
               <w:rPr>
                 <w:rStyle w:val="ae"/>
@@ -4960,7 +4960,7 @@
                 <w:noProof/>
                 <w:webHidden/>
               </w:rPr>
-              <w:instrText>PAGEREF _Toc223989457 \h</w:instrText>
+              <w:instrText>PAGEREF _Toc225628735 \h</w:instrText>
             </w:r>
             <w:r>
               <w:rPr>
@@ -5017,7 +5017,7 @@
               <w14:ligatures w14:val="standardContextual"/>
             </w:rPr>
           </w:pPr>
-          <w:hyperlink w:anchor="_Toc223989458" w:history="1">
+          <w:hyperlink w:anchor="_Toc225628736" w:history="1">
             <w:r>
               <w:rPr>
                 <w:rStyle w:val="ae"/>
@@ -5055,7 +5055,7 @@
                 <w:noProof/>
                 <w:webHidden/>
               </w:rPr>
-              <w:instrText>PAGEREF _Toc223989458 \h</w:instrText>
+              <w:instrText>PAGEREF _Toc225628736 \h</w:instrText>
             </w:r>
             <w:r>
               <w:rPr>
@@ -5112,7 +5112,7 @@
               <w14:ligatures w14:val="standardContextual"/>
             </w:rPr>
           </w:pPr>
-          <w:hyperlink w:anchor="_Toc223989459" w:history="1">
+          <w:hyperlink w:anchor="_Toc225628737" w:history="1">
             <w:r>
               <w:rPr>
                 <w:rStyle w:val="ae"/>
@@ -5152,7 +5152,7 @@
                 <w:noProof/>
                 <w:webHidden/>
               </w:rPr>
-              <w:instrText>PAGEREF _Toc223989459 \h</w:instrText>
+              <w:instrText>PAGEREF _Toc225628737 \h</w:instrText>
             </w:r>
             <w:r>
               <w:rPr>
@@ -5209,7 +5209,7 @@
               <w14:ligatures w14:val="standardContextual"/>
             </w:rPr>
           </w:pPr>
-          <w:hyperlink w:anchor="_Toc223989460" w:history="1">
+          <w:hyperlink w:anchor="_Toc225628738" w:history="1">
             <w:r>
               <w:rPr>
                 <w:rStyle w:val="ae"/>
@@ -5247,7 +5247,7 @@
                 <w:noProof/>
                 <w:webHidden/>
               </w:rPr>
-              <w:instrText>PAGEREF _Toc223989460 \h</w:instrText>
+              <w:instrText>PAGEREF _Toc225628738 \h</w:instrText>
             </w:r>
             <w:r>
               <w:rPr>
@@ -5304,7 +5304,7 @@
               <w14:ligatures w14:val="standardContextual"/>
             </w:rPr>
           </w:pPr>
-          <w:hyperlink w:anchor="_Toc223989461" w:history="1">
+          <w:hyperlink w:anchor="_Toc225628739" w:history="1">
             <w:r>
               <w:rPr>
                 <w:rStyle w:val="ae"/>
@@ -5342,7 +5342,7 @@
                 <w:noProof/>
                 <w:webHidden/>
               </w:rPr>
-              <w:instrText>PAGEREF _Toc223989461 \h</w:instrText>
+              <w:instrText>PAGEREF _Toc225628739 \h</w:instrText>
             </w:r>
             <w:r>
               <w:rPr>
@@ -5399,7 +5399,7 @@
               <w14:ligatures w14:val="standardContextual"/>
             </w:rPr>
           </w:pPr>
-          <w:hyperlink w:anchor="_Toc223989462" w:history="1">
+          <w:hyperlink w:anchor="_Toc225628740" w:history="1">
             <w:r>
               <w:rPr>
                 <w:rStyle w:val="ae"/>
@@ -5437,7 +5437,197 @@
                 <w:noProof/>
                 <w:webHidden/>
               </w:rPr>
-              <w:instrText>PAGEREF _Toc223989462 \h</w:instrText>
+              <w:instrText>PAGEREF _Toc225628740 \h</w:instrText>
+            </w:r>
+            <w:r>
+              <w:rPr>
+                <w:rFonts w:hint="eastAsia"/>
+                <w:noProof/>
+                <w:webHidden/>
+              </w:rPr>
+              <w:instrText xml:space="preserve"> </w:instrText>
+            </w:r>
+            <w:r>
+              <w:rPr>
+                <w:rFonts w:hint="eastAsia"/>
+                <w:noProof/>
+                <w:webHidden/>
+              </w:rPr>
+            </w:r>
+            <w:r>
+              <w:rPr>
+                <w:rFonts w:hint="eastAsia"/>
+                <w:noProof/>
+                <w:webHidden/>
+              </w:rPr>
+              <w:fldChar w:fldCharType="separate"/>
+            </w:r>
+            <w:r>
+              <w:rPr>
+                <w:rFonts w:hint="eastAsia"/>
+                <w:noProof/>
+                <w:webHidden/>
+              </w:rPr>
+              <w:t>15</w:t>
+            </w:r>
+            <w:r>
+              <w:rPr>
+                <w:rFonts w:hint="eastAsia"/>
+                <w:noProof/>
+                <w:webHidden/>
+              </w:rPr>
+              <w:fldChar w:fldCharType="end"/>
+            </w:r>
+          </w:hyperlink>
+        </w:p>
+        <w:p>
+          <w:pPr>
+            <w:pStyle w:val="TOC2"/>
+            <w:tabs>
+              <w:tab w:val="right" w:leader="dot" w:pos="8296"/>
+            </w:tabs>
+            <w:rPr>
+              <w:rFonts w:cstheme="minorBidi" w:hint="eastAsia"/>
+              <w:noProof/>
+              <w:kern w:val="2"/>
+              <w:szCs w:val="24"/>
+              <w14:ligatures w14:val="standardContextual"/>
+            </w:rPr>
+          </w:pPr>
+          <w:hyperlink w:anchor="_Toc225628741" w:history="1">
+            <w:r>
+              <w:rPr>
+                <w:rStyle w:val="ae"/>
+                <w:rFonts w:hint="eastAsia"/>
+                <w:noProof/>
+              </w:rPr>
+              <w:t>26.03.18</w:t>
+            </w:r>
+            <w:r>
+              <w:rPr>
+                <w:rFonts w:hint="eastAsia"/>
+                <w:noProof/>
+                <w:webHidden/>
+              </w:rPr>
+              <w:tab/>
+            </w:r>
+            <w:r>
+              <w:rPr>
+                <w:rFonts w:hint="eastAsia"/>
+                <w:noProof/>
+                <w:webHidden/>
+              </w:rPr>
+              <w:fldChar w:fldCharType="begin"/>
+            </w:r>
+            <w:r>
+              <w:rPr>
+                <w:rFonts w:hint="eastAsia"/>
+                <w:noProof/>
+                <w:webHidden/>
+              </w:rPr>
+              <w:instrText xml:space="preserve"> </w:instrText>
+            </w:r>
+            <w:r>
+              <w:rPr>
+                <w:noProof/>
+                <w:webHidden/>
+              </w:rPr>
+              <w:instrText>PAGEREF _Toc225628741 \h</w:instrText>
+            </w:r>
+            <w:r>
+              <w:rPr>
+                <w:rFonts w:hint="eastAsia"/>
+                <w:noProof/>
+                <w:webHidden/>
+              </w:rPr>
+              <w:instrText xml:space="preserve"> </w:instrText>
+            </w:r>
+            <w:r>
+              <w:rPr>
+                <w:rFonts w:hint="eastAsia"/>
+                <w:noProof/>
+                <w:webHidden/>
+              </w:rPr>
+            </w:r>
+            <w:r>
+              <w:rPr>
+                <w:rFonts w:hint="eastAsia"/>
+                <w:noProof/>
+                <w:webHidden/>
+              </w:rPr>
+              <w:fldChar w:fldCharType="separate"/>
+            </w:r>
+            <w:r>
+              <w:rPr>
+                <w:rFonts w:hint="eastAsia"/>
+                <w:noProof/>
+                <w:webHidden/>
+              </w:rPr>
+              <w:t>15</w:t>
+            </w:r>
+            <w:r>
+              <w:rPr>
+                <w:rFonts w:hint="eastAsia"/>
+                <w:noProof/>
+                <w:webHidden/>
+              </w:rPr>
+              <w:fldChar w:fldCharType="end"/>
+            </w:r>
+          </w:hyperlink>
+        </w:p>
+        <w:p>
+          <w:pPr>
+            <w:pStyle w:val="TOC3"/>
+            <w:tabs>
+              <w:tab w:val="right" w:leader="dot" w:pos="8296"/>
+            </w:tabs>
+            <w:rPr>
+              <w:rFonts w:cstheme="minorBidi" w:hint="eastAsia"/>
+              <w:noProof/>
+              <w:kern w:val="2"/>
+              <w:szCs w:val="24"/>
+              <w14:ligatures w14:val="standardContextual"/>
+            </w:rPr>
+          </w:pPr>
+          <w:hyperlink w:anchor="_Toc225628742" w:history="1">
+            <w:r>
+              <w:rPr>
+                <w:rStyle w:val="ae"/>
+                <w:rFonts w:hint="eastAsia"/>
+                <w:noProof/>
+              </w:rPr>
+              <w:t>LC记录56 57 58</w:t>
+            </w:r>
+            <w:r>
+              <w:rPr>
+                <w:rFonts w:hint="eastAsia"/>
+                <w:noProof/>
+                <w:webHidden/>
+              </w:rPr>
+              <w:tab/>
+            </w:r>
+            <w:r>
+              <w:rPr>
+                <w:rFonts w:hint="eastAsia"/>
+                <w:noProof/>
+                <w:webHidden/>
+              </w:rPr>
+              <w:fldChar w:fldCharType="begin"/>
+            </w:r>
+            <w:r>
+              <w:rPr>
+                <w:rFonts w:hint="eastAsia"/>
+                <w:noProof/>
+                <w:webHidden/>
+              </w:rPr>
+              <w:instrText xml:space="preserve"> </w:instrText>
+            </w:r>
+            <w:r>
+              <w:rPr>
+                <w:noProof/>
+                <w:webHidden/>
+              </w:rPr>
+              <w:instrText>PAGEREF _Toc225628742 \h</w:instrText>
             </w:r>
             <w:r>
               <w:rPr>
@@ -5504,7 +5694,7 @@
           <w:rFonts w:hint="eastAsia"/>
         </w:rPr>
       </w:pPr>
-      <w:bookmarkStart w:id="0" w:name="_Toc223989406"/>
+      <w:bookmarkStart w:id="0" w:name="_Toc225628684"/>
       <w:r>
         <w:rPr>
           <w:rFonts w:hint="eastAsia"/>
@@ -5521,7 +5711,7 @@
           <w:rFonts w:hint="eastAsia"/>
         </w:rPr>
       </w:pPr>
-      <w:bookmarkStart w:id="1" w:name="_Toc223989407"/>
+      <w:bookmarkStart w:id="1" w:name="_Toc225628685"/>
       <w:r>
         <w:rPr>
           <w:rFonts w:hint="eastAsia"/>
@@ -7247,7 +7437,7 @@
           <w:rFonts w:hint="eastAsia"/>
         </w:rPr>
       </w:pPr>
-      <w:bookmarkStart w:id="2" w:name="_Toc223989408"/>
+      <w:bookmarkStart w:id="2" w:name="_Toc225628686"/>
       <w:r>
         <w:rPr>
           <w:rFonts w:hint="eastAsia"/>
@@ -7500,7 +7690,7 @@
           <w:rFonts w:hint="eastAsia"/>
         </w:rPr>
       </w:pPr>
-      <w:bookmarkStart w:id="3" w:name="_Toc223989409"/>
+      <w:bookmarkStart w:id="3" w:name="_Toc225628687"/>
       <w:r>
         <w:rPr>
           <w:rFonts w:hint="eastAsia"/>
@@ -7516,7 +7706,7 @@
           <w:rFonts w:hint="eastAsia"/>
         </w:rPr>
       </w:pPr>
-      <w:bookmarkStart w:id="4" w:name="_Toc223989410"/>
+      <w:bookmarkStart w:id="4" w:name="_Toc225628688"/>
       <w:r>
         <w:rPr>
           <w:rFonts w:hint="eastAsia"/>
@@ -8296,7 +8486,7 @@
           <w:rFonts w:hint="eastAsia"/>
         </w:rPr>
       </w:pPr>
-      <w:bookmarkStart w:id="5" w:name="_Toc223989411"/>
+      <w:bookmarkStart w:id="5" w:name="_Toc225628689"/>
       <w:r>
         <w:rPr>
           <w:rFonts w:hint="eastAsia"/>
@@ -8318,7 +8508,7 @@
           <w:rFonts w:hint="eastAsia"/>
         </w:rPr>
       </w:pPr>
-      <w:bookmarkStart w:id="6" w:name="_Toc223989412"/>
+      <w:bookmarkStart w:id="6" w:name="_Toc225628690"/>
       <w:r>
         <w:rPr>
           <w:rFonts w:hint="eastAsia"/>
@@ -8413,7 +8603,7 @@
           <w:rFonts w:hint="eastAsia"/>
         </w:rPr>
       </w:pPr>
-      <w:bookmarkStart w:id="7" w:name="_Toc223989413"/>
+      <w:bookmarkStart w:id="7" w:name="_Toc225628691"/>
       <w:r>
         <w:rPr>
           <w:rFonts w:hint="eastAsia"/>
@@ -8429,17 +8619,17 @@
           <w:rFonts w:hint="eastAsia"/>
         </w:rPr>
       </w:pPr>
-      <w:bookmarkStart w:id="8" w:name="_Toc223989414"/>
-      <w:bookmarkStart w:id="9" w:name="OLE_LINK1"/>
+      <w:bookmarkStart w:id="8" w:name="OLE_LINK1"/>
+      <w:bookmarkStart w:id="9" w:name="_Toc225628692"/>
       <w:r>
         <w:rPr>
           <w:rFonts w:hint="eastAsia"/>
         </w:rPr>
         <w:t>LC记录5</w:t>
       </w:r>
-      <w:bookmarkEnd w:id="8"/>
-    </w:p>
-    <w:bookmarkEnd w:id="9"/>
+      <w:bookmarkEnd w:id="9"/>
+    </w:p>
+    <w:bookmarkEnd w:id="8"/>
     <w:p>
       <w:pPr>
         <w:rPr>
@@ -8784,7 +8974,7 @@
           <w:rFonts w:hint="eastAsia"/>
         </w:rPr>
       </w:pPr>
-      <w:bookmarkStart w:id="10" w:name="_Toc223989415"/>
+      <w:bookmarkStart w:id="10" w:name="_Toc225628693"/>
       <w:r>
         <w:rPr>
           <w:rFonts w:hint="eastAsia"/>
@@ -8866,7 +9056,7 @@
           <w:rFonts w:hint="eastAsia"/>
         </w:rPr>
       </w:pPr>
-      <w:bookmarkStart w:id="11" w:name="_Toc223989416"/>
+      <w:bookmarkStart w:id="11" w:name="_Toc225628694"/>
       <w:r>
         <w:rPr>
           <w:rFonts w:hint="eastAsia"/>
@@ -8882,7 +9072,7 @@
           <w:rFonts w:hint="eastAsia"/>
         </w:rPr>
       </w:pPr>
-      <w:bookmarkStart w:id="12" w:name="_Toc223989417"/>
+      <w:bookmarkStart w:id="12" w:name="_Toc225628695"/>
       <w:r>
         <w:rPr>
           <w:rFonts w:hint="eastAsia"/>
@@ -8937,7 +9127,7 @@
           <w:rFonts w:hint="eastAsia"/>
         </w:rPr>
       </w:pPr>
-      <w:bookmarkStart w:id="13" w:name="_Toc223989418"/>
+      <w:bookmarkStart w:id="13" w:name="_Toc225628696"/>
       <w:r>
         <w:rPr>
           <w:rFonts w:hint="eastAsia"/>
@@ -8953,7 +9143,7 @@
           <w:rFonts w:hint="eastAsia"/>
         </w:rPr>
       </w:pPr>
-      <w:bookmarkStart w:id="14" w:name="_Toc223989419"/>
+      <w:bookmarkStart w:id="14" w:name="_Toc225628697"/>
       <w:r>
         <w:rPr>
           <w:rFonts w:hint="eastAsia"/>
@@ -9262,7 +9452,7 @@
           <w:rFonts w:hint="eastAsia"/>
         </w:rPr>
       </w:pPr>
-      <w:bookmarkStart w:id="15" w:name="_Toc223989420"/>
+      <w:bookmarkStart w:id="15" w:name="_Toc225628698"/>
       <w:r>
         <w:rPr>
           <w:rFonts w:hint="eastAsia"/>
@@ -9309,7 +9499,7 @@
           <w:rFonts w:hint="eastAsia"/>
         </w:rPr>
       </w:pPr>
-      <w:bookmarkStart w:id="16" w:name="_Toc223989421"/>
+      <w:bookmarkStart w:id="16" w:name="_Toc225628699"/>
       <w:r>
         <w:rPr>
           <w:rFonts w:hint="eastAsia"/>
@@ -9334,7 +9524,7 @@
           <w:rFonts w:hint="eastAsia"/>
         </w:rPr>
       </w:pPr>
-      <w:bookmarkStart w:id="17" w:name="_Toc223989422"/>
+      <w:bookmarkStart w:id="17" w:name="_Toc225628700"/>
       <w:r>
         <w:rPr>
           <w:rFonts w:hint="eastAsia"/>
@@ -9395,7 +9585,7 @@
           <w:rFonts w:hint="eastAsia"/>
         </w:rPr>
       </w:pPr>
-      <w:bookmarkStart w:id="18" w:name="_Toc223989423"/>
+      <w:bookmarkStart w:id="18" w:name="_Toc225628701"/>
       <w:r>
         <w:rPr>
           <w:rFonts w:hint="eastAsia"/>
@@ -9411,7 +9601,7 @@
           <w:rFonts w:hint="eastAsia"/>
         </w:rPr>
       </w:pPr>
-      <w:bookmarkStart w:id="19" w:name="_Toc223989424"/>
+      <w:bookmarkStart w:id="19" w:name="_Toc225628702"/>
       <w:r>
         <w:rPr>
           <w:rFonts w:hint="eastAsia"/>
@@ -9931,7 +10121,7 @@
           <w:rFonts w:hint="eastAsia"/>
         </w:rPr>
       </w:pPr>
-      <w:bookmarkStart w:id="20" w:name="_Toc223989425"/>
+      <w:bookmarkStart w:id="20" w:name="_Toc225628703"/>
       <w:r>
         <w:rPr>
           <w:rFonts w:hint="eastAsia"/>
@@ -9947,7 +10137,7 @@
           <w:rFonts w:hint="eastAsia"/>
         </w:rPr>
       </w:pPr>
-      <w:bookmarkStart w:id="21" w:name="_Toc223989426"/>
+      <w:bookmarkStart w:id="21" w:name="_Toc225628704"/>
       <w:r>
         <w:rPr>
           <w:rFonts w:hint="eastAsia"/>
@@ -10751,7 +10941,7 @@
           <w:rFonts w:hint="eastAsia"/>
         </w:rPr>
       </w:pPr>
-      <w:bookmarkStart w:id="22" w:name="_Toc223989427"/>
+      <w:bookmarkStart w:id="22" w:name="_Toc225628705"/>
       <w:r>
         <w:rPr>
           <w:rFonts w:hint="eastAsia"/>
@@ -10767,7 +10957,7 @@
           <w:rFonts w:hint="eastAsia"/>
         </w:rPr>
       </w:pPr>
-      <w:bookmarkStart w:id="23" w:name="_Toc223989428"/>
+      <w:bookmarkStart w:id="23" w:name="_Toc225628706"/>
       <w:r>
         <w:rPr>
           <w:rFonts w:hint="eastAsia"/>
@@ -10878,7 +11068,7 @@
           <w:rFonts w:hint="eastAsia"/>
         </w:rPr>
       </w:pPr>
-      <w:bookmarkStart w:id="24" w:name="_Toc223989429"/>
+      <w:bookmarkStart w:id="24" w:name="_Toc225628707"/>
       <w:r>
         <w:rPr>
           <w:rFonts w:hint="eastAsia"/>
@@ -10894,7 +11084,7 @@
           <w:rFonts w:hint="eastAsia"/>
         </w:rPr>
       </w:pPr>
-      <w:bookmarkStart w:id="25" w:name="_Toc223989430"/>
+      <w:bookmarkStart w:id="25" w:name="_Toc225628708"/>
       <w:r>
         <w:rPr>
           <w:rFonts w:hint="eastAsia"/>
@@ -10919,7 +11109,7 @@
           <w:rFonts w:hint="eastAsia"/>
         </w:rPr>
       </w:pPr>
-      <w:bookmarkStart w:id="26" w:name="_Toc223989431"/>
+      <w:bookmarkStart w:id="26" w:name="_Toc225628709"/>
       <w:r>
         <w:rPr>
           <w:rFonts w:hint="eastAsia"/>
@@ -10936,7 +11126,7 @@
           <w:rFonts w:hint="eastAsia"/>
         </w:rPr>
       </w:pPr>
-      <w:bookmarkStart w:id="27" w:name="_Toc223989432"/>
+      <w:bookmarkStart w:id="27" w:name="_Toc225628710"/>
       <w:r>
         <w:rPr>
           <w:rFonts w:hint="eastAsia"/>
@@ -10964,7 +11154,7 @@
           <w:rFonts w:hint="eastAsia"/>
         </w:rPr>
       </w:pPr>
-      <w:bookmarkStart w:id="28" w:name="_Toc223989433"/>
+      <w:bookmarkStart w:id="28" w:name="_Toc225628711"/>
       <w:r>
         <w:rPr>
           <w:rFonts w:hint="eastAsia"/>
@@ -10980,7 +11170,7 @@
           <w:rFonts w:hint="eastAsia"/>
         </w:rPr>
       </w:pPr>
-      <w:bookmarkStart w:id="29" w:name="_Toc223989434"/>
+      <w:bookmarkStart w:id="29" w:name="_Toc225628712"/>
       <w:r>
         <w:rPr>
           <w:rFonts w:hint="eastAsia"/>
@@ -11107,7 +11297,7 @@
           <w:rFonts w:hint="eastAsia"/>
         </w:rPr>
       </w:pPr>
-      <w:bookmarkStart w:id="30" w:name="_Toc223989435"/>
+      <w:bookmarkStart w:id="30" w:name="_Toc225628713"/>
       <w:r>
         <w:rPr>
           <w:rFonts w:hint="eastAsia"/>
@@ -11123,7 +11313,7 @@
           <w:rFonts w:hint="eastAsia"/>
         </w:rPr>
       </w:pPr>
-      <w:bookmarkStart w:id="31" w:name="_Toc223989436"/>
+      <w:bookmarkStart w:id="31" w:name="_Toc225628714"/>
       <w:r>
         <w:rPr>
           <w:rFonts w:hint="eastAsia"/>
@@ -11160,7 +11350,7 @@
           <w:rFonts w:hint="eastAsia"/>
         </w:rPr>
       </w:pPr>
-      <w:bookmarkStart w:id="32" w:name="_Toc223989437"/>
+      <w:bookmarkStart w:id="32" w:name="_Toc225628715"/>
       <w:r>
         <w:rPr>
           <w:rFonts w:hint="eastAsia"/>
@@ -11176,7 +11366,7 @@
           <w:rFonts w:hint="eastAsia"/>
         </w:rPr>
       </w:pPr>
-      <w:bookmarkStart w:id="33" w:name="_Toc223989438"/>
+      <w:bookmarkStart w:id="33" w:name="_Toc225628716"/>
       <w:r>
         <w:rPr>
           <w:rFonts w:hint="eastAsia"/>
@@ -11251,7 +11441,7 @@
           <w:rFonts w:hint="eastAsia"/>
         </w:rPr>
       </w:pPr>
-      <w:bookmarkStart w:id="34" w:name="_Toc223989439"/>
+      <w:bookmarkStart w:id="34" w:name="_Toc225628717"/>
       <w:r>
         <w:rPr>
           <w:rFonts w:hint="eastAsia"/>
@@ -11267,7 +11457,7 @@
           <w:rFonts w:hint="eastAsia"/>
         </w:rPr>
       </w:pPr>
-      <w:bookmarkStart w:id="35" w:name="_Toc223989440"/>
+      <w:bookmarkStart w:id="35" w:name="_Toc225628718"/>
       <w:r>
         <w:rPr>
           <w:rFonts w:hint="eastAsia"/>
@@ -11431,7 +11621,7 @@
           <w:rFonts w:hint="eastAsia"/>
         </w:rPr>
       </w:pPr>
-      <w:bookmarkStart w:id="36" w:name="_Toc223989441"/>
+      <w:bookmarkStart w:id="36" w:name="_Toc225628719"/>
       <w:r>
         <w:rPr>
           <w:rFonts w:hint="eastAsia"/>
@@ -11448,7 +11638,7 @@
           <w:rFonts w:hint="eastAsia"/>
         </w:rPr>
       </w:pPr>
-      <w:bookmarkStart w:id="37" w:name="_Toc223989442"/>
+      <w:bookmarkStart w:id="37" w:name="_Toc225628720"/>
       <w:r>
         <w:rPr>
           <w:rFonts w:hint="eastAsia"/>
@@ -11464,7 +11654,7 @@
           <w:rFonts w:hint="eastAsia"/>
         </w:rPr>
       </w:pPr>
-      <w:bookmarkStart w:id="38" w:name="_Toc223989443"/>
+      <w:bookmarkStart w:id="38" w:name="_Toc225628721"/>
       <w:r>
         <w:rPr>
           <w:rFonts w:hint="eastAsia"/>
@@ -11480,7 +11670,7 @@
           <w:rFonts w:hint="eastAsia"/>
         </w:rPr>
       </w:pPr>
-      <w:bookmarkStart w:id="39" w:name="_Toc223989444"/>
+      <w:bookmarkStart w:id="39" w:name="_Toc225628722"/>
       <w:r>
         <w:rPr>
           <w:rFonts w:hint="eastAsia"/>
@@ -11635,7 +11825,7 @@
           <w:rFonts w:hint="eastAsia"/>
         </w:rPr>
       </w:pPr>
-      <w:bookmarkStart w:id="40" w:name="_Toc223989445"/>
+      <w:bookmarkStart w:id="40" w:name="_Toc225628723"/>
       <w:r>
         <w:rPr>
           <w:rFonts w:hint="eastAsia"/>
@@ -11651,7 +11841,7 @@
           <w:rFonts w:hint="eastAsia"/>
         </w:rPr>
       </w:pPr>
-      <w:bookmarkStart w:id="41" w:name="_Toc223989446"/>
+      <w:bookmarkStart w:id="41" w:name="_Toc225628724"/>
       <w:r>
         <w:rPr>
           <w:rFonts w:hint="eastAsia"/>
@@ -11724,7 +11914,7 @@
           <w:rFonts w:hint="eastAsia"/>
         </w:rPr>
       </w:pPr>
-      <w:bookmarkStart w:id="42" w:name="_Toc223989447"/>
+      <w:bookmarkStart w:id="42" w:name="_Toc225628725"/>
       <w:r>
         <w:rPr>
           <w:rFonts w:hint="eastAsia"/>
@@ -11740,7 +11930,7 @@
           <w:rFonts w:hint="eastAsia"/>
         </w:rPr>
       </w:pPr>
-      <w:bookmarkStart w:id="43" w:name="_Toc223989448"/>
+      <w:bookmarkStart w:id="43" w:name="_Toc225628726"/>
       <w:r>
         <w:rPr>
           <w:rFonts w:hint="eastAsia"/>
@@ -12270,7 +12460,7 @@
           <w:rFonts w:hint="eastAsia"/>
         </w:rPr>
       </w:pPr>
-      <w:bookmarkStart w:id="44" w:name="_Toc223989449"/>
+      <w:bookmarkStart w:id="44" w:name="_Toc225628727"/>
       <w:r>
         <w:rPr>
           <w:rFonts w:hint="eastAsia"/>
@@ -12286,7 +12476,7 @@
           <w:rFonts w:hint="eastAsia"/>
         </w:rPr>
       </w:pPr>
-      <w:bookmarkStart w:id="45" w:name="_Toc223989450"/>
+      <w:bookmarkStart w:id="45" w:name="_Toc225628728"/>
       <w:r>
         <w:rPr>
           <w:rFonts w:hint="eastAsia"/>
@@ -12314,7 +12504,7 @@
           <w:rFonts w:hint="eastAsia"/>
         </w:rPr>
       </w:pPr>
-      <w:bookmarkStart w:id="46" w:name="_Toc223989451"/>
+      <w:bookmarkStart w:id="46" w:name="_Toc225628729"/>
       <w:r>
         <w:rPr>
           <w:rFonts w:hint="eastAsia"/>
@@ -12330,7 +12520,7 @@
           <w:rFonts w:hint="eastAsia"/>
         </w:rPr>
       </w:pPr>
-      <w:bookmarkStart w:id="47" w:name="_Toc223989452"/>
+      <w:bookmarkStart w:id="47" w:name="_Toc225628730"/>
       <w:r>
         <w:rPr>
           <w:rFonts w:hint="eastAsia"/>
@@ -12346,7 +12536,7 @@
           <w:rFonts w:hint="eastAsia"/>
         </w:rPr>
       </w:pPr>
-      <w:bookmarkStart w:id="48" w:name="_Toc223989453"/>
+      <w:bookmarkStart w:id="48" w:name="_Toc225628731"/>
       <w:r>
         <w:rPr>
           <w:rFonts w:hint="eastAsia"/>
@@ -12368,7 +12558,7 @@
           <w:rFonts w:hint="eastAsia"/>
         </w:rPr>
       </w:pPr>
-      <w:bookmarkStart w:id="49" w:name="_Toc223989454"/>
+      <w:bookmarkStart w:id="49" w:name="_Toc225628732"/>
       <w:r>
         <w:rPr>
           <w:rFonts w:hint="eastAsia"/>
@@ -12384,7 +12574,7 @@
           <w:rFonts w:hint="eastAsia"/>
         </w:rPr>
       </w:pPr>
-      <w:bookmarkStart w:id="50" w:name="_Toc223989455"/>
+      <w:bookmarkStart w:id="50" w:name="_Toc225628733"/>
       <w:r>
         <w:rPr>
           <w:rFonts w:hint="eastAsia"/>
@@ -12400,7 +12590,7 @@
           <w:rFonts w:hint="eastAsia"/>
         </w:rPr>
       </w:pPr>
-      <w:bookmarkStart w:id="51" w:name="_Toc223989456"/>
+      <w:bookmarkStart w:id="51" w:name="_Toc225628734"/>
       <w:r>
         <w:rPr>
           <w:rFonts w:hint="eastAsia"/>
@@ -12422,7 +12612,7 @@
           <w:rFonts w:hint="eastAsia"/>
         </w:rPr>
       </w:pPr>
-      <w:bookmarkStart w:id="52" w:name="_Toc223989457"/>
+      <w:bookmarkStart w:id="52" w:name="_Toc225628735"/>
       <w:r>
         <w:rPr>
           <w:rFonts w:hint="eastAsia"/>
@@ -12438,7 +12628,7 @@
           <w:rFonts w:hint="eastAsia"/>
         </w:rPr>
       </w:pPr>
-      <w:bookmarkStart w:id="53" w:name="_Toc223989458"/>
+      <w:bookmarkStart w:id="53" w:name="_Toc225628736"/>
       <w:r>
         <w:rPr>
           <w:rFonts w:hint="eastAsia"/>
@@ -12885,7 +13075,7 @@
           <w14:ligatures w14:val="none"/>
         </w:rPr>
       </w:pPr>
-      <w:bookmarkStart w:id="54" w:name="_Toc223989459"/>
+      <w:bookmarkStart w:id="54" w:name="_Toc225628737"/>
       <w:r>
         <w:rPr>
           <w:rFonts w:ascii="宋体" w:eastAsia="宋体" w:hAnsi="宋体" w:cs="宋体"/>
@@ -12916,7 +13106,7 @@
           <w14:ligatures w14:val="none"/>
         </w:rPr>
       </w:pPr>
-      <w:bookmarkStart w:id="55" w:name="_Toc223989460"/>
+      <w:bookmarkStart w:id="55" w:name="_Toc225628738"/>
       <w:r>
         <w:rPr>
           <w:rFonts w:ascii="宋体" w:eastAsia="宋体" w:hAnsi="宋体" w:cs="宋体"/>
@@ -12998,7 +13188,7 @@
           <w:rFonts w:hint="eastAsia"/>
         </w:rPr>
       </w:pPr>
-      <w:bookmarkStart w:id="56" w:name="_Toc223989461"/>
+      <w:bookmarkStart w:id="56" w:name="_Toc225628739"/>
       <w:r>
         <w:rPr>
           <w:rFonts w:hint="eastAsia"/>
@@ -13014,7 +13204,7 @@
           <w:rFonts w:hint="eastAsia"/>
         </w:rPr>
       </w:pPr>
-      <w:bookmarkStart w:id="57" w:name="_Toc223989462"/>
+      <w:bookmarkStart w:id="57" w:name="_Toc225628740"/>
       <w:r>
         <w:rPr>
           <w:rFonts w:hint="eastAsia"/>
@@ -13056,18 +13246,14 @@
           <w:rFonts w:hint="eastAsia"/>
         </w:rPr>
       </w:pPr>
-      <w:r>
-        <w:rPr>
-          <w:rFonts w:hint="eastAsia"/>
-        </w:rPr>
-        <w:t>26.03.</w:t>
-      </w:r>
-      <w:r>
-        <w:rPr>
-          <w:rFonts w:hint="eastAsia"/>
-        </w:rPr>
-        <w:t>18</w:t>
-      </w:r>
+      <w:bookmarkStart w:id="58" w:name="_Toc225628741"/>
+      <w:r>
+        <w:rPr>
+          <w:rFonts w:hint="eastAsia"/>
+        </w:rPr>
+        <w:t>26.03.18</w:t>
+      </w:r>
+      <w:bookmarkEnd w:id="58"/>
     </w:p>
     <w:p>
       <w:pPr>
@@ -13076,17 +13262,12 @@
           <w:rFonts w:hint="eastAsia"/>
         </w:rPr>
       </w:pPr>
-      <w:r>
-        <w:rPr>
-          <w:rFonts w:hint="eastAsia"/>
-        </w:rPr>
-        <w:t>LC记录5</w:t>
-      </w:r>
-      <w:r>
-        <w:rPr>
-          <w:rFonts w:hint="eastAsia"/>
-        </w:rPr>
-        <w:t>6</w:t>
+      <w:bookmarkStart w:id="59" w:name="_Toc225628742"/>
+      <w:r>
+        <w:rPr>
+          <w:rFonts w:hint="eastAsia"/>
+        </w:rPr>
+        <w:t>LC记录56</w:t>
       </w:r>
       <w:r>
         <w:rPr>
@@ -13094,6 +13275,7 @@
         </w:rPr>
         <w:t xml:space="preserve"> 57 58</w:t>
       </w:r>
+      <w:bookmarkEnd w:id="59"/>
     </w:p>
     <w:p>
       <w:pPr>
@@ -13102,7 +13284,7 @@
         <w:spacing w:line="280" w:lineRule="exact"/>
         <w:jc w:val="left"/>
         <w:rPr>
-          <w:rFonts w:ascii="宋体" w:eastAsia="宋体" w:hAnsi="宋体" w:cs="宋体"/>
+          <w:rFonts w:ascii="宋体" w:eastAsia="宋体" w:hAnsi="宋体" w:cs="宋体" w:hint="eastAsia"/>
           <w:kern w:val="0"/>
           <w:sz w:val="24"/>
           <w:szCs w:val="24"/>
@@ -13761,7 +13943,7 @@
         <w:spacing w:after="180" w:line="280" w:lineRule="exact"/>
         <w:jc w:val="left"/>
         <w:rPr>
-          <w:rFonts w:ascii="宋体" w:eastAsia="宋体" w:hAnsi="宋体" w:cs="宋体"/>
+          <w:rFonts w:ascii="宋体" w:eastAsia="宋体" w:hAnsi="宋体" w:cs="宋体" w:hint="eastAsia"/>
           <w:kern w:val="0"/>
           <w:sz w:val="28"/>
           <w:szCs w:val="28"/>
@@ -14288,6 +14470,7 @@
     <w:p>
       <w:pPr>
         <w:rPr>
+          <w:rFonts w:hint="eastAsia"/>
           <w:b/>
           <w:bCs/>
         </w:rPr>
@@ -14296,6 +14479,7 @@
     <w:p>
       <w:pPr>
         <w:rPr>
+          <w:rFonts w:hint="eastAsia"/>
           <w:b/>
           <w:bCs/>
         </w:rPr>
@@ -14304,6 +14488,7 @@
     <w:p>
       <w:pPr>
         <w:rPr>
+          <w:rFonts w:hint="eastAsia"/>
           <w:b/>
           <w:bCs/>
         </w:rPr>
@@ -14319,6 +14504,7 @@
     <w:p>
       <w:pPr>
         <w:rPr>
+          <w:rFonts w:hint="eastAsia"/>
           <w:b/>
           <w:bCs/>
         </w:rPr>
@@ -14334,6 +14520,7 @@
     <w:p>
       <w:pPr>
         <w:rPr>
+          <w:rFonts w:hint="eastAsia"/>
           <w:b/>
           <w:bCs/>
         </w:rPr>
@@ -14346,6 +14533,7 @@
           <w:numId w:val="25"/>
         </w:numPr>
         <w:rPr>
+          <w:rFonts w:hint="eastAsia"/>
           <w:b/>
           <w:bCs/>
         </w:rPr>
@@ -14365,6 +14553,7 @@
           <w:numId w:val="25"/>
         </w:numPr>
         <w:rPr>
+          <w:rFonts w:hint="eastAsia"/>
           <w:b/>
           <w:bCs/>
         </w:rPr>
@@ -14384,6 +14573,7 @@
           <w:numId w:val="25"/>
         </w:numPr>
         <w:rPr>
+          <w:rFonts w:hint="eastAsia"/>
           <w:b/>
           <w:bCs/>
         </w:rPr>
@@ -14516,6 +14706,7 @@
     <w:p>
       <w:pPr>
         <w:rPr>
+          <w:rFonts w:hint="eastAsia"/>
           <w:b/>
           <w:bCs/>
         </w:rPr>
@@ -14524,6 +14715,7 @@
     <w:p>
       <w:pPr>
         <w:rPr>
+          <w:rFonts w:hint="eastAsia"/>
           <w:b/>
           <w:bCs/>
         </w:rPr>
@@ -14532,6 +14724,7 @@
     <w:p>
       <w:pPr>
         <w:rPr>
+          <w:rFonts w:hint="eastAsia"/>
           <w:b/>
           <w:bCs/>
         </w:rPr>
@@ -14570,6 +14763,7 @@
     <w:p>
       <w:pPr>
         <w:rPr>
+          <w:rFonts w:hint="eastAsia"/>
           <w:b/>
           <w:bCs/>
         </w:rPr>
@@ -14586,6 +14780,7 @@
     <w:p>
       <w:pPr>
         <w:rPr>
+          <w:rFonts w:hint="eastAsia"/>
           <w:b/>
           <w:bCs/>
         </w:rPr>
@@ -14594,6 +14789,7 @@
     <w:p>
       <w:pPr>
         <w:rPr>
+          <w:rFonts w:hint="eastAsia"/>
           <w:b/>
           <w:bCs/>
         </w:rPr>
@@ -14657,6 +14853,7 @@
     <w:p>
       <w:pPr>
         <w:rPr>
+          <w:rFonts w:hint="eastAsia"/>
           <w:b/>
           <w:bCs/>
         </w:rPr>
@@ -14665,6 +14862,7 @@
     <w:p>
       <w:pPr>
         <w:rPr>
+          <w:rFonts w:hint="eastAsia"/>
           <w:b/>
           <w:bCs/>
         </w:rPr>
@@ -18227,6 +18425,7 @@
   <w:style w:type="character" w:default="1" w:styleId="a0">
     <w:name w:val="Default Paragraph Font"/>
     <w:uiPriority w:val="1"/>
+    <w:semiHidden/>
     <w:unhideWhenUsed/>
   </w:style>
   <w:style w:type="table" w:default="1" w:styleId="a1">

--- a/lc记录.docx
+++ b/lc记录.docx
@@ -5770,7 +5770,49 @@
               <w:rPr>
                 <w:rFonts w:hint="eastAsia"/>
               </w:rPr>
-              <w:t>let arr: number[] = new Array(5).fill(0);</w:t>
+              <w:t xml:space="preserve">let </w:t>
+            </w:r>
+            <w:proofErr w:type="spellStart"/>
+            <w:r>
+              <w:rPr>
+                <w:rFonts w:hint="eastAsia"/>
+              </w:rPr>
+              <w:t>arr</w:t>
+            </w:r>
+            <w:proofErr w:type="spellEnd"/>
+            <w:r>
+              <w:rPr>
+                <w:rFonts w:hint="eastAsia"/>
+              </w:rPr>
+              <w:t xml:space="preserve">: </w:t>
+            </w:r>
+            <w:proofErr w:type="gramStart"/>
+            <w:r>
+              <w:rPr>
+                <w:rFonts w:hint="eastAsia"/>
+              </w:rPr>
+              <w:t>number[</w:t>
+            </w:r>
+            <w:proofErr w:type="gramEnd"/>
+            <w:r>
+              <w:rPr>
+                <w:rFonts w:hint="eastAsia"/>
+              </w:rPr>
+              <w:t>] = new Array(5</w:t>
+            </w:r>
+            <w:proofErr w:type="gramStart"/>
+            <w:r>
+              <w:rPr>
+                <w:rFonts w:hint="eastAsia"/>
+              </w:rPr>
+              <w:t>).fill</w:t>
+            </w:r>
+            <w:proofErr w:type="gramEnd"/>
+            <w:r>
+              <w:rPr>
+                <w:rFonts w:hint="eastAsia"/>
+              </w:rPr>
+              <w:t>(0);</w:t>
             </w:r>
           </w:p>
           <w:p>
@@ -5783,7 +5825,35 @@
               <w:rPr>
                 <w:rFonts w:hint="eastAsia"/>
               </w:rPr>
-              <w:t>let nums: number[] = [1, 3, 2, 5, 4];</w:t>
+              <w:t xml:space="preserve">let </w:t>
+            </w:r>
+            <w:proofErr w:type="spellStart"/>
+            <w:r>
+              <w:rPr>
+                <w:rFonts w:hint="eastAsia"/>
+              </w:rPr>
+              <w:t>nums</w:t>
+            </w:r>
+            <w:proofErr w:type="spellEnd"/>
+            <w:r>
+              <w:rPr>
+                <w:rFonts w:hint="eastAsia"/>
+              </w:rPr>
+              <w:t xml:space="preserve">: </w:t>
+            </w:r>
+            <w:proofErr w:type="gramStart"/>
+            <w:r>
+              <w:rPr>
+                <w:rFonts w:hint="eastAsia"/>
+              </w:rPr>
+              <w:t>number[</w:t>
+            </w:r>
+            <w:proofErr w:type="gramEnd"/>
+            <w:r>
+              <w:rPr>
+                <w:rFonts w:hint="eastAsia"/>
+              </w:rPr>
+              <w:t>] = [1, 3, 2, 5, 4];</w:t>
             </w:r>
           </w:p>
         </w:tc>
@@ -5865,7 +5935,21 @@
               <w:rPr>
                 <w:rFonts w:hint="eastAsia"/>
               </w:rPr>
-              <w:t>class ListNode {</w:t>
+              <w:t xml:space="preserve">class </w:t>
+            </w:r>
+            <w:proofErr w:type="spellStart"/>
+            <w:r>
+              <w:rPr>
+                <w:rFonts w:hint="eastAsia"/>
+              </w:rPr>
+              <w:t>ListNode</w:t>
+            </w:r>
+            <w:proofErr w:type="spellEnd"/>
+            <w:r>
+              <w:rPr>
+                <w:rFonts w:hint="eastAsia"/>
+              </w:rPr>
+              <w:t xml:space="preserve"> {</w:t>
             </w:r>
           </w:p>
           <w:p>
@@ -5878,7 +5962,21 @@
               <w:rPr>
                 <w:rFonts w:hint="eastAsia"/>
               </w:rPr>
-              <w:t xml:space="preserve">    val: number;</w:t>
+              <w:t xml:space="preserve">    </w:t>
+            </w:r>
+            <w:proofErr w:type="spellStart"/>
+            <w:r>
+              <w:rPr>
+                <w:rFonts w:hint="eastAsia"/>
+              </w:rPr>
+              <w:t>val</w:t>
+            </w:r>
+            <w:proofErr w:type="spellEnd"/>
+            <w:r>
+              <w:rPr>
+                <w:rFonts w:hint="eastAsia"/>
+              </w:rPr>
+              <w:t>: number;</w:t>
             </w:r>
           </w:p>
           <w:p>
@@ -5891,7 +5989,21 @@
               <w:rPr>
                 <w:rFonts w:hint="eastAsia"/>
               </w:rPr>
-              <w:t xml:space="preserve">    next: ListNode | null;</w:t>
+              <w:t xml:space="preserve">    next: </w:t>
+            </w:r>
+            <w:proofErr w:type="spellStart"/>
+            <w:r>
+              <w:rPr>
+                <w:rFonts w:hint="eastAsia"/>
+              </w:rPr>
+              <w:t>ListNode</w:t>
+            </w:r>
+            <w:proofErr w:type="spellEnd"/>
+            <w:r>
+              <w:rPr>
+                <w:rFonts w:hint="eastAsia"/>
+              </w:rPr>
+              <w:t xml:space="preserve"> | null;</w:t>
             </w:r>
           </w:p>
           <w:p>
@@ -5904,7 +6016,63 @@
               <w:rPr>
                 <w:rFonts w:hint="eastAsia"/>
               </w:rPr>
-              <w:t xml:space="preserve">    constructor(val?: number, next?: ListNode | null) {</w:t>
+              <w:t xml:space="preserve">    </w:t>
+            </w:r>
+            <w:proofErr w:type="gramStart"/>
+            <w:r>
+              <w:rPr>
+                <w:rFonts w:hint="eastAsia"/>
+              </w:rPr>
+              <w:t>constructor(</w:t>
+            </w:r>
+            <w:proofErr w:type="spellStart"/>
+            <w:r>
+              <w:rPr>
+                <w:rFonts w:hint="eastAsia"/>
+              </w:rPr>
+              <w:t>val</w:t>
+            </w:r>
+            <w:proofErr w:type="spellEnd"/>
+            <w:r>
+              <w:rPr>
+                <w:rFonts w:hint="eastAsia"/>
+              </w:rPr>
+              <w:t>?:</w:t>
+            </w:r>
+            <w:proofErr w:type="gramEnd"/>
+            <w:r>
+              <w:rPr>
+                <w:rFonts w:hint="eastAsia"/>
+              </w:rPr>
+              <w:t xml:space="preserve"> number, </w:t>
+            </w:r>
+            <w:proofErr w:type="gramStart"/>
+            <w:r>
+              <w:rPr>
+                <w:rFonts w:hint="eastAsia"/>
+              </w:rPr>
+              <w:t>next?:</w:t>
+            </w:r>
+            <w:proofErr w:type="gramEnd"/>
+            <w:r>
+              <w:rPr>
+                <w:rFonts w:hint="eastAsia"/>
+              </w:rPr>
+              <w:t xml:space="preserve"> </w:t>
+            </w:r>
+            <w:proofErr w:type="spellStart"/>
+            <w:r>
+              <w:rPr>
+                <w:rFonts w:hint="eastAsia"/>
+              </w:rPr>
+              <w:t>ListNode</w:t>
+            </w:r>
+            <w:proofErr w:type="spellEnd"/>
+            <w:r>
+              <w:rPr>
+                <w:rFonts w:hint="eastAsia"/>
+              </w:rPr>
+              <w:t xml:space="preserve"> | null) {</w:t>
             </w:r>
           </w:p>
           <w:p>
@@ -5917,7 +6085,63 @@
               <w:rPr>
                 <w:rFonts w:hint="eastAsia"/>
               </w:rPr>
-              <w:t xml:space="preserve">        this.val = val === undefined ? 0 : val;        // 节点值</w:t>
+              <w:t xml:space="preserve">        </w:t>
+            </w:r>
+            <w:proofErr w:type="spellStart"/>
+            <w:r>
+              <w:rPr>
+                <w:rFonts w:hint="eastAsia"/>
+              </w:rPr>
+              <w:t>this.val</w:t>
+            </w:r>
+            <w:proofErr w:type="spellEnd"/>
+            <w:r>
+              <w:rPr>
+                <w:rFonts w:hint="eastAsia"/>
+              </w:rPr>
+              <w:t xml:space="preserve"> = </w:t>
+            </w:r>
+            <w:proofErr w:type="spellStart"/>
+            <w:r>
+              <w:rPr>
+                <w:rFonts w:hint="eastAsia"/>
+              </w:rPr>
+              <w:t>val</w:t>
+            </w:r>
+            <w:proofErr w:type="spellEnd"/>
+            <w:r>
+              <w:rPr>
+                <w:rFonts w:hint="eastAsia"/>
+              </w:rPr>
+              <w:t xml:space="preserve"> === </w:t>
+            </w:r>
+            <w:proofErr w:type="gramStart"/>
+            <w:r>
+              <w:rPr>
+                <w:rFonts w:hint="eastAsia"/>
+              </w:rPr>
+              <w:t>undefined ?</w:t>
+            </w:r>
+            <w:proofErr w:type="gramEnd"/>
+            <w:r>
+              <w:rPr>
+                <w:rFonts w:hint="eastAsia"/>
+              </w:rPr>
+              <w:t xml:space="preserve"> 0 : </w:t>
+            </w:r>
+            <w:proofErr w:type="spellStart"/>
+            <w:r>
+              <w:rPr>
+                <w:rFonts w:hint="eastAsia"/>
+              </w:rPr>
+              <w:t>val</w:t>
+            </w:r>
+            <w:proofErr w:type="spellEnd"/>
+            <w:r>
+              <w:rPr>
+                <w:rFonts w:hint="eastAsia"/>
+              </w:rPr>
+              <w:t>;        // 节点值</w:t>
             </w:r>
           </w:p>
           <w:p>
@@ -5930,7 +6154,65 @@
               <w:rPr>
                 <w:rFonts w:hint="eastAsia"/>
               </w:rPr>
-              <w:t xml:space="preserve">        this.next = next === undefined ? null : next;  // 指向下一节点的引用</w:t>
+              <w:t xml:space="preserve">        </w:t>
+            </w:r>
+            <w:proofErr w:type="spellStart"/>
+            <w:proofErr w:type="gramStart"/>
+            <w:r>
+              <w:rPr>
+                <w:rFonts w:hint="eastAsia"/>
+              </w:rPr>
+              <w:t>this.next</w:t>
+            </w:r>
+            <w:proofErr w:type="spellEnd"/>
+            <w:proofErr w:type="gramEnd"/>
+            <w:r>
+              <w:rPr>
+                <w:rFonts w:hint="eastAsia"/>
+              </w:rPr>
+              <w:t xml:space="preserve"> = next === </w:t>
+            </w:r>
+            <w:proofErr w:type="gramStart"/>
+            <w:r>
+              <w:rPr>
+                <w:rFonts w:hint="eastAsia"/>
+              </w:rPr>
+              <w:t>undefined ?</w:t>
+            </w:r>
+            <w:proofErr w:type="gramEnd"/>
+            <w:r>
+              <w:rPr>
+                <w:rFonts w:hint="eastAsia"/>
+              </w:rPr>
+              <w:t xml:space="preserve"> </w:t>
+            </w:r>
+            <w:proofErr w:type="gramStart"/>
+            <w:r>
+              <w:rPr>
+                <w:rFonts w:hint="eastAsia"/>
+              </w:rPr>
+              <w:t>null :</w:t>
+            </w:r>
+            <w:proofErr w:type="gramEnd"/>
+            <w:r>
+              <w:rPr>
+                <w:rFonts w:hint="eastAsia"/>
+              </w:rPr>
+              <w:t xml:space="preserve"> </w:t>
+            </w:r>
+            <w:proofErr w:type="gramStart"/>
+            <w:r>
+              <w:rPr>
+                <w:rFonts w:hint="eastAsia"/>
+              </w:rPr>
+              <w:t>next;  /</w:t>
+            </w:r>
+            <w:proofErr w:type="gramEnd"/>
+            <w:r>
+              <w:rPr>
+                <w:rFonts w:hint="eastAsia"/>
+              </w:rPr>
+              <w:t>/ 指向下一节点的引用</w:t>
             </w:r>
           </w:p>
           <w:p>
@@ -6002,7 +6284,29 @@
               <w:rPr>
                 <w:rFonts w:hint="eastAsia"/>
               </w:rPr>
-              <w:t>const n0 = new ListNode(1);</w:t>
+              <w:t xml:space="preserve">const n0 = new </w:t>
+            </w:r>
+            <w:proofErr w:type="spellStart"/>
+            <w:proofErr w:type="gramStart"/>
+            <w:r>
+              <w:rPr>
+                <w:rFonts w:hint="eastAsia"/>
+              </w:rPr>
+              <w:t>ListNode</w:t>
+            </w:r>
+            <w:proofErr w:type="spellEnd"/>
+            <w:r>
+              <w:rPr>
+                <w:rFonts w:hint="eastAsia"/>
+              </w:rPr>
+              <w:t>(</w:t>
+            </w:r>
+            <w:proofErr w:type="gramEnd"/>
+            <w:r>
+              <w:rPr>
+                <w:rFonts w:hint="eastAsia"/>
+              </w:rPr>
+              <w:t>1);</w:t>
             </w:r>
           </w:p>
           <w:p>
@@ -6015,7 +6319,29 @@
               <w:rPr>
                 <w:rFonts w:hint="eastAsia"/>
               </w:rPr>
-              <w:t>const n1 = new ListNode(3);</w:t>
+              <w:t xml:space="preserve">const n1 = new </w:t>
+            </w:r>
+            <w:proofErr w:type="spellStart"/>
+            <w:proofErr w:type="gramStart"/>
+            <w:r>
+              <w:rPr>
+                <w:rFonts w:hint="eastAsia"/>
+              </w:rPr>
+              <w:t>ListNode</w:t>
+            </w:r>
+            <w:proofErr w:type="spellEnd"/>
+            <w:r>
+              <w:rPr>
+                <w:rFonts w:hint="eastAsia"/>
+              </w:rPr>
+              <w:t>(</w:t>
+            </w:r>
+            <w:proofErr w:type="gramEnd"/>
+            <w:r>
+              <w:rPr>
+                <w:rFonts w:hint="eastAsia"/>
+              </w:rPr>
+              <w:t>3);</w:t>
             </w:r>
           </w:p>
           <w:p>
@@ -6028,7 +6354,29 @@
               <w:rPr>
                 <w:rFonts w:hint="eastAsia"/>
               </w:rPr>
-              <w:t>const n2 = new ListNode(2);</w:t>
+              <w:t xml:space="preserve">const n2 = new </w:t>
+            </w:r>
+            <w:proofErr w:type="spellStart"/>
+            <w:proofErr w:type="gramStart"/>
+            <w:r>
+              <w:rPr>
+                <w:rFonts w:hint="eastAsia"/>
+              </w:rPr>
+              <w:t>ListNode</w:t>
+            </w:r>
+            <w:proofErr w:type="spellEnd"/>
+            <w:r>
+              <w:rPr>
+                <w:rFonts w:hint="eastAsia"/>
+              </w:rPr>
+              <w:t>(</w:t>
+            </w:r>
+            <w:proofErr w:type="gramEnd"/>
+            <w:r>
+              <w:rPr>
+                <w:rFonts w:hint="eastAsia"/>
+              </w:rPr>
+              <w:t>2);</w:t>
             </w:r>
           </w:p>
           <w:p>
@@ -6041,7 +6389,29 @@
               <w:rPr>
                 <w:rFonts w:hint="eastAsia"/>
               </w:rPr>
-              <w:t>const n3 = new ListNode(5);</w:t>
+              <w:t xml:space="preserve">const n3 = new </w:t>
+            </w:r>
+            <w:proofErr w:type="spellStart"/>
+            <w:proofErr w:type="gramStart"/>
+            <w:r>
+              <w:rPr>
+                <w:rFonts w:hint="eastAsia"/>
+              </w:rPr>
+              <w:t>ListNode</w:t>
+            </w:r>
+            <w:proofErr w:type="spellEnd"/>
+            <w:r>
+              <w:rPr>
+                <w:rFonts w:hint="eastAsia"/>
+              </w:rPr>
+              <w:t>(</w:t>
+            </w:r>
+            <w:proofErr w:type="gramEnd"/>
+            <w:r>
+              <w:rPr>
+                <w:rFonts w:hint="eastAsia"/>
+              </w:rPr>
+              <w:t>5);</w:t>
             </w:r>
           </w:p>
           <w:p>
@@ -6054,7 +6424,29 @@
               <w:rPr>
                 <w:rFonts w:hint="eastAsia"/>
               </w:rPr>
-              <w:t>const n4 = new ListNode(4);</w:t>
+              <w:t xml:space="preserve">const n4 = new </w:t>
+            </w:r>
+            <w:proofErr w:type="spellStart"/>
+            <w:proofErr w:type="gramStart"/>
+            <w:r>
+              <w:rPr>
+                <w:rFonts w:hint="eastAsia"/>
+              </w:rPr>
+              <w:t>ListNode</w:t>
+            </w:r>
+            <w:proofErr w:type="spellEnd"/>
+            <w:r>
+              <w:rPr>
+                <w:rFonts w:hint="eastAsia"/>
+              </w:rPr>
+              <w:t>(</w:t>
+            </w:r>
+            <w:proofErr w:type="gramEnd"/>
+            <w:r>
+              <w:rPr>
+                <w:rFonts w:hint="eastAsia"/>
+              </w:rPr>
+              <w:t>4);</w:t>
             </w:r>
           </w:p>
           <w:p>
@@ -6080,7 +6472,21 @@
               <w:rPr>
                 <w:rFonts w:hint="eastAsia"/>
               </w:rPr>
-              <w:t>n0.next = n1;</w:t>
+              <w:t>n</w:t>
+            </w:r>
+            <w:proofErr w:type="gramStart"/>
+            <w:r>
+              <w:rPr>
+                <w:rFonts w:hint="eastAsia"/>
+              </w:rPr>
+              <w:t>0.next</w:t>
+            </w:r>
+            <w:proofErr w:type="gramEnd"/>
+            <w:r>
+              <w:rPr>
+                <w:rFonts w:hint="eastAsia"/>
+              </w:rPr>
+              <w:t xml:space="preserve"> = n1;</w:t>
             </w:r>
           </w:p>
           <w:p>
@@ -6093,7 +6499,21 @@
               <w:rPr>
                 <w:rFonts w:hint="eastAsia"/>
               </w:rPr>
-              <w:t>n1.next = n2;</w:t>
+              <w:t>n</w:t>
+            </w:r>
+            <w:proofErr w:type="gramStart"/>
+            <w:r>
+              <w:rPr>
+                <w:rFonts w:hint="eastAsia"/>
+              </w:rPr>
+              <w:t>1.next</w:t>
+            </w:r>
+            <w:proofErr w:type="gramEnd"/>
+            <w:r>
+              <w:rPr>
+                <w:rFonts w:hint="eastAsia"/>
+              </w:rPr>
+              <w:t xml:space="preserve"> = n2;</w:t>
             </w:r>
           </w:p>
           <w:p>
@@ -6106,7 +6526,21 @@
               <w:rPr>
                 <w:rFonts w:hint="eastAsia"/>
               </w:rPr>
-              <w:t>n2.next = n3;</w:t>
+              <w:t>n</w:t>
+            </w:r>
+            <w:proofErr w:type="gramStart"/>
+            <w:r>
+              <w:rPr>
+                <w:rFonts w:hint="eastAsia"/>
+              </w:rPr>
+              <w:t>2.next</w:t>
+            </w:r>
+            <w:proofErr w:type="gramEnd"/>
+            <w:r>
+              <w:rPr>
+                <w:rFonts w:hint="eastAsia"/>
+              </w:rPr>
+              <w:t xml:space="preserve"> = n3;</w:t>
             </w:r>
           </w:p>
           <w:p>
@@ -6119,7 +6553,21 @@
               <w:rPr>
                 <w:rFonts w:hint="eastAsia"/>
               </w:rPr>
-              <w:t>n3.next = n4;</w:t>
+              <w:t>n</w:t>
+            </w:r>
+            <w:proofErr w:type="gramStart"/>
+            <w:r>
+              <w:rPr>
+                <w:rFonts w:hint="eastAsia"/>
+              </w:rPr>
+              <w:t>3.next</w:t>
+            </w:r>
+            <w:proofErr w:type="gramEnd"/>
+            <w:r>
+              <w:rPr>
+                <w:rFonts w:hint="eastAsia"/>
+              </w:rPr>
+              <w:t xml:space="preserve"> = n4;</w:t>
             </w:r>
           </w:p>
         </w:tc>
@@ -6195,7 +6643,21 @@
               <w:rPr>
                 <w:rFonts w:hint="eastAsia"/>
               </w:rPr>
-              <w:t>const nums1: number[] = [];</w:t>
+              <w:t xml:space="preserve">const nums1: </w:t>
+            </w:r>
+            <w:proofErr w:type="gramStart"/>
+            <w:r>
+              <w:rPr>
+                <w:rFonts w:hint="eastAsia"/>
+              </w:rPr>
+              <w:t>number[</w:t>
+            </w:r>
+            <w:proofErr w:type="gramEnd"/>
+            <w:r>
+              <w:rPr>
+                <w:rFonts w:hint="eastAsia"/>
+              </w:rPr>
+              <w:t>] = [];</w:t>
             </w:r>
           </w:p>
           <w:p>
@@ -6221,7 +6683,35 @@
               <w:rPr>
                 <w:rFonts w:hint="eastAsia"/>
               </w:rPr>
-              <w:t>const nums: number[] = [1, 3, 2, 5, 4];</w:t>
+              <w:t xml:space="preserve">const </w:t>
+            </w:r>
+            <w:proofErr w:type="spellStart"/>
+            <w:r>
+              <w:rPr>
+                <w:rFonts w:hint="eastAsia"/>
+              </w:rPr>
+              <w:t>nums</w:t>
+            </w:r>
+            <w:proofErr w:type="spellEnd"/>
+            <w:r>
+              <w:rPr>
+                <w:rFonts w:hint="eastAsia"/>
+              </w:rPr>
+              <w:t xml:space="preserve">: </w:t>
+            </w:r>
+            <w:proofErr w:type="gramStart"/>
+            <w:r>
+              <w:rPr>
+                <w:rFonts w:hint="eastAsia"/>
+              </w:rPr>
+              <w:t>number[</w:t>
+            </w:r>
+            <w:proofErr w:type="gramEnd"/>
+            <w:r>
+              <w:rPr>
+                <w:rFonts w:hint="eastAsia"/>
+              </w:rPr>
+              <w:t>] = [1, 3, 2, 5, 4];</w:t>
             </w:r>
           </w:p>
         </w:tc>
@@ -6247,11 +6737,19 @@
           <w:rFonts w:hint="eastAsia"/>
         </w:rPr>
       </w:pPr>
-      <w:r>
-        <w:rPr>
-          <w:rFonts w:hint="eastAsia"/>
-        </w:rPr>
-        <w:t>栈，先进后出</w:t>
+      <w:proofErr w:type="gramStart"/>
+      <w:r>
+        <w:rPr>
+          <w:rFonts w:hint="eastAsia"/>
+        </w:rPr>
+        <w:t>栈</w:t>
+      </w:r>
+      <w:proofErr w:type="gramEnd"/>
+      <w:r>
+        <w:rPr>
+          <w:rFonts w:hint="eastAsia"/>
+        </w:rPr>
+        <w:t>，先进后出</w:t>
       </w:r>
     </w:p>
     <w:p>
@@ -6288,7 +6786,15 @@
       </w:r>
       <w:r>
         <w:lastRenderedPageBreak/>
-        <w:t>其长度减一；如果对空数组调用，则返回undefined</w:t>
+        <w:t>其长度减</w:t>
+      </w:r>
+      <w:proofErr w:type="gramStart"/>
+      <w:r>
+        <w:t>一</w:t>
+      </w:r>
+      <w:proofErr w:type="gramEnd"/>
+      <w:r>
+        <w:t>；如果对空数组调用，则返回undefined</w:t>
       </w:r>
     </w:p>
     <w:p>
@@ -6340,7 +6846,21 @@
               <w:rPr>
                 <w:rFonts w:hint="eastAsia"/>
               </w:rPr>
-              <w:t>/* 初始化栈 */</w:t>
+              <w:t>/* 初始化</w:t>
+            </w:r>
+            <w:proofErr w:type="gramStart"/>
+            <w:r>
+              <w:rPr>
+                <w:rFonts w:hint="eastAsia"/>
+              </w:rPr>
+              <w:t>栈</w:t>
+            </w:r>
+            <w:proofErr w:type="gramEnd"/>
+            <w:r>
+              <w:rPr>
+                <w:rFonts w:hint="eastAsia"/>
+              </w:rPr>
+              <w:t xml:space="preserve"> */</w:t>
             </w:r>
           </w:p>
           <w:p>
@@ -6353,7 +6873,35 @@
               <w:rPr>
                 <w:rFonts w:hint="eastAsia"/>
               </w:rPr>
-              <w:t>// TypeScript 没有内置的栈类，可以把 Array 当作栈来使用</w:t>
+              <w:t>// TypeScript 没有内置的</w:t>
+            </w:r>
+            <w:proofErr w:type="gramStart"/>
+            <w:r>
+              <w:rPr>
+                <w:rFonts w:hint="eastAsia"/>
+              </w:rPr>
+              <w:t>栈</w:t>
+            </w:r>
+            <w:proofErr w:type="gramEnd"/>
+            <w:r>
+              <w:rPr>
+                <w:rFonts w:hint="eastAsia"/>
+              </w:rPr>
+              <w:t>类，可以把 Array 当作</w:t>
+            </w:r>
+            <w:proofErr w:type="gramStart"/>
+            <w:r>
+              <w:rPr>
+                <w:rFonts w:hint="eastAsia"/>
+              </w:rPr>
+              <w:t>栈</w:t>
+            </w:r>
+            <w:proofErr w:type="gramEnd"/>
+            <w:r>
+              <w:rPr>
+                <w:rFonts w:hint="eastAsia"/>
+              </w:rPr>
+              <w:t>来使用</w:t>
             </w:r>
           </w:p>
           <w:p>
@@ -6366,7 +6914,21 @@
               <w:rPr>
                 <w:rFonts w:hint="eastAsia"/>
               </w:rPr>
-              <w:t>const stack: number[] = [];</w:t>
+              <w:t xml:space="preserve">const stack: </w:t>
+            </w:r>
+            <w:proofErr w:type="gramStart"/>
+            <w:r>
+              <w:rPr>
+                <w:rFonts w:hint="eastAsia"/>
+              </w:rPr>
+              <w:t>number[</w:t>
+            </w:r>
+            <w:proofErr w:type="gramEnd"/>
+            <w:r>
+              <w:rPr>
+                <w:rFonts w:hint="eastAsia"/>
+              </w:rPr>
+              <w:t>] = [];</w:t>
             </w:r>
           </w:p>
           <w:p>
@@ -6386,7 +6948,21 @@
               <w:rPr>
                 <w:rFonts w:hint="eastAsia"/>
               </w:rPr>
-              <w:t>/* 元素入栈 */</w:t>
+              <w:t>/* 元素入</w:t>
+            </w:r>
+            <w:proofErr w:type="gramStart"/>
+            <w:r>
+              <w:rPr>
+                <w:rFonts w:hint="eastAsia"/>
+              </w:rPr>
+              <w:t>栈</w:t>
+            </w:r>
+            <w:proofErr w:type="gramEnd"/>
+            <w:r>
+              <w:rPr>
+                <w:rFonts w:hint="eastAsia"/>
+              </w:rPr>
+              <w:t xml:space="preserve"> */</w:t>
             </w:r>
           </w:p>
           <w:p>
@@ -6395,11 +6971,21 @@
                 <w:rFonts w:hint="eastAsia"/>
               </w:rPr>
             </w:pPr>
-            <w:r>
-              <w:rPr>
-                <w:rFonts w:hint="eastAsia"/>
-              </w:rPr>
-              <w:t>stack.push(1);</w:t>
+            <w:proofErr w:type="spellStart"/>
+            <w:proofErr w:type="gramStart"/>
+            <w:r>
+              <w:rPr>
+                <w:rFonts w:hint="eastAsia"/>
+              </w:rPr>
+              <w:t>stack.push</w:t>
+            </w:r>
+            <w:proofErr w:type="spellEnd"/>
+            <w:proofErr w:type="gramEnd"/>
+            <w:r>
+              <w:rPr>
+                <w:rFonts w:hint="eastAsia"/>
+              </w:rPr>
+              <w:t>(1);</w:t>
             </w:r>
           </w:p>
           <w:p>
@@ -6408,11 +6994,21 @@
                 <w:rFonts w:hint="eastAsia"/>
               </w:rPr>
             </w:pPr>
-            <w:r>
-              <w:rPr>
-                <w:rFonts w:hint="eastAsia"/>
-              </w:rPr>
-              <w:t>stack.push(3);</w:t>
+            <w:proofErr w:type="spellStart"/>
+            <w:proofErr w:type="gramStart"/>
+            <w:r>
+              <w:rPr>
+                <w:rFonts w:hint="eastAsia"/>
+              </w:rPr>
+              <w:t>stack.push</w:t>
+            </w:r>
+            <w:proofErr w:type="spellEnd"/>
+            <w:proofErr w:type="gramEnd"/>
+            <w:r>
+              <w:rPr>
+                <w:rFonts w:hint="eastAsia"/>
+              </w:rPr>
+              <w:t>(3);</w:t>
             </w:r>
           </w:p>
           <w:p>
@@ -6421,11 +7017,21 @@
                 <w:rFonts w:hint="eastAsia"/>
               </w:rPr>
             </w:pPr>
-            <w:r>
-              <w:rPr>
-                <w:rFonts w:hint="eastAsia"/>
-              </w:rPr>
-              <w:t>stack.push(2);</w:t>
+            <w:proofErr w:type="spellStart"/>
+            <w:proofErr w:type="gramStart"/>
+            <w:r>
+              <w:rPr>
+                <w:rFonts w:hint="eastAsia"/>
+              </w:rPr>
+              <w:t>stack.push</w:t>
+            </w:r>
+            <w:proofErr w:type="spellEnd"/>
+            <w:proofErr w:type="gramEnd"/>
+            <w:r>
+              <w:rPr>
+                <w:rFonts w:hint="eastAsia"/>
+              </w:rPr>
+              <w:t>(2);</w:t>
             </w:r>
           </w:p>
           <w:p>
@@ -6434,11 +7040,21 @@
                 <w:rFonts w:hint="eastAsia"/>
               </w:rPr>
             </w:pPr>
-            <w:r>
-              <w:rPr>
-                <w:rFonts w:hint="eastAsia"/>
-              </w:rPr>
-              <w:t>stack.push(5);</w:t>
+            <w:proofErr w:type="spellStart"/>
+            <w:proofErr w:type="gramStart"/>
+            <w:r>
+              <w:rPr>
+                <w:rFonts w:hint="eastAsia"/>
+              </w:rPr>
+              <w:t>stack.push</w:t>
+            </w:r>
+            <w:proofErr w:type="spellEnd"/>
+            <w:proofErr w:type="gramEnd"/>
+            <w:r>
+              <w:rPr>
+                <w:rFonts w:hint="eastAsia"/>
+              </w:rPr>
+              <w:t>(5);</w:t>
             </w:r>
           </w:p>
           <w:p>
@@ -6447,11 +7063,21 @@
                 <w:rFonts w:hint="eastAsia"/>
               </w:rPr>
             </w:pPr>
-            <w:r>
-              <w:rPr>
-                <w:rFonts w:hint="eastAsia"/>
-              </w:rPr>
-              <w:t>stack.push(4);</w:t>
+            <w:proofErr w:type="spellStart"/>
+            <w:proofErr w:type="gramStart"/>
+            <w:r>
+              <w:rPr>
+                <w:rFonts w:hint="eastAsia"/>
+              </w:rPr>
+              <w:t>stack.push</w:t>
+            </w:r>
+            <w:proofErr w:type="spellEnd"/>
+            <w:proofErr w:type="gramEnd"/>
+            <w:r>
+              <w:rPr>
+                <w:rFonts w:hint="eastAsia"/>
+              </w:rPr>
+              <w:t>(4);</w:t>
             </w:r>
           </w:p>
           <w:p>
@@ -6471,7 +7097,21 @@
               <w:rPr>
                 <w:rFonts w:hint="eastAsia"/>
               </w:rPr>
-              <w:t>/* 访问栈顶元素 */</w:t>
+              <w:t>/* 访问</w:t>
+            </w:r>
+            <w:proofErr w:type="gramStart"/>
+            <w:r>
+              <w:rPr>
+                <w:rFonts w:hint="eastAsia"/>
+              </w:rPr>
+              <w:t>栈</w:t>
+            </w:r>
+            <w:proofErr w:type="gramEnd"/>
+            <w:r>
+              <w:rPr>
+                <w:rFonts w:hint="eastAsia"/>
+              </w:rPr>
+              <w:t>顶元素 */</w:t>
             </w:r>
           </w:p>
           <w:p>
@@ -6484,7 +7124,29 @@
               <w:rPr>
                 <w:rFonts w:hint="eastAsia"/>
               </w:rPr>
-              <w:t>const peek = stack[stack.length - 1];</w:t>
+              <w:t xml:space="preserve">const peek = </w:t>
+            </w:r>
+            <w:proofErr w:type="gramStart"/>
+            <w:r>
+              <w:rPr>
+                <w:rFonts w:hint="eastAsia"/>
+              </w:rPr>
+              <w:t>stack[</w:t>
+            </w:r>
+            <w:proofErr w:type="spellStart"/>
+            <w:r>
+              <w:rPr>
+                <w:rFonts w:hint="eastAsia"/>
+              </w:rPr>
+              <w:t>stack.length</w:t>
+            </w:r>
+            <w:proofErr w:type="spellEnd"/>
+            <w:proofErr w:type="gramEnd"/>
+            <w:r>
+              <w:rPr>
+                <w:rFonts w:hint="eastAsia"/>
+              </w:rPr>
+              <w:t xml:space="preserve"> - 1];</w:t>
             </w:r>
           </w:p>
           <w:p>
@@ -6504,7 +7166,21 @@
               <w:rPr>
                 <w:rFonts w:hint="eastAsia"/>
               </w:rPr>
-              <w:t>/* 元素出栈 */</w:t>
+              <w:t>/* 元素出</w:t>
+            </w:r>
+            <w:proofErr w:type="gramStart"/>
+            <w:r>
+              <w:rPr>
+                <w:rFonts w:hint="eastAsia"/>
+              </w:rPr>
+              <w:t>栈</w:t>
+            </w:r>
+            <w:proofErr w:type="gramEnd"/>
+            <w:r>
+              <w:rPr>
+                <w:rFonts w:hint="eastAsia"/>
+              </w:rPr>
+              <w:t xml:space="preserve"> */</w:t>
             </w:r>
           </w:p>
           <w:p>
@@ -6517,7 +7193,29 @@
               <w:rPr>
                 <w:rFonts w:hint="eastAsia"/>
               </w:rPr>
-              <w:t>const pop = stack.pop();</w:t>
+              <w:t xml:space="preserve">const pop = </w:t>
+            </w:r>
+            <w:proofErr w:type="spellStart"/>
+            <w:proofErr w:type="gramStart"/>
+            <w:r>
+              <w:rPr>
+                <w:rFonts w:hint="eastAsia"/>
+              </w:rPr>
+              <w:t>stack.pop</w:t>
+            </w:r>
+            <w:proofErr w:type="spellEnd"/>
+            <w:r>
+              <w:rPr>
+                <w:rFonts w:hint="eastAsia"/>
+              </w:rPr>
+              <w:t>(</w:t>
+            </w:r>
+            <w:proofErr w:type="gramEnd"/>
+            <w:r>
+              <w:rPr>
+                <w:rFonts w:hint="eastAsia"/>
+              </w:rPr>
+              <w:t>);</w:t>
             </w:r>
           </w:p>
           <w:p>
@@ -6537,7 +7235,21 @@
               <w:rPr>
                 <w:rFonts w:hint="eastAsia"/>
               </w:rPr>
-              <w:t>/* 获取栈的长度 */</w:t>
+              <w:t>/* 获取</w:t>
+            </w:r>
+            <w:proofErr w:type="gramStart"/>
+            <w:r>
+              <w:rPr>
+                <w:rFonts w:hint="eastAsia"/>
+              </w:rPr>
+              <w:t>栈</w:t>
+            </w:r>
+            <w:proofErr w:type="gramEnd"/>
+            <w:r>
+              <w:rPr>
+                <w:rFonts w:hint="eastAsia"/>
+              </w:rPr>
+              <w:t>的长度 */</w:t>
             </w:r>
           </w:p>
           <w:p>
@@ -6550,7 +7262,23 @@
               <w:rPr>
                 <w:rFonts w:hint="eastAsia"/>
               </w:rPr>
-              <w:t>const size = stack.length;</w:t>
+              <w:t xml:space="preserve">const size = </w:t>
+            </w:r>
+            <w:proofErr w:type="spellStart"/>
+            <w:proofErr w:type="gramStart"/>
+            <w:r>
+              <w:rPr>
+                <w:rFonts w:hint="eastAsia"/>
+              </w:rPr>
+              <w:t>stack.length</w:t>
+            </w:r>
+            <w:proofErr w:type="spellEnd"/>
+            <w:proofErr w:type="gramEnd"/>
+            <w:r>
+              <w:rPr>
+                <w:rFonts w:hint="eastAsia"/>
+              </w:rPr>
+              <w:t>;</w:t>
             </w:r>
           </w:p>
           <w:p>
@@ -6583,7 +7311,37 @@
               <w:rPr>
                 <w:rFonts w:hint="eastAsia"/>
               </w:rPr>
-              <w:t>const is_empty = stack.length === 0;</w:t>
+              <w:t xml:space="preserve">const </w:t>
+            </w:r>
+            <w:proofErr w:type="spellStart"/>
+            <w:r>
+              <w:rPr>
+                <w:rFonts w:hint="eastAsia"/>
+              </w:rPr>
+              <w:t>is_empty</w:t>
+            </w:r>
+            <w:proofErr w:type="spellEnd"/>
+            <w:r>
+              <w:rPr>
+                <w:rFonts w:hint="eastAsia"/>
+              </w:rPr>
+              <w:t xml:space="preserve"> = </w:t>
+            </w:r>
+            <w:proofErr w:type="spellStart"/>
+            <w:proofErr w:type="gramStart"/>
+            <w:r>
+              <w:rPr>
+                <w:rFonts w:hint="eastAsia"/>
+              </w:rPr>
+              <w:t>stack.length</w:t>
+            </w:r>
+            <w:proofErr w:type="spellEnd"/>
+            <w:proofErr w:type="gramEnd"/>
+            <w:r>
+              <w:rPr>
+                <w:rFonts w:hint="eastAsia"/>
+              </w:rPr>
+              <w:t xml:space="preserve"> === 0;</w:t>
             </w:r>
           </w:p>
         </w:tc>
@@ -6646,7 +7404,21 @@
               <w:rPr>
                 <w:rFonts w:hint="eastAsia"/>
               </w:rPr>
-              <w:t>const queue: number[] = [];</w:t>
+              <w:t xml:space="preserve">const queue: </w:t>
+            </w:r>
+            <w:proofErr w:type="gramStart"/>
+            <w:r>
+              <w:rPr>
+                <w:rFonts w:hint="eastAsia"/>
+              </w:rPr>
+              <w:t>number[</w:t>
+            </w:r>
+            <w:proofErr w:type="gramEnd"/>
+            <w:r>
+              <w:rPr>
+                <w:rFonts w:hint="eastAsia"/>
+              </w:rPr>
+              <w:t>] = [];</w:t>
             </w:r>
           </w:p>
           <w:p>
@@ -6675,11 +7447,21 @@
                 <w:rFonts w:hint="eastAsia"/>
               </w:rPr>
             </w:pPr>
-            <w:r>
-              <w:rPr>
-                <w:rFonts w:hint="eastAsia"/>
-              </w:rPr>
-              <w:t>queue.push(1);</w:t>
+            <w:proofErr w:type="spellStart"/>
+            <w:proofErr w:type="gramStart"/>
+            <w:r>
+              <w:rPr>
+                <w:rFonts w:hint="eastAsia"/>
+              </w:rPr>
+              <w:t>queue.push</w:t>
+            </w:r>
+            <w:proofErr w:type="spellEnd"/>
+            <w:proofErr w:type="gramEnd"/>
+            <w:r>
+              <w:rPr>
+                <w:rFonts w:hint="eastAsia"/>
+              </w:rPr>
+              <w:t>(1);</w:t>
             </w:r>
           </w:p>
           <w:p>
@@ -6688,11 +7470,21 @@
                 <w:rFonts w:hint="eastAsia"/>
               </w:rPr>
             </w:pPr>
-            <w:r>
-              <w:rPr>
-                <w:rFonts w:hint="eastAsia"/>
-              </w:rPr>
-              <w:t>queue.push(3);</w:t>
+            <w:proofErr w:type="spellStart"/>
+            <w:proofErr w:type="gramStart"/>
+            <w:r>
+              <w:rPr>
+                <w:rFonts w:hint="eastAsia"/>
+              </w:rPr>
+              <w:t>queue.push</w:t>
+            </w:r>
+            <w:proofErr w:type="spellEnd"/>
+            <w:proofErr w:type="gramEnd"/>
+            <w:r>
+              <w:rPr>
+                <w:rFonts w:hint="eastAsia"/>
+              </w:rPr>
+              <w:t>(3);</w:t>
             </w:r>
           </w:p>
           <w:p>
@@ -6701,11 +7493,21 @@
                 <w:rFonts w:hint="eastAsia"/>
               </w:rPr>
             </w:pPr>
-            <w:r>
-              <w:rPr>
-                <w:rFonts w:hint="eastAsia"/>
-              </w:rPr>
-              <w:t>queue.push(2);</w:t>
+            <w:proofErr w:type="spellStart"/>
+            <w:proofErr w:type="gramStart"/>
+            <w:r>
+              <w:rPr>
+                <w:rFonts w:hint="eastAsia"/>
+              </w:rPr>
+              <w:t>queue.push</w:t>
+            </w:r>
+            <w:proofErr w:type="spellEnd"/>
+            <w:proofErr w:type="gramEnd"/>
+            <w:r>
+              <w:rPr>
+                <w:rFonts w:hint="eastAsia"/>
+              </w:rPr>
+              <w:t>(2);</w:t>
             </w:r>
           </w:p>
           <w:p>
@@ -6714,11 +7516,21 @@
                 <w:rFonts w:hint="eastAsia"/>
               </w:rPr>
             </w:pPr>
-            <w:r>
-              <w:rPr>
-                <w:rFonts w:hint="eastAsia"/>
-              </w:rPr>
-              <w:t>queue.push(5);</w:t>
+            <w:proofErr w:type="spellStart"/>
+            <w:proofErr w:type="gramStart"/>
+            <w:r>
+              <w:rPr>
+                <w:rFonts w:hint="eastAsia"/>
+              </w:rPr>
+              <w:t>queue.push</w:t>
+            </w:r>
+            <w:proofErr w:type="spellEnd"/>
+            <w:proofErr w:type="gramEnd"/>
+            <w:r>
+              <w:rPr>
+                <w:rFonts w:hint="eastAsia"/>
+              </w:rPr>
+              <w:t>(5);</w:t>
             </w:r>
           </w:p>
           <w:p>
@@ -6727,11 +7539,21 @@
                 <w:rFonts w:hint="eastAsia"/>
               </w:rPr>
             </w:pPr>
-            <w:r>
-              <w:rPr>
-                <w:rFonts w:hint="eastAsia"/>
-              </w:rPr>
-              <w:t>queue.push(4);</w:t>
+            <w:proofErr w:type="spellStart"/>
+            <w:proofErr w:type="gramStart"/>
+            <w:r>
+              <w:rPr>
+                <w:rFonts w:hint="eastAsia"/>
+              </w:rPr>
+              <w:t>queue.push</w:t>
+            </w:r>
+            <w:proofErr w:type="spellEnd"/>
+            <w:proofErr w:type="gramEnd"/>
+            <w:r>
+              <w:rPr>
+                <w:rFonts w:hint="eastAsia"/>
+              </w:rPr>
+              <w:t>(4);</w:t>
             </w:r>
           </w:p>
           <w:p>
@@ -6764,7 +7586,21 @@
               <w:rPr>
                 <w:rFonts w:hint="eastAsia"/>
               </w:rPr>
-              <w:t>const peek = queue[0];</w:t>
+              <w:t xml:space="preserve">const peek = </w:t>
+            </w:r>
+            <w:proofErr w:type="gramStart"/>
+            <w:r>
+              <w:rPr>
+                <w:rFonts w:hint="eastAsia"/>
+              </w:rPr>
+              <w:t>queue[</w:t>
+            </w:r>
+            <w:proofErr w:type="gramEnd"/>
+            <w:r>
+              <w:rPr>
+                <w:rFonts w:hint="eastAsia"/>
+              </w:rPr>
+              <w:t>0];</w:t>
             </w:r>
           </w:p>
           <w:p>
@@ -6810,7 +7646,23 @@
               <w:rPr>
                 <w:rFonts w:hint="eastAsia"/>
               </w:rPr>
-              <w:t>const pop = queue.shift();</w:t>
+              <w:t xml:space="preserve">const pop = </w:t>
+            </w:r>
+            <w:proofErr w:type="spellStart"/>
+            <w:proofErr w:type="gramStart"/>
+            <w:r>
+              <w:rPr>
+                <w:rFonts w:hint="eastAsia"/>
+              </w:rPr>
+              <w:t>queue.shift</w:t>
+            </w:r>
+            <w:proofErr w:type="spellEnd"/>
+            <w:proofErr w:type="gramEnd"/>
+            <w:r>
+              <w:rPr>
+                <w:rFonts w:hint="eastAsia"/>
+              </w:rPr>
+              <w:t>();</w:t>
             </w:r>
           </w:p>
           <w:p>
@@ -6843,7 +7695,23 @@
               <w:rPr>
                 <w:rFonts w:hint="eastAsia"/>
               </w:rPr>
-              <w:t>const size = queue.length;</w:t>
+              <w:t xml:space="preserve">const size = </w:t>
+            </w:r>
+            <w:proofErr w:type="spellStart"/>
+            <w:proofErr w:type="gramStart"/>
+            <w:r>
+              <w:rPr>
+                <w:rFonts w:hint="eastAsia"/>
+              </w:rPr>
+              <w:t>queue.length</w:t>
+            </w:r>
+            <w:proofErr w:type="spellEnd"/>
+            <w:proofErr w:type="gramEnd"/>
+            <w:r>
+              <w:rPr>
+                <w:rFonts w:hint="eastAsia"/>
+              </w:rPr>
+              <w:t>;</w:t>
             </w:r>
           </w:p>
           <w:p>
@@ -6877,7 +7745,23 @@
                 <w:rFonts w:hint="eastAsia"/>
               </w:rPr>
               <w:lastRenderedPageBreak/>
-              <w:t>const empty = queue.length === 0;</w:t>
+              <w:t xml:space="preserve">const empty = </w:t>
+            </w:r>
+            <w:proofErr w:type="spellStart"/>
+            <w:proofErr w:type="gramStart"/>
+            <w:r>
+              <w:rPr>
+                <w:rFonts w:hint="eastAsia"/>
+              </w:rPr>
+              <w:t>queue.length</w:t>
+            </w:r>
+            <w:proofErr w:type="spellEnd"/>
+            <w:proofErr w:type="gramEnd"/>
+            <w:r>
+              <w:rPr>
+                <w:rFonts w:hint="eastAsia"/>
+              </w:rPr>
+              <w:t xml:space="preserve"> === 0;</w:t>
             </w:r>
           </w:p>
         </w:tc>
@@ -6957,7 +7841,21 @@
               <w:rPr>
                 <w:rFonts w:hint="eastAsia"/>
               </w:rPr>
-              <w:t>const map = new Map&lt;number, string&gt;();</w:t>
+              <w:t>const map = new Map&lt;number, string</w:t>
+            </w:r>
+            <w:proofErr w:type="gramStart"/>
+            <w:r>
+              <w:rPr>
+                <w:rFonts w:hint="eastAsia"/>
+              </w:rPr>
+              <w:t>&gt;(</w:t>
+            </w:r>
+            <w:proofErr w:type="gramEnd"/>
+            <w:r>
+              <w:rPr>
+                <w:rFonts w:hint="eastAsia"/>
+              </w:rPr>
+              <w:t>);</w:t>
             </w:r>
           </w:p>
           <w:p>
@@ -6992,11 +7890,19 @@
                 <w:rFonts w:hint="eastAsia"/>
               </w:rPr>
             </w:pPr>
-            <w:r>
-              <w:rPr>
-                <w:rFonts w:hint="eastAsia"/>
-              </w:rPr>
-              <w:t>map.set(12836, '小哈');</w:t>
+            <w:proofErr w:type="spellStart"/>
+            <w:r>
+              <w:rPr>
+                <w:rFonts w:hint="eastAsia"/>
+              </w:rPr>
+              <w:t>map.set</w:t>
+            </w:r>
+            <w:proofErr w:type="spellEnd"/>
+            <w:r>
+              <w:rPr>
+                <w:rFonts w:hint="eastAsia"/>
+              </w:rPr>
+              <w:t>(12836, '小哈');</w:t>
             </w:r>
           </w:p>
           <w:p>
@@ -7005,11 +7911,33 @@
                 <w:rFonts w:hint="eastAsia"/>
               </w:rPr>
             </w:pPr>
-            <w:r>
-              <w:rPr>
-                <w:rFonts w:hint="eastAsia"/>
-              </w:rPr>
-              <w:t>map.set(15937, '小啰');</w:t>
+            <w:proofErr w:type="spellStart"/>
+            <w:r>
+              <w:rPr>
+                <w:rFonts w:hint="eastAsia"/>
+              </w:rPr>
+              <w:t>map.set</w:t>
+            </w:r>
+            <w:proofErr w:type="spellEnd"/>
+            <w:r>
+              <w:rPr>
+                <w:rFonts w:hint="eastAsia"/>
+              </w:rPr>
+              <w:t>(15937, '小</w:t>
+            </w:r>
+ 